--- a/dist/luan_an_ctu/chuong_5_ket_luan_de_xuat_vi.docx
+++ b/dist/luan_an_ctu/chuong_5_ket_luan_de_xuat_vi.docx
@@ -159,11 +159,30 @@
           <m:t>=</m:t>
         </m:r>
         <m:r>
-          <m:t>36.137</m:t>
+          <m:t>84.910</m:t>
         </m:r>
       </m:oMath>
       <w:r>
-        <w:t xml:space="preserve">) — đều chỉ đến cùng một kết luận: điểm uốn (turning point) của quan hệ I→P tăng dần theo chiều từ SIDS/Frontier lên Emerging, Upper-middle, Advanced Resource, và Advanced Innovation.</w:t>
+        <w:t xml:space="preserve"> </w:t>
+      </w:r>
+      <w:r>
+        <w:t xml:space="preserve">quan sát từ 49 nền kinh tế) — đều chỉ đến cùng một kết luận: điểm uốn (turning point) của quan hệ I→P</w:t>
+      </w:r>
+      <w:r>
+        <w:t xml:space="preserve"> </w:t>
+      </w:r>
+      <w:r>
+        <w:rPr>
+          <w:bCs/>
+          <w:b/>
+        </w:rPr>
+        <w:t xml:space="preserve">giảm dần</w:t>
+      </w:r>
+      <w:r>
+        <w:t xml:space="preserve"> </w:t>
+      </w:r>
+      <w:r>
+        <w:t xml:space="preserve">từ SIDS/Frontier (~55% FSTS) xuống Emerging, Upper-middle, Advanced Resource, và Advanced Innovation (~28% FSTS). Hay nói cách khác, nền kinh tế thể chế mạnh hơn đạt đỉnh hiệu quả xuất khẩu tại mức FSTS thấp hơn — doanh nghiệp không cần quốc tế hóa sâu để khai thác lợi thế cạnh tranh khi thể chế hỗ trợ đã vận hành tốt.</w:t>
       </w:r>
     </w:p>
     <w:p>
@@ -239,7 +258,52 @@
         <w:pStyle w:val="FirstParagraph"/>
       </w:pPr>
       <w:r>
-        <w:t xml:space="preserve">Technological Capability Index (TCI) nhất quán cho thấy tác động điều tiết dương trong các mẫu có đủ quy mô để phát hiện hiệu ứng (Việt Nam P3, toàn mẫu P7). Điều này xác nhận vai trò của TCI là</w:t>
+        <w:t xml:space="preserve">Technological Capability Index (TCI) nhất quán cho thấy</w:t>
+      </w:r>
+      <w:r>
+        <w:t xml:space="preserve"> </w:t>
+      </w:r>
+      <w:r>
+        <w:rPr>
+          <w:bCs/>
+          <w:b/>
+        </w:rPr>
+        <w:t xml:space="preserve">hiệu ứng nâng mặt bằng năng suất dương</w:t>
+      </w:r>
+      <w:r>
+        <w:t xml:space="preserve"> </w:t>
+      </w:r>
+      <w:r>
+        <w:t xml:space="preserve">trong tất cả các mẫu (Việt Nam P3, Trung Quốc P5, toàn mẫu P7: ~41% tăng năng suất cho mỗi đơn vị độ lệch chuẩn TCI). Tuy nhiên, TCI chỉ</w:t>
+      </w:r>
+      <w:r>
+        <w:t xml:space="preserve"> </w:t>
+      </w:r>
+      <w:r>
+        <w:rPr>
+          <w:bCs/>
+          <w:b/>
+        </w:rPr>
+        <w:t xml:space="preserve">điều tiết hình dạng đường cong I→P</w:t>
+      </w:r>
+      <w:r>
+        <w:t xml:space="preserve"> </w:t>
+      </w:r>
+      <w:r>
+        <w:t xml:space="preserve">tại bối cảnh quốc gia cụ thể (P3 Việt Nam — môi trường chuyển đổi với phân mảnh thể chế tạo điều kiện cho TCI reshaping hiệu ứng), không phổ quát trên toàn mẫu 49 nền kinh tế (P7: tương tác FSTS×TCI và FSTS²×TCI đều NS). H2 được</w:t>
+      </w:r>
+      <w:r>
+        <w:t xml:space="preserve"> </w:t>
+      </w:r>
+      <w:r>
+        <w:rPr>
+          <w:bCs/>
+          <w:b/>
+        </w:rPr>
+        <w:t xml:space="preserve">xác nhận một phần</w:t>
+      </w:r>
+      <w:r>
+        <w:t xml:space="preserve">: TCI là năng lực nền tảng phổ quát, nhưng vai trò uốn đường cong I→P phụ thuộc bối cảnh thể chế. Điều này xác nhận vai trò của TCI là</w:t>
       </w:r>
       <w:r>
         <w:t xml:space="preserve"> </w:t>
@@ -281,7 +345,401 @@
         <w:pStyle w:val="FirstParagraph"/>
       </w:pPr>
       <w:r>
-        <w:t xml:space="preserve">Kết quả về Digital Adoption Index (DAI) phức tạp hơn và có nhiều sắc thái hơn so với TCI. DAI chỉ phát huy vai trò điều tiết có ý nghĩa tại Singapore (P4, với DAI Tier-1+2) và trong nhóm Advanced tại P7 — tức là trong các bối cảnh ICRV nơi cơ sở hạ tầng số và hệ sinh thái số đã đủ trưởng thành. Tại các bối cảnh ICRV thấp hơn (Việt Nam P3, Frontier, SIDS trong P7), DAI không đạt ý nghĩa thống kê.</w:t>
+        <w:t xml:space="preserve">Kết quả về Digital Adoption Index (DAI) phức tạp hơn và có nhiều sắc thái hơn so với TCI. Trên toàn mẫu P7 (49 nền kinh tế), DAI có hiệu ứng nâng mặt bằng năng suất dương và có ý nghĩa (</w:t>
+      </w:r>
+      <m:oMath>
+        <m:acc>
+          <m:accPr>
+            <m:chr m:val="̂"/>
+          </m:accPr>
+          <m:e>
+            <m:r>
+              <m:t>β</m:t>
+            </m:r>
+          </m:e>
+        </m:acc>
+        <m:r>
+          <m:rPr>
+            <m:sty m:val="p"/>
+          </m:rPr>
+          <m:t>=</m:t>
+        </m:r>
+        <m:r>
+          <m:rPr>
+            <m:sty m:val="p"/>
+          </m:rPr>
+          <m:t>+</m:t>
+        </m:r>
+        <m:r>
+          <m:t>0</m:t>
+        </m:r>
+        <m:r>
+          <m:rPr>
+            <m:sty m:val="p"/>
+          </m:rPr>
+          <m:t>,</m:t>
+        </m:r>
+        <m:r>
+          <m:t>155</m:t>
+        </m:r>
+      </m:oMath>
+      <w:r>
+        <w:t xml:space="preserve">,</w:t>
+      </w:r>
+      <w:r>
+        <w:t xml:space="preserve"> </w:t>
+      </w:r>
+      <m:oMath>
+        <m:r>
+          <m:t>p</m:t>
+        </m:r>
+        <m:r>
+          <m:rPr>
+            <m:sty m:val="p"/>
+          </m:rPr>
+          <m:t>&lt;</m:t>
+        </m:r>
+        <m:r>
+          <m:rPr>
+            <m:sty m:val="p"/>
+          </m:rPr>
+          <m:t>,</m:t>
+        </m:r>
+        <m:r>
+          <m:t>001</m:t>
+        </m:r>
+      </m:oMath>
+      <w:r>
+        <w:t xml:space="preserve">) — khoảng 17% lợi thế năng suất cho doanh nghiệp có website. Quan trọng hơn, cả hai tương tác điều tiết đường cong đều có ý nghĩa (</w:t>
+      </w:r>
+      <m:oMath>
+        <m:acc>
+          <m:accPr>
+            <m:chr m:val="̂"/>
+          </m:accPr>
+          <m:e>
+            <m:r>
+              <m:t>β</m:t>
+            </m:r>
+          </m:e>
+        </m:acc>
+        <m:d>
+          <m:dPr>
+            <m:begChr m:val="("/>
+            <m:endChr m:val=")"/>
+            <m:sepChr m:val=""/>
+            <m:grow/>
+          </m:dPr>
+          <m:e>
+            <m:r>
+              <m:rPr>
+                <m:nor/>
+                <m:sty m:val="p"/>
+              </m:rPr>
+              <m:t>FSTS</m:t>
+            </m:r>
+            <m:r>
+              <m:rPr>
+                <m:sty m:val="p"/>
+              </m:rPr>
+              <m:t>×</m:t>
+            </m:r>
+            <m:r>
+              <m:rPr>
+                <m:nor/>
+                <m:sty m:val="p"/>
+              </m:rPr>
+              <m:t>DAI</m:t>
+            </m:r>
+          </m:e>
+        </m:d>
+        <m:r>
+          <m:rPr>
+            <m:sty m:val="p"/>
+          </m:rPr>
+          <m:t>=</m:t>
+        </m:r>
+        <m:r>
+          <m:rPr>
+            <m:sty m:val="p"/>
+          </m:rPr>
+          <m:t>−</m:t>
+        </m:r>
+        <m:r>
+          <m:t>0</m:t>
+        </m:r>
+        <m:r>
+          <m:rPr>
+            <m:sty m:val="p"/>
+          </m:rPr>
+          <m:t>,</m:t>
+        </m:r>
+        <m:r>
+          <m:t>614</m:t>
+        </m:r>
+      </m:oMath>
+      <w:r>
+        <w:t xml:space="preserve">,</w:t>
+      </w:r>
+      <w:r>
+        <w:t xml:space="preserve"> </w:t>
+      </w:r>
+      <m:oMath>
+        <m:r>
+          <m:t>p</m:t>
+        </m:r>
+        <m:r>
+          <m:rPr>
+            <m:sty m:val="p"/>
+          </m:rPr>
+          <m:t>&lt;</m:t>
+        </m:r>
+        <m:r>
+          <m:rPr>
+            <m:sty m:val="p"/>
+          </m:rPr>
+          <m:t>,</m:t>
+        </m:r>
+        <m:r>
+          <m:t>001</m:t>
+        </m:r>
+      </m:oMath>
+      <w:r>
+        <w:t xml:space="preserve">;</w:t>
+      </w:r>
+      <w:r>
+        <w:t xml:space="preserve"> </w:t>
+      </w:r>
+      <m:oMath>
+        <m:acc>
+          <m:accPr>
+            <m:chr m:val="̂"/>
+          </m:accPr>
+          <m:e>
+            <m:r>
+              <m:t>β</m:t>
+            </m:r>
+          </m:e>
+        </m:acc>
+        <m:d>
+          <m:dPr>
+            <m:begChr m:val="("/>
+            <m:endChr m:val=")"/>
+            <m:sepChr m:val=""/>
+            <m:grow/>
+          </m:dPr>
+          <m:e>
+            <m:sSup>
+              <m:e>
+                <m:r>
+                  <m:rPr>
+                    <m:nor/>
+                    <m:sty m:val="p"/>
+                  </m:rPr>
+                  <m:t>FSTS</m:t>
+                </m:r>
+              </m:e>
+              <m:sup>
+                <m:r>
+                  <m:t>2</m:t>
+                </m:r>
+              </m:sup>
+            </m:sSup>
+            <m:r>
+              <m:rPr>
+                <m:sty m:val="p"/>
+              </m:rPr>
+              <m:t>×</m:t>
+            </m:r>
+            <m:r>
+              <m:rPr>
+                <m:nor/>
+                <m:sty m:val="p"/>
+              </m:rPr>
+              <m:t>DAI</m:t>
+            </m:r>
+          </m:e>
+        </m:d>
+        <m:r>
+          <m:rPr>
+            <m:sty m:val="p"/>
+          </m:rPr>
+          <m:t>=</m:t>
+        </m:r>
+        <m:r>
+          <m:rPr>
+            <m:sty m:val="p"/>
+          </m:rPr>
+          <m:t>+</m:t>
+        </m:r>
+        <m:r>
+          <m:t>0</m:t>
+        </m:r>
+        <m:r>
+          <m:rPr>
+            <m:sty m:val="p"/>
+          </m:rPr>
+          <m:t>,</m:t>
+        </m:r>
+        <m:r>
+          <m:t>766</m:t>
+        </m:r>
+      </m:oMath>
+      <w:r>
+        <w:t xml:space="preserve">,</w:t>
+      </w:r>
+      <w:r>
+        <w:t xml:space="preserve"> </w:t>
+      </w:r>
+      <m:oMath>
+        <m:r>
+          <m:t>p</m:t>
+        </m:r>
+        <m:r>
+          <m:rPr>
+            <m:sty m:val="p"/>
+          </m:rPr>
+          <m:t>&lt;</m:t>
+        </m:r>
+        <m:r>
+          <m:rPr>
+            <m:sty m:val="p"/>
+          </m:rPr>
+          <m:t>,</m:t>
+        </m:r>
+        <m:r>
+          <m:t>01</m:t>
+        </m:r>
+      </m:oMath>
+      <w:r>
+        <w:t xml:space="preserve">), cho thấy doanh nghiệp DAI cao có đường cong I→P phẳng hơn và ít suy giảm hơn ở mức FSTS cao. Kết quả tương tác DAI×ICRV (</w:t>
+      </w:r>
+      <m:oMath>
+        <m:r>
+          <m:t>p</m:t>
+        </m:r>
+        <m:r>
+          <m:rPr>
+            <m:sty m:val="p"/>
+          </m:rPr>
+          <m:t>=</m:t>
+        </m:r>
+        <m:r>
+          <m:rPr>
+            <m:sty m:val="p"/>
+          </m:rPr>
+          <m:t>,</m:t>
+        </m:r>
+        <m:r>
+          <m:t>012</m:t>
+        </m:r>
+      </m:oMath>
+      <w:r>
+        <w:t xml:space="preserve">) xác nhận DAI phát huy hiệu quả mạnh hơn tại các bối cảnh thể chế yếu hơn — nhất quán với lập luận CDCM rằng DAI bù đắp cho sự vắng mặt của hạ tầng thể chế (Nhóm IV–V), thay vì chỉ khuếch đại lợi thế đã có tại Nhóm I. Tại Singapore (P4, DAI Tier-1+2), DAI phát huy rõ nhất dưới dạng amplification effect (</w:t>
+      </w:r>
+      <m:oMath>
+        <m:acc>
+          <m:accPr>
+            <m:chr m:val="̂"/>
+          </m:accPr>
+          <m:e>
+            <m:r>
+              <m:t>β</m:t>
+            </m:r>
+          </m:e>
+        </m:acc>
+        <m:d>
+          <m:dPr>
+            <m:begChr m:val="("/>
+            <m:endChr m:val=")"/>
+            <m:sepChr m:val=""/>
+            <m:grow/>
+          </m:dPr>
+          <m:e>
+            <m:sSup>
+              <m:e>
+                <m:r>
+                  <m:rPr>
+                    <m:nor/>
+                    <m:sty m:val="p"/>
+                  </m:rPr>
+                  <m:t>FSTS</m:t>
+                </m:r>
+              </m:e>
+              <m:sup>
+                <m:r>
+                  <m:t>2</m:t>
+                </m:r>
+              </m:sup>
+            </m:sSup>
+            <m:r>
+              <m:rPr>
+                <m:sty m:val="p"/>
+              </m:rPr>
+              <m:t>×</m:t>
+            </m:r>
+            <m:r>
+              <m:rPr>
+                <m:nor/>
+                <m:sty m:val="p"/>
+              </m:rPr>
+              <m:t>DAI</m:t>
+            </m:r>
+          </m:e>
+        </m:d>
+        <m:r>
+          <m:rPr>
+            <m:sty m:val="p"/>
+          </m:rPr>
+          <m:t>=</m:t>
+        </m:r>
+        <m:r>
+          <m:rPr>
+            <m:sty m:val="p"/>
+          </m:rPr>
+          <m:t>+</m:t>
+        </m:r>
+        <m:r>
+          <m:t>3</m:t>
+        </m:r>
+        <m:r>
+          <m:rPr>
+            <m:sty m:val="p"/>
+          </m:rPr>
+          <m:t>,</m:t>
+        </m:r>
+        <m:r>
+          <m:t>119</m:t>
+        </m:r>
+      </m:oMath>
+      <w:r>
+        <w:t xml:space="preserve">,</w:t>
+      </w:r>
+      <w:r>
+        <w:t xml:space="preserve"> </w:t>
+      </w:r>
+      <m:oMath>
+        <m:r>
+          <m:t>p</m:t>
+        </m:r>
+        <m:r>
+          <m:rPr>
+            <m:sty m:val="p"/>
+          </m:rPr>
+          <m:t>=</m:t>
+        </m:r>
+        <m:r>
+          <m:rPr>
+            <m:sty m:val="p"/>
+          </m:rPr>
+          <m:t>,</m:t>
+        </m:r>
+        <m:r>
+          <m:t>005</m:t>
+        </m:r>
+      </m:oMath>
+      <w:r>
+        <w:t xml:space="preserve">). Tại Việt Nam (P3, Tier-1 only, IV-estimated), DAI null phản ánh hạn chế đo lường và selection bias hơn là bác bỏ H3.</w:t>
       </w:r>
     </w:p>
     <w:p>
@@ -289,7 +747,7 @@
         <w:pStyle w:val="BodyText"/>
       </w:pPr>
       <w:r>
-        <w:t xml:space="preserve">Kết quả này hỗ trợ lập luận trong khung CDCM rằng DAI là</w:t>
+        <w:t xml:space="preserve">Kết quả tổng hợp hỗ trợ lập luận trong khung CDCM rằng DAI là</w:t>
       </w:r>
       <w:r>
         <w:t xml:space="preserve"> </w:t>
@@ -305,7 +763,23 @@
         <w:t xml:space="preserve"> </w:t>
       </w:r>
       <w:r>
-        <w:t xml:space="preserve">(situational resource) chứ không phải năng lực nền tảng: hiệu quả của nó phụ thuộc vào điều kiện môi trường (thể chế, cơ sở hạ tầng số) chứ không phải là hiệu ứng phổ quát. Đây là điểm phân biệt quan trọng giữa TCI và DAI trong đóng góp lý thuyết của luận án.</w:t>
+        <w:t xml:space="preserve">(situational resource) chứ không phải năng lực nền tảng: cơ chế cụ thể của nó (compression vs amplification) phụ thuộc vào điều kiện môi trường (thể chế, cơ sở hạ tầng số) — nhưng bản thân hiệu ứng DAI là</w:t>
+      </w:r>
+      <w:r>
+        <w:t xml:space="preserve"> </w:t>
+      </w:r>
+      <w:r>
+        <w:rPr>
+          <w:bCs/>
+          <w:b/>
+        </w:rPr>
+        <w:t xml:space="preserve">phổ quát</w:t>
+      </w:r>
+      <w:r>
+        <w:t xml:space="preserve"> </w:t>
+      </w:r>
+      <w:r>
+        <w:t xml:space="preserve">trên toàn mẫu đa bối cảnh. Đây là điểm phân biệt quan trọng giữa TCI và DAI trong đóng góp lý thuyết của luận án.</w:t>
       </w:r>
     </w:p>
     <w:p>
@@ -1983,7 +2457,7 @@
         <w:t xml:space="preserve"> </w:t>
       </w:r>
       <w:r>
-        <w:t xml:space="preserve">(bản thảo đang chuẩn bị, Đỗ &amp; Phan, 2026): kiểm định toàn mẫu châu Á</w:t>
+        <w:t xml:space="preserve">(bản thảo đang chuẩn bị, Đỗ &amp; Phan, 2026): kiểm định toàn mẫu châu Á và Thái Bình Dương</w:t>
       </w:r>
       <w:r>
         <w:t xml:space="preserve"> </w:t>
@@ -1999,11 +2473,102 @@
           <m:t>=</m:t>
         </m:r>
         <m:r>
-          <m:t>36.137</m:t>
+          <m:t>84.910</m:t>
         </m:r>
       </m:oMath>
       <w:r>
-        <w:t xml:space="preserve">, TP = 52,7%, gradient ICRV xác nhận, TCI dương và có ý nghĩa, DAI chỉ có ý nghĩa trong Advanced.</w:t>
+        <w:t xml:space="preserve"> </w:t>
+      </w:r>
+      <w:r>
+        <w:t xml:space="preserve">(M2) /</w:t>
+      </w:r>
+      <w:r>
+        <w:t xml:space="preserve"> </w:t>
+      </w:r>
+      <m:oMath>
+        <m:r>
+          <m:t>N</m:t>
+        </m:r>
+        <m:r>
+          <m:rPr>
+            <m:sty m:val="p"/>
+          </m:rPr>
+          <m:t>=</m:t>
+        </m:r>
+        <m:r>
+          <m:t>38.342</m:t>
+        </m:r>
+      </m:oMath>
+      <w:r>
+        <w:t xml:space="preserve"> </w:t>
+      </w:r>
+      <w:r>
+        <w:t xml:space="preserve">(M3–M5 với controls đầy đủ), TP = 36,4–40,0% (M2–M5; M11 đầy đủ: TP = 34,6%,</w:t>
+      </w:r>
+      <w:r>
+        <w:t xml:space="preserve"> </w:t>
+      </w:r>
+      <m:oMath>
+        <m:sSub>
+          <m:e>
+            <m:r>
+              <m:t>p</m:t>
+            </m:r>
+          </m:e>
+          <m:sub>
+            <m:r>
+              <m:rPr>
+                <m:nor/>
+                <m:sty m:val="p"/>
+              </m:rPr>
+              <m:t>LM</m:t>
+            </m:r>
+          </m:sub>
+        </m:sSub>
+        <m:r>
+          <m:rPr>
+            <m:sty m:val="p"/>
+          </m:rPr>
+          <m:t>=</m:t>
+        </m:r>
+        <m:r>
+          <m:rPr>
+            <m:sty m:val="p"/>
+          </m:rPr>
+          <m:t>,</m:t>
+        </m:r>
+        <m:r>
+          <m:t>002</m:t>
+        </m:r>
+      </m:oMath>
+      <w:r>
+        <w:t xml:space="preserve">), gradient ICRV xác nhận mạnh mẽ, TCI nâng mặt bằng năng suất phổ quát, DAI điều tiết đường cong có ý nghĩa trên toàn mẫu và mạnh hơn tại thể chế yếu hơn (DAI×ICRV</w:t>
+      </w:r>
+      <w:r>
+        <w:t xml:space="preserve"> </w:t>
+      </w:r>
+      <m:oMath>
+        <m:r>
+          <m:t>p</m:t>
+        </m:r>
+        <m:r>
+          <m:rPr>
+            <m:sty m:val="p"/>
+          </m:rPr>
+          <m:t>=</m:t>
+        </m:r>
+        <m:r>
+          <m:rPr>
+            <m:sty m:val="p"/>
+          </m:rPr>
+          <m:t>,</m:t>
+        </m:r>
+        <m:r>
+          <m:t>012</m:t>
+        </m:r>
+      </m:oMath>
+      <w:r>
+        <w:t xml:space="preserve">).</w:t>
       </w:r>
     </w:p>
     <w:p>
@@ -2155,7 +2720,7 @@
         <w:pStyle w:val="FirstParagraph"/>
       </w:pPr>
       <w:r>
-        <w:t xml:space="preserve">Bằng chứng từ 235 nghiên cứu và 36.137 doanh nghiệp ở 47 nền kinh tế châu Á và Thái Bình Dương đều chỉ đến kết luận này. Quan hệ I→P không phải là một đường cong phổ quát mà là một</w:t>
+        <w:t xml:space="preserve">Bằng chứng từ 235 nghiên cứu (P6 meta-analysis) và 84.910 doanh nghiệp tại 49 nền kinh tế châu Á và Thái Bình Dương (P7) đều chỉ đến kết luận này. Quan hệ I→P không phải là một đường cong phổ quát mà là một</w:t>
       </w:r>
       <w:r>
         <w:t xml:space="preserve"> </w:t>
@@ -2171,7 +2736,7 @@
         <w:t xml:space="preserve"> </w:t>
       </w:r>
       <w:r>
-        <w:t xml:space="preserve">(family of context-dependent curves), với turning point là hàm số tăng dần của chất lượng thể chế theo ICRV.</w:t>
+        <w:t xml:space="preserve">(family of context-dependent curves), với turning point là hàm số giảm dần của chất lượng thể chế theo ICRV — thể chế càng mạnh, turning point càng sớm (FSTS thấp hơn).</w:t>
       </w:r>
     </w:p>
     <w:bookmarkEnd w:id="45"/>

--- a/dist/luan_an_ctu/chuong_5_ket_luan_de_xuat_vi.docx
+++ b/dist/luan_an_ctu/chuong_5_ket_luan_de_xuat_vi.docx
@@ -811,7 +811,23 @@
         <w:pStyle w:val="BodyText"/>
       </w:pPr>
       <w:r>
-        <w:t xml:space="preserve">Một giải thích bổ sung từ Institutional Theory: ở các bối cảnh ICRV thấp với nhiều "institutional voids" (Khanna &amp; Palepu, 2010), việc áp dụng công cụ số bề mặt không đủ để bù đắp cho sự thiếu hụt hạ tầng vật lý, hệ thống thanh toán và khung pháp lý thương mại điện tử. DAI chỉ phát huy "digital shield effect" khi nền tảng thể chế hỗ trợ đã có sẵn.</w:t>
+        <w:t xml:space="preserve">Một giải thích bổ sung từ Institutional Theory: ở các bối cảnh ICRV thấp với nhiều "institutional voids" (Khanna &amp; Palepu, 2010), các doanh nghiệp xuất khẩu phụ thuộc vào DAI nhiều hơn như một cơ chế bù đắp cho thiếu hụt hạ tầng thể chế. Bằng chứng: DAI×ICRV (p=.012) trong P7 cho thấy DAI</w:t>
+      </w:r>
+      <w:r>
+        <w:t xml:space="preserve"> </w:t>
+      </w:r>
+      <w:r>
+        <w:rPr>
+          <w:bCs/>
+          <w:b/>
+        </w:rPr>
+        <w:t xml:space="preserve">mạnh hơn</w:t>
+      </w:r>
+      <w:r>
+        <w:t xml:space="preserve"> </w:t>
+      </w:r>
+      <w:r>
+        <w:t xml:space="preserve">tại thể chế yếu — "digital shield effect" phát huy mạnh nhất khi nền tảng thể chế còn thiếu hụt, không phải khi thể chế đã hoàn thiện.</w:t>
       </w:r>
     </w:p>
     <w:bookmarkEnd w:id="23"/>
@@ -1459,7 +1475,23 @@
         <w:t xml:space="preserve"> </w:t>
       </w:r>
       <w:r>
-        <w:t xml:space="preserve">trong khung CDCM. Phát hiện rằng DAI chỉ phát huy vai trò điều tiết trong bối cảnh Advanced (Nhóm I, II) và không có ý nghĩa trong Frontier/SIDS gợi ý rằng DAI không phải là foundational capability (như TCI) mà là</w:t>
+        <w:t xml:space="preserve">trong khung CDCM. Phát hiện rằng DAI có hiệu ứng nâng mặt bằng phổ quát (β=+0.155, p&lt;.001, mẫu gộp N=84,910 từ 49 nền kinh tế) nhưng vai trò điều tiết đường cong I→P là</w:t>
+      </w:r>
+      <w:r>
+        <w:t xml:space="preserve"> </w:t>
+      </w:r>
+      <w:r>
+        <w:rPr>
+          <w:bCs/>
+          <w:b/>
+        </w:rPr>
+        <w:t xml:space="preserve">bối cảnh-phụ thuộc</w:t>
+      </w:r>
+      <w:r>
+        <w:t xml:space="preserve"> </w:t>
+      </w:r>
+      <w:r>
+        <w:t xml:space="preserve">(DAI×ICRV: p=.012) gợi ý rằng DAI không phải là foundational capability (như TCI) mà là</w:t>
       </w:r>
       <w:r>
         <w:t xml:space="preserve"> </w:t>
@@ -1475,7 +1507,23 @@
         <w:t xml:space="preserve"> </w:t>
       </w:r>
       <w:r>
-        <w:t xml:space="preserve">— tài nguyên có điều kiện phụ thuộc vào hệ sinh thái số xung quanh.</w:t>
+        <w:t xml:space="preserve">— tài nguyên có vai trò thay đổi theo bối cảnh thể chế. Quan trọng: DAI×ICRV (p=.012) cho thấy hiệu ứng điều tiết của DAI</w:t>
+      </w:r>
+      <w:r>
+        <w:t xml:space="preserve"> </w:t>
+      </w:r>
+      <w:r>
+        <w:rPr>
+          <w:bCs/>
+          <w:b/>
+        </w:rPr>
+        <w:t xml:space="preserve">mạnh hơn</w:t>
+      </w:r>
+      <w:r>
+        <w:t xml:space="preserve"> </w:t>
+      </w:r>
+      <w:r>
+        <w:t xml:space="preserve">tại các nền kinh tế thể chế yếu hơn (Frontier, SIDS) — "digital shield" bù đắp cho thiếu hụt thể chế.</w:t>
       </w:r>
     </w:p>
     <w:p>
@@ -1483,7 +1531,7 @@
         <w:pStyle w:val="BodyText"/>
       </w:pPr>
       <w:r>
-        <w:t xml:space="preserve">Điều này có hàm ý lý thuyết quan trọng cho RBV và digital capability literature (Bhandari et al., 2023; Verhoef et al., 2021): không phải mọi nguồn lực số đều tạo ra lợi thế cạnh tranh trong mọi bối cảnh. Giá trị của DAI là</w:t>
+        <w:t xml:space="preserve">Điều này có hàm ý lý thuyết quan trọng cho RBV và digital capability literature (Bhandari et al., 2023; Verhoef et al., 2021): không phải mọi nguồn lực số đều tạo ra lợi thế cạnh tranh theo cùng một cơ chế trong mọi bối cảnh. Giá trị của DAI là</w:t>
       </w:r>
       <w:r>
         <w:t xml:space="preserve"> </w:t>
@@ -1499,7 +1547,20 @@
         <w:t xml:space="preserve"> </w:t>
       </w:r>
       <w:r>
-        <w:t xml:space="preserve">(Teece, 1986) cần đi kèm với cơ sở hạ tầng thể chế và số phù hợp. Không có complementary assets, DAI chỉ là chi phí bổ sung mà không tạo ra lợi thế.</w:t>
+        <w:t xml:space="preserve">(Teece, 1986) với bối cảnh thể chế — nhưng theo hướng</w:t>
+      </w:r>
+      <w:r>
+        <w:t xml:space="preserve"> </w:t>
+      </w:r>
+      <w:r>
+        <w:rPr>
+          <w:bCs/>
+          <w:b/>
+        </w:rPr>
+        <w:t xml:space="preserve">nghịch chiều</w:t>
+      </w:r>
+      <w:r>
+        <w:t xml:space="preserve">: DAI hoạt động như lá chắn bù đắp (compensatory asset) trong bối cảnh thể chế yếu, nơi hạ tầng thể chế chưa đủ hỗ trợ cho doanh nghiệp xuất khẩu. Đây là bằng chứng thực nghiệm bổ sung cho lý thuyết về vai trò thay thế giữa thể chế và năng lực số.</w:t>
       </w:r>
     </w:p>
     <w:bookmarkEnd w:id="31"/>
@@ -1609,7 +1670,23 @@
         <w:t xml:space="preserve">dự đoán</w:t>
       </w:r>
       <w:r>
-        <w:t xml:space="preserve">: turning point I→P tăng đơn điệu theo chiều từ SIDS lên Advanced Innovation, xác nhận giá trị dự đoán của phân loại.</w:t>
+        <w:t xml:space="preserve">: turning point I→P</w:t>
+      </w:r>
+      <w:r>
+        <w:t xml:space="preserve"> </w:t>
+      </w:r>
+      <w:r>
+        <w:rPr>
+          <w:bCs/>
+          <w:b/>
+        </w:rPr>
+        <w:t xml:space="preserve">giảm</w:t>
+      </w:r>
+      <w:r>
+        <w:t xml:space="preserve"> </w:t>
+      </w:r>
+      <w:r>
+        <w:t xml:space="preserve">đơn điệu theo chiều từ SIDS/Frontier (~55%) xuống Advanced Innovation (~28%) — thể chế càng mạnh, doanh nghiệp đạt đỉnh hiệu quả ở mức quốc tế hóa thấp hơn — xác nhận giá trị dự đoán của phân loại.</w:t>
       </w:r>
     </w:p>
     <w:p>

--- a/dist/luan_an_ctu/chuong_5_ket_luan_de_xuat_vi.docx
+++ b/dist/luan_an_ctu/chuong_5_ket_luan_de_xuat_vi.docx
@@ -159,30 +159,11 @@
           <m:t>=</m:t>
         </m:r>
         <m:r>
-          <m:t>84.910</m:t>
+          <m:t>36.137</m:t>
         </m:r>
       </m:oMath>
       <w:r>
-        <w:t xml:space="preserve"> </w:t>
-      </w:r>
-      <w:r>
-        <w:t xml:space="preserve">quan sát từ 49 nền kinh tế) — đều chỉ đến cùng một kết luận: điểm uốn (turning point) của quan hệ I→P</w:t>
-      </w:r>
-      <w:r>
-        <w:t xml:space="preserve"> </w:t>
-      </w:r>
-      <w:r>
-        <w:rPr>
-          <w:bCs/>
-          <w:b/>
-        </w:rPr>
-        <w:t xml:space="preserve">giảm dần</w:t>
-      </w:r>
-      <w:r>
-        <w:t xml:space="preserve"> </w:t>
-      </w:r>
-      <w:r>
-        <w:t xml:space="preserve">từ SIDS/Frontier (~55% FSTS) xuống Emerging, Upper-middle, Advanced Resource, và Advanced Innovation (~28% FSTS). Hay nói cách khác, nền kinh tế thể chế mạnh hơn đạt đỉnh hiệu quả xuất khẩu tại mức FSTS thấp hơn — doanh nghiệp không cần quốc tế hóa sâu để khai thác lợi thế cạnh tranh khi thể chế hỗ trợ đã vận hành tốt.</w:t>
+        <w:t xml:space="preserve">) — đều chỉ đến cùng một kết luận: điểm uốn (turning point) của quan hệ I→P tăng dần theo chiều từ SIDS/Frontier lên Emerging, Upper-middle, Advanced Resource, và Advanced Innovation.</w:t>
       </w:r>
     </w:p>
     <w:p>
@@ -258,52 +239,7 @@
         <w:pStyle w:val="FirstParagraph"/>
       </w:pPr>
       <w:r>
-        <w:t xml:space="preserve">Technological Capability Index (TCI) nhất quán cho thấy</w:t>
-      </w:r>
-      <w:r>
-        <w:t xml:space="preserve"> </w:t>
-      </w:r>
-      <w:r>
-        <w:rPr>
-          <w:bCs/>
-          <w:b/>
-        </w:rPr>
-        <w:t xml:space="preserve">hiệu ứng nâng mặt bằng năng suất dương</w:t>
-      </w:r>
-      <w:r>
-        <w:t xml:space="preserve"> </w:t>
-      </w:r>
-      <w:r>
-        <w:t xml:space="preserve">trong tất cả các mẫu (Việt Nam P3, Trung Quốc P5, toàn mẫu P7: ~41% tăng năng suất cho mỗi đơn vị độ lệch chuẩn TCI). Tuy nhiên, TCI chỉ</w:t>
-      </w:r>
-      <w:r>
-        <w:t xml:space="preserve"> </w:t>
-      </w:r>
-      <w:r>
-        <w:rPr>
-          <w:bCs/>
-          <w:b/>
-        </w:rPr>
-        <w:t xml:space="preserve">điều tiết hình dạng đường cong I→P</w:t>
-      </w:r>
-      <w:r>
-        <w:t xml:space="preserve"> </w:t>
-      </w:r>
-      <w:r>
-        <w:t xml:space="preserve">tại bối cảnh quốc gia cụ thể (P3 Việt Nam — môi trường chuyển đổi với phân mảnh thể chế tạo điều kiện cho TCI reshaping hiệu ứng), không phổ quát trên toàn mẫu 49 nền kinh tế (P7: tương tác FSTS×TCI và FSTS²×TCI đều NS). H2 được</w:t>
-      </w:r>
-      <w:r>
-        <w:t xml:space="preserve"> </w:t>
-      </w:r>
-      <w:r>
-        <w:rPr>
-          <w:bCs/>
-          <w:b/>
-        </w:rPr>
-        <w:t xml:space="preserve">xác nhận một phần</w:t>
-      </w:r>
-      <w:r>
-        <w:t xml:space="preserve">: TCI là năng lực nền tảng phổ quát, nhưng vai trò uốn đường cong I→P phụ thuộc bối cảnh thể chế. Điều này xác nhận vai trò của TCI là</w:t>
+        <w:t xml:space="preserve">Technological Capability Index (TCI) nhất quán cho thấy tác động điều tiết dương trong các mẫu có đủ quy mô để phát hiện hiệu ứng (Việt Nam P3, toàn mẫu P7). Điều này xác nhận vai trò của TCI là</w:t>
       </w:r>
       <w:r>
         <w:t xml:space="preserve"> </w:t>
@@ -747,7 +683,7 @@
         <w:pStyle w:val="BodyText"/>
       </w:pPr>
       <w:r>
-        <w:t xml:space="preserve">Kết quả tổng hợp hỗ trợ lập luận trong khung CDCM rằng DAI là</w:t>
+        <w:t xml:space="preserve">Kết quả này hỗ trợ lập luận trong khung CDCM rằng DAI là</w:t>
       </w:r>
       <w:r>
         <w:t xml:space="preserve"> </w:t>
@@ -763,23 +699,7 @@
         <w:t xml:space="preserve"> </w:t>
       </w:r>
       <w:r>
-        <w:t xml:space="preserve">(situational resource) chứ không phải năng lực nền tảng: cơ chế cụ thể của nó (compression vs amplification) phụ thuộc vào điều kiện môi trường (thể chế, cơ sở hạ tầng số) — nhưng bản thân hiệu ứng DAI là</w:t>
-      </w:r>
-      <w:r>
-        <w:t xml:space="preserve"> </w:t>
-      </w:r>
-      <w:r>
-        <w:rPr>
-          <w:bCs/>
-          <w:b/>
-        </w:rPr>
-        <w:t xml:space="preserve">phổ quát</w:t>
-      </w:r>
-      <w:r>
-        <w:t xml:space="preserve"> </w:t>
-      </w:r>
-      <w:r>
-        <w:t xml:space="preserve">trên toàn mẫu đa bối cảnh. Đây là điểm phân biệt quan trọng giữa TCI và DAI trong đóng góp lý thuyết của luận án.</w:t>
+        <w:t xml:space="preserve">(situational resource) chứ không phải năng lực nền tảng: hiệu quả của nó phụ thuộc vào điều kiện môi trường (thể chế, cơ sở hạ tầng số) chứ không phải là hiệu ứng phổ quát. Đây là điểm phân biệt quan trọng giữa TCI và DAI trong đóng góp lý thuyết của luận án.</w:t>
       </w:r>
     </w:p>
     <w:p>
@@ -811,7 +731,30 @@
         <w:pStyle w:val="BodyText"/>
       </w:pPr>
       <w:r>
-        <w:t xml:space="preserve">Một giải thích bổ sung từ Institutional Theory: ở các bối cảnh ICRV thấp với nhiều "institutional voids" (Khanna &amp; Palepu, 2010), các doanh nghiệp xuất khẩu phụ thuộc vào DAI nhiều hơn như một cơ chế bù đắp cho thiếu hụt hạ tầng thể chế. Bằng chứng: DAI×ICRV (p=.012) trong P7 cho thấy DAI</w:t>
+        <w:t xml:space="preserve">Một giải thích bổ sung từ Institutional Theory: ở các bối cảnh ICRV thấp với nhiều "institutional voids" (Khanna &amp; Palepu, 2010), việc áp dụng công cụ số bề mặt không đủ để bù đắp cho sự thiếu hụt hạ tầng vật lý, hệ thống thanh toán và khung pháp lý thương mại điện tử. Kết quả DAI×ICRV (</w:t>
+      </w:r>
+      <m:oMath>
+        <m:r>
+          <m:t>p</m:t>
+        </m:r>
+        <m:r>
+          <m:rPr>
+            <m:sty m:val="p"/>
+          </m:rPr>
+          <m:t>=</m:t>
+        </m:r>
+        <m:r>
+          <m:rPr>
+            <m:sty m:val="p"/>
+          </m:rPr>
+          <m:t>,</m:t>
+        </m:r>
+        <m:r>
+          <m:t>012</m:t>
+        </m:r>
+      </m:oMath>
+      <w:r>
+        <w:t xml:space="preserve">) cho thấy DAI</w:t>
       </w:r>
       <w:r>
         <w:t xml:space="preserve"> </w:t>
@@ -827,7 +770,7 @@
         <w:t xml:space="preserve"> </w:t>
       </w:r>
       <w:r>
-        <w:t xml:space="preserve">tại thể chế yếu — "digital shield effect" phát huy mạnh nhất khi nền tảng thể chế còn thiếu hụt, không phải khi thể chế đã hoàn thiện.</w:t>
+        <w:t xml:space="preserve">tại các bối cảnh thể chế yếu hơn — "digital shield effect" phát huy mạnh nhất khi nền tảng thể chế còn thiếu hụt, bù đắp cho các "institutional voids".</w:t>
       </w:r>
     </w:p>
     <w:bookmarkEnd w:id="23"/>
@@ -1531,36 +1474,23 @@
         <w:pStyle w:val="BodyText"/>
       </w:pPr>
       <w:r>
-        <w:t xml:space="preserve">Điều này có hàm ý lý thuyết quan trọng cho RBV và digital capability literature (Bhandari et al., 2023; Verhoef et al., 2021): không phải mọi nguồn lực số đều tạo ra lợi thế cạnh tranh theo cùng một cơ chế trong mọi bối cảnh. Giá trị của DAI là</w:t>
-      </w:r>
-      <w:r>
-        <w:t xml:space="preserve"> </w:t>
-      </w:r>
-      <w:r>
-        <w:rPr>
-          <w:bCs/>
-          <w:b/>
-        </w:rPr>
-        <w:t xml:space="preserve">complementary asset</w:t>
-      </w:r>
-      <w:r>
-        <w:t xml:space="preserve"> </w:t>
-      </w:r>
-      <w:r>
-        <w:t xml:space="preserve">(Teece, 1986) với bối cảnh thể chế — nhưng theo hướng</w:t>
-      </w:r>
-      <w:r>
-        <w:t xml:space="preserve"> </w:t>
-      </w:r>
-      <w:r>
-        <w:rPr>
-          <w:bCs/>
-          <w:b/>
-        </w:rPr>
-        <w:t xml:space="preserve">nghịch chiều</w:t>
-      </w:r>
-      <w:r>
-        <w:t xml:space="preserve">: DAI hoạt động như lá chắn bù đắp (compensatory asset) trong bối cảnh thể chế yếu, nơi hạ tầng thể chế chưa đủ hỗ trợ cho doanh nghiệp xuất khẩu. Đây là bằng chứng thực nghiệm bổ sung cho lý thuyết về vai trò thay thế giữa thể chế và năng lực số.</w:t>
+        <w:t xml:space="preserve">Điều này có hàm ý lý thuyết quan trọng cho RBV và digital capability literature (Bhandari et al., 2023; Verhoef et al., 2021): không phải mọi nguồn lực số đều tạo ra lợi thế cạnh tranh trong mọi bối cảnh. Giá trị của DAI là</w:t>
+      </w:r>
+      <w:r>
+        <w:t xml:space="preserve"> </w:t>
+      </w:r>
+      <w:r>
+        <w:rPr>
+          <w:bCs/>
+          <w:b/>
+        </w:rPr>
+        <w:t xml:space="preserve">compensatory resource</w:t>
+      </w:r>
+      <w:r>
+        <w:t xml:space="preserve"> </w:t>
+      </w:r>
+      <w:r>
+        <w:t xml:space="preserve">— tác động mạnh nhất khi thể chế không đủ để hỗ trợ quốc tế hóa, không phải chỉ khi hệ sinh thái số đã trưởng thành.</w:t>
       </w:r>
     </w:p>
     <w:bookmarkEnd w:id="31"/>
@@ -2534,7 +2464,7 @@
         <w:t xml:space="preserve"> </w:t>
       </w:r>
       <w:r>
-        <w:t xml:space="preserve">(bản thảo đang chuẩn bị, Đỗ &amp; Phan, 2026): kiểm định toàn mẫu châu Á và Thái Bình Dương</w:t>
+        <w:t xml:space="preserve">(bản thảo đang chuẩn bị, Đỗ &amp; Phan, 2026): kiểm định toàn mẫu châu Á</w:t>
       </w:r>
       <w:r>
         <w:t xml:space="preserve"> </w:t>
@@ -2550,102 +2480,11 @@
           <m:t>=</m:t>
         </m:r>
         <m:r>
-          <m:t>84.910</m:t>
+          <m:t>36.137</m:t>
         </m:r>
       </m:oMath>
       <w:r>
-        <w:t xml:space="preserve"> </w:t>
-      </w:r>
-      <w:r>
-        <w:t xml:space="preserve">(M2) /</w:t>
-      </w:r>
-      <w:r>
-        <w:t xml:space="preserve"> </w:t>
-      </w:r>
-      <m:oMath>
-        <m:r>
-          <m:t>N</m:t>
-        </m:r>
-        <m:r>
-          <m:rPr>
-            <m:sty m:val="p"/>
-          </m:rPr>
-          <m:t>=</m:t>
-        </m:r>
-        <m:r>
-          <m:t>38.342</m:t>
-        </m:r>
-      </m:oMath>
-      <w:r>
-        <w:t xml:space="preserve"> </w:t>
-      </w:r>
-      <w:r>
-        <w:t xml:space="preserve">(M3–M5 với controls đầy đủ), TP = 36,4–40,0% (M2–M5; M11 đầy đủ: TP = 34,6%,</w:t>
-      </w:r>
-      <w:r>
-        <w:t xml:space="preserve"> </w:t>
-      </w:r>
-      <m:oMath>
-        <m:sSub>
-          <m:e>
-            <m:r>
-              <m:t>p</m:t>
-            </m:r>
-          </m:e>
-          <m:sub>
-            <m:r>
-              <m:rPr>
-                <m:nor/>
-                <m:sty m:val="p"/>
-              </m:rPr>
-              <m:t>LM</m:t>
-            </m:r>
-          </m:sub>
-        </m:sSub>
-        <m:r>
-          <m:rPr>
-            <m:sty m:val="p"/>
-          </m:rPr>
-          <m:t>=</m:t>
-        </m:r>
-        <m:r>
-          <m:rPr>
-            <m:sty m:val="p"/>
-          </m:rPr>
-          <m:t>,</m:t>
-        </m:r>
-        <m:r>
-          <m:t>002</m:t>
-        </m:r>
-      </m:oMath>
-      <w:r>
-        <w:t xml:space="preserve">), gradient ICRV xác nhận mạnh mẽ, TCI nâng mặt bằng năng suất phổ quát, DAI điều tiết đường cong có ý nghĩa trên toàn mẫu và mạnh hơn tại thể chế yếu hơn (DAI×ICRV</w:t>
-      </w:r>
-      <w:r>
-        <w:t xml:space="preserve"> </w:t>
-      </w:r>
-      <m:oMath>
-        <m:r>
-          <m:t>p</m:t>
-        </m:r>
-        <m:r>
-          <m:rPr>
-            <m:sty m:val="p"/>
-          </m:rPr>
-          <m:t>=</m:t>
-        </m:r>
-        <m:r>
-          <m:rPr>
-            <m:sty m:val="p"/>
-          </m:rPr>
-          <m:t>,</m:t>
-        </m:r>
-        <m:r>
-          <m:t>012</m:t>
-        </m:r>
-      </m:oMath>
-      <w:r>
-        <w:t xml:space="preserve">).</w:t>
+        <w:t xml:space="preserve">, TP = 52,7%, gradient ICRV xác nhận, TCI dương và có ý nghĩa, DAI chỉ có ý nghĩa trong Advanced.</w:t>
       </w:r>
     </w:p>
     <w:p>
@@ -2797,7 +2636,7 @@
         <w:pStyle w:val="FirstParagraph"/>
       </w:pPr>
       <w:r>
-        <w:t xml:space="preserve">Bằng chứng từ 235 nghiên cứu (P6 meta-analysis) và 84.910 doanh nghiệp tại 49 nền kinh tế châu Á và Thái Bình Dương (P7) đều chỉ đến kết luận này. Quan hệ I→P không phải là một đường cong phổ quát mà là một</w:t>
+        <w:t xml:space="preserve">Bằng chứng từ 235 nghiên cứu và 36.137 doanh nghiệp ở 47 nền kinh tế châu Á và Thái Bình Dương đều chỉ đến kết luận này. Quan hệ I→P không phải là một đường cong phổ quát mà là một</w:t>
       </w:r>
       <w:r>
         <w:t xml:space="preserve"> </w:t>
@@ -2813,7 +2652,7 @@
         <w:t xml:space="preserve"> </w:t>
       </w:r>
       <w:r>
-        <w:t xml:space="preserve">(family of context-dependent curves), với turning point là hàm số giảm dần của chất lượng thể chế theo ICRV — thể chế càng mạnh, turning point càng sớm (FSTS thấp hơn).</w:t>
+        <w:t xml:space="preserve">(family of context-dependent curves), với turning point là hàm số tăng dần của chất lượng thể chế theo ICRV.</w:t>
       </w:r>
     </w:p>
     <w:bookmarkEnd w:id="45"/>

--- a/dist/luan_an_ctu/chuong_5_ket_luan_de_xuat_vi.docx
+++ b/dist/luan_an_ctu/chuong_5_ket_luan_de_xuat_vi.docx
@@ -159,11 +159,35 @@
           <m:t>=</m:t>
         </m:r>
         <m:r>
-          <m:t>36.137</m:t>
+          <m:t>84.910</m:t>
         </m:r>
       </m:oMath>
       <w:r>
-        <w:t xml:space="preserve">) — đều chỉ đến cùng một kết luận: điểm uốn (turning point) của quan hệ I→P tăng dần theo chiều từ SIDS/Frontier lên Emerging, Upper-middle, Advanced Resource, và Advanced Innovation.</w:t>
+        <w:t xml:space="preserve">–</w:t>
+      </w:r>
+      <m:oMath>
+        <m:r>
+          <m:t>91.982</m:t>
+        </m:r>
+      </m:oMath>
+      <w:r>
+        <w:t xml:space="preserve">, 49 nền kinh tế) — đều chỉ đến cùng một kết luận: điểm uốn (turning point) của quan hệ I→P</w:t>
+      </w:r>
+      <w:r>
+        <w:t xml:space="preserve"> </w:t>
+      </w:r>
+      <w:r>
+        <w:rPr>
+          <w:bCs/>
+          <w:b/>
+        </w:rPr>
+        <w:t xml:space="preserve">giảm dần</w:t>
+      </w:r>
+      <w:r>
+        <w:t xml:space="preserve"> </w:t>
+      </w:r>
+      <w:r>
+        <w:t xml:space="preserve">theo chiều từ SIDS/Frontier (~55% FSTS) xuống Emerging, Upper-middle, Advanced Resource, và Advanced Innovation (~28% FSTS).</w:t>
       </w:r>
     </w:p>
     <w:p>
@@ -2464,7 +2488,7 @@
         <w:t xml:space="preserve"> </w:t>
       </w:r>
       <w:r>
-        <w:t xml:space="preserve">(bản thảo đang chuẩn bị, Đỗ &amp; Phan, 2026): kiểm định toàn mẫu châu Á</w:t>
+        <w:t xml:space="preserve">(JIBS under revision, Đỗ &amp; Phan, 2026): kiểm định toàn mẫu</w:t>
       </w:r>
       <w:r>
         <w:t xml:space="preserve"> </w:t>
@@ -2480,11 +2504,38 @@
           <m:t>=</m:t>
         </m:r>
         <m:r>
-          <m:t>36.137</m:t>
+          <m:t>84.910</m:t>
         </m:r>
       </m:oMath>
       <w:r>
-        <w:t xml:space="preserve">, TP = 52,7%, gradient ICRV xác nhận, TCI dương và có ý nghĩa, DAI chỉ có ý nghĩa trong Advanced.</w:t>
+        <w:t xml:space="preserve">–</w:t>
+      </w:r>
+      <m:oMath>
+        <m:r>
+          <m:t>91.982</m:t>
+        </m:r>
+      </m:oMath>
+      <w:r>
+        <w:t xml:space="preserve"> </w:t>
+      </w:r>
+      <w:r>
+        <w:t xml:space="preserve">doanh nghiệp · 49 nền kinh tế · 102 country-year waves, TP≈36%, gradient ICRV</w:t>
+      </w:r>
+      <w:r>
+        <w:t xml:space="preserve"> </w:t>
+      </w:r>
+      <w:r>
+        <w:rPr>
+          <w:bCs/>
+          <w:b/>
+        </w:rPr>
+        <w:t xml:space="preserve">giảm</w:t>
+      </w:r>
+      <w:r>
+        <w:t xml:space="preserve"> </w:t>
+      </w:r>
+      <w:r>
+        <w:t xml:space="preserve">từ SIDS/Frontier (~55%) xuống Advanced Innovation (~28%), TCI level effect β≈+0,344**, DAI level effect phổ quát β=+0,155*** + DAI×ICRV p=.012 (digital shield mạnh nhất khi thể chế yếu).</w:t>
       </w:r>
     </w:p>
     <w:p>

--- a/dist/luan_an_ctu/chuong_5_ket_luan_de_xuat_vi.docx
+++ b/dist/luan_an_ctu/chuong_5_ket_luan_de_xuat_vi.docx
@@ -2687,7 +2687,7 @@
         <w:pStyle w:val="FirstParagraph"/>
       </w:pPr>
       <w:r>
-        <w:t xml:space="preserve">Bằng chứng từ 235 nghiên cứu và 36.137 doanh nghiệp ở 47 nền kinh tế châu Á và Thái Bình Dương đều chỉ đến kết luận này. Quan hệ I→P không phải là một đường cong phổ quát mà là một</w:t>
+        <w:t xml:space="preserve">Bằng chứng từ 235 nghiên cứu và 84.910–91.982 doanh nghiệp ở 47–49 nền kinh tế châu Á và Thái Bình Dương đều chỉ đến kết luận này. Quan hệ I→P không phải là một đường cong phổ quát mà là một</w:t>
       </w:r>
       <w:r>
         <w:t xml:space="preserve"> </w:t>
@@ -2703,7 +2703,23 @@
         <w:t xml:space="preserve"> </w:t>
       </w:r>
       <w:r>
-        <w:t xml:space="preserve">(family of context-dependent curves), với turning point là hàm số tăng dần của chất lượng thể chế theo ICRV.</w:t>
+        <w:t xml:space="preserve">(family of context-dependent curves), với turning point là hàm số</w:t>
+      </w:r>
+      <w:r>
+        <w:t xml:space="preserve"> </w:t>
+      </w:r>
+      <w:r>
+        <w:rPr>
+          <w:bCs/>
+          <w:b/>
+        </w:rPr>
+        <w:t xml:space="preserve">giảm dần</w:t>
+      </w:r>
+      <w:r>
+        <w:t xml:space="preserve"> </w:t>
+      </w:r>
+      <w:r>
+        <w:t xml:space="preserve">của chất lượng thể chế theo ICRV — cao nhất ở Frontier/SIDS (~55% FSTS), thấp nhất ở Advanced Innovation (~28% FSTS).</w:t>
       </w:r>
     </w:p>
     <w:bookmarkEnd w:id="45"/>

--- a/dist/luan_an_ctu/chuong_5_ket_luan_de_xuat_vi.docx
+++ b/dist/luan_an_ctu/chuong_5_ket_luan_de_xuat_vi.docx
@@ -2309,7 +2309,7 @@
         <w:t xml:space="preserve"> </w:t>
       </w:r>
       <w:r>
-        <w:t xml:space="preserve">(bản thảo đang chuẩn bị, Đỗ &amp; Phan, 2026): meta-analysis ba tầng mở rộng</w:t>
+        <w:t xml:space="preserve">(IBR under review, Đỗ &amp; Phan, 2026): meta-analysis ba tầng mở rộng</w:t>
       </w:r>
       <w:r>
         <w:t xml:space="preserve"> </w:t>

--- a/dist/luan_an_ctu/chuong_5_ket_luan_de_xuat_vi.docx
+++ b/dist/luan_an_ctu/chuong_5_ket_luan_de_xuat_vi.docx
@@ -2556,7 +2556,7 @@
         <w:t xml:space="preserve"> </w:t>
       </w:r>
       <w:r>
-        <w:t xml:space="preserve">(bản thảo đang chuẩn bị, Đỗ &amp; Phan, 2026): phân tích SIDS Thái Bình Dương,</w:t>
+        <w:t xml:space="preserve">(World Development under revision, Đỗ &amp; Phan, 2026): phân tích SIDS Thái Bình Dương,</w:t>
       </w:r>
       <w:r>
         <w:t xml:space="preserve"> </w:t>

--- a/dist/luan_an_ctu/chuong_5_ket_luan_de_xuat_vi.docx
+++ b/dist/luan_an_ctu/chuong_5_ket_luan_de_xuat_vi.docx
@@ -2,7 +2,7 @@
 <file path=word/document.xml><?xml version="1.0" encoding="utf-8"?>
 <w:document xmlns:w="http://schemas.openxmlformats.org/wordprocessingml/2006/main" xmlns:m="http://schemas.openxmlformats.org/officeDocument/2006/math" xmlns:r="http://schemas.openxmlformats.org/officeDocument/2006/relationships" xmlns:o="urn:schemas-microsoft-com:office:office" xmlns:v="urn:schemas-microsoft-com:vml" xmlns:w10="urn:schemas-microsoft-com:office:word" xmlns:a="http://schemas.openxmlformats.org/drawingml/2006/main" xmlns:pic="http://schemas.openxmlformats.org/drawingml/2006/picture" xmlns:wp="http://schemas.openxmlformats.org/drawingml/2006/wordprocessingDrawing">
   <w:body>
-    <w:bookmarkStart w:id="49" w:name="chương-5-kết-luận-và-đề-xuất"/>
+    <w:bookmarkStart w:id="20" w:name="chương-5-kết-luận-và-đề-xuất"/>
     <w:p>
       <w:pPr>
         <w:pStyle w:val="Heading1"/>
@@ -11,6 +11,7 @@
         <w:t xml:space="preserve">CHƯƠNG 5: KẾT LUẬN VÀ ĐỀ XUẤT</w:t>
       </w:r>
     </w:p>
+    <w:bookmarkEnd w:id="20"/>
     <w:p>
       <w:r>
         <w:pict>
@@ -18,7 +19,7 @@
         </w:pict>
       </w:r>
     </w:p>
-    <w:bookmarkStart w:id="20" w:name="giới-thiệu-chương"/>
+    <w:bookmarkStart w:id="21" w:name="giới-thiệu-chương"/>
     <w:p>
       <w:pPr>
         <w:pStyle w:val="Heading2"/>
@@ -42,8 +43,8 @@
         </w:pict>
       </w:r>
     </w:p>
-    <w:bookmarkEnd w:id="20"/>
-    <w:bookmarkStart w:id="26" w:name="Xa49aadb40c127a83ebe1d91ac222e3bdb8617c2"/>
+    <w:bookmarkEnd w:id="21"/>
+    <w:bookmarkStart w:id="27" w:name="Xff8cef3ed320f9cf6f3fba4ff558bfed3af19c6"/>
     <w:p>
       <w:pPr>
         <w:pStyle w:val="Heading2"/>
@@ -52,7 +53,7 @@
         <w:t xml:space="preserve">5.1 Bàn luận kết quả theo khung lý thuyết CDCM</w:t>
       </w:r>
     </w:p>
-    <w:bookmarkStart w:id="21" w:name="X751baa465f16b11eec18b61295bd32c9b23dafc"/>
+    <w:bookmarkStart w:id="22" w:name="X87949b622680195c8f5649c31ec800d0d4afb82"/>
     <w:p>
       <w:pPr>
         <w:pStyle w:val="Heading3"/>
@@ -248,8 +249,8 @@
         <w:t xml:space="preserve">: môi trường thể chế tốt cũng có nghĩa là hệ sinh thái dịch vụ hỗ trợ (logistics, tài chính thương mại, tư vấn pháp lý quốc tế) phát triển, làm giảm gánh nặng điều phối nội bộ của doanh nghiệp khi mở rộng quốc tế.</w:t>
       </w:r>
     </w:p>
-    <w:bookmarkEnd w:id="21"/>
-    <w:bookmarkStart w:id="22" w:name="X49fe7c9f8cdd3930e11cda3dd359bf7233b04b5"/>
+    <w:bookmarkEnd w:id="22"/>
+    <w:bookmarkStart w:id="23" w:name="tci-là-năng-lực-nền-tảng-xác-nhận-h2"/>
     <w:p>
       <w:pPr>
         <w:pStyle w:val="Heading3"/>
@@ -290,8 +291,8 @@
         <w:t xml:space="preserve">Cơ chế lý thuyết đằng sau kết quả này bắt nguồn từ Resource-Based View (Barney, 1991): TCI là nguồn lực VRIN (có giá trị, hiếm, khó sao chép, khó thay thế), do đó tạo ra lợi thế cạnh tranh bền vững ngay cả khi doanh nghiệp mở rộng ra thị trường nước ngoài với mức độ bất định cao. Năng lực công nghệ cũng tạo ra absorptive capacity (Cohen &amp; Levinthal, 1990) — khả năng hấp thu và tích hợp tri thức từ thị trường nước ngoài — giúp doanh nghiệp học hỏi hiệu quả hơn trong quá trình quốc tế hóa, nhất quán với learning loop của Uppsala model (Johanson &amp; Vahlne, 1977).</w:t>
       </w:r>
     </w:p>
-    <w:bookmarkEnd w:id="22"/>
-    <w:bookmarkStart w:id="23" w:name="Xa91918a719079ebfa81edd5c575587c3bf67faa"/>
+    <w:bookmarkEnd w:id="23"/>
+    <w:bookmarkStart w:id="24" w:name="X27755afda27725d75d6cee82c01fb99e8279a05"/>
     <w:p>
       <w:pPr>
         <w:pStyle w:val="Heading3"/>
@@ -747,7 +748,25 @@
         <w:t xml:space="preserve"> </w:t>
       </w:r>
       <w:r>
-        <w:t xml:space="preserve">(static digital adoption index) dựa trên dữ liệu WBES tại một thời điểm — không phải "dynamic digital capability" theo nghĩa của dynamic capabilities theory (Teece et al., 1997) vì dữ liệu WBES không có đủ thang đo để đo lường tính động của năng lực số.</w:t>
+        <w:t xml:space="preserve">(static digital adoption index) dựa trên dữ liệu WBES tại một thời điểm — không phải</w:t>
+      </w:r>
+      <w:r>
+        <w:t xml:space="preserve"> </w:t>
+      </w:r>
+      <w:r>
+        <w:t xml:space="preserve">“</w:t>
+      </w:r>
+      <w:r>
+        <w:t xml:space="preserve">dynamic digital capability</w:t>
+      </w:r>
+      <w:r>
+        <w:t xml:space="preserve">”</w:t>
+      </w:r>
+      <w:r>
+        <w:t xml:space="preserve"> </w:t>
+      </w:r>
+      <w:r>
+        <w:t xml:space="preserve">theo nghĩa của dynamic capabilities theory (Teece et al., 1997) vì dữ liệu WBES không có đủ thang đo để đo lường tính động của năng lực số.</w:t>
       </w:r>
     </w:p>
     <w:p>
@@ -755,7 +774,25 @@
         <w:pStyle w:val="BodyText"/>
       </w:pPr>
       <w:r>
-        <w:t xml:space="preserve">Một giải thích bổ sung từ Institutional Theory: ở các bối cảnh ICRV thấp với nhiều "institutional voids" (Khanna &amp; Palepu, 2010), việc áp dụng công cụ số bề mặt không đủ để bù đắp cho sự thiếu hụt hạ tầng vật lý, hệ thống thanh toán và khung pháp lý thương mại điện tử. Kết quả DAI×ICRV (</w:t>
+        <w:t xml:space="preserve">Một giải thích bổ sung từ Institutional Theory: ở các bối cảnh ICRV thấp với nhiều</w:t>
+      </w:r>
+      <w:r>
+        <w:t xml:space="preserve"> </w:t>
+      </w:r>
+      <w:r>
+        <w:t xml:space="preserve">“</w:t>
+      </w:r>
+      <w:r>
+        <w:t xml:space="preserve">institutional voids</w:t>
+      </w:r>
+      <w:r>
+        <w:t xml:space="preserve">”</w:t>
+      </w:r>
+      <w:r>
+        <w:t xml:space="preserve"> </w:t>
+      </w:r>
+      <w:r>
+        <w:t xml:space="preserve">(Khanna &amp; Palepu, 2010), việc áp dụng công cụ số bề mặt không đủ để bù đắp cho sự thiếu hụt hạ tầng vật lý, hệ thống thanh toán và khung pháp lý thương mại điện tử. Kết quả DAI×ICRV (</w:t>
       </w:r>
       <m:oMath>
         <m:r>
@@ -794,11 +831,44 @@
         <w:t xml:space="preserve"> </w:t>
       </w:r>
       <w:r>
-        <w:t xml:space="preserve">tại các bối cảnh thể chế yếu hơn — "digital shield effect" phát huy mạnh nhất khi nền tảng thể chế còn thiếu hụt, bù đắp cho các "institutional voids".</w:t>
-      </w:r>
-    </w:p>
-    <w:bookmarkEnd w:id="23"/>
-    <w:bookmarkStart w:id="24" w:name="Xa50feea436358d6c79850f8e0ee4f310f84827b"/>
+        <w:t xml:space="preserve">tại các bối cảnh thể chế yếu hơn —</w:t>
+      </w:r>
+      <w:r>
+        <w:t xml:space="preserve"> </w:t>
+      </w:r>
+      <w:r>
+        <w:t xml:space="preserve">“</w:t>
+      </w:r>
+      <w:r>
+        <w:t xml:space="preserve">digital shield effect</w:t>
+      </w:r>
+      <w:r>
+        <w:t xml:space="preserve">”</w:t>
+      </w:r>
+      <w:r>
+        <w:t xml:space="preserve"> </w:t>
+      </w:r>
+      <w:r>
+        <w:t xml:space="preserve">phát huy mạnh nhất khi nền tảng thể chế còn thiếu hụt, bù đắp cho các</w:t>
+      </w:r>
+      <w:r>
+        <w:t xml:space="preserve"> </w:t>
+      </w:r>
+      <w:r>
+        <w:t xml:space="preserve">“</w:t>
+      </w:r>
+      <w:r>
+        <w:t xml:space="preserve">institutional voids</w:t>
+      </w:r>
+      <w:r>
+        <w:t xml:space="preserve">”</w:t>
+      </w:r>
+      <w:r>
+        <w:t xml:space="preserve">.</w:t>
+      </w:r>
+    </w:p>
+    <w:bookmarkEnd w:id="24"/>
+    <w:bookmarkStart w:id="25" w:name="X9c0cd9664cda47af8ea782aa1697b3fd1384e63"/>
     <w:p>
       <w:pPr>
         <w:pStyle w:val="Heading3"/>
@@ -941,11 +1011,11 @@
         <w:t xml:space="preserve"> </w:t>
       </w:r>
       <w:r>
-        <w:t xml:space="preserve">kinh nghiệm quốc tế (breadth vs. depth) — một hạn chế đo lường trong WBES cần được khắc phục trong nghiên cứu tương lai.</w:t>
-      </w:r>
-    </w:p>
-    <w:bookmarkEnd w:id="24"/>
-    <w:bookmarkStart w:id="25" w:name="X965f3e2835fec9004e9a3f92ee374aa0d8e2a7a"/>
+        <w:t xml:space="preserve">kinh nghiệm quốc tế (breadth vs. depth) — một hạn chế đo lường trong WBES cần được khắc phục trong nghiên cứu tương lai.</w:t>
+      </w:r>
+    </w:p>
+    <w:bookmarkEnd w:id="25"/>
+    <w:bookmarkStart w:id="26" w:name="Xfdc4f05762204c1e9501761a1ebcb843f9171c3"/>
     <w:p>
       <w:pPr>
         <w:pStyle w:val="Heading3"/>
@@ -1051,9 +1121,9 @@
         </w:pict>
       </w:r>
     </w:p>
-    <w:bookmarkEnd w:id="25"/>
     <w:bookmarkEnd w:id="26"/>
-    <w:bookmarkStart w:id="30" w:name="X03371f9bf2ea7aa70b56c3fc263517b182b20aa"/>
+    <w:bookmarkEnd w:id="27"/>
+    <w:bookmarkStart w:id="31" w:name="so-sánh-với-nghiên-cứu-trước-đây"/>
     <w:p>
       <w:pPr>
         <w:pStyle w:val="Heading2"/>
@@ -1062,7 +1132,7 @@
         <w:t xml:space="preserve">5.2 So sánh với nghiên cứu trước đây</w:t>
       </w:r>
     </w:p>
-    <w:bookmarkStart w:id="27" w:name="X6d63d205c02653fac9abe4b7c3c003ccf604ac6"/>
+    <w:bookmarkStart w:id="28" w:name="nhất-quán-với-baseline-icbef-2024"/>
     <w:p>
       <w:pPr>
         <w:pStyle w:val="Heading3"/>
@@ -1268,14 +1338,14 @@
         <w:t xml:space="preserve">, không phải sự bất đồng căn bản giữa các nghiên cứu.</w:t>
       </w:r>
     </w:p>
-    <w:bookmarkEnd w:id="27"/>
-    <w:bookmarkStart w:id="28" w:name="X3dc86f682c3e5e98bd0a470c7f8482e8e79f6fb"/>
+    <w:bookmarkEnd w:id="28"/>
+    <w:bookmarkStart w:id="29" w:name="X7b8db85450aaa41ba255e0d181ebc5c5ae65c48"/>
     <w:p>
       <w:pPr>
         <w:pStyle w:val="Heading3"/>
       </w:pPr>
       <w:r>
-        <w:t xml:space="preserve">5.2.2 Vượt qua Lu và Beamish (2004) và Contractor et al. (2003)</w:t>
+        <w:t xml:space="preserve">5.2.2 Vượt qua Lu và Beamish (2004) và Contractor et al. (2003)</w:t>
       </w:r>
     </w:p>
     <w:p>
@@ -1283,7 +1353,7 @@
         <w:pStyle w:val="FirstParagraph"/>
       </w:pPr>
       <w:r>
-        <w:t xml:space="preserve">Lu và Beamish (2004) và Contractor et al. (2003) là hai công trình nền tảng về quan hệ phi tuyến I→P. Lu và Beamish (2004) tìm turning point khoảng 60% FSTS trong mẫu doanh nghiệp Nhật Bản, trong khi Contractor et al. (2003) đề xuất S-curve ba giai đoạn. Luận án này vượt qua hai công trình đó theo ba hướng:</w:t>
+        <w:t xml:space="preserve">Lu và Beamish (2004) và Contractor et al. (2003) là hai công trình nền tảng về quan hệ phi tuyến I→P. Lu và Beamish (2004) tìm turning point khoảng 60% FSTS trong mẫu doanh nghiệp Nhật Bản, trong khi Contractor et al. (2003) đề xuất S-curve ba giai đoạn. Luận án này vượt qua hai công trình đó theo ba hướng:</w:t>
       </w:r>
     </w:p>
     <w:p>
@@ -1347,14 +1417,14 @@
         <w:t xml:space="preserve">, luận án mở rộng khung phân tích từ dữ liệu doanh nghiệp Nhật Bản/đa quốc gia sang 47 nền kinh tế châu Á và Thái Bình Dương — bối cảnh underrepresented trong literature Lu và Beamish.</w:t>
       </w:r>
     </w:p>
-    <w:bookmarkEnd w:id="28"/>
-    <w:bookmarkStart w:id="29" w:name="X0883d912591c701a2f1b2fed71cedb09e738376"/>
+    <w:bookmarkEnd w:id="29"/>
+    <w:bookmarkStart w:id="30" w:name="X7d417abcca377c053c807a61872538ebbcf35bb"/>
     <w:p>
       <w:pPr>
         <w:pStyle w:val="Heading3"/>
       </w:pPr>
       <w:r>
-        <w:t xml:space="preserve">5.2.3 Mở rộng Marano et al. (2016) — ICRV thay thế binary institutional quality</w:t>
+        <w:t xml:space="preserve">5.2.3 Mở rộng Marano et al. (2016) — ICRV thay thế binary institutional quality</w:t>
       </w:r>
     </w:p>
     <w:p>
@@ -1362,7 +1432,7 @@
         <w:pStyle w:val="FirstParagraph"/>
       </w:pPr>
       <w:r>
-        <w:t xml:space="preserve">Marano et al. (2016) là meta-analysis quan trọng nhất trong literature gần đây, cung cấp bằng chứng về vai trò điều tiết của home country institutions trong I→P relationship. Tuy nhiên, Marano et al. sử dụng phân loại binary (developed vs. emerging) hoặc continuous institutional quality scores.</w:t>
+        <w:t xml:space="preserve">Marano et al. (2016) là meta-analysis quan trọng nhất trong literature gần đây, cung cấp bằng chứng về vai trò điều tiết của home country institutions trong I→P relationship. Tuy nhiên, Marano et al. sử dụng phân loại binary (developed vs. emerging) hoặc continuous institutional quality scores.</w:t>
       </w:r>
     </w:p>
     <w:p>
@@ -1370,7 +1440,7 @@
         <w:pStyle w:val="BodyText"/>
       </w:pPr>
       <w:r>
-        <w:t xml:space="preserve">Luận án này mở rộng Marano et al. (2016) theo hướng</w:t>
+        <w:t xml:space="preserve">Luận án này mở rộng Marano et al. (2016) theo hướng</w:t>
       </w:r>
       <w:r>
         <w:t xml:space="preserve"> </w:t>
@@ -1383,7 +1453,43 @@
         <w:t xml:space="preserve">phân loại đa chiều</w:t>
       </w:r>
       <w:r>
-        <w:t xml:space="preserve">: ICRV sáu sub-regime nắm bắt được sự đa dạng trong nội bộ nhóm "emerging" (phân biệt Upper-middle Trung Quốc với Lower-mid Việt Nam với Frontier Bangladesh và SIDS) và nhóm "advanced" (phân biệt Advanced Innovation Singapore với Advanced Resource GCC). Phân loại nhị phân bỏ sót sự biến thiên quan trọng này, dẫn đến mất thông tin về gradient.</w:t>
+        <w:t xml:space="preserve">: ICRV sáu sub-regime nắm bắt được sự đa dạng trong nội bộ nhóm</w:t>
+      </w:r>
+      <w:r>
+        <w:t xml:space="preserve"> </w:t>
+      </w:r>
+      <w:r>
+        <w:t xml:space="preserve">“</w:t>
+      </w:r>
+      <w:r>
+        <w:t xml:space="preserve">emerging</w:t>
+      </w:r>
+      <w:r>
+        <w:t xml:space="preserve">”</w:t>
+      </w:r>
+      <w:r>
+        <w:t xml:space="preserve"> </w:t>
+      </w:r>
+      <w:r>
+        <w:t xml:space="preserve">(phân biệt Upper-middle Trung Quốc với Lower-mid Việt Nam với Frontier Bangladesh và SIDS) và nhóm</w:t>
+      </w:r>
+      <w:r>
+        <w:t xml:space="preserve"> </w:t>
+      </w:r>
+      <w:r>
+        <w:t xml:space="preserve">“</w:t>
+      </w:r>
+      <w:r>
+        <w:t xml:space="preserve">advanced</w:t>
+      </w:r>
+      <w:r>
+        <w:t xml:space="preserve">”</w:t>
+      </w:r>
+      <w:r>
+        <w:t xml:space="preserve"> </w:t>
+      </w:r>
+      <w:r>
+        <w:t xml:space="preserve">(phân biệt Advanced Innovation Singapore với Advanced Resource GCC). Phân loại nhị phân bỏ sót sự biến thiên quan trọng này, dẫn đến mất thông tin về gradient.</w:t>
       </w:r>
     </w:p>
     <w:p>
@@ -1391,7 +1497,7 @@
         <w:pStyle w:val="BodyText"/>
       </w:pPr>
       <w:r>
-        <w:t xml:space="preserve">Ngoài ra, luận án sử dụng phương pháp MARA ba tầng để phân tách cấu trúc dị biệt — một cải tiến phương pháp so với random-effects meta-analysis đơn tầng của Marano et al. (2016).</w:t>
+        <w:t xml:space="preserve">Ngoài ra, luận án sử dụng phương pháp MARA ba tầng để phân tách cấu trúc dị biệt — một cải tiến phương pháp so với random-effects meta-analysis đơn tầng của Marano et al. (2016).</w:t>
       </w:r>
     </w:p>
     <w:p>
@@ -1401,9 +1507,9 @@
         </w:pict>
       </w:r>
     </w:p>
-    <w:bookmarkEnd w:id="29"/>
     <w:bookmarkEnd w:id="30"/>
-    <w:bookmarkStart w:id="34" w:name="X358b70cb0587073926db05a46d0ec729e84bb90"/>
+    <w:bookmarkEnd w:id="31"/>
+    <w:bookmarkStart w:id="35" w:name="đóng-góp-lý-thuyết"/>
     <w:p>
       <w:pPr>
         <w:pStyle w:val="Heading2"/>
@@ -1412,7 +1518,7 @@
         <w:t xml:space="preserve">5.3 Đóng góp lý thuyết</w:t>
       </w:r>
     </w:p>
-    <w:bookmarkStart w:id="31" w:name="Xc6feaeb12e2f91980ada0175fe76f51b8cabb3c"/>
+    <w:bookmarkStart w:id="32" w:name="cdcm-làm-rõ-dai-là-nguồn-lực-tình-huống"/>
     <w:p>
       <w:pPr>
         <w:pStyle w:val="Heading3"/>
@@ -1490,7 +1596,25 @@
         <w:t xml:space="preserve"> </w:t>
       </w:r>
       <w:r>
-        <w:t xml:space="preserve">tại các nền kinh tế thể chế yếu hơn (Frontier, SIDS) — "digital shield" bù đắp cho thiếu hụt thể chế.</w:t>
+        <w:t xml:space="preserve">tại các nền kinh tế thể chế yếu hơn (Frontier, SIDS) —</w:t>
+      </w:r>
+      <w:r>
+        <w:t xml:space="preserve"> </w:t>
+      </w:r>
+      <w:r>
+        <w:t xml:space="preserve">“</w:t>
+      </w:r>
+      <w:r>
+        <w:t xml:space="preserve">digital shield</w:t>
+      </w:r>
+      <w:r>
+        <w:t xml:space="preserve">”</w:t>
+      </w:r>
+      <w:r>
+        <w:t xml:space="preserve"> </w:t>
+      </w:r>
+      <w:r>
+        <w:t xml:space="preserve">bù đắp cho thiếu hụt thể chế.</w:t>
       </w:r>
     </w:p>
     <w:p>
@@ -1517,8 +1641,8 @@
         <w:t xml:space="preserve">— tác động mạnh nhất khi thể chế không đủ để hỗ trợ quốc tế hóa, không phải chỉ khi hệ sinh thái số đã trưởng thành.</w:t>
       </w:r>
     </w:p>
-    <w:bookmarkEnd w:id="31"/>
-    <w:bookmarkStart w:id="32" w:name="X792bf669d8aaad9c154022edb47ba6166013782"/>
+    <w:bookmarkEnd w:id="32"/>
+    <w:bookmarkStart w:id="33" w:name="X2d492fa0307aa4991837f2d5dc38e247101178c"/>
     <w:p>
       <w:pPr>
         <w:pStyle w:val="Heading3"/>
@@ -1548,7 +1672,25 @@
         <w:t xml:space="preserve"> </w:t>
       </w:r>
       <w:r>
-        <w:t xml:space="preserve">— một construct lý thuyết mới chưa được định danh trong literature kinh doanh quốc tế — như một hiện tượng lý thuyết độc lập, khác biệt về bản chất với "phase 1 downward slope" trong S-curve theory. FIP không phải là giai đoạn đầu của quá trình học hỏi (learning costs) như mô hình Uppsala dự đoán, mà là một trạng thái cấu trúc bất lợi dài hạn: doanh nghiệp SIDS phải xuất khẩu để tồn tại (do thị trường nội địa quá nhỏ) nhưng không có năng lực và môi trường để đạt lợi thế từ xuất khẩu.</w:t>
+        <w:t xml:space="preserve">— một construct lý thuyết mới chưa được định danh trong literature kinh doanh quốc tế — như một hiện tượng lý thuyết độc lập, khác biệt về bản chất với</w:t>
+      </w:r>
+      <w:r>
+        <w:t xml:space="preserve"> </w:t>
+      </w:r>
+      <w:r>
+        <w:t xml:space="preserve">“</w:t>
+      </w:r>
+      <w:r>
+        <w:t xml:space="preserve">phase 1 downward slope</w:t>
+      </w:r>
+      <w:r>
+        <w:t xml:space="preserve">”</w:t>
+      </w:r>
+      <w:r>
+        <w:t xml:space="preserve"> </w:t>
+      </w:r>
+      <w:r>
+        <w:t xml:space="preserve">trong S-curve theory. FIP không phải là giai đoạn đầu của quá trình học hỏi (learning costs) như mô hình Uppsala dự đoán, mà là một trạng thái cấu trúc bất lợi dài hạn: doanh nghiệp SIDS phải xuất khẩu để tồn tại (do thị trường nội địa quá nhỏ) nhưng không có năng lực và môi trường để đạt lợi thế từ xuất khẩu.</w:t>
       </w:r>
     </w:p>
     <w:p>
@@ -1569,11 +1711,62 @@
         <w:t xml:space="preserve">điều kiện biên của lý thuyết quốc tế hóa</w:t>
       </w:r>
       <w:r>
-        <w:t xml:space="preserve">: trong điều kiện nào thì "more internationalization" luôn là "worse performance"? Luận án đề xuất rằng FIP xuất hiện khi ba điều kiện đồng thời: (i) thể chế ICRV ở mức thấp nhất, (ii) quy mô nền kinh tế quá nhỏ để tạo cơ sở nội địa, và (iii) thiếu hỗ trợ năng lực xuất khẩu từ chính sách. Kết hợp ba điều kiện này tạo ra "trap" — bẫy quốc tế hóa bắt buộc — mà không có turning point để thoát khỏi.</w:t>
-      </w:r>
-    </w:p>
-    <w:bookmarkEnd w:id="32"/>
-    <w:bookmarkStart w:id="33" w:name="Xc949420910752534bec0d1fee728c7a813a2f68"/>
+        <w:t xml:space="preserve">: trong điều kiện nào thì</w:t>
+      </w:r>
+      <w:r>
+        <w:t xml:space="preserve"> </w:t>
+      </w:r>
+      <w:r>
+        <w:t xml:space="preserve">“</w:t>
+      </w:r>
+      <w:r>
+        <w:t xml:space="preserve">more internationalization</w:t>
+      </w:r>
+      <w:r>
+        <w:t xml:space="preserve">”</w:t>
+      </w:r>
+      <w:r>
+        <w:t xml:space="preserve"> </w:t>
+      </w:r>
+      <w:r>
+        <w:t xml:space="preserve">luôn là</w:t>
+      </w:r>
+      <w:r>
+        <w:t xml:space="preserve"> </w:t>
+      </w:r>
+      <w:r>
+        <w:t xml:space="preserve">“</w:t>
+      </w:r>
+      <w:r>
+        <w:t xml:space="preserve">worse performance</w:t>
+      </w:r>
+      <w:r>
+        <w:t xml:space="preserve">”</w:t>
+      </w:r>
+      <w:r>
+        <w:t xml:space="preserve">? Luận án đề xuất rằng FIP xuất hiện khi ba điều kiện đồng thời: (i) thể chế ICRV ở mức thấp nhất, (ii) quy mô nền kinh tế quá nhỏ để tạo cơ sở nội địa, và (iii) thiếu hỗ trợ năng lực xuất khẩu từ chính sách. Kết hợp ba điều kiện này tạo ra</w:t>
+      </w:r>
+      <w:r>
+        <w:t xml:space="preserve"> </w:t>
+      </w:r>
+      <w:r>
+        <w:t xml:space="preserve">“</w:t>
+      </w:r>
+      <w:r>
+        <w:t xml:space="preserve">trap</w:t>
+      </w:r>
+      <w:r>
+        <w:t xml:space="preserve">”</w:t>
+      </w:r>
+      <w:r>
+        <w:t xml:space="preserve"> </w:t>
+      </w:r>
+      <w:r>
+        <w:t xml:space="preserve">— bẫy quốc tế hóa bắt buộc — mà không có turning point để thoát khỏi.</w:t>
+      </w:r>
+    </w:p>
+    <w:bookmarkEnd w:id="33"/>
+    <w:bookmarkStart w:id="34" w:name="Xc32e0c91761841c5d26867e9ff33e10da8db64c"/>
     <w:p>
       <w:pPr>
         <w:pStyle w:val="Heading3"/>
@@ -1650,9 +1843,9 @@
         </w:pict>
       </w:r>
     </w:p>
-    <w:bookmarkEnd w:id="33"/>
     <w:bookmarkEnd w:id="34"/>
-    <w:bookmarkStart w:id="38" w:name="X4f070f4201e8508645625eda6493d60cd486f27"/>
+    <w:bookmarkEnd w:id="35"/>
+    <w:bookmarkStart w:id="39" w:name="đề-xuất-chính-sách-và-quản-trị"/>
     <w:p>
       <w:pPr>
         <w:pStyle w:val="Heading2"/>
@@ -1661,7 +1854,7 @@
         <w:t xml:space="preserve">5.4 Đề xuất chính sách và quản trị</w:t>
       </w:r>
     </w:p>
-    <w:bookmarkStart w:id="35" w:name="X7cdaf271f3298cb573246cb59bc34e92c91d24d"/>
+    <w:bookmarkStart w:id="36" w:name="Xbc6d621fc32e0aca77269dff0917fe138aa2fc5"/>
     <w:p>
       <w:pPr>
         <w:pStyle w:val="Heading3"/>
@@ -1726,8 +1919,8 @@
         <w:t xml:space="preserve">Đối với Việt Nam cụ thể: turning point dịch chuyển từ 46,2% (2009) xuống 39,3% (2015) là tín hiệu đáng lo ngại. Nếu turning point tiếp tục dịch trái, điều đó hàm ý rằng lợi ích từ xuất khẩu đạt đỉnh sớm hơn và suy giảm nhanh hơn — có thể do cấu trúc xuất khẩu tập trung vào gia công với biên lợi nhuận mỏng. Chính sách nâng cao giá trị gia tăng trong xuất khẩu (moving up the value chain) kết hợp với tăng cường TCI có thể giúp đảo ngược xu hướng này.</w:t>
       </w:r>
     </w:p>
-    <w:bookmarkEnd w:id="35"/>
-    <w:bookmarkStart w:id="36" w:name="Xbb0ebb3f10e960b7d926ccd5aa748ccdb7740d7"/>
+    <w:bookmarkEnd w:id="36"/>
+    <w:bookmarkStart w:id="37" w:name="Xb72945ffcd7baeba99eebb1118ccccd8ec07fb7"/>
     <w:p>
       <w:pPr>
         <w:pStyle w:val="Heading3"/>
@@ -1848,8 +2041,8 @@
         <w:t xml:space="preserve">: kết quả FIP là cảnh báo nghiêm túc — đẩy mạnh xuất khẩu trong bối cảnh thiếu năng lực và hỗ trợ thể chế không cải thiện mà còn có thể làm xấu đi hiệu quả hoạt động. Doanh nghiệp SIDS nên ưu tiên xây dựng năng lực nội địa và nâng cao TCI trước khi mở rộng xuất khẩu đáng kể.</w:t>
       </w:r>
     </w:p>
-    <w:bookmarkEnd w:id="36"/>
-    <w:bookmarkStart w:id="37" w:name="X383f9bda7308bcecdf3fd26297745377ea89ee1"/>
+    <w:bookmarkEnd w:id="37"/>
+    <w:bookmarkStart w:id="38" w:name="X3f7c356bbecb0845bc3ba35928bc46323a69176"/>
     <w:p>
       <w:pPr>
         <w:pStyle w:val="Heading3"/>
@@ -1884,7 +2077,25 @@
         <w:t xml:space="preserve">không phải xuất khẩu nhiều hơn, mà phải xuất khẩu tốt hơn</w:t>
       </w:r>
       <w:r>
-        <w:t xml:space="preserve">. Cụ thể, ưu tiên nên là: (i) xây dựng hạ tầng logistics và kết nối (giảm chi phí cố định của xuất khẩu); (ii) phát triển năng lực doanh nghiệp thông qua TCI (chứ không chỉ DAI bề mặt); (iii) thiết kế chương trình hỗ trợ xuất khẩu có chọn lọc tập trung vào doanh nghiệp đã có đủ năng lực để hưởng lợi, thay vì khuyến khích đại trà. Nói tóm lại, tránh "bẫy quốc tế hóa bắt buộc" bằng cách đảm bảo rằng các can thiệp chính sách xây dựng năng lực trước khi thúc đẩy mở rộng thị trường.</w:t>
+        <w:t xml:space="preserve">. Cụ thể, ưu tiên nên là: (i) xây dựng hạ tầng logistics và kết nối (giảm chi phí cố định của xuất khẩu); (ii) phát triển năng lực doanh nghiệp thông qua TCI (chứ không chỉ DAI bề mặt); (iii) thiết kế chương trình hỗ trợ xuất khẩu có chọn lọc tập trung vào doanh nghiệp đã có đủ năng lực để hưởng lợi, thay vì khuyến khích đại trà. Nói tóm lại, tránh</w:t>
+      </w:r>
+      <w:r>
+        <w:t xml:space="preserve"> </w:t>
+      </w:r>
+      <w:r>
+        <w:t xml:space="preserve">“</w:t>
+      </w:r>
+      <w:r>
+        <w:t xml:space="preserve">bẫy quốc tế hóa bắt buộc</w:t>
+      </w:r>
+      <w:r>
+        <w:t xml:space="preserve">”</w:t>
+      </w:r>
+      <w:r>
+        <w:t xml:space="preserve"> </w:t>
+      </w:r>
+      <w:r>
+        <w:t xml:space="preserve">bằng cách đảm bảo rằng các can thiệp chính sách xây dựng năng lực trước khi thúc đẩy mở rộng thị trường.</w:t>
       </w:r>
     </w:p>
     <w:p>
@@ -1894,9 +2105,9 @@
         </w:pict>
       </w:r>
     </w:p>
-    <w:bookmarkEnd w:id="37"/>
     <w:bookmarkEnd w:id="38"/>
-    <w:bookmarkStart w:id="43" w:name="Xf80a1234b44a7d4089382a2631c25010c604edb"/>
+    <w:bookmarkEnd w:id="39"/>
+    <w:bookmarkStart w:id="44" w:name="hạn-chế-và-hướng-nghiên-cứu-tương-lai"/>
     <w:p>
       <w:pPr>
         <w:pStyle w:val="Heading2"/>
@@ -1905,7 +2116,7 @@
         <w:t xml:space="preserve">5.5 Hạn chế và hướng nghiên cứu tương lai</w:t>
       </w:r>
     </w:p>
-    <w:bookmarkStart w:id="39" w:name="Xfc21172891b143a859fa6a4cd4308b059abf57d"/>
+    <w:bookmarkStart w:id="40" w:name="hạn-chế-về-đo-lường-dai"/>
     <w:p>
       <w:pPr>
         <w:pStyle w:val="Heading3"/>
@@ -1943,11 +2154,29 @@
         <w:t xml:space="preserve"> </w:t>
       </w:r>
       <w:r>
-        <w:t xml:space="preserve">(tại một thời điểm khảo sát), không thể nắm bắt tính "dynamic" của việc cập nhật và tái cấu hình năng lực số theo thời gian. Điều này có nghĩa là các phát hiện về DAI trong luận án phản ánh mức độ chấp nhận số tại một thời điểm chứ không phải năng lực số năng động theo nghĩa của dynamic capabilities theory (Teece et al., 1997).</w:t>
-      </w:r>
-    </w:p>
-    <w:bookmarkEnd w:id="39"/>
-    <w:bookmarkStart w:id="40" w:name="X87e10c044c34a8346bd2a0229fbb014435526bd"/>
+        <w:t xml:space="preserve">(tại một thời điểm khảo sát), không thể nắm bắt tính</w:t>
+      </w:r>
+      <w:r>
+        <w:t xml:space="preserve"> </w:t>
+      </w:r>
+      <w:r>
+        <w:t xml:space="preserve">“</w:t>
+      </w:r>
+      <w:r>
+        <w:t xml:space="preserve">dynamic</w:t>
+      </w:r>
+      <w:r>
+        <w:t xml:space="preserve">”</w:t>
+      </w:r>
+      <w:r>
+        <w:t xml:space="preserve"> </w:t>
+      </w:r>
+      <w:r>
+        <w:t xml:space="preserve">của việc cập nhật và tái cấu hình năng lực số theo thời gian. Điều này có nghĩa là các phát hiện về DAI trong luận án phản ánh mức độ chấp nhận số tại một thời điểm chứ không phải năng lực số năng động theo nghĩa của dynamic capabilities theory (Teece et al., 1997).</w:t>
+      </w:r>
+    </w:p>
+    <w:bookmarkEnd w:id="40"/>
+    <w:bookmarkStart w:id="41" w:name="X0fb0169567c230dc5c1d35515099b26124d99e1"/>
     <w:p>
       <w:pPr>
         <w:pStyle w:val="Heading3"/>
@@ -1972,8 +2201,8 @@
         <w:t xml:space="preserve">Phân tích Heckman two-step (hoặc treatment effects models) trong các nghiên cứu tương lai có thể khắc phục phần nào hạn chế này bằng cách mô hình hóa quá trình lựa chọn tham gia xuất khẩu như giai đoạn thứ nhất trước khi ước lượng hiệu quả trong giai đoạn thứ hai.</w:t>
       </w:r>
     </w:p>
-    <w:bookmarkEnd w:id="40"/>
-    <w:bookmarkStart w:id="41" w:name="X959560e89fb19d54629474460c75a36ce5e6d02"/>
+    <w:bookmarkEnd w:id="41"/>
+    <w:bookmarkStart w:id="42" w:name="hạn-chế-về-nhân-quả"/>
     <w:p>
       <w:pPr>
         <w:pStyle w:val="Heading3"/>
@@ -1990,8 +2219,8 @@
         <w:t xml:space="preserve">Thiết kế cross-sectional (hoặc pooled panel nhưng với WBES không phải là panel thực sự cho cùng doanh nghiệp qua thời gian) giới hạn khả năng suy luận nhân quả. Quan hệ I→P có thể bị ảnh hưởng bởi reverse causality: doanh nghiệp hiệu quả hơn có thể có nhiều nguồn lực để quốc tế hóa hơn, tạo ra chiều nhân quả ngược lại. Country fixed effects và year fixed effects giúp kiểm soát một phần, nhưng không giải quyết hoàn toàn vấn đề endogeneity.</w:t>
       </w:r>
     </w:p>
-    <w:bookmarkEnd w:id="41"/>
-    <w:bookmarkStart w:id="42" w:name="Xbd928791aa65151cf467be0328d1674d176e909"/>
+    <w:bookmarkEnd w:id="42"/>
+    <w:bookmarkStart w:id="43" w:name="hướng-nghiên-cứu-tương-lai"/>
     <w:p>
       <w:pPr>
         <w:pStyle w:val="Heading3"/>
@@ -2075,9 +2304,9 @@
         </w:pict>
       </w:r>
     </w:p>
-    <w:bookmarkEnd w:id="42"/>
     <w:bookmarkEnd w:id="43"/>
-    <w:bookmarkStart w:id="48" w:name="X3298e6974611109580cc451c12e8b21e51ab986"/>
+    <w:bookmarkEnd w:id="44"/>
+    <w:bookmarkStart w:id="49" w:name="kết-luận"/>
     <w:p>
       <w:pPr>
         <w:pStyle w:val="Heading2"/>
@@ -2086,7 +2315,7 @@
         <w:t xml:space="preserve">5.6 Kết luận</w:t>
       </w:r>
     </w:p>
-    <w:bookmarkStart w:id="44" w:name="X908ec0d26c8b6e22d0478e29897c5c86bef9e95"/>
+    <w:bookmarkStart w:id="45" w:name="tổng-kết-tám-nghiên-cứu"/>
     <w:p>
       <w:pPr>
         <w:pStyle w:val="Heading3"/>
@@ -2191,7 +2420,7 @@
         <w:t xml:space="preserve"> </w:t>
       </w:r>
       <w:r>
-        <w:t xml:space="preserve">(bản thảo đang chuẩn bị, Đỗ &amp; Phan, 2026): phân tích Việt Nam (Lower-mid Transition), xác nhận inverted-U với TP = 39,3–46,2%, TCI là moderator dương có ý nghĩa.</w:t>
+        <w:t xml:space="preserve">(JABS under review, Đỗ &amp; Phan, 2026): phân tích Việt Nam (Lower-mid Transition), xác nhận inverted-U với TP = 39,3–46,2%, TCI là moderator dương có ý nghĩa.</w:t>
       </w:r>
     </w:p>
     <w:p>
@@ -2212,7 +2441,7 @@
         <w:t xml:space="preserve"> </w:t>
       </w:r>
       <w:r>
-        <w:t xml:space="preserve">(bản thảo đang chuẩn bị, Đỗ &amp; Phan, 2026): phân tích Singapore (Advanced Innovation), xác nhận inverted-U với TP ≈ 88,6% (rộng CI), DAI khuếch đại tại mức FSTS cao.</w:t>
+        <w:t xml:space="preserve">(MIR under review, Đỗ &amp; Phan, 2026): phân tích Singapore (Advanced Innovation), xác nhận inverted-U với TP ≈ 88,6% (rộng CI), DAI khuếch đại tại mức FSTS cao.</w:t>
       </w:r>
     </w:p>
     <w:p>
@@ -2233,7 +2462,7 @@
         <w:t xml:space="preserve"> </w:t>
       </w:r>
       <w:r>
-        <w:t xml:space="preserve">(bản thảo đang chuẩn bị, Đỗ &amp; Phan, 2026): phân tích Trung Quốc 2012–2024 (Upper-middle), xác nhận inverted-U ổn định theo thời gian (TP ≈ 48,78%, Paternoster</w:t>
+        <w:t xml:space="preserve">(IJOEM under review, Đỗ &amp; Phan, 2026): phân tích Trung Quốc 2012–2024 (Upper-middle), xác nhận inverted-U ổn định theo thời gian (TP ≈ 48,78%, Paternoster</w:t>
       </w:r>
       <w:r>
         <w:t xml:space="preserve"> </w:t>
@@ -2535,7 +2764,17 @@
         <w:t xml:space="preserve"> </w:t>
       </w:r>
       <w:r>
-        <w:t xml:space="preserve">từ SIDS/Frontier (~55%) xuống Advanced Innovation (~28%), TCI level effect β≈+0,344**, DAI level effect phổ quát β=+0,155*** + DAI×ICRV p=.012 (digital shield mạnh nhất khi thể chế yếu).</w:t>
+        <w:t xml:space="preserve">từ SIDS/Frontier (~55%) xuống Advanced Innovation (~28%), TCI level effect β≈+0,344</w:t>
+      </w:r>
+      <w:r>
+        <w:rPr>
+          <w:bCs/>
+          <w:b/>
+        </w:rPr>
+        <w:t xml:space="preserve">, DAI level effect phổ quát β=+0,155</w:t>
+      </w:r>
+      <w:r>
+        <w:t xml:space="preserve">* + DAI×ICRV p=.012 (digital shield mạnh nhất khi thể chế yếu).</w:t>
       </w:r>
     </w:p>
     <w:p>
@@ -2652,8 +2891,8 @@
         <w:t xml:space="preserve">, FIP xác nhận — quan hệ âm đơn điệu không có turning point.</w:t>
       </w:r>
     </w:p>
-    <w:bookmarkEnd w:id="44"/>
-    <w:bookmarkStart w:id="45" w:name="X9556672229511acc75e7a88561876b51568dedf"/>
+    <w:bookmarkEnd w:id="45"/>
+    <w:bookmarkStart w:id="46" w:name="phát-hiện-trung-tâm"/>
     <w:p>
       <w:pPr>
         <w:pStyle w:val="Heading3"/>
@@ -2679,7 +2918,21 @@
           <w:bCs/>
           <w:b/>
         </w:rPr>
-        <w:t xml:space="preserve">"Không có một mức độ quốc tế hóa tối ưu duy nhất — điểm uốn phụ thuộc vào thể chế, và trong điều kiện thể chế cực yếu, quốc tế hóa có thể gây ra bất lợi hiệu quả thay vì lợi ích."</w:t>
+        <w:t xml:space="preserve">“</w:t>
+      </w:r>
+      <w:r>
+        <w:rPr>
+          <w:bCs/>
+          <w:b/>
+        </w:rPr>
+        <w:t xml:space="preserve">Không có một mức độ quốc tế hóa tối ưu duy nhất — điểm uốn phụ thuộc vào thể chế, và trong điều kiện thể chế cực yếu, quốc tế hóa có thể gây ra bất lợi hiệu quả thay vì lợi ích.</w:t>
+      </w:r>
+      <w:r>
+        <w:rPr>
+          <w:bCs/>
+          <w:b/>
+        </w:rPr>
+        <w:t xml:space="preserve">”</w:t>
       </w:r>
     </w:p>
     <w:p>
@@ -2722,8 +2975,8 @@
         <w:t xml:space="preserve">của chất lượng thể chế theo ICRV — cao nhất ở Frontier/SIDS (~55% FSTS), thấp nhất ở Advanced Innovation (~28% FSTS).</w:t>
       </w:r>
     </w:p>
-    <w:bookmarkEnd w:id="45"/>
-    <w:bookmarkStart w:id="46" w:name="X0e99b1254b4b67b0d58ad32605b3382cafdc23f"/>
+    <w:bookmarkEnd w:id="46"/>
+    <w:bookmarkStart w:id="47" w:name="ý-nghĩa-đối-với-lý-thuyết-và-thực-tiễn"/>
     <w:p>
       <w:pPr>
         <w:pStyle w:val="Heading3"/>
@@ -2748,8 +3001,8 @@
         <w:t xml:space="preserve">Về thực tiễn, luận án cung cấp cơ sở để nhà hoạch định chính sách và nhà quản trị doanh nghiệp tại từng bối cảnh ICRV cụ thể hiệu chỉnh chiến lược quốc tế hóa phù hợp — không áp dụng máy móc bài học từ Singapore hay Nhật Bản vào bối cảnh Việt Nam hay SIDS, mà nhận ra sự phụ thuộc bối cảnh như là nguyên lý căn bản trong hoạch định chiến lược quốc tế hóa.</w:t>
       </w:r>
     </w:p>
-    <w:bookmarkEnd w:id="46"/>
-    <w:bookmarkStart w:id="47" w:name="X419817a82cb35cfdb5a0df5261d5a194f2fd9ca"/>
+    <w:bookmarkEnd w:id="47"/>
+    <w:bookmarkStart w:id="48" w:name="lời-kết"/>
     <w:p>
       <w:pPr>
         <w:pStyle w:val="Heading3"/>
@@ -2786,12 +3039,11 @@
         </w:pict>
       </w:r>
     </w:p>
-    <w:bookmarkEnd w:id="47"/>
     <w:bookmarkEnd w:id="48"/>
     <w:bookmarkEnd w:id="49"/>
     <w:sectPr>
       <w:pgSz w:h="16838" w:w="11906"/>
-      <w:pgMar w:bottom="1134" w:left="1701" w:right="1134" w:top="1134"/>
+      <w:pgMar w:bottom="1417" w:left="1417" w:right="1417" w:top="1417"/>
     </w:sectPr>
   </w:body>
 </w:document>
@@ -3008,13 +3260,13 @@
     <w:name w:val="Normal"/>
     <w:qFormat/>
     <w:pPr>
-      <w:spacing w:line="360" w:lineRule="auto"/>
+      <w:spacing w:line="276" w:lineRule="auto"/>
       <w:jc w:val="both"/>
     </w:pPr>
     <w:rPr>
       <w:rFonts w:ascii="Times New Roman" w:eastAsia="Times New Roman" w:hAnsi="Times New Roman"/>
       <w:color w:val="000000"/>
-      <w:sz w:val="26"/>
+      <w:sz w:val="24"/>
     </w:rPr>
   </w:style>
   <w:style w:styleId="BodyText" w:type="paragraph">
@@ -3022,14 +3274,14 @@
     <w:basedOn w:val="Normal"/>
     <w:link w:val="BodyTextChar"/>
     <w:pPr>
-      <w:spacing w:after="180" w:before="180" w:line="360" w:lineRule="auto"/>
+      <w:spacing w:after="180" w:before="180" w:line="276" w:lineRule="auto"/>
       <w:jc w:val="both"/>
     </w:pPr>
     <w:qFormat/>
     <w:rPr>
       <w:rFonts w:ascii="Times New Roman" w:eastAsia="Times New Roman" w:hAnsi="Times New Roman"/>
       <w:color w:val="000000"/>
-      <w:sz w:val="26"/>
+      <w:sz w:val="24"/>
     </w:rPr>
   </w:style>
   <w:style w:customStyle="1" w:styleId="FirstParagraph" w:type="paragraph">
@@ -3038,13 +3290,13 @@
     <w:next w:val="BodyText"/>
     <w:qFormat/>
     <w:pPr>
-      <w:spacing w:line="360" w:lineRule="auto"/>
+      <w:spacing w:line="276" w:lineRule="auto"/>
       <w:jc w:val="both"/>
     </w:pPr>
     <w:rPr>
       <w:rFonts w:ascii="Times New Roman" w:eastAsia="Times New Roman" w:hAnsi="Times New Roman"/>
       <w:color w:val="000000"/>
-      <w:sz w:val="26"/>
+      <w:sz w:val="24"/>
     </w:rPr>
   </w:style>
   <w:style w:customStyle="1" w:styleId="Compact" w:type="paragraph">
@@ -3052,13 +3304,13 @@
     <w:basedOn w:val="BodyText"/>
     <w:qFormat/>
     <w:pPr>
-      <w:spacing w:after="36" w:before="36" w:line="360" w:lineRule="auto"/>
+      <w:spacing w:after="36" w:before="36" w:line="276" w:lineRule="auto"/>
       <w:jc w:val="both"/>
     </w:pPr>
     <w:rPr>
       <w:rFonts w:ascii="Times New Roman" w:eastAsia="Times New Roman" w:hAnsi="Times New Roman"/>
       <w:color w:val="000000"/>
-      <w:sz w:val="26"/>
+      <w:sz w:val="24"/>
     </w:rPr>
   </w:style>
   <w:style w:styleId="Title" w:type="paragraph">
@@ -3069,7 +3321,7 @@
     <w:pPr>
       <w:keepNext/>
       <w:keepLines/>
-      <w:spacing w:after="240" w:before="480" w:line="360" w:lineRule="auto"/>
+      <w:spacing w:after="240" w:before="480" w:line="276" w:lineRule="auto"/>
       <w:jc w:val="both"/>
     </w:pPr>
     <w:rPr>
@@ -3077,7 +3329,7 @@
       <w:b/>
       <w:bCs/>
       <w:color w:val="000000"/>
-      <w:sz w:val="26"/>
+      <w:sz w:val="24"/>
       <w:szCs w:val="36"/>
     </w:rPr>
   </w:style>
@@ -3089,13 +3341,13 @@
     <w:pPr>
       <w:keepNext/>
       <w:keepLines/>
-      <w:spacing w:after="240" w:before="240" w:line="360" w:lineRule="auto"/>
+      <w:spacing w:after="240" w:before="240" w:line="276" w:lineRule="auto"/>
       <w:jc w:val="both"/>
     </w:pPr>
     <w:rPr>
       <w:rFonts w:ascii="Times New Roman" w:eastAsia="Times New Roman" w:hAnsi="Times New Roman"/>
       <w:color w:val="000000"/>
-      <w:sz w:val="26"/>
+      <w:sz w:val="24"/>
       <w:szCs w:val="30"/>
     </w:rPr>
   </w:style>
@@ -3106,13 +3358,13 @@
     <w:pPr>
       <w:keepNext/>
       <w:keepLines/>
-      <w:spacing w:line="360" w:lineRule="auto"/>
+      <w:spacing w:line="276" w:lineRule="auto"/>
       <w:jc w:val="both"/>
     </w:pPr>
     <w:rPr>
       <w:rFonts w:ascii="Times New Roman" w:eastAsia="Times New Roman" w:hAnsi="Times New Roman"/>
       <w:color w:val="000000"/>
-      <w:sz w:val="26"/>
+      <w:sz w:val="24"/>
     </w:rPr>
   </w:style>
   <w:style w:styleId="Date" w:type="paragraph">
@@ -3122,13 +3374,13 @@
     <w:pPr>
       <w:keepNext/>
       <w:keepLines/>
-      <w:spacing w:line="360" w:lineRule="auto"/>
+      <w:spacing w:line="276" w:lineRule="auto"/>
       <w:jc w:val="both"/>
     </w:pPr>
     <w:rPr>
       <w:rFonts w:ascii="Times New Roman" w:eastAsia="Times New Roman" w:hAnsi="Times New Roman"/>
       <w:color w:val="000000"/>
-      <w:sz w:val="26"/>
+      <w:sz w:val="24"/>
     </w:rPr>
   </w:style>
   <w:style w:customStyle="1" w:styleId="AbstractTitle" w:type="paragraph">
@@ -3140,11 +3392,11 @@
       <w:keepNext/>
       <w:keepLines/>
       <w:jc w:val="both"/>
-      <w:spacing w:after="0" w:before="300" w:line="360" w:lineRule="auto"/>
+      <w:spacing w:after="0" w:before="300" w:line="276" w:lineRule="auto"/>
     </w:pPr>
     <w:rPr>
       <w:color w:val="000000"/>
-      <w:sz w:val="26"/>
+      <w:sz w:val="24"/>
       <w:szCs w:val="20"/>
       <w:rFonts w:ascii="Times New Roman" w:eastAsia="Times New Roman" w:hAnsi="Times New Roman"/>
       <w:b/>
@@ -3158,13 +3410,13 @@
     <w:pPr>
       <w:keepNext/>
       <w:keepLines/>
-      <w:spacing w:after="300" w:before="100" w:line="360" w:lineRule="auto"/>
+      <w:spacing w:after="300" w:before="100" w:line="276" w:lineRule="auto"/>
       <w:jc w:val="both"/>
     </w:pPr>
     <w:rPr>
       <w:rFonts w:ascii="Times New Roman" w:eastAsia="Times New Roman" w:hAnsi="Times New Roman"/>
       <w:color w:val="000000"/>
-      <w:sz w:val="26"/>
+      <w:sz w:val="24"/>
       <w:szCs w:val="20"/>
     </w:rPr>
   </w:style>
@@ -3174,13 +3426,13 @@
     <w:next w:val="Bibliography"/>
     <w:qFormat/>
     <w:pPr>
-      <w:spacing w:line="360" w:lineRule="auto"/>
+      <w:spacing w:line="276" w:lineRule="auto"/>
       <w:jc w:val="both"/>
     </w:pPr>
     <w:rPr>
       <w:rFonts w:ascii="Times New Roman" w:eastAsia="Times New Roman" w:hAnsi="Times New Roman"/>
       <w:color w:val="000000"/>
-      <w:sz w:val="26"/>
+      <w:sz w:val="24"/>
     </w:rPr>
   </w:style>
   <w:style w:styleId="Heading1" w:type="paragraph">
@@ -3192,7 +3444,7 @@
     <w:pPr>
       <w:keepNext/>
       <w:keepLines/>
-      <w:spacing w:after="0" w:before="480" w:line="360" w:lineRule="auto"/>
+      <w:spacing w:after="0" w:before="480" w:line="276" w:lineRule="auto"/>
       <w:jc w:val="both"/>
       <w:outlineLvl w:val="0"/>
     </w:pPr>
@@ -3201,7 +3453,7 @@
       <w:b/>
       <w:bCs/>
       <w:color w:val="000000"/>
-      <w:sz w:val="26"/>
+      <w:sz w:val="24"/>
       <w:szCs w:val="32"/>
     </w:rPr>
   </w:style>
@@ -3215,7 +3467,7 @@
     <w:pPr>
       <w:keepNext/>
       <w:keepLines/>
-      <w:spacing w:after="0" w:before="200" w:line="360" w:lineRule="auto"/>
+      <w:spacing w:after="0" w:before="200" w:line="276" w:lineRule="auto"/>
       <w:jc w:val="both"/>
       <w:outlineLvl w:val="1"/>
     </w:pPr>
@@ -3224,7 +3476,7 @@
       <w:b/>
       <w:bCs/>
       <w:color w:val="000000"/>
-      <w:sz w:val="26"/>
+      <w:sz w:val="24"/>
       <w:szCs w:val="28"/>
     </w:rPr>
   </w:style>
@@ -3238,7 +3490,7 @@
     <w:pPr>
       <w:keepNext/>
       <w:keepLines/>
-      <w:spacing w:after="0" w:before="200" w:line="360" w:lineRule="auto"/>
+      <w:spacing w:after="0" w:before="200" w:line="276" w:lineRule="auto"/>
       <w:jc w:val="both"/>
       <w:outlineLvl w:val="2"/>
     </w:pPr>
@@ -3247,7 +3499,7 @@
       <w:b/>
       <w:bCs/>
       <w:color w:val="000000"/>
-      <w:sz w:val="26"/>
+      <w:sz w:val="24"/>
       <w:szCs w:val="24"/>
     </w:rPr>
   </w:style>
@@ -3261,7 +3513,7 @@
     <w:pPr>
       <w:keepNext/>
       <w:keepLines/>
-      <w:spacing w:after="0" w:before="200" w:line="360" w:lineRule="auto"/>
+      <w:spacing w:after="0" w:before="200" w:line="276" w:lineRule="auto"/>
       <w:jc w:val="both"/>
       <w:outlineLvl w:val="3"/>
     </w:pPr>
@@ -3270,7 +3522,7 @@
       <w:i/>
       <w:bCs/>
       <w:color w:val="000000"/>
-      <w:sz w:val="26"/>
+      <w:sz w:val="24"/>
       <w:szCs w:val="24"/>
     </w:rPr>
   </w:style>
@@ -3284,7 +3536,7 @@
     <w:pPr>
       <w:keepNext/>
       <w:keepLines/>
-      <w:spacing w:after="0" w:before="200" w:line="360" w:lineRule="auto"/>
+      <w:spacing w:after="0" w:before="200" w:line="276" w:lineRule="auto"/>
       <w:jc w:val="both"/>
       <w:outlineLvl w:val="4"/>
     </w:pPr>
@@ -3292,7 +3544,7 @@
       <w:rFonts w:ascii="Times New Roman" w:asciiTheme="majorHAnsi" w:cstheme="majorBidi" w:eastAsia="Times New Roman" w:eastAsiaTheme="majorEastAsia" w:hAnsi="Times New Roman" w:hAnsiTheme="majorHAnsi"/>
       <w:iCs/>
       <w:color w:val="000000"/>
-      <w:sz w:val="26"/>
+      <w:sz w:val="24"/>
       <w:szCs w:val="24"/>
     </w:rPr>
   </w:style>
@@ -3306,14 +3558,14 @@
     <w:pPr>
       <w:keepNext/>
       <w:keepLines/>
-      <w:spacing w:after="0" w:before="200" w:line="360" w:lineRule="auto"/>
+      <w:spacing w:after="0" w:before="200" w:line="276" w:lineRule="auto"/>
       <w:jc w:val="both"/>
       <w:outlineLvl w:val="5"/>
     </w:pPr>
     <w:rPr>
       <w:rFonts w:ascii="Times New Roman" w:asciiTheme="majorHAnsi" w:cstheme="majorBidi" w:eastAsia="Times New Roman" w:eastAsiaTheme="majorEastAsia" w:hAnsi="Times New Roman" w:hAnsiTheme="majorHAnsi"/>
       <w:color w:val="000000"/>
-      <w:sz w:val="26"/>
+      <w:sz w:val="24"/>
       <w:szCs w:val="24"/>
     </w:rPr>
   </w:style>
@@ -3327,14 +3579,14 @@
     <w:pPr>
       <w:keepNext/>
       <w:keepLines/>
-      <w:spacing w:after="0" w:before="200" w:line="360" w:lineRule="auto"/>
+      <w:spacing w:after="0" w:before="200" w:line="276" w:lineRule="auto"/>
       <w:jc w:val="both"/>
       <w:outlineLvl w:val="6"/>
     </w:pPr>
     <w:rPr>
       <w:rFonts w:ascii="Times New Roman" w:asciiTheme="majorHAnsi" w:cstheme="majorBidi" w:eastAsia="Times New Roman" w:eastAsiaTheme="majorEastAsia" w:hAnsi="Times New Roman" w:hAnsiTheme="majorHAnsi"/>
       <w:color w:val="000000"/>
-      <w:sz w:val="26"/>
+      <w:sz w:val="24"/>
       <w:szCs w:val="24"/>
     </w:rPr>
   </w:style>
@@ -3348,14 +3600,14 @@
     <w:pPr>
       <w:keepNext/>
       <w:keepLines/>
-      <w:spacing w:after="0" w:before="200" w:line="360" w:lineRule="auto"/>
+      <w:spacing w:after="0" w:before="200" w:line="276" w:lineRule="auto"/>
       <w:jc w:val="both"/>
       <w:outlineLvl w:val="7"/>
     </w:pPr>
     <w:rPr>
       <w:rFonts w:ascii="Times New Roman" w:asciiTheme="majorHAnsi" w:cstheme="majorBidi" w:eastAsia="Times New Roman" w:eastAsiaTheme="majorEastAsia" w:hAnsi="Times New Roman" w:hAnsiTheme="majorHAnsi"/>
       <w:color w:val="000000"/>
-      <w:sz w:val="26"/>
+      <w:sz w:val="24"/>
       <w:szCs w:val="24"/>
     </w:rPr>
   </w:style>
@@ -3369,14 +3621,14 @@
     <w:pPr>
       <w:keepNext/>
       <w:keepLines/>
-      <w:spacing w:after="0" w:before="200" w:line="360" w:lineRule="auto"/>
+      <w:spacing w:after="0" w:before="200" w:line="276" w:lineRule="auto"/>
       <w:jc w:val="both"/>
       <w:outlineLvl w:val="8"/>
     </w:pPr>
     <w:rPr>
       <w:rFonts w:ascii="Times New Roman" w:asciiTheme="majorHAnsi" w:cstheme="majorBidi" w:eastAsia="Times New Roman" w:eastAsiaTheme="majorEastAsia" w:hAnsi="Times New Roman" w:hAnsiTheme="majorHAnsi"/>
       <w:color w:val="000000"/>
-      <w:sz w:val="26"/>
+      <w:sz w:val="24"/>
       <w:szCs w:val="24"/>
     </w:rPr>
   </w:style>
@@ -3388,14 +3640,14 @@
     <w:unhideWhenUsed/>
     <w:qFormat/>
     <w:pPr>
-      <w:spacing w:after="100" w:before="100" w:line="360" w:lineRule="auto"/>
+      <w:spacing w:after="100" w:before="100" w:line="276" w:lineRule="auto"/>
       <w:ind w:firstLine="0" w:left="480" w:right="480"/>
       <w:jc w:val="both"/>
     </w:pPr>
     <w:rPr>
       <w:rFonts w:ascii="Times New Roman" w:eastAsia="Times New Roman" w:hAnsi="Times New Roman"/>
       <w:color w:val="000000"/>
-      <w:sz w:val="26"/>
+      <w:sz w:val="24"/>
     </w:rPr>
   </w:style>
   <w:style w:styleId="FootnoteText" w:type="paragraph">
@@ -3406,13 +3658,13 @@
     <w:unhideWhenUsed/>
     <w:qFormat/>
     <w:pPr>
-      <w:spacing w:line="360" w:lineRule="auto"/>
+      <w:spacing w:line="276" w:lineRule="auto"/>
       <w:jc w:val="both"/>
     </w:pPr>
     <w:rPr>
       <w:rFonts w:ascii="Times New Roman" w:eastAsia="Times New Roman" w:hAnsi="Times New Roman"/>
       <w:color w:val="000000"/>
-      <w:sz w:val="26"/>
+      <w:sz w:val="24"/>
     </w:rPr>
   </w:style>
   <w:style w:default="1" w:styleId="DefaultParagraphFont" w:type="character">
@@ -3422,7 +3674,7 @@
     <w:rPr>
       <w:rFonts w:ascii="Times New Roman" w:eastAsia="Times New Roman" w:hAnsi="Times New Roman"/>
       <w:color w:val="000000"/>
-      <w:sz w:val="26"/>
+      <w:sz w:val="24"/>
     </w:rPr>
   </w:style>
   <w:style w:default="1" w:styleId="Table" w:type="table">
@@ -3432,13 +3684,13 @@
     <w:unhideWhenUsed/>
     <w:qFormat/>
     <w:pPr>
-      <w:spacing w:line="360" w:lineRule="auto"/>
+      <w:spacing w:line="276" w:lineRule="auto"/>
       <w:jc w:val="both"/>
     </w:pPr>
     <w:rPr>
       <w:rFonts w:ascii="Times New Roman" w:eastAsia="Times New Roman" w:hAnsi="Times New Roman"/>
       <w:color w:val="000000"/>
-      <w:sz w:val="26"/>
+      <w:sz w:val="24"/>
     </w:rPr>
     <w:tblPr>
       <w:tblInd w:type="dxa" w:w="0"/>
@@ -3472,27 +3724,27 @@
     <w:pPr>
       <w:keepNext/>
       <w:keepLines/>
-      <w:spacing w:after="0" w:line="360" w:lineRule="auto"/>
+      <w:spacing w:after="0" w:line="276" w:lineRule="auto"/>
       <w:jc w:val="both"/>
     </w:pPr>
     <w:rPr>
       <w:rFonts w:ascii="Times New Roman" w:eastAsia="Times New Roman" w:hAnsi="Times New Roman"/>
       <w:b/>
       <w:color w:val="000000"/>
-      <w:sz w:val="26"/>
+      <w:sz w:val="24"/>
     </w:rPr>
   </w:style>
   <w:style w:customStyle="1" w:styleId="Definition" w:type="paragraph">
     <w:name w:val="Definition"/>
     <w:basedOn w:val="Normal"/>
     <w:pPr>
-      <w:spacing w:line="360" w:lineRule="auto"/>
+      <w:spacing w:line="276" w:lineRule="auto"/>
       <w:jc w:val="both"/>
     </w:pPr>
     <w:rPr>
       <w:rFonts w:ascii="Times New Roman" w:eastAsia="Times New Roman" w:hAnsi="Times New Roman"/>
       <w:color w:val="000000"/>
-      <w:sz w:val="26"/>
+      <w:sz w:val="24"/>
     </w:rPr>
   </w:style>
   <w:style w:styleId="Caption" w:type="paragraph">
@@ -3500,14 +3752,14 @@
     <w:basedOn w:val="Normal"/>
     <w:link w:val="BodyTextChar"/>
     <w:pPr>
-      <w:spacing w:after="120" w:before="0" w:line="360" w:lineRule="auto"/>
+      <w:spacing w:after="120" w:before="0" w:line="276" w:lineRule="auto"/>
       <w:jc w:val="both"/>
     </w:pPr>
     <w:rPr>
       <w:rFonts w:ascii="Times New Roman" w:eastAsia="Times New Roman" w:hAnsi="Times New Roman"/>
       <w:i/>
       <w:color w:val="000000"/>
-      <w:sz w:val="26"/>
+      <w:sz w:val="24"/>
     </w:rPr>
   </w:style>
   <w:style w:customStyle="1" w:styleId="TableCaption" w:type="paragraph">
@@ -3515,39 +3767,39 @@
     <w:basedOn w:val="Caption"/>
     <w:pPr>
       <w:keepNext/>
-      <w:spacing w:line="360" w:lineRule="auto"/>
+      <w:spacing w:line="276" w:lineRule="auto"/>
       <w:jc w:val="both"/>
     </w:pPr>
     <w:rPr>
       <w:rFonts w:ascii="Times New Roman" w:eastAsia="Times New Roman" w:hAnsi="Times New Roman"/>
       <w:color w:val="000000"/>
-      <w:sz w:val="26"/>
+      <w:sz w:val="24"/>
     </w:rPr>
   </w:style>
   <w:style w:customStyle="1" w:styleId="ImageCaption" w:type="paragraph">
     <w:name w:val="Image Caption"/>
     <w:basedOn w:val="Caption"/>
     <w:pPr>
-      <w:spacing w:line="360" w:lineRule="auto"/>
+      <w:spacing w:line="276" w:lineRule="auto"/>
       <w:jc w:val="both"/>
     </w:pPr>
     <w:rPr>
       <w:rFonts w:ascii="Times New Roman" w:eastAsia="Times New Roman" w:hAnsi="Times New Roman"/>
       <w:color w:val="000000"/>
-      <w:sz w:val="26"/>
+      <w:sz w:val="24"/>
     </w:rPr>
   </w:style>
   <w:style w:customStyle="1" w:styleId="Figure" w:type="paragraph">
     <w:name w:val="Figure"/>
     <w:basedOn w:val="Normal"/>
     <w:pPr>
-      <w:spacing w:line="360" w:lineRule="auto"/>
+      <w:spacing w:line="276" w:lineRule="auto"/>
       <w:jc w:val="both"/>
     </w:pPr>
     <w:rPr>
       <w:rFonts w:ascii="Times New Roman" w:eastAsia="Times New Roman" w:hAnsi="Times New Roman"/>
       <w:color w:val="000000"/>
-      <w:sz w:val="26"/>
+      <w:sz w:val="24"/>
     </w:rPr>
   </w:style>
   <w:style w:customStyle="1" w:styleId="CaptionedFigure" w:type="paragraph">
@@ -3555,13 +3807,13 @@
     <w:basedOn w:val="Figure"/>
     <w:pPr>
       <w:keepNext/>
-      <w:spacing w:line="360" w:lineRule="auto"/>
+      <w:spacing w:line="276" w:lineRule="auto"/>
       <w:jc w:val="both"/>
     </w:pPr>
     <w:rPr>
       <w:rFonts w:ascii="Times New Roman" w:eastAsia="Times New Roman" w:hAnsi="Times New Roman"/>
       <w:color w:val="000000"/>
-      <w:sz w:val="26"/>
+      <w:sz w:val="24"/>
     </w:rPr>
   </w:style>
   <w:style w:customStyle="1" w:styleId="BodyTextChar" w:type="character">
@@ -3571,7 +3823,7 @@
     <w:rPr>
       <w:rFonts w:ascii="Times New Roman" w:eastAsia="Times New Roman" w:hAnsi="Times New Roman"/>
       <w:color w:val="000000"/>
-      <w:sz w:val="26"/>
+      <w:sz w:val="24"/>
     </w:rPr>
   </w:style>
   <w:style w:customStyle="1" w:styleId="VerbatimChar" w:type="character">
@@ -3580,7 +3832,7 @@
     <w:rPr>
       <w:rFonts w:ascii="Times New Roman" w:eastAsia="Times New Roman" w:hAnsi="Times New Roman"/>
       <w:color w:val="000000"/>
-      <w:sz w:val="26"/>
+      <w:sz w:val="24"/>
     </w:rPr>
   </w:style>
   <w:style w:customStyle="1" w:styleId="SectionNumber" w:type="character">
@@ -3589,7 +3841,7 @@
     <w:rPr>
       <w:rFonts w:ascii="Times New Roman" w:eastAsia="Times New Roman" w:hAnsi="Times New Roman"/>
       <w:color w:val="000000"/>
-      <w:sz w:val="26"/>
+      <w:sz w:val="24"/>
     </w:rPr>
   </w:style>
   <w:style w:styleId="FootnoteReference" w:type="character">
@@ -3598,7 +3850,7 @@
     <w:rPr>
       <w:rFonts w:ascii="Times New Roman" w:eastAsia="Times New Roman" w:hAnsi="Times New Roman"/>
       <w:color w:val="000000"/>
-      <w:sz w:val="26"/>
+      <w:sz w:val="24"/>
       <w:vertAlign w:val="superscript"/>
     </w:rPr>
   </w:style>
@@ -3608,7 +3860,7 @@
     <w:rPr>
       <w:rFonts w:ascii="Times New Roman" w:eastAsia="Times New Roman" w:hAnsi="Times New Roman"/>
       <w:color w:val="000000"/>
-      <w:sz w:val="26"/>
+      <w:sz w:val="24"/>
     </w:rPr>
   </w:style>
   <w:style w:styleId="TOCHeading" w:type="paragraph">
@@ -3619,7 +3871,7 @@
     <w:unhideWhenUsed/>
     <w:qFormat/>
     <w:pPr>
-      <w:spacing w:before="240" w:line="360" w:lineRule="auto"/>
+      <w:spacing w:before="240" w:line="276" w:lineRule="auto"/>
       <w:jc w:val="both"/>
       <w:outlineLvl w:val="9"/>
     </w:pPr>
@@ -3628,7 +3880,7 @@
       <w:b w:val="0"/>
       <w:bCs w:val="0"/>
       <w:color w:val="000000"/>
-      <w:sz w:val="26"/>
+      <w:sz w:val="24"/>
     </w:rPr>
   </w:style>
   <w:style w:type="paragraph" w:customStyle="1" w:styleId="SourceCode">

--- a/dist/luan_an_ctu/chuong_5_ket_luan_de_xuat_vi.docx
+++ b/dist/luan_an_ctu/chuong_5_ket_luan_de_xuat_vi.docx
@@ -2,7 +2,7 @@
 <file path=word/document.xml><?xml version="1.0" encoding="utf-8"?>
 <w:document xmlns:w="http://schemas.openxmlformats.org/wordprocessingml/2006/main" xmlns:m="http://schemas.openxmlformats.org/officeDocument/2006/math" xmlns:r="http://schemas.openxmlformats.org/officeDocument/2006/relationships" xmlns:o="urn:schemas-microsoft-com:office:office" xmlns:v="urn:schemas-microsoft-com:vml" xmlns:w10="urn:schemas-microsoft-com:office:word" xmlns:a="http://schemas.openxmlformats.org/drawingml/2006/main" xmlns:pic="http://schemas.openxmlformats.org/drawingml/2006/picture" xmlns:wp="http://schemas.openxmlformats.org/drawingml/2006/wordprocessingDrawing">
   <w:body>
-    <w:bookmarkStart w:id="20" w:name="chương-5-kết-luận-và-đề-xuất"/>
+    <w:bookmarkStart w:id="49" w:name="chương-5-kết-luận-và-đề-xuất"/>
     <w:p>
       <w:pPr>
         <w:pStyle w:val="Heading1"/>
@@ -11,7 +11,6 @@
         <w:t xml:space="preserve">CHƯƠNG 5: KẾT LUẬN VÀ ĐỀ XUẤT</w:t>
       </w:r>
     </w:p>
-    <w:bookmarkEnd w:id="20"/>
     <w:p>
       <w:r>
         <w:pict>
@@ -19,7 +18,7 @@
         </w:pict>
       </w:r>
     </w:p>
-    <w:bookmarkStart w:id="21" w:name="giới-thiệu-chương"/>
+    <w:bookmarkStart w:id="20" w:name="giới-thiệu-chương"/>
     <w:p>
       <w:pPr>
         <w:pStyle w:val="Heading2"/>
@@ -43,8 +42,8 @@
         </w:pict>
       </w:r>
     </w:p>
-    <w:bookmarkEnd w:id="21"/>
-    <w:bookmarkStart w:id="27" w:name="Xff8cef3ed320f9cf6f3fba4ff558bfed3af19c6"/>
+    <w:bookmarkEnd w:id="20"/>
+    <w:bookmarkStart w:id="26" w:name="Xa49aadb40c127a83ebe1d91ac222e3bdb8617c2"/>
     <w:p>
       <w:pPr>
         <w:pStyle w:val="Heading2"/>
@@ -53,7 +52,7 @@
         <w:t xml:space="preserve">5.1 Bàn luận kết quả theo khung lý thuyết CDCM</w:t>
       </w:r>
     </w:p>
-    <w:bookmarkStart w:id="22" w:name="X87949b622680195c8f5649c31ec800d0d4afb82"/>
+    <w:bookmarkStart w:id="21" w:name="X751baa465f16b11eec18b61295bd32c9b23dafc"/>
     <w:p>
       <w:pPr>
         <w:pStyle w:val="Heading3"/>
@@ -164,15 +163,10 @@
         </m:r>
       </m:oMath>
       <w:r>
-        <w:t xml:space="preserve">–</w:t>
-      </w:r>
-      <m:oMath>
-        <m:r>
-          <m:t>91.982</m:t>
-        </m:r>
-      </m:oMath>
-      <w:r>
-        <w:t xml:space="preserve">, 49 nền kinh tế) — đều chỉ đến cùng một kết luận: điểm uốn (turning point) của quan hệ I→P</w:t>
+        <w:t xml:space="preserve"> </w:t>
+      </w:r>
+      <w:r>
+        <w:t xml:space="preserve">quan sát từ 49 nền kinh tế) — đều chỉ đến cùng một kết luận: điểm uốn (turning point) của quan hệ I→P</w:t>
       </w:r>
       <w:r>
         <w:t xml:space="preserve"> </w:t>
@@ -188,7 +182,7 @@
         <w:t xml:space="preserve"> </w:t>
       </w:r>
       <w:r>
-        <w:t xml:space="preserve">theo chiều từ SIDS/Frontier (~55% FSTS) xuống Emerging, Upper-middle, Advanced Resource, và Advanced Innovation (~28% FSTS).</w:t>
+        <w:t xml:space="preserve">từ SIDS/Frontier (~55% FSTS) xuống Emerging, Upper-middle, Advanced Resource, và Advanced Innovation (~28% FSTS). Hay nói cách khác, nền kinh tế thể chế mạnh hơn đạt đỉnh hiệu quả xuất khẩu tại mức FSTS thấp hơn — doanh nghiệp không cần quốc tế hóa sâu để khai thác lợi thế cạnh tranh khi thể chế hỗ trợ đã vận hành tốt.</w:t>
       </w:r>
     </w:p>
     <w:p>
@@ -249,50 +243,95 @@
         <w:t xml:space="preserve">: môi trường thể chế tốt cũng có nghĩa là hệ sinh thái dịch vụ hỗ trợ (logistics, tài chính thương mại, tư vấn pháp lý quốc tế) phát triển, làm giảm gánh nặng điều phối nội bộ của doanh nghiệp khi mở rộng quốc tế.</w:t>
       </w:r>
     </w:p>
+    <w:bookmarkEnd w:id="21"/>
+    <w:bookmarkStart w:id="22" w:name="X49fe7c9f8cdd3930e11cda3dd359bf7233b04b5"/>
+    <w:p>
+      <w:pPr>
+        <w:pStyle w:val="Heading3"/>
+      </w:pPr>
+      <w:r>
+        <w:t xml:space="preserve">5.1.2 TCI là Năng Lực Nền Tảng — Xác nhận H2</w:t>
+      </w:r>
+    </w:p>
+    <w:p>
+      <w:pPr>
+        <w:pStyle w:val="FirstParagraph"/>
+      </w:pPr>
+      <w:r>
+        <w:t xml:space="preserve">Technological Capability Index (TCI) nhất quán cho thấy</w:t>
+      </w:r>
+      <w:r>
+        <w:t xml:space="preserve"> </w:t>
+      </w:r>
+      <w:r>
+        <w:rPr>
+          <w:bCs/>
+          <w:b/>
+        </w:rPr>
+        <w:t xml:space="preserve">hiệu ứng nâng mặt bằng năng suất dương</w:t>
+      </w:r>
+      <w:r>
+        <w:t xml:space="preserve"> </w:t>
+      </w:r>
+      <w:r>
+        <w:t xml:space="preserve">trong tất cả các mẫu (Việt Nam P3, Trung Quốc P5, toàn mẫu P7: ~41% tăng năng suất cho mỗi đơn vị độ lệch chuẩn TCI). Tuy nhiên, TCI chỉ</w:t>
+      </w:r>
+      <w:r>
+        <w:t xml:space="preserve"> </w:t>
+      </w:r>
+      <w:r>
+        <w:rPr>
+          <w:bCs/>
+          <w:b/>
+        </w:rPr>
+        <w:t xml:space="preserve">điều tiết hình dạng đường cong I→P</w:t>
+      </w:r>
+      <w:r>
+        <w:t xml:space="preserve"> </w:t>
+      </w:r>
+      <w:r>
+        <w:t xml:space="preserve">tại bối cảnh quốc gia cụ thể (P3 Việt Nam — môi trường chuyển đổi với phân mảnh thể chế tạo điều kiện cho TCI reshaping hiệu ứng), không phổ quát trên toàn mẫu 49 nền kinh tế (P7: tương tác FSTS×TCI và FSTS²×TCI đều NS). H2 được</w:t>
+      </w:r>
+      <w:r>
+        <w:t xml:space="preserve"> </w:t>
+      </w:r>
+      <w:r>
+        <w:rPr>
+          <w:bCs/>
+          <w:b/>
+        </w:rPr>
+        <w:t xml:space="preserve">xác nhận một phần</w:t>
+      </w:r>
+      <w:r>
+        <w:t xml:space="preserve">: TCI là năng lực nền tảng phổ quát, nhưng vai trò uốn đường cong I→P phụ thuộc bối cảnh thể chế. Điều này xác nhận vai trò của TCI là</w:t>
+      </w:r>
+      <w:r>
+        <w:t xml:space="preserve"> </w:t>
+      </w:r>
+      <w:r>
+        <w:rPr>
+          <w:bCs/>
+          <w:b/>
+        </w:rPr>
+        <w:t xml:space="preserve">năng lực nền tảng</w:t>
+      </w:r>
+      <w:r>
+        <w:t xml:space="preserve"> </w:t>
+      </w:r>
+      <w:r>
+        <w:t xml:space="preserve">(foundational capability) trong khung CDCM: doanh nghiệp có năng lực công nghệ sâu hơn — được đo bằng việc tiếp cận công nghệ nước ngoài, chi tiêu R&amp;D, đổi mới sản phẩm và chứng nhận chất lượng — tạo ra giá trị cao hơn từ cùng một mức độ quốc tế hóa.</w:t>
+      </w:r>
+    </w:p>
+    <w:p>
+      <w:pPr>
+        <w:pStyle w:val="BodyText"/>
+      </w:pPr>
+      <w:r>
+        <w:t xml:space="preserve">Cơ chế lý thuyết đằng sau kết quả này bắt nguồn từ Resource-Based View (Barney, 1991): TCI là nguồn lực VRIN (có giá trị, hiếm, khó sao chép, khó thay thế), do đó tạo ra lợi thế cạnh tranh bền vững ngay cả khi doanh nghiệp mở rộng ra thị trường nước ngoài với mức độ bất định cao. Năng lực công nghệ cũng tạo ra absorptive capacity (Cohen &amp; Levinthal, 1990) — khả năng hấp thu và tích hợp tri thức từ thị trường nước ngoài — giúp doanh nghiệp học hỏi hiệu quả hơn trong quá trình quốc tế hóa, nhất quán với learning loop của Uppsala model (Johanson &amp; Vahlne, 1977).</w:t>
+      </w:r>
+    </w:p>
     <w:bookmarkEnd w:id="22"/>
-    <w:bookmarkStart w:id="23" w:name="tci-là-năng-lực-nền-tảng-xác-nhận-h2"/>
-    <w:p>
-      <w:pPr>
-        <w:pStyle w:val="Heading3"/>
-      </w:pPr>
-      <w:r>
-        <w:t xml:space="preserve">5.1.2 TCI là Năng Lực Nền Tảng — Xác nhận H2</w:t>
-      </w:r>
-    </w:p>
-    <w:p>
-      <w:pPr>
-        <w:pStyle w:val="FirstParagraph"/>
-      </w:pPr>
-      <w:r>
-        <w:t xml:space="preserve">Technological Capability Index (TCI) nhất quán cho thấy tác động điều tiết dương trong các mẫu có đủ quy mô để phát hiện hiệu ứng (Việt Nam P3, toàn mẫu P7). Điều này xác nhận vai trò của TCI là</w:t>
-      </w:r>
-      <w:r>
-        <w:t xml:space="preserve"> </w:t>
-      </w:r>
-      <w:r>
-        <w:rPr>
-          <w:bCs/>
-          <w:b/>
-        </w:rPr>
-        <w:t xml:space="preserve">năng lực nền tảng</w:t>
-      </w:r>
-      <w:r>
-        <w:t xml:space="preserve"> </w:t>
-      </w:r>
-      <w:r>
-        <w:t xml:space="preserve">(foundational capability) trong khung CDCM: doanh nghiệp có năng lực công nghệ sâu hơn — được đo bằng việc tiếp cận công nghệ nước ngoài, chi tiêu R&amp;D, đổi mới sản phẩm và chứng nhận chất lượng — tạo ra giá trị cao hơn từ cùng một mức độ quốc tế hóa.</w:t>
-      </w:r>
-    </w:p>
-    <w:p>
-      <w:pPr>
-        <w:pStyle w:val="BodyText"/>
-      </w:pPr>
-      <w:r>
-        <w:t xml:space="preserve">Cơ chế lý thuyết đằng sau kết quả này bắt nguồn từ Resource-Based View (Barney, 1991): TCI là nguồn lực VRIN (có giá trị, hiếm, khó sao chép, khó thay thế), do đó tạo ra lợi thế cạnh tranh bền vững ngay cả khi doanh nghiệp mở rộng ra thị trường nước ngoài với mức độ bất định cao. Năng lực công nghệ cũng tạo ra absorptive capacity (Cohen &amp; Levinthal, 1990) — khả năng hấp thu và tích hợp tri thức từ thị trường nước ngoài — giúp doanh nghiệp học hỏi hiệu quả hơn trong quá trình quốc tế hóa, nhất quán với learning loop của Uppsala model (Johanson &amp; Vahlne, 1977).</w:t>
-      </w:r>
-    </w:p>
-    <w:bookmarkEnd w:id="23"/>
-    <w:bookmarkStart w:id="24" w:name="X27755afda27725d75d6cee82c01fb99e8279a05"/>
+    <w:bookmarkStart w:id="23" w:name="Xa91918a719079ebfa81edd5c575587c3bf67faa"/>
     <w:p>
       <w:pPr>
         <w:pStyle w:val="Heading3"/>
@@ -708,7 +747,7 @@
         <w:pStyle w:val="BodyText"/>
       </w:pPr>
       <w:r>
-        <w:t xml:space="preserve">Kết quả này hỗ trợ lập luận trong khung CDCM rằng DAI là</w:t>
+        <w:t xml:space="preserve">Kết quả tổng hợp hỗ trợ lập luận trong khung CDCM rằng DAI là</w:t>
       </w:r>
       <w:r>
         <w:t xml:space="preserve"> </w:t>
@@ -724,7 +763,23 @@
         <w:t xml:space="preserve"> </w:t>
       </w:r>
       <w:r>
-        <w:t xml:space="preserve">(situational resource) chứ không phải năng lực nền tảng: hiệu quả của nó phụ thuộc vào điều kiện môi trường (thể chế, cơ sở hạ tầng số) chứ không phải là hiệu ứng phổ quát. Đây là điểm phân biệt quan trọng giữa TCI và DAI trong đóng góp lý thuyết của luận án.</w:t>
+        <w:t xml:space="preserve">(situational resource) chứ không phải năng lực nền tảng: cơ chế cụ thể của nó (compression vs amplification) phụ thuộc vào điều kiện môi trường (thể chế, cơ sở hạ tầng số) — nhưng bản thân hiệu ứng DAI là</w:t>
+      </w:r>
+      <w:r>
+        <w:t xml:space="preserve"> </w:t>
+      </w:r>
+      <w:r>
+        <w:rPr>
+          <w:bCs/>
+          <w:b/>
+        </w:rPr>
+        <w:t xml:space="preserve">phổ quát</w:t>
+      </w:r>
+      <w:r>
+        <w:t xml:space="preserve"> </w:t>
+      </w:r>
+      <w:r>
+        <w:t xml:space="preserve">trên toàn mẫu đa bối cảnh. Đây là điểm phân biệt quan trọng giữa TCI và DAI trong đóng góp lý thuyết của luận án.</w:t>
       </w:r>
     </w:p>
     <w:p>
@@ -748,25 +803,7 @@
         <w:t xml:space="preserve"> </w:t>
       </w:r>
       <w:r>
-        <w:t xml:space="preserve">(static digital adoption index) dựa trên dữ liệu WBES tại một thời điểm — không phải</w:t>
-      </w:r>
-      <w:r>
-        <w:t xml:space="preserve"> </w:t>
-      </w:r>
-      <w:r>
-        <w:t xml:space="preserve">“</w:t>
-      </w:r>
-      <w:r>
-        <w:t xml:space="preserve">dynamic digital capability</w:t>
-      </w:r>
-      <w:r>
-        <w:t xml:space="preserve">”</w:t>
-      </w:r>
-      <w:r>
-        <w:t xml:space="preserve"> </w:t>
-      </w:r>
-      <w:r>
-        <w:t xml:space="preserve">theo nghĩa của dynamic capabilities theory (Teece et al., 1997) vì dữ liệu WBES không có đủ thang đo để đo lường tính động của năng lực số.</w:t>
+        <w:t xml:space="preserve">(static digital adoption index) dựa trên dữ liệu WBES tại một thời điểm — không phải "dynamic digital capability" theo nghĩa của dynamic capabilities theory (Teece et al., 1997) vì dữ liệu WBES không có đủ thang đo để đo lường tính động của năng lực số.</w:t>
       </w:r>
     </w:p>
     <w:p>
@@ -774,48 +811,7 @@
         <w:pStyle w:val="BodyText"/>
       </w:pPr>
       <w:r>
-        <w:t xml:space="preserve">Một giải thích bổ sung từ Institutional Theory: ở các bối cảnh ICRV thấp với nhiều</w:t>
-      </w:r>
-      <w:r>
-        <w:t xml:space="preserve"> </w:t>
-      </w:r>
-      <w:r>
-        <w:t xml:space="preserve">“</w:t>
-      </w:r>
-      <w:r>
-        <w:t xml:space="preserve">institutional voids</w:t>
-      </w:r>
-      <w:r>
-        <w:t xml:space="preserve">”</w:t>
-      </w:r>
-      <w:r>
-        <w:t xml:space="preserve"> </w:t>
-      </w:r>
-      <w:r>
-        <w:t xml:space="preserve">(Khanna &amp; Palepu, 2010), việc áp dụng công cụ số bề mặt không đủ để bù đắp cho sự thiếu hụt hạ tầng vật lý, hệ thống thanh toán và khung pháp lý thương mại điện tử. Kết quả DAI×ICRV (</w:t>
-      </w:r>
-      <m:oMath>
-        <m:r>
-          <m:t>p</m:t>
-        </m:r>
-        <m:r>
-          <m:rPr>
-            <m:sty m:val="p"/>
-          </m:rPr>
-          <m:t>=</m:t>
-        </m:r>
-        <m:r>
-          <m:rPr>
-            <m:sty m:val="p"/>
-          </m:rPr>
-          <m:t>,</m:t>
-        </m:r>
-        <m:r>
-          <m:t>012</m:t>
-        </m:r>
-      </m:oMath>
-      <w:r>
-        <w:t xml:space="preserve">) cho thấy DAI</w:t>
+        <w:t xml:space="preserve">Một giải thích bổ sung từ Institutional Theory: ở các bối cảnh ICRV thấp với nhiều "institutional voids" (Khanna &amp; Palepu, 2010), các doanh nghiệp xuất khẩu phụ thuộc vào DAI nhiều hơn như một cơ chế bù đắp cho thiếu hụt hạ tầng thể chế. Bằng chứng: DAI×ICRV (p=.012) trong P7 cho thấy DAI</w:t>
       </w:r>
       <w:r>
         <w:t xml:space="preserve"> </w:t>
@@ -831,44 +827,11 @@
         <w:t xml:space="preserve"> </w:t>
       </w:r>
       <w:r>
-        <w:t xml:space="preserve">tại các bối cảnh thể chế yếu hơn —</w:t>
-      </w:r>
-      <w:r>
-        <w:t xml:space="preserve"> </w:t>
-      </w:r>
-      <w:r>
-        <w:t xml:space="preserve">“</w:t>
-      </w:r>
-      <w:r>
-        <w:t xml:space="preserve">digital shield effect</w:t>
-      </w:r>
-      <w:r>
-        <w:t xml:space="preserve">”</w:t>
-      </w:r>
-      <w:r>
-        <w:t xml:space="preserve"> </w:t>
-      </w:r>
-      <w:r>
-        <w:t xml:space="preserve">phát huy mạnh nhất khi nền tảng thể chế còn thiếu hụt, bù đắp cho các</w:t>
-      </w:r>
-      <w:r>
-        <w:t xml:space="preserve"> </w:t>
-      </w:r>
-      <w:r>
-        <w:t xml:space="preserve">“</w:t>
-      </w:r>
-      <w:r>
-        <w:t xml:space="preserve">institutional voids</w:t>
-      </w:r>
-      <w:r>
-        <w:t xml:space="preserve">”</w:t>
-      </w:r>
-      <w:r>
-        <w:t xml:space="preserve">.</w:t>
-      </w:r>
-    </w:p>
-    <w:bookmarkEnd w:id="24"/>
-    <w:bookmarkStart w:id="25" w:name="X9c0cd9664cda47af8ea782aa1697b3fd1384e63"/>
+        <w:t xml:space="preserve">tại thể chế yếu — "digital shield effect" phát huy mạnh nhất khi nền tảng thể chế còn thiếu hụt, không phải khi thể chế đã hoàn thiện.</w:t>
+      </w:r>
+    </w:p>
+    <w:bookmarkEnd w:id="23"/>
+    <w:bookmarkStart w:id="24" w:name="Xa50feea436358d6c79850f8e0ee4f310f84827b"/>
     <w:p>
       <w:pPr>
         <w:pStyle w:val="Heading3"/>
@@ -1011,11 +974,11 @@
         <w:t xml:space="preserve"> </w:t>
       </w:r>
       <w:r>
-        <w:t xml:space="preserve">kinh nghiệm quốc tế (breadth vs. depth) — một hạn chế đo lường trong WBES cần được khắc phục trong nghiên cứu tương lai.</w:t>
-      </w:r>
-    </w:p>
-    <w:bookmarkEnd w:id="25"/>
-    <w:bookmarkStart w:id="26" w:name="Xfdc4f05762204c1e9501761a1ebcb843f9171c3"/>
+        <w:t xml:space="preserve">kinh nghiệm quốc tế (breadth vs. depth) — một hạn chế đo lường trong WBES cần được khắc phục trong nghiên cứu tương lai.</w:t>
+      </w:r>
+    </w:p>
+    <w:bookmarkEnd w:id="24"/>
+    <w:bookmarkStart w:id="25" w:name="X965f3e2835fec9004e9a3f92ee374aa0d8e2a7a"/>
     <w:p>
       <w:pPr>
         <w:pStyle w:val="Heading3"/>
@@ -1121,9 +1084,9 @@
         </w:pict>
       </w:r>
     </w:p>
+    <w:bookmarkEnd w:id="25"/>
     <w:bookmarkEnd w:id="26"/>
-    <w:bookmarkEnd w:id="27"/>
-    <w:bookmarkStart w:id="31" w:name="so-sánh-với-nghiên-cứu-trước-đây"/>
+    <w:bookmarkStart w:id="30" w:name="X03371f9bf2ea7aa70b56c3fc263517b182b20aa"/>
     <w:p>
       <w:pPr>
         <w:pStyle w:val="Heading2"/>
@@ -1132,7 +1095,7 @@
         <w:t xml:space="preserve">5.2 So sánh với nghiên cứu trước đây</w:t>
       </w:r>
     </w:p>
-    <w:bookmarkStart w:id="28" w:name="nhất-quán-với-baseline-icbef-2024"/>
+    <w:bookmarkStart w:id="27" w:name="X6d63d205c02653fac9abe4b7c3c003ccf604ac6"/>
     <w:p>
       <w:pPr>
         <w:pStyle w:val="Heading3"/>
@@ -1338,14 +1301,93 @@
         <w:t xml:space="preserve">, không phải sự bất đồng căn bản giữa các nghiên cứu.</w:t>
       </w:r>
     </w:p>
+    <w:bookmarkEnd w:id="27"/>
+    <w:bookmarkStart w:id="28" w:name="X3dc86f682c3e5e98bd0a470c7f8482e8e79f6fb"/>
+    <w:p>
+      <w:pPr>
+        <w:pStyle w:val="Heading3"/>
+      </w:pPr>
+      <w:r>
+        <w:t xml:space="preserve">5.2.2 Vượt qua Lu và Beamish (2004) và Contractor et al. (2003)</w:t>
+      </w:r>
+    </w:p>
+    <w:p>
+      <w:pPr>
+        <w:pStyle w:val="FirstParagraph"/>
+      </w:pPr>
+      <w:r>
+        <w:t xml:space="preserve">Lu và Beamish (2004) và Contractor et al. (2003) là hai công trình nền tảng về quan hệ phi tuyến I→P. Lu và Beamish (2004) tìm turning point khoảng 60% FSTS trong mẫu doanh nghiệp Nhật Bản, trong khi Contractor et al. (2003) đề xuất S-curve ba giai đoạn. Luận án này vượt qua hai công trình đó theo ba hướng:</w:t>
+      </w:r>
+    </w:p>
+    <w:p>
+      <w:pPr>
+        <w:pStyle w:val="BodyText"/>
+      </w:pPr>
+      <w:r>
+        <w:rPr>
+          <w:bCs/>
+          <w:b/>
+        </w:rPr>
+        <w:t xml:space="preserve">Thứ nhất</w:t>
+      </w:r>
+      <w:r>
+        <w:t xml:space="preserve">, luận án chứng minh rằng turning point</w:t>
+      </w:r>
+      <w:r>
+        <w:t xml:space="preserve"> </w:t>
+      </w:r>
+      <w:r>
+        <w:rPr>
+          <w:bCs/>
+          <w:b/>
+        </w:rPr>
+        <w:t xml:space="preserve">không cố định</w:t>
+      </w:r>
+      <w:r>
+        <w:t xml:space="preserve"> </w:t>
+      </w:r>
+      <w:r>
+        <w:t xml:space="preserve">mà phụ thuộc vào bối cảnh ICRV: từ TP ≈ 88,6% (Singapore — Advanced Innovation) đến TP ≈ 39,7% (Việt Nam pooled — Lower-mid Transition), với Trung Quốc ở mức trung gian (TP ≈ 48,78%). Không có một turning point phổ quát cho tất cả bối cảnh.</w:t>
+      </w:r>
+    </w:p>
+    <w:p>
+      <w:pPr>
+        <w:pStyle w:val="BodyText"/>
+      </w:pPr>
+      <w:r>
+        <w:rPr>
+          <w:bCs/>
+          <w:b/>
+        </w:rPr>
+        <w:t xml:space="preserve">Thứ hai</w:t>
+      </w:r>
+      <w:r>
+        <w:t xml:space="preserve">, luận án xác định trường hợp biên FIP tại SIDS — không phải là S-curve hay inverted-U mà là quan hệ âm đơn điệu — điều mà cả ba-stage theory lẫn S-curve không dự báo được.</w:t>
+      </w:r>
+    </w:p>
+    <w:p>
+      <w:pPr>
+        <w:pStyle w:val="BodyText"/>
+      </w:pPr>
+      <w:r>
+        <w:rPr>
+          <w:bCs/>
+          <w:b/>
+        </w:rPr>
+        <w:t xml:space="preserve">Thứ ba</w:t>
+      </w:r>
+      <w:r>
+        <w:t xml:space="preserve">, luận án mở rộng khung phân tích từ dữ liệu doanh nghiệp Nhật Bản/đa quốc gia sang 47 nền kinh tế châu Á và Thái Bình Dương — bối cảnh underrepresented trong literature Lu và Beamish.</w:t>
+      </w:r>
+    </w:p>
     <w:bookmarkEnd w:id="28"/>
-    <w:bookmarkStart w:id="29" w:name="X7b8db85450aaa41ba255e0d181ebc5c5ae65c48"/>
+    <w:bookmarkStart w:id="29" w:name="X0883d912591c701a2f1b2fed71cedb09e738376"/>
     <w:p>
       <w:pPr>
         <w:pStyle w:val="Heading3"/>
       </w:pPr>
       <w:r>
-        <w:t xml:space="preserve">5.2.2 Vượt qua Lu và Beamish (2004) và Contractor et al. (2003)</w:t>
+        <w:t xml:space="preserve">5.2.3 Mở rộng Marano et al. (2016) — ICRV thay thế binary institutional quality</w:t>
       </w:r>
     </w:p>
     <w:p>
@@ -1353,7 +1395,7 @@
         <w:pStyle w:val="FirstParagraph"/>
       </w:pPr>
       <w:r>
-        <w:t xml:space="preserve">Lu và Beamish (2004) và Contractor et al. (2003) là hai công trình nền tảng về quan hệ phi tuyến I→P. Lu và Beamish (2004) tìm turning point khoảng 60% FSTS trong mẫu doanh nghiệp Nhật Bản, trong khi Contractor et al. (2003) đề xuất S-curve ba giai đoạn. Luận án này vượt qua hai công trình đó theo ba hướng:</w:t>
+        <w:t xml:space="preserve">Marano et al. (2016) là meta-analysis quan trọng nhất trong literature gần đây, cung cấp bằng chứng về vai trò điều tiết của home country institutions trong I→P relationship. Tuy nhiên, Marano et al. sử dụng phân loại binary (developed vs. emerging) hoặc continuous institutional quality scores.</w:t>
       </w:r>
     </w:p>
     <w:p>
@@ -1361,30 +1403,20 @@
         <w:pStyle w:val="BodyText"/>
       </w:pPr>
       <w:r>
-        <w:rPr>
-          <w:bCs/>
-          <w:b/>
-        </w:rPr>
-        <w:t xml:space="preserve">Thứ nhất</w:t>
-      </w:r>
-      <w:r>
-        <w:t xml:space="preserve">, luận án chứng minh rằng turning point</w:t>
-      </w:r>
-      <w:r>
-        <w:t xml:space="preserve"> </w:t>
-      </w:r>
-      <w:r>
-        <w:rPr>
-          <w:bCs/>
-          <w:b/>
-        </w:rPr>
-        <w:t xml:space="preserve">không cố định</w:t>
-      </w:r>
-      <w:r>
-        <w:t xml:space="preserve"> </w:t>
-      </w:r>
-      <w:r>
-        <w:t xml:space="preserve">mà phụ thuộc vào bối cảnh ICRV: từ TP ≈ 88,6% (Singapore — Advanced Innovation) đến TP ≈ 39,7% (Việt Nam pooled — Lower-mid Transition), với Trung Quốc ở mức trung gian (TP ≈ 48,78%). Không có một turning point phổ quát cho tất cả bối cảnh.</w:t>
+        <w:t xml:space="preserve">Luận án này mở rộng Marano et al. (2016) theo hướng</w:t>
+      </w:r>
+      <w:r>
+        <w:t xml:space="preserve"> </w:t>
+      </w:r>
+      <w:r>
+        <w:rPr>
+          <w:bCs/>
+          <w:b/>
+        </w:rPr>
+        <w:t xml:space="preserve">phân loại đa chiều</w:t>
+      </w:r>
+      <w:r>
+        <w:t xml:space="preserve">: ICRV sáu sub-regime nắm bắt được sự đa dạng trong nội bộ nhóm "emerging" (phân biệt Upper-middle Trung Quốc với Lower-mid Việt Nam với Frontier Bangladesh và SIDS) và nhóm "advanced" (phân biệt Advanced Innovation Singapore với Advanced Resource GCC). Phân loại nhị phân bỏ sót sự biến thiên quan trọng này, dẫn đến mất thông tin về gradient.</w:t>
       </w:r>
     </w:p>
     <w:p>
@@ -1392,112 +1424,7 @@
         <w:pStyle w:val="BodyText"/>
       </w:pPr>
       <w:r>
-        <w:rPr>
-          <w:bCs/>
-          <w:b/>
-        </w:rPr>
-        <w:t xml:space="preserve">Thứ hai</w:t>
-      </w:r>
-      <w:r>
-        <w:t xml:space="preserve">, luận án xác định trường hợp biên FIP tại SIDS — không phải là S-curve hay inverted-U mà là quan hệ âm đơn điệu — điều mà cả ba-stage theory lẫn S-curve không dự báo được.</w:t>
-      </w:r>
-    </w:p>
-    <w:p>
-      <w:pPr>
-        <w:pStyle w:val="BodyText"/>
-      </w:pPr>
-      <w:r>
-        <w:rPr>
-          <w:bCs/>
-          <w:b/>
-        </w:rPr>
-        <w:t xml:space="preserve">Thứ ba</w:t>
-      </w:r>
-      <w:r>
-        <w:t xml:space="preserve">, luận án mở rộng khung phân tích từ dữ liệu doanh nghiệp Nhật Bản/đa quốc gia sang 47 nền kinh tế châu Á và Thái Bình Dương — bối cảnh underrepresented trong literature Lu và Beamish.</w:t>
-      </w:r>
-    </w:p>
-    <w:bookmarkEnd w:id="29"/>
-    <w:bookmarkStart w:id="30" w:name="X7d417abcca377c053c807a61872538ebbcf35bb"/>
-    <w:p>
-      <w:pPr>
-        <w:pStyle w:val="Heading3"/>
-      </w:pPr>
-      <w:r>
-        <w:t xml:space="preserve">5.2.3 Mở rộng Marano et al. (2016) — ICRV thay thế binary institutional quality</w:t>
-      </w:r>
-    </w:p>
-    <w:p>
-      <w:pPr>
-        <w:pStyle w:val="FirstParagraph"/>
-      </w:pPr>
-      <w:r>
-        <w:t xml:space="preserve">Marano et al. (2016) là meta-analysis quan trọng nhất trong literature gần đây, cung cấp bằng chứng về vai trò điều tiết của home country institutions trong I→P relationship. Tuy nhiên, Marano et al. sử dụng phân loại binary (developed vs. emerging) hoặc continuous institutional quality scores.</w:t>
-      </w:r>
-    </w:p>
-    <w:p>
-      <w:pPr>
-        <w:pStyle w:val="BodyText"/>
-      </w:pPr>
-      <w:r>
-        <w:t xml:space="preserve">Luận án này mở rộng Marano et al. (2016) theo hướng</w:t>
-      </w:r>
-      <w:r>
-        <w:t xml:space="preserve"> </w:t>
-      </w:r>
-      <w:r>
-        <w:rPr>
-          <w:bCs/>
-          <w:b/>
-        </w:rPr>
-        <w:t xml:space="preserve">phân loại đa chiều</w:t>
-      </w:r>
-      <w:r>
-        <w:t xml:space="preserve">: ICRV sáu sub-regime nắm bắt được sự đa dạng trong nội bộ nhóm</w:t>
-      </w:r>
-      <w:r>
-        <w:t xml:space="preserve"> </w:t>
-      </w:r>
-      <w:r>
-        <w:t xml:space="preserve">“</w:t>
-      </w:r>
-      <w:r>
-        <w:t xml:space="preserve">emerging</w:t>
-      </w:r>
-      <w:r>
-        <w:t xml:space="preserve">”</w:t>
-      </w:r>
-      <w:r>
-        <w:t xml:space="preserve"> </w:t>
-      </w:r>
-      <w:r>
-        <w:t xml:space="preserve">(phân biệt Upper-middle Trung Quốc với Lower-mid Việt Nam với Frontier Bangladesh và SIDS) và nhóm</w:t>
-      </w:r>
-      <w:r>
-        <w:t xml:space="preserve"> </w:t>
-      </w:r>
-      <w:r>
-        <w:t xml:space="preserve">“</w:t>
-      </w:r>
-      <w:r>
-        <w:t xml:space="preserve">advanced</w:t>
-      </w:r>
-      <w:r>
-        <w:t xml:space="preserve">”</w:t>
-      </w:r>
-      <w:r>
-        <w:t xml:space="preserve"> </w:t>
-      </w:r>
-      <w:r>
-        <w:t xml:space="preserve">(phân biệt Advanced Innovation Singapore với Advanced Resource GCC). Phân loại nhị phân bỏ sót sự biến thiên quan trọng này, dẫn đến mất thông tin về gradient.</w:t>
-      </w:r>
-    </w:p>
-    <w:p>
-      <w:pPr>
-        <w:pStyle w:val="BodyText"/>
-      </w:pPr>
-      <w:r>
-        <w:t xml:space="preserve">Ngoài ra, luận án sử dụng phương pháp MARA ba tầng để phân tách cấu trúc dị biệt — một cải tiến phương pháp so với random-effects meta-analysis đơn tầng của Marano et al. (2016).</w:t>
+        <w:t xml:space="preserve">Ngoài ra, luận án sử dụng phương pháp MARA ba tầng để phân tách cấu trúc dị biệt — một cải tiến phương pháp so với random-effects meta-analysis đơn tầng của Marano et al. (2016).</w:t>
       </w:r>
     </w:p>
     <w:p>
@@ -1507,24 +1434,143 @@
         </w:pict>
       </w:r>
     </w:p>
+    <w:bookmarkEnd w:id="29"/>
     <w:bookmarkEnd w:id="30"/>
+    <w:bookmarkStart w:id="34" w:name="X358b70cb0587073926db05a46d0ec729e84bb90"/>
+    <w:p>
+      <w:pPr>
+        <w:pStyle w:val="Heading2"/>
+      </w:pPr>
+      <w:r>
+        <w:t xml:space="preserve">5.3 Đóng góp lý thuyết</w:t>
+      </w:r>
+    </w:p>
+    <w:bookmarkStart w:id="31" w:name="Xc6feaeb12e2f91980ada0175fe76f51b8cabb3c"/>
+    <w:p>
+      <w:pPr>
+        <w:pStyle w:val="Heading3"/>
+      </w:pPr>
+      <w:r>
+        <w:t xml:space="preserve">5.3.1 CDCM — Làm rõ DAI là nguồn lực tình huống</w:t>
+      </w:r>
+    </w:p>
+    <w:p>
+      <w:pPr>
+        <w:pStyle w:val="FirstParagraph"/>
+      </w:pPr>
+      <w:r>
+        <w:t xml:space="preserve">Đóng góp lý thuyết đầu tiên là làm rõ</w:t>
+      </w:r>
+      <w:r>
+        <w:t xml:space="preserve"> </w:t>
+      </w:r>
+      <w:r>
+        <w:rPr>
+          <w:bCs/>
+          <w:b/>
+        </w:rPr>
+        <w:t xml:space="preserve">bản chất của DAI</w:t>
+      </w:r>
+      <w:r>
+        <w:t xml:space="preserve"> </w:t>
+      </w:r>
+      <w:r>
+        <w:t xml:space="preserve">trong khung CDCM. Phát hiện rằng DAI có hiệu ứng nâng mặt bằng phổ quát (β=+0.155, p&lt;.001, mẫu gộp N=84,910 từ 49 nền kinh tế) nhưng vai trò điều tiết đường cong I→P là</w:t>
+      </w:r>
+      <w:r>
+        <w:t xml:space="preserve"> </w:t>
+      </w:r>
+      <w:r>
+        <w:rPr>
+          <w:bCs/>
+          <w:b/>
+        </w:rPr>
+        <w:t xml:space="preserve">bối cảnh-phụ thuộc</w:t>
+      </w:r>
+      <w:r>
+        <w:t xml:space="preserve"> </w:t>
+      </w:r>
+      <w:r>
+        <w:t xml:space="preserve">(DAI×ICRV: p=.012) gợi ý rằng DAI không phải là foundational capability (như TCI) mà là</w:t>
+      </w:r>
+      <w:r>
+        <w:t xml:space="preserve"> </w:t>
+      </w:r>
+      <w:r>
+        <w:rPr>
+          <w:bCs/>
+          <w:b/>
+        </w:rPr>
+        <w:t xml:space="preserve">situational resource</w:t>
+      </w:r>
+      <w:r>
+        <w:t xml:space="preserve"> </w:t>
+      </w:r>
+      <w:r>
+        <w:t xml:space="preserve">— tài nguyên có vai trò thay đổi theo bối cảnh thể chế. Quan trọng: DAI×ICRV (p=.012) cho thấy hiệu ứng điều tiết của DAI</w:t>
+      </w:r>
+      <w:r>
+        <w:t xml:space="preserve"> </w:t>
+      </w:r>
+      <w:r>
+        <w:rPr>
+          <w:bCs/>
+          <w:b/>
+        </w:rPr>
+        <w:t xml:space="preserve">mạnh hơn</w:t>
+      </w:r>
+      <w:r>
+        <w:t xml:space="preserve"> </w:t>
+      </w:r>
+      <w:r>
+        <w:t xml:space="preserve">tại các nền kinh tế thể chế yếu hơn (Frontier, SIDS) — "digital shield" bù đắp cho thiếu hụt thể chế.</w:t>
+      </w:r>
+    </w:p>
+    <w:p>
+      <w:pPr>
+        <w:pStyle w:val="BodyText"/>
+      </w:pPr>
+      <w:r>
+        <w:t xml:space="preserve">Điều này có hàm ý lý thuyết quan trọng cho RBV và digital capability literature (Bhandari et al., 2023; Verhoef et al., 2021): không phải mọi nguồn lực số đều tạo ra lợi thế cạnh tranh theo cùng một cơ chế trong mọi bối cảnh. Giá trị của DAI là</w:t>
+      </w:r>
+      <w:r>
+        <w:t xml:space="preserve"> </w:t>
+      </w:r>
+      <w:r>
+        <w:rPr>
+          <w:bCs/>
+          <w:b/>
+        </w:rPr>
+        <w:t xml:space="preserve">complementary asset</w:t>
+      </w:r>
+      <w:r>
+        <w:t xml:space="preserve"> </w:t>
+      </w:r>
+      <w:r>
+        <w:t xml:space="preserve">(Teece, 1986) với bối cảnh thể chế — nhưng theo hướng</w:t>
+      </w:r>
+      <w:r>
+        <w:t xml:space="preserve"> </w:t>
+      </w:r>
+      <w:r>
+        <w:rPr>
+          <w:bCs/>
+          <w:b/>
+        </w:rPr>
+        <w:t xml:space="preserve">nghịch chiều</w:t>
+      </w:r>
+      <w:r>
+        <w:t xml:space="preserve">: DAI hoạt động như lá chắn bù đắp (compensatory asset) trong bối cảnh thể chế yếu, nơi hạ tầng thể chế chưa đủ hỗ trợ cho doanh nghiệp xuất khẩu. Đây là bằng chứng thực nghiệm bổ sung cho lý thuyết về vai trò thay thế giữa thể chế và năng lực số.</w:t>
+      </w:r>
+    </w:p>
     <w:bookmarkEnd w:id="31"/>
-    <w:bookmarkStart w:id="35" w:name="đóng-góp-lý-thuyết"/>
-    <w:p>
-      <w:pPr>
-        <w:pStyle w:val="Heading2"/>
-      </w:pPr>
-      <w:r>
-        <w:t xml:space="preserve">5.3 Đóng góp lý thuyết</w:t>
-      </w:r>
-    </w:p>
-    <w:bookmarkStart w:id="32" w:name="cdcm-làm-rõ-dai-là-nguồn-lực-tình-huống"/>
+    <w:bookmarkStart w:id="32" w:name="X792bf669d8aaad9c154022edb47ba6166013782"/>
     <w:p>
       <w:pPr>
         <w:pStyle w:val="Heading3"/>
       </w:pPr>
       <w:r>
-        <w:t xml:space="preserve">5.3.1 CDCM — Làm rõ DAI là nguồn lực tình huống</w:t>
+        <w:t xml:space="preserve">5.3.2 FIP — Khái niệm mới về trường hợp biên cho SIDS</w:t>
       </w:r>
     </w:p>
     <w:p>
@@ -1532,89 +1578,23 @@
         <w:pStyle w:val="FirstParagraph"/>
       </w:pPr>
       <w:r>
-        <w:t xml:space="preserve">Đóng góp lý thuyết đầu tiên là làm rõ</w:t>
-      </w:r>
-      <w:r>
-        <w:t xml:space="preserve"> </w:t>
-      </w:r>
-      <w:r>
-        <w:rPr>
-          <w:bCs/>
-          <w:b/>
-        </w:rPr>
-        <w:t xml:space="preserve">bản chất của DAI</w:t>
-      </w:r>
-      <w:r>
-        <w:t xml:space="preserve"> </w:t>
-      </w:r>
-      <w:r>
-        <w:t xml:space="preserve">trong khung CDCM. Phát hiện rằng DAI có hiệu ứng nâng mặt bằng phổ quát (β=+0.155, p&lt;.001, mẫu gộp N=84,910 từ 49 nền kinh tế) nhưng vai trò điều tiết đường cong I→P là</w:t>
-      </w:r>
-      <w:r>
-        <w:t xml:space="preserve"> </w:t>
-      </w:r>
-      <w:r>
-        <w:rPr>
-          <w:bCs/>
-          <w:b/>
-        </w:rPr>
-        <w:t xml:space="preserve">bối cảnh-phụ thuộc</w:t>
-      </w:r>
-      <w:r>
-        <w:t xml:space="preserve"> </w:t>
-      </w:r>
-      <w:r>
-        <w:t xml:space="preserve">(DAI×ICRV: p=.012) gợi ý rằng DAI không phải là foundational capability (như TCI) mà là</w:t>
-      </w:r>
-      <w:r>
-        <w:t xml:space="preserve"> </w:t>
-      </w:r>
-      <w:r>
-        <w:rPr>
-          <w:bCs/>
-          <w:b/>
-        </w:rPr>
-        <w:t xml:space="preserve">situational resource</w:t>
-      </w:r>
-      <w:r>
-        <w:t xml:space="preserve"> </w:t>
-      </w:r>
-      <w:r>
-        <w:t xml:space="preserve">— tài nguyên có vai trò thay đổi theo bối cảnh thể chế. Quan trọng: DAI×ICRV (p=.012) cho thấy hiệu ứng điều tiết của DAI</w:t>
-      </w:r>
-      <w:r>
-        <w:t xml:space="preserve"> </w:t>
-      </w:r>
-      <w:r>
-        <w:rPr>
-          <w:bCs/>
-          <w:b/>
-        </w:rPr>
-        <w:t xml:space="preserve">mạnh hơn</w:t>
-      </w:r>
-      <w:r>
-        <w:t xml:space="preserve"> </w:t>
-      </w:r>
-      <w:r>
-        <w:t xml:space="preserve">tại các nền kinh tế thể chế yếu hơn (Frontier, SIDS) —</w:t>
-      </w:r>
-      <w:r>
-        <w:t xml:space="preserve"> </w:t>
-      </w:r>
-      <w:r>
-        <w:t xml:space="preserve">“</w:t>
-      </w:r>
-      <w:r>
-        <w:t xml:space="preserve">digital shield</w:t>
-      </w:r>
-      <w:r>
-        <w:t xml:space="preserve">”</w:t>
-      </w:r>
-      <w:r>
-        <w:t xml:space="preserve"> </w:t>
-      </w:r>
-      <w:r>
-        <w:t xml:space="preserve">bù đắp cho thiếu hụt thể chế.</w:t>
+        <w:t xml:space="preserve">Đóng góp lý thuyết thứ hai là đề xuất và đặt tên cho</w:t>
+      </w:r>
+      <w:r>
+        <w:t xml:space="preserve"> </w:t>
+      </w:r>
+      <w:r>
+        <w:rPr>
+          <w:bCs/>
+          <w:b/>
+        </w:rPr>
+        <w:t xml:space="preserve">Forced Internationalization Penalty (FIP)</w:t>
+      </w:r>
+      <w:r>
+        <w:t xml:space="preserve"> </w:t>
+      </w:r>
+      <w:r>
+        <w:t xml:space="preserve">— một construct lý thuyết mới chưa được định danh trong literature kinh doanh quốc tế — như một hiện tượng lý thuyết độc lập, khác biệt về bản chất với "phase 1 downward slope" trong S-curve theory. FIP không phải là giai đoạn đầu của quá trình học hỏi (learning costs) như mô hình Uppsala dự đoán, mà là một trạng thái cấu trúc bất lợi dài hạn: doanh nghiệp SIDS phải xuất khẩu để tồn tại (do thị trường nội địa quá nhỏ) nhưng không có năng lực và môi trường để đạt lợi thế từ xuất khẩu.</w:t>
       </w:r>
     </w:p>
     <w:p>
@@ -1622,151 +1602,24 @@
         <w:pStyle w:val="BodyText"/>
       </w:pPr>
       <w:r>
-        <w:t xml:space="preserve">Điều này có hàm ý lý thuyết quan trọng cho RBV và digital capability literature (Bhandari et al., 2023; Verhoef et al., 2021): không phải mọi nguồn lực số đều tạo ra lợi thế cạnh tranh trong mọi bối cảnh. Giá trị của DAI là</w:t>
-      </w:r>
-      <w:r>
-        <w:t xml:space="preserve"> </w:t>
-      </w:r>
-      <w:r>
-        <w:rPr>
-          <w:bCs/>
-          <w:b/>
-        </w:rPr>
-        <w:t xml:space="preserve">compensatory resource</w:t>
-      </w:r>
-      <w:r>
-        <w:t xml:space="preserve"> </w:t>
-      </w:r>
-      <w:r>
-        <w:t xml:space="preserve">— tác động mạnh nhất khi thể chế không đủ để hỗ trợ quốc tế hóa, không phải chỉ khi hệ sinh thái số đã trưởng thành.</w:t>
+        <w:t xml:space="preserve">Khái niệm FIP mở ra hướng nghiên cứu mới về</w:t>
+      </w:r>
+      <w:r>
+        <w:t xml:space="preserve"> </w:t>
+      </w:r>
+      <w:r>
+        <w:rPr>
+          <w:bCs/>
+          <w:b/>
+        </w:rPr>
+        <w:t xml:space="preserve">điều kiện biên của lý thuyết quốc tế hóa</w:t>
+      </w:r>
+      <w:r>
+        <w:t xml:space="preserve">: trong điều kiện nào thì "more internationalization" luôn là "worse performance"? Luận án đề xuất rằng FIP xuất hiện khi ba điều kiện đồng thời: (i) thể chế ICRV ở mức thấp nhất, (ii) quy mô nền kinh tế quá nhỏ để tạo cơ sở nội địa, và (iii) thiếu hỗ trợ năng lực xuất khẩu từ chính sách. Kết hợp ba điều kiện này tạo ra "trap" — bẫy quốc tế hóa bắt buộc — mà không có turning point để thoát khỏi.</w:t>
       </w:r>
     </w:p>
     <w:bookmarkEnd w:id="32"/>
-    <w:bookmarkStart w:id="33" w:name="X2d492fa0307aa4991837f2d5dc38e247101178c"/>
-    <w:p>
-      <w:pPr>
-        <w:pStyle w:val="Heading3"/>
-      </w:pPr>
-      <w:r>
-        <w:t xml:space="preserve">5.3.2 FIP — Khái niệm mới về trường hợp biên cho SIDS</w:t>
-      </w:r>
-    </w:p>
-    <w:p>
-      <w:pPr>
-        <w:pStyle w:val="FirstParagraph"/>
-      </w:pPr>
-      <w:r>
-        <w:t xml:space="preserve">Đóng góp lý thuyết thứ hai là đề xuất và đặt tên cho</w:t>
-      </w:r>
-      <w:r>
-        <w:t xml:space="preserve"> </w:t>
-      </w:r>
-      <w:r>
-        <w:rPr>
-          <w:bCs/>
-          <w:b/>
-        </w:rPr>
-        <w:t xml:space="preserve">Forced Internationalization Penalty (FIP)</w:t>
-      </w:r>
-      <w:r>
-        <w:t xml:space="preserve"> </w:t>
-      </w:r>
-      <w:r>
-        <w:t xml:space="preserve">— một construct lý thuyết mới chưa được định danh trong literature kinh doanh quốc tế — như một hiện tượng lý thuyết độc lập, khác biệt về bản chất với</w:t>
-      </w:r>
-      <w:r>
-        <w:t xml:space="preserve"> </w:t>
-      </w:r>
-      <w:r>
-        <w:t xml:space="preserve">“</w:t>
-      </w:r>
-      <w:r>
-        <w:t xml:space="preserve">phase 1 downward slope</w:t>
-      </w:r>
-      <w:r>
-        <w:t xml:space="preserve">”</w:t>
-      </w:r>
-      <w:r>
-        <w:t xml:space="preserve"> </w:t>
-      </w:r>
-      <w:r>
-        <w:t xml:space="preserve">trong S-curve theory. FIP không phải là giai đoạn đầu của quá trình học hỏi (learning costs) như mô hình Uppsala dự đoán, mà là một trạng thái cấu trúc bất lợi dài hạn: doanh nghiệp SIDS phải xuất khẩu để tồn tại (do thị trường nội địa quá nhỏ) nhưng không có năng lực và môi trường để đạt lợi thế từ xuất khẩu.</w:t>
-      </w:r>
-    </w:p>
-    <w:p>
-      <w:pPr>
-        <w:pStyle w:val="BodyText"/>
-      </w:pPr>
-      <w:r>
-        <w:t xml:space="preserve">Khái niệm FIP mở ra hướng nghiên cứu mới về</w:t>
-      </w:r>
-      <w:r>
-        <w:t xml:space="preserve"> </w:t>
-      </w:r>
-      <w:r>
-        <w:rPr>
-          <w:bCs/>
-          <w:b/>
-        </w:rPr>
-        <w:t xml:space="preserve">điều kiện biên của lý thuyết quốc tế hóa</w:t>
-      </w:r>
-      <w:r>
-        <w:t xml:space="preserve">: trong điều kiện nào thì</w:t>
-      </w:r>
-      <w:r>
-        <w:t xml:space="preserve"> </w:t>
-      </w:r>
-      <w:r>
-        <w:t xml:space="preserve">“</w:t>
-      </w:r>
-      <w:r>
-        <w:t xml:space="preserve">more internationalization</w:t>
-      </w:r>
-      <w:r>
-        <w:t xml:space="preserve">”</w:t>
-      </w:r>
-      <w:r>
-        <w:t xml:space="preserve"> </w:t>
-      </w:r>
-      <w:r>
-        <w:t xml:space="preserve">luôn là</w:t>
-      </w:r>
-      <w:r>
-        <w:t xml:space="preserve"> </w:t>
-      </w:r>
-      <w:r>
-        <w:t xml:space="preserve">“</w:t>
-      </w:r>
-      <w:r>
-        <w:t xml:space="preserve">worse performance</w:t>
-      </w:r>
-      <w:r>
-        <w:t xml:space="preserve">”</w:t>
-      </w:r>
-      <w:r>
-        <w:t xml:space="preserve">? Luận án đề xuất rằng FIP xuất hiện khi ba điều kiện đồng thời: (i) thể chế ICRV ở mức thấp nhất, (ii) quy mô nền kinh tế quá nhỏ để tạo cơ sở nội địa, và (iii) thiếu hỗ trợ năng lực xuất khẩu từ chính sách. Kết hợp ba điều kiện này tạo ra</w:t>
-      </w:r>
-      <w:r>
-        <w:t xml:space="preserve"> </w:t>
-      </w:r>
-      <w:r>
-        <w:t xml:space="preserve">“</w:t>
-      </w:r>
-      <w:r>
-        <w:t xml:space="preserve">trap</w:t>
-      </w:r>
-      <w:r>
-        <w:t xml:space="preserve">”</w:t>
-      </w:r>
-      <w:r>
-        <w:t xml:space="preserve"> </w:t>
-      </w:r>
-      <w:r>
-        <w:t xml:space="preserve">— bẫy quốc tế hóa bắt buộc — mà không có turning point để thoát khỏi.</w:t>
-      </w:r>
-    </w:p>
-    <w:bookmarkEnd w:id="33"/>
-    <w:bookmarkStart w:id="34" w:name="Xc32e0c91761841c5d26867e9ff33e10da8db64c"/>
+    <w:bookmarkStart w:id="33" w:name="Xc949420910752534bec0d1fee728c7a813a2f68"/>
     <w:p>
       <w:pPr>
         <w:pStyle w:val="Heading3"/>
@@ -1843,84 +1696,84 @@
         </w:pict>
       </w:r>
     </w:p>
+    <w:bookmarkEnd w:id="33"/>
     <w:bookmarkEnd w:id="34"/>
+    <w:bookmarkStart w:id="38" w:name="X4f070f4201e8508645625eda6493d60cd486f27"/>
+    <w:p>
+      <w:pPr>
+        <w:pStyle w:val="Heading2"/>
+      </w:pPr>
+      <w:r>
+        <w:t xml:space="preserve">5.4 Đề xuất chính sách và quản trị</w:t>
+      </w:r>
+    </w:p>
+    <w:bookmarkStart w:id="35" w:name="X7cdaf271f3298cb573246cb59bc34e92c91d24d"/>
+    <w:p>
+      <w:pPr>
+        <w:pStyle w:val="Heading3"/>
+      </w:pPr>
+      <w:r>
+        <w:t xml:space="preserve">5.4.1 Đề xuất cho nhà hoạch định chính sách — Nâng cao TCI và cải thiện thể chế</w:t>
+      </w:r>
+    </w:p>
+    <w:p>
+      <w:pPr>
+        <w:pStyle w:val="FirstParagraph"/>
+      </w:pPr>
+      <w:r>
+        <w:t xml:space="preserve">Kết quả về TCI có hàm ý chính sách rõ ràng:</w:t>
+      </w:r>
+      <w:r>
+        <w:t xml:space="preserve"> </w:t>
+      </w:r>
+      <w:r>
+        <w:rPr>
+          <w:bCs/>
+          <w:b/>
+        </w:rPr>
+        <w:t xml:space="preserve">đầu tư vào năng lực công nghệ của doanh nghiệp</w:t>
+      </w:r>
+      <w:r>
+        <w:t xml:space="preserve"> </w:t>
+      </w:r>
+      <w:r>
+        <w:t xml:space="preserve">là can thiệp chính sách có thể nâng cao lợi ích từ quốc tế hóa, đặc biệt trong các bối cảnh ICRV trung bình như Việt Nam và Trung Quốc. Chính sách hỗ trợ doanh nghiệp tiếp cận công nghệ nước ngoài (thông qua chương trình kết nối với MNCs, giảm thuế nhập khẩu công nghệ), khuyến khích R&amp;D, và hỗ trợ chứng nhận chất lượng quốc tế sẽ nâng cao TCI của toàn bộ doanh nghiệp trong nền kinh tế — từ đó dịch chuyển đường I→P lên trên và có thể mở rộng turning point về phía phải.</w:t>
+      </w:r>
+    </w:p>
+    <w:p>
+      <w:pPr>
+        <w:pStyle w:val="BodyText"/>
+      </w:pPr>
+      <w:r>
+        <w:t xml:space="preserve">Gradient ICRV gợi ý rằng</w:t>
+      </w:r>
+      <w:r>
+        <w:t xml:space="preserve"> </w:t>
+      </w:r>
+      <w:r>
+        <w:rPr>
+          <w:bCs/>
+          <w:b/>
+        </w:rPr>
+        <w:t xml:space="preserve">cải thiện chất lượng thể chế</w:t>
+      </w:r>
+      <w:r>
+        <w:t xml:space="preserve"> </w:t>
+      </w:r>
+      <w:r>
+        <w:t xml:space="preserve">(pháp quyền, bảo vệ quyền sở hữu trí tuệ, giảm chi phí tuân thủ thương mại) là can thiệp dài hạn quan trọng nhất. Doanh nghiệp trong nền kinh tế thể chế tốt hơn có thể quốc tế hóa đến mức độ cao hơn trước khi chi phí vượt qua lợi ích — điều này có nghĩa là cải cách thể chế không chỉ có lợi về mặt kinh doanh nội địa mà còn mở rộng không gian lợi ích từ xuất khẩu.</w:t>
+      </w:r>
+    </w:p>
+    <w:p>
+      <w:pPr>
+        <w:pStyle w:val="BodyText"/>
+      </w:pPr>
+      <w:r>
+        <w:t xml:space="preserve">Đối với Việt Nam cụ thể: turning point dịch chuyển từ 46,2% (2009) xuống 39,3% (2015) là tín hiệu đáng lo ngại. Nếu turning point tiếp tục dịch trái, điều đó hàm ý rằng lợi ích từ xuất khẩu đạt đỉnh sớm hơn và suy giảm nhanh hơn — có thể do cấu trúc xuất khẩu tập trung vào gia công với biên lợi nhuận mỏng. Chính sách nâng cao giá trị gia tăng trong xuất khẩu (moving up the value chain) kết hợp với tăng cường TCI có thể giúp đảo ngược xu hướng này.</w:t>
+      </w:r>
+    </w:p>
     <w:bookmarkEnd w:id="35"/>
-    <w:bookmarkStart w:id="39" w:name="đề-xuất-chính-sách-và-quản-trị"/>
-    <w:p>
-      <w:pPr>
-        <w:pStyle w:val="Heading2"/>
-      </w:pPr>
-      <w:r>
-        <w:t xml:space="preserve">5.4 Đề xuất chính sách và quản trị</w:t>
-      </w:r>
-    </w:p>
-    <w:bookmarkStart w:id="36" w:name="Xbc6d621fc32e0aca77269dff0917fe138aa2fc5"/>
-    <w:p>
-      <w:pPr>
-        <w:pStyle w:val="Heading3"/>
-      </w:pPr>
-      <w:r>
-        <w:t xml:space="preserve">5.4.1 Đề xuất cho nhà hoạch định chính sách — Nâng cao TCI và cải thiện thể chế</w:t>
-      </w:r>
-    </w:p>
-    <w:p>
-      <w:pPr>
-        <w:pStyle w:val="FirstParagraph"/>
-      </w:pPr>
-      <w:r>
-        <w:t xml:space="preserve">Kết quả về TCI có hàm ý chính sách rõ ràng:</w:t>
-      </w:r>
-      <w:r>
-        <w:t xml:space="preserve"> </w:t>
-      </w:r>
-      <w:r>
-        <w:rPr>
-          <w:bCs/>
-          <w:b/>
-        </w:rPr>
-        <w:t xml:space="preserve">đầu tư vào năng lực công nghệ của doanh nghiệp</w:t>
-      </w:r>
-      <w:r>
-        <w:t xml:space="preserve"> </w:t>
-      </w:r>
-      <w:r>
-        <w:t xml:space="preserve">là can thiệp chính sách có thể nâng cao lợi ích từ quốc tế hóa, đặc biệt trong các bối cảnh ICRV trung bình như Việt Nam và Trung Quốc. Chính sách hỗ trợ doanh nghiệp tiếp cận công nghệ nước ngoài (thông qua chương trình kết nối với MNCs, giảm thuế nhập khẩu công nghệ), khuyến khích R&amp;D, và hỗ trợ chứng nhận chất lượng quốc tế sẽ nâng cao TCI của toàn bộ doanh nghiệp trong nền kinh tế — từ đó dịch chuyển đường I→P lên trên và có thể mở rộng turning point về phía phải.</w:t>
-      </w:r>
-    </w:p>
-    <w:p>
-      <w:pPr>
-        <w:pStyle w:val="BodyText"/>
-      </w:pPr>
-      <w:r>
-        <w:t xml:space="preserve">Gradient ICRV gợi ý rằng</w:t>
-      </w:r>
-      <w:r>
-        <w:t xml:space="preserve"> </w:t>
-      </w:r>
-      <w:r>
-        <w:rPr>
-          <w:bCs/>
-          <w:b/>
-        </w:rPr>
-        <w:t xml:space="preserve">cải thiện chất lượng thể chế</w:t>
-      </w:r>
-      <w:r>
-        <w:t xml:space="preserve"> </w:t>
-      </w:r>
-      <w:r>
-        <w:t xml:space="preserve">(pháp quyền, bảo vệ quyền sở hữu trí tuệ, giảm chi phí tuân thủ thương mại) là can thiệp dài hạn quan trọng nhất. Doanh nghiệp trong nền kinh tế thể chế tốt hơn có thể quốc tế hóa đến mức độ cao hơn trước khi chi phí vượt qua lợi ích — điều này có nghĩa là cải cách thể chế không chỉ có lợi về mặt kinh doanh nội địa mà còn mở rộng không gian lợi ích từ xuất khẩu.</w:t>
-      </w:r>
-    </w:p>
-    <w:p>
-      <w:pPr>
-        <w:pStyle w:val="BodyText"/>
-      </w:pPr>
-      <w:r>
-        <w:t xml:space="preserve">Đối với Việt Nam cụ thể: turning point dịch chuyển từ 46,2% (2009) xuống 39,3% (2015) là tín hiệu đáng lo ngại. Nếu turning point tiếp tục dịch trái, điều đó hàm ý rằng lợi ích từ xuất khẩu đạt đỉnh sớm hơn và suy giảm nhanh hơn — có thể do cấu trúc xuất khẩu tập trung vào gia công với biên lợi nhuận mỏng. Chính sách nâng cao giá trị gia tăng trong xuất khẩu (moving up the value chain) kết hợp với tăng cường TCI có thể giúp đảo ngược xu hướng này.</w:t>
-      </w:r>
-    </w:p>
-    <w:bookmarkEnd w:id="36"/>
-    <w:bookmarkStart w:id="37" w:name="Xb72945ffcd7baeba99eebb1118ccccd8ec07fb7"/>
+    <w:bookmarkStart w:id="36" w:name="Xbb0ebb3f10e960b7d926ccd5aa748ccdb7740d7"/>
     <w:p>
       <w:pPr>
         <w:pStyle w:val="Heading3"/>
@@ -2041,8 +1894,8 @@
         <w:t xml:space="preserve">: kết quả FIP là cảnh báo nghiêm túc — đẩy mạnh xuất khẩu trong bối cảnh thiếu năng lực và hỗ trợ thể chế không cải thiện mà còn có thể làm xấu đi hiệu quả hoạt động. Doanh nghiệp SIDS nên ưu tiên xây dựng năng lực nội địa và nâng cao TCI trước khi mở rộng xuất khẩu đáng kể.</w:t>
       </w:r>
     </w:p>
-    <w:bookmarkEnd w:id="37"/>
-    <w:bookmarkStart w:id="38" w:name="X3f7c356bbecb0845bc3ba35928bc46323a69176"/>
+    <w:bookmarkEnd w:id="36"/>
+    <w:bookmarkStart w:id="37" w:name="X383f9bda7308bcecdf3fd26297745377ea89ee1"/>
     <w:p>
       <w:pPr>
         <w:pStyle w:val="Heading3"/>
@@ -2077,25 +1930,7 @@
         <w:t xml:space="preserve">không phải xuất khẩu nhiều hơn, mà phải xuất khẩu tốt hơn</w:t>
       </w:r>
       <w:r>
-        <w:t xml:space="preserve">. Cụ thể, ưu tiên nên là: (i) xây dựng hạ tầng logistics và kết nối (giảm chi phí cố định của xuất khẩu); (ii) phát triển năng lực doanh nghiệp thông qua TCI (chứ không chỉ DAI bề mặt); (iii) thiết kế chương trình hỗ trợ xuất khẩu có chọn lọc tập trung vào doanh nghiệp đã có đủ năng lực để hưởng lợi, thay vì khuyến khích đại trà. Nói tóm lại, tránh</w:t>
-      </w:r>
-      <w:r>
-        <w:t xml:space="preserve"> </w:t>
-      </w:r>
-      <w:r>
-        <w:t xml:space="preserve">“</w:t>
-      </w:r>
-      <w:r>
-        <w:t xml:space="preserve">bẫy quốc tế hóa bắt buộc</w:t>
-      </w:r>
-      <w:r>
-        <w:t xml:space="preserve">”</w:t>
-      </w:r>
-      <w:r>
-        <w:t xml:space="preserve"> </w:t>
-      </w:r>
-      <w:r>
-        <w:t xml:space="preserve">bằng cách đảm bảo rằng các can thiệp chính sách xây dựng năng lực trước khi thúc đẩy mở rộng thị trường.</w:t>
+        <w:t xml:space="preserve">. Cụ thể, ưu tiên nên là: (i) xây dựng hạ tầng logistics và kết nối (giảm chi phí cố định của xuất khẩu); (ii) phát triển năng lực doanh nghiệp thông qua TCI (chứ không chỉ DAI bề mặt); (iii) thiết kế chương trình hỗ trợ xuất khẩu có chọn lọc tập trung vào doanh nghiệp đã có đủ năng lực để hưởng lợi, thay vì khuyến khích đại trà. Nói tóm lại, tránh "bẫy quốc tế hóa bắt buộc" bằng cách đảm bảo rằng các can thiệp chính sách xây dựng năng lực trước khi thúc đẩy mở rộng thị trường.</w:t>
       </w:r>
     </w:p>
     <w:p>
@@ -2105,24 +1940,66 @@
         </w:pict>
       </w:r>
     </w:p>
+    <w:bookmarkEnd w:id="37"/>
     <w:bookmarkEnd w:id="38"/>
+    <w:bookmarkStart w:id="43" w:name="Xf80a1234b44a7d4089382a2631c25010c604edb"/>
+    <w:p>
+      <w:pPr>
+        <w:pStyle w:val="Heading2"/>
+      </w:pPr>
+      <w:r>
+        <w:t xml:space="preserve">5.5 Hạn chế và hướng nghiên cứu tương lai</w:t>
+      </w:r>
+    </w:p>
+    <w:bookmarkStart w:id="39" w:name="Xfc21172891b143a859fa6a4cd4308b059abf57d"/>
+    <w:p>
+      <w:pPr>
+        <w:pStyle w:val="Heading3"/>
+      </w:pPr>
+      <w:r>
+        <w:t xml:space="preserve">5.5.1 Hạn chế về đo lường DAI</w:t>
+      </w:r>
+    </w:p>
+    <w:p>
+      <w:pPr>
+        <w:pStyle w:val="FirstParagraph"/>
+      </w:pPr>
+      <w:r>
+        <w:t xml:space="preserve">Hạn chế quan trọng nhất của luận án liên quan đến đo lường DAI. Dữ liệu WBES chỉ cung cấp số lượng item hạn chế để xây dựng chỉ số DAI — và các item này thay đổi qua các thế hệ schema WBES (PICS3, Standardized, BREADY/BEE). Tại Việt Nam (P3), chỉ Tier-1 DAI (website, email, online sales) được sử dụng do hạn chế của các làn sóng 2009 và 2015, trong khi Tier-2 (e-payment, e-supplier) chỉ có từ 2023. Điều này tạo ra khả năng đo lường không đầy đủ, đặc biệt là không nắm bắt được chiều sâu năng lực số ở bối cảnh ICRV thấp.</w:t>
+      </w:r>
+    </w:p>
+    <w:p>
+      <w:pPr>
+        <w:pStyle w:val="BodyText"/>
+      </w:pPr>
+      <w:r>
+        <w:t xml:space="preserve">Quan trọng hơn, tất cả các đo lường DAI đều là</w:t>
+      </w:r>
+      <w:r>
+        <w:t xml:space="preserve"> </w:t>
+      </w:r>
+      <w:r>
+        <w:rPr>
+          <w:bCs/>
+          <w:b/>
+        </w:rPr>
+        <w:t xml:space="preserve">static</w:t>
+      </w:r>
+      <w:r>
+        <w:t xml:space="preserve"> </w:t>
+      </w:r>
+      <w:r>
+        <w:t xml:space="preserve">(tại một thời điểm khảo sát), không thể nắm bắt tính "dynamic" của việc cập nhật và tái cấu hình năng lực số theo thời gian. Điều này có nghĩa là các phát hiện về DAI trong luận án phản ánh mức độ chấp nhận số tại một thời điểm chứ không phải năng lực số năng động theo nghĩa của dynamic capabilities theory (Teece et al., 1997).</w:t>
+      </w:r>
+    </w:p>
     <w:bookmarkEnd w:id="39"/>
-    <w:bookmarkStart w:id="44" w:name="hạn-chế-và-hướng-nghiên-cứu-tương-lai"/>
-    <w:p>
-      <w:pPr>
-        <w:pStyle w:val="Heading2"/>
-      </w:pPr>
-      <w:r>
-        <w:t xml:space="preserve">5.5 Hạn chế và hướng nghiên cứu tương lai</w:t>
-      </w:r>
-    </w:p>
-    <w:bookmarkStart w:id="40" w:name="hạn-chế-về-đo-lường-dai"/>
+    <w:bookmarkStart w:id="40" w:name="X87e10c044c34a8346bd2a0229fbb014435526bd"/>
     <w:p>
       <w:pPr>
         <w:pStyle w:val="Heading3"/>
       </w:pPr>
       <w:r>
-        <w:t xml:space="preserve">5.5.1 Hạn chế về đo lường DAI</w:t>
+        <w:t xml:space="preserve">5.5.2 Hạn chế về selection bias trong exporters subsamples</w:t>
       </w:r>
     </w:p>
     <w:p>
@@ -2130,7 +2007,7 @@
         <w:pStyle w:val="FirstParagraph"/>
       </w:pPr>
       <w:r>
-        <w:t xml:space="preserve">Hạn chế quan trọng nhất của luận án liên quan đến đo lường DAI. Dữ liệu WBES chỉ cung cấp số lượng item hạn chế để xây dựng chỉ số DAI — và các item này thay đổi qua các thế hệ schema WBES (PICS3, Standardized, BREADY/BEE). Tại Việt Nam (P3), chỉ Tier-1 DAI (website, email, online sales) được sử dụng do hạn chế của các làn sóng 2009 và 2015, trong khi Tier-2 (e-payment, e-supplier) chỉ có từ 2023. Điều này tạo ra khả năng đo lường không đầy đủ, đặc biệt là không nắm bắt được chiều sâu năng lực số ở bối cảnh ICRV thấp.</w:t>
+        <w:t xml:space="preserve">Các phân tích sử dụng mẫu chỉ gồm doanh nghiệp xuất khẩu (ví dụ: Singapore N = 237, SIDS exporters-only N = 187) đối mặt với rủi ro selection bias nghiêm trọng: doanh nghiệp xuất khẩu không phải là mẫu ngẫu nhiên từ tổng thể doanh nghiệp mà có khả năng là các doanh nghiệp đã có một số lợi thế ban đầu (productivity, resources, connections). Kết quả từ exporters-only không thể tổng quát hóa trực tiếp cho toàn bộ doanh nghiệp, và có thể understate hoặc overstate các hiệu ứng tùy thuộc vào phương hướng của selection.</w:t>
       </w:r>
     </w:p>
     <w:p>
@@ -2138,51 +2015,17 @@
         <w:pStyle w:val="BodyText"/>
       </w:pPr>
       <w:r>
-        <w:t xml:space="preserve">Quan trọng hơn, tất cả các đo lường DAI đều là</w:t>
-      </w:r>
-      <w:r>
-        <w:t xml:space="preserve"> </w:t>
-      </w:r>
-      <w:r>
-        <w:rPr>
-          <w:bCs/>
-          <w:b/>
-        </w:rPr>
-        <w:t xml:space="preserve">static</w:t>
-      </w:r>
-      <w:r>
-        <w:t xml:space="preserve"> </w:t>
-      </w:r>
-      <w:r>
-        <w:t xml:space="preserve">(tại một thời điểm khảo sát), không thể nắm bắt tính</w:t>
-      </w:r>
-      <w:r>
-        <w:t xml:space="preserve"> </w:t>
-      </w:r>
-      <w:r>
-        <w:t xml:space="preserve">“</w:t>
-      </w:r>
-      <w:r>
-        <w:t xml:space="preserve">dynamic</w:t>
-      </w:r>
-      <w:r>
-        <w:t xml:space="preserve">”</w:t>
-      </w:r>
-      <w:r>
-        <w:t xml:space="preserve"> </w:t>
-      </w:r>
-      <w:r>
-        <w:t xml:space="preserve">của việc cập nhật và tái cấu hình năng lực số theo thời gian. Điều này có nghĩa là các phát hiện về DAI trong luận án phản ánh mức độ chấp nhận số tại một thời điểm chứ không phải năng lực số năng động theo nghĩa của dynamic capabilities theory (Teece et al., 1997).</w:t>
+        <w:t xml:space="preserve">Phân tích Heckman two-step (hoặc treatment effects models) trong các nghiên cứu tương lai có thể khắc phục phần nào hạn chế này bằng cách mô hình hóa quá trình lựa chọn tham gia xuất khẩu như giai đoạn thứ nhất trước khi ước lượng hiệu quả trong giai đoạn thứ hai.</w:t>
       </w:r>
     </w:p>
     <w:bookmarkEnd w:id="40"/>
-    <w:bookmarkStart w:id="41" w:name="X0fb0169567c230dc5c1d35515099b26124d99e1"/>
+    <w:bookmarkStart w:id="41" w:name="X959560e89fb19d54629474460c75a36ce5e6d02"/>
     <w:p>
       <w:pPr>
         <w:pStyle w:val="Heading3"/>
       </w:pPr>
       <w:r>
-        <w:t xml:space="preserve">5.5.2 Hạn chế về selection bias trong exporters subsamples</w:t>
+        <w:t xml:space="preserve">5.5.3 Hạn chế về nhân quả</w:t>
       </w:r>
     </w:p>
     <w:p>
@@ -2190,37 +2033,11 @@
         <w:pStyle w:val="FirstParagraph"/>
       </w:pPr>
       <w:r>
-        <w:t xml:space="preserve">Các phân tích sử dụng mẫu chỉ gồm doanh nghiệp xuất khẩu (ví dụ: Singapore N = 237, SIDS exporters-only N = 187) đối mặt với rủi ro selection bias nghiêm trọng: doanh nghiệp xuất khẩu không phải là mẫu ngẫu nhiên từ tổng thể doanh nghiệp mà có khả năng là các doanh nghiệp đã có một số lợi thế ban đầu (productivity, resources, connections). Kết quả từ exporters-only không thể tổng quát hóa trực tiếp cho toàn bộ doanh nghiệp, và có thể understate hoặc overstate các hiệu ứng tùy thuộc vào phương hướng của selection.</w:t>
-      </w:r>
-    </w:p>
-    <w:p>
-      <w:pPr>
-        <w:pStyle w:val="BodyText"/>
-      </w:pPr>
-      <w:r>
-        <w:t xml:space="preserve">Phân tích Heckman two-step (hoặc treatment effects models) trong các nghiên cứu tương lai có thể khắc phục phần nào hạn chế này bằng cách mô hình hóa quá trình lựa chọn tham gia xuất khẩu như giai đoạn thứ nhất trước khi ước lượng hiệu quả trong giai đoạn thứ hai.</w:t>
+        <w:t xml:space="preserve">Thiết kế cross-sectional (hoặc pooled panel nhưng với WBES không phải là panel thực sự cho cùng doanh nghiệp qua thời gian) giới hạn khả năng suy luận nhân quả. Quan hệ I→P có thể bị ảnh hưởng bởi reverse causality: doanh nghiệp hiệu quả hơn có thể có nhiều nguồn lực để quốc tế hóa hơn, tạo ra chiều nhân quả ngược lại. Country fixed effects và year fixed effects giúp kiểm soát một phần, nhưng không giải quyết hoàn toàn vấn đề endogeneity.</w:t>
       </w:r>
     </w:p>
     <w:bookmarkEnd w:id="41"/>
-    <w:bookmarkStart w:id="42" w:name="hạn-chế-về-nhân-quả"/>
-    <w:p>
-      <w:pPr>
-        <w:pStyle w:val="Heading3"/>
-      </w:pPr>
-      <w:r>
-        <w:t xml:space="preserve">5.5.3 Hạn chế về nhân quả</w:t>
-      </w:r>
-    </w:p>
-    <w:p>
-      <w:pPr>
-        <w:pStyle w:val="FirstParagraph"/>
-      </w:pPr>
-      <w:r>
-        <w:t xml:space="preserve">Thiết kế cross-sectional (hoặc pooled panel nhưng với WBES không phải là panel thực sự cho cùng doanh nghiệp qua thời gian) giới hạn khả năng suy luận nhân quả. Quan hệ I→P có thể bị ảnh hưởng bởi reverse causality: doanh nghiệp hiệu quả hơn có thể có nhiều nguồn lực để quốc tế hóa hơn, tạo ra chiều nhân quả ngược lại. Country fixed effects và year fixed effects giúp kiểm soát một phần, nhưng không giải quyết hoàn toàn vấn đề endogeneity.</w:t>
-      </w:r>
-    </w:p>
-    <w:bookmarkEnd w:id="42"/>
-    <w:bookmarkStart w:id="43" w:name="hướng-nghiên-cứu-tương-lai"/>
+    <w:bookmarkStart w:id="42" w:name="Xbd928791aa65151cf467be0328d1674d176e909"/>
     <w:p>
       <w:pPr>
         <w:pStyle w:val="Heading3"/>
@@ -2304,9 +2121,9 @@
         </w:pict>
       </w:r>
     </w:p>
+    <w:bookmarkEnd w:id="42"/>
     <w:bookmarkEnd w:id="43"/>
-    <w:bookmarkEnd w:id="44"/>
-    <w:bookmarkStart w:id="49" w:name="kết-luận"/>
+    <w:bookmarkStart w:id="48" w:name="X3298e6974611109580cc451c12e8b21e51ab986"/>
     <w:p>
       <w:pPr>
         <w:pStyle w:val="Heading2"/>
@@ -2315,7 +2132,7 @@
         <w:t xml:space="preserve">5.6 Kết luận</w:t>
       </w:r>
     </w:p>
-    <w:bookmarkStart w:id="45" w:name="tổng-kết-tám-nghiên-cứu"/>
+    <w:bookmarkStart w:id="44" w:name="X908ec0d26c8b6e22d0478e29897c5c86bef9e95"/>
     <w:p>
       <w:pPr>
         <w:pStyle w:val="Heading3"/>
@@ -2717,7 +2534,7 @@
         <w:t xml:space="preserve"> </w:t>
       </w:r>
       <w:r>
-        <w:t xml:space="preserve">(JIBS under revision, Đỗ &amp; Phan, 2026): kiểm định toàn mẫu</w:t>
+        <w:t xml:space="preserve">(JIBS under revision, Đỗ &amp; Phan, 2026): kiểm định toàn mẫu châu Á và Thái Bình Dương</w:t>
       </w:r>
       <w:r>
         <w:t xml:space="preserve"> </w:t>
@@ -2737,44 +2554,98 @@
         </m:r>
       </m:oMath>
       <w:r>
-        <w:t xml:space="preserve">–</w:t>
+        <w:t xml:space="preserve"> </w:t>
+      </w:r>
+      <w:r>
+        <w:t xml:space="preserve">(M2) /</w:t>
+      </w:r>
+      <w:r>
+        <w:t xml:space="preserve"> </w:t>
       </w:r>
       <m:oMath>
         <m:r>
-          <m:t>91.982</m:t>
+          <m:t>N</m:t>
+        </m:r>
+        <m:r>
+          <m:rPr>
+            <m:sty m:val="p"/>
+          </m:rPr>
+          <m:t>=</m:t>
+        </m:r>
+        <m:r>
+          <m:t>38.342</m:t>
         </m:r>
       </m:oMath>
       <w:r>
         <w:t xml:space="preserve"> </w:t>
       </w:r>
       <w:r>
-        <w:t xml:space="preserve">doanh nghiệp · 49 nền kinh tế · 102 country-year waves, TP≈36%, gradient ICRV</w:t>
-      </w:r>
-      <w:r>
-        <w:t xml:space="preserve"> </w:t>
-      </w:r>
-      <w:r>
-        <w:rPr>
-          <w:bCs/>
-          <w:b/>
-        </w:rPr>
-        <w:t xml:space="preserve">giảm</w:t>
-      </w:r>
-      <w:r>
-        <w:t xml:space="preserve"> </w:t>
-      </w:r>
-      <w:r>
-        <w:t xml:space="preserve">từ SIDS/Frontier (~55%) xuống Advanced Innovation (~28%), TCI level effect β≈+0,344</w:t>
-      </w:r>
-      <w:r>
-        <w:rPr>
-          <w:bCs/>
-          <w:b/>
-        </w:rPr>
-        <w:t xml:space="preserve">, DAI level effect phổ quát β=+0,155</w:t>
-      </w:r>
-      <w:r>
-        <w:t xml:space="preserve">* + DAI×ICRV p=.012 (digital shield mạnh nhất khi thể chế yếu).</w:t>
+        <w:t xml:space="preserve">(M3–M5 với controls đầy đủ), TP = 36,4–40,0% (M2–M5; M11 đầy đủ: TP = 34,6%,</w:t>
+      </w:r>
+      <w:r>
+        <w:t xml:space="preserve"> </w:t>
+      </w:r>
+      <m:oMath>
+        <m:sSub>
+          <m:e>
+            <m:r>
+              <m:t>p</m:t>
+            </m:r>
+          </m:e>
+          <m:sub>
+            <m:r>
+              <m:rPr>
+                <m:nor/>
+                <m:sty m:val="p"/>
+              </m:rPr>
+              <m:t>LM</m:t>
+            </m:r>
+          </m:sub>
+        </m:sSub>
+        <m:r>
+          <m:rPr>
+            <m:sty m:val="p"/>
+          </m:rPr>
+          <m:t>=</m:t>
+        </m:r>
+        <m:r>
+          <m:rPr>
+            <m:sty m:val="p"/>
+          </m:rPr>
+          <m:t>,</m:t>
+        </m:r>
+        <m:r>
+          <m:t>002</m:t>
+        </m:r>
+      </m:oMath>
+      <w:r>
+        <w:t xml:space="preserve">), gradient ICRV xác nhận mạnh mẽ, TCI nâng mặt bằng năng suất phổ quát, DAI điều tiết đường cong có ý nghĩa trên toàn mẫu và mạnh hơn tại thể chế yếu hơn (DAI×ICRV</w:t>
+      </w:r>
+      <w:r>
+        <w:t xml:space="preserve"> </w:t>
+      </w:r>
+      <m:oMath>
+        <m:r>
+          <m:t>p</m:t>
+        </m:r>
+        <m:r>
+          <m:rPr>
+            <m:sty m:val="p"/>
+          </m:rPr>
+          <m:t>=</m:t>
+        </m:r>
+        <m:r>
+          <m:rPr>
+            <m:sty m:val="p"/>
+          </m:rPr>
+          <m:t>,</m:t>
+        </m:r>
+        <m:r>
+          <m:t>012</m:t>
+        </m:r>
+      </m:oMath>
+      <w:r>
+        <w:t xml:space="preserve">).</w:t>
       </w:r>
     </w:p>
     <w:p>
@@ -2891,14 +2762,68 @@
         <w:t xml:space="preserve">, FIP xác nhận — quan hệ âm đơn điệu không có turning point.</w:t>
       </w:r>
     </w:p>
+    <w:bookmarkEnd w:id="44"/>
+    <w:bookmarkStart w:id="45" w:name="X9556672229511acc75e7a88561876b51568dedf"/>
+    <w:p>
+      <w:pPr>
+        <w:pStyle w:val="Heading3"/>
+      </w:pPr>
+      <w:r>
+        <w:t xml:space="preserve">5.6.2 Phát hiện trung tâm</w:t>
+      </w:r>
+    </w:p>
+    <w:p>
+      <w:pPr>
+        <w:pStyle w:val="FirstParagraph"/>
+      </w:pPr>
+      <w:r>
+        <w:t xml:space="preserve">Phát hiện trung tâm của luận án có thể được tóm tắt trong một luận điểm ngắn gọn:</w:t>
+      </w:r>
+    </w:p>
+    <w:p>
+      <w:pPr>
+        <w:pStyle w:val="BlockText"/>
+      </w:pPr>
+      <w:r>
+        <w:rPr>
+          <w:bCs/>
+          <w:b/>
+        </w:rPr>
+        <w:t xml:space="preserve">"Không có một mức độ quốc tế hóa tối ưu duy nhất — điểm uốn phụ thuộc vào thể chế, và trong điều kiện thể chế cực yếu, quốc tế hóa có thể gây ra bất lợi hiệu quả thay vì lợi ích."</w:t>
+      </w:r>
+    </w:p>
+    <w:p>
+      <w:pPr>
+        <w:pStyle w:val="FirstParagraph"/>
+      </w:pPr>
+      <w:r>
+        <w:t xml:space="preserve">Bằng chứng từ 235 nghiên cứu (P6 meta-analysis) và 84.910 doanh nghiệp tại 49 nền kinh tế châu Á và Thái Bình Dương (P7) đều chỉ đến kết luận này. Quan hệ I→P không phải là một đường cong phổ quát mà là một</w:t>
+      </w:r>
+      <w:r>
+        <w:t xml:space="preserve"> </w:t>
+      </w:r>
+      <w:r>
+        <w:rPr>
+          <w:bCs/>
+          <w:b/>
+        </w:rPr>
+        <w:t xml:space="preserve">họ đường cong phụ thuộc bối cảnh</w:t>
+      </w:r>
+      <w:r>
+        <w:t xml:space="preserve"> </w:t>
+      </w:r>
+      <w:r>
+        <w:t xml:space="preserve">(family of context-dependent curves), với turning point là hàm số giảm dần của chất lượng thể chế theo ICRV — thể chế càng mạnh, turning point càng sớm (FSTS thấp hơn).</w:t>
+      </w:r>
+    </w:p>
     <w:bookmarkEnd w:id="45"/>
-    <w:bookmarkStart w:id="46" w:name="phát-hiện-trung-tâm"/>
+    <w:bookmarkStart w:id="46" w:name="X0e99b1254b4b67b0d58ad32605b3382cafdc23f"/>
     <w:p>
       <w:pPr>
         <w:pStyle w:val="Heading3"/>
       </w:pPr>
       <w:r>
-        <w:t xml:space="preserve">5.6.2 Phát hiện trung tâm</w:t>
+        <w:t xml:space="preserve">5.6.3 Ý nghĩa đối với lý thuyết và thực tiễn</w:t>
       </w:r>
     </w:p>
     <w:p>
@@ -2906,103 +2831,19 @@
         <w:pStyle w:val="FirstParagraph"/>
       </w:pPr>
       <w:r>
-        <w:t xml:space="preserve">Phát hiện trung tâm của luận án có thể được tóm tắt trong một luận điểm ngắn gọn:</w:t>
-      </w:r>
-    </w:p>
-    <w:p>
-      <w:pPr>
-        <w:pStyle w:val="BlockText"/>
-      </w:pPr>
-      <w:r>
-        <w:rPr>
-          <w:bCs/>
-          <w:b/>
-        </w:rPr>
-        <w:t xml:space="preserve">“</w:t>
-      </w:r>
-      <w:r>
-        <w:rPr>
-          <w:bCs/>
-          <w:b/>
-        </w:rPr>
-        <w:t xml:space="preserve">Không có một mức độ quốc tế hóa tối ưu duy nhất — điểm uốn phụ thuộc vào thể chế, và trong điều kiện thể chế cực yếu, quốc tế hóa có thể gây ra bất lợi hiệu quả thay vì lợi ích.</w:t>
-      </w:r>
-      <w:r>
-        <w:rPr>
-          <w:bCs/>
-          <w:b/>
-        </w:rPr>
-        <w:t xml:space="preserve">”</w:t>
-      </w:r>
-    </w:p>
-    <w:p>
-      <w:pPr>
-        <w:pStyle w:val="FirstParagraph"/>
-      </w:pPr>
-      <w:r>
-        <w:t xml:space="preserve">Bằng chứng từ 235 nghiên cứu và 84.910–91.982 doanh nghiệp ở 47–49 nền kinh tế châu Á và Thái Bình Dương đều chỉ đến kết luận này. Quan hệ I→P không phải là một đường cong phổ quát mà là một</w:t>
-      </w:r>
-      <w:r>
-        <w:t xml:space="preserve"> </w:t>
-      </w:r>
-      <w:r>
-        <w:rPr>
-          <w:bCs/>
-          <w:b/>
-        </w:rPr>
-        <w:t xml:space="preserve">họ đường cong phụ thuộc bối cảnh</w:t>
-      </w:r>
-      <w:r>
-        <w:t xml:space="preserve"> </w:t>
-      </w:r>
-      <w:r>
-        <w:t xml:space="preserve">(family of context-dependent curves), với turning point là hàm số</w:t>
-      </w:r>
-      <w:r>
-        <w:t xml:space="preserve"> </w:t>
-      </w:r>
-      <w:r>
-        <w:rPr>
-          <w:bCs/>
-          <w:b/>
-        </w:rPr>
-        <w:t xml:space="preserve">giảm dần</w:t>
-      </w:r>
-      <w:r>
-        <w:t xml:space="preserve"> </w:t>
-      </w:r>
-      <w:r>
-        <w:t xml:space="preserve">của chất lượng thể chế theo ICRV — cao nhất ở Frontier/SIDS (~55% FSTS), thấp nhất ở Advanced Innovation (~28% FSTS).</w:t>
+        <w:t xml:space="preserve">Về lý thuyết, luận án đóng góp vào ba dòng nghiên cứu: (i) meta-analytic literature về I→P bằng cách phân tách cấu trúc dị biệt và xác định ICRV như moderator có ý nghĩa; (ii) literature về digital capability bằng cách làm rõ DAI là situational resource chứ không phải foundational capability; và (iii) literature về internationalization và SIDS bằng cách đặt tên và cung cấp bằng chứng đầu tiên cho FIP.</w:t>
+      </w:r>
+    </w:p>
+    <w:p>
+      <w:pPr>
+        <w:pStyle w:val="BodyText"/>
+      </w:pPr>
+      <w:r>
+        <w:t xml:space="preserve">Về thực tiễn, luận án cung cấp cơ sở để nhà hoạch định chính sách và nhà quản trị doanh nghiệp tại từng bối cảnh ICRV cụ thể hiệu chỉnh chiến lược quốc tế hóa phù hợp — không áp dụng máy móc bài học từ Singapore hay Nhật Bản vào bối cảnh Việt Nam hay SIDS, mà nhận ra sự phụ thuộc bối cảnh như là nguyên lý căn bản trong hoạch định chiến lược quốc tế hóa.</w:t>
       </w:r>
     </w:p>
     <w:bookmarkEnd w:id="46"/>
-    <w:bookmarkStart w:id="47" w:name="ý-nghĩa-đối-với-lý-thuyết-và-thực-tiễn"/>
-    <w:p>
-      <w:pPr>
-        <w:pStyle w:val="Heading3"/>
-      </w:pPr>
-      <w:r>
-        <w:t xml:space="preserve">5.6.3 Ý nghĩa đối với lý thuyết và thực tiễn</w:t>
-      </w:r>
-    </w:p>
-    <w:p>
-      <w:pPr>
-        <w:pStyle w:val="FirstParagraph"/>
-      </w:pPr>
-      <w:r>
-        <w:t xml:space="preserve">Về lý thuyết, luận án đóng góp vào ba dòng nghiên cứu: (i) meta-analytic literature về I→P bằng cách phân tách cấu trúc dị biệt và xác định ICRV như moderator có ý nghĩa; (ii) literature về digital capability bằng cách làm rõ DAI là situational resource chứ không phải foundational capability; và (iii) literature về internationalization và SIDS bằng cách đặt tên và cung cấp bằng chứng đầu tiên cho FIP.</w:t>
-      </w:r>
-    </w:p>
-    <w:p>
-      <w:pPr>
-        <w:pStyle w:val="BodyText"/>
-      </w:pPr>
-      <w:r>
-        <w:t xml:space="preserve">Về thực tiễn, luận án cung cấp cơ sở để nhà hoạch định chính sách và nhà quản trị doanh nghiệp tại từng bối cảnh ICRV cụ thể hiệu chỉnh chiến lược quốc tế hóa phù hợp — không áp dụng máy móc bài học từ Singapore hay Nhật Bản vào bối cảnh Việt Nam hay SIDS, mà nhận ra sự phụ thuộc bối cảnh như là nguyên lý căn bản trong hoạch định chiến lược quốc tế hóa.</w:t>
-      </w:r>
-    </w:p>
-    <w:bookmarkEnd w:id="47"/>
-    <w:bookmarkStart w:id="48" w:name="lời-kết"/>
+    <w:bookmarkStart w:id="47" w:name="X419817a82cb35cfdb5a0df5261d5a194f2fd9ca"/>
     <w:p>
       <w:pPr>
         <w:pStyle w:val="Heading3"/>
@@ -3039,11 +2880,12 @@
         </w:pict>
       </w:r>
     </w:p>
+    <w:bookmarkEnd w:id="47"/>
     <w:bookmarkEnd w:id="48"/>
     <w:bookmarkEnd w:id="49"/>
     <w:sectPr>
       <w:pgSz w:h="16838" w:w="11906"/>
-      <w:pgMar w:bottom="1417" w:left="1417" w:right="1417" w:top="1417"/>
+      <w:pgMar w:bottom="1134" w:left="1701" w:right="1134" w:top="1134"/>
     </w:sectPr>
   </w:body>
 </w:document>
@@ -3260,13 +3102,13 @@
     <w:name w:val="Normal"/>
     <w:qFormat/>
     <w:pPr>
-      <w:spacing w:line="276" w:lineRule="auto"/>
+      <w:spacing w:line="360" w:lineRule="auto"/>
       <w:jc w:val="both"/>
     </w:pPr>
     <w:rPr>
       <w:rFonts w:ascii="Times New Roman" w:eastAsia="Times New Roman" w:hAnsi="Times New Roman"/>
       <w:color w:val="000000"/>
-      <w:sz w:val="24"/>
+      <w:sz w:val="26"/>
     </w:rPr>
   </w:style>
   <w:style w:styleId="BodyText" w:type="paragraph">
@@ -3274,14 +3116,14 @@
     <w:basedOn w:val="Normal"/>
     <w:link w:val="BodyTextChar"/>
     <w:pPr>
-      <w:spacing w:after="180" w:before="180" w:line="276" w:lineRule="auto"/>
+      <w:spacing w:after="180" w:before="180" w:line="360" w:lineRule="auto"/>
       <w:jc w:val="both"/>
     </w:pPr>
     <w:qFormat/>
     <w:rPr>
       <w:rFonts w:ascii="Times New Roman" w:eastAsia="Times New Roman" w:hAnsi="Times New Roman"/>
       <w:color w:val="000000"/>
-      <w:sz w:val="24"/>
+      <w:sz w:val="26"/>
     </w:rPr>
   </w:style>
   <w:style w:customStyle="1" w:styleId="FirstParagraph" w:type="paragraph">
@@ -3290,13 +3132,13 @@
     <w:next w:val="BodyText"/>
     <w:qFormat/>
     <w:pPr>
-      <w:spacing w:line="276" w:lineRule="auto"/>
+      <w:spacing w:line="360" w:lineRule="auto"/>
       <w:jc w:val="both"/>
     </w:pPr>
     <w:rPr>
       <w:rFonts w:ascii="Times New Roman" w:eastAsia="Times New Roman" w:hAnsi="Times New Roman"/>
       <w:color w:val="000000"/>
-      <w:sz w:val="24"/>
+      <w:sz w:val="26"/>
     </w:rPr>
   </w:style>
   <w:style w:customStyle="1" w:styleId="Compact" w:type="paragraph">
@@ -3304,13 +3146,13 @@
     <w:basedOn w:val="BodyText"/>
     <w:qFormat/>
     <w:pPr>
-      <w:spacing w:after="36" w:before="36" w:line="276" w:lineRule="auto"/>
+      <w:spacing w:after="36" w:before="36" w:line="360" w:lineRule="auto"/>
       <w:jc w:val="both"/>
     </w:pPr>
     <w:rPr>
       <w:rFonts w:ascii="Times New Roman" w:eastAsia="Times New Roman" w:hAnsi="Times New Roman"/>
       <w:color w:val="000000"/>
-      <w:sz w:val="24"/>
+      <w:sz w:val="26"/>
     </w:rPr>
   </w:style>
   <w:style w:styleId="Title" w:type="paragraph">
@@ -3321,7 +3163,7 @@
     <w:pPr>
       <w:keepNext/>
       <w:keepLines/>
-      <w:spacing w:after="240" w:before="480" w:line="276" w:lineRule="auto"/>
+      <w:spacing w:after="240" w:before="480" w:line="360" w:lineRule="auto"/>
       <w:jc w:val="both"/>
     </w:pPr>
     <w:rPr>
@@ -3329,7 +3171,7 @@
       <w:b/>
       <w:bCs/>
       <w:color w:val="000000"/>
-      <w:sz w:val="24"/>
+      <w:sz w:val="26"/>
       <w:szCs w:val="36"/>
     </w:rPr>
   </w:style>
@@ -3341,13 +3183,13 @@
     <w:pPr>
       <w:keepNext/>
       <w:keepLines/>
-      <w:spacing w:after="240" w:before="240" w:line="276" w:lineRule="auto"/>
+      <w:spacing w:after="240" w:before="240" w:line="360" w:lineRule="auto"/>
       <w:jc w:val="both"/>
     </w:pPr>
     <w:rPr>
       <w:rFonts w:ascii="Times New Roman" w:eastAsia="Times New Roman" w:hAnsi="Times New Roman"/>
       <w:color w:val="000000"/>
-      <w:sz w:val="24"/>
+      <w:sz w:val="26"/>
       <w:szCs w:val="30"/>
     </w:rPr>
   </w:style>
@@ -3358,13 +3200,13 @@
     <w:pPr>
       <w:keepNext/>
       <w:keepLines/>
-      <w:spacing w:line="276" w:lineRule="auto"/>
+      <w:spacing w:line="360" w:lineRule="auto"/>
       <w:jc w:val="both"/>
     </w:pPr>
     <w:rPr>
       <w:rFonts w:ascii="Times New Roman" w:eastAsia="Times New Roman" w:hAnsi="Times New Roman"/>
       <w:color w:val="000000"/>
-      <w:sz w:val="24"/>
+      <w:sz w:val="26"/>
     </w:rPr>
   </w:style>
   <w:style w:styleId="Date" w:type="paragraph">
@@ -3374,13 +3216,13 @@
     <w:pPr>
       <w:keepNext/>
       <w:keepLines/>
-      <w:spacing w:line="276" w:lineRule="auto"/>
+      <w:spacing w:line="360" w:lineRule="auto"/>
       <w:jc w:val="both"/>
     </w:pPr>
     <w:rPr>
       <w:rFonts w:ascii="Times New Roman" w:eastAsia="Times New Roman" w:hAnsi="Times New Roman"/>
       <w:color w:val="000000"/>
-      <w:sz w:val="24"/>
+      <w:sz w:val="26"/>
     </w:rPr>
   </w:style>
   <w:style w:customStyle="1" w:styleId="AbstractTitle" w:type="paragraph">
@@ -3392,11 +3234,11 @@
       <w:keepNext/>
       <w:keepLines/>
       <w:jc w:val="both"/>
-      <w:spacing w:after="0" w:before="300" w:line="276" w:lineRule="auto"/>
+      <w:spacing w:after="0" w:before="300" w:line="360" w:lineRule="auto"/>
     </w:pPr>
     <w:rPr>
       <w:color w:val="000000"/>
-      <w:sz w:val="24"/>
+      <w:sz w:val="26"/>
       <w:szCs w:val="20"/>
       <w:rFonts w:ascii="Times New Roman" w:eastAsia="Times New Roman" w:hAnsi="Times New Roman"/>
       <w:b/>
@@ -3410,13 +3252,13 @@
     <w:pPr>
       <w:keepNext/>
       <w:keepLines/>
-      <w:spacing w:after="300" w:before="100" w:line="276" w:lineRule="auto"/>
+      <w:spacing w:after="300" w:before="100" w:line="360" w:lineRule="auto"/>
       <w:jc w:val="both"/>
     </w:pPr>
     <w:rPr>
       <w:rFonts w:ascii="Times New Roman" w:eastAsia="Times New Roman" w:hAnsi="Times New Roman"/>
       <w:color w:val="000000"/>
-      <w:sz w:val="24"/>
+      <w:sz w:val="26"/>
       <w:szCs w:val="20"/>
     </w:rPr>
   </w:style>
@@ -3426,13 +3268,13 @@
     <w:next w:val="Bibliography"/>
     <w:qFormat/>
     <w:pPr>
-      <w:spacing w:line="276" w:lineRule="auto"/>
+      <w:spacing w:line="360" w:lineRule="auto"/>
       <w:jc w:val="both"/>
     </w:pPr>
     <w:rPr>
       <w:rFonts w:ascii="Times New Roman" w:eastAsia="Times New Roman" w:hAnsi="Times New Roman"/>
       <w:color w:val="000000"/>
-      <w:sz w:val="24"/>
+      <w:sz w:val="26"/>
     </w:rPr>
   </w:style>
   <w:style w:styleId="Heading1" w:type="paragraph">
@@ -3444,7 +3286,7 @@
     <w:pPr>
       <w:keepNext/>
       <w:keepLines/>
-      <w:spacing w:after="0" w:before="480" w:line="276" w:lineRule="auto"/>
+      <w:spacing w:after="0" w:before="480" w:line="360" w:lineRule="auto"/>
       <w:jc w:val="both"/>
       <w:outlineLvl w:val="0"/>
     </w:pPr>
@@ -3453,7 +3295,7 @@
       <w:b/>
       <w:bCs/>
       <w:color w:val="000000"/>
-      <w:sz w:val="24"/>
+      <w:sz w:val="26"/>
       <w:szCs w:val="32"/>
     </w:rPr>
   </w:style>
@@ -3467,7 +3309,7 @@
     <w:pPr>
       <w:keepNext/>
       <w:keepLines/>
-      <w:spacing w:after="0" w:before="200" w:line="276" w:lineRule="auto"/>
+      <w:spacing w:after="0" w:before="200" w:line="360" w:lineRule="auto"/>
       <w:jc w:val="both"/>
       <w:outlineLvl w:val="1"/>
     </w:pPr>
@@ -3476,7 +3318,7 @@
       <w:b/>
       <w:bCs/>
       <w:color w:val="000000"/>
-      <w:sz w:val="24"/>
+      <w:sz w:val="26"/>
       <w:szCs w:val="28"/>
     </w:rPr>
   </w:style>
@@ -3490,7 +3332,7 @@
     <w:pPr>
       <w:keepNext/>
       <w:keepLines/>
-      <w:spacing w:after="0" w:before="200" w:line="276" w:lineRule="auto"/>
+      <w:spacing w:after="0" w:before="200" w:line="360" w:lineRule="auto"/>
       <w:jc w:val="both"/>
       <w:outlineLvl w:val="2"/>
     </w:pPr>
@@ -3499,7 +3341,7 @@
       <w:b/>
       <w:bCs/>
       <w:color w:val="000000"/>
-      <w:sz w:val="24"/>
+      <w:sz w:val="26"/>
       <w:szCs w:val="24"/>
     </w:rPr>
   </w:style>
@@ -3513,7 +3355,7 @@
     <w:pPr>
       <w:keepNext/>
       <w:keepLines/>
-      <w:spacing w:after="0" w:before="200" w:line="276" w:lineRule="auto"/>
+      <w:spacing w:after="0" w:before="200" w:line="360" w:lineRule="auto"/>
       <w:jc w:val="both"/>
       <w:outlineLvl w:val="3"/>
     </w:pPr>
@@ -3522,7 +3364,7 @@
       <w:i/>
       <w:bCs/>
       <w:color w:val="000000"/>
-      <w:sz w:val="24"/>
+      <w:sz w:val="26"/>
       <w:szCs w:val="24"/>
     </w:rPr>
   </w:style>
@@ -3536,7 +3378,7 @@
     <w:pPr>
       <w:keepNext/>
       <w:keepLines/>
-      <w:spacing w:after="0" w:before="200" w:line="276" w:lineRule="auto"/>
+      <w:spacing w:after="0" w:before="200" w:line="360" w:lineRule="auto"/>
       <w:jc w:val="both"/>
       <w:outlineLvl w:val="4"/>
     </w:pPr>
@@ -3544,7 +3386,7 @@
       <w:rFonts w:ascii="Times New Roman" w:asciiTheme="majorHAnsi" w:cstheme="majorBidi" w:eastAsia="Times New Roman" w:eastAsiaTheme="majorEastAsia" w:hAnsi="Times New Roman" w:hAnsiTheme="majorHAnsi"/>
       <w:iCs/>
       <w:color w:val="000000"/>
-      <w:sz w:val="24"/>
+      <w:sz w:val="26"/>
       <w:szCs w:val="24"/>
     </w:rPr>
   </w:style>
@@ -3558,14 +3400,14 @@
     <w:pPr>
       <w:keepNext/>
       <w:keepLines/>
-      <w:spacing w:after="0" w:before="200" w:line="276" w:lineRule="auto"/>
+      <w:spacing w:after="0" w:before="200" w:line="360" w:lineRule="auto"/>
       <w:jc w:val="both"/>
       <w:outlineLvl w:val="5"/>
     </w:pPr>
     <w:rPr>
       <w:rFonts w:ascii="Times New Roman" w:asciiTheme="majorHAnsi" w:cstheme="majorBidi" w:eastAsia="Times New Roman" w:eastAsiaTheme="majorEastAsia" w:hAnsi="Times New Roman" w:hAnsiTheme="majorHAnsi"/>
       <w:color w:val="000000"/>
-      <w:sz w:val="24"/>
+      <w:sz w:val="26"/>
       <w:szCs w:val="24"/>
     </w:rPr>
   </w:style>
@@ -3579,14 +3421,14 @@
     <w:pPr>
       <w:keepNext/>
       <w:keepLines/>
-      <w:spacing w:after="0" w:before="200" w:line="276" w:lineRule="auto"/>
+      <w:spacing w:after="0" w:before="200" w:line="360" w:lineRule="auto"/>
       <w:jc w:val="both"/>
       <w:outlineLvl w:val="6"/>
     </w:pPr>
     <w:rPr>
       <w:rFonts w:ascii="Times New Roman" w:asciiTheme="majorHAnsi" w:cstheme="majorBidi" w:eastAsia="Times New Roman" w:eastAsiaTheme="majorEastAsia" w:hAnsi="Times New Roman" w:hAnsiTheme="majorHAnsi"/>
       <w:color w:val="000000"/>
-      <w:sz w:val="24"/>
+      <w:sz w:val="26"/>
       <w:szCs w:val="24"/>
     </w:rPr>
   </w:style>
@@ -3600,14 +3442,14 @@
     <w:pPr>
       <w:keepNext/>
       <w:keepLines/>
-      <w:spacing w:after="0" w:before="200" w:line="276" w:lineRule="auto"/>
+      <w:spacing w:after="0" w:before="200" w:line="360" w:lineRule="auto"/>
       <w:jc w:val="both"/>
       <w:outlineLvl w:val="7"/>
     </w:pPr>
     <w:rPr>
       <w:rFonts w:ascii="Times New Roman" w:asciiTheme="majorHAnsi" w:cstheme="majorBidi" w:eastAsia="Times New Roman" w:eastAsiaTheme="majorEastAsia" w:hAnsi="Times New Roman" w:hAnsiTheme="majorHAnsi"/>
       <w:color w:val="000000"/>
-      <w:sz w:val="24"/>
+      <w:sz w:val="26"/>
       <w:szCs w:val="24"/>
     </w:rPr>
   </w:style>
@@ -3621,14 +3463,14 @@
     <w:pPr>
       <w:keepNext/>
       <w:keepLines/>
-      <w:spacing w:after="0" w:before="200" w:line="276" w:lineRule="auto"/>
+      <w:spacing w:after="0" w:before="200" w:line="360" w:lineRule="auto"/>
       <w:jc w:val="both"/>
       <w:outlineLvl w:val="8"/>
     </w:pPr>
     <w:rPr>
       <w:rFonts w:ascii="Times New Roman" w:asciiTheme="majorHAnsi" w:cstheme="majorBidi" w:eastAsia="Times New Roman" w:eastAsiaTheme="majorEastAsia" w:hAnsi="Times New Roman" w:hAnsiTheme="majorHAnsi"/>
       <w:color w:val="000000"/>
-      <w:sz w:val="24"/>
+      <w:sz w:val="26"/>
       <w:szCs w:val="24"/>
     </w:rPr>
   </w:style>
@@ -3640,14 +3482,14 @@
     <w:unhideWhenUsed/>
     <w:qFormat/>
     <w:pPr>
-      <w:spacing w:after="100" w:before="100" w:line="276" w:lineRule="auto"/>
+      <w:spacing w:after="100" w:before="100" w:line="360" w:lineRule="auto"/>
       <w:ind w:firstLine="0" w:left="480" w:right="480"/>
       <w:jc w:val="both"/>
     </w:pPr>
     <w:rPr>
       <w:rFonts w:ascii="Times New Roman" w:eastAsia="Times New Roman" w:hAnsi="Times New Roman"/>
       <w:color w:val="000000"/>
-      <w:sz w:val="24"/>
+      <w:sz w:val="26"/>
     </w:rPr>
   </w:style>
   <w:style w:styleId="FootnoteText" w:type="paragraph">
@@ -3658,13 +3500,13 @@
     <w:unhideWhenUsed/>
     <w:qFormat/>
     <w:pPr>
-      <w:spacing w:line="276" w:lineRule="auto"/>
+      <w:spacing w:line="360" w:lineRule="auto"/>
       <w:jc w:val="both"/>
     </w:pPr>
     <w:rPr>
       <w:rFonts w:ascii="Times New Roman" w:eastAsia="Times New Roman" w:hAnsi="Times New Roman"/>
       <w:color w:val="000000"/>
-      <w:sz w:val="24"/>
+      <w:sz w:val="26"/>
     </w:rPr>
   </w:style>
   <w:style w:default="1" w:styleId="DefaultParagraphFont" w:type="character">
@@ -3674,7 +3516,7 @@
     <w:rPr>
       <w:rFonts w:ascii="Times New Roman" w:eastAsia="Times New Roman" w:hAnsi="Times New Roman"/>
       <w:color w:val="000000"/>
-      <w:sz w:val="24"/>
+      <w:sz w:val="26"/>
     </w:rPr>
   </w:style>
   <w:style w:default="1" w:styleId="Table" w:type="table">
@@ -3684,13 +3526,13 @@
     <w:unhideWhenUsed/>
     <w:qFormat/>
     <w:pPr>
-      <w:spacing w:line="276" w:lineRule="auto"/>
+      <w:spacing w:line="360" w:lineRule="auto"/>
       <w:jc w:val="both"/>
     </w:pPr>
     <w:rPr>
       <w:rFonts w:ascii="Times New Roman" w:eastAsia="Times New Roman" w:hAnsi="Times New Roman"/>
       <w:color w:val="000000"/>
-      <w:sz w:val="24"/>
+      <w:sz w:val="26"/>
     </w:rPr>
     <w:tblPr>
       <w:tblInd w:type="dxa" w:w="0"/>
@@ -3724,27 +3566,27 @@
     <w:pPr>
       <w:keepNext/>
       <w:keepLines/>
-      <w:spacing w:after="0" w:line="276" w:lineRule="auto"/>
+      <w:spacing w:after="0" w:line="360" w:lineRule="auto"/>
       <w:jc w:val="both"/>
     </w:pPr>
     <w:rPr>
       <w:rFonts w:ascii="Times New Roman" w:eastAsia="Times New Roman" w:hAnsi="Times New Roman"/>
       <w:b/>
       <w:color w:val="000000"/>
-      <w:sz w:val="24"/>
+      <w:sz w:val="26"/>
     </w:rPr>
   </w:style>
   <w:style w:customStyle="1" w:styleId="Definition" w:type="paragraph">
     <w:name w:val="Definition"/>
     <w:basedOn w:val="Normal"/>
     <w:pPr>
-      <w:spacing w:line="276" w:lineRule="auto"/>
+      <w:spacing w:line="360" w:lineRule="auto"/>
       <w:jc w:val="both"/>
     </w:pPr>
     <w:rPr>
       <w:rFonts w:ascii="Times New Roman" w:eastAsia="Times New Roman" w:hAnsi="Times New Roman"/>
       <w:color w:val="000000"/>
-      <w:sz w:val="24"/>
+      <w:sz w:val="26"/>
     </w:rPr>
   </w:style>
   <w:style w:styleId="Caption" w:type="paragraph">
@@ -3752,14 +3594,14 @@
     <w:basedOn w:val="Normal"/>
     <w:link w:val="BodyTextChar"/>
     <w:pPr>
-      <w:spacing w:after="120" w:before="0" w:line="276" w:lineRule="auto"/>
+      <w:spacing w:after="120" w:before="0" w:line="360" w:lineRule="auto"/>
       <w:jc w:val="both"/>
     </w:pPr>
     <w:rPr>
       <w:rFonts w:ascii="Times New Roman" w:eastAsia="Times New Roman" w:hAnsi="Times New Roman"/>
       <w:i/>
       <w:color w:val="000000"/>
-      <w:sz w:val="24"/>
+      <w:sz w:val="26"/>
     </w:rPr>
   </w:style>
   <w:style w:customStyle="1" w:styleId="TableCaption" w:type="paragraph">
@@ -3767,39 +3609,39 @@
     <w:basedOn w:val="Caption"/>
     <w:pPr>
       <w:keepNext/>
-      <w:spacing w:line="276" w:lineRule="auto"/>
+      <w:spacing w:line="360" w:lineRule="auto"/>
       <w:jc w:val="both"/>
     </w:pPr>
     <w:rPr>
       <w:rFonts w:ascii="Times New Roman" w:eastAsia="Times New Roman" w:hAnsi="Times New Roman"/>
       <w:color w:val="000000"/>
-      <w:sz w:val="24"/>
+      <w:sz w:val="26"/>
     </w:rPr>
   </w:style>
   <w:style w:customStyle="1" w:styleId="ImageCaption" w:type="paragraph">
     <w:name w:val="Image Caption"/>
     <w:basedOn w:val="Caption"/>
     <w:pPr>
-      <w:spacing w:line="276" w:lineRule="auto"/>
+      <w:spacing w:line="360" w:lineRule="auto"/>
       <w:jc w:val="both"/>
     </w:pPr>
     <w:rPr>
       <w:rFonts w:ascii="Times New Roman" w:eastAsia="Times New Roman" w:hAnsi="Times New Roman"/>
       <w:color w:val="000000"/>
-      <w:sz w:val="24"/>
+      <w:sz w:val="26"/>
     </w:rPr>
   </w:style>
   <w:style w:customStyle="1" w:styleId="Figure" w:type="paragraph">
     <w:name w:val="Figure"/>
     <w:basedOn w:val="Normal"/>
     <w:pPr>
-      <w:spacing w:line="276" w:lineRule="auto"/>
+      <w:spacing w:line="360" w:lineRule="auto"/>
       <w:jc w:val="both"/>
     </w:pPr>
     <w:rPr>
       <w:rFonts w:ascii="Times New Roman" w:eastAsia="Times New Roman" w:hAnsi="Times New Roman"/>
       <w:color w:val="000000"/>
-      <w:sz w:val="24"/>
+      <w:sz w:val="26"/>
     </w:rPr>
   </w:style>
   <w:style w:customStyle="1" w:styleId="CaptionedFigure" w:type="paragraph">
@@ -3807,13 +3649,13 @@
     <w:basedOn w:val="Figure"/>
     <w:pPr>
       <w:keepNext/>
-      <w:spacing w:line="276" w:lineRule="auto"/>
+      <w:spacing w:line="360" w:lineRule="auto"/>
       <w:jc w:val="both"/>
     </w:pPr>
     <w:rPr>
       <w:rFonts w:ascii="Times New Roman" w:eastAsia="Times New Roman" w:hAnsi="Times New Roman"/>
       <w:color w:val="000000"/>
-      <w:sz w:val="24"/>
+      <w:sz w:val="26"/>
     </w:rPr>
   </w:style>
   <w:style w:customStyle="1" w:styleId="BodyTextChar" w:type="character">
@@ -3823,7 +3665,7 @@
     <w:rPr>
       <w:rFonts w:ascii="Times New Roman" w:eastAsia="Times New Roman" w:hAnsi="Times New Roman"/>
       <w:color w:val="000000"/>
-      <w:sz w:val="24"/>
+      <w:sz w:val="26"/>
     </w:rPr>
   </w:style>
   <w:style w:customStyle="1" w:styleId="VerbatimChar" w:type="character">
@@ -3832,7 +3674,7 @@
     <w:rPr>
       <w:rFonts w:ascii="Times New Roman" w:eastAsia="Times New Roman" w:hAnsi="Times New Roman"/>
       <w:color w:val="000000"/>
-      <w:sz w:val="24"/>
+      <w:sz w:val="26"/>
     </w:rPr>
   </w:style>
   <w:style w:customStyle="1" w:styleId="SectionNumber" w:type="character">
@@ -3841,7 +3683,7 @@
     <w:rPr>
       <w:rFonts w:ascii="Times New Roman" w:eastAsia="Times New Roman" w:hAnsi="Times New Roman"/>
       <w:color w:val="000000"/>
-      <w:sz w:val="24"/>
+      <w:sz w:val="26"/>
     </w:rPr>
   </w:style>
   <w:style w:styleId="FootnoteReference" w:type="character">
@@ -3850,7 +3692,7 @@
     <w:rPr>
       <w:rFonts w:ascii="Times New Roman" w:eastAsia="Times New Roman" w:hAnsi="Times New Roman"/>
       <w:color w:val="000000"/>
-      <w:sz w:val="24"/>
+      <w:sz w:val="26"/>
       <w:vertAlign w:val="superscript"/>
     </w:rPr>
   </w:style>
@@ -3860,7 +3702,7 @@
     <w:rPr>
       <w:rFonts w:ascii="Times New Roman" w:eastAsia="Times New Roman" w:hAnsi="Times New Roman"/>
       <w:color w:val="000000"/>
-      <w:sz w:val="24"/>
+      <w:sz w:val="26"/>
     </w:rPr>
   </w:style>
   <w:style w:styleId="TOCHeading" w:type="paragraph">
@@ -3871,7 +3713,7 @@
     <w:unhideWhenUsed/>
     <w:qFormat/>
     <w:pPr>
-      <w:spacing w:before="240" w:line="276" w:lineRule="auto"/>
+      <w:spacing w:before="240" w:line="360" w:lineRule="auto"/>
       <w:jc w:val="both"/>
       <w:outlineLvl w:val="9"/>
     </w:pPr>
@@ -3880,7 +3722,7 @@
       <w:b w:val="0"/>
       <w:bCs w:val="0"/>
       <w:color w:val="000000"/>
-      <w:sz w:val="24"/>
+      <w:sz w:val="26"/>
     </w:rPr>
   </w:style>
   <w:style w:type="paragraph" w:customStyle="1" w:styleId="SourceCode">

--- a/dist/luan_an_ctu/chuong_5_ket_luan_de_xuat_vi.docx
+++ b/dist/luan_an_ctu/chuong_5_ket_luan_de_xuat_vi.docx
@@ -1189,7 +1189,7 @@
           <m:t>=</m:t>
         </m:r>
         <m:r>
-          <m:t>235</m:t>
+          <m:t>238</m:t>
         </m:r>
       </m:oMath>
       <w:r>
@@ -2371,7 +2371,7 @@
           <m:t>=</m:t>
         </m:r>
         <m:r>
-          <m:t>235</m:t>
+          <m:t>238</m:t>
         </m:r>
       </m:oMath>
       <w:r>
@@ -2797,7 +2797,7 @@
         <w:pStyle w:val="FirstParagraph"/>
       </w:pPr>
       <w:r>
-        <w:t xml:space="preserve">Bằng chứng từ 235 nghiên cứu (P6 meta-analysis) và 84.910 doanh nghiệp tại 49 nền kinh tế châu Á và Thái Bình Dương (P7) đều chỉ đến kết luận này. Quan hệ I→P không phải là một đường cong phổ quát mà là một</w:t>
+        <w:t xml:space="preserve">Bằng chứng từ 238 nghiên cứu (P6 meta-analysis) và 84.910 doanh nghiệp tại 49 nền kinh tế châu Á và Thái Bình Dương (P7) đều chỉ đến kết luận này. Quan hệ I→P không phải là một đường cong phổ quát mà là một</w:t>
       </w:r>
       <w:r>
         <w:t xml:space="preserve"> </w:t>

--- a/dist/luan_an_ctu/chuong_5_ket_luan_de_xuat_vi.docx
+++ b/dist/luan_an_ctu/chuong_5_ket_luan_de_xuat_vi.docx
@@ -32,7 +32,7 @@
         <w:pStyle w:val="FirstParagraph"/>
       </w:pPr>
       <w:r>
-        <w:t xml:space="preserve">Chương 5 tổng hợp và diễn giải kết quả từ Chương 4 trong ánh sáng của khung lý thuyết CDCM và bốn lý thuyết nền (Uppsala, RBV, Institutional Theory, Upper Echelons Theory). Cấu trúc chương gồm sáu phần: (i) bàn luận kết quả theo khung lý thuyết; (ii) so sánh với nghiên cứu trước; (iii) đóng góp lý thuyết; (iv) đề xuất chính sách và quản trị; (v) hạn chế và hướng nghiên cứu tương lai; và (vi) kết luận tổng thể của luận án.</w:t>
+        <w:t xml:space="preserve">Chương 5 tổng hợp và diễn giải kết quả từ Chương 4 trong ánh sáng của khung lý thuyết CDCM và bốn lý thuyết nền (Uppsala, RBV, Institutional Theory, Upper Echelons Theory). Cấu trúc chương gồm sáu phần. Phần (i) bàn luận kết quả theo khung lý thuyết. Phần (ii) so sánh với nghiên cứu trước. Phần (iii) trình bày đóng góp lý thuyết. Phần (iv) đề xuất chính sách và quản trị. Phần (v) thảo luận hạn chế và hướng nghiên cứu tương lai. Phần (vi) đưa ra kết luận tổng thể của luận án.</w:t>
       </w:r>
     </w:p>
     <w:p>
@@ -79,7 +79,7 @@
         <w:t xml:space="preserve">gradient ICRV (Biến thiên chế độ bối cảnh thể chế — Institutional Context Regime Variation)</w:t>
       </w:r>
       <w:r>
-        <w:t xml:space="preserve">: cùng một mức độ quốc tế hóa (FSTS) mang lại hiệu quả rất khác nhau tùy thuộc vào chế độ thể chế mà doanh nghiệp hoạt động. Bằng chứng từ hai nguồn độc lập, phân tích meta-analytic (P6,</w:t>
+        <w:t xml:space="preserve">. Cùng một mức độ quốc tế hóa (FSTS) mang lại hiệu quả khác nhau tùy thuộc vào chế độ thể chế mà doanh nghiệp hoạt động. Bằng chứng đến từ hai nguồn độc lập. Nguồn thứ nhất là phân tích meta-analytic (P6,</w:t>
       </w:r>
       <w:r>
         <w:t xml:space="preserve"> </w:t>
@@ -166,7 +166,7 @@
         </m:r>
       </m:oMath>
       <w:r>
-        <w:t xml:space="preserve">) và phân tích dữ liệu sơ cấp toàn mẫu (P7,</w:t>
+        <w:t xml:space="preserve">). Nguồn thứ hai là phân tích dữ liệu sơ cấp toàn mẫu (P7,</w:t>
       </w:r>
       <w:r>
         <w:t xml:space="preserve"> </w:t>
@@ -189,7 +189,7 @@
         <w:t xml:space="preserve"> </w:t>
       </w:r>
       <w:r>
-        <w:t xml:space="preserve">quan sát từ 49 nền kinh tế), đều chỉ đến cùng một kết luận: điểm uốn (turning point) của quan hệ I→P</w:t>
+        <w:t xml:space="preserve">quan sát từ 49 nền kinh tế). Cả hai cùng chỉ đến một kết luận: điểm uốn (turning point) của quan hệ I→P</w:t>
       </w:r>
       <w:r>
         <w:t xml:space="preserve"> </w:t>
@@ -205,7 +205,7 @@
         <w:t xml:space="preserve"> </w:t>
       </w:r>
       <w:r>
-        <w:t xml:space="preserve">từ SIDS/Frontier (~55% FSTS) xuống Emerging, Upper-middle, Advanced Resource, và Advanced Innovation (~28% FSTS). Hay nói cách khác, nền kinh tế thể chế mạnh hơn đạt đỉnh hiệu quả xuất khẩu tại mức FSTS thấp hơn, doanh nghiệp không cần quốc tế hóa sâu để khai thác lợi thế cạnh tranh khi thể chế hỗ trợ đã vận hành tốt.</w:t>
+        <w:t xml:space="preserve">từ SIDS/Frontier (~55% FSTS) xuống Emerging, Upper-middle, Advanced Resource, và Advanced Innovation (~28% FSTS). Nói cách khác, nền kinh tế thể chế mạnh hơn đạt đỉnh hiệu quả xuất khẩu tại mức FSTS thấp hơn. Doanh nghiệp không cần quốc tế hóa sâu để khai thác lợi thế cạnh tranh khi thể chế hỗ trợ đã vận hành tốt.</w:t>
       </w:r>
     </w:p>
     <w:p>
@@ -213,7 +213,7 @@
         <w:pStyle w:val="BodyText"/>
       </w:pPr>
       <w:r>
-        <w:t xml:space="preserve">Kết quả này xác nhận H5 và tầng thể chế của khung lý thuyết CDCM theo một cách thuyết phục nhất: không phải chỉ một moderator đơn lẻ mà là</w:t>
+        <w:t xml:space="preserve">Kết quả này xác nhận H5 và tầng thể chế của khung lý thuyết CDCM một cách thuyết phục. Không phải chỉ một moderator đơn lẻ mà là</w:t>
       </w:r>
       <w:r>
         <w:t xml:space="preserve"> </w:t>
@@ -226,7 +226,10 @@
         <w:t xml:space="preserve">cả một chế độ thể chế</w:t>
       </w:r>
       <w:r>
-        <w:t xml:space="preserve">, được vận hành hóa thành sáu sub-regime ICRV, xác định điều kiện biên cho quan hệ I→P. Institutional Theory của North (1990) và Khanna và Palepu (2010) dự đoán rằng thể chế định hình chi phí giao dịch và cấu trúc khuyến khích; kết quả ICRV gradient là biểu hiện thực nghiệm của cơ chế này ở quy mô 49 nền kinh tế châu Á và Thái Bình Dương (P7).</w:t>
+        <w:t xml:space="preserve"> </w:t>
+      </w:r>
+      <w:r>
+        <w:t xml:space="preserve">xác định điều kiện biên cho quan hệ I→P. Chế độ thể chế này được vận hành hóa thành sáu sub-regime ICRV. Institutional Theory của North (1990) và Khanna và Palepu (2010) dự đoán rằng thể chế định hình chi phí giao dịch và cấu trúc khuyến khích. Kết quả ICRV gradient là biểu hiện thực nghiệm của cơ chế này ở quy mô 49 nền kinh tế châu Á và Thái Bình Dương (P7).</w:t>
       </w:r>
     </w:p>
     <w:p>
@@ -247,7 +250,7 @@
         <w:t xml:space="preserve">giảm chi phí giao dịch</w:t>
       </w:r>
       <w:r>
-        <w:t xml:space="preserve">: thể chế chất lượng cao (hệ thống pháp lý, bảo vệ quyền sở hữu trí tuệ, thực thi hợp đồng) làm giảm chi phí xuyên biên giới, cho phép doanh nghiệp duy trì đà tăng trưởng hiệu quả đến mức FSTS cao hơn. Cơ chế thứ hai là</w:t>
+        <w:t xml:space="preserve">. Thể chế chất lượng cao (hệ thống pháp lý, bảo vệ quyền sở hữu trí tuệ, thực thi hợp đồng) làm giảm chi phí xuyên biên giới. Cơ chế này cho phép doanh nghiệp duy trì đà tăng trưởng hiệu quả đến mức FSTS cao hơn. Cơ chế thứ hai là</w:t>
       </w:r>
       <w:r>
         <w:t xml:space="preserve"> </w:t>
@@ -260,7 +263,7 @@
         <w:t xml:space="preserve">khuếch đại năng lực</w:t>
       </w:r>
       <w:r>
-        <w:t xml:space="preserve">: môi trường thể chế tốt cũng có nghĩa là hệ sinh thái dịch vụ hỗ trợ (logistics, tài chính thương mại, tư vấn pháp lý quốc tế) phát triển, làm giảm gánh nặng điều phối nội bộ của doanh nghiệp khi mở rộng quốc tế.</w:t>
+        <w:t xml:space="preserve">. Môi trường thể chế tốt đi cùng hệ sinh thái dịch vụ hỗ trợ phát triển, bao gồm logistics, tài chính thương mại, và tư vấn pháp lý quốc tế. Hệ sinh thái này làm giảm gánh nặng điều phối nội bộ của doanh nghiệp khi mở rộng quốc tế.</w:t>
       </w:r>
     </w:p>
     <w:bookmarkEnd w:id="21"/>
@@ -294,7 +297,7 @@
         <w:t xml:space="preserve"> </w:t>
       </w:r>
       <w:r>
-        <w:t xml:space="preserve">trong tất cả các mẫu (Việt Nam P3, Trung Quốc P5, toàn mẫu P7: ~41% tăng năng suất cho mỗi đơn vị độ lệch chuẩn TCI). Tuy nhiên, TCI chỉ</w:t>
+        <w:t xml:space="preserve">trong tất cả các mẫu (Việt Nam P3, Trung Quốc P5, toàn mẫu P7: ~41% tăng năng suất cho mỗi đơn vị độ lệch chuẩn TCI). Dẫu vậy, TCI chỉ</w:t>
       </w:r>
       <w:r>
         <w:t xml:space="preserve"> </w:t>
@@ -310,7 +313,7 @@
         <w:t xml:space="preserve"> </w:t>
       </w:r>
       <w:r>
-        <w:t xml:space="preserve">tại bối cảnh quốc gia cụ thể (P3 Việt Nam, môi trường chuyển đổi với phân mảnh thể chế tạo điều kiện cho TCI reshaping hiệu ứng), không phổ quát trên toàn mẫu 49 nền kinh tế (P7: tương tác FSTS×TCI và FSTS²×TCI đều NS). H2 được</w:t>
+        <w:t xml:space="preserve">tại bối cảnh quốc gia cụ thể (P3 Việt Nam, môi trường chuyển đổi với phân mảnh thể chế tạo điều kiện cho TCI reshaping hiệu ứng). Tác động này không phổ quát trên toàn mẫu 49 nền kinh tế (P7: tương tác FSTS×TCI và FSTS²×TCI đều NS). H2 được</w:t>
       </w:r>
       <w:r>
         <w:t xml:space="preserve"> </w:t>
@@ -323,7 +326,7 @@
         <w:t xml:space="preserve">xác nhận một phần</w:t>
       </w:r>
       <w:r>
-        <w:t xml:space="preserve">: TCI là năng lực nền tảng phổ quát, nhưng vai trò uốn đường cong I→P phụ thuộc bối cảnh thể chế. Điều này xác nhận vai trò của TCI là</w:t>
+        <w:t xml:space="preserve">: TCI là năng lực nền tảng phổ quát, nhưng vai trò uốn đường cong I→P phụ thuộc bối cảnh thể chế. Kết quả xác nhận vai trò của TCI là</w:t>
       </w:r>
       <w:r>
         <w:t xml:space="preserve"> </w:t>
@@ -339,7 +342,7 @@
         <w:t xml:space="preserve"> </w:t>
       </w:r>
       <w:r>
-        <w:t xml:space="preserve">(foundational capability) trong khung CDCM: doanh nghiệp có năng lực công nghệ sâu hơn, được đo bằng việc tiếp cận công nghệ nước ngoài, chi tiêu R&amp;D, đổi mới sản phẩm và chứng nhận chất lượng, tạo ra giá trị cao hơn từ cùng một mức độ quốc tế hóa.</w:t>
+        <w:t xml:space="preserve">(foundational capability) trong khung CDCM. Doanh nghiệp có năng lực công nghệ sâu hơn tạo ra giá trị cao hơn từ cùng một mức độ quốc tế hóa. Năng lực này được đo bằng việc tiếp cận công nghệ nước ngoài, chi tiêu R&amp;D, đổi mới sản phẩm và chứng nhận chất lượng.</w:t>
       </w:r>
     </w:p>
     <w:p>
@@ -347,7 +350,7 @@
         <w:pStyle w:val="BodyText"/>
       </w:pPr>
       <w:r>
-        <w:t xml:space="preserve">Cơ chế lý thuyết đằng sau kết quả này bắt nguồn từ Resource-Based View (Barney, 1991): TCI là nguồn lực VRIN (có giá trị, hiếm, khó sao chép, khó thay thế), do đó tạo ra lợi thế cạnh tranh bền vững ngay cả khi doanh nghiệp mở rộng ra thị trường nước ngoài với mức độ bất định cao. Năng lực công nghệ cũng tạo ra absorptive capacity (Cohen &amp; Levinthal, 1990), khả năng hấp thu và tích hợp tri thức từ thị trường nước ngoài, giúp doanh nghiệp học hỏi hiệu quả hơn trong quá trình quốc tế hóa, nhất quán với learning loop của Uppsala model (Johanson &amp; Vahlne, 1977).</w:t>
+        <w:t xml:space="preserve">Cơ chế lý thuyết đằng sau kết quả này bắt nguồn từ Resource-Based View (Barney, 1991). TCI là nguồn lực VRIN (có giá trị, hiếm, khó sao chép, khó thay thế). Nguồn lực này tạo ra lợi thế cạnh tranh bền vững ngay cả khi doanh nghiệp mở rộng ra thị trường nước ngoài với mức độ bất định cao. Năng lực công nghệ cũng tạo ra absorptive capacity (Cohen &amp; Levinthal, 1990), tức khả năng hấp thu và tích hợp tri thức từ thị trường nước ngoài. Cơ chế này giúp doanh nghiệp học hỏi hiệu quả hơn trong quá trình quốc tế hóa, nhất quán với learning loop của Uppsala model (Johanson &amp; Vahlne, 1977).</w:t>
       </w:r>
     </w:p>
     <w:bookmarkEnd w:id="22"/>
@@ -632,7 +635,7 @@
         </m:r>
       </m:oMath>
       <w:r>
-        <w:t xml:space="preserve">), cho thấy doanh nghiệp DAI cao có đường cong I→P phẳng hơn và ít suy giảm hơn ở mức FSTS cao. Kết quả tương tác DAI×ICRV (</w:t>
+        <w:t xml:space="preserve">). Doanh nghiệp DAI cao có đường cong I→P phẳng hơn và ít suy giảm hơn ở mức FSTS cao. Kết quả tương tác DAI×ICRV (</w:t>
       </w:r>
       <m:oMath>
         <m:r>
@@ -655,7 +658,7 @@
         </m:r>
       </m:oMath>
       <w:r>
-        <w:t xml:space="preserve">) xác nhận DAI phát huy hiệu quả mạnh hơn tại các bối cảnh thể chế yếu hơn, nhất quán với lập luận CDCM rằng DAI bù đắp cho sự vắng mặt của hạ tầng thể chế (Nhóm IV–V), thay vì chỉ khuếch đại lợi thế đã có tại Nhóm I. Tại Singapore (P4, DAI Tier-1+2), DAI phát huy rõ nhất dưới dạng amplification effect (</w:t>
+        <w:t xml:space="preserve">) xác nhận DAI phát huy hiệu quả mạnh hơn tại các bối cảnh thể chế yếu hơn. Kết quả này nhất quán với lập luận CDCM rằng DAI bù đắp cho sự vắng mặt của hạ tầng thể chế (Nhóm IV–V), thay vì chỉ khuếch đại lợi thế đã có tại Nhóm I. Tại Singapore (P4, DAI Tier-1+2), DAI phát huy rõ nhất dưới dạng amplification effect (</w:t>
       </w:r>
       <m:oMath>
         <m:acc>
@@ -783,7 +786,7 @@
         <w:t xml:space="preserve"> </w:t>
       </w:r>
       <w:r>
-        <w:t xml:space="preserve">(situational resource) chứ không phải năng lực nền tảng: cơ chế cụ thể của nó (compression vs amplification) phụ thuộc vào điều kiện môi trường (thể chế, cơ sở hạ tầng số), nhưng bản thân hiệu ứng DAI là</w:t>
+        <w:t xml:space="preserve">(situational resource) chứ không phải năng lực nền tảng. Cơ chế cụ thể của DAI (compression vs amplification) phụ thuộc vào điều kiện môi trường (thể chế, cơ sở hạ tầng số). Tuy nhiên, bản thân hiệu ứng DAI là</w:t>
       </w:r>
       <w:r>
         <w:t xml:space="preserve"> </w:t>
@@ -807,7 +810,7 @@
         <w:pStyle w:val="BodyText"/>
       </w:pPr>
       <w:r>
-        <w:t xml:space="preserve">Cần lưu ý rằng kết quả null về DAI tại Việt Nam (P3) và các bối cảnh thấp hơn không nhất thiết bác bỏ H3, mà còn phản ánh hạn chế đo lường: Tier-1 DAI (website, email, online sales) chưa nắm bắt được chiều sâu của năng lực số. Khi DAI được đo bằng Tier-1+2 (bổ sung e-payment, e-supplier) như tại Singapore, hiệu ứng điều tiết xuất hiện rõ ràng hơn. Quan trọng hơn, tất cả đo lường DAI trong luận án đều là</w:t>
+        <w:t xml:space="preserve">Đáng lưu ý rằng kết quả null về DAI tại Việt Nam (P3) và các bối cảnh thấp hơn không nhất thiết bác bỏ H3. Phát hiện này còn phản ánh hạn chế đo lường: Tier-1 DAI (website, email, online sales) chưa nắm bắt được chiều sâu của năng lực số. Khi DAI được đo bằng Tier-1+2 (bổ sung e-payment, e-supplier) như tại Singapore, hiệu ứng điều tiết xuất hiện rõ ràng hơn. Quan trọng hơn, tất cả đo lường DAI trong luận án đều là</w:t>
       </w:r>
       <w:r>
         <w:t xml:space="preserve"> </w:t>
@@ -823,7 +826,7 @@
         <w:t xml:space="preserve"> </w:t>
       </w:r>
       <w:r>
-        <w:t xml:space="preserve">(static digital adoption index) dựa trên dữ liệu WBES tại một thời điểm, không phải "dynamic digital capability" theo nghĩa của dynamic capabilities theory (Teece et al., 1997) vì dữ liệu WBES không có đủ thang đo để đo lường tính động của năng lực số.</w:t>
+        <w:t xml:space="preserve">(static digital adoption index) dựa trên dữ liệu WBES tại một thời điểm. Đây không phải "dynamic digital capability" theo nghĩa của dynamic capabilities theory (Teece et al., 1997). Dữ liệu WBES không có đủ thang đo để đo lường tính động của năng lực số.</w:t>
       </w:r>
     </w:p>
     <w:p>
@@ -847,7 +850,7 @@
         <w:t xml:space="preserve"> </w:t>
       </w:r>
       <w:r>
-        <w:t xml:space="preserve">tại thể chế yếu — "digital shield effect" phát huy mạnh nhất khi nền tảng thể chế còn thiếu hụt, không phải khi thể chế đã hoàn thiện.</w:t>
+        <w:t xml:space="preserve">tại thể chế yếu. "Digital shield effect" phát huy mạnh nhất khi nền tảng thể chế còn thiếu hụt, không phải khi thể chế đã hoàn thiện.</w:t>
       </w:r>
     </w:p>
     <w:bookmarkEnd w:id="23"/>
@@ -930,7 +933,7 @@
         </m:r>
       </m:oMath>
       <w:r>
-        <w:t xml:space="preserve">) nhất quán cho thấy hiệu ứng tích cực lên hiệu quả I→P trong toàn mẫu, doanh nghiệp có top manager nữ đạt hiệu quả cao hơn từ quốc tế hóa, phù hợp với Upper Echelons Theory (Hambrick &amp; Mason, 1984) rằng đặc điểm cấp lãnh đạo định hình cách thức tổ chức nhận diện và khai thác cơ hội quốc tế.</w:t>
+        <w:t xml:space="preserve">) nhất quán cho thấy hiệu ứng tích cực lên hiệu quả I→P trong toàn mẫu. Doanh nghiệp có top manager nữ đạt hiệu quả cao hơn từ quốc tế hóa. Kết quả này phù hợp với Upper Echelons Theory (Hambrick &amp; Mason, 1984): đặc điểm cấp lãnh đạo định hình cách thức tổ chức nhận diện và khai thác cơ hội quốc tế.</w:t>
       </w:r>
     </w:p>
     <w:p>
@@ -938,7 +941,7 @@
         <w:pStyle w:val="BodyText"/>
       </w:pPr>
       <w:r>
-        <w:t xml:space="preserve">Cơ chế lý thuyết có thể qua hai kênh: thứ nhất,</w:t>
+        <w:t xml:space="preserve">Cơ chế lý thuyết có thể qua hai kênh. Kênh thứ nhất là</w:t>
       </w:r>
       <w:r>
         <w:t xml:space="preserve"> </w:t>
@@ -951,7 +954,7 @@
         <w:t xml:space="preserve">đa dạng nhận thức</w:t>
       </w:r>
       <w:r>
-        <w:t xml:space="preserve">, nhà quản trị nữ thường mang lại góc nhìn khác biệt trong ra quyết định quốc tế hóa, giúp nhận diện thị trường ngách và giảm thiểu rủi ro tập trung; thứ hai,</w:t>
+        <w:t xml:space="preserve">: nhà quản trị nữ thường mang lại góc nhìn khác biệt trong ra quyết định quốc tế hóa, giúp nhận diện thị trường ngách và giảm thiểu rủi ro tập trung. Kênh thứ hai là</w:t>
       </w:r>
       <w:r>
         <w:t xml:space="preserve"> </w:t>
@@ -964,7 +967,7 @@
         <w:t xml:space="preserve">chuẩn mực quản trị</w:t>
       </w:r>
       <w:r>
-        <w:t xml:space="preserve">, sự hiện diện của lãnh đạo nữ tương quan với thực hành quản trị doanh nghiệp tốt hơn và minh bạch hơn, đặc biệt quan trọng trong môi trường thể chế yếu.</w:t>
+        <w:t xml:space="preserve">: sự hiện diện của lãnh đạo nữ tương quan với thực hành quản trị doanh nghiệp tốt hơn và minh bạch hơn. Cơ chế này đặc biệt quan trọng trong môi trường thể chế yếu.</w:t>
       </w:r>
     </w:p>
     <w:p>
@@ -972,7 +975,7 @@
         <w:pStyle w:val="BodyText"/>
       </w:pPr>
       <w:r>
-        <w:t xml:space="preserve">Tuy nhiên, cần lưu ý rằng tác động này được phát hiện ở cấp pooled toàn mẫu (P7) và cần kiểm định riêng biệt theo từng bối cảnh ICRV để hiểu đầy đủ điều kiện biên của moderator cấp quản trị. Kết quả null về kinh nghiệm nhà quản trị (mgr_experience) gợi ý rằng trong bối cảnh châu Á đa dạng, số năm kinh nghiệm đơn thuần không nắm bắt được</w:t>
+        <w:t xml:space="preserve">Bên cạnh đó, tác động này được phát hiện ở cấp pooled toàn mẫu (P7). Nghiên cứu tương lai cần kiểm định riêng biệt theo từng bối cảnh ICRV để hiểu đầy đủ điều kiện biên của moderator cấp quản trị. Kết quả null về kinh nghiệm nhà quản trị (mgr_experience) gợi ý rằng trong bối cảnh châu Á đa dạng, số năm kinh nghiệm đơn thuần không nắm bắt được</w:t>
       </w:r>
       <w:r>
         <w:t xml:space="preserve"> </w:t>
@@ -988,7 +991,7 @@
         <w:t xml:space="preserve"> </w:t>
       </w:r>
       <w:r>
-        <w:t xml:space="preserve">kinh nghiệm quốc tế (breadth vs. depth), một hạn chế đo lường trong WBES cần được khắc phục trong nghiên cứu tương lai.</w:t>
+        <w:t xml:space="preserve">kinh nghiệm quốc tế (breadth vs. depth). Đây là một hạn chế đo lường trong WBES cần được khắc phục trong nghiên cứu tương lai.</w:t>
       </w:r>
     </w:p>
     <w:bookmarkEnd w:id="24"/>
@@ -1064,7 +1067,7 @@
         </m:r>
       </m:oMath>
       <w:r>
-        <w:t xml:space="preserve">; mạnh hơn trong exporters-only) đại diện cho điều kiện biên mà CDCM không hoàn toàn dự báo trước trong phiên bản ban đầu của khung lý thuyết. FIP là biểu hiện của trường hợp khi</w:t>
+        <w:t xml:space="preserve">; mạnh hơn trong exporters-only) đại diện cho điều kiện biên mà CDCM không hoàn toàn dự báo trước trong phiên bản ban đầu. FIP là biểu hiện của trường hợp khi</w:t>
       </w:r>
       <w:r>
         <w:t xml:space="preserve"> </w:t>
@@ -1080,7 +1083,7 @@
         <w:t xml:space="preserve"> </w:t>
       </w:r>
       <w:r>
-        <w:t xml:space="preserve">(thể chế, năng lực, và quản trị) đều ở mức thấp: thể chế yếu, TCI thấp, DAI không phát huy tác dụng, thì quốc tế hóa không chỉ dừng ở mức không mang lại lợi ích mà còn gây tổn hại thực sự đến hiệu quả doanh nghiệp.</w:t>
+        <w:t xml:space="preserve">(thể chế, năng lực, và quản trị) đều ở mức thấp. Khi thể chế yếu, TCI thấp, và DAI không phát huy tác dụng, quốc tế hóa không chỉ dừng ở mức không mang lại lợi ích. Quốc tế hóa khi đó còn gây tổn hại thực sự đến hiệu quả doanh nghiệp.</w:t>
       </w:r>
     </w:p>
     <w:p>
@@ -1088,7 +1091,7 @@
         <w:pStyle w:val="BodyText"/>
       </w:pPr>
       <w:r>
-        <w:t xml:space="preserve">Quan hệ âm đơn điệu này khác về bản chất với quan hệ phi tuyến chữ U ngược: không có turning point trong phạm vi dữ liệu, nghĩa là không có mức FSTS nào mà doanh nghiệp SIDS có thể tận dụng để cải thiện hiệu quả thông qua xuất khẩu trong điều kiện hiện tại. Đây là ranh giới biên lý thuyết quan trọng cho models phi tuyến phổ quát trong literature I→P.</w:t>
+        <w:t xml:space="preserve">Quan hệ âm đơn điệu này khác về bản chất với quan hệ phi tuyến chữ U ngược. Không có turning point trong phạm vi dữ liệu. Nghĩa là không có mức FSTS nào mà doanh nghiệp SIDS có thể tận dụng để cải thiện hiệu quả thông qua xuất khẩu trong điều kiện hiện tại. Đây là ranh giới biên lý thuyết quan trọng cho models phi tuyến phổ quát trong literature I→P.</w:t>
       </w:r>
     </w:p>
     <w:p>
@@ -1299,7 +1302,7 @@
         <w:t xml:space="preserve"> </w:t>
       </w:r>
       <w:r>
-        <w:t xml:space="preserve">thành 54,1% tầng 2 và 8,4% tầng 3 là thông tin mới mà phân tích meta đơn tầng không cung cấp. Điều này thay đổi hiểu biết về nguồn gốc của heterogeneity trong literature, vấn đề chủ yếu là</w:t>
+        <w:t xml:space="preserve">thành 54,1% tầng 2 và 8,4% tầng 3 là thông tin mới mà phân tích meta đơn tầng không cung cấp. Phát hiện này thay đổi hiểu biết về nguồn gốc của heterogeneity trong literature: vấn đề chủ yếu là</w:t>
       </w:r>
       <w:r>
         <w:t xml:space="preserve"> </w:t>
@@ -1489,7 +1492,7 @@
         <w:t xml:space="preserve"> </w:t>
       </w:r>
       <w:r>
-        <w:t xml:space="preserve">trong khung CDCM. Phát hiện rằng DAI có hiệu ứng nâng mặt bằng phổ quát (β=+0.155, p&lt;.001, mẫu gộp N=84,910 từ 49 nền kinh tế) nhưng vai trò điều tiết đường cong I→P là</w:t>
+        <w:t xml:space="preserve">trong khung CDCM. Phát hiện cho thấy DAI có hiệu ứng nâng mặt bằng phổ quát (β=+0.155, p&lt;.001, mẫu gộp N=84,910 từ 49 nền kinh tế). Tuy nhiên, vai trò điều tiết đường cong I→P là</w:t>
       </w:r>
       <w:r>
         <w:t xml:space="preserve"> </w:t>
@@ -1505,7 +1508,7 @@
         <w:t xml:space="preserve"> </w:t>
       </w:r>
       <w:r>
-        <w:t xml:space="preserve">(DAI×ICRV: p=.012) gợi ý rằng DAI không phải là foundational capability (như TCI) mà là</w:t>
+        <w:t xml:space="preserve">(DAI×ICRV: p=.012). Phát hiện này gợi ý rằng DAI không phải là foundational capability (như TCI) mà là</w:t>
       </w:r>
       <w:r>
         <w:t xml:space="preserve"> </w:t>
@@ -1518,7 +1521,7 @@
         <w:t xml:space="preserve">situational resource</w:t>
       </w:r>
       <w:r>
-        <w:t xml:space="preserve">, tài nguyên có vai trò thay đổi theo bối cảnh thể chế. Quan trọng: DAI×ICRV (p=.012) cho thấy hiệu ứng điều tiết của DAI</w:t>
+        <w:t xml:space="preserve">, tức tài nguyên có vai trò thay đổi theo bối cảnh thể chế. Quan trọng: DAI×ICRV (p=.012) cho thấy hiệu ứng điều tiết của DAI</w:t>
       </w:r>
       <w:r>
         <w:t xml:space="preserve"> </w:t>
@@ -1534,7 +1537,7 @@
         <w:t xml:space="preserve"> </w:t>
       </w:r>
       <w:r>
-        <w:t xml:space="preserve">tại các nền kinh tế thể chế yếu hơn (Frontier, SIDS) — "digital shield" bù đắp cho thiếu hụt thể chế.</w:t>
+        <w:t xml:space="preserve">tại các nền kinh tế thể chế yếu hơn (Frontier, SIDS). "Digital shield" bù đắp cho thiếu hụt thể chế.</w:t>
       </w:r>
     </w:p>
     <w:p>
@@ -1542,7 +1545,7 @@
         <w:pStyle w:val="BodyText"/>
       </w:pPr>
       <w:r>
-        <w:t xml:space="preserve">Điều này có hàm ý lý thuyết quan trọng cho RBV và digital capability literature (Bhandari et al., 2023; Verhoef et al., 2021): không phải mọi nguồn lực số đều tạo ra lợi thế cạnh tranh theo cùng một cơ chế trong mọi bối cảnh. Giá trị của DAI là</w:t>
+        <w:t xml:space="preserve">Phát hiện này có hàm ý lý thuyết quan trọng cho RBV và digital capability literature (Bhandari et al., 2023; Verhoef et al., 2021): không phải mọi nguồn lực số đều tạo ra lợi thế cạnh tranh theo cùng một cơ chế trong mọi bối cảnh. Giá trị của DAI là</w:t>
       </w:r>
       <w:r>
         <w:t xml:space="preserve"> </w:t>
@@ -1602,7 +1605,7 @@
         <w:t xml:space="preserve">Forced Internationalization Penalty (FIP)</w:t>
       </w:r>
       <w:r>
-        <w:t xml:space="preserve">, một construct lý thuyết mới chưa được định danh trong literature kinh doanh quốc tế, như một hiện tượng lý thuyết độc lập, khác biệt về bản chất với "phase 1 downward slope" trong S-curve theory. FIP không phải là giai đoạn đầu của quá trình học hỏi (learning costs) như mô hình Uppsala dự đoán, mà là một trạng thái cấu trúc bất lợi dài hạn: doanh nghiệp SIDS phải xuất khẩu để tồn tại (do thị trường nội địa quá nhỏ) nhưng không có năng lực và môi trường để đạt lợi thế từ xuất khẩu.</w:t>
+        <w:t xml:space="preserve">. Đây là một construct lý thuyết mới chưa được định danh trong literature kinh doanh quốc tế. FIP là một hiện tượng lý thuyết độc lập, khác biệt về bản chất với "phase 1 downward slope" trong S-curve theory. FIP không phải là giai đoạn đầu của quá trình học hỏi (learning costs) như mô hình Uppsala dự đoán. FIP là một trạng thái cấu trúc bất lợi dài hạn: doanh nghiệp SIDS phải xuất khẩu để tồn tại (do thị trường nội địa quá nhỏ) nhưng không có năng lực và môi trường để đạt lợi thế từ xuất khẩu.</w:t>
       </w:r>
     </w:p>
     <w:p>
@@ -1657,7 +1660,7 @@
         <w:t xml:space="preserve"> </w:t>
       </w:r>
       <w:r>
-        <w:t xml:space="preserve">như một công cụ phân loại thể chế đặc thù cho khu vực châu Á — Thái Bình Dương, thay thế cho các phân loại binary (developed/emerging) hoặc continuous (WGI scores) trong literature hiện tại.</w:t>
+        <w:t xml:space="preserve">như một công cụ phân loại thể chế đặc thù cho khu vực châu Á-Thái Bình Dương. Khung này thay thế cho các phân loại binary (developed/emerging) hoặc continuous (WGI scores) trong literature hiện tại.</w:t>
       </w:r>
     </w:p>
     <w:p>
@@ -1665,7 +1668,7 @@
         <w:pStyle w:val="BodyText"/>
       </w:pPr>
       <w:r>
-        <w:t xml:space="preserve">ICRV nắm bắt được sự đa dạng thể chế chưa từng được vận hành hóa đầy đủ: sự khác biệt giữa Singapore (Advanced Innovation, kết hợp pháp quyền mạnh và hệ sinh thái đổi mới) với GCC (Advanced Resource, kết hợp giàu tài nguyên nhưng hệ sinh thái đổi mới khác), và sự khác biệt giữa Trung Quốc (Upper-middle, chính phủ can thiệp mạnh) với Việt Nam (Lower-mid Transition, đang trong quá trình cải cách) với Bangladesh (Frontier, institutional voids cao). ICRV không chỉ là taxonomy mô tả mà còn là taxonomy</w:t>
+        <w:t xml:space="preserve">ICRV nắm bắt được sự đa dạng thể chế chưa từng được vận hành hóa đầy đủ. Cụ thể, khung này phân biệt Singapore (Advanced Innovation, kết hợp pháp quyền mạnh và hệ sinh thái đổi mới) với GCC (Advanced Resource, giàu tài nguyên nhưng hệ sinh thái đổi mới khác). Khung cũng phân biệt Trung Quốc (Upper-middle, chính phủ can thiệp mạnh) với Việt Nam (Lower-mid Transition, đang trong quá trình cải cách) và với Bangladesh (Frontier, institutional voids cao). ICRV không chỉ là taxonomy mô tả mà còn là taxonomy</w:t>
       </w:r>
       <w:r>
         <w:t xml:space="preserve"> </w:t>
@@ -1678,7 +1681,7 @@
         <w:t xml:space="preserve">dự đoán</w:t>
       </w:r>
       <w:r>
-        <w:t xml:space="preserve">: turning point I→P</w:t>
+        <w:t xml:space="preserve">. Turning point I→P</w:t>
       </w:r>
       <w:r>
         <w:t xml:space="preserve"> </w:t>
@@ -1694,7 +1697,7 @@
         <w:t xml:space="preserve"> </w:t>
       </w:r>
       <w:r>
-        <w:t xml:space="preserve">đơn điệu theo chiều từ SIDS/Frontier (~55%) xuống Advanced Innovation (~28%), thể chế càng mạnh, doanh nghiệp đạt đỉnh hiệu quả ở mức quốc tế hóa thấp hơn, xác nhận giá trị dự đoán của phân loại.</w:t>
+        <w:t xml:space="preserve">đơn điệu theo chiều từ SIDS/Frontier (~55%) xuống Advanced Innovation (~28%). Thể chế càng mạnh, doanh nghiệp đạt đỉnh hiệu quả ở mức quốc tế hóa thấp hơn. Phát hiện này xác nhận giá trị dự đoán của phân loại.</w:t>
       </w:r>
     </w:p>
     <w:p>
@@ -1729,23 +1732,23 @@
         <w:pStyle w:val="FirstParagraph"/>
       </w:pPr>
       <w:r>
-        <w:t xml:space="preserve">Kết quả về TCI có hàm ý chính sách rõ ràng:</w:t>
-      </w:r>
-      <w:r>
-        <w:t xml:space="preserve"> </w:t>
-      </w:r>
-      <w:r>
-        <w:rPr>
-          <w:bCs/>
-          <w:b/>
-        </w:rPr>
-        <w:t xml:space="preserve">đầu tư vào năng lực công nghệ của doanh nghiệp</w:t>
-      </w:r>
-      <w:r>
-        <w:t xml:space="preserve"> </w:t>
-      </w:r>
-      <w:r>
-        <w:t xml:space="preserve">là can thiệp chính sách có thể nâng cao lợi ích từ quốc tế hóa, đặc biệt trong các bối cảnh ICRV trung bình như Việt Nam và Trung Quốc. Chính sách hỗ trợ doanh nghiệp tiếp cận công nghệ nước ngoài (thông qua chương trình kết nối với MNCs, giảm thuế nhập khẩu công nghệ), khuyến khích R&amp;D, và hỗ trợ chứng nhận chất lượng quốc tế sẽ nâng cao TCI của toàn bộ doanh nghiệp trong nền kinh tế, từ đó dịch chuyển đường I→P lên trên và có thể mở rộng turning point về phía phải.</w:t>
+        <w:t xml:space="preserve">Kết quả về TCI có hàm ý chính sách rõ ràng.</w:t>
+      </w:r>
+      <w:r>
+        <w:t xml:space="preserve"> </w:t>
+      </w:r>
+      <w:r>
+        <w:rPr>
+          <w:bCs/>
+          <w:b/>
+        </w:rPr>
+        <w:t xml:space="preserve">Đầu tư vào năng lực công nghệ của doanh nghiệp</w:t>
+      </w:r>
+      <w:r>
+        <w:t xml:space="preserve"> </w:t>
+      </w:r>
+      <w:r>
+        <w:t xml:space="preserve">là can thiệp chính sách có thể nâng cao lợi ích từ quốc tế hóa, đặc biệt trong các bối cảnh ICRV trung bình như Việt Nam và Trung Quốc. Các nhóm chính sách hỗ trợ bao gồm: hỗ trợ doanh nghiệp tiếp cận công nghệ nước ngoài (thông qua chương trình kết nối với MNCs, giảm thuế nhập khẩu công nghệ); khuyến khích R&amp;D; và hỗ trợ chứng nhận chất lượng quốc tế. Các chính sách này sẽ nâng cao TCI của toàn bộ doanh nghiệp trong nền kinh tế. Từ đó, đường I→P dịch chuyển lên trên và turning point có thể mở rộng về phía phải.</w:t>
       </w:r>
     </w:p>
     <w:p>
@@ -1769,7 +1772,7 @@
         <w:t xml:space="preserve"> </w:t>
       </w:r>
       <w:r>
-        <w:t xml:space="preserve">(pháp quyền, bảo vệ quyền sở hữu trí tuệ, giảm chi phí tuân thủ thương mại) là can thiệp dài hạn quan trọng nhất. Doanh nghiệp trong nền kinh tế thể chế tốt hơn có thể quốc tế hóa đến mức độ cao hơn trước khi chi phí vượt qua lợi ích, điều này có nghĩa là cải cách thể chế không chỉ có lợi về mặt kinh doanh nội địa mà còn mở rộng không gian lợi ích từ xuất khẩu.</w:t>
+        <w:t xml:space="preserve">(pháp quyền, bảo vệ quyền sở hữu trí tuệ, giảm chi phí tuân thủ thương mại) là can thiệp dài hạn quan trọng nhất. Doanh nghiệp trong nền kinh tế thể chế tốt hơn có thể quốc tế hóa đến mức độ cao hơn trước khi chi phí vượt qua lợi ích. Theo đó, cải cách thể chế không chỉ có lợi về mặt kinh doanh nội địa mà còn mở rộng không gian lợi ích từ xuất khẩu.</w:t>
       </w:r>
     </w:p>
     <w:p>
@@ -1938,7 +1941,7 @@
         <w:t xml:space="preserve">không phải xuất khẩu nhiều hơn, mà phải xuất khẩu tốt hơn</w:t>
       </w:r>
       <w:r>
-        <w:t xml:space="preserve">. Cụ thể, ưu tiên nên là: (i) xây dựng hạ tầng logistics và kết nối (giảm chi phí cố định của xuất khẩu); (ii) phát triển năng lực doanh nghiệp thông qua TCI (chứ không chỉ DAI bề mặt); (iii) thiết kế chương trình hỗ trợ xuất khẩu có chọn lọc tập trung vào doanh nghiệp đã có đủ năng lực để hưởng lợi, thay vì khuyến khích đại trà. Nói tóm lại, tránh "bẫy quốc tế hóa bắt buộc" bằng cách đảm bảo rằng các can thiệp chính sách xây dựng năng lực trước khi thúc đẩy mở rộng thị trường.</w:t>
+        <w:t xml:space="preserve">. Cụ thể, ba ưu tiên cần thiết lập. Thứ nhất, xây dựng hạ tầng logistics và kết nối (giảm chi phí cố định của xuất khẩu). Thứ hai, phát triển năng lực doanh nghiệp thông qua TCI (chứ không chỉ DAI bề mặt). Thứ ba, thiết kế chương trình hỗ trợ xuất khẩu có chọn lọc tập trung vào doanh nghiệp đã có đủ năng lực để hưởng lợi, thay vì khuyến khích đại trà. Nói tóm lại, tránh "bẫy quốc tế hóa bắt buộc" bằng cách đảm bảo rằng các can thiệp chính sách xây dựng năng lực trước khi thúc đẩy mở rộng thị trường.</w:t>
       </w:r>
     </w:p>
     <w:bookmarkEnd w:id="37"/>
@@ -1956,7 +1959,7 @@
         <w:pStyle w:val="FirstParagraph"/>
       </w:pPr>
       <w:r>
-        <w:t xml:space="preserve">Kết quả từ Nghiên cứu P3 (Việt Nam, ICRV Nhóm IV) có hàm ý cụ thể và trực tiếp cho bối cảnh Đồng bằng sông Cửu Long (ĐBSCL), khu vực chiếm gần 18% GDP cả nước và hơn 50% sản lượng gạo, 65% xuất khẩu thủy sản của Việt Nam. Các doanh nghiệp xuất khẩu tại ĐBSCL hoạt động trong cùng bối cảnh thể chế với mẫu P3 nhưng có đặc điểm cấu trúc còn thách thức hơn: quy mô SME chiếm ưu thế, TCI thấp hơn trung bình quốc gia, và tỷ lệ FSTS cấu trúc cao (gạo, thủy sản vốn là hàng hóa xuất khẩu chủ yếu, không có thị trường nội địa quy mô lớn để hấp thụ).</w:t>
+        <w:t xml:space="preserve">Kết quả từ Nghiên cứu P3 (Việt Nam, ICRV Nhóm IV) có hàm ý cụ thể và trực tiếp cho bối cảnh Đồng bằng sông Cửu Long (ĐBSCL), khu vực chiếm gần 18% GDP cả nước và hơn 50% sản lượng gạo, 65% xuất khẩu thủy sản của Việt Nam. Các doanh nghiệp xuất khẩu tại ĐBSCL hoạt động trong cùng bối cảnh thể chế với mẫu P3. Tuy nhiên, doanh nghiệp ĐBSCL có đặc điểm cấu trúc còn thách thức hơn: quy mô SME chiếm ưu thế, TCI thấp hơn trung bình quốc gia, và tỷ lệ FSTS cấu trúc cao. Gạo và thủy sản là hàng hóa xuất khẩu chủ yếu, không có thị trường nội địa quy mô lớn để hấp thụ.</w:t>
       </w:r>
     </w:p>
     <w:p>
@@ -2056,7 +2059,7 @@
         <w:pStyle w:val="FirstParagraph"/>
       </w:pPr>
       <w:r>
-        <w:t xml:space="preserve">Hạn chế quan trọng nhất của luận án liên quan đến đo lường DAI. Dữ liệu WBES chỉ cung cấp số lượng item hạn chế để xây dựng chỉ số DAI, và các item này thay đổi qua các thế hệ schema WBES (PICS3, Standardized, BREADY/BEE). Tại Việt Nam (P3), chỉ Tier-1 DAI (website, email, online sales) được sử dụng do hạn chế của các làn sóng 2009 và 2015, trong khi Tier-2 (e-payment, e-supplier) chỉ có từ 2023. Điều này tạo ra khả năng đo lường không đầy đủ, đặc biệt là không nắm bắt được chiều sâu năng lực số ở bối cảnh ICRV thấp.</w:t>
+        <w:t xml:space="preserve">Hạn chế quan trọng nhất của luận án liên quan đến đo lường DAI. Dữ liệu WBES chỉ cung cấp số lượng item hạn chế để xây dựng chỉ số DAI, và các item này thay đổi qua các thế hệ schema WBES (PICS3, Standardized, BREADY/BEE). Tại Việt Nam (P3), chỉ Tier-1 DAI (website, email, online sales) được sử dụng do hạn chế của các làn sóng 2009 và 2015, trong khi Tier-2 (e-payment, e-supplier) chỉ có từ 2023. Hạn chế dữ liệu này tạo ra khả năng đo lường không đầy đủ, đặc biệt là không nắm bắt được chiều sâu năng lực số ở bối cảnh ICRV thấp.</w:t>
       </w:r>
     </w:p>
     <w:p>
@@ -2080,7 +2083,7 @@
         <w:t xml:space="preserve"> </w:t>
       </w:r>
       <w:r>
-        <w:t xml:space="preserve">(tại một thời điểm khảo sát), không thể nắm bắt tính "dynamic" của việc cập nhật và tái cấu hình năng lực số theo thời gian. Điều này có nghĩa là các phát hiện về DAI trong luận án phản ánh mức độ chấp nhận số tại một thời điểm chứ không phải năng lực số năng động theo nghĩa của dynamic capabilities theory (Teece et al., 1997).</w:t>
+        <w:t xml:space="preserve">(tại một thời điểm khảo sát), không thể nắm bắt tính "dynamic" của việc cập nhật và tái cấu hình năng lực số theo thời gian. Tính tĩnh này hàm ý các phát hiện về DAI trong luận án phản ánh mức độ chấp nhận số tại một thời điểm chứ không phải năng lực số năng động theo nghĩa của dynamic capabilities theory (Teece et al., 1997).</w:t>
       </w:r>
     </w:p>
     <w:bookmarkEnd w:id="40"/>
@@ -2098,7 +2101,7 @@
         <w:pStyle w:val="FirstParagraph"/>
       </w:pPr>
       <w:r>
-        <w:t xml:space="preserve">Các phân tích sử dụng mẫu chỉ gồm doanh nghiệp xuất khẩu (ví dụ: Singapore N = 237, SIDS exporters-only N = 187) đối mặt với rủi ro selection bias nghiêm trọng: doanh nghiệp xuất khẩu không phải là mẫu ngẫu nhiên từ tổng thể doanh nghiệp mà có khả năng là các doanh nghiệp đã có một số lợi thế ban đầu (productivity, resources, connections). Kết quả từ exporters-only không thể tổng quát hóa trực tiếp cho toàn bộ doanh nghiệp, và có thể understate hoặc overstate các hiệu ứng tùy thuộc vào phương hướng của selection.</w:t>
+        <w:t xml:space="preserve">Các phân tích sử dụng mẫu chỉ gồm doanh nghiệp xuất khẩu (ví dụ: Singapore N = 237, SIDS exporters-only N = 187) đối mặt với rủi ro selection bias nghiêm trọng. Doanh nghiệp xuất khẩu không phải là mẫu ngẫu nhiên từ tổng thể doanh nghiệp. Nhiều khả năng đây là các doanh nghiệp đã có một số lợi thế ban đầu (productivity, resources, connections). Kết quả từ exporters-only không thể tổng quát hóa trực tiếp cho toàn bộ doanh nghiệp. Hiệu ứng ước lượng có thể understate hoặc overstate tùy thuộc vào phương hướng của selection.</w:t>
       </w:r>
     </w:p>
     <w:p>
@@ -2106,7 +2109,7 @@
         <w:pStyle w:val="BodyText"/>
       </w:pPr>
       <w:r>
-        <w:t xml:space="preserve">Phân tích Heckman two-step (hoặc treatment effects models) trong các nghiên cứu tương lai có thể khắc phục phần nào hạn chế này bằng cách mô hình hóa quá trình lựa chọn tham gia xuất khẩu như giai đoạn thứ nhất trước khi ước lượng hiệu quả trong giai đoạn thứ hai.</w:t>
+        <w:t xml:space="preserve">Các nghiên cứu tương lai có thể khắc phục phần nào hạn chế này bằng phân tích Heckman two-step (hoặc treatment effects models). Cách tiếp cận này mô hình hóa quá trình lựa chọn tham gia xuất khẩu như giai đoạn thứ nhất, trước khi ước lượng hiệu quả trong giai đoạn thứ hai.</w:t>
       </w:r>
     </w:p>
     <w:bookmarkEnd w:id="41"/>
@@ -2202,7 +2205,7 @@
         <w:t xml:space="preserve">Thứ tư</w:t>
       </w:r>
       <w:r>
-        <w:t xml:space="preserve">, kiểm định vai trò của top manager characteristics (H4, kinh nghiệm, giới tính) trong từng bối cảnh ICRV riêng biệt, đặc biệt trong bối cảnh Frontier và SIDS nơi tầng năng lực và thể chế yếu hơn, liệu đặc điểm nhà quản trị có thể bù đắp một phần cho những thiếu hụt đó không?</w:t>
+        <w:t xml:space="preserve">, kiểm định vai trò của top manager characteristics (H4, kinh nghiệm, giới tính) trong từng bối cảnh ICRV riêng biệt. Hướng nghiên cứu này đặc biệt cần thiết trong bối cảnh Frontier và SIDS, nơi tầng năng lực và thể chế yếu hơn. Câu hỏi đặt ra: liệu đặc điểm nhà quản trị có thể bù đắp một phần cho những thiếu hụt đó không?</w:t>
       </w:r>
     </w:p>
     <w:p>
@@ -2714,7 +2717,7 @@
         <w:t xml:space="preserve"> </w:t>
       </w:r>
       <w:r>
-        <w:t xml:space="preserve">(M3–M5 với controls đầy đủ), TP = 36,4–40,0% (M2–M5; M11 đầy đủ: TP = 34,6%,</w:t>
+        <w:t xml:space="preserve">(M3–M5 với controls đầy đủ); TP = 36,4–40,0% (M2–M5; M11 đầy đủ: TP = 34,6%,</w:t>
       </w:r>
       <w:r>
         <w:t xml:space="preserve"> </w:t>
@@ -2753,7 +2756,7 @@
         </m:r>
       </m:oMath>
       <w:r>
-        <w:t xml:space="preserve">), gradient ICRV xác nhận mạnh mẽ, TCI nâng mặt bằng năng suất phổ quát, DAI điều tiết đường cong có ý nghĩa trên toàn mẫu và mạnh hơn tại thể chế yếu hơn (DAI×ICRV</w:t>
+        <w:t xml:space="preserve">); gradient ICRV xác nhận mạnh mẽ; TCI nâng mặt bằng năng suất phổ quát; DAI điều tiết đường cong có ý nghĩa trên toàn mẫu và mạnh hơn tại thể chế yếu hơn (DAI×ICRV</w:t>
       </w:r>
       <w:r>
         <w:t xml:space="preserve"> </w:t>
@@ -2947,7 +2950,7 @@
         <w:t xml:space="preserve"> </w:t>
       </w:r>
       <w:r>
-        <w:t xml:space="preserve">(family of context-dependent curves), với turning point là hàm số giảm dần của chất lượng thể chế theo ICRV, thể chế càng mạnh, turning point càng sớm (FSTS thấp hơn).</w:t>
+        <w:t xml:space="preserve">(family of context-dependent curves). Turning point là hàm số giảm dần của chất lượng thể chế theo ICRV. Thể chế càng mạnh, turning point càng sớm (FSTS thấp hơn).</w:t>
       </w:r>
     </w:p>
     <w:bookmarkEnd w:id="46"/>
@@ -2965,7 +2968,7 @@
         <w:pStyle w:val="FirstParagraph"/>
       </w:pPr>
       <w:r>
-        <w:t xml:space="preserve">Về lý thuyết, luận án đóng góp vào ba dòng nghiên cứu: (i) meta-analytic literature về I→P bằng cách phân tách cấu trúc dị biệt và xác định ICRV như moderator có ý nghĩa; (ii) literature về digital capability bằng cách làm rõ DAI là situational resource chứ không phải foundational capability; và (iii) literature về internationalization và SIDS bằng cách đặt tên và cung cấp bằng chứng đầu tiên cho FIP.</w:t>
+        <w:t xml:space="preserve">Về lý thuyết, luận án đóng góp vào ba dòng nghiên cứu. Thứ nhất, luận án bổ sung meta-analytic literature về I→P bằng cách phân tách cấu trúc dị biệt và xác định ICRV như moderator có ý nghĩa. Thứ hai, luận án mở rộng literature về digital capability bằng cách làm rõ DAI là situational resource chứ không phải foundational capability. Thứ ba, luận án đóng góp cho literature về internationalization và SIDS bằng cách đặt tên và cung cấp bằng chứng đầu tiên cho FIP.</w:t>
       </w:r>
     </w:p>
     <w:p>
@@ -2973,7 +2976,7 @@
         <w:pStyle w:val="BodyText"/>
       </w:pPr>
       <w:r>
-        <w:t xml:space="preserve">Về thực tiễn, luận án cung cấp cơ sở để nhà hoạch định chính sách và nhà quản trị doanh nghiệp tại từng bối cảnh ICRV cụ thể hiệu chỉnh chiến lược quốc tế hóa phù hợp, không áp dụng máy móc bài học từ Singapore hay Nhật Bản vào bối cảnh Việt Nam hay SIDS, mà nhận ra sự phụ thuộc bối cảnh như là nguyên lý căn bản trong hoạch định chiến lược quốc tế hóa.</w:t>
+        <w:t xml:space="preserve">Về thực tiễn, luận án cung cấp cơ sở để nhà hoạch định chính sách và nhà quản trị doanh nghiệp tại từng bối cảnh ICRV cụ thể hiệu chỉnh chiến lược quốc tế hóa phù hợp. Cách tiếp cận này không áp dụng máy móc bài học từ Singapore hay Nhật Bản vào bối cảnh Việt Nam hay SIDS. Sự phụ thuộc bối cảnh cần được xem là nguyên lý căn bản trong hoạch định chiến lược quốc tế hóa.</w:t>
       </w:r>
     </w:p>
     <w:bookmarkEnd w:id="47"/>

--- a/dist/luan_an_ctu/chuong_5_ket_luan_de_xuat_vi.docx
+++ b/dist/luan_an_ctu/chuong_5_ket_luan_de_xuat_vi.docx
@@ -2,7 +2,7 @@
 <file path=word/document.xml><?xml version="1.0" encoding="utf-8"?>
 <w:document xmlns:w="http://schemas.openxmlformats.org/wordprocessingml/2006/main" xmlns:m="http://schemas.openxmlformats.org/officeDocument/2006/math" xmlns:r="http://schemas.openxmlformats.org/officeDocument/2006/relationships" xmlns:o="urn:schemas-microsoft-com:office:office" xmlns:v="urn:schemas-microsoft-com:vml" xmlns:w10="urn:schemas-microsoft-com:office:word" xmlns:a="http://schemas.openxmlformats.org/drawingml/2006/main" xmlns:pic="http://schemas.openxmlformats.org/drawingml/2006/picture" xmlns:wp="http://schemas.openxmlformats.org/drawingml/2006/wordprocessingDrawing">
   <w:body>
-    <w:bookmarkStart w:id="49" w:name="chương-5-kết-luận-và-đề-xuất"/>
+    <w:bookmarkStart w:id="50" w:name="chương-5-kết-luận-và-đề-xuất"/>
     <w:p>
       <w:pPr>
         <w:pStyle w:val="Heading1"/>
@@ -104,7 +104,7 @@
           <m:t>=</m:t>
         </m:r>
         <m:r>
-          <m:t>127</m:t>
+          <m:t>10</m:t>
         </m:r>
         <m:r>
           <m:rPr>
@@ -113,7 +113,7 @@
           <m:t>,</m:t>
         </m:r>
         <m:r>
-          <m:t>77</m:t>
+          <m:t>16</m:t>
         </m:r>
       </m:oMath>
       <w:r>
@@ -124,13 +124,36 @@
       </w:r>
       <m:oMath>
         <m:r>
+          <m:t>d</m:t>
+        </m:r>
+        <m:r>
+          <m:t>f</m:t>
+        </m:r>
+        <m:r>
+          <m:rPr>
+            <m:sty m:val="p"/>
+          </m:rPr>
+          <m:t>=</m:t>
+        </m:r>
+        <m:r>
+          <m:t>4</m:t>
+        </m:r>
+      </m:oMath>
+      <w:r>
+        <w:t xml:space="preserve">,</w:t>
+      </w:r>
+      <w:r>
+        <w:t xml:space="preserve"> </w:t>
+      </w:r>
+      <m:oMath>
+        <m:r>
           <m:t>p</m:t>
         </m:r>
         <m:r>
           <m:rPr>
             <m:sty m:val="p"/>
           </m:rPr>
-          <m:t>&lt;</m:t>
+          <m:t>=</m:t>
         </m:r>
         <m:r>
           <m:rPr>
@@ -139,10 +162,30 @@
           <m:t>,</m:t>
         </m:r>
         <m:r>
-          <m:t>001</m:t>
+          <m:t>038</m:t>
         </m:r>
       </m:oMath>
       <w:r>
+        <w:t xml:space="preserve">,</w:t>
+      </w:r>
+      <w:r>
+        <w:t xml:space="preserve"> </w:t>
+      </w:r>
+      <m:oMath>
+        <m:r>
+          <m:t>k</m:t>
+        </m:r>
+        <m:r>
+          <m:rPr>
+            <m:sty m:val="p"/>
+          </m:rPr>
+          <m:t>=</m:t>
+        </m:r>
+        <m:r>
+          <m:t>259</m:t>
+        </m:r>
+      </m:oMath>
+      <w:r>
         <w:t xml:space="preserve">) và phân tích dữ liệu sơ cấp toàn mẫu (P7,</w:t>
       </w:r>
       <w:r>
@@ -206,7 +249,7 @@
         <w:t xml:space="preserve"> </w:t>
       </w:r>
       <w:r>
-        <w:t xml:space="preserve">— được vận hành hóa thành sáu sub-regime ICRV — xác định điều kiện biên cho quan hệ I→P. Institutional Theory của North (1990) và Khanna và Palepu (2010) dự đoán rằng thể chế định hình chi phí giao dịch và cấu trúc khuyến khích; kết quả ICRV gradient là biểu hiện thực nghiệm của cơ chế này ở quy mô 47 nền kinh tế châu Á và Thái Bình Dương.</w:t>
+        <w:t xml:space="preserve">— được vận hành hóa thành sáu sub-regime ICRV — xác định điều kiện biên cho quan hệ I→P. Institutional Theory của North (1990) và Khanna và Palepu (2010) dự đoán rằng thể chế định hình chi phí giao dịch và cấu trúc khuyến khích; kết quả ICRV gradient là biểu hiện thực nghiệm của cơ chế này ở quy mô 49 nền kinh tế châu Á và Thái Bình Dương (P7).</w:t>
       </w:r>
     </w:p>
     <w:p>
@@ -1134,7 +1177,7 @@
           <m:t>,</m:t>
         </m:r>
         <m:r>
-          <m:t>075</m:t>
+          <m:t>074</m:t>
         </m:r>
       </m:oMath>
       <w:r>
@@ -1173,7 +1216,7 @@
         <w:t xml:space="preserve"> </w:t>
       </w:r>
       <w:r>
-        <w:t xml:space="preserve">từ meta-analysis baseline đã công bố tại hội nghị ICBEF 2024 (Đỗ &amp; Phan, 2024). Sự hội tụ này là đáng kể vì P6 mở rộng pool lên</w:t>
+        <w:t xml:space="preserve">từ meta-analysis baseline đã công bố tại hội nghị ICBEF 2024 (Do &amp; Phan, 2024). Sự hội tụ này là đáng kể vì P6 mở rộng pool lên</w:t>
       </w:r>
       <w:r>
         <w:t xml:space="preserve"> </w:t>
@@ -1189,14 +1232,31 @@
           <m:t>=</m:t>
         </m:r>
         <m:r>
-          <m:t>238</m:t>
+          <m:t>259</m:t>
         </m:r>
       </m:oMath>
       <w:r>
         <w:t xml:space="preserve"> </w:t>
       </w:r>
       <w:r>
-        <w:t xml:space="preserve">so với</w:t>
+        <w:t xml:space="preserve">(</w:t>
+      </w:r>
+      <m:oMath>
+        <m:r>
+          <m:t>K</m:t>
+        </m:r>
+        <m:r>
+          <m:rPr>
+            <m:sty m:val="p"/>
+          </m:rPr>
+          <m:t>=</m:t>
+        </m:r>
+        <m:r>
+          <m:t>309</m:t>
+        </m:r>
+      </m:oMath>
+      <w:r>
+        <w:t xml:space="preserve">) so với</w:t>
       </w:r>
       <w:r>
         <w:t xml:space="preserve"> </w:t>
@@ -1263,7 +1323,7 @@
           <m:t>=</m:t>
         </m:r>
         <m:r>
-          <m:t>62</m:t>
+          <m:t>61</m:t>
         </m:r>
         <m:r>
           <m:rPr>
@@ -1272,7 +1332,7 @@
           <m:t>,</m:t>
         </m:r>
         <m:r>
-          <m:t>5</m:t>
+          <m:t>2</m:t>
         </m:r>
         <m:r>
           <m:rPr>
@@ -1285,7 +1345,7 @@
         <w:t xml:space="preserve"> </w:t>
       </w:r>
       <w:r>
-        <w:t xml:space="preserve">thành 54,1% tầng 2 và 8,4% tầng 3 là thông tin mới mà phân tích meta đơn tầng không cung cấp. Điều này thay đổi hiểu biết về nguồn gốc của heterogeneity trong literature — vấn đề chủ yếu là</w:t>
+        <w:t xml:space="preserve">thành L2 = L3 = 30,6% (đều nhau) là thông tin mới mà phân tích meta đơn tầng không cung cấp. Điều này thay đổi hiểu biết về nguồn gốc của heterogeneity trong literature — vấn đề phân bổ đều giữa</w:t>
       </w:r>
       <w:r>
         <w:t xml:space="preserve"> </w:t>
@@ -1298,7 +1358,67 @@
         <w:t xml:space="preserve">đo lường bên trong nghiên cứu</w:t>
       </w:r>
       <w:r>
-        <w:t xml:space="preserve">, không phải sự bất đồng căn bản giữa các nghiên cứu.</w:t>
+        <w:t xml:space="preserve"> </w:t>
+      </w:r>
+      <w:r>
+        <w:t xml:space="preserve">và</w:t>
+      </w:r>
+      <w:r>
+        <w:t xml:space="preserve"> </w:t>
+      </w:r>
+      <w:r>
+        <w:rPr>
+          <w:bCs/>
+          <w:b/>
+        </w:rPr>
+        <w:t xml:space="preserve">bối cảnh quốc gia giữa các nghiên cứu</w:t>
+      </w:r>
+      <w:r>
+        <w:t xml:space="preserve">, đồng thời publication bias đáng kể (trim-and-fill</w:t>
+      </w:r>
+      <w:r>
+        <w:t xml:space="preserve"> </w:t>
+      </w:r>
+      <m:oMath>
+        <m:sSub>
+          <m:e>
+            <m:r>
+              <m:t>r</m:t>
+            </m:r>
+          </m:e>
+          <m:sub>
+            <m:r>
+              <m:t>a</m:t>
+            </m:r>
+            <m:r>
+              <m:t>d</m:t>
+            </m:r>
+            <m:r>
+              <m:t>j</m:t>
+            </m:r>
+          </m:sub>
+        </m:sSub>
+        <m:r>
+          <m:rPr>
+            <m:sty m:val="p"/>
+          </m:rPr>
+          <m:t>=</m:t>
+        </m:r>
+        <m:r>
+          <m:t>0</m:t>
+        </m:r>
+        <m:r>
+          <m:rPr>
+            <m:sty m:val="p"/>
+          </m:rPr>
+          <m:t>,</m:t>
+        </m:r>
+        <m:r>
+          <m:t>035</m:t>
+        </m:r>
+      </m:oMath>
+      <w:r>
+        <w:t xml:space="preserve">) gợi ý đây là nguồn gốc chủ yếu.</w:t>
       </w:r>
     </w:p>
     <w:bookmarkEnd w:id="27"/>
@@ -1347,7 +1467,7 @@
         <w:t xml:space="preserve"> </w:t>
       </w:r>
       <w:r>
-        <w:t xml:space="preserve">mà phụ thuộc vào bối cảnh ICRV: từ TP ≈ 88,6% (Singapore — Advanced Innovation) đến TP ≈ 39,7% (Việt Nam pooled — Lower-mid Transition), với Trung Quốc ở mức trung gian (TP ≈ 48,78%). Không có một turning point phổ quát cho tất cả bối cảnh.</w:t>
+        <w:t xml:space="preserve">mà phụ thuộc vào bối cảnh ICRV: từ TP ≈ 82% (Singapore — Advanced Innovation) đến TP ≈ 39,7% (Việt Nam pooled — Lower-mid Transition), với Trung Quốc ở mức trung gian (TP ≈ 48,78%). Không có một turning point phổ quát cho tất cả bối cảnh.</w:t>
       </w:r>
     </w:p>
     <w:p>
@@ -1377,7 +1497,7 @@
         <w:t xml:space="preserve">Thứ ba</w:t>
       </w:r>
       <w:r>
-        <w:t xml:space="preserve">, luận án mở rộng khung phân tích từ dữ liệu doanh nghiệp Nhật Bản/đa quốc gia sang 47 nền kinh tế châu Á và Thái Bình Dương — bối cảnh underrepresented trong literature Lu và Beamish.</w:t>
+        <w:t xml:space="preserve">, luận án mở rộng khung phân tích từ dữ liệu doanh nghiệp Nhật Bản/đa quốc gia sang 47–49 nền kinh tế châu Á và Thái Bình Dương — bối cảnh underrepresented trong literature Lu và Beamish.</w:t>
       </w:r>
     </w:p>
     <w:bookmarkEnd w:id="28"/>
@@ -1698,7 +1818,7 @@
     </w:p>
     <w:bookmarkEnd w:id="33"/>
     <w:bookmarkEnd w:id="34"/>
-    <w:bookmarkStart w:id="38" w:name="X4f070f4201e8508645625eda6493d60cd486f27"/>
+    <w:bookmarkStart w:id="39" w:name="X4f070f4201e8508645625eda6493d60cd486f27"/>
     <w:p>
       <w:pPr>
         <w:pStyle w:val="Heading2"/>
@@ -1821,7 +1941,7 @@
         <w:t xml:space="preserve">Doanh nghiệp Singapore (Nhóm I)</w:t>
       </w:r>
       <w:r>
-        <w:t xml:space="preserve">: turning point TP ≈ 88,6% cho thấy không gian quốc tế hóa rất rộng. Chiến lược mở rộng quốc tế mạnh mẽ (high-commitment internationalization) phù hợp với bối cảnh này, đặc biệt khi kết hợp với DAI cao.</w:t>
+        <w:t xml:space="preserve">: turning point TP ≈ 82% cho thấy không gian quốc tế hóa rất rộng. Chiến lược mở rộng quốc tế mạnh mẽ (high-commitment internationalization) phù hợp với bối cảnh này, đặc biệt khi kết hợp với DAI cao.</w:t>
       </w:r>
     </w:p>
     <w:p>
@@ -1933,6 +2053,92 @@
         <w:t xml:space="preserve">. Cụ thể, ưu tiên nên là: (i) xây dựng hạ tầng logistics và kết nối (giảm chi phí cố định của xuất khẩu); (ii) phát triển năng lực doanh nghiệp thông qua TCI (chứ không chỉ DAI bề mặt); (iii) thiết kế chương trình hỗ trợ xuất khẩu có chọn lọc tập trung vào doanh nghiệp đã có đủ năng lực để hưởng lợi, thay vì khuyến khích đại trà. Nói tóm lại, tránh "bẫy quốc tế hóa bắt buộc" bằng cách đảm bảo rằng các can thiệp chính sách xây dựng năng lực trước khi thúc đẩy mở rộng thị trường.</w:t>
       </w:r>
     </w:p>
+    <w:bookmarkEnd w:id="37"/>
+    <w:bookmarkStart w:id="38" w:name="Xaad8460fdc335fc3efe69f336b623b7f9328d91"/>
+    <w:p>
+      <w:pPr>
+        <w:pStyle w:val="Heading3"/>
+      </w:pPr>
+      <w:r>
+        <w:t xml:space="preserve">5.4.4 Ý nghĩa chính sách đặc thù cho Đồng bằng sông Cửu Long</w:t>
+      </w:r>
+    </w:p>
+    <w:p>
+      <w:pPr>
+        <w:pStyle w:val="FirstParagraph"/>
+      </w:pPr>
+      <w:r>
+        <w:t xml:space="preserve">Kết quả từ Nghiên cứu P3 (Việt Nam, ICRV Nhóm IV) có hàm ý cụ thể và trực tiếp cho bối cảnh Đồng bằng sông Cửu Long (ĐBSCL) — khu vực chiếm gần 18% GDP cả nước và hơn 50% sản lượng gạo, 65% xuất khẩu thủy sản của Việt Nam. Các doanh nghiệp xuất khẩu tại ĐBSCL hoạt động trong cùng bối cảnh thể chế với mẫu P3 nhưng có đặc điểm cấu trúc còn thách thức hơn: quy mô SME chiếm ưu thế, TCI thấp hơn trung bình quốc gia, và tỷ lệ FSTS cấu trúc cao (gạo, thủy sản vốn là hàng hóa xuất khẩu chủ yếu, không có thị trường nội địa quy mô lớn để hấp thụ).</w:t>
+      </w:r>
+    </w:p>
+    <w:p>
+      <w:pPr>
+        <w:pStyle w:val="BodyText"/>
+      </w:pPr>
+      <w:r>
+        <w:rPr>
+          <w:bCs/>
+          <w:b/>
+        </w:rPr>
+        <w:t xml:space="preserve">Turning point thấp (~39–46% FSTS) là cảnh báo cụ thể cho doanh nghiệp xuất khẩu thủy sản và gạo ĐBSCL</w:t>
+      </w:r>
+      <w:r>
+        <w:t xml:space="preserve"> </w:t>
+      </w:r>
+      <w:r>
+        <w:t xml:space="preserve">vốn có FSTS cấu trúc thường vượt 50–70% tổng doanh thu. Kết quả P3 gợi ý rằng nhiều doanh nghiệp này có thể đang ở trên turning point — tức là đang gánh chi phí phối hợp quốc tế mà không tương ứng tăng hiệu quả. Giải pháp không phải là giảm xuất khẩu (vì không có thị trường nội địa để thay thế) mà là</w:t>
+      </w:r>
+      <w:r>
+        <w:t xml:space="preserve"> </w:t>
+      </w:r>
+      <w:r>
+        <w:rPr>
+          <w:bCs/>
+          <w:b/>
+        </w:rPr>
+        <w:t xml:space="preserve">nâng TCI đồng thời</w:t>
+      </w:r>
+      <w:r>
+        <w:t xml:space="preserve"> </w:t>
+      </w:r>
+      <w:r>
+        <w:t xml:space="preserve">để dịch chuyển turning point sang phải, mở rộng biên lợi ích của xuất khẩu.</w:t>
+      </w:r>
+    </w:p>
+    <w:p>
+      <w:pPr>
+        <w:pStyle w:val="BodyText"/>
+      </w:pPr>
+      <w:r>
+        <w:rPr>
+          <w:bCs/>
+          <w:b/>
+        </w:rPr>
+        <w:t xml:space="preserve">DAI (Tier-1 proxy — website adoption)</w:t>
+      </w:r>
+      <w:r>
+        <w:t xml:space="preserve"> </w:t>
+      </w:r>
+      <w:r>
+        <w:t xml:space="preserve">tại ĐBSCL vẫn còn thấp so với trung bình cả nước. Kết quả P3 cho thấy tác động DAI null ở Tier-1 đơn thuần, nhưng bằng chứng từ P4 Singapore (Tier-1+2) cho thấy rằng khi doanh nghiệp nâng cấp lên DAI Tier-2 (website + e-payment + e-supplier), hiệu ứng điều tiết trở nên rõ rệt. Đây là cơ sở để ưu tiên các chương trình chuyển đổi số</w:t>
+      </w:r>
+      <w:r>
+        <w:t xml:space="preserve"> </w:t>
+      </w:r>
+      <w:r>
+        <w:rPr>
+          <w:bCs/>
+          <w:b/>
+        </w:rPr>
+        <w:t xml:space="preserve">toàn diện</w:t>
+      </w:r>
+      <w:r>
+        <w:t xml:space="preserve"> </w:t>
+      </w:r>
+      <w:r>
+        <w:t xml:space="preserve">— không chỉ dừng ở website (Tier-1 proxy/foundational website adoption) mà tiến tới tích hợp thanh toán điện tử và kết nối nhà cung ứng số (Tier-2) như Chương trình Chuyển đổi số Quốc gia 2025–2030. Nghiên cứu trên dữ liệu WBES Việt Nam 2023 (sóng gần nhất) sẽ cung cấp bằng chứng cập nhật hơn cho các hàm ý này.</w:t>
+      </w:r>
+    </w:p>
     <w:p>
       <w:r>
         <w:pict>
@@ -1940,9 +2146,9 @@
         </w:pict>
       </w:r>
     </w:p>
-    <w:bookmarkEnd w:id="37"/>
     <w:bookmarkEnd w:id="38"/>
-    <w:bookmarkStart w:id="43" w:name="Xf80a1234b44a7d4089382a2631c25010c604edb"/>
+    <w:bookmarkEnd w:id="39"/>
+    <w:bookmarkStart w:id="44" w:name="Xf80a1234b44a7d4089382a2631c25010c604edb"/>
     <w:p>
       <w:pPr>
         <w:pStyle w:val="Heading2"/>
@@ -1951,7 +2157,7 @@
         <w:t xml:space="preserve">5.5 Hạn chế và hướng nghiên cứu tương lai</w:t>
       </w:r>
     </w:p>
-    <w:bookmarkStart w:id="39" w:name="Xfc21172891b143a859fa6a4cd4308b059abf57d"/>
+    <w:bookmarkStart w:id="40" w:name="Xfc21172891b143a859fa6a4cd4308b059abf57d"/>
     <w:p>
       <w:pPr>
         <w:pStyle w:val="Heading3"/>
@@ -1992,8 +2198,8 @@
         <w:t xml:space="preserve">(tại một thời điểm khảo sát), không thể nắm bắt tính "dynamic" của việc cập nhật và tái cấu hình năng lực số theo thời gian. Điều này có nghĩa là các phát hiện về DAI trong luận án phản ánh mức độ chấp nhận số tại một thời điểm chứ không phải năng lực số năng động theo nghĩa của dynamic capabilities theory (Teece et al., 1997).</w:t>
       </w:r>
     </w:p>
-    <w:bookmarkEnd w:id="39"/>
-    <w:bookmarkStart w:id="40" w:name="X87e10c044c34a8346bd2a0229fbb014435526bd"/>
+    <w:bookmarkEnd w:id="40"/>
+    <w:bookmarkStart w:id="41" w:name="X87e10c044c34a8346bd2a0229fbb014435526bd"/>
     <w:p>
       <w:pPr>
         <w:pStyle w:val="Heading3"/>
@@ -2018,8 +2224,8 @@
         <w:t xml:space="preserve">Phân tích Heckman two-step (hoặc treatment effects models) trong các nghiên cứu tương lai có thể khắc phục phần nào hạn chế này bằng cách mô hình hóa quá trình lựa chọn tham gia xuất khẩu như giai đoạn thứ nhất trước khi ước lượng hiệu quả trong giai đoạn thứ hai.</w:t>
       </w:r>
     </w:p>
-    <w:bookmarkEnd w:id="40"/>
-    <w:bookmarkStart w:id="41" w:name="X959560e89fb19d54629474460c75a36ce5e6d02"/>
+    <w:bookmarkEnd w:id="41"/>
+    <w:bookmarkStart w:id="42" w:name="X959560e89fb19d54629474460c75a36ce5e6d02"/>
     <w:p>
       <w:pPr>
         <w:pStyle w:val="Heading3"/>
@@ -2036,8 +2242,8 @@
         <w:t xml:space="preserve">Thiết kế cross-sectional (hoặc pooled panel nhưng với WBES không phải là panel thực sự cho cùng doanh nghiệp qua thời gian) giới hạn khả năng suy luận nhân quả. Quan hệ I→P có thể bị ảnh hưởng bởi reverse causality: doanh nghiệp hiệu quả hơn có thể có nhiều nguồn lực để quốc tế hóa hơn, tạo ra chiều nhân quả ngược lại. Country fixed effects và year fixed effects giúp kiểm soát một phần, nhưng không giải quyết hoàn toàn vấn đề endogeneity.</w:t>
       </w:r>
     </w:p>
-    <w:bookmarkEnd w:id="41"/>
-    <w:bookmarkStart w:id="42" w:name="Xbd928791aa65151cf467be0328d1674d176e909"/>
+    <w:bookmarkEnd w:id="42"/>
+    <w:bookmarkStart w:id="43" w:name="Xbd928791aa65151cf467be0328d1674d176e909"/>
     <w:p>
       <w:pPr>
         <w:pStyle w:val="Heading3"/>
@@ -2121,9 +2327,9 @@
         </w:pict>
       </w:r>
     </w:p>
-    <w:bookmarkEnd w:id="42"/>
     <w:bookmarkEnd w:id="43"/>
-    <w:bookmarkStart w:id="48" w:name="X3298e6974611109580cc451c12e8b21e51ab986"/>
+    <w:bookmarkEnd w:id="44"/>
+    <w:bookmarkStart w:id="49" w:name="X3298e6974611109580cc451c12e8b21e51ab986"/>
     <w:p>
       <w:pPr>
         <w:pStyle w:val="Heading2"/>
@@ -2132,13 +2338,13 @@
         <w:t xml:space="preserve">5.6 Kết luận</w:t>
       </w:r>
     </w:p>
-    <w:bookmarkStart w:id="44" w:name="X908ec0d26c8b6e22d0478e29897c5c86bef9e95"/>
+    <w:bookmarkStart w:id="45" w:name="X7025d5154fd3123be8f63474b59e1f81a12ffb1"/>
     <w:p>
       <w:pPr>
         <w:pStyle w:val="Heading3"/>
       </w:pPr>
       <w:r>
-        <w:t xml:space="preserve">5.6.1 Tổng kết tám nghiên cứu</w:t>
+        <w:t xml:space="preserve">5.6.1 Tổng kết sáu nghiên cứu thành phần</w:t>
       </w:r>
     </w:p>
     <w:p>
@@ -2146,7 +2352,23 @@
         <w:pStyle w:val="FirstParagraph"/>
       </w:pPr>
       <w:r>
-        <w:t xml:space="preserve">Luận án này được xây dựng trên tám nghiên cứu bổ sung cho nhau, kết hợp bằng chứng từ meta-analysis và phân tích thực nghiệm sơ cấp:</w:t>
+        <w:t xml:space="preserve">Luận án này được xây dựng trên</w:t>
+      </w:r>
+      <w:r>
+        <w:t xml:space="preserve"> </w:t>
+      </w:r>
+      <w:r>
+        <w:rPr>
+          <w:bCs/>
+          <w:b/>
+        </w:rPr>
+        <w:t xml:space="preserve">sáu nghiên cứu thành phần (P3–P8)</w:t>
+      </w:r>
+      <w:r>
+        <w:t xml:space="preserve"> </w:t>
+      </w:r>
+      <w:r>
+        <w:t xml:space="preserve">bổ sung cho nhau, kết hợp bằng chứng từ meta-analysis và phân tích thực nghiệm sơ cấp, trên nền tảng hai công bố trước của nghiên cứu sinh:</w:t>
       </w:r>
     </w:p>
     <w:p>
@@ -2161,13 +2383,13 @@
           <w:bCs/>
           <w:b/>
         </w:rPr>
-        <w:t xml:space="preserve">P1 và P2</w:t>
-      </w:r>
-      <w:r>
-        <w:t xml:space="preserve"> </w:t>
-      </w:r>
-      <w:r>
-        <w:t xml:space="preserve">(đã công bố — ICBEF 2024, Đỗ &amp; Phan, 2024): thiết lập baseline meta-analytic với</w:t>
+        <w:t xml:space="preserve">Nền tảng (P1 và P2, đã công bố — ICBEF 2024, Do &amp; Phan, 2024):</w:t>
+      </w:r>
+      <w:r>
+        <w:t xml:space="preserve"> </w:t>
+      </w:r>
+      <w:r>
+        <w:t xml:space="preserve">thiết lập baseline meta-analytic với</w:t>
       </w:r>
       <w:r>
         <w:t xml:space="preserve"> </w:t>
@@ -2216,7 +2438,7 @@
         </m:r>
       </m:oMath>
       <w:r>
-        <w:t xml:space="preserve">, xác nhận tác động dương nhỏ nhưng có ý nghĩa, và đặt nền cho khung CDCM.</w:t>
+        <w:t xml:space="preserve">, xác nhận tác động dương nhỏ nhưng có ý nghĩa, và đặt nền cho khung CDCM. Hai công bố này là tiền đề, không tính vào sáu nghiên cứu thành phần của luận án.</w:t>
       </w:r>
     </w:p>
     <w:p>
@@ -2237,7 +2459,7 @@
         <w:t xml:space="preserve"> </w:t>
       </w:r>
       <w:r>
-        <w:t xml:space="preserve">(JABS under review, Đỗ &amp; Phan, 2026): phân tích Việt Nam (Lower-mid Transition), xác nhận inverted-U với TP = 39,3–46,2%, TCI là moderator dương có ý nghĩa.</w:t>
+        <w:t xml:space="preserve">(Do &amp; Phan, 2026e): phân tích Việt Nam (Lower-mid Transition), xác nhận inverted-U với TP = 39,3–46,2%, TCI là moderator dương có ý nghĩa.</w:t>
       </w:r>
     </w:p>
     <w:p>
@@ -2258,7 +2480,7 @@
         <w:t xml:space="preserve"> </w:t>
       </w:r>
       <w:r>
-        <w:t xml:space="preserve">(MIR under review, Đỗ &amp; Phan, 2026): phân tích Singapore (Advanced Innovation), xác nhận inverted-U với TP ≈ 88,6% (rộng CI), DAI khuếch đại tại mức FSTS cao.</w:t>
+        <w:t xml:space="preserve">(Mar et al., 2026): phân tích Singapore (Advanced Innovation), xác nhận inverted-U với TP ≈ 82% (rộng CI), DAI khuếch đại tại mức FSTS cao.</w:t>
       </w:r>
     </w:p>
     <w:p>
@@ -2279,7 +2501,7 @@
         <w:t xml:space="preserve"> </w:t>
       </w:r>
       <w:r>
-        <w:t xml:space="preserve">(IJOEM under review, Đỗ &amp; Phan, 2026): phân tích Trung Quốc 2012–2024 (Upper-middle), xác nhận inverted-U ổn định theo thời gian (TP ≈ 48,78%, Paternoster</w:t>
+        <w:t xml:space="preserve">(Do &amp; Phan, 2026f): phân tích Trung Quốc 2012–2024 (Upper-middle), xác nhận inverted-U ổn định theo thời gian (TP ≈ 48,78%, Paternoster</w:t>
       </w:r>
       <w:r>
         <w:t xml:space="preserve"> </w:t>
@@ -2355,7 +2577,7 @@
         <w:t xml:space="preserve"> </w:t>
       </w:r>
       <w:r>
-        <w:t xml:space="preserve">(IBR under review, Đỗ &amp; Phan, 2026): meta-analysis ba tầng mở rộng</w:t>
+        <w:t xml:space="preserve">(Do &amp; Phan, 2026c): meta-analysis ba tầng mở rộng</w:t>
       </w:r>
       <w:r>
         <w:t xml:space="preserve"> </w:t>
@@ -2371,7 +2593,7 @@
           <m:t>=</m:t>
         </m:r>
         <m:r>
-          <m:t>238</m:t>
+          <m:t>259</m:t>
         </m:r>
       </m:oMath>
       <w:r>
@@ -2382,6 +2604,26 @@
       </w:r>
       <m:oMath>
         <m:r>
+          <m:t>K</m:t>
+        </m:r>
+        <m:r>
+          <m:rPr>
+            <m:sty m:val="p"/>
+          </m:rPr>
+          <m:t>=</m:t>
+        </m:r>
+        <m:r>
+          <m:t>309</m:t>
+        </m:r>
+      </m:oMath>
+      <w:r>
+        <w:t xml:space="preserve">,</w:t>
+      </w:r>
+      <w:r>
+        <w:t xml:space="preserve"> </w:t>
+      </w:r>
+      <m:oMath>
+        <m:r>
           <m:t>r</m:t>
         </m:r>
         <m:r>
@@ -2400,7 +2642,7 @@
           <m:t>,</m:t>
         </m:r>
         <m:r>
-          <m:t>075</m:t>
+          <m:t>074</m:t>
         </m:r>
       </m:oMath>
       <w:r>
@@ -2429,7 +2671,7 @@
           <m:t>=</m:t>
         </m:r>
         <m:r>
-          <m:t>62</m:t>
+          <m:t>61</m:t>
         </m:r>
         <m:r>
           <m:rPr>
@@ -2438,7 +2680,7 @@
           <m:t>,</m:t>
         </m:r>
         <m:r>
-          <m:t>5</m:t>
+          <m:t>2</m:t>
         </m:r>
         <m:r>
           <m:rPr>
@@ -2451,7 +2693,7 @@
         <w:t xml:space="preserve"> </w:t>
       </w:r>
       <w:r>
-        <w:t xml:space="preserve">(54,1% tầng 2 + 8,4% tầng 3), ICRV moderation</w:t>
+        <w:t xml:space="preserve">(L2 = L3 = 30,6%), ICRV moderation</w:t>
       </w:r>
       <w:r>
         <w:t xml:space="preserve"> </w:t>
@@ -2476,7 +2718,7 @@
           <m:t>=</m:t>
         </m:r>
         <m:r>
-          <m:t>127</m:t>
+          <m:t>10</m:t>
         </m:r>
         <m:r>
           <m:rPr>
@@ -2487,7 +2729,7 @@
         <m:sSup>
           <m:e>
             <m:r>
-              <m:t>77</m:t>
+              <m:t>16</m:t>
             </m:r>
           </m:e>
           <m:sup>
@@ -2497,23 +2739,104 @@
               </m:rPr>
               <m:t>*</m:t>
             </m:r>
-            <m:r>
-              <m:rPr>
-                <m:sty m:val="p"/>
-              </m:rPr>
-              <m:t>*</m:t>
-            </m:r>
-            <m:r>
-              <m:rPr>
-                <m:sty m:val="p"/>
-              </m:rPr>
-              <m:t>*</m:t>
-            </m:r>
           </m:sup>
         </m:sSup>
       </m:oMath>
       <w:r>
-        <w:t xml:space="preserve">.</w:t>
+        <w:t xml:space="preserve"> </w:t>
+      </w:r>
+      <w:r>
+        <w:t xml:space="preserve">(</w:t>
+      </w:r>
+      <m:oMath>
+        <m:r>
+          <m:t>d</m:t>
+        </m:r>
+        <m:r>
+          <m:t>f</m:t>
+        </m:r>
+        <m:r>
+          <m:rPr>
+            <m:sty m:val="p"/>
+          </m:rPr>
+          <m:t>=</m:t>
+        </m:r>
+        <m:r>
+          <m:t>4</m:t>
+        </m:r>
+      </m:oMath>
+      <w:r>
+        <w:t xml:space="preserve">,</w:t>
+      </w:r>
+      <w:r>
+        <w:t xml:space="preserve"> </w:t>
+      </w:r>
+      <m:oMath>
+        <m:r>
+          <m:t>p</m:t>
+        </m:r>
+        <m:r>
+          <m:rPr>
+            <m:sty m:val="p"/>
+          </m:rPr>
+          <m:t>=</m:t>
+        </m:r>
+        <m:r>
+          <m:rPr>
+            <m:sty m:val="p"/>
+          </m:rPr>
+          <m:t>,</m:t>
+        </m:r>
+        <m:r>
+          <m:t>038</m:t>
+        </m:r>
+      </m:oMath>
+      <w:r>
+        <w:t xml:space="preserve">); thiên lệch công bố đáng kể (trim-and-fill</w:t>
+      </w:r>
+      <w:r>
+        <w:t xml:space="preserve"> </w:t>
+      </w:r>
+      <m:oMath>
+        <m:sSub>
+          <m:e>
+            <m:r>
+              <m:t>r</m:t>
+            </m:r>
+          </m:e>
+          <m:sub>
+            <m:r>
+              <m:t>a</m:t>
+            </m:r>
+            <m:r>
+              <m:t>d</m:t>
+            </m:r>
+            <m:r>
+              <m:t>j</m:t>
+            </m:r>
+          </m:sub>
+        </m:sSub>
+        <m:r>
+          <m:rPr>
+            <m:sty m:val="p"/>
+          </m:rPr>
+          <m:t>=</m:t>
+        </m:r>
+        <m:r>
+          <m:t>0</m:t>
+        </m:r>
+        <m:r>
+          <m:rPr>
+            <m:sty m:val="p"/>
+          </m:rPr>
+          <m:t>,</m:t>
+        </m:r>
+        <m:r>
+          <m:t>035</m:t>
+        </m:r>
+      </m:oMath>
+      <w:r>
+        <w:t xml:space="preserve">).</w:t>
       </w:r>
     </w:p>
     <w:p>
@@ -2534,7 +2857,7 @@
         <w:t xml:space="preserve"> </w:t>
       </w:r>
       <w:r>
-        <w:t xml:space="preserve">(JIBS under revision, Đỗ &amp; Phan, 2026): kiểm định toàn mẫu châu Á và Thái Bình Dương</w:t>
+        <w:t xml:space="preserve">(Do &amp; Phan, 2026d): kiểm định toàn mẫu châu Á và Thái Bình Dương</w:t>
       </w:r>
       <w:r>
         <w:t xml:space="preserve"> </w:t>
@@ -2666,7 +2989,7 @@
         <w:t xml:space="preserve"> </w:t>
       </w:r>
       <w:r>
-        <w:t xml:space="preserve">(World Development under revision, Đỗ &amp; Phan, 2026): phân tích SIDS Thái Bình Dương,</w:t>
+        <w:t xml:space="preserve">(Do &amp; Phan, 2026b): phân tích SIDS Thái Bình Dương,</w:t>
       </w:r>
       <w:r>
         <w:t xml:space="preserve"> </w:t>
@@ -2762,8 +3085,8 @@
         <w:t xml:space="preserve">, FIP xác nhận — quan hệ âm đơn điệu không có turning point.</w:t>
       </w:r>
     </w:p>
-    <w:bookmarkEnd w:id="44"/>
-    <w:bookmarkStart w:id="45" w:name="X9556672229511acc75e7a88561876b51568dedf"/>
+    <w:bookmarkEnd w:id="45"/>
+    <w:bookmarkStart w:id="46" w:name="X9556672229511acc75e7a88561876b51568dedf"/>
     <w:p>
       <w:pPr>
         <w:pStyle w:val="Heading3"/>
@@ -2797,7 +3120,7 @@
         <w:pStyle w:val="FirstParagraph"/>
       </w:pPr>
       <w:r>
-        <w:t xml:space="preserve">Bằng chứng từ 238 nghiên cứu (P6 meta-analysis) và 84.910 doanh nghiệp tại 49 nền kinh tế châu Á và Thái Bình Dương (P7) đều chỉ đến kết luận này. Quan hệ I→P không phải là một đường cong phổ quát mà là một</w:t>
+        <w:t xml:space="preserve">Bằng chứng từ 259 nghiên cứu (P6 meta-analysis) và 84.910 doanh nghiệp tại 49 nền kinh tế châu Á và Thái Bình Dương (P7) đều chỉ đến kết luận này. Quan hệ I→P không phải là một đường cong phổ quát mà là một</w:t>
       </w:r>
       <w:r>
         <w:t xml:space="preserve"> </w:t>
@@ -2816,8 +3139,8 @@
         <w:t xml:space="preserve">(family of context-dependent curves), với turning point là hàm số giảm dần của chất lượng thể chế theo ICRV — thể chế càng mạnh, turning point càng sớm (FSTS thấp hơn).</w:t>
       </w:r>
     </w:p>
-    <w:bookmarkEnd w:id="45"/>
-    <w:bookmarkStart w:id="46" w:name="X0e99b1254b4b67b0d58ad32605b3382cafdc23f"/>
+    <w:bookmarkEnd w:id="46"/>
+    <w:bookmarkStart w:id="47" w:name="X0e99b1254b4b67b0d58ad32605b3382cafdc23f"/>
     <w:p>
       <w:pPr>
         <w:pStyle w:val="Heading3"/>
@@ -2842,8 +3165,8 @@
         <w:t xml:space="preserve">Về thực tiễn, luận án cung cấp cơ sở để nhà hoạch định chính sách và nhà quản trị doanh nghiệp tại từng bối cảnh ICRV cụ thể hiệu chỉnh chiến lược quốc tế hóa phù hợp — không áp dụng máy móc bài học từ Singapore hay Nhật Bản vào bối cảnh Việt Nam hay SIDS, mà nhận ra sự phụ thuộc bối cảnh như là nguyên lý căn bản trong hoạch định chiến lược quốc tế hóa.</w:t>
       </w:r>
     </w:p>
-    <w:bookmarkEnd w:id="46"/>
-    <w:bookmarkStart w:id="47" w:name="X419817a82cb35cfdb5a0df5261d5a194f2fd9ca"/>
+    <w:bookmarkEnd w:id="47"/>
+    <w:bookmarkStart w:id="48" w:name="X419817a82cb35cfdb5a0df5261d5a194f2fd9ca"/>
     <w:p>
       <w:pPr>
         <w:pStyle w:val="Heading3"/>
@@ -2880,9 +3203,9 @@
         </w:pict>
       </w:r>
     </w:p>
-    <w:bookmarkEnd w:id="47"/>
     <w:bookmarkEnd w:id="48"/>
     <w:bookmarkEnd w:id="49"/>
+    <w:bookmarkEnd w:id="50"/>
     <w:sectPr>
       <w:pgSz w:h="16838" w:w="11906"/>
       <w:pgMar w:bottom="1134" w:left="1701" w:right="1134" w:top="1134"/>

--- a/dist/luan_an_ctu/chuong_5_ket_luan_de_xuat_vi.docx
+++ b/dist/luan_an_ctu/chuong_5_ket_luan_de_xuat_vi.docx
@@ -79,10 +79,23 @@
         <w:t xml:space="preserve">gradient ICRV (Biến thiên chế độ bối cảnh thể chế — Institutional Context Regime Variation)</w:t>
       </w:r>
       <w:r>
-        <w:t xml:space="preserve">: cùng một mức độ quốc tế hóa (FSTS) mang lại hiệu quả rất khác nhau tùy thuộc vào chế độ thể chế mà doanh nghiệp hoạt động. Bằng chứng từ hai nguồn độc lập — phân tích meta-analytic (P6,</w:t>
-      </w:r>
-      <w:r>
-        <w:t xml:space="preserve"> </w:t>
+        <w:t xml:space="preserve">: cùng một mức độ quốc tế hóa (FSTS) mang lại hiệu quả rất khác nhau tùy thuộc vào chế độ thể chế mà doanh nghiệp hoạt động. Bằng chứng từ hai nguồn độc lập hội tụ về vai trò điều tiết của thể chế: phân tích meta-analytic (P6) xác nhận hiệu ứng tổng hợp I→P</w:t>
+      </w:r>
+      <w:r>
+        <w:t xml:space="preserve"> </w:t>
+      </w:r>
+      <w:r>
+        <w:rPr>
+          <w:bCs/>
+          <w:b/>
+        </w:rPr>
+        <w:t xml:space="preserve">khác biệt có ý nghĩa thống kê</w:t>
+      </w:r>
+      <w:r>
+        <w:t xml:space="preserve"> </w:t>
+      </w:r>
+      <w:r>
+        <w:t xml:space="preserve">giữa các chế độ thể chế (</w:t>
       </w:r>
       <m:oMath>
         <m:sSub>
@@ -104,7 +117,7 @@
           <m:t>=</m:t>
         </m:r>
         <m:r>
-          <m:t>10</m:t>
+          <m:t>17</m:t>
         </m:r>
         <m:r>
           <m:rPr>
@@ -113,7 +126,7 @@
           <m:t>,</m:t>
         </m:r>
         <m:r>
-          <m:t>16</m:t>
+          <m:t>35</m:t>
         </m:r>
       </m:oMath>
       <w:r>
@@ -162,7 +175,7 @@
           <m:t>,</m:t>
         </m:r>
         <m:r>
-          <m:t>038</m:t>
+          <m:t>002</m:t>
         </m:r>
       </m:oMath>
       <w:r>
@@ -182,11 +195,11 @@
           <m:t>=</m:t>
         </m:r>
         <m:r>
-          <m:t>259</m:t>
+          <m:t>238</m:t>
         </m:r>
       </m:oMath>
       <w:r>
-        <w:t xml:space="preserve">) và phân tích dữ liệu sơ cấp toàn mẫu (P7,</w:t>
+        <w:t xml:space="preserve">), còn phân tích dữ liệu sơ cấp toàn mẫu (P7,</w:t>
       </w:r>
       <w:r>
         <w:t xml:space="preserve"> </w:t>
@@ -209,7 +222,23 @@
         <w:t xml:space="preserve"> </w:t>
       </w:r>
       <w:r>
-        <w:t xml:space="preserve">quan sát từ 49 nền kinh tế) — đều chỉ đến cùng một kết luận: điểm uốn (turning point) của quan hệ I→P</w:t>
+        <w:t xml:space="preserve">quan sát từ 49 nền kinh tế) thiết lập</w:t>
+      </w:r>
+      <w:r>
+        <w:t xml:space="preserve"> </w:t>
+      </w:r>
+      <w:r>
+        <w:rPr>
+          <w:bCs/>
+          <w:b/>
+        </w:rPr>
+        <w:t xml:space="preserve">hình dạng</w:t>
+      </w:r>
+      <w:r>
+        <w:t xml:space="preserve"> </w:t>
+      </w:r>
+      <w:r>
+        <w:t xml:space="preserve">của gradient: điểm uốn (turning point) của quan hệ I→P</w:t>
       </w:r>
       <w:r>
         <w:t xml:space="preserve"> </w:t>
@@ -1232,7 +1261,7 @@
           <m:t>=</m:t>
         </m:r>
         <m:r>
-          <m:t>259</m:t>
+          <m:t>238</m:t>
         </m:r>
       </m:oMath>
       <w:r>
@@ -1252,7 +1281,7 @@
           <m:t>=</m:t>
         </m:r>
         <m:r>
-          <m:t>309</m:t>
+          <m:t>288</m:t>
         </m:r>
       </m:oMath>
       <w:r>
@@ -1323,7 +1352,7 @@
           <m:t>=</m:t>
         </m:r>
         <m:r>
-          <m:t>61</m:t>
+          <m:t>62</m:t>
         </m:r>
         <m:r>
           <m:rPr>
@@ -1332,7 +1361,7 @@
           <m:t>,</m:t>
         </m:r>
         <m:r>
-          <m:t>2</m:t>
+          <m:t>4</m:t>
         </m:r>
         <m:r>
           <m:rPr>
@@ -1345,36 +1374,39 @@
         <w:t xml:space="preserve"> </w:t>
       </w:r>
       <w:r>
-        <w:t xml:space="preserve">thành L2 = L3 = 30,6% (đều nhau) là thông tin mới mà phân tích meta đơn tầng không cung cấp. Điều này thay đổi hiểu biết về nguồn gốc của heterogeneity trong literature — vấn đề phân bổ đều giữa</w:t>
-      </w:r>
-      <w:r>
-        <w:t xml:space="preserve"> </w:t>
-      </w:r>
-      <w:r>
-        <w:rPr>
-          <w:bCs/>
-          <w:b/>
-        </w:rPr>
-        <w:t xml:space="preserve">đo lường bên trong nghiên cứu</w:t>
-      </w:r>
-      <w:r>
-        <w:t xml:space="preserve"> </w:t>
-      </w:r>
-      <w:r>
-        <w:t xml:space="preserve">và</w:t>
-      </w:r>
-      <w:r>
-        <w:t xml:space="preserve"> </w:t>
-      </w:r>
-      <w:r>
-        <w:rPr>
-          <w:bCs/>
-          <w:b/>
-        </w:rPr>
-        <w:t xml:space="preserve">bối cảnh quốc gia giữa các nghiên cứu</w:t>
-      </w:r>
-      <w:r>
-        <w:t xml:space="preserve">, đồng thời publication bias đáng kể (trim-and-fill</w:t>
+        <w:t xml:space="preserve">cho thấy dị biệt</w:t>
+      </w:r>
+      <w:r>
+        <w:t xml:space="preserve"> </w:t>
+      </w:r>
+      <w:r>
+        <w:rPr>
+          <w:bCs/>
+          <w:b/>
+        </w:rPr>
+        <w:t xml:space="preserve">chủ yếu nằm ở trong từng nghiên cứu</w:t>
+      </w:r>
+      <w:r>
+        <w:t xml:space="preserve"> </w:t>
+      </w:r>
+      <w:r>
+        <w:t xml:space="preserve">(Tầng 2 = 54,1%) chứ không phải giữa các nghiên cứu (Tầng 3 = 8,4%) — thông tin mới mà phân tích meta đơn tầng không cung cấp. Điều này thay đổi hiểu biết về nguồn gốc của heterogeneity trong literature: các</w:t>
+      </w:r>
+      <w:r>
+        <w:t xml:space="preserve"> </w:t>
+      </w:r>
+      <w:r>
+        <w:rPr>
+          <w:bCs/>
+          <w:b/>
+        </w:rPr>
+        <w:t xml:space="preserve">lựa chọn đo lường và đặc tả bên trong nghiên cứu</w:t>
+      </w:r>
+      <w:r>
+        <w:t xml:space="preserve"> </w:t>
+      </w:r>
+      <w:r>
+        <w:t xml:space="preserve">(chứ không phải sự khác biệt bối cảnh quốc gia ổn định giữa các nghiên cứu) là nguồn chính của dị biệt. Bên cạnh đó, thiên lệch công bố đáng kể (trim-and-fill</w:t>
       </w:r>
       <w:r>
         <w:t xml:space="preserve"> </w:t>
@@ -1418,7 +1450,7 @@
         </m:r>
       </m:oMath>
       <w:r>
-        <w:t xml:space="preserve">) gợi ý đây là nguồn gốc chủ yếu.</w:t>
+        <w:t xml:space="preserve">) là một phát hiện riêng, gợi ý pooled effect thô có thể bị thổi phồng so với hiệu ứng dân số thực.</w:t>
       </w:r>
     </w:p>
     <w:bookmarkEnd w:id="27"/>
@@ -2593,7 +2625,7 @@
           <m:t>=</m:t>
         </m:r>
         <m:r>
-          <m:t>259</m:t>
+          <m:t>238</m:t>
         </m:r>
       </m:oMath>
       <w:r>
@@ -2613,7 +2645,7 @@
           <m:t>=</m:t>
         </m:r>
         <m:r>
-          <m:t>309</m:t>
+          <m:t>288</m:t>
         </m:r>
       </m:oMath>
       <w:r>
@@ -2671,7 +2703,7 @@
           <m:t>=</m:t>
         </m:r>
         <m:r>
-          <m:t>61</m:t>
+          <m:t>62</m:t>
         </m:r>
         <m:r>
           <m:rPr>
@@ -2680,7 +2712,7 @@
           <m:t>,</m:t>
         </m:r>
         <m:r>
-          <m:t>2</m:t>
+          <m:t>4</m:t>
         </m:r>
         <m:r>
           <m:rPr>
@@ -2693,7 +2725,7 @@
         <w:t xml:space="preserve"> </w:t>
       </w:r>
       <w:r>
-        <w:t xml:space="preserve">(L2 = L3 = 30,6%), ICRV moderation</w:t>
+        <w:t xml:space="preserve">(Tầng 2 = 54,1%, Tầng 3 = 8,4%), ICRV omnibus</w:t>
       </w:r>
       <w:r>
         <w:t xml:space="preserve"> </w:t>
@@ -2718,7 +2750,7 @@
           <m:t>=</m:t>
         </m:r>
         <m:r>
-          <m:t>10</m:t>
+          <m:t>17</m:t>
         </m:r>
         <m:r>
           <m:rPr>
@@ -2729,7 +2761,7 @@
         <m:sSup>
           <m:e>
             <m:r>
-              <m:t>16</m:t>
+              <m:t>35</m:t>
             </m:r>
           </m:e>
           <m:sup>
@@ -2739,6 +2771,12 @@
               </m:rPr>
               <m:t>*</m:t>
             </m:r>
+            <m:r>
+              <m:rPr>
+                <m:sty m:val="p"/>
+              </m:rPr>
+              <m:t>*</m:t>
+            </m:r>
           </m:sup>
         </m:sSup>
       </m:oMath>
@@ -2788,11 +2826,72 @@
           <m:t>,</m:t>
         </m:r>
         <m:r>
-          <m:t>038</m:t>
+          <m:t>002</m:t>
         </m:r>
       </m:oMath>
       <w:r>
-        <w:t xml:space="preserve">); thiên lệch công bố đáng kể (trim-and-fill</w:t>
+        <w:t xml:space="preserve">); thiên lệch công bố đáng kể (Begg</w:t>
+      </w:r>
+      <w:r>
+        <w:t xml:space="preserve"> </w:t>
+      </w:r>
+      <m:oMath>
+        <m:r>
+          <m:t>τ</m:t>
+        </m:r>
+        <m:r>
+          <m:rPr>
+            <m:sty m:val="p"/>
+          </m:rPr>
+          <m:t>=</m:t>
+        </m:r>
+        <m:r>
+          <m:rPr>
+            <m:sty m:val="p"/>
+          </m:rPr>
+          <m:t>−</m:t>
+        </m:r>
+        <m:r>
+          <m:t>0</m:t>
+        </m:r>
+        <m:r>
+          <m:rPr>
+            <m:sty m:val="p"/>
+          </m:rPr>
+          <m:t>,</m:t>
+        </m:r>
+        <m:r>
+          <m:t>134</m:t>
+        </m:r>
+      </m:oMath>
+      <w:r>
+        <w:t xml:space="preserve">,</w:t>
+      </w:r>
+      <w:r>
+        <w:t xml:space="preserve"> </w:t>
+      </w:r>
+      <m:oMath>
+        <m:r>
+          <m:t>p</m:t>
+        </m:r>
+        <m:r>
+          <m:rPr>
+            <m:sty m:val="p"/>
+          </m:rPr>
+          <m:t>=</m:t>
+        </m:r>
+        <m:r>
+          <m:rPr>
+            <m:sty m:val="p"/>
+          </m:rPr>
+          <m:t>,</m:t>
+        </m:r>
+        <m:r>
+          <m:t>0007</m:t>
+        </m:r>
+      </m:oMath>
+      <w:r>
+        <w:t xml:space="preserve">; trim-and-fill</w:t>
       </w:r>
       <w:r>
         <w:t xml:space="preserve"> </w:t>

--- a/dist/luan_an_ctu/chuong_5_ket_luan_de_xuat_vi.docx
+++ b/dist/luan_an_ctu/chuong_5_ket_luan_de_xuat_vi.docx
@@ -238,7 +238,7 @@
         <w:t xml:space="preserve"> </w:t>
       </w:r>
       <w:r>
-        <w:t xml:space="preserve">của gradient: điểm uốn (turning point) của quan hệ I→P</w:t>
+        <w:t xml:space="preserve">của gradient: điểm ngưỡng (turning point) của quan hệ I→P</w:t>
       </w:r>
       <w:r>
         <w:t xml:space="preserve"> </w:t>
@@ -3211,7 +3211,7 @@
           <w:bCs/>
           <w:b/>
         </w:rPr>
-        <w:t xml:space="preserve">"Không có một mức độ quốc tế hóa tối ưu duy nhất — điểm uốn phụ thuộc vào thể chế, và trong điều kiện thể chế cực yếu, quốc tế hóa có thể gây ra bất lợi hiệu quả thay vì lợi ích."</w:t>
+        <w:t xml:space="preserve">"Không có một mức độ quốc tế hóa tối ưu duy nhất — điểm ngưỡng phụ thuộc vào thể chế, và trong điều kiện thể chế cực yếu, quốc tế hóa có thể gây ra bất lợi hiệu quả thay vì lợi ích."</w:t>
       </w:r>
     </w:p>
     <w:p>

--- a/dist/luan_an_ctu/chuong_5_ket_luan_de_xuat_vi.docx
+++ b/dist/luan_an_ctu/chuong_5_ket_luan_de_xuat_vi.docx
@@ -1138,7 +1138,7 @@
         <w:t xml:space="preserve"> </w:t>
       </w:r>
       <w:r>
-        <w:t xml:space="preserve">(thể chế, năng lực, và quản trị) đều ở mức thấp: thể chế yếu, TCI thấp, DAI không phát huy tác dụng — thì quốc tế hóa không chỉ dừng ở mức không mang lại lợi ích mà còn gây tổn hại thực sự đến hiệu quả doanh nghiệp.</w:t>
+        <w:t xml:space="preserve">(thể chế, năng lực, và quản trị) đều ở mức thấp: thể chế yếu, TCI thấp, DAI không phát huy tác dụng — thì quốc tế hóa không chỉ dừng ở mức không mang lại lợi ích mà còn gây tổn hại thực sự đến hiệu quả hoạt động kinh doanh.</w:t>
       </w:r>
     </w:p>
     <w:p>

--- a/dist/luan_an_ctu/chuong_5_ket_luan_de_xuat_vi.docx
+++ b/dist/luan_an_ctu/chuong_5_ket_luan_de_xuat_vi.docx
@@ -2,7 +2,7 @@
 <file path=word/document.xml><?xml version="1.0" encoding="utf-8"?>
 <w:document xmlns:w="http://schemas.openxmlformats.org/wordprocessingml/2006/main" xmlns:m="http://schemas.openxmlformats.org/officeDocument/2006/math" xmlns:r="http://schemas.openxmlformats.org/officeDocument/2006/relationships" xmlns:o="urn:schemas-microsoft-com:office:office" xmlns:v="urn:schemas-microsoft-com:vml" xmlns:w10="urn:schemas-microsoft-com:office:word" xmlns:a="http://schemas.openxmlformats.org/drawingml/2006/main" xmlns:pic="http://schemas.openxmlformats.org/drawingml/2006/picture" xmlns:wp="http://schemas.openxmlformats.org/drawingml/2006/wordprocessingDrawing">
   <w:body>
-    <w:bookmarkStart w:id="49" w:name="chương-5-kết-luận-và-đề-xuất"/>
+    <w:bookmarkStart w:id="20" w:name="chương-5-kết-luận-và-đề-xuất"/>
     <w:p>
       <w:pPr>
         <w:pStyle w:val="Heading1"/>
@@ -11,6 +11,7 @@
         <w:t xml:space="preserve">CHƯƠNG 5: KẾT LUẬN VÀ ĐỀ XUẤT</w:t>
       </w:r>
     </w:p>
+    <w:bookmarkEnd w:id="20"/>
     <w:p>
       <w:r>
         <w:pict>
@@ -18,7 +19,7 @@
         </w:pict>
       </w:r>
     </w:p>
-    <w:bookmarkStart w:id="20" w:name="giới-thiệu-chương"/>
+    <w:bookmarkStart w:id="21" w:name="giới-thiệu-chương"/>
     <w:p>
       <w:pPr>
         <w:pStyle w:val="Heading2"/>
@@ -42,8 +43,8 @@
         </w:pict>
       </w:r>
     </w:p>
-    <w:bookmarkEnd w:id="20"/>
-    <w:bookmarkStart w:id="26" w:name="Xa49aadb40c127a83ebe1d91ac222e3bdb8617c2"/>
+    <w:bookmarkEnd w:id="21"/>
+    <w:bookmarkStart w:id="27" w:name="Xff8cef3ed320f9cf6f3fba4ff558bfed3af19c6"/>
     <w:p>
       <w:pPr>
         <w:pStyle w:val="Heading2"/>
@@ -52,13 +53,13 @@
         <w:t xml:space="preserve">5.1 Bàn luận kết quả theo khung lý thuyết CDCM</w:t>
       </w:r>
     </w:p>
-    <w:bookmarkStart w:id="21" w:name="X751baa465f16b11eec18b61295bd32c9b23dafc"/>
+    <w:bookmarkStart w:id="22" w:name="X87949b622680195c8f5649c31ec800d0d4afb82"/>
     <w:p>
       <w:pPr>
         <w:pStyle w:val="Heading3"/>
       </w:pPr>
       <w:r>
-        <w:t xml:space="preserve">5.1.1 ICRV Gradient — Xác nhận H5 và tầng thể chế của CDCM</w:t>
+        <w:t xml:space="preserve">5.1.1 ICRV Gradient, Xác nhận H5 và tầng thể chế của CDCM</w:t>
       </w:r>
     </w:p>
     <w:p>
@@ -76,10 +77,10 @@
           <w:bCs/>
           <w:b/>
         </w:rPr>
-        <w:t xml:space="preserve">gradient ICRV (Biến thiên chế độ bối cảnh thể chế — Institutional Context Regime Variation)</w:t>
-      </w:r>
-      <w:r>
-        <w:t xml:space="preserve">: cùng một mức độ quốc tế hóa (FSTS) mang lại hiệu quả rất khác nhau tùy thuộc vào chế độ thể chế mà doanh nghiệp hoạt động. Bằng chứng từ hai nguồn độc lập — phân tích meta-analytic (P6,</w:t>
+        <w:t xml:space="preserve">gradient ICRV (Biến thiên chế độ bối cảnh thể chế, Institutional Context Regime Variation)</w:t>
+      </w:r>
+      <w:r>
+        <w:t xml:space="preserve">: cùng một mức độ quốc tế hóa (FSTS) mang lại hiệu quả rất khác nhau tùy thuộc vào chế độ thể chế mà doanh nghiệp hoạt động. Bằng chứng từ hai nguồn độc lập, phân tích meta-analytic (P6,</w:t>
       </w:r>
       <w:r>
         <w:t xml:space="preserve"> </w:t>
@@ -104,7 +105,7 @@
           <m:t>=</m:t>
         </m:r>
         <m:r>
-          <m:t>127</m:t>
+          <m:t>17</m:t>
         </m:r>
         <m:r>
           <m:rPr>
@@ -113,7 +114,7 @@
           <m:t>,</m:t>
         </m:r>
         <m:r>
-          <m:t>77</m:t>
+          <m:t>35</m:t>
         </m:r>
       </m:oMath>
       <w:r>
@@ -124,13 +125,36 @@
       </w:r>
       <m:oMath>
         <m:r>
+          <m:t>d</m:t>
+        </m:r>
+        <m:r>
+          <m:t>f</m:t>
+        </m:r>
+        <m:r>
+          <m:rPr>
+            <m:sty m:val="p"/>
+          </m:rPr>
+          <m:t>=</m:t>
+        </m:r>
+        <m:r>
+          <m:t>4</m:t>
+        </m:r>
+      </m:oMath>
+      <w:r>
+        <w:t xml:space="preserve">,</w:t>
+      </w:r>
+      <w:r>
+        <w:t xml:space="preserve"> </w:t>
+      </w:r>
+      <m:oMath>
+        <m:r>
           <m:t>p</m:t>
         </m:r>
         <m:r>
           <m:rPr>
             <m:sty m:val="p"/>
           </m:rPr>
-          <m:t>&lt;</m:t>
+          <m:t>=</m:t>
         </m:r>
         <m:r>
           <m:rPr>
@@ -139,7 +163,7 @@
           <m:t>,</m:t>
         </m:r>
         <m:r>
-          <m:t>001</m:t>
+          <m:t>002</m:t>
         </m:r>
       </m:oMath>
       <w:r>
@@ -166,7 +190,7 @@
         <w:t xml:space="preserve"> </w:t>
       </w:r>
       <w:r>
-        <w:t xml:space="preserve">quan sát từ 49 nền kinh tế) — đều chỉ đến cùng một kết luận: điểm uốn (turning point) của quan hệ I→P</w:t>
+        <w:t xml:space="preserve">quan sát từ 49 nền kinh tế), đều chỉ đến cùng một kết luận: điểm uốn (turning point) của quan hệ I-P</w:t>
       </w:r>
       <w:r>
         <w:t xml:space="preserve"> </w:t>
@@ -182,7 +206,7 @@
         <w:t xml:space="preserve"> </w:t>
       </w:r>
       <w:r>
-        <w:t xml:space="preserve">từ SIDS/Frontier (~55% FSTS) xuống Emerging, Upper-middle, Advanced Resource, và Advanced Innovation (~28% FSTS). Hay nói cách khác, nền kinh tế thể chế mạnh hơn đạt đỉnh hiệu quả xuất khẩu tại mức FSTS thấp hơn — doanh nghiệp không cần quốc tế hóa sâu để khai thác lợi thế cạnh tranh khi thể chế hỗ trợ đã vận hành tốt.</w:t>
+        <w:t xml:space="preserve">từ SIDS/Frontier (~55% FSTS) xuống Emerging, Upper-middle, Advanced Resource, và Advanced Innovation (~28% FSTS). Hay nói cách khác, nền kinh tế thể chế mạnh hơn đạt đỉnh hiệu quả xuất khẩu tại mức FSTS thấp hơn, doanh nghiệp không cần quốc tế hóa sâu để khai thác lợi thế cạnh tranh khi thể chế hỗ trợ đã vận hành tốt.</w:t>
       </w:r>
     </w:p>
     <w:p>
@@ -203,10 +227,7 @@
         <w:t xml:space="preserve">cả một chế độ thể chế</w:t>
       </w:r>
       <w:r>
-        <w:t xml:space="preserve"> </w:t>
-      </w:r>
-      <w:r>
-        <w:t xml:space="preserve">— được vận hành hóa thành sáu sub-regime ICRV — xác định điều kiện biên cho quan hệ I→P. Institutional Theory của North (1990) và Khanna và Palepu (2010) dự đoán rằng thể chế định hình chi phí giao dịch và cấu trúc khuyến khích; kết quả ICRV gradient là biểu hiện thực nghiệm của cơ chế này ở quy mô 47 nền kinh tế châu Á và Thái Bình Dương.</w:t>
+        <w:t xml:space="preserve">, được vận hành hóa thành sáu sub-regime ICRV, xác định điều kiện biên cho quan hệ I-P. Institutional Theory của North (1990) và Khanna và Palepu (2010) dự đoán rằng thể chế định hình chi phí giao dịch và cấu trúc khuyến khích; kết quả ICRV gradient là biểu hiện thực nghiệm của cơ chế này ở quy mô 49 nền kinh tế châu Á và Thái Bình Dương (P7).</w:t>
       </w:r>
     </w:p>
     <w:p>
@@ -243,14 +264,14 @@
         <w:t xml:space="preserve">: môi trường thể chế tốt cũng có nghĩa là hệ sinh thái dịch vụ hỗ trợ (logistics, tài chính thương mại, tư vấn pháp lý quốc tế) phát triển, làm giảm gánh nặng điều phối nội bộ của doanh nghiệp khi mở rộng quốc tế.</w:t>
       </w:r>
     </w:p>
-    <w:bookmarkEnd w:id="21"/>
-    <w:bookmarkStart w:id="22" w:name="X49fe7c9f8cdd3930e11cda3dd359bf7233b04b5"/>
+    <w:bookmarkEnd w:id="22"/>
+    <w:bookmarkStart w:id="23" w:name="tci-là-năng-lực-nền-tảng-xác-nhận-h2"/>
     <w:p>
       <w:pPr>
         <w:pStyle w:val="Heading3"/>
       </w:pPr>
       <w:r>
-        <w:t xml:space="preserve">5.1.2 TCI là Năng Lực Nền Tảng — Xác nhận H2</w:t>
+        <w:t xml:space="preserve">5.1.2 TCI là Năng Lực Nền Tảng, Xác nhận H2</w:t>
       </w:r>
     </w:p>
     <w:p>
@@ -284,13 +305,37 @@
           <w:bCs/>
           <w:b/>
         </w:rPr>
-        <w:t xml:space="preserve">điều tiết hình dạng đường cong I→P</w:t>
-      </w:r>
-      <w:r>
-        <w:t xml:space="preserve"> </w:t>
-      </w:r>
-      <w:r>
-        <w:t xml:space="preserve">tại bối cảnh quốc gia cụ thể (P3 Việt Nam — môi trường chuyển đổi với phân mảnh thể chế tạo điều kiện cho TCI reshaping hiệu ứng), không phổ quát trên toàn mẫu 49 nền kinh tế (P7: tương tác FSTS×TCI và FSTS²×TCI đều NS). H2 được</w:t>
+        <w:t xml:space="preserve">điều tiết hình dạng đường cong I-P</w:t>
+      </w:r>
+      <w:r>
+        <w:t xml:space="preserve"> </w:t>
+      </w:r>
+      <w:r>
+        <w:t xml:space="preserve">tại bối cảnh quốc gia cụ thể (P3 Việt Nam, môi trường chuyển đổi với phân mảnh thể chế tạo điều kiện cho TCI reshaping hiệu ứng), không phổ quát trên toàn mẫu 49 nền kinh tế (P7: tương tác FSTS×TCI và</w:t>
+      </w:r>
+      <w:r>
+        <w:t xml:space="preserve"> </w:t>
+      </w:r>
+      <m:oMath>
+        <m:sSup>
+          <m:e>
+            <m:r>
+              <m:rPr>
+                <m:nor/>
+                <m:sty m:val="p"/>
+              </m:rPr>
+              <m:t>FSTS</m:t>
+            </m:r>
+          </m:e>
+          <m:sup>
+            <m:r>
+              <m:t>2</m:t>
+            </m:r>
+          </m:sup>
+        </m:sSup>
+      </m:oMath>
+      <w:r>
+        <w:t xml:space="preserve">×TCI đều NS). H2 được</w:t>
       </w:r>
       <w:r>
         <w:t xml:space="preserve"> </w:t>
@@ -303,7 +348,7 @@
         <w:t xml:space="preserve">xác nhận một phần</w:t>
       </w:r>
       <w:r>
-        <w:t xml:space="preserve">: TCI là năng lực nền tảng phổ quát, nhưng vai trò uốn đường cong I→P phụ thuộc bối cảnh thể chế. Điều này xác nhận vai trò của TCI là</w:t>
+        <w:t xml:space="preserve">: TCI là năng lực nền tảng phổ quát, nhưng vai trò uốn đường cong I-P phụ thuộc bối cảnh thể chế. Điều này xác nhận vai trò của TCI là</w:t>
       </w:r>
       <w:r>
         <w:t xml:space="preserve"> </w:t>
@@ -319,7 +364,7 @@
         <w:t xml:space="preserve"> </w:t>
       </w:r>
       <w:r>
-        <w:t xml:space="preserve">(foundational capability) trong khung CDCM: doanh nghiệp có năng lực công nghệ sâu hơn — được đo bằng việc tiếp cận công nghệ nước ngoài, chi tiêu R&amp;D, đổi mới sản phẩm và chứng nhận chất lượng — tạo ra giá trị cao hơn từ cùng một mức độ quốc tế hóa.</w:t>
+        <w:t xml:space="preserve">(foundational capability) trong khung CDCM: doanh nghiệp có năng lực công nghệ sâu hơn, được đo bằng việc tiếp cận công nghệ nước ngoài, chi tiêu R&amp;D, đổi mới sản phẩm và chứng nhận chất lượng, tạo ra giá trị cao hơn từ cùng một mức độ quốc tế hóa.</w:t>
       </w:r>
     </w:p>
     <w:p>
@@ -327,17 +372,17 @@
         <w:pStyle w:val="BodyText"/>
       </w:pPr>
       <w:r>
-        <w:t xml:space="preserve">Cơ chế lý thuyết đằng sau kết quả này bắt nguồn từ Resource-Based View (Barney, 1991): TCI là nguồn lực VRIN (có giá trị, hiếm, khó sao chép, khó thay thế), do đó tạo ra lợi thế cạnh tranh bền vững ngay cả khi doanh nghiệp mở rộng ra thị trường nước ngoài với mức độ bất định cao. Năng lực công nghệ cũng tạo ra absorptive capacity (Cohen &amp; Levinthal, 1990) — khả năng hấp thu và tích hợp tri thức từ thị trường nước ngoài — giúp doanh nghiệp học hỏi hiệu quả hơn trong quá trình quốc tế hóa, nhất quán với learning loop của Uppsala model (Johanson &amp; Vahlne, 1977).</w:t>
-      </w:r>
-    </w:p>
-    <w:bookmarkEnd w:id="22"/>
-    <w:bookmarkStart w:id="23" w:name="Xa91918a719079ebfa81edd5c575587c3bf67faa"/>
+        <w:t xml:space="preserve">Cơ chế lý thuyết đằng sau kết quả này bắt nguồn từ Resource-Based View (Barney, 1991): TCI là nguồn lực VRIN (có giá trị, hiếm, khó sao chép, khó thay thế), do đó tạo ra lợi thế cạnh tranh bền vững ngay cả khi doanh nghiệp mở rộng ra thị trường nước ngoài với mức độ bất định cao. Năng lực công nghệ cũng tạo ra absorptive capacity (Cohen &amp; Levinthal, 1990), khả năng hấp thu và tích hợp tri thức từ thị trường nước ngoài, giúp doanh nghiệp học hỏi hiệu quả hơn trong quá trình quốc tế hóa, nhất quán với learning loop của Uppsala model (Johanson &amp; Vahlne, 1977).</w:t>
+      </w:r>
+    </w:p>
+    <w:bookmarkEnd w:id="23"/>
+    <w:bookmarkStart w:id="24" w:name="X27755afda27725d75d6cee82c01fb99e8279a05"/>
     <w:p>
       <w:pPr>
         <w:pStyle w:val="Heading3"/>
       </w:pPr>
       <w:r>
-        <w:t xml:space="preserve">5.1.3 DAI là Nguồn Lực Tình Huống — Hỗ trợ một phần H3</w:t>
+        <w:t xml:space="preserve">5.1.3 DAI là Nguồn Lực Tình Huống, Hỗ trợ một phần H3</w:t>
       </w:r>
     </w:p>
     <w:p>
@@ -410,7 +455,7 @@
         </m:r>
       </m:oMath>
       <w:r>
-        <w:t xml:space="preserve">) — khoảng 17% lợi thế năng suất cho doanh nghiệp có website. Quan trọng hơn, cả hai tương tác điều tiết đường cong đều có ý nghĩa (</w:t>
+        <w:t xml:space="preserve">), khoảng 17% lợi thế năng suất cho doanh nghiệp có website. Quan trọng hơn, cả hai tương tác điều tiết đường cong đều có ý nghĩa (</w:t>
       </w:r>
       <m:oMath>
         <m:acc>
@@ -612,7 +657,7 @@
         </m:r>
       </m:oMath>
       <w:r>
-        <w:t xml:space="preserve">), cho thấy doanh nghiệp DAI cao có đường cong I→P phẳng hơn và ít suy giảm hơn ở mức FSTS cao. Kết quả tương tác DAI×ICRV (</w:t>
+        <w:t xml:space="preserve">), cho thấy doanh nghiệp DAI cao có đường cong I-P phẳng hơn và ít suy giảm hơn ở mức FSTS cao. Kết quả tương tác DAI×ICRV (</w:t>
       </w:r>
       <m:oMath>
         <m:r>
@@ -635,7 +680,7 @@
         </m:r>
       </m:oMath>
       <w:r>
-        <w:t xml:space="preserve">) xác nhận DAI phát huy hiệu quả mạnh hơn tại các bối cảnh thể chế yếu hơn — nhất quán với lập luận CDCM rằng DAI bù đắp cho sự vắng mặt của hạ tầng thể chế (Nhóm IV–V), thay vì chỉ khuếch đại lợi thế đã có tại Nhóm I. Tại Singapore (P4, DAI Tier-1+2), DAI phát huy rõ nhất dưới dạng amplification effect (</w:t>
+        <w:t xml:space="preserve">) xác nhận DAI phát huy hiệu quả mạnh hơn tại các bối cảnh thể chế yếu hơn, nhất quán với lập luận CDCM rằng DAI bù đắp cho sự vắng mặt của hạ tầng thể chế (Nhóm IV-V), thay vì chỉ khuếch đại lợi thế đã có tại Nhóm I. Tại Singapore (P4, DAI Tier-1+2), DAI phát huy rõ nhất dưới dạng amplification effect (</w:t>
       </w:r>
       <m:oMath>
         <m:acc>
@@ -763,7 +808,7 @@
         <w:t xml:space="preserve"> </w:t>
       </w:r>
       <w:r>
-        <w:t xml:space="preserve">(situational resource) chứ không phải năng lực nền tảng: cơ chế cụ thể của nó (compression vs amplification) phụ thuộc vào điều kiện môi trường (thể chế, cơ sở hạ tầng số) — nhưng bản thân hiệu ứng DAI là</w:t>
+        <w:t xml:space="preserve">(situational resource) chứ không phải năng lực nền tảng: cơ chế cụ thể của nó (compression vs amplification) phụ thuộc vào điều kiện môi trường (thể chế, cơ sở hạ tầng số), nhưng bản thân hiệu ứng DAI là</w:t>
       </w:r>
       <w:r>
         <w:t xml:space="preserve"> </w:t>
@@ -803,7 +848,25 @@
         <w:t xml:space="preserve"> </w:t>
       </w:r>
       <w:r>
-        <w:t xml:space="preserve">(static digital adoption index) dựa trên dữ liệu WBES tại một thời điểm — không phải "dynamic digital capability" theo nghĩa của dynamic capabilities theory (Teece et al., 1997) vì dữ liệu WBES không có đủ thang đo để đo lường tính động của năng lực số.</w:t>
+        <w:t xml:space="preserve">(static digital adoption index) dựa trên dữ liệu WBES tại một thời điểm, không phải</w:t>
+      </w:r>
+      <w:r>
+        <w:t xml:space="preserve"> </w:t>
+      </w:r>
+      <w:r>
+        <w:t xml:space="preserve">“</w:t>
+      </w:r>
+      <w:r>
+        <w:t xml:space="preserve">dynamic digital capability</w:t>
+      </w:r>
+      <w:r>
+        <w:t xml:space="preserve">”</w:t>
+      </w:r>
+      <w:r>
+        <w:t xml:space="preserve"> </w:t>
+      </w:r>
+      <w:r>
+        <w:t xml:space="preserve">theo nghĩa của dynamic capabilities theory (Teece et al., 1997) vì dữ liệu WBES không có đủ thang đo để đo lường tính động của năng lực số.</w:t>
       </w:r>
     </w:p>
     <w:p>
@@ -811,7 +874,25 @@
         <w:pStyle w:val="BodyText"/>
       </w:pPr>
       <w:r>
-        <w:t xml:space="preserve">Một giải thích bổ sung từ Institutional Theory: ở các bối cảnh ICRV thấp với nhiều "institutional voids" (Khanna &amp; Palepu, 2010), các doanh nghiệp xuất khẩu phụ thuộc vào DAI nhiều hơn như một cơ chế bù đắp cho thiếu hụt hạ tầng thể chế. Bằng chứng: DAI×ICRV (p=.012) trong P7 cho thấy DAI</w:t>
+        <w:t xml:space="preserve">Một giải thích bổ sung từ Institutional Theory: ở các bối cảnh ICRV thấp với nhiều</w:t>
+      </w:r>
+      <w:r>
+        <w:t xml:space="preserve"> </w:t>
+      </w:r>
+      <w:r>
+        <w:t xml:space="preserve">“</w:t>
+      </w:r>
+      <w:r>
+        <w:t xml:space="preserve">institutional voids</w:t>
+      </w:r>
+      <w:r>
+        <w:t xml:space="preserve">”</w:t>
+      </w:r>
+      <w:r>
+        <w:t xml:space="preserve"> </w:t>
+      </w:r>
+      <w:r>
+        <w:t xml:space="preserve">(Khanna &amp; Palepu, 2010), các doanh nghiệp xuất khẩu phụ thuộc vào DAI nhiều hơn như một cơ chế bù đắp cho thiếu hụt hạ tầng thể chế. Bằng chứng: DAI×ICRV (p = 0,012) trong P7 cho thấy DAI</w:t>
       </w:r>
       <w:r>
         <w:t xml:space="preserve"> </w:t>
@@ -827,17 +908,35 @@
         <w:t xml:space="preserve"> </w:t>
       </w:r>
       <w:r>
-        <w:t xml:space="preserve">tại thể chế yếu — "digital shield effect" phát huy mạnh nhất khi nền tảng thể chế còn thiếu hụt, không phải khi thể chế đã hoàn thiện.</w:t>
-      </w:r>
-    </w:p>
-    <w:bookmarkEnd w:id="23"/>
-    <w:bookmarkStart w:id="24" w:name="Xa50feea436358d6c79850f8e0ee4f310f84827b"/>
+        <w:t xml:space="preserve">tại thể chế yếu,</w:t>
+      </w:r>
+      <w:r>
+        <w:t xml:space="preserve"> </w:t>
+      </w:r>
+      <w:r>
+        <w:t xml:space="preserve">“</w:t>
+      </w:r>
+      <w:r>
+        <w:t xml:space="preserve">digital shield effect</w:t>
+      </w:r>
+      <w:r>
+        <w:t xml:space="preserve">”</w:t>
+      </w:r>
+      <w:r>
+        <w:t xml:space="preserve"> </w:t>
+      </w:r>
+      <w:r>
+        <w:t xml:space="preserve">phát huy mạnh nhất khi nền tảng thể chế còn thiếu hụt, không phải khi thể chế đã hoàn thiện.</w:t>
+      </w:r>
+    </w:p>
+    <w:bookmarkEnd w:id="24"/>
+    <w:bookmarkStart w:id="25" w:name="X9c0cd9664cda47af8ea782aa1697b3fd1384e63"/>
     <w:p>
       <w:pPr>
         <w:pStyle w:val="Heading3"/>
       </w:pPr>
       <w:r>
-        <w:t xml:space="preserve">5.1.4 Đặc Điểm Nhà Quản Trị là Moderator Cá Nhân — Hỗ trợ có điều kiện H4</w:t>
+        <w:t xml:space="preserve">5.1.4 Đặc Điểm Nhà Quản Trị là Moderator Cá Nhân, Hỗ trợ có điều kiện H4</w:t>
       </w:r>
     </w:p>
     <w:p>
@@ -910,7 +1009,7 @@
         </m:r>
       </m:oMath>
       <w:r>
-        <w:t xml:space="preserve">) nhất quán cho thấy hiệu ứng tích cực lên hiệu quả I→P trong toàn mẫu — doanh nghiệp có top manager nữ đạt hiệu quả cao hơn từ quốc tế hóa, phù hợp với Upper Echelons Theory (Hambrick &amp; Mason, 1984) rằng đặc điểm cấp lãnh đạo định hình cách thức tổ chức nhận diện và khai thác cơ hội quốc tế.</w:t>
+        <w:t xml:space="preserve">) nhất quán cho thấy hiệu ứng tích cực lên hiệu quả I-P trong toàn mẫu, doanh nghiệp có top manager nữ đạt hiệu quả cao hơn từ quốc tế hóa, phù hợp với Upper Echelons Theory (Hambrick &amp; Mason, 1984) rằng đặc điểm cấp lãnh đạo định hình cách thức tổ chức nhận diện và khai thác cơ hội quốc tế.</w:t>
       </w:r>
     </w:p>
     <w:p>
@@ -931,10 +1030,7 @@
         <w:t xml:space="preserve">đa dạng nhận thức</w:t>
       </w:r>
       <w:r>
-        <w:t xml:space="preserve"> </w:t>
-      </w:r>
-      <w:r>
-        <w:t xml:space="preserve">— nhà quản trị nữ thường mang lại góc nhìn khác biệt trong ra quyết định quốc tế hóa, giúp nhận diện thị trường ngách và giảm thiểu rủi ro tập trung; thứ hai,</w:t>
+        <w:t xml:space="preserve">, nhà quản trị nữ thường mang lại góc nhìn khác biệt trong ra quyết định quốc tế hóa, giúp nhận diện thị trường ngách và giảm thiểu rủi ro tập trung; thứ hai,</w:t>
       </w:r>
       <w:r>
         <w:t xml:space="preserve"> </w:t>
@@ -947,10 +1043,7 @@
         <w:t xml:space="preserve">chuẩn mực quản trị</w:t>
       </w:r>
       <w:r>
-        <w:t xml:space="preserve"> </w:t>
-      </w:r>
-      <w:r>
-        <w:t xml:space="preserve">— sự hiện diện của lãnh đạo nữ tương quan với thực hành quản trị doanh nghiệp tốt hơn và minh bạch hơn, đặc biệt quan trọng trong môi trường thể chế yếu.</w:t>
+        <w:t xml:space="preserve">, sự hiện diện của lãnh đạo nữ tương quan với thực hành quản trị doanh nghiệp tốt hơn và minh bạch hơn, đặc biệt quan trọng trong môi trường thể chế yếu.</w:t>
       </w:r>
     </w:p>
     <w:p>
@@ -974,17 +1067,17 @@
         <w:t xml:space="preserve"> </w:t>
       </w:r>
       <w:r>
-        <w:t xml:space="preserve">kinh nghiệm quốc tế (breadth vs. depth) — một hạn chế đo lường trong WBES cần được khắc phục trong nghiên cứu tương lai.</w:t>
-      </w:r>
-    </w:p>
-    <w:bookmarkEnd w:id="24"/>
-    <w:bookmarkStart w:id="25" w:name="X965f3e2835fec9004e9a3f92ee374aa0d8e2a7a"/>
+        <w:t xml:space="preserve">kinh nghiệm quốc tế (breadth vs. depth), một hạn chế đo lường trong WBES cần được khắc phục trong nghiên cứu tương lai.</w:t>
+      </w:r>
+    </w:p>
+    <w:bookmarkEnd w:id="25"/>
+    <w:bookmarkStart w:id="26" w:name="Xfdc4f05762204c1e9501761a1ebcb843f9171c3"/>
     <w:p>
       <w:pPr>
         <w:pStyle w:val="Heading3"/>
       </w:pPr>
       <w:r>
-        <w:t xml:space="preserve">5.1.5 FIP là Điều Kiện Biên Cực Đoan — H1b cho SIDS</w:t>
+        <w:t xml:space="preserve">5.1.5 FIP là Điều Kiện Biên Cực Đoan, H1b cho SIDS</w:t>
       </w:r>
     </w:p>
     <w:p>
@@ -992,7 +1085,7 @@
         <w:pStyle w:val="FirstParagraph"/>
       </w:pPr>
       <w:r>
-        <w:t xml:space="preserve">Gánh nặng quốc tế hóa bắt buộc (Forced Internationalization Penalty — FIP) tại các nền kinh tế SIDS (</w:t>
+        <w:t xml:space="preserve">Gánh nặng quốc tế hóa bắt buộc (Forced Internationalization Penalty, FIP) tại các nền kinh tế SIDS (</w:t>
       </w:r>
       <m:oMath>
         <m:r>
@@ -1066,7 +1159,7 @@
         <w:t xml:space="preserve"> </w:t>
       </w:r>
       <w:r>
-        <w:t xml:space="preserve">(thể chế, năng lực, và quản trị) đều ở mức thấp: thể chế yếu, TCI thấp, DAI không phát huy tác dụng — thì quốc tế hóa không chỉ dừng ở mức không mang lại lợi ích mà còn gây tổn hại thực sự đến hiệu quả doanh nghiệp.</w:t>
+        <w:t xml:space="preserve">(thể chế, năng lực, và quản trị) đều ở mức thấp: thể chế yếu, TCI thấp, DAI không phát huy tác dụng, thì quốc tế hóa không chỉ dừng ở mức không mang lại lợi ích mà còn gây tổn hại thực sự đến hiệu quả doanh nghiệp.</w:t>
       </w:r>
     </w:p>
     <w:p>
@@ -1074,7 +1167,7 @@
         <w:pStyle w:val="BodyText"/>
       </w:pPr>
       <w:r>
-        <w:t xml:space="preserve">Quan hệ âm đơn điệu này khác về bản chất với quan hệ phi tuyến chữ U ngược: không có turning point trong phạm vi dữ liệu, nghĩa là không có mức FSTS nào mà doanh nghiệp SIDS có thể tận dụng để cải thiện hiệu quả thông qua xuất khẩu trong điều kiện hiện tại. Đây là ranh giới biên lý thuyết quan trọng cho models phi tuyến phổ quát trong literature I→P.</w:t>
+        <w:t xml:space="preserve">Quan hệ âm đơn điệu này khác về bản chất với quan hệ phi tuyến chữ U ngược: không có turning point trong phạm vi dữ liệu, nghĩa là không có mức FSTS nào mà doanh nghiệp SIDS có thể tận dụng để cải thiện hiệu quả thông qua xuất khẩu trong điều kiện hiện tại. Đây là ranh giới biên lý thuyết quan trọng cho models phi tuyến phổ quát trong các nghiên cứu I-P.</w:t>
       </w:r>
     </w:p>
     <w:p>
@@ -1084,9 +1177,9 @@
         </w:pict>
       </w:r>
     </w:p>
-    <w:bookmarkEnd w:id="25"/>
     <w:bookmarkEnd w:id="26"/>
-    <w:bookmarkStart w:id="30" w:name="X03371f9bf2ea7aa70b56c3fc263517b182b20aa"/>
+    <w:bookmarkEnd w:id="27"/>
+    <w:bookmarkStart w:id="31" w:name="so-sánh-với-nghiên-cứu-trước-đây"/>
     <w:p>
       <w:pPr>
         <w:pStyle w:val="Heading2"/>
@@ -1095,7 +1188,7 @@
         <w:t xml:space="preserve">5.2 So sánh với nghiên cứu trước đây</w:t>
       </w:r>
     </w:p>
-    <w:bookmarkStart w:id="27" w:name="X6d63d205c02653fac9abe4b7c3c003ccf604ac6"/>
+    <w:bookmarkStart w:id="28" w:name="nhất-quán-với-baseline-icbef-2024"/>
     <w:p>
       <w:pPr>
         <w:pStyle w:val="Heading3"/>
@@ -1134,7 +1227,7 @@
           <m:t>,</m:t>
         </m:r>
         <m:r>
-          <m:t>075</m:t>
+          <m:t>074</m:t>
         </m:r>
       </m:oMath>
       <w:r>
@@ -1173,7 +1266,7 @@
         <w:t xml:space="preserve"> </w:t>
       </w:r>
       <w:r>
-        <w:t xml:space="preserve">từ meta-analysis baseline đã công bố tại hội nghị ICBEF 2024 (Đỗ &amp; Phan, 2024). Sự hội tụ này là đáng kể vì P6 mở rộng pool lên</w:t>
+        <w:t xml:space="preserve">từ meta-analysis baseline đã công bố tại hội nghị ICBEF 2024 (Do &amp; Phan, 2024). Sự hội tụ này là đáng kể vì P6 mở rộng pool lên</w:t>
       </w:r>
       <w:r>
         <w:t xml:space="preserve"> </w:t>
@@ -1272,7 +1365,7 @@
           <m:t>,</m:t>
         </m:r>
         <m:r>
-          <m:t>5</m:t>
+          <m:t>4</m:t>
         </m:r>
         <m:r>
           <m:rPr>
@@ -1285,7 +1378,7 @@
         <w:t xml:space="preserve"> </w:t>
       </w:r>
       <w:r>
-        <w:t xml:space="preserve">thành 54,1% tầng 2 và 8,4% tầng 3 là thông tin mới mà phân tích meta đơn tầng không cung cấp. Điều này thay đổi hiểu biết về nguồn gốc của heterogeneity trong literature — vấn đề chủ yếu là</w:t>
+        <w:t xml:space="preserve">thành 54,1% tầng 2 và 8,4% tầng 3 là thông tin mới mà phân tích meta đơn tầng không cung cấp. Điều này thay đổi hiểu biết về nguồn gốc của heterogeneity trong các nghiên cứu, vấn đề chủ yếu là</w:t>
       </w:r>
       <w:r>
         <w:t xml:space="preserve"> </w:t>
@@ -1301,14 +1394,14 @@
         <w:t xml:space="preserve">, không phải sự bất đồng căn bản giữa các nghiên cứu.</w:t>
       </w:r>
     </w:p>
-    <w:bookmarkEnd w:id="27"/>
-    <w:bookmarkStart w:id="28" w:name="X3dc86f682c3e5e98bd0a470c7f8482e8e79f6fb"/>
+    <w:bookmarkEnd w:id="28"/>
+    <w:bookmarkStart w:id="29" w:name="X7b8db85450aaa41ba255e0d181ebc5c5ae65c48"/>
     <w:p>
       <w:pPr>
         <w:pStyle w:val="Heading3"/>
       </w:pPr>
       <w:r>
-        <w:t xml:space="preserve">5.2.2 Vượt qua Lu và Beamish (2004) và Contractor et al. (2003)</w:t>
+        <w:t xml:space="preserve">5.2.2 Vượt qua Lu và Beamish (2004) và Contractor et al. (2003)</w:t>
       </w:r>
     </w:p>
     <w:p>
@@ -1316,7 +1409,7 @@
         <w:pStyle w:val="FirstParagraph"/>
       </w:pPr>
       <w:r>
-        <w:t xml:space="preserve">Lu và Beamish (2004) và Contractor et al. (2003) là hai công trình nền tảng về quan hệ phi tuyến I→P. Lu và Beamish (2004) tìm turning point khoảng 60% FSTS trong mẫu doanh nghiệp Nhật Bản, trong khi Contractor et al. (2003) đề xuất S-curve ba giai đoạn. Luận án này vượt qua hai công trình đó theo ba hướng:</w:t>
+        <w:t xml:space="preserve">Lu và Beamish (2004) và Contractor et al. (2003) là hai công trình nền tảng về quan hệ phi tuyến I-P. Lu và Beamish (2004) tìm turning point khoảng 60% FSTS trong mẫu doanh nghiệp Nhật Bản, trong khi Contractor et al. (2003) đề xuất S-curve ba giai đoạn. Luận án này vượt qua hai công trình đó theo ba hướng:</w:t>
       </w:r>
     </w:p>
     <w:p>
@@ -1347,7 +1440,58 @@
         <w:t xml:space="preserve"> </w:t>
       </w:r>
       <w:r>
-        <w:t xml:space="preserve">mà phụ thuộc vào bối cảnh ICRV: từ TP ≈ 88,6% (Singapore — Advanced Innovation) đến TP ≈ 39,7% (Việt Nam pooled — Lower-mid Transition), với Trung Quốc ở mức trung gian (TP ≈ 48,78%). Không có một turning point phổ quát cho tất cả bối cảnh.</w:t>
+        <w:t xml:space="preserve">mà phụ thuộc vào bối cảnh ICRV: từ TP</w:t>
+      </w:r>
+      <w:r>
+        <w:t xml:space="preserve"> </w:t>
+      </w:r>
+      <m:oMath>
+        <m:r>
+          <m:rPr>
+            <m:sty m:val="p"/>
+          </m:rPr>
+          <m:t>≈</m:t>
+        </m:r>
+      </m:oMath>
+      <w:r>
+        <w:t xml:space="preserve"> </w:t>
+      </w:r>
+      <w:r>
+        <w:t xml:space="preserve">88,6% (Singapore, Advanced Innovation) đến TP</w:t>
+      </w:r>
+      <w:r>
+        <w:t xml:space="preserve"> </w:t>
+      </w:r>
+      <m:oMath>
+        <m:r>
+          <m:rPr>
+            <m:sty m:val="p"/>
+          </m:rPr>
+          <m:t>≈</m:t>
+        </m:r>
+      </m:oMath>
+      <w:r>
+        <w:t xml:space="preserve"> </w:t>
+      </w:r>
+      <w:r>
+        <w:t xml:space="preserve">39,7% (Việt Nam pooled, Lower-mid Transition), với Trung Quốc ở mức trung gian (TP</w:t>
+      </w:r>
+      <w:r>
+        <w:t xml:space="preserve"> </w:t>
+      </w:r>
+      <m:oMath>
+        <m:r>
+          <m:rPr>
+            <m:sty m:val="p"/>
+          </m:rPr>
+          <m:t>≈</m:t>
+        </m:r>
+      </m:oMath>
+      <w:r>
+        <w:t xml:space="preserve"> </w:t>
+      </w:r>
+      <w:r>
+        <w:t xml:space="preserve">48,78%). Không có một turning point phổ quát cho tất cả bối cảnh.</w:t>
       </w:r>
     </w:p>
     <w:p>
@@ -1362,7 +1506,7 @@
         <w:t xml:space="preserve">Thứ hai</w:t>
       </w:r>
       <w:r>
-        <w:t xml:space="preserve">, luận án xác định trường hợp biên FIP tại SIDS — không phải là S-curve hay inverted-U mà là quan hệ âm đơn điệu — điều mà cả ba-stage theory lẫn S-curve không dự báo được.</w:t>
+        <w:t xml:space="preserve">, luận án xác định trường hợp biên FIP tại SIDS, không phải là S-curve hay inverted-U mà là quan hệ âm đơn điệu, điều mà cả ba-stage theory lẫn S-curve không dự báo được.</w:t>
       </w:r>
     </w:p>
     <w:p>
@@ -1377,17 +1521,17 @@
         <w:t xml:space="preserve">Thứ ba</w:t>
       </w:r>
       <w:r>
-        <w:t xml:space="preserve">, luận án mở rộng khung phân tích từ dữ liệu doanh nghiệp Nhật Bản/đa quốc gia sang 47 nền kinh tế châu Á và Thái Bình Dương — bối cảnh underrepresented trong literature Lu và Beamish.</w:t>
-      </w:r>
-    </w:p>
-    <w:bookmarkEnd w:id="28"/>
-    <w:bookmarkStart w:id="29" w:name="X0883d912591c701a2f1b2fed71cedb09e738376"/>
+        <w:t xml:space="preserve">, luận án mở rộng khung phân tích từ dữ liệu doanh nghiệp Nhật Bản/đa quốc gia sang 47-49 nền kinh tế châu Á và Thái Bình Dương, bối cảnh underrepresented trong các nghiên cứu của Lu và Beamish.</w:t>
+      </w:r>
+    </w:p>
+    <w:bookmarkEnd w:id="29"/>
+    <w:bookmarkStart w:id="30" w:name="X7d417abcca377c053c807a61872538ebbcf35bb"/>
     <w:p>
       <w:pPr>
         <w:pStyle w:val="Heading3"/>
       </w:pPr>
       <w:r>
-        <w:t xml:space="preserve">5.2.3 Mở rộng Marano et al. (2016) — ICRV thay thế binary institutional quality</w:t>
+        <w:t xml:space="preserve">5.2.3 Mở rộng Marano et al. (2016), ICRV thay thế binary institutional quality</w:t>
       </w:r>
     </w:p>
     <w:p>
@@ -1395,7 +1539,7 @@
         <w:pStyle w:val="FirstParagraph"/>
       </w:pPr>
       <w:r>
-        <w:t xml:space="preserve">Marano et al. (2016) là meta-analysis quan trọng nhất trong literature gần đây, cung cấp bằng chứng về vai trò điều tiết của home country institutions trong I→P relationship. Tuy nhiên, Marano et al. sử dụng phân loại binary (developed vs. emerging) hoặc continuous institutional quality scores.</w:t>
+        <w:t xml:space="preserve">Marano et al. (2016) là meta-analysis quan trọng nhất trong các nghiên cứu gần đây, cung cấp bằng chứng về vai trò điều tiết của home country institutions trong I-P relationship. Tuy nhiên, Marano et al. sử dụng phân loại binary (developed vs. emerging) hoặc continuous institutional quality scores.</w:t>
       </w:r>
     </w:p>
     <w:p>
@@ -1403,7 +1547,7 @@
         <w:pStyle w:val="BodyText"/>
       </w:pPr>
       <w:r>
-        <w:t xml:space="preserve">Luận án này mở rộng Marano et al. (2016) theo hướng</w:t>
+        <w:t xml:space="preserve">Luận án này mở rộng Marano et al. (2016) theo hướng</w:t>
       </w:r>
       <w:r>
         <w:t xml:space="preserve"> </w:t>
@@ -1416,7 +1560,43 @@
         <w:t xml:space="preserve">phân loại đa chiều</w:t>
       </w:r>
       <w:r>
-        <w:t xml:space="preserve">: ICRV sáu sub-regime nắm bắt được sự đa dạng trong nội bộ nhóm "emerging" (phân biệt Upper-middle Trung Quốc với Lower-mid Việt Nam với Frontier Bangladesh và SIDS) và nhóm "advanced" (phân biệt Advanced Innovation Singapore với Advanced Resource GCC). Phân loại nhị phân bỏ sót sự biến thiên quan trọng này, dẫn đến mất thông tin về gradient.</w:t>
+        <w:t xml:space="preserve">: ICRV sáu sub-regime nắm bắt được sự đa dạng trong nội bộ nhóm</w:t>
+      </w:r>
+      <w:r>
+        <w:t xml:space="preserve"> </w:t>
+      </w:r>
+      <w:r>
+        <w:t xml:space="preserve">“</w:t>
+      </w:r>
+      <w:r>
+        <w:t xml:space="preserve">emerging</w:t>
+      </w:r>
+      <w:r>
+        <w:t xml:space="preserve">”</w:t>
+      </w:r>
+      <w:r>
+        <w:t xml:space="preserve"> </w:t>
+      </w:r>
+      <w:r>
+        <w:t xml:space="preserve">(phân biệt Upper-middle Trung Quốc với Lower-mid Việt Nam với Frontier Bangladesh và SIDS) và nhóm</w:t>
+      </w:r>
+      <w:r>
+        <w:t xml:space="preserve"> </w:t>
+      </w:r>
+      <w:r>
+        <w:t xml:space="preserve">“</w:t>
+      </w:r>
+      <w:r>
+        <w:t xml:space="preserve">advanced</w:t>
+      </w:r>
+      <w:r>
+        <w:t xml:space="preserve">”</w:t>
+      </w:r>
+      <w:r>
+        <w:t xml:space="preserve"> </w:t>
+      </w:r>
+      <w:r>
+        <w:t xml:space="preserve">(phân biệt Advanced Innovation Singapore với Advanced Resource GCC). Phân loại nhị phân bỏ sót sự biến thiên quan trọng này, dẫn đến mất thông tin về gradient.</w:t>
       </w:r>
     </w:p>
     <w:p>
@@ -1424,7 +1604,7 @@
         <w:pStyle w:val="BodyText"/>
       </w:pPr>
       <w:r>
-        <w:t xml:space="preserve">Ngoài ra, luận án sử dụng phương pháp MARA ba tầng để phân tách cấu trúc dị biệt — một cải tiến phương pháp so với random-effects meta-analysis đơn tầng của Marano et al. (2016).</w:t>
+        <w:t xml:space="preserve">Ngoài ra, luận án sử dụng phương pháp MARA ba tầng để phân tách cấu trúc dị biệt, một cải tiến phương pháp so với random-effects meta-analysis đơn tầng của Marano et al. (2016).</w:t>
       </w:r>
     </w:p>
     <w:p>
@@ -1434,9 +1614,9 @@
         </w:pict>
       </w:r>
     </w:p>
-    <w:bookmarkEnd w:id="29"/>
     <w:bookmarkEnd w:id="30"/>
-    <w:bookmarkStart w:id="34" w:name="X358b70cb0587073926db05a46d0ec729e84bb90"/>
+    <w:bookmarkEnd w:id="31"/>
+    <w:bookmarkStart w:id="35" w:name="đóng-góp-lý-thuyết"/>
     <w:p>
       <w:pPr>
         <w:pStyle w:val="Heading2"/>
@@ -1445,13 +1625,13 @@
         <w:t xml:space="preserve">5.3 Đóng góp lý thuyết</w:t>
       </w:r>
     </w:p>
-    <w:bookmarkStart w:id="31" w:name="Xc6feaeb12e2f91980ada0175fe76f51b8cabb3c"/>
+    <w:bookmarkStart w:id="32" w:name="cdcm-làm-rõ-dai-là-nguồn-lực-tình-huống"/>
     <w:p>
       <w:pPr>
         <w:pStyle w:val="Heading3"/>
       </w:pPr>
       <w:r>
-        <w:t xml:space="preserve">5.3.1 CDCM — Làm rõ DAI là nguồn lực tình huống</w:t>
+        <w:t xml:space="preserve">5.3.1 CDCM, Làm rõ DAI là nguồn lực tình huống</w:t>
       </w:r>
     </w:p>
     <w:p>
@@ -1475,7 +1655,7 @@
         <w:t xml:space="preserve"> </w:t>
       </w:r>
       <w:r>
-        <w:t xml:space="preserve">trong khung CDCM. Phát hiện rằng DAI có hiệu ứng nâng mặt bằng phổ quát (β=+0.155, p&lt;.001, mẫu gộp N=84,910 từ 49 nền kinh tế) nhưng vai trò điều tiết đường cong I→P là</w:t>
+        <w:t xml:space="preserve">trong khung CDCM. Phát hiện rằng DAI có hiệu ứng nâng mặt bằng phổ quát (β = +0,155, p &lt; 0,001, mẫu gộp N=84,910 từ 49 nền kinh tế) nhưng vai trò điều tiết đường cong I-P là</w:t>
       </w:r>
       <w:r>
         <w:t xml:space="preserve"> </w:t>
@@ -1491,7 +1671,7 @@
         <w:t xml:space="preserve"> </w:t>
       </w:r>
       <w:r>
-        <w:t xml:space="preserve">(DAI×ICRV: p=.012) gợi ý rằng DAI không phải là foundational capability (như TCI) mà là</w:t>
+        <w:t xml:space="preserve">(DAI×ICRV: p = 0,012) gợi ý rằng DAI không phải là foundational capability (như TCI) mà là</w:t>
       </w:r>
       <w:r>
         <w:t xml:space="preserve"> </w:t>
@@ -1504,10 +1684,7 @@
         <w:t xml:space="preserve">situational resource</w:t>
       </w:r>
       <w:r>
-        <w:t xml:space="preserve"> </w:t>
-      </w:r>
-      <w:r>
-        <w:t xml:space="preserve">— tài nguyên có vai trò thay đổi theo bối cảnh thể chế. Quan trọng: DAI×ICRV (p=.012) cho thấy hiệu ứng điều tiết của DAI</w:t>
+        <w:t xml:space="preserve">, tài nguyên có vai trò thay đổi theo bối cảnh thể chế. Quan trọng: DAI×ICRV (p = 0,012) cho thấy hiệu ứng điều tiết của DAI</w:t>
       </w:r>
       <w:r>
         <w:t xml:space="preserve"> </w:t>
@@ -1523,7 +1700,25 @@
         <w:t xml:space="preserve"> </w:t>
       </w:r>
       <w:r>
-        <w:t xml:space="preserve">tại các nền kinh tế thể chế yếu hơn (Frontier, SIDS) — "digital shield" bù đắp cho thiếu hụt thể chế.</w:t>
+        <w:t xml:space="preserve">tại các nền kinh tế thể chế yếu hơn (Frontier, SIDS),</w:t>
+      </w:r>
+      <w:r>
+        <w:t xml:space="preserve"> </w:t>
+      </w:r>
+      <w:r>
+        <w:t xml:space="preserve">“</w:t>
+      </w:r>
+      <w:r>
+        <w:t xml:space="preserve">digital shield</w:t>
+      </w:r>
+      <w:r>
+        <w:t xml:space="preserve">”</w:t>
+      </w:r>
+      <w:r>
+        <w:t xml:space="preserve"> </w:t>
+      </w:r>
+      <w:r>
+        <w:t xml:space="preserve">bù đắp cho thiếu hụt thể chế.</w:t>
       </w:r>
     </w:p>
     <w:p>
@@ -1531,7 +1726,7 @@
         <w:pStyle w:val="BodyText"/>
       </w:pPr>
       <w:r>
-        <w:t xml:space="preserve">Điều này có hàm ý lý thuyết quan trọng cho RBV và digital capability literature (Bhandari et al., 2023; Verhoef et al., 2021): không phải mọi nguồn lực số đều tạo ra lợi thế cạnh tranh theo cùng một cơ chế trong mọi bối cảnh. Giá trị của DAI là</w:t>
+        <w:t xml:space="preserve">Điều này có hàm ý lý thuyết quan trọng cho RBV và các nghiên cứu về năng lực số (Bhandari et al., 2023; Verhoef et al., 2021): không phải mọi nguồn lực số đều tạo ra lợi thế cạnh tranh theo cùng một cơ chế trong mọi bối cảnh. Giá trị của DAI là</w:t>
       </w:r>
       <w:r>
         <w:t xml:space="preserve"> </w:t>
@@ -1547,7 +1742,7 @@
         <w:t xml:space="preserve"> </w:t>
       </w:r>
       <w:r>
-        <w:t xml:space="preserve">(Teece, 1986) với bối cảnh thể chế — nhưng theo hướng</w:t>
+        <w:t xml:space="preserve">(Teece, 1986) với bối cảnh thể chế, nhưng theo hướng</w:t>
       </w:r>
       <w:r>
         <w:t xml:space="preserve"> </w:t>
@@ -1563,14 +1758,14 @@
         <w:t xml:space="preserve">: DAI hoạt động như lá chắn bù đắp (compensatory asset) trong bối cảnh thể chế yếu, nơi hạ tầng thể chế chưa đủ hỗ trợ cho doanh nghiệp xuất khẩu. Đây là bằng chứng thực nghiệm bổ sung cho lý thuyết về vai trò thay thế giữa thể chế và năng lực số.</w:t>
       </w:r>
     </w:p>
-    <w:bookmarkEnd w:id="31"/>
-    <w:bookmarkStart w:id="32" w:name="X792bf669d8aaad9c154022edb47ba6166013782"/>
+    <w:bookmarkEnd w:id="32"/>
+    <w:bookmarkStart w:id="33" w:name="X2d492fa0307aa4991837f2d5dc38e247101178c"/>
     <w:p>
       <w:pPr>
         <w:pStyle w:val="Heading3"/>
       </w:pPr>
       <w:r>
-        <w:t xml:space="preserve">5.3.2 FIP — Khái niệm mới về trường hợp biên cho SIDS</w:t>
+        <w:t xml:space="preserve">5.3.2 FIP, Khái niệm mới về trường hợp biên cho SIDS</w:t>
       </w:r>
     </w:p>
     <w:p>
@@ -1591,10 +1786,25 @@
         <w:t xml:space="preserve">Forced Internationalization Penalty (FIP)</w:t>
       </w:r>
       <w:r>
-        <w:t xml:space="preserve"> </w:t>
-      </w:r>
-      <w:r>
-        <w:t xml:space="preserve">— một construct lý thuyết mới chưa được định danh trong literature kinh doanh quốc tế — như một hiện tượng lý thuyết độc lập, khác biệt về bản chất với "phase 1 downward slope" trong S-curve theory. FIP không phải là giai đoạn đầu của quá trình học hỏi (learning costs) như mô hình Uppsala dự đoán, mà là một trạng thái cấu trúc bất lợi dài hạn: doanh nghiệp SIDS phải xuất khẩu để tồn tại (do thị trường nội địa quá nhỏ) nhưng không có năng lực và môi trường để đạt lợi thế từ xuất khẩu.</w:t>
+        <w:t xml:space="preserve">, một construct lý thuyết mới chưa được định danh trong tài liệu nghiên cứu kinh doanh quốc tế, như một hiện tượng lý thuyết độc lập, khác biệt về bản chất với</w:t>
+      </w:r>
+      <w:r>
+        <w:t xml:space="preserve"> </w:t>
+      </w:r>
+      <w:r>
+        <w:t xml:space="preserve">“</w:t>
+      </w:r>
+      <w:r>
+        <w:t xml:space="preserve">phase 1 downward slope</w:t>
+      </w:r>
+      <w:r>
+        <w:t xml:space="preserve">”</w:t>
+      </w:r>
+      <w:r>
+        <w:t xml:space="preserve"> </w:t>
+      </w:r>
+      <w:r>
+        <w:t xml:space="preserve">trong S-curve theory. FIP không phải là giai đoạn đầu của quá trình học hỏi (learning costs) như mô hình Uppsala dự đoán, mà là một trạng thái cấu trúc bất lợi dài hạn: doanh nghiệp SIDS phải xuất khẩu để tồn tại (do thị trường nội địa quá nhỏ) nhưng không có năng lực và môi trường để đạt lợi thế từ xuất khẩu.</w:t>
       </w:r>
     </w:p>
     <w:p>
@@ -1615,17 +1825,65 @@
         <w:t xml:space="preserve">điều kiện biên của lý thuyết quốc tế hóa</w:t>
       </w:r>
       <w:r>
-        <w:t xml:space="preserve">: trong điều kiện nào thì "more internationalization" luôn là "worse performance"? Luận án đề xuất rằng FIP xuất hiện khi ba điều kiện đồng thời: (i) thể chế ICRV ở mức thấp nhất, (ii) quy mô nền kinh tế quá nhỏ để tạo cơ sở nội địa, và (iii) thiếu hỗ trợ năng lực xuất khẩu từ chính sách. Kết hợp ba điều kiện này tạo ra "trap" — bẫy quốc tế hóa bắt buộc — mà không có turning point để thoát khỏi.</w:t>
-      </w:r>
-    </w:p>
-    <w:bookmarkEnd w:id="32"/>
-    <w:bookmarkStart w:id="33" w:name="Xc949420910752534bec0d1fee728c7a813a2f68"/>
+        <w:t xml:space="preserve">: trong điều kiện nào thì</w:t>
+      </w:r>
+      <w:r>
+        <w:t xml:space="preserve"> </w:t>
+      </w:r>
+      <w:r>
+        <w:t xml:space="preserve">“</w:t>
+      </w:r>
+      <w:r>
+        <w:t xml:space="preserve">more internationalization</w:t>
+      </w:r>
+      <w:r>
+        <w:t xml:space="preserve">”</w:t>
+      </w:r>
+      <w:r>
+        <w:t xml:space="preserve"> </w:t>
+      </w:r>
+      <w:r>
+        <w:t xml:space="preserve">luôn là</w:t>
+      </w:r>
+      <w:r>
+        <w:t xml:space="preserve"> </w:t>
+      </w:r>
+      <w:r>
+        <w:t xml:space="preserve">“</w:t>
+      </w:r>
+      <w:r>
+        <w:t xml:space="preserve">worse performance</w:t>
+      </w:r>
+      <w:r>
+        <w:t xml:space="preserve">”</w:t>
+      </w:r>
+      <w:r>
+        <w:t xml:space="preserve">? Luận án đề xuất rằng FIP xuất hiện khi ba điều kiện đồng thời: (i) thể chế ICRV ở mức thấp nhất, (ii) quy mô nền kinh tế quá nhỏ để tạo cơ sở nội địa, và (iii) thiếu hỗ trợ năng lực xuất khẩu từ chính sách. Kết hợp ba điều kiện này tạo ra</w:t>
+      </w:r>
+      <w:r>
+        <w:t xml:space="preserve"> </w:t>
+      </w:r>
+      <w:r>
+        <w:t xml:space="preserve">“</w:t>
+      </w:r>
+      <w:r>
+        <w:t xml:space="preserve">trap</w:t>
+      </w:r>
+      <w:r>
+        <w:t xml:space="preserve">”</w:t>
+      </w:r>
+      <w:r>
+        <w:t xml:space="preserve">, bẫy quốc tế hóa bắt buộc, mà không có turning point để thoát khỏi.</w:t>
+      </w:r>
+    </w:p>
+    <w:bookmarkEnd w:id="33"/>
+    <w:bookmarkStart w:id="34" w:name="Xc32e0c91761841c5d26867e9ff33e10da8db64c"/>
     <w:p>
       <w:pPr>
         <w:pStyle w:val="Heading3"/>
       </w:pPr>
       <w:r>
-        <w:t xml:space="preserve">5.3.3 ICRV 6-Regime — Phân loại thể chế đặc thù cho khu vực châu Á — Thái Bình Dương</w:t>
+        <w:t xml:space="preserve">5.3.3 ICRV 6-Regime, Phân loại thể chế đặc thù cho khu vực châu Á, Thái Bình Dương</w:t>
       </w:r>
     </w:p>
     <w:p>
@@ -1649,7 +1907,7 @@
         <w:t xml:space="preserve"> </w:t>
       </w:r>
       <w:r>
-        <w:t xml:space="preserve">như một công cụ phân loại thể chế đặc thù cho khu vực châu Á — Thái Bình Dương, thay thế cho các phân loại binary (developed/emerging) hoặc continuous (WGI scores) trong literature hiện tại.</w:t>
+        <w:t xml:space="preserve">như một công cụ phân loại thể chế đặc thù cho khu vực châu Á, Thái Bình Dương, thay thế cho các phân loại binary (developed/emerging) hoặc continuous (WGI scores) trong các nghiên cứu hiện tại.</w:t>
       </w:r>
     </w:p>
     <w:p>
@@ -1670,7 +1928,7 @@
         <w:t xml:space="preserve">dự đoán</w:t>
       </w:r>
       <w:r>
-        <w:t xml:space="preserve">: turning point I→P</w:t>
+        <w:t xml:space="preserve">: turning point I-P</w:t>
       </w:r>
       <w:r>
         <w:t xml:space="preserve"> </w:t>
@@ -1686,7 +1944,7 @@
         <w:t xml:space="preserve"> </w:t>
       </w:r>
       <w:r>
-        <w:t xml:space="preserve">đơn điệu theo chiều từ SIDS/Frontier (~55%) xuống Advanced Innovation (~28%) — thể chế càng mạnh, doanh nghiệp đạt đỉnh hiệu quả ở mức quốc tế hóa thấp hơn — xác nhận giá trị dự đoán của phân loại.</w:t>
+        <w:t xml:space="preserve">đơn điệu theo chiều từ SIDS/Frontier (~55%) xuống Advanced Innovation (~28%), thể chế càng mạnh, doanh nghiệp đạt đỉnh hiệu quả ở mức quốc tế hóa thấp hơn, xác nhận giá trị dự đoán của phân loại.</w:t>
       </w:r>
     </w:p>
     <w:p>
@@ -1696,9 +1954,9 @@
         </w:pict>
       </w:r>
     </w:p>
-    <w:bookmarkEnd w:id="33"/>
     <w:bookmarkEnd w:id="34"/>
-    <w:bookmarkStart w:id="38" w:name="X4f070f4201e8508645625eda6493d60cd486f27"/>
+    <w:bookmarkEnd w:id="35"/>
+    <w:bookmarkStart w:id="40" w:name="đề-xuất-chính-sách-và-quản-trị"/>
     <w:p>
       <w:pPr>
         <w:pStyle w:val="Heading2"/>
@@ -1707,13 +1965,13 @@
         <w:t xml:space="preserve">5.4 Đề xuất chính sách và quản trị</w:t>
       </w:r>
     </w:p>
-    <w:bookmarkStart w:id="35" w:name="X7cdaf271f3298cb573246cb59bc34e92c91d24d"/>
+    <w:bookmarkStart w:id="36" w:name="Xbc6d621fc32e0aca77269dff0917fe138aa2fc5"/>
     <w:p>
       <w:pPr>
         <w:pStyle w:val="Heading3"/>
       </w:pPr>
       <w:r>
-        <w:t xml:space="preserve">5.4.1 Đề xuất cho nhà hoạch định chính sách — Nâng cao TCI và cải thiện thể chế</w:t>
+        <w:t xml:space="preserve">5.4.1 Đề xuất cho nhà hoạch định chính sách, Nâng cao TCI và cải thiện thể chế</w:t>
       </w:r>
     </w:p>
     <w:p>
@@ -1737,7 +1995,7 @@
         <w:t xml:space="preserve"> </w:t>
       </w:r>
       <w:r>
-        <w:t xml:space="preserve">là can thiệp chính sách có thể nâng cao lợi ích từ quốc tế hóa, đặc biệt trong các bối cảnh ICRV trung bình như Việt Nam và Trung Quốc. Chính sách hỗ trợ doanh nghiệp tiếp cận công nghệ nước ngoài (thông qua chương trình kết nối với MNCs, giảm thuế nhập khẩu công nghệ), khuyến khích R&amp;D, và hỗ trợ chứng nhận chất lượng quốc tế sẽ nâng cao TCI của toàn bộ doanh nghiệp trong nền kinh tế — từ đó dịch chuyển đường I→P lên trên và có thể mở rộng turning point về phía phải.</w:t>
+        <w:t xml:space="preserve">là can thiệp chính sách có thể nâng cao lợi ích từ quốc tế hóa, đặc biệt trong các bối cảnh ICRV trung bình như Việt Nam và Trung Quốc. Chính sách hỗ trợ doanh nghiệp tiếp cận công nghệ nước ngoài (thông qua chương trình kết nối với MNCs, giảm thuế nhập khẩu công nghệ), khuyến khích R&amp;D, và hỗ trợ chứng nhận chất lượng quốc tế sẽ nâng cao TCI của toàn bộ doanh nghiệp trong nền kinh tế, từ đó dịch chuyển đường I-P lên trên và có thể mở rộng turning point về phía phải.</w:t>
       </w:r>
     </w:p>
     <w:p>
@@ -1761,7 +2019,7 @@
         <w:t xml:space="preserve"> </w:t>
       </w:r>
       <w:r>
-        <w:t xml:space="preserve">(pháp quyền, bảo vệ quyền sở hữu trí tuệ, giảm chi phí tuân thủ thương mại) là can thiệp dài hạn quan trọng nhất. Doanh nghiệp trong nền kinh tế thể chế tốt hơn có thể quốc tế hóa đến mức độ cao hơn trước khi chi phí vượt qua lợi ích — điều này có nghĩa là cải cách thể chế không chỉ có lợi về mặt kinh doanh nội địa mà còn mở rộng không gian lợi ích từ xuất khẩu.</w:t>
+        <w:t xml:space="preserve">(pháp quyền, bảo vệ quyền sở hữu trí tuệ, giảm chi phí tuân thủ thương mại) là can thiệp dài hạn quan trọng nhất. Doanh nghiệp trong nền kinh tế thể chế tốt hơn có thể quốc tế hóa đến mức độ cao hơn trước khi chi phí vượt qua lợi ích, điều này có nghĩa là cải cách thể chế không chỉ có lợi về mặt kinh doanh nội địa mà còn mở rộng không gian lợi ích từ xuất khẩu.</w:t>
       </w:r>
     </w:p>
     <w:p>
@@ -1769,17 +2027,17 @@
         <w:pStyle w:val="BodyText"/>
       </w:pPr>
       <w:r>
-        <w:t xml:space="preserve">Đối với Việt Nam cụ thể: turning point dịch chuyển từ 46,2% (2009) xuống 39,3% (2015) là tín hiệu đáng lo ngại. Nếu turning point tiếp tục dịch trái, điều đó hàm ý rằng lợi ích từ xuất khẩu đạt đỉnh sớm hơn và suy giảm nhanh hơn — có thể do cấu trúc xuất khẩu tập trung vào gia công với biên lợi nhuận mỏng. Chính sách nâng cao giá trị gia tăng trong xuất khẩu (moving up the value chain) kết hợp với tăng cường TCI có thể giúp đảo ngược xu hướng này.</w:t>
-      </w:r>
-    </w:p>
-    <w:bookmarkEnd w:id="35"/>
-    <w:bookmarkStart w:id="36" w:name="Xbb0ebb3f10e960b7d926ccd5aa748ccdb7740d7"/>
+        <w:t xml:space="preserve">Đối với Việt Nam cụ thể: turning point dịch chuyển từ 46,2% (2009) xuống 39,3% (2015) là tín hiệu đáng lo ngại. Nếu turning point tiếp tục dịch trái, điều đó hàm ý rằng lợi ích từ xuất khẩu đạt đỉnh sớm hơn và suy giảm nhanh hơn, có thể do cấu trúc xuất khẩu tập trung vào gia công với biên lợi nhuận mỏng. Chính sách nâng cao giá trị gia tăng trong xuất khẩu (moving up the value chain) kết hợp với tăng cường TCI có thể giúp đảo ngược xu hướng này.</w:t>
+      </w:r>
+    </w:p>
+    <w:bookmarkEnd w:id="36"/>
+    <w:bookmarkStart w:id="37" w:name="Xb72945ffcd7baeba99eebb1118ccccd8ec07fb7"/>
     <w:p>
       <w:pPr>
         <w:pStyle w:val="Heading3"/>
       </w:pPr>
       <w:r>
-        <w:t xml:space="preserve">5.4.2 Đề xuất cho nhà quản trị doanh nghiệp — Turning Point theo ICRV</w:t>
+        <w:t xml:space="preserve">5.4.2 Đề xuất cho nhà quản trị doanh nghiệp, Turning Point theo ICRV</w:t>
       </w:r>
     </w:p>
     <w:p>
@@ -1821,7 +2079,24 @@
         <w:t xml:space="preserve">Doanh nghiệp Singapore (Nhóm I)</w:t>
       </w:r>
       <w:r>
-        <w:t xml:space="preserve">: turning point TP ≈ 88,6% cho thấy không gian quốc tế hóa rất rộng. Chiến lược mở rộng quốc tế mạnh mẽ (high-commitment internationalization) phù hợp với bối cảnh này, đặc biệt khi kết hợp với DAI cao.</w:t>
+        <w:t xml:space="preserve">: turning point TP</w:t>
+      </w:r>
+      <w:r>
+        <w:t xml:space="preserve"> </w:t>
+      </w:r>
+      <m:oMath>
+        <m:r>
+          <m:rPr>
+            <m:sty m:val="p"/>
+          </m:rPr>
+          <m:t>≈</m:t>
+        </m:r>
+      </m:oMath>
+      <w:r>
+        <w:t xml:space="preserve"> </w:t>
+      </w:r>
+      <w:r>
+        <w:t xml:space="preserve">88,6% cho thấy không gian quốc tế hóa rất rộng. Chiến lược mở rộng quốc tế mạnh mẽ (high-commitment internationalization) phù hợp với bối cảnh này, đặc biệt khi kết hợp với DAI cao.</w:t>
       </w:r>
     </w:p>
     <w:p>
@@ -1839,7 +2114,24 @@
         <w:t xml:space="preserve">Doanh nghiệp Trung Quốc (Nhóm III)</w:t>
       </w:r>
       <w:r>
-        <w:t xml:space="preserve">: turning point TP ≈ 48,78% ổn định qua thập kỷ 2012–2024, gợi ý rằng chiến lược xuất khẩu tối ưu là duy trì tỷ lệ FSTS trong khoảng 40–50% — kết hợp giữa thị trường nội địa khổng lồ và hoạt động xuất khẩu có chọn lọc.</w:t>
+        <w:t xml:space="preserve">: turning point TP</w:t>
+      </w:r>
+      <w:r>
+        <w:t xml:space="preserve"> </w:t>
+      </w:r>
+      <m:oMath>
+        <m:r>
+          <m:rPr>
+            <m:sty m:val="p"/>
+          </m:rPr>
+          <m:t>≈</m:t>
+        </m:r>
+      </m:oMath>
+      <w:r>
+        <w:t xml:space="preserve"> </w:t>
+      </w:r>
+      <w:r>
+        <w:t xml:space="preserve">48,78% ổn định qua thập kỷ 2012-2024, gợi ý rằng chiến lược xuất khẩu tối ưu là duy trì tỷ lệ FSTS trong khoảng 40-50%, kết hợp giữa thị trường nội địa khổng lồ và hoạt động xuất khẩu có chọn lọc.</w:t>
       </w:r>
     </w:p>
     <w:p>
@@ -1857,7 +2149,7 @@
         <w:t xml:space="preserve">Doanh nghiệp Việt Nam (Nhóm IV)</w:t>
       </w:r>
       <w:r>
-        <w:t xml:space="preserve">: turning point thấp hơn (39,3–46,2%), hàm ý rằng nhà quản trị cần thận trọng hơn khi đẩy tỷ lệ xuất khẩu vượt quá 40% tổng doanh thu. Thay vào đó,</w:t>
+        <w:t xml:space="preserve">: turning point thấp hơn (39,3-46,2%), hàm ý rằng nhà quản trị cần thận trọng hơn khi đẩy tỷ lệ xuất khẩu vượt quá 40% tổng doanh thu. Thay vào đó,</w:t>
       </w:r>
       <w:r>
         <w:t xml:space="preserve"> </w:t>
@@ -1891,17 +2183,17 @@
         <w:t xml:space="preserve">Doanh nghiệp SIDS (Nhóm VI)</w:t>
       </w:r>
       <w:r>
-        <w:t xml:space="preserve">: kết quả FIP là cảnh báo nghiêm túc — đẩy mạnh xuất khẩu trong bối cảnh thiếu năng lực và hỗ trợ thể chế không cải thiện mà còn có thể làm xấu đi hiệu quả hoạt động. Doanh nghiệp SIDS nên ưu tiên xây dựng năng lực nội địa và nâng cao TCI trước khi mở rộng xuất khẩu đáng kể.</w:t>
-      </w:r>
-    </w:p>
-    <w:bookmarkEnd w:id="36"/>
-    <w:bookmarkStart w:id="37" w:name="X383f9bda7308bcecdf3fd26297745377ea89ee1"/>
+        <w:t xml:space="preserve">: kết quả FIP là cảnh báo nghiêm túc, đẩy mạnh xuất khẩu trong bối cảnh thiếu năng lực và hỗ trợ thể chế không cải thiện mà còn có thể làm xấu đi hiệu quả hoạt động. Doanh nghiệp SIDS nên ưu tiên xây dựng năng lực nội địa và nâng cao TCI trước khi mở rộng xuất khẩu đáng kể.</w:t>
+      </w:r>
+    </w:p>
+    <w:bookmarkEnd w:id="37"/>
+    <w:bookmarkStart w:id="38" w:name="X3f7c356bbecb0845bc3ba35928bc46323a69176"/>
     <w:p>
       <w:pPr>
         <w:pStyle w:val="Heading3"/>
       </w:pPr>
       <w:r>
-        <w:t xml:space="preserve">5.4.3 Đề xuất đặc biệt cho SIDS — Tránh Bẫy Quốc Tế Hóa Bắt Buộc</w:t>
+        <w:t xml:space="preserve">5.4.3 Đề xuất đặc biệt cho SIDS, Tránh Bẫy Quốc Tế Hóa Bắt Buộc</w:t>
       </w:r>
     </w:p>
     <w:p>
@@ -1930,7 +2222,108 @@
         <w:t xml:space="preserve">không phải xuất khẩu nhiều hơn, mà phải xuất khẩu tốt hơn</w:t>
       </w:r>
       <w:r>
-        <w:t xml:space="preserve">. Cụ thể, ưu tiên nên là: (i) xây dựng hạ tầng logistics và kết nối (giảm chi phí cố định của xuất khẩu); (ii) phát triển năng lực doanh nghiệp thông qua TCI (chứ không chỉ DAI bề mặt); (iii) thiết kế chương trình hỗ trợ xuất khẩu có chọn lọc tập trung vào doanh nghiệp đã có đủ năng lực để hưởng lợi, thay vì khuyến khích đại trà. Nói tóm lại, tránh "bẫy quốc tế hóa bắt buộc" bằng cách đảm bảo rằng các can thiệp chính sách xây dựng năng lực trước khi thúc đẩy mở rộng thị trường.</w:t>
+        <w:t xml:space="preserve">. Cụ thể, ưu tiên nên là: (i) xây dựng hạ tầng logistics và kết nối (giảm chi phí cố định của xuất khẩu); (ii) phát triển năng lực doanh nghiệp thông qua TCI (chứ không chỉ DAI bề mặt); (iii) thiết kế chương trình hỗ trợ xuất khẩu có chọn lọc tập trung vào doanh nghiệp đã có đủ năng lực để hưởng lợi, thay vì khuyến khích đại trà. Nói tóm lại, tránh</w:t>
+      </w:r>
+      <w:r>
+        <w:t xml:space="preserve"> </w:t>
+      </w:r>
+      <w:r>
+        <w:t xml:space="preserve">“</w:t>
+      </w:r>
+      <w:r>
+        <w:t xml:space="preserve">bẫy quốc tế hóa bắt buộc</w:t>
+      </w:r>
+      <w:r>
+        <w:t xml:space="preserve">”</w:t>
+      </w:r>
+      <w:r>
+        <w:t xml:space="preserve"> </w:t>
+      </w:r>
+      <w:r>
+        <w:t xml:space="preserve">bằng cách đảm bảo rằng các can thiệp chính sách xây dựng năng lực trước khi thúc đẩy mở rộng thị trường.</w:t>
+      </w:r>
+    </w:p>
+    <w:bookmarkEnd w:id="38"/>
+    <w:bookmarkStart w:id="39" w:name="Xe9c04ec45c7d98621ecb7c78564ab84a21b4658"/>
+    <w:p>
+      <w:pPr>
+        <w:pStyle w:val="Heading3"/>
+      </w:pPr>
+      <w:r>
+        <w:t xml:space="preserve">5.4.4 Ý nghĩa chính sách đặc thù cho Đồng bằng sông Cửu Long</w:t>
+      </w:r>
+    </w:p>
+    <w:p>
+      <w:pPr>
+        <w:pStyle w:val="FirstParagraph"/>
+      </w:pPr>
+      <w:r>
+        <w:t xml:space="preserve">Kết quả từ Nghiên cứu P3 (Việt Nam, ICRV Nhóm IV) có hàm ý cụ thể và trực tiếp cho bối cảnh Đồng bằng sông Cửu Long (ĐBSCL), khu vực chiếm gần 18% GDP cả nước và hơn 50% sản lượng gạo, 65% xuất khẩu thủy sản của Việt Nam. Các doanh nghiệp xuất khẩu tại ĐBSCL hoạt động trong cùng bối cảnh thể chế với mẫu P3 nhưng có đặc điểm cấu trúc còn thách thức hơn: quy mô SME chiếm ưu thế, TCI thấp hơn trung bình quốc gia, và tỷ lệ FSTS cấu trúc cao (gạo, thủy sản vốn là hàng hóa xuất khẩu chủ yếu, không có thị trường nội địa quy mô lớn để hấp thụ).</w:t>
+      </w:r>
+    </w:p>
+    <w:p>
+      <w:pPr>
+        <w:pStyle w:val="BodyText"/>
+      </w:pPr>
+      <w:r>
+        <w:rPr>
+          <w:bCs/>
+          <w:b/>
+        </w:rPr>
+        <w:t xml:space="preserve">Turning point thấp (~39-46% FSTS) là cảnh báo cụ thể cho doanh nghiệp xuất khẩu thủy sản và gạo ĐBSCL</w:t>
+      </w:r>
+      <w:r>
+        <w:t xml:space="preserve"> </w:t>
+      </w:r>
+      <w:r>
+        <w:t xml:space="preserve">vốn có FSTS cấu trúc thường vượt 50-70% tổng doanh thu. Kết quả P3 gợi ý rằng nhiều doanh nghiệp này có thể đang ở trên turning point, tức là đang gánh chi phí phối hợp quốc tế mà không tương ứng tăng hiệu quả. Giải pháp không phải là giảm xuất khẩu (vì không có thị trường nội địa để thay thế) mà là</w:t>
+      </w:r>
+      <w:r>
+        <w:t xml:space="preserve"> </w:t>
+      </w:r>
+      <w:r>
+        <w:rPr>
+          <w:bCs/>
+          <w:b/>
+        </w:rPr>
+        <w:t xml:space="preserve">nâng TCI đồng thời</w:t>
+      </w:r>
+      <w:r>
+        <w:t xml:space="preserve"> </w:t>
+      </w:r>
+      <w:r>
+        <w:t xml:space="preserve">để dịch chuyển turning point sang phải, mở rộng biên lợi ích của xuất khẩu.</w:t>
+      </w:r>
+    </w:p>
+    <w:p>
+      <w:pPr>
+        <w:pStyle w:val="BodyText"/>
+      </w:pPr>
+      <w:r>
+        <w:rPr>
+          <w:bCs/>
+          <w:b/>
+        </w:rPr>
+        <w:t xml:space="preserve">DAI (Tier-1 proxy, website adoption)</w:t>
+      </w:r>
+      <w:r>
+        <w:t xml:space="preserve"> </w:t>
+      </w:r>
+      <w:r>
+        <w:t xml:space="preserve">tại ĐBSCL vẫn còn thấp so với trung bình cả nước. Kết quả P3 cho thấy tác động DAI null ở Tier-1 đơn thuần, nhưng bằng chứng từ P4 Singapore (Tier-1+2) cho thấy rằng khi doanh nghiệp nâng cấp lên DAI Tier-2 (website + e-payment + e-supplier), hiệu ứng điều tiết trở nên rõ rệt. Đây là cơ sở để ưu tiên các chương trình chuyển đổi số</w:t>
+      </w:r>
+      <w:r>
+        <w:t xml:space="preserve"> </w:t>
+      </w:r>
+      <w:r>
+        <w:rPr>
+          <w:bCs/>
+          <w:b/>
+        </w:rPr>
+        <w:t xml:space="preserve">toàn diện</w:t>
+      </w:r>
+      <w:r>
+        <w:t xml:space="preserve">, không chỉ dừng ở website (Tier-1 proxy/foundational website adoption) mà tiến tới tích hợp thanh toán điện tử và kết nối nhà cung ứng số (Tier-2) như Chương trình Chuyển đổi số Quốc gia 2025-2030. Nghiên cứu trên dữ liệu WBES Việt Nam 2023 (sóng gần nhất) sẽ cung cấp bằng chứng cập nhật hơn cho các hàm ý này.</w:t>
       </w:r>
     </w:p>
     <w:p>
@@ -1940,9 +2333,9 @@
         </w:pict>
       </w:r>
     </w:p>
-    <w:bookmarkEnd w:id="37"/>
-    <w:bookmarkEnd w:id="38"/>
-    <w:bookmarkStart w:id="43" w:name="Xf80a1234b44a7d4089382a2631c25010c604edb"/>
+    <w:bookmarkEnd w:id="39"/>
+    <w:bookmarkEnd w:id="40"/>
+    <w:bookmarkStart w:id="45" w:name="hạn-chế-và-hướng-nghiên-cứu-tương-lai"/>
     <w:p>
       <w:pPr>
         <w:pStyle w:val="Heading2"/>
@@ -1951,7 +2344,7 @@
         <w:t xml:space="preserve">5.5 Hạn chế và hướng nghiên cứu tương lai</w:t>
       </w:r>
     </w:p>
-    <w:bookmarkStart w:id="39" w:name="Xfc21172891b143a859fa6a4cd4308b059abf57d"/>
+    <w:bookmarkStart w:id="41" w:name="hạn-chế-về-đo-lường-dai"/>
     <w:p>
       <w:pPr>
         <w:pStyle w:val="Heading3"/>
@@ -1965,7 +2358,7 @@
         <w:pStyle w:val="FirstParagraph"/>
       </w:pPr>
       <w:r>
-        <w:t xml:space="preserve">Hạn chế quan trọng nhất của luận án liên quan đến đo lường DAI. Dữ liệu WBES chỉ cung cấp số lượng item hạn chế để xây dựng chỉ số DAI — và các item này thay đổi qua các thế hệ schema WBES (PICS3, Standardized, BREADY/BEE). Tại Việt Nam (P3), chỉ Tier-1 DAI (website, email, online sales) được sử dụng do hạn chế của các làn sóng 2009 và 2015, trong khi Tier-2 (e-payment, e-supplier) chỉ có từ 2023. Điều này tạo ra khả năng đo lường không đầy đủ, đặc biệt là không nắm bắt được chiều sâu năng lực số ở bối cảnh ICRV thấp.</w:t>
+        <w:t xml:space="preserve">Hạn chế quan trọng nhất của luận án liên quan đến đo lường DAI. Dữ liệu WBES chỉ cung cấp số lượng item hạn chế để xây dựng chỉ số DAI, và các item này thay đổi qua các thế hệ schema WBES (PICS3, Standardized, BREADY/BEE). Tại Việt Nam (P3), chỉ Tier-1 DAI (website, email, online sales) được sử dụng do hạn chế của các làn sóng 2009 và 2015, trong khi Tier-2 (e-payment, e-supplier) chỉ có từ 2023. Điều này tạo ra khả năng đo lường không đầy đủ, đặc biệt là không nắm bắt được chiều sâu năng lực số ở bối cảnh ICRV thấp.</w:t>
       </w:r>
     </w:p>
     <w:p>
@@ -1989,11 +2382,29 @@
         <w:t xml:space="preserve"> </w:t>
       </w:r>
       <w:r>
-        <w:t xml:space="preserve">(tại một thời điểm khảo sát), không thể nắm bắt tính "dynamic" của việc cập nhật và tái cấu hình năng lực số theo thời gian. Điều này có nghĩa là các phát hiện về DAI trong luận án phản ánh mức độ chấp nhận số tại một thời điểm chứ không phải năng lực số năng động theo nghĩa của dynamic capabilities theory (Teece et al., 1997).</w:t>
-      </w:r>
-    </w:p>
-    <w:bookmarkEnd w:id="39"/>
-    <w:bookmarkStart w:id="40" w:name="X87e10c044c34a8346bd2a0229fbb014435526bd"/>
+        <w:t xml:space="preserve">(tại một thời điểm khảo sát), không thể nắm bắt tính</w:t>
+      </w:r>
+      <w:r>
+        <w:t xml:space="preserve"> </w:t>
+      </w:r>
+      <w:r>
+        <w:t xml:space="preserve">“</w:t>
+      </w:r>
+      <w:r>
+        <w:t xml:space="preserve">dynamic</w:t>
+      </w:r>
+      <w:r>
+        <w:t xml:space="preserve">”</w:t>
+      </w:r>
+      <w:r>
+        <w:t xml:space="preserve"> </w:t>
+      </w:r>
+      <w:r>
+        <w:t xml:space="preserve">của việc cập nhật và tái cấu hình năng lực số theo thời gian. Điều này có nghĩa là các phát hiện về DAI trong luận án phản ánh mức độ chấp nhận số tại một thời điểm chứ không phải năng lực số năng động theo nghĩa của dynamic capabilities theory (Teece et al., 1997).</w:t>
+      </w:r>
+    </w:p>
+    <w:bookmarkEnd w:id="41"/>
+    <w:bookmarkStart w:id="42" w:name="X0fb0169567c230dc5c1d35515099b26124d99e1"/>
     <w:p>
       <w:pPr>
         <w:pStyle w:val="Heading3"/>
@@ -2018,8 +2429,8 @@
         <w:t xml:space="preserve">Phân tích Heckman two-step (hoặc treatment effects models) trong các nghiên cứu tương lai có thể khắc phục phần nào hạn chế này bằng cách mô hình hóa quá trình lựa chọn tham gia xuất khẩu như giai đoạn thứ nhất trước khi ước lượng hiệu quả trong giai đoạn thứ hai.</w:t>
       </w:r>
     </w:p>
-    <w:bookmarkEnd w:id="40"/>
-    <w:bookmarkStart w:id="41" w:name="X959560e89fb19d54629474460c75a36ce5e6d02"/>
+    <w:bookmarkEnd w:id="42"/>
+    <w:bookmarkStart w:id="43" w:name="hạn-chế-về-nhân-quả"/>
     <w:p>
       <w:pPr>
         <w:pStyle w:val="Heading3"/>
@@ -2033,11 +2444,11 @@
         <w:pStyle w:val="FirstParagraph"/>
       </w:pPr>
       <w:r>
-        <w:t xml:space="preserve">Thiết kế cross-sectional (hoặc pooled panel nhưng với WBES không phải là panel thực sự cho cùng doanh nghiệp qua thời gian) giới hạn khả năng suy luận nhân quả. Quan hệ I→P có thể bị ảnh hưởng bởi reverse causality: doanh nghiệp hiệu quả hơn có thể có nhiều nguồn lực để quốc tế hóa hơn, tạo ra chiều nhân quả ngược lại. Country fixed effects và year fixed effects giúp kiểm soát một phần, nhưng không giải quyết hoàn toàn vấn đề endogeneity.</w:t>
-      </w:r>
-    </w:p>
-    <w:bookmarkEnd w:id="41"/>
-    <w:bookmarkStart w:id="42" w:name="Xbd928791aa65151cf467be0328d1674d176e909"/>
+        <w:t xml:space="preserve">Thiết kế cross-sectional (hoặc pooled panel nhưng với WBES không phải là panel thực sự cho cùng doanh nghiệp qua thời gian) giới hạn khả năng suy luận nhân quả. Quan hệ I-P có thể bị ảnh hưởng bởi reverse causality: doanh nghiệp hiệu quả hơn có thể có nhiều nguồn lực để quốc tế hóa hơn, tạo ra chiều nhân quả ngược lại. Country fixed effects và year fixed effects giúp kiểm soát một phần, nhưng không giải quyết hoàn toàn vấn đề endogeneity.</w:t>
+      </w:r>
+    </w:p>
+    <w:bookmarkEnd w:id="43"/>
+    <w:bookmarkStart w:id="44" w:name="hướng-nghiên-cứu-tương-lai"/>
     <w:p>
       <w:pPr>
         <w:pStyle w:val="Heading3"/>
@@ -2066,7 +2477,7 @@
         <w:t xml:space="preserve">Thứ nhất</w:t>
       </w:r>
       <w:r>
-        <w:t xml:space="preserve">, xây dựng đo lường DAI phong phú hơn (Tier-2 và Tier-3) trên dữ liệu WBES mới nhất (2023–2026) và các nguồn dữ liệu bổ sung (ITU Digital Development Index, OECD Digital Economy Outlook) để kiểm định lại vai trò DAI trong các bối cảnh ICRV thấp hơn.</w:t>
+        <w:t xml:space="preserve">, xây dựng đo lường DAI phong phú hơn (Tier-2 và Tier-3) trên dữ liệu WBES mới nhất (2023-2026) và các nguồn dữ liệu bổ sung (ITU Digital Development Index, OECD Digital Economy Outlook) để kiểm định lại vai trò DAI trong các bối cảnh ICRV thấp hơn.</w:t>
       </w:r>
     </w:p>
     <w:p>
@@ -2111,7 +2522,7 @@
         <w:t xml:space="preserve">Thứ tư</w:t>
       </w:r>
       <w:r>
-        <w:t xml:space="preserve">, kiểm định vai trò của top manager characteristics (H4 — kinh nghiệm, giới tính) trong từng bối cảnh ICRV riêng biệt, đặc biệt trong bối cảnh Frontier và SIDS nơi tầng năng lực và thể chế yếu hơn — liệu đặc điểm nhà quản trị có thể bù đắp một phần cho những thiếu hụt đó không?</w:t>
+        <w:t xml:space="preserve">, kiểm định vai trò của top manager characteristics (H4, kinh nghiệm, giới tính) trong từng bối cảnh ICRV riêng biệt, đặc biệt trong bối cảnh Frontier và SIDS nơi tầng năng lực và thể chế yếu hơn, liệu đặc điểm nhà quản trị có thể bù đắp một phần cho những thiếu hụt đó không?</w:t>
       </w:r>
     </w:p>
     <w:p>
@@ -2121,9 +2532,9 @@
         </w:pict>
       </w:r>
     </w:p>
-    <w:bookmarkEnd w:id="42"/>
-    <w:bookmarkEnd w:id="43"/>
-    <w:bookmarkStart w:id="48" w:name="X3298e6974611109580cc451c12e8b21e51ab986"/>
+    <w:bookmarkEnd w:id="44"/>
+    <w:bookmarkEnd w:id="45"/>
+    <w:bookmarkStart w:id="50" w:name="kết-luận"/>
     <w:p>
       <w:pPr>
         <w:pStyle w:val="Heading2"/>
@@ -2132,7 +2543,7 @@
         <w:t xml:space="preserve">5.6 Kết luận</w:t>
       </w:r>
     </w:p>
-    <w:bookmarkStart w:id="44" w:name="X908ec0d26c8b6e22d0478e29897c5c86bef9e95"/>
+    <w:bookmarkStart w:id="46" w:name="tổng-kết-tám-nghiên-cứu"/>
     <w:p>
       <w:pPr>
         <w:pStyle w:val="Heading3"/>
@@ -2167,7 +2578,7 @@
         <w:t xml:space="preserve"> </w:t>
       </w:r>
       <w:r>
-        <w:t xml:space="preserve">(đã công bố — ICBEF 2024, Đỗ &amp; Phan, 2024): thiết lập baseline meta-analytic với</w:t>
+        <w:t xml:space="preserve">(đã công bố, ICBEF 2024, Do &amp; Phan, 2024): thiết lập baseline meta-analytic với</w:t>
       </w:r>
       <w:r>
         <w:t xml:space="preserve"> </w:t>
@@ -2237,7 +2648,7 @@
         <w:t xml:space="preserve"> </w:t>
       </w:r>
       <w:r>
-        <w:t xml:space="preserve">(JABS under review, Đỗ &amp; Phan, 2026): phân tích Việt Nam (Lower-mid Transition), xác nhận inverted-U với TP = 39,3–46,2%, TCI là moderator dương có ý nghĩa.</w:t>
+        <w:t xml:space="preserve">(Do &amp; Phan, 2026e): phân tích Việt Nam (Lower-mid Transition), xác nhận inverted-U với TP = 39,3-46,2%, TCI là moderator dương có ý nghĩa.</w:t>
       </w:r>
     </w:p>
     <w:p>
@@ -2258,7 +2669,24 @@
         <w:t xml:space="preserve"> </w:t>
       </w:r>
       <w:r>
-        <w:t xml:space="preserve">(MIR under review, Đỗ &amp; Phan, 2026): phân tích Singapore (Advanced Innovation), xác nhận inverted-U với TP ≈ 88,6% (rộng CI), DAI khuếch đại tại mức FSTS cao.</w:t>
+        <w:t xml:space="preserve">(Mar et al., 2026): phân tích Singapore (Advanced Innovation), xác nhận inverted-U với TP</w:t>
+      </w:r>
+      <w:r>
+        <w:t xml:space="preserve"> </w:t>
+      </w:r>
+      <m:oMath>
+        <m:r>
+          <m:rPr>
+            <m:sty m:val="p"/>
+          </m:rPr>
+          <m:t>≈</m:t>
+        </m:r>
+      </m:oMath>
+      <w:r>
+        <w:t xml:space="preserve"> </w:t>
+      </w:r>
+      <w:r>
+        <w:t xml:space="preserve">88,6% (rộng CI), DAI khuếch đại tại mức FSTS cao.</w:t>
       </w:r>
     </w:p>
     <w:p>
@@ -2279,7 +2707,24 @@
         <w:t xml:space="preserve"> </w:t>
       </w:r>
       <w:r>
-        <w:t xml:space="preserve">(IJOEM under review, Đỗ &amp; Phan, 2026): phân tích Trung Quốc 2012–2024 (Upper-middle), xác nhận inverted-U ổn định theo thời gian (TP ≈ 48,78%, Paternoster</w:t>
+        <w:t xml:space="preserve">(Do &amp; Phan, 2026f): phân tích Trung Quốc 2012-2024 (Upper-middle), xác nhận inverted-U ổn định theo thời gian (TP</w:t>
+      </w:r>
+      <w:r>
+        <w:t xml:space="preserve"> </w:t>
+      </w:r>
+      <m:oMath>
+        <m:r>
+          <m:rPr>
+            <m:sty m:val="p"/>
+          </m:rPr>
+          <m:t>≈</m:t>
+        </m:r>
+      </m:oMath>
+      <w:r>
+        <w:t xml:space="preserve"> </w:t>
+      </w:r>
+      <w:r>
+        <w:t xml:space="preserve">48,78%, Paternoster</w:t>
       </w:r>
       <w:r>
         <w:t xml:space="preserve"> </w:t>
@@ -2355,7 +2800,7 @@
         <w:t xml:space="preserve"> </w:t>
       </w:r>
       <w:r>
-        <w:t xml:space="preserve">(IBR under review, Đỗ &amp; Phan, 2026): meta-analysis ba tầng mở rộng</w:t>
+        <w:t xml:space="preserve">(Do &amp; Phan, 2026c): meta-analysis ba tầng mở rộng</w:t>
       </w:r>
       <w:r>
         <w:t xml:space="preserve"> </w:t>
@@ -2400,7 +2845,7 @@
           <m:t>,</m:t>
         </m:r>
         <m:r>
-          <m:t>075</m:t>
+          <m:t>074</m:t>
         </m:r>
       </m:oMath>
       <w:r>
@@ -2438,7 +2883,7 @@
           <m:t>,</m:t>
         </m:r>
         <m:r>
-          <m:t>5</m:t>
+          <m:t>4</m:t>
         </m:r>
         <m:r>
           <m:rPr>
@@ -2476,7 +2921,7 @@
           <m:t>=</m:t>
         </m:r>
         <m:r>
-          <m:t>127</m:t>
+          <m:t>17</m:t>
         </m:r>
         <m:r>
           <m:rPr>
@@ -2487,7 +2932,7 @@
         <m:sSup>
           <m:e>
             <m:r>
-              <m:t>77</m:t>
+              <m:t>35</m:t>
             </m:r>
           </m:e>
           <m:sup>
@@ -2503,17 +2948,60 @@
               </m:rPr>
               <m:t>*</m:t>
             </m:r>
-            <m:r>
-              <m:rPr>
-                <m:sty m:val="p"/>
-              </m:rPr>
-              <m:t>*</m:t>
-            </m:r>
           </m:sup>
         </m:sSup>
       </m:oMath>
       <w:r>
-        <w:t xml:space="preserve">.</w:t>
+        <w:t xml:space="preserve"> </w:t>
+      </w:r>
+      <w:r>
+        <w:t xml:space="preserve">(</w:t>
+      </w:r>
+      <m:oMath>
+        <m:r>
+          <m:t>d</m:t>
+        </m:r>
+        <m:r>
+          <m:t>f</m:t>
+        </m:r>
+        <m:r>
+          <m:rPr>
+            <m:sty m:val="p"/>
+          </m:rPr>
+          <m:t>=</m:t>
+        </m:r>
+        <m:r>
+          <m:t>4</m:t>
+        </m:r>
+      </m:oMath>
+      <w:r>
+        <w:t xml:space="preserve">,</w:t>
+      </w:r>
+      <w:r>
+        <w:t xml:space="preserve"> </w:t>
+      </w:r>
+      <m:oMath>
+        <m:r>
+          <m:t>p</m:t>
+        </m:r>
+        <m:r>
+          <m:rPr>
+            <m:sty m:val="p"/>
+          </m:rPr>
+          <m:t>=</m:t>
+        </m:r>
+        <m:r>
+          <m:rPr>
+            <m:sty m:val="p"/>
+          </m:rPr>
+          <m:t>,</m:t>
+        </m:r>
+        <m:r>
+          <m:t>002</m:t>
+        </m:r>
+      </m:oMath>
+      <w:r>
+        <w:t xml:space="preserve">).</w:t>
       </w:r>
     </w:p>
     <w:p>
@@ -2534,7 +3022,7 @@
         <w:t xml:space="preserve"> </w:t>
       </w:r>
       <w:r>
-        <w:t xml:space="preserve">(JIBS under revision, Đỗ &amp; Phan, 2026): kiểm định toàn mẫu châu Á và Thái Bình Dương</w:t>
+        <w:t xml:space="preserve">(Do &amp; Phan, 2026d): kiểm định toàn mẫu châu Á và Thái Bình Dương</w:t>
       </w:r>
       <w:r>
         <w:t xml:space="preserve"> </w:t>
@@ -2580,7 +3068,7 @@
         <w:t xml:space="preserve"> </w:t>
       </w:r>
       <w:r>
-        <w:t xml:space="preserve">(M3–M5 với controls đầy đủ), TP = 36,4–40,0% (M2–M5; M11 đầy đủ: TP = 34,6%,</w:t>
+        <w:t xml:space="preserve">(M3-M5 với controls đầy đủ), TP = 36,4-40,0% (M2-M5; M11 đầy đủ: TP = 34,6%,</w:t>
       </w:r>
       <w:r>
         <w:t xml:space="preserve"> </w:t>
@@ -2666,7 +3154,7 @@
         <w:t xml:space="preserve"> </w:t>
       </w:r>
       <w:r>
-        <w:t xml:space="preserve">(World Development under revision, Đỗ &amp; Phan, 2026): phân tích SIDS Thái Bình Dương,</w:t>
+        <w:t xml:space="preserve">(Do &amp; Phan, 2026b): phân tích SIDS Thái Bình Dương,</w:t>
       </w:r>
       <w:r>
         <w:t xml:space="preserve"> </w:t>
@@ -2759,11 +3247,11 @@
         </m:sSup>
       </m:oMath>
       <w:r>
-        <w:t xml:space="preserve">, FIP xác nhận — quan hệ âm đơn điệu không có turning point.</w:t>
-      </w:r>
-    </w:p>
-    <w:bookmarkEnd w:id="44"/>
-    <w:bookmarkStart w:id="45" w:name="X9556672229511acc75e7a88561876b51568dedf"/>
+        <w:t xml:space="preserve">, FIP xác nhận, quan hệ âm đơn điệu không có turning point.</w:t>
+      </w:r>
+    </w:p>
+    <w:bookmarkEnd w:id="46"/>
+    <w:bookmarkStart w:id="47" w:name="phát-hiện-trung-tâm"/>
     <w:p>
       <w:pPr>
         <w:pStyle w:val="Heading3"/>
@@ -2789,7 +3277,21 @@
           <w:bCs/>
           <w:b/>
         </w:rPr>
-        <w:t xml:space="preserve">"Không có một mức độ quốc tế hóa tối ưu duy nhất — điểm uốn phụ thuộc vào thể chế, và trong điều kiện thể chế cực yếu, quốc tế hóa có thể gây ra bất lợi hiệu quả thay vì lợi ích."</w:t>
+        <w:t xml:space="preserve">“</w:t>
+      </w:r>
+      <w:r>
+        <w:rPr>
+          <w:bCs/>
+          <w:b/>
+        </w:rPr>
+        <w:t xml:space="preserve">Không có một mức độ quốc tế hóa tối ưu duy nhất, điểm uốn phụ thuộc vào thể chế, và trong điều kiện thể chế cực yếu, quốc tế hóa có thể gây ra bất lợi hiệu quả thay vì lợi ích.</w:t>
+      </w:r>
+      <w:r>
+        <w:rPr>
+          <w:bCs/>
+          <w:b/>
+        </w:rPr>
+        <w:t xml:space="preserve">”</w:t>
       </w:r>
     </w:p>
     <w:p>
@@ -2797,7 +3299,7 @@
         <w:pStyle w:val="FirstParagraph"/>
       </w:pPr>
       <w:r>
-        <w:t xml:space="preserve">Bằng chứng từ 238 nghiên cứu (P6 meta-analysis) và 84.910 doanh nghiệp tại 49 nền kinh tế châu Á và Thái Bình Dương (P7) đều chỉ đến kết luận này. Quan hệ I→P không phải là một đường cong phổ quát mà là một</w:t>
+        <w:t xml:space="preserve">Bằng chứng từ 238 nghiên cứu (P6 meta-analysis) và 84.910 doanh nghiệp tại 49 nền kinh tế châu Á và Thái Bình Dương (P7) đều chỉ đến kết luận này. Quan hệ I-P không phải là một đường cong phổ quát mà là một</w:t>
       </w:r>
       <w:r>
         <w:t xml:space="preserve"> </w:t>
@@ -2813,11 +3315,11 @@
         <w:t xml:space="preserve"> </w:t>
       </w:r>
       <w:r>
-        <w:t xml:space="preserve">(family of context-dependent curves), với turning point là hàm số giảm dần của chất lượng thể chế theo ICRV — thể chế càng mạnh, turning point càng sớm (FSTS thấp hơn).</w:t>
-      </w:r>
-    </w:p>
-    <w:bookmarkEnd w:id="45"/>
-    <w:bookmarkStart w:id="46" w:name="X0e99b1254b4b67b0d58ad32605b3382cafdc23f"/>
+        <w:t xml:space="preserve">(family of context-dependent curves), với turning point là hàm số giảm dần của chất lượng thể chế theo ICRV, thể chế càng mạnh, turning point càng sớm (FSTS thấp hơn).</w:t>
+      </w:r>
+    </w:p>
+    <w:bookmarkEnd w:id="47"/>
+    <w:bookmarkStart w:id="48" w:name="ý-nghĩa-đối-với-lý-thuyết-và-thực-tiễn"/>
     <w:p>
       <w:pPr>
         <w:pStyle w:val="Heading3"/>
@@ -2831,7 +3333,7 @@
         <w:pStyle w:val="FirstParagraph"/>
       </w:pPr>
       <w:r>
-        <w:t xml:space="preserve">Về lý thuyết, luận án đóng góp vào ba dòng nghiên cứu: (i) meta-analytic literature về I→P bằng cách phân tách cấu trúc dị biệt và xác định ICRV như moderator có ý nghĩa; (ii) literature về digital capability bằng cách làm rõ DAI là situational resource chứ không phải foundational capability; và (iii) literature về internationalization và SIDS bằng cách đặt tên và cung cấp bằng chứng đầu tiên cho FIP.</w:t>
+        <w:t xml:space="preserve">Về lý thuyết, luận án đóng góp vào ba dòng nghiên cứu: (i) các nghiên cứu meta-analysis về quan hệ I-P bằng cách phân tách cấu trúc dị biệt và xác định ICRV như moderator có ý nghĩa; (ii) các nghiên cứu về năng lực số bằng cách làm rõ DAI là situational resource chứ không phải foundational capability; và (iii) các nghiên cứu về quốc tế hóa và SIDS bằng cách đặt tên và cung cấp bằng chứng đầu tiên cho FIP.</w:t>
       </w:r>
     </w:p>
     <w:p>
@@ -2839,11 +3341,11 @@
         <w:pStyle w:val="BodyText"/>
       </w:pPr>
       <w:r>
-        <w:t xml:space="preserve">Về thực tiễn, luận án cung cấp cơ sở để nhà hoạch định chính sách và nhà quản trị doanh nghiệp tại từng bối cảnh ICRV cụ thể hiệu chỉnh chiến lược quốc tế hóa phù hợp — không áp dụng máy móc bài học từ Singapore hay Nhật Bản vào bối cảnh Việt Nam hay SIDS, mà nhận ra sự phụ thuộc bối cảnh như là nguyên lý căn bản trong hoạch định chiến lược quốc tế hóa.</w:t>
-      </w:r>
-    </w:p>
-    <w:bookmarkEnd w:id="46"/>
-    <w:bookmarkStart w:id="47" w:name="X419817a82cb35cfdb5a0df5261d5a194f2fd9ca"/>
+        <w:t xml:space="preserve">Về thực tiễn, luận án cung cấp cơ sở để nhà hoạch định chính sách và nhà quản trị doanh nghiệp tại từng bối cảnh ICRV cụ thể hiệu chỉnh chiến lược quốc tế hóa phù hợp, không áp dụng máy móc bài học từ Singapore hay Nhật Bản vào bối cảnh Việt Nam hay SIDS, mà nhận ra sự phụ thuộc bối cảnh như là nguyên lý căn bản trong hoạch định chiến lược quốc tế hóa.</w:t>
+      </w:r>
+    </w:p>
+    <w:bookmarkEnd w:id="48"/>
+    <w:bookmarkStart w:id="49" w:name="lời-kết"/>
     <w:p>
       <w:pPr>
         <w:pStyle w:val="Heading3"/>
@@ -2870,7 +3372,7 @@
         <w:t xml:space="preserve">có, thường là như vậy, nhưng không phải lúc nào, và không phải ở mọi nơi</w:t>
       </w:r>
       <w:r>
-        <w:t xml:space="preserve">. Giới hạn của lợi ích là có thực, phụ thuộc vào bối cảnh thể chế, và trong trường hợp SIDS, quốc tế hóa bắt buộc có thể gây ra thiệt hại. Hiểu biết này — rằng quan hệ I→P là quan hệ có điều kiện theo thể chế, không phải quan hệ phổ quát — là đóng góp cốt lõi mà luận án mang lại cho khoa học quản trị kinh doanh quốc tế.</w:t>
+        <w:t xml:space="preserve">. Giới hạn của lợi ích là có thực, phụ thuộc vào bối cảnh thể chế, và trong trường hợp SIDS, quốc tế hóa bắt buộc có thể gây ra thiệt hại. Hiểu biết này, rằng quan hệ I-P là quan hệ có điều kiện theo thể chế, không phải quan hệ phổ quát, là đóng góp cốt lõi mà luận án mang lại cho khoa học quản trị kinh doanh quốc tế.</w:t>
       </w:r>
     </w:p>
     <w:p>
@@ -2880,9 +3382,8 @@
         </w:pict>
       </w:r>
     </w:p>
-    <w:bookmarkEnd w:id="47"/>
-    <w:bookmarkEnd w:id="48"/>
     <w:bookmarkEnd w:id="49"/>
+    <w:bookmarkEnd w:id="50"/>
     <w:sectPr>
       <w:pgSz w:h="16838" w:w="11906"/>
       <w:pgMar w:bottom="1134" w:left="1701" w:right="1134" w:top="1134"/>

--- a/dist/luan_an_ctu/chuong_5_ket_luan_de_xuat_vi.docx
+++ b/dist/luan_an_ctu/chuong_5_ket_luan_de_xuat_vi.docx
@@ -1655,7 +1655,7 @@
         <w:t xml:space="preserve"> </w:t>
       </w:r>
       <w:r>
-        <w:t xml:space="preserve">trong khung CDCM. Phát hiện rằng DAI có hiệu ứng nâng mặt bằng phổ quát (β = +0,155, p &lt; 0,001, mẫu gộp N=84,910 từ 49 nền kinh tế) nhưng vai trò điều tiết đường cong I-P là</w:t>
+        <w:t xml:space="preserve">trong khung CDCM. Phát hiện rằng DAI có hiệu ứng nâng mặt bằng phổ quát (β = +0,155, p &lt; 0,001, mẫu gộp N=84.910 từ 49 nền kinh tế) nhưng vai trò điều tiết đường cong I-P là</w:t>
       </w:r>
       <w:r>
         <w:t xml:space="preserve"> </w:t>

--- a/dist/luan_an_ctu/chuong_5_ket_luan_de_xuat_vi.docx
+++ b/dist/luan_an_ctu/chuong_5_ket_luan_de_xuat_vi.docx
@@ -33,7 +33,7 @@
         <w:pStyle w:val="FirstParagraph"/>
       </w:pPr>
       <w:r>
-        <w:t xml:space="preserve">Chương 5 tổng hợp và diễn giải kết quả từ Chương 4 trong ánh sáng của khung lý thuyết CDCM và bốn lý thuyết nền (Uppsala, RBV, Institutional Theory, Upper Echelons Theory). Cấu trúc chương gồm sáu phần: (i) bàn luận kết quả theo khung lý thuyết; (ii) so sánh với nghiên cứu trước; (iii) đóng góp lý thuyết; (iv) đề xuất chính sách và quản trị; (v) hạn chế và hướng nghiên cứu tương lai; và (vi) kết luận tổng thể của luận án.</w:t>
+        <w:t xml:space="preserve">Chương 5 tổng hợp và diễn giải kết quả từ Chương 4 dưới ánh sáng của khung lý thuyết CDCM cùng bốn lý thuyết nền là Uppsala, RBV, lý thuyết thể chế và lý thuyết thượng tầng quản trị. Chương gồm sáu phần: bàn luận kết quả theo khung lý thuyết; so sánh với nghiên cứu trước; đóng góp lý thuyết; đề xuất chính sách và quản trị; hạn chế cùng hướng nghiên cứu tương lai; và kết luận tổng thể của luận án.</w:t>
       </w:r>
     </w:p>
     <w:p>
@@ -53,13 +53,13 @@
         <w:t xml:space="preserve">5.1 Bàn luận kết quả theo khung lý thuyết CDCM</w:t>
       </w:r>
     </w:p>
-    <w:bookmarkStart w:id="22" w:name="X87949b622680195c8f5649c31ec800d0d4afb82"/>
+    <w:bookmarkStart w:id="22" w:name="X15bf1096964ce027ae5f38ba61f44ecafa6a90e"/>
     <w:p>
       <w:pPr>
         <w:pStyle w:val="Heading3"/>
       </w:pPr>
       <w:r>
-        <w:t xml:space="preserve">5.1.1 ICRV Gradient, Xác nhận H5 và tầng thể chế của CDCM</w:t>
+        <w:t xml:space="preserve">5.1.1 Dải biến thiên ICRV, xác nhận H5 và tầng thể chế của CDCM</w:t>
       </w:r>
     </w:p>
     <w:p>
@@ -77,10 +77,10 @@
           <w:bCs/>
           <w:b/>
         </w:rPr>
-        <w:t xml:space="preserve">gradient ICRV (Biến thiên chế độ bối cảnh thể chế, Institutional Context Regime Variation)</w:t>
-      </w:r>
-      <w:r>
-        <w:t xml:space="preserve">: cùng một mức độ quốc tế hóa (FSTS) mang lại hiệu quả rất khác nhau tùy thuộc vào chế độ thể chế mà doanh nghiệp hoạt động. Bằng chứng từ hai nguồn độc lập, phân tích meta-analytic (P6,</w:t>
+        <w:t xml:space="preserve">dải biến thiên ICRV (Institutional Context Regime Variation, biến thiên chế độ bối cảnh thể chế)</w:t>
+      </w:r>
+      <w:r>
+        <w:t xml:space="preserve">: cùng một mức độ quốc tế hóa (FSTS) lại mang lại hiệu quả rất khác nhau, tùy vào chế độ thể chế mà doanh nghiệp hoạt động. Hai nguồn bằng chứng độc lập cùng chỉ về một kết luận, đó là phân tích tổng hợp (P6,</w:t>
       </w:r>
       <w:r>
         <w:t xml:space="preserve"> </w:t>
@@ -190,7 +190,7 @@
         <w:t xml:space="preserve"> </w:t>
       </w:r>
       <w:r>
-        <w:t xml:space="preserve">quan sát từ 49 nền kinh tế), đều chỉ đến cùng một kết luận: điểm uốn (turning point) của quan hệ I-P</w:t>
+        <w:t xml:space="preserve">quan sát từ 49 nền kinh tế): điểm uốn của quan hệ I-P</w:t>
       </w:r>
       <w:r>
         <w:t xml:space="preserve"> </w:t>
@@ -206,7 +206,7 @@
         <w:t xml:space="preserve"> </w:t>
       </w:r>
       <w:r>
-        <w:t xml:space="preserve">từ SIDS/Frontier (~55% FSTS) xuống Emerging, Upper-middle, Advanced Resource, và Advanced Innovation (~28% FSTS). Hay nói cách khác, nền kinh tế thể chế mạnh hơn đạt đỉnh hiệu quả xuất khẩu tại mức FSTS thấp hơn, doanh nghiệp không cần quốc tế hóa sâu để khai thác lợi thế cạnh tranh khi thể chế hỗ trợ đã vận hành tốt.</w:t>
+        <w:t xml:space="preserve">từ nhóm đảo nhỏ và cận biên (~55% FSTS) xuống nhóm mới nổi, thu nhập trung bình cao, tiên tiến dẫn dắt bằng tài nguyên, rồi tiên tiến dẫn dắt bằng đổi mới (~28% FSTS). Nói cách khác, nền kinh tế thể chế mạnh hơn đạt đỉnh hiệu quả xuất khẩu ở mức FSTS thấp hơn: khi thể chế hỗ trợ đã vận hành tốt, doanh nghiệp không cần quốc tế hóa sâu mới khai thác được lợi thế cạnh tranh.</w:t>
       </w:r>
     </w:p>
     <w:p>
@@ -214,7 +214,7 @@
         <w:pStyle w:val="BodyText"/>
       </w:pPr>
       <w:r>
-        <w:t xml:space="preserve">Kết quả này xác nhận H5 và tầng thể chế của khung lý thuyết CDCM theo một cách thuyết phục nhất: không phải chỉ một moderator đơn lẻ mà là</w:t>
+        <w:t xml:space="preserve">Kết quả này xác nhận H5 và tầng thể chế của khung CDCM một cách thuyết phục: điều kiện biên cho quan hệ I-P không do một yếu tố điều tiết đơn lẻ quy định, mà do</w:t>
       </w:r>
       <w:r>
         <w:t xml:space="preserve"> </w:t>
@@ -227,7 +227,36 @@
         <w:t xml:space="preserve">cả một chế độ thể chế</w:t>
       </w:r>
       <w:r>
-        <w:t xml:space="preserve">, được vận hành hóa thành sáu sub-regime ICRV, xác định điều kiện biên cho quan hệ I-P. Institutional Theory của North (1990) và Khanna và Palepu (2010) dự đoán rằng thể chế định hình chi phí giao dịch và cấu trúc khuyến khích; kết quả ICRV gradient là biểu hiện thực nghiệm của cơ chế này ở quy mô 49 nền kinh tế châu Á và Thái Bình Dương (P7).</w:t>
+        <w:t xml:space="preserve">, được vận hành hóa thành sáu nhóm con ICRV. Hiểu theo cơ chế, ICRV vận hành như một</w:t>
+      </w:r>
+      <w:r>
+        <w:t xml:space="preserve"> </w:t>
+      </w:r>
+      <w:r>
+        <w:rPr>
+          <w:bCs/>
+          <w:b/>
+        </w:rPr>
+        <w:t xml:space="preserve">bộ lọc chi phí giao dịch (transaction cost filter)</w:t>
+      </w:r>
+      <w:r>
+        <w:t xml:space="preserve"> </w:t>
+      </w:r>
+      <w:r>
+        <w:t xml:space="preserve">và sáu chế độ hợp thành một</w:t>
+      </w:r>
+      <w:r>
+        <w:t xml:space="preserve"> </w:t>
+      </w:r>
+      <w:r>
+        <w:rPr>
+          <w:bCs/>
+          <w:b/>
+        </w:rPr>
+        <w:t xml:space="preserve">bản đồ địa hình xuất khẩu chiến lược (strategic export topography)</w:t>
+      </w:r>
+      <w:r>
+        <w:t xml:space="preserve">: chính chất lượng thể chế quy định nơi điểm uốn của quan hệ I-P xuất hiện, còn năng lực số đóng vai trò lá chắn bù đắp khi bộ lọc tắc nghẽn. Lý thuyết thể chế của North (1990) cùng Khanna và Palepu (2010) dự đoán rằng thể chế định hình chi phí giao dịch và cấu trúc khuyến khích; dải biến thiên ICRV chính là biểu hiện thực nghiệm của cơ chế đó, ở quy mô 49 nền kinh tế châu Á và Thái Bình Dương (P7).</w:t>
       </w:r>
     </w:p>
     <w:p>
@@ -235,33 +264,7 @@
         <w:pStyle w:val="BodyText"/>
       </w:pPr>
       <w:r>
-        <w:t xml:space="preserve">Về mặt lý thuyết, gradient ICRV có thể được hiểu qua hai cơ chế bổ sung cho nhau. Cơ chế thứ nhất là</w:t>
-      </w:r>
-      <w:r>
-        <w:t xml:space="preserve"> </w:t>
-      </w:r>
-      <w:r>
-        <w:rPr>
-          <w:bCs/>
-          <w:b/>
-        </w:rPr>
-        <w:t xml:space="preserve">giảm chi phí giao dịch</w:t>
-      </w:r>
-      <w:r>
-        <w:t xml:space="preserve">: thể chế chất lượng cao (hệ thống pháp lý, bảo vệ quyền sở hữu trí tuệ, thực thi hợp đồng) làm giảm chi phí xuyên biên giới, cho phép doanh nghiệp duy trì đà tăng trưởng hiệu quả đến mức FSTS cao hơn. Cơ chế thứ hai là</w:t>
-      </w:r>
-      <w:r>
-        <w:t xml:space="preserve"> </w:t>
-      </w:r>
-      <w:r>
-        <w:rPr>
-          <w:bCs/>
-          <w:b/>
-        </w:rPr>
-        <w:t xml:space="preserve">khuếch đại năng lực</w:t>
-      </w:r>
-      <w:r>
-        <w:t xml:space="preserve">: môi trường thể chế tốt cũng có nghĩa là hệ sinh thái dịch vụ hỗ trợ (logistics, tài chính thương mại, tư vấn pháp lý quốc tế) phát triển, làm giảm gánh nặng điều phối nội bộ của doanh nghiệp khi mở rộng quốc tế.</w:t>
+        <w:t xml:space="preserve">Về mặt lý thuyết, có thể hiểu dải biến thiên ICRV qua hai cơ chế bổ sung cho nhau. Cơ chế đầu tiên là giảm chi phí giao dịch: thể chế chất lượng cao, với hệ thống pháp lý vững, bảo vệ quyền sở hữu trí tuệ và thực thi hợp đồng nghiêm, làm giảm chi phí xuyên biên giới, nhờ đó doanh nghiệp duy trì được đà tăng trưởng hiệu quả đến mức FSTS cao hơn. Cơ chế còn lại là khuếch đại năng lực: môi trường thể chế tốt cũng đi kèm một hệ sinh thái dịch vụ hỗ trợ phát triển, gồm hậu cần, tài chính thương mại, tư vấn pháp lý quốc tế, làm nhẹ bớt gánh nặng điều phối nội bộ khi doanh nghiệp mở rộng ra quốc tế.</w:t>
       </w:r>
     </w:p>
     <w:bookmarkEnd w:id="22"/>
@@ -271,7 +274,7 @@
         <w:pStyle w:val="Heading3"/>
       </w:pPr>
       <w:r>
-        <w:t xml:space="preserve">5.1.2 TCI là Năng Lực Nền Tảng, Xác nhận H2</w:t>
+        <w:t xml:space="preserve">5.1.2 TCI là năng lực nền tảng, xác nhận H2</w:t>
       </w:r>
     </w:p>
     <w:p>
@@ -279,7 +282,7 @@
         <w:pStyle w:val="FirstParagraph"/>
       </w:pPr>
       <w:r>
-        <w:t xml:space="preserve">Technological Capability Index (TCI) nhất quán cho thấy</w:t>
+        <w:t xml:space="preserve">Chỉ số năng lực công nghệ (TCI) nhất quán cho thấy</w:t>
       </w:r>
       <w:r>
         <w:t xml:space="preserve"> </w:t>
@@ -295,23 +298,23 @@
         <w:t xml:space="preserve"> </w:t>
       </w:r>
       <w:r>
-        <w:t xml:space="preserve">trong tất cả các mẫu (Việt Nam P3, Trung Quốc P5, toàn mẫu P7: ~41% tăng năng suất cho mỗi đơn vị độ lệch chuẩn TCI). Tuy nhiên, TCI chỉ</w:t>
-      </w:r>
-      <w:r>
-        <w:t xml:space="preserve"> </w:t>
-      </w:r>
-      <w:r>
-        <w:rPr>
-          <w:bCs/>
-          <w:b/>
-        </w:rPr>
-        <w:t xml:space="preserve">điều tiết hình dạng đường cong I-P</w:t>
-      </w:r>
-      <w:r>
-        <w:t xml:space="preserve"> </w:t>
-      </w:r>
-      <w:r>
-        <w:t xml:space="preserve">tại bối cảnh quốc gia cụ thể (P3 Việt Nam, môi trường chuyển đổi với phân mảnh thể chế tạo điều kiện cho TCI reshaping hiệu ứng), không phổ quát trên toàn mẫu 49 nền kinh tế (P7: tương tác FSTS×TCI và</w:t>
+        <w:t xml:space="preserve">ở mọi mẫu, từ Việt Nam (P3) và Trung Quốc (P5) đến toàn mẫu (P7), với mỗi đơn vị độ lệch chuẩn TCI gắn với mức tăng năng suất khoảng 41%. Tuy nhiên, TCI chỉ</w:t>
+      </w:r>
+      <w:r>
+        <w:t xml:space="preserve"> </w:t>
+      </w:r>
+      <w:r>
+        <w:rPr>
+          <w:bCs/>
+          <w:b/>
+        </w:rPr>
+        <w:t xml:space="preserve">uốn được hình dạng đường cong I-P</w:t>
+      </w:r>
+      <w:r>
+        <w:t xml:space="preserve"> </w:t>
+      </w:r>
+      <w:r>
+        <w:t xml:space="preserve">trong một bối cảnh quốc gia cụ thể là Việt Nam (P3), nơi môi trường chuyển đổi và sự phân mảnh thể chế tạo điều kiện cho TCI tái định hình hiệu ứng. Vai trò này không phổ quát trên toàn mẫu 49 nền kinh tế: ở P7, cả tương tác FSTS×TCI lẫn</w:t>
       </w:r>
       <w:r>
         <w:t xml:space="preserve"> </w:t>
@@ -335,7 +338,7 @@
         </m:sSup>
       </m:oMath>
       <w:r>
-        <w:t xml:space="preserve">×TCI đều NS). H2 được</w:t>
+        <w:t xml:space="preserve">×TCI đều không có ý nghĩa thống kê. Do đó H2 chỉ được</w:t>
       </w:r>
       <w:r>
         <w:t xml:space="preserve"> </w:t>
@@ -348,7 +351,7 @@
         <w:t xml:space="preserve">xác nhận một phần</w:t>
       </w:r>
       <w:r>
-        <w:t xml:space="preserve">: TCI là năng lực nền tảng phổ quát, nhưng vai trò uốn đường cong I-P phụ thuộc bối cảnh thể chế. Điều này xác nhận vai trò của TCI là</w:t>
+        <w:t xml:space="preserve">: TCI là năng lực nền tảng phổ quát, nhưng vai trò uốn đường cong I-P lại phụ thuộc bối cảnh thể chế. Kết quả này khẳng định TCI là</w:t>
       </w:r>
       <w:r>
         <w:t xml:space="preserve"> </w:t>
@@ -364,7 +367,7 @@
         <w:t xml:space="preserve"> </w:t>
       </w:r>
       <w:r>
-        <w:t xml:space="preserve">(foundational capability) trong khung CDCM: doanh nghiệp có năng lực công nghệ sâu hơn, được đo bằng việc tiếp cận công nghệ nước ngoài, chi tiêu R&amp;D, đổi mới sản phẩm và chứng nhận chất lượng, tạo ra giá trị cao hơn từ cùng một mức độ quốc tế hóa.</w:t>
+        <w:t xml:space="preserve">trong khung CDCM: doanh nghiệp có năng lực công nghệ sâu hơn, đo bằng khả năng tiếp cận công nghệ nước ngoài, chi tiêu nghiên cứu và phát triển, đổi mới sản phẩm và chứng nhận chất lượng, sẽ tạo ra giá trị cao hơn từ cùng một mức độ quốc tế hóa.</w:t>
       </w:r>
     </w:p>
     <w:p>
@@ -372,7 +375,7 @@
         <w:pStyle w:val="BodyText"/>
       </w:pPr>
       <w:r>
-        <w:t xml:space="preserve">Cơ chế lý thuyết đằng sau kết quả này bắt nguồn từ Resource-Based View (Barney, 1991): TCI là nguồn lực VRIN (có giá trị, hiếm, khó sao chép, khó thay thế), do đó tạo ra lợi thế cạnh tranh bền vững ngay cả khi doanh nghiệp mở rộng ra thị trường nước ngoài với mức độ bất định cao. Năng lực công nghệ cũng tạo ra absorptive capacity (Cohen &amp; Levinthal, 1990), khả năng hấp thu và tích hợp tri thức từ thị trường nước ngoài, giúp doanh nghiệp học hỏi hiệu quả hơn trong quá trình quốc tế hóa, nhất quán với learning loop của Uppsala model (Johanson &amp; Vahlne, 1977).</w:t>
+        <w:t xml:space="preserve">Cơ chế lý thuyết đằng sau kết quả này bắt nguồn từ lý thuyết dựa trên nguồn lực (Barney, 1991): TCI là nguồn lực VRIN, có giá trị, hiếm, khó sao chép và khó thay thế, nên tạo ra lợi thế cạnh tranh bền vững ngay cả khi doanh nghiệp mở rộng ra thị trường nước ngoài đầy bất định. Năng lực công nghệ cũng làm nên năng lực hấp thụ (Cohen &amp; Levinthal, 1990), tức khả năng tiếp nhận và tích hợp tri thức từ thị trường nước ngoài, giúp doanh nghiệp học hỏi hiệu quả hơn khi quốc tế hóa, đúng với vòng lặp học hỏi của mô hình Uppsala (Johanson &amp; Vahlne, 1977).</w:t>
       </w:r>
     </w:p>
     <w:bookmarkEnd w:id="23"/>
@@ -382,7 +385,7 @@
         <w:pStyle w:val="Heading3"/>
       </w:pPr>
       <w:r>
-        <w:t xml:space="preserve">5.1.3 DAI là Nguồn Lực Tình Huống, Hỗ trợ một phần H3</w:t>
+        <w:t xml:space="preserve">5.1.3 DAI là nguồn lực tình huống, hỗ trợ một phần H3</w:t>
       </w:r>
     </w:p>
     <w:p>
@@ -390,7 +393,7 @@
         <w:pStyle w:val="FirstParagraph"/>
       </w:pPr>
       <w:r>
-        <w:t xml:space="preserve">Kết quả về Digital Adoption Index (DAI) phức tạp hơn và có nhiều sắc thái hơn so với TCI. Trên toàn mẫu P7 (49 nền kinh tế), DAI có hiệu ứng nâng mặt bằng năng suất dương và có ý nghĩa (</w:t>
+        <w:t xml:space="preserve">Kết quả về chỉ số chấp nhận số (DAI) phức tạp và nhiều sắc thái hơn TCI. Trên toàn mẫu P7 gồm 49 nền kinh tế, DAI có hiệu ứng nâng mặt bằng năng suất dương và có ý nghĩa (</w:t>
       </w:r>
       <m:oMath>
         <m:acc>
@@ -455,7 +458,7 @@
         </m:r>
       </m:oMath>
       <w:r>
-        <w:t xml:space="preserve">), khoảng 17% lợi thế năng suất cho doanh nghiệp có website. Quan trọng hơn, cả hai tương tác điều tiết đường cong đều có ý nghĩa (</w:t>
+        <w:t xml:space="preserve">), tương ứng khoảng 17% lợi thế năng suất cho doanh nghiệp có trang web. Đáng chú ý hơn, cả hai tương tác uốn đường cong đều có ý nghĩa (</w:t>
       </w:r>
       <m:oMath>
         <m:acc>
@@ -657,7 +660,7 @@
         </m:r>
       </m:oMath>
       <w:r>
-        <w:t xml:space="preserve">), cho thấy doanh nghiệp DAI cao có đường cong I-P phẳng hơn và ít suy giảm hơn ở mức FSTS cao. Kết quả tương tác DAI×ICRV (</w:t>
+        <w:t xml:space="preserve">), cho thấy doanh nghiệp DAI cao có đường cong I-P phẳng hơn và ít suy giảm hơn ở mức FSTS cao. Tương tác DAI×ICRV (</w:t>
       </w:r>
       <m:oMath>
         <m:r>
@@ -680,7 +683,7 @@
         </m:r>
       </m:oMath>
       <w:r>
-        <w:t xml:space="preserve">) xác nhận DAI phát huy hiệu quả mạnh hơn tại các bối cảnh thể chế yếu hơn, nhất quán với lập luận CDCM rằng DAI bù đắp cho sự vắng mặt của hạ tầng thể chế (Nhóm IV-V), thay vì chỉ khuếch đại lợi thế đã có tại Nhóm I. Tại Singapore (P4, DAI Tier-1+2), DAI phát huy rõ nhất dưới dạng amplification effect (</w:t>
+        <w:t xml:space="preserve">) khẳng định DAI phát huy mạnh hơn ở các bối cảnh thể chế yếu, nhất quán với lập luận CDCM rằng DAI bù đắp cho sự vắng mặt của hạ tầng thể chế ở Nhóm IV-V, chứ không chỉ khuếch đại lợi thế vốn đã có ở Nhóm I. Tại Singapore (P4, DAI Tier-1+2), DAI bộc lộ rõ nhất dưới dạng hiệu ứng khuếch đại (</w:t>
       </w:r>
       <m:oMath>
         <m:acc>
@@ -784,7 +787,7 @@
         </m:r>
       </m:oMath>
       <w:r>
-        <w:t xml:space="preserve">). Tại Việt Nam (P3, Tier-1 only, IV-estimated), DAI null phản ánh hạn chế đo lường và selection bias hơn là bác bỏ H3.</w:t>
+        <w:t xml:space="preserve">). Còn tại Việt Nam (P3, chỉ Tier-1, ước lượng bằng biến công cụ), kết quả DAI không có ý nghĩa phản ánh hạn chế đo lường và sai lệch chọn mẫu, chứ không phải sự bác bỏ H3.</w:t>
       </w:r>
     </w:p>
     <w:p>
@@ -792,7 +795,7 @@
         <w:pStyle w:val="BodyText"/>
       </w:pPr>
       <w:r>
-        <w:t xml:space="preserve">Kết quả tổng hợp hỗ trợ lập luận trong khung CDCM rằng DAI là</w:t>
+        <w:t xml:space="preserve">Tổng hợp lại, kết quả ủng hộ lập luận trong khung CDCM rằng DAI là</w:t>
       </w:r>
       <w:r>
         <w:t xml:space="preserve"> </w:t>
@@ -808,7 +811,7 @@
         <w:t xml:space="preserve"> </w:t>
       </w:r>
       <w:r>
-        <w:t xml:space="preserve">(situational resource) chứ không phải năng lực nền tảng: cơ chế cụ thể của nó (compression vs amplification) phụ thuộc vào điều kiện môi trường (thể chế, cơ sở hạ tầng số), nhưng bản thân hiệu ứng DAI là</w:t>
+        <w:t xml:space="preserve">chứ không phải năng lực nền tảng. Cơ chế cụ thể của DAI, nén hay khuếch đại đường cong, tùy thuộc điều kiện môi trường về thể chế và hạ tầng số; nhưng bản thân hiệu ứng DAI lại</w:t>
       </w:r>
       <w:r>
         <w:t xml:space="preserve"> </w:t>
@@ -824,7 +827,7 @@
         <w:t xml:space="preserve"> </w:t>
       </w:r>
       <w:r>
-        <w:t xml:space="preserve">trên toàn mẫu đa bối cảnh. Đây là điểm phân biệt quan trọng giữa TCI và DAI trong đóng góp lý thuyết của luận án.</w:t>
+        <w:t xml:space="preserve">trên toàn mẫu đa bối cảnh. Đây chính là điểm phân biệt quan trọng giữa TCI và DAI trong đóng góp lý thuyết của luận án.</w:t>
       </w:r>
     </w:p>
     <w:p>
@@ -832,7 +835,7 @@
         <w:pStyle w:val="BodyText"/>
       </w:pPr>
       <w:r>
-        <w:t xml:space="preserve">Cần lưu ý rằng kết quả null về DAI tại Việt Nam (P3) và các bối cảnh thấp hơn không nhất thiết bác bỏ H3, mà còn phản ánh hạn chế đo lường: Tier-1 DAI (website, email, online sales) chưa nắm bắt được chiều sâu của năng lực số. Khi DAI được đo bằng Tier-1+2 (bổ sung e-payment, e-supplier) như tại Singapore, hiệu ứng điều tiết xuất hiện rõ ràng hơn. Quan trọng hơn, tất cả đo lường DAI trong luận án đều là</w:t>
+        <w:t xml:space="preserve">Cũng cần lưu ý rằng kết quả không có ý nghĩa về DAI tại Việt Nam (P3) và các bối cảnh thấp hơn không hẳn bác bỏ H3, mà phần nào phản ánh hạn chế đo lường: DAI Tier-1, gồm trang web, thư điện tử, bán hàng trực tuyến, chưa nắm bắt được chiều sâu của năng lực số. Khi DAI được đo bằng Tier-1+2, bổ sung thanh toán điện tử và kết nối nhà cung ứng số như ở Singapore, hiệu ứng điều tiết hiện ra rõ hơn. Quan trọng hơn, mọi thước đo DAI trong luận án đều là</w:t>
       </w:r>
       <w:r>
         <w:t xml:space="preserve"> </w:t>
@@ -848,25 +851,7 @@
         <w:t xml:space="preserve"> </w:t>
       </w:r>
       <w:r>
-        <w:t xml:space="preserve">(static digital adoption index) dựa trên dữ liệu WBES tại một thời điểm, không phải</w:t>
-      </w:r>
-      <w:r>
-        <w:t xml:space="preserve"> </w:t>
-      </w:r>
-      <w:r>
-        <w:t xml:space="preserve">“</w:t>
-      </w:r>
-      <w:r>
-        <w:t xml:space="preserve">dynamic digital capability</w:t>
-      </w:r>
-      <w:r>
-        <w:t xml:space="preserve">”</w:t>
-      </w:r>
-      <w:r>
-        <w:t xml:space="preserve"> </w:t>
-      </w:r>
-      <w:r>
-        <w:t xml:space="preserve">theo nghĩa của dynamic capabilities theory (Teece et al., 1997) vì dữ liệu WBES không có đủ thang đo để đo lường tính động của năng lực số.</w:t>
+        <w:t xml:space="preserve">dựa trên dữ liệu WBES tại một thời điểm, không phải năng lực số động theo nghĩa của lý thuyết năng lực động (Teece et al., 1997), bởi WBES không có đủ thang đo để đo tính động của năng lực số.</w:t>
       </w:r>
     </w:p>
     <w:p>
@@ -874,25 +859,7 @@
         <w:pStyle w:val="BodyText"/>
       </w:pPr>
       <w:r>
-        <w:t xml:space="preserve">Một giải thích bổ sung từ Institutional Theory: ở các bối cảnh ICRV thấp với nhiều</w:t>
-      </w:r>
-      <w:r>
-        <w:t xml:space="preserve"> </w:t>
-      </w:r>
-      <w:r>
-        <w:t xml:space="preserve">“</w:t>
-      </w:r>
-      <w:r>
-        <w:t xml:space="preserve">institutional voids</w:t>
-      </w:r>
-      <w:r>
-        <w:t xml:space="preserve">”</w:t>
-      </w:r>
-      <w:r>
-        <w:t xml:space="preserve"> </w:t>
-      </w:r>
-      <w:r>
-        <w:t xml:space="preserve">(Khanna &amp; Palepu, 2010), các doanh nghiệp xuất khẩu phụ thuộc vào DAI nhiều hơn như một cơ chế bù đắp cho thiếu hụt hạ tầng thể chế. Bằng chứng: DAI×ICRV (p = 0,012) trong P7 cho thấy DAI</w:t>
+        <w:t xml:space="preserve">Lý thuyết thể chế gợi thêm một cách giải thích. Ở các bối cảnh ICRV thấp với nhiều khoảng trống thể chế (Khanna &amp; Palepu, 2010), doanh nghiệp xuất khẩu dựa vào DAI nhiều hơn như một cơ chế bù đắp cho hạ tầng thể chế còn thiếu. Bằng chứng nằm ở tương tác DAI×ICRV (p = 0,012) trong P7: DAI</w:t>
       </w:r>
       <w:r>
         <w:t xml:space="preserve"> </w:t>
@@ -908,35 +875,17 @@
         <w:t xml:space="preserve"> </w:t>
       </w:r>
       <w:r>
-        <w:t xml:space="preserve">tại thể chế yếu,</w:t>
-      </w:r>
-      <w:r>
-        <w:t xml:space="preserve"> </w:t>
-      </w:r>
-      <w:r>
-        <w:t xml:space="preserve">“</w:t>
-      </w:r>
-      <w:r>
-        <w:t xml:space="preserve">digital shield effect</w:t>
-      </w:r>
-      <w:r>
-        <w:t xml:space="preserve">”</w:t>
-      </w:r>
-      <w:r>
-        <w:t xml:space="preserve"> </w:t>
-      </w:r>
-      <w:r>
-        <w:t xml:space="preserve">phát huy mạnh nhất khi nền tảng thể chế còn thiếu hụt, không phải khi thể chế đã hoàn thiện.</w:t>
+        <w:t xml:space="preserve">nơi thể chế yếu, tức hiệu ứng lá chắn số phát huy mạnh nhất khi nền tảng thể chế còn thiếu hụt, chứ không phải khi thể chế đã hoàn thiện.</w:t>
       </w:r>
     </w:p>
     <w:bookmarkEnd w:id="24"/>
-    <w:bookmarkStart w:id="25" w:name="X9c0cd9664cda47af8ea782aa1697b3fd1384e63"/>
+    <w:bookmarkStart w:id="25" w:name="Xbce3792f42f8794cec523698a3d6f54cb810e39"/>
     <w:p>
       <w:pPr>
         <w:pStyle w:val="Heading3"/>
       </w:pPr>
       <w:r>
-        <w:t xml:space="preserve">5.1.4 Đặc Điểm Nhà Quản Trị là Moderator Cá Nhân, Hỗ trợ có điều kiện H4</w:t>
+        <w:t xml:space="preserve">5.1.4 Đặc điểm nhà quản trị là yếu tố điều tiết cá nhân, hỗ trợ có điều kiện H4</w:t>
       </w:r>
     </w:p>
     <w:p>
@@ -944,7 +893,7 @@
         <w:pStyle w:val="FirstParagraph"/>
       </w:pPr>
       <w:r>
-        <w:t xml:space="preserve">Kết quả về H4 từ P7 cho thấy đặc điểm nhà quản trị cấp cao có tác động điều tiết không đồng nhất. Giới tính nữ của nhà quản trị (</w:t>
+        <w:t xml:space="preserve">Kết quả về H4 từ P7 cho thấy đặc điểm nhà quản trị cấp cao tác động điều tiết không đồng nhất. Giới tính nữ của nhà quản trị (</w:t>
       </w:r>
       <m:oMath>
         <m:acc>
@@ -1009,7 +958,7 @@
         </m:r>
       </m:oMath>
       <w:r>
-        <w:t xml:space="preserve">) nhất quán cho thấy hiệu ứng tích cực lên hiệu quả I-P trong toàn mẫu, doanh nghiệp có top manager nữ đạt hiệu quả cao hơn từ quốc tế hóa, phù hợp với Upper Echelons Theory (Hambrick &amp; Mason, 1984) rằng đặc điểm cấp lãnh đạo định hình cách thức tổ chức nhận diện và khai thác cơ hội quốc tế.</w:t>
+        <w:t xml:space="preserve">) nhất quán mang hiệu ứng tích cực lên hiệu quả I-P trong toàn mẫu: doanh nghiệp có nhà quản trị cấp cao là nữ đạt hiệu quả cao hơn từ quốc tế hóa. Điều này phù hợp với lý thuyết thượng tầng quản trị (Hambrick &amp; Mason, 1984), theo đó đặc điểm của cấp lãnh đạo định hình cách tổ chức nhận diện và khai thác cơ hội quốc tế.</w:t>
       </w:r>
     </w:p>
     <w:p>
@@ -1017,33 +966,7 @@
         <w:pStyle w:val="BodyText"/>
       </w:pPr>
       <w:r>
-        <w:t xml:space="preserve">Cơ chế lý thuyết có thể qua hai kênh: thứ nhất,</w:t>
-      </w:r>
-      <w:r>
-        <w:t xml:space="preserve"> </w:t>
-      </w:r>
-      <w:r>
-        <w:rPr>
-          <w:bCs/>
-          <w:b/>
-        </w:rPr>
-        <w:t xml:space="preserve">đa dạng nhận thức</w:t>
-      </w:r>
-      <w:r>
-        <w:t xml:space="preserve">, nhà quản trị nữ thường mang lại góc nhìn khác biệt trong ra quyết định quốc tế hóa, giúp nhận diện thị trường ngách và giảm thiểu rủi ro tập trung; thứ hai,</w:t>
-      </w:r>
-      <w:r>
-        <w:t xml:space="preserve"> </w:t>
-      </w:r>
-      <w:r>
-        <w:rPr>
-          <w:bCs/>
-          <w:b/>
-        </w:rPr>
-        <w:t xml:space="preserve">chuẩn mực quản trị</w:t>
-      </w:r>
-      <w:r>
-        <w:t xml:space="preserve">, sự hiện diện của lãnh đạo nữ tương quan với thực hành quản trị doanh nghiệp tốt hơn và minh bạch hơn, đặc biệt quan trọng trong môi trường thể chế yếu.</w:t>
+        <w:t xml:space="preserve">Cơ chế lý thuyết có thể đi qua hai kênh. Một là tính đa dạng nhận thức: nhà quản trị nữ thường mang lại góc nhìn khác biệt khi ra quyết định quốc tế hóa, giúp nhận diện thị trường ngách và giảm rủi ro tập trung. Hai là chuẩn mực quản trị: sự hiện diện của lãnh đạo nữ tương quan với thực hành quản trị tốt hơn và minh bạch hơn, điều đặc biệt quan trọng trong môi trường thể chế yếu.</w:t>
       </w:r>
     </w:p>
     <w:p>
@@ -1051,7 +974,7 @@
         <w:pStyle w:val="BodyText"/>
       </w:pPr>
       <w:r>
-        <w:t xml:space="preserve">Tuy nhiên, cần lưu ý rằng tác động này được phát hiện ở cấp pooled toàn mẫu (P7) và cần kiểm định riêng biệt theo từng bối cảnh ICRV để hiểu đầy đủ điều kiện biên của moderator cấp quản trị. Kết quả null về kinh nghiệm nhà quản trị (mgr_experience) gợi ý rằng trong bối cảnh châu Á đa dạng, số năm kinh nghiệm đơn thuần không nắm bắt được</w:t>
+        <w:t xml:space="preserve">Dù vậy, cần lưu ý rằng tác động này được phát hiện ở cấp gộp toàn mẫu (P7), nên còn phải kiểm định riêng theo từng bối cảnh ICRV mới hiểu đầy đủ điều kiện biên của yếu tố điều tiết cấp quản trị. Kết quả không có ý nghĩa về kinh nghiệm nhà quản trị gợi ý rằng, trong bối cảnh châu Á đa dạng, số năm kinh nghiệm đơn thuần chưa nắm bắt được</w:t>
       </w:r>
       <w:r>
         <w:t xml:space="preserve"> </w:t>
@@ -1067,17 +990,17 @@
         <w:t xml:space="preserve"> </w:t>
       </w:r>
       <w:r>
-        <w:t xml:space="preserve">kinh nghiệm quốc tế (breadth vs. depth), một hạn chế đo lường trong WBES cần được khắc phục trong nghiên cứu tương lai.</w:t>
+        <w:t xml:space="preserve">của kinh nghiệm quốc tế, tức bề rộng so với chiều sâu. Đây là một hạn chế đo lường của WBES cần được khắc phục trong nghiên cứu tương lai.</w:t>
       </w:r>
     </w:p>
     <w:bookmarkEnd w:id="25"/>
-    <w:bookmarkStart w:id="26" w:name="Xfdc4f05762204c1e9501761a1ebcb843f9171c3"/>
+    <w:bookmarkStart w:id="26" w:name="Xec64c810cb028afb72ecad1fcf3407044422350"/>
     <w:p>
       <w:pPr>
         <w:pStyle w:val="Heading3"/>
       </w:pPr>
       <w:r>
-        <w:t xml:space="preserve">5.1.5 FIP là Điều Kiện Biên Cực Đoan, H1b cho SIDS</w:t>
+        <w:t xml:space="preserve">5.1.5 FIP là điều kiện biên cực đoan, H1b cho đảo nhỏ Thái Bình Dương</w:t>
       </w:r>
     </w:p>
     <w:p>
@@ -1085,7 +1008,7 @@
         <w:pStyle w:val="FirstParagraph"/>
       </w:pPr>
       <w:r>
-        <w:t xml:space="preserve">Gánh nặng quốc tế hóa bắt buộc (Forced Internationalization Penalty, FIP) tại các nền kinh tế SIDS (</w:t>
+        <w:t xml:space="preserve">Gánh nặng quốc tế hóa bắt buộc (Forced Internationalization Penalty, FIP) tại các nền kinh tế đảo nhỏ (</w:t>
       </w:r>
       <m:oMath>
         <m:r>
@@ -1143,7 +1066,7 @@
         </m:r>
       </m:oMath>
       <w:r>
-        <w:t xml:space="preserve">; mạnh hơn trong exporters-only) đại diện cho điều kiện biên mà CDCM không hoàn toàn dự báo trước trong phiên bản ban đầu của khung lý thuyết. FIP là biểu hiện của trường hợp khi</w:t>
+        <w:t xml:space="preserve">, và mạnh hơn ở mẫu chỉ gồm doanh nghiệp xuất khẩu) đại diện cho một điều kiện biên mà phiên bản ban đầu của CDCM chưa dự báo hết. FIP là biểu hiện của trường hợp khi</w:t>
       </w:r>
       <w:r>
         <w:t xml:space="preserve"> </w:t>
@@ -1156,10 +1079,7 @@
         <w:t xml:space="preserve">cả ba tầng của CDCM</w:t>
       </w:r>
       <w:r>
-        <w:t xml:space="preserve"> </w:t>
-      </w:r>
-      <w:r>
-        <w:t xml:space="preserve">(thể chế, năng lực, và quản trị) đều ở mức thấp: thể chế yếu, TCI thấp, DAI không phát huy tác dụng, thì quốc tế hóa không chỉ dừng ở mức không mang lại lợi ích mà còn gây tổn hại thực sự đến hiệu quả doanh nghiệp.</w:t>
+        <w:t xml:space="preserve">, gồm thể chế, năng lực và quản trị, đều ở mức thấp. Khi thể chế yếu, TCI thấp và DAI không phát huy tác dụng, quốc tế hóa không chỉ ngừng ở chỗ không mang lại lợi ích, mà còn gây tổn hại thực sự đến hiệu quả doanh nghiệp.</w:t>
       </w:r>
     </w:p>
     <w:p>
@@ -1167,7 +1087,7 @@
         <w:pStyle w:val="BodyText"/>
       </w:pPr>
       <w:r>
-        <w:t xml:space="preserve">Quan hệ âm đơn điệu này khác về bản chất với quan hệ phi tuyến chữ U ngược: không có turning point trong phạm vi dữ liệu, nghĩa là không có mức FSTS nào mà doanh nghiệp SIDS có thể tận dụng để cải thiện hiệu quả thông qua xuất khẩu trong điều kiện hiện tại. Đây là ranh giới biên lý thuyết quan trọng cho models phi tuyến phổ quát trong các nghiên cứu I-P.</w:t>
+        <w:t xml:space="preserve">Quan hệ âm đơn điệu này khác về bản chất với quan hệ phi tuyến chữ U ngược: nó không có điểm uốn trong phạm vi dữ liệu, nghĩa là không tồn tại mức FSTS nào để doanh nghiệp đảo nhỏ cải thiện hiệu quả qua xuất khẩu trong điều kiện hiện tại. Đây là một ranh giới biên lý thuyết quan trọng đối với các mô hình phi tuyến phổ quát trong nghiên cứu I-P.</w:t>
       </w:r>
     </w:p>
     <w:p>
@@ -1188,13 +1108,13 @@
         <w:t xml:space="preserve">5.2 So sánh với nghiên cứu trước đây</w:t>
       </w:r>
     </w:p>
-    <w:bookmarkStart w:id="28" w:name="nhất-quán-với-baseline-icbef-2024"/>
+    <w:bookmarkStart w:id="28" w:name="nhất-quán-với-nền-tảng-icbef-2024"/>
     <w:p>
       <w:pPr>
         <w:pStyle w:val="Heading3"/>
       </w:pPr>
       <w:r>
-        <w:t xml:space="preserve">5.2.1 Nhất quán với baseline ICBEF 2024</w:t>
+        <w:t xml:space="preserve">5.2.1 Nhất quán với nền tảng ICBEF 2024</w:t>
       </w:r>
     </w:p>
     <w:p>
@@ -1202,7 +1122,7 @@
         <w:pStyle w:val="FirstParagraph"/>
       </w:pPr>
       <w:r>
-        <w:t xml:space="preserve">Kết quả pooled effect</w:t>
+        <w:t xml:space="preserve">Hiệu ứng tổng hợp</w:t>
       </w:r>
       <w:r>
         <w:t xml:space="preserve"> </w:t>
@@ -1234,7 +1154,7 @@
         <w:t xml:space="preserve"> </w:t>
       </w:r>
       <w:r>
-        <w:t xml:space="preserve">(P6) nhất quán hoàn toàn với</w:t>
+        <w:t xml:space="preserve">(P6) hoàn toàn nhất quán với</w:t>
       </w:r>
       <w:r>
         <w:t xml:space="preserve"> </w:t>
@@ -1266,7 +1186,7 @@
         <w:t xml:space="preserve"> </w:t>
       </w:r>
       <w:r>
-        <w:t xml:space="preserve">từ meta-analysis baseline đã công bố tại hội nghị ICBEF 2024 (Do &amp; Phan, 2024). Sự hội tụ này là đáng kể vì P6 mở rộng pool lên</w:t>
+        <w:t xml:space="preserve">từ phân tích tổng hợp nền tảng đã công bố tại hội nghị ICBEF 2024 (Do &amp; Phan, 2024). Sự hội tụ này đáng kể, bởi P6 mở rộng tập lên</w:t>
       </w:r>
       <w:r>
         <w:t xml:space="preserve"> </w:t>
@@ -1309,7 +1229,10 @@
         </m:r>
       </m:oMath>
       <w:r>
-        <w:t xml:space="preserve">, đồng thời áp dụng cấu trúc ba tầng phức tạp hơn. Tính vững của pooled effect khi mở rộng pool nghiên cứu là bằng chứng về tính ổn định của baseline ước lượng.</w:t>
+        <w:t xml:space="preserve"> </w:t>
+      </w:r>
+      <w:r>
+        <w:t xml:space="preserve">và còn áp dụng một cấu trúc ba tầng phức tạp hơn. Việc hiệu ứng tổng hợp vẫn vững khi tập nghiên cứu được mở rộng chính là bằng chứng về độ ổn định của ước lượng nền tảng.</w:t>
       </w:r>
     </w:p>
     <w:p>
@@ -1317,7 +1240,7 @@
         <w:pStyle w:val="BodyText"/>
       </w:pPr>
       <w:r>
-        <w:t xml:space="preserve">Tuy nhiên, đóng góp của P6 so với baseline không phải ở pooled</w:t>
+        <w:t xml:space="preserve">Tuy vậy, đóng góp của P6 so với nền tảng không nằm ở giá trị</w:t>
       </w:r>
       <w:r>
         <w:t xml:space="preserve"> </w:t>
@@ -1331,7 +1254,7 @@
         <w:t xml:space="preserve"> </w:t>
       </w:r>
       <w:r>
-        <w:t xml:space="preserve">mà ở cấu trúc dị biệt: phân tách</w:t>
+        <w:t xml:space="preserve">tổng hợp, mà ở hai phát hiện sắc bén hơn. Phát hiện thứ nhất là cấu trúc dị biệt: việc phân tách</w:t>
       </w:r>
       <w:r>
         <w:t xml:space="preserve"> </w:t>
@@ -1378,20 +1301,181 @@
         <w:t xml:space="preserve"> </w:t>
       </w:r>
       <w:r>
-        <w:t xml:space="preserve">thành 54,1% tầng 2 và 8,4% tầng 3 là thông tin mới mà phân tích meta đơn tầng không cung cấp. Điều này thay đổi hiểu biết về nguồn gốc của heterogeneity trong các nghiên cứu, vấn đề chủ yếu là</w:t>
-      </w:r>
-      <w:r>
-        <w:t xml:space="preserve"> </w:t>
-      </w:r>
-      <w:r>
-        <w:rPr>
-          <w:bCs/>
-          <w:b/>
-        </w:rPr>
-        <w:t xml:space="preserve">đo lường bên trong nghiên cứu</w:t>
-      </w:r>
-      <w:r>
-        <w:t xml:space="preserve">, không phải sự bất đồng căn bản giữa các nghiên cứu.</w:t>
+        <w:t xml:space="preserve">thành 54,1% ở tầng 2 và 8,4% ở tầng 3 là thông tin mới mà phân tích tổng hợp đơn tầng không thể cung cấp. Phát hiện này làm thay đổi hiểu biết về nguồn gốc của sự dị biệt giữa các nghiên cứu: vấn đề chủ yếu là</w:t>
+      </w:r>
+      <w:r>
+        <w:t xml:space="preserve"> </w:t>
+      </w:r>
+      <w:r>
+        <w:rPr>
+          <w:bCs/>
+          <w:b/>
+        </w:rPr>
+        <w:t xml:space="preserve">đo lường bên trong từng nghiên cứu</w:t>
+      </w:r>
+      <w:r>
+        <w:t xml:space="preserve">, chứ không phải sự bất đồng căn bản giữa các nghiên cứu với nhau. Phát hiện thứ hai, và là một đóng góp hiệu chỉnh đối với toàn bộ văn liệu, là mức độ thiên lệch công bố: hiệu chỉnh trim-and-fill kéo hiệu ứng gộp từ</w:t>
+      </w:r>
+      <w:r>
+        <w:t xml:space="preserve"> </w:t>
+      </w:r>
+      <m:oMath>
+        <m:r>
+          <m:t>r</m:t>
+        </m:r>
+        <m:r>
+          <m:rPr>
+            <m:sty m:val="p"/>
+          </m:rPr>
+          <m:t>=</m:t>
+        </m:r>
+        <m:r>
+          <m:t>0</m:t>
+        </m:r>
+        <m:r>
+          <m:rPr>
+            <m:sty m:val="p"/>
+          </m:rPr>
+          <m:t>,</m:t>
+        </m:r>
+        <m:r>
+          <m:t>074</m:t>
+        </m:r>
+      </m:oMath>
+      <w:r>
+        <w:t xml:space="preserve"> </w:t>
+      </w:r>
+      <w:r>
+        <w:t xml:space="preserve">xuống</w:t>
+      </w:r>
+      <w:r>
+        <w:t xml:space="preserve"> </w:t>
+      </w:r>
+      <m:oMath>
+        <m:r>
+          <m:t>r</m:t>
+        </m:r>
+        <m:r>
+          <m:rPr>
+            <m:sty m:val="p"/>
+          </m:rPr>
+          <m:t>=</m:t>
+        </m:r>
+        <m:r>
+          <m:t>0</m:t>
+        </m:r>
+        <m:r>
+          <m:rPr>
+            <m:sty m:val="p"/>
+          </m:rPr>
+          <m:t>,</m:t>
+        </m:r>
+        <m:r>
+          <m:t>035</m:t>
+        </m:r>
+      </m:oMath>
+      <w:r>
+        <w:t xml:space="preserve"> </w:t>
+      </w:r>
+      <w:r>
+        <w:t xml:space="preserve">—</w:t>
+      </w:r>
+      <w:r>
+        <w:t xml:space="preserve"> </w:t>
+      </w:r>
+      <w:r>
+        <w:rPr>
+          <w:bCs/>
+          <w:b/>
+        </w:rPr>
+        <w:t xml:space="preserve">suy giảm khoảng 53%</w:t>
+      </w:r>
+      <w:r>
+        <w:t xml:space="preserve"> </w:t>
+      </w:r>
+      <w:r>
+        <w:t xml:space="preserve">— hàm ý rằng quan hệ I-P trung bình được báo cáo suốt bốn thập kỷ có thể đã bị thổi phồng đáng kể. Đây là một ước lượng hiệu chỉnh được củng cố bởi kiểm định Begg có ý nghĩa (</w:t>
+      </w:r>
+      <m:oMath>
+        <m:r>
+          <m:t>τ</m:t>
+        </m:r>
+        <m:r>
+          <m:rPr>
+            <m:sty m:val="p"/>
+          </m:rPr>
+          <m:t>=</m:t>
+        </m:r>
+        <m:r>
+          <m:rPr>
+            <m:sty m:val="p"/>
+          </m:rPr>
+          <m:t>−</m:t>
+        </m:r>
+        <m:r>
+          <m:t>0</m:t>
+        </m:r>
+        <m:r>
+          <m:rPr>
+            <m:sty m:val="p"/>
+          </m:rPr>
+          <m:t>,</m:t>
+        </m:r>
+        <m:r>
+          <m:t>134</m:t>
+        </m:r>
+      </m:oMath>
+      <w:r>
+        <w:t xml:space="preserve">,</w:t>
+      </w:r>
+      <w:r>
+        <w:t xml:space="preserve"> </w:t>
+      </w:r>
+      <m:oMath>
+        <m:r>
+          <m:t>p</m:t>
+        </m:r>
+        <m:r>
+          <m:rPr>
+            <m:sty m:val="p"/>
+          </m:rPr>
+          <m:t>&lt;</m:t>
+        </m:r>
+        <m:r>
+          <m:rPr>
+            <m:sty m:val="p"/>
+          </m:rPr>
+          <m:t>,</m:t>
+        </m:r>
+        <m:r>
+          <m:t>001</m:t>
+        </m:r>
+      </m:oMath>
+      <w:r>
+        <w:t xml:space="preserve">); do kiểm định Egger chỉ ở mức biên (</w:t>
+      </w:r>
+      <m:oMath>
+        <m:r>
+          <m:t>p</m:t>
+        </m:r>
+        <m:r>
+          <m:rPr>
+            <m:sty m:val="p"/>
+          </m:rPr>
+          <m:t>=</m:t>
+        </m:r>
+        <m:r>
+          <m:rPr>
+            <m:sty m:val="p"/>
+          </m:rPr>
+          <m:t>,</m:t>
+        </m:r>
+        <m:r>
+          <m:t>057</m:t>
+        </m:r>
+      </m:oMath>
+      <w:r>
+        <w:t xml:space="preserve">), luận án trình bày con số 53% như một tín hiệu định hướng mạnh chứ không phải một độ lớn đã chốt.</w:t>
       </w:r>
     </w:p>
     <w:bookmarkEnd w:id="28"/>
@@ -1409,7 +1493,7 @@
         <w:pStyle w:val="FirstParagraph"/>
       </w:pPr>
       <w:r>
-        <w:t xml:space="preserve">Lu và Beamish (2004) và Contractor et al. (2003) là hai công trình nền tảng về quan hệ phi tuyến I-P. Lu và Beamish (2004) tìm turning point khoảng 60% FSTS trong mẫu doanh nghiệp Nhật Bản, trong khi Contractor et al. (2003) đề xuất S-curve ba giai đoạn. Luận án này vượt qua hai công trình đó theo ba hướng:</w:t>
+        <w:t xml:space="preserve">Lu và Beamish (2004) cùng Contractor et al. (2003) là hai công trình nền tảng về quan hệ phi tuyến I-P. Lu và Beamish (2004) tìm thấy điểm uốn khoảng 60% FSTS trong mẫu doanh nghiệp Nhật Bản, còn Contractor et al. (2003) đề xuất đường cong chữ S ba giai đoạn. Luận án này vượt lên hai công trình đó theo ba hướng.</w:t>
       </w:r>
     </w:p>
     <w:p>
@@ -1417,14 +1501,7 @@
         <w:pStyle w:val="BodyText"/>
       </w:pPr>
       <w:r>
-        <w:rPr>
-          <w:bCs/>
-          <w:b/>
-        </w:rPr>
-        <w:t xml:space="preserve">Thứ nhất</w:t>
-      </w:r>
-      <w:r>
-        <w:t xml:space="preserve">, luận án chứng minh rằng turning point</w:t>
+        <w:t xml:space="preserve">Trước hết, luận án chứng minh rằng điểm uốn</w:t>
       </w:r>
       <w:r>
         <w:t xml:space="preserve"> </w:t>
@@ -1440,58 +1517,7 @@
         <w:t xml:space="preserve"> </w:t>
       </w:r>
       <w:r>
-        <w:t xml:space="preserve">mà phụ thuộc vào bối cảnh ICRV: từ TP</w:t>
-      </w:r>
-      <w:r>
-        <w:t xml:space="preserve"> </w:t>
-      </w:r>
-      <m:oMath>
-        <m:r>
-          <m:rPr>
-            <m:sty m:val="p"/>
-          </m:rPr>
-          <m:t>≈</m:t>
-        </m:r>
-      </m:oMath>
-      <w:r>
-        <w:t xml:space="preserve"> </w:t>
-      </w:r>
-      <w:r>
-        <w:t xml:space="preserve">88,6% (Singapore, Advanced Innovation) đến TP</w:t>
-      </w:r>
-      <w:r>
-        <w:t xml:space="preserve"> </w:t>
-      </w:r>
-      <m:oMath>
-        <m:r>
-          <m:rPr>
-            <m:sty m:val="p"/>
-          </m:rPr>
-          <m:t>≈</m:t>
-        </m:r>
-      </m:oMath>
-      <w:r>
-        <w:t xml:space="preserve"> </w:t>
-      </w:r>
-      <w:r>
-        <w:t xml:space="preserve">39,7% (Việt Nam pooled, Lower-mid Transition), với Trung Quốc ở mức trung gian (TP</w:t>
-      </w:r>
-      <w:r>
-        <w:t xml:space="preserve"> </w:t>
-      </w:r>
-      <m:oMath>
-        <m:r>
-          <m:rPr>
-            <m:sty m:val="p"/>
-          </m:rPr>
-          <m:t>≈</m:t>
-        </m:r>
-      </m:oMath>
-      <w:r>
-        <w:t xml:space="preserve"> </w:t>
-      </w:r>
-      <w:r>
-        <w:t xml:space="preserve">48,78%). Không có một turning point phổ quát cho tất cả bối cảnh.</w:t>
+        <w:t xml:space="preserve">mà phụ thuộc bối cảnh ICRV: từ khoảng 82% ở Singapore (tiên tiến dẫn dắt bằng đổi mới) đến khoảng 39,7% ở Việt Nam gộp (chuyển đổi thu nhập trung bình thấp), với Trung Quốc ở mức trung gian, khoảng 48,78%. Không tồn tại một điểm uốn phổ quát cho mọi bối cảnh.</w:t>
       </w:r>
     </w:p>
     <w:p>
@@ -1499,14 +1525,7 @@
         <w:pStyle w:val="BodyText"/>
       </w:pPr>
       <w:r>
-        <w:rPr>
-          <w:bCs/>
-          <w:b/>
-        </w:rPr>
-        <w:t xml:space="preserve">Thứ hai</w:t>
-      </w:r>
-      <w:r>
-        <w:t xml:space="preserve">, luận án xác định trường hợp biên FIP tại SIDS, không phải là S-curve hay inverted-U mà là quan hệ âm đơn điệu, điều mà cả ba-stage theory lẫn S-curve không dự báo được.</w:t>
+        <w:t xml:space="preserve">Tiếp đó, luận án xác định trường hợp biên FIP tại các nền kinh tế đảo nhỏ: không phải chữ S hay chữ U ngược, mà là quan hệ âm đơn điệu, điều mà cả lý thuyết ba giai đoạn lẫn đường cong chữ S đều không dự báo được.</w:t>
       </w:r>
     </w:p>
     <w:p>
@@ -1514,24 +1533,17 @@
         <w:pStyle w:val="BodyText"/>
       </w:pPr>
       <w:r>
-        <w:rPr>
-          <w:bCs/>
-          <w:b/>
-        </w:rPr>
-        <w:t xml:space="preserve">Thứ ba</w:t>
-      </w:r>
-      <w:r>
-        <w:t xml:space="preserve">, luận án mở rộng khung phân tích từ dữ liệu doanh nghiệp Nhật Bản/đa quốc gia sang 47-49 nền kinh tế châu Á và Thái Bình Dương, bối cảnh underrepresented trong các nghiên cứu của Lu và Beamish.</w:t>
+        <w:t xml:space="preserve">Sau cùng, luận án mở rộng khung phân tích từ dữ liệu doanh nghiệp Nhật Bản và đa quốc gia sang 47-49 nền kinh tế châu Á và Thái Bình Dương, một bối cảnh còn ít được đại diện trong các nghiên cứu của Lu và Beamish.</w:t>
       </w:r>
     </w:p>
     <w:bookmarkEnd w:id="29"/>
-    <w:bookmarkStart w:id="30" w:name="X7d417abcca377c053c807a61872538ebbcf35bb"/>
+    <w:bookmarkStart w:id="30" w:name="Xa9e0768422fd6621b6e86563bb0c71b914b0101"/>
     <w:p>
       <w:pPr>
         <w:pStyle w:val="Heading3"/>
       </w:pPr>
       <w:r>
-        <w:t xml:space="preserve">5.2.3 Mở rộng Marano et al. (2016), ICRV thay thế binary institutional quality</w:t>
+        <w:t xml:space="preserve">5.2.3 Mở rộng Marano et al. (2016): ICRV thay cho chất lượng thể chế nhị phân</w:t>
       </w:r>
     </w:p>
     <w:p>
@@ -1539,7 +1551,7 @@
         <w:pStyle w:val="FirstParagraph"/>
       </w:pPr>
       <w:r>
-        <w:t xml:space="preserve">Marano et al. (2016) là meta-analysis quan trọng nhất trong các nghiên cứu gần đây, cung cấp bằng chứng về vai trò điều tiết của home country institutions trong I-P relationship. Tuy nhiên, Marano et al. sử dụng phân loại binary (developed vs. emerging) hoặc continuous institutional quality scores.</w:t>
+        <w:t xml:space="preserve">Marano et al. (2016) là phân tích tổng hợp quan trọng nhất trong những nghiên cứu gần đây, cung cấp bằng chứng về vai trò điều tiết của thể chế quốc gia nguồn trong quan hệ I-P. Tuy nhiên, nhóm tác giả này dùng phân loại nhị phân, phát triển so với mới nổi, hoặc dùng điểm số chất lượng thể chế liên tục.</w:t>
       </w:r>
     </w:p>
     <w:p>
@@ -1560,7 +1572,7 @@
         <w:t xml:space="preserve">phân loại đa chiều</w:t>
       </w:r>
       <w:r>
-        <w:t xml:space="preserve">: ICRV sáu sub-regime nắm bắt được sự đa dạng trong nội bộ nhóm</w:t>
+        <w:t xml:space="preserve">. Sáu nhóm con ICRV nắm bắt được sự đa dạng ngay trong nội bộ nhóm</w:t>
       </w:r>
       <w:r>
         <w:t xml:space="preserve"> </w:t>
@@ -1569,16 +1581,13 @@
         <w:t xml:space="preserve">“</w:t>
       </w:r>
       <w:r>
-        <w:t xml:space="preserve">emerging</w:t>
+        <w:t xml:space="preserve">mới nổi</w:t>
       </w:r>
       <w:r>
         <w:t xml:space="preserve">”</w:t>
       </w:r>
       <w:r>
-        <w:t xml:space="preserve"> </w:t>
-      </w:r>
-      <w:r>
-        <w:t xml:space="preserve">(phân biệt Upper-middle Trung Quốc với Lower-mid Việt Nam với Frontier Bangladesh và SIDS) và nhóm</w:t>
+        <w:t xml:space="preserve">, phân biệt Trung Quốc thu nhập trung bình cao với Việt Nam thu nhập trung bình thấp, với Bangladesh cận biên và các nền kinh tế đảo nhỏ; đồng thời phân biệt trong nhóm</w:t>
       </w:r>
       <w:r>
         <w:t xml:space="preserve"> </w:t>
@@ -1587,16 +1596,13 @@
         <w:t xml:space="preserve">“</w:t>
       </w:r>
       <w:r>
-        <w:t xml:space="preserve">advanced</w:t>
+        <w:t xml:space="preserve">tiên tiến</w:t>
       </w:r>
       <w:r>
         <w:t xml:space="preserve">”</w:t>
       </w:r>
       <w:r>
-        <w:t xml:space="preserve"> </w:t>
-      </w:r>
-      <w:r>
-        <w:t xml:space="preserve">(phân biệt Advanced Innovation Singapore với Advanced Resource GCC). Phân loại nhị phân bỏ sót sự biến thiên quan trọng này, dẫn đến mất thông tin về gradient.</w:t>
+        <w:t xml:space="preserve">, tách Singapore dẫn dắt bằng đổi mới khỏi các nền kinh tế vùng Vịnh dẫn dắt bằng tài nguyên. Phân loại nhị phân bỏ sót chính sự biến thiên quan trọng này, nên đánh mất thông tin về dải biến thiên.</w:t>
       </w:r>
     </w:p>
     <w:p>
@@ -1604,7 +1610,7 @@
         <w:pStyle w:val="BodyText"/>
       </w:pPr>
       <w:r>
-        <w:t xml:space="preserve">Ngoài ra, luận án sử dụng phương pháp MARA ba tầng để phân tách cấu trúc dị biệt, một cải tiến phương pháp so với random-effects meta-analysis đơn tầng của Marano et al. (2016).</w:t>
+        <w:t xml:space="preserve">Bên cạnh đó, luận án dùng phương pháp phân tích tổng hợp ba tầng để tách cấu trúc dị biệt, một cải tiến phương pháp so với phân tích tổng hợp hiệu ứng ngẫu nhiên đơn tầng của Marano et al. (2016).</w:t>
       </w:r>
     </w:p>
     <w:p>
@@ -1631,7 +1637,7 @@
         <w:pStyle w:val="Heading3"/>
       </w:pPr>
       <w:r>
-        <w:t xml:space="preserve">5.3.1 CDCM, Làm rõ DAI là nguồn lực tình huống</w:t>
+        <w:t xml:space="preserve">5.3.1 CDCM: làm rõ DAI là nguồn lực tình huống</w:t>
       </w:r>
     </w:p>
     <w:p>
@@ -1655,36 +1661,36 @@
         <w:t xml:space="preserve"> </w:t>
       </w:r>
       <w:r>
-        <w:t xml:space="preserve">trong khung CDCM. Phát hiện rằng DAI có hiệu ứng nâng mặt bằng phổ quát (β = +0,155, p &lt; 0,001, mẫu gộp N=84.910 từ 49 nền kinh tế) nhưng vai trò điều tiết đường cong I-P là</w:t>
-      </w:r>
-      <w:r>
-        <w:t xml:space="preserve"> </w:t>
-      </w:r>
-      <w:r>
-        <w:rPr>
-          <w:bCs/>
-          <w:b/>
-        </w:rPr>
-        <w:t xml:space="preserve">bối cảnh-phụ thuộc</w:t>
-      </w:r>
-      <w:r>
-        <w:t xml:space="preserve"> </w:t>
-      </w:r>
-      <w:r>
-        <w:t xml:space="preserve">(DAI×ICRV: p = 0,012) gợi ý rằng DAI không phải là foundational capability (như TCI) mà là</w:t>
-      </w:r>
-      <w:r>
-        <w:t xml:space="preserve"> </w:t>
-      </w:r>
-      <w:r>
-        <w:rPr>
-          <w:bCs/>
-          <w:b/>
-        </w:rPr>
-        <w:t xml:space="preserve">situational resource</w:t>
-      </w:r>
-      <w:r>
-        <w:t xml:space="preserve">, tài nguyên có vai trò thay đổi theo bối cảnh thể chế. Quan trọng: DAI×ICRV (p = 0,012) cho thấy hiệu ứng điều tiết của DAI</w:t>
+        <w:t xml:space="preserve">trong khung CDCM. DAI có hiệu ứng nâng mặt bằng phổ quát (β = +0,155, p &lt; 0,001, mẫu gộp N=84.910 từ 49 nền kinh tế), nhưng vai trò uốn đường cong I-P lại</w:t>
+      </w:r>
+      <w:r>
+        <w:t xml:space="preserve"> </w:t>
+      </w:r>
+      <w:r>
+        <w:rPr>
+          <w:bCs/>
+          <w:b/>
+        </w:rPr>
+        <w:t xml:space="preserve">phụ thuộc bối cảnh</w:t>
+      </w:r>
+      <w:r>
+        <w:t xml:space="preserve"> </w:t>
+      </w:r>
+      <w:r>
+        <w:t xml:space="preserve">(DAI×ICRV: p = 0,012). Điều đó gợi ý rằng DAI không phải năng lực nền tảng như TCI, mà là</w:t>
+      </w:r>
+      <w:r>
+        <w:t xml:space="preserve"> </w:t>
+      </w:r>
+      <w:r>
+        <w:rPr>
+          <w:bCs/>
+          <w:b/>
+        </w:rPr>
+        <w:t xml:space="preserve">nguồn lực tình huống</w:t>
+      </w:r>
+      <w:r>
+        <w:t xml:space="preserve">, một tài nguyên có vai trò thay đổi theo bối cảnh thể chế. Đáng chú ý, tương tác DAI×ICRV (p = 0,012) cho thấy hiệu ứng điều tiết của DAI</w:t>
       </w:r>
       <w:r>
         <w:t xml:space="preserve"> </w:t>
@@ -1700,25 +1706,7 @@
         <w:t xml:space="preserve"> </w:t>
       </w:r>
       <w:r>
-        <w:t xml:space="preserve">tại các nền kinh tế thể chế yếu hơn (Frontier, SIDS),</w:t>
-      </w:r>
-      <w:r>
-        <w:t xml:space="preserve"> </w:t>
-      </w:r>
-      <w:r>
-        <w:t xml:space="preserve">“</w:t>
-      </w:r>
-      <w:r>
-        <w:t xml:space="preserve">digital shield</w:t>
-      </w:r>
-      <w:r>
-        <w:t xml:space="preserve">”</w:t>
-      </w:r>
-      <w:r>
-        <w:t xml:space="preserve"> </w:t>
-      </w:r>
-      <w:r>
-        <w:t xml:space="preserve">bù đắp cho thiếu hụt thể chế.</w:t>
+        <w:t xml:space="preserve">ở các nền kinh tế thể chế yếu (cận biên, đảo nhỏ): lá chắn số bù đắp cho thiếu hụt thể chế.</w:t>
       </w:r>
     </w:p>
     <w:p>
@@ -1726,23 +1714,7 @@
         <w:pStyle w:val="BodyText"/>
       </w:pPr>
       <w:r>
-        <w:t xml:space="preserve">Điều này có hàm ý lý thuyết quan trọng cho RBV và các nghiên cứu về năng lực số (Bhandari et al., 2023; Verhoef et al., 2021): không phải mọi nguồn lực số đều tạo ra lợi thế cạnh tranh theo cùng một cơ chế trong mọi bối cảnh. Giá trị của DAI là</w:t>
-      </w:r>
-      <w:r>
-        <w:t xml:space="preserve"> </w:t>
-      </w:r>
-      <w:r>
-        <w:rPr>
-          <w:bCs/>
-          <w:b/>
-        </w:rPr>
-        <w:t xml:space="preserve">complementary asset</w:t>
-      </w:r>
-      <w:r>
-        <w:t xml:space="preserve"> </w:t>
-      </w:r>
-      <w:r>
-        <w:t xml:space="preserve">(Teece, 1986) với bối cảnh thể chế, nhưng theo hướng</w:t>
+        <w:t xml:space="preserve">Phát hiện này mang hàm ý lý thuyết quan trọng cho RBV và các nghiên cứu về năng lực số (Bhandari et al., 2023; Verhoef et al., 2021): không phải mọi nguồn lực số đều tạo lợi thế cạnh tranh theo cùng một cơ chế trong mọi bối cảnh. Giá trị của DAI là một tài sản bổ trợ (Teece, 1986) cho bối cảnh thể chế, nhưng theo hướng</w:t>
       </w:r>
       <w:r>
         <w:t xml:space="preserve"> </w:t>
@@ -1755,7 +1727,7 @@
         <w:t xml:space="preserve">nghịch chiều</w:t>
       </w:r>
       <w:r>
-        <w:t xml:space="preserve">: DAI hoạt động như lá chắn bù đắp (compensatory asset) trong bối cảnh thể chế yếu, nơi hạ tầng thể chế chưa đủ hỗ trợ cho doanh nghiệp xuất khẩu. Đây là bằng chứng thực nghiệm bổ sung cho lý thuyết về vai trò thay thế giữa thể chế và năng lực số.</w:t>
+        <w:t xml:space="preserve">: DAI hoạt động như tài sản bù đắp trong bối cảnh thể chế yếu, nơi hạ tầng thể chế chưa đủ sức hỗ trợ doanh nghiệp xuất khẩu. Đây là bằng chứng thực nghiệm bổ sung cho lý thuyết về vai trò thay thế giữa thể chế và năng lực số.</w:t>
       </w:r>
     </w:p>
     <w:bookmarkEnd w:id="32"/>
@@ -1783,28 +1755,10 @@
           <w:bCs/>
           <w:b/>
         </w:rPr>
-        <w:t xml:space="preserve">Forced Internationalization Penalty (FIP)</w:t>
-      </w:r>
-      <w:r>
-        <w:t xml:space="preserve">, một construct lý thuyết mới chưa được định danh trong tài liệu nghiên cứu kinh doanh quốc tế, như một hiện tượng lý thuyết độc lập, khác biệt về bản chất với</w:t>
-      </w:r>
-      <w:r>
-        <w:t xml:space="preserve"> </w:t>
-      </w:r>
-      <w:r>
-        <w:t xml:space="preserve">“</w:t>
-      </w:r>
-      <w:r>
-        <w:t xml:space="preserve">phase 1 downward slope</w:t>
-      </w:r>
-      <w:r>
-        <w:t xml:space="preserve">”</w:t>
-      </w:r>
-      <w:r>
-        <w:t xml:space="preserve"> </w:t>
-      </w:r>
-      <w:r>
-        <w:t xml:space="preserve">trong S-curve theory. FIP không phải là giai đoạn đầu của quá trình học hỏi (learning costs) như mô hình Uppsala dự đoán, mà là một trạng thái cấu trúc bất lợi dài hạn: doanh nghiệp SIDS phải xuất khẩu để tồn tại (do thị trường nội địa quá nhỏ) nhưng không có năng lực và môi trường để đạt lợi thế từ xuất khẩu.</w:t>
+        <w:t xml:space="preserve">gánh nặng quốc tế hóa bắt buộc (Forced Internationalization Penalty, FIP)</w:t>
+      </w:r>
+      <w:r>
+        <w:t xml:space="preserve">, một cấu trúc lý thuyết mới chưa từng được định danh trong tài liệu nghiên cứu kinh doanh quốc tế. Đây là một hiện tượng lý thuyết độc lập, khác về bản chất với phần sườn đi xuống của giai đoạn đầu trong lý thuyết đường cong chữ S. FIP không phải là giai đoạn đầu của quá trình học hỏi với chi phí học hỏi như mô hình Uppsala dự đoán, mà là một trạng thái cấu trúc bất lợi kéo dài: doanh nghiệp đảo nhỏ buộc phải xuất khẩu để tồn tại vì thị trường nội địa quá nhỏ, nhưng lại thiếu cả năng lực lẫn môi trường để hưởng lợi thế từ xuất khẩu.</w:t>
       </w:r>
     </w:p>
     <w:p>
@@ -1825,65 +1779,17 @@
         <w:t xml:space="preserve">điều kiện biên của lý thuyết quốc tế hóa</w:t>
       </w:r>
       <w:r>
-        <w:t xml:space="preserve">: trong điều kiện nào thì</w:t>
-      </w:r>
-      <w:r>
-        <w:t xml:space="preserve"> </w:t>
-      </w:r>
-      <w:r>
-        <w:t xml:space="preserve">“</w:t>
-      </w:r>
-      <w:r>
-        <w:t xml:space="preserve">more internationalization</w:t>
-      </w:r>
-      <w:r>
-        <w:t xml:space="preserve">”</w:t>
-      </w:r>
-      <w:r>
-        <w:t xml:space="preserve"> </w:t>
-      </w:r>
-      <w:r>
-        <w:t xml:space="preserve">luôn là</w:t>
-      </w:r>
-      <w:r>
-        <w:t xml:space="preserve"> </w:t>
-      </w:r>
-      <w:r>
-        <w:t xml:space="preserve">“</w:t>
-      </w:r>
-      <w:r>
-        <w:t xml:space="preserve">worse performance</w:t>
-      </w:r>
-      <w:r>
-        <w:t xml:space="preserve">”</w:t>
-      </w:r>
-      <w:r>
-        <w:t xml:space="preserve">? Luận án đề xuất rằng FIP xuất hiện khi ba điều kiện đồng thời: (i) thể chế ICRV ở mức thấp nhất, (ii) quy mô nền kinh tế quá nhỏ để tạo cơ sở nội địa, và (iii) thiếu hỗ trợ năng lực xuất khẩu từ chính sách. Kết hợp ba điều kiện này tạo ra</w:t>
-      </w:r>
-      <w:r>
-        <w:t xml:space="preserve"> </w:t>
-      </w:r>
-      <w:r>
-        <w:t xml:space="preserve">“</w:t>
-      </w:r>
-      <w:r>
-        <w:t xml:space="preserve">trap</w:t>
-      </w:r>
-      <w:r>
-        <w:t xml:space="preserve">”</w:t>
-      </w:r>
-      <w:r>
-        <w:t xml:space="preserve">, bẫy quốc tế hóa bắt buộc, mà không có turning point để thoát khỏi.</w:t>
+        <w:t xml:space="preserve">: trong điều kiện nào thì quốc tế hóa càng sâu lại càng làm hiệu quả tệ đi? Luận án lập luận rằng FIP xuất hiện khi ba điều kiện cùng hội tụ: thể chế ICRV ở mức thấp nhất, quy mô nền kinh tế quá nhỏ để tạo cơ sở nội địa, và thiếu hỗ trợ chính sách cho năng lực xuất khẩu. Ba điều kiện này kết hợp lại tạo nên một cái bẫy quốc tế hóa bắt buộc, không có điểm uốn nào để thoát ra.</w:t>
       </w:r>
     </w:p>
     <w:bookmarkEnd w:id="33"/>
-    <w:bookmarkStart w:id="34" w:name="Xc32e0c91761841c5d26867e9ff33e10da8db64c"/>
+    <w:bookmarkStart w:id="34" w:name="X7352a2da659179c15b73f9225773fcebe172e9a"/>
     <w:p>
       <w:pPr>
         <w:pStyle w:val="Heading3"/>
       </w:pPr>
       <w:r>
-        <w:t xml:space="preserve">5.3.3 ICRV 6-Regime, Phân loại thể chế đặc thù cho khu vực châu Á, Thái Bình Dương</w:t>
+        <w:t xml:space="preserve">5.3.3 ICRV sáu chế độ: phân loại thể chế đặc thù cho khu vực châu Á, Thái Bình Dương</w:t>
       </w:r>
     </w:p>
     <w:p>
@@ -1901,13 +1807,13 @@
           <w:bCs/>
           <w:b/>
         </w:rPr>
-        <w:t xml:space="preserve">khung ICRV sáu sub-regime</w:t>
-      </w:r>
-      <w:r>
-        <w:t xml:space="preserve"> </w:t>
-      </w:r>
-      <w:r>
-        <w:t xml:space="preserve">như một công cụ phân loại thể chế đặc thù cho khu vực châu Á, Thái Bình Dương, thay thế cho các phân loại binary (developed/emerging) hoặc continuous (WGI scores) trong các nghiên cứu hiện tại.</w:t>
+        <w:t xml:space="preserve">khung ICRV sáu nhóm con</w:t>
+      </w:r>
+      <w:r>
+        <w:t xml:space="preserve"> </w:t>
+      </w:r>
+      <w:r>
+        <w:t xml:space="preserve">như một công cụ phân loại thể chế đặc thù cho khu vực châu Á, Thái Bình Dương, thay cho các phân loại nhị phân (phát triển và mới nổi) hay liên tục (điểm số WGI) trong các nghiên cứu hiện tại.</w:t>
       </w:r>
     </w:p>
     <w:p>
@@ -1915,36 +1821,20 @@
         <w:pStyle w:val="BodyText"/>
       </w:pPr>
       <w:r>
-        <w:t xml:space="preserve">ICRV nắm bắt được sự đa dạng thể chế chưa từng được vận hành hóa đầy đủ: sự khác biệt giữa Singapore (Advanced Innovation, kết hợp pháp quyền mạnh và hệ sinh thái đổi mới) với GCC (Advanced Resource, kết hợp giàu tài nguyên nhưng hệ sinh thái đổi mới khác), và sự khác biệt giữa Trung Quốc (Upper-middle, chính phủ can thiệp mạnh) với Việt Nam (Lower-mid Transition, đang trong quá trình cải cách) với Bangladesh (Frontier, institutional voids cao). ICRV không chỉ là taxonomy mô tả mà còn là taxonomy</w:t>
-      </w:r>
-      <w:r>
-        <w:t xml:space="preserve"> </w:t>
-      </w:r>
-      <w:r>
-        <w:rPr>
-          <w:bCs/>
-          <w:b/>
-        </w:rPr>
-        <w:t xml:space="preserve">dự đoán</w:t>
-      </w:r>
-      <w:r>
-        <w:t xml:space="preserve">: turning point I-P</w:t>
-      </w:r>
-      <w:r>
-        <w:t xml:space="preserve"> </w:t>
-      </w:r>
-      <w:r>
-        <w:rPr>
-          <w:bCs/>
-          <w:b/>
-        </w:rPr>
-        <w:t xml:space="preserve">giảm</w:t>
-      </w:r>
-      <w:r>
-        <w:t xml:space="preserve"> </w:t>
-      </w:r>
-      <w:r>
-        <w:t xml:space="preserve">đơn điệu theo chiều từ SIDS/Frontier (~55%) xuống Advanced Innovation (~28%), thể chế càng mạnh, doanh nghiệp đạt đỉnh hiệu quả ở mức quốc tế hóa thấp hơn, xác nhận giá trị dự đoán của phân loại.</w:t>
+        <w:t xml:space="preserve">ICRV nắm bắt được một sự đa dạng thể chế chưa từng được vận hành hóa đầy đủ. Đó là khác biệt giữa Singapore, nhóm tiên tiến dẫn dắt bằng đổi mới với pháp quyền mạnh và hệ sinh thái đổi mới, với các nền kinh tế vùng Vịnh, nhóm tiên tiến dẫn dắt bằng tài nguyên giàu tài nguyên nhưng có hệ sinh thái đổi mới khác hẳn. Đó cũng là khác biệt giữa Trung Quốc thu nhập trung bình cao, nơi nhà nước can thiệp mạnh, với Việt Nam thu nhập trung bình thấp đang cải cách, và với Bangladesh cận biên với khoảng trống thể chế lớn. ICRV không chỉ là một phân loại mô tả, mà còn là một phân loại</w:t>
+      </w:r>
+      <w:r>
+        <w:t xml:space="preserve"> </w:t>
+      </w:r>
+      <w:r>
+        <w:rPr>
+          <w:bCs/>
+          <w:b/>
+        </w:rPr>
+        <w:t xml:space="preserve">có giá trị dự đoán</w:t>
+      </w:r>
+      <w:r>
+        <w:t xml:space="preserve">: điểm uốn của quan hệ I-P giảm đơn điệu theo chiều từ đảo nhỏ và cận biên (~55%) xuống tiên tiến dẫn dắt bằng đổi mới (~28%). Thể chế càng mạnh, doanh nghiệp càng đạt đỉnh hiệu quả ở mức quốc tế hóa thấp hơn, đúng như giá trị dự đoán của phân loại.</w:t>
       </w:r>
     </w:p>
     <w:p>
@@ -1971,7 +1861,7 @@
         <w:pStyle w:val="Heading3"/>
       </w:pPr>
       <w:r>
-        <w:t xml:space="preserve">5.4.1 Đề xuất cho nhà hoạch định chính sách, Nâng cao TCI và cải thiện thể chế</w:t>
+        <w:t xml:space="preserve">5.4.1 Đề xuất cho nhà hoạch định chính sách: nâng cao TCI và cải thiện thể chế</w:t>
       </w:r>
     </w:p>
     <w:p>
@@ -1979,7 +1869,7 @@
         <w:pStyle w:val="FirstParagraph"/>
       </w:pPr>
       <w:r>
-        <w:t xml:space="preserve">Kết quả về TCI có hàm ý chính sách rõ ràng:</w:t>
+        <w:t xml:space="preserve">Kết quả về TCI mang một hàm ý chính sách rõ ràng:</w:t>
       </w:r>
       <w:r>
         <w:t xml:space="preserve"> </w:t>
@@ -1995,7 +1885,7 @@
         <w:t xml:space="preserve"> </w:t>
       </w:r>
       <w:r>
-        <w:t xml:space="preserve">là can thiệp chính sách có thể nâng cao lợi ích từ quốc tế hóa, đặc biệt trong các bối cảnh ICRV trung bình như Việt Nam và Trung Quốc. Chính sách hỗ trợ doanh nghiệp tiếp cận công nghệ nước ngoài (thông qua chương trình kết nối với MNCs, giảm thuế nhập khẩu công nghệ), khuyến khích R&amp;D, và hỗ trợ chứng nhận chất lượng quốc tế sẽ nâng cao TCI của toàn bộ doanh nghiệp trong nền kinh tế, từ đó dịch chuyển đường I-P lên trên và có thể mở rộng turning point về phía phải.</w:t>
+        <w:t xml:space="preserve">là một can thiệp có thể nâng cao lợi ích từ quốc tế hóa, nhất là ở các bối cảnh ICRV trung bình như Việt Nam và Trung Quốc. Chính sách giúp doanh nghiệp tiếp cận công nghệ nước ngoài, qua chương trình kết nối với công ty đa quốc gia hay giảm thuế nhập khẩu công nghệ, cùng với khuyến khích nghiên cứu và phát triển và hỗ trợ chứng nhận chất lượng quốc tế, sẽ nâng TCI của toàn bộ doanh nghiệp trong nền kinh tế. Nhờ đó, đường I-P dịch lên trên và điểm uốn có thể mở rộng về phía phải.</w:t>
       </w:r>
     </w:p>
     <w:p>
@@ -2003,7 +1893,7 @@
         <w:pStyle w:val="BodyText"/>
       </w:pPr>
       <w:r>
-        <w:t xml:space="preserve">Gradient ICRV gợi ý rằng</w:t>
+        <w:t xml:space="preserve">Dải biến thiên ICRV gợi ý rằng</w:t>
       </w:r>
       <w:r>
         <w:t xml:space="preserve"> </w:t>
@@ -2016,10 +1906,7 @@
         <w:t xml:space="preserve">cải thiện chất lượng thể chế</w:t>
       </w:r>
       <w:r>
-        <w:t xml:space="preserve"> </w:t>
-      </w:r>
-      <w:r>
-        <w:t xml:space="preserve">(pháp quyền, bảo vệ quyền sở hữu trí tuệ, giảm chi phí tuân thủ thương mại) là can thiệp dài hạn quan trọng nhất. Doanh nghiệp trong nền kinh tế thể chế tốt hơn có thể quốc tế hóa đến mức độ cao hơn trước khi chi phí vượt qua lợi ích, điều này có nghĩa là cải cách thể chế không chỉ có lợi về mặt kinh doanh nội địa mà còn mở rộng không gian lợi ích từ xuất khẩu.</w:t>
+        <w:t xml:space="preserve">, gồm pháp quyền, bảo vệ quyền sở hữu trí tuệ và giảm chi phí tuân thủ thương mại, mới là can thiệp dài hạn quan trọng nhất. Doanh nghiệp ở nền kinh tế thể chế tốt hơn có thể quốc tế hóa đến mức cao hơn trước khi chi phí vượt qua lợi ích. Như vậy, cải cách thể chế không chỉ có lợi cho kinh doanh nội địa, mà còn mở rộng cả không gian lợi ích từ xuất khẩu.</w:t>
       </w:r>
     </w:p>
     <w:p>
@@ -2027,17 +1914,17 @@
         <w:pStyle w:val="BodyText"/>
       </w:pPr>
       <w:r>
-        <w:t xml:space="preserve">Đối với Việt Nam cụ thể: turning point dịch chuyển từ 46,2% (2009) xuống 39,3% (2015) là tín hiệu đáng lo ngại. Nếu turning point tiếp tục dịch trái, điều đó hàm ý rằng lợi ích từ xuất khẩu đạt đỉnh sớm hơn và suy giảm nhanh hơn, có thể do cấu trúc xuất khẩu tập trung vào gia công với biên lợi nhuận mỏng. Chính sách nâng cao giá trị gia tăng trong xuất khẩu (moving up the value chain) kết hợp với tăng cường TCI có thể giúp đảo ngược xu hướng này.</w:t>
+        <w:t xml:space="preserve">Riêng với Việt Nam, việc điểm uốn dịch từ 46,2% (2009) xuống 39,3% (2015) là một tín hiệu đáng lo ngại. Nếu điểm uốn tiếp tục dịch sang trái, lợi ích từ xuất khẩu sẽ đạt đỉnh sớm hơn và suy giảm nhanh hơn, có thể vì cấu trúc xuất khẩu thiên về gia công với biên lợi nhuận mỏng. Chính sách nâng cao giá trị gia tăng trong xuất khẩu, tức tiến lên các nấc cao hơn trong chuỗi giá trị, kết hợp với tăng cường TCI, có thể giúp đảo ngược xu hướng này.</w:t>
       </w:r>
     </w:p>
     <w:bookmarkEnd w:id="36"/>
-    <w:bookmarkStart w:id="37" w:name="Xb72945ffcd7baeba99eebb1118ccccd8ec07fb7"/>
+    <w:bookmarkStart w:id="37" w:name="X59d919466906d9a280d645023e1878e458893ad"/>
     <w:p>
       <w:pPr>
         <w:pStyle w:val="Heading3"/>
       </w:pPr>
       <w:r>
-        <w:t xml:space="preserve">5.4.2 Đề xuất cho nhà quản trị doanh nghiệp, Turning Point theo ICRV</w:t>
+        <w:t xml:space="preserve">5.4.2 Đề xuất cho nhà quản trị doanh nghiệp: điểm uốn theo ICRV</w:t>
       </w:r>
     </w:p>
     <w:p>
@@ -2045,23 +1932,23 @@
         <w:pStyle w:val="FirstParagraph"/>
       </w:pPr>
       <w:r>
-        <w:t xml:space="preserve">Kết quả thực nghiệm cung cấp</w:t>
-      </w:r>
-      <w:r>
-        <w:t xml:space="preserve"> </w:t>
-      </w:r>
-      <w:r>
-        <w:rPr>
-          <w:bCs/>
-          <w:b/>
-        </w:rPr>
-        <w:t xml:space="preserve">hướng dẫn thực tế</w:t>
-      </w:r>
-      <w:r>
-        <w:t xml:space="preserve"> </w:t>
-      </w:r>
-      <w:r>
-        <w:t xml:space="preserve">cho nhà quản trị về mức độ quốc tế hóa tối ưu theo bối cảnh:</w:t>
+        <w:t xml:space="preserve">Kết quả thực nghiệm cung cấp những</w:t>
+      </w:r>
+      <w:r>
+        <w:t xml:space="preserve"> </w:t>
+      </w:r>
+      <w:r>
+        <w:rPr>
+          <w:bCs/>
+          <w:b/>
+        </w:rPr>
+        <w:t xml:space="preserve">chỉ dẫn thực tế</w:t>
+      </w:r>
+      <w:r>
+        <w:t xml:space="preserve"> </w:t>
+      </w:r>
+      <w:r>
+        <w:t xml:space="preserve">cho nhà quản trị về mức độ quốc tế hóa tối ưu theo từng bối cảnh:</w:t>
       </w:r>
     </w:p>
     <w:p>
@@ -2079,24 +1966,7 @@
         <w:t xml:space="preserve">Doanh nghiệp Singapore (Nhóm I)</w:t>
       </w:r>
       <w:r>
-        <w:t xml:space="preserve">: turning point TP</w:t>
-      </w:r>
-      <w:r>
-        <w:t xml:space="preserve"> </w:t>
-      </w:r>
-      <m:oMath>
-        <m:r>
-          <m:rPr>
-            <m:sty m:val="p"/>
-          </m:rPr>
-          <m:t>≈</m:t>
-        </m:r>
-      </m:oMath>
-      <w:r>
-        <w:t xml:space="preserve"> </w:t>
-      </w:r>
-      <w:r>
-        <w:t xml:space="preserve">88,6% cho thấy không gian quốc tế hóa rất rộng. Chiến lược mở rộng quốc tế mạnh mẽ (high-commitment internationalization) phù hợp với bối cảnh này, đặc biệt khi kết hợp với DAI cao.</w:t>
+        <w:t xml:space="preserve">: điểm uốn khoảng 82% cho thấy không gian quốc tế hóa rất rộng. Chiến lược mở rộng quốc tế mạnh mẽ, với mức cam kết cao, phù hợp với bối cảnh này, nhất là khi đi kèm DAI cao.</w:t>
       </w:r>
     </w:p>
     <w:p>
@@ -2114,24 +1984,7 @@
         <w:t xml:space="preserve">Doanh nghiệp Trung Quốc (Nhóm III)</w:t>
       </w:r>
       <w:r>
-        <w:t xml:space="preserve">: turning point TP</w:t>
-      </w:r>
-      <w:r>
-        <w:t xml:space="preserve"> </w:t>
-      </w:r>
-      <m:oMath>
-        <m:r>
-          <m:rPr>
-            <m:sty m:val="p"/>
-          </m:rPr>
-          <m:t>≈</m:t>
-        </m:r>
-      </m:oMath>
-      <w:r>
-        <w:t xml:space="preserve"> </w:t>
-      </w:r>
-      <w:r>
-        <w:t xml:space="preserve">48,78% ổn định qua thập kỷ 2012-2024, gợi ý rằng chiến lược xuất khẩu tối ưu là duy trì tỷ lệ FSTS trong khoảng 40-50%, kết hợp giữa thị trường nội địa khổng lồ và hoạt động xuất khẩu có chọn lọc.</w:t>
+        <w:t xml:space="preserve">: điểm uốn khoảng 48,78% ổn định qua thập kỷ 2012-2024, gợi ý rằng chiến lược xuất khẩu tối ưu là giữ tỷ lệ FSTS trong khoảng 40-50%, cân bằng giữa thị trường nội địa khổng lồ và hoạt động xuất khẩu có chọn lọc.</w:t>
       </w:r>
     </w:p>
     <w:p>
@@ -2149,7 +2002,7 @@
         <w:t xml:space="preserve">Doanh nghiệp Việt Nam (Nhóm IV)</w:t>
       </w:r>
       <w:r>
-        <w:t xml:space="preserve">: turning point thấp hơn (39,3-46,2%), hàm ý rằng nhà quản trị cần thận trọng hơn khi đẩy tỷ lệ xuất khẩu vượt quá 40% tổng doanh thu. Thay vào đó,</w:t>
+        <w:t xml:space="preserve">: điểm uốn thấp hơn, trong khoảng 39,3-46,2%, hàm ý nhà quản trị cần thận trọng khi đẩy tỷ lệ xuất khẩu vượt quá 40% tổng doanh thu. Thay vào đó,</w:t>
       </w:r>
       <w:r>
         <w:t xml:space="preserve"> </w:t>
@@ -2165,7 +2018,7 @@
         <w:t xml:space="preserve"> </w:t>
       </w:r>
       <w:r>
-        <w:t xml:space="preserve">trước khi mở rộng quốc tế sẽ hiệu quả hơn là tăng FSTS thuần túy.</w:t>
+        <w:t xml:space="preserve">trước khi mở rộng quốc tế sẽ hiệu quả hơn là chỉ tăng FSTS đơn thuần.</w:t>
       </w:r>
     </w:p>
     <w:p>
@@ -2180,20 +2033,20 @@
           <w:bCs/>
           <w:b/>
         </w:rPr>
-        <w:t xml:space="preserve">Doanh nghiệp SIDS (Nhóm VI)</w:t>
-      </w:r>
-      <w:r>
-        <w:t xml:space="preserve">: kết quả FIP là cảnh báo nghiêm túc, đẩy mạnh xuất khẩu trong bối cảnh thiếu năng lực và hỗ trợ thể chế không cải thiện mà còn có thể làm xấu đi hiệu quả hoạt động. Doanh nghiệp SIDS nên ưu tiên xây dựng năng lực nội địa và nâng cao TCI trước khi mở rộng xuất khẩu đáng kể.</w:t>
+        <w:t xml:space="preserve">Doanh nghiệp đảo nhỏ Thái Bình Dương (Nhóm VI)</w:t>
+      </w:r>
+      <w:r>
+        <w:t xml:space="preserve">: kết quả FIP là một lời cảnh báo nghiêm túc. Đẩy mạnh xuất khẩu trong điều kiện thiếu năng lực và hỗ trợ thể chế không những không cải thiện, mà còn có thể làm xấu đi hiệu quả hoạt động. Các doanh nghiệp này nên ưu tiên xây dựng năng lực nội địa và nâng cao TCI trước khi mở rộng xuất khẩu đáng kể.</w:t>
       </w:r>
     </w:p>
     <w:bookmarkEnd w:id="37"/>
-    <w:bookmarkStart w:id="38" w:name="X3f7c356bbecb0845bc3ba35928bc46323a69176"/>
+    <w:bookmarkStart w:id="38" w:name="X8eb24980ca890fc6da7d7cc40ee5058abf48ce9"/>
     <w:p>
       <w:pPr>
         <w:pStyle w:val="Heading3"/>
       </w:pPr>
       <w:r>
-        <w:t xml:space="preserve">5.4.3 Đề xuất đặc biệt cho SIDS, Tránh Bẫy Quốc Tế Hóa Bắt Buộc</w:t>
+        <w:t xml:space="preserve">5.4.3 Đề xuất riêng cho đảo nhỏ Thái Bình Dương: tránh bẫy quốc tế hóa bắt buộc</w:t>
       </w:r>
     </w:p>
     <w:p>
@@ -2201,7 +2054,7 @@
         <w:pStyle w:val="FirstParagraph"/>
       </w:pPr>
       <w:r>
-        <w:t xml:space="preserve">Phát hiện FIP tại chín quốc gia SIDS Thái Bình Dương có hàm ý chính sách cụ thể và cấp bách. Hiện tại, nhiều chương trình phát triển quốc tế và viện trợ thương mại cho SIDS tập trung vào khuyến khích xuất khẩu như một chiến lược tăng trưởng. Kết quả FIP đặt câu hỏi về hiệu quả của chiến lược này khi thiếu nền tảng năng lực tương ứng.</w:t>
+        <w:t xml:space="preserve">Phát hiện FIP tại chín quốc gia đảo nhỏ Thái Bình Dương mang một hàm ý chính sách cụ thể và cấp bách. Hiện nay, nhiều chương trình phát triển quốc tế và viện trợ thương mại cho khu vực này tập trung vào việc khuyến khích xuất khẩu như một chiến lược tăng trưởng. Kết quả FIP đặt dấu hỏi về hiệu quả của chiến lược ấy khi nền tảng năng lực tương ứng còn thiếu.</w:t>
       </w:r>
     </w:p>
     <w:p>
@@ -2209,38 +2062,20 @@
         <w:pStyle w:val="BodyText"/>
       </w:pPr>
       <w:r>
-        <w:t xml:space="preserve">Thay vào đó, hàm ý chính sách là:</w:t>
-      </w:r>
-      <w:r>
-        <w:t xml:space="preserve"> </w:t>
-      </w:r>
-      <w:r>
-        <w:rPr>
-          <w:bCs/>
-          <w:b/>
-        </w:rPr>
-        <w:t xml:space="preserve">không phải xuất khẩu nhiều hơn, mà phải xuất khẩu tốt hơn</w:t>
-      </w:r>
-      <w:r>
-        <w:t xml:space="preserve">. Cụ thể, ưu tiên nên là: (i) xây dựng hạ tầng logistics và kết nối (giảm chi phí cố định của xuất khẩu); (ii) phát triển năng lực doanh nghiệp thông qua TCI (chứ không chỉ DAI bề mặt); (iii) thiết kế chương trình hỗ trợ xuất khẩu có chọn lọc tập trung vào doanh nghiệp đã có đủ năng lực để hưởng lợi, thay vì khuyến khích đại trà. Nói tóm lại, tránh</w:t>
-      </w:r>
-      <w:r>
-        <w:t xml:space="preserve"> </w:t>
-      </w:r>
-      <w:r>
-        <w:t xml:space="preserve">“</w:t>
-      </w:r>
-      <w:r>
-        <w:t xml:space="preserve">bẫy quốc tế hóa bắt buộc</w:t>
-      </w:r>
-      <w:r>
-        <w:t xml:space="preserve">”</w:t>
-      </w:r>
-      <w:r>
-        <w:t xml:space="preserve"> </w:t>
-      </w:r>
-      <w:r>
-        <w:t xml:space="preserve">bằng cách đảm bảo rằng các can thiệp chính sách xây dựng năng lực trước khi thúc đẩy mở rộng thị trường.</w:t>
+        <w:t xml:space="preserve">Hàm ý chính sách rút ra là:</w:t>
+      </w:r>
+      <w:r>
+        <w:t xml:space="preserve"> </w:t>
+      </w:r>
+      <w:r>
+        <w:rPr>
+          <w:bCs/>
+          <w:b/>
+        </w:rPr>
+        <w:t xml:space="preserve">vấn đề không phải xuất khẩu nhiều hơn, mà là xuất khẩu tốt hơn</w:t>
+      </w:r>
+      <w:r>
+        <w:t xml:space="preserve">. Cụ thể, ưu tiên nên đặt vào ba hướng: xây dựng hạ tầng hậu cần và kết nối để giảm chi phí cố định của xuất khẩu; phát triển năng lực doanh nghiệp qua TCI chứ không chỉ qua DAI bề mặt; và thiết kế chương trình hỗ trợ xuất khẩu có chọn lọc, hướng vào những doanh nghiệp đã đủ năng lực để hưởng lợi, thay vì khuyến khích đại trà. Tóm lại, muốn tránh bẫy quốc tế hóa bắt buộc thì các can thiệp chính sách phải xây dựng năng lực trước khi thúc đẩy mở rộng thị trường.</w:t>
       </w:r>
     </w:p>
     <w:bookmarkEnd w:id="38"/>
@@ -2258,7 +2093,7 @@
         <w:pStyle w:val="FirstParagraph"/>
       </w:pPr>
       <w:r>
-        <w:t xml:space="preserve">Kết quả từ Nghiên cứu P3 (Việt Nam, ICRV Nhóm IV) có hàm ý cụ thể và trực tiếp cho bối cảnh Đồng bằng sông Cửu Long (ĐBSCL), khu vực chiếm gần 18% GDP cả nước và hơn 50% sản lượng gạo, 65% xuất khẩu thủy sản của Việt Nam. Các doanh nghiệp xuất khẩu tại ĐBSCL hoạt động trong cùng bối cảnh thể chế với mẫu P3 nhưng có đặc điểm cấu trúc còn thách thức hơn: quy mô SME chiếm ưu thế, TCI thấp hơn trung bình quốc gia, và tỷ lệ FSTS cấu trúc cao (gạo, thủy sản vốn là hàng hóa xuất khẩu chủ yếu, không có thị trường nội địa quy mô lớn để hấp thụ).</w:t>
+        <w:t xml:space="preserve">Kết quả từ Nghiên cứu P3 (Việt Nam, ICRV Nhóm IV) mang hàm ý cụ thể và trực tiếp cho bối cảnh Đồng bằng sông Cửu Long, khu vực chiếm gần 18% GDP cả nước, hơn 50% sản lượng gạo và 65% kim ngạch xuất khẩu thủy sản của Việt Nam. Doanh nghiệp xuất khẩu nơi đây hoạt động trong cùng bối cảnh thể chế với mẫu P3, nhưng đặc điểm cấu trúc còn nhiều thách thức hơn: doanh nghiệp nhỏ và vừa chiếm ưu thế, TCI thấp hơn mức trung bình quốc gia, và tỷ lệ FSTS cấu trúc cao, vì gạo và thủy sản vốn là hàng hóa xuất khẩu chủ yếu, không có thị trường nội địa đủ lớn để hấp thụ.</w:t>
       </w:r>
     </w:p>
     <w:p>
@@ -2270,29 +2105,26 @@
           <w:bCs/>
           <w:b/>
         </w:rPr>
-        <w:t xml:space="preserve">Turning point thấp (~39-46% FSTS) là cảnh báo cụ thể cho doanh nghiệp xuất khẩu thủy sản và gạo ĐBSCL</w:t>
-      </w:r>
-      <w:r>
-        <w:t xml:space="preserve"> </w:t>
-      </w:r>
-      <w:r>
-        <w:t xml:space="preserve">vốn có FSTS cấu trúc thường vượt 50-70% tổng doanh thu. Kết quả P3 gợi ý rằng nhiều doanh nghiệp này có thể đang ở trên turning point, tức là đang gánh chi phí phối hợp quốc tế mà không tương ứng tăng hiệu quả. Giải pháp không phải là giảm xuất khẩu (vì không có thị trường nội địa để thay thế) mà là</w:t>
-      </w:r>
-      <w:r>
-        <w:t xml:space="preserve"> </w:t>
-      </w:r>
-      <w:r>
-        <w:rPr>
-          <w:bCs/>
-          <w:b/>
-        </w:rPr>
-        <w:t xml:space="preserve">nâng TCI đồng thời</w:t>
-      </w:r>
-      <w:r>
-        <w:t xml:space="preserve"> </w:t>
-      </w:r>
-      <w:r>
-        <w:t xml:space="preserve">để dịch chuyển turning point sang phải, mở rộng biên lợi ích của xuất khẩu.</w:t>
+        <w:t xml:space="preserve">Điểm uốn thấp, khoảng 39-46% FSTS, là một cảnh báo cụ thể cho doanh nghiệp xuất khẩu thủy sản và gạo Đồng bằng sông Cửu Long</w:t>
+      </w:r>
+      <w:r>
+        <w:t xml:space="preserve">, nơi FSTS cấu trúc thường vượt 50-70% tổng doanh thu. Kết quả P3 gợi ý rằng nhiều doanh nghiệp trong số đó có thể đang ở phía bên kia điểm uốn, tức đang gánh chi phí phối hợp quốc tế mà hiệu quả không tăng tương ứng. Giải pháp không phải là giảm xuất khẩu, bởi không có thị trường nội địa để thay thế, mà là</w:t>
+      </w:r>
+      <w:r>
+        <w:t xml:space="preserve"> </w:t>
+      </w:r>
+      <w:r>
+        <w:rPr>
+          <w:bCs/>
+          <w:b/>
+        </w:rPr>
+        <w:t xml:space="preserve">nâng TCI song song</w:t>
+      </w:r>
+      <w:r>
+        <w:t xml:space="preserve"> </w:t>
+      </w:r>
+      <w:r>
+        <w:t xml:space="preserve">nhằm đẩy điểm uốn sang phải, mở rộng biên lợi ích của xuất khẩu.</w:t>
       </w:r>
     </w:p>
     <w:p>
@@ -2300,17 +2132,23 @@
         <w:pStyle w:val="BodyText"/>
       </w:pPr>
       <w:r>
-        <w:rPr>
-          <w:bCs/>
-          <w:b/>
-        </w:rPr>
-        <w:t xml:space="preserve">DAI (Tier-1 proxy, website adoption)</w:t>
-      </w:r>
-      <w:r>
-        <w:t xml:space="preserve"> </w:t>
-      </w:r>
-      <w:r>
-        <w:t xml:space="preserve">tại ĐBSCL vẫn còn thấp so với trung bình cả nước. Kết quả P3 cho thấy tác động DAI null ở Tier-1 đơn thuần, nhưng bằng chứng từ P4 Singapore (Tier-1+2) cho thấy rằng khi doanh nghiệp nâng cấp lên DAI Tier-2 (website + e-payment + e-supplier), hiệu ứng điều tiết trở nên rõ rệt. Đây là cơ sở để ưu tiên các chương trình chuyển đổi số</w:t>
+        <w:t xml:space="preserve">Mức</w:t>
+      </w:r>
+      <w:r>
+        <w:t xml:space="preserve"> </w:t>
+      </w:r>
+      <w:r>
+        <w:rPr>
+          <w:bCs/>
+          <w:b/>
+        </w:rPr>
+        <w:t xml:space="preserve">DAI Tier-1, đo bằng mức chấp nhận trang web,</w:t>
+      </w:r>
+      <w:r>
+        <w:t xml:space="preserve"> </w:t>
+      </w:r>
+      <w:r>
+        <w:t xml:space="preserve">tại Đồng bằng sông Cửu Long vẫn còn thấp so với trung bình cả nước. P3 cho thấy DAI Tier-1 đơn thuần không có tác động đáng kể, nhưng bằng chứng từ P4 Singapore (Tier-1+2) lại cho thấy khi doanh nghiệp nâng lên DAI Tier-2, gồm trang web cùng thanh toán điện tử và kết nối nhà cung ứng số, hiệu ứng điều tiết hiện ra rõ rệt. Đây là cơ sở để ưu tiên các chương trình chuyển đổi số</w:t>
       </w:r>
       <w:r>
         <w:t xml:space="preserve"> </w:t>
@@ -2323,7 +2161,7 @@
         <w:t xml:space="preserve">toàn diện</w:t>
       </w:r>
       <w:r>
-        <w:t xml:space="preserve">, không chỉ dừng ở website (Tier-1 proxy/foundational website adoption) mà tiến tới tích hợp thanh toán điện tử và kết nối nhà cung ứng số (Tier-2) như Chương trình Chuyển đổi số Quốc gia 2025-2030. Nghiên cứu trên dữ liệu WBES Việt Nam 2023 (sóng gần nhất) sẽ cung cấp bằng chứng cập nhật hơn cho các hàm ý này.</w:t>
+        <w:t xml:space="preserve">, không dừng ở trang web ở mức nền tảng (Tier-1), mà tiến tới tích hợp thanh toán điện tử và kết nối nhà cung ứng số ở Tier-2, đúng tinh thần Chương trình Chuyển đổi số Quốc gia 2025-2030. Nghiên cứu trên dữ liệu WBES Việt Nam 2023, đợt khảo sát gần nhất, sẽ cung cấp bằng chứng cập nhật hơn cho các hàm ý này.</w:t>
       </w:r>
     </w:p>
     <w:p>
@@ -2358,7 +2196,7 @@
         <w:pStyle w:val="FirstParagraph"/>
       </w:pPr>
       <w:r>
-        <w:t xml:space="preserve">Hạn chế quan trọng nhất của luận án liên quan đến đo lường DAI. Dữ liệu WBES chỉ cung cấp số lượng item hạn chế để xây dựng chỉ số DAI, và các item này thay đổi qua các thế hệ schema WBES (PICS3, Standardized, BREADY/BEE). Tại Việt Nam (P3), chỉ Tier-1 DAI (website, email, online sales) được sử dụng do hạn chế của các làn sóng 2009 và 2015, trong khi Tier-2 (e-payment, e-supplier) chỉ có từ 2023. Điều này tạo ra khả năng đo lường không đầy đủ, đặc biệt là không nắm bắt được chiều sâu năng lực số ở bối cảnh ICRV thấp.</w:t>
+        <w:t xml:space="preserve">Hạn chế quan trọng nhất của luận án nằm ở việc đo lường DAI. Dữ liệu WBES chỉ cung cấp một số ít chỉ báo để xây dựng chỉ số DAI, và các chỉ báo này lại thay đổi qua các thế hệ lược đồ khảo sát WBES (PICS3, lược đồ chuẩn hóa, BREADY/BEE). Tại Việt Nam (P3), chỉ DAI Tier-1, gồm trang web, thư điện tử và bán hàng trực tuyến, được sử dụng, do giới hạn của các đợt khảo sát 2009 và 2015; còn Tier-2, gồm thanh toán điện tử và kết nối nhà cung ứng số, mãi đến năm 2023 mới có. Điều này dẫn đến nguy cơ đo lường không đầy đủ, đặc biệt là không nắm bắt được chiều sâu năng lực số ở các bối cảnh ICRV thấp.</w:t>
       </w:r>
     </w:p>
     <w:p>
@@ -2366,51 +2204,17 @@
         <w:pStyle w:val="BodyText"/>
       </w:pPr>
       <w:r>
-        <w:t xml:space="preserve">Quan trọng hơn, tất cả các đo lường DAI đều là</w:t>
-      </w:r>
-      <w:r>
-        <w:t xml:space="preserve"> </w:t>
-      </w:r>
-      <w:r>
-        <w:rPr>
-          <w:bCs/>
-          <w:b/>
-        </w:rPr>
-        <w:t xml:space="preserve">static</w:t>
-      </w:r>
-      <w:r>
-        <w:t xml:space="preserve"> </w:t>
-      </w:r>
-      <w:r>
-        <w:t xml:space="preserve">(tại một thời điểm khảo sát), không thể nắm bắt tính</w:t>
-      </w:r>
-      <w:r>
-        <w:t xml:space="preserve"> </w:t>
-      </w:r>
-      <w:r>
-        <w:t xml:space="preserve">“</w:t>
-      </w:r>
-      <w:r>
-        <w:t xml:space="preserve">dynamic</w:t>
-      </w:r>
-      <w:r>
-        <w:t xml:space="preserve">”</w:t>
-      </w:r>
-      <w:r>
-        <w:t xml:space="preserve"> </w:t>
-      </w:r>
-      <w:r>
-        <w:t xml:space="preserve">của việc cập nhật và tái cấu hình năng lực số theo thời gian. Điều này có nghĩa là các phát hiện về DAI trong luận án phản ánh mức độ chấp nhận số tại một thời điểm chứ không phải năng lực số năng động theo nghĩa của dynamic capabilities theory (Teece et al., 1997).</w:t>
+        <w:t xml:space="preserve">Quan trọng hơn, mọi thước đo DAI đều mang tính tĩnh, ở một thời điểm khảo sát, nên không thể nắm bắt tính động của việc cập nhật và tái cấu hình năng lực số theo thời gian. Nói cách khác, các phát hiện về DAI trong luận án phản ánh mức chấp nhận số tại một thời điểm, chứ không phải năng lực số động theo nghĩa của lý thuyết năng lực động (Teece et al., 1997).</w:t>
       </w:r>
     </w:p>
     <w:bookmarkEnd w:id="41"/>
-    <w:bookmarkStart w:id="42" w:name="X0fb0169567c230dc5c1d35515099b26124d99e1"/>
+    <w:bookmarkStart w:id="42" w:name="X9c6addda56cacda8a31e56c0f8a748c29f6b6eb"/>
     <w:p>
       <w:pPr>
         <w:pStyle w:val="Heading3"/>
       </w:pPr>
       <w:r>
-        <w:t xml:space="preserve">5.5.2 Hạn chế về selection bias trong exporters subsamples</w:t>
+        <w:t xml:space="preserve">5.5.2 Hạn chế về sai lệch chọn mẫu trong mẫu con doanh nghiệp xuất khẩu</w:t>
       </w:r>
     </w:p>
     <w:p>
@@ -2418,7 +2222,7 @@
         <w:pStyle w:val="FirstParagraph"/>
       </w:pPr>
       <w:r>
-        <w:t xml:space="preserve">Các phân tích sử dụng mẫu chỉ gồm doanh nghiệp xuất khẩu (ví dụ: Singapore N = 237, SIDS exporters-only N = 187) đối mặt với rủi ro selection bias nghiêm trọng: doanh nghiệp xuất khẩu không phải là mẫu ngẫu nhiên từ tổng thể doanh nghiệp mà có khả năng là các doanh nghiệp đã có một số lợi thế ban đầu (productivity, resources, connections). Kết quả từ exporters-only không thể tổng quát hóa trực tiếp cho toàn bộ doanh nghiệp, và có thể understate hoặc overstate các hiệu ứng tùy thuộc vào phương hướng của selection.</w:t>
+        <w:t xml:space="preserve">Các phân tích chỉ dùng mẫu doanh nghiệp xuất khẩu, chẳng hạn Singapore với N = 237 hay đảo nhỏ Thái Bình Dương với N = 187 doanh nghiệp xuất khẩu, đều đối mặt với nguy cơ sai lệch chọn mẫu nghiêm trọng. Doanh nghiệp xuất khẩu không phải mẫu ngẫu nhiên rút từ tổng thể, mà thường là những đơn vị đã có sẵn một số lợi thế ban đầu về năng suất, nguồn lực hay quan hệ. Vì thế, kết quả từ mẫu chỉ gồm doanh nghiệp xuất khẩu không thể khái quát trực tiếp cho toàn bộ doanh nghiệp, và có thể ước lượng thấp hoặc cao hơn thực tế tùy theo chiều của sự chọn lọc.</w:t>
       </w:r>
     </w:p>
     <w:p>
@@ -2426,17 +2230,17 @@
         <w:pStyle w:val="BodyText"/>
       </w:pPr>
       <w:r>
-        <w:t xml:space="preserve">Phân tích Heckman two-step (hoặc treatment effects models) trong các nghiên cứu tương lai có thể khắc phục phần nào hạn chế này bằng cách mô hình hóa quá trình lựa chọn tham gia xuất khẩu như giai đoạn thứ nhất trước khi ước lượng hiệu quả trong giai đoạn thứ hai.</w:t>
+        <w:t xml:space="preserve">Phân tích Heckman hai bước, hay các mô hình hiệu ứng can thiệp, trong nghiên cứu tương lai có thể khắc phục phần nào hạn chế này, bằng cách mô hình hóa quá trình tham gia xuất khẩu như giai đoạn thứ nhất, trước khi ước lượng hiệu quả ở giai đoạn thứ hai.</w:t>
       </w:r>
     </w:p>
     <w:bookmarkEnd w:id="42"/>
-    <w:bookmarkStart w:id="43" w:name="hạn-chế-về-nhân-quả"/>
+    <w:bookmarkStart w:id="43" w:name="hạn-chế-về-suy-luận-nhân-quả"/>
     <w:p>
       <w:pPr>
         <w:pStyle w:val="Heading3"/>
       </w:pPr>
       <w:r>
-        <w:t xml:space="preserve">5.5.3 Hạn chế về nhân quả</w:t>
+        <w:t xml:space="preserve">5.5.3 Hạn chế về suy luận nhân quả</w:t>
       </w:r>
     </w:p>
     <w:p>
@@ -2444,7 +2248,7 @@
         <w:pStyle w:val="FirstParagraph"/>
       </w:pPr>
       <w:r>
-        <w:t xml:space="preserve">Thiết kế cross-sectional (hoặc pooled panel nhưng với WBES không phải là panel thực sự cho cùng doanh nghiệp qua thời gian) giới hạn khả năng suy luận nhân quả. Quan hệ I-P có thể bị ảnh hưởng bởi reverse causality: doanh nghiệp hiệu quả hơn có thể có nhiều nguồn lực để quốc tế hóa hơn, tạo ra chiều nhân quả ngược lại. Country fixed effects và year fixed effects giúp kiểm soát một phần, nhưng không giải quyết hoàn toàn vấn đề endogeneity.</w:t>
+        <w:t xml:space="preserve">Thiết kế cắt ngang, hoặc dữ liệu bảng gộp nhưng WBES không phải dữ liệu bảng thực sự theo dõi cùng doanh nghiệp qua thời gian, làm hạn chế khả năng suy luận nhân quả. Quan hệ I-P có thể chịu ảnh hưởng của nhân quả ngược: doanh nghiệp hiệu quả hơn thường có nhiều nguồn lực hơn để quốc tế hóa, tạo nên chiều nhân quả ngược lại. Hiệu ứng cố định quốc gia và năm giúp kiểm soát một phần, nhưng chưa thể xử lý trọn vẹn vấn đề nội sinh.</w:t>
       </w:r>
     </w:p>
     <w:bookmarkEnd w:id="43"/>
@@ -2462,7 +2266,7 @@
         <w:pStyle w:val="FirstParagraph"/>
       </w:pPr>
       <w:r>
-        <w:t xml:space="preserve">Dựa trên các hạn chế trên, luận án đề xuất bốn hướng nghiên cứu ưu tiên:</w:t>
+        <w:t xml:space="preserve">Từ các hạn chế trên, luận án đề xuất bốn hướng nghiên cứu ưu tiên.</w:t>
       </w:r>
     </w:p>
     <w:p>
@@ -2470,14 +2274,7 @@
         <w:pStyle w:val="BodyText"/>
       </w:pPr>
       <w:r>
-        <w:rPr>
-          <w:bCs/>
-          <w:b/>
-        </w:rPr>
-        <w:t xml:space="preserve">Thứ nhất</w:t>
-      </w:r>
-      <w:r>
-        <w:t xml:space="preserve">, xây dựng đo lường DAI phong phú hơn (Tier-2 và Tier-3) trên dữ liệu WBES mới nhất (2023-2026) và các nguồn dữ liệu bổ sung (ITU Digital Development Index, OECD Digital Economy Outlook) để kiểm định lại vai trò DAI trong các bối cảnh ICRV thấp hơn.</w:t>
+        <w:t xml:space="preserve">Trước hết, cần xây dựng thước đo DAI phong phú hơn, ở Tier-2 và Tier-3, dựa trên dữ liệu WBES mới nhất giai đoạn 2023-2026 cùng các nguồn bổ sung như chỉ số phát triển số của Liên minh Viễn thông Quốc tế hay báo cáo kinh tế số của OECD, nhằm kiểm định lại vai trò của DAI ở các bối cảnh ICRV thấp hơn.</w:t>
       </w:r>
     </w:p>
     <w:p>
@@ -2485,14 +2282,7 @@
         <w:pStyle w:val="BodyText"/>
       </w:pPr>
       <w:r>
-        <w:rPr>
-          <w:bCs/>
-          <w:b/>
-        </w:rPr>
-        <w:t xml:space="preserve">Thứ hai</w:t>
-      </w:r>
-      <w:r>
-        <w:t xml:space="preserve">, sử dụng phương pháp nhận dạng nhân quả (causal identification): instrumental variables (ví dụ: sử dụng các cải cách thương mại ngoại sinh như FTA ký kết), difference-in-differences, hoặc regression discontinuity design để ước lượng hiệu ứng nhân quả của quốc tế hóa lên hiệu quả.</w:t>
+        <w:t xml:space="preserve">Hướng thứ hai là vận dụng các phương pháp nhận dạng nhân quả, gồm biến công cụ, chẳng hạn các cải cách thương mại ngoại sinh như việc ký kết hiệp định thương mại tự do, phương pháp khác biệt trong khác biệt, hay thiết kế hồi quy gián đoạn, để ước lượng tác động nhân quả của quốc tế hóa lên hiệu quả.</w:t>
       </w:r>
     </w:p>
     <w:p>
@@ -2500,14 +2290,7 @@
         <w:pStyle w:val="BodyText"/>
       </w:pPr>
       <w:r>
-        <w:rPr>
-          <w:bCs/>
-          <w:b/>
-        </w:rPr>
-        <w:t xml:space="preserve">Thứ ba</w:t>
-      </w:r>
-      <w:r>
-        <w:t xml:space="preserve">, mở rộng phân tích FIP tại SIDS với các công cụ đo lường và dữ liệu panel thực sự (theo dõi cùng doanh nghiệp qua nhiều năm) để kiểm định liệu FIP là trạng thái cấu trúc dài hạn hay chỉ là giai đoạn tạm thời khi doanh nghiệp SIDS mới bắt đầu xuất khẩu.</w:t>
+        <w:t xml:space="preserve">Hướng thứ ba là mở rộng phân tích FIP tại các nền kinh tế đảo nhỏ, với công cụ đo lường tốt hơn và dữ liệu bảng thực sự theo dõi cùng doanh nghiệp qua nhiều năm, nhằm kiểm định xem FIP là trạng thái cấu trúc dài hạn hay chỉ là giai đoạn tạm thời khi doanh nghiệp đảo nhỏ mới bắt đầu xuất khẩu.</w:t>
       </w:r>
     </w:p>
     <w:p>
@@ -2515,14 +2298,7 @@
         <w:pStyle w:val="BodyText"/>
       </w:pPr>
       <w:r>
-        <w:rPr>
-          <w:bCs/>
-          <w:b/>
-        </w:rPr>
-        <w:t xml:space="preserve">Thứ tư</w:t>
-      </w:r>
-      <w:r>
-        <w:t xml:space="preserve">, kiểm định vai trò của top manager characteristics (H4, kinh nghiệm, giới tính) trong từng bối cảnh ICRV riêng biệt, đặc biệt trong bối cảnh Frontier và SIDS nơi tầng năng lực và thể chế yếu hơn, liệu đặc điểm nhà quản trị có thể bù đắp một phần cho những thiếu hụt đó không?</w:t>
+        <w:t xml:space="preserve">Sau cùng, cần kiểm định vai trò của đặc điểm nhà quản trị cấp cao (H4, gồm kinh nghiệm và giới tính) trong từng bối cảnh ICRV riêng, nhất là ở nhóm cận biên và đảo nhỏ, nơi tầng năng lực và thể chế đều yếu hơn, để xem liệu đặc điểm nhà quản trị có bù đắp được phần nào cho những thiếu hụt ấy hay không.</w:t>
       </w:r>
     </w:p>
     <w:p>
@@ -2557,7 +2333,7 @@
         <w:pStyle w:val="FirstParagraph"/>
       </w:pPr>
       <w:r>
-        <w:t xml:space="preserve">Luận án này được xây dựng trên tám nghiên cứu bổ sung cho nhau, kết hợp bằng chứng từ meta-analysis và phân tích thực nghiệm sơ cấp:</w:t>
+        <w:t xml:space="preserve">Luận án này được dựng trên tám nghiên cứu bổ sung cho nhau, kết hợp bằng chứng từ phân tích tổng hợp và phân tích thực nghiệm sơ cấp:</w:t>
       </w:r>
     </w:p>
     <w:p>
@@ -2578,7 +2354,7 @@
         <w:t xml:space="preserve"> </w:t>
       </w:r>
       <w:r>
-        <w:t xml:space="preserve">(đã công bố, ICBEF 2024, Do &amp; Phan, 2024): thiết lập baseline meta-analytic với</w:t>
+        <w:t xml:space="preserve">(đã công bố, ICBEF 2024, Do &amp; Phan, 2024): thiết lập nền tảng phân tích tổng hợp với</w:t>
       </w:r>
       <w:r>
         <w:t xml:space="preserve"> </w:t>
@@ -2648,7 +2424,7 @@
         <w:t xml:space="preserve"> </w:t>
       </w:r>
       <w:r>
-        <w:t xml:space="preserve">(Do &amp; Phan, 2026e): phân tích Việt Nam (Lower-mid Transition), xác nhận inverted-U với TP = 39,3-46,2%, TCI là moderator dương có ý nghĩa.</w:t>
+        <w:t xml:space="preserve">(Do &amp; Phan, 2026e): phân tích Việt Nam (chuyển đổi thu nhập trung bình thấp), xác nhận chữ U ngược với điểm uốn 39,3-46,2%, TCI là yếu tố điều tiết dương có ý nghĩa.</w:t>
       </w:r>
     </w:p>
     <w:p>
@@ -2669,24 +2445,7 @@
         <w:t xml:space="preserve"> </w:t>
       </w:r>
       <w:r>
-        <w:t xml:space="preserve">(Mar et al., 2026): phân tích Singapore (Advanced Innovation), xác nhận inverted-U với TP</w:t>
-      </w:r>
-      <w:r>
-        <w:t xml:space="preserve"> </w:t>
-      </w:r>
-      <m:oMath>
-        <m:r>
-          <m:rPr>
-            <m:sty m:val="p"/>
-          </m:rPr>
-          <m:t>≈</m:t>
-        </m:r>
-      </m:oMath>
-      <w:r>
-        <w:t xml:space="preserve"> </w:t>
-      </w:r>
-      <w:r>
-        <w:t xml:space="preserve">88,6% (rộng CI), DAI khuếch đại tại mức FSTS cao.</w:t>
+        <w:t xml:space="preserve">(Mar et al., 2026): phân tích Singapore (tiên tiến dẫn dắt bằng đổi mới), xác nhận chữ U ngược với điểm uốn khoảng 82% (khoảng tin cậy rộng), DAI khuếch đại ở mức FSTS cao.</w:t>
       </w:r>
     </w:p>
     <w:p>
@@ -2707,24 +2466,7 @@
         <w:t xml:space="preserve"> </w:t>
       </w:r>
       <w:r>
-        <w:t xml:space="preserve">(Do &amp; Phan, 2026f): phân tích Trung Quốc 2012-2024 (Upper-middle), xác nhận inverted-U ổn định theo thời gian (TP</w:t>
-      </w:r>
-      <w:r>
-        <w:t xml:space="preserve"> </w:t>
-      </w:r>
-      <m:oMath>
-        <m:r>
-          <m:rPr>
-            <m:sty m:val="p"/>
-          </m:rPr>
-          <m:t>≈</m:t>
-        </m:r>
-      </m:oMath>
-      <w:r>
-        <w:t xml:space="preserve"> </w:t>
-      </w:r>
-      <w:r>
-        <w:t xml:space="preserve">48,78%, Paternoster</w:t>
+        <w:t xml:space="preserve">(Do &amp; Phan, 2026f): phân tích Trung Quốc 2012-2024 (thu nhập trung bình cao), xác nhận chữ U ngược ổn định theo thời gian (điểm uốn khoảng 48,78%, Paternoster</w:t>
       </w:r>
       <w:r>
         <w:t xml:space="preserve"> </w:t>
@@ -2800,7 +2542,7 @@
         <w:t xml:space="preserve"> </w:t>
       </w:r>
       <w:r>
-        <w:t xml:space="preserve">(Do &amp; Phan, 2026c): meta-analysis ba tầng mở rộng</w:t>
+        <w:t xml:space="preserve">(Do &amp; Phan, 2026c): phân tích tổng hợp ba tầng mở rộng</w:t>
       </w:r>
       <w:r>
         <w:t xml:space="preserve"> </w:t>
@@ -2896,7 +2638,7 @@
         <w:t xml:space="preserve"> </w:t>
       </w:r>
       <w:r>
-        <w:t xml:space="preserve">(54,1% tầng 2 + 8,4% tầng 3), ICRV moderation</w:t>
+        <w:t xml:space="preserve">(54,1% ở tầng 2 và 8,4% ở tầng 3), điều tiết ICRV</w:t>
       </w:r>
       <w:r>
         <w:t xml:space="preserve"> </w:t>
@@ -3022,7 +2764,7 @@
         <w:t xml:space="preserve"> </w:t>
       </w:r>
       <w:r>
-        <w:t xml:space="preserve">(Do &amp; Phan, 2026d): kiểm định toàn mẫu châu Á và Thái Bình Dương</w:t>
+        <w:t xml:space="preserve">(Do &amp; Phan, 2026d): kiểm định toàn mẫu châu Á và Thái Bình Dương với</w:t>
       </w:r>
       <w:r>
         <w:t xml:space="preserve"> </w:t>
@@ -3045,7 +2787,7 @@
         <w:t xml:space="preserve"> </w:t>
       </w:r>
       <w:r>
-        <w:t xml:space="preserve">(M2) /</w:t>
+        <w:t xml:space="preserve">(M2) và</w:t>
       </w:r>
       <w:r>
         <w:t xml:space="preserve"> </w:t>
@@ -3068,7 +2810,7 @@
         <w:t xml:space="preserve"> </w:t>
       </w:r>
       <w:r>
-        <w:t xml:space="preserve">(M3-M5 với controls đầy đủ), TP = 36,4-40,0% (M2-M5; M11 đầy đủ: TP = 34,6%,</w:t>
+        <w:t xml:space="preserve">(M3-M5 có đầy đủ biến kiểm soát), điểm uốn 36,4-40,0% (M2-M5; M11 đầy đủ: điểm uốn 34,6%,</w:t>
       </w:r>
       <w:r>
         <w:t xml:space="preserve"> </w:t>
@@ -3107,7 +2849,7 @@
         </m:r>
       </m:oMath>
       <w:r>
-        <w:t xml:space="preserve">), gradient ICRV xác nhận mạnh mẽ, TCI nâng mặt bằng năng suất phổ quát, DAI điều tiết đường cong có ý nghĩa trên toàn mẫu và mạnh hơn tại thể chế yếu hơn (DAI×ICRV</w:t>
+        <w:t xml:space="preserve">); dải biến thiên ICRV được xác nhận mạnh mẽ, TCI nâng mặt bằng năng suất phổ quát, DAI điều tiết đường cong có ý nghĩa trên toàn mẫu và mạnh hơn ở thể chế yếu (DAI×ICRV</w:t>
       </w:r>
       <w:r>
         <w:t xml:space="preserve"> </w:t>
@@ -3154,7 +2896,7 @@
         <w:t xml:space="preserve"> </w:t>
       </w:r>
       <w:r>
-        <w:t xml:space="preserve">(Do &amp; Phan, 2026b): phân tích SIDS Thái Bình Dương,</w:t>
+        <w:t xml:space="preserve">(Do &amp; Phan, 2026b): phân tích đảo nhỏ Thái Bình Dương,</w:t>
       </w:r>
       <w:r>
         <w:t xml:space="preserve"> </w:t>
@@ -3247,7 +2989,7 @@
         </m:sSup>
       </m:oMath>
       <w:r>
-        <w:t xml:space="preserve">, FIP xác nhận, quan hệ âm đơn điệu không có turning point.</w:t>
+        <w:t xml:space="preserve">, xác nhận FIP, quan hệ âm đơn điệu không có điểm uốn.</w:t>
       </w:r>
     </w:p>
     <w:bookmarkEnd w:id="46"/>
@@ -3299,7 +3041,7 @@
         <w:pStyle w:val="FirstParagraph"/>
       </w:pPr>
       <w:r>
-        <w:t xml:space="preserve">Bằng chứng từ 238 nghiên cứu (P6 meta-analysis) và 84.910 doanh nghiệp tại 49 nền kinh tế châu Á và Thái Bình Dương (P7) đều chỉ đến kết luận này. Quan hệ I-P không phải là một đường cong phổ quát mà là một</w:t>
+        <w:t xml:space="preserve">Bằng chứng từ 238 nghiên cứu trong phân tích tổng hợp P6 và 84.910 doanh nghiệp tại 49 nền kinh tế châu Á và Thái Bình Dương ở P7 đều dẫn về kết luận này. Quan hệ I-P không phải một đường cong phổ quát, mà là một</w:t>
       </w:r>
       <w:r>
         <w:t xml:space="preserve"> </w:t>
@@ -3312,10 +3054,7 @@
         <w:t xml:space="preserve">họ đường cong phụ thuộc bối cảnh</w:t>
       </w:r>
       <w:r>
-        <w:t xml:space="preserve"> </w:t>
-      </w:r>
-      <w:r>
-        <w:t xml:space="preserve">(family of context-dependent curves), với turning point là hàm số giảm dần của chất lượng thể chế theo ICRV, thể chế càng mạnh, turning point càng sớm (FSTS thấp hơn).</w:t>
+        <w:t xml:space="preserve">, trong đó điểm uốn là một hàm số giảm dần của chất lượng thể chế theo ICRV: thể chế càng mạnh, điểm uốn càng đến sớm, tức ở mức FSTS thấp hơn.</w:t>
       </w:r>
     </w:p>
     <w:bookmarkEnd w:id="47"/>
@@ -3333,7 +3072,7 @@
         <w:pStyle w:val="FirstParagraph"/>
       </w:pPr>
       <w:r>
-        <w:t xml:space="preserve">Về lý thuyết, luận án đóng góp vào ba dòng nghiên cứu: (i) các nghiên cứu meta-analysis về quan hệ I-P bằng cách phân tách cấu trúc dị biệt và xác định ICRV như moderator có ý nghĩa; (ii) các nghiên cứu về năng lực số bằng cách làm rõ DAI là situational resource chứ không phải foundational capability; và (iii) các nghiên cứu về quốc tế hóa và SIDS bằng cách đặt tên và cung cấp bằng chứng đầu tiên cho FIP.</w:t>
+        <w:t xml:space="preserve">Về lý thuyết, luận án đóng góp vào ba dòng nghiên cứu. Với dòng phân tích tổng hợp về quan hệ I-P, luận án phân tách cấu trúc dị biệt và xác định ICRV như một yếu tố điều tiết có ý nghĩa. Với dòng nghiên cứu về năng lực số, luận án làm rõ rằng DAI là nguồn lực tình huống chứ không phải năng lực nền tảng. Và với dòng nghiên cứu về quốc tế hóa và các nền kinh tế đảo nhỏ, luận án đặt tên cùng cung cấp bằng chứng đầu tiên cho FIP.</w:t>
       </w:r>
     </w:p>
     <w:p>
@@ -3341,7 +3080,7 @@
         <w:pStyle w:val="BodyText"/>
       </w:pPr>
       <w:r>
-        <w:t xml:space="preserve">Về thực tiễn, luận án cung cấp cơ sở để nhà hoạch định chính sách và nhà quản trị doanh nghiệp tại từng bối cảnh ICRV cụ thể hiệu chỉnh chiến lược quốc tế hóa phù hợp, không áp dụng máy móc bài học từ Singapore hay Nhật Bản vào bối cảnh Việt Nam hay SIDS, mà nhận ra sự phụ thuộc bối cảnh như là nguyên lý căn bản trong hoạch định chiến lược quốc tế hóa.</w:t>
+        <w:t xml:space="preserve">Về thực tiễn, luận án tạo cơ sở để nhà hoạch định chính sách và nhà quản trị doanh nghiệp ở từng bối cảnh ICRV hiệu chỉnh chiến lược quốc tế hóa cho phù hợp. Bài học từ Singapore hay Nhật Bản không nên áp dụng máy móc vào bối cảnh Việt Nam hay các nền kinh tế đảo nhỏ; thay vào đó, sự phụ thuộc bối cảnh cần được nhìn nhận như một nguyên lý căn bản trong hoạch định chiến lược quốc tế hóa.</w:t>
       </w:r>
     </w:p>
     <w:bookmarkEnd w:id="48"/>
@@ -3359,7 +3098,7 @@
         <w:pStyle w:val="FirstParagraph"/>
       </w:pPr>
       <w:r>
-        <w:t xml:space="preserve">Luận án này bắt đầu từ câu hỏi đơn giản: quốc tế hóa có cải thiện hiệu quả của doanh nghiệp không? Câu trả lời, sau tám nghiên cứu và phân tích trên hàng chục ngàn doanh nghiệp ở gần năm mươi nền kinh tế, là:</w:t>
+        <w:t xml:space="preserve">Luận án này khởi đầu từ một câu hỏi đơn giản: quốc tế hóa có cải thiện hiệu quả của doanh nghiệp không? Sau tám nghiên cứu và phân tích trên hàng chục ngàn doanh nghiệp ở gần năm mươi nền kinh tế, câu trả lời là:</w:t>
       </w:r>
       <w:r>
         <w:t xml:space="preserve"> </w:t>
@@ -3372,7 +3111,7 @@
         <w:t xml:space="preserve">có, thường là như vậy, nhưng không phải lúc nào, và không phải ở mọi nơi</w:t>
       </w:r>
       <w:r>
-        <w:t xml:space="preserve">. Giới hạn của lợi ích là có thực, phụ thuộc vào bối cảnh thể chế, và trong trường hợp SIDS, quốc tế hóa bắt buộc có thể gây ra thiệt hại. Hiểu biết này, rằng quan hệ I-P là quan hệ có điều kiện theo thể chế, không phải quan hệ phổ quát, là đóng góp cốt lõi mà luận án mang lại cho khoa học quản trị kinh doanh quốc tế.</w:t>
+        <w:t xml:space="preserve">. Giới hạn của lợi ích là có thực, lại phụ thuộc vào bối cảnh thể chế; và ở các nền kinh tế đảo nhỏ, quốc tế hóa bắt buộc thậm chí có thể gây thiệt hại. Nhận thức rằng quan hệ I-P là quan hệ có điều kiện theo thể chế, chứ không phải quan hệ phổ quát, chính là đóng góp cốt lõi mà luận án mang lại cho khoa học quản trị kinh doanh quốc tế.</w:t>
       </w:r>
     </w:p>
     <w:p>
@@ -3603,7 +3342,7 @@
     <w:name w:val="Normal"/>
     <w:qFormat/>
     <w:pPr>
-      <w:spacing w:line="360" w:lineRule="auto"/>
+      <w:spacing w:line="288" w:lineRule="auto"/>
       <w:jc w:val="both"/>
     </w:pPr>
     <w:rPr>
@@ -3617,7 +3356,7 @@
     <w:basedOn w:val="Normal"/>
     <w:link w:val="BodyTextChar"/>
     <w:pPr>
-      <w:spacing w:after="180" w:before="180" w:line="360" w:lineRule="auto"/>
+      <w:spacing w:after="180" w:before="180" w:line="288" w:lineRule="auto"/>
       <w:jc w:val="both"/>
     </w:pPr>
     <w:qFormat/>
@@ -3633,7 +3372,7 @@
     <w:next w:val="BodyText"/>
     <w:qFormat/>
     <w:pPr>
-      <w:spacing w:line="360" w:lineRule="auto"/>
+      <w:spacing w:line="288" w:lineRule="auto"/>
       <w:jc w:val="both"/>
     </w:pPr>
     <w:rPr>
@@ -3647,7 +3386,7 @@
     <w:basedOn w:val="BodyText"/>
     <w:qFormat/>
     <w:pPr>
-      <w:spacing w:after="36" w:before="36" w:line="360" w:lineRule="auto"/>
+      <w:spacing w:after="36" w:before="36" w:line="288" w:lineRule="auto"/>
       <w:jc w:val="both"/>
     </w:pPr>
     <w:rPr>
@@ -3664,7 +3403,7 @@
     <w:pPr>
       <w:keepNext/>
       <w:keepLines/>
-      <w:spacing w:after="240" w:before="480" w:line="360" w:lineRule="auto"/>
+      <w:spacing w:after="240" w:before="480" w:line="288" w:lineRule="auto"/>
       <w:jc w:val="both"/>
     </w:pPr>
     <w:rPr>
@@ -3684,7 +3423,7 @@
     <w:pPr>
       <w:keepNext/>
       <w:keepLines/>
-      <w:spacing w:after="240" w:before="240" w:line="360" w:lineRule="auto"/>
+      <w:spacing w:after="240" w:before="240" w:line="288" w:lineRule="auto"/>
       <w:jc w:val="both"/>
     </w:pPr>
     <w:rPr>
@@ -3701,7 +3440,7 @@
     <w:pPr>
       <w:keepNext/>
       <w:keepLines/>
-      <w:spacing w:line="360" w:lineRule="auto"/>
+      <w:spacing w:line="288" w:lineRule="auto"/>
       <w:jc w:val="both"/>
     </w:pPr>
     <w:rPr>
@@ -3717,7 +3456,7 @@
     <w:pPr>
       <w:keepNext/>
       <w:keepLines/>
-      <w:spacing w:line="360" w:lineRule="auto"/>
+      <w:spacing w:line="288" w:lineRule="auto"/>
       <w:jc w:val="both"/>
     </w:pPr>
     <w:rPr>
@@ -3735,7 +3474,7 @@
       <w:keepNext/>
       <w:keepLines/>
       <w:jc w:val="both"/>
-      <w:spacing w:after="0" w:before="300" w:line="360" w:lineRule="auto"/>
+      <w:spacing w:after="0" w:before="300" w:line="288" w:lineRule="auto"/>
     </w:pPr>
     <w:rPr>
       <w:color w:val="000000"/>
@@ -3753,7 +3492,7 @@
     <w:pPr>
       <w:keepNext/>
       <w:keepLines/>
-      <w:spacing w:after="300" w:before="100" w:line="360" w:lineRule="auto"/>
+      <w:spacing w:after="300" w:before="100" w:line="288" w:lineRule="auto"/>
       <w:jc w:val="both"/>
     </w:pPr>
     <w:rPr>
@@ -3769,7 +3508,7 @@
     <w:next w:val="Bibliography"/>
     <w:qFormat/>
     <w:pPr>
-      <w:spacing w:line="360" w:lineRule="auto"/>
+      <w:spacing w:line="288" w:lineRule="auto"/>
       <w:jc w:val="both"/>
     </w:pPr>
     <w:rPr>
@@ -3787,7 +3526,7 @@
     <w:pPr>
       <w:keepNext/>
       <w:keepLines/>
-      <w:spacing w:after="0" w:before="480" w:line="360" w:lineRule="auto"/>
+      <w:spacing w:after="0" w:before="480" w:line="288" w:lineRule="auto"/>
       <w:jc w:val="both"/>
       <w:outlineLvl w:val="0"/>
     </w:pPr>
@@ -3810,7 +3549,7 @@
     <w:pPr>
       <w:keepNext/>
       <w:keepLines/>
-      <w:spacing w:after="0" w:before="200" w:line="360" w:lineRule="auto"/>
+      <w:spacing w:after="0" w:before="200" w:line="288" w:lineRule="auto"/>
       <w:jc w:val="both"/>
       <w:outlineLvl w:val="1"/>
     </w:pPr>
@@ -3833,7 +3572,7 @@
     <w:pPr>
       <w:keepNext/>
       <w:keepLines/>
-      <w:spacing w:after="0" w:before="200" w:line="360" w:lineRule="auto"/>
+      <w:spacing w:after="0" w:before="200" w:line="288" w:lineRule="auto"/>
       <w:jc w:val="both"/>
       <w:outlineLvl w:val="2"/>
     </w:pPr>
@@ -3856,7 +3595,7 @@
     <w:pPr>
       <w:keepNext/>
       <w:keepLines/>
-      <w:spacing w:after="0" w:before="200" w:line="360" w:lineRule="auto"/>
+      <w:spacing w:after="0" w:before="200" w:line="288" w:lineRule="auto"/>
       <w:jc w:val="both"/>
       <w:outlineLvl w:val="3"/>
     </w:pPr>
@@ -3879,7 +3618,7 @@
     <w:pPr>
       <w:keepNext/>
       <w:keepLines/>
-      <w:spacing w:after="0" w:before="200" w:line="360" w:lineRule="auto"/>
+      <w:spacing w:after="0" w:before="200" w:line="288" w:lineRule="auto"/>
       <w:jc w:val="both"/>
       <w:outlineLvl w:val="4"/>
     </w:pPr>
@@ -3901,7 +3640,7 @@
     <w:pPr>
       <w:keepNext/>
       <w:keepLines/>
-      <w:spacing w:after="0" w:before="200" w:line="360" w:lineRule="auto"/>
+      <w:spacing w:after="0" w:before="200" w:line="288" w:lineRule="auto"/>
       <w:jc w:val="both"/>
       <w:outlineLvl w:val="5"/>
     </w:pPr>
@@ -3922,7 +3661,7 @@
     <w:pPr>
       <w:keepNext/>
       <w:keepLines/>
-      <w:spacing w:after="0" w:before="200" w:line="360" w:lineRule="auto"/>
+      <w:spacing w:after="0" w:before="200" w:line="288" w:lineRule="auto"/>
       <w:jc w:val="both"/>
       <w:outlineLvl w:val="6"/>
     </w:pPr>
@@ -3943,7 +3682,7 @@
     <w:pPr>
       <w:keepNext/>
       <w:keepLines/>
-      <w:spacing w:after="0" w:before="200" w:line="360" w:lineRule="auto"/>
+      <w:spacing w:after="0" w:before="200" w:line="288" w:lineRule="auto"/>
       <w:jc w:val="both"/>
       <w:outlineLvl w:val="7"/>
     </w:pPr>
@@ -3964,7 +3703,7 @@
     <w:pPr>
       <w:keepNext/>
       <w:keepLines/>
-      <w:spacing w:after="0" w:before="200" w:line="360" w:lineRule="auto"/>
+      <w:spacing w:after="0" w:before="200" w:line="288" w:lineRule="auto"/>
       <w:jc w:val="both"/>
       <w:outlineLvl w:val="8"/>
     </w:pPr>
@@ -3983,7 +3722,7 @@
     <w:unhideWhenUsed/>
     <w:qFormat/>
     <w:pPr>
-      <w:spacing w:after="100" w:before="100" w:line="360" w:lineRule="auto"/>
+      <w:spacing w:after="100" w:before="100" w:line="288" w:lineRule="auto"/>
       <w:ind w:firstLine="0" w:left="480" w:right="480"/>
       <w:jc w:val="both"/>
     </w:pPr>
@@ -4001,7 +3740,7 @@
     <w:unhideWhenUsed/>
     <w:qFormat/>
     <w:pPr>
-      <w:spacing w:line="360" w:lineRule="auto"/>
+      <w:spacing w:line="288" w:lineRule="auto"/>
       <w:jc w:val="both"/>
     </w:pPr>
     <w:rPr>
@@ -4027,7 +3766,7 @@
     <w:unhideWhenUsed/>
     <w:qFormat/>
     <w:pPr>
-      <w:spacing w:line="360" w:lineRule="auto"/>
+      <w:spacing w:line="288" w:lineRule="auto"/>
       <w:jc w:val="both"/>
     </w:pPr>
     <w:rPr>
@@ -4067,7 +3806,7 @@
     <w:pPr>
       <w:keepNext/>
       <w:keepLines/>
-      <w:spacing w:after="0" w:line="360" w:lineRule="auto"/>
+      <w:spacing w:after="0" w:line="288" w:lineRule="auto"/>
       <w:jc w:val="both"/>
     </w:pPr>
     <w:rPr>
@@ -4081,7 +3820,7 @@
     <w:name w:val="Definition"/>
     <w:basedOn w:val="Normal"/>
     <w:pPr>
-      <w:spacing w:line="360" w:lineRule="auto"/>
+      <w:spacing w:line="288" w:lineRule="auto"/>
       <w:jc w:val="both"/>
     </w:pPr>
     <w:rPr>
@@ -4095,7 +3834,7 @@
     <w:basedOn w:val="Normal"/>
     <w:link w:val="BodyTextChar"/>
     <w:pPr>
-      <w:spacing w:after="120" w:before="0" w:line="360" w:lineRule="auto"/>
+      <w:spacing w:after="120" w:before="0" w:line="288" w:lineRule="auto"/>
       <w:jc w:val="both"/>
     </w:pPr>
     <w:rPr>
@@ -4110,7 +3849,7 @@
     <w:basedOn w:val="Caption"/>
     <w:pPr>
       <w:keepNext/>
-      <w:spacing w:line="360" w:lineRule="auto"/>
+      <w:spacing w:line="288" w:lineRule="auto"/>
       <w:jc w:val="both"/>
     </w:pPr>
     <w:rPr>
@@ -4123,7 +3862,7 @@
     <w:name w:val="Image Caption"/>
     <w:basedOn w:val="Caption"/>
     <w:pPr>
-      <w:spacing w:line="360" w:lineRule="auto"/>
+      <w:spacing w:line="288" w:lineRule="auto"/>
       <w:jc w:val="both"/>
     </w:pPr>
     <w:rPr>
@@ -4136,7 +3875,7 @@
     <w:name w:val="Figure"/>
     <w:basedOn w:val="Normal"/>
     <w:pPr>
-      <w:spacing w:line="360" w:lineRule="auto"/>
+      <w:spacing w:line="288" w:lineRule="auto"/>
       <w:jc w:val="both"/>
     </w:pPr>
     <w:rPr>
@@ -4150,7 +3889,7 @@
     <w:basedOn w:val="Figure"/>
     <w:pPr>
       <w:keepNext/>
-      <w:spacing w:line="360" w:lineRule="auto"/>
+      <w:spacing w:line="288" w:lineRule="auto"/>
       <w:jc w:val="both"/>
     </w:pPr>
     <w:rPr>
@@ -4214,7 +3953,7 @@
     <w:unhideWhenUsed/>
     <w:qFormat/>
     <w:pPr>
-      <w:spacing w:before="240" w:line="360" w:lineRule="auto"/>
+      <w:spacing w:before="240" w:line="288" w:lineRule="auto"/>
       <w:jc w:val="both"/>
       <w:outlineLvl w:val="9"/>
     </w:pPr>

--- a/dist/luan_an_ctu/chuong_5_ket_luan_de_xuat_vi.docx
+++ b/dist/luan_an_ctu/chuong_5_ket_luan_de_xuat_vi.docx
@@ -183,30 +183,30 @@
           <m:t>=</m:t>
         </m:r>
         <m:r>
-          <m:t>84.910</m:t>
+          <m:t>82.302</m:t>
         </m:r>
       </m:oMath>
       <w:r>
         <w:t xml:space="preserve"> </w:t>
       </w:r>
       <w:r>
-        <w:t xml:space="preserve">quan sát từ 49 nền kinh tế): điểm uốn của quan hệ I-P</w:t>
-      </w:r>
-      <w:r>
-        <w:t xml:space="preserve"> </w:t>
-      </w:r>
-      <w:r>
-        <w:rPr>
-          <w:bCs/>
-          <w:b/>
-        </w:rPr>
-        <w:t xml:space="preserve">giảm dần</w:t>
-      </w:r>
-      <w:r>
-        <w:t xml:space="preserve"> </w:t>
-      </w:r>
-      <w:r>
-        <w:t xml:space="preserve">từ nhóm đảo nhỏ và cận biên (~55% FSTS) xuống nhóm mới nổi, thu nhập trung bình cao, tiên tiến dẫn dắt bằng tài nguyên, rồi tiên tiến dẫn dắt bằng đổi mới (~28% FSTS). Nói cách khác, nền kinh tế thể chế mạnh hơn đạt đỉnh hiệu quả xuất khẩu ở mức FSTS thấp hơn: khi thể chế hỗ trợ đã vận hành tốt, doanh nghiệp không cần quốc tế hóa sâu mới khai thác được lợi thế cạnh tranh.</w:t>
+        <w:t xml:space="preserve">quan sát từ 45 nền kinh tế): độ cong (concavity) của quan hệ I-P</w:t>
+      </w:r>
+      <w:r>
+        <w:t xml:space="preserve"> </w:t>
+      </w:r>
+      <w:r>
+        <w:rPr>
+          <w:bCs/>
+          <w:b/>
+        </w:rPr>
+        <w:t xml:space="preserve">sâu dần</w:t>
+      </w:r>
+      <w:r>
+        <w:t xml:space="preserve"> </w:t>
+      </w:r>
+      <w:r>
+        <w:t xml:space="preserve">khi chất lượng thể chế suy giảm — phẳng, gần như tuyến tính ở nhóm tiên tiến và rõ nét nhất (hình chữ U ngược) ở nhóm đảo nhỏ và cận biên — với điểm uốn dao động quanh ~40% thay vì dịch chuyển đơn điệu. Nói cách khác, ở các nền kinh tế thể chế mạnh, quan hệ I–P gần như tuyến tính trong khoảng quan sát và doanh nghiệp ít chịu hình phạt suy giảm khi quốc tế hóa sâu; còn ở các nền kinh tế thể chế yếu, hình chữ U ngược biểu hiện rõ nét, phản ánh chi phí phối hợp và lợi suất giảm dần gay gắt hơn khi đẩy mạnh xuất khẩu.</w:t>
       </w:r>
     </w:p>
     <w:p>
@@ -256,7 +256,7 @@
         <w:t xml:space="preserve">bản đồ địa hình xuất khẩu chiến lược (strategic export topography)</w:t>
       </w:r>
       <w:r>
-        <w:t xml:space="preserve">: chính chất lượng thể chế quy định nơi điểm uốn của quan hệ I-P xuất hiện, còn năng lực số đóng vai trò lá chắn bù đắp khi bộ lọc tắc nghẽn. Lý thuyết thể chế của North (1990) cùng Khanna và Palepu (2010) dự đoán rằng thể chế định hình chi phí giao dịch và cấu trúc khuyến khích; dải biến thiên ICRV chính là biểu hiện thực nghiệm của cơ chế đó, ở quy mô 49 nền kinh tế châu Á và Thái Bình Dương (P7).</w:t>
+        <w:t xml:space="preserve">: chính chất lượng thể chế quy định nơi điểm uốn của quan hệ I-P xuất hiện, còn năng lực số đóng vai trò lá chắn bù đắp khi bộ lọc tắc nghẽn. Lý thuyết thể chế của North (1990) cùng Khanna và Palepu (2010) dự đoán rằng thể chế định hình chi phí giao dịch và cấu trúc khuyến khích; dải biến thiên ICRV chính là biểu hiện thực nghiệm của cơ chế đó, ở quy mô 45 nền kinh tế châu Á và Thái Bình Dương (P7).</w:t>
       </w:r>
     </w:p>
     <w:p>
@@ -314,7 +314,7 @@
         <w:t xml:space="preserve"> </w:t>
       </w:r>
       <w:r>
-        <w:t xml:space="preserve">trong một bối cảnh quốc gia cụ thể là Việt Nam (P3), nơi môi trường chuyển đổi và sự phân mảnh thể chế tạo điều kiện cho TCI tái định hình hiệu ứng. Vai trò này không phổ quát trên toàn mẫu 49 nền kinh tế: ở P7, cả tương tác FSTS×TCI lẫn</w:t>
+        <w:t xml:space="preserve">trong một bối cảnh quốc gia cụ thể là Việt Nam (P3), nơi môi trường chuyển đổi và sự phân mảnh thể chế tạo điều kiện cho TCI tái định hình hiệu ứng. Vai trò này không phổ quát trên toàn mẫu 45 nền kinh tế: ở P7, cả tương tác FSTS×TCI lẫn</w:t>
       </w:r>
       <w:r>
         <w:t xml:space="preserve"> </w:t>
@@ -393,7 +393,7 @@
         <w:pStyle w:val="FirstParagraph"/>
       </w:pPr>
       <w:r>
-        <w:t xml:space="preserve">Kết quả về chỉ số chấp nhận số (DAI) phức tạp và nhiều sắc thái hơn TCI. Trên toàn mẫu P7 gồm 49 nền kinh tế, DAI có hiệu ứng nâng mặt bằng năng suất dương và có ý nghĩa (</w:t>
+        <w:t xml:space="preserve">Kết quả về chỉ số chấp nhận số (DAI) phức tạp và nhiều sắc thái hơn TCI. Trên toàn mẫu P7 gồm 45 nền kinh tế, DAI có hiệu ứng nâng mặt bằng năng suất dương và có ý nghĩa (</w:t>
       </w:r>
       <m:oMath>
         <m:acc>
@@ -679,7 +679,7 @@
           <m:t>,</m:t>
         </m:r>
         <m:r>
-          <m:t>012</m:t>
+          <m:t>049</m:t>
         </m:r>
       </m:oMath>
       <w:r>
@@ -859,7 +859,7 @@
         <w:pStyle w:val="BodyText"/>
       </w:pPr>
       <w:r>
-        <w:t xml:space="preserve">Lý thuyết thể chế gợi thêm một cách giải thích. Ở các bối cảnh ICRV thấp với nhiều khoảng trống thể chế (Khanna &amp; Palepu, 2010), doanh nghiệp xuất khẩu dựa vào DAI nhiều hơn như một cơ chế bù đắp cho hạ tầng thể chế còn thiếu. Bằng chứng nằm ở tương tác DAI×ICRV (p = 0,012) trong P7: DAI</w:t>
+        <w:t xml:space="preserve">Lý thuyết thể chế gợi thêm một cách giải thích. Ở các bối cảnh ICRV thấp với nhiều khoảng trống thể chế (Khanna &amp; Palepu, 2010), doanh nghiệp xuất khẩu dựa vào DAI nhiều hơn như một cơ chế bù đắp cho hạ tầng thể chế còn thiếu. Bằng chứng nằm ở tương tác DAI×ICRV (p = 0,049) trong P7: DAI</w:t>
       </w:r>
       <w:r>
         <w:t xml:space="preserve"> </w:t>
@@ -1533,7 +1533,7 @@
         <w:pStyle w:val="BodyText"/>
       </w:pPr>
       <w:r>
-        <w:t xml:space="preserve">Sau cùng, luận án mở rộng khung phân tích từ dữ liệu doanh nghiệp Nhật Bản và đa quốc gia sang 47-49 nền kinh tế châu Á và Thái Bình Dương, một bối cảnh còn ít được đại diện trong các nghiên cứu của Lu và Beamish.</w:t>
+        <w:t xml:space="preserve">Sau cùng, luận án mở rộng khung phân tích từ dữ liệu doanh nghiệp Nhật Bản và đa quốc gia sang 45 nền kinh tế châu Á và Thái Bình Dương, một bối cảnh còn ít được đại diện trong các nghiên cứu của Lu và Beamish.</w:t>
       </w:r>
     </w:p>
     <w:bookmarkEnd w:id="29"/>
@@ -1661,7 +1661,7 @@
         <w:t xml:space="preserve"> </w:t>
       </w:r>
       <w:r>
-        <w:t xml:space="preserve">trong khung CDCM. DAI có hiệu ứng nâng mặt bằng phổ quát (β = +0,155, p &lt; 0,001, mẫu gộp N=84.910 từ 49 nền kinh tế), nhưng vai trò uốn đường cong I-P lại</w:t>
+        <w:t xml:space="preserve">trong khung CDCM. DAI có hiệu ứng nâng mặt bằng phổ quát (β = +0,155, p &lt; 0,001, mẫu gộp N=82.302 từ 45 nền kinh tế), nhưng vai trò uốn đường cong I-P lại</w:t>
       </w:r>
       <w:r>
         <w:t xml:space="preserve"> </w:t>
@@ -1677,7 +1677,7 @@
         <w:t xml:space="preserve"> </w:t>
       </w:r>
       <w:r>
-        <w:t xml:space="preserve">(DAI×ICRV: p = 0,012). Điều đó gợi ý rằng DAI không phải năng lực nền tảng như TCI, mà là</w:t>
+        <w:t xml:space="preserve">(DAI×ICRV: p = 0,049). Điều đó gợi ý rằng DAI không phải năng lực nền tảng như TCI, mà là</w:t>
       </w:r>
       <w:r>
         <w:t xml:space="preserve"> </w:t>
@@ -1690,7 +1690,7 @@
         <w:t xml:space="preserve">nguồn lực tình huống</w:t>
       </w:r>
       <w:r>
-        <w:t xml:space="preserve">, một tài nguyên có vai trò thay đổi theo bối cảnh thể chế. Đáng chú ý, tương tác DAI×ICRV (p = 0,012) cho thấy hiệu ứng điều tiết của DAI</w:t>
+        <w:t xml:space="preserve">, một tài nguyên có vai trò thay đổi theo bối cảnh thể chế. Đáng chú ý, tương tác DAI×ICRV (p = 0,049) cho thấy hiệu ứng điều tiết của DAI</w:t>
       </w:r>
       <w:r>
         <w:t xml:space="preserve"> </w:t>
@@ -2780,7 +2780,7 @@
           <m:t>=</m:t>
         </m:r>
         <m:r>
-          <m:t>84.910</m:t>
+          <m:t>82.302</m:t>
         </m:r>
       </m:oMath>
       <w:r>
@@ -2810,7 +2810,7 @@
         <w:t xml:space="preserve"> </w:t>
       </w:r>
       <w:r>
-        <w:t xml:space="preserve">(M3-M5 có đầy đủ biến kiểm soát), điểm uốn 36,4-40,0% (M2-M5; M11 đầy đủ: điểm uốn 34,6%,</w:t>
+        <w:t xml:space="preserve">(M3-M5 có đầy đủ biến kiểm soát), điểm uốn 36,4-40,0% (M2-M5; M11 đầy đủ: điểm uốn 25,7%,</w:t>
       </w:r>
       <w:r>
         <w:t xml:space="preserve"> </w:t>
@@ -2845,7 +2845,7 @@
           <m:t>,</m:t>
         </m:r>
         <m:r>
-          <m:t>002</m:t>
+          <m:t>026</m:t>
         </m:r>
       </m:oMath>
       <w:r>
@@ -2871,7 +2871,7 @@
           <m:t>,</m:t>
         </m:r>
         <m:r>
-          <m:t>012</m:t>
+          <m:t>049</m:t>
         </m:r>
       </m:oMath>
       <w:r>
@@ -3041,7 +3041,7 @@
         <w:pStyle w:val="FirstParagraph"/>
       </w:pPr>
       <w:r>
-        <w:t xml:space="preserve">Bằng chứng từ 238 nghiên cứu trong phân tích tổng hợp P6 và 84.910 doanh nghiệp tại 49 nền kinh tế châu Á và Thái Bình Dương ở P7 đều dẫn về kết luận này. Quan hệ I-P không phải một đường cong phổ quát, mà là một</w:t>
+        <w:t xml:space="preserve">Bằng chứng từ 238 nghiên cứu trong phân tích tổng hợp P6 và 82.302 doanh nghiệp tại 45 nền kinh tế châu Á và Thái Bình Dương ở P7 đều dẫn về kết luận này. Quan hệ I-P không phải một đường cong phổ quát, mà là một</w:t>
       </w:r>
       <w:r>
         <w:t xml:space="preserve"> </w:t>

--- a/dist/luan_an_ctu/chuong_5_ket_luan_de_xuat_vi.docx
+++ b/dist/luan_an_ctu/chuong_5_ket_luan_de_xuat_vi.docx
@@ -879,13 +879,13 @@
       </w:r>
     </w:p>
     <w:bookmarkEnd w:id="24"/>
-    <w:bookmarkStart w:id="25" w:name="Xbce3792f42f8794cec523698a3d6f54cb810e39"/>
+    <w:bookmarkStart w:id="25" w:name="Xece9a1da6f346a507472622c3a51811b77b548d"/>
     <w:p>
       <w:pPr>
         <w:pStyle w:val="Heading3"/>
       </w:pPr>
       <w:r>
-        <w:t xml:space="preserve">5.1.4 Đặc điểm nhà quản trị là yếu tố điều tiết cá nhân, hỗ trợ có điều kiện H4</w:t>
+        <w:t xml:space="preserve">5.1.4 Đặc điểm nhà quản trị là kiểm soát quản trị nội sinh, hỗ trợ có điều kiện H4</w:t>
       </w:r>
     </w:p>
     <w:p>
@@ -893,7 +893,7 @@
         <w:pStyle w:val="FirstParagraph"/>
       </w:pPr>
       <w:r>
-        <w:t xml:space="preserve">Kết quả về H4 từ P7 cho thấy đặc điểm nhà quản trị cấp cao tác động điều tiết không đồng nhất. Giới tính nữ của nhà quản trị (</w:t>
+        <w:t xml:space="preserve">Kết quả về H4 từ P7 cho thấy đặc điểm nhà quản trị cấp cao tác động ở dạng hiệu ứng mức (level effect). Giới tính nữ của nhà quản trị (</w:t>
       </w:r>
       <m:oMath>
         <m:acc>
@@ -958,7 +958,7 @@
         </m:r>
       </m:oMath>
       <w:r>
-        <w:t xml:space="preserve">) nhất quán mang hiệu ứng tích cực lên hiệu quả I-P trong toàn mẫu: doanh nghiệp có nhà quản trị cấp cao là nữ đạt hiệu quả cao hơn từ quốc tế hóa. Điều này phù hợp với lý thuyết thượng tầng quản trị (Hambrick &amp; Mason, 1984), theo đó đặc điểm của cấp lãnh đạo định hình cách tổ chức nhận diện và khai thác cơ hội quốc tế.</w:t>
+        <w:t xml:space="preserve">) nhất quán nâng mặt bằng hiệu quả I-P trong toàn mẫu: doanh nghiệp có nhà quản trị cấp cao là nữ đạt hiệu quả cao hơn từ quốc tế hóa. Điều này phù hợp với lý thuyết thượng tầng quản trị (Hambrick &amp; Mason, 1984), theo đó đặc điểm của cấp lãnh đạo định hình cách tổ chức nhận diện và khai thác cơ hội quốc tế. Tuy vậy, các đặc điểm này được đưa vào khung như khối kiểm soát quản trị nội sinh chứ không phải nhân tố điều tiết trọng tâm định hình độ cong của đường quan hệ I-P. Để bảo vệ tính nhân quả thuần khiết của tương tác Thể chế × Công nghệ, các đặc điểm nhà quản trị (kinh nghiệm, học vấn, giới tính) được đưa vào như biến kiểm soát quản trị nội sinh, không phải nhân tố điều tiết trọng tâm của đường cong I-P; ký hiệu H4 được giữ nguyên để tương thích với các bản thảo đồng hành (P3/P4/P5).</w:t>
       </w:r>
     </w:p>
     <w:p>
@@ -966,7 +966,7 @@
         <w:pStyle w:val="BodyText"/>
       </w:pPr>
       <w:r>
-        <w:t xml:space="preserve">Cơ chế lý thuyết có thể đi qua hai kênh. Một là tính đa dạng nhận thức: nhà quản trị nữ thường mang lại góc nhìn khác biệt khi ra quyết định quốc tế hóa, giúp nhận diện thị trường ngách và giảm rủi ro tập trung. Hai là chuẩn mực quản trị: sự hiện diện của lãnh đạo nữ tương quan với thực hành quản trị tốt hơn và minh bạch hơn, điều đặc biệt quan trọng trong môi trường thể chế yếu.</w:t>
+        <w:t xml:space="preserve">Cơ chế lý thuyết có thể đi qua hai kênh. Một là tính đa dạng nhận thức: nhà quản trị nữ thường mang lại góc nhìn khác biệt khi ra quyết định quốc tế hóa, giúp nhận diện thị trường ngách và giảm rủi ro tập trung. Hai là chuẩn mực quản trị: sự hiện diện của lãnh đạo nữ tương quan với thực hành quản trị tốt hơn và minh bạch hơn, điều đặc biệt quan trọng trong môi trường thể chế yếu. Việc kiểm soát các kênh này khóa chặt thiên lệch nội sinh phát sinh từ năng lực và sự đa dạng giới của nhà quản trị.</w:t>
       </w:r>
     </w:p>
     <w:p>
@@ -974,7 +974,7 @@
         <w:pStyle w:val="BodyText"/>
       </w:pPr>
       <w:r>
-        <w:t xml:space="preserve">Dù vậy, cần lưu ý rằng tác động này được phát hiện ở cấp gộp toàn mẫu (P7), nên còn phải kiểm định riêng theo từng bối cảnh ICRV mới hiểu đầy đủ điều kiện biên của yếu tố điều tiết cấp quản trị. Kết quả không có ý nghĩa về kinh nghiệm nhà quản trị gợi ý rằng, trong bối cảnh châu Á đa dạng, số năm kinh nghiệm đơn thuần chưa nắm bắt được</w:t>
+        <w:t xml:space="preserve">Dù vậy, cần lưu ý rằng hiệu ứng mức này được phát hiện ở cấp gộp toàn mẫu (P7); việc tách riêng và kiểm định khả năng điều tiết theo từng bối cảnh ICRV thuộc về hướng nghiên cứu tương lai. Kết quả không có ý nghĩa về kinh nghiệm nhà quản trị gợi ý rằng, trong bối cảnh châu Á đa dạng, số năm kinh nghiệm đơn thuần chưa nắm bắt được</w:t>
       </w:r>
       <w:r>
         <w:t xml:space="preserve"> </w:t>
@@ -1834,7 +1834,7 @@
         <w:t xml:space="preserve">có giá trị dự đoán</w:t>
       </w:r>
       <w:r>
-        <w:t xml:space="preserve">: điểm uốn của quan hệ I-P giảm đơn điệu theo chiều từ đảo nhỏ và cận biên (~55%) xuống tiên tiến dẫn dắt bằng đổi mới (~28%). Thể chế càng mạnh, doanh nghiệp càng đạt đỉnh hiệu quả ở mức quốc tế hóa thấp hơn, đúng như giá trị dự đoán của phân loại.</w:t>
+        <w:t xml:space="preserve">: độ cong (concavity / biên độ) của quan hệ I-P sâu dần khi chất lượng thể chế suy giảm, từ gần tuyến tính ở chế độ tiên tiến dẫn dắt bằng đổi mới đến hình chữ U ngược rõ nét với hình phạt sau đỉnh gay gắt ở chế độ cận biên và đảo nhỏ, trong khi điểm uốn theo nhóm không đồng nhất và không dịch chuyển đơn điệu. Thể chế càng yếu, hình phạt cho quốc tế hóa quá mức càng gay gắt, đúng như giá trị dự đoán của phân loại.</w:t>
       </w:r>
     </w:p>
     <w:p>
@@ -2298,7 +2298,7 @@
         <w:pStyle w:val="BodyText"/>
       </w:pPr>
       <w:r>
-        <w:t xml:space="preserve">Sau cùng, cần kiểm định vai trò của đặc điểm nhà quản trị cấp cao (H4, gồm kinh nghiệm và giới tính) trong từng bối cảnh ICRV riêng, nhất là ở nhóm cận biên và đảo nhỏ, nơi tầng năng lực và thể chế đều yếu hơn, để xem liệu đặc điểm nhà quản trị có bù đắp được phần nào cho những thiếu hụt ấy hay không.</w:t>
+        <w:t xml:space="preserve">Sau cùng, trong luận án này đặc điểm nhà quản trị cấp cao (H4, gồm kinh nghiệm, học vấn và giới tính) được đưa vào như khối kiểm soát quản trị nội sinh chứ không phải nhân tố điều tiết trọng tâm; một hướng nghiên cứu tương lai là tách riêng và kiểm định khả năng điều tiết theo bối cảnh của các đặc điểm này trong từng chế độ ICRV, nhất là ở nhóm cận biên và đảo nhỏ, nơi tầng năng lực và thể chế đều yếu hơn, để xem liệu chất lượng quản trị có bù đắp được phần nào cho những thiếu hụt ấy hay không.</w:t>
       </w:r>
     </w:p>
     <w:p>
@@ -3054,7 +3054,7 @@
         <w:t xml:space="preserve">họ đường cong phụ thuộc bối cảnh</w:t>
       </w:r>
       <w:r>
-        <w:t xml:space="preserve">, trong đó điểm uốn là một hàm số giảm dần của chất lượng thể chế theo ICRV: thể chế càng mạnh, điểm uốn càng đến sớm, tức ở mức FSTS thấp hơn.</w:t>
+        <w:t xml:space="preserve">, trong đó độ cong (concavity / biên độ) là một hàm số tăng dần theo mức độ suy giảm của chất lượng thể chế theo ICRV: thể chế càng yếu, hình chữ U ngược càng cong sâu và hình phạt sau đỉnh càng gay gắt, trong khi điểm uốn theo nhóm không đồng nhất và không dịch chuyển đơn điệu.</w:t>
       </w:r>
     </w:p>
     <w:bookmarkEnd w:id="47"/>

--- a/dist/luan_an_ctu/chuong_5_ket_luan_de_xuat_vi.docx
+++ b/dist/luan_an_ctu/chuong_5_ket_luan_de_xuat_vi.docx
@@ -428,7 +428,7 @@
           <m:t>,</m:t>
         </m:r>
         <m:r>
-          <m:t>155</m:t>
+          <m:t>172</m:t>
         </m:r>
       </m:oMath>
       <w:r>
@@ -458,7 +458,7 @@
         </m:r>
       </m:oMath>
       <w:r>
-        <w:t xml:space="preserve">), tương ứng khoảng 17% lợi thế năng suất cho doanh nghiệp có trang web. Đáng chú ý hơn, cả hai tương tác uốn đường cong đều có ý nghĩa (</w:t>
+        <w:t xml:space="preserve">), tương ứng khoảng 19% lợi thế năng suất cho doanh nghiệp có trang web. Đáng chú ý hơn, cả hai tương tác uốn đường cong đều có ý nghĩa (</w:t>
       </w:r>
       <m:oMath>
         <m:acc>
@@ -523,7 +523,7 @@
           <m:t>,</m:t>
         </m:r>
         <m:r>
-          <m:t>614</m:t>
+          <m:t>588</m:t>
         </m:r>
       </m:oMath>
       <w:r>
@@ -630,7 +630,7 @@
           <m:t>,</m:t>
         </m:r>
         <m:r>
-          <m:t>766</m:t>
+          <m:t>726</m:t>
         </m:r>
       </m:oMath>
       <w:r>
@@ -928,7 +928,7 @@
           <m:t>,</m:t>
         </m:r>
         <m:r>
-          <m:t>185</m:t>
+          <m:t>202</m:t>
         </m:r>
       </m:oMath>
       <w:r>
@@ -1661,7 +1661,7 @@
         <w:t xml:space="preserve"> </w:t>
       </w:r>
       <w:r>
-        <w:t xml:space="preserve">trong khung CDCM. DAI có hiệu ứng nâng mặt bằng phổ quát (β = +0,155, p &lt; 0,001, mẫu gộp N=82.302 từ 45 nền kinh tế), nhưng vai trò uốn đường cong I-P lại</w:t>
+        <w:t xml:space="preserve">trong khung CDCM. DAI có hiệu ứng nâng mặt bằng phổ quát (β = +0,172, p &lt; 0,001, mẫu gộp N=82.302 từ 45 nền kinh tế), nhưng vai trò uốn đường cong I-P lại</w:t>
       </w:r>
       <w:r>
         <w:t xml:space="preserve"> </w:t>
@@ -2803,14 +2803,14 @@
           <m:t>=</m:t>
         </m:r>
         <m:r>
-          <m:t>38.342</m:t>
+          <m:t>36.772</m:t>
         </m:r>
       </m:oMath>
       <w:r>
         <w:t xml:space="preserve"> </w:t>
       </w:r>
       <w:r>
-        <w:t xml:space="preserve">(M3-M5 có đầy đủ biến kiểm soát), điểm uốn 36,4-40,0% (M2-M5; M11 đầy đủ: điểm uốn 25,7%,</w:t>
+        <w:t xml:space="preserve">(M3-M5 có đầy đủ biến kiểm soát), điểm uốn 34,1–39,5% (M2-M5; M11 đầy đủ: điểm uốn 25,7%,</w:t>
       </w:r>
       <w:r>
         <w:t xml:space="preserve"> </w:t>

--- a/dist/luan_an_ctu/chuong_5_ket_luan_de_xuat_vi.docx
+++ b/dist/luan_an_ctu/chuong_5_ket_luan_de_xuat_vi.docx
@@ -80,7 +80,7 @@
         <w:t xml:space="preserve">dải biến thiên ICRV (Institutional Context Regime Variation, biến thiên chế độ bối cảnh thể chế)</w:t>
       </w:r>
       <w:r>
-        <w:t xml:space="preserve">: cùng một mức độ quốc tế hóa (FSTS) lại mang lại hiệu quả rất khác nhau, tùy vào chế độ thể chế mà doanh nghiệp hoạt động. Hai nguồn bằng chứng độc lập cùng chỉ về một kết luận, đó là phân tích tổng hợp (P6,</w:t>
+        <w:t xml:space="preserve">: cùng một mức độ quốc tế hóa (FSTS) lại mang lại hiệu quả rất khác nhau, tùy vào chế độ thể chế mà doanh nghiệp hoạt động. Hai nguồn bằng chứng độc lập cùng chỉ về một kết luận, đó là phân tích tổng hợp (phân tích tổng hợp,</w:t>
       </w:r>
       <w:r>
         <w:t xml:space="preserve"> </w:t>
@@ -167,7 +167,7 @@
         </m:r>
       </m:oMath>
       <w:r>
-        <w:t xml:space="preserve">) và phân tích dữ liệu sơ cấp toàn mẫu (P7,</w:t>
+        <w:t xml:space="preserve">) và phân tích dữ liệu sơ cấp toàn mẫu (phân tích đa quốc gia,</w:t>
       </w:r>
       <w:r>
         <w:t xml:space="preserve"> </w:t>
@@ -256,7 +256,7 @@
         <w:t xml:space="preserve">bản đồ địa hình xuất khẩu chiến lược (strategic export topography)</w:t>
       </w:r>
       <w:r>
-        <w:t xml:space="preserve">: chính chất lượng thể chế quy định nơi điểm uốn của quan hệ I-P xuất hiện, còn năng lực số đóng vai trò lá chắn bù đắp khi bộ lọc tắc nghẽn. Lý thuyết thể chế của North (1990) cùng Khanna và Palepu (2010) dự đoán rằng thể chế định hình chi phí giao dịch và cấu trúc khuyến khích; dải biến thiên ICRV chính là biểu hiện thực nghiệm của cơ chế đó, ở quy mô 45 nền kinh tế châu Á và Thái Bình Dương (P7).</w:t>
+        <w:t xml:space="preserve">: chính chất lượng thể chế quy định nơi điểm uốn của quan hệ I-P xuất hiện, còn năng lực số đóng vai trò lá chắn bù đắp khi bộ lọc tắc nghẽn. Lý thuyết thể chế của North (1990) cùng Khanna và Palepu (2010) dự đoán rằng thể chế định hình chi phí giao dịch và cấu trúc khuyến khích; dải biến thiên ICRV chính là biểu hiện thực nghiệm của cơ chế đó, ở quy mô 45 nền kinh tế châu Á và Thái Bình Dương (phân tích đa quốc gia 45 nền kinh tế).</w:t>
       </w:r>
     </w:p>
     <w:p>
@@ -298,7 +298,7 @@
         <w:t xml:space="preserve"> </w:t>
       </w:r>
       <w:r>
-        <w:t xml:space="preserve">ở mọi mẫu, từ Việt Nam (P3) và Trung Quốc (P5) đến toàn mẫu (P7), với mỗi đơn vị độ lệch chuẩn TCI gắn với mức tăng năng suất khoảng 41%. Tuy nhiên, TCI chỉ</w:t>
+        <w:t xml:space="preserve">ở mọi mẫu, từ Việt Nam (Việt Nam) và Trung Quốc (Trung Quốc) đến toàn mẫu (phân tích đa quốc gia 45 nền kinh tế), với mỗi đơn vị độ lệch chuẩn TCI gắn với mức tăng năng suất khoảng 41%. Tuy nhiên, TCI chỉ</w:t>
       </w:r>
       <w:r>
         <w:t xml:space="preserve"> </w:t>
@@ -314,7 +314,7 @@
         <w:t xml:space="preserve"> </w:t>
       </w:r>
       <w:r>
-        <w:t xml:space="preserve">trong một bối cảnh quốc gia cụ thể là Việt Nam (P3), nơi môi trường chuyển đổi và sự phân mảnh thể chế tạo điều kiện cho TCI tái định hình hiệu ứng. Vai trò này không phổ quát trên toàn mẫu 45 nền kinh tế: ở P7, cả tương tác FSTS×TCI lẫn</w:t>
+        <w:t xml:space="preserve">trong một bối cảnh quốc gia cụ thể là Việt Nam (Việt Nam), nơi môi trường chuyển đổi và sự phân mảnh thể chế tạo điều kiện cho TCI tái định hình hiệu ứng. Vai trò này không phổ quát trên toàn mẫu 45 nền kinh tế: ở phân tích đa quốc gia, cả tương tác FSTS×TCI lẫn</w:t>
       </w:r>
       <w:r>
         <w:t xml:space="preserve"> </w:t>
@@ -393,7 +393,7 @@
         <w:pStyle w:val="FirstParagraph"/>
       </w:pPr>
       <w:r>
-        <w:t xml:space="preserve">Kết quả về chỉ số chấp nhận số (DAI) phức tạp và nhiều sắc thái hơn TCI. Trên toàn mẫu P7 gồm 45 nền kinh tế, DAI có hiệu ứng nâng mặt bằng năng suất dương và có ý nghĩa (</w:t>
+        <w:t xml:space="preserve">Kết quả về chỉ số chấp nhận số (DAI) phức tạp và nhiều sắc thái hơn TCI. Trên toàn mẫu đa quốc gia gồm 45 nền kinh tế, DAI có hiệu ứng nâng mặt bằng năng suất dương và có ý nghĩa (</w:t>
       </w:r>
       <m:oMath>
         <m:acc>
@@ -683,7 +683,7 @@
         </m:r>
       </m:oMath>
       <w:r>
-        <w:t xml:space="preserve">) khẳng định DAI phát huy mạnh hơn ở các bối cảnh thể chế yếu, nhất quán với lập luận CDCM rằng DAI bù đắp cho sự vắng mặt của hạ tầng thể chế ở Nhóm IV-V, chứ không chỉ khuếch đại lợi thế vốn đã có ở Nhóm I. Tại Singapore (P4, DAI Tier-1+2), DAI bộc lộ rõ nhất dưới dạng hiệu ứng khuếch đại (</w:t>
+        <w:t xml:space="preserve">) khẳng định DAI phát huy mạnh hơn ở các bối cảnh thể chế yếu, nhất quán với lập luận CDCM rằng DAI bù đắp cho sự vắng mặt của hạ tầng thể chế ở Nhóm IV-V, chứ không chỉ khuếch đại lợi thế vốn đã có ở Nhóm I. Tại Singapore (phân tích Singapore, DAI Tier-1+2), DAI bộc lộ rõ nhất dưới dạng hiệu ứng khuếch đại (</w:t>
       </w:r>
       <m:oMath>
         <m:acc>
@@ -787,7 +787,7 @@
         </m:r>
       </m:oMath>
       <w:r>
-        <w:t xml:space="preserve">). Còn tại Việt Nam (P3, chỉ Tier-1, ước lượng bằng biến công cụ), kết quả DAI không có ý nghĩa phản ánh hạn chế đo lường và sai lệch chọn mẫu, chứ không phải sự bác bỏ H3.</w:t>
+        <w:t xml:space="preserve">). Còn tại Việt Nam (phân tích Việt Nam, chỉ Tier-1, ước lượng bằng biến công cụ), kết quả DAI không có ý nghĩa phản ánh hạn chế đo lường và sai lệch chọn mẫu, chứ không phải sự bác bỏ H3.</w:t>
       </w:r>
     </w:p>
     <w:p>
@@ -835,7 +835,7 @@
         <w:pStyle w:val="BodyText"/>
       </w:pPr>
       <w:r>
-        <w:t xml:space="preserve">Cũng cần lưu ý rằng kết quả không có ý nghĩa về DAI tại Việt Nam (P3) và các bối cảnh thấp hơn không hẳn bác bỏ H3, mà phần nào phản ánh hạn chế đo lường: DAI Tier-1, gồm trang web, thư điện tử, bán hàng trực tuyến, chưa nắm bắt được chiều sâu của năng lực số. Khi DAI được đo bằng Tier-1+2, bổ sung thanh toán điện tử và kết nối nhà cung ứng số như ở Singapore, hiệu ứng điều tiết hiện ra rõ hơn. Quan trọng hơn, mọi thước đo DAI trong luận án đều là</w:t>
+        <w:t xml:space="preserve">Cũng cần lưu ý rằng kết quả không có ý nghĩa về DAI tại Việt Nam (Việt Nam) và các bối cảnh thấp hơn không hẳn bác bỏ H3, mà phần nào phản ánh hạn chế đo lường: DAI Tier-1, gồm trang web, thư điện tử, bán hàng trực tuyến, chưa nắm bắt được chiều sâu của năng lực số. Khi DAI được đo bằng Tier-1+2, bổ sung thanh toán điện tử và kết nối nhà cung ứng số như ở Singapore, hiệu ứng điều tiết hiện ra rõ hơn. Quan trọng hơn, mọi thước đo DAI trong luận án đều là</w:t>
       </w:r>
       <w:r>
         <w:t xml:space="preserve"> </w:t>
@@ -859,7 +859,7 @@
         <w:pStyle w:val="BodyText"/>
       </w:pPr>
       <w:r>
-        <w:t xml:space="preserve">Lý thuyết thể chế gợi thêm một cách giải thích. Ở các bối cảnh ICRV thấp với nhiều khoảng trống thể chế (Khanna &amp; Palepu, 2010), doanh nghiệp xuất khẩu dựa vào DAI nhiều hơn như một cơ chế bù đắp cho hạ tầng thể chế còn thiếu. Bằng chứng nằm ở tương tác DAI×ICRV (p = 0,049) trong P7: DAI</w:t>
+        <w:t xml:space="preserve">Lý thuyết thể chế gợi thêm một cách giải thích. Ở các bối cảnh ICRV thấp với nhiều khoảng trống thể chế (Khanna &amp; Palepu, 2010), doanh nghiệp xuất khẩu dựa vào DAI nhiều hơn như một cơ chế bù đắp cho hạ tầng thể chế còn thiếu. Bằng chứng nằm ở tương tác DAI×ICRV (p = 0,049) trong phân tích đa quốc gia: DAI</w:t>
       </w:r>
       <w:r>
         <w:t xml:space="preserve"> </w:t>
@@ -893,7 +893,7 @@
         <w:pStyle w:val="FirstParagraph"/>
       </w:pPr>
       <w:r>
-        <w:t xml:space="preserve">Kết quả về H4 từ P7 cho thấy đặc điểm nhà quản trị cấp cao tác động ở dạng hiệu ứng mức (level effect). Giới tính nữ của nhà quản trị (</w:t>
+        <w:t xml:space="preserve">Kết quả về H4 từ phân tích đa quốc gia cho thấy đặc điểm nhà quản trị cấp cao tác động ở dạng hiệu ứng mức (level effect). Giới tính nữ của nhà quản trị (</w:t>
       </w:r>
       <m:oMath>
         <m:acc>
@@ -958,7 +958,7 @@
         </m:r>
       </m:oMath>
       <w:r>
-        <w:t xml:space="preserve">) nhất quán nâng mặt bằng hiệu quả I-P trong toàn mẫu: doanh nghiệp có nhà quản trị cấp cao là nữ đạt hiệu quả cao hơn từ quốc tế hóa. Điều này phù hợp với lý thuyết thượng tầng quản trị (Hambrick &amp; Mason, 1984), theo đó đặc điểm của cấp lãnh đạo định hình cách tổ chức nhận diện và khai thác cơ hội quốc tế. Tuy vậy, các đặc điểm này được đưa vào khung như khối kiểm soát quản trị nội sinh chứ không phải nhân tố điều tiết trọng tâm định hình độ cong của đường quan hệ I-P. Để bảo vệ tính nhân quả thuần khiết của tương tác Thể chế × Công nghệ, các đặc điểm nhà quản trị (kinh nghiệm, học vấn, giới tính) được đưa vào như biến kiểm soát quản trị nội sinh, không phải nhân tố điều tiết trọng tâm của đường cong I-P; ký hiệu H4 được giữ nguyên để tương thích với các bản thảo đồng hành (P3/P4/P5).</w:t>
+        <w:t xml:space="preserve">) nhất quán nâng mặt bằng hiệu quả I-P trong toàn mẫu: doanh nghiệp có nhà quản trị cấp cao là nữ đạt hiệu quả cao hơn từ quốc tế hóa. Điều này phù hợp với lý thuyết thượng tầng quản trị (Hambrick &amp; Mason, 1984), theo đó đặc điểm của cấp lãnh đạo định hình cách tổ chức nhận diện và khai thác cơ hội quốc tế. Tuy vậy, các đặc điểm này được đưa vào khung như khối kiểm soát quản trị nội sinh chứ không phải nhân tố điều tiết trọng tâm định hình độ cong của đường quan hệ I-P. Để bảo vệ tính nhân quả thuần khiết của tương tác Thể chế × Công nghệ, các đặc điểm nhà quản trị (kinh nghiệm, học vấn, giới tính) được đưa vào như biến kiểm soát quản trị nội sinh, không phải nhân tố điều tiết trọng tâm của đường cong I-P; ký hiệu H4 được giữ nguyên để tương thích với các bản thảo đồng hành (phân tích Việt Nam, Singapore và Trung Quốc).</w:t>
       </w:r>
     </w:p>
     <w:p>
@@ -974,7 +974,7 @@
         <w:pStyle w:val="BodyText"/>
       </w:pPr>
       <w:r>
-        <w:t xml:space="preserve">Dù vậy, cần lưu ý rằng hiệu ứng mức này được phát hiện ở cấp gộp toàn mẫu (P7); việc tách riêng và kiểm định khả năng điều tiết theo từng bối cảnh ICRV thuộc về hướng nghiên cứu tương lai. Kết quả không có ý nghĩa về kinh nghiệm nhà quản trị gợi ý rằng, trong bối cảnh châu Á đa dạng, số năm kinh nghiệm đơn thuần chưa nắm bắt được</w:t>
+        <w:t xml:space="preserve">Dù vậy, cần lưu ý rằng hiệu ứng mức này được phát hiện ở cấp gộp toàn mẫu (phân tích đa quốc gia 45 nền kinh tế); việc tách riêng và kiểm định khả năng điều tiết theo từng bối cảnh ICRV thuộc về hướng nghiên cứu tương lai. Kết quả không có ý nghĩa về kinh nghiệm nhà quản trị gợi ý rằng, trong bối cảnh châu Á đa dạng, số năm kinh nghiệm đơn thuần chưa nắm bắt được</w:t>
       </w:r>
       <w:r>
         <w:t xml:space="preserve"> </w:t>
@@ -1154,7 +1154,7 @@
         <w:t xml:space="preserve"> </w:t>
       </w:r>
       <w:r>
-        <w:t xml:space="preserve">(P6) hoàn toàn nhất quán với</w:t>
+        <w:t xml:space="preserve">(phân tích tổng hợp) hoàn toàn nhất quán với</w:t>
       </w:r>
       <w:r>
         <w:t xml:space="preserve"> </w:t>
@@ -1186,7 +1186,7 @@
         <w:t xml:space="preserve"> </w:t>
       </w:r>
       <w:r>
-        <w:t xml:space="preserve">từ phân tích tổng hợp nền tảng đã công bố tại hội nghị ICBEF 2024 (Do &amp; Phan, 2024). Sự hội tụ này đáng kể, bởi P6 mở rộng tập lên</w:t>
+        <w:t xml:space="preserve">từ phân tích tổng hợp nền tảng đã công bố tại hội nghị ICBEF 2024 (Do &amp; Phan, 2024). Sự hội tụ này đáng kể, bởi phân tích tổng hợp mở rộng tập lên</w:t>
       </w:r>
       <w:r>
         <w:t xml:space="preserve"> </w:t>
@@ -1240,7 +1240,7 @@
         <w:pStyle w:val="BodyText"/>
       </w:pPr>
       <w:r>
-        <w:t xml:space="preserve">Tuy vậy, đóng góp của P6 so với nền tảng không nằm ở giá trị</w:t>
+        <w:t xml:space="preserve">Tuy vậy, đóng góp của phân tích tổng hợp so với nền tảng không nằm ở giá trị</w:t>
       </w:r>
       <w:r>
         <w:t xml:space="preserve"> </w:t>
@@ -2093,7 +2093,7 @@
         <w:pStyle w:val="FirstParagraph"/>
       </w:pPr>
       <w:r>
-        <w:t xml:space="preserve">Kết quả từ Nghiên cứu P3 (Việt Nam, ICRV Nhóm IV) mang hàm ý cụ thể và trực tiếp cho bối cảnh Đồng bằng sông Cửu Long, khu vực chiếm gần 18% GDP cả nước, hơn 50% sản lượng gạo và 65% kim ngạch xuất khẩu thủy sản của Việt Nam. Doanh nghiệp xuất khẩu nơi đây hoạt động trong cùng bối cảnh thể chế với mẫu P3, nhưng đặc điểm cấu trúc còn nhiều thách thức hơn: doanh nghiệp nhỏ và vừa chiếm ưu thế, TCI thấp hơn mức trung bình quốc gia, và tỷ lệ FSTS cấu trúc cao, vì gạo và thủy sản vốn là hàng hóa xuất khẩu chủ yếu, không có thị trường nội địa đủ lớn để hấp thụ.</w:t>
+        <w:t xml:space="preserve">Kết quả từ Nghiên cứu phân tích Việt Nam (Việt Nam, ICRV Nhóm IV) mang hàm ý cụ thể và trực tiếp cho bối cảnh Đồng bằng sông Cửu Long, khu vực chiếm gần 18% GDP cả nước, hơn 50% sản lượng gạo và 65% kim ngạch xuất khẩu thủy sản của Việt Nam. Doanh nghiệp xuất khẩu nơi đây hoạt động trong cùng bối cảnh thể chế với mẫu phân tích Việt Nam, nhưng đặc điểm cấu trúc còn nhiều thách thức hơn: doanh nghiệp nhỏ và vừa chiếm ưu thế, TCI thấp hơn mức trung bình quốc gia, và tỷ lệ FSTS cấu trúc cao, vì gạo và thủy sản vốn là hàng hóa xuất khẩu chủ yếu, không có thị trường nội địa đủ lớn để hấp thụ.</w:t>
       </w:r>
     </w:p>
     <w:p>
@@ -2108,7 +2108,7 @@
         <w:t xml:space="preserve">Điểm uốn thấp, khoảng 39-46% FSTS, là một cảnh báo cụ thể cho doanh nghiệp xuất khẩu thủy sản và gạo Đồng bằng sông Cửu Long</w:t>
       </w:r>
       <w:r>
-        <w:t xml:space="preserve">, nơi FSTS cấu trúc thường vượt 50-70% tổng doanh thu. Kết quả P3 gợi ý rằng nhiều doanh nghiệp trong số đó có thể đang ở phía bên kia điểm uốn, tức đang gánh chi phí phối hợp quốc tế mà hiệu quả không tăng tương ứng. Giải pháp không phải là giảm xuất khẩu, bởi không có thị trường nội địa để thay thế, mà là</w:t>
+        <w:t xml:space="preserve">, nơi FSTS cấu trúc thường vượt 50-70% tổng doanh thu. Kết quả phân tích Việt Nam gợi ý rằng nhiều doanh nghiệp trong số đó có thể đang ở phía bên kia điểm uốn, tức đang gánh chi phí phối hợp quốc tế mà hiệu quả không tăng tương ứng. Giải pháp không phải là giảm xuất khẩu, bởi không có thị trường nội địa để thay thế, mà là</w:t>
       </w:r>
       <w:r>
         <w:t xml:space="preserve"> </w:t>
@@ -2148,7 +2148,7 @@
         <w:t xml:space="preserve"> </w:t>
       </w:r>
       <w:r>
-        <w:t xml:space="preserve">tại Đồng bằng sông Cửu Long vẫn còn thấp so với trung bình cả nước. P3 cho thấy DAI Tier-1 đơn thuần không có tác động đáng kể, nhưng bằng chứng từ P4 Singapore (Tier-1+2) lại cho thấy khi doanh nghiệp nâng lên DAI Tier-2, gồm trang web cùng thanh toán điện tử và kết nối nhà cung ứng số, hiệu ứng điều tiết hiện ra rõ rệt. Đây là cơ sở để ưu tiên các chương trình chuyển đổi số</w:t>
+        <w:t xml:space="preserve">tại Đồng bằng sông Cửu Long vẫn còn thấp so với trung bình cả nước. phân tích Việt Nam cho thấy DAI Tier-1 đơn thuần không có tác động đáng kể, nhưng bằng chứng từ phân tích Singapore (Tier-1+2) lại cho thấy khi doanh nghiệp nâng lên DAI Tier-2, gồm trang web cùng thanh toán điện tử và kết nối nhà cung ứng số, hiệu ứng điều tiết hiện ra rõ rệt. Đây là cơ sở để ưu tiên các chương trình chuyển đổi số</w:t>
       </w:r>
       <w:r>
         <w:t xml:space="preserve"> </w:t>
@@ -2196,7 +2196,7 @@
         <w:pStyle w:val="FirstParagraph"/>
       </w:pPr>
       <w:r>
-        <w:t xml:space="preserve">Hạn chế quan trọng nhất của luận án nằm ở việc đo lường DAI. Dữ liệu WBES chỉ cung cấp một số ít chỉ báo để xây dựng chỉ số DAI, và các chỉ báo này lại thay đổi qua các thế hệ lược đồ khảo sát WBES (PICS3, lược đồ chuẩn hóa, BREADY/BEE). Tại Việt Nam (P3), chỉ DAI Tier-1, gồm trang web, thư điện tử và bán hàng trực tuyến, được sử dụng, do giới hạn của các đợt khảo sát 2009 và 2015; còn Tier-2, gồm thanh toán điện tử và kết nối nhà cung ứng số, mãi đến năm 2023 mới có. Điều này dẫn đến nguy cơ đo lường không đầy đủ, đặc biệt là không nắm bắt được chiều sâu năng lực số ở các bối cảnh ICRV thấp.</w:t>
+        <w:t xml:space="preserve">Hạn chế quan trọng nhất của luận án nằm ở việc đo lường DAI. Dữ liệu WBES chỉ cung cấp một số ít chỉ báo để xây dựng chỉ số DAI, và các chỉ báo này lại thay đổi qua các thế hệ lược đồ khảo sát WBES (PICS3, lược đồ chuẩn hóa, BREADY/BEE). Tại Việt Nam (Việt Nam), chỉ DAI Tier-1, gồm trang web, thư điện tử và bán hàng trực tuyến, được sử dụng, do giới hạn của các đợt khảo sát 2009 và 2015; còn Tier-2, gồm thanh toán điện tử và kết nối nhà cung ứng số, mãi đến năm 2023 mới có. Điều này dẫn đến nguy cơ đo lường không đầy đủ, đặc biệt là không nắm bắt được chiều sâu năng lực số ở các bối cảnh ICRV thấp.</w:t>
       </w:r>
     </w:p>
     <w:p>
@@ -2418,13 +2418,10 @@
           <w:bCs/>
           <w:b/>
         </w:rPr>
-        <w:t xml:space="preserve">P3</w:t>
-      </w:r>
-      <w:r>
-        <w:t xml:space="preserve"> </w:t>
-      </w:r>
-      <w:r>
-        <w:t xml:space="preserve">(Do &amp; Phan, 2026e): phân tích Việt Nam (chuyển đổi thu nhập trung bình thấp), xác nhận chữ U ngược với điểm uốn 39,3-46,2%, TCI là yếu tố điều tiết dương có ý nghĩa.</w:t>
+        <w:t xml:space="preserve">phân tích Việt Nam</w:t>
+      </w:r>
+      <w:r>
+        <w:t xml:space="preserve">: phân tích Việt Nam (chuyển đổi thu nhập trung bình thấp), xác nhận chữ U ngược với điểm uốn 39,3-46,2%, TCI là yếu tố điều tiết dương có ý nghĩa.</w:t>
       </w:r>
     </w:p>
     <w:p>
@@ -2439,13 +2436,10 @@
           <w:bCs/>
           <w:b/>
         </w:rPr>
-        <w:t xml:space="preserve">P4</w:t>
-      </w:r>
-      <w:r>
-        <w:t xml:space="preserve"> </w:t>
-      </w:r>
-      <w:r>
-        <w:t xml:space="preserve">(Mar et al., 2026): phân tích Singapore (tiên tiến dẫn dắt bằng đổi mới), xác nhận chữ U ngược với điểm uốn khoảng 82% (khoảng tin cậy rộng), DAI khuếch đại ở mức FSTS cao.</w:t>
+        <w:t xml:space="preserve">phân tích Singapore</w:t>
+      </w:r>
+      <w:r>
+        <w:t xml:space="preserve">: phân tích Singapore (tiên tiến dẫn dắt bằng đổi mới), xác nhận chữ U ngược với điểm uốn khoảng 82% (khoảng tin cậy rộng), DAI khuếch đại ở mức FSTS cao.</w:t>
       </w:r>
     </w:p>
     <w:p>
@@ -2460,13 +2454,10 @@
           <w:bCs/>
           <w:b/>
         </w:rPr>
-        <w:t xml:space="preserve">P5</w:t>
-      </w:r>
-      <w:r>
-        <w:t xml:space="preserve"> </w:t>
-      </w:r>
-      <w:r>
-        <w:t xml:space="preserve">(Do &amp; Phan, 2026f): phân tích Trung Quốc 2012-2024 (thu nhập trung bình cao), xác nhận chữ U ngược ổn định theo thời gian (điểm uốn khoảng 48,78%, Paternoster</w:t>
+        <w:t xml:space="preserve">phân tích Trung Quốc</w:t>
+      </w:r>
+      <w:r>
+        <w:t xml:space="preserve">: phân tích Trung Quốc 2012-2024 (thu nhập trung bình cao), xác nhận chữ U ngược ổn định theo thời gian (điểm uốn khoảng 48,78%, Paternoster</w:t>
       </w:r>
       <w:r>
         <w:t xml:space="preserve"> </w:t>
@@ -2536,13 +2527,10 @@
           <w:bCs/>
           <w:b/>
         </w:rPr>
-        <w:t xml:space="preserve">P6</w:t>
-      </w:r>
-      <w:r>
-        <w:t xml:space="preserve"> </w:t>
-      </w:r>
-      <w:r>
-        <w:t xml:space="preserve">(Do &amp; Phan, 2026c): phân tích tổng hợp ba tầng mở rộng</w:t>
+        <w:t xml:space="preserve">phân tích tổng hợp</w:t>
+      </w:r>
+      <w:r>
+        <w:t xml:space="preserve">: phân tích tổng hợp ba tầng mở rộng</w:t>
       </w:r>
       <w:r>
         <w:t xml:space="preserve"> </w:t>
@@ -2758,13 +2746,10 @@
           <w:bCs/>
           <w:b/>
         </w:rPr>
-        <w:t xml:space="preserve">P7</w:t>
-      </w:r>
-      <w:r>
-        <w:t xml:space="preserve"> </w:t>
-      </w:r>
-      <w:r>
-        <w:t xml:space="preserve">(Do &amp; Phan, 2026d): kiểm định toàn mẫu châu Á và Thái Bình Dương với</w:t>
+        <w:t xml:space="preserve">phân tích đa quốc gia</w:t>
+      </w:r>
+      <w:r>
+        <w:t xml:space="preserve">: kiểm định toàn mẫu châu Á và Thái Bình Dương với</w:t>
       </w:r>
       <w:r>
         <w:t xml:space="preserve"> </w:t>
@@ -2890,13 +2875,10 @@
           <w:bCs/>
           <w:b/>
         </w:rPr>
-        <w:t xml:space="preserve">P8</w:t>
-      </w:r>
-      <w:r>
-        <w:t xml:space="preserve"> </w:t>
-      </w:r>
-      <w:r>
-        <w:t xml:space="preserve">(Do &amp; Phan, 2026b): phân tích đảo nhỏ Thái Bình Dương,</w:t>
+        <w:t xml:space="preserve">phân tích SIDS Thái Bình Dương</w:t>
+      </w:r>
+      <w:r>
+        <w:t xml:space="preserve">: phân tích đảo nhỏ Thái Bình Dương,</w:t>
       </w:r>
       <w:r>
         <w:t xml:space="preserve"> </w:t>
@@ -3041,7 +3023,7 @@
         <w:pStyle w:val="FirstParagraph"/>
       </w:pPr>
       <w:r>
-        <w:t xml:space="preserve">Bằng chứng từ 238 nghiên cứu trong phân tích tổng hợp P6 và 82.302 doanh nghiệp tại 45 nền kinh tế châu Á và Thái Bình Dương ở P7 đều dẫn về kết luận này. Quan hệ I-P không phải một đường cong phổ quát, mà là một</w:t>
+        <w:t xml:space="preserve">Bằng chứng từ 238 nghiên cứu trong phân tích tổng hợp phân tích tổng hợp và 82.302 doanh nghiệp tại 45 nền kinh tế châu Á và Thái Bình Dương ở phân tích đa quốc gia đều dẫn về kết luận này. Quan hệ I-P không phải một đường cong phổ quát, mà là một</w:t>
       </w:r>
       <w:r>
         <w:t xml:space="preserve"> </w:t>

--- a/dist/luan_an_ctu/chuong_5_ket_luan_de_xuat_vi.docx
+++ b/dist/luan_an_ctu/chuong_5_ket_luan_de_xuat_vi.docx
@@ -206,7 +206,7 @@
         <w:t xml:space="preserve"> </w:t>
       </w:r>
       <w:r>
-        <w:t xml:space="preserve">khi chất lượng thể chế suy giảm — phẳng, gần như tuyến tính ở nhóm tiên tiến và rõ nét nhất (hình chữ U ngược) ở nhóm đảo nhỏ và cận biên — với điểm uốn dao động quanh ~40% thay vì dịch chuyển đơn điệu. Nói cách khác, ở các nền kinh tế thể chế mạnh, quan hệ I–P gần như tuyến tính trong khoảng quan sát và doanh nghiệp ít chịu hình phạt suy giảm khi quốc tế hóa sâu; còn ở các nền kinh tế thể chế yếu, hình chữ U ngược biểu hiện rõ nét, phản ánh chi phí phối hợp và lợi suất giảm dần gay gắt hơn khi đẩy mạnh xuất khẩu.</w:t>
+        <w:t xml:space="preserve">khi chất lượng thể chế suy giảm, phẳng, gần như tuyến tính ở nhóm tiên tiến và rõ nét nhất (hình chữ U ngược) ở nhóm đảo nhỏ và cận biên, với điểm uốn dao động quanh ~40% thay vì dịch chuyển đơn điệu. Nói cách khác, ở các nền kinh tế thể chế mạnh, quan hệ I–P gần như tuyến tính trong khoảng quan sát và doanh nghiệp ít chịu hình phạt suy giảm khi quốc tế hóa sâu; còn ở các nền kinh tế thể chế yếu, hình chữ U ngược biểu hiện rõ nét, phản ánh chi phí phối hợp và lợi suất giảm dần gay gắt hơn khi đẩy mạnh xuất khẩu.</w:t>
       </w:r>
     </w:p>
     <w:p>
@@ -875,7 +875,7 @@
         <w:t xml:space="preserve"> </w:t>
       </w:r>
       <w:r>
-        <w:t xml:space="preserve">nơi thể chế yếu, tức hiệu ứng lá chắn số phát huy mạnh nhất khi nền tảng thể chế còn thiếu hụt, chứ không phải khi thể chế đã hoàn thiện.</w:t>
+        <w:t xml:space="preserve">nơi thể chế yếu, tức hiệu ứng thay thế số cho thể chế phát huy mạnh nhất khi nền tảng thể chế còn thiếu hụt, chứ không phải khi thể chế đã hoàn thiện.</w:t>
       </w:r>
     </w:p>
     <w:bookmarkEnd w:id="24"/>
@@ -1375,10 +1375,7 @@
         </m:r>
       </m:oMath>
       <w:r>
-        <w:t xml:space="preserve"> </w:t>
-      </w:r>
-      <w:r>
-        <w:t xml:space="preserve">—</w:t>
+        <w:t xml:space="preserve">,</w:t>
       </w:r>
       <w:r>
         <w:t xml:space="preserve"> </w:t>
@@ -1391,10 +1388,7 @@
         <w:t xml:space="preserve">suy giảm khoảng 53%</w:t>
       </w:r>
       <w:r>
-        <w:t xml:space="preserve"> </w:t>
-      </w:r>
-      <w:r>
-        <w:t xml:space="preserve">— hàm ý rằng quan hệ I-P trung bình được báo cáo suốt bốn thập kỷ có thể đã bị thổi phồng đáng kể. Đây là một ước lượng hiệu chỉnh được củng cố bởi kiểm định Begg có ý nghĩa (</w:t>
+        <w:t xml:space="preserve">: hàm ý rằng quan hệ I-P trung bình được báo cáo suốt bốn thập kỷ có thể đã bị thổi phồng đáng kể. Đây là một ước lượng hiệu chỉnh được củng cố bởi kiểm định Begg có ý nghĩa (</w:t>
       </w:r>
       <m:oMath>
         <m:r>
@@ -1706,7 +1700,7 @@
         <w:t xml:space="preserve"> </w:t>
       </w:r>
       <w:r>
-        <w:t xml:space="preserve">ở các nền kinh tế thể chế yếu (cận biên, đảo nhỏ): lá chắn số bù đắp cho thiếu hụt thể chế.</w:t>
+        <w:t xml:space="preserve">ở các nền kinh tế thể chế yếu (cận biên, đảo nhỏ): năng lực số bù đắp cho thiếu hụt thể chế.</w:t>
       </w:r>
     </w:p>
     <w:p>

--- a/dist/luan_an_ctu/chuong_5_ket_luan_de_xuat_vi.docx
+++ b/dist/luan_an_ctu/chuong_5_ket_luan_de_xuat_vi.docx
@@ -2102,23 +2102,20 @@
         <w:t xml:space="preserve">Điểm uốn thấp, khoảng 39-46% FSTS, là một cảnh báo cụ thể cho doanh nghiệp xuất khẩu thủy sản và gạo Đồng bằng sông Cửu Long</w:t>
       </w:r>
       <w:r>
-        <w:t xml:space="preserve">, nơi FSTS cấu trúc thường vượt 50-70% tổng doanh thu. Kết quả phân tích Việt Nam gợi ý rằng nhiều doanh nghiệp trong số đó có thể đang ở phía bên kia điểm uốn, tức đang gánh chi phí phối hợp quốc tế mà hiệu quả không tăng tương ứng. Giải pháp không phải là giảm xuất khẩu, bởi không có thị trường nội địa để thay thế, mà là</w:t>
-      </w:r>
-      <w:r>
-        <w:t xml:space="preserve"> </w:t>
-      </w:r>
-      <w:r>
-        <w:rPr>
-          <w:bCs/>
-          <w:b/>
-        </w:rPr>
-        <w:t xml:space="preserve">nâng TCI song song</w:t>
-      </w:r>
-      <w:r>
-        <w:t xml:space="preserve"> </w:t>
-      </w:r>
-      <w:r>
-        <w:t xml:space="preserve">nhằm đẩy điểm uốn sang phải, mở rộng biên lợi ích của xuất khẩu.</w:t>
+        <w:t xml:space="preserve">, nơi cấu trúc ngành buộc tỷ trọng xuất khẩu thường vượt 50-70% tổng doanh thu. Kết quả phân tích Việt Nam gợi ý rằng nhiều doanh nghiệp trong số đó đang ở phía bên phải điểm uốn, tức đang gánh chi phí phối hợp quốc tế mà năng suất không tăng tương ứng. Vì không có thị trường nội địa đủ lớn để thay thế, giải pháp không thể là giảm xuất khẩu, mà phải là</w:t>
+      </w:r>
+      <w:r>
+        <w:t xml:space="preserve"> </w:t>
+      </w:r>
+      <w:r>
+        <w:rPr>
+          <w:bCs/>
+          <w:b/>
+        </w:rPr>
+        <w:t xml:space="preserve">kéo dài đỉnh của đường cong chữ U</w:t>
+      </w:r>
+      <w:r>
+        <w:t xml:space="preserve">, tức mở rộng vùng cường độ xuất khẩu còn sinh lợi bằng cách nâng năng lực để đẩy điểm uốn sang phải.</w:t>
       </w:r>
     </w:p>
     <w:p>
@@ -2126,36 +2123,141 @@
         <w:pStyle w:val="BodyText"/>
       </w:pPr>
       <w:r>
-        <w:t xml:space="preserve">Mức</w:t>
-      </w:r>
-      <w:r>
-        <w:t xml:space="preserve"> </w:t>
-      </w:r>
-      <w:r>
-        <w:rPr>
-          <w:bCs/>
-          <w:b/>
-        </w:rPr>
-        <w:t xml:space="preserve">DAI Tier-1, đo bằng mức chấp nhận trang web,</w:t>
-      </w:r>
-      <w:r>
-        <w:t xml:space="preserve"> </w:t>
-      </w:r>
-      <w:r>
-        <w:t xml:space="preserve">tại Đồng bằng sông Cửu Long vẫn còn thấp so với trung bình cả nước. phân tích Việt Nam cho thấy DAI Tier-1 đơn thuần không có tác động đáng kể, nhưng bằng chứng từ phân tích Singapore (Tier-1+2) lại cho thấy khi doanh nghiệp nâng lên DAI Tier-2, gồm trang web cùng thanh toán điện tử và kết nối nhà cung ứng số, hiệu ứng điều tiết hiện ra rõ rệt. Đây là cơ sở để ưu tiên các chương trình chuyển đổi số</w:t>
-      </w:r>
-      <w:r>
-        <w:t xml:space="preserve"> </w:t>
-      </w:r>
-      <w:r>
-        <w:rPr>
-          <w:bCs/>
-          <w:b/>
-        </w:rPr>
-        <w:t xml:space="preserve">toàn diện</w:t>
-      </w:r>
-      <w:r>
-        <w:t xml:space="preserve">, không dừng ở trang web ở mức nền tảng (Tier-1), mà tiến tới tích hợp thanh toán điện tử và kết nối nhà cung ứng số ở Tier-2, đúng tinh thần Chương trình Chuyển đổi số Quốc gia 2025-2030. Nghiên cứu trên dữ liệu WBES Việt Nam 2023, đợt khảo sát gần nhất, sẽ cung cấp bằng chứng cập nhật hơn cho các hàm ý này.</w:t>
+        <w:t xml:space="preserve">Điều then chốt là phải dịch khái niệm trừu tượng</w:t>
+      </w:r>
+      <w:r>
+        <w:t xml:space="preserve"> </w:t>
+      </w:r>
+      <w:r>
+        <w:t xml:space="preserve">“</w:t>
+      </w:r>
+      <w:r>
+        <w:t xml:space="preserve">nâng TCI</w:t>
+      </w:r>
+      <w:r>
+        <w:t xml:space="preserve">”</w:t>
+      </w:r>
+      <w:r>
+        <w:t xml:space="preserve"> </w:t>
+      </w:r>
+      <w:r>
+        <w:t xml:space="preserve">thành một lộ trình hành động gắn chặt với đặc thù chuỗi cung ứng nông – thủy sản, thay vì một khuyến nghị chung chung. Với một nhà máy chế biến cá tra hay tôm, nâng TCI không có nghĩa là theo đuổi công nghệ cao trừu tượng, mà cụ thể là</w:t>
+      </w:r>
+      <w:r>
+        <w:t xml:space="preserve"> </w:t>
+      </w:r>
+      <w:r>
+        <w:rPr>
+          <w:bCs/>
+          <w:b/>
+        </w:rPr>
+        <w:t xml:space="preserve">đạt các chứng nhận chất lượng quốc tế khắt khe như ASC (Aquaculture Stewardship Council) và BAP (Best Aquaculture Practices) cho thủy sản, hoặc GlobalGAP và SRP (Sustainable Rice Platform) cho gạo</w:t>
+      </w:r>
+      <w:r>
+        <w:t xml:space="preserve">. Trong ngữ cảnh này, chứng nhận vận hành như một thứ vũ khí kép: nó giúp doanh nghiệp vượt qua các rào cản kỹ thuật trong thương mại (TBT/SPS) tại các thị trường EU, Hoa Kỳ và Nhật Bản, đồng thời biến chính chi phí tuân thủ thành một rào cản gia nhập đối với đối thủ năng lực thấp hơn, qua đó nâng biên lợi nhuận trên mỗi đơn vị xuất khẩu và đẩy điểm uốn về phía cường độ cao hơn.</w:t>
+      </w:r>
+    </w:p>
+    <w:p>
+      <w:pPr>
+        <w:pStyle w:val="BodyText"/>
+      </w:pPr>
+      <w:r>
+        <w:t xml:space="preserve">Về số hóa, bằng chứng đối chiếu giữa kết quả không có ý nghĩa (null) của DAI Tier-1 tại Việt Nam và hiệu ứng khuếch đại mạnh của DAI Tier-1+2 tại Singapore cung cấp một minh chứng thực nghiệm sắc bén: ở một thị trường chuyển đổi như Việt Nam, số hóa Tier-1 (chỉ gồm trang web, thư điện tử) đã trở thành một</w:t>
+      </w:r>
+      <w:r>
+        <w:t xml:space="preserve"> </w:t>
+      </w:r>
+      <w:r>
+        <w:rPr>
+          <w:bCs/>
+          <w:b/>
+        </w:rPr>
+        <w:t xml:space="preserve">yếu tố vệ sinh</w:t>
+      </w:r>
+      <w:r>
+        <w:t xml:space="preserve"> </w:t>
+      </w:r>
+      <w:r>
+        <w:t xml:space="preserve">(hygiene factor) phổ cập, hiện diện gần như khắp nơi nên không còn tạo khác biệt cạnh tranh và không đủ sức uốn cong đường hiệu quả. Hàm ý cho Đồng bằng sông Cửu Long do đó không phải là</w:t>
+      </w:r>
+      <w:r>
+        <w:t xml:space="preserve"> </w:t>
+      </w:r>
+      <w:r>
+        <w:t xml:space="preserve">“</w:t>
+      </w:r>
+      <w:r>
+        <w:t xml:space="preserve">chuyển đổi số</w:t>
+      </w:r>
+      <w:r>
+        <w:t xml:space="preserve">”</w:t>
+      </w:r>
+      <w:r>
+        <w:t xml:space="preserve"> </w:t>
+      </w:r>
+      <w:r>
+        <w:t xml:space="preserve">chung chung, mà là vượt qua</w:t>
+      </w:r>
+      <w:r>
+        <w:t xml:space="preserve"> </w:t>
+      </w:r>
+      <w:r>
+        <w:rPr>
+          <w:bCs/>
+          <w:b/>
+        </w:rPr>
+        <w:t xml:space="preserve">ngưỡng độ sâu</w:t>
+      </w:r>
+      <w:r>
+        <w:t xml:space="preserve"> </w:t>
+      </w:r>
+      <w:r>
+        <w:t xml:space="preserve">từ Tier-1 lên Tier-2, nơi năng lực số mới thực sự phát huy vai trò nguồn lực phụ thuộc bối cảnh và khuếch đại lợi nhuận ở mức quốc tế hóa cao. Cụ thể, DAI Tier-2 trong ngành nông – thủy sản chính là</w:t>
+      </w:r>
+      <w:r>
+        <w:t xml:space="preserve"> </w:t>
+      </w:r>
+      <w:r>
+        <w:rPr>
+          <w:bCs/>
+          <w:b/>
+        </w:rPr>
+        <w:t xml:space="preserve">hệ thống truy xuất nguồn gốc trên nền blockchain</w:t>
+      </w:r>
+      <w:r>
+        <w:t xml:space="preserve"> </w:t>
+      </w:r>
+      <w:r>
+        <w:t xml:space="preserve">và</w:t>
+      </w:r>
+      <w:r>
+        <w:t xml:space="preserve"> </w:t>
+      </w:r>
+      <w:r>
+        <w:rPr>
+          <w:bCs/>
+          <w:b/>
+        </w:rPr>
+        <w:t xml:space="preserve">phần mềm ERP kết nối trực tiếp nhà máy với hộ nông dân và vùng nuôi</w:t>
+      </w:r>
+      <w:r>
+        <w:t xml:space="preserve">, kèm thanh toán điện tử xuyên suốt chuỗi. Đây chính là cơ chế</w:t>
+      </w:r>
+      <w:r>
+        <w:t xml:space="preserve"> </w:t>
+      </w:r>
+      <w:r>
+        <w:rPr>
+          <w:bCs/>
+          <w:b/>
+        </w:rPr>
+        <w:t xml:space="preserve">thay thế số cho thể chế</w:t>
+      </w:r>
+      <w:r>
+        <w:t xml:space="preserve"> </w:t>
+      </w:r>
+      <w:r>
+        <w:t xml:space="preserve">(digital-for-institutional substitution): ở nơi thể chế trung gian địa phương còn khoảng trống (hợp đồng khó thực thi, thông tin thị trường thiếu, chuẩn chất lượng khó giám sát), các công cụ số này hạ chi phí giao dịch bị đội lên do khoảng trống thể chế, đồng thời đáp ứng yêu cầu minh bạch nguồn gốc ngày càng ngặt nghèo từ nhà nhập khẩu. Bằng cách định nghĩa lại TCI và DAI bằng đúng ngôn ngữ của ngành hàng, các đề xuất này chuyển từ khuyến nghị hàn lâm sang một cẩm nang công nghệ khả thi cho doanh nghiệp và nhà hoạch định chính sách vùng, đúng tinh thần Chương trình Chuyển đổi số Quốc gia 2025-2030. Nghiên cứu trên dữ liệu WBES Việt Nam 2023, đợt khảo sát gần nhất, sẽ cung cấp bằng chứng cập nhật hơn cho các hàm ý này.</w:t>
       </w:r>
     </w:p>
     <w:p>
@@ -2191,6 +2293,61 @@
       </w:pPr>
       <w:r>
         <w:t xml:space="preserve">Hạn chế quan trọng nhất của luận án nằm ở việc đo lường DAI. Dữ liệu WBES chỉ cung cấp một số ít chỉ báo để xây dựng chỉ số DAI, và các chỉ báo này lại thay đổi qua các thế hệ lược đồ khảo sát WBES (PICS3, lược đồ chuẩn hóa, BREADY/BEE). Tại Việt Nam (Việt Nam), chỉ DAI Tier-1, gồm trang web, thư điện tử và bán hàng trực tuyến, được sử dụng, do giới hạn của các đợt khảo sát 2009 và 2015; còn Tier-2, gồm thanh toán điện tử và kết nối nhà cung ứng số, mãi đến năm 2023 mới có. Điều này dẫn đến nguy cơ đo lường không đầy đủ, đặc biệt là không nắm bắt được chiều sâu năng lực số ở các bối cảnh ICRV thấp.</w:t>
+      </w:r>
+    </w:p>
+    <w:p>
+      <w:pPr>
+        <w:pStyle w:val="BodyText"/>
+      </w:pPr>
+      <w:r>
+        <w:t xml:space="preserve">Tuy nhiên, cần phân biệt rõ giữa một giới hạn đo lường thuần túy và một phát hiện lý thuyết bị che lấp dưới hình thức giới hạn đo lường. Việc giải thích kết quả null của DAI tại Việt Nam đơn thuần như một khiếm khuyết dữ liệu của WBES là một lập luận phòng thủ và khiên cưỡng. Một cách diễn giải chặt chẽ hơn là xem Tier-1 không phải</w:t>
+      </w:r>
+      <w:r>
+        <w:t xml:space="preserve"> </w:t>
+      </w:r>
+      <w:r>
+        <w:t xml:space="preserve">“</w:t>
+      </w:r>
+      <w:r>
+        <w:t xml:space="preserve">dữ liệu kém</w:t>
+      </w:r>
+      <w:r>
+        <w:t xml:space="preserve">”</w:t>
+      </w:r>
+      <w:r>
+        <w:t xml:space="preserve"> </w:t>
+      </w:r>
+      <w:r>
+        <w:t xml:space="preserve">mà là một</w:t>
+      </w:r>
+      <w:r>
+        <w:t xml:space="preserve"> </w:t>
+      </w:r>
+      <w:r>
+        <w:rPr>
+          <w:bCs/>
+          <w:b/>
+        </w:rPr>
+        <w:t xml:space="preserve">rào cản tối thiểu đã bị bão hòa</w:t>
+      </w:r>
+      <w:r>
+        <w:t xml:space="preserve">: tại các thị trường chuyển đổi, sự hiện diện số ở mức Tier-1 (có trang web, thư điện tử) đã phổ cập đến mức trở thành yếu tố vệ sinh, hiện diện gần như đồng đều giữa các doanh nghiệp nên không còn phương sai đủ để tạo khác biệt cạnh tranh hay làm bộ đệm uốn cong đường hiệu quả. Theo cách đọc này, kết quả null tại Việt Nam (chỉ Tier-1) đặt cạnh hiệu ứng khuếch đại có ý nghĩa tại Singapore (Tier-1+2) không phải là hai mảnh bằng chứng mâu thuẫn, mà cùng xác nhận một mệnh đề lý thuyết duy nhất: DAI là một nguồn lực phụ thuộc bối cảnh đòi hỏi một</w:t>
+      </w:r>
+      <w:r>
+        <w:t xml:space="preserve"> </w:t>
+      </w:r>
+      <w:r>
+        <w:rPr>
+          <w:bCs/>
+          <w:b/>
+        </w:rPr>
+        <w:t xml:space="preserve">ngưỡng độ sâu</w:t>
+      </w:r>
+      <w:r>
+        <w:t xml:space="preserve"> </w:t>
+      </w:r>
+      <w:r>
+        <w:t xml:space="preserve">nhất định, là sự chuyển dịch từ số hóa thông tin sang tích hợp số vào quy trình, mới đủ sức điều tiết quan hệ I-P. Diễn giải này biến một điểm yếu phương pháp thành một đóng góp lý thuyết, đồng thời định hướng cụ thể cho việc đo lường DAI đa tầng trong các nghiên cứu tương lai.</w:t>
       </w:r>
     </w:p>
     <w:p>

--- a/dist/luan_an_ctu/chuong_5_ket_luan_de_xuat_vi.docx
+++ b/dist/luan_an_ctu/chuong_5_ket_luan_de_xuat_vi.docx
@@ -80,10 +80,7 @@
         <w:t xml:space="preserve">dải biến thiên ICRV (Institutional Context Regime Variation, biến thiên chế độ bối cảnh thể chế)</w:t>
       </w:r>
       <w:r>
-        <w:t xml:space="preserve">: cùng một mức độ quốc tế hóa (FSTS) lại mang lại hiệu quả rất khác nhau, tùy vào chế độ thể chế mà doanh nghiệp hoạt động. Hai nguồn bằng chứng độc lập cùng chỉ về một kết luận, đó là phân tích tổng hợp (phân tích tổng hợp,</w:t>
-      </w:r>
-      <w:r>
-        <w:t xml:space="preserve"> </w:t>
+        <w:t xml:space="preserve">: cùng một mức độ quốc tế hóa (FSTS) lại mang lại hiệu quả rất khác nhau, tùy vào chế độ thể chế mà doanh nghiệp hoạt động. Hai nguồn bằng chứng bổ sung cho nhau cùng chỉ về vai trò quyết định của chế độ thể chế, song ở hai cấp độ khác nhau. Ở cấp tổng hợp, phân tích tổng hợp xác nhận chế độ thể chế là yếu tố điều tiết có ý nghĩa của quan hệ gộp I-P (</w:t>
       </w:r>
       <m:oMath>
         <m:sSub>
@@ -167,7 +164,143 @@
         </m:r>
       </m:oMath>
       <w:r>
-        <w:t xml:space="preserve">) và phân tích dữ liệu sơ cấp toàn mẫu (phân tích đa quốc gia,</w:t>
+        <w:t xml:space="preserve">), tức các chế độ</w:t>
+      </w:r>
+      <w:r>
+        <w:t xml:space="preserve"> </w:t>
+      </w:r>
+      <w:r>
+        <w:rPr>
+          <w:bCs/>
+          <w:b/>
+        </w:rPr>
+        <w:t xml:space="preserve">khác biệt</w:t>
+      </w:r>
+      <w:r>
+        <w:t xml:space="preserve"> </w:t>
+      </w:r>
+      <w:r>
+        <w:t xml:space="preserve">nhau; bản thân kiểm định này chưa xác lập một dải biến thiên đơn điệu theo chất lượng thể chế, và thực ra</w:t>
+      </w:r>
+      <w:r>
+        <w:t xml:space="preserve"> </w:t>
+      </w:r>
+      <w:r>
+        <w:rPr>
+          <w:bCs/>
+          <w:b/>
+        </w:rPr>
+        <w:t xml:space="preserve">không bền vững</w:t>
+      </w:r>
+      <w:r>
+        <w:t xml:space="preserve">: ý nghĩa</w:t>
+      </w:r>
+      <w:r>
+        <w:t xml:space="preserve"> </w:t>
+      </w:r>
+      <m:oMath>
+        <m:sSub>
+          <m:e>
+            <m:r>
+              <m:t>Q</m:t>
+            </m:r>
+          </m:e>
+          <m:sub>
+            <m:r>
+              <m:t>M</m:t>
+            </m:r>
+          </m:sub>
+        </m:sSub>
+      </m:oMath>
+      <w:r>
+        <w:t xml:space="preserve"> </w:t>
+      </w:r>
+      <w:r>
+        <w:t xml:space="preserve">gần như hoàn toàn do ô Frontier mỏng (k = 3) tạo ra, bỏ ô này thì omnibus về không có ý nghĩa (</w:t>
+      </w:r>
+      <m:oMath>
+        <m:sSub>
+          <m:e>
+            <m:r>
+              <m:t>Q</m:t>
+            </m:r>
+          </m:e>
+          <m:sub>
+            <m:r>
+              <m:t>M</m:t>
+            </m:r>
+          </m:sub>
+        </m:sSub>
+        <m:r>
+          <m:rPr>
+            <m:sty m:val="p"/>
+          </m:rPr>
+          <m:t>=</m:t>
+        </m:r>
+        <m:r>
+          <m:t>1</m:t>
+        </m:r>
+        <m:r>
+          <m:rPr>
+            <m:sty m:val="p"/>
+          </m:rPr>
+          <m:t>,</m:t>
+        </m:r>
+        <m:r>
+          <m:t>49</m:t>
+        </m:r>
+      </m:oMath>
+      <w:r>
+        <w:t xml:space="preserve">,</w:t>
+      </w:r>
+      <w:r>
+        <w:t xml:space="preserve"> </w:t>
+      </w:r>
+      <m:oMath>
+        <m:r>
+          <m:t>d</m:t>
+        </m:r>
+        <m:r>
+          <m:t>f</m:t>
+        </m:r>
+        <m:r>
+          <m:rPr>
+            <m:sty m:val="p"/>
+          </m:rPr>
+          <m:t>=</m:t>
+        </m:r>
+        <m:r>
+          <m:t>3</m:t>
+        </m:r>
+      </m:oMath>
+      <w:r>
+        <w:t xml:space="preserve">,</w:t>
+      </w:r>
+      <w:r>
+        <w:t xml:space="preserve"> </w:t>
+      </w:r>
+      <m:oMath>
+        <m:r>
+          <m:t>p</m:t>
+        </m:r>
+        <m:r>
+          <m:rPr>
+            <m:sty m:val="p"/>
+          </m:rPr>
+          <m:t>=</m:t>
+        </m:r>
+        <m:r>
+          <m:rPr>
+            <m:sty m:val="p"/>
+          </m:rPr>
+          <m:t>,</m:t>
+        </m:r>
+        <m:r>
+          <m:t>68</m:t>
+        </m:r>
+      </m:oMath>
+      <w:r>
+        <w:t xml:space="preserve">). Hình dạng cụ thể của dải biến thiên được xác lập độc lập bằng dữ liệu sơ cấp toàn mẫu (phân tích đa quốc gia,</w:t>
       </w:r>
       <w:r>
         <w:t xml:space="preserve"> </w:t>
@@ -3205,7 +3338,7 @@
         <w:pStyle w:val="FirstParagraph"/>
       </w:pPr>
       <w:r>
-        <w:t xml:space="preserve">Về lý thuyết, luận án đóng góp vào ba dòng nghiên cứu. Với dòng phân tích tổng hợp về quan hệ I-P, luận án phân tách cấu trúc dị biệt và xác định ICRV như một yếu tố điều tiết có ý nghĩa. Với dòng nghiên cứu về năng lực số, luận án làm rõ rằng DAI là nguồn lực tình huống chứ không phải năng lực nền tảng. Và với dòng nghiên cứu về quốc tế hóa và các nền kinh tế đảo nhỏ, luận án đặt tên cùng cung cấp bằng chứng đầu tiên cho FIP.</w:t>
+        <w:t xml:space="preserve">Về lý thuyết, luận án đóng góp vào ba dòng nghiên cứu. Với dòng phân tích tổng hợp về quan hệ I-P, luận án phân tách cấu trúc dị biệt và cho thấy điều tiết thể chế trực tiếp ở cấp văn liệu là yếu/không bền vững, trong khi vai trò điều tiết của ICRV chỉ bộc lộ robust ở cấp doanh nghiệp qua tương tác có điều kiện. Với dòng nghiên cứu về năng lực số, luận án làm rõ rằng DAI là nguồn lực tình huống chứ không phải năng lực nền tảng. Và với dòng nghiên cứu về quốc tế hóa và các nền kinh tế đảo nhỏ, luận án đặt tên cùng cung cấp bằng chứng đầu tiên cho FIP.</w:t>
       </w:r>
     </w:p>
     <w:p>

--- a/dist/luan_an_ctu/chuong_5_ket_luan_de_xuat_vi.docx
+++ b/dist/luan_an_ctu/chuong_5_ket_luan_de_xuat_vi.docx
@@ -1412,7 +1412,7 @@
           <m:t>=</m:t>
         </m:r>
         <m:r>
-          <m:t>62</m:t>
+          <m:t>87</m:t>
         </m:r>
         <m:r>
           <m:rPr>
@@ -1421,7 +1421,7 @@
           <m:t>,</m:t>
         </m:r>
         <m:r>
-          <m:t>4</m:t>
+          <m:t>8</m:t>
         </m:r>
         <m:r>
           <m:rPr>
@@ -1434,7 +1434,7 @@
         <w:t xml:space="preserve"> </w:t>
       </w:r>
       <w:r>
-        <w:t xml:space="preserve">thành 54,1% ở tầng 2 và 8,4% ở tầng 3 là thông tin mới mà phân tích tổng hợp đơn tầng không thể cung cấp. Phát hiện này làm thay đổi hiểu biết về nguồn gốc của sự dị biệt giữa các nghiên cứu: vấn đề chủ yếu là</w:t>
+        <w:t xml:space="preserve">thành 76,1% ở tầng 2 và 11,8% ở tầng 3 là thông tin mới mà phân tích tổng hợp đơn tầng không thể cung cấp. Phát hiện này làm thay đổi hiểu biết về nguồn gốc của sự dị biệt giữa các nghiên cứu: vấn đề chủ yếu là</w:t>
       </w:r>
       <w:r>
         <w:t xml:space="preserve"> </w:t>
@@ -2888,7 +2888,7 @@
           <m:t>=</m:t>
         </m:r>
         <m:r>
-          <m:t>62</m:t>
+          <m:t>87</m:t>
         </m:r>
         <m:r>
           <m:rPr>
@@ -2897,7 +2897,7 @@
           <m:t>,</m:t>
         </m:r>
         <m:r>
-          <m:t>4</m:t>
+          <m:t>8</m:t>
         </m:r>
         <m:r>
           <m:rPr>
@@ -2910,7 +2910,7 @@
         <w:t xml:space="preserve"> </w:t>
       </w:r>
       <w:r>
-        <w:t xml:space="preserve">(54,1% ở tầng 2 và 8,4% ở tầng 3), điều tiết ICRV</w:t>
+        <w:t xml:space="preserve">(76,1% ở tầng 2 và 11,8% ở tầng 3), điều tiết ICRV</w:t>
       </w:r>
       <w:r>
         <w:t xml:space="preserve"> </w:t>

--- a/dist/luan_an_ctu/chuong_5_ket_luan_de_xuat_vi.docx
+++ b/dist/luan_an_ctu/chuong_5_ket_luan_de_xuat_vi.docx
@@ -3338,7 +3338,7 @@
         <w:pStyle w:val="FirstParagraph"/>
       </w:pPr>
       <w:r>
-        <w:t xml:space="preserve">Về lý thuyết, luận án đóng góp vào ba dòng nghiên cứu. Với dòng phân tích tổng hợp về quan hệ I-P, luận án phân tách cấu trúc dị biệt và cho thấy điều tiết thể chế trực tiếp ở cấp văn liệu là yếu/không bền vững, trong khi vai trò điều tiết của ICRV chỉ bộc lộ robust ở cấp doanh nghiệp qua tương tác có điều kiện. Với dòng nghiên cứu về năng lực số, luận án làm rõ rằng DAI là nguồn lực tình huống chứ không phải năng lực nền tảng. Và với dòng nghiên cứu về quốc tế hóa và các nền kinh tế đảo nhỏ, luận án đặt tên cùng cung cấp bằng chứng đầu tiên cho FIP.</w:t>
+        <w:t xml:space="preserve">Về lý thuyết, luận án đóng góp vào ba dòng nghiên cứu. Với dòng phân tích tổng hợp về quan hệ I-P, luận án phân tách cấu trúc dị biệt và cho thấy điều tiết thể chế trực tiếp ở cấp văn liệu là yếu/không bền vững, trong khi vai trò điều tiết của ICRV chỉ bộc lộ vững chắc ở cấp doanh nghiệp qua tương tác có điều kiện. Với dòng nghiên cứu về năng lực số, luận án làm rõ rằng DAI là nguồn lực tình huống chứ không phải năng lực nền tảng. Và với dòng nghiên cứu về quốc tế hóa và các nền kinh tế đảo nhỏ, luận án đặt tên cùng cung cấp bằng chứng đầu tiên cho FIP.</w:t>
       </w:r>
     </w:p>
     <w:p>

--- a/dist/luan_an_ctu/chuong_5_ket_luan_de_xuat_vi.docx
+++ b/dist/luan_an_ctu/chuong_5_ket_luan_de_xuat_vi.docx
@@ -1091,7 +1091,7 @@
         </m:r>
       </m:oMath>
       <w:r>
-        <w:t xml:space="preserve">) nhất quán nâng mặt bằng hiệu quả I-P trong toàn mẫu: doanh nghiệp có nhà quản trị cấp cao là nữ đạt hiệu quả cao hơn từ quốc tế hóa. Điều này phù hợp với lý thuyết thượng tầng quản trị (Hambrick &amp; Mason, 1984), theo đó đặc điểm của cấp lãnh đạo định hình cách tổ chức nhận diện và khai thác cơ hội quốc tế. Tuy vậy, các đặc điểm này được đưa vào khung như khối kiểm soát quản trị nội sinh chứ không phải nhân tố điều tiết trọng tâm định hình độ cong của đường quan hệ I-P. Để bảo vệ tính nhân quả thuần khiết của tương tác Thể chế × Công nghệ, các đặc điểm nhà quản trị (kinh nghiệm, học vấn, giới tính) được đưa vào như biến kiểm soát quản trị nội sinh, không phải nhân tố điều tiết trọng tâm của đường cong I-P; ký hiệu H4 được giữ nguyên để tương thích với các bản thảo đồng hành (phân tích Việt Nam, Singapore và Trung Quốc).</w:t>
+        <w:t xml:space="preserve">) nhất quán nâng mặt bằng hiệu quả I-P trong toàn mẫu: doanh nghiệp có nhà quản trị cấp cao là nữ đạt hiệu quả cao hơn từ quốc tế hóa. Điều này phù hợp với lý thuyết thượng tầng quản trị (Hambrick &amp; Mason, 1984), theo đó đặc điểm của cấp lãnh đạo định hình cách tổ chức nhận diện và khai thác cơ hội quốc tế. Tuy vậy, các đặc điểm này được đưa vào khung như khối kiểm soát quản trị nội sinh chứ không phải nhân tố điều tiết trọng tâm định hình độ cong của đường quan hệ I-P. Để bảo vệ tính nhân quả riêng phần của tương tác Thể chế × Công nghệ, các đặc điểm nhà quản trị (kinh nghiệm, học vấn, giới tính) được đưa vào như biến kiểm soát quản trị nội sinh, không phải nhân tố điều tiết trọng tâm của đường cong I-P; ký hiệu H4 được giữ nguyên để tương thích với các bản thảo đồng hành (phân tích Việt Nam, Singapore và Trung Quốc).</w:t>
       </w:r>
     </w:p>
     <w:p>
@@ -1686,20 +1686,23 @@
         <w:pStyle w:val="BodyText"/>
       </w:pPr>
       <w:r>
-        <w:t xml:space="preserve">Luận án này mở rộng Marano et al. (2016) theo hướng</w:t>
-      </w:r>
-      <w:r>
-        <w:t xml:space="preserve"> </w:t>
-      </w:r>
-      <w:r>
-        <w:rPr>
-          <w:bCs/>
-          <w:b/>
-        </w:rPr>
-        <w:t xml:space="preserve">phân loại đa chiều</w:t>
-      </w:r>
-      <w:r>
-        <w:t xml:space="preserve">. Sáu nhóm con ICRV nắm bắt được sự đa dạng ngay trong nội bộ nhóm</w:t>
+        <w:t xml:space="preserve">Marano et al. (2016) vẫn là tham chiếu nền tảng cho điều tiết thể chế trong tài liệu I-P; phát hiện của họ ở cấp tổng hợp (k = 359) chưa bị luận án này bác bỏ. Đóng góp của luận án là</w:t>
+      </w:r>
+      <w:r>
+        <w:t xml:space="preserve"> </w:t>
+      </w:r>
+      <w:r>
+        <w:rPr>
+          <w:iCs/>
+          <w:i/>
+        </w:rPr>
+        <w:t xml:space="preserve">bổ sung phân giải</w:t>
+      </w:r>
+      <w:r>
+        <w:t xml:space="preserve"> </w:t>
+      </w:r>
+      <w:r>
+        <w:t xml:space="preserve">chứ không phải lật ngược: sáu nhóm con ICRV nắm bắt được sự đa dạng ngay trong nội bộ nhóm</w:t>
       </w:r>
       <w:r>
         <w:t xml:space="preserve"> </w:t>
@@ -1714,7 +1717,10 @@
         <w:t xml:space="preserve">”</w:t>
       </w:r>
       <w:r>
-        <w:t xml:space="preserve">, phân biệt Trung Quốc thu nhập trung bình cao với Việt Nam thu nhập trung bình thấp, với Bangladesh cận biên và các nền kinh tế đảo nhỏ; đồng thời phân biệt trong nhóm</w:t>
+        <w:t xml:space="preserve"> </w:t>
+      </w:r>
+      <w:r>
+        <w:t xml:space="preserve">(phân biệt Trung Quốc với Việt Nam, Bangladesh và các nền kinh tế đảo nhỏ), đồng thời phân biệt trong nhóm</w:t>
       </w:r>
       <w:r>
         <w:t xml:space="preserve"> </w:t>
@@ -1729,7 +1735,90 @@
         <w:t xml:space="preserve">”</w:t>
       </w:r>
       <w:r>
-        <w:t xml:space="preserve">, tách Singapore dẫn dắt bằng đổi mới khỏi các nền kinh tế vùng Vịnh dẫn dắt bằng tài nguyên. Phân loại nhị phân bỏ sót chính sự biến thiên quan trọng này, nên đánh mất thông tin về dải biến thiên.</w:t>
+        <w:t xml:space="preserve"> </w:t>
+      </w:r>
+      <w:r>
+        <w:t xml:space="preserve">(tách Singapore dẫn dắt bằng đổi mới khỏi các nền kinh tế vùng Vịnh dẫn dắt bằng tài nguyên). Phân loại nhị phân của Marano gộp các biến thiên này, làm mất thông tin về dải biến thiên ICRV mà luận án này phát hiện ở cấp doanh nghiệp (FSTS×ICRV và FSTS²×ICRV, p &lt; ,001 trong phân tích đa quốc gia). Đáng chú ý, ở cấp meta-analytic của riêng luận án, omnibus ICRV lại</w:t>
+      </w:r>
+      <w:r>
+        <w:t xml:space="preserve"> </w:t>
+      </w:r>
+      <w:r>
+        <w:rPr>
+          <w:bCs/>
+          <w:b/>
+        </w:rPr>
+        <w:t xml:space="preserve">không bền vững</w:t>
+      </w:r>
+      <w:r>
+        <w:t xml:space="preserve"> </w:t>
+      </w:r>
+      <w:r>
+        <w:t xml:space="preserve">(bỏ ô Frontier →</w:t>
+      </w:r>
+      <w:r>
+        <w:t xml:space="preserve"> </w:t>
+      </w:r>
+      <m:oMath>
+        <m:sSub>
+          <m:e>
+            <m:r>
+              <m:t>Q</m:t>
+            </m:r>
+          </m:e>
+          <m:sub>
+            <m:r>
+              <m:t>M</m:t>
+            </m:r>
+          </m:sub>
+        </m:sSub>
+        <m:r>
+          <m:rPr>
+            <m:sty m:val="p"/>
+          </m:rPr>
+          <m:t>=</m:t>
+        </m:r>
+        <m:r>
+          <m:t>1</m:t>
+        </m:r>
+        <m:r>
+          <m:rPr>
+            <m:sty m:val="p"/>
+          </m:rPr>
+          <m:t>,</m:t>
+        </m:r>
+        <m:r>
+          <m:t>49</m:t>
+        </m:r>
+      </m:oMath>
+      <w:r>
+        <w:t xml:space="preserve">,</w:t>
+      </w:r>
+      <w:r>
+        <w:t xml:space="preserve"> </w:t>
+      </w:r>
+      <m:oMath>
+        <m:r>
+          <m:t>p</m:t>
+        </m:r>
+        <m:r>
+          <m:rPr>
+            <m:sty m:val="p"/>
+          </m:rPr>
+          <m:t>=</m:t>
+        </m:r>
+        <m:r>
+          <m:rPr>
+            <m:sty m:val="p"/>
+          </m:rPr>
+          <m:t>,</m:t>
+        </m:r>
+        <m:r>
+          <m:t>68</m:t>
+        </m:r>
+      </m:oMath>
+      <w:r>
+        <w:t xml:space="preserve">), nghĩa là phân loại sáu chế độ chưa làm tăng độ phát hiện điều tiết ở cấp văn liệu so với phân loại nhị phân; lợi ích của ICRV chủ yếu nằm ở phân tích cấp doanh nghiệp.</w:t>
       </w:r>
     </w:p>
     <w:p>
@@ -1858,13 +1947,13 @@
       </w:r>
     </w:p>
     <w:bookmarkEnd w:id="32"/>
-    <w:bookmarkStart w:id="33" w:name="X2d492fa0307aa4991837f2d5dc38e247101178c"/>
+    <w:bookmarkStart w:id="33" w:name="Xe11ed3cb35243ecfe6b42fdec73f61db3ecc52a"/>
     <w:p>
       <w:pPr>
         <w:pStyle w:val="Heading3"/>
       </w:pPr>
       <w:r>
-        <w:t xml:space="preserve">5.3.2 FIP, Khái niệm mới về trường hợp biên cho SIDS</w:t>
+        <w:t xml:space="preserve">5.3.2 FIP, Điều kiện biên cho SIDS có nền tảng SIDS literature</w:t>
       </w:r>
     </w:p>
     <w:p>
@@ -1885,7 +1974,10 @@
         <w:t xml:space="preserve">gánh nặng quốc tế hóa bắt buộc (Forced Internationalization Penalty, FIP)</w:t>
       </w:r>
       <w:r>
-        <w:t xml:space="preserve">, một cấu trúc lý thuyết mới chưa từng được định danh trong tài liệu nghiên cứu kinh doanh quốc tế. Đây là một hiện tượng lý thuyết độc lập, khác về bản chất với phần sườn đi xuống của giai đoạn đầu trong lý thuyết đường cong chữ S. FIP không phải là giai đoạn đầu của quá trình học hỏi với chi phí học hỏi như mô hình Uppsala dự đoán, mà là một trạng thái cấu trúc bất lợi kéo dài: doanh nghiệp đảo nhỏ buộc phải xuất khẩu để tồn tại vì thị trường nội địa quá nhỏ, nhưng lại thiếu cả năng lực lẫn môi trường để hưởng lợi thế từ xuất khẩu.</w:t>
+        <w:t xml:space="preserve"> </w:t>
+      </w:r>
+      <w:r>
+        <w:t xml:space="preserve">như một điều kiện biên rõ ràng cho mô hình chữ U ngược I-P, nối tiếp dòng nghiên cứu nền tảng SIDS của Briguglio (1995) và mô hình MIRAB của Bertram (2006). Khái niệm là một hiện tượng lý thuyết độc lập, khác về bản chất với phần sườn đi xuống của giai đoạn đầu trong lý thuyết đường cong chữ S. FIP không phải là giai đoạn đầu của quá trình học hỏi với chi phí học hỏi như mô hình Uppsala dự đoán, mà là một trạng thái cấu trúc bất lợi kéo dài: doanh nghiệp đảo nhỏ buộc phải xuất khẩu để tồn tại vì thị trường nội địa quá nhỏ, nhưng lại thiếu cả năng lực lẫn môi trường để hưởng lợi thế từ xuất khẩu. Đóng góp tăng thêm của luận án so với SIDS literature trước là (i) chính thức kết nối ba ràng buộc SIDS với dấu của hệ số FSTS trong hồi quy I-P ở cấp doanh nghiệp, (ii) cung cấp ước lượng định lượng đầu tiên (β = −0,404, p = ,032) trên dữ liệu WBES, (iii) đặt FIP làm điều kiện biên rõ ràng cho lý thuyết I-P phi tuyến.</w:t>
       </w:r>
     </w:p>
     <w:p>
@@ -3338,7 +3430,25 @@
         <w:pStyle w:val="FirstParagraph"/>
       </w:pPr>
       <w:r>
-        <w:t xml:space="preserve">Về lý thuyết, luận án đóng góp vào ba dòng nghiên cứu. Với dòng phân tích tổng hợp về quan hệ I-P, luận án phân tách cấu trúc dị biệt và cho thấy điều tiết thể chế trực tiếp ở cấp văn liệu là yếu/không bền vững, trong khi vai trò điều tiết của ICRV chỉ bộc lộ vững chắc ở cấp doanh nghiệp qua tương tác có điều kiện. Với dòng nghiên cứu về năng lực số, luận án làm rõ rằng DAI là nguồn lực tình huống chứ không phải năng lực nền tảng. Và với dòng nghiên cứu về quốc tế hóa và các nền kinh tế đảo nhỏ, luận án đặt tên cùng cung cấp bằng chứng đầu tiên cho FIP.</w:t>
+        <w:t xml:space="preserve">Về lý thuyết, luận án đóng góp vào ba dòng nghiên cứu. Với dòng phân tích tổng hợp về quan hệ I-P, luận án phân tách cấu trúc dị biệt và cho thấy điều tiết thể chế trực tiếp ở cấp văn liệu là yếu/không bền vững, trong khi vai trò điều tiết của ICRV chỉ bộc lộ vững chắc ở cấp doanh nghiệp qua tương tác có điều kiện. Đồng thời, luận án định lượng mức suy giảm khoảng 53% do thiên lệch công bố (r = 0,074 → 0,035 sau trim-and-fill), gợi mở một câu hỏi nền tảng cho cả tài liệu: nếu bốn thập kỷ bằng chứng I-P bị thổi phồng đáng kể bởi chọn lọc công bố, thì hiệu ứng quần thể thực có thể nằm dưới ngưỡng Cohen</w:t>
+      </w:r>
+      <w:r>
+        <w:t xml:space="preserve"> </w:t>
+      </w:r>
+      <w:r>
+        <w:t xml:space="preserve">“</w:t>
+      </w:r>
+      <w:r>
+        <w:t xml:space="preserve">nhỏ</w:t>
+      </w:r>
+      <w:r>
+        <w:t xml:space="preserve">”</w:t>
+      </w:r>
+      <w:r>
+        <w:t xml:space="preserve"> </w:t>
+      </w:r>
+      <w:r>
+        <w:t xml:space="preserve">và đòi hỏi cỡ mẫu lớn hơn nhiều để phát hiện vai trò điều tiết một cách vững chắc. Luận án ghi nhận nghịch lý này mà không khẳng định đã giải quyết được nó; đây là cam kết chương trình nghiên cứu vượt khuôn khổ một luận án đơn lẻ. Với dòng nghiên cứu về năng lực số, luận án làm rõ rằng DAI là nguồn lực tình huống chứ không phải năng lực nền tảng. Và với dòng nghiên cứu về quốc tế hóa và các nền kinh tế đảo nhỏ, luận án đóng góp ước lượng định lượng đầu tiên cho FIP trên dữ liệu WBES SIDS, nối tiếp dòng nghiên cứu SIDS nền tảng (Briguglio, 1995; Bertram, 2006).</w:t>
       </w:r>
     </w:p>
     <w:p>

--- a/dist/luan_an_ctu/chuong_5_ket_luan_de_xuat_vi.docx
+++ b/dist/luan_an_ctu/chuong_5_ket_luan_de_xuat_vi.docx
@@ -104,7 +104,7 @@
           <m:t>=</m:t>
         </m:r>
         <m:r>
-          <m:t>127</m:t>
+          <m:t>17</m:t>
         </m:r>
         <m:r>
           <m:rPr>
@@ -113,7 +113,7 @@
           <m:t>,</m:t>
         </m:r>
         <m:r>
-          <m:t>77</m:t>
+          <m:t>35</m:t>
         </m:r>
       </m:oMath>
       <w:r>
@@ -124,13 +124,36 @@
       </w:r>
       <m:oMath>
         <m:r>
+          <m:t>d</m:t>
+        </m:r>
+        <m:r>
+          <m:t>f</m:t>
+        </m:r>
+        <m:r>
+          <m:rPr>
+            <m:sty m:val="p"/>
+          </m:rPr>
+          <m:t>=</m:t>
+        </m:r>
+        <m:r>
+          <m:t>4</m:t>
+        </m:r>
+      </m:oMath>
+      <w:r>
+        <w:t xml:space="preserve">,</w:t>
+      </w:r>
+      <w:r>
+        <w:t xml:space="preserve"> </w:t>
+      </w:r>
+      <m:oMath>
+        <m:r>
           <m:t>p</m:t>
         </m:r>
         <m:r>
           <m:rPr>
             <m:sty m:val="p"/>
           </m:rPr>
-          <m:t>&lt;</m:t>
+          <m:t>=</m:t>
         </m:r>
         <m:r>
           <m:rPr>
@@ -139,7 +162,7 @@
           <m:t>,</m:t>
         </m:r>
         <m:r>
-          <m:t>001</m:t>
+          <m:t>002</m:t>
         </m:r>
       </m:oMath>
       <w:r>
@@ -206,7 +229,7 @@
         <w:t xml:space="preserve"> </w:t>
       </w:r>
       <w:r>
-        <w:t xml:space="preserve">— được vận hành hóa thành sáu sub-regime ICRV — xác định điều kiện biên cho quan hệ I→P. Institutional Theory của North (1990) và Khanna và Palepu (2010) dự đoán rằng thể chế định hình chi phí giao dịch và cấu trúc khuyến khích; kết quả ICRV gradient là biểu hiện thực nghiệm của cơ chế này ở quy mô 47 nền kinh tế châu Á và Thái Bình Dương.</w:t>
+        <w:t xml:space="preserve">— được vận hành hóa thành sáu sub-regime ICRV — xác định điều kiện biên cho quan hệ I→P. Institutional Theory của North (1990) và Khanna và Palepu (2010) dự đoán rằng thể chế định hình chi phí giao dịch và cấu trúc khuyến khích; kết quả ICRV gradient là biểu hiện thực nghiệm của cơ chế này ở quy mô 49 nền kinh tế châu Á và Thái Bình Dương (P7).</w:t>
       </w:r>
     </w:p>
     <w:p>
@@ -1134,7 +1157,7 @@
           <m:t>,</m:t>
         </m:r>
         <m:r>
-          <m:t>075</m:t>
+          <m:t>074</m:t>
         </m:r>
       </m:oMath>
       <w:r>
@@ -1173,7 +1196,7 @@
         <w:t xml:space="preserve"> </w:t>
       </w:r>
       <w:r>
-        <w:t xml:space="preserve">từ meta-analysis baseline đã công bố tại hội nghị ICBEF 2024 (Đỗ &amp; Phan, 2024). Sự hội tụ này là đáng kể vì P6 mở rộng pool lên</w:t>
+        <w:t xml:space="preserve">từ meta-analysis baseline đã công bố tại hội nghị ICBEF 2024 (nghiên cứu thành phần P1–P2 của luận án). Sự hội tụ này là đáng kể vì P6 mở rộng pool lên</w:t>
       </w:r>
       <w:r>
         <w:t xml:space="preserve"> </w:t>
@@ -1272,7 +1295,7 @@
           <m:t>,</m:t>
         </m:r>
         <m:r>
-          <m:t>5</m:t>
+          <m:t>4</m:t>
         </m:r>
         <m:r>
           <m:rPr>
@@ -1377,7 +1400,7 @@
         <w:t xml:space="preserve">Thứ ba</w:t>
       </w:r>
       <w:r>
-        <w:t xml:space="preserve">, luận án mở rộng khung phân tích từ dữ liệu doanh nghiệp Nhật Bản/đa quốc gia sang 47 nền kinh tế châu Á và Thái Bình Dương — bối cảnh underrepresented trong literature Lu và Beamish.</w:t>
+        <w:t xml:space="preserve">, luận án mở rộng khung phân tích từ dữ liệu doanh nghiệp Nhật Bản/đa quốc gia sang 49 nền kinh tế châu Á và Thái Bình Dương — bối cảnh underrepresented trong literature Lu và Beamish.</w:t>
       </w:r>
     </w:p>
     <w:bookmarkEnd w:id="28"/>
@@ -1909,7 +1932,7 @@
         <w:pStyle w:val="FirstParagraph"/>
       </w:pPr>
       <w:r>
-        <w:t xml:space="preserve">Phát hiện FIP tại chín quốc gia SIDS Thái Bình Dương có hàm ý chính sách cụ thể và cấp bách. Hiện tại, nhiều chương trình phát triển quốc tế và viện trợ thương mại cho SIDS tập trung vào khuyến khích xuất khẩu như một chiến lược tăng trưởng. Kết quả FIP đặt câu hỏi về hiệu quả của chiến lược này khi thiếu nền tảng năng lực tương ứng.</w:t>
+        <w:t xml:space="preserve">Phát hiện FIP tại chín quốc gia SIDS có hàm ý chính sách cụ thể và cấp bách. Hiện tại, nhiều chương trình phát triển quốc tế và viện trợ thương mại cho SIDS tập trung vào khuyến khích xuất khẩu như một chiến lược tăng trưởng. Kết quả FIP đặt câu hỏi về hiệu quả của chiến lược này khi thiếu nền tảng năng lực tương ứng.</w:t>
       </w:r>
     </w:p>
     <w:p>
@@ -1931,13 +1954,6 @@
       </w:r>
       <w:r>
         <w:t xml:space="preserve">. Cụ thể, ưu tiên nên là: (i) xây dựng hạ tầng logistics và kết nối (giảm chi phí cố định của xuất khẩu); (ii) phát triển năng lực doanh nghiệp thông qua TCI (chứ không chỉ DAI bề mặt); (iii) thiết kế chương trình hỗ trợ xuất khẩu có chọn lọc tập trung vào doanh nghiệp đã có đủ năng lực để hưởng lợi, thay vì khuyến khích đại trà. Nói tóm lại, tránh "bẫy quốc tế hóa bắt buộc" bằng cách đảm bảo rằng các can thiệp chính sách xây dựng năng lực trước khi thúc đẩy mở rộng thị trường.</w:t>
-      </w:r>
-    </w:p>
-    <w:p>
-      <w:r>
-        <w:pict>
-          <v:rect style="width:0;height:1.5pt" o:hralign="center" o:hrstd="t" o:hr="t"/>
-        </w:pict>
       </w:r>
     </w:p>
     <w:bookmarkEnd w:id="37"/>
@@ -2167,7 +2183,7 @@
         <w:t xml:space="preserve"> </w:t>
       </w:r>
       <w:r>
-        <w:t xml:space="preserve">(đã công bố — ICBEF 2024, Đỗ &amp; Phan, 2024): thiết lập baseline meta-analytic với</w:t>
+        <w:t xml:space="preserve">(đã công bố tại ICBEF 2024): thiết lập baseline meta-analytic với</w:t>
       </w:r>
       <w:r>
         <w:t xml:space="preserve"> </w:t>
@@ -2234,10 +2250,7 @@
         <w:t xml:space="preserve">P3</w:t>
       </w:r>
       <w:r>
-        <w:t xml:space="preserve"> </w:t>
-      </w:r>
-      <w:r>
-        <w:t xml:space="preserve">(JABS under review, Đỗ &amp; Phan, 2026): phân tích Việt Nam (Lower-mid Transition), xác nhận inverted-U với TP = 39,3–46,2%, TCI là moderator dương có ý nghĩa.</w:t>
+        <w:t xml:space="preserve">: phân tích Việt Nam (Lower-mid Transition), xác nhận inverted-U với TP = 39,3–46,2%, TCI là moderator dương có ý nghĩa.</w:t>
       </w:r>
     </w:p>
     <w:p>
@@ -2255,10 +2268,7 @@
         <w:t xml:space="preserve">P4</w:t>
       </w:r>
       <w:r>
-        <w:t xml:space="preserve"> </w:t>
-      </w:r>
-      <w:r>
-        <w:t xml:space="preserve">(MIR under review, Đỗ &amp; Phan, 2026): phân tích Singapore (Advanced Innovation), xác nhận inverted-U với TP ≈ 88,6% (rộng CI), DAI khuếch đại tại mức FSTS cao.</w:t>
+        <w:t xml:space="preserve">: phân tích Singapore (Advanced Innovation), xác nhận inverted-U với TP ≈ 88,6% (rộng CI), DAI khuếch đại tại mức FSTS cao.</w:t>
       </w:r>
     </w:p>
     <w:p>
@@ -2276,10 +2286,7 @@
         <w:t xml:space="preserve">P5</w:t>
       </w:r>
       <w:r>
-        <w:t xml:space="preserve"> </w:t>
-      </w:r>
-      <w:r>
-        <w:t xml:space="preserve">(IJOEM under review, Đỗ &amp; Phan, 2026): phân tích Trung Quốc 2012–2024 (Upper-middle), xác nhận inverted-U ổn định theo thời gian (TP ≈ 48,78%, Paternoster</w:t>
+        <w:t xml:space="preserve">: phân tích Trung Quốc 2012–2024 (Upper-middle), xác nhận inverted-U ổn định theo thời gian (TP ≈ 48,78%, Paternoster</w:t>
       </w:r>
       <w:r>
         <w:t xml:space="preserve"> </w:t>
@@ -2352,10 +2359,7 @@
         <w:t xml:space="preserve">P6</w:t>
       </w:r>
       <w:r>
-        <w:t xml:space="preserve"> </w:t>
-      </w:r>
-      <w:r>
-        <w:t xml:space="preserve">(IBR under review, Đỗ &amp; Phan, 2026): meta-analysis ba tầng mở rộng</w:t>
+        <w:t xml:space="preserve">: meta-analysis ba tầng mở rộng</w:t>
       </w:r>
       <w:r>
         <w:t xml:space="preserve"> </w:t>
@@ -2400,7 +2404,7 @@
           <m:t>,</m:t>
         </m:r>
         <m:r>
-          <m:t>075</m:t>
+          <m:t>074</m:t>
         </m:r>
       </m:oMath>
       <w:r>
@@ -2438,7 +2442,7 @@
           <m:t>,</m:t>
         </m:r>
         <m:r>
-          <m:t>5</m:t>
+          <m:t>4</m:t>
         </m:r>
         <m:r>
           <m:rPr>
@@ -2476,7 +2480,7 @@
           <m:t>=</m:t>
         </m:r>
         <m:r>
-          <m:t>127</m:t>
+          <m:t>17</m:t>
         </m:r>
         <m:r>
           <m:rPr>
@@ -2487,7 +2491,7 @@
         <m:sSup>
           <m:e>
             <m:r>
-              <m:t>77</m:t>
+              <m:t>35</m:t>
             </m:r>
           </m:e>
           <m:sup>
@@ -2503,17 +2507,60 @@
               </m:rPr>
               <m:t>*</m:t>
             </m:r>
-            <m:r>
-              <m:rPr>
-                <m:sty m:val="p"/>
-              </m:rPr>
-              <m:t>*</m:t>
-            </m:r>
           </m:sup>
         </m:sSup>
       </m:oMath>
       <w:r>
-        <w:t xml:space="preserve">.</w:t>
+        <w:t xml:space="preserve"> </w:t>
+      </w:r>
+      <w:r>
+        <w:t xml:space="preserve">(</w:t>
+      </w:r>
+      <m:oMath>
+        <m:r>
+          <m:t>d</m:t>
+        </m:r>
+        <m:r>
+          <m:t>f</m:t>
+        </m:r>
+        <m:r>
+          <m:rPr>
+            <m:sty m:val="p"/>
+          </m:rPr>
+          <m:t>=</m:t>
+        </m:r>
+        <m:r>
+          <m:t>4</m:t>
+        </m:r>
+      </m:oMath>
+      <w:r>
+        <w:t xml:space="preserve">,</w:t>
+      </w:r>
+      <w:r>
+        <w:t xml:space="preserve"> </w:t>
+      </w:r>
+      <m:oMath>
+        <m:r>
+          <m:t>p</m:t>
+        </m:r>
+        <m:r>
+          <m:rPr>
+            <m:sty m:val="p"/>
+          </m:rPr>
+          <m:t>=</m:t>
+        </m:r>
+        <m:r>
+          <m:rPr>
+            <m:sty m:val="p"/>
+          </m:rPr>
+          <m:t>,</m:t>
+        </m:r>
+        <m:r>
+          <m:t>002</m:t>
+        </m:r>
+      </m:oMath>
+      <w:r>
+        <w:t xml:space="preserve">).</w:t>
       </w:r>
     </w:p>
     <w:p>
@@ -2531,10 +2578,7 @@
         <w:t xml:space="preserve">P7</w:t>
       </w:r>
       <w:r>
-        <w:t xml:space="preserve"> </w:t>
-      </w:r>
-      <w:r>
-        <w:t xml:space="preserve">(JIBS under revision, Đỗ &amp; Phan, 2026): kiểm định toàn mẫu châu Á và Thái Bình Dương</w:t>
+        <w:t xml:space="preserve">: kiểm định toàn mẫu châu Á và Thái Bình Dương</w:t>
       </w:r>
       <w:r>
         <w:t xml:space="preserve"> </w:t>
@@ -2663,10 +2707,7 @@
         <w:t xml:space="preserve">P8</w:t>
       </w:r>
       <w:r>
-        <w:t xml:space="preserve"> </w:t>
-      </w:r>
-      <w:r>
-        <w:t xml:space="preserve">(World Development under revision, Đỗ &amp; Phan, 2026): phân tích SIDS Thái Bình Dương,</w:t>
+        <w:t xml:space="preserve">: phân tích SIDS,</w:t>
       </w:r>
       <w:r>
         <w:t xml:space="preserve"> </w:t>

--- a/dist/luan_an_ctu/chuong_5_ket_luan_de_xuat_vi.docx
+++ b/dist/luan_an_ctu/chuong_5_ket_luan_de_xuat_vi.docx
@@ -189,7 +189,7 @@
         <w:t xml:space="preserve"> </w:t>
       </w:r>
       <w:r>
-        <w:t xml:space="preserve">quan sát từ 49 nền kinh tế) — đều chỉ đến cùng một kết luận: điểm uốn (turning point) của quan hệ I→P</w:t>
+        <w:t xml:space="preserve">quan sát từ 49 nền kinh tế) — đều chỉ đến cùng một kết luận: điểm uốn (turning point) của quan hệ I–P</w:t>
       </w:r>
       <w:r>
         <w:t xml:space="preserve"> </w:t>
@@ -229,7 +229,7 @@
         <w:t xml:space="preserve"> </w:t>
       </w:r>
       <w:r>
-        <w:t xml:space="preserve">— được vận hành hóa thành sáu sub-regime ICRV — xác định điều kiện biên cho quan hệ I→P. Institutional Theory của North (1990) và Khanna và Palepu (2010) dự đoán rằng thể chế định hình chi phí giao dịch và cấu trúc khuyến khích; kết quả ICRV gradient là biểu hiện thực nghiệm của cơ chế này ở quy mô 49 nền kinh tế châu Á và Thái Bình Dương (P7).</w:t>
+        <w:t xml:space="preserve">— được vận hành hóa thành sáu sub-regime ICRV — xác định điều kiện biên cho quan hệ I–P. Institutional Theory của North (1990) và Khanna và Palepu (2010) dự đoán rằng thể chế định hình chi phí giao dịch và cấu trúc khuyến khích; kết quả ICRV gradient là biểu hiện thực nghiệm của cơ chế này ở quy mô 49 nền kinh tế châu Á và Thái Bình Dương (P7).</w:t>
       </w:r>
     </w:p>
     <w:p>
@@ -307,7 +307,7 @@
           <w:bCs/>
           <w:b/>
         </w:rPr>
-        <w:t xml:space="preserve">điều tiết hình dạng đường cong I→P</w:t>
+        <w:t xml:space="preserve">điều tiết hình dạng đường cong I–P</w:t>
       </w:r>
       <w:r>
         <w:t xml:space="preserve"> </w:t>
@@ -326,7 +326,7 @@
         <w:t xml:space="preserve">xác nhận một phần</w:t>
       </w:r>
       <w:r>
-        <w:t xml:space="preserve">: TCI là năng lực nền tảng phổ quát, nhưng vai trò uốn đường cong I→P phụ thuộc bối cảnh thể chế. Điều này xác nhận vai trò của TCI là</w:t>
+        <w:t xml:space="preserve">: TCI là năng lực nền tảng phổ quát, nhưng vai trò uốn đường cong I–P phụ thuộc bối cảnh thể chế. Điều này xác nhận vai trò của TCI là</w:t>
       </w:r>
       <w:r>
         <w:t xml:space="preserve"> </w:t>
@@ -635,7 +635,7 @@
         </m:r>
       </m:oMath>
       <w:r>
-        <w:t xml:space="preserve">), cho thấy doanh nghiệp DAI cao có đường cong I→P phẳng hơn và ít suy giảm hơn ở mức FSTS cao. Kết quả tương tác DAI×ICRV (</w:t>
+        <w:t xml:space="preserve">), cho thấy doanh nghiệp DAI cao có đường cong I–P phẳng hơn và ít suy giảm hơn ở mức FSTS cao. Kết quả tương tác DAI×ICRV (</w:t>
       </w:r>
       <m:oMath>
         <m:r>
@@ -933,7 +933,7 @@
         </m:r>
       </m:oMath>
       <w:r>
-        <w:t xml:space="preserve">) nhất quán cho thấy hiệu ứng tích cực lên hiệu quả I→P trong toàn mẫu — doanh nghiệp có top manager nữ đạt hiệu quả cao hơn từ quốc tế hóa, phù hợp với Upper Echelons Theory (Hambrick &amp; Mason, 1984) rằng đặc điểm cấp lãnh đạo định hình cách thức tổ chức nhận diện và khai thác cơ hội quốc tế.</w:t>
+        <w:t xml:space="preserve">) nhất quán cho thấy hiệu ứng tích cực lên hiệu quả I–P trong toàn mẫu — doanh nghiệp có top manager nữ đạt hiệu quả cao hơn từ quốc tế hóa, phù hợp với Upper Echelons Theory (Hambrick &amp; Mason, 1984) rằng đặc điểm cấp lãnh đạo định hình cách thức tổ chức nhận diện và khai thác cơ hội quốc tế.</w:t>
       </w:r>
     </w:p>
     <w:p>
@@ -1097,7 +1097,7 @@
         <w:pStyle w:val="BodyText"/>
       </w:pPr>
       <w:r>
-        <w:t xml:space="preserve">Quan hệ âm đơn điệu này khác về bản chất với quan hệ phi tuyến chữ U ngược: không có turning point trong phạm vi dữ liệu, nghĩa là không có mức FSTS nào mà doanh nghiệp SIDS có thể tận dụng để cải thiện hiệu quả thông qua xuất khẩu trong điều kiện hiện tại. Đây là ranh giới biên lý thuyết quan trọng cho models phi tuyến phổ quát trong literature I→P.</w:t>
+        <w:t xml:space="preserve">Quan hệ âm đơn điệu này khác về bản chất với quan hệ phi tuyến chữ U ngược: không có turning point trong phạm vi dữ liệu, nghĩa là không có mức FSTS nào mà doanh nghiệp SIDS có thể tận dụng để cải thiện hiệu quả thông qua xuất khẩu trong điều kiện hiện tại. Đây là ranh giới biên lý thuyết quan trọng cho models phi tuyến phổ quát trong literature I–P.</w:t>
       </w:r>
     </w:p>
     <w:p>
@@ -1339,7 +1339,7 @@
         <w:pStyle w:val="FirstParagraph"/>
       </w:pPr>
       <w:r>
-        <w:t xml:space="preserve">Lu và Beamish (2004) và Contractor et al. (2003) là hai công trình nền tảng về quan hệ phi tuyến I→P. Lu và Beamish (2004) tìm turning point khoảng 60% FSTS trong mẫu doanh nghiệp Nhật Bản, trong khi Contractor et al. (2003) đề xuất S-curve ba giai đoạn. Luận án này vượt qua hai công trình đó theo ba hướng:</w:t>
+        <w:t xml:space="preserve">Lu và Beamish (2004) và Contractor et al. (2003) là hai công trình nền tảng về quan hệ phi tuyến I–P. Lu và Beamish (2004) tìm turning point khoảng 60% FSTS trong mẫu doanh nghiệp Nhật Bản, trong khi Contractor et al. (2003) đề xuất S-curve ba giai đoạn. Luận án này vượt qua hai công trình đó theo ba hướng:</w:t>
       </w:r>
     </w:p>
     <w:p>
@@ -1370,7 +1370,7 @@
         <w:t xml:space="preserve"> </w:t>
       </w:r>
       <w:r>
-        <w:t xml:space="preserve">mà phụ thuộc vào bối cảnh ICRV: từ TP ≈ 88,6% (Singapore — Advanced Innovation) đến TP ≈ 39,7% (Việt Nam pooled — Lower-mid Transition), với Trung Quốc ở mức trung gian (TP ≈ 48,78%). Không có một turning point phổ quát cho tất cả bối cảnh.</w:t>
+        <w:t xml:space="preserve">mà phụ thuộc vào bối cảnh ICRV: từ TP ≈ 88,6% (Singapore — Advanced Innovation; lưu ý điểm uốn này không định vị tin cậy do CI vượt ngưỡng khả thi, xem §4.3) đến TP ≈ 39,7% (Việt Nam pooled — Lower-mid Transition), với Trung Quốc ở mức trung gian (TP ≈ 48,78%). Không có một turning point phổ quát cho tất cả bối cảnh.</w:t>
       </w:r>
     </w:p>
     <w:p>
@@ -1418,7 +1418,7 @@
         <w:pStyle w:val="FirstParagraph"/>
       </w:pPr>
       <w:r>
-        <w:t xml:space="preserve">Marano et al. (2016) là meta-analysis quan trọng nhất trong literature gần đây, cung cấp bằng chứng về vai trò điều tiết của home country institutions trong I→P relationship. Tuy nhiên, Marano et al. sử dụng phân loại binary (developed vs. emerging) hoặc continuous institutional quality scores.</w:t>
+        <w:t xml:space="preserve">Marano et al. (2016) là meta-analysis quan trọng nhất trong literature gần đây, cung cấp bằng chứng về vai trò điều tiết của home country institutions trong I–P relationship. Tuy nhiên, Marano et al. sử dụng phân loại binary (developed vs. emerging) hoặc continuous institutional quality scores.</w:t>
       </w:r>
     </w:p>
     <w:p>
@@ -1498,7 +1498,7 @@
         <w:t xml:space="preserve"> </w:t>
       </w:r>
       <w:r>
-        <w:t xml:space="preserve">trong khung CDCM. Phát hiện rằng DAI có hiệu ứng nâng mặt bằng phổ quát (β=+0.155, p&lt;.001, mẫu gộp N=84,910 từ 49 nền kinh tế) nhưng vai trò điều tiết đường cong I→P là</w:t>
+        <w:t xml:space="preserve">trong khung CDCM. Phát hiện rằng DAI có hiệu ứng nâng mặt bằng phổ quát (β=+0.155, p&lt;.001, mẫu gộp N=84,910 từ 49 nền kinh tế) nhưng vai trò điều tiết đường cong I–P là</w:t>
       </w:r>
       <w:r>
         <w:t xml:space="preserve"> </w:t>
@@ -1693,7 +1693,7 @@
         <w:t xml:space="preserve">dự đoán</w:t>
       </w:r>
       <w:r>
-        <w:t xml:space="preserve">: turning point I→P</w:t>
+        <w:t xml:space="preserve">: turning point I–P</w:t>
       </w:r>
       <w:r>
         <w:t xml:space="preserve"> </w:t>
@@ -1760,7 +1760,7 @@
         <w:t xml:space="preserve"> </w:t>
       </w:r>
       <w:r>
-        <w:t xml:space="preserve">là can thiệp chính sách có thể nâng cao lợi ích từ quốc tế hóa, đặc biệt trong các bối cảnh ICRV trung bình như Việt Nam và Trung Quốc. Chính sách hỗ trợ doanh nghiệp tiếp cận công nghệ nước ngoài (thông qua chương trình kết nối với MNCs, giảm thuế nhập khẩu công nghệ), khuyến khích R&amp;D, và hỗ trợ chứng nhận chất lượng quốc tế sẽ nâng cao TCI của toàn bộ doanh nghiệp trong nền kinh tế — từ đó dịch chuyển đường I→P lên trên và có thể mở rộng turning point về phía phải.</w:t>
+        <w:t xml:space="preserve">là can thiệp chính sách có thể nâng cao lợi ích từ quốc tế hóa, đặc biệt trong các bối cảnh ICRV trung bình như Việt Nam và Trung Quốc. Chính sách hỗ trợ doanh nghiệp tiếp cận công nghệ nước ngoài (thông qua chương trình kết nối với MNCs, giảm thuế nhập khẩu công nghệ), khuyến khích R&amp;D, và hỗ trợ chứng nhận chất lượng quốc tế sẽ nâng cao TCI của toàn bộ doanh nghiệp trong nền kinh tế — từ đó dịch chuyển đường I–P lên trên và có thể mở rộng turning point về phía phải.</w:t>
       </w:r>
     </w:p>
     <w:p>
@@ -1844,7 +1844,7 @@
         <w:t xml:space="preserve">Doanh nghiệp Singapore (Nhóm I)</w:t>
       </w:r>
       <w:r>
-        <w:t xml:space="preserve">: turning point TP ≈ 88,6% cho thấy không gian quốc tế hóa rất rộng. Chiến lược mở rộng quốc tế mạnh mẽ (high-commitment internationalization) phù hợp với bối cảnh này, đặc biệt khi kết hợp với DAI cao.</w:t>
+        <w:t xml:space="preserve">: không quan sát thấy ngưỡng bất lợi của quốc tế hóa trong miền dữ liệu (điểm uốn ước lượng ≈ 88,6% nhưng không định vị tin cậy) cho thấy không gian quốc tế hóa rất rộng. Chiến lược mở rộng quốc tế mạnh mẽ (high-commitment internationalization) phù hợp với bối cảnh này, đặc biệt khi kết hợp với DAI cao.</w:t>
       </w:r>
     </w:p>
     <w:p>
@@ -2049,7 +2049,7 @@
         <w:pStyle w:val="FirstParagraph"/>
       </w:pPr>
       <w:r>
-        <w:t xml:space="preserve">Thiết kế cross-sectional (hoặc pooled panel nhưng với WBES không phải là panel thực sự cho cùng doanh nghiệp qua thời gian) giới hạn khả năng suy luận nhân quả. Quan hệ I→P có thể bị ảnh hưởng bởi reverse causality: doanh nghiệp hiệu quả hơn có thể có nhiều nguồn lực để quốc tế hóa hơn, tạo ra chiều nhân quả ngược lại. Country fixed effects và year fixed effects giúp kiểm soát một phần, nhưng không giải quyết hoàn toàn vấn đề endogeneity.</w:t>
+        <w:t xml:space="preserve">Thiết kế cross-sectional (hoặc pooled panel nhưng với WBES không phải là panel thực sự cho cùng doanh nghiệp qua thời gian) giới hạn khả năng suy luận nhân quả. Quan hệ I–P có thể bị ảnh hưởng bởi reverse causality: doanh nghiệp hiệu quả hơn có thể có nhiều nguồn lực để quốc tế hóa hơn, tạo ra chiều nhân quả ngược lại. Country fixed effects và year fixed effects giúp kiểm soát một phần, nhưng không giải quyết hoàn toàn vấn đề endogeneity.</w:t>
       </w:r>
     </w:p>
     <w:bookmarkEnd w:id="41"/>
@@ -2838,7 +2838,7 @@
         <w:pStyle w:val="FirstParagraph"/>
       </w:pPr>
       <w:r>
-        <w:t xml:space="preserve">Bằng chứng từ 238 nghiên cứu (P6 meta-analysis) và 84.910 doanh nghiệp tại 49 nền kinh tế châu Á và Thái Bình Dương (P7) đều chỉ đến kết luận này. Quan hệ I→P không phải là một đường cong phổ quát mà là một</w:t>
+        <w:t xml:space="preserve">Bằng chứng từ 238 nghiên cứu (P6 meta-analysis) và 84.910 doanh nghiệp tại 49 nền kinh tế châu Á và Thái Bình Dương (P7) đều chỉ đến kết luận này. Quan hệ I–P không phải là một đường cong phổ quát mà là một</w:t>
       </w:r>
       <w:r>
         <w:t xml:space="preserve"> </w:t>
@@ -2872,7 +2872,7 @@
         <w:pStyle w:val="FirstParagraph"/>
       </w:pPr>
       <w:r>
-        <w:t xml:space="preserve">Về lý thuyết, luận án đóng góp vào ba dòng nghiên cứu: (i) meta-analytic literature về I→P bằng cách phân tách cấu trúc dị biệt và xác định ICRV như moderator có ý nghĩa; (ii) literature về digital capability bằng cách làm rõ DAI là situational resource chứ không phải foundational capability; và (iii) literature về internationalization và SIDS bằng cách đặt tên và cung cấp bằng chứng đầu tiên cho FIP.</w:t>
+        <w:t xml:space="preserve">Về lý thuyết, luận án đóng góp vào ba dòng nghiên cứu: (i) meta-analytic literature về I–P bằng cách phân tách cấu trúc dị biệt và xác định ICRV như moderator có ý nghĩa; (ii) literature về digital capability bằng cách làm rõ DAI là situational resource chứ không phải foundational capability; và (iii) literature về internationalization và SIDS bằng cách đặt tên và cung cấp bằng chứng đầu tiên cho FIP.</w:t>
       </w:r>
     </w:p>
     <w:p>
@@ -2911,7 +2911,7 @@
         <w:t xml:space="preserve">có, thường là như vậy, nhưng không phải lúc nào, và không phải ở mọi nơi</w:t>
       </w:r>
       <w:r>
-        <w:t xml:space="preserve">. Giới hạn của lợi ích là có thực, phụ thuộc vào bối cảnh thể chế, và trong trường hợp SIDS, quốc tế hóa bắt buộc có thể gây ra thiệt hại. Hiểu biết này — rằng quan hệ I→P là quan hệ có điều kiện theo thể chế, không phải quan hệ phổ quát — là đóng góp cốt lõi mà luận án mang lại cho khoa học quản trị kinh doanh quốc tế.</w:t>
+        <w:t xml:space="preserve">. Giới hạn của lợi ích là có thực, phụ thuộc vào bối cảnh thể chế, và trong trường hợp SIDS, quốc tế hóa bắt buộc có thể gây ra thiệt hại. Hiểu biết này — rằng quan hệ I–P là quan hệ có điều kiện theo thể chế, không phải quan hệ phổ quát — là đóng góp cốt lõi mà luận án mang lại cho khoa học quản trị kinh doanh quốc tế.</w:t>
       </w:r>
     </w:p>
     <w:p>

--- a/dist/luan_an_ctu/chuong_5_ket_luan_de_xuat_vi.docx
+++ b/dist/luan_an_ctu/chuong_5_ket_luan_de_xuat_vi.docx
@@ -52,13 +52,13 @@
         <w:t xml:space="preserve">5.1 Bàn luận kết quả theo khung lý thuyết CDCM</w:t>
       </w:r>
     </w:p>
-    <w:bookmarkStart w:id="21" w:name="X751baa465f16b11eec18b61295bd32c9b23dafc"/>
+    <w:bookmarkStart w:id="21" w:name="Xde87deb2a7ffdc941acc39b4361b02e12a81092"/>
     <w:p>
       <w:pPr>
         <w:pStyle w:val="Heading3"/>
       </w:pPr>
       <w:r>
-        <w:t xml:space="preserve">5.1.1 ICRV Gradient — Xác nhận H5 và tầng thể chế của CDCM</w:t>
+        <w:t xml:space="preserve">5.1.1 ICRV Gradient, Xác nhận H5 và tầng thể chế của CDCM</w:t>
       </w:r>
     </w:p>
     <w:p>
@@ -76,10 +76,10 @@
           <w:bCs/>
           <w:b/>
         </w:rPr>
-        <w:t xml:space="preserve">gradient ICRV (Biến thiên chế độ bối cảnh thể chế — Institutional Context Regime Variation)</w:t>
-      </w:r>
-      <w:r>
-        <w:t xml:space="preserve">: cùng một mức độ quốc tế hóa (FSTS) mang lại hiệu quả rất khác nhau tùy thuộc vào chế độ thể chế mà doanh nghiệp hoạt động. Bằng chứng từ hai nguồn độc lập — phân tích meta-analytic (P6,</w:t>
+        <w:t xml:space="preserve">gradient ICRV (Biến thiên chế độ bối cảnh thể chế, Institutional Context Regime Variation)</w:t>
+      </w:r>
+      <w:r>
+        <w:t xml:space="preserve">: cùng một mức độ quốc tế hóa (FSTS) mang lại hiệu quả rất khác nhau tùy thuộc vào chế độ thể chế mà doanh nghiệp hoạt động. Bằng chứng từ hai nguồn độc lập, phân tích meta-analytic (P6,</w:t>
       </w:r>
       <w:r>
         <w:t xml:space="preserve"> </w:t>
@@ -189,7 +189,7 @@
         <w:t xml:space="preserve"> </w:t>
       </w:r>
       <w:r>
-        <w:t xml:space="preserve">quan sát từ 49 nền kinh tế) — đều chỉ đến cùng một kết luận: điểm uốn (turning point) của quan hệ I–P</w:t>
+        <w:t xml:space="preserve">quan sát từ 49 nền kinh tế), đều chỉ đến cùng một kết luận: điểm uốn (turning point) của quan hệ I–P</w:t>
       </w:r>
       <w:r>
         <w:t xml:space="preserve"> </w:t>
@@ -205,7 +205,7 @@
         <w:t xml:space="preserve"> </w:t>
       </w:r>
       <w:r>
-        <w:t xml:space="preserve">từ SIDS/Frontier (~55% FSTS) xuống Emerging, Upper-middle, Advanced Resource, và Advanced Innovation (~28% FSTS). Hay nói cách khác, nền kinh tế thể chế mạnh hơn đạt đỉnh hiệu quả xuất khẩu tại mức FSTS thấp hơn — doanh nghiệp không cần quốc tế hóa sâu để khai thác lợi thế cạnh tranh khi thể chế hỗ trợ đã vận hành tốt.</w:t>
+        <w:t xml:space="preserve">từ SIDS/Frontier (~55% FSTS) xuống Emerging, Upper-middle, Advanced Resource, và Advanced Innovation (~28% FSTS). Hay nói cách khác, nền kinh tế thể chế mạnh hơn đạt đỉnh hiệu quả xuất khẩu tại mức FSTS thấp hơn, doanh nghiệp không cần quốc tế hóa sâu để khai thác lợi thế cạnh tranh khi thể chế hỗ trợ đã vận hành tốt.</w:t>
       </w:r>
     </w:p>
     <w:p>
@@ -226,10 +226,7 @@
         <w:t xml:space="preserve">cả một chế độ thể chế</w:t>
       </w:r>
       <w:r>
-        <w:t xml:space="preserve"> </w:t>
-      </w:r>
-      <w:r>
-        <w:t xml:space="preserve">— được vận hành hóa thành sáu sub-regime ICRV — xác định điều kiện biên cho quan hệ I–P. Institutional Theory của North (1990) và Khanna và Palepu (2010) dự đoán rằng thể chế định hình chi phí giao dịch và cấu trúc khuyến khích; kết quả ICRV gradient là biểu hiện thực nghiệm của cơ chế này ở quy mô 49 nền kinh tế châu Á và Thái Bình Dương (P7).</w:t>
+        <w:t xml:space="preserve">, được vận hành hóa thành sáu sub-regime ICRV, xác định điều kiện biên cho quan hệ I–P. Institutional Theory của North (1990) và Khanna và Palepu (2010) dự đoán rằng thể chế định hình chi phí giao dịch và cấu trúc khuyến khích; kết quả ICRV gradient là biểu hiện thực nghiệm của cơ chế này ở quy mô 49 nền kinh tế châu Á và Thái Bình Dương (P7).</w:t>
       </w:r>
     </w:p>
     <w:p>
@@ -267,13 +264,13 @@
       </w:r>
     </w:p>
     <w:bookmarkEnd w:id="21"/>
-    <w:bookmarkStart w:id="22" w:name="X49fe7c9f8cdd3930e11cda3dd359bf7233b04b5"/>
+    <w:bookmarkStart w:id="22" w:name="Xea00089b65c1e20135b39344b272951a34bec5f"/>
     <w:p>
       <w:pPr>
         <w:pStyle w:val="Heading3"/>
       </w:pPr>
       <w:r>
-        <w:t xml:space="preserve">5.1.2 TCI là Năng Lực Nền Tảng — Xác nhận H2</w:t>
+        <w:t xml:space="preserve">5.1.2 TCI là Năng Lực Nền Tảng, Xác nhận H2</w:t>
       </w:r>
     </w:p>
     <w:p>
@@ -313,7 +310,7 @@
         <w:t xml:space="preserve"> </w:t>
       </w:r>
       <w:r>
-        <w:t xml:space="preserve">tại bối cảnh quốc gia cụ thể (P3 Việt Nam — môi trường chuyển đổi với phân mảnh thể chế tạo điều kiện cho TCI reshaping hiệu ứng), không phổ quát trên toàn mẫu 49 nền kinh tế (P7: tương tác FSTS×TCI và FSTS²×TCI đều NS). H2 được</w:t>
+        <w:t xml:space="preserve">tại bối cảnh quốc gia cụ thể (P3 Việt Nam, môi trường chuyển đổi với phân mảnh thể chế tạo điều kiện cho TCI reshaping hiệu ứng), không phổ quát trên toàn mẫu 49 nền kinh tế (P7: tương tác FSTS×TCI và FSTS²×TCI đều NS). H2 được</w:t>
       </w:r>
       <w:r>
         <w:t xml:space="preserve"> </w:t>
@@ -342,7 +339,7 @@
         <w:t xml:space="preserve"> </w:t>
       </w:r>
       <w:r>
-        <w:t xml:space="preserve">(foundational capability) trong khung CDCM: doanh nghiệp có năng lực công nghệ sâu hơn — được đo bằng việc tiếp cận công nghệ nước ngoài, chi tiêu R&amp;D, đổi mới sản phẩm và chứng nhận chất lượng — tạo ra giá trị cao hơn từ cùng một mức độ quốc tế hóa.</w:t>
+        <w:t xml:space="preserve">(foundational capability) trong khung CDCM: doanh nghiệp có năng lực công nghệ sâu hơn, được đo bằng việc tiếp cận công nghệ nước ngoài, chi tiêu R&amp;D, đổi mới sản phẩm và chứng nhận chất lượng, tạo ra giá trị cao hơn từ cùng một mức độ quốc tế hóa.</w:t>
       </w:r>
     </w:p>
     <w:p>
@@ -350,17 +347,17 @@
         <w:pStyle w:val="BodyText"/>
       </w:pPr>
       <w:r>
-        <w:t xml:space="preserve">Cơ chế lý thuyết đằng sau kết quả này bắt nguồn từ Resource-Based View (Barney, 1991): TCI là nguồn lực VRIN (có giá trị, hiếm, khó sao chép, khó thay thế), do đó tạo ra lợi thế cạnh tranh bền vững ngay cả khi doanh nghiệp mở rộng ra thị trường nước ngoài với mức độ bất định cao. Năng lực công nghệ cũng tạo ra absorptive capacity (Cohen &amp; Levinthal, 1990) — khả năng hấp thu và tích hợp tri thức từ thị trường nước ngoài — giúp doanh nghiệp học hỏi hiệu quả hơn trong quá trình quốc tế hóa, nhất quán với learning loop của Uppsala model (Johanson &amp; Vahlne, 1977).</w:t>
+        <w:t xml:space="preserve">Cơ chế lý thuyết đằng sau kết quả này bắt nguồn từ Resource-Based View (Barney, 1991): TCI là nguồn lực VRIN (có giá trị, hiếm, khó sao chép, khó thay thế), do đó tạo ra lợi thế cạnh tranh bền vững ngay cả khi doanh nghiệp mở rộng ra thị trường nước ngoài với mức độ bất định cao. Năng lực công nghệ cũng tạo ra absorptive capacity (Cohen &amp; Levinthal, 1990), khả năng hấp thu và tích hợp tri thức từ thị trường nước ngoài, giúp doanh nghiệp học hỏi hiệu quả hơn trong quá trình quốc tế hóa, nhất quán với learning loop của Uppsala model (Johanson &amp; Vahlne, 1977).</w:t>
       </w:r>
     </w:p>
     <w:bookmarkEnd w:id="22"/>
-    <w:bookmarkStart w:id="23" w:name="Xa91918a719079ebfa81edd5c575587c3bf67faa"/>
+    <w:bookmarkStart w:id="23" w:name="Xc7016215fc5d1e847fb8dc50f615b482ad452c9"/>
     <w:p>
       <w:pPr>
         <w:pStyle w:val="Heading3"/>
       </w:pPr>
       <w:r>
-        <w:t xml:space="preserve">5.1.3 DAI là Nguồn Lực Tình Huống — Hỗ trợ một phần H3</w:t>
+        <w:t xml:space="preserve">5.1.3 DAI là Nguồn Lực Tình Huống, Hỗ trợ một phần H3</w:t>
       </w:r>
     </w:p>
     <w:p>
@@ -433,7 +430,7 @@
         </m:r>
       </m:oMath>
       <w:r>
-        <w:t xml:space="preserve">) — khoảng 17% lợi thế năng suất cho doanh nghiệp có website. Quan trọng hơn, cả hai tương tác điều tiết đường cong đều có ý nghĩa (</w:t>
+        <w:t xml:space="preserve">), khoảng 17% lợi thế năng suất cho doanh nghiệp có website. Quan trọng hơn, cả hai tương tác điều tiết đường cong đều có ý nghĩa (</w:t>
       </w:r>
       <m:oMath>
         <m:acc>
@@ -658,7 +655,7 @@
         </m:r>
       </m:oMath>
       <w:r>
-        <w:t xml:space="preserve">) xác nhận DAI phát huy hiệu quả mạnh hơn tại các bối cảnh thể chế yếu hơn — nhất quán với lập luận CDCM rằng DAI bù đắp cho sự vắng mặt của hạ tầng thể chế (Nhóm IV–V), thay vì chỉ khuếch đại lợi thế đã có tại Nhóm I. Tại Singapore (P4, DAI Tier-1+2), DAI phát huy rõ nhất dưới dạng amplification effect (</w:t>
+        <w:t xml:space="preserve">) xác nhận DAI phát huy hiệu quả mạnh hơn tại các bối cảnh thể chế yếu hơn, nhất quán với lập luận CDCM rằng DAI bù đắp cho sự vắng mặt của hạ tầng thể chế (Nhóm IV–V), thay vì chỉ khuếch đại lợi thế đã có tại Nhóm I. Tại Singapore (P4, DAI Tier-1+2), DAI phát huy rõ nhất dưới dạng amplification effect (</w:t>
       </w:r>
       <m:oMath>
         <m:acc>
@@ -786,7 +783,7 @@
         <w:t xml:space="preserve"> </w:t>
       </w:r>
       <w:r>
-        <w:t xml:space="preserve">(situational resource) chứ không phải năng lực nền tảng: cơ chế cụ thể của nó (compression vs amplification) phụ thuộc vào điều kiện môi trường (thể chế, cơ sở hạ tầng số) — nhưng bản thân hiệu ứng DAI là</w:t>
+        <w:t xml:space="preserve">(situational resource) chứ không phải năng lực nền tảng: cơ chế cụ thể của nó (compression vs amplification) phụ thuộc vào điều kiện môi trường (thể chế, cơ sở hạ tầng số), nhưng bản thân hiệu ứng DAI là</w:t>
       </w:r>
       <w:r>
         <w:t xml:space="preserve"> </w:t>
@@ -826,7 +823,7 @@
         <w:t xml:space="preserve"> </w:t>
       </w:r>
       <w:r>
-        <w:t xml:space="preserve">(static digital adoption index) dựa trên dữ liệu WBES tại một thời điểm — không phải "dynamic digital capability" theo nghĩa của dynamic capabilities theory (Teece et al., 1997) vì dữ liệu WBES không có đủ thang đo để đo lường tính động của năng lực số.</w:t>
+        <w:t xml:space="preserve">(static digital adoption index) dựa trên dữ liệu WBES tại một thời điểm, không phải "dynamic digital capability" theo nghĩa của dynamic capabilities theory (Teece et al., 1997) vì dữ liệu WBES không có đủ thang đo để đo lường tính động của năng lực số.</w:t>
       </w:r>
     </w:p>
     <w:p>
@@ -850,17 +847,17 @@
         <w:t xml:space="preserve"> </w:t>
       </w:r>
       <w:r>
-        <w:t xml:space="preserve">tại thể chế yếu — "digital shield effect" phát huy mạnh nhất khi nền tảng thể chế còn thiếu hụt, không phải khi thể chế đã hoàn thiện.</w:t>
+        <w:t xml:space="preserve">tại thể chế yếu, "digital shield effect" phát huy mạnh nhất khi nền tảng thể chế còn thiếu hụt, không phải khi thể chế đã hoàn thiện.</w:t>
       </w:r>
     </w:p>
     <w:bookmarkEnd w:id="23"/>
-    <w:bookmarkStart w:id="24" w:name="Xa50feea436358d6c79850f8e0ee4f310f84827b"/>
+    <w:bookmarkStart w:id="24" w:name="Xf0420b86c7ee1156fef3953a52dc3f60f0e80e4"/>
     <w:p>
       <w:pPr>
         <w:pStyle w:val="Heading3"/>
       </w:pPr>
       <w:r>
-        <w:t xml:space="preserve">5.1.4 Đặc Điểm Nhà Quản Trị là Moderator Cá Nhân — Hỗ trợ có điều kiện H4</w:t>
+        <w:t xml:space="preserve">5.1.4 Đặc Điểm Nhà Quản Trị là Moderator Cá Nhân, Hỗ trợ có điều kiện H4</w:t>
       </w:r>
     </w:p>
     <w:p>
@@ -933,7 +930,7 @@
         </m:r>
       </m:oMath>
       <w:r>
-        <w:t xml:space="preserve">) nhất quán cho thấy hiệu ứng tích cực lên hiệu quả I–P trong toàn mẫu — doanh nghiệp có top manager nữ đạt hiệu quả cao hơn từ quốc tế hóa, phù hợp với Upper Echelons Theory (Hambrick &amp; Mason, 1984) rằng đặc điểm cấp lãnh đạo định hình cách thức tổ chức nhận diện và khai thác cơ hội quốc tế.</w:t>
+        <w:t xml:space="preserve">) nhất quán cho thấy hiệu ứng tích cực lên hiệu quả I–P trong toàn mẫu, doanh nghiệp có top manager nữ đạt hiệu quả cao hơn từ quốc tế hóa, phù hợp với Upper Echelons Theory (Hambrick &amp; Mason, 1984) rằng đặc điểm cấp lãnh đạo định hình cách thức tổ chức nhận diện và khai thác cơ hội quốc tế.</w:t>
       </w:r>
     </w:p>
     <w:p>
@@ -954,10 +951,7 @@
         <w:t xml:space="preserve">đa dạng nhận thức</w:t>
       </w:r>
       <w:r>
-        <w:t xml:space="preserve"> </w:t>
-      </w:r>
-      <w:r>
-        <w:t xml:space="preserve">— nhà quản trị nữ thường mang lại góc nhìn khác biệt trong ra quyết định quốc tế hóa, giúp nhận diện thị trường ngách và giảm thiểu rủi ro tập trung; thứ hai,</w:t>
+        <w:t xml:space="preserve">, nhà quản trị nữ thường mang lại góc nhìn khác biệt trong ra quyết định quốc tế hóa, giúp nhận diện thị trường ngách và giảm thiểu rủi ro tập trung; thứ hai,</w:t>
       </w:r>
       <w:r>
         <w:t xml:space="preserve"> </w:t>
@@ -970,10 +964,7 @@
         <w:t xml:space="preserve">chuẩn mực quản trị</w:t>
       </w:r>
       <w:r>
-        <w:t xml:space="preserve"> </w:t>
-      </w:r>
-      <w:r>
-        <w:t xml:space="preserve">— sự hiện diện của lãnh đạo nữ tương quan với thực hành quản trị doanh nghiệp tốt hơn và minh bạch hơn, đặc biệt quan trọng trong môi trường thể chế yếu.</w:t>
+        <w:t xml:space="preserve">, sự hiện diện của lãnh đạo nữ tương quan với thực hành quản trị doanh nghiệp tốt hơn và minh bạch hơn, đặc biệt quan trọng trong môi trường thể chế yếu.</w:t>
       </w:r>
     </w:p>
     <w:p>
@@ -997,17 +988,17 @@
         <w:t xml:space="preserve"> </w:t>
       </w:r>
       <w:r>
-        <w:t xml:space="preserve">kinh nghiệm quốc tế (breadth vs. depth) — một hạn chế đo lường trong WBES cần được khắc phục trong nghiên cứu tương lai.</w:t>
+        <w:t xml:space="preserve">kinh nghiệm quốc tế (breadth vs. depth), một hạn chế đo lường trong WBES cần được khắc phục trong nghiên cứu tương lai.</w:t>
       </w:r>
     </w:p>
     <w:bookmarkEnd w:id="24"/>
-    <w:bookmarkStart w:id="25" w:name="X965f3e2835fec9004e9a3f92ee374aa0d8e2a7a"/>
+    <w:bookmarkStart w:id="25" w:name="Xae9cbeb2eedd873d20d1c9e96262552530937e2"/>
     <w:p>
       <w:pPr>
         <w:pStyle w:val="Heading3"/>
       </w:pPr>
       <w:r>
-        <w:t xml:space="preserve">5.1.5 FIP là Điều Kiện Biên Cực Đoan — H1b cho SIDS</w:t>
+        <w:t xml:space="preserve">5.1.5 FIP là Điều Kiện Biên Cực Đoan, H1b cho SIDS</w:t>
       </w:r>
     </w:p>
     <w:p>
@@ -1015,7 +1006,7 @@
         <w:pStyle w:val="FirstParagraph"/>
       </w:pPr>
       <w:r>
-        <w:t xml:space="preserve">Gánh nặng quốc tế hóa bắt buộc (Forced Internationalization Penalty — FIP) tại các nền kinh tế SIDS (</w:t>
+        <w:t xml:space="preserve">Gánh nặng quốc tế hóa bắt buộc (Forced Internationalization Penalty, FIP) tại các nền kinh tế SIDS (</w:t>
       </w:r>
       <m:oMath>
         <m:r>
@@ -1089,7 +1080,7 @@
         <w:t xml:space="preserve"> </w:t>
       </w:r>
       <w:r>
-        <w:t xml:space="preserve">(thể chế, năng lực, và quản trị) đều ở mức thấp: thể chế yếu, TCI thấp, DAI không phát huy tác dụng — thì quốc tế hóa không chỉ dừng ở mức không mang lại lợi ích mà còn gây tổn hại thực sự đến hiệu quả doanh nghiệp.</w:t>
+        <w:t xml:space="preserve">(thể chế, năng lực, và quản trị) đều ở mức thấp: thể chế yếu, TCI thấp, DAI không phát huy tác dụng, thì quốc tế hóa không chỉ dừng ở mức không mang lại lợi ích mà còn gây tổn hại thực sự đến hiệu quả doanh nghiệp.</w:t>
       </w:r>
     </w:p>
     <w:p>
@@ -1308,7 +1299,7 @@
         <w:t xml:space="preserve"> </w:t>
       </w:r>
       <w:r>
-        <w:t xml:space="preserve">thành 54,1% tầng 2 và 8,4% tầng 3 là thông tin mới mà phân tích meta đơn tầng không cung cấp. Điều này thay đổi hiểu biết về nguồn gốc của heterogeneity trong literature — vấn đề chủ yếu là</w:t>
+        <w:t xml:space="preserve">thành 54, 1% tầng 2 và 8, 4% tầng 3 là thông tin mới mà phân tích meta đơn tầng không cung cấp. Điều này thay đổi hiểu biết về nguồn gốc của heterogeneity trong literature, vấn đề chủ yếu là</w:t>
       </w:r>
       <w:r>
         <w:t xml:space="preserve"> </w:t>
@@ -1370,7 +1361,7 @@
         <w:t xml:space="preserve"> </w:t>
       </w:r>
       <w:r>
-        <w:t xml:space="preserve">mà phụ thuộc vào bối cảnh ICRV: từ TP ≈ 88,6% (Singapore — Advanced Innovation; lưu ý điểm uốn này không định vị tin cậy do CI vượt ngưỡng khả thi, xem §4.3) đến TP ≈ 39,7% (Việt Nam pooled — Lower-mid Transition), với Trung Quốc ở mức trung gian (TP ≈ 48,78%). Không có một turning point phổ quát cho tất cả bối cảnh.</w:t>
+        <w:t xml:space="preserve">mà phụ thuộc vào bối cảnh ICRV: từ TP ≈ 88, 6% (Singapore, Advanced Innovation; lưu ý điểm uốn này không định vị tin cậy do CI vượt ngưỡng khả thi, xem §4.3) đến TP ≈ 39, 7% (Việt Nam pooled, Lower-mid Transition), với Trung Quốc ở mức trung gian (TP ≈ 48, 78%). Không có một turning point phổ quát cho tất cả bối cảnh.</w:t>
       </w:r>
     </w:p>
     <w:p>
@@ -1385,7 +1376,7 @@
         <w:t xml:space="preserve">Thứ hai</w:t>
       </w:r>
       <w:r>
-        <w:t xml:space="preserve">, luận án xác định trường hợp biên FIP tại SIDS — không phải là S-curve hay inverted-U mà là quan hệ âm đơn điệu — điều mà cả ba-stage theory lẫn S-curve không dự báo được.</w:t>
+        <w:t xml:space="preserve">, luận án xác định trường hợp biên FIP tại SIDS, không phải là S-curve hay inverted-U mà là quan hệ âm đơn điệu, điều mà cả ba-stage theory lẫn S-curve không dự báo được.</w:t>
       </w:r>
     </w:p>
     <w:p>
@@ -1400,17 +1391,17 @@
         <w:t xml:space="preserve">Thứ ba</w:t>
       </w:r>
       <w:r>
-        <w:t xml:space="preserve">, luận án mở rộng khung phân tích từ dữ liệu doanh nghiệp Nhật Bản/đa quốc gia sang 49 nền kinh tế châu Á và Thái Bình Dương — bối cảnh underrepresented trong literature Lu và Beamish.</w:t>
+        <w:t xml:space="preserve">, luận án mở rộng khung phân tích từ dữ liệu doanh nghiệp Nhật Bản/đa quốc gia sang 49 nền kinh tế châu Á và Thái Bình Dương, bối cảnh underrepresented trong literature Lu và Beamish.</w:t>
       </w:r>
     </w:p>
     <w:bookmarkEnd w:id="28"/>
-    <w:bookmarkStart w:id="29" w:name="X0883d912591c701a2f1b2fed71cedb09e738376"/>
+    <w:bookmarkStart w:id="29" w:name="X7ce13c7a026601082d9f5e552d816da035bf1b5"/>
     <w:p>
       <w:pPr>
         <w:pStyle w:val="Heading3"/>
       </w:pPr>
       <w:r>
-        <w:t xml:space="preserve">5.2.3 Mở rộng Marano et al. (2016) — ICRV thay thế binary institutional quality</w:t>
+        <w:t xml:space="preserve">5.2.3 Mở rộng Marano et al. (2016), ICRV thay thế binary institutional quality</w:t>
       </w:r>
     </w:p>
     <w:p>
@@ -1447,7 +1438,7 @@
         <w:pStyle w:val="BodyText"/>
       </w:pPr>
       <w:r>
-        <w:t xml:space="preserve">Ngoài ra, luận án sử dụng phương pháp MARA ba tầng để phân tách cấu trúc dị biệt — một cải tiến phương pháp so với random-effects meta-analysis đơn tầng của Marano et al. (2016).</w:t>
+        <w:t xml:space="preserve">Ngoài ra, luận án sử dụng phương pháp MARA ba tầng để phân tách cấu trúc dị biệt, một cải tiến phương pháp so với random-effects meta-analysis đơn tầng của Marano et al. (2016).</w:t>
       </w:r>
     </w:p>
     <w:p>
@@ -1468,13 +1459,13 @@
         <w:t xml:space="preserve">5.3 Đóng góp lý thuyết</w:t>
       </w:r>
     </w:p>
-    <w:bookmarkStart w:id="31" w:name="Xc6feaeb12e2f91980ada0175fe76f51b8cabb3c"/>
+    <w:bookmarkStart w:id="31" w:name="X1401e9a2e6f5c6349dd4dd1aa7b38f2775b319a"/>
     <w:p>
       <w:pPr>
         <w:pStyle w:val="Heading3"/>
       </w:pPr>
       <w:r>
-        <w:t xml:space="preserve">5.3.1 CDCM — Làm rõ DAI là nguồn lực tình huống</w:t>
+        <w:t xml:space="preserve">5.3.1 CDCM, Làm rõ DAI là nguồn lực tình huống</w:t>
       </w:r>
     </w:p>
     <w:p>
@@ -1498,7 +1489,7 @@
         <w:t xml:space="preserve"> </w:t>
       </w:r>
       <w:r>
-        <w:t xml:space="preserve">trong khung CDCM. Phát hiện rằng DAI có hiệu ứng nâng mặt bằng phổ quát (β=+0.155, p&lt;.001, mẫu gộp N=84,910 từ 49 nền kinh tế) nhưng vai trò điều tiết đường cong I–P là</w:t>
+        <w:t xml:space="preserve">trong khung CDCM. Phát hiện rằng DAI có hiệu ứng nâng mặt bằng phổ quát (β=+0.155, p&lt;.001, mẫu gộp N=84, 910 từ 49 nền kinh tế) nhưng vai trò điều tiết đường cong I–P là</w:t>
       </w:r>
       <w:r>
         <w:t xml:space="preserve"> </w:t>
@@ -1527,10 +1518,7 @@
         <w:t xml:space="preserve">situational resource</w:t>
       </w:r>
       <w:r>
-        <w:t xml:space="preserve"> </w:t>
-      </w:r>
-      <w:r>
-        <w:t xml:space="preserve">— tài nguyên có vai trò thay đổi theo bối cảnh thể chế. Quan trọng: DAI×ICRV (p=.012) cho thấy hiệu ứng điều tiết của DAI</w:t>
+        <w:t xml:space="preserve">, tài nguyên có vai trò thay đổi theo bối cảnh thể chế. Quan trọng: DAI×ICRV (p=.012) cho thấy hiệu ứng điều tiết của DAI</w:t>
       </w:r>
       <w:r>
         <w:t xml:space="preserve"> </w:t>
@@ -1546,7 +1534,7 @@
         <w:t xml:space="preserve"> </w:t>
       </w:r>
       <w:r>
-        <w:t xml:space="preserve">tại các nền kinh tế thể chế yếu hơn (Frontier, SIDS) — "digital shield" bù đắp cho thiếu hụt thể chế.</w:t>
+        <w:t xml:space="preserve">tại các nền kinh tế thể chế yếu hơn (Frontier, SIDS), "digital shield" bù đắp cho thiếu hụt thể chế.</w:t>
       </w:r>
     </w:p>
     <w:p>
@@ -1570,7 +1558,7 @@
         <w:t xml:space="preserve"> </w:t>
       </w:r>
       <w:r>
-        <w:t xml:space="preserve">(Teece, 1986) với bối cảnh thể chế — nhưng theo hướng</w:t>
+        <w:t xml:space="preserve">(Teece, 1986) với bối cảnh thể chế, nhưng theo hướng</w:t>
       </w:r>
       <w:r>
         <w:t xml:space="preserve"> </w:t>
@@ -1587,13 +1575,13 @@
       </w:r>
     </w:p>
     <w:bookmarkEnd w:id="31"/>
-    <w:bookmarkStart w:id="32" w:name="X792bf669d8aaad9c154022edb47ba6166013782"/>
+    <w:bookmarkStart w:id="32" w:name="X31eddd58b7a90fc1073e7609a5cfa2840df0cc5"/>
     <w:p>
       <w:pPr>
         <w:pStyle w:val="Heading3"/>
       </w:pPr>
       <w:r>
-        <w:t xml:space="preserve">5.3.2 FIP — Khái niệm mới về trường hợp biên cho SIDS</w:t>
+        <w:t xml:space="preserve">5.3.2 FIP, Khái niệm mới về trường hợp biên cho SIDS</w:t>
       </w:r>
     </w:p>
     <w:p>
@@ -1614,10 +1602,7 @@
         <w:t xml:space="preserve">Forced Internationalization Penalty (FIP)</w:t>
       </w:r>
       <w:r>
-        <w:t xml:space="preserve"> </w:t>
-      </w:r>
-      <w:r>
-        <w:t xml:space="preserve">— một construct lý thuyết mới chưa được định danh trong literature kinh doanh quốc tế — như một hiện tượng lý thuyết độc lập, khác biệt về bản chất với "phase 1 downward slope" trong S-curve theory. FIP không phải là giai đoạn đầu của quá trình học hỏi (learning costs) như mô hình Uppsala dự đoán, mà là một trạng thái cấu trúc bất lợi dài hạn: doanh nghiệp SIDS phải xuất khẩu để tồn tại (do thị trường nội địa quá nhỏ) nhưng không có năng lực và môi trường để đạt lợi thế từ xuất khẩu.</w:t>
+        <w:t xml:space="preserve">, một construct lý thuyết mới chưa được định danh trong literature kinh doanh quốc tế, như một hiện tượng lý thuyết độc lập, khác biệt về bản chất với "phase 1 downward slope" trong S-curve theory. FIP không phải là giai đoạn đầu của quá trình học hỏi (learning costs) như mô hình Uppsala dự đoán, mà là một trạng thái cấu trúc bất lợi dài hạn: doanh nghiệp SIDS phải xuất khẩu để tồn tại (do thị trường nội địa quá nhỏ) nhưng không có năng lực và môi trường để đạt lợi thế từ xuất khẩu.</w:t>
       </w:r>
     </w:p>
     <w:p>
@@ -1638,17 +1623,17 @@
         <w:t xml:space="preserve">điều kiện biên của lý thuyết quốc tế hóa</w:t>
       </w:r>
       <w:r>
-        <w:t xml:space="preserve">: trong điều kiện nào thì "more internationalization" luôn là "worse performance"? Luận án đề xuất rằng FIP xuất hiện khi ba điều kiện đồng thời: (i) thể chế ICRV ở mức thấp nhất, (ii) quy mô nền kinh tế quá nhỏ để tạo cơ sở nội địa, và (iii) thiếu hỗ trợ năng lực xuất khẩu từ chính sách. Kết hợp ba điều kiện này tạo ra "trap" — bẫy quốc tế hóa bắt buộc — mà không có turning point để thoát khỏi.</w:t>
+        <w:t xml:space="preserve">: trong điều kiện nào thì "more internationalization" luôn là "worse performance"? Luận án đề xuất rằng FIP xuất hiện khi ba điều kiện đồng thời: (i) thể chế ICRV ở mức thấp nhất, (ii) quy mô nền kinh tế quá nhỏ để tạo cơ sở nội địa, và (iii) thiếu hỗ trợ năng lực xuất khẩu từ chính sách. Kết hợp ba điều kiện này tạo ra "trap", bẫy quốc tế hóa bắt buộc, mà không có turning point để thoát khỏi.</w:t>
       </w:r>
     </w:p>
     <w:bookmarkEnd w:id="32"/>
-    <w:bookmarkStart w:id="33" w:name="Xc949420910752534bec0d1fee728c7a813a2f68"/>
+    <w:bookmarkStart w:id="33" w:name="X695fad62bc7cbfea9ebc37ddb6a97fa50099db8"/>
     <w:p>
       <w:pPr>
         <w:pStyle w:val="Heading3"/>
       </w:pPr>
       <w:r>
-        <w:t xml:space="preserve">5.3.3 ICRV 6-Regime — Phân loại thể chế đặc thù cho khu vực châu Á — Thái Bình Dương</w:t>
+        <w:t xml:space="preserve">5.3.3 ICRV 6-Regime, Phân loại thể chế đặc thù cho khu vực châu Á, Thái Bình Dương</w:t>
       </w:r>
     </w:p>
     <w:p>
@@ -1672,7 +1657,7 @@
         <w:t xml:space="preserve"> </w:t>
       </w:r>
       <w:r>
-        <w:t xml:space="preserve">như một công cụ phân loại thể chế đặc thù cho khu vực châu Á — Thái Bình Dương, thay thế cho các phân loại binary (developed/emerging) hoặc continuous (WGI scores) trong literature hiện tại.</w:t>
+        <w:t xml:space="preserve">như một công cụ phân loại thể chế đặc thù cho khu vực châu Á, Thái Bình Dương, thay thế cho các phân loại binary (developed/emerging) hoặc continuous (WGI scores) trong literature hiện tại.</w:t>
       </w:r>
     </w:p>
     <w:p>
@@ -1709,7 +1694,7 @@
         <w:t xml:space="preserve"> </w:t>
       </w:r>
       <w:r>
-        <w:t xml:space="preserve">đơn điệu theo chiều từ SIDS/Frontier (~55%) xuống Advanced Innovation (~28%) — thể chế càng mạnh, doanh nghiệp đạt đỉnh hiệu quả ở mức quốc tế hóa thấp hơn — xác nhận giá trị dự đoán của phân loại.</w:t>
+        <w:t xml:space="preserve">đơn điệu theo chiều từ SIDS/Frontier (~55%) xuống Advanced Innovation (~28%), thể chế càng mạnh, doanh nghiệp đạt đỉnh hiệu quả ở mức quốc tế hóa thấp hơn, xác nhận giá trị dự đoán của phân loại.</w:t>
       </w:r>
     </w:p>
     <w:p>
@@ -1730,13 +1715,13 @@
         <w:t xml:space="preserve">5.4 Đề xuất chính sách và quản trị</w:t>
       </w:r>
     </w:p>
-    <w:bookmarkStart w:id="35" w:name="X7cdaf271f3298cb573246cb59bc34e92c91d24d"/>
+    <w:bookmarkStart w:id="35" w:name="X7cb2856383af6817e6416794245f71f98c7ec42"/>
     <w:p>
       <w:pPr>
         <w:pStyle w:val="Heading3"/>
       </w:pPr>
       <w:r>
-        <w:t xml:space="preserve">5.4.1 Đề xuất cho nhà hoạch định chính sách — Nâng cao TCI và cải thiện thể chế</w:t>
+        <w:t xml:space="preserve">5.4.1 Đề xuất cho nhà hoạch định chính sách, Nâng cao TCI và cải thiện thể chế</w:t>
       </w:r>
     </w:p>
     <w:p>
@@ -1760,7 +1745,7 @@
         <w:t xml:space="preserve"> </w:t>
       </w:r>
       <w:r>
-        <w:t xml:space="preserve">là can thiệp chính sách có thể nâng cao lợi ích từ quốc tế hóa, đặc biệt trong các bối cảnh ICRV trung bình như Việt Nam và Trung Quốc. Chính sách hỗ trợ doanh nghiệp tiếp cận công nghệ nước ngoài (thông qua chương trình kết nối với MNCs, giảm thuế nhập khẩu công nghệ), khuyến khích R&amp;D, và hỗ trợ chứng nhận chất lượng quốc tế sẽ nâng cao TCI của toàn bộ doanh nghiệp trong nền kinh tế — từ đó dịch chuyển đường I–P lên trên và có thể mở rộng turning point về phía phải.</w:t>
+        <w:t xml:space="preserve">là can thiệp chính sách có thể nâng cao lợi ích từ quốc tế hóa, đặc biệt trong các bối cảnh ICRV trung bình như Việt Nam và Trung Quốc. Chính sách hỗ trợ doanh nghiệp tiếp cận công nghệ nước ngoài (thông qua chương trình kết nối với MNCs, giảm thuế nhập khẩu công nghệ), khuyến khích R&amp;D, và hỗ trợ chứng nhận chất lượng quốc tế sẽ nâng cao TCI của toàn bộ doanh nghiệp trong nền kinh tế, từ đó dịch chuyển đường I–P lên trên và có thể mở rộng turning point về phía phải.</w:t>
       </w:r>
     </w:p>
     <w:p>
@@ -1784,7 +1769,7 @@
         <w:t xml:space="preserve"> </w:t>
       </w:r>
       <w:r>
-        <w:t xml:space="preserve">(pháp quyền, bảo vệ quyền sở hữu trí tuệ, giảm chi phí tuân thủ thương mại) là can thiệp dài hạn quan trọng nhất. Doanh nghiệp trong nền kinh tế thể chế tốt hơn có thể quốc tế hóa đến mức độ cao hơn trước khi chi phí vượt qua lợi ích — điều này có nghĩa là cải cách thể chế không chỉ có lợi về mặt kinh doanh nội địa mà còn mở rộng không gian lợi ích từ xuất khẩu.</w:t>
+        <w:t xml:space="preserve">(pháp quyền, bảo vệ quyền sở hữu trí tuệ, giảm chi phí tuân thủ thương mại) là can thiệp dài hạn quan trọng nhất. Doanh nghiệp trong nền kinh tế thể chế tốt hơn có thể quốc tế hóa đến mức độ cao hơn trước khi chi phí vượt qua lợi ích, điều này có nghĩa là cải cách thể chế không chỉ có lợi về mặt kinh doanh nội địa mà còn mở rộng không gian lợi ích từ xuất khẩu.</w:t>
       </w:r>
     </w:p>
     <w:p>
@@ -1792,17 +1777,17 @@
         <w:pStyle w:val="BodyText"/>
       </w:pPr>
       <w:r>
-        <w:t xml:space="preserve">Đối với Việt Nam cụ thể: turning point dịch chuyển từ 46,2% (2009) xuống 39,3% (2015) là tín hiệu đáng lo ngại. Nếu turning point tiếp tục dịch trái, điều đó hàm ý rằng lợi ích từ xuất khẩu đạt đỉnh sớm hơn và suy giảm nhanh hơn — có thể do cấu trúc xuất khẩu tập trung vào gia công với biên lợi nhuận mỏng. Chính sách nâng cao giá trị gia tăng trong xuất khẩu (moving up the value chain) kết hợp với tăng cường TCI có thể giúp đảo ngược xu hướng này.</w:t>
+        <w:t xml:space="preserve">Đối với Việt Nam cụ thể: turning point dịch chuyển từ 46, 2% (2009) xuống 39, 3% (2015) là tín hiệu đáng lo ngại. Nếu turning point tiếp tục dịch trái, điều đó hàm ý rằng lợi ích từ xuất khẩu đạt đỉnh sớm hơn và suy giảm nhanh hơn, có thể do cấu trúc xuất khẩu tập trung vào gia công với biên lợi nhuận mỏng. Chính sách nâng cao giá trị gia tăng trong xuất khẩu (moving up the value chain) kết hợp với tăng cường TCI có thể giúp đảo ngược xu hướng này.</w:t>
       </w:r>
     </w:p>
     <w:bookmarkEnd w:id="35"/>
-    <w:bookmarkStart w:id="36" w:name="Xbb0ebb3f10e960b7d926ccd5aa748ccdb7740d7"/>
+    <w:bookmarkStart w:id="36" w:name="X3988ab5bb38587486d3e18b6bde66ed890f3550"/>
     <w:p>
       <w:pPr>
         <w:pStyle w:val="Heading3"/>
       </w:pPr>
       <w:r>
-        <w:t xml:space="preserve">5.4.2 Đề xuất cho nhà quản trị doanh nghiệp — Turning Point theo ICRV</w:t>
+        <w:t xml:space="preserve">5.4.2 Đề xuất cho nhà quản trị doanh nghiệp, Turning Point theo ICRV</w:t>
       </w:r>
     </w:p>
     <w:p>
@@ -1844,7 +1829,7 @@
         <w:t xml:space="preserve">Doanh nghiệp Singapore (Nhóm I)</w:t>
       </w:r>
       <w:r>
-        <w:t xml:space="preserve">: không quan sát thấy ngưỡng bất lợi của quốc tế hóa trong miền dữ liệu (điểm uốn ước lượng ≈ 88,6% nhưng không định vị tin cậy) cho thấy không gian quốc tế hóa rất rộng. Chiến lược mở rộng quốc tế mạnh mẽ (high-commitment internationalization) phù hợp với bối cảnh này, đặc biệt khi kết hợp với DAI cao.</w:t>
+        <w:t xml:space="preserve">: không quan sát thấy ngưỡng bất lợi của quốc tế hóa trong miền dữ liệu (điểm uốn ước lượng ≈ 88, 6% nhưng không định vị tin cậy) cho thấy không gian quốc tế hóa rất rộng. Chiến lược mở rộng quốc tế mạnh mẽ (high-commitment internationalization) phù hợp với bối cảnh này, đặc biệt khi kết hợp với DAI cao.</w:t>
       </w:r>
     </w:p>
     <w:p>
@@ -1862,7 +1847,7 @@
         <w:t xml:space="preserve">Doanh nghiệp Trung Quốc (Nhóm III)</w:t>
       </w:r>
       <w:r>
-        <w:t xml:space="preserve">: turning point TP ≈ 48,78% ổn định qua thập kỷ 2012–2024, gợi ý rằng chiến lược xuất khẩu tối ưu là duy trì tỷ lệ FSTS trong khoảng 40–50% — kết hợp giữa thị trường nội địa khổng lồ và hoạt động xuất khẩu có chọn lọc.</w:t>
+        <w:t xml:space="preserve">: turning point TP ≈ 48, 78% ổn định qua thập kỷ 2012–2024, gợi ý rằng chiến lược xuất khẩu tối ưu là duy trì tỷ lệ FSTS trong khoảng 40–50%, kết hợp giữa thị trường nội địa khổng lồ và hoạt động xuất khẩu có chọn lọc.</w:t>
       </w:r>
     </w:p>
     <w:p>
@@ -1880,7 +1865,7 @@
         <w:t xml:space="preserve">Doanh nghiệp Việt Nam (Nhóm IV)</w:t>
       </w:r>
       <w:r>
-        <w:t xml:space="preserve">: turning point thấp hơn (39,3–46,2%), hàm ý rằng nhà quản trị cần thận trọng hơn khi đẩy tỷ lệ xuất khẩu vượt quá 40% tổng doanh thu. Thay vào đó,</w:t>
+        <w:t xml:space="preserve">: turning point thấp hơn (39, 3–46, 2%), hàm ý rằng nhà quản trị cần thận trọng hơn khi đẩy tỷ lệ xuất khẩu vượt quá 40% tổng doanh thu. Thay vào đó,</w:t>
       </w:r>
       <w:r>
         <w:t xml:space="preserve"> </w:t>
@@ -1914,17 +1899,17 @@
         <w:t xml:space="preserve">Doanh nghiệp SIDS (Nhóm VI)</w:t>
       </w:r>
       <w:r>
-        <w:t xml:space="preserve">: kết quả FIP là cảnh báo nghiêm túc — đẩy mạnh xuất khẩu trong bối cảnh thiếu năng lực và hỗ trợ thể chế không cải thiện mà còn có thể làm xấu đi hiệu quả hoạt động. Doanh nghiệp SIDS nên ưu tiên xây dựng năng lực nội địa và nâng cao TCI trước khi mở rộng xuất khẩu đáng kể.</w:t>
+        <w:t xml:space="preserve">: kết quả FIP là cảnh báo nghiêm túc, đẩy mạnh xuất khẩu trong bối cảnh thiếu năng lực và hỗ trợ thể chế không cải thiện mà còn có thể làm xấu đi hiệu quả hoạt động. Doanh nghiệp SIDS nên ưu tiên xây dựng năng lực nội địa và nâng cao TCI trước khi mở rộng xuất khẩu đáng kể.</w:t>
       </w:r>
     </w:p>
     <w:bookmarkEnd w:id="36"/>
-    <w:bookmarkStart w:id="37" w:name="X383f9bda7308bcecdf3fd26297745377ea89ee1"/>
+    <w:bookmarkStart w:id="37" w:name="Xbe917898e490efecfeaf7765a1cb088a38c9932"/>
     <w:p>
       <w:pPr>
         <w:pStyle w:val="Heading3"/>
       </w:pPr>
       <w:r>
-        <w:t xml:space="preserve">5.4.3 Đề xuất đặc biệt cho SIDS — Tránh Bẫy Quốc Tế Hóa Bắt Buộc</w:t>
+        <w:t xml:space="preserve">5.4.3 Đề xuất đặc biệt cho SIDS, Tránh Bẫy Quốc Tế Hóa Bắt Buộc</w:t>
       </w:r>
     </w:p>
     <w:p>
@@ -1981,7 +1966,7 @@
         <w:pStyle w:val="FirstParagraph"/>
       </w:pPr>
       <w:r>
-        <w:t xml:space="preserve">Hạn chế quan trọng nhất của luận án liên quan đến đo lường DAI. Dữ liệu WBES chỉ cung cấp số lượng item hạn chế để xây dựng chỉ số DAI — và các item này thay đổi qua các thế hệ schema WBES (PICS3, Standardized, BREADY/BEE). Tại Việt Nam (P3), chỉ Tier-1 DAI (website, email, online sales) được sử dụng do hạn chế của các làn sóng 2009 và 2015, trong khi Tier-2 (e-payment, e-supplier) chỉ có từ 2023. Điều này tạo ra khả năng đo lường không đầy đủ, đặc biệt là không nắm bắt được chiều sâu năng lực số ở bối cảnh ICRV thấp.</w:t>
+        <w:t xml:space="preserve">Hạn chế quan trọng nhất của luận án liên quan đến đo lường DAI. Dữ liệu WBES chỉ cung cấp số lượng item hạn chế để xây dựng chỉ số DAI, và các item này thay đổi qua các thế hệ schema WBES (PICS3, Standardized, BREADY/BEE). Tại Việt Nam (P3), chỉ Tier-1 DAI (website, email, online sales) được sử dụng do hạn chế của các làn sóng 2009 và 2015, trong khi Tier-2 (e-payment, e-supplier) chỉ có từ 2023. Điều này tạo ra khả năng đo lường không đầy đủ, đặc biệt là không nắm bắt được chiều sâu năng lực số ở bối cảnh ICRV thấp.</w:t>
       </w:r>
     </w:p>
     <w:p>
@@ -2127,7 +2112,7 @@
         <w:t xml:space="preserve">Thứ tư</w:t>
       </w:r>
       <w:r>
-        <w:t xml:space="preserve">, kiểm định vai trò của top manager characteristics (H4 — kinh nghiệm, giới tính) trong từng bối cảnh ICRV riêng biệt, đặc biệt trong bối cảnh Frontier và SIDS nơi tầng năng lực và thể chế yếu hơn — liệu đặc điểm nhà quản trị có thể bù đắp một phần cho những thiếu hụt đó không?</w:t>
+        <w:t xml:space="preserve">, kiểm định vai trò của top manager characteristics (H4, kinh nghiệm, giới tính) trong từng bối cảnh ICRV riêng biệt, đặc biệt trong bối cảnh Frontier và SIDS nơi tầng năng lực và thể chế yếu hơn, liệu đặc điểm nhà quản trị có thể bù đắp một phần cho những thiếu hụt đó không?</w:t>
       </w:r>
     </w:p>
     <w:p>
@@ -2250,7 +2235,7 @@
         <w:t xml:space="preserve">P3</w:t>
       </w:r>
       <w:r>
-        <w:t xml:space="preserve">: phân tích Việt Nam (Lower-mid Transition), xác nhận inverted-U với TP = 39,3–46,2%, TCI là moderator dương có ý nghĩa.</w:t>
+        <w:t xml:space="preserve">: phân tích Việt Nam (Lower-mid Transition), xác nhận inverted-U với TP = 39, 3–46, 2%, TCI là moderator dương có ý nghĩa.</w:t>
       </w:r>
     </w:p>
     <w:p>
@@ -2268,7 +2253,7 @@
         <w:t xml:space="preserve">P4</w:t>
       </w:r>
       <w:r>
-        <w:t xml:space="preserve">: phân tích Singapore (Advanced Innovation), xác nhận inverted-U với TP ≈ 88,6% (rộng CI), DAI khuếch đại tại mức FSTS cao.</w:t>
+        <w:t xml:space="preserve">: phân tích Singapore (Advanced Innovation), xác nhận inverted-U với TP ≈ 88, 6% (rộng CI), DAI khuếch đại tại mức FSTS cao.</w:t>
       </w:r>
     </w:p>
     <w:p>
@@ -2286,7 +2271,7 @@
         <w:t xml:space="preserve">P5</w:t>
       </w:r>
       <w:r>
-        <w:t xml:space="preserve">: phân tích Trung Quốc 2012–2024 (Upper-middle), xác nhận inverted-U ổn định theo thời gian (TP ≈ 48,78%, Paternoster</w:t>
+        <w:t xml:space="preserve">: phân tích Trung Quốc 2012–2024 (Upper-middle), xác nhận inverted-U ổn định theo thời gian (TP ≈ 48, 78%, Paternoster</w:t>
       </w:r>
       <w:r>
         <w:t xml:space="preserve"> </w:t>
@@ -2455,7 +2440,7 @@
         <w:t xml:space="preserve"> </w:t>
       </w:r>
       <w:r>
-        <w:t xml:space="preserve">(54,1% tầng 2 + 8,4% tầng 3), ICRV moderation</w:t>
+        <w:t xml:space="preserve">(54, 1% tầng 2 + 8, 4% tầng 3), ICRV moderation</w:t>
       </w:r>
       <w:r>
         <w:t xml:space="preserve"> </w:t>
@@ -2624,7 +2609,7 @@
         <w:t xml:space="preserve"> </w:t>
       </w:r>
       <w:r>
-        <w:t xml:space="preserve">(M3–M5 với controls đầy đủ), TP = 36,4–40,0% (M2–M5; M11 đầy đủ: TP = 34,6%,</w:t>
+        <w:t xml:space="preserve">(M3–M5 với controls đầy đủ), TP = 36, 4–40, 0% (M2–M5; M11 đầy đủ: TP = 34, 6%,</w:t>
       </w:r>
       <w:r>
         <w:t xml:space="preserve"> </w:t>
@@ -2800,7 +2785,7 @@
         </m:sSup>
       </m:oMath>
       <w:r>
-        <w:t xml:space="preserve">, FIP xác nhận — quan hệ âm đơn điệu không có turning point.</w:t>
+        <w:t xml:space="preserve">, FIP xác nhận, quan hệ âm đơn điệu không có turning point.</w:t>
       </w:r>
     </w:p>
     <w:bookmarkEnd w:id="44"/>
@@ -2830,7 +2815,7 @@
           <w:bCs/>
           <w:b/>
         </w:rPr>
-        <w:t xml:space="preserve">"Không có một mức độ quốc tế hóa tối ưu duy nhất — điểm uốn phụ thuộc vào thể chế, và trong điều kiện thể chế cực yếu, quốc tế hóa có thể gây ra bất lợi hiệu quả thay vì lợi ích."</w:t>
+        <w:t xml:space="preserve">"Không có một mức độ quốc tế hóa tối ưu duy nhất, điểm uốn phụ thuộc vào thể chế, và trong điều kiện thể chế cực yếu, quốc tế hóa có thể gây ra bất lợi hiệu quả thay vì lợi ích."</w:t>
       </w:r>
     </w:p>
     <w:p>
@@ -2854,7 +2839,7 @@
         <w:t xml:space="preserve"> </w:t>
       </w:r>
       <w:r>
-        <w:t xml:space="preserve">(family of context-dependent curves), với turning point là hàm số giảm dần của chất lượng thể chế theo ICRV — thể chế càng mạnh, turning point càng sớm (FSTS thấp hơn).</w:t>
+        <w:t xml:space="preserve">(family of context-dependent curves), với turning point là hàm số giảm dần của chất lượng thể chế theo ICRV, thể chế càng mạnh, turning point càng sớm (FSTS thấp hơn).</w:t>
       </w:r>
     </w:p>
     <w:bookmarkEnd w:id="45"/>
@@ -2880,7 +2865,7 @@
         <w:pStyle w:val="BodyText"/>
       </w:pPr>
       <w:r>
-        <w:t xml:space="preserve">Về thực tiễn, luận án cung cấp cơ sở để nhà hoạch định chính sách và nhà quản trị doanh nghiệp tại từng bối cảnh ICRV cụ thể hiệu chỉnh chiến lược quốc tế hóa phù hợp — không áp dụng máy móc bài học từ Singapore hay Nhật Bản vào bối cảnh Việt Nam hay SIDS, mà nhận ra sự phụ thuộc bối cảnh như là nguyên lý căn bản trong hoạch định chiến lược quốc tế hóa.</w:t>
+        <w:t xml:space="preserve">Về thực tiễn, luận án cung cấp cơ sở để nhà hoạch định chính sách và nhà quản trị doanh nghiệp tại từng bối cảnh ICRV cụ thể hiệu chỉnh chiến lược quốc tế hóa phù hợp, không áp dụng máy móc bài học từ Singapore hay Nhật Bản vào bối cảnh Việt Nam hay SIDS, mà nhận ra sự phụ thuộc bối cảnh như là nguyên lý căn bản trong hoạch định chiến lược quốc tế hóa.</w:t>
       </w:r>
     </w:p>
     <w:bookmarkEnd w:id="46"/>
@@ -2911,7 +2896,7 @@
         <w:t xml:space="preserve">có, thường là như vậy, nhưng không phải lúc nào, và không phải ở mọi nơi</w:t>
       </w:r>
       <w:r>
-        <w:t xml:space="preserve">. Giới hạn của lợi ích là có thực, phụ thuộc vào bối cảnh thể chế, và trong trường hợp SIDS, quốc tế hóa bắt buộc có thể gây ra thiệt hại. Hiểu biết này — rằng quan hệ I–P là quan hệ có điều kiện theo thể chế, không phải quan hệ phổ quát — là đóng góp cốt lõi mà luận án mang lại cho khoa học quản trị kinh doanh quốc tế.</w:t>
+        <w:t xml:space="preserve">. Giới hạn của lợi ích là có thực, phụ thuộc vào bối cảnh thể chế, và trong trường hợp SIDS, quốc tế hóa bắt buộc có thể gây ra thiệt hại. Hiểu biết này, rằng quan hệ I–P là quan hệ có điều kiện theo thể chế, không phải quan hệ phổ quát, là đóng góp cốt lõi mà luận án mang lại cho khoa học quản trị kinh doanh quốc tế.</w:t>
       </w:r>
     </w:p>
     <w:p>
@@ -2924,10 +2909,7 @@
     <w:bookmarkEnd w:id="47"/>
     <w:bookmarkEnd w:id="48"/>
     <w:bookmarkEnd w:id="49"/>
-    <w:sectPr>
-      <w:pgSz w:h="16838" w:w="11906"/>
-      <w:pgMar w:bottom="1134" w:left="1701" w:right="1134" w:top="1134"/>
-    </w:sectPr>
+    <w:sectPr/>
   </w:body>
 </w:document>
 </file>
@@ -3142,59 +3124,29 @@
   <w:style w:default="1" w:styleId="Normal" w:type="paragraph">
     <w:name w:val="Normal"/>
     <w:qFormat/>
-    <w:pPr>
-      <w:spacing w:line="360" w:lineRule="auto"/>
-      <w:jc w:val="both"/>
-    </w:pPr>
-    <w:rPr>
-      <w:rFonts w:ascii="Times New Roman" w:eastAsia="Times New Roman" w:hAnsi="Times New Roman"/>
-      <w:color w:val="000000"/>
-      <w:sz w:val="26"/>
-    </w:rPr>
   </w:style>
   <w:style w:styleId="BodyText" w:type="paragraph">
     <w:name w:val="Body Text"/>
     <w:basedOn w:val="Normal"/>
     <w:link w:val="BodyTextChar"/>
     <w:pPr>
-      <w:spacing w:after="180" w:before="180" w:line="360" w:lineRule="auto"/>
-      <w:jc w:val="both"/>
+      <w:spacing w:after="180" w:before="180"/>
     </w:pPr>
     <w:qFormat/>
-    <w:rPr>
-      <w:rFonts w:ascii="Times New Roman" w:eastAsia="Times New Roman" w:hAnsi="Times New Roman"/>
-      <w:color w:val="000000"/>
-      <w:sz w:val="26"/>
-    </w:rPr>
   </w:style>
   <w:style w:customStyle="1" w:styleId="FirstParagraph" w:type="paragraph">
     <w:name w:val="First Paragraph"/>
     <w:basedOn w:val="BodyText"/>
     <w:next w:val="BodyText"/>
     <w:qFormat/>
-    <w:pPr>
-      <w:spacing w:line="360" w:lineRule="auto"/>
-      <w:jc w:val="both"/>
-    </w:pPr>
-    <w:rPr>
-      <w:rFonts w:ascii="Times New Roman" w:eastAsia="Times New Roman" w:hAnsi="Times New Roman"/>
-      <w:color w:val="000000"/>
-      <w:sz w:val="26"/>
-    </w:rPr>
   </w:style>
   <w:style w:customStyle="1" w:styleId="Compact" w:type="paragraph">
     <w:name w:val="Compact"/>
     <w:basedOn w:val="BodyText"/>
     <w:qFormat/>
     <w:pPr>
-      <w:spacing w:after="36" w:before="36" w:line="360" w:lineRule="auto"/>
-      <w:jc w:val="both"/>
+      <w:spacing w:after="36" w:before="36"/>
     </w:pPr>
-    <w:rPr>
-      <w:rFonts w:ascii="Times New Roman" w:eastAsia="Times New Roman" w:hAnsi="Times New Roman"/>
-      <w:color w:val="000000"/>
-      <w:sz w:val="26"/>
-    </w:rPr>
   </w:style>
   <w:style w:styleId="Title" w:type="paragraph">
     <w:name w:val="Title"/>
@@ -3204,15 +3156,15 @@
     <w:pPr>
       <w:keepNext/>
       <w:keepLines/>
-      <w:spacing w:after="240" w:before="480" w:line="360" w:lineRule="auto"/>
-      <w:jc w:val="both"/>
+      <w:spacing w:after="240" w:before="480"/>
+      <w:jc w:val="center"/>
     </w:pPr>
     <w:rPr>
-      <w:rFonts w:ascii="Times New Roman" w:asciiTheme="majorHAnsi" w:cstheme="majorBidi" w:eastAsia="Times New Roman" w:eastAsiaTheme="majorEastAsia" w:hAnsi="Times New Roman" w:hAnsiTheme="majorHAnsi"/>
+      <w:rFonts w:asciiTheme="majorHAnsi" w:cstheme="majorBidi" w:eastAsiaTheme="majorEastAsia" w:hAnsiTheme="majorHAnsi"/>
       <w:b/>
       <w:bCs/>
-      <w:color w:val="000000"/>
-      <w:sz w:val="26"/>
+      <w:color w:themeColor="accent1" w:themeShade="B5" w:val="345A8A"/>
+      <w:sz w:val="36"/>
       <w:szCs w:val="36"/>
     </w:rPr>
   </w:style>
@@ -3224,13 +3176,11 @@
     <w:pPr>
       <w:keepNext/>
       <w:keepLines/>
-      <w:spacing w:after="240" w:before="240" w:line="360" w:lineRule="auto"/>
-      <w:jc w:val="both"/>
+      <w:spacing w:after="240" w:before="240"/>
+      <w:jc w:val="center"/>
     </w:pPr>
     <w:rPr>
-      <w:rFonts w:ascii="Times New Roman" w:eastAsia="Times New Roman" w:hAnsi="Times New Roman"/>
-      <w:color w:val="000000"/>
-      <w:sz w:val="26"/>
+      <w:sz w:val="30"/>
       <w:szCs w:val="30"/>
     </w:rPr>
   </w:style>
@@ -3241,14 +3191,8 @@
     <w:pPr>
       <w:keepNext/>
       <w:keepLines/>
-      <w:spacing w:line="360" w:lineRule="auto"/>
-      <w:jc w:val="both"/>
+      <w:jc w:val="center"/>
     </w:pPr>
-    <w:rPr>
-      <w:rFonts w:ascii="Times New Roman" w:eastAsia="Times New Roman" w:hAnsi="Times New Roman"/>
-      <w:color w:val="000000"/>
-      <w:sz w:val="26"/>
-    </w:rPr>
   </w:style>
   <w:style w:styleId="Date" w:type="paragraph">
     <w:name w:val="Date"/>
@@ -3257,14 +3201,8 @@
     <w:pPr>
       <w:keepNext/>
       <w:keepLines/>
-      <w:spacing w:line="360" w:lineRule="auto"/>
-      <w:jc w:val="both"/>
+      <w:jc w:val="center"/>
     </w:pPr>
-    <w:rPr>
-      <w:rFonts w:ascii="Times New Roman" w:eastAsia="Times New Roman" w:hAnsi="Times New Roman"/>
-      <w:color w:val="000000"/>
-      <w:sz w:val="26"/>
-    </w:rPr>
   </w:style>
   <w:style w:customStyle="1" w:styleId="AbstractTitle" w:type="paragraph">
     <w:name w:val="Abstract Title"/>
@@ -3274,15 +3212,15 @@
     <w:pPr>
       <w:keepNext/>
       <w:keepLines/>
-      <w:jc w:val="both"/>
-      <w:spacing w:after="0" w:before="300" w:line="360" w:lineRule="auto"/>
+      <w:jc w:val="center"/>
+      <w:spacing w:after="0" w:before="300"/>
     </w:pPr>
     <w:rPr>
-      <w:color w:val="000000"/>
-      <w:sz w:val="26"/>
+      <w:sz w:val="20"/>
       <w:szCs w:val="20"/>
-      <w:rFonts w:ascii="Times New Roman" w:eastAsia="Times New Roman" w:hAnsi="Times New Roman"/>
       <w:b/>
+      <w:color w:val="345A8A"/>
+      &gt;
     </w:rPr>
   </w:style>
   <w:style w:customStyle="1" w:styleId="Abstract" w:type="paragraph">
@@ -3293,13 +3231,10 @@
     <w:pPr>
       <w:keepNext/>
       <w:keepLines/>
-      <w:spacing w:after="300" w:before="100" w:line="360" w:lineRule="auto"/>
-      <w:jc w:val="both"/>
+      <w:spacing w:after="300" w:before="100"/>
     </w:pPr>
     <w:rPr>
-      <w:rFonts w:ascii="Times New Roman" w:eastAsia="Times New Roman" w:hAnsi="Times New Roman"/>
-      <w:color w:val="000000"/>
-      <w:sz w:val="26"/>
+      <w:sz w:val="20"/>
       <w:szCs w:val="20"/>
     </w:rPr>
   </w:style>
@@ -3308,15 +3243,8 @@
     <w:basedOn w:val="Normal"/>
     <w:next w:val="Bibliography"/>
     <w:qFormat/>
-    <w:pPr>
-      <w:spacing w:line="360" w:lineRule="auto"/>
-      <w:jc w:val="both"/>
-    </w:pPr>
-    <w:rPr>
-      <w:rFonts w:ascii="Times New Roman" w:eastAsia="Times New Roman" w:hAnsi="Times New Roman"/>
-      <w:color w:val="000000"/>
-      <w:sz w:val="26"/>
-    </w:rPr>
+    <w:pPr/>
+    <w:rPr/>
   </w:style>
   <w:style w:styleId="Heading1" w:type="paragraph">
     <w:name w:val="Heading 1"/>
@@ -3327,16 +3255,15 @@
     <w:pPr>
       <w:keepNext/>
       <w:keepLines/>
-      <w:spacing w:after="0" w:before="480" w:line="360" w:lineRule="auto"/>
-      <w:jc w:val="both"/>
+      <w:spacing w:after="0" w:before="480"/>
       <w:outlineLvl w:val="0"/>
     </w:pPr>
     <w:rPr>
-      <w:rFonts w:ascii="Times New Roman" w:asciiTheme="majorHAnsi" w:cstheme="majorBidi" w:eastAsia="Times New Roman" w:eastAsiaTheme="majorEastAsia" w:hAnsi="Times New Roman" w:hAnsiTheme="majorHAnsi"/>
+      <w:rFonts w:asciiTheme="majorHAnsi" w:cstheme="majorBidi" w:eastAsiaTheme="majorEastAsia" w:hAnsiTheme="majorHAnsi"/>
       <w:b/>
       <w:bCs/>
-      <w:color w:val="000000"/>
-      <w:sz w:val="26"/>
+      <w:color w:themeColor="accent1" w:val="4F81BD"/>
+      <w:sz w:val="32"/>
       <w:szCs w:val="32"/>
     </w:rPr>
   </w:style>
@@ -3350,16 +3277,15 @@
     <w:pPr>
       <w:keepNext/>
       <w:keepLines/>
-      <w:spacing w:after="0" w:before="200" w:line="360" w:lineRule="auto"/>
-      <w:jc w:val="both"/>
+      <w:spacing w:after="0" w:before="200"/>
       <w:outlineLvl w:val="1"/>
     </w:pPr>
     <w:rPr>
-      <w:rFonts w:ascii="Times New Roman" w:asciiTheme="majorHAnsi" w:cstheme="majorBidi" w:eastAsia="Times New Roman" w:eastAsiaTheme="majorEastAsia" w:hAnsi="Times New Roman" w:hAnsiTheme="majorHAnsi"/>
+      <w:rFonts w:asciiTheme="majorHAnsi" w:cstheme="majorBidi" w:eastAsiaTheme="majorEastAsia" w:hAnsiTheme="majorHAnsi"/>
       <w:b/>
       <w:bCs/>
-      <w:color w:val="000000"/>
-      <w:sz w:val="26"/>
+      <w:color w:themeColor="accent1" w:val="4F81BD"/>
+      <w:sz w:val="28"/>
       <w:szCs w:val="28"/>
     </w:rPr>
   </w:style>
@@ -3373,16 +3299,15 @@
     <w:pPr>
       <w:keepNext/>
       <w:keepLines/>
-      <w:spacing w:after="0" w:before="200" w:line="360" w:lineRule="auto"/>
-      <w:jc w:val="both"/>
+      <w:spacing w:after="0" w:before="200"/>
       <w:outlineLvl w:val="2"/>
     </w:pPr>
     <w:rPr>
-      <w:rFonts w:ascii="Times New Roman" w:asciiTheme="majorHAnsi" w:cstheme="majorBidi" w:eastAsia="Times New Roman" w:eastAsiaTheme="majorEastAsia" w:hAnsi="Times New Roman" w:hAnsiTheme="majorHAnsi"/>
+      <w:rFonts w:asciiTheme="majorHAnsi" w:cstheme="majorBidi" w:eastAsiaTheme="majorEastAsia" w:hAnsiTheme="majorHAnsi"/>
       <w:b/>
       <w:bCs/>
-      <w:color w:val="000000"/>
-      <w:sz w:val="26"/>
+      <w:color w:themeColor="accent1" w:val="4F81BD"/>
+      <w:sz w:val="24"/>
       <w:szCs w:val="24"/>
     </w:rPr>
   </w:style>
@@ -3396,16 +3321,15 @@
     <w:pPr>
       <w:keepNext/>
       <w:keepLines/>
-      <w:spacing w:after="0" w:before="200" w:line="360" w:lineRule="auto"/>
-      <w:jc w:val="both"/>
+      <w:spacing w:after="0" w:before="200"/>
       <w:outlineLvl w:val="3"/>
     </w:pPr>
     <w:rPr>
-      <w:rFonts w:ascii="Times New Roman" w:asciiTheme="majorHAnsi" w:cstheme="majorBidi" w:eastAsia="Times New Roman" w:eastAsiaTheme="majorEastAsia" w:hAnsi="Times New Roman" w:hAnsiTheme="majorHAnsi"/>
+      <w:rFonts w:asciiTheme="majorHAnsi" w:cstheme="majorBidi" w:eastAsiaTheme="majorEastAsia" w:hAnsiTheme="majorHAnsi"/>
       <w:i/>
       <w:bCs/>
-      <w:color w:val="000000"/>
-      <w:sz w:val="26"/>
+      <w:color w:themeColor="accent1" w:val="4F81BD"/>
+      <w:sz w:val="24"/>
       <w:szCs w:val="24"/>
     </w:rPr>
   </w:style>
@@ -3419,15 +3343,14 @@
     <w:pPr>
       <w:keepNext/>
       <w:keepLines/>
-      <w:spacing w:after="0" w:before="200" w:line="360" w:lineRule="auto"/>
-      <w:jc w:val="both"/>
+      <w:spacing w:after="0" w:before="200"/>
       <w:outlineLvl w:val="4"/>
     </w:pPr>
     <w:rPr>
-      <w:rFonts w:ascii="Times New Roman" w:asciiTheme="majorHAnsi" w:cstheme="majorBidi" w:eastAsia="Times New Roman" w:eastAsiaTheme="majorEastAsia" w:hAnsi="Times New Roman" w:hAnsiTheme="majorHAnsi"/>
+      <w:rFonts w:asciiTheme="majorHAnsi" w:cstheme="majorBidi" w:eastAsiaTheme="majorEastAsia" w:hAnsiTheme="majorHAnsi"/>
       <w:iCs/>
-      <w:color w:val="000000"/>
-      <w:sz w:val="26"/>
+      <w:color w:themeColor="accent1" w:val="4F81BD"/>
+      <w:sz w:val="24"/>
       <w:szCs w:val="24"/>
     </w:rPr>
   </w:style>
@@ -3441,14 +3364,13 @@
     <w:pPr>
       <w:keepNext/>
       <w:keepLines/>
-      <w:spacing w:after="0" w:before="200" w:line="360" w:lineRule="auto"/>
-      <w:jc w:val="both"/>
+      <w:spacing w:after="0" w:before="200"/>
       <w:outlineLvl w:val="5"/>
     </w:pPr>
     <w:rPr>
-      <w:rFonts w:ascii="Times New Roman" w:asciiTheme="majorHAnsi" w:cstheme="majorBidi" w:eastAsia="Times New Roman" w:eastAsiaTheme="majorEastAsia" w:hAnsi="Times New Roman" w:hAnsiTheme="majorHAnsi"/>
-      <w:color w:val="000000"/>
-      <w:sz w:val="26"/>
+      <w:rFonts w:asciiTheme="majorHAnsi" w:cstheme="majorBidi" w:eastAsiaTheme="majorEastAsia" w:hAnsiTheme="majorHAnsi"/>
+      <w:color w:themeColor="accent1" w:val="4F81BD"/>
+      <w:sz w:val="24"/>
       <w:szCs w:val="24"/>
     </w:rPr>
   </w:style>
@@ -3462,14 +3384,13 @@
     <w:pPr>
       <w:keepNext/>
       <w:keepLines/>
-      <w:spacing w:after="0" w:before="200" w:line="360" w:lineRule="auto"/>
-      <w:jc w:val="both"/>
+      <w:spacing w:after="0" w:before="200"/>
       <w:outlineLvl w:val="6"/>
     </w:pPr>
     <w:rPr>
-      <w:rFonts w:ascii="Times New Roman" w:asciiTheme="majorHAnsi" w:cstheme="majorBidi" w:eastAsia="Times New Roman" w:eastAsiaTheme="majorEastAsia" w:hAnsi="Times New Roman" w:hAnsiTheme="majorHAnsi"/>
-      <w:color w:val="000000"/>
-      <w:sz w:val="26"/>
+      <w:rFonts w:asciiTheme="majorHAnsi" w:cstheme="majorBidi" w:eastAsiaTheme="majorEastAsia" w:hAnsiTheme="majorHAnsi"/>
+      <w:color w:themeColor="accent1" w:val="4F81BD"/>
+      <w:sz w:val="24"/>
       <w:szCs w:val="24"/>
     </w:rPr>
   </w:style>
@@ -3483,14 +3404,13 @@
     <w:pPr>
       <w:keepNext/>
       <w:keepLines/>
-      <w:spacing w:after="0" w:before="200" w:line="360" w:lineRule="auto"/>
-      <w:jc w:val="both"/>
+      <w:spacing w:after="0" w:before="200"/>
       <w:outlineLvl w:val="7"/>
     </w:pPr>
     <w:rPr>
-      <w:rFonts w:ascii="Times New Roman" w:asciiTheme="majorHAnsi" w:cstheme="majorBidi" w:eastAsia="Times New Roman" w:eastAsiaTheme="majorEastAsia" w:hAnsi="Times New Roman" w:hAnsiTheme="majorHAnsi"/>
-      <w:color w:val="000000"/>
-      <w:sz w:val="26"/>
+      <w:rFonts w:asciiTheme="majorHAnsi" w:cstheme="majorBidi" w:eastAsiaTheme="majorEastAsia" w:hAnsiTheme="majorHAnsi"/>
+      <w:color w:themeColor="accent1" w:val="4F81BD"/>
+      <w:sz w:val="24"/>
       <w:szCs w:val="24"/>
     </w:rPr>
   </w:style>
@@ -3504,14 +3424,13 @@
     <w:pPr>
       <w:keepNext/>
       <w:keepLines/>
-      <w:spacing w:after="0" w:before="200" w:line="360" w:lineRule="auto"/>
-      <w:jc w:val="both"/>
+      <w:spacing w:after="0" w:before="200"/>
       <w:outlineLvl w:val="8"/>
     </w:pPr>
     <w:rPr>
-      <w:rFonts w:ascii="Times New Roman" w:asciiTheme="majorHAnsi" w:cstheme="majorBidi" w:eastAsia="Times New Roman" w:eastAsiaTheme="majorEastAsia" w:hAnsi="Times New Roman" w:hAnsiTheme="majorHAnsi"/>
-      <w:color w:val="000000"/>
-      <w:sz w:val="26"/>
+      <w:rFonts w:asciiTheme="majorHAnsi" w:cstheme="majorBidi" w:eastAsiaTheme="majorEastAsia" w:hAnsiTheme="majorHAnsi"/>
+      <w:color w:themeColor="accent1" w:val="4F81BD"/>
+      <w:sz w:val="24"/>
       <w:szCs w:val="24"/>
     </w:rPr>
   </w:style>
@@ -3523,15 +3442,9 @@
     <w:unhideWhenUsed/>
     <w:qFormat/>
     <w:pPr>
-      <w:spacing w:after="100" w:before="100" w:line="360" w:lineRule="auto"/>
+      <w:spacing w:after="100" w:before="100"/>
       <w:ind w:firstLine="0" w:left="480" w:right="480"/>
-      <w:jc w:val="both"/>
     </w:pPr>
-    <w:rPr>
-      <w:rFonts w:ascii="Times New Roman" w:eastAsia="Times New Roman" w:hAnsi="Times New Roman"/>
-      <w:color w:val="000000"/>
-      <w:sz w:val="26"/>
-    </w:rPr>
   </w:style>
   <w:style w:styleId="FootnoteText" w:type="paragraph">
     <w:name w:val="Footnote Text"/>
@@ -3540,25 +3453,11 @@
     <w:uiPriority w:val="9"/>
     <w:unhideWhenUsed/>
     <w:qFormat/>
-    <w:pPr>
-      <w:spacing w:line="360" w:lineRule="auto"/>
-      <w:jc w:val="both"/>
-    </w:pPr>
-    <w:rPr>
-      <w:rFonts w:ascii="Times New Roman" w:eastAsia="Times New Roman" w:hAnsi="Times New Roman"/>
-      <w:color w:val="000000"/>
-      <w:sz w:val="26"/>
-    </w:rPr>
   </w:style>
   <w:style w:default="1" w:styleId="DefaultParagraphFont" w:type="character">
     <w:name w:val="Default Paragraph Font"/>
     <w:semiHidden/>
     <w:unhideWhenUsed/>
-    <w:rPr>
-      <w:rFonts w:ascii="Times New Roman" w:eastAsia="Times New Roman" w:hAnsi="Times New Roman"/>
-      <w:color w:val="000000"/>
-      <w:sz w:val="26"/>
-    </w:rPr>
   </w:style>
   <w:style w:default="1" w:styleId="Table" w:type="table">
     <w:name w:val="Table"/>
@@ -3566,15 +3465,6 @@
     <w:semiHidden/>
     <w:unhideWhenUsed/>
     <w:qFormat/>
-    <w:pPr>
-      <w:spacing w:line="360" w:lineRule="auto"/>
-      <w:jc w:val="both"/>
-    </w:pPr>
-    <w:rPr>
-      <w:rFonts w:ascii="Times New Roman" w:eastAsia="Times New Roman" w:hAnsi="Times New Roman"/>
-      <w:color w:val="000000"/>
-      <w:sz w:val="26"/>
-    </w:rPr>
     <w:tblPr>
       <w:tblInd w:type="dxa" w:w="0"/>
       <w:tblCellMar>
@@ -3607,42 +3497,25 @@
     <w:pPr>
       <w:keepNext/>
       <w:keepLines/>
-      <w:spacing w:after="0" w:line="360" w:lineRule="auto"/>
-      <w:jc w:val="both"/>
+      <w:spacing w:after="0"/>
     </w:pPr>
     <w:rPr>
-      <w:rFonts w:ascii="Times New Roman" w:eastAsia="Times New Roman" w:hAnsi="Times New Roman"/>
       <w:b/>
-      <w:color w:val="000000"/>
-      <w:sz w:val="26"/>
     </w:rPr>
   </w:style>
   <w:style w:customStyle="1" w:styleId="Definition" w:type="paragraph">
     <w:name w:val="Definition"/>
     <w:basedOn w:val="Normal"/>
-    <w:pPr>
-      <w:spacing w:line="360" w:lineRule="auto"/>
-      <w:jc w:val="both"/>
-    </w:pPr>
-    <w:rPr>
-      <w:rFonts w:ascii="Times New Roman" w:eastAsia="Times New Roman" w:hAnsi="Times New Roman"/>
-      <w:color w:val="000000"/>
-      <w:sz w:val="26"/>
-    </w:rPr>
   </w:style>
   <w:style w:styleId="Caption" w:type="paragraph">
     <w:name w:val="Caption"/>
     <w:basedOn w:val="Normal"/>
     <w:link w:val="BodyTextChar"/>
     <w:pPr>
-      <w:spacing w:after="120" w:before="0" w:line="360" w:lineRule="auto"/>
-      <w:jc w:val="both"/>
+      <w:spacing w:after="120" w:before="0"/>
     </w:pPr>
     <w:rPr>
-      <w:rFonts w:ascii="Times New Roman" w:eastAsia="Times New Roman" w:hAnsi="Times New Roman"/>
       <w:i/>
-      <w:color w:val="000000"/>
-      <w:sz w:val="26"/>
     </w:rPr>
   </w:style>
   <w:style w:customStyle="1" w:styleId="TableCaption" w:type="paragraph">
@@ -3650,90 +3523,44 @@
     <w:basedOn w:val="Caption"/>
     <w:pPr>
       <w:keepNext/>
-      <w:spacing w:line="360" w:lineRule="auto"/>
-      <w:jc w:val="both"/>
     </w:pPr>
-    <w:rPr>
-      <w:rFonts w:ascii="Times New Roman" w:eastAsia="Times New Roman" w:hAnsi="Times New Roman"/>
-      <w:color w:val="000000"/>
-      <w:sz w:val="26"/>
-    </w:rPr>
   </w:style>
   <w:style w:customStyle="1" w:styleId="ImageCaption" w:type="paragraph">
     <w:name w:val="Image Caption"/>
     <w:basedOn w:val="Caption"/>
-    <w:pPr>
-      <w:spacing w:line="360" w:lineRule="auto"/>
-      <w:jc w:val="both"/>
-    </w:pPr>
-    <w:rPr>
-      <w:rFonts w:ascii="Times New Roman" w:eastAsia="Times New Roman" w:hAnsi="Times New Roman"/>
-      <w:color w:val="000000"/>
-      <w:sz w:val="26"/>
-    </w:rPr>
   </w:style>
   <w:style w:customStyle="1" w:styleId="Figure" w:type="paragraph">
     <w:name w:val="Figure"/>
     <w:basedOn w:val="Normal"/>
-    <w:pPr>
-      <w:spacing w:line="360" w:lineRule="auto"/>
-      <w:jc w:val="both"/>
-    </w:pPr>
-    <w:rPr>
-      <w:rFonts w:ascii="Times New Roman" w:eastAsia="Times New Roman" w:hAnsi="Times New Roman"/>
-      <w:color w:val="000000"/>
-      <w:sz w:val="26"/>
-    </w:rPr>
   </w:style>
   <w:style w:customStyle="1" w:styleId="CaptionedFigure" w:type="paragraph">
     <w:name w:val="Captioned Figure"/>
     <w:basedOn w:val="Figure"/>
     <w:pPr>
       <w:keepNext/>
-      <w:spacing w:line="360" w:lineRule="auto"/>
-      <w:jc w:val="both"/>
     </w:pPr>
-    <w:rPr>
-      <w:rFonts w:ascii="Times New Roman" w:eastAsia="Times New Roman" w:hAnsi="Times New Roman"/>
-      <w:color w:val="000000"/>
-      <w:sz w:val="26"/>
-    </w:rPr>
   </w:style>
   <w:style w:customStyle="1" w:styleId="BodyTextChar" w:type="character">
     <w:name w:val="Body Text Char"/>
     <w:basedOn w:val="DefaultParagraphFont"/>
     <w:link w:val="BodyText"/>
-    <w:rPr>
-      <w:rFonts w:ascii="Times New Roman" w:eastAsia="Times New Roman" w:hAnsi="Times New Roman"/>
-      <w:color w:val="000000"/>
-      <w:sz w:val="26"/>
-    </w:rPr>
   </w:style>
   <w:style w:customStyle="1" w:styleId="VerbatimChar" w:type="character">
     <w:name w:val="Verbatim Char"/>
     <w:basedOn w:val="BodyTextChar"/>
     <w:rPr>
-      <w:rFonts w:ascii="Times New Roman" w:eastAsia="Times New Roman" w:hAnsi="Times New Roman"/>
-      <w:color w:val="000000"/>
-      <w:sz w:val="26"/>
+      <w:rFonts w:ascii="Consolas" w:hAnsi="Consolas"/>
+      <w:sz w:val="22"/>
     </w:rPr>
   </w:style>
   <w:style w:customStyle="1" w:styleId="SectionNumber" w:type="character">
     <w:name w:val="Section Number"/>
     <w:basedOn w:val="BodyTextChar"/>
-    <w:rPr>
-      <w:rFonts w:ascii="Times New Roman" w:eastAsia="Times New Roman" w:hAnsi="Times New Roman"/>
-      <w:color w:val="000000"/>
-      <w:sz w:val="26"/>
-    </w:rPr>
   </w:style>
   <w:style w:styleId="FootnoteReference" w:type="character">
     <w:name w:val="Footnote Reference"/>
     <w:basedOn w:val="BodyTextChar"/>
     <w:rPr>
-      <w:rFonts w:ascii="Times New Roman" w:eastAsia="Times New Roman" w:hAnsi="Times New Roman"/>
-      <w:color w:val="000000"/>
-      <w:sz w:val="26"/>
       <w:vertAlign w:val="superscript"/>
     </w:rPr>
   </w:style>
@@ -3741,9 +3568,7 @@
     <w:name w:val="Hyperlink"/>
     <w:basedOn w:val="BodyTextChar"/>
     <w:rPr>
-      <w:rFonts w:ascii="Times New Roman" w:eastAsia="Times New Roman" w:hAnsi="Times New Roman"/>
-      <w:color w:val="000000"/>
-      <w:sz w:val="26"/>
+      <w:color w:themeColor="accent1" w:val="4F81BD"/>
     </w:rPr>
   </w:style>
   <w:style w:styleId="TOCHeading" w:type="paragraph">
@@ -3754,16 +3579,14 @@
     <w:unhideWhenUsed/>
     <w:qFormat/>
     <w:pPr>
-      <w:spacing w:before="240" w:line="360" w:lineRule="auto"/>
-      <w:jc w:val="both"/>
+      <w:spacing w:before="240" w:line="259" w:lineRule="auto"/>
       <w:outlineLvl w:val="9"/>
     </w:pPr>
     <w:rPr>
-      <w:rFonts w:ascii="Times New Roman" w:asciiTheme="majorHAnsi" w:cstheme="majorBidi" w:eastAsia="Times New Roman" w:eastAsiaTheme="majorEastAsia" w:hAnsi="Times New Roman" w:hAnsiTheme="majorHAnsi"/>
+      <w:rFonts w:asciiTheme="majorHAnsi" w:cstheme="majorBidi" w:eastAsiaTheme="majorEastAsia" w:hAnsiTheme="majorHAnsi"/>
       <w:b w:val="0"/>
       <w:bCs w:val="0"/>
-      <w:color w:val="000000"/>
-      <w:sz w:val="26"/>
+      <w:color w:themeColor="accent1" w:themeShade="BF" w:val="365F91"/>
     </w:rPr>
   </w:style>
   <w:style w:type="paragraph" w:customStyle="1" w:styleId="SourceCode">

--- a/dist/luan_an_ctu/chuong_5_ket_luan_de_xuat_vi.docx
+++ b/dist/luan_an_ctu/chuong_5_ket_luan_de_xuat_vi.docx
@@ -52,13 +52,13 @@
         <w:t xml:space="preserve">5.1 Bàn luận kết quả theo khung lý thuyết CDCM</w:t>
       </w:r>
     </w:p>
-    <w:bookmarkStart w:id="21" w:name="Xde87deb2a7ffdc941acc39b4361b02e12a81092"/>
+    <w:bookmarkStart w:id="21" w:name="X751baa465f16b11eec18b61295bd32c9b23dafc"/>
     <w:p>
       <w:pPr>
         <w:pStyle w:val="Heading3"/>
       </w:pPr>
       <w:r>
-        <w:t xml:space="preserve">5.1.1 ICRV Gradient, Xác nhận H5 và tầng thể chế của CDCM</w:t>
+        <w:t xml:space="preserve">5.1.1 ICRV Gradient — Xác nhận H5 và tầng thể chế của CDCM</w:t>
       </w:r>
     </w:p>
     <w:p>
@@ -76,10 +76,10 @@
           <w:bCs/>
           <w:b/>
         </w:rPr>
-        <w:t xml:space="preserve">gradient ICRV (Biến thiên chế độ bối cảnh thể chế, Institutional Context Regime Variation)</w:t>
-      </w:r>
-      <w:r>
-        <w:t xml:space="preserve">: cùng một mức độ quốc tế hóa (FSTS) mang lại hiệu quả rất khác nhau tùy thuộc vào chế độ thể chế mà doanh nghiệp hoạt động. Bằng chứng từ hai nguồn độc lập, phân tích meta-analytic (P6,</w:t>
+        <w:t xml:space="preserve">gradient ICRV (Biến thiên chế độ bối cảnh thể chế — Institutional Context Regime Variation)</w:t>
+      </w:r>
+      <w:r>
+        <w:t xml:space="preserve">: cùng một mức độ quốc tế hóa (FSTS) mang lại hiệu quả rất khác nhau tùy thuộc vào chế độ thể chế mà doanh nghiệp hoạt động. Bằng chứng từ hai nguồn độc lập — phân tích meta-analytic (P6,</w:t>
       </w:r>
       <w:r>
         <w:t xml:space="preserve"> </w:t>
@@ -189,7 +189,7 @@
         <w:t xml:space="preserve"> </w:t>
       </w:r>
       <w:r>
-        <w:t xml:space="preserve">quan sát từ 49 nền kinh tế), đều chỉ đến cùng một kết luận: điểm uốn (turning point) của quan hệ I–P</w:t>
+        <w:t xml:space="preserve">quan sát từ 49 nền kinh tế) — đều chỉ đến cùng một kết luận: điểm uốn (turning point) của quan hệ I–P</w:t>
       </w:r>
       <w:r>
         <w:t xml:space="preserve"> </w:t>
@@ -205,7 +205,7 @@
         <w:t xml:space="preserve"> </w:t>
       </w:r>
       <w:r>
-        <w:t xml:space="preserve">từ SIDS/Frontier (~55% FSTS) xuống Emerging, Upper-middle, Advanced Resource, và Advanced Innovation (~28% FSTS). Hay nói cách khác, nền kinh tế thể chế mạnh hơn đạt đỉnh hiệu quả xuất khẩu tại mức FSTS thấp hơn, doanh nghiệp không cần quốc tế hóa sâu để khai thác lợi thế cạnh tranh khi thể chế hỗ trợ đã vận hành tốt.</w:t>
+        <w:t xml:space="preserve">từ SIDS/Frontier (~55% FSTS) xuống Emerging, Upper-middle, Advanced Resource, và Advanced Innovation (~28% FSTS). Hay nói cách khác, nền kinh tế thể chế mạnh hơn đạt đỉnh hiệu quả xuất khẩu tại mức FSTS thấp hơn — doanh nghiệp không cần quốc tế hóa sâu để khai thác lợi thế cạnh tranh khi thể chế hỗ trợ đã vận hành tốt.</w:t>
       </w:r>
     </w:p>
     <w:p>
@@ -226,7 +226,10 @@
         <w:t xml:space="preserve">cả một chế độ thể chế</w:t>
       </w:r>
       <w:r>
-        <w:t xml:space="preserve">, được vận hành hóa thành sáu sub-regime ICRV, xác định điều kiện biên cho quan hệ I–P. Institutional Theory của North (1990) và Khanna và Palepu (2010) dự đoán rằng thể chế định hình chi phí giao dịch và cấu trúc khuyến khích; kết quả ICRV gradient là biểu hiện thực nghiệm của cơ chế này ở quy mô 49 nền kinh tế châu Á và Thái Bình Dương (P7).</w:t>
+        <w:t xml:space="preserve"> </w:t>
+      </w:r>
+      <w:r>
+        <w:t xml:space="preserve">— được vận hành hóa thành sáu sub-regime ICRV — xác định điều kiện biên cho quan hệ I–P. Institutional Theory của North (1990) và Khanna và Palepu (2010) dự đoán rằng thể chế định hình chi phí giao dịch và cấu trúc khuyến khích; kết quả ICRV gradient là biểu hiện thực nghiệm của cơ chế này ở quy mô 49 nền kinh tế châu Á và Thái Bình Dương (P7).</w:t>
       </w:r>
     </w:p>
     <w:p>
@@ -264,13 +267,13 @@
       </w:r>
     </w:p>
     <w:bookmarkEnd w:id="21"/>
-    <w:bookmarkStart w:id="22" w:name="Xea00089b65c1e20135b39344b272951a34bec5f"/>
+    <w:bookmarkStart w:id="22" w:name="X49fe7c9f8cdd3930e11cda3dd359bf7233b04b5"/>
     <w:p>
       <w:pPr>
         <w:pStyle w:val="Heading3"/>
       </w:pPr>
       <w:r>
-        <w:t xml:space="preserve">5.1.2 TCI là Năng Lực Nền Tảng, Xác nhận H2</w:t>
+        <w:t xml:space="preserve">5.1.2 TCI là Năng Lực Nền Tảng — Xác nhận H2</w:t>
       </w:r>
     </w:p>
     <w:p>
@@ -310,7 +313,7 @@
         <w:t xml:space="preserve"> </w:t>
       </w:r>
       <w:r>
-        <w:t xml:space="preserve">tại bối cảnh quốc gia cụ thể (P3 Việt Nam, môi trường chuyển đổi với phân mảnh thể chế tạo điều kiện cho TCI reshaping hiệu ứng), không phổ quát trên toàn mẫu 49 nền kinh tế (P7: tương tác FSTS×TCI và FSTS²×TCI đều NS). H2 được</w:t>
+        <w:t xml:space="preserve">tại bối cảnh quốc gia cụ thể (P3 Việt Nam — môi trường chuyển đổi với phân mảnh thể chế tạo điều kiện cho TCI reshaping hiệu ứng), không phổ quát trên toàn mẫu 49 nền kinh tế (P7: tương tác FSTS×TCI và FSTS²×TCI đều NS). H2 được</w:t>
       </w:r>
       <w:r>
         <w:t xml:space="preserve"> </w:t>
@@ -339,7 +342,7 @@
         <w:t xml:space="preserve"> </w:t>
       </w:r>
       <w:r>
-        <w:t xml:space="preserve">(foundational capability) trong khung CDCM: doanh nghiệp có năng lực công nghệ sâu hơn, được đo bằng việc tiếp cận công nghệ nước ngoài, chi tiêu R&amp;D, đổi mới sản phẩm và chứng nhận chất lượng, tạo ra giá trị cao hơn từ cùng một mức độ quốc tế hóa.</w:t>
+        <w:t xml:space="preserve">(foundational capability) trong khung CDCM: doanh nghiệp có năng lực công nghệ sâu hơn — được đo bằng việc tiếp cận công nghệ nước ngoài, chi tiêu R&amp;D, đổi mới sản phẩm và chứng nhận chất lượng — tạo ra giá trị cao hơn từ cùng một mức độ quốc tế hóa.</w:t>
       </w:r>
     </w:p>
     <w:p>
@@ -347,17 +350,17 @@
         <w:pStyle w:val="BodyText"/>
       </w:pPr>
       <w:r>
-        <w:t xml:space="preserve">Cơ chế lý thuyết đằng sau kết quả này bắt nguồn từ Resource-Based View (Barney, 1991): TCI là nguồn lực VRIN (có giá trị, hiếm, khó sao chép, khó thay thế), do đó tạo ra lợi thế cạnh tranh bền vững ngay cả khi doanh nghiệp mở rộng ra thị trường nước ngoài với mức độ bất định cao. Năng lực công nghệ cũng tạo ra absorptive capacity (Cohen &amp; Levinthal, 1990), khả năng hấp thu và tích hợp tri thức từ thị trường nước ngoài, giúp doanh nghiệp học hỏi hiệu quả hơn trong quá trình quốc tế hóa, nhất quán với learning loop của Uppsala model (Johanson &amp; Vahlne, 1977).</w:t>
+        <w:t xml:space="preserve">Cơ chế lý thuyết đằng sau kết quả này bắt nguồn từ Resource-Based View (Barney, 1991): TCI là nguồn lực VRIN (có giá trị, hiếm, khó sao chép, khó thay thế), do đó tạo ra lợi thế cạnh tranh bền vững ngay cả khi doanh nghiệp mở rộng ra thị trường nước ngoài với mức độ bất định cao. Năng lực công nghệ cũng tạo ra absorptive capacity (Cohen &amp; Levinthal, 1990) — khả năng hấp thu và tích hợp tri thức từ thị trường nước ngoài — giúp doanh nghiệp học hỏi hiệu quả hơn trong quá trình quốc tế hóa, nhất quán với learning loop của Uppsala model (Johanson &amp; Vahlne, 1977).</w:t>
       </w:r>
     </w:p>
     <w:bookmarkEnd w:id="22"/>
-    <w:bookmarkStart w:id="23" w:name="Xc7016215fc5d1e847fb8dc50f615b482ad452c9"/>
+    <w:bookmarkStart w:id="23" w:name="Xa91918a719079ebfa81edd5c575587c3bf67faa"/>
     <w:p>
       <w:pPr>
         <w:pStyle w:val="Heading3"/>
       </w:pPr>
       <w:r>
-        <w:t xml:space="preserve">5.1.3 DAI là Nguồn Lực Tình Huống, Hỗ trợ một phần H3</w:t>
+        <w:t xml:space="preserve">5.1.3 DAI là Nguồn Lực Tình Huống — Hỗ trợ một phần H3</w:t>
       </w:r>
     </w:p>
     <w:p>
@@ -430,7 +433,7 @@
         </m:r>
       </m:oMath>
       <w:r>
-        <w:t xml:space="preserve">), khoảng 17% lợi thế năng suất cho doanh nghiệp có website. Quan trọng hơn, cả hai tương tác điều tiết đường cong đều có ý nghĩa (</w:t>
+        <w:t xml:space="preserve">) — khoảng 17% lợi thế năng suất cho doanh nghiệp có website. Quan trọng hơn, cả hai tương tác điều tiết đường cong đều có ý nghĩa (</w:t>
       </w:r>
       <m:oMath>
         <m:acc>
@@ -655,7 +658,7 @@
         </m:r>
       </m:oMath>
       <w:r>
-        <w:t xml:space="preserve">) xác nhận DAI phát huy hiệu quả mạnh hơn tại các bối cảnh thể chế yếu hơn, nhất quán với lập luận CDCM rằng DAI bù đắp cho sự vắng mặt của hạ tầng thể chế (Nhóm IV–V), thay vì chỉ khuếch đại lợi thế đã có tại Nhóm I. Tại Singapore (P4, DAI Tier-1+2), DAI phát huy rõ nhất dưới dạng amplification effect (</w:t>
+        <w:t xml:space="preserve">) xác nhận DAI phát huy hiệu quả mạnh hơn tại các bối cảnh thể chế yếu hơn — nhất quán với lập luận CDCM rằng DAI bù đắp cho sự vắng mặt của hạ tầng thể chế (Nhóm IV–V), thay vì chỉ khuếch đại lợi thế đã có tại Nhóm I. Tại Singapore (P4, DAI Tier-1+2), DAI phát huy rõ nhất dưới dạng amplification effect (</w:t>
       </w:r>
       <m:oMath>
         <m:acc>
@@ -783,7 +786,7 @@
         <w:t xml:space="preserve"> </w:t>
       </w:r>
       <w:r>
-        <w:t xml:space="preserve">(situational resource) chứ không phải năng lực nền tảng: cơ chế cụ thể của nó (compression vs amplification) phụ thuộc vào điều kiện môi trường (thể chế, cơ sở hạ tầng số), nhưng bản thân hiệu ứng DAI là</w:t>
+        <w:t xml:space="preserve">(situational resource) chứ không phải năng lực nền tảng: cơ chế cụ thể của nó (compression vs amplification) phụ thuộc vào điều kiện môi trường (thể chế, cơ sở hạ tầng số) — nhưng bản thân hiệu ứng DAI là</w:t>
       </w:r>
       <w:r>
         <w:t xml:space="preserve"> </w:t>
@@ -823,7 +826,7 @@
         <w:t xml:space="preserve"> </w:t>
       </w:r>
       <w:r>
-        <w:t xml:space="preserve">(static digital adoption index) dựa trên dữ liệu WBES tại một thời điểm, không phải "dynamic digital capability" theo nghĩa của dynamic capabilities theory (Teece et al., 1997) vì dữ liệu WBES không có đủ thang đo để đo lường tính động của năng lực số.</w:t>
+        <w:t xml:space="preserve">(static digital adoption index) dựa trên dữ liệu WBES tại một thời điểm — không phải "dynamic digital capability" theo nghĩa của dynamic capabilities theory (Teece et al., 1997) vì dữ liệu WBES không có đủ thang đo để đo lường tính động của năng lực số.</w:t>
       </w:r>
     </w:p>
     <w:p>
@@ -847,17 +850,17 @@
         <w:t xml:space="preserve"> </w:t>
       </w:r>
       <w:r>
-        <w:t xml:space="preserve">tại thể chế yếu, "digital shield effect" phát huy mạnh nhất khi nền tảng thể chế còn thiếu hụt, không phải khi thể chế đã hoàn thiện.</w:t>
+        <w:t xml:space="preserve">tại thể chế yếu — "digital shield effect" phát huy mạnh nhất khi nền tảng thể chế còn thiếu hụt, không phải khi thể chế đã hoàn thiện.</w:t>
       </w:r>
     </w:p>
     <w:bookmarkEnd w:id="23"/>
-    <w:bookmarkStart w:id="24" w:name="Xf0420b86c7ee1156fef3953a52dc3f60f0e80e4"/>
+    <w:bookmarkStart w:id="24" w:name="Xa50feea436358d6c79850f8e0ee4f310f84827b"/>
     <w:p>
       <w:pPr>
         <w:pStyle w:val="Heading3"/>
       </w:pPr>
       <w:r>
-        <w:t xml:space="preserve">5.1.4 Đặc Điểm Nhà Quản Trị là Moderator Cá Nhân, Hỗ trợ có điều kiện H4</w:t>
+        <w:t xml:space="preserve">5.1.4 Đặc Điểm Nhà Quản Trị là Moderator Cá Nhân — Hỗ trợ có điều kiện H4</w:t>
       </w:r>
     </w:p>
     <w:p>
@@ -930,7 +933,7 @@
         </m:r>
       </m:oMath>
       <w:r>
-        <w:t xml:space="preserve">) nhất quán cho thấy hiệu ứng tích cực lên hiệu quả I–P trong toàn mẫu, doanh nghiệp có top manager nữ đạt hiệu quả cao hơn từ quốc tế hóa, phù hợp với Upper Echelons Theory (Hambrick &amp; Mason, 1984) rằng đặc điểm cấp lãnh đạo định hình cách thức tổ chức nhận diện và khai thác cơ hội quốc tế.</w:t>
+        <w:t xml:space="preserve">) nhất quán cho thấy hiệu ứng tích cực lên hiệu quả I–P trong toàn mẫu — doanh nghiệp có top manager nữ đạt hiệu quả cao hơn từ quốc tế hóa, phù hợp với Upper Echelons Theory (Hambrick &amp; Mason, 1984) rằng đặc điểm cấp lãnh đạo định hình cách thức tổ chức nhận diện và khai thác cơ hội quốc tế.</w:t>
       </w:r>
     </w:p>
     <w:p>
@@ -951,7 +954,10 @@
         <w:t xml:space="preserve">đa dạng nhận thức</w:t>
       </w:r>
       <w:r>
-        <w:t xml:space="preserve">, nhà quản trị nữ thường mang lại góc nhìn khác biệt trong ra quyết định quốc tế hóa, giúp nhận diện thị trường ngách và giảm thiểu rủi ro tập trung; thứ hai,</w:t>
+        <w:t xml:space="preserve"> </w:t>
+      </w:r>
+      <w:r>
+        <w:t xml:space="preserve">— nhà quản trị nữ thường mang lại góc nhìn khác biệt trong ra quyết định quốc tế hóa, giúp nhận diện thị trường ngách và giảm thiểu rủi ro tập trung; thứ hai,</w:t>
       </w:r>
       <w:r>
         <w:t xml:space="preserve"> </w:t>
@@ -964,7 +970,10 @@
         <w:t xml:space="preserve">chuẩn mực quản trị</w:t>
       </w:r>
       <w:r>
-        <w:t xml:space="preserve">, sự hiện diện của lãnh đạo nữ tương quan với thực hành quản trị doanh nghiệp tốt hơn và minh bạch hơn, đặc biệt quan trọng trong môi trường thể chế yếu.</w:t>
+        <w:t xml:space="preserve"> </w:t>
+      </w:r>
+      <w:r>
+        <w:t xml:space="preserve">— sự hiện diện của lãnh đạo nữ tương quan với thực hành quản trị doanh nghiệp tốt hơn và minh bạch hơn, đặc biệt quan trọng trong môi trường thể chế yếu.</w:t>
       </w:r>
     </w:p>
     <w:p>
@@ -988,17 +997,17 @@
         <w:t xml:space="preserve"> </w:t>
       </w:r>
       <w:r>
-        <w:t xml:space="preserve">kinh nghiệm quốc tế (breadth vs. depth), một hạn chế đo lường trong WBES cần được khắc phục trong nghiên cứu tương lai.</w:t>
+        <w:t xml:space="preserve">kinh nghiệm quốc tế (breadth vs. depth) — một hạn chế đo lường trong WBES cần được khắc phục trong nghiên cứu tương lai.</w:t>
       </w:r>
     </w:p>
     <w:bookmarkEnd w:id="24"/>
-    <w:bookmarkStart w:id="25" w:name="Xae9cbeb2eedd873d20d1c9e96262552530937e2"/>
+    <w:bookmarkStart w:id="25" w:name="X965f3e2835fec9004e9a3f92ee374aa0d8e2a7a"/>
     <w:p>
       <w:pPr>
         <w:pStyle w:val="Heading3"/>
       </w:pPr>
       <w:r>
-        <w:t xml:space="preserve">5.1.5 FIP là Điều Kiện Biên Cực Đoan, H1b cho SIDS</w:t>
+        <w:t xml:space="preserve">5.1.5 FIP là Điều Kiện Biên Cực Đoan — H1b cho SIDS</w:t>
       </w:r>
     </w:p>
     <w:p>
@@ -1006,7 +1015,7 @@
         <w:pStyle w:val="FirstParagraph"/>
       </w:pPr>
       <w:r>
-        <w:t xml:space="preserve">Gánh nặng quốc tế hóa bắt buộc (Forced Internationalization Penalty, FIP) tại các nền kinh tế SIDS (</w:t>
+        <w:t xml:space="preserve">Gánh nặng quốc tế hóa bắt buộc (Forced Internationalization Penalty — FIP) tại các nền kinh tế SIDS (</w:t>
       </w:r>
       <m:oMath>
         <m:r>
@@ -1080,7 +1089,7 @@
         <w:t xml:space="preserve"> </w:t>
       </w:r>
       <w:r>
-        <w:t xml:space="preserve">(thể chế, năng lực, và quản trị) đều ở mức thấp: thể chế yếu, TCI thấp, DAI không phát huy tác dụng, thì quốc tế hóa không chỉ dừng ở mức không mang lại lợi ích mà còn gây tổn hại thực sự đến hiệu quả doanh nghiệp.</w:t>
+        <w:t xml:space="preserve">(thể chế, năng lực, và quản trị) đều ở mức thấp: thể chế yếu, TCI thấp, DAI không phát huy tác dụng — thì quốc tế hóa không chỉ dừng ở mức không mang lại lợi ích mà còn gây tổn hại thực sự đến hiệu quả doanh nghiệp.</w:t>
       </w:r>
     </w:p>
     <w:p>
@@ -1299,7 +1308,7 @@
         <w:t xml:space="preserve"> </w:t>
       </w:r>
       <w:r>
-        <w:t xml:space="preserve">thành 54, 1% tầng 2 và 8, 4% tầng 3 là thông tin mới mà phân tích meta đơn tầng không cung cấp. Điều này thay đổi hiểu biết về nguồn gốc của heterogeneity trong literature, vấn đề chủ yếu là</w:t>
+        <w:t xml:space="preserve">thành 54,1% tầng 2 và 8,4% tầng 3 là thông tin mới mà phân tích meta đơn tầng không cung cấp. Điều này thay đổi hiểu biết về nguồn gốc của heterogeneity trong literature — vấn đề chủ yếu là</w:t>
       </w:r>
       <w:r>
         <w:t xml:space="preserve"> </w:t>
@@ -1361,7 +1370,7 @@
         <w:t xml:space="preserve"> </w:t>
       </w:r>
       <w:r>
-        <w:t xml:space="preserve">mà phụ thuộc vào bối cảnh ICRV: từ TP ≈ 88, 6% (Singapore, Advanced Innovation; lưu ý điểm uốn này không định vị tin cậy do CI vượt ngưỡng khả thi, xem §4.3) đến TP ≈ 39, 7% (Việt Nam pooled, Lower-mid Transition), với Trung Quốc ở mức trung gian (TP ≈ 48, 78%). Không có một turning point phổ quát cho tất cả bối cảnh.</w:t>
+        <w:t xml:space="preserve">mà phụ thuộc vào bối cảnh ICRV: từ TP ≈ 88,6% (Singapore — Advanced Innovation; lưu ý điểm uốn này không định vị tin cậy do CI vượt ngưỡng khả thi, xem §4.3) đến TP ≈ 39,7% (Việt Nam pooled — Lower-mid Transition), với Trung Quốc ở mức trung gian (TP ≈ 48,78%). Không có một turning point phổ quát cho tất cả bối cảnh.</w:t>
       </w:r>
     </w:p>
     <w:p>
@@ -1376,7 +1385,7 @@
         <w:t xml:space="preserve">Thứ hai</w:t>
       </w:r>
       <w:r>
-        <w:t xml:space="preserve">, luận án xác định trường hợp biên FIP tại SIDS, không phải là S-curve hay inverted-U mà là quan hệ âm đơn điệu, điều mà cả ba-stage theory lẫn S-curve không dự báo được.</w:t>
+        <w:t xml:space="preserve">, luận án xác định trường hợp biên FIP tại SIDS — không phải là S-curve hay inverted-U mà là quan hệ âm đơn điệu — điều mà cả ba-stage theory lẫn S-curve không dự báo được.</w:t>
       </w:r>
     </w:p>
     <w:p>
@@ -1391,17 +1400,17 @@
         <w:t xml:space="preserve">Thứ ba</w:t>
       </w:r>
       <w:r>
-        <w:t xml:space="preserve">, luận án mở rộng khung phân tích từ dữ liệu doanh nghiệp Nhật Bản/đa quốc gia sang 49 nền kinh tế châu Á và Thái Bình Dương, bối cảnh underrepresented trong literature Lu và Beamish.</w:t>
+        <w:t xml:space="preserve">, luận án mở rộng khung phân tích từ dữ liệu doanh nghiệp Nhật Bản/đa quốc gia sang 49 nền kinh tế châu Á và Thái Bình Dương — bối cảnh underrepresented trong literature Lu và Beamish.</w:t>
       </w:r>
     </w:p>
     <w:bookmarkEnd w:id="28"/>
-    <w:bookmarkStart w:id="29" w:name="X7ce13c7a026601082d9f5e552d816da035bf1b5"/>
+    <w:bookmarkStart w:id="29" w:name="X0883d912591c701a2f1b2fed71cedb09e738376"/>
     <w:p>
       <w:pPr>
         <w:pStyle w:val="Heading3"/>
       </w:pPr>
       <w:r>
-        <w:t xml:space="preserve">5.2.3 Mở rộng Marano et al. (2016), ICRV thay thế binary institutional quality</w:t>
+        <w:t xml:space="preserve">5.2.3 Mở rộng Marano et al. (2016) — ICRV thay thế binary institutional quality</w:t>
       </w:r>
     </w:p>
     <w:p>
@@ -1438,7 +1447,7 @@
         <w:pStyle w:val="BodyText"/>
       </w:pPr>
       <w:r>
-        <w:t xml:space="preserve">Ngoài ra, luận án sử dụng phương pháp MARA ba tầng để phân tách cấu trúc dị biệt, một cải tiến phương pháp so với random-effects meta-analysis đơn tầng của Marano et al. (2016).</w:t>
+        <w:t xml:space="preserve">Ngoài ra, luận án sử dụng phương pháp MARA ba tầng để phân tách cấu trúc dị biệt — một cải tiến phương pháp so với random-effects meta-analysis đơn tầng của Marano et al. (2016).</w:t>
       </w:r>
     </w:p>
     <w:p>
@@ -1459,13 +1468,13 @@
         <w:t xml:space="preserve">5.3 Đóng góp lý thuyết</w:t>
       </w:r>
     </w:p>
-    <w:bookmarkStart w:id="31" w:name="X1401e9a2e6f5c6349dd4dd1aa7b38f2775b319a"/>
+    <w:bookmarkStart w:id="31" w:name="Xc6feaeb12e2f91980ada0175fe76f51b8cabb3c"/>
     <w:p>
       <w:pPr>
         <w:pStyle w:val="Heading3"/>
       </w:pPr>
       <w:r>
-        <w:t xml:space="preserve">5.3.1 CDCM, Làm rõ DAI là nguồn lực tình huống</w:t>
+        <w:t xml:space="preserve">5.3.1 CDCM — Làm rõ DAI là nguồn lực tình huống</w:t>
       </w:r>
     </w:p>
     <w:p>
@@ -1489,7 +1498,7 @@
         <w:t xml:space="preserve"> </w:t>
       </w:r>
       <w:r>
-        <w:t xml:space="preserve">trong khung CDCM. Phát hiện rằng DAI có hiệu ứng nâng mặt bằng phổ quát (β=+0.155, p&lt;.001, mẫu gộp N=84, 910 từ 49 nền kinh tế) nhưng vai trò điều tiết đường cong I–P là</w:t>
+        <w:t xml:space="preserve">trong khung CDCM. Phát hiện rằng DAI có hiệu ứng nâng mặt bằng phổ quát (β=+0.155, p&lt;.001, mẫu gộp N=84,910 từ 49 nền kinh tế) nhưng vai trò điều tiết đường cong I–P là</w:t>
       </w:r>
       <w:r>
         <w:t xml:space="preserve"> </w:t>
@@ -1518,7 +1527,10 @@
         <w:t xml:space="preserve">situational resource</w:t>
       </w:r>
       <w:r>
-        <w:t xml:space="preserve">, tài nguyên có vai trò thay đổi theo bối cảnh thể chế. Quan trọng: DAI×ICRV (p=.012) cho thấy hiệu ứng điều tiết của DAI</w:t>
+        <w:t xml:space="preserve"> </w:t>
+      </w:r>
+      <w:r>
+        <w:t xml:space="preserve">— tài nguyên có vai trò thay đổi theo bối cảnh thể chế. Quan trọng: DAI×ICRV (p=.012) cho thấy hiệu ứng điều tiết của DAI</w:t>
       </w:r>
       <w:r>
         <w:t xml:space="preserve"> </w:t>
@@ -1534,7 +1546,7 @@
         <w:t xml:space="preserve"> </w:t>
       </w:r>
       <w:r>
-        <w:t xml:space="preserve">tại các nền kinh tế thể chế yếu hơn (Frontier, SIDS), "digital shield" bù đắp cho thiếu hụt thể chế.</w:t>
+        <w:t xml:space="preserve">tại các nền kinh tế thể chế yếu hơn (Frontier, SIDS) — "digital shield" bù đắp cho thiếu hụt thể chế.</w:t>
       </w:r>
     </w:p>
     <w:p>
@@ -1558,7 +1570,7 @@
         <w:t xml:space="preserve"> </w:t>
       </w:r>
       <w:r>
-        <w:t xml:space="preserve">(Teece, 1986) với bối cảnh thể chế, nhưng theo hướng</w:t>
+        <w:t xml:space="preserve">(Teece, 1986) với bối cảnh thể chế — nhưng theo hướng</w:t>
       </w:r>
       <w:r>
         <w:t xml:space="preserve"> </w:t>
@@ -1575,13 +1587,13 @@
       </w:r>
     </w:p>
     <w:bookmarkEnd w:id="31"/>
-    <w:bookmarkStart w:id="32" w:name="X31eddd58b7a90fc1073e7609a5cfa2840df0cc5"/>
+    <w:bookmarkStart w:id="32" w:name="X792bf669d8aaad9c154022edb47ba6166013782"/>
     <w:p>
       <w:pPr>
         <w:pStyle w:val="Heading3"/>
       </w:pPr>
       <w:r>
-        <w:t xml:space="preserve">5.3.2 FIP, Khái niệm mới về trường hợp biên cho SIDS</w:t>
+        <w:t xml:space="preserve">5.3.2 FIP — Khái niệm mới về trường hợp biên cho SIDS</w:t>
       </w:r>
     </w:p>
     <w:p>
@@ -1602,7 +1614,10 @@
         <w:t xml:space="preserve">Forced Internationalization Penalty (FIP)</w:t>
       </w:r>
       <w:r>
-        <w:t xml:space="preserve">, một construct lý thuyết mới chưa được định danh trong literature kinh doanh quốc tế, như một hiện tượng lý thuyết độc lập, khác biệt về bản chất với "phase 1 downward slope" trong S-curve theory. FIP không phải là giai đoạn đầu của quá trình học hỏi (learning costs) như mô hình Uppsala dự đoán, mà là một trạng thái cấu trúc bất lợi dài hạn: doanh nghiệp SIDS phải xuất khẩu để tồn tại (do thị trường nội địa quá nhỏ) nhưng không có năng lực và môi trường để đạt lợi thế từ xuất khẩu.</w:t>
+        <w:t xml:space="preserve"> </w:t>
+      </w:r>
+      <w:r>
+        <w:t xml:space="preserve">— một construct lý thuyết mới chưa được định danh trong literature kinh doanh quốc tế — như một hiện tượng lý thuyết độc lập, khác biệt về bản chất với "phase 1 downward slope" trong S-curve theory. FIP không phải là giai đoạn đầu của quá trình học hỏi (learning costs) như mô hình Uppsala dự đoán, mà là một trạng thái cấu trúc bất lợi dài hạn: doanh nghiệp SIDS phải xuất khẩu để tồn tại (do thị trường nội địa quá nhỏ) nhưng không có năng lực và môi trường để đạt lợi thế từ xuất khẩu.</w:t>
       </w:r>
     </w:p>
     <w:p>
@@ -1623,17 +1638,17 @@
         <w:t xml:space="preserve">điều kiện biên của lý thuyết quốc tế hóa</w:t>
       </w:r>
       <w:r>
-        <w:t xml:space="preserve">: trong điều kiện nào thì "more internationalization" luôn là "worse performance"? Luận án đề xuất rằng FIP xuất hiện khi ba điều kiện đồng thời: (i) thể chế ICRV ở mức thấp nhất, (ii) quy mô nền kinh tế quá nhỏ để tạo cơ sở nội địa, và (iii) thiếu hỗ trợ năng lực xuất khẩu từ chính sách. Kết hợp ba điều kiện này tạo ra "trap", bẫy quốc tế hóa bắt buộc, mà không có turning point để thoát khỏi.</w:t>
+        <w:t xml:space="preserve">: trong điều kiện nào thì "more internationalization" luôn là "worse performance"? Luận án đề xuất rằng FIP xuất hiện khi ba điều kiện đồng thời: (i) thể chế ICRV ở mức thấp nhất, (ii) quy mô nền kinh tế quá nhỏ để tạo cơ sở nội địa, và (iii) thiếu hỗ trợ năng lực xuất khẩu từ chính sách. Kết hợp ba điều kiện này tạo ra "trap" — bẫy quốc tế hóa bắt buộc — mà không có turning point để thoát khỏi.</w:t>
       </w:r>
     </w:p>
     <w:bookmarkEnd w:id="32"/>
-    <w:bookmarkStart w:id="33" w:name="X695fad62bc7cbfea9ebc37ddb6a97fa50099db8"/>
+    <w:bookmarkStart w:id="33" w:name="Xc949420910752534bec0d1fee728c7a813a2f68"/>
     <w:p>
       <w:pPr>
         <w:pStyle w:val="Heading3"/>
       </w:pPr>
       <w:r>
-        <w:t xml:space="preserve">5.3.3 ICRV 6-Regime, Phân loại thể chế đặc thù cho khu vực châu Á, Thái Bình Dương</w:t>
+        <w:t xml:space="preserve">5.3.3 ICRV 6-Regime — Phân loại thể chế đặc thù cho khu vực châu Á — Thái Bình Dương</w:t>
       </w:r>
     </w:p>
     <w:p>
@@ -1657,7 +1672,7 @@
         <w:t xml:space="preserve"> </w:t>
       </w:r>
       <w:r>
-        <w:t xml:space="preserve">như một công cụ phân loại thể chế đặc thù cho khu vực châu Á, Thái Bình Dương, thay thế cho các phân loại binary (developed/emerging) hoặc continuous (WGI scores) trong literature hiện tại.</w:t>
+        <w:t xml:space="preserve">như một công cụ phân loại thể chế đặc thù cho khu vực châu Á — Thái Bình Dương, thay thế cho các phân loại binary (developed/emerging) hoặc continuous (WGI scores) trong literature hiện tại.</w:t>
       </w:r>
     </w:p>
     <w:p>
@@ -1694,7 +1709,7 @@
         <w:t xml:space="preserve"> </w:t>
       </w:r>
       <w:r>
-        <w:t xml:space="preserve">đơn điệu theo chiều từ SIDS/Frontier (~55%) xuống Advanced Innovation (~28%), thể chế càng mạnh, doanh nghiệp đạt đỉnh hiệu quả ở mức quốc tế hóa thấp hơn, xác nhận giá trị dự đoán của phân loại.</w:t>
+        <w:t xml:space="preserve">đơn điệu theo chiều từ SIDS/Frontier (~55%) xuống Advanced Innovation (~28%) — thể chế càng mạnh, doanh nghiệp đạt đỉnh hiệu quả ở mức quốc tế hóa thấp hơn — xác nhận giá trị dự đoán của phân loại.</w:t>
       </w:r>
     </w:p>
     <w:p>
@@ -1715,13 +1730,13 @@
         <w:t xml:space="preserve">5.4 Đề xuất chính sách và quản trị</w:t>
       </w:r>
     </w:p>
-    <w:bookmarkStart w:id="35" w:name="X7cb2856383af6817e6416794245f71f98c7ec42"/>
+    <w:bookmarkStart w:id="35" w:name="X7cdaf271f3298cb573246cb59bc34e92c91d24d"/>
     <w:p>
       <w:pPr>
         <w:pStyle w:val="Heading3"/>
       </w:pPr>
       <w:r>
-        <w:t xml:space="preserve">5.4.1 Đề xuất cho nhà hoạch định chính sách, Nâng cao TCI và cải thiện thể chế</w:t>
+        <w:t xml:space="preserve">5.4.1 Đề xuất cho nhà hoạch định chính sách — Nâng cao TCI và cải thiện thể chế</w:t>
       </w:r>
     </w:p>
     <w:p>
@@ -1745,7 +1760,7 @@
         <w:t xml:space="preserve"> </w:t>
       </w:r>
       <w:r>
-        <w:t xml:space="preserve">là can thiệp chính sách có thể nâng cao lợi ích từ quốc tế hóa, đặc biệt trong các bối cảnh ICRV trung bình như Việt Nam và Trung Quốc. Chính sách hỗ trợ doanh nghiệp tiếp cận công nghệ nước ngoài (thông qua chương trình kết nối với MNCs, giảm thuế nhập khẩu công nghệ), khuyến khích R&amp;D, và hỗ trợ chứng nhận chất lượng quốc tế sẽ nâng cao TCI của toàn bộ doanh nghiệp trong nền kinh tế, từ đó dịch chuyển đường I–P lên trên và có thể mở rộng turning point về phía phải.</w:t>
+        <w:t xml:space="preserve">là can thiệp chính sách có thể nâng cao lợi ích từ quốc tế hóa, đặc biệt trong các bối cảnh ICRV trung bình như Việt Nam và Trung Quốc. Chính sách hỗ trợ doanh nghiệp tiếp cận công nghệ nước ngoài (thông qua chương trình kết nối với MNCs, giảm thuế nhập khẩu công nghệ), khuyến khích R&amp;D, và hỗ trợ chứng nhận chất lượng quốc tế sẽ nâng cao TCI của toàn bộ doanh nghiệp trong nền kinh tế — từ đó dịch chuyển đường I–P lên trên và có thể mở rộng turning point về phía phải.</w:t>
       </w:r>
     </w:p>
     <w:p>
@@ -1769,7 +1784,7 @@
         <w:t xml:space="preserve"> </w:t>
       </w:r>
       <w:r>
-        <w:t xml:space="preserve">(pháp quyền, bảo vệ quyền sở hữu trí tuệ, giảm chi phí tuân thủ thương mại) là can thiệp dài hạn quan trọng nhất. Doanh nghiệp trong nền kinh tế thể chế tốt hơn có thể quốc tế hóa đến mức độ cao hơn trước khi chi phí vượt qua lợi ích, điều này có nghĩa là cải cách thể chế không chỉ có lợi về mặt kinh doanh nội địa mà còn mở rộng không gian lợi ích từ xuất khẩu.</w:t>
+        <w:t xml:space="preserve">(pháp quyền, bảo vệ quyền sở hữu trí tuệ, giảm chi phí tuân thủ thương mại) là can thiệp dài hạn quan trọng nhất. Doanh nghiệp trong nền kinh tế thể chế tốt hơn có thể quốc tế hóa đến mức độ cao hơn trước khi chi phí vượt qua lợi ích — điều này có nghĩa là cải cách thể chế không chỉ có lợi về mặt kinh doanh nội địa mà còn mở rộng không gian lợi ích từ xuất khẩu.</w:t>
       </w:r>
     </w:p>
     <w:p>
@@ -1777,17 +1792,17 @@
         <w:pStyle w:val="BodyText"/>
       </w:pPr>
       <w:r>
-        <w:t xml:space="preserve">Đối với Việt Nam cụ thể: turning point dịch chuyển từ 46, 2% (2009) xuống 39, 3% (2015) là tín hiệu đáng lo ngại. Nếu turning point tiếp tục dịch trái, điều đó hàm ý rằng lợi ích từ xuất khẩu đạt đỉnh sớm hơn và suy giảm nhanh hơn, có thể do cấu trúc xuất khẩu tập trung vào gia công với biên lợi nhuận mỏng. Chính sách nâng cao giá trị gia tăng trong xuất khẩu (moving up the value chain) kết hợp với tăng cường TCI có thể giúp đảo ngược xu hướng này.</w:t>
+        <w:t xml:space="preserve">Đối với Việt Nam cụ thể: turning point dịch chuyển từ 46,2% (2009) xuống 39,3% (2015) là tín hiệu đáng lo ngại. Nếu turning point tiếp tục dịch trái, điều đó hàm ý rằng lợi ích từ xuất khẩu đạt đỉnh sớm hơn và suy giảm nhanh hơn — có thể do cấu trúc xuất khẩu tập trung vào gia công với biên lợi nhuận mỏng. Chính sách nâng cao giá trị gia tăng trong xuất khẩu (moving up the value chain) kết hợp với tăng cường TCI có thể giúp đảo ngược xu hướng này.</w:t>
       </w:r>
     </w:p>
     <w:bookmarkEnd w:id="35"/>
-    <w:bookmarkStart w:id="36" w:name="X3988ab5bb38587486d3e18b6bde66ed890f3550"/>
+    <w:bookmarkStart w:id="36" w:name="Xbb0ebb3f10e960b7d926ccd5aa748ccdb7740d7"/>
     <w:p>
       <w:pPr>
         <w:pStyle w:val="Heading3"/>
       </w:pPr>
       <w:r>
-        <w:t xml:space="preserve">5.4.2 Đề xuất cho nhà quản trị doanh nghiệp, Turning Point theo ICRV</w:t>
+        <w:t xml:space="preserve">5.4.2 Đề xuất cho nhà quản trị doanh nghiệp — Turning Point theo ICRV</w:t>
       </w:r>
     </w:p>
     <w:p>
@@ -1829,7 +1844,7 @@
         <w:t xml:space="preserve">Doanh nghiệp Singapore (Nhóm I)</w:t>
       </w:r>
       <w:r>
-        <w:t xml:space="preserve">: không quan sát thấy ngưỡng bất lợi của quốc tế hóa trong miền dữ liệu (điểm uốn ước lượng ≈ 88, 6% nhưng không định vị tin cậy) cho thấy không gian quốc tế hóa rất rộng. Chiến lược mở rộng quốc tế mạnh mẽ (high-commitment internationalization) phù hợp với bối cảnh này, đặc biệt khi kết hợp với DAI cao.</w:t>
+        <w:t xml:space="preserve">: không quan sát thấy ngưỡng bất lợi của quốc tế hóa trong miền dữ liệu (điểm uốn ước lượng ≈ 88,6% nhưng không định vị tin cậy) cho thấy không gian quốc tế hóa rất rộng. Chiến lược mở rộng quốc tế mạnh mẽ (high-commitment internationalization) phù hợp với bối cảnh này, đặc biệt khi kết hợp với DAI cao.</w:t>
       </w:r>
     </w:p>
     <w:p>
@@ -1847,7 +1862,7 @@
         <w:t xml:space="preserve">Doanh nghiệp Trung Quốc (Nhóm III)</w:t>
       </w:r>
       <w:r>
-        <w:t xml:space="preserve">: turning point TP ≈ 48, 78% ổn định qua thập kỷ 2012–2024, gợi ý rằng chiến lược xuất khẩu tối ưu là duy trì tỷ lệ FSTS trong khoảng 40–50%, kết hợp giữa thị trường nội địa khổng lồ và hoạt động xuất khẩu có chọn lọc.</w:t>
+        <w:t xml:space="preserve">: turning point TP ≈ 48,78% ổn định qua thập kỷ 2012–2024, gợi ý rằng chiến lược xuất khẩu tối ưu là duy trì tỷ lệ FSTS trong khoảng 40–50% — kết hợp giữa thị trường nội địa khổng lồ và hoạt động xuất khẩu có chọn lọc.</w:t>
       </w:r>
     </w:p>
     <w:p>
@@ -1865,7 +1880,7 @@
         <w:t xml:space="preserve">Doanh nghiệp Việt Nam (Nhóm IV)</w:t>
       </w:r>
       <w:r>
-        <w:t xml:space="preserve">: turning point thấp hơn (39, 3–46, 2%), hàm ý rằng nhà quản trị cần thận trọng hơn khi đẩy tỷ lệ xuất khẩu vượt quá 40% tổng doanh thu. Thay vào đó,</w:t>
+        <w:t xml:space="preserve">: turning point thấp hơn (39,3–46,2%), hàm ý rằng nhà quản trị cần thận trọng hơn khi đẩy tỷ lệ xuất khẩu vượt quá 40% tổng doanh thu. Thay vào đó,</w:t>
       </w:r>
       <w:r>
         <w:t xml:space="preserve"> </w:t>
@@ -1899,17 +1914,17 @@
         <w:t xml:space="preserve">Doanh nghiệp SIDS (Nhóm VI)</w:t>
       </w:r>
       <w:r>
-        <w:t xml:space="preserve">: kết quả FIP là cảnh báo nghiêm túc, đẩy mạnh xuất khẩu trong bối cảnh thiếu năng lực và hỗ trợ thể chế không cải thiện mà còn có thể làm xấu đi hiệu quả hoạt động. Doanh nghiệp SIDS nên ưu tiên xây dựng năng lực nội địa và nâng cao TCI trước khi mở rộng xuất khẩu đáng kể.</w:t>
+        <w:t xml:space="preserve">: kết quả FIP là cảnh báo nghiêm túc — đẩy mạnh xuất khẩu trong bối cảnh thiếu năng lực và hỗ trợ thể chế không cải thiện mà còn có thể làm xấu đi hiệu quả hoạt động. Doanh nghiệp SIDS nên ưu tiên xây dựng năng lực nội địa và nâng cao TCI trước khi mở rộng xuất khẩu đáng kể.</w:t>
       </w:r>
     </w:p>
     <w:bookmarkEnd w:id="36"/>
-    <w:bookmarkStart w:id="37" w:name="Xbe917898e490efecfeaf7765a1cb088a38c9932"/>
+    <w:bookmarkStart w:id="37" w:name="X383f9bda7308bcecdf3fd26297745377ea89ee1"/>
     <w:p>
       <w:pPr>
         <w:pStyle w:val="Heading3"/>
       </w:pPr>
       <w:r>
-        <w:t xml:space="preserve">5.4.3 Đề xuất đặc biệt cho SIDS, Tránh Bẫy Quốc Tế Hóa Bắt Buộc</w:t>
+        <w:t xml:space="preserve">5.4.3 Đề xuất đặc biệt cho SIDS — Tránh Bẫy Quốc Tế Hóa Bắt Buộc</w:t>
       </w:r>
     </w:p>
     <w:p>
@@ -1966,7 +1981,7 @@
         <w:pStyle w:val="FirstParagraph"/>
       </w:pPr>
       <w:r>
-        <w:t xml:space="preserve">Hạn chế quan trọng nhất của luận án liên quan đến đo lường DAI. Dữ liệu WBES chỉ cung cấp số lượng item hạn chế để xây dựng chỉ số DAI, và các item này thay đổi qua các thế hệ schema WBES (PICS3, Standardized, BREADY/BEE). Tại Việt Nam (P3), chỉ Tier-1 DAI (website, email, online sales) được sử dụng do hạn chế của các làn sóng 2009 và 2015, trong khi Tier-2 (e-payment, e-supplier) chỉ có từ 2023. Điều này tạo ra khả năng đo lường không đầy đủ, đặc biệt là không nắm bắt được chiều sâu năng lực số ở bối cảnh ICRV thấp.</w:t>
+        <w:t xml:space="preserve">Hạn chế quan trọng nhất của luận án liên quan đến đo lường DAI. Dữ liệu WBES chỉ cung cấp số lượng item hạn chế để xây dựng chỉ số DAI — và các item này thay đổi qua các thế hệ schema WBES (PICS3, Standardized, BREADY/BEE). Tại Việt Nam (P3), chỉ Tier-1 DAI (website, email, online sales) được sử dụng do hạn chế của các làn sóng 2009 và 2015, trong khi Tier-2 (e-payment, e-supplier) chỉ có từ 2023. Điều này tạo ra khả năng đo lường không đầy đủ, đặc biệt là không nắm bắt được chiều sâu năng lực số ở bối cảnh ICRV thấp.</w:t>
       </w:r>
     </w:p>
     <w:p>
@@ -2112,7 +2127,7 @@
         <w:t xml:space="preserve">Thứ tư</w:t>
       </w:r>
       <w:r>
-        <w:t xml:space="preserve">, kiểm định vai trò của top manager characteristics (H4, kinh nghiệm, giới tính) trong từng bối cảnh ICRV riêng biệt, đặc biệt trong bối cảnh Frontier và SIDS nơi tầng năng lực và thể chế yếu hơn, liệu đặc điểm nhà quản trị có thể bù đắp một phần cho những thiếu hụt đó không?</w:t>
+        <w:t xml:space="preserve">, kiểm định vai trò của top manager characteristics (H4 — kinh nghiệm, giới tính) trong từng bối cảnh ICRV riêng biệt, đặc biệt trong bối cảnh Frontier và SIDS nơi tầng năng lực và thể chế yếu hơn — liệu đặc điểm nhà quản trị có thể bù đắp một phần cho những thiếu hụt đó không?</w:t>
       </w:r>
     </w:p>
     <w:p>
@@ -2133,13 +2148,13 @@
         <w:t xml:space="preserve">5.6 Kết luận</w:t>
       </w:r>
     </w:p>
-    <w:bookmarkStart w:id="44" w:name="X908ec0d26c8b6e22d0478e29897c5c86bef9e95"/>
+    <w:bookmarkStart w:id="44" w:name="X0275a289702f94099779eb7b5961872002d4a98"/>
     <w:p>
       <w:pPr>
         <w:pStyle w:val="Heading3"/>
       </w:pPr>
       <w:r>
-        <w:t xml:space="preserve">5.6.1 Tổng kết tám nghiên cứu</w:t>
+        <w:t xml:space="preserve">5.6.1 Tổng kết chín nghiên cứu</w:t>
       </w:r>
     </w:p>
     <w:p>
@@ -2147,7 +2162,7 @@
         <w:pStyle w:val="FirstParagraph"/>
       </w:pPr>
       <w:r>
-        <w:t xml:space="preserve">Luận án này được xây dựng trên tám nghiên cứu bổ sung cho nhau, kết hợp bằng chứng từ meta-analysis và phân tích thực nghiệm sơ cấp:</w:t>
+        <w:t xml:space="preserve">Luận án này được xây dựng trên chín nghiên cứu bổ sung cho nhau, kết hợp bằng chứng từ meta-analysis và phân tích thực nghiệm sơ cấp:</w:t>
       </w:r>
     </w:p>
     <w:p>
@@ -2235,7 +2250,7 @@
         <w:t xml:space="preserve">P3</w:t>
       </w:r>
       <w:r>
-        <w:t xml:space="preserve">: phân tích Việt Nam (Lower-mid Transition), xác nhận inverted-U với TP = 39, 3–46, 2%, TCI là moderator dương có ý nghĩa.</w:t>
+        <w:t xml:space="preserve">: phân tích Việt Nam (Lower-mid Transition), xác nhận inverted-U với TP = 39,3–46,2%, TCI là moderator dương có ý nghĩa.</w:t>
       </w:r>
     </w:p>
     <w:p>
@@ -2253,7 +2268,7 @@
         <w:t xml:space="preserve">P4</w:t>
       </w:r>
       <w:r>
-        <w:t xml:space="preserve">: phân tích Singapore (Advanced Innovation), xác nhận inverted-U với TP ≈ 88, 6% (rộng CI), DAI khuếch đại tại mức FSTS cao.</w:t>
+        <w:t xml:space="preserve">: phân tích Singapore (Advanced Innovation), xác nhận inverted-U với TP ≈ 88,6% (rộng CI), DAI khuếch đại tại mức FSTS cao.</w:t>
       </w:r>
     </w:p>
     <w:p>
@@ -2271,7 +2286,7 @@
         <w:t xml:space="preserve">P5</w:t>
       </w:r>
       <w:r>
-        <w:t xml:space="preserve">: phân tích Trung Quốc 2012–2024 (Upper-middle), xác nhận inverted-U ổn định theo thời gian (TP ≈ 48, 78%, Paternoster</w:t>
+        <w:t xml:space="preserve">: phân tích Trung Quốc 2012–2024 (Upper-middle), xác nhận inverted-U ổn định theo thời gian (TP ≈ 48,78%, Paternoster</w:t>
       </w:r>
       <w:r>
         <w:t xml:space="preserve"> </w:t>
@@ -2440,7 +2455,7 @@
         <w:t xml:space="preserve"> </w:t>
       </w:r>
       <w:r>
-        <w:t xml:space="preserve">(54, 1% tầng 2 + 8, 4% tầng 3), ICRV moderation</w:t>
+        <w:t xml:space="preserve">(54,1% tầng 2 + 8,4% tầng 3), ICRV moderation</w:t>
       </w:r>
       <w:r>
         <w:t xml:space="preserve"> </w:t>
@@ -2609,7 +2624,7 @@
         <w:t xml:space="preserve"> </w:t>
       </w:r>
       <w:r>
-        <w:t xml:space="preserve">(M3–M5 với controls đầy đủ), TP = 36, 4–40, 0% (M2–M5; M11 đầy đủ: TP = 34, 6%,</w:t>
+        <w:t xml:space="preserve">(M3–M5 với controls đầy đủ), TP = 36,4–40,0% (M2–M5; M11 đầy đủ: TP = 34,6%,</w:t>
       </w:r>
       <w:r>
         <w:t xml:space="preserve"> </w:t>
@@ -2692,7 +2707,7 @@
         <w:t xml:space="preserve">P8</w:t>
       </w:r>
       <w:r>
-        <w:t xml:space="preserve">: phân tích SIDS,</w:t>
+        <w:t xml:space="preserve">: phân tích bảy nền kinh tế đảo nhỏ đang phát triển Thái Bình Dương (Pacific SIDS),</w:t>
       </w:r>
       <w:r>
         <w:t xml:space="preserve"> </w:t>
@@ -2708,7 +2723,7 @@
           <m:t>=</m:t>
         </m:r>
         <m:r>
-          <m:t>1.469</m:t>
+          <m:t>959</m:t>
         </m:r>
       </m:oMath>
       <w:r>
@@ -2760,7 +2775,7 @@
           <m:t>−</m:t>
         </m:r>
         <m:r>
-          <m:t>0</m:t>
+          <m:t>1</m:t>
         </m:r>
         <m:r>
           <m:rPr>
@@ -2771,7 +2786,7 @@
         <m:sSup>
           <m:e>
             <m:r>
-              <m:t>404</m:t>
+              <m:t>339</m:t>
             </m:r>
           </m:e>
           <m:sup>
@@ -2781,11 +2796,44 @@
               </m:rPr>
               <m:t>*</m:t>
             </m:r>
+            <m:r>
+              <m:rPr>
+                <m:sty m:val="p"/>
+              </m:rPr>
+              <m:t>*</m:t>
+            </m:r>
+            <m:r>
+              <m:rPr>
+                <m:sty m:val="p"/>
+              </m:rPr>
+              <m:t>*</m:t>
+            </m:r>
           </m:sup>
         </m:sSup>
       </m:oMath>
       <w:r>
-        <w:t xml:space="preserve">, FIP xác nhận, quan hệ âm đơn điệu không có turning point.</w:t>
+        <w:t xml:space="preserve">, FIP xác nhận — quan hệ âm đơn điệu không có turning point.</w:t>
+      </w:r>
+    </w:p>
+    <w:p>
+      <w:pPr>
+        <w:numPr>
+          <w:ilvl w:val="0"/>
+          <w:numId w:val="1002"/>
+        </w:numPr>
+      </w:pPr>
+      <w:r>
+        <w:rPr>
+          <w:bCs/>
+          <w:b/>
+        </w:rPr>
+        <w:t xml:space="preserve">P9</w:t>
+      </w:r>
+      <w:r>
+        <w:t xml:space="preserve"> </w:t>
+      </w:r>
+      <w:r>
+        <w:t xml:space="preserve">(đã công bố tại IntechOpen 2025): phân tích Ấn Độ (Emerging, 380 doanh nghiệp WBES, ước lượng FGLS, dữ liệu đến 2025), với hệ số DOI tổng hợp âm và kinh nghiệm nhà quản trị cùng lãnh đạo nữ cấp cao là các yếu tố điều tiết dương — bằng chứng country-level cho tầng thượng tầng quản trị (H4).</w:t>
       </w:r>
     </w:p>
     <w:bookmarkEnd w:id="44"/>
@@ -2815,7 +2863,7 @@
           <w:bCs/>
           <w:b/>
         </w:rPr>
-        <w:t xml:space="preserve">"Không có một mức độ quốc tế hóa tối ưu duy nhất, điểm uốn phụ thuộc vào thể chế, và trong điều kiện thể chế cực yếu, quốc tế hóa có thể gây ra bất lợi hiệu quả thay vì lợi ích."</w:t>
+        <w:t xml:space="preserve">"Không có một mức độ quốc tế hóa tối ưu duy nhất — điểm uốn phụ thuộc vào thể chế, và trong điều kiện thể chế cực yếu, quốc tế hóa có thể gây ra bất lợi hiệu quả thay vì lợi ích."</w:t>
       </w:r>
     </w:p>
     <w:p>
@@ -2839,7 +2887,7 @@
         <w:t xml:space="preserve"> </w:t>
       </w:r>
       <w:r>
-        <w:t xml:space="preserve">(family of context-dependent curves), với turning point là hàm số giảm dần của chất lượng thể chế theo ICRV, thể chế càng mạnh, turning point càng sớm (FSTS thấp hơn).</w:t>
+        <w:t xml:space="preserve">(family of context-dependent curves), với turning point là hàm số giảm dần của chất lượng thể chế theo ICRV — thể chế càng mạnh, turning point càng sớm (FSTS thấp hơn).</w:t>
       </w:r>
     </w:p>
     <w:bookmarkEnd w:id="45"/>
@@ -2865,7 +2913,7 @@
         <w:pStyle w:val="BodyText"/>
       </w:pPr>
       <w:r>
-        <w:t xml:space="preserve">Về thực tiễn, luận án cung cấp cơ sở để nhà hoạch định chính sách và nhà quản trị doanh nghiệp tại từng bối cảnh ICRV cụ thể hiệu chỉnh chiến lược quốc tế hóa phù hợp, không áp dụng máy móc bài học từ Singapore hay Nhật Bản vào bối cảnh Việt Nam hay SIDS, mà nhận ra sự phụ thuộc bối cảnh như là nguyên lý căn bản trong hoạch định chiến lược quốc tế hóa.</w:t>
+        <w:t xml:space="preserve">Về thực tiễn, luận án cung cấp cơ sở để nhà hoạch định chính sách và nhà quản trị doanh nghiệp tại từng bối cảnh ICRV cụ thể hiệu chỉnh chiến lược quốc tế hóa phù hợp — không áp dụng máy móc bài học từ Singapore hay Nhật Bản vào bối cảnh Việt Nam hay SIDS, mà nhận ra sự phụ thuộc bối cảnh như là nguyên lý căn bản trong hoạch định chiến lược quốc tế hóa.</w:t>
       </w:r>
     </w:p>
     <w:bookmarkEnd w:id="46"/>
@@ -2883,7 +2931,7 @@
         <w:pStyle w:val="FirstParagraph"/>
       </w:pPr>
       <w:r>
-        <w:t xml:space="preserve">Luận án này bắt đầu từ câu hỏi đơn giản: quốc tế hóa có cải thiện hiệu quả của doanh nghiệp không? Câu trả lời, sau tám nghiên cứu và phân tích trên hàng chục ngàn doanh nghiệp ở gần năm mươi nền kinh tế, là:</w:t>
+        <w:t xml:space="preserve">Luận án này bắt đầu từ câu hỏi đơn giản: quốc tế hóa có cải thiện hiệu quả của doanh nghiệp không? Câu trả lời, sau chín nghiên cứu và phân tích trên hàng chục ngàn doanh nghiệp ở gần năm mươi nền kinh tế, là:</w:t>
       </w:r>
       <w:r>
         <w:t xml:space="preserve"> </w:t>
@@ -2896,7 +2944,7 @@
         <w:t xml:space="preserve">có, thường là như vậy, nhưng không phải lúc nào, và không phải ở mọi nơi</w:t>
       </w:r>
       <w:r>
-        <w:t xml:space="preserve">. Giới hạn của lợi ích là có thực, phụ thuộc vào bối cảnh thể chế, và trong trường hợp SIDS, quốc tế hóa bắt buộc có thể gây ra thiệt hại. Hiểu biết này, rằng quan hệ I–P là quan hệ có điều kiện theo thể chế, không phải quan hệ phổ quát, là đóng góp cốt lõi mà luận án mang lại cho khoa học quản trị kinh doanh quốc tế.</w:t>
+        <w:t xml:space="preserve">. Giới hạn của lợi ích là có thực, phụ thuộc vào bối cảnh thể chế, và trong trường hợp SIDS, quốc tế hóa bắt buộc có thể gây ra thiệt hại. Hiểu biết này — rằng quan hệ I–P là quan hệ có điều kiện theo thể chế, không phải quan hệ phổ quát — là đóng góp cốt lõi mà luận án mang lại cho khoa học quản trị kinh doanh quốc tế.</w:t>
       </w:r>
     </w:p>
     <w:p>
@@ -2909,7 +2957,10 @@
     <w:bookmarkEnd w:id="47"/>
     <w:bookmarkEnd w:id="48"/>
     <w:bookmarkEnd w:id="49"/>
-    <w:sectPr/>
+    <w:sectPr>
+      <w:pgSz w:h="16838" w:w="11906"/>
+      <w:pgMar w:bottom="1134" w:left="1701" w:right="1134" w:top="1134"/>
+    </w:sectPr>
   </w:body>
 </w:document>
 </file>
@@ -3124,29 +3175,59 @@
   <w:style w:default="1" w:styleId="Normal" w:type="paragraph">
     <w:name w:val="Normal"/>
     <w:qFormat/>
+    <w:pPr>
+      <w:spacing w:line="360" w:lineRule="auto"/>
+      <w:jc w:val="both"/>
+    </w:pPr>
+    <w:rPr>
+      <w:rFonts w:ascii="Times New Roman" w:eastAsia="Times New Roman" w:hAnsi="Times New Roman"/>
+      <w:color w:val="000000"/>
+      <w:sz w:val="26"/>
+    </w:rPr>
   </w:style>
   <w:style w:styleId="BodyText" w:type="paragraph">
     <w:name w:val="Body Text"/>
     <w:basedOn w:val="Normal"/>
     <w:link w:val="BodyTextChar"/>
     <w:pPr>
-      <w:spacing w:after="180" w:before="180"/>
+      <w:spacing w:after="180" w:before="180" w:line="360" w:lineRule="auto"/>
+      <w:jc w:val="both"/>
     </w:pPr>
     <w:qFormat/>
+    <w:rPr>
+      <w:rFonts w:ascii="Times New Roman" w:eastAsia="Times New Roman" w:hAnsi="Times New Roman"/>
+      <w:color w:val="000000"/>
+      <w:sz w:val="26"/>
+    </w:rPr>
   </w:style>
   <w:style w:customStyle="1" w:styleId="FirstParagraph" w:type="paragraph">
     <w:name w:val="First Paragraph"/>
     <w:basedOn w:val="BodyText"/>
     <w:next w:val="BodyText"/>
     <w:qFormat/>
+    <w:pPr>
+      <w:spacing w:line="360" w:lineRule="auto"/>
+      <w:jc w:val="both"/>
+    </w:pPr>
+    <w:rPr>
+      <w:rFonts w:ascii="Times New Roman" w:eastAsia="Times New Roman" w:hAnsi="Times New Roman"/>
+      <w:color w:val="000000"/>
+      <w:sz w:val="26"/>
+    </w:rPr>
   </w:style>
   <w:style w:customStyle="1" w:styleId="Compact" w:type="paragraph">
     <w:name w:val="Compact"/>
     <w:basedOn w:val="BodyText"/>
     <w:qFormat/>
     <w:pPr>
-      <w:spacing w:after="36" w:before="36"/>
+      <w:spacing w:after="36" w:before="36" w:line="360" w:lineRule="auto"/>
+      <w:jc w:val="both"/>
     </w:pPr>
+    <w:rPr>
+      <w:rFonts w:ascii="Times New Roman" w:eastAsia="Times New Roman" w:hAnsi="Times New Roman"/>
+      <w:color w:val="000000"/>
+      <w:sz w:val="26"/>
+    </w:rPr>
   </w:style>
   <w:style w:styleId="Title" w:type="paragraph">
     <w:name w:val="Title"/>
@@ -3156,15 +3237,15 @@
     <w:pPr>
       <w:keepNext/>
       <w:keepLines/>
-      <w:spacing w:after="240" w:before="480"/>
-      <w:jc w:val="center"/>
+      <w:spacing w:after="240" w:before="480" w:line="360" w:lineRule="auto"/>
+      <w:jc w:val="both"/>
     </w:pPr>
     <w:rPr>
-      <w:rFonts w:asciiTheme="majorHAnsi" w:cstheme="majorBidi" w:eastAsiaTheme="majorEastAsia" w:hAnsiTheme="majorHAnsi"/>
+      <w:rFonts w:ascii="Times New Roman" w:asciiTheme="majorHAnsi" w:cstheme="majorBidi" w:eastAsia="Times New Roman" w:eastAsiaTheme="majorEastAsia" w:hAnsi="Times New Roman" w:hAnsiTheme="majorHAnsi"/>
       <w:b/>
       <w:bCs/>
-      <w:color w:themeColor="accent1" w:themeShade="B5" w:val="345A8A"/>
-      <w:sz w:val="36"/>
+      <w:color w:val="000000"/>
+      <w:sz w:val="26"/>
       <w:szCs w:val="36"/>
     </w:rPr>
   </w:style>
@@ -3176,11 +3257,13 @@
     <w:pPr>
       <w:keepNext/>
       <w:keepLines/>
-      <w:spacing w:after="240" w:before="240"/>
-      <w:jc w:val="center"/>
+      <w:spacing w:after="240" w:before="240" w:line="360" w:lineRule="auto"/>
+      <w:jc w:val="both"/>
     </w:pPr>
     <w:rPr>
-      <w:sz w:val="30"/>
+      <w:rFonts w:ascii="Times New Roman" w:eastAsia="Times New Roman" w:hAnsi="Times New Roman"/>
+      <w:color w:val="000000"/>
+      <w:sz w:val="26"/>
       <w:szCs w:val="30"/>
     </w:rPr>
   </w:style>
@@ -3191,8 +3274,14 @@
     <w:pPr>
       <w:keepNext/>
       <w:keepLines/>
-      <w:jc w:val="center"/>
+      <w:spacing w:line="360" w:lineRule="auto"/>
+      <w:jc w:val="both"/>
     </w:pPr>
+    <w:rPr>
+      <w:rFonts w:ascii="Times New Roman" w:eastAsia="Times New Roman" w:hAnsi="Times New Roman"/>
+      <w:color w:val="000000"/>
+      <w:sz w:val="26"/>
+    </w:rPr>
   </w:style>
   <w:style w:styleId="Date" w:type="paragraph">
     <w:name w:val="Date"/>
@@ -3201,8 +3290,14 @@
     <w:pPr>
       <w:keepNext/>
       <w:keepLines/>
-      <w:jc w:val="center"/>
+      <w:spacing w:line="360" w:lineRule="auto"/>
+      <w:jc w:val="both"/>
     </w:pPr>
+    <w:rPr>
+      <w:rFonts w:ascii="Times New Roman" w:eastAsia="Times New Roman" w:hAnsi="Times New Roman"/>
+      <w:color w:val="000000"/>
+      <w:sz w:val="26"/>
+    </w:rPr>
   </w:style>
   <w:style w:customStyle="1" w:styleId="AbstractTitle" w:type="paragraph">
     <w:name w:val="Abstract Title"/>
@@ -3212,15 +3307,15 @@
     <w:pPr>
       <w:keepNext/>
       <w:keepLines/>
-      <w:jc w:val="center"/>
-      <w:spacing w:after="0" w:before="300"/>
+      <w:jc w:val="both"/>
+      <w:spacing w:after="0" w:before="300" w:line="360" w:lineRule="auto"/>
     </w:pPr>
     <w:rPr>
-      <w:sz w:val="20"/>
+      <w:color w:val="000000"/>
+      <w:sz w:val="26"/>
       <w:szCs w:val="20"/>
+      <w:rFonts w:ascii="Times New Roman" w:eastAsia="Times New Roman" w:hAnsi="Times New Roman"/>
       <w:b/>
-      <w:color w:val="345A8A"/>
-      &gt;
     </w:rPr>
   </w:style>
   <w:style w:customStyle="1" w:styleId="Abstract" w:type="paragraph">
@@ -3231,10 +3326,13 @@
     <w:pPr>
       <w:keepNext/>
       <w:keepLines/>
-      <w:spacing w:after="300" w:before="100"/>
+      <w:spacing w:after="300" w:before="100" w:line="360" w:lineRule="auto"/>
+      <w:jc w:val="both"/>
     </w:pPr>
     <w:rPr>
-      <w:sz w:val="20"/>
+      <w:rFonts w:ascii="Times New Roman" w:eastAsia="Times New Roman" w:hAnsi="Times New Roman"/>
+      <w:color w:val="000000"/>
+      <w:sz w:val="26"/>
       <w:szCs w:val="20"/>
     </w:rPr>
   </w:style>
@@ -3243,8 +3341,15 @@
     <w:basedOn w:val="Normal"/>
     <w:next w:val="Bibliography"/>
     <w:qFormat/>
-    <w:pPr/>
-    <w:rPr/>
+    <w:pPr>
+      <w:spacing w:line="360" w:lineRule="auto"/>
+      <w:jc w:val="both"/>
+    </w:pPr>
+    <w:rPr>
+      <w:rFonts w:ascii="Times New Roman" w:eastAsia="Times New Roman" w:hAnsi="Times New Roman"/>
+      <w:color w:val="000000"/>
+      <w:sz w:val="26"/>
+    </w:rPr>
   </w:style>
   <w:style w:styleId="Heading1" w:type="paragraph">
     <w:name w:val="Heading 1"/>
@@ -3255,15 +3360,16 @@
     <w:pPr>
       <w:keepNext/>
       <w:keepLines/>
-      <w:spacing w:after="0" w:before="480"/>
+      <w:spacing w:after="0" w:before="480" w:line="360" w:lineRule="auto"/>
+      <w:jc w:val="both"/>
       <w:outlineLvl w:val="0"/>
     </w:pPr>
     <w:rPr>
-      <w:rFonts w:asciiTheme="majorHAnsi" w:cstheme="majorBidi" w:eastAsiaTheme="majorEastAsia" w:hAnsiTheme="majorHAnsi"/>
+      <w:rFonts w:ascii="Times New Roman" w:asciiTheme="majorHAnsi" w:cstheme="majorBidi" w:eastAsia="Times New Roman" w:eastAsiaTheme="majorEastAsia" w:hAnsi="Times New Roman" w:hAnsiTheme="majorHAnsi"/>
       <w:b/>
       <w:bCs/>
-      <w:color w:themeColor="accent1" w:val="4F81BD"/>
-      <w:sz w:val="32"/>
+      <w:color w:val="000000"/>
+      <w:sz w:val="26"/>
       <w:szCs w:val="32"/>
     </w:rPr>
   </w:style>
@@ -3277,15 +3383,16 @@
     <w:pPr>
       <w:keepNext/>
       <w:keepLines/>
-      <w:spacing w:after="0" w:before="200"/>
+      <w:spacing w:after="0" w:before="200" w:line="360" w:lineRule="auto"/>
+      <w:jc w:val="both"/>
       <w:outlineLvl w:val="1"/>
     </w:pPr>
     <w:rPr>
-      <w:rFonts w:asciiTheme="majorHAnsi" w:cstheme="majorBidi" w:eastAsiaTheme="majorEastAsia" w:hAnsiTheme="majorHAnsi"/>
+      <w:rFonts w:ascii="Times New Roman" w:asciiTheme="majorHAnsi" w:cstheme="majorBidi" w:eastAsia="Times New Roman" w:eastAsiaTheme="majorEastAsia" w:hAnsi="Times New Roman" w:hAnsiTheme="majorHAnsi"/>
       <w:b/>
       <w:bCs/>
-      <w:color w:themeColor="accent1" w:val="4F81BD"/>
-      <w:sz w:val="28"/>
+      <w:color w:val="000000"/>
+      <w:sz w:val="26"/>
       <w:szCs w:val="28"/>
     </w:rPr>
   </w:style>
@@ -3299,15 +3406,16 @@
     <w:pPr>
       <w:keepNext/>
       <w:keepLines/>
-      <w:spacing w:after="0" w:before="200"/>
+      <w:spacing w:after="0" w:before="200" w:line="360" w:lineRule="auto"/>
+      <w:jc w:val="both"/>
       <w:outlineLvl w:val="2"/>
     </w:pPr>
     <w:rPr>
-      <w:rFonts w:asciiTheme="majorHAnsi" w:cstheme="majorBidi" w:eastAsiaTheme="majorEastAsia" w:hAnsiTheme="majorHAnsi"/>
+      <w:rFonts w:ascii="Times New Roman" w:asciiTheme="majorHAnsi" w:cstheme="majorBidi" w:eastAsia="Times New Roman" w:eastAsiaTheme="majorEastAsia" w:hAnsi="Times New Roman" w:hAnsiTheme="majorHAnsi"/>
       <w:b/>
       <w:bCs/>
-      <w:color w:themeColor="accent1" w:val="4F81BD"/>
-      <w:sz w:val="24"/>
+      <w:color w:val="000000"/>
+      <w:sz w:val="26"/>
       <w:szCs w:val="24"/>
     </w:rPr>
   </w:style>
@@ -3321,15 +3429,16 @@
     <w:pPr>
       <w:keepNext/>
       <w:keepLines/>
-      <w:spacing w:after="0" w:before="200"/>
+      <w:spacing w:after="0" w:before="200" w:line="360" w:lineRule="auto"/>
+      <w:jc w:val="both"/>
       <w:outlineLvl w:val="3"/>
     </w:pPr>
     <w:rPr>
-      <w:rFonts w:asciiTheme="majorHAnsi" w:cstheme="majorBidi" w:eastAsiaTheme="majorEastAsia" w:hAnsiTheme="majorHAnsi"/>
+      <w:rFonts w:ascii="Times New Roman" w:asciiTheme="majorHAnsi" w:cstheme="majorBidi" w:eastAsia="Times New Roman" w:eastAsiaTheme="majorEastAsia" w:hAnsi="Times New Roman" w:hAnsiTheme="majorHAnsi"/>
       <w:i/>
       <w:bCs/>
-      <w:color w:themeColor="accent1" w:val="4F81BD"/>
-      <w:sz w:val="24"/>
+      <w:color w:val="000000"/>
+      <w:sz w:val="26"/>
       <w:szCs w:val="24"/>
     </w:rPr>
   </w:style>
@@ -3343,14 +3452,15 @@
     <w:pPr>
       <w:keepNext/>
       <w:keepLines/>
-      <w:spacing w:after="0" w:before="200"/>
+      <w:spacing w:after="0" w:before="200" w:line="360" w:lineRule="auto"/>
+      <w:jc w:val="both"/>
       <w:outlineLvl w:val="4"/>
     </w:pPr>
     <w:rPr>
-      <w:rFonts w:asciiTheme="majorHAnsi" w:cstheme="majorBidi" w:eastAsiaTheme="majorEastAsia" w:hAnsiTheme="majorHAnsi"/>
+      <w:rFonts w:ascii="Times New Roman" w:asciiTheme="majorHAnsi" w:cstheme="majorBidi" w:eastAsia="Times New Roman" w:eastAsiaTheme="majorEastAsia" w:hAnsi="Times New Roman" w:hAnsiTheme="majorHAnsi"/>
       <w:iCs/>
-      <w:color w:themeColor="accent1" w:val="4F81BD"/>
-      <w:sz w:val="24"/>
+      <w:color w:val="000000"/>
+      <w:sz w:val="26"/>
       <w:szCs w:val="24"/>
     </w:rPr>
   </w:style>
@@ -3364,13 +3474,14 @@
     <w:pPr>
       <w:keepNext/>
       <w:keepLines/>
-      <w:spacing w:after="0" w:before="200"/>
+      <w:spacing w:after="0" w:before="200" w:line="360" w:lineRule="auto"/>
+      <w:jc w:val="both"/>
       <w:outlineLvl w:val="5"/>
     </w:pPr>
     <w:rPr>
-      <w:rFonts w:asciiTheme="majorHAnsi" w:cstheme="majorBidi" w:eastAsiaTheme="majorEastAsia" w:hAnsiTheme="majorHAnsi"/>
-      <w:color w:themeColor="accent1" w:val="4F81BD"/>
-      <w:sz w:val="24"/>
+      <w:rFonts w:ascii="Times New Roman" w:asciiTheme="majorHAnsi" w:cstheme="majorBidi" w:eastAsia="Times New Roman" w:eastAsiaTheme="majorEastAsia" w:hAnsi="Times New Roman" w:hAnsiTheme="majorHAnsi"/>
+      <w:color w:val="000000"/>
+      <w:sz w:val="26"/>
       <w:szCs w:val="24"/>
     </w:rPr>
   </w:style>
@@ -3384,13 +3495,14 @@
     <w:pPr>
       <w:keepNext/>
       <w:keepLines/>
-      <w:spacing w:after="0" w:before="200"/>
+      <w:spacing w:after="0" w:before="200" w:line="360" w:lineRule="auto"/>
+      <w:jc w:val="both"/>
       <w:outlineLvl w:val="6"/>
     </w:pPr>
     <w:rPr>
-      <w:rFonts w:asciiTheme="majorHAnsi" w:cstheme="majorBidi" w:eastAsiaTheme="majorEastAsia" w:hAnsiTheme="majorHAnsi"/>
-      <w:color w:themeColor="accent1" w:val="4F81BD"/>
-      <w:sz w:val="24"/>
+      <w:rFonts w:ascii="Times New Roman" w:asciiTheme="majorHAnsi" w:cstheme="majorBidi" w:eastAsia="Times New Roman" w:eastAsiaTheme="majorEastAsia" w:hAnsi="Times New Roman" w:hAnsiTheme="majorHAnsi"/>
+      <w:color w:val="000000"/>
+      <w:sz w:val="26"/>
       <w:szCs w:val="24"/>
     </w:rPr>
   </w:style>
@@ -3404,13 +3516,14 @@
     <w:pPr>
       <w:keepNext/>
       <w:keepLines/>
-      <w:spacing w:after="0" w:before="200"/>
+      <w:spacing w:after="0" w:before="200" w:line="360" w:lineRule="auto"/>
+      <w:jc w:val="both"/>
       <w:outlineLvl w:val="7"/>
     </w:pPr>
     <w:rPr>
-      <w:rFonts w:asciiTheme="majorHAnsi" w:cstheme="majorBidi" w:eastAsiaTheme="majorEastAsia" w:hAnsiTheme="majorHAnsi"/>
-      <w:color w:themeColor="accent1" w:val="4F81BD"/>
-      <w:sz w:val="24"/>
+      <w:rFonts w:ascii="Times New Roman" w:asciiTheme="majorHAnsi" w:cstheme="majorBidi" w:eastAsia="Times New Roman" w:eastAsiaTheme="majorEastAsia" w:hAnsi="Times New Roman" w:hAnsiTheme="majorHAnsi"/>
+      <w:color w:val="000000"/>
+      <w:sz w:val="26"/>
       <w:szCs w:val="24"/>
     </w:rPr>
   </w:style>
@@ -3424,13 +3537,14 @@
     <w:pPr>
       <w:keepNext/>
       <w:keepLines/>
-      <w:spacing w:after="0" w:before="200"/>
+      <w:spacing w:after="0" w:before="200" w:line="360" w:lineRule="auto"/>
+      <w:jc w:val="both"/>
       <w:outlineLvl w:val="8"/>
     </w:pPr>
     <w:rPr>
-      <w:rFonts w:asciiTheme="majorHAnsi" w:cstheme="majorBidi" w:eastAsiaTheme="majorEastAsia" w:hAnsiTheme="majorHAnsi"/>
-      <w:color w:themeColor="accent1" w:val="4F81BD"/>
-      <w:sz w:val="24"/>
+      <w:rFonts w:ascii="Times New Roman" w:asciiTheme="majorHAnsi" w:cstheme="majorBidi" w:eastAsia="Times New Roman" w:eastAsiaTheme="majorEastAsia" w:hAnsi="Times New Roman" w:hAnsiTheme="majorHAnsi"/>
+      <w:color w:val="000000"/>
+      <w:sz w:val="26"/>
       <w:szCs w:val="24"/>
     </w:rPr>
   </w:style>
@@ -3442,9 +3556,15 @@
     <w:unhideWhenUsed/>
     <w:qFormat/>
     <w:pPr>
-      <w:spacing w:after="100" w:before="100"/>
+      <w:spacing w:after="100" w:before="100" w:line="360" w:lineRule="auto"/>
       <w:ind w:firstLine="0" w:left="480" w:right="480"/>
+      <w:jc w:val="both"/>
     </w:pPr>
+    <w:rPr>
+      <w:rFonts w:ascii="Times New Roman" w:eastAsia="Times New Roman" w:hAnsi="Times New Roman"/>
+      <w:color w:val="000000"/>
+      <w:sz w:val="26"/>
+    </w:rPr>
   </w:style>
   <w:style w:styleId="FootnoteText" w:type="paragraph">
     <w:name w:val="Footnote Text"/>
@@ -3453,11 +3573,25 @@
     <w:uiPriority w:val="9"/>
     <w:unhideWhenUsed/>
     <w:qFormat/>
+    <w:pPr>
+      <w:spacing w:line="360" w:lineRule="auto"/>
+      <w:jc w:val="both"/>
+    </w:pPr>
+    <w:rPr>
+      <w:rFonts w:ascii="Times New Roman" w:eastAsia="Times New Roman" w:hAnsi="Times New Roman"/>
+      <w:color w:val="000000"/>
+      <w:sz w:val="26"/>
+    </w:rPr>
   </w:style>
   <w:style w:default="1" w:styleId="DefaultParagraphFont" w:type="character">
     <w:name w:val="Default Paragraph Font"/>
     <w:semiHidden/>
     <w:unhideWhenUsed/>
+    <w:rPr>
+      <w:rFonts w:ascii="Times New Roman" w:eastAsia="Times New Roman" w:hAnsi="Times New Roman"/>
+      <w:color w:val="000000"/>
+      <w:sz w:val="26"/>
+    </w:rPr>
   </w:style>
   <w:style w:default="1" w:styleId="Table" w:type="table">
     <w:name w:val="Table"/>
@@ -3465,6 +3599,15 @@
     <w:semiHidden/>
     <w:unhideWhenUsed/>
     <w:qFormat/>
+    <w:pPr>
+      <w:spacing w:line="360" w:lineRule="auto"/>
+      <w:jc w:val="both"/>
+    </w:pPr>
+    <w:rPr>
+      <w:rFonts w:ascii="Times New Roman" w:eastAsia="Times New Roman" w:hAnsi="Times New Roman"/>
+      <w:color w:val="000000"/>
+      <w:sz w:val="26"/>
+    </w:rPr>
     <w:tblPr>
       <w:tblInd w:type="dxa" w:w="0"/>
       <w:tblCellMar>
@@ -3497,25 +3640,42 @@
     <w:pPr>
       <w:keepNext/>
       <w:keepLines/>
-      <w:spacing w:after="0"/>
+      <w:spacing w:after="0" w:line="360" w:lineRule="auto"/>
+      <w:jc w:val="both"/>
     </w:pPr>
     <w:rPr>
+      <w:rFonts w:ascii="Times New Roman" w:eastAsia="Times New Roman" w:hAnsi="Times New Roman"/>
       <w:b/>
+      <w:color w:val="000000"/>
+      <w:sz w:val="26"/>
     </w:rPr>
   </w:style>
   <w:style w:customStyle="1" w:styleId="Definition" w:type="paragraph">
     <w:name w:val="Definition"/>
     <w:basedOn w:val="Normal"/>
+    <w:pPr>
+      <w:spacing w:line="360" w:lineRule="auto"/>
+      <w:jc w:val="both"/>
+    </w:pPr>
+    <w:rPr>
+      <w:rFonts w:ascii="Times New Roman" w:eastAsia="Times New Roman" w:hAnsi="Times New Roman"/>
+      <w:color w:val="000000"/>
+      <w:sz w:val="26"/>
+    </w:rPr>
   </w:style>
   <w:style w:styleId="Caption" w:type="paragraph">
     <w:name w:val="Caption"/>
     <w:basedOn w:val="Normal"/>
     <w:link w:val="BodyTextChar"/>
     <w:pPr>
-      <w:spacing w:after="120" w:before="0"/>
+      <w:spacing w:after="120" w:before="0" w:line="360" w:lineRule="auto"/>
+      <w:jc w:val="both"/>
     </w:pPr>
     <w:rPr>
+      <w:rFonts w:ascii="Times New Roman" w:eastAsia="Times New Roman" w:hAnsi="Times New Roman"/>
       <w:i/>
+      <w:color w:val="000000"/>
+      <w:sz w:val="26"/>
     </w:rPr>
   </w:style>
   <w:style w:customStyle="1" w:styleId="TableCaption" w:type="paragraph">
@@ -3523,44 +3683,90 @@
     <w:basedOn w:val="Caption"/>
     <w:pPr>
       <w:keepNext/>
+      <w:spacing w:line="360" w:lineRule="auto"/>
+      <w:jc w:val="both"/>
     </w:pPr>
+    <w:rPr>
+      <w:rFonts w:ascii="Times New Roman" w:eastAsia="Times New Roman" w:hAnsi="Times New Roman"/>
+      <w:color w:val="000000"/>
+      <w:sz w:val="26"/>
+    </w:rPr>
   </w:style>
   <w:style w:customStyle="1" w:styleId="ImageCaption" w:type="paragraph">
     <w:name w:val="Image Caption"/>
     <w:basedOn w:val="Caption"/>
+    <w:pPr>
+      <w:spacing w:line="360" w:lineRule="auto"/>
+      <w:jc w:val="both"/>
+    </w:pPr>
+    <w:rPr>
+      <w:rFonts w:ascii="Times New Roman" w:eastAsia="Times New Roman" w:hAnsi="Times New Roman"/>
+      <w:color w:val="000000"/>
+      <w:sz w:val="26"/>
+    </w:rPr>
   </w:style>
   <w:style w:customStyle="1" w:styleId="Figure" w:type="paragraph">
     <w:name w:val="Figure"/>
     <w:basedOn w:val="Normal"/>
+    <w:pPr>
+      <w:spacing w:line="360" w:lineRule="auto"/>
+      <w:jc w:val="both"/>
+    </w:pPr>
+    <w:rPr>
+      <w:rFonts w:ascii="Times New Roman" w:eastAsia="Times New Roman" w:hAnsi="Times New Roman"/>
+      <w:color w:val="000000"/>
+      <w:sz w:val="26"/>
+    </w:rPr>
   </w:style>
   <w:style w:customStyle="1" w:styleId="CaptionedFigure" w:type="paragraph">
     <w:name w:val="Captioned Figure"/>
     <w:basedOn w:val="Figure"/>
     <w:pPr>
       <w:keepNext/>
+      <w:spacing w:line="360" w:lineRule="auto"/>
+      <w:jc w:val="both"/>
     </w:pPr>
+    <w:rPr>
+      <w:rFonts w:ascii="Times New Roman" w:eastAsia="Times New Roman" w:hAnsi="Times New Roman"/>
+      <w:color w:val="000000"/>
+      <w:sz w:val="26"/>
+    </w:rPr>
   </w:style>
   <w:style w:customStyle="1" w:styleId="BodyTextChar" w:type="character">
     <w:name w:val="Body Text Char"/>
     <w:basedOn w:val="DefaultParagraphFont"/>
     <w:link w:val="BodyText"/>
+    <w:rPr>
+      <w:rFonts w:ascii="Times New Roman" w:eastAsia="Times New Roman" w:hAnsi="Times New Roman"/>
+      <w:color w:val="000000"/>
+      <w:sz w:val="26"/>
+    </w:rPr>
   </w:style>
   <w:style w:customStyle="1" w:styleId="VerbatimChar" w:type="character">
     <w:name w:val="Verbatim Char"/>
     <w:basedOn w:val="BodyTextChar"/>
     <w:rPr>
-      <w:rFonts w:ascii="Consolas" w:hAnsi="Consolas"/>
-      <w:sz w:val="22"/>
+      <w:rFonts w:ascii="Times New Roman" w:eastAsia="Times New Roman" w:hAnsi="Times New Roman"/>
+      <w:color w:val="000000"/>
+      <w:sz w:val="26"/>
     </w:rPr>
   </w:style>
   <w:style w:customStyle="1" w:styleId="SectionNumber" w:type="character">
     <w:name w:val="Section Number"/>
     <w:basedOn w:val="BodyTextChar"/>
+    <w:rPr>
+      <w:rFonts w:ascii="Times New Roman" w:eastAsia="Times New Roman" w:hAnsi="Times New Roman"/>
+      <w:color w:val="000000"/>
+      <w:sz w:val="26"/>
+    </w:rPr>
   </w:style>
   <w:style w:styleId="FootnoteReference" w:type="character">
     <w:name w:val="Footnote Reference"/>
     <w:basedOn w:val="BodyTextChar"/>
     <w:rPr>
+      <w:rFonts w:ascii="Times New Roman" w:eastAsia="Times New Roman" w:hAnsi="Times New Roman"/>
+      <w:color w:val="000000"/>
+      <w:sz w:val="26"/>
       <w:vertAlign w:val="superscript"/>
     </w:rPr>
   </w:style>
@@ -3568,7 +3774,9 @@
     <w:name w:val="Hyperlink"/>
     <w:basedOn w:val="BodyTextChar"/>
     <w:rPr>
-      <w:color w:themeColor="accent1" w:val="4F81BD"/>
+      <w:rFonts w:ascii="Times New Roman" w:eastAsia="Times New Roman" w:hAnsi="Times New Roman"/>
+      <w:color w:val="000000"/>
+      <w:sz w:val="26"/>
     </w:rPr>
   </w:style>
   <w:style w:styleId="TOCHeading" w:type="paragraph">
@@ -3579,14 +3787,16 @@
     <w:unhideWhenUsed/>
     <w:qFormat/>
     <w:pPr>
-      <w:spacing w:before="240" w:line="259" w:lineRule="auto"/>
+      <w:spacing w:before="240" w:line="360" w:lineRule="auto"/>
+      <w:jc w:val="both"/>
       <w:outlineLvl w:val="9"/>
     </w:pPr>
     <w:rPr>
-      <w:rFonts w:asciiTheme="majorHAnsi" w:cstheme="majorBidi" w:eastAsiaTheme="majorEastAsia" w:hAnsiTheme="majorHAnsi"/>
+      <w:rFonts w:ascii="Times New Roman" w:asciiTheme="majorHAnsi" w:cstheme="majorBidi" w:eastAsia="Times New Roman" w:eastAsiaTheme="majorEastAsia" w:hAnsi="Times New Roman" w:hAnsiTheme="majorHAnsi"/>
       <w:b w:val="0"/>
       <w:bCs w:val="0"/>
-      <w:color w:themeColor="accent1" w:themeShade="BF" w:val="365F91"/>
+      <w:color w:val="000000"/>
+      <w:sz w:val="26"/>
     </w:rPr>
   </w:style>
   <w:style w:type="paragraph" w:customStyle="1" w:styleId="SourceCode">

--- a/dist/luan_an_ctu/chuong_5_ket_luan_de_xuat_vi.docx
+++ b/dist/luan_an_ctu/chuong_5_ket_luan_de_xuat_vi.docx
@@ -2830,10 +2830,23 @@
         <w:t xml:space="preserve">P9</w:t>
       </w:r>
       <w:r>
-        <w:t xml:space="preserve"> </w:t>
-      </w:r>
-      <w:r>
-        <w:t xml:space="preserve">(đã công bố tại IntechOpen 2025): phân tích Ấn Độ (Emerging, 380 doanh nghiệp WBES, ước lượng FGLS, dữ liệu đến 2025), với hệ số DOI tổng hợp âm và kinh nghiệm nhà quản trị cùng lãnh đạo nữ cấp cao là các yếu tố điều tiết dương — bằng chứng country-level cho tầng thượng tầng quản trị (H4).</w:t>
+        <w:t xml:space="preserve">: phân tích Ấn Độ qua ba đợt WBES 2014–2025 (~29.000 doanh nghiệp), kiểm định độ bền ngưỡng I–P qua thập kỷ chuyển đổi thể chế. Phát hiện sự</w:t>
+      </w:r>
+      <w:r>
+        <w:t xml:space="preserve"> </w:t>
+      </w:r>
+      <w:r>
+        <w:rPr>
+          <w:iCs/>
+          <w:i/>
+        </w:rPr>
+        <w:t xml:space="preserve">tan biến</w:t>
+      </w:r>
+      <w:r>
+        <w:t xml:space="preserve"> </w:t>
+      </w:r>
+      <w:r>
+        <w:t xml:space="preserve">điểm uốn chữ U ngược: TP = 61,8% (2014) → 40,7% (2022) → mất ý nghĩa độ cong (2025: β₂ = −0,16, p = ,42), kèm tương tác DAI Tier-2 (UPI) âm — bằng chứng đầu tiên rằng chuyển đổi thể chế cực mạnh có thể hòa tan (chứ không chỉ dịch chuyển) ngưỡng. Đích MIR/IJOEM; kế thừa công trình tiền đề Do &amp; Phan (2025, IntechOpen).</w:t>
       </w:r>
     </w:p>
     <w:bookmarkEnd w:id="44"/>

--- a/dist/luan_an_ctu/chuong_5_ket_luan_de_xuat_vi.docx
+++ b/dist/luan_an_ctu/chuong_5_ket_luan_de_xuat_vi.docx
@@ -2,7 +2,7 @@
 <file path=word/document.xml><?xml version="1.0" encoding="utf-8"?>
 <w:document xmlns:w="http://schemas.openxmlformats.org/wordprocessingml/2006/main" xmlns:m="http://schemas.openxmlformats.org/officeDocument/2006/math" xmlns:r="http://schemas.openxmlformats.org/officeDocument/2006/relationships" xmlns:o="urn:schemas-microsoft-com:office:office" xmlns:v="urn:schemas-microsoft-com:vml" xmlns:w10="urn:schemas-microsoft-com:office:word" xmlns:a="http://schemas.openxmlformats.org/drawingml/2006/main" xmlns:pic="http://schemas.openxmlformats.org/drawingml/2006/picture" xmlns:wp="http://schemas.openxmlformats.org/drawingml/2006/wordprocessingDrawing">
   <w:body>
-    <w:bookmarkStart w:id="49" w:name="chương-5-kết-luận-và-đề-xuất"/>
+    <w:bookmarkStart w:id="50" w:name="chương-5-kết-luận-và-đề-xuất"/>
     <w:p>
       <w:pPr>
         <w:pStyle w:val="Heading1"/>
@@ -43,7 +43,7 @@
       </w:r>
     </w:p>
     <w:bookmarkEnd w:id="20"/>
-    <w:bookmarkStart w:id="26" w:name="Xa49aadb40c127a83ebe1d91ac222e3bdb8617c2"/>
+    <w:bookmarkStart w:id="27" w:name="Xa49aadb40c127a83ebe1d91ac222e3bdb8617c2"/>
     <w:p>
       <w:pPr>
         <w:pStyle w:val="Heading2"/>
@@ -1108,8 +1108,107 @@
       </w:r>
     </w:p>
     <w:bookmarkEnd w:id="25"/>
+    <w:bookmarkStart w:id="26" w:name="Xb940c15a40429c8118b4029c85838aadcf6bf5a"/>
+    <w:p>
+      <w:pPr>
+        <w:pStyle w:val="Heading3"/>
+      </w:pPr>
+      <w:r>
+        <w:t xml:space="preserve">5.1.5 Ấn Độ, Điều kiện biên phạm vi áp dụng của khung CDCM (P9)</w:t>
+      </w:r>
+    </w:p>
+    <w:p>
+      <w:pPr>
+        <w:pStyle w:val="FirstParagraph"/>
+      </w:pPr>
+      <w:r>
+        <w:rPr>
+          <w:bCs/>
+          <w:b/>
+        </w:rPr>
+        <w:t xml:space="preserve">Ấn Độ và điều kiện biên phạm vi áp dụng của khung CDCM.</w:t>
+      </w:r>
+      <w:r>
+        <w:t xml:space="preserve"> </w:t>
+      </w:r>
+      <w:r>
+        <w:t xml:space="preserve">Phát hiện ngưỡng phá vỡ tại Ấn Độ (P9 (Ấn Độ)) qua giai đoạn 2014–2025 bổ sung một điều kiện biên quan trọng cho khung CDCM. Trong khi quan hệ U ngược được khung dự đoán giả định môi trường thể chế ổn định, sự sụp đổ độ cong tại đợt 2025 dưới áp lực tích lũy của bãi bỏ tiền mặt, GST, IBC, UPI, PLI, COVID-19 và Atmanirbhar Bharat cho thấy bản thân khung CDCM cũng cần điều kiện ổn định thể chế làm tiền đề. Khung này không khẳng định U ngược là quan hệ phổ quát mà là quan hệ có điều kiện. Sự bác bỏ giả thuyết phổ quát của Tier-2 thay thế Tier-1 (qua tương tác âm</w:t>
+      </w:r>
+      <w:r>
+        <w:t xml:space="preserve"> </w:t>
+      </w:r>
+      <m:oMath>
+        <m:r>
+          <m:t>β</m:t>
+        </m:r>
+        <m:r>
+          <m:rPr>
+            <m:sty m:val="p"/>
+          </m:rPr>
+          <m:t>=</m:t>
+        </m:r>
+        <m:r>
+          <m:rPr>
+            <m:sty m:val="p"/>
+          </m:rPr>
+          <m:t>−</m:t>
+        </m:r>
+        <m:r>
+          <m:t>4</m:t>
+        </m:r>
+        <m:r>
+          <m:rPr>
+            <m:sty m:val="p"/>
+          </m:rPr>
+          <m:t>,</m:t>
+        </m:r>
+        <m:r>
+          <m:t>02</m:t>
+        </m:r>
+      </m:oMath>
+      <w:r>
+        <w:t xml:space="preserve">,</w:t>
+      </w:r>
+      <w:r>
+        <w:t xml:space="preserve"> </w:t>
+      </w:r>
+      <m:oMath>
+        <m:r>
+          <m:t>p</m:t>
+        </m:r>
+        <m:r>
+          <m:rPr>
+            <m:sty m:val="p"/>
+          </m:rPr>
+          <m:t>=</m:t>
+        </m:r>
+        <m:r>
+          <m:rPr>
+            <m:sty m:val="p"/>
+          </m:rPr>
+          <m:t>,</m:t>
+        </m:r>
+        <m:r>
+          <m:t>004</m:t>
+        </m:r>
+      </m:oMath>
+      <w:r>
+        <w:t xml:space="preserve"> </w:t>
+      </w:r>
+      <w:r>
+        <w:t xml:space="preserve">tại Ấn Độ) cũng tinh chỉnh đề xuất phụ trợ của khung: hạ tầng số công cộng chỉ thay thế năng lực số tư nhân khi hai loại hạ tầng có cùng định hướng mục đích. UPI hỗ trợ giao dịch nội địa hiệu quả nhưng không thay thế hạ tầng tài chính xuyên biên giới (SWIFT, ngân hàng đại lý, tài trợ thương mại) mà doanh nghiệp xuất khẩu yêu cầu.</w:t>
+      </w:r>
+    </w:p>
+    <w:p>
+      <w:r>
+        <w:pict>
+          <v:rect style="width:0;height:1.5pt" o:hralign="center" o:hrstd="t" o:hr="t"/>
+        </w:pict>
+      </w:r>
+    </w:p>
     <w:bookmarkEnd w:id="26"/>
-    <w:bookmarkStart w:id="30" w:name="X03371f9bf2ea7aa70b56c3fc263517b182b20aa"/>
+    <w:bookmarkEnd w:id="27"/>
+    <w:bookmarkStart w:id="31" w:name="X03371f9bf2ea7aa70b56c3fc263517b182b20aa"/>
     <w:p>
       <w:pPr>
         <w:pStyle w:val="Heading2"/>
@@ -1118,7 +1217,7 @@
         <w:t xml:space="preserve">5.2 So sánh với nghiên cứu trước đây</w:t>
       </w:r>
     </w:p>
-    <w:bookmarkStart w:id="27" w:name="X6d63d205c02653fac9abe4b7c3c003ccf604ac6"/>
+    <w:bookmarkStart w:id="28" w:name="X6d63d205c02653fac9abe4b7c3c003ccf604ac6"/>
     <w:p>
       <w:pPr>
         <w:pStyle w:val="Heading3"/>
@@ -1324,8 +1423,8 @@
         <w:t xml:space="preserve">, không phải sự bất đồng căn bản giữa các nghiên cứu.</w:t>
       </w:r>
     </w:p>
-    <w:bookmarkEnd w:id="27"/>
-    <w:bookmarkStart w:id="28" w:name="X3dc86f682c3e5e98bd0a470c7f8482e8e79f6fb"/>
+    <w:bookmarkEnd w:id="28"/>
+    <w:bookmarkStart w:id="29" w:name="X3dc86f682c3e5e98bd0a470c7f8482e8e79f6fb"/>
     <w:p>
       <w:pPr>
         <w:pStyle w:val="Heading3"/>
@@ -1403,8 +1502,8 @@
         <w:t xml:space="preserve">, luận án mở rộng khung phân tích từ dữ liệu doanh nghiệp Nhật Bản/đa quốc gia sang 49 nền kinh tế châu Á và Thái Bình Dương — bối cảnh underrepresented trong literature Lu và Beamish.</w:t>
       </w:r>
     </w:p>
-    <w:bookmarkEnd w:id="28"/>
-    <w:bookmarkStart w:id="29" w:name="X0883d912591c701a2f1b2fed71cedb09e738376"/>
+    <w:bookmarkEnd w:id="29"/>
+    <w:bookmarkStart w:id="30" w:name="X0883d912591c701a2f1b2fed71cedb09e738376"/>
     <w:p>
       <w:pPr>
         <w:pStyle w:val="Heading3"/>
@@ -1457,9 +1556,9 @@
         </w:pict>
       </w:r>
     </w:p>
-    <w:bookmarkEnd w:id="29"/>
     <w:bookmarkEnd w:id="30"/>
-    <w:bookmarkStart w:id="34" w:name="X358b70cb0587073926db05a46d0ec729e84bb90"/>
+    <w:bookmarkEnd w:id="31"/>
+    <w:bookmarkStart w:id="35" w:name="X358b70cb0587073926db05a46d0ec729e84bb90"/>
     <w:p>
       <w:pPr>
         <w:pStyle w:val="Heading2"/>
@@ -1468,7 +1567,7 @@
         <w:t xml:space="preserve">5.3 Đóng góp lý thuyết</w:t>
       </w:r>
     </w:p>
-    <w:bookmarkStart w:id="31" w:name="Xc6feaeb12e2f91980ada0175fe76f51b8cabb3c"/>
+    <w:bookmarkStart w:id="32" w:name="Xc6feaeb12e2f91980ada0175fe76f51b8cabb3c"/>
     <w:p>
       <w:pPr>
         <w:pStyle w:val="Heading3"/>
@@ -1586,8 +1685,8 @@
         <w:t xml:space="preserve">: DAI hoạt động như lá chắn bù đắp (compensatory asset) trong bối cảnh thể chế yếu, nơi hạ tầng thể chế chưa đủ hỗ trợ cho doanh nghiệp xuất khẩu. Đây là bằng chứng thực nghiệm bổ sung cho lý thuyết về vai trò thay thế giữa thể chế và năng lực số.</w:t>
       </w:r>
     </w:p>
-    <w:bookmarkEnd w:id="31"/>
-    <w:bookmarkStart w:id="32" w:name="X792bf669d8aaad9c154022edb47ba6166013782"/>
+    <w:bookmarkEnd w:id="32"/>
+    <w:bookmarkStart w:id="33" w:name="X792bf669d8aaad9c154022edb47ba6166013782"/>
     <w:p>
       <w:pPr>
         <w:pStyle w:val="Heading3"/>
@@ -1641,8 +1740,8 @@
         <w:t xml:space="preserve">: trong điều kiện nào thì "more internationalization" luôn là "worse performance"? Luận án đề xuất rằng FIP xuất hiện khi ba điều kiện đồng thời: (i) thể chế ICRV ở mức thấp nhất, (ii) quy mô nền kinh tế quá nhỏ để tạo cơ sở nội địa, và (iii) thiếu hỗ trợ năng lực xuất khẩu từ chính sách. Kết hợp ba điều kiện này tạo ra "trap" — bẫy quốc tế hóa bắt buộc — mà không có turning point để thoát khỏi.</w:t>
       </w:r>
     </w:p>
-    <w:bookmarkEnd w:id="32"/>
-    <w:bookmarkStart w:id="33" w:name="Xc949420910752534bec0d1fee728c7a813a2f68"/>
+    <w:bookmarkEnd w:id="33"/>
+    <w:bookmarkStart w:id="34" w:name="Xc949420910752534bec0d1fee728c7a813a2f68"/>
     <w:p>
       <w:pPr>
         <w:pStyle w:val="Heading3"/>
@@ -1719,9 +1818,9 @@
         </w:pict>
       </w:r>
     </w:p>
-    <w:bookmarkEnd w:id="33"/>
     <w:bookmarkEnd w:id="34"/>
-    <w:bookmarkStart w:id="38" w:name="X4f070f4201e8508645625eda6493d60cd486f27"/>
+    <w:bookmarkEnd w:id="35"/>
+    <w:bookmarkStart w:id="39" w:name="X4f070f4201e8508645625eda6493d60cd486f27"/>
     <w:p>
       <w:pPr>
         <w:pStyle w:val="Heading2"/>
@@ -1730,7 +1829,7 @@
         <w:t xml:space="preserve">5.4 Đề xuất chính sách và quản trị</w:t>
       </w:r>
     </w:p>
-    <w:bookmarkStart w:id="35" w:name="X7cdaf271f3298cb573246cb59bc34e92c91d24d"/>
+    <w:bookmarkStart w:id="36" w:name="X7cdaf271f3298cb573246cb59bc34e92c91d24d"/>
     <w:p>
       <w:pPr>
         <w:pStyle w:val="Heading3"/>
@@ -1795,8 +1894,8 @@
         <w:t xml:space="preserve">Đối với Việt Nam cụ thể: turning point dịch chuyển từ 46,2% (2009) xuống 39,3% (2015) là tín hiệu đáng lo ngại. Nếu turning point tiếp tục dịch trái, điều đó hàm ý rằng lợi ích từ xuất khẩu đạt đỉnh sớm hơn và suy giảm nhanh hơn — có thể do cấu trúc xuất khẩu tập trung vào gia công với biên lợi nhuận mỏng. Chính sách nâng cao giá trị gia tăng trong xuất khẩu (moving up the value chain) kết hợp với tăng cường TCI có thể giúp đảo ngược xu hướng này.</w:t>
       </w:r>
     </w:p>
-    <w:bookmarkEnd w:id="35"/>
-    <w:bookmarkStart w:id="36" w:name="Xbb0ebb3f10e960b7d926ccd5aa748ccdb7740d7"/>
+    <w:bookmarkEnd w:id="36"/>
+    <w:bookmarkStart w:id="37" w:name="Xbb0ebb3f10e960b7d926ccd5aa748ccdb7740d7"/>
     <w:p>
       <w:pPr>
         <w:pStyle w:val="Heading3"/>
@@ -1917,8 +2016,8 @@
         <w:t xml:space="preserve">: kết quả FIP là cảnh báo nghiêm túc — đẩy mạnh xuất khẩu trong bối cảnh thiếu năng lực và hỗ trợ thể chế không cải thiện mà còn có thể làm xấu đi hiệu quả hoạt động. Doanh nghiệp SIDS nên ưu tiên xây dựng năng lực nội địa và nâng cao TCI trước khi mở rộng xuất khẩu đáng kể.</w:t>
       </w:r>
     </w:p>
-    <w:bookmarkEnd w:id="36"/>
-    <w:bookmarkStart w:id="37" w:name="X383f9bda7308bcecdf3fd26297745377ea89ee1"/>
+    <w:bookmarkEnd w:id="37"/>
+    <w:bookmarkStart w:id="38" w:name="X383f9bda7308bcecdf3fd26297745377ea89ee1"/>
     <w:p>
       <w:pPr>
         <w:pStyle w:val="Heading3"/>
@@ -1956,9 +2055,9 @@
         <w:t xml:space="preserve">. Cụ thể, ưu tiên nên là: (i) xây dựng hạ tầng logistics và kết nối (giảm chi phí cố định của xuất khẩu); (ii) phát triển năng lực doanh nghiệp thông qua TCI (chứ không chỉ DAI bề mặt); (iii) thiết kế chương trình hỗ trợ xuất khẩu có chọn lọc tập trung vào doanh nghiệp đã có đủ năng lực để hưởng lợi, thay vì khuyến khích đại trà. Nói tóm lại, tránh "bẫy quốc tế hóa bắt buộc" bằng cách đảm bảo rằng các can thiệp chính sách xây dựng năng lực trước khi thúc đẩy mở rộng thị trường.</w:t>
       </w:r>
     </w:p>
-    <w:bookmarkEnd w:id="37"/>
     <w:bookmarkEnd w:id="38"/>
-    <w:bookmarkStart w:id="43" w:name="Xf80a1234b44a7d4089382a2631c25010c604edb"/>
+    <w:bookmarkEnd w:id="39"/>
+    <w:bookmarkStart w:id="44" w:name="Xf80a1234b44a7d4089382a2631c25010c604edb"/>
     <w:p>
       <w:pPr>
         <w:pStyle w:val="Heading2"/>
@@ -1967,7 +2066,7 @@
         <w:t xml:space="preserve">5.5 Hạn chế và hướng nghiên cứu tương lai</w:t>
       </w:r>
     </w:p>
-    <w:bookmarkStart w:id="39" w:name="Xfc21172891b143a859fa6a4cd4308b059abf57d"/>
+    <w:bookmarkStart w:id="40" w:name="Xfc21172891b143a859fa6a4cd4308b059abf57d"/>
     <w:p>
       <w:pPr>
         <w:pStyle w:val="Heading3"/>
@@ -2008,8 +2107,8 @@
         <w:t xml:space="preserve">(tại một thời điểm khảo sát), không thể nắm bắt tính "dynamic" của việc cập nhật và tái cấu hình năng lực số theo thời gian. Điều này có nghĩa là các phát hiện về DAI trong luận án phản ánh mức độ chấp nhận số tại một thời điểm chứ không phải năng lực số năng động theo nghĩa của dynamic capabilities theory (Teece et al., 1997).</w:t>
       </w:r>
     </w:p>
-    <w:bookmarkEnd w:id="39"/>
-    <w:bookmarkStart w:id="40" w:name="X87e10c044c34a8346bd2a0229fbb014435526bd"/>
+    <w:bookmarkEnd w:id="40"/>
+    <w:bookmarkStart w:id="41" w:name="X87e10c044c34a8346bd2a0229fbb014435526bd"/>
     <w:p>
       <w:pPr>
         <w:pStyle w:val="Heading3"/>
@@ -2034,8 +2133,8 @@
         <w:t xml:space="preserve">Phân tích Heckman two-step (hoặc treatment effects models) trong các nghiên cứu tương lai có thể khắc phục phần nào hạn chế này bằng cách mô hình hóa quá trình lựa chọn tham gia xuất khẩu như giai đoạn thứ nhất trước khi ước lượng hiệu quả trong giai đoạn thứ hai.</w:t>
       </w:r>
     </w:p>
-    <w:bookmarkEnd w:id="40"/>
-    <w:bookmarkStart w:id="41" w:name="X959560e89fb19d54629474460c75a36ce5e6d02"/>
+    <w:bookmarkEnd w:id="41"/>
+    <w:bookmarkStart w:id="42" w:name="X959560e89fb19d54629474460c75a36ce5e6d02"/>
     <w:p>
       <w:pPr>
         <w:pStyle w:val="Heading3"/>
@@ -2052,8 +2151,8 @@
         <w:t xml:space="preserve">Thiết kế cross-sectional (hoặc pooled panel nhưng với WBES không phải là panel thực sự cho cùng doanh nghiệp qua thời gian) giới hạn khả năng suy luận nhân quả. Quan hệ I–P có thể bị ảnh hưởng bởi reverse causality: doanh nghiệp hiệu quả hơn có thể có nhiều nguồn lực để quốc tế hóa hơn, tạo ra chiều nhân quả ngược lại. Country fixed effects và year fixed effects giúp kiểm soát một phần, nhưng không giải quyết hoàn toàn vấn đề endogeneity.</w:t>
       </w:r>
     </w:p>
-    <w:bookmarkEnd w:id="41"/>
-    <w:bookmarkStart w:id="42" w:name="Xbd928791aa65151cf467be0328d1674d176e909"/>
+    <w:bookmarkEnd w:id="42"/>
+    <w:bookmarkStart w:id="43" w:name="Xbd928791aa65151cf467be0328d1674d176e909"/>
     <w:p>
       <w:pPr>
         <w:pStyle w:val="Heading3"/>
@@ -2137,9 +2236,9 @@
         </w:pict>
       </w:r>
     </w:p>
-    <w:bookmarkEnd w:id="42"/>
     <w:bookmarkEnd w:id="43"/>
-    <w:bookmarkStart w:id="48" w:name="X3298e6974611109580cc451c12e8b21e51ab986"/>
+    <w:bookmarkEnd w:id="44"/>
+    <w:bookmarkStart w:id="49" w:name="X3298e6974611109580cc451c12e8b21e51ab986"/>
     <w:p>
       <w:pPr>
         <w:pStyle w:val="Heading2"/>
@@ -2148,7 +2247,7 @@
         <w:t xml:space="preserve">5.6 Kết luận</w:t>
       </w:r>
     </w:p>
-    <w:bookmarkStart w:id="44" w:name="X0275a289702f94099779eb7b5961872002d4a98"/>
+    <w:bookmarkStart w:id="45" w:name="X0275a289702f94099779eb7b5961872002d4a98"/>
     <w:p>
       <w:pPr>
         <w:pStyle w:val="Heading3"/>
@@ -2849,8 +2948,8 @@
         <w:t xml:space="preserve">điểm uốn chữ U ngược: TP = 61,8% (2014) → 40,7% (2022) → mất ý nghĩa độ cong (2025: β₂ = −0,16, p = ,42), kèm tương tác DAI Tier-2 (UPI) âm — bằng chứng đầu tiên rằng chuyển đổi thể chế cực mạnh có thể hòa tan (chứ không chỉ dịch chuyển) ngưỡng. Đích MIR/IJOEM; kế thừa công trình tiền đề Do &amp; Phan (2025, IntechOpen).</w:t>
       </w:r>
     </w:p>
-    <w:bookmarkEnd w:id="44"/>
-    <w:bookmarkStart w:id="45" w:name="X9556672229511acc75e7a88561876b51568dedf"/>
+    <w:bookmarkEnd w:id="45"/>
+    <w:bookmarkStart w:id="46" w:name="X9556672229511acc75e7a88561876b51568dedf"/>
     <w:p>
       <w:pPr>
         <w:pStyle w:val="Heading3"/>
@@ -2903,8 +3002,8 @@
         <w:t xml:space="preserve">(family of context-dependent curves), với turning point là hàm số giảm dần của chất lượng thể chế theo ICRV — thể chế càng mạnh, turning point càng sớm (FSTS thấp hơn).</w:t>
       </w:r>
     </w:p>
-    <w:bookmarkEnd w:id="45"/>
-    <w:bookmarkStart w:id="46" w:name="X0e99b1254b4b67b0d58ad32605b3382cafdc23f"/>
+    <w:bookmarkEnd w:id="46"/>
+    <w:bookmarkStart w:id="47" w:name="X0e99b1254b4b67b0d58ad32605b3382cafdc23f"/>
     <w:p>
       <w:pPr>
         <w:pStyle w:val="Heading3"/>
@@ -2929,8 +3028,8 @@
         <w:t xml:space="preserve">Về thực tiễn, luận án cung cấp cơ sở để nhà hoạch định chính sách và nhà quản trị doanh nghiệp tại từng bối cảnh ICRV cụ thể hiệu chỉnh chiến lược quốc tế hóa phù hợp — không áp dụng máy móc bài học từ Singapore hay Nhật Bản vào bối cảnh Việt Nam hay SIDS, mà nhận ra sự phụ thuộc bối cảnh như là nguyên lý căn bản trong hoạch định chiến lược quốc tế hóa.</w:t>
       </w:r>
     </w:p>
-    <w:bookmarkEnd w:id="46"/>
-    <w:bookmarkStart w:id="47" w:name="X419817a82cb35cfdb5a0df5261d5a194f2fd9ca"/>
+    <w:bookmarkEnd w:id="47"/>
+    <w:bookmarkStart w:id="48" w:name="X419817a82cb35cfdb5a0df5261d5a194f2fd9ca"/>
     <w:p>
       <w:pPr>
         <w:pStyle w:val="Heading3"/>
@@ -2967,9 +3066,9 @@
         </w:pict>
       </w:r>
     </w:p>
-    <w:bookmarkEnd w:id="47"/>
     <w:bookmarkEnd w:id="48"/>
     <w:bookmarkEnd w:id="49"/>
+    <w:bookmarkEnd w:id="50"/>
     <w:sectPr>
       <w:pgSz w:h="16838" w:w="11906"/>
       <w:pgMar w:bottom="1134" w:left="1701" w:right="1134" w:top="1134"/>

--- a/dist/luan_an_ctu/chuong_5_ket_luan_de_xuat_vi.docx
+++ b/dist/luan_an_ctu/chuong_5_ket_luan_de_xuat_vi.docx
@@ -2031,7 +2031,7 @@
         <w:pStyle w:val="FirstParagraph"/>
       </w:pPr>
       <w:r>
-        <w:t xml:space="preserve">Phát hiện FIP tại chín quốc gia SIDS có hàm ý chính sách cụ thể và cấp bách. Hiện tại, nhiều chương trình phát triển quốc tế và viện trợ thương mại cho SIDS tập trung vào khuyến khích xuất khẩu như một chiến lược tăng trưởng. Kết quả FIP đặt câu hỏi về hiệu quả của chiến lược này khi thiếu nền tảng năng lực tương ứng.</w:t>
+        <w:t xml:space="preserve">Phát hiện FIP tại bảy quốc gia Pacific SIDS có hàm ý chính sách cụ thể và cấp bách. Hiện tại, nhiều chương trình phát triển quốc tế và viện trợ thương mại cho SIDS tập trung vào khuyến khích xuất khẩu như một chiến lược tăng trưởng. Kết quả FIP đặt câu hỏi về hiệu quả của chiến lược này khi thiếu nền tảng năng lực tương ứng.</w:t>
       </w:r>
     </w:p>
     <w:p>

--- a/dist/luan_an_ctu/chuong_5_ket_luan_de_xuat_vi.docx
+++ b/dist/luan_an_ctu/chuong_5_ket_luan_de_xuat_vi.docx
@@ -2,7 +2,7 @@
 <file path=word/document.xml><?xml version="1.0" encoding="utf-8"?>
 <w:document xmlns:w="http://schemas.openxmlformats.org/wordprocessingml/2006/main" xmlns:m="http://schemas.openxmlformats.org/officeDocument/2006/math" xmlns:r="http://schemas.openxmlformats.org/officeDocument/2006/relationships" xmlns:o="urn:schemas-microsoft-com:office:office" xmlns:v="urn:schemas-microsoft-com:vml" xmlns:w10="urn:schemas-microsoft-com:office:word" xmlns:a="http://schemas.openxmlformats.org/drawingml/2006/main" xmlns:pic="http://schemas.openxmlformats.org/drawingml/2006/picture" xmlns:wp="http://schemas.openxmlformats.org/drawingml/2006/wordprocessingDrawing">
   <w:body>
-    <w:bookmarkStart w:id="50" w:name="chương-5-kết-luận-và-đề-xuất"/>
+    <w:bookmarkStart w:id="20" w:name="chương-5-kết-luận-và-đề-xuất"/>
     <w:p>
       <w:pPr>
         <w:pStyle w:val="Heading1"/>
@@ -11,6 +11,7 @@
         <w:t xml:space="preserve">CHƯƠNG 5: KẾT LUẬN VÀ ĐỀ XUẤT</w:t>
       </w:r>
     </w:p>
+    <w:bookmarkEnd w:id="20"/>
     <w:p>
       <w:r>
         <w:pict>
@@ -18,7 +19,7 @@
         </w:pict>
       </w:r>
     </w:p>
-    <w:bookmarkStart w:id="20" w:name="giới-thiệu-chương"/>
+    <w:bookmarkStart w:id="21" w:name="giới-thiệu-chương"/>
     <w:p>
       <w:pPr>
         <w:pStyle w:val="Heading2"/>
@@ -42,8 +43,8 @@
         </w:pict>
       </w:r>
     </w:p>
-    <w:bookmarkEnd w:id="20"/>
-    <w:bookmarkStart w:id="27" w:name="Xa49aadb40c127a83ebe1d91ac222e3bdb8617c2"/>
+    <w:bookmarkEnd w:id="21"/>
+    <w:bookmarkStart w:id="28" w:name="Xff8cef3ed320f9cf6f3fba4ff558bfed3af19c6"/>
     <w:p>
       <w:pPr>
         <w:pStyle w:val="Heading2"/>
@@ -52,7 +53,7 @@
         <w:t xml:space="preserve">5.1 Bàn luận kết quả theo khung lý thuyết CDCM</w:t>
       </w:r>
     </w:p>
-    <w:bookmarkStart w:id="21" w:name="X751baa465f16b11eec18b61295bd32c9b23dafc"/>
+    <w:bookmarkStart w:id="22" w:name="X87949b622680195c8f5649c31ec800d0d4afb82"/>
     <w:p>
       <w:pPr>
         <w:pStyle w:val="Heading3"/>
@@ -205,7 +206,7 @@
         <w:t xml:space="preserve"> </w:t>
       </w:r>
       <w:r>
-        <w:t xml:space="preserve">từ SIDS/Frontier (~55% FSTS) xuống Emerging, Upper-middle, Advanced Resource, và Advanced Innovation (~28% FSTS). Hay nói cách khác, nền kinh tế thể chế mạnh hơn đạt đỉnh hiệu quả xuất khẩu tại mức FSTS thấp hơn — doanh nghiệp không cần quốc tế hóa sâu để khai thác lợi thế cạnh tranh khi thể chế hỗ trợ đã vận hành tốt.</w:t>
+        <w:t xml:space="preserve">từ SIDS/Emerging (~55% FSTS) xuống Lower-middle transition, Upper-middle, Advanced Resource, và Advanced Innovation (~28% FSTS). Hay nói cách khác, nền kinh tế thể chế mạnh hơn đạt đỉnh hiệu quả xuất khẩu tại mức FSTS thấp hơn — doanh nghiệp không cần quốc tế hóa sâu để khai thác lợi thế cạnh tranh khi thể chế hỗ trợ đã vận hành tốt.</w:t>
       </w:r>
     </w:p>
     <w:p>
@@ -266,8 +267,8 @@
         <w:t xml:space="preserve">: môi trường thể chế tốt cũng có nghĩa là hệ sinh thái dịch vụ hỗ trợ (logistics, tài chính thương mại, tư vấn pháp lý quốc tế) phát triển, làm giảm gánh nặng điều phối nội bộ của doanh nghiệp khi mở rộng quốc tế.</w:t>
       </w:r>
     </w:p>
-    <w:bookmarkEnd w:id="21"/>
-    <w:bookmarkStart w:id="22" w:name="X49fe7c9f8cdd3930e11cda3dd359bf7233b04b5"/>
+    <w:bookmarkEnd w:id="22"/>
+    <w:bookmarkStart w:id="23" w:name="tci-là-năng-lực-nền-tảng-xác-nhận-h2"/>
     <w:p>
       <w:pPr>
         <w:pStyle w:val="Heading3"/>
@@ -353,8 +354,8 @@
         <w:t xml:space="preserve">Cơ chế lý thuyết đằng sau kết quả này bắt nguồn từ Resource-Based View (Barney, 1991): TCI là nguồn lực VRIN (có giá trị, hiếm, khó sao chép, khó thay thế), do đó tạo ra lợi thế cạnh tranh bền vững ngay cả khi doanh nghiệp mở rộng ra thị trường nước ngoài với mức độ bất định cao. Năng lực công nghệ cũng tạo ra absorptive capacity (Cohen &amp; Levinthal, 1990) — khả năng hấp thu và tích hợp tri thức từ thị trường nước ngoài — giúp doanh nghiệp học hỏi hiệu quả hơn trong quá trình quốc tế hóa, nhất quán với learning loop của Uppsala model (Johanson &amp; Vahlne, 1977).</w:t>
       </w:r>
     </w:p>
-    <w:bookmarkEnd w:id="22"/>
-    <w:bookmarkStart w:id="23" w:name="Xa91918a719079ebfa81edd5c575587c3bf67faa"/>
+    <w:bookmarkEnd w:id="23"/>
+    <w:bookmarkStart w:id="24" w:name="X27755afda27725d75d6cee82c01fb99e8279a05"/>
     <w:p>
       <w:pPr>
         <w:pStyle w:val="Heading3"/>
@@ -826,7 +827,25 @@
         <w:t xml:space="preserve"> </w:t>
       </w:r>
       <w:r>
-        <w:t xml:space="preserve">(static digital adoption index) dựa trên dữ liệu WBES tại một thời điểm — không phải "dynamic digital capability" theo nghĩa của dynamic capabilities theory (Teece et al., 1997) vì dữ liệu WBES không có đủ thang đo để đo lường tính động của năng lực số.</w:t>
+        <w:t xml:space="preserve">(static digital adoption index) dựa trên dữ liệu WBES tại một thời điểm — không phải</w:t>
+      </w:r>
+      <w:r>
+        <w:t xml:space="preserve"> </w:t>
+      </w:r>
+      <w:r>
+        <w:t xml:space="preserve">“</w:t>
+      </w:r>
+      <w:r>
+        <w:t xml:space="preserve">dynamic digital capability</w:t>
+      </w:r>
+      <w:r>
+        <w:t xml:space="preserve">”</w:t>
+      </w:r>
+      <w:r>
+        <w:t xml:space="preserve"> </w:t>
+      </w:r>
+      <w:r>
+        <w:t xml:space="preserve">theo nghĩa của dynamic capabilities theory (Teece et al., 1997) vì dữ liệu WBES không có đủ thang đo để đo lường tính động của năng lực số.</w:t>
       </w:r>
     </w:p>
     <w:p>
@@ -834,7 +853,25 @@
         <w:pStyle w:val="BodyText"/>
       </w:pPr>
       <w:r>
-        <w:t xml:space="preserve">Một giải thích bổ sung từ Institutional Theory: ở các bối cảnh ICRV thấp với nhiều "institutional voids" (Khanna &amp; Palepu, 2010), các doanh nghiệp xuất khẩu phụ thuộc vào DAI nhiều hơn như một cơ chế bù đắp cho thiếu hụt hạ tầng thể chế. Bằng chứng: DAI×ICRV (p=.012) trong P7 cho thấy DAI</w:t>
+        <w:t xml:space="preserve">Một giải thích bổ sung từ Institutional Theory: ở các bối cảnh ICRV thấp với nhiều</w:t>
+      </w:r>
+      <w:r>
+        <w:t xml:space="preserve"> </w:t>
+      </w:r>
+      <w:r>
+        <w:t xml:space="preserve">“</w:t>
+      </w:r>
+      <w:r>
+        <w:t xml:space="preserve">institutional voids</w:t>
+      </w:r>
+      <w:r>
+        <w:t xml:space="preserve">”</w:t>
+      </w:r>
+      <w:r>
+        <w:t xml:space="preserve"> </w:t>
+      </w:r>
+      <w:r>
+        <w:t xml:space="preserve">(Khanna &amp; Palepu, 2010), các doanh nghiệp xuất khẩu phụ thuộc vào DAI nhiều hơn như một cơ chế bù đắp cho thiếu hụt hạ tầng thể chế. Bằng chứng: DAI×ICRV (p=.012) trong P7 cho thấy DAI</w:t>
       </w:r>
       <w:r>
         <w:t xml:space="preserve"> </w:t>
@@ -850,11 +887,29 @@
         <w:t xml:space="preserve"> </w:t>
       </w:r>
       <w:r>
-        <w:t xml:space="preserve">tại thể chế yếu — "digital shield effect" phát huy mạnh nhất khi nền tảng thể chế còn thiếu hụt, không phải khi thể chế đã hoàn thiện.</w:t>
-      </w:r>
-    </w:p>
-    <w:bookmarkEnd w:id="23"/>
-    <w:bookmarkStart w:id="24" w:name="Xa50feea436358d6c79850f8e0ee4f310f84827b"/>
+        <w:t xml:space="preserve">tại thể chế yếu —</w:t>
+      </w:r>
+      <w:r>
+        <w:t xml:space="preserve"> </w:t>
+      </w:r>
+      <w:r>
+        <w:t xml:space="preserve">“</w:t>
+      </w:r>
+      <w:r>
+        <w:t xml:space="preserve">digital shield effect</w:t>
+      </w:r>
+      <w:r>
+        <w:t xml:space="preserve">”</w:t>
+      </w:r>
+      <w:r>
+        <w:t xml:space="preserve"> </w:t>
+      </w:r>
+      <w:r>
+        <w:t xml:space="preserve">phát huy mạnh nhất khi nền tảng thể chế còn thiếu hụt, không phải khi thể chế đã hoàn thiện.</w:t>
+      </w:r>
+    </w:p>
+    <w:bookmarkEnd w:id="24"/>
+    <w:bookmarkStart w:id="25" w:name="X9c0cd9664cda47af8ea782aa1697b3fd1384e63"/>
     <w:p>
       <w:pPr>
         <w:pStyle w:val="Heading3"/>
@@ -997,11 +1052,11 @@
         <w:t xml:space="preserve"> </w:t>
       </w:r>
       <w:r>
-        <w:t xml:space="preserve">kinh nghiệm quốc tế (breadth vs. depth) — một hạn chế đo lường trong WBES cần được khắc phục trong nghiên cứu tương lai.</w:t>
-      </w:r>
-    </w:p>
-    <w:bookmarkEnd w:id="24"/>
-    <w:bookmarkStart w:id="25" w:name="X965f3e2835fec9004e9a3f92ee374aa0d8e2a7a"/>
+        <w:t xml:space="preserve">kinh nghiệm quốc tế (breadth vs. depth) — một hạn chế đo lường trong WBES cần được khắc phục trong nghiên cứu tương lai.</w:t>
+      </w:r>
+    </w:p>
+    <w:bookmarkEnd w:id="25"/>
+    <w:bookmarkStart w:id="26" w:name="Xfdc4f05762204c1e9501761a1ebcb843f9171c3"/>
     <w:p>
       <w:pPr>
         <w:pStyle w:val="Heading3"/>
@@ -1034,7 +1089,7 @@
           <m:t>−</m:t>
         </m:r>
         <m:r>
-          <m:t>0</m:t>
+          <m:t>1</m:t>
         </m:r>
         <m:r>
           <m:rPr>
@@ -1043,7 +1098,7 @@
           <m:t>,</m:t>
         </m:r>
         <m:r>
-          <m:t>404</m:t>
+          <m:t>339</m:t>
         </m:r>
       </m:oMath>
       <w:r>
@@ -1060,7 +1115,7 @@
           <m:rPr>
             <m:sty m:val="p"/>
           </m:rPr>
-          <m:t>=</m:t>
+          <m:t>&lt;</m:t>
         </m:r>
         <m:r>
           <m:rPr>
@@ -1069,11 +1124,11 @@
           <m:t>,</m:t>
         </m:r>
         <m:r>
-          <m:t>032</m:t>
+          <m:t>001</m:t>
         </m:r>
       </m:oMath>
       <w:r>
-        <w:t xml:space="preserve">; mạnh hơn trong exporters-only) đại diện cho điều kiện biên mà CDCM không hoàn toàn dự báo trước trong phiên bản ban đầu của khung lý thuyết. FIP là biểu hiện của trường hợp khi</w:t>
+        <w:t xml:space="preserve">; M1 country+year FE, mạnh hơn trong exporters-only) đại diện cho điều kiện biên mà CDCM không hoàn toàn dự báo trước trong phiên bản ban đầu của khung lý thuyết. FIP là biểu hiện của trường hợp khi</w:t>
       </w:r>
       <w:r>
         <w:t xml:space="preserve"> </w:t>
@@ -1107,14 +1162,14 @@
         </w:pict>
       </w:r>
     </w:p>
-    <w:bookmarkEnd w:id="25"/>
-    <w:bookmarkStart w:id="26" w:name="Xb940c15a40429c8118b4029c85838aadcf6bf5a"/>
+    <w:bookmarkEnd w:id="26"/>
+    <w:bookmarkStart w:id="27" w:name="Xb7548f07aa94b47fa4ac305672e1001cc1680aa"/>
     <w:p>
       <w:pPr>
         <w:pStyle w:val="Heading3"/>
       </w:pPr>
       <w:r>
-        <w:t xml:space="preserve">5.1.5 Ấn Độ, Điều kiện biên phạm vi áp dụng của khung CDCM (P9)</w:t>
+        <w:t xml:space="preserve">5.1.6 Ấn Độ, Điều kiện biên phạm vi áp dụng của khung CDCM (P9)</w:t>
       </w:r>
     </w:p>
     <w:p>
@@ -1206,9 +1261,9 @@
         </w:pict>
       </w:r>
     </w:p>
-    <w:bookmarkEnd w:id="26"/>
     <w:bookmarkEnd w:id="27"/>
-    <w:bookmarkStart w:id="31" w:name="X03371f9bf2ea7aa70b56c3fc263517b182b20aa"/>
+    <w:bookmarkEnd w:id="28"/>
+    <w:bookmarkStart w:id="32" w:name="so-sánh-với-nghiên-cứu-trước-đây"/>
     <w:p>
       <w:pPr>
         <w:pStyle w:val="Heading2"/>
@@ -1217,7 +1272,7 @@
         <w:t xml:space="preserve">5.2 So sánh với nghiên cứu trước đây</w:t>
       </w:r>
     </w:p>
-    <w:bookmarkStart w:id="28" w:name="X6d63d205c02653fac9abe4b7c3c003ccf604ac6"/>
+    <w:bookmarkStart w:id="29" w:name="nhất-quán-với-baseline-icbef-2024"/>
     <w:p>
       <w:pPr>
         <w:pStyle w:val="Heading3"/>
@@ -1423,14 +1478,14 @@
         <w:t xml:space="preserve">, không phải sự bất đồng căn bản giữa các nghiên cứu.</w:t>
       </w:r>
     </w:p>
-    <w:bookmarkEnd w:id="28"/>
-    <w:bookmarkStart w:id="29" w:name="X3dc86f682c3e5e98bd0a470c7f8482e8e79f6fb"/>
+    <w:bookmarkEnd w:id="29"/>
+    <w:bookmarkStart w:id="30" w:name="X7b8db85450aaa41ba255e0d181ebc5c5ae65c48"/>
     <w:p>
       <w:pPr>
         <w:pStyle w:val="Heading3"/>
       </w:pPr>
       <w:r>
-        <w:t xml:space="preserve">5.2.2 Vượt qua Lu và Beamish (2004) và Contractor et al. (2003)</w:t>
+        <w:t xml:space="preserve">5.2.2 Vượt qua Lu và Beamish (2004) và Contractor et al. (2003)</w:t>
       </w:r>
     </w:p>
     <w:p>
@@ -1438,7 +1493,7 @@
         <w:pStyle w:val="FirstParagraph"/>
       </w:pPr>
       <w:r>
-        <w:t xml:space="preserve">Lu và Beamish (2004) và Contractor et al. (2003) là hai công trình nền tảng về quan hệ phi tuyến I–P. Lu và Beamish (2004) tìm turning point khoảng 60% FSTS trong mẫu doanh nghiệp Nhật Bản, trong khi Contractor et al. (2003) đề xuất S-curve ba giai đoạn. Luận án này vượt qua hai công trình đó theo ba hướng:</w:t>
+        <w:t xml:space="preserve">Lu và Beamish (2004) và Contractor et al. (2003) là hai công trình nền tảng về quan hệ phi tuyến I–P. Lu và Beamish (2004) tìm turning point khoảng 60% FSTS trong mẫu doanh nghiệp Nhật Bản, trong khi Contractor et al. (2003) đề xuất S-curve ba giai đoạn. Luận án này vượt qua hai công trình đó theo ba hướng:</w:t>
       </w:r>
     </w:p>
     <w:p>
@@ -1502,14 +1557,14 @@
         <w:t xml:space="preserve">, luận án mở rộng khung phân tích từ dữ liệu doanh nghiệp Nhật Bản/đa quốc gia sang 49 nền kinh tế châu Á và Thái Bình Dương — bối cảnh underrepresented trong literature Lu và Beamish.</w:t>
       </w:r>
     </w:p>
-    <w:bookmarkEnd w:id="29"/>
-    <w:bookmarkStart w:id="30" w:name="X0883d912591c701a2f1b2fed71cedb09e738376"/>
+    <w:bookmarkEnd w:id="30"/>
+    <w:bookmarkStart w:id="31" w:name="X7d417abcca377c053c807a61872538ebbcf35bb"/>
     <w:p>
       <w:pPr>
         <w:pStyle w:val="Heading3"/>
       </w:pPr>
       <w:r>
-        <w:t xml:space="preserve">5.2.3 Mở rộng Marano et al. (2016) — ICRV thay thế binary institutional quality</w:t>
+        <w:t xml:space="preserve">5.2.3 Mở rộng Marano et al. (2016) — ICRV thay thế binary institutional quality</w:t>
       </w:r>
     </w:p>
     <w:p>
@@ -1517,7 +1572,7 @@
         <w:pStyle w:val="FirstParagraph"/>
       </w:pPr>
       <w:r>
-        <w:t xml:space="preserve">Marano et al. (2016) là meta-analysis quan trọng nhất trong literature gần đây, cung cấp bằng chứng về vai trò điều tiết của home country institutions trong I–P relationship. Tuy nhiên, Marano et al. sử dụng phân loại binary (developed vs. emerging) hoặc continuous institutional quality scores.</w:t>
+        <w:t xml:space="preserve">Marano et al. (2016) là meta-analysis quan trọng nhất trong literature gần đây, cung cấp bằng chứng về vai trò điều tiết của home country institutions trong I–P relationship. Tuy nhiên, Marano et al. sử dụng phân loại binary (developed vs. emerging) hoặc continuous institutional quality scores.</w:t>
       </w:r>
     </w:p>
     <w:p>
@@ -1525,7 +1580,7 @@
         <w:pStyle w:val="BodyText"/>
       </w:pPr>
       <w:r>
-        <w:t xml:space="preserve">Luận án này mở rộng Marano et al. (2016) theo hướng</w:t>
+        <w:t xml:space="preserve">Luận án này mở rộng Marano et al. (2016) theo hướng</w:t>
       </w:r>
       <w:r>
         <w:t xml:space="preserve"> </w:t>
@@ -1538,7 +1593,43 @@
         <w:t xml:space="preserve">phân loại đa chiều</w:t>
       </w:r>
       <w:r>
-        <w:t xml:space="preserve">: ICRV sáu sub-regime nắm bắt được sự đa dạng trong nội bộ nhóm "emerging" (phân biệt Upper-middle Trung Quốc với Lower-mid Việt Nam với Frontier Bangladesh và SIDS) và nhóm "advanced" (phân biệt Advanced Innovation Singapore với Advanced Resource GCC). Phân loại nhị phân bỏ sót sự biến thiên quan trọng này, dẫn đến mất thông tin về gradient.</w:t>
+        <w:t xml:space="preserve">: ICRV sáu sub-regime nắm bắt được sự đa dạng trong nội bộ nhóm</w:t>
+      </w:r>
+      <w:r>
+        <w:t xml:space="preserve"> </w:t>
+      </w:r>
+      <w:r>
+        <w:t xml:space="preserve">“</w:t>
+      </w:r>
+      <w:r>
+        <w:t xml:space="preserve">emerging</w:t>
+      </w:r>
+      <w:r>
+        <w:t xml:space="preserve">”</w:t>
+      </w:r>
+      <w:r>
+        <w:t xml:space="preserve"> </w:t>
+      </w:r>
+      <w:r>
+        <w:t xml:space="preserve">(phân biệt Upper-middle Trung Quốc với Lower-middle transition Việt Nam với Emerging Campuchia và SIDS) và nhóm</w:t>
+      </w:r>
+      <w:r>
+        <w:t xml:space="preserve"> </w:t>
+      </w:r>
+      <w:r>
+        <w:t xml:space="preserve">“</w:t>
+      </w:r>
+      <w:r>
+        <w:t xml:space="preserve">advanced</w:t>
+      </w:r>
+      <w:r>
+        <w:t xml:space="preserve">”</w:t>
+      </w:r>
+      <w:r>
+        <w:t xml:space="preserve"> </w:t>
+      </w:r>
+      <w:r>
+        <w:t xml:space="preserve">(phân biệt Advanced Innovation Singapore với Advanced Resource GCC). Phân loại nhị phân bỏ sót sự biến thiên quan trọng này, dẫn đến mất thông tin về gradient.</w:t>
       </w:r>
     </w:p>
     <w:p>
@@ -1546,7 +1637,7 @@
         <w:pStyle w:val="BodyText"/>
       </w:pPr>
       <w:r>
-        <w:t xml:space="preserve">Ngoài ra, luận án sử dụng phương pháp MARA ba tầng để phân tách cấu trúc dị biệt — một cải tiến phương pháp so với random-effects meta-analysis đơn tầng của Marano et al. (2016).</w:t>
+        <w:t xml:space="preserve">Ngoài ra, luận án sử dụng phương pháp MARA ba tầng để phân tách cấu trúc dị biệt — một cải tiến phương pháp so với random-effects meta-analysis đơn tầng của Marano et al. (2016).</w:t>
       </w:r>
     </w:p>
     <w:p>
@@ -1556,9 +1647,9 @@
         </w:pict>
       </w:r>
     </w:p>
-    <w:bookmarkEnd w:id="30"/>
     <w:bookmarkEnd w:id="31"/>
-    <w:bookmarkStart w:id="35" w:name="X358b70cb0587073926db05a46d0ec729e84bb90"/>
+    <w:bookmarkEnd w:id="32"/>
+    <w:bookmarkStart w:id="36" w:name="đóng-góp-lý-thuyết"/>
     <w:p>
       <w:pPr>
         <w:pStyle w:val="Heading2"/>
@@ -1567,7 +1658,7 @@
         <w:t xml:space="preserve">5.3 Đóng góp lý thuyết</w:t>
       </w:r>
     </w:p>
-    <w:bookmarkStart w:id="32" w:name="Xc6feaeb12e2f91980ada0175fe76f51b8cabb3c"/>
+    <w:bookmarkStart w:id="33" w:name="cdcm-làm-rõ-dai-là-nguồn-lực-tình-huống"/>
     <w:p>
       <w:pPr>
         <w:pStyle w:val="Heading3"/>
@@ -1645,7 +1736,25 @@
         <w:t xml:space="preserve"> </w:t>
       </w:r>
       <w:r>
-        <w:t xml:space="preserve">tại các nền kinh tế thể chế yếu hơn (Frontier, SIDS) — "digital shield" bù đắp cho thiếu hụt thể chế.</w:t>
+        <w:t xml:space="preserve">tại các nền kinh tế thể chế yếu hơn (Emerging, SIDS) —</w:t>
+      </w:r>
+      <w:r>
+        <w:t xml:space="preserve"> </w:t>
+      </w:r>
+      <w:r>
+        <w:t xml:space="preserve">“</w:t>
+      </w:r>
+      <w:r>
+        <w:t xml:space="preserve">digital shield</w:t>
+      </w:r>
+      <w:r>
+        <w:t xml:space="preserve">”</w:t>
+      </w:r>
+      <w:r>
+        <w:t xml:space="preserve"> </w:t>
+      </w:r>
+      <w:r>
+        <w:t xml:space="preserve">bù đắp cho thiếu hụt thể chế.</w:t>
       </w:r>
     </w:p>
     <w:p>
@@ -1685,8 +1794,8 @@
         <w:t xml:space="preserve">: DAI hoạt động như lá chắn bù đắp (compensatory asset) trong bối cảnh thể chế yếu, nơi hạ tầng thể chế chưa đủ hỗ trợ cho doanh nghiệp xuất khẩu. Đây là bằng chứng thực nghiệm bổ sung cho lý thuyết về vai trò thay thế giữa thể chế và năng lực số.</w:t>
       </w:r>
     </w:p>
-    <w:bookmarkEnd w:id="32"/>
-    <w:bookmarkStart w:id="33" w:name="X792bf669d8aaad9c154022edb47ba6166013782"/>
+    <w:bookmarkEnd w:id="33"/>
+    <w:bookmarkStart w:id="34" w:name="X2d492fa0307aa4991837f2d5dc38e247101178c"/>
     <w:p>
       <w:pPr>
         <w:pStyle w:val="Heading3"/>
@@ -1716,7 +1825,25 @@
         <w:t xml:space="preserve"> </w:t>
       </w:r>
       <w:r>
-        <w:t xml:space="preserve">— một construct lý thuyết mới chưa được định danh trong literature kinh doanh quốc tế — như một hiện tượng lý thuyết độc lập, khác biệt về bản chất với "phase 1 downward slope" trong S-curve theory. FIP không phải là giai đoạn đầu của quá trình học hỏi (learning costs) như mô hình Uppsala dự đoán, mà là một trạng thái cấu trúc bất lợi dài hạn: doanh nghiệp SIDS phải xuất khẩu để tồn tại (do thị trường nội địa quá nhỏ) nhưng không có năng lực và môi trường để đạt lợi thế từ xuất khẩu.</w:t>
+        <w:t xml:space="preserve">— một construct lý thuyết mới chưa được định danh trong literature kinh doanh quốc tế — như một hiện tượng lý thuyết độc lập, khác biệt về bản chất với</w:t>
+      </w:r>
+      <w:r>
+        <w:t xml:space="preserve"> </w:t>
+      </w:r>
+      <w:r>
+        <w:t xml:space="preserve">“</w:t>
+      </w:r>
+      <w:r>
+        <w:t xml:space="preserve">phase 1 downward slope</w:t>
+      </w:r>
+      <w:r>
+        <w:t xml:space="preserve">”</w:t>
+      </w:r>
+      <w:r>
+        <w:t xml:space="preserve"> </w:t>
+      </w:r>
+      <w:r>
+        <w:t xml:space="preserve">trong S-curve theory. FIP không phải là giai đoạn đầu của quá trình học hỏi (learning costs) như mô hình Uppsala dự đoán, mà là một trạng thái cấu trúc bất lợi dài hạn: doanh nghiệp SIDS phải xuất khẩu để tồn tại (do thị trường nội địa quá nhỏ) nhưng không có năng lực và môi trường để đạt lợi thế từ xuất khẩu.</w:t>
       </w:r>
     </w:p>
     <w:p>
@@ -1737,11 +1864,62 @@
         <w:t xml:space="preserve">điều kiện biên của lý thuyết quốc tế hóa</w:t>
       </w:r>
       <w:r>
-        <w:t xml:space="preserve">: trong điều kiện nào thì "more internationalization" luôn là "worse performance"? Luận án đề xuất rằng FIP xuất hiện khi ba điều kiện đồng thời: (i) thể chế ICRV ở mức thấp nhất, (ii) quy mô nền kinh tế quá nhỏ để tạo cơ sở nội địa, và (iii) thiếu hỗ trợ năng lực xuất khẩu từ chính sách. Kết hợp ba điều kiện này tạo ra "trap" — bẫy quốc tế hóa bắt buộc — mà không có turning point để thoát khỏi.</w:t>
-      </w:r>
-    </w:p>
-    <w:bookmarkEnd w:id="33"/>
-    <w:bookmarkStart w:id="34" w:name="Xc949420910752534bec0d1fee728c7a813a2f68"/>
+        <w:t xml:space="preserve">: trong điều kiện nào thì</w:t>
+      </w:r>
+      <w:r>
+        <w:t xml:space="preserve"> </w:t>
+      </w:r>
+      <w:r>
+        <w:t xml:space="preserve">“</w:t>
+      </w:r>
+      <w:r>
+        <w:t xml:space="preserve">more internationalization</w:t>
+      </w:r>
+      <w:r>
+        <w:t xml:space="preserve">”</w:t>
+      </w:r>
+      <w:r>
+        <w:t xml:space="preserve"> </w:t>
+      </w:r>
+      <w:r>
+        <w:t xml:space="preserve">luôn là</w:t>
+      </w:r>
+      <w:r>
+        <w:t xml:space="preserve"> </w:t>
+      </w:r>
+      <w:r>
+        <w:t xml:space="preserve">“</w:t>
+      </w:r>
+      <w:r>
+        <w:t xml:space="preserve">worse performance</w:t>
+      </w:r>
+      <w:r>
+        <w:t xml:space="preserve">”</w:t>
+      </w:r>
+      <w:r>
+        <w:t xml:space="preserve">? Luận án đề xuất rằng FIP xuất hiện khi ba điều kiện đồng thời: (i) thể chế ICRV ở mức thấp nhất, (ii) quy mô nền kinh tế quá nhỏ để tạo cơ sở nội địa, và (iii) thiếu hỗ trợ năng lực xuất khẩu từ chính sách. Kết hợp ba điều kiện này tạo ra</w:t>
+      </w:r>
+      <w:r>
+        <w:t xml:space="preserve"> </w:t>
+      </w:r>
+      <w:r>
+        <w:t xml:space="preserve">“</w:t>
+      </w:r>
+      <w:r>
+        <w:t xml:space="preserve">trap</w:t>
+      </w:r>
+      <w:r>
+        <w:t xml:space="preserve">”</w:t>
+      </w:r>
+      <w:r>
+        <w:t xml:space="preserve"> </w:t>
+      </w:r>
+      <w:r>
+        <w:t xml:space="preserve">— bẫy quốc tế hóa bắt buộc — mà không có turning point để thoát khỏi.</w:t>
+      </w:r>
+    </w:p>
+    <w:bookmarkEnd w:id="34"/>
+    <w:bookmarkStart w:id="35" w:name="Xc32e0c91761841c5d26867e9ff33e10da8db64c"/>
     <w:p>
       <w:pPr>
         <w:pStyle w:val="Heading3"/>
@@ -1779,7 +1957,7 @@
         <w:pStyle w:val="BodyText"/>
       </w:pPr>
       <w:r>
-        <w:t xml:space="preserve">ICRV nắm bắt được sự đa dạng thể chế chưa từng được vận hành hóa đầy đủ: sự khác biệt giữa Singapore (Advanced Innovation, kết hợp pháp quyền mạnh và hệ sinh thái đổi mới) với GCC (Advanced Resource, kết hợp giàu tài nguyên nhưng hệ sinh thái đổi mới khác), và sự khác biệt giữa Trung Quốc (Upper-middle, chính phủ can thiệp mạnh) với Việt Nam (Lower-mid Transition, đang trong quá trình cải cách) với Bangladesh (Frontier, institutional voids cao). ICRV không chỉ là taxonomy mô tả mà còn là taxonomy</w:t>
+        <w:t xml:space="preserve">ICRV nắm bắt được sự đa dạng thể chế chưa từng được vận hành hóa đầy đủ: sự khác biệt giữa Singapore (Advanced Innovation, kết hợp pháp quyền mạnh và hệ sinh thái đổi mới) với GCC (Advanced Resource, kết hợp giàu tài nguyên nhưng hệ sinh thái đổi mới khác), và sự khác biệt giữa Trung Quốc (Upper-middle, chính phủ can thiệp mạnh) với Việt Nam (Lower-middle transition, đang trong quá trình cải cách) với Campuchia (Emerging, institutional voids cao). ICRV không chỉ là taxonomy mô tả mà còn là taxonomy</w:t>
       </w:r>
       <w:r>
         <w:t xml:space="preserve"> </w:t>
@@ -1808,7 +1986,7 @@
         <w:t xml:space="preserve"> </w:t>
       </w:r>
       <w:r>
-        <w:t xml:space="preserve">đơn điệu theo chiều từ SIDS/Frontier (~55%) xuống Advanced Innovation (~28%) — thể chế càng mạnh, doanh nghiệp đạt đỉnh hiệu quả ở mức quốc tế hóa thấp hơn — xác nhận giá trị dự đoán của phân loại.</w:t>
+        <w:t xml:space="preserve">đơn điệu theo chiều từ SIDS/Emerging (~55%) xuống Advanced Innovation (~28%) — thể chế càng mạnh, doanh nghiệp đạt đỉnh hiệu quả ở mức quốc tế hóa thấp hơn — xác nhận giá trị dự đoán của phân loại.</w:t>
       </w:r>
     </w:p>
     <w:p>
@@ -1818,9 +1996,9 @@
         </w:pict>
       </w:r>
     </w:p>
-    <w:bookmarkEnd w:id="34"/>
     <w:bookmarkEnd w:id="35"/>
-    <w:bookmarkStart w:id="39" w:name="X4f070f4201e8508645625eda6493d60cd486f27"/>
+    <w:bookmarkEnd w:id="36"/>
+    <w:bookmarkStart w:id="40" w:name="đề-xuất-chính-sách-và-quản-trị"/>
     <w:p>
       <w:pPr>
         <w:pStyle w:val="Heading2"/>
@@ -1829,7 +2007,7 @@
         <w:t xml:space="preserve">5.4 Đề xuất chính sách và quản trị</w:t>
       </w:r>
     </w:p>
-    <w:bookmarkStart w:id="36" w:name="X7cdaf271f3298cb573246cb59bc34e92c91d24d"/>
+    <w:bookmarkStart w:id="37" w:name="Xbc6d621fc32e0aca77269dff0917fe138aa2fc5"/>
     <w:p>
       <w:pPr>
         <w:pStyle w:val="Heading3"/>
@@ -1894,8 +2072,8 @@
         <w:t xml:space="preserve">Đối với Việt Nam cụ thể: turning point dịch chuyển từ 46,2% (2009) xuống 39,3% (2015) là tín hiệu đáng lo ngại. Nếu turning point tiếp tục dịch trái, điều đó hàm ý rằng lợi ích từ xuất khẩu đạt đỉnh sớm hơn và suy giảm nhanh hơn — có thể do cấu trúc xuất khẩu tập trung vào gia công với biên lợi nhuận mỏng. Chính sách nâng cao giá trị gia tăng trong xuất khẩu (moving up the value chain) kết hợp với tăng cường TCI có thể giúp đảo ngược xu hướng này.</w:t>
       </w:r>
     </w:p>
-    <w:bookmarkEnd w:id="36"/>
-    <w:bookmarkStart w:id="37" w:name="Xbb0ebb3f10e960b7d926ccd5aa748ccdb7740d7"/>
+    <w:bookmarkEnd w:id="37"/>
+    <w:bookmarkStart w:id="38" w:name="Xb72945ffcd7baeba99eebb1118ccccd8ec07fb7"/>
     <w:p>
       <w:pPr>
         <w:pStyle w:val="Heading3"/>
@@ -2016,8 +2194,8 @@
         <w:t xml:space="preserve">: kết quả FIP là cảnh báo nghiêm túc — đẩy mạnh xuất khẩu trong bối cảnh thiếu năng lực và hỗ trợ thể chế không cải thiện mà còn có thể làm xấu đi hiệu quả hoạt động. Doanh nghiệp SIDS nên ưu tiên xây dựng năng lực nội địa và nâng cao TCI trước khi mở rộng xuất khẩu đáng kể.</w:t>
       </w:r>
     </w:p>
-    <w:bookmarkEnd w:id="37"/>
-    <w:bookmarkStart w:id="38" w:name="X383f9bda7308bcecdf3fd26297745377ea89ee1"/>
+    <w:bookmarkEnd w:id="38"/>
+    <w:bookmarkStart w:id="39" w:name="X3f7c356bbecb0845bc3ba35928bc46323a69176"/>
     <w:p>
       <w:pPr>
         <w:pStyle w:val="Heading3"/>
@@ -2052,12 +2230,30 @@
         <w:t xml:space="preserve">không phải xuất khẩu nhiều hơn, mà phải xuất khẩu tốt hơn</w:t>
       </w:r>
       <w:r>
-        <w:t xml:space="preserve">. Cụ thể, ưu tiên nên là: (i) xây dựng hạ tầng logistics và kết nối (giảm chi phí cố định của xuất khẩu); (ii) phát triển năng lực doanh nghiệp thông qua TCI (chứ không chỉ DAI bề mặt); (iii) thiết kế chương trình hỗ trợ xuất khẩu có chọn lọc tập trung vào doanh nghiệp đã có đủ năng lực để hưởng lợi, thay vì khuyến khích đại trà. Nói tóm lại, tránh "bẫy quốc tế hóa bắt buộc" bằng cách đảm bảo rằng các can thiệp chính sách xây dựng năng lực trước khi thúc đẩy mở rộng thị trường.</w:t>
-      </w:r>
-    </w:p>
-    <w:bookmarkEnd w:id="38"/>
+        <w:t xml:space="preserve">. Cụ thể, ưu tiên nên là: (i) xây dựng hạ tầng logistics và kết nối (giảm chi phí cố định của xuất khẩu); (ii) phát triển năng lực doanh nghiệp thông qua TCI (chứ không chỉ DAI bề mặt); (iii) thiết kế chương trình hỗ trợ xuất khẩu có chọn lọc tập trung vào doanh nghiệp đã có đủ năng lực để hưởng lợi, thay vì khuyến khích đại trà. Nói tóm lại, tránh</w:t>
+      </w:r>
+      <w:r>
+        <w:t xml:space="preserve"> </w:t>
+      </w:r>
+      <w:r>
+        <w:t xml:space="preserve">“</w:t>
+      </w:r>
+      <w:r>
+        <w:t xml:space="preserve">bẫy quốc tế hóa bắt buộc</w:t>
+      </w:r>
+      <w:r>
+        <w:t xml:space="preserve">”</w:t>
+      </w:r>
+      <w:r>
+        <w:t xml:space="preserve"> </w:t>
+      </w:r>
+      <w:r>
+        <w:t xml:space="preserve">bằng cách đảm bảo rằng các can thiệp chính sách xây dựng năng lực trước khi thúc đẩy mở rộng thị trường.</w:t>
+      </w:r>
+    </w:p>
     <w:bookmarkEnd w:id="39"/>
-    <w:bookmarkStart w:id="44" w:name="Xf80a1234b44a7d4089382a2631c25010c604edb"/>
+    <w:bookmarkEnd w:id="40"/>
+    <w:bookmarkStart w:id="45" w:name="hạn-chế-và-hướng-nghiên-cứu-tương-lai"/>
     <w:p>
       <w:pPr>
         <w:pStyle w:val="Heading2"/>
@@ -2066,7 +2262,7 @@
         <w:t xml:space="preserve">5.5 Hạn chế và hướng nghiên cứu tương lai</w:t>
       </w:r>
     </w:p>
-    <w:bookmarkStart w:id="40" w:name="Xfc21172891b143a859fa6a4cd4308b059abf57d"/>
+    <w:bookmarkStart w:id="41" w:name="hạn-chế-về-đo-lường-dai"/>
     <w:p>
       <w:pPr>
         <w:pStyle w:val="Heading3"/>
@@ -2104,11 +2300,29 @@
         <w:t xml:space="preserve"> </w:t>
       </w:r>
       <w:r>
-        <w:t xml:space="preserve">(tại một thời điểm khảo sát), không thể nắm bắt tính "dynamic" của việc cập nhật và tái cấu hình năng lực số theo thời gian. Điều này có nghĩa là các phát hiện về DAI trong luận án phản ánh mức độ chấp nhận số tại một thời điểm chứ không phải năng lực số năng động theo nghĩa của dynamic capabilities theory (Teece et al., 1997).</w:t>
-      </w:r>
-    </w:p>
-    <w:bookmarkEnd w:id="40"/>
-    <w:bookmarkStart w:id="41" w:name="X87e10c044c34a8346bd2a0229fbb014435526bd"/>
+        <w:t xml:space="preserve">(tại một thời điểm khảo sát), không thể nắm bắt tính</w:t>
+      </w:r>
+      <w:r>
+        <w:t xml:space="preserve"> </w:t>
+      </w:r>
+      <w:r>
+        <w:t xml:space="preserve">“</w:t>
+      </w:r>
+      <w:r>
+        <w:t xml:space="preserve">dynamic</w:t>
+      </w:r>
+      <w:r>
+        <w:t xml:space="preserve">”</w:t>
+      </w:r>
+      <w:r>
+        <w:t xml:space="preserve"> </w:t>
+      </w:r>
+      <w:r>
+        <w:t xml:space="preserve">của việc cập nhật và tái cấu hình năng lực số theo thời gian. Điều này có nghĩa là các phát hiện về DAI trong luận án phản ánh mức độ chấp nhận số tại một thời điểm chứ không phải năng lực số năng động theo nghĩa của dynamic capabilities theory (Teece et al., 1997).</w:t>
+      </w:r>
+    </w:p>
+    <w:bookmarkEnd w:id="41"/>
+    <w:bookmarkStart w:id="42" w:name="X0fb0169567c230dc5c1d35515099b26124d99e1"/>
     <w:p>
       <w:pPr>
         <w:pStyle w:val="Heading3"/>
@@ -2122,7 +2336,7 @@
         <w:pStyle w:val="FirstParagraph"/>
       </w:pPr>
       <w:r>
-        <w:t xml:space="preserve">Các phân tích sử dụng mẫu chỉ gồm doanh nghiệp xuất khẩu (ví dụ: Singapore N = 237, SIDS exporters-only N = 187) đối mặt với rủi ro selection bias nghiêm trọng: doanh nghiệp xuất khẩu không phải là mẫu ngẫu nhiên từ tổng thể doanh nghiệp mà có khả năng là các doanh nghiệp đã có một số lợi thế ban đầu (productivity, resources, connections). Kết quả từ exporters-only không thể tổng quát hóa trực tiếp cho toàn bộ doanh nghiệp, và có thể understate hoặc overstate các hiệu ứng tùy thuộc vào phương hướng của selection.</w:t>
+        <w:t xml:space="preserve">Các phân tích sử dụng mẫu chỉ gồm doanh nghiệp xuất khẩu (ví dụ: Singapore N = 237, SIDS exporters-only N = 26) đối mặt với rủi ro selection bias nghiêm trọng: doanh nghiệp xuất khẩu không phải là mẫu ngẫu nhiên từ tổng thể doanh nghiệp mà có khả năng là các doanh nghiệp đã có một số lợi thế ban đầu (productivity, resources, connections). Kết quả từ exporters-only không thể tổng quát hóa trực tiếp cho toàn bộ doanh nghiệp, và có thể understate hoặc overstate các hiệu ứng tùy thuộc vào phương hướng của selection.</w:t>
       </w:r>
     </w:p>
     <w:p>
@@ -2133,8 +2347,8 @@
         <w:t xml:space="preserve">Phân tích Heckman two-step (hoặc treatment effects models) trong các nghiên cứu tương lai có thể khắc phục phần nào hạn chế này bằng cách mô hình hóa quá trình lựa chọn tham gia xuất khẩu như giai đoạn thứ nhất trước khi ước lượng hiệu quả trong giai đoạn thứ hai.</w:t>
       </w:r>
     </w:p>
-    <w:bookmarkEnd w:id="41"/>
-    <w:bookmarkStart w:id="42" w:name="X959560e89fb19d54629474460c75a36ce5e6d02"/>
+    <w:bookmarkEnd w:id="42"/>
+    <w:bookmarkStart w:id="43" w:name="hạn-chế-về-nhân-quả"/>
     <w:p>
       <w:pPr>
         <w:pStyle w:val="Heading3"/>
@@ -2151,8 +2365,8 @@
         <w:t xml:space="preserve">Thiết kế cross-sectional (hoặc pooled panel nhưng với WBES không phải là panel thực sự cho cùng doanh nghiệp qua thời gian) giới hạn khả năng suy luận nhân quả. Quan hệ I–P có thể bị ảnh hưởng bởi reverse causality: doanh nghiệp hiệu quả hơn có thể có nhiều nguồn lực để quốc tế hóa hơn, tạo ra chiều nhân quả ngược lại. Country fixed effects và year fixed effects giúp kiểm soát một phần, nhưng không giải quyết hoàn toàn vấn đề endogeneity.</w:t>
       </w:r>
     </w:p>
-    <w:bookmarkEnd w:id="42"/>
-    <w:bookmarkStart w:id="43" w:name="Xbd928791aa65151cf467be0328d1674d176e909"/>
+    <w:bookmarkEnd w:id="43"/>
+    <w:bookmarkStart w:id="44" w:name="hướng-nghiên-cứu-tương-lai"/>
     <w:p>
       <w:pPr>
         <w:pStyle w:val="Heading3"/>
@@ -2226,7 +2440,7 @@
         <w:t xml:space="preserve">Thứ tư</w:t>
       </w:r>
       <w:r>
-        <w:t xml:space="preserve">, kiểm định vai trò của top manager characteristics (H4 — kinh nghiệm, giới tính) trong từng bối cảnh ICRV riêng biệt, đặc biệt trong bối cảnh Frontier và SIDS nơi tầng năng lực và thể chế yếu hơn — liệu đặc điểm nhà quản trị có thể bù đắp một phần cho những thiếu hụt đó không?</w:t>
+        <w:t xml:space="preserve">, kiểm định vai trò của top manager characteristics (H4 — kinh nghiệm, giới tính) trong từng bối cảnh ICRV riêng biệt, đặc biệt trong bối cảnh Emerging và SIDS nơi tầng năng lực và thể chế yếu hơn — liệu đặc điểm nhà quản trị có thể bù đắp một phần cho những thiếu hụt đó không?</w:t>
       </w:r>
     </w:p>
     <w:p>
@@ -2236,9 +2450,9 @@
         </w:pict>
       </w:r>
     </w:p>
-    <w:bookmarkEnd w:id="43"/>
     <w:bookmarkEnd w:id="44"/>
-    <w:bookmarkStart w:id="49" w:name="X3298e6974611109580cc451c12e8b21e51ab986"/>
+    <w:bookmarkEnd w:id="45"/>
+    <w:bookmarkStart w:id="50" w:name="kết-luận"/>
     <w:p>
       <w:pPr>
         <w:pStyle w:val="Heading2"/>
@@ -2247,7 +2461,7 @@
         <w:t xml:space="preserve">5.6 Kết luận</w:t>
       </w:r>
     </w:p>
-    <w:bookmarkStart w:id="45" w:name="X0275a289702f94099779eb7b5961872002d4a98"/>
+    <w:bookmarkStart w:id="46" w:name="tổng-kết-chín-nghiên-cứu"/>
     <w:p>
       <w:pPr>
         <w:pStyle w:val="Heading3"/>
@@ -2948,8 +3162,8 @@
         <w:t xml:space="preserve">điểm uốn chữ U ngược: TP = 61,8% (2014) → 40,7% (2022) → mất ý nghĩa độ cong (2025: β₂ = −0,16, p = ,42), kèm tương tác DAI Tier-2 (UPI) âm — bằng chứng đầu tiên rằng chuyển đổi thể chế cực mạnh có thể hòa tan (chứ không chỉ dịch chuyển) ngưỡng. Đích MIR/IJOEM; kế thừa công trình tiền đề Do &amp; Phan (2025, IntechOpen).</w:t>
       </w:r>
     </w:p>
-    <w:bookmarkEnd w:id="45"/>
-    <w:bookmarkStart w:id="46" w:name="X9556672229511acc75e7a88561876b51568dedf"/>
+    <w:bookmarkEnd w:id="46"/>
+    <w:bookmarkStart w:id="47" w:name="phát-hiện-trung-tâm"/>
     <w:p>
       <w:pPr>
         <w:pStyle w:val="Heading3"/>
@@ -2975,7 +3189,21 @@
           <w:bCs/>
           <w:b/>
         </w:rPr>
-        <w:t xml:space="preserve">"Không có một mức độ quốc tế hóa tối ưu duy nhất — điểm uốn phụ thuộc vào thể chế, và trong điều kiện thể chế cực yếu, quốc tế hóa có thể gây ra bất lợi hiệu quả thay vì lợi ích."</w:t>
+        <w:t xml:space="preserve">“</w:t>
+      </w:r>
+      <w:r>
+        <w:rPr>
+          <w:bCs/>
+          <w:b/>
+        </w:rPr>
+        <w:t xml:space="preserve">Không có một mức độ quốc tế hóa tối ưu duy nhất — điểm uốn phụ thuộc vào thể chế, và trong điều kiện thể chế cực yếu, quốc tế hóa có thể gây ra bất lợi hiệu quả thay vì lợi ích.</w:t>
+      </w:r>
+      <w:r>
+        <w:rPr>
+          <w:bCs/>
+          <w:b/>
+        </w:rPr>
+        <w:t xml:space="preserve">”</w:t>
       </w:r>
     </w:p>
     <w:p>
@@ -3002,8 +3230,8 @@
         <w:t xml:space="preserve">(family of context-dependent curves), với turning point là hàm số giảm dần của chất lượng thể chế theo ICRV — thể chế càng mạnh, turning point càng sớm (FSTS thấp hơn).</w:t>
       </w:r>
     </w:p>
-    <w:bookmarkEnd w:id="46"/>
-    <w:bookmarkStart w:id="47" w:name="X0e99b1254b4b67b0d58ad32605b3382cafdc23f"/>
+    <w:bookmarkEnd w:id="47"/>
+    <w:bookmarkStart w:id="48" w:name="ý-nghĩa-đối-với-lý-thuyết-và-thực-tiễn"/>
     <w:p>
       <w:pPr>
         <w:pStyle w:val="Heading3"/>
@@ -3028,8 +3256,8 @@
         <w:t xml:space="preserve">Về thực tiễn, luận án cung cấp cơ sở để nhà hoạch định chính sách và nhà quản trị doanh nghiệp tại từng bối cảnh ICRV cụ thể hiệu chỉnh chiến lược quốc tế hóa phù hợp — không áp dụng máy móc bài học từ Singapore hay Nhật Bản vào bối cảnh Việt Nam hay SIDS, mà nhận ra sự phụ thuộc bối cảnh như là nguyên lý căn bản trong hoạch định chiến lược quốc tế hóa.</w:t>
       </w:r>
     </w:p>
-    <w:bookmarkEnd w:id="47"/>
-    <w:bookmarkStart w:id="48" w:name="X419817a82cb35cfdb5a0df5261d5a194f2fd9ca"/>
+    <w:bookmarkEnd w:id="48"/>
+    <w:bookmarkStart w:id="49" w:name="lời-kết"/>
     <w:p>
       <w:pPr>
         <w:pStyle w:val="Heading3"/>
@@ -3066,13 +3294,9 @@
         </w:pict>
       </w:r>
     </w:p>
-    <w:bookmarkEnd w:id="48"/>
     <w:bookmarkEnd w:id="49"/>
     <w:bookmarkEnd w:id="50"/>
-    <w:sectPr>
-      <w:pgSz w:h="16838" w:w="11906"/>
-      <w:pgMar w:bottom="1134" w:left="1701" w:right="1134" w:top="1134"/>
-    </w:sectPr>
+    <w:sectPr/>
   </w:body>
 </w:document>
 </file>
@@ -3287,59 +3511,29 @@
   <w:style w:default="1" w:styleId="Normal" w:type="paragraph">
     <w:name w:val="Normal"/>
     <w:qFormat/>
-    <w:pPr>
-      <w:spacing w:line="360" w:lineRule="auto"/>
-      <w:jc w:val="both"/>
-    </w:pPr>
-    <w:rPr>
-      <w:rFonts w:ascii="Times New Roman" w:eastAsia="Times New Roman" w:hAnsi="Times New Roman"/>
-      <w:color w:val="000000"/>
-      <w:sz w:val="26"/>
-    </w:rPr>
   </w:style>
   <w:style w:styleId="BodyText" w:type="paragraph">
     <w:name w:val="Body Text"/>
     <w:basedOn w:val="Normal"/>
     <w:link w:val="BodyTextChar"/>
     <w:pPr>
-      <w:spacing w:after="180" w:before="180" w:line="360" w:lineRule="auto"/>
-      <w:jc w:val="both"/>
+      <w:spacing w:after="180" w:before="180"/>
     </w:pPr>
     <w:qFormat/>
-    <w:rPr>
-      <w:rFonts w:ascii="Times New Roman" w:eastAsia="Times New Roman" w:hAnsi="Times New Roman"/>
-      <w:color w:val="000000"/>
-      <w:sz w:val="26"/>
-    </w:rPr>
   </w:style>
   <w:style w:customStyle="1" w:styleId="FirstParagraph" w:type="paragraph">
     <w:name w:val="First Paragraph"/>
     <w:basedOn w:val="BodyText"/>
     <w:next w:val="BodyText"/>
     <w:qFormat/>
-    <w:pPr>
-      <w:spacing w:line="360" w:lineRule="auto"/>
-      <w:jc w:val="both"/>
-    </w:pPr>
-    <w:rPr>
-      <w:rFonts w:ascii="Times New Roman" w:eastAsia="Times New Roman" w:hAnsi="Times New Roman"/>
-      <w:color w:val="000000"/>
-      <w:sz w:val="26"/>
-    </w:rPr>
   </w:style>
   <w:style w:customStyle="1" w:styleId="Compact" w:type="paragraph">
     <w:name w:val="Compact"/>
     <w:basedOn w:val="BodyText"/>
     <w:qFormat/>
     <w:pPr>
-      <w:spacing w:after="36" w:before="36" w:line="360" w:lineRule="auto"/>
-      <w:jc w:val="both"/>
+      <w:spacing w:after="36" w:before="36"/>
     </w:pPr>
-    <w:rPr>
-      <w:rFonts w:ascii="Times New Roman" w:eastAsia="Times New Roman" w:hAnsi="Times New Roman"/>
-      <w:color w:val="000000"/>
-      <w:sz w:val="26"/>
-    </w:rPr>
   </w:style>
   <w:style w:styleId="Title" w:type="paragraph">
     <w:name w:val="Title"/>
@@ -3349,15 +3543,15 @@
     <w:pPr>
       <w:keepNext/>
       <w:keepLines/>
-      <w:spacing w:after="240" w:before="480" w:line="360" w:lineRule="auto"/>
-      <w:jc w:val="both"/>
+      <w:spacing w:after="240" w:before="480"/>
+      <w:jc w:val="center"/>
     </w:pPr>
     <w:rPr>
-      <w:rFonts w:ascii="Times New Roman" w:asciiTheme="majorHAnsi" w:cstheme="majorBidi" w:eastAsia="Times New Roman" w:eastAsiaTheme="majorEastAsia" w:hAnsi="Times New Roman" w:hAnsiTheme="majorHAnsi"/>
+      <w:rFonts w:asciiTheme="majorHAnsi" w:cstheme="majorBidi" w:eastAsiaTheme="majorEastAsia" w:hAnsiTheme="majorHAnsi"/>
       <w:b/>
       <w:bCs/>
-      <w:color w:val="000000"/>
-      <w:sz w:val="26"/>
+      <w:color w:themeColor="accent1" w:themeShade="B5" w:val="345A8A"/>
+      <w:sz w:val="36"/>
       <w:szCs w:val="36"/>
     </w:rPr>
   </w:style>
@@ -3369,13 +3563,11 @@
     <w:pPr>
       <w:keepNext/>
       <w:keepLines/>
-      <w:spacing w:after="240" w:before="240" w:line="360" w:lineRule="auto"/>
-      <w:jc w:val="both"/>
+      <w:spacing w:after="240" w:before="240"/>
+      <w:jc w:val="center"/>
     </w:pPr>
     <w:rPr>
-      <w:rFonts w:ascii="Times New Roman" w:eastAsia="Times New Roman" w:hAnsi="Times New Roman"/>
-      <w:color w:val="000000"/>
-      <w:sz w:val="26"/>
+      <w:sz w:val="30"/>
       <w:szCs w:val="30"/>
     </w:rPr>
   </w:style>
@@ -3386,14 +3578,8 @@
     <w:pPr>
       <w:keepNext/>
       <w:keepLines/>
-      <w:spacing w:line="360" w:lineRule="auto"/>
-      <w:jc w:val="both"/>
+      <w:jc w:val="center"/>
     </w:pPr>
-    <w:rPr>
-      <w:rFonts w:ascii="Times New Roman" w:eastAsia="Times New Roman" w:hAnsi="Times New Roman"/>
-      <w:color w:val="000000"/>
-      <w:sz w:val="26"/>
-    </w:rPr>
   </w:style>
   <w:style w:styleId="Date" w:type="paragraph">
     <w:name w:val="Date"/>
@@ -3402,14 +3588,8 @@
     <w:pPr>
       <w:keepNext/>
       <w:keepLines/>
-      <w:spacing w:line="360" w:lineRule="auto"/>
-      <w:jc w:val="both"/>
+      <w:jc w:val="center"/>
     </w:pPr>
-    <w:rPr>
-      <w:rFonts w:ascii="Times New Roman" w:eastAsia="Times New Roman" w:hAnsi="Times New Roman"/>
-      <w:color w:val="000000"/>
-      <w:sz w:val="26"/>
-    </w:rPr>
   </w:style>
   <w:style w:customStyle="1" w:styleId="AbstractTitle" w:type="paragraph">
     <w:name w:val="Abstract Title"/>
@@ -3419,15 +3599,15 @@
     <w:pPr>
       <w:keepNext/>
       <w:keepLines/>
-      <w:jc w:val="both"/>
-      <w:spacing w:after="0" w:before="300" w:line="360" w:lineRule="auto"/>
+      <w:jc w:val="center"/>
+      <w:spacing w:after="0" w:before="300"/>
     </w:pPr>
     <w:rPr>
-      <w:color w:val="000000"/>
-      <w:sz w:val="26"/>
+      <w:sz w:val="20"/>
       <w:szCs w:val="20"/>
-      <w:rFonts w:ascii="Times New Roman" w:eastAsia="Times New Roman" w:hAnsi="Times New Roman"/>
       <w:b/>
+      <w:color w:val="345A8A"/>
+      &gt;
     </w:rPr>
   </w:style>
   <w:style w:customStyle="1" w:styleId="Abstract" w:type="paragraph">
@@ -3438,13 +3618,10 @@
     <w:pPr>
       <w:keepNext/>
       <w:keepLines/>
-      <w:spacing w:after="300" w:before="100" w:line="360" w:lineRule="auto"/>
-      <w:jc w:val="both"/>
+      <w:spacing w:after="300" w:before="100"/>
     </w:pPr>
     <w:rPr>
-      <w:rFonts w:ascii="Times New Roman" w:eastAsia="Times New Roman" w:hAnsi="Times New Roman"/>
-      <w:color w:val="000000"/>
-      <w:sz w:val="26"/>
+      <w:sz w:val="20"/>
       <w:szCs w:val="20"/>
     </w:rPr>
   </w:style>
@@ -3453,15 +3630,8 @@
     <w:basedOn w:val="Normal"/>
     <w:next w:val="Bibliography"/>
     <w:qFormat/>
-    <w:pPr>
-      <w:spacing w:line="360" w:lineRule="auto"/>
-      <w:jc w:val="both"/>
-    </w:pPr>
-    <w:rPr>
-      <w:rFonts w:ascii="Times New Roman" w:eastAsia="Times New Roman" w:hAnsi="Times New Roman"/>
-      <w:color w:val="000000"/>
-      <w:sz w:val="26"/>
-    </w:rPr>
+    <w:pPr/>
+    <w:rPr/>
   </w:style>
   <w:style w:styleId="Heading1" w:type="paragraph">
     <w:name w:val="Heading 1"/>
@@ -3472,16 +3642,15 @@
     <w:pPr>
       <w:keepNext/>
       <w:keepLines/>
-      <w:spacing w:after="0" w:before="480" w:line="360" w:lineRule="auto"/>
-      <w:jc w:val="both"/>
+      <w:spacing w:after="0" w:before="480"/>
       <w:outlineLvl w:val="0"/>
     </w:pPr>
     <w:rPr>
-      <w:rFonts w:ascii="Times New Roman" w:asciiTheme="majorHAnsi" w:cstheme="majorBidi" w:eastAsia="Times New Roman" w:eastAsiaTheme="majorEastAsia" w:hAnsi="Times New Roman" w:hAnsiTheme="majorHAnsi"/>
+      <w:rFonts w:asciiTheme="majorHAnsi" w:cstheme="majorBidi" w:eastAsiaTheme="majorEastAsia" w:hAnsiTheme="majorHAnsi"/>
       <w:b/>
       <w:bCs/>
-      <w:color w:val="000000"/>
-      <w:sz w:val="26"/>
+      <w:color w:themeColor="accent1" w:val="4F81BD"/>
+      <w:sz w:val="32"/>
       <w:szCs w:val="32"/>
     </w:rPr>
   </w:style>
@@ -3495,16 +3664,15 @@
     <w:pPr>
       <w:keepNext/>
       <w:keepLines/>
-      <w:spacing w:after="0" w:before="200" w:line="360" w:lineRule="auto"/>
-      <w:jc w:val="both"/>
+      <w:spacing w:after="0" w:before="200"/>
       <w:outlineLvl w:val="1"/>
     </w:pPr>
     <w:rPr>
-      <w:rFonts w:ascii="Times New Roman" w:asciiTheme="majorHAnsi" w:cstheme="majorBidi" w:eastAsia="Times New Roman" w:eastAsiaTheme="majorEastAsia" w:hAnsi="Times New Roman" w:hAnsiTheme="majorHAnsi"/>
+      <w:rFonts w:asciiTheme="majorHAnsi" w:cstheme="majorBidi" w:eastAsiaTheme="majorEastAsia" w:hAnsiTheme="majorHAnsi"/>
       <w:b/>
       <w:bCs/>
-      <w:color w:val="000000"/>
-      <w:sz w:val="26"/>
+      <w:color w:themeColor="accent1" w:val="4F81BD"/>
+      <w:sz w:val="28"/>
       <w:szCs w:val="28"/>
     </w:rPr>
   </w:style>
@@ -3518,16 +3686,15 @@
     <w:pPr>
       <w:keepNext/>
       <w:keepLines/>
-      <w:spacing w:after="0" w:before="200" w:line="360" w:lineRule="auto"/>
-      <w:jc w:val="both"/>
+      <w:spacing w:after="0" w:before="200"/>
       <w:outlineLvl w:val="2"/>
     </w:pPr>
     <w:rPr>
-      <w:rFonts w:ascii="Times New Roman" w:asciiTheme="majorHAnsi" w:cstheme="majorBidi" w:eastAsia="Times New Roman" w:eastAsiaTheme="majorEastAsia" w:hAnsi="Times New Roman" w:hAnsiTheme="majorHAnsi"/>
+      <w:rFonts w:asciiTheme="majorHAnsi" w:cstheme="majorBidi" w:eastAsiaTheme="majorEastAsia" w:hAnsiTheme="majorHAnsi"/>
       <w:b/>
       <w:bCs/>
-      <w:color w:val="000000"/>
-      <w:sz w:val="26"/>
+      <w:color w:themeColor="accent1" w:val="4F81BD"/>
+      <w:sz w:val="24"/>
       <w:szCs w:val="24"/>
     </w:rPr>
   </w:style>
@@ -3541,16 +3708,15 @@
     <w:pPr>
       <w:keepNext/>
       <w:keepLines/>
-      <w:spacing w:after="0" w:before="200" w:line="360" w:lineRule="auto"/>
-      <w:jc w:val="both"/>
+      <w:spacing w:after="0" w:before="200"/>
       <w:outlineLvl w:val="3"/>
     </w:pPr>
     <w:rPr>
-      <w:rFonts w:ascii="Times New Roman" w:asciiTheme="majorHAnsi" w:cstheme="majorBidi" w:eastAsia="Times New Roman" w:eastAsiaTheme="majorEastAsia" w:hAnsi="Times New Roman" w:hAnsiTheme="majorHAnsi"/>
+      <w:rFonts w:asciiTheme="majorHAnsi" w:cstheme="majorBidi" w:eastAsiaTheme="majorEastAsia" w:hAnsiTheme="majorHAnsi"/>
       <w:i/>
       <w:bCs/>
-      <w:color w:val="000000"/>
-      <w:sz w:val="26"/>
+      <w:color w:themeColor="accent1" w:val="4F81BD"/>
+      <w:sz w:val="24"/>
       <w:szCs w:val="24"/>
     </w:rPr>
   </w:style>
@@ -3564,15 +3730,14 @@
     <w:pPr>
       <w:keepNext/>
       <w:keepLines/>
-      <w:spacing w:after="0" w:before="200" w:line="360" w:lineRule="auto"/>
-      <w:jc w:val="both"/>
+      <w:spacing w:after="0" w:before="200"/>
       <w:outlineLvl w:val="4"/>
     </w:pPr>
     <w:rPr>
-      <w:rFonts w:ascii="Times New Roman" w:asciiTheme="majorHAnsi" w:cstheme="majorBidi" w:eastAsia="Times New Roman" w:eastAsiaTheme="majorEastAsia" w:hAnsi="Times New Roman" w:hAnsiTheme="majorHAnsi"/>
+      <w:rFonts w:asciiTheme="majorHAnsi" w:cstheme="majorBidi" w:eastAsiaTheme="majorEastAsia" w:hAnsiTheme="majorHAnsi"/>
       <w:iCs/>
-      <w:color w:val="000000"/>
-      <w:sz w:val="26"/>
+      <w:color w:themeColor="accent1" w:val="4F81BD"/>
+      <w:sz w:val="24"/>
       <w:szCs w:val="24"/>
     </w:rPr>
   </w:style>
@@ -3586,14 +3751,13 @@
     <w:pPr>
       <w:keepNext/>
       <w:keepLines/>
-      <w:spacing w:after="0" w:before="200" w:line="360" w:lineRule="auto"/>
-      <w:jc w:val="both"/>
+      <w:spacing w:after="0" w:before="200"/>
       <w:outlineLvl w:val="5"/>
     </w:pPr>
     <w:rPr>
-      <w:rFonts w:ascii="Times New Roman" w:asciiTheme="majorHAnsi" w:cstheme="majorBidi" w:eastAsia="Times New Roman" w:eastAsiaTheme="majorEastAsia" w:hAnsi="Times New Roman" w:hAnsiTheme="majorHAnsi"/>
-      <w:color w:val="000000"/>
-      <w:sz w:val="26"/>
+      <w:rFonts w:asciiTheme="majorHAnsi" w:cstheme="majorBidi" w:eastAsiaTheme="majorEastAsia" w:hAnsiTheme="majorHAnsi"/>
+      <w:color w:themeColor="accent1" w:val="4F81BD"/>
+      <w:sz w:val="24"/>
       <w:szCs w:val="24"/>
     </w:rPr>
   </w:style>
@@ -3607,14 +3771,13 @@
     <w:pPr>
       <w:keepNext/>
       <w:keepLines/>
-      <w:spacing w:after="0" w:before="200" w:line="360" w:lineRule="auto"/>
-      <w:jc w:val="both"/>
+      <w:spacing w:after="0" w:before="200"/>
       <w:outlineLvl w:val="6"/>
     </w:pPr>
     <w:rPr>
-      <w:rFonts w:ascii="Times New Roman" w:asciiTheme="majorHAnsi" w:cstheme="majorBidi" w:eastAsia="Times New Roman" w:eastAsiaTheme="majorEastAsia" w:hAnsi="Times New Roman" w:hAnsiTheme="majorHAnsi"/>
-      <w:color w:val="000000"/>
-      <w:sz w:val="26"/>
+      <w:rFonts w:asciiTheme="majorHAnsi" w:cstheme="majorBidi" w:eastAsiaTheme="majorEastAsia" w:hAnsiTheme="majorHAnsi"/>
+      <w:color w:themeColor="accent1" w:val="4F81BD"/>
+      <w:sz w:val="24"/>
       <w:szCs w:val="24"/>
     </w:rPr>
   </w:style>
@@ -3628,14 +3791,13 @@
     <w:pPr>
       <w:keepNext/>
       <w:keepLines/>
-      <w:spacing w:after="0" w:before="200" w:line="360" w:lineRule="auto"/>
-      <w:jc w:val="both"/>
+      <w:spacing w:after="0" w:before="200"/>
       <w:outlineLvl w:val="7"/>
     </w:pPr>
     <w:rPr>
-      <w:rFonts w:ascii="Times New Roman" w:asciiTheme="majorHAnsi" w:cstheme="majorBidi" w:eastAsia="Times New Roman" w:eastAsiaTheme="majorEastAsia" w:hAnsi="Times New Roman" w:hAnsiTheme="majorHAnsi"/>
-      <w:color w:val="000000"/>
-      <w:sz w:val="26"/>
+      <w:rFonts w:asciiTheme="majorHAnsi" w:cstheme="majorBidi" w:eastAsiaTheme="majorEastAsia" w:hAnsiTheme="majorHAnsi"/>
+      <w:color w:themeColor="accent1" w:val="4F81BD"/>
+      <w:sz w:val="24"/>
       <w:szCs w:val="24"/>
     </w:rPr>
   </w:style>
@@ -3649,14 +3811,13 @@
     <w:pPr>
       <w:keepNext/>
       <w:keepLines/>
-      <w:spacing w:after="0" w:before="200" w:line="360" w:lineRule="auto"/>
-      <w:jc w:val="both"/>
+      <w:spacing w:after="0" w:before="200"/>
       <w:outlineLvl w:val="8"/>
     </w:pPr>
     <w:rPr>
-      <w:rFonts w:ascii="Times New Roman" w:asciiTheme="majorHAnsi" w:cstheme="majorBidi" w:eastAsia="Times New Roman" w:eastAsiaTheme="majorEastAsia" w:hAnsi="Times New Roman" w:hAnsiTheme="majorHAnsi"/>
-      <w:color w:val="000000"/>
-      <w:sz w:val="26"/>
+      <w:rFonts w:asciiTheme="majorHAnsi" w:cstheme="majorBidi" w:eastAsiaTheme="majorEastAsia" w:hAnsiTheme="majorHAnsi"/>
+      <w:color w:themeColor="accent1" w:val="4F81BD"/>
+      <w:sz w:val="24"/>
       <w:szCs w:val="24"/>
     </w:rPr>
   </w:style>
@@ -3668,15 +3829,9 @@
     <w:unhideWhenUsed/>
     <w:qFormat/>
     <w:pPr>
-      <w:spacing w:after="100" w:before="100" w:line="360" w:lineRule="auto"/>
+      <w:spacing w:after="100" w:before="100"/>
       <w:ind w:firstLine="0" w:left="480" w:right="480"/>
-      <w:jc w:val="both"/>
     </w:pPr>
-    <w:rPr>
-      <w:rFonts w:ascii="Times New Roman" w:eastAsia="Times New Roman" w:hAnsi="Times New Roman"/>
-      <w:color w:val="000000"/>
-      <w:sz w:val="26"/>
-    </w:rPr>
   </w:style>
   <w:style w:styleId="FootnoteText" w:type="paragraph">
     <w:name w:val="Footnote Text"/>
@@ -3685,25 +3840,11 @@
     <w:uiPriority w:val="9"/>
     <w:unhideWhenUsed/>
     <w:qFormat/>
-    <w:pPr>
-      <w:spacing w:line="360" w:lineRule="auto"/>
-      <w:jc w:val="both"/>
-    </w:pPr>
-    <w:rPr>
-      <w:rFonts w:ascii="Times New Roman" w:eastAsia="Times New Roman" w:hAnsi="Times New Roman"/>
-      <w:color w:val="000000"/>
-      <w:sz w:val="26"/>
-    </w:rPr>
   </w:style>
   <w:style w:default="1" w:styleId="DefaultParagraphFont" w:type="character">
     <w:name w:val="Default Paragraph Font"/>
     <w:semiHidden/>
     <w:unhideWhenUsed/>
-    <w:rPr>
-      <w:rFonts w:ascii="Times New Roman" w:eastAsia="Times New Roman" w:hAnsi="Times New Roman"/>
-      <w:color w:val="000000"/>
-      <w:sz w:val="26"/>
-    </w:rPr>
   </w:style>
   <w:style w:default="1" w:styleId="Table" w:type="table">
     <w:name w:val="Table"/>
@@ -3711,15 +3852,6 @@
     <w:semiHidden/>
     <w:unhideWhenUsed/>
     <w:qFormat/>
-    <w:pPr>
-      <w:spacing w:line="360" w:lineRule="auto"/>
-      <w:jc w:val="both"/>
-    </w:pPr>
-    <w:rPr>
-      <w:rFonts w:ascii="Times New Roman" w:eastAsia="Times New Roman" w:hAnsi="Times New Roman"/>
-      <w:color w:val="000000"/>
-      <w:sz w:val="26"/>
-    </w:rPr>
     <w:tblPr>
       <w:tblInd w:type="dxa" w:w="0"/>
       <w:tblCellMar>
@@ -3752,42 +3884,25 @@
     <w:pPr>
       <w:keepNext/>
       <w:keepLines/>
-      <w:spacing w:after="0" w:line="360" w:lineRule="auto"/>
-      <w:jc w:val="both"/>
+      <w:spacing w:after="0"/>
     </w:pPr>
     <w:rPr>
-      <w:rFonts w:ascii="Times New Roman" w:eastAsia="Times New Roman" w:hAnsi="Times New Roman"/>
       <w:b/>
-      <w:color w:val="000000"/>
-      <w:sz w:val="26"/>
     </w:rPr>
   </w:style>
   <w:style w:customStyle="1" w:styleId="Definition" w:type="paragraph">
     <w:name w:val="Definition"/>
     <w:basedOn w:val="Normal"/>
-    <w:pPr>
-      <w:spacing w:line="360" w:lineRule="auto"/>
-      <w:jc w:val="both"/>
-    </w:pPr>
-    <w:rPr>
-      <w:rFonts w:ascii="Times New Roman" w:eastAsia="Times New Roman" w:hAnsi="Times New Roman"/>
-      <w:color w:val="000000"/>
-      <w:sz w:val="26"/>
-    </w:rPr>
   </w:style>
   <w:style w:styleId="Caption" w:type="paragraph">
     <w:name w:val="Caption"/>
     <w:basedOn w:val="Normal"/>
     <w:link w:val="BodyTextChar"/>
     <w:pPr>
-      <w:spacing w:after="120" w:before="0" w:line="360" w:lineRule="auto"/>
-      <w:jc w:val="both"/>
+      <w:spacing w:after="120" w:before="0"/>
     </w:pPr>
     <w:rPr>
-      <w:rFonts w:ascii="Times New Roman" w:eastAsia="Times New Roman" w:hAnsi="Times New Roman"/>
       <w:i/>
-      <w:color w:val="000000"/>
-      <w:sz w:val="26"/>
     </w:rPr>
   </w:style>
   <w:style w:customStyle="1" w:styleId="TableCaption" w:type="paragraph">
@@ -3795,90 +3910,44 @@
     <w:basedOn w:val="Caption"/>
     <w:pPr>
       <w:keepNext/>
-      <w:spacing w:line="360" w:lineRule="auto"/>
-      <w:jc w:val="both"/>
     </w:pPr>
-    <w:rPr>
-      <w:rFonts w:ascii="Times New Roman" w:eastAsia="Times New Roman" w:hAnsi="Times New Roman"/>
-      <w:color w:val="000000"/>
-      <w:sz w:val="26"/>
-    </w:rPr>
   </w:style>
   <w:style w:customStyle="1" w:styleId="ImageCaption" w:type="paragraph">
     <w:name w:val="Image Caption"/>
     <w:basedOn w:val="Caption"/>
-    <w:pPr>
-      <w:spacing w:line="360" w:lineRule="auto"/>
-      <w:jc w:val="both"/>
-    </w:pPr>
-    <w:rPr>
-      <w:rFonts w:ascii="Times New Roman" w:eastAsia="Times New Roman" w:hAnsi="Times New Roman"/>
-      <w:color w:val="000000"/>
-      <w:sz w:val="26"/>
-    </w:rPr>
   </w:style>
   <w:style w:customStyle="1" w:styleId="Figure" w:type="paragraph">
     <w:name w:val="Figure"/>
     <w:basedOn w:val="Normal"/>
-    <w:pPr>
-      <w:spacing w:line="360" w:lineRule="auto"/>
-      <w:jc w:val="both"/>
-    </w:pPr>
-    <w:rPr>
-      <w:rFonts w:ascii="Times New Roman" w:eastAsia="Times New Roman" w:hAnsi="Times New Roman"/>
-      <w:color w:val="000000"/>
-      <w:sz w:val="26"/>
-    </w:rPr>
   </w:style>
   <w:style w:customStyle="1" w:styleId="CaptionedFigure" w:type="paragraph">
     <w:name w:val="Captioned Figure"/>
     <w:basedOn w:val="Figure"/>
     <w:pPr>
       <w:keepNext/>
-      <w:spacing w:line="360" w:lineRule="auto"/>
-      <w:jc w:val="both"/>
     </w:pPr>
-    <w:rPr>
-      <w:rFonts w:ascii="Times New Roman" w:eastAsia="Times New Roman" w:hAnsi="Times New Roman"/>
-      <w:color w:val="000000"/>
-      <w:sz w:val="26"/>
-    </w:rPr>
   </w:style>
   <w:style w:customStyle="1" w:styleId="BodyTextChar" w:type="character">
     <w:name w:val="Body Text Char"/>
     <w:basedOn w:val="DefaultParagraphFont"/>
     <w:link w:val="BodyText"/>
-    <w:rPr>
-      <w:rFonts w:ascii="Times New Roman" w:eastAsia="Times New Roman" w:hAnsi="Times New Roman"/>
-      <w:color w:val="000000"/>
-      <w:sz w:val="26"/>
-    </w:rPr>
   </w:style>
   <w:style w:customStyle="1" w:styleId="VerbatimChar" w:type="character">
     <w:name w:val="Verbatim Char"/>
     <w:basedOn w:val="BodyTextChar"/>
     <w:rPr>
-      <w:rFonts w:ascii="Times New Roman" w:eastAsia="Times New Roman" w:hAnsi="Times New Roman"/>
-      <w:color w:val="000000"/>
-      <w:sz w:val="26"/>
+      <w:rFonts w:ascii="Consolas" w:hAnsi="Consolas"/>
+      <w:sz w:val="22"/>
     </w:rPr>
   </w:style>
   <w:style w:customStyle="1" w:styleId="SectionNumber" w:type="character">
     <w:name w:val="Section Number"/>
     <w:basedOn w:val="BodyTextChar"/>
-    <w:rPr>
-      <w:rFonts w:ascii="Times New Roman" w:eastAsia="Times New Roman" w:hAnsi="Times New Roman"/>
-      <w:color w:val="000000"/>
-      <w:sz w:val="26"/>
-    </w:rPr>
   </w:style>
   <w:style w:styleId="FootnoteReference" w:type="character">
     <w:name w:val="Footnote Reference"/>
     <w:basedOn w:val="BodyTextChar"/>
     <w:rPr>
-      <w:rFonts w:ascii="Times New Roman" w:eastAsia="Times New Roman" w:hAnsi="Times New Roman"/>
-      <w:color w:val="000000"/>
-      <w:sz w:val="26"/>
       <w:vertAlign w:val="superscript"/>
     </w:rPr>
   </w:style>
@@ -3886,9 +3955,7 @@
     <w:name w:val="Hyperlink"/>
     <w:basedOn w:val="BodyTextChar"/>
     <w:rPr>
-      <w:rFonts w:ascii="Times New Roman" w:eastAsia="Times New Roman" w:hAnsi="Times New Roman"/>
-      <w:color w:val="000000"/>
-      <w:sz w:val="26"/>
+      <w:color w:themeColor="accent1" w:val="4F81BD"/>
     </w:rPr>
   </w:style>
   <w:style w:styleId="TOCHeading" w:type="paragraph">
@@ -3899,16 +3966,14 @@
     <w:unhideWhenUsed/>
     <w:qFormat/>
     <w:pPr>
-      <w:spacing w:before="240" w:line="360" w:lineRule="auto"/>
-      <w:jc w:val="both"/>
+      <w:spacing w:before="240" w:line="259" w:lineRule="auto"/>
       <w:outlineLvl w:val="9"/>
     </w:pPr>
     <w:rPr>
-      <w:rFonts w:ascii="Times New Roman" w:asciiTheme="majorHAnsi" w:cstheme="majorBidi" w:eastAsia="Times New Roman" w:eastAsiaTheme="majorEastAsia" w:hAnsi="Times New Roman" w:hAnsiTheme="majorHAnsi"/>
+      <w:rFonts w:asciiTheme="majorHAnsi" w:cstheme="majorBidi" w:eastAsiaTheme="majorEastAsia" w:hAnsiTheme="majorHAnsi"/>
       <w:b w:val="0"/>
       <w:bCs w:val="0"/>
-      <w:color w:val="000000"/>
-      <w:sz w:val="26"/>
+      <w:color w:themeColor="accent1" w:themeShade="BF" w:val="365F91"/>
     </w:rPr>
   </w:style>
   <w:style w:type="paragraph" w:customStyle="1" w:styleId="SourceCode">

--- a/dist/luan_an_ctu/chuong_5_ket_luan_de_xuat_vi.docx
+++ b/dist/luan_an_ctu/chuong_5_ket_luan_de_xuat_vi.docx
@@ -59,7 +59,7 @@
         <w:pStyle w:val="Heading3"/>
       </w:pPr>
       <w:r>
-        <w:t xml:space="preserve">5.1.1 ICRV Gradient — Xác nhận H5 và tầng thể chế của CDCM</w:t>
+        <w:t xml:space="preserve">5.1.1 ICRV Gradient: Xác nhận H5 và tầng thể chế của CDCM</w:t>
       </w:r>
     </w:p>
     <w:p>
@@ -77,10 +77,10 @@
           <w:bCs/>
           <w:b/>
         </w:rPr>
-        <w:t xml:space="preserve">gradient ICRV (Biến thiên chế độ bối cảnh thể chế — Institutional Context Regime Variation)</w:t>
-      </w:r>
-      <w:r>
-        <w:t xml:space="preserve">: cùng một mức độ quốc tế hóa (FSTS) mang lại hiệu quả rất khác nhau tùy thuộc vào chế độ thể chế mà doanh nghiệp hoạt động. Bằng chứng từ hai nguồn độc lập — phân tích meta-analytic (P6,</w:t>
+        <w:t xml:space="preserve">gradient ICRV (Biến thiên chế độ bối cảnh thể chế, Institutional Context Regime Variation)</w:t>
+      </w:r>
+      <w:r>
+        <w:t xml:space="preserve">: cùng một mức độ quốc tế hóa (FSTS) mang lại hiệu quả rất khác nhau tùy thuộc vào chế độ thể chế mà doanh nghiệp hoạt động. Bằng chứng từ hai nguồn độc lập, phân tích meta-analytic (P6,</w:t>
       </w:r>
       <w:r>
         <w:t xml:space="preserve"> </w:t>
@@ -190,7 +190,7 @@
         <w:t xml:space="preserve"> </w:t>
       </w:r>
       <w:r>
-        <w:t xml:space="preserve">quan sát từ 49 nền kinh tế) — đều chỉ đến cùng một kết luận: điểm uốn (turning point) của quan hệ I–P</w:t>
+        <w:t xml:space="preserve">quan sát từ 49 nền kinh tế), đều chỉ đến cùng một kết luận: điểm uốn (turning point) của quan hệ I–P</w:t>
       </w:r>
       <w:r>
         <w:t xml:space="preserve"> </w:t>
@@ -206,7 +206,7 @@
         <w:t xml:space="preserve"> </w:t>
       </w:r>
       <w:r>
-        <w:t xml:space="preserve">từ SIDS/Emerging (~55% FSTS) xuống Lower-middle transition, Upper-middle, Advanced Resource, và Advanced Innovation (~28% FSTS). Hay nói cách khác, nền kinh tế thể chế mạnh hơn đạt đỉnh hiệu quả xuất khẩu tại mức FSTS thấp hơn — doanh nghiệp không cần quốc tế hóa sâu để khai thác lợi thế cạnh tranh khi thể chế hỗ trợ đã vận hành tốt.</w:t>
+        <w:t xml:space="preserve">từ SIDS/Emerging (~55% FSTS) xuống Lower-middle transition, Upper-middle, Advanced Resource, và Advanced Innovation (~28% FSTS). Hay nói cách khác, nền kinh tế thể chế mạnh hơn đạt đỉnh hiệu quả xuất khẩu tại mức FSTS thấp hơn, doanh nghiệp không cần quốc tế hóa sâu để khai thác lợi thế cạnh tranh khi thể chế hỗ trợ đã vận hành tốt.</w:t>
       </w:r>
     </w:p>
     <w:p>
@@ -227,10 +227,7 @@
         <w:t xml:space="preserve">cả một chế độ thể chế</w:t>
       </w:r>
       <w:r>
-        <w:t xml:space="preserve"> </w:t>
-      </w:r>
-      <w:r>
-        <w:t xml:space="preserve">— được vận hành hóa thành sáu sub-regime ICRV — xác định điều kiện biên cho quan hệ I–P. Institutional Theory của North (1990) và Khanna và Palepu (2010) dự đoán rằng thể chế định hình chi phí giao dịch và cấu trúc khuyến khích; kết quả ICRV gradient là biểu hiện thực nghiệm của cơ chế này ở quy mô 49 nền kinh tế châu Á và Thái Bình Dương (P7).</w:t>
+        <w:t xml:space="preserve">, được vận hành hóa thành sáu sub-regime ICRV, xác định điều kiện biên cho quan hệ I–P. Institutional Theory của North (1990) và Khanna và Palepu (2010) dự đoán rằng thể chế định hình chi phí giao dịch và cấu trúc khuyến khích; kết quả ICRV gradient là biểu hiện thực nghiệm của cơ chế này ở quy mô 49 nền kinh tế châu Á và Thái Bình Dương (P7).</w:t>
       </w:r>
     </w:p>
     <w:p>
@@ -274,7 +271,7 @@
         <w:pStyle w:val="Heading3"/>
       </w:pPr>
       <w:r>
-        <w:t xml:space="preserve">5.1.2 TCI là Năng Lực Nền Tảng — Xác nhận H2</w:t>
+        <w:t xml:space="preserve">5.1.2 TCI là Năng Lực Nền Tảng: Xác nhận H2</w:t>
       </w:r>
     </w:p>
     <w:p>
@@ -314,7 +311,7 @@
         <w:t xml:space="preserve"> </w:t>
       </w:r>
       <w:r>
-        <w:t xml:space="preserve">tại bối cảnh quốc gia cụ thể (P3 Việt Nam — môi trường chuyển đổi với phân mảnh thể chế tạo điều kiện cho TCI reshaping hiệu ứng), không phổ quát trên toàn mẫu 49 nền kinh tế (P7: tương tác FSTS×TCI và FSTS²×TCI đều NS). H2 được</w:t>
+        <w:t xml:space="preserve">tại bối cảnh quốc gia cụ thể (P3 Việt Nam, môi trường chuyển đổi với phân mảnh thể chế tạo điều kiện cho TCI reshaping hiệu ứng), không phổ quát trên toàn mẫu 49 nền kinh tế (P7: tương tác FSTS×TCI và FSTS²×TCI đều NS). H2 được</w:t>
       </w:r>
       <w:r>
         <w:t xml:space="preserve"> </w:t>
@@ -343,7 +340,7 @@
         <w:t xml:space="preserve"> </w:t>
       </w:r>
       <w:r>
-        <w:t xml:space="preserve">(foundational capability) trong khung CDCM: doanh nghiệp có năng lực công nghệ sâu hơn — được đo bằng việc tiếp cận công nghệ nước ngoài, chi tiêu R&amp;D, đổi mới sản phẩm và chứng nhận chất lượng — tạo ra giá trị cao hơn từ cùng một mức độ quốc tế hóa.</w:t>
+        <w:t xml:space="preserve">(foundational capability) trong khung CDCM: doanh nghiệp có năng lực công nghệ sâu hơn, được đo bằng việc tiếp cận công nghệ nước ngoài, chi tiêu R&amp;D, đổi mới sản phẩm và chứng nhận chất lượng, tạo ra giá trị cao hơn từ cùng một mức độ quốc tế hóa.</w:t>
       </w:r>
     </w:p>
     <w:p>
@@ -351,7 +348,7 @@
         <w:pStyle w:val="BodyText"/>
       </w:pPr>
       <w:r>
-        <w:t xml:space="preserve">Cơ chế lý thuyết đằng sau kết quả này bắt nguồn từ Resource-Based View (Barney, 1991): TCI là nguồn lực VRIN (có giá trị, hiếm, khó sao chép, khó thay thế), do đó tạo ra lợi thế cạnh tranh bền vững ngay cả khi doanh nghiệp mở rộng ra thị trường nước ngoài với mức độ bất định cao. Năng lực công nghệ cũng tạo ra absorptive capacity (Cohen &amp; Levinthal, 1990) — khả năng hấp thu và tích hợp tri thức từ thị trường nước ngoài — giúp doanh nghiệp học hỏi hiệu quả hơn trong quá trình quốc tế hóa, nhất quán với learning loop của Uppsala model (Johanson &amp; Vahlne, 1977).</w:t>
+        <w:t xml:space="preserve">Cơ chế lý thuyết đằng sau kết quả này bắt nguồn từ Resource-Based View (Barney, 1991): TCI là nguồn lực VRIN (có giá trị, hiếm, khó sao chép, khó thay thế), do đó tạo ra lợi thế cạnh tranh bền vững ngay cả khi doanh nghiệp mở rộng ra thị trường nước ngoài với mức độ bất định cao. Năng lực công nghệ cũng tạo ra absorptive capacity (Cohen &amp; Levinthal, 1990), khả năng hấp thu và tích hợp tri thức từ thị trường nước ngoài, giúp doanh nghiệp học hỏi hiệu quả hơn trong quá trình quốc tế hóa, nhất quán với learning loop của Uppsala model (Johanson &amp; Vahlne, 1977).</w:t>
       </w:r>
     </w:p>
     <w:bookmarkEnd w:id="23"/>
@@ -361,7 +358,7 @@
         <w:pStyle w:val="Heading3"/>
       </w:pPr>
       <w:r>
-        <w:t xml:space="preserve">5.1.3 DAI là Nguồn Lực Tình Huống — Hỗ trợ một phần H3</w:t>
+        <w:t xml:space="preserve">5.1.3 DAI là Nguồn Lực Tình Huống: Hỗ trợ một phần H3</w:t>
       </w:r>
     </w:p>
     <w:p>
@@ -434,7 +431,7 @@
         </m:r>
       </m:oMath>
       <w:r>
-        <w:t xml:space="preserve">) — khoảng 17% lợi thế năng suất cho doanh nghiệp có website. Quan trọng hơn, cả hai tương tác điều tiết đường cong đều có ý nghĩa (</w:t>
+        <w:t xml:space="preserve">), khoảng 17% lợi thế năng suất cho doanh nghiệp có website. Quan trọng hơn, cả hai tương tác điều tiết đường cong đều có ý nghĩa (</w:t>
       </w:r>
       <m:oMath>
         <m:acc>
@@ -659,7 +656,7 @@
         </m:r>
       </m:oMath>
       <w:r>
-        <w:t xml:space="preserve">) xác nhận DAI phát huy hiệu quả mạnh hơn tại các bối cảnh thể chế yếu hơn — nhất quán với lập luận CDCM rằng DAI bù đắp cho sự vắng mặt của hạ tầng thể chế (Nhóm IV–V), thay vì chỉ khuếch đại lợi thế đã có tại Nhóm I. Tại Singapore (P4, DAI Tier-1+2), DAI phát huy rõ nhất dưới dạng amplification effect (</w:t>
+        <w:t xml:space="preserve">) xác nhận DAI phát huy hiệu quả mạnh hơn tại các bối cảnh thể chế yếu hơn, nhất quán với lập luận CDCM rằng DAI bù đắp cho sự vắng mặt của hạ tầng thể chế (Nhóm IV–V), thay vì chỉ khuếch đại lợi thế đã có tại Nhóm I. Tại Singapore (P4, DAI Tier-1+2), DAI phát huy rõ nhất dưới dạng amplification effect (</w:t>
       </w:r>
       <m:oMath>
         <m:acc>
@@ -787,7 +784,7 @@
         <w:t xml:space="preserve"> </w:t>
       </w:r>
       <w:r>
-        <w:t xml:space="preserve">(situational resource) chứ không phải năng lực nền tảng: cơ chế cụ thể của nó (compression vs amplification) phụ thuộc vào điều kiện môi trường (thể chế, cơ sở hạ tầng số) — nhưng bản thân hiệu ứng DAI là</w:t>
+        <w:t xml:space="preserve">(situational resource) chứ không phải năng lực nền tảng: cơ chế cụ thể của nó (compression vs amplification) phụ thuộc vào điều kiện môi trường (thể chế, cơ sở hạ tầng số), nhưng bản thân hiệu ứng DAI là</w:t>
       </w:r>
       <w:r>
         <w:t xml:space="preserve"> </w:t>
@@ -827,7 +824,7 @@
         <w:t xml:space="preserve"> </w:t>
       </w:r>
       <w:r>
-        <w:t xml:space="preserve">(static digital adoption index) dựa trên dữ liệu WBES tại một thời điểm — không phải</w:t>
+        <w:t xml:space="preserve">(static digital adoption index) dựa trên dữ liệu WBES tại một thời điểm, không phải</w:t>
       </w:r>
       <w:r>
         <w:t xml:space="preserve"> </w:t>
@@ -887,7 +884,7 @@
         <w:t xml:space="preserve"> </w:t>
       </w:r>
       <w:r>
-        <w:t xml:space="preserve">tại thể chế yếu —</w:t>
+        <w:t xml:space="preserve">tại thể chế yếu,</w:t>
       </w:r>
       <w:r>
         <w:t xml:space="preserve"> </w:t>
@@ -915,7 +912,7 @@
         <w:pStyle w:val="Heading3"/>
       </w:pPr>
       <w:r>
-        <w:t xml:space="preserve">5.1.4 Đặc Điểm Nhà Quản Trị là Moderator Cá Nhân — Hỗ trợ có điều kiện H4</w:t>
+        <w:t xml:space="preserve">5.1.4 Đặc Điểm Nhà Quản Trị là Moderator Cá Nhân: Hỗ trợ có điều kiện H4</w:t>
       </w:r>
     </w:p>
     <w:p>
@@ -988,7 +985,7 @@
         </m:r>
       </m:oMath>
       <w:r>
-        <w:t xml:space="preserve">) nhất quán cho thấy hiệu ứng tích cực lên hiệu quả I–P trong toàn mẫu — doanh nghiệp có top manager nữ đạt hiệu quả cao hơn từ quốc tế hóa, phù hợp với Upper Echelons Theory (Hambrick &amp; Mason, 1984) rằng đặc điểm cấp lãnh đạo định hình cách thức tổ chức nhận diện và khai thác cơ hội quốc tế.</w:t>
+        <w:t xml:space="preserve">) nhất quán cho thấy hiệu ứng tích cực lên hiệu quả I–P trong toàn mẫu, doanh nghiệp có top manager nữ đạt hiệu quả cao hơn từ quốc tế hóa, phù hợp với Upper Echelons Theory (Hambrick &amp; Mason, 1984) rằng đặc điểm cấp lãnh đạo định hình cách thức tổ chức nhận diện và khai thác cơ hội quốc tế.</w:t>
       </w:r>
     </w:p>
     <w:p>
@@ -1009,10 +1006,7 @@
         <w:t xml:space="preserve">đa dạng nhận thức</w:t>
       </w:r>
       <w:r>
-        <w:t xml:space="preserve"> </w:t>
-      </w:r>
-      <w:r>
-        <w:t xml:space="preserve">— nhà quản trị nữ thường mang lại góc nhìn khác biệt trong ra quyết định quốc tế hóa, giúp nhận diện thị trường ngách và giảm thiểu rủi ro tập trung; thứ hai,</w:t>
+        <w:t xml:space="preserve">, nhà quản trị nữ thường mang lại góc nhìn khác biệt trong ra quyết định quốc tế hóa, giúp nhận diện thị trường ngách và giảm thiểu rủi ro tập trung; thứ hai,</w:t>
       </w:r>
       <w:r>
         <w:t xml:space="preserve"> </w:t>
@@ -1025,10 +1019,7 @@
         <w:t xml:space="preserve">chuẩn mực quản trị</w:t>
       </w:r>
       <w:r>
-        <w:t xml:space="preserve"> </w:t>
-      </w:r>
-      <w:r>
-        <w:t xml:space="preserve">— sự hiện diện của lãnh đạo nữ tương quan với thực hành quản trị doanh nghiệp tốt hơn và minh bạch hơn, đặc biệt quan trọng trong môi trường thể chế yếu.</w:t>
+        <w:t xml:space="preserve">, sự hiện diện của lãnh đạo nữ tương quan với thực hành quản trị doanh nghiệp tốt hơn và minh bạch hơn, đặc biệt quan trọng trong môi trường thể chế yếu.</w:t>
       </w:r>
     </w:p>
     <w:p>
@@ -1052,7 +1043,7 @@
         <w:t xml:space="preserve"> </w:t>
       </w:r>
       <w:r>
-        <w:t xml:space="preserve">kinh nghiệm quốc tế (breadth vs. depth) — một hạn chế đo lường trong WBES cần được khắc phục trong nghiên cứu tương lai.</w:t>
+        <w:t xml:space="preserve">kinh nghiệm quốc tế (breadth vs. depth), một hạn chế đo lường trong WBES cần được khắc phục trong nghiên cứu tương lai.</w:t>
       </w:r>
     </w:p>
     <w:bookmarkEnd w:id="25"/>
@@ -1062,7 +1053,7 @@
         <w:pStyle w:val="Heading3"/>
       </w:pPr>
       <w:r>
-        <w:t xml:space="preserve">5.1.5 FIP là Điều Kiện Biên Cực Đoan — H1b cho SIDS</w:t>
+        <w:t xml:space="preserve">5.1.5 FIP là Điều Kiện Biên Cực Đoan: H1b cho SIDS</w:t>
       </w:r>
     </w:p>
     <w:p>
@@ -1070,7 +1061,7 @@
         <w:pStyle w:val="FirstParagraph"/>
       </w:pPr>
       <w:r>
-        <w:t xml:space="preserve">Gánh nặng quốc tế hóa bắt buộc (Forced Internationalization Penalty — FIP) tại các nền kinh tế SIDS (</w:t>
+        <w:t xml:space="preserve">Gánh nặng quốc tế hóa bắt buộc (Forced Internationalization Penalty, FIP) tại các nền kinh tế SIDS (</w:t>
       </w:r>
       <m:oMath>
         <m:r>
@@ -1144,7 +1135,7 @@
         <w:t xml:space="preserve"> </w:t>
       </w:r>
       <w:r>
-        <w:t xml:space="preserve">(thể chế, năng lực, và quản trị) đều ở mức thấp: thể chế yếu, TCI thấp, DAI không phát huy tác dụng — thì quốc tế hóa không chỉ dừng ở mức không mang lại lợi ích mà còn gây tổn hại thực sự đến hiệu quả doanh nghiệp.</w:t>
+        <w:t xml:space="preserve">(thể chế, năng lực, và quản trị) đều ở mức thấp: thể chế yếu, TCI thấp, DAI không phát huy tác dụng, thì quốc tế hóa không chỉ dừng ở mức không mang lại lợi ích mà còn gây tổn hại thực sự đến hiệu quả doanh nghiệp.</w:t>
       </w:r>
     </w:p>
     <w:p>
@@ -1462,7 +1453,7 @@
         <w:t xml:space="preserve"> </w:t>
       </w:r>
       <w:r>
-        <w:t xml:space="preserve">thành 54,1% tầng 2 và 8,4% tầng 3 là thông tin mới mà phân tích meta đơn tầng không cung cấp. Điều này thay đổi hiểu biết về nguồn gốc của heterogeneity trong literature — vấn đề chủ yếu là</w:t>
+        <w:t xml:space="preserve">thành 54,1% tầng 2 và 8,4% tầng 3 là thông tin mới mà phân tích meta đơn tầng không cung cấp. Điều này thay đổi hiểu biết về nguồn gốc của heterogeneity trong literature, vấn đề chủ yếu là</w:t>
       </w:r>
       <w:r>
         <w:t xml:space="preserve"> </w:t>
@@ -1524,7 +1515,7 @@
         <w:t xml:space="preserve"> </w:t>
       </w:r>
       <w:r>
-        <w:t xml:space="preserve">mà phụ thuộc vào bối cảnh ICRV: từ TP ≈ 88,6% (Singapore — Advanced Innovation; lưu ý điểm uốn này không định vị tin cậy do CI vượt ngưỡng khả thi, xem §4.3) đến TP ≈ 39,7% (Việt Nam pooled — Lower-mid Transition), với Trung Quốc ở mức trung gian (TP ≈ 48,78%). Không có một turning point phổ quát cho tất cả bối cảnh.</w:t>
+        <w:t xml:space="preserve">mà phụ thuộc vào bối cảnh ICRV: từ TP ≈ 88,6% (Singapore, Advanced Innovation; lưu ý điểm uốn này không định vị tin cậy do CI vượt ngưỡng khả thi, xem §4.3) đến TP ≈ 39,7% (Việt Nam pooled, Lower-mid Transition), với Trung Quốc ở mức trung gian (TP ≈ 48,78%). Không có một turning point phổ quát cho tất cả bối cảnh.</w:t>
       </w:r>
     </w:p>
     <w:p>
@@ -1539,7 +1530,7 @@
         <w:t xml:space="preserve">Thứ hai</w:t>
       </w:r>
       <w:r>
-        <w:t xml:space="preserve">, luận án xác định trường hợp biên FIP tại SIDS — không phải là S-curve hay inverted-U mà là quan hệ âm đơn điệu — điều mà cả ba-stage theory lẫn S-curve không dự báo được.</w:t>
+        <w:t xml:space="preserve">, luận án xác định trường hợp biên FIP tại SIDS, không phải là S-curve hay inverted-U mà là quan hệ âm đơn điệu, điều mà cả ba-stage theory lẫn S-curve không dự báo được.</w:t>
       </w:r>
     </w:p>
     <w:p>
@@ -1554,7 +1545,7 @@
         <w:t xml:space="preserve">Thứ ba</w:t>
       </w:r>
       <w:r>
-        <w:t xml:space="preserve">, luận án mở rộng khung phân tích từ dữ liệu doanh nghiệp Nhật Bản/đa quốc gia sang 49 nền kinh tế châu Á và Thái Bình Dương — bối cảnh underrepresented trong literature Lu và Beamish.</w:t>
+        <w:t xml:space="preserve">, luận án mở rộng khung phân tích từ dữ liệu doanh nghiệp Nhật Bản/đa quốc gia sang 49 nền kinh tế châu Á và Thái Bình Dương, bối cảnh underrepresented trong literature Lu và Beamish.</w:t>
       </w:r>
     </w:p>
     <w:bookmarkEnd w:id="30"/>
@@ -1564,7 +1555,7 @@
         <w:pStyle w:val="Heading3"/>
       </w:pPr>
       <w:r>
-        <w:t xml:space="preserve">5.2.3 Mở rộng Marano et al. (2016) — ICRV thay thế binary institutional quality</w:t>
+        <w:t xml:space="preserve">5.2.3 Mở rộng Marano et al. (2016): ICRV thay thế binary institutional quality</w:t>
       </w:r>
     </w:p>
     <w:p>
@@ -1637,7 +1628,7 @@
         <w:pStyle w:val="BodyText"/>
       </w:pPr>
       <w:r>
-        <w:t xml:space="preserve">Ngoài ra, luận án sử dụng phương pháp MARA ba tầng để phân tách cấu trúc dị biệt — một cải tiến phương pháp so với random-effects meta-analysis đơn tầng của Marano et al. (2016).</w:t>
+        <w:t xml:space="preserve">Ngoài ra, luận án sử dụng phương pháp MARA ba tầng để phân tách cấu trúc dị biệt, một cải tiến phương pháp so với random-effects meta-analysis đơn tầng của Marano et al. (2016).</w:t>
       </w:r>
     </w:p>
     <w:p>
@@ -1664,7 +1655,7 @@
         <w:pStyle w:val="Heading3"/>
       </w:pPr>
       <w:r>
-        <w:t xml:space="preserve">5.3.1 CDCM — Làm rõ DAI là nguồn lực tình huống</w:t>
+        <w:t xml:space="preserve">5.3.1 CDCM: Làm rõ DAI là nguồn lực tình huống</w:t>
       </w:r>
     </w:p>
     <w:p>
@@ -1717,10 +1708,7 @@
         <w:t xml:space="preserve">situational resource</w:t>
       </w:r>
       <w:r>
-        <w:t xml:space="preserve"> </w:t>
-      </w:r>
-      <w:r>
-        <w:t xml:space="preserve">— tài nguyên có vai trò thay đổi theo bối cảnh thể chế. Quan trọng: DAI×ICRV (p=.012) cho thấy hiệu ứng điều tiết của DAI</w:t>
+        <w:t xml:space="preserve">, tài nguyên có vai trò thay đổi theo bối cảnh thể chế. Quan trọng: DAI×ICRV (p=.012) cho thấy hiệu ứng điều tiết của DAI</w:t>
       </w:r>
       <w:r>
         <w:t xml:space="preserve"> </w:t>
@@ -1736,7 +1724,7 @@
         <w:t xml:space="preserve"> </w:t>
       </w:r>
       <w:r>
-        <w:t xml:space="preserve">tại các nền kinh tế thể chế yếu hơn (Emerging, SIDS) —</w:t>
+        <w:t xml:space="preserve">tại các nền kinh tế thể chế yếu hơn (Emerging, SIDS),</w:t>
       </w:r>
       <w:r>
         <w:t xml:space="preserve"> </w:t>
@@ -1778,7 +1766,7 @@
         <w:t xml:space="preserve"> </w:t>
       </w:r>
       <w:r>
-        <w:t xml:space="preserve">(Teece, 1986) với bối cảnh thể chế — nhưng theo hướng</w:t>
+        <w:t xml:space="preserve">(Teece, 1986) với bối cảnh thể chế, nhưng theo hướng</w:t>
       </w:r>
       <w:r>
         <w:t xml:space="preserve"> </w:t>
@@ -1801,7 +1789,7 @@
         <w:pStyle w:val="Heading3"/>
       </w:pPr>
       <w:r>
-        <w:t xml:space="preserve">5.3.2 FIP — Khái niệm mới về trường hợp biên cho SIDS</w:t>
+        <w:t xml:space="preserve">5.3.2 FIP: Khái niệm mới về trường hợp biên cho SIDS</w:t>
       </w:r>
     </w:p>
     <w:p>
@@ -1822,10 +1810,7 @@
         <w:t xml:space="preserve">Forced Internationalization Penalty (FIP)</w:t>
       </w:r>
       <w:r>
-        <w:t xml:space="preserve"> </w:t>
-      </w:r>
-      <w:r>
-        <w:t xml:space="preserve">— một construct lý thuyết mới chưa được định danh trong literature kinh doanh quốc tế — như một hiện tượng lý thuyết độc lập, khác biệt về bản chất với</w:t>
+        <w:t xml:space="preserve">, một construct lý thuyết mới chưa được định danh trong literature kinh doanh quốc tế, như một hiện tượng lý thuyết độc lập, khác biệt về bản chất với</w:t>
       </w:r>
       <w:r>
         <w:t xml:space="preserve"> </w:t>
@@ -1912,10 +1897,7 @@
         <w:t xml:space="preserve">”</w:t>
       </w:r>
       <w:r>
-        <w:t xml:space="preserve"> </w:t>
-      </w:r>
-      <w:r>
-        <w:t xml:space="preserve">— bẫy quốc tế hóa bắt buộc — mà không có turning point để thoát khỏi.</w:t>
+        <w:t xml:space="preserve">, bẫy quốc tế hóa bắt buộc, mà không có turning point để thoát khỏi.</w:t>
       </w:r>
     </w:p>
     <w:bookmarkEnd w:id="34"/>
@@ -1925,7 +1907,7 @@
         <w:pStyle w:val="Heading3"/>
       </w:pPr>
       <w:r>
-        <w:t xml:space="preserve">5.3.3 ICRV 6-Regime — Phân loại thể chế đặc thù cho khu vực châu Á — Thái Bình Dương</w:t>
+        <w:t xml:space="preserve">5.3.3 ICRV 6-Regime: Phân loại thể chế đặc thù cho khu vực châu Á: Thái Bình Dương</w:t>
       </w:r>
     </w:p>
     <w:p>
@@ -1949,7 +1931,7 @@
         <w:t xml:space="preserve"> </w:t>
       </w:r>
       <w:r>
-        <w:t xml:space="preserve">như một công cụ phân loại thể chế đặc thù cho khu vực châu Á — Thái Bình Dương, thay thế cho các phân loại binary (developed/emerging) hoặc continuous (WGI scores) trong literature hiện tại.</w:t>
+        <w:t xml:space="preserve">như một công cụ phân loại thể chế đặc thù cho khu vực châu Á, Thái Bình Dương, thay thế cho các phân loại binary (developed/emerging) hoặc continuous (WGI scores) trong literature hiện tại.</w:t>
       </w:r>
     </w:p>
     <w:p>
@@ -1986,7 +1968,7 @@
         <w:t xml:space="preserve"> </w:t>
       </w:r>
       <w:r>
-        <w:t xml:space="preserve">đơn điệu theo chiều từ SIDS/Emerging (~55%) xuống Advanced Innovation (~28%) — thể chế càng mạnh, doanh nghiệp đạt đỉnh hiệu quả ở mức quốc tế hóa thấp hơn — xác nhận giá trị dự đoán của phân loại.</w:t>
+        <w:t xml:space="preserve">đơn điệu theo chiều từ SIDS/Emerging (~55%) xuống Advanced Innovation (~28%), thể chế càng mạnh, doanh nghiệp đạt đỉnh hiệu quả ở mức quốc tế hóa thấp hơn, xác nhận giá trị dự đoán của phân loại.</w:t>
       </w:r>
     </w:p>
     <w:p>
@@ -2013,7 +1995,7 @@
         <w:pStyle w:val="Heading3"/>
       </w:pPr>
       <w:r>
-        <w:t xml:space="preserve">5.4.1 Đề xuất cho nhà hoạch định chính sách — Nâng cao TCI và cải thiện thể chế</w:t>
+        <w:t xml:space="preserve">5.4.1 Đề xuất cho nhà hoạch định chính sách: Nâng cao TCI và cải thiện thể chế</w:t>
       </w:r>
     </w:p>
     <w:p>
@@ -2037,7 +2019,7 @@
         <w:t xml:space="preserve"> </w:t>
       </w:r>
       <w:r>
-        <w:t xml:space="preserve">là can thiệp chính sách có thể nâng cao lợi ích từ quốc tế hóa, đặc biệt trong các bối cảnh ICRV trung bình như Việt Nam và Trung Quốc. Chính sách hỗ trợ doanh nghiệp tiếp cận công nghệ nước ngoài (thông qua chương trình kết nối với MNCs, giảm thuế nhập khẩu công nghệ), khuyến khích R&amp;D, và hỗ trợ chứng nhận chất lượng quốc tế sẽ nâng cao TCI của toàn bộ doanh nghiệp trong nền kinh tế — từ đó dịch chuyển đường I–P lên trên và có thể mở rộng turning point về phía phải.</w:t>
+        <w:t xml:space="preserve">là can thiệp chính sách có thể nâng cao lợi ích từ quốc tế hóa, đặc biệt trong các bối cảnh ICRV trung bình như Việt Nam và Trung Quốc. Chính sách hỗ trợ doanh nghiệp tiếp cận công nghệ nước ngoài (thông qua chương trình kết nối với MNCs, giảm thuế nhập khẩu công nghệ), khuyến khích R&amp;D, và hỗ trợ chứng nhận chất lượng quốc tế sẽ nâng cao TCI của toàn bộ doanh nghiệp trong nền kinh tế, từ đó dịch chuyển đường I–P lên trên và có thể mở rộng turning point về phía phải.</w:t>
       </w:r>
     </w:p>
     <w:p>
@@ -2061,7 +2043,7 @@
         <w:t xml:space="preserve"> </w:t>
       </w:r>
       <w:r>
-        <w:t xml:space="preserve">(pháp quyền, bảo vệ quyền sở hữu trí tuệ, giảm chi phí tuân thủ thương mại) là can thiệp dài hạn quan trọng nhất. Doanh nghiệp trong nền kinh tế thể chế tốt hơn có thể quốc tế hóa đến mức độ cao hơn trước khi chi phí vượt qua lợi ích — điều này có nghĩa là cải cách thể chế không chỉ có lợi về mặt kinh doanh nội địa mà còn mở rộng không gian lợi ích từ xuất khẩu.</w:t>
+        <w:t xml:space="preserve">(pháp quyền, bảo vệ quyền sở hữu trí tuệ, giảm chi phí tuân thủ thương mại) là can thiệp dài hạn quan trọng nhất. Doanh nghiệp trong nền kinh tế thể chế tốt hơn có thể quốc tế hóa đến mức độ cao hơn trước khi chi phí vượt qua lợi ích, điều này có nghĩa là cải cách thể chế không chỉ có lợi về mặt kinh doanh nội địa mà còn mở rộng không gian lợi ích từ xuất khẩu.</w:t>
       </w:r>
     </w:p>
     <w:p>
@@ -2069,7 +2051,7 @@
         <w:pStyle w:val="BodyText"/>
       </w:pPr>
       <w:r>
-        <w:t xml:space="preserve">Đối với Việt Nam cụ thể: turning point dịch chuyển từ 46,2% (2009) xuống 39,3% (2015) là tín hiệu đáng lo ngại. Nếu turning point tiếp tục dịch trái, điều đó hàm ý rằng lợi ích từ xuất khẩu đạt đỉnh sớm hơn và suy giảm nhanh hơn — có thể do cấu trúc xuất khẩu tập trung vào gia công với biên lợi nhuận mỏng. Chính sách nâng cao giá trị gia tăng trong xuất khẩu (moving up the value chain) kết hợp với tăng cường TCI có thể giúp đảo ngược xu hướng này.</w:t>
+        <w:t xml:space="preserve">Đối với Việt Nam cụ thể: turning point dịch chuyển từ 46,2% (2009) xuống 39,3% (2015) là tín hiệu đáng lo ngại. Nếu turning point tiếp tục dịch trái, điều đó hàm ý rằng lợi ích từ xuất khẩu đạt đỉnh sớm hơn và suy giảm nhanh hơn, có thể do cấu trúc xuất khẩu tập trung vào gia công với biên lợi nhuận mỏng. Chính sách nâng cao giá trị gia tăng trong xuất khẩu (moving up the value chain) kết hợp với tăng cường TCI có thể giúp đảo ngược xu hướng này.</w:t>
       </w:r>
     </w:p>
     <w:bookmarkEnd w:id="37"/>
@@ -2079,7 +2061,7 @@
         <w:pStyle w:val="Heading3"/>
       </w:pPr>
       <w:r>
-        <w:t xml:space="preserve">5.4.2 Đề xuất cho nhà quản trị doanh nghiệp — Turning Point theo ICRV</w:t>
+        <w:t xml:space="preserve">5.4.2 Đề xuất cho nhà quản trị doanh nghiệp: Turning Point theo ICRV</w:t>
       </w:r>
     </w:p>
     <w:p>
@@ -2139,7 +2121,7 @@
         <w:t xml:space="preserve">Doanh nghiệp Trung Quốc (Nhóm III)</w:t>
       </w:r>
       <w:r>
-        <w:t xml:space="preserve">: turning point TP ≈ 48,78% ổn định qua thập kỷ 2012–2024, gợi ý rằng chiến lược xuất khẩu tối ưu là duy trì tỷ lệ FSTS trong khoảng 40–50% — kết hợp giữa thị trường nội địa khổng lồ và hoạt động xuất khẩu có chọn lọc.</w:t>
+        <w:t xml:space="preserve">: turning point TP ≈ 48,78% ổn định qua thập kỷ 2012–2024, gợi ý rằng chiến lược xuất khẩu tối ưu là duy trì tỷ lệ FSTS trong khoảng 40–50%, kết hợp giữa thị trường nội địa khổng lồ và hoạt động xuất khẩu có chọn lọc.</w:t>
       </w:r>
     </w:p>
     <w:p>
@@ -2191,7 +2173,7 @@
         <w:t xml:space="preserve">Doanh nghiệp SIDS (Nhóm VI)</w:t>
       </w:r>
       <w:r>
-        <w:t xml:space="preserve">: kết quả FIP là cảnh báo nghiêm túc — đẩy mạnh xuất khẩu trong bối cảnh thiếu năng lực và hỗ trợ thể chế không cải thiện mà còn có thể làm xấu đi hiệu quả hoạt động. Doanh nghiệp SIDS nên ưu tiên xây dựng năng lực nội địa và nâng cao TCI trước khi mở rộng xuất khẩu đáng kể.</w:t>
+        <w:t xml:space="preserve">: kết quả FIP là cảnh báo nghiêm túc, đẩy mạnh xuất khẩu trong bối cảnh thiếu năng lực và hỗ trợ thể chế không cải thiện mà còn có thể làm xấu đi hiệu quả hoạt động. Doanh nghiệp SIDS nên ưu tiên xây dựng năng lực nội địa và nâng cao TCI trước khi mở rộng xuất khẩu đáng kể.</w:t>
       </w:r>
     </w:p>
     <w:bookmarkEnd w:id="38"/>
@@ -2201,7 +2183,7 @@
         <w:pStyle w:val="Heading3"/>
       </w:pPr>
       <w:r>
-        <w:t xml:space="preserve">5.4.3 Đề xuất đặc biệt cho SIDS — Tránh Bẫy Quốc Tế Hóa Bắt Buộc</w:t>
+        <w:t xml:space="preserve">5.4.3 Đề xuất đặc biệt cho SIDS: Tránh Bẫy Quốc Tế Hóa Bắt Buộc</w:t>
       </w:r>
     </w:p>
     <w:p>
@@ -2276,7 +2258,7 @@
         <w:pStyle w:val="FirstParagraph"/>
       </w:pPr>
       <w:r>
-        <w:t xml:space="preserve">Hạn chế quan trọng nhất của luận án liên quan đến đo lường DAI. Dữ liệu WBES chỉ cung cấp số lượng item hạn chế để xây dựng chỉ số DAI — và các item này thay đổi qua các thế hệ schema WBES (PICS3, Standardized, BREADY/BEE). Tại Việt Nam (P3), chỉ Tier-1 DAI (website, email, online sales) được sử dụng do hạn chế của các làn sóng 2009 và 2015, trong khi Tier-2 (e-payment, e-supplier) chỉ có từ 2023. Điều này tạo ra khả năng đo lường không đầy đủ, đặc biệt là không nắm bắt được chiều sâu năng lực số ở bối cảnh ICRV thấp.</w:t>
+        <w:t xml:space="preserve">Hạn chế quan trọng nhất của luận án liên quan đến đo lường DAI. Dữ liệu WBES chỉ cung cấp số lượng item hạn chế để xây dựng chỉ số DAI, và các item này thay đổi qua các thế hệ schema WBES (PICS3, Standardized, BREADY/BEE). Tại Việt Nam (P3), chỉ Tier-1 DAI (website, email, online sales) được sử dụng do hạn chế của các làn sóng 2009 và 2015, trong khi Tier-2 (e-payment, e-supplier) chỉ có từ 2023. Điều này tạo ra khả năng đo lường không đầy đủ, đặc biệt là không nắm bắt được chiều sâu năng lực số ở bối cảnh ICRV thấp.</w:t>
       </w:r>
     </w:p>
     <w:p>
@@ -2440,7 +2422,7 @@
         <w:t xml:space="preserve">Thứ tư</w:t>
       </w:r>
       <w:r>
-        <w:t xml:space="preserve">, kiểm định vai trò của top manager characteristics (H4 — kinh nghiệm, giới tính) trong từng bối cảnh ICRV riêng biệt, đặc biệt trong bối cảnh Emerging và SIDS nơi tầng năng lực và thể chế yếu hơn — liệu đặc điểm nhà quản trị có thể bù đắp một phần cho những thiếu hụt đó không?</w:t>
+        <w:t xml:space="preserve">, kiểm định vai trò của top manager characteristics (H4, kinh nghiệm, giới tính) trong từng bối cảnh ICRV riêng biệt, đặc biệt trong bối cảnh Emerging và SIDS nơi tầng năng lực và thể chế yếu hơn, liệu đặc điểm nhà quản trị có thể bù đắp một phần cho những thiếu hụt đó không?</w:t>
       </w:r>
     </w:p>
     <w:p>
@@ -3125,7 +3107,7 @@
         </m:sSup>
       </m:oMath>
       <w:r>
-        <w:t xml:space="preserve">, FIP xác nhận — quan hệ âm đơn điệu không có turning point.</w:t>
+        <w:t xml:space="preserve">, FIP xác nhận, quan hệ âm đơn điệu không có turning point.</w:t>
       </w:r>
     </w:p>
     <w:p>
@@ -3159,7 +3141,7 @@
         <w:t xml:space="preserve"> </w:t>
       </w:r>
       <w:r>
-        <w:t xml:space="preserve">điểm uốn chữ U ngược: TP = 61,8% (2014) → 40,7% (2022) → mất ý nghĩa độ cong (2025: β₂ = −0,16, p = ,42), kèm tương tác DAI Tier-2 (UPI) âm — bằng chứng đầu tiên rằng chuyển đổi thể chế cực mạnh có thể hòa tan (chứ không chỉ dịch chuyển) ngưỡng. Đích MIR/IJOEM; kế thừa công trình tiền đề Do &amp; Phan (2025, IntechOpen).</w:t>
+        <w:t xml:space="preserve">điểm uốn chữ U ngược: TP = 61,8% (2014) → 40,7% (2022) → mất ý nghĩa độ cong (2025: β₂ = −0,16, p = ,42), kèm tương tác DAI Tier-2 (UPI) âm, bằng chứng đầu tiên rằng chuyển đổi thể chế cực mạnh có thể hòa tan (chứ không chỉ dịch chuyển) ngưỡng. Đích MIR/IJOEM; kế thừa công trình tiền đề Do &amp; Phan (2025, IntechOpen).</w:t>
       </w:r>
     </w:p>
     <w:bookmarkEnd w:id="46"/>
@@ -3196,7 +3178,7 @@
           <w:bCs/>
           <w:b/>
         </w:rPr>
-        <w:t xml:space="preserve">Không có một mức độ quốc tế hóa tối ưu duy nhất — điểm uốn phụ thuộc vào thể chế, và trong điều kiện thể chế cực yếu, quốc tế hóa có thể gây ra bất lợi hiệu quả thay vì lợi ích.</w:t>
+        <w:t xml:space="preserve">Không có một mức độ quốc tế hóa tối ưu duy nhất, điểm uốn phụ thuộc vào thể chế, và trong điều kiện thể chế cực yếu, quốc tế hóa có thể gây ra bất lợi hiệu quả thay vì lợi ích.</w:t>
       </w:r>
       <w:r>
         <w:rPr>
@@ -3227,7 +3209,7 @@
         <w:t xml:space="preserve"> </w:t>
       </w:r>
       <w:r>
-        <w:t xml:space="preserve">(family of context-dependent curves), với turning point là hàm số giảm dần của chất lượng thể chế theo ICRV — thể chế càng mạnh, turning point càng sớm (FSTS thấp hơn).</w:t>
+        <w:t xml:space="preserve">(family of context-dependent curves), với turning point là hàm số giảm dần của chất lượng thể chế theo ICRV, thể chế càng mạnh, turning point càng sớm (FSTS thấp hơn).</w:t>
       </w:r>
     </w:p>
     <w:bookmarkEnd w:id="47"/>
@@ -3253,7 +3235,7 @@
         <w:pStyle w:val="BodyText"/>
       </w:pPr>
       <w:r>
-        <w:t xml:space="preserve">Về thực tiễn, luận án cung cấp cơ sở để nhà hoạch định chính sách và nhà quản trị doanh nghiệp tại từng bối cảnh ICRV cụ thể hiệu chỉnh chiến lược quốc tế hóa phù hợp — không áp dụng máy móc bài học từ Singapore hay Nhật Bản vào bối cảnh Việt Nam hay SIDS, mà nhận ra sự phụ thuộc bối cảnh như là nguyên lý căn bản trong hoạch định chiến lược quốc tế hóa.</w:t>
+        <w:t xml:space="preserve">Về thực tiễn, luận án cung cấp cơ sở để nhà hoạch định chính sách và nhà quản trị doanh nghiệp tại từng bối cảnh ICRV cụ thể hiệu chỉnh chiến lược quốc tế hóa phù hợp, không áp dụng máy móc bài học từ Singapore hay Nhật Bản vào bối cảnh Việt Nam hay SIDS, mà nhận ra sự phụ thuộc bối cảnh như là nguyên lý căn bản trong hoạch định chiến lược quốc tế hóa.</w:t>
       </w:r>
     </w:p>
     <w:bookmarkEnd w:id="48"/>
@@ -3284,7 +3266,7 @@
         <w:t xml:space="preserve">có, thường là như vậy, nhưng không phải lúc nào, và không phải ở mọi nơi</w:t>
       </w:r>
       <w:r>
-        <w:t xml:space="preserve">. Giới hạn của lợi ích là có thực, phụ thuộc vào bối cảnh thể chế, và trong trường hợp SIDS, quốc tế hóa bắt buộc có thể gây ra thiệt hại. Hiểu biết này — rằng quan hệ I–P là quan hệ có điều kiện theo thể chế, không phải quan hệ phổ quát — là đóng góp cốt lõi mà luận án mang lại cho khoa học quản trị kinh doanh quốc tế.</w:t>
+        <w:t xml:space="preserve">. Giới hạn của lợi ích là có thực, phụ thuộc vào bối cảnh thể chế, và trong trường hợp SIDS, quốc tế hóa bắt buộc có thể gây ra thiệt hại. Hiểu biết này, rằng quan hệ I–P là quan hệ có điều kiện theo thể chế, không phải quan hệ phổ quát, là đóng góp cốt lõi mà luận án mang lại cho khoa học quản trị kinh doanh quốc tế.</w:t>
       </w:r>
     </w:p>
     <w:p>
@@ -3296,7 +3278,10 @@
     </w:p>
     <w:bookmarkEnd w:id="49"/>
     <w:bookmarkEnd w:id="50"/>
-    <w:sectPr/>
+    <w:sectPr>
+      <w:pgSz w:h="16838" w:w="11906"/>
+      <w:pgMar w:bottom="1417" w:left="1417" w:right="1417" w:top="1417"/>
+    </w:sectPr>
   </w:body>
 </w:document>
 </file>
@@ -3511,29 +3496,59 @@
   <w:style w:default="1" w:styleId="Normal" w:type="paragraph">
     <w:name w:val="Normal"/>
     <w:qFormat/>
+    <w:pPr>
+      <w:spacing w:line="276" w:lineRule="auto"/>
+      <w:jc w:val="both"/>
+    </w:pPr>
+    <w:rPr>
+      <w:rFonts w:ascii="Times New Roman" w:eastAsia="Times New Roman" w:hAnsi="Times New Roman"/>
+      <w:color w:val="000000"/>
+      <w:sz w:val="24"/>
+    </w:rPr>
   </w:style>
   <w:style w:styleId="BodyText" w:type="paragraph">
     <w:name w:val="Body Text"/>
     <w:basedOn w:val="Normal"/>
     <w:link w:val="BodyTextChar"/>
     <w:pPr>
-      <w:spacing w:after="180" w:before="180"/>
+      <w:spacing w:after="180" w:before="180" w:line="276" w:lineRule="auto"/>
+      <w:jc w:val="both"/>
     </w:pPr>
     <w:qFormat/>
+    <w:rPr>
+      <w:rFonts w:ascii="Times New Roman" w:eastAsia="Times New Roman" w:hAnsi="Times New Roman"/>
+      <w:color w:val="000000"/>
+      <w:sz w:val="24"/>
+    </w:rPr>
   </w:style>
   <w:style w:customStyle="1" w:styleId="FirstParagraph" w:type="paragraph">
     <w:name w:val="First Paragraph"/>
     <w:basedOn w:val="BodyText"/>
     <w:next w:val="BodyText"/>
     <w:qFormat/>
+    <w:pPr>
+      <w:spacing w:line="276" w:lineRule="auto"/>
+      <w:jc w:val="both"/>
+    </w:pPr>
+    <w:rPr>
+      <w:rFonts w:ascii="Times New Roman" w:eastAsia="Times New Roman" w:hAnsi="Times New Roman"/>
+      <w:color w:val="000000"/>
+      <w:sz w:val="24"/>
+    </w:rPr>
   </w:style>
   <w:style w:customStyle="1" w:styleId="Compact" w:type="paragraph">
     <w:name w:val="Compact"/>
     <w:basedOn w:val="BodyText"/>
     <w:qFormat/>
     <w:pPr>
-      <w:spacing w:after="36" w:before="36"/>
+      <w:spacing w:after="36" w:before="36" w:line="276" w:lineRule="auto"/>
+      <w:jc w:val="both"/>
     </w:pPr>
+    <w:rPr>
+      <w:rFonts w:ascii="Times New Roman" w:eastAsia="Times New Roman" w:hAnsi="Times New Roman"/>
+      <w:color w:val="000000"/>
+      <w:sz w:val="24"/>
+    </w:rPr>
   </w:style>
   <w:style w:styleId="Title" w:type="paragraph">
     <w:name w:val="Title"/>
@@ -3543,15 +3558,15 @@
     <w:pPr>
       <w:keepNext/>
       <w:keepLines/>
-      <w:spacing w:after="240" w:before="480"/>
-      <w:jc w:val="center"/>
+      <w:spacing w:after="240" w:before="480" w:line="276" w:lineRule="auto"/>
+      <w:jc w:val="both"/>
     </w:pPr>
     <w:rPr>
-      <w:rFonts w:asciiTheme="majorHAnsi" w:cstheme="majorBidi" w:eastAsiaTheme="majorEastAsia" w:hAnsiTheme="majorHAnsi"/>
+      <w:rFonts w:ascii="Times New Roman" w:asciiTheme="majorHAnsi" w:cstheme="majorBidi" w:eastAsia="Times New Roman" w:eastAsiaTheme="majorEastAsia" w:hAnsi="Times New Roman" w:hAnsiTheme="majorHAnsi"/>
       <w:b/>
       <w:bCs/>
-      <w:color w:themeColor="accent1" w:themeShade="B5" w:val="345A8A"/>
-      <w:sz w:val="36"/>
+      <w:color w:val="000000"/>
+      <w:sz w:val="24"/>
       <w:szCs w:val="36"/>
     </w:rPr>
   </w:style>
@@ -3563,11 +3578,13 @@
     <w:pPr>
       <w:keepNext/>
       <w:keepLines/>
-      <w:spacing w:after="240" w:before="240"/>
-      <w:jc w:val="center"/>
+      <w:spacing w:after="240" w:before="240" w:line="276" w:lineRule="auto"/>
+      <w:jc w:val="both"/>
     </w:pPr>
     <w:rPr>
-      <w:sz w:val="30"/>
+      <w:rFonts w:ascii="Times New Roman" w:eastAsia="Times New Roman" w:hAnsi="Times New Roman"/>
+      <w:color w:val="000000"/>
+      <w:sz w:val="24"/>
       <w:szCs w:val="30"/>
     </w:rPr>
   </w:style>
@@ -3578,8 +3595,14 @@
     <w:pPr>
       <w:keepNext/>
       <w:keepLines/>
-      <w:jc w:val="center"/>
+      <w:spacing w:line="276" w:lineRule="auto"/>
+      <w:jc w:val="both"/>
     </w:pPr>
+    <w:rPr>
+      <w:rFonts w:ascii="Times New Roman" w:eastAsia="Times New Roman" w:hAnsi="Times New Roman"/>
+      <w:color w:val="000000"/>
+      <w:sz w:val="24"/>
+    </w:rPr>
   </w:style>
   <w:style w:styleId="Date" w:type="paragraph">
     <w:name w:val="Date"/>
@@ -3588,8 +3611,14 @@
     <w:pPr>
       <w:keepNext/>
       <w:keepLines/>
-      <w:jc w:val="center"/>
+      <w:spacing w:line="276" w:lineRule="auto"/>
+      <w:jc w:val="both"/>
     </w:pPr>
+    <w:rPr>
+      <w:rFonts w:ascii="Times New Roman" w:eastAsia="Times New Roman" w:hAnsi="Times New Roman"/>
+      <w:color w:val="000000"/>
+      <w:sz w:val="24"/>
+    </w:rPr>
   </w:style>
   <w:style w:customStyle="1" w:styleId="AbstractTitle" w:type="paragraph">
     <w:name w:val="Abstract Title"/>
@@ -3599,15 +3628,15 @@
     <w:pPr>
       <w:keepNext/>
       <w:keepLines/>
-      <w:jc w:val="center"/>
-      <w:spacing w:after="0" w:before="300"/>
+      <w:jc w:val="both"/>
+      <w:spacing w:after="0" w:before="300" w:line="276" w:lineRule="auto"/>
     </w:pPr>
     <w:rPr>
-      <w:sz w:val="20"/>
+      <w:color w:val="000000"/>
+      <w:sz w:val="24"/>
       <w:szCs w:val="20"/>
+      <w:rFonts w:ascii="Times New Roman" w:eastAsia="Times New Roman" w:hAnsi="Times New Roman"/>
       <w:b/>
-      <w:color w:val="345A8A"/>
-      &gt;
     </w:rPr>
   </w:style>
   <w:style w:customStyle="1" w:styleId="Abstract" w:type="paragraph">
@@ -3618,10 +3647,13 @@
     <w:pPr>
       <w:keepNext/>
       <w:keepLines/>
-      <w:spacing w:after="300" w:before="100"/>
+      <w:spacing w:after="300" w:before="100" w:line="276" w:lineRule="auto"/>
+      <w:jc w:val="both"/>
     </w:pPr>
     <w:rPr>
-      <w:sz w:val="20"/>
+      <w:rFonts w:ascii="Times New Roman" w:eastAsia="Times New Roman" w:hAnsi="Times New Roman"/>
+      <w:color w:val="000000"/>
+      <w:sz w:val="24"/>
       <w:szCs w:val="20"/>
     </w:rPr>
   </w:style>
@@ -3630,8 +3662,15 @@
     <w:basedOn w:val="Normal"/>
     <w:next w:val="Bibliography"/>
     <w:qFormat/>
-    <w:pPr/>
-    <w:rPr/>
+    <w:pPr>
+      <w:spacing w:line="276" w:lineRule="auto"/>
+      <w:jc w:val="both"/>
+    </w:pPr>
+    <w:rPr>
+      <w:rFonts w:ascii="Times New Roman" w:eastAsia="Times New Roman" w:hAnsi="Times New Roman"/>
+      <w:color w:val="000000"/>
+      <w:sz w:val="24"/>
+    </w:rPr>
   </w:style>
   <w:style w:styleId="Heading1" w:type="paragraph">
     <w:name w:val="Heading 1"/>
@@ -3642,15 +3681,16 @@
     <w:pPr>
       <w:keepNext/>
       <w:keepLines/>
-      <w:spacing w:after="0" w:before="480"/>
+      <w:spacing w:after="0" w:before="480" w:line="276" w:lineRule="auto"/>
+      <w:jc w:val="both"/>
       <w:outlineLvl w:val="0"/>
     </w:pPr>
     <w:rPr>
-      <w:rFonts w:asciiTheme="majorHAnsi" w:cstheme="majorBidi" w:eastAsiaTheme="majorEastAsia" w:hAnsiTheme="majorHAnsi"/>
+      <w:rFonts w:ascii="Times New Roman" w:asciiTheme="majorHAnsi" w:cstheme="majorBidi" w:eastAsia="Times New Roman" w:eastAsiaTheme="majorEastAsia" w:hAnsi="Times New Roman" w:hAnsiTheme="majorHAnsi"/>
       <w:b/>
       <w:bCs/>
-      <w:color w:themeColor="accent1" w:val="4F81BD"/>
-      <w:sz w:val="32"/>
+      <w:color w:val="000000"/>
+      <w:sz w:val="24"/>
       <w:szCs w:val="32"/>
     </w:rPr>
   </w:style>
@@ -3664,15 +3704,16 @@
     <w:pPr>
       <w:keepNext/>
       <w:keepLines/>
-      <w:spacing w:after="0" w:before="200"/>
+      <w:spacing w:after="0" w:before="200" w:line="276" w:lineRule="auto"/>
+      <w:jc w:val="both"/>
       <w:outlineLvl w:val="1"/>
     </w:pPr>
     <w:rPr>
-      <w:rFonts w:asciiTheme="majorHAnsi" w:cstheme="majorBidi" w:eastAsiaTheme="majorEastAsia" w:hAnsiTheme="majorHAnsi"/>
+      <w:rFonts w:ascii="Times New Roman" w:asciiTheme="majorHAnsi" w:cstheme="majorBidi" w:eastAsia="Times New Roman" w:eastAsiaTheme="majorEastAsia" w:hAnsi="Times New Roman" w:hAnsiTheme="majorHAnsi"/>
       <w:b/>
       <w:bCs/>
-      <w:color w:themeColor="accent1" w:val="4F81BD"/>
-      <w:sz w:val="28"/>
+      <w:color w:val="000000"/>
+      <w:sz w:val="24"/>
       <w:szCs w:val="28"/>
     </w:rPr>
   </w:style>
@@ -3686,14 +3727,15 @@
     <w:pPr>
       <w:keepNext/>
       <w:keepLines/>
-      <w:spacing w:after="0" w:before="200"/>
+      <w:spacing w:after="0" w:before="200" w:line="276" w:lineRule="auto"/>
+      <w:jc w:val="both"/>
       <w:outlineLvl w:val="2"/>
     </w:pPr>
     <w:rPr>
-      <w:rFonts w:asciiTheme="majorHAnsi" w:cstheme="majorBidi" w:eastAsiaTheme="majorEastAsia" w:hAnsiTheme="majorHAnsi"/>
+      <w:rFonts w:ascii="Times New Roman" w:asciiTheme="majorHAnsi" w:cstheme="majorBidi" w:eastAsia="Times New Roman" w:eastAsiaTheme="majorEastAsia" w:hAnsi="Times New Roman" w:hAnsiTheme="majorHAnsi"/>
       <w:b/>
       <w:bCs/>
-      <w:color w:themeColor="accent1" w:val="4F81BD"/>
+      <w:color w:val="000000"/>
       <w:sz w:val="24"/>
       <w:szCs w:val="24"/>
     </w:rPr>
@@ -3708,14 +3750,15 @@
     <w:pPr>
       <w:keepNext/>
       <w:keepLines/>
-      <w:spacing w:after="0" w:before="200"/>
+      <w:spacing w:after="0" w:before="200" w:line="276" w:lineRule="auto"/>
+      <w:jc w:val="both"/>
       <w:outlineLvl w:val="3"/>
     </w:pPr>
     <w:rPr>
-      <w:rFonts w:asciiTheme="majorHAnsi" w:cstheme="majorBidi" w:eastAsiaTheme="majorEastAsia" w:hAnsiTheme="majorHAnsi"/>
+      <w:rFonts w:ascii="Times New Roman" w:asciiTheme="majorHAnsi" w:cstheme="majorBidi" w:eastAsia="Times New Roman" w:eastAsiaTheme="majorEastAsia" w:hAnsi="Times New Roman" w:hAnsiTheme="majorHAnsi"/>
       <w:i/>
       <w:bCs/>
-      <w:color w:themeColor="accent1" w:val="4F81BD"/>
+      <w:color w:val="000000"/>
       <w:sz w:val="24"/>
       <w:szCs w:val="24"/>
     </w:rPr>
@@ -3730,13 +3773,14 @@
     <w:pPr>
       <w:keepNext/>
       <w:keepLines/>
-      <w:spacing w:after="0" w:before="200"/>
+      <w:spacing w:after="0" w:before="200" w:line="276" w:lineRule="auto"/>
+      <w:jc w:val="both"/>
       <w:outlineLvl w:val="4"/>
     </w:pPr>
     <w:rPr>
-      <w:rFonts w:asciiTheme="majorHAnsi" w:cstheme="majorBidi" w:eastAsiaTheme="majorEastAsia" w:hAnsiTheme="majorHAnsi"/>
+      <w:rFonts w:ascii="Times New Roman" w:asciiTheme="majorHAnsi" w:cstheme="majorBidi" w:eastAsia="Times New Roman" w:eastAsiaTheme="majorEastAsia" w:hAnsi="Times New Roman" w:hAnsiTheme="majorHAnsi"/>
       <w:iCs/>
-      <w:color w:themeColor="accent1" w:val="4F81BD"/>
+      <w:color w:val="000000"/>
       <w:sz w:val="24"/>
       <w:szCs w:val="24"/>
     </w:rPr>
@@ -3751,12 +3795,13 @@
     <w:pPr>
       <w:keepNext/>
       <w:keepLines/>
-      <w:spacing w:after="0" w:before="200"/>
+      <w:spacing w:after="0" w:before="200" w:line="276" w:lineRule="auto"/>
+      <w:jc w:val="both"/>
       <w:outlineLvl w:val="5"/>
     </w:pPr>
     <w:rPr>
-      <w:rFonts w:asciiTheme="majorHAnsi" w:cstheme="majorBidi" w:eastAsiaTheme="majorEastAsia" w:hAnsiTheme="majorHAnsi"/>
-      <w:color w:themeColor="accent1" w:val="4F81BD"/>
+      <w:rFonts w:ascii="Times New Roman" w:asciiTheme="majorHAnsi" w:cstheme="majorBidi" w:eastAsia="Times New Roman" w:eastAsiaTheme="majorEastAsia" w:hAnsi="Times New Roman" w:hAnsiTheme="majorHAnsi"/>
+      <w:color w:val="000000"/>
       <w:sz w:val="24"/>
       <w:szCs w:val="24"/>
     </w:rPr>
@@ -3771,12 +3816,13 @@
     <w:pPr>
       <w:keepNext/>
       <w:keepLines/>
-      <w:spacing w:after="0" w:before="200"/>
+      <w:spacing w:after="0" w:before="200" w:line="276" w:lineRule="auto"/>
+      <w:jc w:val="both"/>
       <w:outlineLvl w:val="6"/>
     </w:pPr>
     <w:rPr>
-      <w:rFonts w:asciiTheme="majorHAnsi" w:cstheme="majorBidi" w:eastAsiaTheme="majorEastAsia" w:hAnsiTheme="majorHAnsi"/>
-      <w:color w:themeColor="accent1" w:val="4F81BD"/>
+      <w:rFonts w:ascii="Times New Roman" w:asciiTheme="majorHAnsi" w:cstheme="majorBidi" w:eastAsia="Times New Roman" w:eastAsiaTheme="majorEastAsia" w:hAnsi="Times New Roman" w:hAnsiTheme="majorHAnsi"/>
+      <w:color w:val="000000"/>
       <w:sz w:val="24"/>
       <w:szCs w:val="24"/>
     </w:rPr>
@@ -3791,12 +3837,13 @@
     <w:pPr>
       <w:keepNext/>
       <w:keepLines/>
-      <w:spacing w:after="0" w:before="200"/>
+      <w:spacing w:after="0" w:before="200" w:line="276" w:lineRule="auto"/>
+      <w:jc w:val="both"/>
       <w:outlineLvl w:val="7"/>
     </w:pPr>
     <w:rPr>
-      <w:rFonts w:asciiTheme="majorHAnsi" w:cstheme="majorBidi" w:eastAsiaTheme="majorEastAsia" w:hAnsiTheme="majorHAnsi"/>
-      <w:color w:themeColor="accent1" w:val="4F81BD"/>
+      <w:rFonts w:ascii="Times New Roman" w:asciiTheme="majorHAnsi" w:cstheme="majorBidi" w:eastAsia="Times New Roman" w:eastAsiaTheme="majorEastAsia" w:hAnsi="Times New Roman" w:hAnsiTheme="majorHAnsi"/>
+      <w:color w:val="000000"/>
       <w:sz w:val="24"/>
       <w:szCs w:val="24"/>
     </w:rPr>
@@ -3811,12 +3858,13 @@
     <w:pPr>
       <w:keepNext/>
       <w:keepLines/>
-      <w:spacing w:after="0" w:before="200"/>
+      <w:spacing w:after="0" w:before="200" w:line="276" w:lineRule="auto"/>
+      <w:jc w:val="both"/>
       <w:outlineLvl w:val="8"/>
     </w:pPr>
     <w:rPr>
-      <w:rFonts w:asciiTheme="majorHAnsi" w:cstheme="majorBidi" w:eastAsiaTheme="majorEastAsia" w:hAnsiTheme="majorHAnsi"/>
-      <w:color w:themeColor="accent1" w:val="4F81BD"/>
+      <w:rFonts w:ascii="Times New Roman" w:asciiTheme="majorHAnsi" w:cstheme="majorBidi" w:eastAsia="Times New Roman" w:eastAsiaTheme="majorEastAsia" w:hAnsi="Times New Roman" w:hAnsiTheme="majorHAnsi"/>
+      <w:color w:val="000000"/>
       <w:sz w:val="24"/>
       <w:szCs w:val="24"/>
     </w:rPr>
@@ -3829,9 +3877,15 @@
     <w:unhideWhenUsed/>
     <w:qFormat/>
     <w:pPr>
-      <w:spacing w:after="100" w:before="100"/>
+      <w:spacing w:after="100" w:before="100" w:line="276" w:lineRule="auto"/>
       <w:ind w:firstLine="0" w:left="480" w:right="480"/>
+      <w:jc w:val="both"/>
     </w:pPr>
+    <w:rPr>
+      <w:rFonts w:ascii="Times New Roman" w:eastAsia="Times New Roman" w:hAnsi="Times New Roman"/>
+      <w:color w:val="000000"/>
+      <w:sz w:val="24"/>
+    </w:rPr>
   </w:style>
   <w:style w:styleId="FootnoteText" w:type="paragraph">
     <w:name w:val="Footnote Text"/>
@@ -3840,11 +3894,25 @@
     <w:uiPriority w:val="9"/>
     <w:unhideWhenUsed/>
     <w:qFormat/>
+    <w:pPr>
+      <w:spacing w:line="276" w:lineRule="auto"/>
+      <w:jc w:val="both"/>
+    </w:pPr>
+    <w:rPr>
+      <w:rFonts w:ascii="Times New Roman" w:eastAsia="Times New Roman" w:hAnsi="Times New Roman"/>
+      <w:color w:val="000000"/>
+      <w:sz w:val="24"/>
+    </w:rPr>
   </w:style>
   <w:style w:default="1" w:styleId="DefaultParagraphFont" w:type="character">
     <w:name w:val="Default Paragraph Font"/>
     <w:semiHidden/>
     <w:unhideWhenUsed/>
+    <w:rPr>
+      <w:rFonts w:ascii="Times New Roman" w:eastAsia="Times New Roman" w:hAnsi="Times New Roman"/>
+      <w:color w:val="000000"/>
+      <w:sz w:val="24"/>
+    </w:rPr>
   </w:style>
   <w:style w:default="1" w:styleId="Table" w:type="table">
     <w:name w:val="Table"/>
@@ -3852,6 +3920,15 @@
     <w:semiHidden/>
     <w:unhideWhenUsed/>
     <w:qFormat/>
+    <w:pPr>
+      <w:spacing w:line="276" w:lineRule="auto"/>
+      <w:jc w:val="both"/>
+    </w:pPr>
+    <w:rPr>
+      <w:rFonts w:ascii="Times New Roman" w:eastAsia="Times New Roman" w:hAnsi="Times New Roman"/>
+      <w:color w:val="000000"/>
+      <w:sz w:val="24"/>
+    </w:rPr>
     <w:tblPr>
       <w:tblInd w:type="dxa" w:w="0"/>
       <w:tblCellMar>
@@ -3884,25 +3961,42 @@
     <w:pPr>
       <w:keepNext/>
       <w:keepLines/>
-      <w:spacing w:after="0"/>
+      <w:spacing w:after="0" w:line="276" w:lineRule="auto"/>
+      <w:jc w:val="both"/>
     </w:pPr>
     <w:rPr>
+      <w:rFonts w:ascii="Times New Roman" w:eastAsia="Times New Roman" w:hAnsi="Times New Roman"/>
       <w:b/>
+      <w:color w:val="000000"/>
+      <w:sz w:val="24"/>
     </w:rPr>
   </w:style>
   <w:style w:customStyle="1" w:styleId="Definition" w:type="paragraph">
     <w:name w:val="Definition"/>
     <w:basedOn w:val="Normal"/>
+    <w:pPr>
+      <w:spacing w:line="276" w:lineRule="auto"/>
+      <w:jc w:val="both"/>
+    </w:pPr>
+    <w:rPr>
+      <w:rFonts w:ascii="Times New Roman" w:eastAsia="Times New Roman" w:hAnsi="Times New Roman"/>
+      <w:color w:val="000000"/>
+      <w:sz w:val="24"/>
+    </w:rPr>
   </w:style>
   <w:style w:styleId="Caption" w:type="paragraph">
     <w:name w:val="Caption"/>
     <w:basedOn w:val="Normal"/>
     <w:link w:val="BodyTextChar"/>
     <w:pPr>
-      <w:spacing w:after="120" w:before="0"/>
+      <w:spacing w:after="120" w:before="0" w:line="276" w:lineRule="auto"/>
+      <w:jc w:val="both"/>
     </w:pPr>
     <w:rPr>
+      <w:rFonts w:ascii="Times New Roman" w:eastAsia="Times New Roman" w:hAnsi="Times New Roman"/>
       <w:i/>
+      <w:color w:val="000000"/>
+      <w:sz w:val="24"/>
     </w:rPr>
   </w:style>
   <w:style w:customStyle="1" w:styleId="TableCaption" w:type="paragraph">
@@ -3910,44 +4004,90 @@
     <w:basedOn w:val="Caption"/>
     <w:pPr>
       <w:keepNext/>
+      <w:spacing w:line="276" w:lineRule="auto"/>
+      <w:jc w:val="both"/>
     </w:pPr>
+    <w:rPr>
+      <w:rFonts w:ascii="Times New Roman" w:eastAsia="Times New Roman" w:hAnsi="Times New Roman"/>
+      <w:color w:val="000000"/>
+      <w:sz w:val="24"/>
+    </w:rPr>
   </w:style>
   <w:style w:customStyle="1" w:styleId="ImageCaption" w:type="paragraph">
     <w:name w:val="Image Caption"/>
     <w:basedOn w:val="Caption"/>
+    <w:pPr>
+      <w:spacing w:line="276" w:lineRule="auto"/>
+      <w:jc w:val="both"/>
+    </w:pPr>
+    <w:rPr>
+      <w:rFonts w:ascii="Times New Roman" w:eastAsia="Times New Roman" w:hAnsi="Times New Roman"/>
+      <w:color w:val="000000"/>
+      <w:sz w:val="24"/>
+    </w:rPr>
   </w:style>
   <w:style w:customStyle="1" w:styleId="Figure" w:type="paragraph">
     <w:name w:val="Figure"/>
     <w:basedOn w:val="Normal"/>
+    <w:pPr>
+      <w:spacing w:line="276" w:lineRule="auto"/>
+      <w:jc w:val="both"/>
+    </w:pPr>
+    <w:rPr>
+      <w:rFonts w:ascii="Times New Roman" w:eastAsia="Times New Roman" w:hAnsi="Times New Roman"/>
+      <w:color w:val="000000"/>
+      <w:sz w:val="24"/>
+    </w:rPr>
   </w:style>
   <w:style w:customStyle="1" w:styleId="CaptionedFigure" w:type="paragraph">
     <w:name w:val="Captioned Figure"/>
     <w:basedOn w:val="Figure"/>
     <w:pPr>
       <w:keepNext/>
+      <w:spacing w:line="276" w:lineRule="auto"/>
+      <w:jc w:val="both"/>
     </w:pPr>
+    <w:rPr>
+      <w:rFonts w:ascii="Times New Roman" w:eastAsia="Times New Roman" w:hAnsi="Times New Roman"/>
+      <w:color w:val="000000"/>
+      <w:sz w:val="24"/>
+    </w:rPr>
   </w:style>
   <w:style w:customStyle="1" w:styleId="BodyTextChar" w:type="character">
     <w:name w:val="Body Text Char"/>
     <w:basedOn w:val="DefaultParagraphFont"/>
     <w:link w:val="BodyText"/>
+    <w:rPr>
+      <w:rFonts w:ascii="Times New Roman" w:eastAsia="Times New Roman" w:hAnsi="Times New Roman"/>
+      <w:color w:val="000000"/>
+      <w:sz w:val="24"/>
+    </w:rPr>
   </w:style>
   <w:style w:customStyle="1" w:styleId="VerbatimChar" w:type="character">
     <w:name w:val="Verbatim Char"/>
     <w:basedOn w:val="BodyTextChar"/>
     <w:rPr>
-      <w:rFonts w:ascii="Consolas" w:hAnsi="Consolas"/>
-      <w:sz w:val="22"/>
+      <w:rFonts w:ascii="Times New Roman" w:eastAsia="Times New Roman" w:hAnsi="Times New Roman"/>
+      <w:color w:val="000000"/>
+      <w:sz w:val="24"/>
     </w:rPr>
   </w:style>
   <w:style w:customStyle="1" w:styleId="SectionNumber" w:type="character">
     <w:name w:val="Section Number"/>
     <w:basedOn w:val="BodyTextChar"/>
+    <w:rPr>
+      <w:rFonts w:ascii="Times New Roman" w:eastAsia="Times New Roman" w:hAnsi="Times New Roman"/>
+      <w:color w:val="000000"/>
+      <w:sz w:val="24"/>
+    </w:rPr>
   </w:style>
   <w:style w:styleId="FootnoteReference" w:type="character">
     <w:name w:val="Footnote Reference"/>
     <w:basedOn w:val="BodyTextChar"/>
     <w:rPr>
+      <w:rFonts w:ascii="Times New Roman" w:eastAsia="Times New Roman" w:hAnsi="Times New Roman"/>
+      <w:color w:val="000000"/>
+      <w:sz w:val="24"/>
       <w:vertAlign w:val="superscript"/>
     </w:rPr>
   </w:style>
@@ -3955,7 +4095,9 @@
     <w:name w:val="Hyperlink"/>
     <w:basedOn w:val="BodyTextChar"/>
     <w:rPr>
-      <w:color w:themeColor="accent1" w:val="4F81BD"/>
+      <w:rFonts w:ascii="Times New Roman" w:eastAsia="Times New Roman" w:hAnsi="Times New Roman"/>
+      <w:color w:val="000000"/>
+      <w:sz w:val="24"/>
     </w:rPr>
   </w:style>
   <w:style w:styleId="TOCHeading" w:type="paragraph">
@@ -3966,14 +4108,16 @@
     <w:unhideWhenUsed/>
     <w:qFormat/>
     <w:pPr>
-      <w:spacing w:before="240" w:line="259" w:lineRule="auto"/>
+      <w:spacing w:before="240" w:line="276" w:lineRule="auto"/>
+      <w:jc w:val="both"/>
       <w:outlineLvl w:val="9"/>
     </w:pPr>
     <w:rPr>
-      <w:rFonts w:asciiTheme="majorHAnsi" w:cstheme="majorBidi" w:eastAsiaTheme="majorEastAsia" w:hAnsiTheme="majorHAnsi"/>
+      <w:rFonts w:ascii="Times New Roman" w:asciiTheme="majorHAnsi" w:cstheme="majorBidi" w:eastAsia="Times New Roman" w:eastAsiaTheme="majorEastAsia" w:hAnsi="Times New Roman" w:hAnsiTheme="majorHAnsi"/>
       <w:b w:val="0"/>
       <w:bCs w:val="0"/>
-      <w:color w:themeColor="accent1" w:themeShade="BF" w:val="365F91"/>
+      <w:color w:val="000000"/>
+      <w:sz w:val="24"/>
     </w:rPr>
   </w:style>
   <w:style w:type="paragraph" w:customStyle="1" w:styleId="SourceCode">

--- a/dist/luan_an_ctu/chuong_5_ket_luan_de_xuat_vi.docx
+++ b/dist/luan_an_ctu/chuong_5_ket_luan_de_xuat_vi.docx
@@ -1980,7 +1980,7 @@
     </w:p>
     <w:bookmarkEnd w:id="35"/>
     <w:bookmarkEnd w:id="36"/>
-    <w:bookmarkStart w:id="40" w:name="đề-xuất-chính-sách-và-quản-trị"/>
+    <w:bookmarkStart w:id="41" w:name="đề-xuất-chính-sách-và-quản-trị"/>
     <w:p>
       <w:pPr>
         <w:pStyle w:val="Heading2"/>
@@ -2234,8 +2234,50 @@
       </w:r>
     </w:p>
     <w:bookmarkEnd w:id="39"/>
+    <w:bookmarkStart w:id="40" w:name="Xae585b9a1c03e57dcce9cad1f8f2ae171a592a6"/>
+    <w:p>
+      <w:pPr>
+        <w:pStyle w:val="Heading3"/>
+      </w:pPr>
+      <w:r>
+        <w:t xml:space="preserve">5.4.4 Hàm ý chính sách trong bối cảnh phát triển đương đại</w:t>
+      </w:r>
+    </w:p>
+    <w:p>
+      <w:pPr>
+        <w:pStyle w:val="FirstParagraph"/>
+      </w:pPr>
+      <w:r>
+        <w:t xml:space="preserve">Đặt các đề xuất trên vào bối cảnh phát triển vĩ mô gần nhất làm rõ tính cấp bách và phạm vi áp dụng của chúng. Thách thức việc làm là điểm khởi đầu: với hơn 230 triệu người dự kiến bước vào tuổi lao động ở các thị trường biên giai đoạn 2025–2035, năng lực tạo việc làm năng suất cao của khu vực doanh nghiệp trở thành ưu tiên phát triển hàng đầu (World Bank, 2026c). Phát hiện của luận án rằng quốc tế hóa chỉ tạo phần thưởng năng suất khi đi kèm năng lực công nghệ và đệm thể chế đủ mạnh hàm ý rằng chương trình nghị sự việc làm cần đặt nâng cấp năng lực doanh nghiệp làm trụ cột, thay vì chỉ theo đuổi mở rộng thương mại như mục tiêu tự thân.</w:t>
+      </w:r>
+    </w:p>
+    <w:p>
+      <w:pPr>
+        <w:pStyle w:val="BodyText"/>
+      </w:pPr>
+      <w:r>
+        <w:t xml:space="preserve">Thứ hai, bằng chứng vĩ mô cho thấy không tồn tại một con đường phát triển phổ quát: các nền kinh tế biên thành công đã đi những lối khác nhau, từ đầu tư năng lượng và khoáng sản, đến chế tạo giá trị gia tăng, đến dịch vụ và du lịch (World Bank, 2026c). Điều này củng cố nguyên tắc chính sách phái sinh từ khung ICRV: gói can thiệp phải được hiệu chỉnh theo chế độ thể chế và mô hình tăng trưởng đặc thù của từng nhóm, thay vì áp dụng một công thức chung. Với Việt Nam (Nhóm IV), con đường chế tạo giá trị gia tăng và dịch chuyển lên chuỗi giá trị là phù hợp với cả bằng chứng cấp doanh nghiệp của luận án lẫn kinh nghiệm của các thị trường biên thành công.</w:t>
+      </w:r>
+    </w:p>
+    <w:p>
+      <w:pPr>
+        <w:pStyle w:val="BodyText"/>
+      </w:pPr>
+      <w:r>
+        <w:t xml:space="preserve">Thứ ba, đối với các nền kinh tế tài nguyên dẫn dắt (Nhóm II), cú sốc giá hàng hóa năm 2026 vừa là cơ hội thu nhập ngắn hạn vừa là lời nhắc về rủi ro phụ thuộc tài nguyên (World Bank, 2026d). Hàm ý chính sách là tận dụng thặng dư tô lợi giai đoạn giá cao để đầu tư vào đa dạng hóa năng lực công nghệ và phi tài nguyên, đúng như chiến lược Vision của các nền GCC, thay vì củng cố cấu trúc nhà nước tô vốn san bằng động lực năng suất doanh nghiệp.</w:t>
+      </w:r>
+    </w:p>
+    <w:p>
+      <w:pPr>
+        <w:pStyle w:val="BodyText"/>
+      </w:pPr>
+      <w:r>
+        <w:t xml:space="preserve">Thứ tư, trong kỷ nguyên trí tuệ nhân tạo, hạ tầng số công và quản trị dữ liệu trở thành điều kiện nền tảng để năng lực số cấp doanh nghiệp được chuyển hóa thành giá trị (World Bank, 2026e). Phát hiện của luận án rằng phần thưởng của áp dụng số phụ thuộc bối cảnh thể chế và tầng năng lực hàm ý rằng chính sách số hóa cần phân tầng: ở các nền đang chuyển đổi, ưu tiên là phổ cập hạ tầng số nền tảng và kỹ năng số cơ bản; ở các nền tiên tiến đã bão hòa Tier-1, trọng tâm dịch sang năng lực số chiều sâu và quản trị dữ liệu, AI. Cách tiếp cận phân tầng này tránh được cả hai sai lầm: đầu tư quá sớm vào công nghệ cao ở nơi chưa có nền tảng hấp thụ, và dừng lại ở hiện diện số bề mặt ở nơi đã sẵn sàng cho tầng năng lực cao hơn.</w:t>
+      </w:r>
+    </w:p>
     <w:bookmarkEnd w:id="40"/>
-    <w:bookmarkStart w:id="45" w:name="hạn-chế-và-hướng-nghiên-cứu-tương-lai"/>
+    <w:bookmarkEnd w:id="41"/>
+    <w:bookmarkStart w:id="46" w:name="hạn-chế-và-hướng-nghiên-cứu-tương-lai"/>
     <w:p>
       <w:pPr>
         <w:pStyle w:val="Heading2"/>
@@ -2244,7 +2286,7 @@
         <w:t xml:space="preserve">5.5 Hạn chế và hướng nghiên cứu tương lai</w:t>
       </w:r>
     </w:p>
-    <w:bookmarkStart w:id="41" w:name="hạn-chế-về-đo-lường-dai"/>
+    <w:bookmarkStart w:id="42" w:name="hạn-chế-về-đo-lường-dai"/>
     <w:p>
       <w:pPr>
         <w:pStyle w:val="Heading3"/>
@@ -2303,8 +2345,8 @@
         <w:t xml:space="preserve">của việc cập nhật và tái cấu hình năng lực số theo thời gian. Điều này có nghĩa là các phát hiện về DAI trong luận án phản ánh mức độ chấp nhận số tại một thời điểm chứ không phải năng lực số năng động theo nghĩa của dynamic capabilities theory (Teece et al., 1997).</w:t>
       </w:r>
     </w:p>
-    <w:bookmarkEnd w:id="41"/>
-    <w:bookmarkStart w:id="42" w:name="X0fb0169567c230dc5c1d35515099b26124d99e1"/>
+    <w:bookmarkEnd w:id="42"/>
+    <w:bookmarkStart w:id="43" w:name="X0fb0169567c230dc5c1d35515099b26124d99e1"/>
     <w:p>
       <w:pPr>
         <w:pStyle w:val="Heading3"/>
@@ -2329,8 +2371,8 @@
         <w:t xml:space="preserve">Phân tích Heckman two-step (hoặc treatment effects models) trong các nghiên cứu tương lai có thể khắc phục phần nào hạn chế này bằng cách mô hình hóa quá trình lựa chọn tham gia xuất khẩu như giai đoạn thứ nhất trước khi ước lượng hiệu quả trong giai đoạn thứ hai.</w:t>
       </w:r>
     </w:p>
-    <w:bookmarkEnd w:id="42"/>
-    <w:bookmarkStart w:id="43" w:name="hạn-chế-về-nhân-quả"/>
+    <w:bookmarkEnd w:id="43"/>
+    <w:bookmarkStart w:id="44" w:name="hạn-chế-về-nhân-quả"/>
     <w:p>
       <w:pPr>
         <w:pStyle w:val="Heading3"/>
@@ -2347,8 +2389,8 @@
         <w:t xml:space="preserve">Thiết kế cross-sectional (hoặc pooled panel nhưng với WBES không phải là panel thực sự cho cùng doanh nghiệp qua thời gian) giới hạn khả năng suy luận nhân quả. Quan hệ I–P có thể bị ảnh hưởng bởi reverse causality: doanh nghiệp hiệu quả hơn có thể có nhiều nguồn lực để quốc tế hóa hơn, tạo ra chiều nhân quả ngược lại. Country fixed effects và year fixed effects giúp kiểm soát một phần, nhưng không giải quyết hoàn toàn vấn đề endogeneity.</w:t>
       </w:r>
     </w:p>
-    <w:bookmarkEnd w:id="43"/>
-    <w:bookmarkStart w:id="44" w:name="hướng-nghiên-cứu-tương-lai"/>
+    <w:bookmarkEnd w:id="44"/>
+    <w:bookmarkStart w:id="45" w:name="hướng-nghiên-cứu-tương-lai"/>
     <w:p>
       <w:pPr>
         <w:pStyle w:val="Heading3"/>
@@ -2432,9 +2474,9 @@
         </w:pict>
       </w:r>
     </w:p>
-    <w:bookmarkEnd w:id="44"/>
     <w:bookmarkEnd w:id="45"/>
-    <w:bookmarkStart w:id="50" w:name="kết-luận"/>
+    <w:bookmarkEnd w:id="46"/>
+    <w:bookmarkStart w:id="51" w:name="kết-luận"/>
     <w:p>
       <w:pPr>
         <w:pStyle w:val="Heading2"/>
@@ -2443,7 +2485,7 @@
         <w:t xml:space="preserve">5.6 Kết luận</w:t>
       </w:r>
     </w:p>
-    <w:bookmarkStart w:id="46" w:name="tổng-kết-chín-nghiên-cứu"/>
+    <w:bookmarkStart w:id="47" w:name="tổng-kết-chín-nghiên-cứu"/>
     <w:p>
       <w:pPr>
         <w:pStyle w:val="Heading3"/>
@@ -3144,8 +3186,8 @@
         <w:t xml:space="preserve">điểm uốn chữ U ngược: TP = 61,8% (2014) → 40,7% (2022) → mất ý nghĩa độ cong (2025: β₂ = −0,16, p = ,42), kèm tương tác DAI Tier-2 (UPI) âm, bằng chứng đầu tiên rằng chuyển đổi thể chế cực mạnh có thể hòa tan (chứ không chỉ dịch chuyển) ngưỡng. Đích MIR/IJOEM; kế thừa công trình tiền đề Do &amp; Phan (2025, IntechOpen).</w:t>
       </w:r>
     </w:p>
-    <w:bookmarkEnd w:id="46"/>
-    <w:bookmarkStart w:id="47" w:name="phát-hiện-trung-tâm"/>
+    <w:bookmarkEnd w:id="47"/>
+    <w:bookmarkStart w:id="48" w:name="phát-hiện-trung-tâm"/>
     <w:p>
       <w:pPr>
         <w:pStyle w:val="Heading3"/>
@@ -3212,8 +3254,8 @@
         <w:t xml:space="preserve">(family of context-dependent curves), với turning point là hàm số giảm dần của chất lượng thể chế theo ICRV, thể chế càng mạnh, turning point càng sớm (FSTS thấp hơn).</w:t>
       </w:r>
     </w:p>
-    <w:bookmarkEnd w:id="47"/>
-    <w:bookmarkStart w:id="48" w:name="ý-nghĩa-đối-với-lý-thuyết-và-thực-tiễn"/>
+    <w:bookmarkEnd w:id="48"/>
+    <w:bookmarkStart w:id="49" w:name="ý-nghĩa-đối-với-lý-thuyết-và-thực-tiễn"/>
     <w:p>
       <w:pPr>
         <w:pStyle w:val="Heading3"/>
@@ -3238,8 +3280,8 @@
         <w:t xml:space="preserve">Về thực tiễn, luận án cung cấp cơ sở để nhà hoạch định chính sách và nhà quản trị doanh nghiệp tại từng bối cảnh ICRV cụ thể hiệu chỉnh chiến lược quốc tế hóa phù hợp, không áp dụng máy móc bài học từ Singapore hay Nhật Bản vào bối cảnh Việt Nam hay SIDS, mà nhận ra sự phụ thuộc bối cảnh như là nguyên lý căn bản trong hoạch định chiến lược quốc tế hóa.</w:t>
       </w:r>
     </w:p>
-    <w:bookmarkEnd w:id="48"/>
-    <w:bookmarkStart w:id="49" w:name="lời-kết"/>
+    <w:bookmarkEnd w:id="49"/>
+    <w:bookmarkStart w:id="50" w:name="lời-kết"/>
     <w:p>
       <w:pPr>
         <w:pStyle w:val="Heading3"/>
@@ -3276,8 +3318,8 @@
         </w:pict>
       </w:r>
     </w:p>
-    <w:bookmarkEnd w:id="49"/>
     <w:bookmarkEnd w:id="50"/>
+    <w:bookmarkEnd w:id="51"/>
     <w:sectPr>
       <w:pgSz w:h="16838" w:w="11906"/>
       <w:pgMar w:bottom="1417" w:left="1417" w:right="1417" w:top="1417"/>

--- a/dist/luan_an_ctu/chuong_5_ket_luan_de_xuat_vi.docx
+++ b/dist/luan_an_ctu/chuong_5_ket_luan_de_xuat_vi.docx
@@ -2465,6 +2465,21 @@
       </w:r>
       <w:r>
         <w:t xml:space="preserve">, kiểm định vai trò của top manager characteristics (H4, kinh nghiệm, giới tính) trong từng bối cảnh ICRV riêng biệt, đặc biệt trong bối cảnh Emerging và SIDS nơi tầng năng lực và thể chế yếu hơn, liệu đặc điểm nhà quản trị có thể bù đắp một phần cho những thiếu hụt đó không?</w:t>
+      </w:r>
+    </w:p>
+    <w:p>
+      <w:pPr>
+        <w:pStyle w:val="BodyText"/>
+      </w:pPr>
+      <w:r>
+        <w:rPr>
+          <w:bCs/>
+          <w:b/>
+        </w:rPr>
+        <w:t xml:space="preserve">Thứ năm</w:t>
+      </w:r>
+      <w:r>
+        <w:t xml:space="preserve">, mở rộng khung ước lượng để tích hợp Nhật Bản 2025, nền kinh tế tiên tiến lớn lần đầu được WBES khảo sát. Như trình bày ở §4.1.5, đặc trưng mô tả của Nhật Bản (phân tán năng suất hẹp nhất sd 0,89; website 83,8%; tuổi doanh nghiệp trung bình 50,4 năm; FSTS cấp cơ sở thấp 4,1% bất chấp R&amp;D cao) khiến nền kinh tế này trở thành một trường hợp kiểm định đặc biệt giá trị cho quan hệ I–P ở biên trên của gradient thể chế. Việc đưa Nhật Bản vào ước lượng điểm uốn P7 sẽ kiểm tra được dự đoán của khung ICRV rằng ở chế độ thể chế mạnh và đồng đều nhất, không gian quốc tế hóa có lợi là rộng nhất hoặc quan hệ I–P tiệm cận tuyến tính dương; đây là vòng ước lượng tiếp theo khi nhóm tác giả chạy lại mô hình gốc trên bộ dữ liệu mở rộng.</w:t>
       </w:r>
     </w:p>
     <w:p>

--- a/dist/luan_an_ctu/chuong_5_ket_luan_de_xuat_vi.docx
+++ b/dist/luan_an_ctu/chuong_5_ket_luan_de_xuat_vi.docx
@@ -80,7 +80,7 @@
         <w:t xml:space="preserve">gradient ICRV (Biến thiên chế độ bối cảnh thể chế, Institutional Context Regime Variation)</w:t>
       </w:r>
       <w:r>
-        <w:t xml:space="preserve">: cùng một mức độ quốc tế hóa (FSTS) mang lại hiệu quả rất khác nhau tùy thuộc vào chế độ thể chế mà doanh nghiệp hoạt động. Bằng chứng từ hai nguồn độc lập, phân tích meta-analytic (P6,</w:t>
+        <w:t xml:space="preserve">: cùng một mức độ quốc tế hóa (FSTS) mang lại hiệu quả rất khác nhau tùy thuộc vào chế độ thể chế mà doanh nghiệp hoạt động. Bằng chứng từ hai nguồn độc lập, phân tích tổng hợp (P6,</w:t>
       </w:r>
       <w:r>
         <w:t xml:space="preserve"> </w:t>
@@ -167,7 +167,7 @@
         </m:r>
       </m:oMath>
       <w:r>
-        <w:t xml:space="preserve">) và phân tích dữ liệu sơ cấp toàn mẫu (P7,</w:t>
+        <w:t xml:space="preserve">) và ước lượng toàn mẫu trên khung 50 nền kinh tế (P7,</w:t>
       </w:r>
       <w:r>
         <w:t xml:space="preserve"> </w:t>
@@ -183,30 +183,27 @@
           <m:t>=</m:t>
         </m:r>
         <m:r>
-          <m:t>84.910</m:t>
+          <m:t>81.022</m:t>
         </m:r>
       </m:oMath>
       <w:r>
         <w:t xml:space="preserve"> </w:t>
       </w:r>
       <w:r>
-        <w:t xml:space="preserve">quan sát từ 49 nền kinh tế), đều chỉ đến cùng một kết luận: điểm uốn (turning point) của quan hệ I–P</w:t>
-      </w:r>
-      <w:r>
-        <w:t xml:space="preserve"> </w:t>
-      </w:r>
-      <w:r>
-        <w:rPr>
-          <w:bCs/>
-          <w:b/>
-        </w:rPr>
-        <w:t xml:space="preserve">giảm dần</w:t>
-      </w:r>
-      <w:r>
-        <w:t xml:space="preserve"> </w:t>
-      </w:r>
-      <w:r>
-        <w:t xml:space="preserve">từ SIDS/Emerging (~55% FSTS) xuống Lower-middle transition, Upper-middle, Advanced Resource, và Advanced Innovation (~28% FSTS). Hay nói cách khác, nền kinh tế thể chế mạnh hơn đạt đỉnh hiệu quả xuất khẩu tại mức FSTS thấp hơn, doanh nghiệp không cần quốc tế hóa sâu để khai thác lợi thế cạnh tranh khi thể chế hỗ trợ đã vận hành tốt.</w:t>
+        <w:t xml:space="preserve">quan sát), đều chỉ đến cùng một kết luận: chế độ thể chế quyết định</w:t>
+      </w:r>
+      <w:r>
+        <w:t xml:space="preserve"> </w:t>
+      </w:r>
+      <w:r>
+        <w:rPr>
+          <w:bCs/>
+          <w:b/>
+        </w:rPr>
+        <w:t xml:space="preserve">chính sự tồn tại và vị trí của dạng hàm chữ U ngược</w:t>
+      </w:r>
+      <w:r>
+        <w:t xml:space="preserve">. Đường cong định hình rõ nét và tin cậy nhất ở vùng giữa của gradient thể chế (Nhóm IV, điểm uốn 43,0%, trùng khớp các ước lượng đơn quốc gia Việt Nam 39–46% và Ấn Độ 40,7%); duỗi thẳng thành quan hệ gần tuyến tính dương ở biên trên (Nhóm I, điểm uốn ngoài miền dữ liệu, trùng khớp Singapore); và mất cấu trúc ở biên dưới (Nhóm V không còn ý nghĩa thống kê; Nhóm VI không có chữ U ngược, chuyển sang gánh nặng quốc tế hóa bắt buộc theo P8). Hay nói cách khác, thể chế không chỉ dịch chuyển điểm tối ưu của quốc tế hóa mà quyết định liệu một điểm tối ưu như vậy có tồn tại hay không.</w:t>
       </w:r>
     </w:p>
     <w:p>
@@ -214,7 +211,7 @@
         <w:pStyle w:val="BodyText"/>
       </w:pPr>
       <w:r>
-        <w:t xml:space="preserve">Kết quả này xác nhận H5 và tầng thể chế của khung lý thuyết CDCM theo một cách thuyết phục nhất: không phải chỉ một moderator đơn lẻ mà là</w:t>
+        <w:t xml:space="preserve">Kết quả này xác nhận H5 và tầng thể chế của khung lý thuyết CDCM theo một cách thuyết phục nhất: không phải chỉ một biến điều tiết đơn lẻ mà là</w:t>
       </w:r>
       <w:r>
         <w:t xml:space="preserve"> </w:t>
@@ -227,7 +224,7 @@
         <w:t xml:space="preserve">cả một chế độ thể chế</w:t>
       </w:r>
       <w:r>
-        <w:t xml:space="preserve">, được vận hành hóa thành sáu sub-regime ICRV, xác định điều kiện biên cho quan hệ I–P. Institutional Theory của North (1990) và Khanna và Palepu (2010) dự đoán rằng thể chế định hình chi phí giao dịch và cấu trúc khuyến khích; kết quả ICRV gradient là biểu hiện thực nghiệm của cơ chế này ở quy mô 49 nền kinh tế châu Á và Thái Bình Dương (P7).</w:t>
+        <w:t xml:space="preserve">, được vận hành hóa thành sáu sub-regime ICRV, xác định điều kiện biên cho quan hệ I–P. Institutional Theory của North (1990) và Khanna và Palepu (2010) dự đoán rằng thể chế định hình chi phí giao dịch và cấu trúc khuyến khích; kết quả ICRV gradient là biểu hiện thực nghiệm của cơ chế này ở quy mô 50 nền kinh tế châu Á và Thái Bình Dương (P7).</w:t>
       </w:r>
     </w:p>
     <w:p>
@@ -261,7 +258,7 @@
         <w:t xml:space="preserve">khuếch đại năng lực</w:t>
       </w:r>
       <w:r>
-        <w:t xml:space="preserve">: môi trường thể chế tốt cũng có nghĩa là hệ sinh thái dịch vụ hỗ trợ (logistics, tài chính thương mại, tư vấn pháp lý quốc tế) phát triển, làm giảm gánh nặng điều phối nội bộ của doanh nghiệp khi mở rộng quốc tế.</w:t>
+        <w:t xml:space="preserve">: môi trường thể chế tốt cũng có nghĩa là hệ sinh thái dịch vụ hỗ trợ (logistics, tài chính thương mại, tư vấn pháp lý quốc tế) phát triển, làm giảm gánh nặng điều phối nội bộ của doanh nghiệp khi mở rộng quốc tế. Hai cơ chế này cùng giải thích vì sao đường cong duỗi thẳng ở biên trên của gradient: khi chi phí giao dịch xuyên biên giới đủ thấp và hệ sinh thái hỗ trợ đủ dày, nhánh đi xuống của chữ U ngược bị đẩy lùi ra ngoài miền quan sát; ngược lại ở biên dưới, sự thiếu vắng cả hai điều kiện khiến phần thưởng của quốc tế hóa trở nên nhỏ và bất định đến mức dạng hàm không còn định hình được.</w:t>
       </w:r>
     </w:p>
     <w:bookmarkEnd w:id="22"/>
@@ -295,7 +292,7 @@
         <w:t xml:space="preserve"> </w:t>
       </w:r>
       <w:r>
-        <w:t xml:space="preserve">trong tất cả các mẫu (Việt Nam P3, Trung Quốc P5, toàn mẫu P7: ~41% tăng năng suất cho mỗi đơn vị độ lệch chuẩn TCI). Tuy nhiên, TCI chỉ</w:t>
+        <w:t xml:space="preserve">trong tất cả các mẫu (Việt Nam P3, Trung Quốc P5, toàn mẫu P7: hệ số +0,141 độ lệch chuẩn năng suất chuẩn hóa cho mỗi độ lệch chuẩn TCI, p &lt; ,001). Tuy nhiên, TCI chỉ</w:t>
       </w:r>
       <w:r>
         <w:t xml:space="preserve"> </w:t>
@@ -311,7 +308,7 @@
         <w:t xml:space="preserve"> </w:t>
       </w:r>
       <w:r>
-        <w:t xml:space="preserve">tại bối cảnh quốc gia cụ thể (P3 Việt Nam, môi trường chuyển đổi với phân mảnh thể chế tạo điều kiện cho TCI reshaping hiệu ứng), không phổ quát trên toàn mẫu 49 nền kinh tế (P7: tương tác FSTS×TCI và FSTS²×TCI đều NS). H2 được</w:t>
+        <w:t xml:space="preserve">tại bối cảnh quốc gia cụ thể (P3 Việt Nam, môi trường chuyển đổi với phân mảnh thể chế tạo điều kiện cho TCI reshaping hiệu ứng), không phổ quát trên toàn mẫu 50 nền kinh tế (P7: tương tác FSTS×TCI và FSTS²×TCI đều không ý nghĩa). H2 được</w:t>
       </w:r>
       <w:r>
         <w:t xml:space="preserve"> </w:t>
@@ -366,7 +363,7 @@
         <w:pStyle w:val="FirstParagraph"/>
       </w:pPr>
       <w:r>
-        <w:t xml:space="preserve">Kết quả về Digital Adoption Index (DAI) phức tạp hơn và có nhiều sắc thái hơn so với TCI. Trên toàn mẫu P7 (49 nền kinh tế), DAI có hiệu ứng nâng mặt bằng năng suất dương và có ý nghĩa (</w:t>
+        <w:t xml:space="preserve">Kết quả về Digital Adoption Index (DAI) phức tạp hơn và có nhiều sắc thái hơn so với TCI. Trên toàn mẫu P7 (khung 50 nền kinh tế), DAI có hiệu ứng nâng mặt bằng năng suất dương và có ý nghĩa cao (</w:t>
       </w:r>
       <m:oMath>
         <m:acc>
@@ -401,7 +398,7 @@
           <m:t>,</m:t>
         </m:r>
         <m:r>
-          <m:t>155</m:t>
+          <m:t>201</m:t>
         </m:r>
       </m:oMath>
       <w:r>
@@ -431,7 +428,7 @@
         </m:r>
       </m:oMath>
       <w:r>
-        <w:t xml:space="preserve">), khoảng 17% lợi thế năng suất cho doanh nghiệp có website. Quan trọng hơn, cả hai tương tác điều tiết đường cong đều có ý nghĩa (</w:t>
+        <w:t xml:space="preserve">): doanh nghiệp có hiện diện số cơ bản đạt năng suất chuẩn hóa cao hơn một phần năm độ lệch chuẩn. Các tương tác điều tiết đường cong mang đúng chiều nén như khung CDCM dự đoán (</w:t>
       </w:r>
       <m:oMath>
         <m:acc>
@@ -496,33 +493,7 @@
           <m:t>,</m:t>
         </m:r>
         <m:r>
-          <m:t>614</m:t>
-        </m:r>
-      </m:oMath>
-      <w:r>
-        <w:t xml:space="preserve">,</w:t>
-      </w:r>
-      <w:r>
-        <w:t xml:space="preserve"> </w:t>
-      </w:r>
-      <m:oMath>
-        <m:r>
-          <m:t>p</m:t>
-        </m:r>
-        <m:r>
-          <m:rPr>
-            <m:sty m:val="p"/>
-          </m:rPr>
-          <m:t>&lt;</m:t>
-        </m:r>
-        <m:r>
-          <m:rPr>
-            <m:sty m:val="p"/>
-          </m:rPr>
-          <m:t>,</m:t>
-        </m:r>
-        <m:r>
-          <m:t>001</m:t>
+          <m:t>271</m:t>
         </m:r>
       </m:oMath>
       <w:r>
@@ -603,14 +574,11 @@
           <m:t>,</m:t>
         </m:r>
         <m:r>
-          <m:t>766</m:t>
+          <m:t>252</m:t>
         </m:r>
       </m:oMath>
       <w:r>
-        <w:t xml:space="preserve">,</w:t>
-      </w:r>
-      <w:r>
-        <w:t xml:space="preserve"> </w:t>
+        <w:t xml:space="preserve">) nhưng không đạt ý nghĩa thống kê ở cấp toàn mẫu (</w:t>
       </w:r>
       <m:oMath>
         <m:r>
@@ -620,7 +588,7 @@
           <m:rPr>
             <m:sty m:val="p"/>
           </m:rPr>
-          <m:t>&lt;</m:t>
+          <m:t>=</m:t>
         </m:r>
         <m:r>
           <m:rPr>
@@ -629,11 +597,17 @@
           <m:t>,</m:t>
         </m:r>
         <m:r>
-          <m:t>01</m:t>
+          <m:t>149</m:t>
         </m:r>
       </m:oMath>
       <w:r>
-        <w:t xml:space="preserve">), cho thấy doanh nghiệp DAI cao có đường cong I–P phẳng hơn và ít suy giảm hơn ở mức FSTS cao. Kết quả tương tác DAI×ICRV (</w:t>
+        <w:t xml:space="preserve"> </w:t>
+      </w:r>
+      <w:r>
+        <w:t xml:space="preserve">và</w:t>
+      </w:r>
+      <w:r>
+        <w:t xml:space="preserve"> </w:t>
       </w:r>
       <m:oMath>
         <m:r>
@@ -652,11 +626,11 @@
           <m:t>,</m:t>
         </m:r>
         <m:r>
-          <m:t>012</m:t>
+          <m:t>367</m:t>
         </m:r>
       </m:oMath>
       <w:r>
-        <w:t xml:space="preserve">) xác nhận DAI phát huy hiệu quả mạnh hơn tại các bối cảnh thể chế yếu hơn, nhất quán với lập luận CDCM rằng DAI bù đắp cho sự vắng mặt của hạ tầng thể chế (Nhóm IV–V), thay vì chỉ khuếch đại lợi thế đã có tại Nhóm I. Tại Singapore (P4, DAI Tier-1+2), DAI phát huy rõ nhất dưới dạng amplification effect (</w:t>
+        <w:t xml:space="preserve">), nghĩa là hiệu ứng uốn đường cong của DAI không phổ quát mà tập trung ở các bối cảnh đặc thù. Tại Singapore (P4, DAI Tier-1+2), DAI phát huy rõ nhất dưới dạng amplification effect (</w:t>
       </w:r>
       <m:oMath>
         <m:acc>
@@ -850,69 +824,17 @@
         <w:pStyle w:val="BodyText"/>
       </w:pPr>
       <w:r>
-        <w:t xml:space="preserve">Một giải thích bổ sung từ Institutional Theory: ở các bối cảnh ICRV thấp với nhiều</w:t>
-      </w:r>
-      <w:r>
-        <w:t xml:space="preserve"> </w:t>
-      </w:r>
-      <w:r>
-        <w:t xml:space="preserve">“</w:t>
-      </w:r>
-      <w:r>
-        <w:t xml:space="preserve">institutional voids</w:t>
-      </w:r>
-      <w:r>
-        <w:t xml:space="preserve">”</w:t>
-      </w:r>
-      <w:r>
-        <w:t xml:space="preserve"> </w:t>
-      </w:r>
-      <w:r>
-        <w:t xml:space="preserve">(Khanna &amp; Palepu, 2010), các doanh nghiệp xuất khẩu phụ thuộc vào DAI nhiều hơn như một cơ chế bù đắp cho thiếu hụt hạ tầng thể chế. Bằng chứng: DAI×ICRV (p=.012) trong P7 cho thấy DAI</w:t>
-      </w:r>
-      <w:r>
-        <w:t xml:space="preserve"> </w:t>
-      </w:r>
-      <w:r>
-        <w:rPr>
-          <w:bCs/>
-          <w:b/>
-        </w:rPr>
-        <w:t xml:space="preserve">mạnh hơn</w:t>
-      </w:r>
-      <w:r>
-        <w:t xml:space="preserve"> </w:t>
-      </w:r>
-      <w:r>
-        <w:t xml:space="preserve">tại thể chế yếu,</w:t>
-      </w:r>
-      <w:r>
-        <w:t xml:space="preserve"> </w:t>
-      </w:r>
-      <w:r>
-        <w:t xml:space="preserve">“</w:t>
-      </w:r>
-      <w:r>
-        <w:t xml:space="preserve">digital shield effect</w:t>
-      </w:r>
-      <w:r>
-        <w:t xml:space="preserve">”</w:t>
-      </w:r>
-      <w:r>
-        <w:t xml:space="preserve"> </w:t>
-      </w:r>
-      <w:r>
-        <w:t xml:space="preserve">phát huy mạnh nhất khi nền tảng thể chế còn thiếu hụt, không phải khi thể chế đã hoàn thiện.</w:t>
+        <w:t xml:space="preserve">Một giải thích bổ sung từ Lý thuyết thể chế: ở các bối cảnh ICRV thấp với nhiều khoảng trống thể chế (Khanna &amp; Palepu, 2010), doanh nghiệp xuất khẩu có thể phụ thuộc vào DAI nhiều hơn như một cơ chế bù đắp cho thiếu hụt hạ tầng thể chế (hiệu ứng lá chắn số đã ghi nhận ở nghiên cứu thành phần P1 trên 17 nền). Trên khung 50 nền, tương tác chế độ-yếu với độ dốc đường cong ở mức biên ý nghĩa (FSTS×chế độ yếu = −0,523, p = ,087), nhất quán về chiều với lập luận này nhưng cần kiểm định nhân quả chặt hơn trước khi khẳng định.</w:t>
       </w:r>
     </w:p>
     <w:bookmarkEnd w:id="24"/>
-    <w:bookmarkStart w:id="25" w:name="X9c0cd9664cda47af8ea782aa1697b3fd1384e63"/>
+    <w:bookmarkStart w:id="25" w:name="Xba87836edee10cf1c931ef85c517d34e258cf83"/>
     <w:p>
       <w:pPr>
         <w:pStyle w:val="Heading3"/>
       </w:pPr>
       <w:r>
-        <w:t xml:space="preserve">5.1.4 Đặc Điểm Nhà Quản Trị là Moderator Cá Nhân: Hỗ trợ có điều kiện H4</w:t>
+        <w:t xml:space="preserve">5.1.4 Đặc Điểm Nhà Quản Trị là Biến điều tiết Cá Nhân: Hỗ trợ có điều kiện H4</w:t>
       </w:r>
     </w:p>
     <w:p>
@@ -920,7 +842,20 @@
         <w:pStyle w:val="FirstParagraph"/>
       </w:pPr>
       <w:r>
-        <w:t xml:space="preserve">Kết quả về H4 từ P7 cho thấy đặc điểm nhà quản trị cấp cao có tác động điều tiết không đồng nhất. Giới tính nữ của nhà quản trị (</w:t>
+        <w:t xml:space="preserve">Kết quả về H4 trên khung 50 nền cho thấy đặc điểm nhà quản trị cấp cao</w:t>
+      </w:r>
+      <w:r>
+        <w:t xml:space="preserve"> </w:t>
+      </w:r>
+      <w:r>
+        <w:rPr>
+          <w:bCs/>
+          <w:b/>
+        </w:rPr>
+        <w:t xml:space="preserve">không tạo hiệu ứng điều tiết phổ quát</w:t>
+      </w:r>
+      <w:r>
+        <w:t xml:space="preserve">. Hệ số mức của nữ quản lý cấp cao là âm nhẹ (</w:t>
       </w:r>
       <m:oMath>
         <m:acc>
@@ -943,7 +878,7 @@
           <m:rPr>
             <m:sty m:val="p"/>
           </m:rPr>
-          <m:t>+</m:t>
+          <m:t>−</m:t>
         </m:r>
         <m:r>
           <m:t>0</m:t>
@@ -955,7 +890,7 @@
           <m:t>,</m:t>
         </m:r>
         <m:r>
-          <m:t>185</m:t>
+          <m:t>088</m:t>
         </m:r>
       </m:oMath>
       <w:r>
@@ -972,7 +907,7 @@
           <m:rPr>
             <m:sty m:val="p"/>
           </m:rPr>
-          <m:t>&lt;</m:t>
+          <m:t>=</m:t>
         </m:r>
         <m:r>
           <m:rPr>
@@ -981,11 +916,37 @@
           <m:t>,</m:t>
         </m:r>
         <m:r>
-          <m:t>001</m:t>
+          <m:t>026</m:t>
         </m:r>
       </m:oMath>
       <w:r>
-        <w:t xml:space="preserve">) nhất quán cho thấy hiệu ứng tích cực lên hiệu quả I–P trong toàn mẫu, doanh nghiệp có top manager nữ đạt hiệu quả cao hơn từ quốc tế hóa, phù hợp với Upper Echelons Theory (Hambrick &amp; Mason, 1984) rằng đặc điểm cấp lãnh đạo định hình cách thức tổ chức nhận diện và khai thác cơ hội quốc tế.</w:t>
+        <w:t xml:space="preserve">) sau khi kiểm soát hiệu ứng cố định nền kinh tế và năm, và tương tác với cường độ quốc tế hóa không có ý nghĩa thống kê (FSTS×nữ quản lý:</w:t>
+      </w:r>
+      <w:r>
+        <w:t xml:space="preserve"> </w:t>
+      </w:r>
+      <m:oMath>
+        <m:r>
+          <m:t>p</m:t>
+        </m:r>
+        <m:r>
+          <m:rPr>
+            <m:sty m:val="p"/>
+          </m:rPr>
+          <m:t>=</m:t>
+        </m:r>
+        <m:r>
+          <m:rPr>
+            <m:sty m:val="p"/>
+          </m:rPr>
+          <m:t>,</m:t>
+        </m:r>
+        <m:r>
+          <m:t>847</m:t>
+        </m:r>
+      </m:oMath>
+      <w:r>
+        <w:t xml:space="preserve">). Kết quả này nhất quán với lập luận của Lý thuyết thượng tầng quản trị (Hambrick &amp; Mason, 1984) ở dạng có điều kiện: tác động của đặc điểm lãnh đạo phụ thuộc mạnh vào bối cảnh thể chế và cấu trúc ngành mà doanh nghiệp hoạt động, thay vì là một hiệu ứng đồng nhất xuyên 50 nền kinh tế; hệ số mức âm nhẹ nhiều khả năng phản ánh sự phân bố không ngẫu nhiên của nữ quản lý vào các ngành thâm dụng lao động biên thấp, một dạng chọn lọc ngành cần thiết kế nhận dạng riêng để bóc tách.</w:t>
       </w:r>
     </w:p>
     <w:p>
@@ -1027,7 +988,7 @@
         <w:pStyle w:val="BodyText"/>
       </w:pPr>
       <w:r>
-        <w:t xml:space="preserve">Tuy nhiên, cần lưu ý rằng tác động này được phát hiện ở cấp pooled toàn mẫu (P7) và cần kiểm định riêng biệt theo từng bối cảnh ICRV để hiểu đầy đủ điều kiện biên của moderator cấp quản trị. Kết quả null về kinh nghiệm nhà quản trị (mgr_experience) gợi ý rằng trong bối cảnh châu Á đa dạng, số năm kinh nghiệm đơn thuần không nắm bắt được</w:t>
+        <w:t xml:space="preserve">Tuy nhiên, cần lưu ý rằng tác động này được phát hiện ở cấp pooled toàn mẫu (P7) và cần kiểm định riêng biệt theo từng bối cảnh ICRV để hiểu đầy đủ điều kiện biên của biến điều tiết cấp quản trị. Kết quả null về kinh nghiệm nhà quản trị (mgr_experience) gợi ý rằng trong bối cảnh châu Á đa dạng, số năm kinh nghiệm đơn thuần không nắm bắt được</w:t>
       </w:r>
       <w:r>
         <w:t xml:space="preserve"> </w:t>
@@ -1143,7 +1104,7 @@
         <w:pStyle w:val="BodyText"/>
       </w:pPr>
       <w:r>
-        <w:t xml:space="preserve">Quan hệ âm đơn điệu này khác về bản chất với quan hệ phi tuyến chữ U ngược: không có turning point trong phạm vi dữ liệu, nghĩa là không có mức FSTS nào mà doanh nghiệp SIDS có thể tận dụng để cải thiện hiệu quả thông qua xuất khẩu trong điều kiện hiện tại. Đây là ranh giới biên lý thuyết quan trọng cho models phi tuyến phổ quát trong literature I–P.</w:t>
+        <w:t xml:space="preserve">Quan hệ âm đơn điệu này khác về bản chất với quan hệ phi tuyến chữ U ngược: không có điểm uốn trong phạm vi dữ liệu, nghĩa là không có mức FSTS nào mà doanh nghiệp SIDS có thể tận dụng để cải thiện hiệu quả thông qua xuất khẩu trong điều kiện hiện tại. Đây là ranh giới biên lý thuyết quan trọng cho models phi tuyến phổ quát trong văn liệu I–P.</w:t>
       </w:r>
     </w:p>
     <w:p>
@@ -1453,7 +1414,7 @@
         <w:t xml:space="preserve"> </w:t>
       </w:r>
       <w:r>
-        <w:t xml:space="preserve">thành 54,1% tầng 2 và 8,4% tầng 3 là thông tin mới mà phân tích meta đơn tầng không cung cấp. Điều này thay đổi hiểu biết về nguồn gốc của heterogeneity trong literature, vấn đề chủ yếu là</w:t>
+        <w:t xml:space="preserve">thành 54,1% tầng 2 và 8,4% tầng 3 là thông tin mới mà phân tích meta đơn tầng không cung cấp. Điều này thay đổi hiểu biết về nguồn gốc của heterogeneity trong văn liệu, vấn đề chủ yếu là</w:t>
       </w:r>
       <w:r>
         <w:t xml:space="preserve"> </w:t>
@@ -1484,7 +1445,7 @@
         <w:pStyle w:val="FirstParagraph"/>
       </w:pPr>
       <w:r>
-        <w:t xml:space="preserve">Lu và Beamish (2004) và Contractor et al. (2003) là hai công trình nền tảng về quan hệ phi tuyến I–P. Lu và Beamish (2004) tìm turning point khoảng 60% FSTS trong mẫu doanh nghiệp Nhật Bản, trong khi Contractor et al. (2003) đề xuất S-curve ba giai đoạn. Luận án này vượt qua hai công trình đó theo ba hướng:</w:t>
+        <w:t xml:space="preserve">Lu và Beamish (2004) và Contractor et al. (2003) là hai công trình nền tảng về quan hệ phi tuyến I–P. Lu và Beamish (2004) tìm điểm uốn khoảng 60% FSTS trong mẫu doanh nghiệp Nhật Bản, trong khi Contractor et al. (2003) đề xuất S-curve ba giai đoạn. Luận án này vượt qua hai công trình đó theo ba hướng:</w:t>
       </w:r>
     </w:p>
     <w:p>
@@ -1499,7 +1460,7 @@
         <w:t xml:space="preserve">Thứ nhất</w:t>
       </w:r>
       <w:r>
-        <w:t xml:space="preserve">, luận án chứng minh rằng turning point</w:t>
+        <w:t xml:space="preserve">, luận án chứng minh rằng điểm uốn</w:t>
       </w:r>
       <w:r>
         <w:t xml:space="preserve"> </w:t>
@@ -1515,7 +1476,7 @@
         <w:t xml:space="preserve"> </w:t>
       </w:r>
       <w:r>
-        <w:t xml:space="preserve">mà phụ thuộc vào bối cảnh ICRV: từ TP ≈ 88,6% (Singapore, Advanced Innovation; lưu ý điểm uốn này không định vị tin cậy do CI vượt ngưỡng khả thi, xem §4.3) đến TP ≈ 39,7% (Việt Nam pooled, Lower-mid Transition), với Trung Quốc ở mức trung gian (TP ≈ 48,78%). Không có một turning point phổ quát cho tất cả bối cảnh.</w:t>
+        <w:t xml:space="preserve">mà phụ thuộc vào bối cảnh ICRV: từ TP ≈ 88,6% (Singapore, Advanced Innovation; lưu ý điểm uốn này không định vị tin cậy do CI vượt ngưỡng khả thi, xem §4.3) đến TP ≈ 39,7% (Việt Nam pooled, Lower-mid Transition), với Trung Quốc ở mức trung gian (TP ≈ 48,78%). Không có một điểm uốn phổ quát cho tất cả bối cảnh.</w:t>
       </w:r>
     </w:p>
     <w:p>
@@ -1530,7 +1491,7 @@
         <w:t xml:space="preserve">Thứ hai</w:t>
       </w:r>
       <w:r>
-        <w:t xml:space="preserve">, luận án xác định trường hợp biên FIP tại SIDS, không phải là S-curve hay inverted-U mà là quan hệ âm đơn điệu, điều mà cả ba-stage theory lẫn S-curve không dự báo được.</w:t>
+        <w:t xml:space="preserve">, luận án xác định trường hợp biên FIP tại SIDS, không phải là S-curve hay chữ U ngược mà là quan hệ âm đơn điệu, điều mà cả ba-stage theory lẫn S-curve không dự báo được.</w:t>
       </w:r>
     </w:p>
     <w:p>
@@ -1545,7 +1506,7 @@
         <w:t xml:space="preserve">Thứ ba</w:t>
       </w:r>
       <w:r>
-        <w:t xml:space="preserve">, luận án mở rộng khung phân tích từ dữ liệu doanh nghiệp Nhật Bản/đa quốc gia sang 49 nền kinh tế châu Á và Thái Bình Dương, bối cảnh underrepresented trong literature Lu và Beamish.</w:t>
+        <w:t xml:space="preserve">, luận án mở rộng khung phân tích từ dữ liệu doanh nghiệp Nhật Bản/đa quốc gia sang 49 nền kinh tế châu Á và Thái Bình Dương, bối cảnh underrepresented trong văn liệu Lu và Beamish.</w:t>
       </w:r>
     </w:p>
     <w:bookmarkEnd w:id="30"/>
@@ -1563,7 +1524,7 @@
         <w:pStyle w:val="FirstParagraph"/>
       </w:pPr>
       <w:r>
-        <w:t xml:space="preserve">Marano et al. (2016) là meta-analysis quan trọng nhất trong literature gần đây, cung cấp bằng chứng về vai trò điều tiết của home country institutions trong I–P relationship. Tuy nhiên, Marano et al. sử dụng phân loại binary (developed vs. emerging) hoặc continuous institutional quality scores.</w:t>
+        <w:t xml:space="preserve">Marano et al. (2016) là meta-analysis quan trọng nhất trong văn liệu gần đây, cung cấp bằng chứng về vai trò điều tiết của home country institutions trong I–P relationship. Tuy nhiên, Marano et al. sử dụng phân loại binary (developed vs. emerging) hoặc continuous institutional quality scores.</w:t>
       </w:r>
     </w:p>
     <w:p>
@@ -1679,7 +1640,7 @@
         <w:t xml:space="preserve"> </w:t>
       </w:r>
       <w:r>
-        <w:t xml:space="preserve">trong khung CDCM. Phát hiện rằng DAI có hiệu ứng nâng mặt bằng phổ quát (β=+0.155, p&lt;.001, mẫu gộp N=84,910 từ 49 nền kinh tế) nhưng vai trò điều tiết đường cong I–P là</w:t>
+        <w:t xml:space="preserve">trong khung CDCM. Phát hiện rằng DAI có hiệu ứng nâng mặt bằng phổ quát (β=+0,201, p&lt;,001, mẫu gộp N=79.080 từ 50 nền kinh tế) nhưng vai trò điều tiết đường cong I–P là</w:t>
       </w:r>
       <w:r>
         <w:t xml:space="preserve"> </w:t>
@@ -1750,7 +1711,7 @@
         <w:pStyle w:val="BodyText"/>
       </w:pPr>
       <w:r>
-        <w:t xml:space="preserve">Điều này có hàm ý lý thuyết quan trọng cho RBV và digital capability literature (Bhandari et al., 2023; Verhoef et al., 2021): không phải mọi nguồn lực số đều tạo ra lợi thế cạnh tranh theo cùng một cơ chế trong mọi bối cảnh. Giá trị của DAI là</w:t>
+        <w:t xml:space="preserve">Điều này có hàm ý lý thuyết quan trọng cho RBV và digital capability văn liệu (Bhandari et al., 2023; Verhoef et al., 2021): không phải mọi nguồn lực số đều tạo ra lợi thế cạnh tranh theo cùng một cơ chế trong mọi bối cảnh. Giá trị của DAI là</w:t>
       </w:r>
       <w:r>
         <w:t xml:space="preserve"> </w:t>
@@ -1810,7 +1771,7 @@
         <w:t xml:space="preserve">Forced Internationalization Penalty (FIP)</w:t>
       </w:r>
       <w:r>
-        <w:t xml:space="preserve">, một construct lý thuyết mới chưa được định danh trong literature kinh doanh quốc tế, như một hiện tượng lý thuyết độc lập, khác biệt về bản chất với</w:t>
+        <w:t xml:space="preserve">, một construct lý thuyết mới chưa được định danh trong văn liệu kinh doanh quốc tế, như một hiện tượng lý thuyết độc lập, khác biệt về bản chất với</w:t>
       </w:r>
       <w:r>
         <w:t xml:space="preserve"> </w:t>
@@ -1897,7 +1858,7 @@
         <w:t xml:space="preserve">”</w:t>
       </w:r>
       <w:r>
-        <w:t xml:space="preserve">, bẫy quốc tế hóa bắt buộc, mà không có turning point để thoát khỏi.</w:t>
+        <w:t xml:space="preserve">, bẫy quốc tế hóa bắt buộc, mà không có điểm uốn để thoát khỏi.</w:t>
       </w:r>
     </w:p>
     <w:bookmarkEnd w:id="34"/>
@@ -1931,7 +1892,7 @@
         <w:t xml:space="preserve"> </w:t>
       </w:r>
       <w:r>
-        <w:t xml:space="preserve">như một công cụ phân loại thể chế đặc thù cho khu vực châu Á, Thái Bình Dương, thay thế cho các phân loại binary (developed/emerging) hoặc continuous (WGI scores) trong literature hiện tại.</w:t>
+        <w:t xml:space="preserve">như một công cụ phân loại thể chế đặc thù cho khu vực châu Á, Thái Bình Dương, thay thế cho các phân loại binary (developed/emerging) hoặc continuous (WGI scores) trong văn liệu hiện tại.</w:t>
       </w:r>
     </w:p>
     <w:p>
@@ -1952,7 +1913,7 @@
         <w:t xml:space="preserve">dự đoán</w:t>
       </w:r>
       <w:r>
-        <w:t xml:space="preserve">: turning point I–P</w:t>
+        <w:t xml:space="preserve">: điểm uốn I–P</w:t>
       </w:r>
       <w:r>
         <w:t xml:space="preserve"> </w:t>
@@ -1968,7 +1929,7 @@
         <w:t xml:space="preserve"> </w:t>
       </w:r>
       <w:r>
-        <w:t xml:space="preserve">đơn điệu theo chiều từ SIDS/Emerging (~55%) xuống Advanced Innovation (~28%), thể chế càng mạnh, doanh nghiệp đạt đỉnh hiệu quả ở mức quốc tế hóa thấp hơn, xác nhận giá trị dự đoán của phân loại.</w:t>
+        <w:t xml:space="preserve">đơn điệu theo chiều ba vùng: chữ U ngược định hình ở vùng giữa gradient (Nhóm IV, 43,0%), duỗi thẳng ở biên trên, tan rã ở biên dưới; thể chế càng mạnh, doanh nghiệp đạt đỉnh hiệu quả ở mức quốc tế hóa thấp hơn, xác nhận giá trị dự đoán của phân loại.</w:t>
       </w:r>
     </w:p>
     <w:p>
@@ -2019,7 +1980,7 @@
         <w:t xml:space="preserve"> </w:t>
       </w:r>
       <w:r>
-        <w:t xml:space="preserve">là can thiệp chính sách có thể nâng cao lợi ích từ quốc tế hóa, đặc biệt trong các bối cảnh ICRV trung bình như Việt Nam và Trung Quốc. Chính sách hỗ trợ doanh nghiệp tiếp cận công nghệ nước ngoài (thông qua chương trình kết nối với MNCs, giảm thuế nhập khẩu công nghệ), khuyến khích R&amp;D, và hỗ trợ chứng nhận chất lượng quốc tế sẽ nâng cao TCI của toàn bộ doanh nghiệp trong nền kinh tế, từ đó dịch chuyển đường I–P lên trên và có thể mở rộng turning point về phía phải.</w:t>
+        <w:t xml:space="preserve">là can thiệp chính sách có thể nâng cao lợi ích từ quốc tế hóa, đặc biệt trong các bối cảnh ICRV trung bình như Việt Nam và Trung Quốc. Chính sách hỗ trợ doanh nghiệp tiếp cận công nghệ nước ngoài (thông qua chương trình kết nối với MNCs, giảm thuế nhập khẩu công nghệ), khuyến khích R&amp;D, và hỗ trợ chứng nhận chất lượng quốc tế sẽ nâng cao TCI của toàn bộ doanh nghiệp trong nền kinh tế, từ đó dịch chuyển đường I–P lên trên và có thể mở rộng điểm uốn về phía phải.</w:t>
       </w:r>
     </w:p>
     <w:p>
@@ -2051,17 +2012,17 @@
         <w:pStyle w:val="BodyText"/>
       </w:pPr>
       <w:r>
-        <w:t xml:space="preserve">Đối với Việt Nam cụ thể: turning point dịch chuyển từ 46,2% (2009) xuống 39,3% (2015) là tín hiệu đáng lo ngại. Nếu turning point tiếp tục dịch trái, điều đó hàm ý rằng lợi ích từ xuất khẩu đạt đỉnh sớm hơn và suy giảm nhanh hơn, có thể do cấu trúc xuất khẩu tập trung vào gia công với biên lợi nhuận mỏng. Chính sách nâng cao giá trị gia tăng trong xuất khẩu (moving up the value chain) kết hợp với tăng cường TCI có thể giúp đảo ngược xu hướng này.</w:t>
+        <w:t xml:space="preserve">Đối với Việt Nam cụ thể: điểm uốn dịch chuyển từ 46,2% (2009) xuống 39,3% (2015) là tín hiệu đáng lo ngại. Nếu điểm uốn tiếp tục dịch trái, điều đó hàm ý rằng lợi ích từ xuất khẩu đạt đỉnh sớm hơn và suy giảm nhanh hơn, có thể do cấu trúc xuất khẩu tập trung vào gia công với biên lợi nhuận mỏng. Chính sách nâng cao giá trị gia tăng trong xuất khẩu (moving up the value chain) kết hợp với tăng cường TCI có thể giúp đảo ngược xu hướng này.</w:t>
       </w:r>
     </w:p>
     <w:bookmarkEnd w:id="37"/>
-    <w:bookmarkStart w:id="38" w:name="Xb72945ffcd7baeba99eebb1118ccccd8ec07fb7"/>
+    <w:bookmarkStart w:id="38" w:name="X59d919466906d9a280d645023e1878e458893ad"/>
     <w:p>
       <w:pPr>
         <w:pStyle w:val="Heading3"/>
       </w:pPr>
       <w:r>
-        <w:t xml:space="preserve">5.4.2 Đề xuất cho nhà quản trị doanh nghiệp: Turning Point theo ICRV</w:t>
+        <w:t xml:space="preserve">5.4.2 Đề xuất cho nhà quản trị doanh nghiệp: Điểm uốn theo ICRV</w:t>
       </w:r>
     </w:p>
     <w:p>
@@ -2121,7 +2082,7 @@
         <w:t xml:space="preserve">Doanh nghiệp Trung Quốc (Nhóm III)</w:t>
       </w:r>
       <w:r>
-        <w:t xml:space="preserve">: turning point TP ≈ 48,78% ổn định qua thập kỷ 2012–2024, gợi ý rằng chiến lược xuất khẩu tối ưu là duy trì tỷ lệ FSTS trong khoảng 40–50%, kết hợp giữa thị trường nội địa khổng lồ và hoạt động xuất khẩu có chọn lọc.</w:t>
+        <w:t xml:space="preserve">: điểm uốn TP ≈ 48,78% ổn định qua thập kỷ 2012–2024, gợi ý rằng chiến lược xuất khẩu tối ưu là duy trì tỷ lệ FSTS trong khoảng 40–50%, kết hợp giữa thị trường nội địa khổng lồ và hoạt động xuất khẩu có chọn lọc.</w:t>
       </w:r>
     </w:p>
     <w:p>
@@ -2139,7 +2100,7 @@
         <w:t xml:space="preserve">Doanh nghiệp Việt Nam (Nhóm IV)</w:t>
       </w:r>
       <w:r>
-        <w:t xml:space="preserve">: turning point thấp hơn (39,3–46,2%), hàm ý rằng nhà quản trị cần thận trọng hơn khi đẩy tỷ lệ xuất khẩu vượt quá 40% tổng doanh thu. Thay vào đó,</w:t>
+        <w:t xml:space="preserve">: điểm uốn thấp hơn (39,3–46,2%), hàm ý rằng nhà quản trị cần thận trọng hơn khi đẩy tỷ lệ xuất khẩu vượt quá 40% tổng doanh thu. Thay vào đó,</w:t>
       </w:r>
       <w:r>
         <w:t xml:space="preserve"> </w:t>
@@ -2602,7 +2563,7 @@
         <w:t xml:space="preserve">P3</w:t>
       </w:r>
       <w:r>
-        <w:t xml:space="preserve">: phân tích Việt Nam (Lower-mid Transition), xác nhận inverted-U với TP = 39,3–46,2%, TCI là moderator dương có ý nghĩa.</w:t>
+        <w:t xml:space="preserve">: phân tích Việt Nam (Lower-mid Transition), xác nhận chữ U ngược với TP = 39,3–46,2%, TCI là biến điều tiết dương có ý nghĩa.</w:t>
       </w:r>
     </w:p>
     <w:p>
@@ -2620,7 +2581,7 @@
         <w:t xml:space="preserve">P4</w:t>
       </w:r>
       <w:r>
-        <w:t xml:space="preserve">: phân tích Singapore (Advanced Innovation), xác nhận inverted-U với TP ≈ 88,6% (rộng CI), DAI khuếch đại tại mức FSTS cao.</w:t>
+        <w:t xml:space="preserve">: phân tích Singapore (Advanced Innovation), xác nhận chữ U ngược với TP ≈ 88,6% (rộng CI), DAI khuếch đại tại mức FSTS cao.</w:t>
       </w:r>
     </w:p>
     <w:p>
@@ -2638,7 +2599,7 @@
         <w:t xml:space="preserve">P5</w:t>
       </w:r>
       <w:r>
-        <w:t xml:space="preserve">: phân tích Trung Quốc 2012–2024 (Upper-middle), xác nhận inverted-U ổn định theo thời gian (TP ≈ 48,78%, Paternoster</w:t>
+        <w:t xml:space="preserve">: phân tích Trung Quốc 2012–2024 (Upper-middle), xác nhận chữ U ngược ổn định theo thời gian (TP ≈ 48,78%, Paternoster</w:t>
       </w:r>
       <w:r>
         <w:t xml:space="preserve"> </w:t>
@@ -2930,7 +2891,7 @@
         <w:t xml:space="preserve">P7</w:t>
       </w:r>
       <w:r>
-        <w:t xml:space="preserve">: kiểm định toàn mẫu châu Á và Thái Bình Dương</w:t>
+        <w:t xml:space="preserve">: kiểm định toàn mẫu châu Á và Thái Bình Dương trên khung 50 nền,</w:t>
       </w:r>
       <w:r>
         <w:t xml:space="preserve"> </w:t>
@@ -2946,7 +2907,7 @@
           <m:t>=</m:t>
         </m:r>
         <m:r>
-          <m:t>84.910</m:t>
+          <m:t>81.022</m:t>
         </m:r>
       </m:oMath>
       <w:r>
@@ -2969,14 +2930,14 @@
           <m:t>=</m:t>
         </m:r>
         <m:r>
-          <m:t>38.342</m:t>
+          <m:t>79.080</m:t>
         </m:r>
       </m:oMath>
       <w:r>
         <w:t xml:space="preserve"> </w:t>
       </w:r>
       <w:r>
-        <w:t xml:space="preserve">(M3–M5 với controls đầy đủ), TP = 36,4–40,0% (M2–M5; M11 đầy đủ: TP = 34,6%,</w:t>
+        <w:t xml:space="preserve">(M5 với kiểm soát đầy đủ), điểm uốn = 43,6–51,5% (headline M5 = 43,6%,</w:t>
       </w:r>
       <w:r>
         <w:t xml:space="preserve"> </w:t>
@@ -3002,7 +2963,7 @@
           <m:rPr>
             <m:sty m:val="p"/>
           </m:rPr>
-          <m:t>=</m:t>
+          <m:t>&lt;</m:t>
         </m:r>
         <m:r>
           <m:rPr>
@@ -3011,16 +2972,55 @@
           <m:t>,</m:t>
         </m:r>
         <m:r>
-          <m:t>002</m:t>
+          <m:t>001</m:t>
         </m:r>
       </m:oMath>
       <w:r>
-        <w:t xml:space="preserve">), gradient ICRV xác nhận mạnh mẽ, TCI nâng mặt bằng năng suất phổ quát, DAI điều tiết đường cong có ý nghĩa trên toàn mẫu và mạnh hơn tại thể chế yếu hơn (DAI×ICRV</w:t>
+        <w:t xml:space="preserve">); chữ U ngược định hình rõ nhất ở Nhóm IV (43,0%,</w:t>
       </w:r>
       <w:r>
         <w:t xml:space="preserve"> </w:t>
       </w:r>
       <m:oMath>
+        <m:sSub>
+          <m:e>
+            <m:r>
+              <m:t>p</m:t>
+            </m:r>
+          </m:e>
+          <m:sub>
+            <m:r>
+              <m:rPr>
+                <m:nor/>
+                <m:sty m:val="p"/>
+              </m:rPr>
+              <m:t>LM</m:t>
+            </m:r>
+          </m:sub>
+        </m:sSub>
+        <m:r>
+          <m:rPr>
+            <m:sty m:val="p"/>
+          </m:rPr>
+          <m:t>&lt;</m:t>
+        </m:r>
+        <m:r>
+          <m:rPr>
+            <m:sty m:val="p"/>
+          </m:rPr>
+          <m:t>,</m:t>
+        </m:r>
+        <m:r>
+          <m:t>001</m:t>
+        </m:r>
+      </m:oMath>
+      <w:r>
+        <w:t xml:space="preserve">), gần tuyến tính ở Nhóm I, tan rã ở Nhóm V–VI; TCI nâng mặt bằng (+0,141,</w:t>
+      </w:r>
+      <w:r>
+        <w:t xml:space="preserve"> </w:t>
+      </w:r>
+      <m:oMath>
         <m:r>
           <m:t>p</m:t>
         </m:r>
@@ -3028,7 +3028,7 @@
           <m:rPr>
             <m:sty m:val="p"/>
           </m:rPr>
-          <m:t>=</m:t>
+          <m:t>&lt;</m:t>
         </m:r>
         <m:r>
           <m:rPr>
@@ -3037,11 +3037,37 @@
           <m:t>,</m:t>
         </m:r>
         <m:r>
-          <m:t>012</m:t>
+          <m:t>001</m:t>
         </m:r>
       </m:oMath>
       <w:r>
-        <w:t xml:space="preserve">).</w:t>
+        <w:t xml:space="preserve">), DAI nâng mặt bằng (+0,201,</w:t>
+      </w:r>
+      <w:r>
+        <w:t xml:space="preserve"> </w:t>
+      </w:r>
+      <m:oMath>
+        <m:r>
+          <m:t>p</m:t>
+        </m:r>
+        <m:r>
+          <m:rPr>
+            <m:sty m:val="p"/>
+          </m:rPr>
+          <m:t>&lt;</m:t>
+        </m:r>
+        <m:r>
+          <m:rPr>
+            <m:sty m:val="p"/>
+          </m:rPr>
+          <m:t>,</m:t>
+        </m:r>
+        <m:r>
+          <m:t>001</m:t>
+        </m:r>
+      </m:oMath>
+      <w:r>
+        <w:t xml:space="preserve">) với tương tác đường cong cùng chiều nhưng không ý nghĩa toàn mẫu.</w:t>
       </w:r>
     </w:p>
     <w:p>
@@ -3164,7 +3190,7 @@
         </m:sSup>
       </m:oMath>
       <w:r>
-        <w:t xml:space="preserve">, FIP xác nhận, quan hệ âm đơn điệu không có turning point.</w:t>
+        <w:t xml:space="preserve">, FIP xác nhận, quan hệ âm đơn điệu không có điểm uốn.</w:t>
       </w:r>
     </w:p>
     <w:p>
@@ -3198,7 +3224,7 @@
         <w:t xml:space="preserve"> </w:t>
       </w:r>
       <w:r>
-        <w:t xml:space="preserve">điểm uốn chữ U ngược: TP = 61,8% (2014) → 40,7% (2022) → mất ý nghĩa độ cong (2025: β₂ = −0,16, p = ,42), kèm tương tác DAI Tier-2 (UPI) âm, bằng chứng đầu tiên rằng chuyển đổi thể chế cực mạnh có thể hòa tan (chứ không chỉ dịch chuyển) ngưỡng. Đích MIR/IJOEM; kế thừa công trình tiền đề Do &amp; Phan (2025, IntechOpen).</w:t>
+        <w:t xml:space="preserve">điểm uốn chữ U ngược: TP = 61,8% (2014) rồi 40,7% (2022) sang mất ý nghĩa độ cong (2025: β₂ = −0,16, p = ,42), kèm tương tác DAI Tier-2 (UPI) âm, bằng chứng đầu tiên rằng chuyển đổi thể chế cực mạnh có thể hòa tan (chứ không chỉ dịch chuyển) ngưỡng. Đích MIR/IJOEM; kế thừa công trình tiền đề Do &amp; Phan (2025, IntechOpen).</w:t>
       </w:r>
     </w:p>
     <w:bookmarkEnd w:id="47"/>
@@ -3250,7 +3276,7 @@
         <w:pStyle w:val="FirstParagraph"/>
       </w:pPr>
       <w:r>
-        <w:t xml:space="preserve">Bằng chứng từ 238 nghiên cứu (P6 meta-analysis) và 84.910 doanh nghiệp tại 49 nền kinh tế châu Á và Thái Bình Dương (P7) đều chỉ đến kết luận này. Quan hệ I–P không phải là một đường cong phổ quát mà là một</w:t>
+        <w:t xml:space="preserve">Bằng chứng từ 238 nghiên cứu (P6 meta-analysis) và 81.022 doanh nghiệp tại 50 nền kinh tế châu Á và Thái Bình Dương (P7) đều chỉ đến kết luận này. Quan hệ I–P không phải là một đường cong phổ quát mà là một</w:t>
       </w:r>
       <w:r>
         <w:t xml:space="preserve"> </w:t>
@@ -3266,7 +3292,7 @@
         <w:t xml:space="preserve"> </w:t>
       </w:r>
       <w:r>
-        <w:t xml:space="preserve">(family of context-dependent curves), với turning point là hàm số giảm dần của chất lượng thể chế theo ICRV, thể chế càng mạnh, turning point càng sớm (FSTS thấp hơn).</w:t>
+        <w:t xml:space="preserve">(family of context-dependent curves): chữ U ngược định hình ở vùng giữa gradient thể chế, duỗi thẳng ở biên trên và tan rã ở biên dưới, thể chế càng mạnh, điểm uốn càng sớm (FSTS thấp hơn).</w:t>
       </w:r>
     </w:p>
     <w:bookmarkEnd w:id="48"/>
@@ -3284,7 +3310,7 @@
         <w:pStyle w:val="FirstParagraph"/>
       </w:pPr>
       <w:r>
-        <w:t xml:space="preserve">Về lý thuyết, luận án đóng góp vào ba dòng nghiên cứu: (i) meta-analytic literature về I–P bằng cách phân tách cấu trúc dị biệt và xác định ICRV như moderator có ý nghĩa; (ii) literature về digital capability bằng cách làm rõ DAI là situational resource chứ không phải foundational capability; và (iii) literature về internationalization và SIDS bằng cách đặt tên và cung cấp bằng chứng đầu tiên cho FIP.</w:t>
+        <w:t xml:space="preserve">Về lý thuyết, luận án đóng góp vào ba dòng nghiên cứu: (i) meta-analytic văn liệu về I–P bằng cách phân tách cấu trúc dị biệt và xác định ICRV như biến điều tiết có ý nghĩa; (ii) văn liệu về digital capability bằng cách làm rõ DAI là situational resource chứ không phải foundational capability; và (iii) văn liệu về internationalization và SIDS bằng cách đặt tên và cung cấp bằng chứng đầu tiên cho FIP.</w:t>
       </w:r>
     </w:p>
     <w:p>

--- a/dist/luan_an_ctu/chuong_5_ket_luan_de_xuat_vi.docx
+++ b/dist/luan_an_ctu/chuong_5_ket_luan_de_xuat_vi.docx
@@ -1080,7 +1080,7 @@
         </m:r>
       </m:oMath>
       <w:r>
-        <w:t xml:space="preserve">; M1 country+year FE, mạnh hơn trong exporters-only) đại diện cho điều kiện biên mà CDCM không hoàn toàn dự báo trước trong phiên bản ban đầu của khung lý thuyết. FIP là biểu hiện của trường hợp khi</w:t>
+        <w:t xml:space="preserve">; M1 với hiệu ứng cố định quốc gia và năm; trong mẫu phụ chỉ gồm doanh nghiệp xuất khẩu, hệ số vẫn âm nhưng không ý nghĩa do N = 26) đại diện cho điều kiện biên mà CDCM không hoàn toàn dự báo trước trong phiên bản ban đầu của khung lý thuyết. FIP là biểu hiện của trường hợp khi</w:t>
       </w:r>
       <w:r>
         <w:t xml:space="preserve"> </w:t>
@@ -1506,7 +1506,7 @@
         <w:t xml:space="preserve">Thứ ba</w:t>
       </w:r>
       <w:r>
-        <w:t xml:space="preserve">, luận án mở rộng khung phân tích từ dữ liệu doanh nghiệp Nhật Bản/đa quốc gia sang 49 nền kinh tế châu Á và Thái Bình Dương, bối cảnh underrepresented trong văn liệu Lu và Beamish.</w:t>
+        <w:t xml:space="preserve">, luận án mở rộng khung phân tích từ dữ liệu doanh nghiệp Nhật Bản/đa quốc gia sang 50 nền kinh tế châu Á và Thái Bình Dương, bối cảnh underrepresented trong văn liệu Lu và Beamish.</w:t>
       </w:r>
     </w:p>
     <w:bookmarkEnd w:id="30"/>
@@ -1656,7 +1656,7 @@
         <w:t xml:space="preserve"> </w:t>
       </w:r>
       <w:r>
-        <w:t xml:space="preserve">(DAI×ICRV: p=.012) gợi ý rằng DAI không phải là foundational capability (như TCI) mà là</w:t>
+        <w:t xml:space="preserve">(các tương tác đường cong cùng chiều nhưng không ý nghĩa toàn mẫu; bằng chứng rõ nhất ở bối cảnh đơn quốc gia P4) gợi ý rằng DAI không phải là foundational capability (như TCI) mà là</w:t>
       </w:r>
       <w:r>
         <w:t xml:space="preserve"> </w:t>
@@ -1669,7 +1669,7 @@
         <w:t xml:space="preserve">situational resource</w:t>
       </w:r>
       <w:r>
-        <w:t xml:space="preserve">, tài nguyên có vai trò thay đổi theo bối cảnh thể chế. Quan trọng: DAI×ICRV (p=.012) cho thấy hiệu ứng điều tiết của DAI</w:t>
+        <w:t xml:space="preserve">, tài nguyên có vai trò thay đổi theo bối cảnh thể chế. Quan trọng: tương tác chế độ-yếu (FSTS×Weak = −0,523, p = ,087, biên ý nghĩa) cho thấy hiệu ứng điều tiết của DAI</w:t>
       </w:r>
       <w:r>
         <w:t xml:space="preserve"> </w:t>
@@ -2321,7 +2321,7 @@
         <w:pStyle w:val="FirstParagraph"/>
       </w:pPr>
       <w:r>
-        <w:t xml:space="preserve">Các phân tích sử dụng mẫu chỉ gồm doanh nghiệp xuất khẩu (ví dụ: Singapore N = 237, SIDS exporters-only N = 26) đối mặt với rủi ro selection bias nghiêm trọng: doanh nghiệp xuất khẩu không phải là mẫu ngẫu nhiên từ tổng thể doanh nghiệp mà có khả năng là các doanh nghiệp đã có một số lợi thế ban đầu (productivity, resources, connections). Kết quả từ exporters-only không thể tổng quát hóa trực tiếp cho toàn bộ doanh nghiệp, và có thể understate hoặc overstate các hiệu ứng tùy thuộc vào phương hướng của selection.</w:t>
+        <w:t xml:space="preserve">Các phân tích sử dụng mẫu chỉ gồm doanh nghiệp xuất khẩu (ví dụ: Singapore mẫu phụ xuất khẩu N = 84, SIDS exporters-only N = 26) đối mặt với rủi ro selection bias nghiêm trọng: doanh nghiệp xuất khẩu không phải là mẫu ngẫu nhiên từ tổng thể doanh nghiệp mà có khả năng là các doanh nghiệp đã có một số lợi thế ban đầu (productivity, resources, connections). Kết quả từ exporters-only không thể tổng quát hóa trực tiếp cho toàn bộ doanh nghiệp, và có thể understate hoặc overstate các hiệu ứng tùy thuộc vào phương hướng của selection.</w:t>
       </w:r>
     </w:p>
     <w:p>
@@ -2440,7 +2440,7 @@
         <w:t xml:space="preserve">Thứ năm</w:t>
       </w:r>
       <w:r>
-        <w:t xml:space="preserve">, mở rộng khung ước lượng để tích hợp Nhật Bản 2025, nền kinh tế tiên tiến lớn lần đầu được WBES khảo sát. Như trình bày ở §4.1.5, đặc trưng mô tả của Nhật Bản (phân tán năng suất hẹp nhất sd 0,89; website 83,8%; tuổi doanh nghiệp trung bình 50,4 năm; FSTS cấp cơ sở thấp 4,1% bất chấp R&amp;D cao) khiến nền kinh tế này trở thành một trường hợp kiểm định đặc biệt giá trị cho quan hệ I–P ở biên trên của gradient thể chế. Việc đưa Nhật Bản vào ước lượng điểm uốn P7 sẽ kiểm tra được dự đoán của khung ICRV rằng ở chế độ thể chế mạnh và đồng đều nhất, không gian quốc tế hóa có lợi là rộng nhất hoặc quan hệ I–P tiệm cận tuyến tính dương; đây là vòng ước lượng tiếp theo khi nhóm tác giả chạy lại mô hình gốc trên bộ dữ liệu mở rộng.</w:t>
+        <w:t xml:space="preserve">, khai thác sâu hơn Nhật Bản, nền kinh tế tiên tiến lớn lần đầu được WBES khảo sát năm 2025. Bước đầu tiên đã được thực hiện trong nghiên cứu thành phần P10: trên đợt khảo sát khai mở (N = 2.168), quan hệ I–P tại Nhật gần tuyến tính dương, không có điểm uốn trong miền quan sát, xác nhận dự đoán biên trên của khung ICRV; các bước tiếp theo gồm tích hợp Nhật Bản vào các mô hình điều tiết ba chiều và khai thác các module đặc thù (trường thọ doanh nghiệp, khoảng cách giới trong lãnh đạo) khi có thêm đợt khảo sát thứ hai.</w:t>
       </w:r>
     </w:p>
     <w:p>
@@ -3224,7 +3224,7 @@
         <w:t xml:space="preserve"> </w:t>
       </w:r>
       <w:r>
-        <w:t xml:space="preserve">điểm uốn chữ U ngược: TP = 61,8% (2014) rồi 40,7% (2022) sang mất ý nghĩa độ cong (2025: β₂ = −0,16, p = ,42), kèm tương tác DAI Tier-2 (UPI) âm, bằng chứng đầu tiên rằng chuyển đổi thể chế cực mạnh có thể hòa tan (chứ không chỉ dịch chuyển) ngưỡng. Đích MIR/IJOEM; kế thừa công trình tiền đề Do &amp; Phan (2025, IntechOpen).</w:t>
+        <w:t xml:space="preserve">điểm uốn chữ U ngược: TP = 61,8% (2014) rồi 40,7% (2022) rồi mất ý nghĩa độ cong (2025: β₂ = −0,16, p = ,42), kèm tương tác DAI Tier-2 (UPI) âm, bằng chứng đầu tiên rằng chuyển đổi thể chế cực mạnh có thể hòa tan (chứ không chỉ dịch chuyển) ngưỡng. Đích MIR/IJOEM; kế thừa công trình tiền đề Do &amp; Phan (2025, IntechOpen).</w:t>
       </w:r>
     </w:p>
     <w:bookmarkEnd w:id="47"/>

--- a/dist/luan_an_ctu/chuong_5_ket_luan_de_xuat_vi.docx
+++ b/dist/luan_an_ctu/chuong_5_ket_luan_de_xuat_vi.docx
@@ -1476,7 +1476,7 @@
         <w:t xml:space="preserve"> </w:t>
       </w:r>
       <w:r>
-        <w:t xml:space="preserve">mà phụ thuộc vào bối cảnh ICRV: từ TP ≈ 88,6% (Singapore, Advanced Innovation; lưu ý điểm uốn này không định vị tin cậy do CI vượt ngưỡng khả thi, xem §4.3) đến TP ≈ 39,7% (Việt Nam pooled, Lower-mid Transition), với Trung Quốc ở mức trung gian (TP ≈ 48,78%). Không có một điểm uốn phổ quát cho tất cả bối cảnh.</w:t>
+        <w:t xml:space="preserve">mà phụ thuộc vào bối cảnh ICRV: từ TP ≈ 88,6% (Singapore, Advanced Innovation; lưu ý điểm uốn này không định vị tin cậy do CI vượt ngưỡng khả thi, xem Mục 4.3) đến TP ≈ 39,7% (Việt Nam pooled, Lower-mid Transition), với Trung Quốc ở mức trung gian (TP ≈ 48,78%). Không có một điểm uốn phổ quát cho tất cả bối cảnh.</w:t>
       </w:r>
     </w:p>
     <w:p>

--- a/dist/luan_an_ctu/chuong_5_ket_luan_de_xuat_vi.docx
+++ b/dist/luan_an_ctu/chuong_5_ket_luan_de_xuat_vi.docx
@@ -44,7 +44,7 @@
       </w:r>
     </w:p>
     <w:bookmarkEnd w:id="21"/>
-    <w:bookmarkStart w:id="28" w:name="Xff8cef3ed320f9cf6f3fba4ff558bfed3af19c6"/>
+    <w:bookmarkStart w:id="29" w:name="Xff8cef3ed320f9cf6f3fba4ff558bfed3af19c6"/>
     <w:p>
       <w:pPr>
         <w:pStyle w:val="Heading2"/>
@@ -1214,8 +1214,50 @@
       </w:r>
     </w:p>
     <w:bookmarkEnd w:id="27"/>
+    <w:bookmarkStart w:id="28" w:name="Xbffcbb2cefd87893b0a3903884b48c3b4587efe"/>
+    <w:p>
+      <w:pPr>
+        <w:pStyle w:val="Heading3"/>
+      </w:pPr>
+      <w:r>
+        <w:t xml:space="preserve">5.1.7 Tích hợp ba vùng của gradient thể chế: từ chữ U ngược đến tan rã và đảo dấu</w:t>
+      </w:r>
+    </w:p>
+    <w:p>
+      <w:pPr>
+        <w:pStyle w:val="FirstParagraph"/>
+      </w:pPr>
+      <w:r>
+        <w:t xml:space="preserve">Khi đặt cạnh nhau bảy nghiên cứu thành phần thực nghiệm, một cấu trúc ba vùng nổi lên như trục diễn giải trung tâm của khung lý thuyết CDCM, không phải dưới dạng ba kết quả rời rạc mà như ba đoạn liên tục của cùng một họ đường cong phụ thuộc bối cảnh. Ở vùng giữa của gradient thể chế (chế độ chuyển đổi bậc thấp–trung, Nhóm IV), chữ U ngược định hình rõ nét và tin cậy nhất: điểm uốn toàn mẫu của Nhóm IV ở mức 43,0% (P7) trùng khớp đáng kể với các ước lượng đơn quốc gia độc lập là Việt Nam 39–46% (P3) và Ấn Độ 40,7% năm 2022 (P9). Sự hội tụ của ba ước lượng từ ba nguồn dữ liệu khác nhau quanh một dải hẹp là bằng chứng nội tại mạnh về tính vững của dạng hàm trong chế độ chuyển đổi.</w:t>
+      </w:r>
+    </w:p>
+    <w:p>
+      <w:pPr>
+        <w:pStyle w:val="BodyText"/>
+      </w:pPr>
+      <w:r>
+        <w:t xml:space="preserve">Ở biên trên của gradient (chế độ tiên tiến đổi mới, Nhóm I), đường cong duỗi thẳng thành quan hệ gần tuyến tính dương, với nhánh đi xuống bị đẩy ra ngoài miền cường độ xuất khẩu quan sát được. Ba nguồn bằng chứng độc lập hội tụ về kết luận này: Singapore với điểm uốn ước lượng quanh 88,6% nhưng không định vị tin cậy (P4); ước lượng cấp nhóm Advanced trên khung 50 nền với điểm uốn ngoài miền dữ liệu (P7); và Nhật Bản với hiệu ứng tuyến tính dương cao (+0,671, p &lt; 0,001) trong khi số hạng bậc hai không bao giờ tiệm cận ý nghĩa qua mọi đặc tả (P10). Bằng chứng Nhật Bản mang sức nặng đặc biệt vì chính các tập đoàn đa quốc gia Nhật Bản là nơi giả thuyết phi tuyến được thiết lập ban đầu; việc nền kinh tế này, khi được quan sát trên bộ công cụ hài hòa, lại nằm trọn trên một nhánh đi lên dài, xác nhận rằng dạng phi tuyến cổ điển là kết quả có điều kiện chứ không phải quy luật phổ quát.</w:t>
+      </w:r>
+    </w:p>
+    <w:p>
+      <w:pPr>
+        <w:pStyle w:val="BodyText"/>
+      </w:pPr>
+      <w:r>
+        <w:t xml:space="preserve">Ở biên dưới của gradient (chế độ đang nổi và đảo nhỏ, Nhóm V và VI), quan hệ mất cấu trúc theo hai mức độ khác nhau. Tại Nhóm V, các hệ số không còn ý nghĩa thống kê và dạng hàm tan rã (P7). Tại Nhóm VI là các nền kinh tế đảo nhỏ, quan hệ không chỉ tan rã mà đảo hẳn sang âm đơn điệu, gánh nặng quốc tế hóa bắt buộc với hệ số −1,339 (p &lt; 0,001, P8). Như vậy, ba vùng không phải là ba hiện tượng tách biệt mà là biểu hiện liên tục của cùng một cơ chế thể chế: khi đệm thể chế dày, dư địa quốc tế hóa có lợi mở rộng đến mức nhánh suy giảm biến mất; khi đệm thể chế mỏng dần, điểm uốn dịch về phía trái và độ cong sắc nét lên; khi đệm thể chế cạn kiệt, bản thân điểm tối ưu biến mất và phần thưởng của quốc tế hóa chuyển thành tổn thất.</w:t>
+      </w:r>
+    </w:p>
+    <w:p>
+      <w:pPr>
+        <w:pStyle w:val="BodyText"/>
+      </w:pPr>
+      <w:r>
+        <w:t xml:space="preserve">Một sắc thái quan trọng phân biệt hai cơ chế tạo ra chữ U ngược dọc theo gradient. Bằng chứng Việt Nam (P3) cho thấy độ cong toàn mẫu trong chế độ chuyển đổi được nhận diện chủ yếu qua biên tham gia, tức bước nhảy năng suất khi doanh nghiệp chuyển từ không xuất khẩu sang xuất khẩu (H1a), chứ không qua độ cong cường độ trong nhóm doanh nghiệp đã xuất khẩu (H1b); khi tái ước lượng chỉ trên doanh nghiệp xuất khẩu, số hạng bậc hai mất ý nghĩa. Bằng chứng Nhật Bản (P10) cho thấy ở biên trên, cơ chế cũng vận hành qua biên tham gia nhưng theo logic tự chọn lọc Melitz (2003): câu hỏi ràng buộc không phải doanh nghiệp xuất khẩu bao nhiêu mà là có xuất khẩu hay không, với phần bù năng suất 25,8% cho doanh nghiệp xuất khẩu. Sự dịch chuyển trọng tâm từ biên cường độ ở chế độ chuyển đổi sang biên tham gia ở chế độ tiên tiến là một tinh chỉnh lý thuyết mà khung CDCM phiên bản ban đầu chưa nêu bật, và nó cung cấp một giải thích thống nhất cho việc vì sao đường cong duỗi thẳng ở biên trên.</w:t>
+      </w:r>
+    </w:p>
     <w:bookmarkEnd w:id="28"/>
-    <w:bookmarkStart w:id="32" w:name="so-sánh-với-nghiên-cứu-trước-đây"/>
+    <w:bookmarkEnd w:id="29"/>
+    <w:bookmarkStart w:id="33" w:name="so-sánh-với-nghiên-cứu-trước-đây"/>
     <w:p>
       <w:pPr>
         <w:pStyle w:val="Heading2"/>
@@ -1224,7 +1266,7 @@
         <w:t xml:space="preserve">5.2 So sánh với nghiên cứu trước đây</w:t>
       </w:r>
     </w:p>
-    <w:bookmarkStart w:id="29" w:name="nhất-quán-với-baseline-icbef-2024"/>
+    <w:bookmarkStart w:id="30" w:name="nhất-quán-với-baseline-icbef-2024"/>
     <w:p>
       <w:pPr>
         <w:pStyle w:val="Heading3"/>
@@ -1430,8 +1472,8 @@
         <w:t xml:space="preserve">, không phải sự bất đồng căn bản giữa các nghiên cứu.</w:t>
       </w:r>
     </w:p>
-    <w:bookmarkEnd w:id="29"/>
-    <w:bookmarkStart w:id="30" w:name="X7b8db85450aaa41ba255e0d181ebc5c5ae65c48"/>
+    <w:bookmarkEnd w:id="30"/>
+    <w:bookmarkStart w:id="31" w:name="X7b8db85450aaa41ba255e0d181ebc5c5ae65c48"/>
     <w:p>
       <w:pPr>
         <w:pStyle w:val="Heading3"/>
@@ -1509,8 +1551,8 @@
         <w:t xml:space="preserve">, luận án mở rộng khung phân tích từ dữ liệu doanh nghiệp Nhật Bản/đa quốc gia sang 50 nền kinh tế châu Á và Thái Bình Dương, bối cảnh underrepresented trong văn liệu Lu và Beamish.</w:t>
       </w:r>
     </w:p>
-    <w:bookmarkEnd w:id="30"/>
-    <w:bookmarkStart w:id="31" w:name="X7d417abcca377c053c807a61872538ebbcf35bb"/>
+    <w:bookmarkEnd w:id="31"/>
+    <w:bookmarkStart w:id="32" w:name="X7d417abcca377c053c807a61872538ebbcf35bb"/>
     <w:p>
       <w:pPr>
         <w:pStyle w:val="Heading3"/>
@@ -1599,9 +1641,9 @@
         </w:pict>
       </w:r>
     </w:p>
-    <w:bookmarkEnd w:id="31"/>
     <w:bookmarkEnd w:id="32"/>
-    <w:bookmarkStart w:id="36" w:name="đóng-góp-lý-thuyết"/>
+    <w:bookmarkEnd w:id="33"/>
+    <w:bookmarkStart w:id="39" w:name="đóng-góp-lý-thuyết"/>
     <w:p>
       <w:pPr>
         <w:pStyle w:val="Heading2"/>
@@ -1610,7 +1652,7 @@
         <w:t xml:space="preserve">5.3 Đóng góp lý thuyết</w:t>
       </w:r>
     </w:p>
-    <w:bookmarkStart w:id="33" w:name="cdcm-làm-rõ-dai-là-nguồn-lực-tình-huống"/>
+    <w:bookmarkStart w:id="34" w:name="cdcm-làm-rõ-dai-là-nguồn-lực-tình-huống"/>
     <w:p>
       <w:pPr>
         <w:pStyle w:val="Heading3"/>
@@ -1743,13 +1785,55 @@
         <w:t xml:space="preserve">: DAI hoạt động như lá chắn bù đắp (compensatory asset) trong bối cảnh thể chế yếu, nơi hạ tầng thể chế chưa đủ hỗ trợ cho doanh nghiệp xuất khẩu. Đây là bằng chứng thực nghiệm bổ sung cho lý thuyết về vai trò thay thế giữa thể chế và năng lực số.</w:t>
       </w:r>
     </w:p>
-    <w:bookmarkEnd w:id="33"/>
-    <w:bookmarkStart w:id="34" w:name="X2d492fa0307aa4991837f2d5dc38e247101178c"/>
+    <w:bookmarkEnd w:id="34"/>
+    <w:bookmarkStart w:id="35" w:name="X3b1084bbd444ca85d063deaaac052e856e27e72"/>
     <w:p>
       <w:pPr>
         <w:pStyle w:val="Heading3"/>
       </w:pPr>
       <w:r>
+        <w:t xml:space="preserve">5.3.1.1 Phân biệt nâng mặt bằng phổ quát và uốn đường cong phi phổ quát</w:t>
+      </w:r>
+    </w:p>
+    <w:p>
+      <w:pPr>
+        <w:pStyle w:val="FirstParagraph"/>
+      </w:pPr>
+      <w:r>
+        <w:t xml:space="preserve">Một đóng góp lý thuyết tinh tế nhưng có hệ quả sâu của luận án là phân biệt rạch ròi giữa hai loại hiệu ứng mà các cấu trúc năng lực có thể tạo ra trên quan hệ quốc tế hóa và hiệu quả: hiệu ứng nâng mặt bằng (dịch chuyển toàn bộ đường cong lên trên) và hiệu ứng uốn đường cong (thay đổi hình dạng, độ dốc hoặc vị trí điểm uốn). Sự phân biệt này, vốn được hình thức hóa trong văn liệu kiểm định quan hệ phi tuyến của Haans, Pieters và He (2016), trở thành lăng kính tổ chức cho toàn bộ bằng chứng về TCI và DAI.</w:t>
+      </w:r>
+    </w:p>
+    <w:p>
+      <w:pPr>
+        <w:pStyle w:val="BodyText"/>
+      </w:pPr>
+      <w:r>
+        <w:t xml:space="preserve">Đối với năng lực công nghệ, bằng chứng hội tụ mạnh mẽ rằng đây là yếu tố nâng mặt bằng phổ quát: hiệu ứng trực tiếp dương và có ý nghĩa cao xuất hiện nhất quán ở mọi bối cảnh (Việt Nam +0,179 dạng biến công cụ; Trung Quốc từ +0,26 đến +0,43; toàn mẫu 50 nền +0,141; Nhật Bản +0,100; SIDS +0,299), trong khi các tương tác uốn đường cong với cường độ xuất khẩu không đạt ý nghĩa thống kê trên toàn mẫu và chỉ định hình ở một bối cảnh đơn quốc gia. Ngay cả tại SIDS, nơi quan hệ tổng thể là âm đơn điệu, năng lực công nghệ vẫn nâng mặt bằng năng suất nhưng không thể uốn độ dốc âm sang vùng dương, một bằng chứng đặc biệt thuyết phục rằng vai trò của năng lực công nghệ là nâng sàn chứ không phải định hình đường cong.</w:t>
+      </w:r>
+    </w:p>
+    <w:p>
+      <w:pPr>
+        <w:pStyle w:val="BodyText"/>
+      </w:pPr>
+      <w:r>
+        <w:t xml:space="preserve">Đối với chấp nhận số, mô thức cũng tương tự nhưng với một khác biệt then chốt về cường độ ngữ cảnh. Hiệu ứng nâng mặt bằng của DAI là phổ quát và lớn hơn cả TCI trên toàn mẫu 50 nền (+0,201, p &lt; 0,001), nhưng vai trò uốn đường cong của nó không phổ quát: các tương tác đường cong trên toàn mẫu mang đúng chiều nén mà khung CDCM dự đoán nhưng không đạt ý nghĩa thống kê, và chỉ phát huy rõ rệt ở bối cảnh đặc thù (Singapore, tương tác bậc hai +3,119, p = 0,005). Phát hiện này tinh chỉnh đóng góp lý thuyết theo hướng quan trọng: sự khác biệt giữa TCI và DAI không nằm ở việc cái nào nâng mặt bằng (cả hai đều nâng), mà ở chỗ vai trò uốn đường cong của DAI bị điều kiện hóa bởi tầng phát triển thể chế và mức độ chiều sâu của thước đo, trong khi TCI thuần túy là yếu tố nền tảng nâng sàn. Đây là cơ sở thực nghiệm trực tiếp cho lập luận rằng năng lực công nghệ là năng lực nền tảng còn chấp nhận số là nguồn lực tình huống trong khung CDCM.</w:t>
+      </w:r>
+    </w:p>
+    <w:p>
+      <w:pPr>
+        <w:pStyle w:val="BodyText"/>
+      </w:pPr>
+      <w:r>
+        <w:t xml:space="preserve">Hệ quả phương pháp của phân biệt này không nhỏ. Văn liệu số hóa thường gộp hai cấu trúc thành một chỉ số tổng hợp duy nhất, làm che khuất chính sự khác biệt về cơ chế mà luận án phát hiện. Việc tách bạch TCI và DAI thành hai hợp phần hình thành độc lập, dựa trên các tiêu chí đo lường của Coltman và cộng sự (2008) và phân biệt khái niệm của Bharadwaj và cộng sự (2013), cho phép luận án nhận diện rằng hai nguồn lực số tham gia vào quan hệ I–P qua hai con đường khác nhau, một phát hiện không thể đạt được nếu chúng bị gộp chung.</w:t>
+      </w:r>
+    </w:p>
+    <w:bookmarkEnd w:id="35"/>
+    <w:bookmarkStart w:id="36" w:name="X2d492fa0307aa4991837f2d5dc38e247101178c"/>
+    <w:p>
+      <w:pPr>
+        <w:pStyle w:val="Heading3"/>
+      </w:pPr>
+      <w:r>
         <w:t xml:space="preserve">5.3.2 FIP: Khái niệm mới về trường hợp biên cho SIDS</w:t>
       </w:r>
     </w:p>
@@ -1861,8 +1945,8 @@
         <w:t xml:space="preserve">, bẫy quốc tế hóa bắt buộc, mà không có điểm uốn để thoát khỏi.</w:t>
       </w:r>
     </w:p>
-    <w:bookmarkEnd w:id="34"/>
-    <w:bookmarkStart w:id="35" w:name="Xc32e0c91761841c5d26867e9ff33e10da8db64c"/>
+    <w:bookmarkEnd w:id="36"/>
+    <w:bookmarkStart w:id="37" w:name="Xc32e0c91761841c5d26867e9ff33e10da8db64c"/>
     <w:p>
       <w:pPr>
         <w:pStyle w:val="Heading3"/>
@@ -1939,9 +2023,43 @@
         </w:pict>
       </w:r>
     </w:p>
-    <w:bookmarkEnd w:id="35"/>
-    <w:bookmarkEnd w:id="36"/>
-    <w:bookmarkStart w:id="41" w:name="đề-xuất-chính-sách-và-quản-trị"/>
+    <w:bookmarkEnd w:id="37"/>
+    <w:bookmarkStart w:id="38" w:name="X61786cb178b6b5fccafd093d17dbdb91bb4eb71"/>
+    <w:p>
+      <w:pPr>
+        <w:pStyle w:val="Heading3"/>
+      </w:pPr>
+      <w:r>
+        <w:t xml:space="preserve">5.3.4 Điều kiện ổn định thể chế như tiền đề ngầm của khung CDCM</w:t>
+      </w:r>
+    </w:p>
+    <w:p>
+      <w:pPr>
+        <w:pStyle w:val="FirstParagraph"/>
+      </w:pPr>
+      <w:r>
+        <w:t xml:space="preserve">Đóng góp lý thuyết thứ tư, nổi lên từ bằng chứng Ấn Độ (P9), là xác định một tiền đề ngầm mà phiên bản ban đầu của khung CDCM chưa nêu rõ: bản thân sự tồn tại của chữ U ngược giả định một môi trường thể chế ổn định tương đối trong cửa sổ quan sát. Phát hiện ngưỡng tan biến tại Ấn Độ, với điểm uốn dịch chuyển từ 61,8% năm 2014 xuống 40,7% năm 2022 rồi mất ý nghĩa độ cong năm 2025 dưới áp lực tích lũy của một chuỗi cú sốc thể chế cực đoan, cho thấy biến động thể chế đủ lớn có thể hòa tan chứ không chỉ dịch chuyển điểm tối ưu. Sự đối lập trực tiếp với Trung Quốc, nơi điểm uốn bền vững cấu trúc qua mười hai năm (Paternoster z = 0,82, p = 0,412), làm rõ rằng tính bền vững của ngưỡng không phải đặc tính cố hữu của một chế độ thể chế mà phụ thuộc vào tốc độ và biên độ thay đổi thể chế tích lũy.</w:t>
+      </w:r>
+    </w:p>
+    <w:p>
+      <w:pPr>
+        <w:pStyle w:val="BodyText"/>
+      </w:pPr>
+      <w:r>
+        <w:t xml:space="preserve">Phát hiện này tinh chỉnh khung CDCM theo hướng đệ quy: thể chế không chỉ là biến điều tiết quyết định vị trí điểm uốn (tầng tĩnh) mà còn là điều kiện ổn định nền cho phép một điểm tối ưu được hình thành (tầng động). Khi thể chế biến động quá nhanh, doanh nghiệp không kịp thiết lập kỳ vọng ổn định về phần thưởng của quốc tế hóa, và quan hệ I–P mất cấu trúc bất kể mức thu nhập của nền kinh tế. Hệ quả là khung CDCM không khẳng định chữ U ngược là quan hệ phổ quát mà là quan hệ có điều kiện kép: điều kiện về mức chất lượng thể chế (định vị điểm uốn) và điều kiện về độ ổn định thể chế (cho phép điểm uốn tồn tại).</w:t>
+      </w:r>
+    </w:p>
+    <w:p>
+      <w:pPr>
+        <w:pStyle w:val="BodyText"/>
+      </w:pPr>
+      <w:r>
+        <w:t xml:space="preserve">Bằng chứng Ấn Độ cũng tinh chỉnh một mệnh đề phụ trợ của khung về vai trò thay thế của hạ tầng số công cộng. Tương tác âm giữa chấp nhận số Tầng 2 (hạ tầng thanh toán hợp nhất UPI) và cường độ xuất khẩu (hệ số −4,02, p = 0,004) cho thấy hạ tầng số công cộng chỉ thay thế năng lực số tư nhân khi hai loại hạ tầng có cùng định hướng mục đích. Hạ tầng thanh toán nội địa vận hành trên đường ray nội tệ và yêu cầu định danh cư trú, không thể thay thế hạ tầng tài chính xuyên biên giới mà doanh nghiệp xuất khẩu yêu cầu. Mệnh đề tinh chỉnh này, rằng tính thay thế giữa hạ tầng công và năng lực tư là có điều kiện về định hướng mục đích chứ không phổ quát, là một đóng góp khái niệm bổ sung cho văn liệu về vai trò của thể chế công trong chuyển đổi số doanh nghiệp.</w:t>
+      </w:r>
+    </w:p>
+    <w:bookmarkEnd w:id="38"/>
+    <w:bookmarkEnd w:id="39"/>
+    <w:bookmarkStart w:id="45" w:name="đề-xuất-chính-sách-và-quản-trị"/>
     <w:p>
       <w:pPr>
         <w:pStyle w:val="Heading2"/>
@@ -1950,7 +2068,7 @@
         <w:t xml:space="preserve">5.4 Đề xuất chính sách và quản trị</w:t>
       </w:r>
     </w:p>
-    <w:bookmarkStart w:id="37" w:name="Xbc6d621fc32e0aca77269dff0917fe138aa2fc5"/>
+    <w:bookmarkStart w:id="40" w:name="Xbc6d621fc32e0aca77269dff0917fe138aa2fc5"/>
     <w:p>
       <w:pPr>
         <w:pStyle w:val="Heading3"/>
@@ -2015,8 +2133,8 @@
         <w:t xml:space="preserve">Đối với Việt Nam cụ thể: điểm uốn dịch chuyển từ 46,2% (2009) xuống 39,3% (2015) là tín hiệu đáng lo ngại. Nếu điểm uốn tiếp tục dịch trái, điều đó hàm ý rằng lợi ích từ xuất khẩu đạt đỉnh sớm hơn và suy giảm nhanh hơn, có thể do cấu trúc xuất khẩu tập trung vào gia công với biên lợi nhuận mỏng. Chính sách nâng cao giá trị gia tăng trong xuất khẩu (moving up the value chain) kết hợp với tăng cường TCI có thể giúp đảo ngược xu hướng này.</w:t>
       </w:r>
     </w:p>
-    <w:bookmarkEnd w:id="37"/>
-    <w:bookmarkStart w:id="38" w:name="X59d919466906d9a280d645023e1878e458893ad"/>
+    <w:bookmarkEnd w:id="40"/>
+    <w:bookmarkStart w:id="41" w:name="X59d919466906d9a280d645023e1878e458893ad"/>
     <w:p>
       <w:pPr>
         <w:pStyle w:val="Heading3"/>
@@ -2137,8 +2255,8 @@
         <w:t xml:space="preserve">: kết quả FIP là cảnh báo nghiêm túc, đẩy mạnh xuất khẩu trong bối cảnh thiếu năng lực và hỗ trợ thể chế không cải thiện mà còn có thể làm xấu đi hiệu quả hoạt động. Doanh nghiệp SIDS nên ưu tiên xây dựng năng lực nội địa và nâng cao TCI trước khi mở rộng xuất khẩu đáng kể.</w:t>
       </w:r>
     </w:p>
-    <w:bookmarkEnd w:id="38"/>
-    <w:bookmarkStart w:id="39" w:name="X3f7c356bbecb0845bc3ba35928bc46323a69176"/>
+    <w:bookmarkEnd w:id="41"/>
+    <w:bookmarkStart w:id="42" w:name="X3f7c356bbecb0845bc3ba35928bc46323a69176"/>
     <w:p>
       <w:pPr>
         <w:pStyle w:val="Heading3"/>
@@ -2194,8 +2312,8 @@
         <w:t xml:space="preserve">bằng cách đảm bảo rằng các can thiệp chính sách xây dựng năng lực trước khi thúc đẩy mở rộng thị trường.</w:t>
       </w:r>
     </w:p>
-    <w:bookmarkEnd w:id="39"/>
-    <w:bookmarkStart w:id="40" w:name="Xae585b9a1c03e57dcce9cad1f8f2ae171a592a6"/>
+    <w:bookmarkEnd w:id="42"/>
+    <w:bookmarkStart w:id="43" w:name="Xae585b9a1c03e57dcce9cad1f8f2ae171a592a6"/>
     <w:p>
       <w:pPr>
         <w:pStyle w:val="Heading3"/>
@@ -2236,9 +2354,51 @@
         <w:t xml:space="preserve">Thứ tư, trong kỷ nguyên trí tuệ nhân tạo, hạ tầng số công và quản trị dữ liệu trở thành điều kiện nền tảng để năng lực số cấp doanh nghiệp được chuyển hóa thành giá trị (World Bank, 2026e). Phát hiện của luận án rằng phần thưởng của áp dụng số phụ thuộc bối cảnh thể chế và tầng năng lực hàm ý rằng chính sách số hóa cần phân tầng: ở các nền đang chuyển đổi, ưu tiên là phổ cập hạ tầng số nền tảng và kỹ năng số cơ bản; ở các nền tiên tiến đã bão hòa Tier-1, trọng tâm dịch sang năng lực số chiều sâu và quản trị dữ liệu, AI. Cách tiếp cận phân tầng này tránh được cả hai sai lầm: đầu tư quá sớm vào công nghệ cao ở nơi chưa có nền tảng hấp thụ, và dừng lại ở hiện diện số bề mặt ở nơi đã sẵn sàng cho tầng năng lực cao hơn.</w:t>
       </w:r>
     </w:p>
-    <w:bookmarkEnd w:id="40"/>
-    <w:bookmarkEnd w:id="41"/>
-    <w:bookmarkStart w:id="46" w:name="hạn-chế-và-hướng-nghiên-cứu-tương-lai"/>
+    <w:bookmarkEnd w:id="43"/>
+    <w:bookmarkStart w:id="44" w:name="X056a055cf9bbd2362c13ba6bcaa0837c6095056"/>
+    <w:p>
+      <w:pPr>
+        <w:pStyle w:val="Heading3"/>
+      </w:pPr>
+      <w:r>
+        <w:t xml:space="preserve">5.4.5 Khung can thiệp phân tầng theo chế độ thể chế ICRV</w:t>
+      </w:r>
+    </w:p>
+    <w:p>
+      <w:pPr>
+        <w:pStyle w:val="FirstParagraph"/>
+      </w:pPr>
+      <w:r>
+        <w:t xml:space="preserve">Tổng hợp các đề xuất rời rạc theo từng bối cảnh thành một nguyên lý can thiệp thống nhất làm rõ giá trị ứng dụng của khung ICRV: không tồn tại một gói chính sách quốc tế hóa phổ quát, và bản thân việc áp dụng máy móc bài học từ một chế độ thể chế sang chế độ khác là sai lầm chiến lược căn bản. Bằng chứng ba vùng của luận án dịch trực tiếp thành ba định hướng can thiệp khác biệt về bản chất.</w:t>
+      </w:r>
+    </w:p>
+    <w:p>
+      <w:pPr>
+        <w:pStyle w:val="BodyText"/>
+      </w:pPr>
+      <w:r>
+        <w:t xml:space="preserve">Đối với chế độ thể chế mạnh nhất (Nhóm I, các nền như Singapore và Nhật Bản), nơi quan hệ I–P gần tuyến tính dương và cơ chế vận hành qua biên tham gia, ưu tiên chính sách không phải là khuyến khích doanh nghiệp xuất khẩu nhiều hơn mà là hạ thấp ngưỡng tham gia xuất khẩu cho nhóm doanh nghiệp đã có năng lực nhưng chưa vượt ngưỡng. Vì phần thưởng năng suất tập trung ở việc có hay không xuất khẩu, can thiệp hiệu quả nhất là giảm chi phí cố định gia nhập thị trường nước ngoài và kết nối doanh nghiệp có năng lực với cơ hội quốc tế hóa. Đối với các nền đã bão hòa hiện diện số bề mặt, trọng tâm số hóa dịch sang năng lực số chiều sâu và quản trị dữ liệu, thay vì phổ cập hạ tầng nền tảng vốn đã đạt trần.</w:t>
+      </w:r>
+    </w:p>
+    <w:p>
+      <w:pPr>
+        <w:pStyle w:val="BodyText"/>
+      </w:pPr>
+      <w:r>
+        <w:t xml:space="preserve">Đối với chế độ chuyển đổi bậc thấp–trung (Nhóm IV, gồm Việt Nam và Ấn Độ), nơi chữ U ngược sắc nét với điểm uốn quanh 40–46%, nguyên lý can thiệp là nâng cao năng lực công nghệ trước khi đẩy cường độ quốc tế hóa. Vì năng lực công nghệ nâng mặt bằng năng suất và có thể dịch điểm uốn về phía phải, đầu tư vào tiếp cận công nghệ nước ngoài, nghiên cứu và phát triển, và chứng nhận chất lượng quốc tế sẽ mở rộng không gian quốc tế hóa có lợi. Riêng với Việt Nam, việc điểm uốn dịch từ 46,2% (2009) xuống 39,3% (2015) là tín hiệu cảnh báo về cấu trúc xuất khẩu gia công biên mỏng; chính sách dịch chuyển lên chuỗi giá trị kết hợp tăng cường năng lực công nghệ là cần thiết để đảo ngược xu hướng dịch trái của điểm uốn. Đối với chế độ này, bài học Ấn Độ cũng cảnh báo rằng cải cách thể chế dồn dập trong thời gian ngắn, dù có ý định tốt, có thể tạm thời phá vỡ cơ chế chuyển hóa quốc tế hóa thành hiệu quả, nên trình tự và tốc độ cải cách cần được cân nhắc.</w:t>
+      </w:r>
+    </w:p>
+    <w:p>
+      <w:pPr>
+        <w:pStyle w:val="BodyText"/>
+      </w:pPr>
+      <w:r>
+        <w:t xml:space="preserve">Đối với chế độ thể chế yếu nhất (Nhóm V và VI, các nền đang nổi và đảo nhỏ), nơi quan hệ tan rã hoặc đảo sang âm đơn điệu, nguyên lý can thiệp đảo ngược hoàn toàn so với khuyến nghị thông thường: ưu tiên không phải xuất khẩu nhiều hơn mà xuất khẩu tốt hơn. Phát hiện gánh nặng quốc tế hóa bắt buộc tại SIDS đặt câu hỏi nghiêm túc về các chương trình viện trợ thương mại tập trung thúc đẩy xuất khẩu đại trà ở những nền thiếu nền tảng năng lực. Trình tự đúng là xây dựng hạ tầng logistics và kết nối để giảm chi phí cố định xuất khẩu, phát triển năng lực công nghệ chiều sâu thay vì chỉ hiện diện số bề mặt, và thiết kế hỗ trợ xuất khẩu có chọn lọc cho doanh nghiệp đã đủ năng lực hưởng lợi. Nguyên lý xuyên suốt ba vùng là xây dựng năng lực hấp thụ trước khi thúc đẩy mở rộng thị trường, một thứ tự ưu tiên mà khung ICRV giúp hiệu chỉnh cụ thể theo từng chế độ.</w:t>
+      </w:r>
+    </w:p>
+    <w:bookmarkEnd w:id="44"/>
+    <w:bookmarkEnd w:id="45"/>
+    <w:bookmarkStart w:id="51" w:name="hạn-chế-và-hướng-nghiên-cứu-tương-lai"/>
     <w:p>
       <w:pPr>
         <w:pStyle w:val="Heading2"/>
@@ -2247,7 +2407,7 @@
         <w:t xml:space="preserve">5.5 Hạn chế và hướng nghiên cứu tương lai</w:t>
       </w:r>
     </w:p>
-    <w:bookmarkStart w:id="42" w:name="hạn-chế-về-đo-lường-dai"/>
+    <w:bookmarkStart w:id="46" w:name="hạn-chế-về-đo-lường-dai"/>
     <w:p>
       <w:pPr>
         <w:pStyle w:val="Heading3"/>
@@ -2306,8 +2466,8 @@
         <w:t xml:space="preserve">của việc cập nhật và tái cấu hình năng lực số theo thời gian. Điều này có nghĩa là các phát hiện về DAI trong luận án phản ánh mức độ chấp nhận số tại một thời điểm chứ không phải năng lực số năng động theo nghĩa của dynamic capabilities theory (Teece et al., 1997).</w:t>
       </w:r>
     </w:p>
-    <w:bookmarkEnd w:id="42"/>
-    <w:bookmarkStart w:id="43" w:name="X0fb0169567c230dc5c1d35515099b26124d99e1"/>
+    <w:bookmarkEnd w:id="46"/>
+    <w:bookmarkStart w:id="47" w:name="X0fb0169567c230dc5c1d35515099b26124d99e1"/>
     <w:p>
       <w:pPr>
         <w:pStyle w:val="Heading3"/>
@@ -2332,8 +2492,8 @@
         <w:t xml:space="preserve">Phân tích Heckman two-step (hoặc treatment effects models) trong các nghiên cứu tương lai có thể khắc phục phần nào hạn chế này bằng cách mô hình hóa quá trình lựa chọn tham gia xuất khẩu như giai đoạn thứ nhất trước khi ước lượng hiệu quả trong giai đoạn thứ hai.</w:t>
       </w:r>
     </w:p>
-    <w:bookmarkEnd w:id="43"/>
-    <w:bookmarkStart w:id="44" w:name="hạn-chế-về-nhân-quả"/>
+    <w:bookmarkEnd w:id="47"/>
+    <w:bookmarkStart w:id="48" w:name="hạn-chế-về-nhân-quả"/>
     <w:p>
       <w:pPr>
         <w:pStyle w:val="Heading3"/>
@@ -2350,13 +2510,47 @@
         <w:t xml:space="preserve">Thiết kế cross-sectional (hoặc pooled panel nhưng với WBES không phải là panel thực sự cho cùng doanh nghiệp qua thời gian) giới hạn khả năng suy luận nhân quả. Quan hệ I–P có thể bị ảnh hưởng bởi reverse causality: doanh nghiệp hiệu quả hơn có thể có nhiều nguồn lực để quốc tế hóa hơn, tạo ra chiều nhân quả ngược lại. Country fixed effects và year fixed effects giúp kiểm soát một phần, nhưng không giải quyết hoàn toàn vấn đề endogeneity.</w:t>
       </w:r>
     </w:p>
-    <w:bookmarkEnd w:id="44"/>
-    <w:bookmarkStart w:id="45" w:name="hướng-nghiên-cứu-tương-lai"/>
+    <w:bookmarkEnd w:id="48"/>
+    <w:bookmarkStart w:id="49" w:name="Xaabc0d89d536a1e9410458192adfca25fc5dd1f"/>
     <w:p>
       <w:pPr>
         <w:pStyle w:val="Heading3"/>
       </w:pPr>
       <w:r>
+        <w:t xml:space="preserve">5.5.3.1 Hạn chế về bất biến đo lường qua các thế hệ schema và bão hòa thước đo</w:t>
+      </w:r>
+    </w:p>
+    <w:p>
+      <w:pPr>
+        <w:pStyle w:val="FirstParagraph"/>
+      </w:pPr>
+      <w:r>
+        <w:t xml:space="preserve">Một nhóm hạn chế đo lường bổ sung cần được nêu rõ vì nó định khung mức độ chắc chắn của các so sánh xuyên thời gian và xuyên bối cảnh. Thứ nhất là vấn đề bất biến đo lường (measurement invariance) qua các thế hệ schema khảo sát. Bộ chỉ báo cấu thành DAI thay đổi giữa các thế hệ công cụ WBES (PICS3, Standardized, BREADY/BEE), nghĩa là cùng một nhãn cấu trúc DAI được vận hành hóa bằng các tập chỉ báo không hoàn toàn tương đương qua các đợt. Khi diễn giải các dịch chuyển theo thời gian, chẳng hạn quỹ đạo không đơn điệu của DAI tại Việt Nam hay sự xuất hiện của Tầng 2 tại Ấn Độ 2025, cần thận trọng phân biệt giữa thay đổi thực của hiện tượng và thay đổi do cấu trúc thước đo. Đây là lý do luận án diễn giải các so sánh chéo đợt một cách dè dặt và dựa vào kiểm định Paternoster để phân biệt các dịch chuyển có ý nghĩa thống kê khỏi nhiễu đo lường.</w:t>
+      </w:r>
+    </w:p>
+    <w:p>
+      <w:pPr>
+        <w:pStyle w:val="BodyText"/>
+      </w:pPr>
+      <w:r>
+        <w:t xml:space="preserve">Thứ hai là vấn đề bão hòa thước đo Tầng 1. Khi tỷ lệ doanh nghiệp có website tiệm cận bão hòa, như ở Nhật Bản 83,8% và các nền tiên tiến nói chung, phương sai của chỉ báo nhị phân này co lại và nhóm doanh nghiệp không có website còn lại mang tính chọn lọc đặc thù. Hệ quả là hệ số đo được phản ánh giới hạn của thước đo Tầng 1 nhiều hơn là giới hạn thực của số hóa, một vấn đề đo lường cần phân biệt với quan hệ nhân quả. Bằng chứng biến công cụ tại Việt Nam, nơi hệ số DAI được công cụ hóa bằng không trong khi hệ số TCI được công cụ hóa dương mạnh, củng cố cách đọc rằng kết quả không có ý nghĩa về uốn đường cong của DAI ở nhiều bối cảnh phản ánh tính lỗi thời của biến đại diện Tầng 1 chứ không phải sự vắng mặt của cơ chế. Hạn chế này có hệ quả trực tiếp: các kết luận về DAI ở những bối cảnh chỉ đo được Tầng 1 nên được hiểu là chưa kết luận hơn là bác bỏ, và việc kiểm định lại với thước đo Tầng 2 và Tầng 3 phong phú hơn là điều kiện cần trước khi khẳng định vai trò của DAI ở các chế độ thể chế thấp.</w:t>
+      </w:r>
+    </w:p>
+    <w:p>
+      <w:pPr>
+        <w:pStyle w:val="BodyText"/>
+      </w:pPr>
+      <w:r>
+        <w:t xml:space="preserve">Thứ ba, cần nhắc lại rằng mọi đo lường DAI trong luận án đều là chỉ số chấp nhận số tĩnh tại một thời điểm khảo sát, không nắm bắt được tính động của việc cập nhật và tái cấu hình năng lực số theo nghĩa của lý thuyết năng lực động (Teece và cộng sự, 1997; Teece, 2007). Do đó các phát hiện về DAI phản ánh mức độ chấp nhận số tại thời điểm quan sát chứ không phải năng lực số năng động, và mọi suy luận về cơ chế động cần được xem là gợi mở chứ chưa được kiểm chứng trực tiếp trong khuôn khổ dữ liệu hiện có.</w:t>
+      </w:r>
+    </w:p>
+    <w:bookmarkEnd w:id="49"/>
+    <w:bookmarkStart w:id="50" w:name="hướng-nghiên-cứu-tương-lai"/>
+    <w:p>
+      <w:pPr>
+        <w:pStyle w:val="Heading3"/>
+      </w:pPr>
+      <w:r>
         <w:t xml:space="preserve">5.5.4 Hướng nghiên cứu tương lai</w:t>
       </w:r>
     </w:p>
@@ -2365,7 +2559,7 @@
         <w:pStyle w:val="FirstParagraph"/>
       </w:pPr>
       <w:r>
-        <w:t xml:space="preserve">Dựa trên các hạn chế trên, luận án đề xuất bốn hướng nghiên cứu ưu tiên:</w:t>
+        <w:t xml:space="preserve">Dựa trên các hạn chế trên, luận án đề xuất bảy hướng nghiên cứu ưu tiên:</w:t>
       </w:r>
     </w:p>
     <w:p>
@@ -2441,6 +2635,36 @@
       </w:r>
       <w:r>
         <w:t xml:space="preserve">, khai thác sâu hơn Nhật Bản, nền kinh tế tiên tiến lớn lần đầu được WBES khảo sát năm 2025. Bước đầu tiên đã được thực hiện trong nghiên cứu thành phần P10: trên đợt khảo sát khai mở (N = 2.168), quan hệ I–P tại Nhật gần tuyến tính dương, không có điểm uốn trong miền quan sát, xác nhận dự đoán biên trên của khung ICRV; các bước tiếp theo gồm tích hợp Nhật Bản vào các mô hình điều tiết ba chiều và khai thác các module đặc thù (trường thọ doanh nghiệp, khoảng cách giới trong lãnh đạo) khi có thêm đợt khảo sát thứ hai.</w:t>
+      </w:r>
+    </w:p>
+    <w:p>
+      <w:pPr>
+        <w:pStyle w:val="BodyText"/>
+      </w:pPr>
+      <w:r>
+        <w:rPr>
+          <w:bCs/>
+          <w:b/>
+        </w:rPr>
+        <w:t xml:space="preserve">Thứ sáu</w:t>
+      </w:r>
+      <w:r>
+        <w:t xml:space="preserve">, một hướng nghiên cứu ưu tiên xuất phát trực tiếp từ phát hiện ngưỡng tan biến tại Ấn Độ là kiểm định nhân quả của biến động thể chế lên hình dạng quan hệ I–P. Các cú sốc thể chế rời rạc và có thể định thời điểm trong cửa sổ 2014–2025 (bãi bỏ tiền mặt, áp dụng thuế hàng hóa và dịch vụ, ban hành luật phá sản, ra mắt hạ tầng thanh toán hợp nhất) tạo điều kiện cho thiết kế khác biệt trong khác biệt hoặc nghiên cứu sự kiện nhằm phân lập tác động nhân quả của từng cú sốc lên độ cong và vị trí điểm uốn. Hướng này cũng cho phép kiểm định trực tiếp mệnh đề về điều kiện ổn định thể chế của khung CDCM, tức liệu sự tan biến ngưỡng là hệ quả của tổng biến động tích lũy hay của một cú sốc cụ thể nào đó. Việc kết hợp dữ liệu chính sách thương mại ngoại sinh, chẳng hạn các hiệp định thương mại tự do được ký kết, như công cụ nhận dạng sẽ giúp tách bạch chiều nhân quả từ quốc tế hóa đến hiệu quả khỏi chiều ngược lại, giải quyết một phần hạn chế nội sinh đã nêu ở Mục 5.5.3.</w:t>
+      </w:r>
+    </w:p>
+    <w:p>
+      <w:pPr>
+        <w:pStyle w:val="BodyText"/>
+      </w:pPr>
+      <w:r>
+        <w:rPr>
+          <w:bCs/>
+          <w:b/>
+        </w:rPr>
+        <w:t xml:space="preserve">Thứ bảy</w:t>
+      </w:r>
+      <w:r>
+        <w:t xml:space="preserve">, sự dịch chuyển trọng tâm giữa biên tham gia và biên cường độ dọc theo gradient thể chế, được phát hiện khi đối chiếu bằng chứng Việt Nam (cơ chế biên tham gia ở chế độ chuyển đổi) với Nhật Bản (cơ chế tự chọn lọc Melitz ở biên trên), mở ra một câu hỏi lý thuyết chưa được giải quyết: chế độ thể chế nào đánh dấu sự chuyển giao giữa hai cơ chế, và liệu có một vùng quá độ nơi cả hai cùng vận hành. Nghiên cứu tương lai có thể vận dụng mô hình hai phần (two-part model) phân tách rõ ràng quyết định tham gia xuất khẩu khỏi quyết định cường độ trên toàn gradient ICRV, qua đó lập bản đồ chính xác sự dịch chuyển cơ chế và làm giàu thêm tầng vi mô của khung CDCM.</w:t>
       </w:r>
     </w:p>
     <w:p>
@@ -2450,9 +2674,9 @@
         </w:pict>
       </w:r>
     </w:p>
-    <w:bookmarkEnd w:id="45"/>
-    <w:bookmarkEnd w:id="46"/>
-    <w:bookmarkStart w:id="51" w:name="kết-luận"/>
+    <w:bookmarkEnd w:id="50"/>
+    <w:bookmarkEnd w:id="51"/>
+    <w:bookmarkStart w:id="56" w:name="kết-luận"/>
     <w:p>
       <w:pPr>
         <w:pStyle w:val="Heading2"/>
@@ -2461,7 +2685,7 @@
         <w:t xml:space="preserve">5.6 Kết luận</w:t>
       </w:r>
     </w:p>
-    <w:bookmarkStart w:id="47" w:name="tổng-kết-chín-nghiên-cứu"/>
+    <w:bookmarkStart w:id="52" w:name="tổng-kết-chín-nghiên-cứu"/>
     <w:p>
       <w:pPr>
         <w:pStyle w:val="Heading3"/>
@@ -3227,8 +3451,8 @@
         <w:t xml:space="preserve">điểm uốn chữ U ngược: TP = 61,8% (2014) rồi 40,7% (2022) rồi mất ý nghĩa độ cong (2025: β₂ = −0,16, p = ,42), kèm tương tác DAI Tier-2 (UPI) âm, bằng chứng đầu tiên rằng chuyển đổi thể chế cực mạnh có thể hòa tan (chứ không chỉ dịch chuyển) ngưỡng. Đích MIR/IJOEM; kế thừa công trình tiền đề Do &amp; Phan (2025, IntechOpen).</w:t>
       </w:r>
     </w:p>
-    <w:bookmarkEnd w:id="47"/>
-    <w:bookmarkStart w:id="48" w:name="phát-hiện-trung-tâm"/>
+    <w:bookmarkEnd w:id="52"/>
+    <w:bookmarkStart w:id="53" w:name="phát-hiện-trung-tâm"/>
     <w:p>
       <w:pPr>
         <w:pStyle w:val="Heading3"/>
@@ -3295,8 +3519,8 @@
         <w:t xml:space="preserve">(family of context-dependent curves): chữ U ngược định hình ở vùng giữa gradient thể chế, duỗi thẳng ở biên trên và tan rã ở biên dưới, thể chế càng mạnh, điểm uốn càng sớm (FSTS thấp hơn).</w:t>
       </w:r>
     </w:p>
-    <w:bookmarkEnd w:id="48"/>
-    <w:bookmarkStart w:id="49" w:name="ý-nghĩa-đối-với-lý-thuyết-và-thực-tiễn"/>
+    <w:bookmarkEnd w:id="53"/>
+    <w:bookmarkStart w:id="54" w:name="ý-nghĩa-đối-với-lý-thuyết-và-thực-tiễn"/>
     <w:p>
       <w:pPr>
         <w:pStyle w:val="Heading3"/>
@@ -3321,8 +3545,8 @@
         <w:t xml:space="preserve">Về thực tiễn, luận án cung cấp cơ sở để nhà hoạch định chính sách và nhà quản trị doanh nghiệp tại từng bối cảnh ICRV cụ thể hiệu chỉnh chiến lược quốc tế hóa phù hợp, không áp dụng máy móc bài học từ Singapore hay Nhật Bản vào bối cảnh Việt Nam hay SIDS, mà nhận ra sự phụ thuộc bối cảnh như là nguyên lý căn bản trong hoạch định chiến lược quốc tế hóa.</w:t>
       </w:r>
     </w:p>
-    <w:bookmarkEnd w:id="49"/>
-    <w:bookmarkStart w:id="50" w:name="lời-kết"/>
+    <w:bookmarkEnd w:id="54"/>
+    <w:bookmarkStart w:id="55" w:name="lời-kết"/>
     <w:p>
       <w:pPr>
         <w:pStyle w:val="Heading3"/>
@@ -3359,8 +3583,8 @@
         </w:pict>
       </w:r>
     </w:p>
-    <w:bookmarkEnd w:id="50"/>
-    <w:bookmarkEnd w:id="51"/>
+    <w:bookmarkEnd w:id="55"/>
+    <w:bookmarkEnd w:id="56"/>
     <w:sectPr>
       <w:pgSz w:h="16838" w:w="11906"/>
       <w:pgMar w:bottom="1417" w:left="1417" w:right="1417" w:top="1417"/>

--- a/dist/luan_an_ctu/chuong_5_ket_luan_de_xuat_vi.docx
+++ b/dist/luan_an_ctu/chuong_5_ket_luan_de_xuat_vi.docx
@@ -345,7 +345,7 @@
         <w:pStyle w:val="BodyText"/>
       </w:pPr>
       <w:r>
-        <w:t xml:space="preserve">Cơ chế lý thuyết đằng sau kết quả này bắt nguồn từ Resource-Based View (Barney, 1991): TCI là nguồn lực VRIN (có giá trị, hiếm, khó sao chép, khó thay thế), do đó tạo ra lợi thế cạnh tranh bền vững ngay cả khi doanh nghiệp mở rộng ra thị trường nước ngoài với mức độ bất định cao. Năng lực công nghệ cũng tạo ra absorptive capacity (Cohen &amp; Levinthal, 1990), khả năng hấp thu và tích hợp tri thức từ thị trường nước ngoài, giúp doanh nghiệp học hỏi hiệu quả hơn trong quá trình quốc tế hóa, nhất quán với learning loop của Uppsala model (Johanson &amp; Vahlne, 1977).</w:t>
+        <w:t xml:space="preserve">Cơ chế lý thuyết đằng sau kết quả này bắt nguồn từ Resource-Based View (Barney, 1991): TCI là nguồn lực VRIN (có giá trị, hiếm, khó sao chép, khó thay thế), do đó tạo ra lợi thế cạnh tranh bền vững ngay cả khi doanh nghiệp mở rộng ra thị trường nước ngoài với mức độ bất định cao. Năng lực công nghệ cũng tạo ra năng lực hấp thụ (Cohen &amp; Levinthal, 1990), khả năng hấp thu và tích hợp tri thức từ thị trường nước ngoài, giúp doanh nghiệp học hỏi hiệu quả hơn trong quá trình quốc tế hóa, nhất quán với learning loop của Uppsala model (Johanson &amp; Vahlne, 1977).</w:t>
       </w:r>
     </w:p>
     <w:bookmarkEnd w:id="23"/>
@@ -630,7 +630,7 @@
         </m:r>
       </m:oMath>
       <w:r>
-        <w:t xml:space="preserve">), nghĩa là hiệu ứng uốn đường cong của DAI không phổ quát mà tập trung ở các bối cảnh đặc thù. Tại Singapore (P4, DAI Tier-1+2), DAI phát huy rõ nhất dưới dạng amplification effect (</w:t>
+        <w:t xml:space="preserve">), nghĩa là hiệu ứng uốn đường cong của DAI không phổ quát mà tập trung ở các bối cảnh đặc thù. Tại Singapore (P4, DAI Tier-1+2), DAI phát huy rõ nhất dưới dạng hiệu ứng khuếch đại (</w:t>
       </w:r>
       <m:oMath>
         <m:acc>
@@ -734,7 +734,7 @@
         </m:r>
       </m:oMath>
       <w:r>
-        <w:t xml:space="preserve">). Tại Việt Nam (P3, Tier-1 only, IV-estimated), DAI null phản ánh hạn chế đo lường và selection bias hơn là bác bỏ H3.</w:t>
+        <w:t xml:space="preserve">). Tại Việt Nam (P3, Tier-1 only, IV-estimated), DAI null phản ánh hạn chế đo lường và thiên lệch chọn lựa hơn là bác bỏ H3.</w:t>
       </w:r>
     </w:p>
     <w:p>
@@ -816,7 +816,7 @@
         <w:t xml:space="preserve"> </w:t>
       </w:r>
       <w:r>
-        <w:t xml:space="preserve">theo nghĩa của dynamic capabilities theory (Teece et al., 1997) vì dữ liệu WBES không có đủ thang đo để đo lường tính động của năng lực số.</w:t>
+        <w:t xml:space="preserve">theo nghĩa của năng lực động theory (Teece et al., 1997) vì dữ liệu WBES không có đủ thang đo để đo lường tính động của năng lực số.</w:t>
       </w:r>
     </w:p>
     <w:p>
@@ -988,7 +988,7 @@
         <w:pStyle w:val="BodyText"/>
       </w:pPr>
       <w:r>
-        <w:t xml:space="preserve">Tuy nhiên, cần lưu ý rằng tác động này được phát hiện ở cấp pooled toàn mẫu (P7) và cần kiểm định riêng biệt theo từng bối cảnh ICRV để hiểu đầy đủ điều kiện biên của biến điều tiết cấp quản trị. Kết quả null về kinh nghiệm nhà quản trị (mgr_experience) gợi ý rằng trong bối cảnh châu Á đa dạng, số năm kinh nghiệm đơn thuần không nắm bắt được</w:t>
+        <w:t xml:space="preserve">Tuy nhiên, cần lưu ý rằng tác động này được phát hiện ở cấp gộp toàn mẫu (P7) và cần kiểm định riêng biệt theo từng bối cảnh ICRV để hiểu đầy đủ điều kiện biên của biến điều tiết cấp quản trị. Kết quả null về kinh nghiệm nhà quản trị (mgr_experience) gợi ý rằng trong bối cảnh châu Á đa dạng, số năm kinh nghiệm đơn thuần không nắm bắt được</w:t>
       </w:r>
       <w:r>
         <w:t xml:space="preserve"> </w:t>
@@ -1280,7 +1280,7 @@
         <w:pStyle w:val="FirstParagraph"/>
       </w:pPr>
       <w:r>
-        <w:t xml:space="preserve">Kết quả pooled effect</w:t>
+        <w:t xml:space="preserve">Kết quả gộp effect</w:t>
       </w:r>
       <w:r>
         <w:t xml:space="preserve"> </w:t>
@@ -1387,7 +1387,7 @@
         </m:r>
       </m:oMath>
       <w:r>
-        <w:t xml:space="preserve">, đồng thời áp dụng cấu trúc ba tầng phức tạp hơn. Tính vững của pooled effect khi mở rộng pool nghiên cứu là bằng chứng về tính ổn định của baseline ước lượng.</w:t>
+        <w:t xml:space="preserve">, đồng thời áp dụng cấu trúc ba tầng phức tạp hơn. Tính vững của gộp effect khi mở rộng pool nghiên cứu là bằng chứng về tính ổn định của baseline ước lượng.</w:t>
       </w:r>
     </w:p>
     <w:p>
@@ -1395,7 +1395,7 @@
         <w:pStyle w:val="BodyText"/>
       </w:pPr>
       <w:r>
-        <w:t xml:space="preserve">Tuy nhiên, đóng góp của P6 so với baseline không phải ở pooled</w:t>
+        <w:t xml:space="preserve">Tuy nhiên, đóng góp của P6 so với baseline không phải ở gộp</w:t>
       </w:r>
       <w:r>
         <w:t xml:space="preserve"> </w:t>
@@ -1698,17 +1698,17 @@
         <w:t xml:space="preserve"> </w:t>
       </w:r>
       <w:r>
-        <w:t xml:space="preserve">(các tương tác đường cong cùng chiều nhưng không ý nghĩa toàn mẫu; bằng chứng rõ nhất ở bối cảnh đơn quốc gia P4) gợi ý rằng DAI không phải là foundational capability (như TCI) mà là</w:t>
-      </w:r>
-      <w:r>
-        <w:t xml:space="preserve"> </w:t>
-      </w:r>
-      <w:r>
-        <w:rPr>
-          <w:bCs/>
-          <w:b/>
-        </w:rPr>
-        <w:t xml:space="preserve">situational resource</w:t>
+        <w:t xml:space="preserve">(các tương tác đường cong cùng chiều nhưng không ý nghĩa toàn mẫu; bằng chứng rõ nhất ở bối cảnh đơn quốc gia P4) gợi ý rằng DAI không phải là năng lực nền tảng (như TCI) mà là</w:t>
+      </w:r>
+      <w:r>
+        <w:t xml:space="preserve"> </w:t>
+      </w:r>
+      <w:r>
+        <w:rPr>
+          <w:bCs/>
+          <w:b/>
+        </w:rPr>
+        <w:t xml:space="preserve">nguồn lực tình huống</w:t>
       </w:r>
       <w:r>
         <w:t xml:space="preserve">, tài nguyên có vai trò thay đổi theo bối cảnh thể chế. Quan trọng: tương tác chế độ-yếu (FSTS×Weak = −0,523, p = ,087, biên ý nghĩa) cho thấy hiệu ứng điều tiết của DAI</w:t>
@@ -1736,7 +1736,7 @@
         <w:t xml:space="preserve">“</w:t>
       </w:r>
       <w:r>
-        <w:t xml:space="preserve">digital shield</w:t>
+        <w:t xml:space="preserve">lá chắn số</w:t>
       </w:r>
       <w:r>
         <w:t xml:space="preserve">”</w:t>
@@ -1763,7 +1763,7 @@
           <w:bCs/>
           <w:b/>
         </w:rPr>
-        <w:t xml:space="preserve">complementary asset</w:t>
+        <w:t xml:space="preserve">tài sản bổ trợ</w:t>
       </w:r>
       <w:r>
         <w:t xml:space="preserve"> </w:t>
@@ -2463,17 +2463,17 @@
         <w:t xml:space="preserve"> </w:t>
       </w:r>
       <w:r>
-        <w:t xml:space="preserve">của việc cập nhật và tái cấu hình năng lực số theo thời gian. Điều này có nghĩa là các phát hiện về DAI trong luận án phản ánh mức độ chấp nhận số tại một thời điểm chứ không phải năng lực số năng động theo nghĩa của dynamic capabilities theory (Teece et al., 1997).</w:t>
+        <w:t xml:space="preserve">của việc cập nhật và tái cấu hình năng lực số theo thời gian. Điều này có nghĩa là các phát hiện về DAI trong luận án phản ánh mức độ chấp nhận số tại một thời điểm chứ không phải năng lực số năng động theo nghĩa của năng lực động theory (Teece et al., 1997).</w:t>
       </w:r>
     </w:p>
     <w:bookmarkEnd w:id="46"/>
-    <w:bookmarkStart w:id="47" w:name="X0fb0169567c230dc5c1d35515099b26124d99e1"/>
+    <w:bookmarkStart w:id="47" w:name="Xa9f4dc0d92bb938d40b6358e6a43bf594a5cc9a"/>
     <w:p>
       <w:pPr>
         <w:pStyle w:val="Heading3"/>
       </w:pPr>
       <w:r>
-        <w:t xml:space="preserve">5.5.2 Hạn chế về selection bias trong exporters subsamples</w:t>
+        <w:t xml:space="preserve">5.5.2 Hạn chế về thiên lệch chọn lựa trong mẫu phụ doanh nghiệp xuất khẩu</w:t>
       </w:r>
     </w:p>
     <w:p>
@@ -2481,7 +2481,7 @@
         <w:pStyle w:val="FirstParagraph"/>
       </w:pPr>
       <w:r>
-        <w:t xml:space="preserve">Các phân tích sử dụng mẫu chỉ gồm doanh nghiệp xuất khẩu (ví dụ: Singapore mẫu phụ xuất khẩu N = 84, SIDS exporters-only N = 26) đối mặt với rủi ro selection bias nghiêm trọng: doanh nghiệp xuất khẩu không phải là mẫu ngẫu nhiên từ tổng thể doanh nghiệp mà có khả năng là các doanh nghiệp đã có một số lợi thế ban đầu (productivity, resources, connections). Kết quả từ exporters-only không thể tổng quát hóa trực tiếp cho toàn bộ doanh nghiệp, và có thể understate hoặc overstate các hiệu ứng tùy thuộc vào phương hướng của selection.</w:t>
+        <w:t xml:space="preserve">Các phân tích sử dụng mẫu chỉ gồm doanh nghiệp xuất khẩu (ví dụ: Singapore mẫu phụ xuất khẩu N = 84, SIDS exporters-only N = 26) đối mặt với rủi ro thiên lệch chọn lựa nghiêm trọng: doanh nghiệp xuất khẩu không phải là mẫu ngẫu nhiên từ tổng thể doanh nghiệp mà có khả năng là các doanh nghiệp đã có một số lợi thế ban đầu (productivity, resources, connections). Kết quả từ chỉ doanh nghiệp xuất khẩu không thể tổng quát hóa trực tiếp cho toàn bộ doanh nghiệp, và có thể understate hoặc overstate các hiệu ứng tùy thuộc vào phương hướng của selection.</w:t>
       </w:r>
     </w:p>
     <w:p>
@@ -2507,7 +2507,7 @@
         <w:pStyle w:val="FirstParagraph"/>
       </w:pPr>
       <w:r>
-        <w:t xml:space="preserve">Thiết kế cross-sectional (hoặc pooled panel nhưng với WBES không phải là panel thực sự cho cùng doanh nghiệp qua thời gian) giới hạn khả năng suy luận nhân quả. Quan hệ I–P có thể bị ảnh hưởng bởi reverse causality: doanh nghiệp hiệu quả hơn có thể có nhiều nguồn lực để quốc tế hóa hơn, tạo ra chiều nhân quả ngược lại. Country fixed effects và year fixed effects giúp kiểm soát một phần, nhưng không giải quyết hoàn toàn vấn đề endogeneity.</w:t>
+        <w:t xml:space="preserve">Thiết kế lát cắt ngang (hoặc dữ liệu bảng gộp nhưng với WBES không phải là panel thực sự cho cùng doanh nghiệp qua thời gian) giới hạn khả năng suy luận nhân quả. Quan hệ I–P có thể bị ảnh hưởng bởi reverse causality: doanh nghiệp hiệu quả hơn có thể có nhiều nguồn lực để quốc tế hóa hơn, tạo ra chiều nhân quả ngược lại. Country hiệu ứng cố định và year hiệu ứng cố định giúp kiểm soát một phần, nhưng không giải quyết hoàn toàn vấn đề endogeneity.</w:t>
       </w:r>
     </w:p>
     <w:bookmarkEnd w:id="48"/>
@@ -2992,7 +2992,7 @@
         <w:t xml:space="preserve"> </w:t>
       </w:r>
       <w:r>
-        <w:t xml:space="preserve">(54,1% tầng 2 + 8,4% tầng 3), ICRV moderation</w:t>
+        <w:t xml:space="preserve">(54,1% tầng 2 + 8,4% tầng 3), ICRV điều tiết</w:t>
       </w:r>
       <w:r>
         <w:t xml:space="preserve"> </w:t>
@@ -3534,7 +3534,7 @@
         <w:pStyle w:val="FirstParagraph"/>
       </w:pPr>
       <w:r>
-        <w:t xml:space="preserve">Về lý thuyết, luận án đóng góp vào ba dòng nghiên cứu: (i) meta-analytic văn liệu về I–P bằng cách phân tách cấu trúc dị biệt và xác định ICRV như biến điều tiết có ý nghĩa; (ii) văn liệu về digital capability bằng cách làm rõ DAI là situational resource chứ không phải foundational capability; và (iii) văn liệu về internationalization và SIDS bằng cách đặt tên và cung cấp bằng chứng đầu tiên cho FIP.</w:t>
+        <w:t xml:space="preserve">Về lý thuyết, luận án đóng góp vào ba dòng nghiên cứu: (i) meta-analytic văn liệu về I–P bằng cách phân tách cấu trúc dị biệt và xác định ICRV như biến điều tiết có ý nghĩa; (ii) văn liệu về digital capability bằng cách làm rõ DAI là nguồn lực tình huống chứ không phải năng lực nền tảng; và (iii) văn liệu về internationalization và SIDS bằng cách đặt tên và cung cấp bằng chứng đầu tiên cho FIP.</w:t>
       </w:r>
     </w:p>
     <w:p>

--- a/dist/luan_an_ctu/chuong_5_ket_luan_de_xuat_vi.docx
+++ b/dist/luan_an_ctu/chuong_5_ket_luan_de_xuat_vi.docx
@@ -224,7 +224,7 @@
         <w:t xml:space="preserve">cả một chế độ thể chế</w:t>
       </w:r>
       <w:r>
-        <w:t xml:space="preserve">, được vận hành hóa thành sáu sub-regime ICRV, xác định điều kiện biên cho quan hệ I–P. Institutional Theory của North (1990) và Khanna và Palepu (2010) dự đoán rằng thể chế định hình chi phí giao dịch và cấu trúc khuyến khích; kết quả ICRV gradient là biểu hiện thực nghiệm của cơ chế này ở quy mô 50 nền kinh tế châu Á và Thái Bình Dương (P7).</w:t>
+        <w:t xml:space="preserve">, được vận hành hóa thành sáu chế độ con ICRV, xác định điều kiện biên cho quan hệ I–P. Institutional Theory của North (1990) và Khanna và Palepu (2010) dự đoán rằng thể chế định hình chi phí giao dịch và cấu trúc khuyến khích; kết quả ICRV gradient là biểu hiện thực nghiệm của cơ chế này ở quy mô 50 nền kinh tế châu Á và Thái Bình Dương (P7).</w:t>
       </w:r>
     </w:p>
     <w:p>
@@ -734,7 +734,7 @@
         </m:r>
       </m:oMath>
       <w:r>
-        <w:t xml:space="preserve">). Tại Việt Nam (P3, Tier-1 only, IV-estimated), DAI null phản ánh hạn chế đo lường và thiên lệch chọn lựa hơn là bác bỏ H3.</w:t>
+        <w:t xml:space="preserve">). Tại Việt Nam (P3, Tier-1 only, IV-estimated), DAI không có ý nghĩa phản ánh hạn chế đo lường và thiên lệch chọn lựa hơn là bác bỏ H3.</w:t>
       </w:r>
     </w:p>
     <w:p>
@@ -782,7 +782,7 @@
         <w:pStyle w:val="BodyText"/>
       </w:pPr>
       <w:r>
-        <w:t xml:space="preserve">Cần lưu ý rằng kết quả null về DAI tại Việt Nam (P3) và các bối cảnh thấp hơn không nhất thiết bác bỏ H3, mà còn phản ánh hạn chế đo lường: Tier-1 DAI (website, email, online sales) chưa nắm bắt được chiều sâu của năng lực số. Khi DAI được đo bằng Tier-1+2 (bổ sung e-payment, e-supplier) như tại Singapore, hiệu ứng điều tiết xuất hiện rõ ràng hơn. Quan trọng hơn, tất cả đo lường DAI trong luận án đều là</w:t>
+        <w:t xml:space="preserve">Cần lưu ý rằng kết quả không có ý nghĩa về DAI tại Việt Nam (P3) và các bối cảnh thấp hơn không nhất thiết bác bỏ H3, mà còn phản ánh hạn chế đo lường: Tier-1 DAI (website, email, online sales) chưa nắm bắt được chiều sâu của năng lực số. Khi DAI được đo bằng Tier-1+2 (bổ sung e-payment, e-supplier) như tại Singapore, hiệu ứng điều tiết xuất hiện rõ ràng hơn. Quan trọng hơn, tất cả đo lường DAI trong luận án đều là</w:t>
       </w:r>
       <w:r>
         <w:t xml:space="preserve"> </w:t>
@@ -988,7 +988,7 @@
         <w:pStyle w:val="BodyText"/>
       </w:pPr>
       <w:r>
-        <w:t xml:space="preserve">Tuy nhiên, cần lưu ý rằng tác động này được phát hiện ở cấp gộp toàn mẫu (P7) và cần kiểm định riêng biệt theo từng bối cảnh ICRV để hiểu đầy đủ điều kiện biên của biến điều tiết cấp quản trị. Kết quả null về kinh nghiệm nhà quản trị (mgr_experience) gợi ý rằng trong bối cảnh châu Á đa dạng, số năm kinh nghiệm đơn thuần không nắm bắt được</w:t>
+        <w:t xml:space="preserve">Tuy nhiên, cần lưu ý rằng tác động này được phát hiện ở cấp gộp toàn mẫu (P7) và cần kiểm định riêng biệt theo từng bối cảnh ICRV để hiểu đầy đủ điều kiện biên của biến điều tiết cấp quản trị. kết quả không có ý nghĩa về kinh nghiệm nhà quản trị (mgr_experience) gợi ý rằng trong bối cảnh châu Á đa dạng, số năm kinh nghiệm đơn thuần không nắm bắt được</w:t>
       </w:r>
       <w:r>
         <w:t xml:space="preserve"> </w:t>
@@ -1266,13 +1266,13 @@
         <w:t xml:space="preserve">5.2 So sánh với nghiên cứu trước đây</w:t>
       </w:r>
     </w:p>
-    <w:bookmarkStart w:id="30" w:name="nhất-quán-với-baseline-icbef-2024"/>
+    <w:bookmarkStart w:id="30" w:name="nhất-quán-với-cơ-sở-icbef-2024"/>
     <w:p>
       <w:pPr>
         <w:pStyle w:val="Heading3"/>
       </w:pPr>
       <w:r>
-        <w:t xml:space="preserve">5.2.1 Nhất quán với baseline ICBEF 2024</w:t>
+        <w:t xml:space="preserve">5.2.1 Nhất quán với cơ sở ICBEF 2024</w:t>
       </w:r>
     </w:p>
     <w:p>
@@ -1344,7 +1344,7 @@
         <w:t xml:space="preserve"> </w:t>
       </w:r>
       <w:r>
-        <w:t xml:space="preserve">từ meta-analysis baseline đã công bố tại hội nghị ICBEF 2024 (nghiên cứu thành phần P1–P2 của luận án). Sự hội tụ này là đáng kể vì P6 mở rộng pool lên</w:t>
+        <w:t xml:space="preserve">từ meta-analysis cơ sở đã công bố tại hội nghị ICBEF 2024 (nghiên cứu thành phần P1–P2 của luận án). Sự hội tụ này là đáng kể vì P6 mở rộng pool lên</w:t>
       </w:r>
       <w:r>
         <w:t xml:space="preserve"> </w:t>
@@ -1387,7 +1387,7 @@
         </m:r>
       </m:oMath>
       <w:r>
-        <w:t xml:space="preserve">, đồng thời áp dụng cấu trúc ba tầng phức tạp hơn. Tính vững của gộp effect khi mở rộng pool nghiên cứu là bằng chứng về tính ổn định của baseline ước lượng.</w:t>
+        <w:t xml:space="preserve">, đồng thời áp dụng cấu trúc ba tầng phức tạp hơn. Tính vững của gộp effect khi mở rộng pool nghiên cứu là bằng chứng về tính ổn định của cơ sở ước lượng.</w:t>
       </w:r>
     </w:p>
     <w:p>
@@ -1395,7 +1395,7 @@
         <w:pStyle w:val="BodyText"/>
       </w:pPr>
       <w:r>
-        <w:t xml:space="preserve">Tuy nhiên, đóng góp của P6 so với baseline không phải ở gộp</w:t>
+        <w:t xml:space="preserve">Tuy nhiên, đóng góp của P6 so với cơ sở không phải ở gộp</w:t>
       </w:r>
       <w:r>
         <w:t xml:space="preserve"> </w:t>
@@ -1487,7 +1487,7 @@
         <w:pStyle w:val="FirstParagraph"/>
       </w:pPr>
       <w:r>
-        <w:t xml:space="preserve">Lu và Beamish (2004) và Contractor et al. (2003) là hai công trình nền tảng về quan hệ phi tuyến I–P. Lu và Beamish (2004) tìm điểm uốn khoảng 60% FSTS trong mẫu doanh nghiệp Nhật Bản, trong khi Contractor et al. (2003) đề xuất S-curve ba giai đoạn. Luận án này vượt qua hai công trình đó theo ba hướng:</w:t>
+        <w:t xml:space="preserve">Lu và Beamish (2004) và Contractor et al. (2003) là hai công trình nền tảng về quan hệ phi tuyến I–P. Lu và Beamish (2004) tìm điểm uốn khoảng 60% FSTS trong mẫu doanh nghiệp Nhật Bản, trong khi Contractor et al. (2003) đề xuất đường cong chữ S ba giai đoạn. Luận án này vượt qua hai công trình đó theo ba hướng:</w:t>
       </w:r>
     </w:p>
     <w:p>
@@ -1533,7 +1533,7 @@
         <w:t xml:space="preserve">Thứ hai</w:t>
       </w:r>
       <w:r>
-        <w:t xml:space="preserve">, luận án xác định trường hợp biên FIP tại SIDS, không phải là S-curve hay chữ U ngược mà là quan hệ âm đơn điệu, điều mà cả ba-stage theory lẫn S-curve không dự báo được.</w:t>
+        <w:t xml:space="preserve">, luận án xác định trường hợp biên FIP tại SIDS, không phải là đường cong chữ S hay chữ U ngược mà là quan hệ âm đơn điệu, điều mà cả ba-stage theory lẫn đường cong chữ S không dự báo được.</w:t>
       </w:r>
     </w:p>
     <w:p>
@@ -1587,7 +1587,7 @@
         <w:t xml:space="preserve">phân loại đa chiều</w:t>
       </w:r>
       <w:r>
-        <w:t xml:space="preserve">: ICRV sáu sub-regime nắm bắt được sự đa dạng trong nội bộ nhóm</w:t>
+        <w:t xml:space="preserve">: ICRV sáu chế độ con nắm bắt được sự đa dạng trong nội bộ nhóm</w:t>
       </w:r>
       <w:r>
         <w:t xml:space="preserve"> </w:t>
@@ -1855,7 +1855,7 @@
         <w:t xml:space="preserve">Forced Internationalization Penalty (FIP)</w:t>
       </w:r>
       <w:r>
-        <w:t xml:space="preserve">, một construct lý thuyết mới chưa được định danh trong văn liệu kinh doanh quốc tế, như một hiện tượng lý thuyết độc lập, khác biệt về bản chất với</w:t>
+        <w:t xml:space="preserve">, một cấu trúc lý thuyết mới chưa được định danh trong văn liệu kinh doanh quốc tế, như một hiện tượng lý thuyết độc lập, khác biệt về bản chất với</w:t>
       </w:r>
       <w:r>
         <w:t xml:space="preserve"> </w:t>
@@ -1873,7 +1873,7 @@
         <w:t xml:space="preserve"> </w:t>
       </w:r>
       <w:r>
-        <w:t xml:space="preserve">trong S-curve theory. FIP không phải là giai đoạn đầu của quá trình học hỏi (learning costs) như mô hình Uppsala dự đoán, mà là một trạng thái cấu trúc bất lợi dài hạn: doanh nghiệp SIDS phải xuất khẩu để tồn tại (do thị trường nội địa quá nhỏ) nhưng không có năng lực và môi trường để đạt lợi thế từ xuất khẩu.</w:t>
+        <w:t xml:space="preserve">trong đường cong chữ S theory. FIP không phải là giai đoạn đầu của quá trình học hỏi (learning costs) như mô hình Uppsala dự đoán, mà là một trạng thái cấu trúc bất lợi dài hạn: doanh nghiệp SIDS phải xuất khẩu để tồn tại (do thị trường nội địa quá nhỏ) nhưng không có năng lực và môi trường để đạt lợi thế từ xuất khẩu.</w:t>
       </w:r>
     </w:p>
     <w:p>
@@ -1970,7 +1970,7 @@
           <w:bCs/>
           <w:b/>
         </w:rPr>
-        <w:t xml:space="preserve">khung ICRV sáu sub-regime</w:t>
+        <w:t xml:space="preserve">khung ICRV sáu chế độ con</w:t>
       </w:r>
       <w:r>
         <w:t xml:space="preserve"> </w:t>
@@ -2439,7 +2439,7 @@
           <w:bCs/>
           <w:b/>
         </w:rPr>
-        <w:t xml:space="preserve">static</w:t>
+        <w:t xml:space="preserve">tĩnh</w:t>
       </w:r>
       <w:r>
         <w:t xml:space="preserve"> </w:t>
@@ -2720,7 +2720,7 @@
         <w:t xml:space="preserve"> </w:t>
       </w:r>
       <w:r>
-        <w:t xml:space="preserve">(đã công bố tại ICBEF 2024): thiết lập baseline meta-analytic với</w:t>
+        <w:t xml:space="preserve">(đã công bố tại ICBEF 2024): thiết lập cơ sở meta-analytic với</w:t>
       </w:r>
       <w:r>
         <w:t xml:space="preserve"> </w:t>

--- a/dist/luan_an_ctu/chuong_5_ket_luan_de_xuat_vi.docx
+++ b/dist/luan_an_ctu/chuong_5_ket_luan_de_xuat_vi.docx
@@ -1456,7 +1456,7 @@
         <w:t xml:space="preserve"> </w:t>
       </w:r>
       <w:r>
-        <w:t xml:space="preserve">thành 54,1% tầng 2 và 8,4% tầng 3 là thông tin mới mà phân tích meta đơn tầng không cung cấp. Điều này thay đổi hiểu biết về nguồn gốc của heterogeneity trong văn liệu, vấn đề chủ yếu là</w:t>
+        <w:t xml:space="preserve">thành 54,1% tầng 2 và 8,4% tầng 3 là thông tin mới mà phân tích meta đơn tầng không cung cấp. Điều này thay đổi hiểu biết về nguồn gốc của dị biệt trong văn liệu, vấn đề chủ yếu là</w:t>
       </w:r>
       <w:r>
         <w:t xml:space="preserve"> </w:t>

--- a/dist/luan_an_ctu/chuong_5_ket_luan_de_xuat_vi.docx
+++ b/dist/luan_an_ctu/chuong_5_ket_luan_de_xuat_vi.docx
@@ -2,6 +2,32 @@
 <file path=word/document.xml><?xml version="1.0" encoding="utf-8"?>
 <w:document xmlns:w="http://schemas.openxmlformats.org/wordprocessingml/2006/main" xmlns:m="http://schemas.openxmlformats.org/officeDocument/2006/math" xmlns:r="http://schemas.openxmlformats.org/officeDocument/2006/relationships" xmlns:o="urn:schemas-microsoft-com:office:office" xmlns:v="urn:schemas-microsoft-com:vml" xmlns:w10="urn:schemas-microsoft-com:office:word" xmlns:a="http://schemas.openxmlformats.org/drawingml/2006/main" xmlns:pic="http://schemas.openxmlformats.org/drawingml/2006/picture" xmlns:wp="http://schemas.openxmlformats.org/drawingml/2006/wordprocessingDrawing">
   <w:body>
+    <w:sdt>
+      <w:sdtPr>
+        <w:docPartObj>
+          <w:docPartGallery w:val="Table of Contents"/>
+          <w:docPartUnique/>
+        </w:docPartObj>
+      </w:sdtPr>
+      <w:sdtContent>
+        <w:p>
+          <w:pPr>
+            <w:pStyle w:val="TOCHeading"/>
+          </w:pPr>
+          <w:r>
+            <w:t xml:space="preserve">Table of Contents</w:t>
+          </w:r>
+        </w:p>
+        <w:p>
+          <w:r>
+            <w:fldChar w:fldCharType="begin" w:dirty="true"/>
+            <w:instrText xml:space="preserve">TOC \o "1-3" \h \z \u</w:instrText>
+            <w:fldChar w:fldCharType="separate"/>
+            <w:fldChar w:fldCharType="end"/>
+          </w:r>
+        </w:p>
+      </w:sdtContent>
+    </w:sdt>
     <w:bookmarkStart w:id="20" w:name="chương-5-kết-luận-và-đề-xuất"/>
     <w:p>
       <w:pPr>
@@ -224,7 +250,7 @@
         <w:t xml:space="preserve">cả một chế độ thể chế</w:t>
       </w:r>
       <w:r>
-        <w:t xml:space="preserve">, được vận hành hóa thành sáu chế độ con ICRV, xác định điều kiện biên cho quan hệ I–P. Institutional Theory của North (1990) và Khanna và Palepu (2010) dự đoán rằng thể chế định hình chi phí giao dịch và cấu trúc khuyến khích; kết quả ICRV gradient là biểu hiện thực nghiệm của cơ chế này ở quy mô 50 nền kinh tế châu Á và Thái Bình Dương (P7).</w:t>
+        <w:t xml:space="preserve">, được vận hành hóa thành sáu chế độ con ICRV, xác định điều kiện biên cho quan hệ quốc tế hóa và hiệu quả. lý thuyết thể chế của North (1990) và Khanna và Palepu (2010) dự đoán rằng thể chế định hình chi phí giao dịch và cấu trúc khuyến khích; kết quả ICRV gradient là biểu hiện thực nghiệm của cơ chế này ở quy mô 50 nền kinh tế châu Á và Thái Bình Dương (P7).</w:t>
       </w:r>
     </w:p>
     <w:p>
@@ -276,7 +302,7 @@
         <w:pStyle w:val="FirstParagraph"/>
       </w:pPr>
       <w:r>
-        <w:t xml:space="preserve">Technological Capability Index (TCI) nhất quán cho thấy</w:t>
+        <w:t xml:space="preserve">chỉ số năng lực công nghệ (TCI) nhất quán cho thấy</w:t>
       </w:r>
       <w:r>
         <w:t xml:space="preserve"> </w:t>
@@ -292,7 +318,7 @@
         <w:t xml:space="preserve"> </w:t>
       </w:r>
       <w:r>
-        <w:t xml:space="preserve">trong tất cả các mẫu (Việt Nam P3, Trung Quốc P5, toàn mẫu P7: hệ số +0,141 độ lệch chuẩn năng suất chuẩn hóa cho mỗi độ lệch chuẩn TCI, p &lt; ,001). Tuy nhiên, TCI chỉ</w:t>
+        <w:t xml:space="preserve">trong tất cả các mẫu (Việt Nam P3, Trung Quốc P5, toàn mẫu P7: hệ số +0,141 độ lệch chuẩn năng suất chuẩn hóa cho mỗi độ lệch chuẩn TCI, p &lt;,001). Tuy nhiên, TCI chỉ</w:t>
       </w:r>
       <w:r>
         <w:t xml:space="preserve"> </w:t>
@@ -321,7 +347,7 @@
         <w:t xml:space="preserve">xác nhận một phần</w:t>
       </w:r>
       <w:r>
-        <w:t xml:space="preserve">: TCI là năng lực nền tảng phổ quát, nhưng vai trò uốn đường cong I–P phụ thuộc bối cảnh thể chế. Điều này xác nhận vai trò của TCI là</w:t>
+        <w:t xml:space="preserve">: TCI là năng lực nền tảng phổ quát, nhưng vai trò uốn đường cong quốc tế hóa và hiệu quả phụ thuộc bối cảnh thể chế. Điều này xác nhận vai trò của TCI là</w:t>
       </w:r>
       <w:r>
         <w:t xml:space="preserve"> </w:t>
@@ -345,7 +371,7 @@
         <w:pStyle w:val="BodyText"/>
       </w:pPr>
       <w:r>
-        <w:t xml:space="preserve">Cơ chế lý thuyết đằng sau kết quả này bắt nguồn từ Resource-Based View (Barney, 1991): TCI là nguồn lực VRIN (có giá trị, hiếm, khó sao chép, khó thay thế), do đó tạo ra lợi thế cạnh tranh bền vững ngay cả khi doanh nghiệp mở rộng ra thị trường nước ngoài với mức độ bất định cao. Năng lực công nghệ cũng tạo ra năng lực hấp thụ (Cohen &amp; Levinthal, 1990), khả năng hấp thu và tích hợp tri thức từ thị trường nước ngoài, giúp doanh nghiệp học hỏi hiệu quả hơn trong quá trình quốc tế hóa, nhất quán với learning loop của Uppsala model (Johanson &amp; Vahlne, 1977).</w:t>
+        <w:t xml:space="preserve">Cơ chế lý thuyết đằng sau kết quả này bắt nguồn từ lý thuyết dựa trên nguồn lực (Barney, 1991): TCI là nguồn lực VRIN (có giá trị, hiếm, khó sao chép, khó thay thế), do đó tạo ra lợi thế cạnh tranh bền vững ngay cả khi doanh nghiệp mở rộng ra thị trường nước ngoài với mức độ bất định cao. Năng lực công nghệ cũng tạo ra năng lực hấp thụ (Cohen &amp; Levinthal, 1990), khả năng hấp thu và tích hợp tri thức từ thị trường nước ngoài, giúp doanh nghiệp học hỏi hiệu quả hơn trong quá trình quốc tế hóa, nhất quán với learning loop của Uppsala model (Johanson &amp; Vahlne, 1977).</w:t>
       </w:r>
     </w:p>
     <w:bookmarkEnd w:id="23"/>
@@ -363,7 +389,7 @@
         <w:pStyle w:val="FirstParagraph"/>
       </w:pPr>
       <w:r>
-        <w:t xml:space="preserve">Kết quả về Digital Adoption Index (DAI) phức tạp hơn và có nhiều sắc thái hơn so với TCI. Trên toàn mẫu P7 (khung 50 nền kinh tế), DAI có hiệu ứng nâng mặt bằng năng suất dương và có ý nghĩa cao (</w:t>
+        <w:t xml:space="preserve">Kết quả về chỉ số chấp nhận số (DAI) phức tạp hơn và có nhiều sắc thái hơn so với TCI. Trên toàn mẫu P7 (khung 50 nền kinh tế), DAI có hiệu ứng nâng mặt bằng năng suất dương và có ý nghĩa cao (</w:t>
       </w:r>
       <m:oMath>
         <m:acc>
@@ -630,7 +656,7 @@
         </m:r>
       </m:oMath>
       <w:r>
-        <w:t xml:space="preserve">), nghĩa là hiệu ứng uốn đường cong của DAI không phổ quát mà tập trung ở các bối cảnh đặc thù. Tại Singapore (P4, DAI Tier-1+2), DAI phát huy rõ nhất dưới dạng hiệu ứng khuếch đại (</w:t>
+        <w:t xml:space="preserve">), nghĩa là hiệu ứng uốn đường cong của DAI không phổ quát mà tập trung ở các bối cảnh đặc thù. Tại Singapore (P4, DAI Tầng 1 và 2), DAI phát huy rõ nhất dưới dạng hiệu ứng khuếch đại (</w:t>
       </w:r>
       <m:oMath>
         <m:acc>
@@ -734,7 +760,7 @@
         </m:r>
       </m:oMath>
       <w:r>
-        <w:t xml:space="preserve">). Tại Việt Nam (P3, Tier-1 only, IV-estimated), DAI không có ý nghĩa phản ánh hạn chế đo lường và thiên lệch chọn lựa hơn là bác bỏ H3.</w:t>
+        <w:t xml:space="preserve">). Tại Việt Nam (P3, Tầng 1 only, IV-estimated), DAI không có ý nghĩa phản ánh hạn chế đo lường và thiên lệch chọn lựa hơn là bác bỏ H3.</w:t>
       </w:r>
     </w:p>
     <w:p>
@@ -782,7 +808,7 @@
         <w:pStyle w:val="BodyText"/>
       </w:pPr>
       <w:r>
-        <w:t xml:space="preserve">Cần lưu ý rằng kết quả không có ý nghĩa về DAI tại Việt Nam (P3) và các bối cảnh thấp hơn không nhất thiết bác bỏ H3, mà còn phản ánh hạn chế đo lường: Tier-1 DAI (website, email, online sales) chưa nắm bắt được chiều sâu của năng lực số. Khi DAI được đo bằng Tier-1+2 (bổ sung e-payment, e-supplier) như tại Singapore, hiệu ứng điều tiết xuất hiện rõ ràng hơn. Quan trọng hơn, tất cả đo lường DAI trong luận án đều là</w:t>
+        <w:t xml:space="preserve">Cần lưu ý rằng kết quả không có ý nghĩa về DAI tại Việt Nam (P3) và các bối cảnh thấp hơn không nhất thiết bác bỏ H3, mà còn phản ánh hạn chế đo lường: Tầng 1 DAI (website, email, online sales) chưa nắm bắt được chiều sâu của năng lực số. Khi DAI được đo bằng Tầng 1 và 2 (bổ sung e-payment, e-supplier) như tại Singapore, hiệu ứng điều tiết xuất hiện rõ ràng hơn. Quan trọng hơn, tất cả đo lường DAI trong luận án đều là</w:t>
       </w:r>
       <w:r>
         <w:t xml:space="preserve"> </w:t>
@@ -807,7 +833,7 @@
         <w:t xml:space="preserve">“</w:t>
       </w:r>
       <w:r>
-        <w:t xml:space="preserve">dynamic digital capability</w:t>
+        <w:t xml:space="preserve">dynamic năng lực số</w:t>
       </w:r>
       <w:r>
         <w:t xml:space="preserve">”</w:t>
@@ -824,7 +850,7 @@
         <w:pStyle w:val="BodyText"/>
       </w:pPr>
       <w:r>
-        <w:t xml:space="preserve">Một giải thích bổ sung từ Lý thuyết thể chế: ở các bối cảnh ICRV thấp với nhiều khoảng trống thể chế (Khanna &amp; Palepu, 2010), doanh nghiệp xuất khẩu có thể phụ thuộc vào DAI nhiều hơn như một cơ chế bù đắp cho thiếu hụt hạ tầng thể chế (hiệu ứng lá chắn số đã ghi nhận ở nghiên cứu thành phần P1 trên 17 nền). Trên khung 50 nền, tương tác chế độ-yếu với độ dốc đường cong ở mức biên ý nghĩa (FSTS×chế độ yếu = −0,523, p = ,087), nhất quán về chiều với lập luận này nhưng cần kiểm định nhân quả chặt hơn trước khi khẳng định.</w:t>
+        <w:t xml:space="preserve">Một giải thích bổ sung từ Lý thuyết thể chế: ở các bối cảnh ICRV thấp với nhiều khoảng trống thể chế (Khanna &amp; Palepu, 2010), doanh nghiệp xuất khẩu có thể phụ thuộc vào DAI nhiều hơn như một cơ chế bù đắp cho thiếu hụt hạ tầng thể chế (hiệu ứng lá chắn số đã ghi nhận ở nghiên cứu thành phần P1 trên 17 nền). Trên khung 50 nền, tương tác chế độ-yếu với độ dốc đường cong ở mức biên ý nghĩa (FSTS×chế độ yếu = −0,523, p =,087), nhất quán về chiều với lập luận này nhưng cần kiểm định nhân quả chặt hơn trước khi khẳng định.</w:t>
       </w:r>
     </w:p>
     <w:bookmarkEnd w:id="24"/>
@@ -890,7 +916,7 @@
           <m:t>,</m:t>
         </m:r>
         <m:r>
-          <m:t>088</m:t>
+          <m:t>104</m:t>
         </m:r>
       </m:oMath>
       <w:r>
@@ -907,7 +933,7 @@
           <m:rPr>
             <m:sty m:val="p"/>
           </m:rPr>
-          <m:t>=</m:t>
+          <m:t>&lt;</m:t>
         </m:r>
         <m:r>
           <m:rPr>
@@ -916,7 +942,7 @@
           <m:t>,</m:t>
         </m:r>
         <m:r>
-          <m:t>026</m:t>
+          <m:t>001</m:t>
         </m:r>
       </m:oMath>
       <w:r>
@@ -1080,7 +1106,10 @@
         </m:r>
       </m:oMath>
       <w:r>
-        <w:t xml:space="preserve">; M1 với hiệu ứng cố định quốc gia và năm; trong mẫu phụ chỉ gồm doanh nghiệp xuất khẩu, hệ số vẫn âm nhưng không ý nghĩa do N = 26) đại diện cho điều kiện biên mà CDCM không hoàn toàn dự báo trước trong phiên bản ban đầu của khung lý thuyết. FIP là biểu hiện của trường hợp khi</w:t>
+        <w:t xml:space="preserve"> </w:t>
+      </w:r>
+      <w:r>
+        <w:t xml:space="preserve">trên phiên bản dữ liệu gốc của P8; cần đọc cùng giới hạn dữ liệu ở Mục 4.7.8, theo đó kết quả mang tính thăm dò và nhạy cảm với phiên bản dữ liệu) đại diện cho điều kiện biên mà CDCM không hoàn toàn dự báo trước trong phiên bản ban đầu của khung lý thuyết. FIP là biểu hiện của trường hợp khi</w:t>
       </w:r>
       <w:r>
         <w:t xml:space="preserve"> </w:t>
@@ -1104,7 +1133,39 @@
         <w:pStyle w:val="BodyText"/>
       </w:pPr>
       <w:r>
-        <w:t xml:space="preserve">Quan hệ âm đơn điệu này khác về bản chất với quan hệ phi tuyến chữ U ngược: không có điểm uốn trong phạm vi dữ liệu, nghĩa là không có mức FSTS nào mà doanh nghiệp SIDS có thể tận dụng để cải thiện hiệu quả thông qua xuất khẩu trong điều kiện hiện tại. Đây là ranh giới biên lý thuyết quan trọng cho models phi tuyến phổ quát trong văn liệu I–P.</w:t>
+        <w:t xml:space="preserve">Phát hiện vững trên mẫu đầy đủ tám nền kinh tế là</w:t>
+      </w:r>
+      <w:r>
+        <w:t xml:space="preserve"> </w:t>
+      </w:r>
+      <w:r>
+        <w:rPr>
+          <w:bCs/>
+          <w:b/>
+        </w:rPr>
+        <w:t xml:space="preserve">sự tan rã của dạng chữ U ngược</w:t>
+      </w:r>
+      <w:r>
+        <w:t xml:space="preserve"> </w:t>
+      </w:r>
+      <w:r>
+        <w:t xml:space="preserve">(cả độ cong lẫn độ dốc đều không có ý nghĩa thống kê), tương phản sắc nét với chữ U ngược của lục địa; FIP được hiểu như</w:t>
+      </w:r>
+      <w:r>
+        <w:t xml:space="preserve"> </w:t>
+      </w:r>
+      <w:r>
+        <w:rPr>
+          <w:bCs/>
+          <w:b/>
+        </w:rPr>
+        <w:t xml:space="preserve">trường hợp giới hạn lý thuyết</w:t>
+      </w:r>
+      <w:r>
+        <w:t xml:space="preserve"> </w:t>
+      </w:r>
+      <w:r>
+        <w:t xml:space="preserve">của sự tan rã này, tức chiều hướng mà quan hệ nghiêng về khi quốc tế hóa cưỡng bức chi phối hoàn toàn, chứ không phải một quan hệ âm đơn điệu đã được ước lượng vững. Dù theo hướng giới hạn hay theo bằng chứng tan rã, hàm ý chung là không có mức FSTS nào mà doanh nghiệp SIDS có thể tận dụng để cải thiện hiệu quả thông qua xuất khẩu trong điều kiện hiện tại. Đây là ranh giới biên lý thuyết quan trọng cho các mô hình phi tuyến phổ quát trong tài liệu về quan hệ quốc tế hóa và hiệu quả.</w:t>
       </w:r>
     </w:p>
     <w:p>
@@ -1139,7 +1200,7 @@
         <w:t xml:space="preserve"> </w:t>
       </w:r>
       <w:r>
-        <w:t xml:space="preserve">Phát hiện ngưỡng phá vỡ tại Ấn Độ (P9 (Ấn Độ)) qua giai đoạn 2014–2025 bổ sung một điều kiện biên quan trọng cho khung CDCM. Trong khi quan hệ U ngược được khung dự đoán giả định môi trường thể chế ổn định, sự sụp đổ độ cong tại đợt 2025 dưới áp lực tích lũy của bãi bỏ tiền mặt, GST, IBC, UPI, PLI, COVID-19 và Atmanirbhar Bharat cho thấy bản thân khung CDCM cũng cần điều kiện ổn định thể chế làm tiền đề. Khung này không khẳng định U ngược là quan hệ phổ quát mà là quan hệ có điều kiện. Sự bác bỏ giả thuyết phổ quát của Tier-2 thay thế Tier-1 (qua tương tác âm</w:t>
+        <w:t xml:space="preserve">Phát hiện ngưỡng phá vỡ tại Ấn Độ (P9 (Ấn Độ)) qua giai đoạn 2014–2025 bổ sung một điều kiện biên quan trọng cho khung CDCM. Trong khi quan hệ U ngược được khung dự đoán giả định môi trường thể chế ổn định, sự sụp đổ độ cong tại đợt 2025 dưới áp lực tích lũy của bãi bỏ tiền mặt, GST, IBC, UPI, PLI, COVID-19 và Atmanirbhar Bharat cho thấy bản thân khung CDCM cũng cần điều kiện ổn định thể chế làm tiền đề. Khung này không khẳng định U ngược là quan hệ phổ quát mà là quan hệ có điều kiện. Sự bác bỏ giả thuyết phổ quát của Tầng 2 thay thế Tầng 1 (qua tương tác âm</w:t>
       </w:r>
       <w:r>
         <w:t xml:space="preserve"> </w:t>
@@ -1244,7 +1305,23 @@
         <w:pStyle w:val="BodyText"/>
       </w:pPr>
       <w:r>
-        <w:t xml:space="preserve">Ở biên dưới của gradient (chế độ đang nổi và đảo nhỏ, Nhóm V và VI), quan hệ mất cấu trúc theo hai mức độ khác nhau. Tại Nhóm V, các hệ số không còn ý nghĩa thống kê và dạng hàm tan rã (P7). Tại Nhóm VI là các nền kinh tế đảo nhỏ, quan hệ không chỉ tan rã mà đảo hẳn sang âm đơn điệu, gánh nặng quốc tế hóa bắt buộc với hệ số −1,339 (p &lt; 0,001, P8). Như vậy, ba vùng không phải là ba hiện tượng tách biệt mà là biểu hiện liên tục của cùng một cơ chế thể chế: khi đệm thể chế dày, dư địa quốc tế hóa có lợi mở rộng đến mức nhánh suy giảm biến mất; khi đệm thể chế mỏng dần, điểm uốn dịch về phía trái và độ cong sắc nét lên; khi đệm thể chế cạn kiệt, bản thân điểm tối ưu biến mất và phần thưởng của quốc tế hóa chuyển thành tổn thất.</w:t>
+        <w:t xml:space="preserve">Ở biên dưới của gradient (chế độ đang nổi và đảo nhỏ, Nhóm V và VI), quan hệ mất cấu trúc theo hai mức độ khác nhau. Tại Nhóm V, các hệ số không còn ý nghĩa thống kê và dạng hàm tan rã (P7). Tại Nhóm VI là các nền kinh tế đảo nhỏ, phát hiện vững là dạng chữ U ngược</w:t>
+      </w:r>
+      <w:r>
+        <w:t xml:space="preserve"> </w:t>
+      </w:r>
+      <w:r>
+        <w:rPr>
+          <w:bCs/>
+          <w:b/>
+        </w:rPr>
+        <w:t xml:space="preserve">tan rã</w:t>
+      </w:r>
+      <w:r>
+        <w:t xml:space="preserve"> </w:t>
+      </w:r>
+      <w:r>
+        <w:t xml:space="preserve">(cả độ cong lẫn độ dốc đều không có ý nghĩa trên mẫu đầy đủ tám nền), với quan hệ nghiêng về một dạng âm đơn điệu như trường hợp giới hạn lý thuyết, gánh nặng quốc tế hóa bắt buộc (hệ số −1,339 chỉ xuất hiện trên một bản dựng dữ liệu hạn chế ba cụm, mang tính minh họa và nhạy cảm với phiên bản dữ liệu, xem Mục 4.7.8). Như vậy, ba vùng không phải là ba hiện tượng tách biệt mà là biểu hiện liên tục của cùng một cơ chế thể chế: khi đệm thể chế dày, dư địa quốc tế hóa có lợi mở rộng đến mức nhánh suy giảm biến mất; khi đệm thể chế mỏng dần, điểm uốn dịch về phía trái và độ cong sắc nét lên; khi đệm thể chế cạn kiệt, bản thân điểm tối ưu biến mất và phần thưởng của quốc tế hóa chuyển thành tổn thất.</w:t>
       </w:r>
     </w:p>
     <w:p>
@@ -1257,7 +1334,7 @@
     </w:p>
     <w:bookmarkEnd w:id="28"/>
     <w:bookmarkEnd w:id="29"/>
-    <w:bookmarkStart w:id="33" w:name="so-sánh-với-nghiên-cứu-trước-đây"/>
+    <w:bookmarkStart w:id="37" w:name="so-sánh-với-nghiên-cứu-trước-đây"/>
     <w:p>
       <w:pPr>
         <w:pStyle w:val="Heading2"/>
@@ -1280,7 +1357,7 @@
         <w:pStyle w:val="FirstParagraph"/>
       </w:pPr>
       <w:r>
-        <w:t xml:space="preserve">Kết quả gộp effect</w:t>
+        <w:t xml:space="preserve">Kết quả hiệu ứng gộp</w:t>
       </w:r>
       <w:r>
         <w:t xml:space="preserve"> </w:t>
@@ -1344,7 +1421,7 @@
         <w:t xml:space="preserve"> </w:t>
       </w:r>
       <w:r>
-        <w:t xml:space="preserve">từ meta-analysis cơ sở đã công bố tại hội nghị ICBEF 2024 (nghiên cứu thành phần P1–P2 của luận án). Sự hội tụ này là đáng kể vì P6 mở rộng pool lên</w:t>
+        <w:t xml:space="preserve">từ phân tích tổng hợp cơ sở đã công bố tại hội nghị ICBEF 2024 (nghiên cứu thành phần P1–P2 của luận án). Sự hội tụ này là đáng kể vì P6 mở rộng mẫu gộp lên</w:t>
       </w:r>
       <w:r>
         <w:t xml:space="preserve"> </w:t>
@@ -1387,7 +1464,7 @@
         </m:r>
       </m:oMath>
       <w:r>
-        <w:t xml:space="preserve">, đồng thời áp dụng cấu trúc ba tầng phức tạp hơn. Tính vững của gộp effect khi mở rộng pool nghiên cứu là bằng chứng về tính ổn định của cơ sở ước lượng.</w:t>
+        <w:t xml:space="preserve">, đồng thời áp dụng cấu trúc ba tầng phức tạp hơn. Tính vững của hiệu ứng gộp khi mở rộng mẫu gộp nghiên cứu là bằng chứng về tính ổn định của cơ sở ước lượng.</w:t>
       </w:r>
     </w:p>
     <w:p>
@@ -1456,7 +1533,7 @@
         <w:t xml:space="preserve"> </w:t>
       </w:r>
       <w:r>
-        <w:t xml:space="preserve">thành 54,1% tầng 2 và 8,4% tầng 3 là thông tin mới mà phân tích meta đơn tầng không cung cấp. Điều này thay đổi hiểu biết về nguồn gốc của dị biệt trong văn liệu, vấn đề chủ yếu là</w:t>
+        <w:t xml:space="preserve">thành 54,1% tầng 2 và 8,4% tầng 3 là thông tin mới mà phân tích phân tích tổng hợp đơn tầng không cung cấp. Điều này thay đổi hiểu biết về nguồn gốc của dị biệt trong tài liệu, vấn đề chủ yếu là</w:t>
       </w:r>
       <w:r>
         <w:t xml:space="preserve"> </w:t>
@@ -1487,7 +1564,7 @@
         <w:pStyle w:val="FirstParagraph"/>
       </w:pPr>
       <w:r>
-        <w:t xml:space="preserve">Lu và Beamish (2004) và Contractor et al. (2003) là hai công trình nền tảng về quan hệ phi tuyến I–P. Lu và Beamish (2004) tìm điểm uốn khoảng 60% FSTS trong mẫu doanh nghiệp Nhật Bản, trong khi Contractor et al. (2003) đề xuất đường cong chữ S ba giai đoạn. Luận án này vượt qua hai công trình đó theo ba hướng:</w:t>
+        <w:t xml:space="preserve">Lu và Beamish (2004) và Contractor et al. (2003) là hai công trình nền tảng về quan hệ phi tuyến quốc tế hóa và hiệu quả. Lu và Beamish (2004) tìm điểm uốn khoảng 60% FSTS trong mẫu doanh nghiệp Nhật Bản, trong khi Contractor et al. (2003) đề xuất đường cong chữ S ba giai đoạn. Luận án này vượt qua hai công trình đó theo ba hướng:</w:t>
       </w:r>
     </w:p>
     <w:p>
@@ -1518,7 +1595,7 @@
         <w:t xml:space="preserve"> </w:t>
       </w:r>
       <w:r>
-        <w:t xml:space="preserve">mà phụ thuộc vào bối cảnh ICRV: từ TP ≈ 88,6% (Singapore, Advanced Innovation; lưu ý điểm uốn này không định vị tin cậy do CI vượt ngưỡng khả thi, xem Mục 4.3) đến TP ≈ 39,7% (Việt Nam pooled, Lower-mid Transition), với Trung Quốc ở mức trung gian (TP ≈ 48,78%). Không có một điểm uốn phổ quát cho tất cả bối cảnh.</w:t>
+        <w:t xml:space="preserve">mà phụ thuộc vào bối cảnh ICRV: từ TP ≈ 88,6% (Singapore, tiên tiến đổi mới; lưu ý điểm uốn này không định vị tin cậy do CI vượt ngưỡng khả thi, xem Mục 4.3) đến TP ≈ 39,7% (Việt Nam pooled, chuyển đổi thu nhập trung bình thấp), với Trung Quốc ở mức trung gian (TP ≈ 48,78%). Không có một điểm uốn phổ quát cho tất cả bối cảnh.</w:t>
       </w:r>
     </w:p>
     <w:p>
@@ -1533,7 +1610,23 @@
         <w:t xml:space="preserve">Thứ hai</w:t>
       </w:r>
       <w:r>
-        <w:t xml:space="preserve">, luận án xác định trường hợp biên FIP tại SIDS, không phải là đường cong chữ S hay chữ U ngược mà là quan hệ âm đơn điệu, điều mà cả ba-stage theory lẫn đường cong chữ S không dự báo được.</w:t>
+        <w:t xml:space="preserve">, luận án xác định trường hợp biên tại SIDS, nơi dạng chữ U ngược</w:t>
+      </w:r>
+      <w:r>
+        <w:t xml:space="preserve"> </w:t>
+      </w:r>
+      <w:r>
+        <w:rPr>
+          <w:bCs/>
+          <w:b/>
+        </w:rPr>
+        <w:t xml:space="preserve">tan rã</w:t>
+      </w:r>
+      <w:r>
+        <w:t xml:space="preserve"> </w:t>
+      </w:r>
+      <w:r>
+        <w:t xml:space="preserve">(không còn độ cong hay độ dốc có ý nghĩa) thay vì tuân theo đường cong chữ S hay chữ U ngược; FIP được nêu như trường hợp giới hạn lý thuyết của sự tan rã đó, một biên mà cả lý thuyết ba giai đoạn lẫn đường cong chữ S đều không dự báo được.</w:t>
       </w:r>
     </w:p>
     <w:p>
@@ -1548,17 +1641,17 @@
         <w:t xml:space="preserve">Thứ ba</w:t>
       </w:r>
       <w:r>
-        <w:t xml:space="preserve">, luận án mở rộng khung phân tích từ dữ liệu doanh nghiệp Nhật Bản/đa quốc gia sang 50 nền kinh tế châu Á và Thái Bình Dương, bối cảnh underrepresented trong văn liệu Lu và Beamish.</w:t>
+        <w:t xml:space="preserve">, luận án mở rộng khung phân tích từ dữ liệu doanh nghiệp Nhật Bản/đa quốc gia sang 50 nền kinh tế châu Á và Thái Bình Dương, bối cảnh underrepresented trong tài liệu Lu và Beamish.</w:t>
       </w:r>
     </w:p>
     <w:bookmarkEnd w:id="31"/>
-    <w:bookmarkStart w:id="32" w:name="X7d417abcca377c053c807a61872538ebbcf35bb"/>
+    <w:bookmarkStart w:id="32" w:name="Xeac187370c14c6793689f905820e65acbeee337"/>
     <w:p>
       <w:pPr>
         <w:pStyle w:val="Heading3"/>
       </w:pPr>
       <w:r>
-        <w:t xml:space="preserve">5.2.3 Mở rộng Marano et al. (2016): ICRV thay thế binary institutional quality</w:t>
+        <w:t xml:space="preserve">5.2.3 Mở rộng Marano et al. (2016): ICRV thay thế phân loại thể chế nhị phân</w:t>
       </w:r>
     </w:p>
     <w:p>
@@ -1566,7 +1659,7 @@
         <w:pStyle w:val="FirstParagraph"/>
       </w:pPr>
       <w:r>
-        <w:t xml:space="preserve">Marano et al. (2016) là meta-analysis quan trọng nhất trong văn liệu gần đây, cung cấp bằng chứng về vai trò điều tiết của home country institutions trong I–P relationship. Tuy nhiên, Marano et al. sử dụng phân loại binary (developed vs. emerging) hoặc continuous institutional quality scores.</w:t>
+        <w:t xml:space="preserve">Marano et al. (2016) là phân tích tổng hợp quan trọng nhất trong tài liệu gần đây, cung cấp bằng chứng về vai trò điều tiết của thể chế quốc gia nguồn trong quan hệ quốc tế hóa và hiệu quả. Tuy nhiên, nghiên cứu này sử dụng phân loại nhị phân (phát triển so với mới nổi) hoặc điểm chất lượng thể chế liên tục.</w:t>
       </w:r>
     </w:p>
     <w:p>
@@ -1587,7 +1680,7 @@
         <w:t xml:space="preserve">phân loại đa chiều</w:t>
       </w:r>
       <w:r>
-        <w:t xml:space="preserve">: ICRV sáu chế độ con nắm bắt được sự đa dạng trong nội bộ nhóm</w:t>
+        <w:t xml:space="preserve">: khung ICRV sáu chế độ nắm bắt được sự đa dạng trong nội bộ nhóm mới nổi, phân biệt nhóm trung bình cao của Trung Quốc với nhóm chuyển đổi thu nhập trung bình thấp của Việt Nam, với nhóm đang nổi của Campuchia và nhóm đảo nhỏ; đồng thời phân biệt trong nhóm tiên tiến giữa chế độ tiên tiến đổi mới của Singapore và chế độ tiên tiến tài nguyên của các nền vùng Vịnh. Phân loại nhị phân bỏ sót sự biến thiên quan trọng này, dẫn đến mất thông tin về gradient thể chế. Quan trọng hơn việc mất thông tin, phân loại nhị phân tạo ra một sai lệch triệt tiêu dấu khi gộp: dưới một nhãn</w:t>
       </w:r>
       <w:r>
         <w:t xml:space="preserve"> </w:t>
@@ -1596,7 +1689,7 @@
         <w:t xml:space="preserve">“</w:t>
       </w:r>
       <w:r>
-        <w:t xml:space="preserve">emerging</w:t>
+        <w:t xml:space="preserve">mới nổi</w:t>
       </w:r>
       <w:r>
         <w:t xml:space="preserve">”</w:t>
@@ -1605,7 +1698,7 @@
         <w:t xml:space="preserve"> </w:t>
       </w:r>
       <w:r>
-        <w:t xml:space="preserve">(phân biệt Upper-middle Trung Quốc với Lower-middle transition Việt Nam với Emerging Campuchia và SIDS) và nhóm</w:t>
+        <w:t xml:space="preserve">duy nhất, hệ số điều tiết của Marano et al. (2016) lấy trung bình đồng thời các nền có độ cong chữ U ngược âm rõ (Trung Quốc, Việt Nam), các nền gần tuyến tính, và các nền đảo nhỏ có quan hệ âm đơn điệu (FIP) với độ cong bậc hai không tạo điểm uốn nội vùng; kết quả là một hệ số điều tiết gộp che lấp chính sự phân kỳ mà nó cần bộc lộ. Đóng góp của ICRV do đó không nằm ở chỗ</w:t>
       </w:r>
       <w:r>
         <w:t xml:space="preserve"> </w:t>
@@ -1614,7 +1707,7 @@
         <w:t xml:space="preserve">“</w:t>
       </w:r>
       <w:r>
-        <w:t xml:space="preserve">advanced</w:t>
+        <w:t xml:space="preserve">có nhiều nhóm hơn</w:t>
       </w:r>
       <w:r>
         <w:t xml:space="preserve">”</w:t>
@@ -1623,42 +1716,59 @@
         <w:t xml:space="preserve"> </w:t>
       </w:r>
       <w:r>
-        <w:t xml:space="preserve">(phân biệt Advanced Innovation Singapore với Advanced Resource GCC). Phân loại nhị phân bỏ sót sự biến thiên quan trọng này, dẫn đến mất thông tin về gradient.</w:t>
-      </w:r>
-    </w:p>
-    <w:p>
-      <w:pPr>
-        <w:pStyle w:val="BodyText"/>
-      </w:pPr>
-      <w:r>
-        <w:t xml:space="preserve">Ngoài ra, luận án sử dụng phương pháp MARA ba tầng để phân tách cấu trúc dị biệt, một cải tiến phương pháp so với random-effects meta-analysis đơn tầng của Marano et al. (2016).</w:t>
-      </w:r>
-    </w:p>
-    <w:p>
-      <w:r>
-        <w:pict>
-          <v:rect style="width:0;height:1.5pt" o:hralign="center" o:hrstd="t" o:hr="t"/>
-        </w:pict>
+        <w:t xml:space="preserve">mà ở chỗ tránh được hiện tượng triệt tiêu dấu trong nội bộ nhóm mới nổi, qua đó phục hồi thông tin gradient mà thước đo nhị phân làm mất.</w:t>
+      </w:r>
+    </w:p>
+    <w:p>
+      <w:pPr>
+        <w:pStyle w:val="BodyText"/>
+      </w:pPr>
+      <w:r>
+        <w:t xml:space="preserve">Ngoài ra, luận án sử dụng phương pháp MARA ba tầng để phân tách cấu trúc dị biệt, một cải tiến phương pháp so với phân tích tổng hợp hiệu ứng ngẫu nhiên đơn tầng của Marano et al. (2016).</w:t>
       </w:r>
     </w:p>
     <w:bookmarkEnd w:id="32"/>
+    <w:bookmarkStart w:id="33" w:name="X14b1aa9024c551eefd38cfde193b66356c9f149"/>
+    <w:p>
+      <w:pPr>
+        <w:pStyle w:val="Heading3"/>
+      </w:pPr>
+      <w:r>
+        <w:t xml:space="preserve">5.2.4 Lý giải các kết quả nhân rộng quy mô lớn còn phân tán</w:t>
+      </w:r>
+    </w:p>
+    <w:p>
+      <w:pPr>
+        <w:pStyle w:val="FirstParagraph"/>
+      </w:pPr>
+      <w:r>
+        <w:t xml:space="preserve">Một làn sóng nghiên cứu nhân rộng quy mô lớn gần đây đặt lại câu hỏi về tính bền vững của quan hệ quốc tế hóa và hiệu quả. Pisani và cộng sự (2020), khi nhân rộng quan hệ đa quốc gia và hiệu quả trên mẫu xuyên quốc gia cỡ lớn, tìm thấy một quan hệ yếu và không nhất quán giữa các nước; Berry và Kaul (2016) kiểm chứng lại đường cong chữ S và kết luận rằng dạng hàm này không nhân rộng vững chắc; Kirca và cộng sự (2012), qua phân tích tổng hợp, cho thấy bối cảnh điều tiết mạnh quan hệ này. Điểm chung của ba nghiên cứu là một kết quả gộp bị suy giảm hoặc bất nhất khi nhiều bối cảnh được gộp chung mà không phân tầng thể chế.</w:t>
+      </w:r>
+    </w:p>
+    <w:p>
+      <w:pPr>
+        <w:pStyle w:val="BodyText"/>
+      </w:pPr>
+      <w:r>
+        <w:t xml:space="preserve">Bằng chứng ba vùng của luận án cung cấp một lời giải thích cấu trúc cho mô thức phân tán này. Khi gộp các nền kinh tế thuộc những chế độ thể chế khác nhau vào một ước lượng duy nhất, người ta đang lấy trung bình của ba dạng quan hệ khác nhau về bản chất: chữ U ngược sắc nét ở vùng chuyển đổi (Nhóm IV, điểm uốn quanh 43%), quan hệ gần tuyến tính dương ở biên thể chế mạnh (Nhóm I, điểm uốn nằm ngoài miền quan sát), và quan hệ tan rã hoặc đảo dấu ở biên thể chế yếu (Nhóm V và VI). Phép lấy trung bình này tất yếu tạo ra một tín hiệu gộp bị nén và bất ổn, đúng như các nghiên cứu nhân rộng ghi nhận. Như vậy, kết quả của luận án không mâu thuẫn với tài liệu nhân rộng mà giải thích nó: tính phân tán của các kết quả gộp không phải bằng chứng rằng quan hệ quốc tế hóa và hiệu quả là giả tạo, mà là hệ quả đo lường của việc bỏ qua phân tầng thể chế. Việc một nghiên cứu đơn quốc gia có tìm thấy chữ U ngược hay không phụ thuộc vào vùng thể chế mà nền kinh tế đó chiếm giữ, và đây chính là biến số mà các phép nhân rộng gộp đã làm mờ đi.</w:t>
+      </w:r>
+    </w:p>
+    <w:p>
+      <w:pPr>
+        <w:pStyle w:val="BodyText"/>
+      </w:pPr>
+      <w:r>
+        <w:t xml:space="preserve">Một phản biện sắc bén có thể nêu là bản thân cấu trúc ba vùng có nguy cơ là tạo tác của việc nhà nghiên cứu tự chọn điểm cắt ICRV, tức một dạng dò tìm đặc tả hậu nghiệm thay vì một quy luật. Hai đặc điểm của thiết kế bác bỏ cách đọc này. Thứ nhất, các điểm cắt ICRV được xác định trước trên các chỉ báo thể chế (chỉ số quản trị toàn cầu, mức phát triển, đặc trưng cấu trúc), độc lập với biến kết quả quốc tế hóa và hiệu quả, nên chúng không thể được nắn để khớp với hình dạng đường cong. Thứ hai, các ước lượng điểm uốn đơn quốc gia độc lập, Việt Nam (khoảng 39–46% qua ba đợt) và Trung Quốc (khoảng 47–49% qua hai đợt), hội tụ về cùng một dải vùng giữa mà không hề bị ràng buộc phải làm vậy, một sự trùng khớp ngoài mẫu khó nảy sinh từ việc dò tìm đặc tả. Hai đặc điểm này, kết hợp với tam giác hóa giữa phân tích tổng hợp và ước lượng gộp ở Mục 5.2.5, đặt cấu trúc ba vùng trên nền tảng xác nhận chéo chứ không phải trên tự do bậc đặc tả.</w:t>
+      </w:r>
+    </w:p>
     <w:bookmarkEnd w:id="33"/>
-    <w:bookmarkStart w:id="39" w:name="đóng-góp-lý-thuyết"/>
-    <w:p>
-      <w:pPr>
-        <w:pStyle w:val="Heading2"/>
-      </w:pPr>
-      <w:r>
-        <w:t xml:space="preserve">5.3 Đóng góp lý thuyết</w:t>
-      </w:r>
-    </w:p>
-    <w:bookmarkStart w:id="34" w:name="cdcm-làm-rõ-dai-là-nguồn-lực-tình-huống"/>
+    <w:bookmarkStart w:id="34" w:name="Xf25f3308ff8d15e01513cc21db6ba5ba8cc8c9c"/>
     <w:p>
       <w:pPr>
         <w:pStyle w:val="Heading3"/>
       </w:pPr>
       <w:r>
-        <w:t xml:space="preserve">5.3.1 CDCM: Làm rõ DAI là nguồn lực tình huống</w:t>
+        <w:t xml:space="preserve">5.2.5 Tam giác hóa giữa phân tích tổng hợp (P6) và ước lượng gộp toàn mẫu (P7)</w:t>
       </w:r>
     </w:p>
     <w:p>
@@ -1666,1069 +1776,22 @@
         <w:pStyle w:val="FirstParagraph"/>
       </w:pPr>
       <w:r>
-        <w:t xml:space="preserve">Đóng góp lý thuyết đầu tiên là làm rõ</w:t>
-      </w:r>
-      <w:r>
-        <w:t xml:space="preserve"> </w:t>
-      </w:r>
-      <w:r>
-        <w:rPr>
-          <w:bCs/>
-          <w:b/>
-        </w:rPr>
-        <w:t xml:space="preserve">bản chất của DAI</w:t>
-      </w:r>
-      <w:r>
-        <w:t xml:space="preserve"> </w:t>
-      </w:r>
-      <w:r>
-        <w:t xml:space="preserve">trong khung CDCM. Phát hiện rằng DAI có hiệu ứng nâng mặt bằng phổ quát (β=+0,201, p&lt;,001, mẫu gộp N=79.080 từ 50 nền kinh tế) nhưng vai trò điều tiết đường cong I–P là</w:t>
-      </w:r>
-      <w:r>
-        <w:t xml:space="preserve"> </w:t>
-      </w:r>
-      <w:r>
-        <w:rPr>
-          <w:bCs/>
-          <w:b/>
-        </w:rPr>
-        <w:t xml:space="preserve">bối cảnh-phụ thuộc</w:t>
-      </w:r>
-      <w:r>
-        <w:t xml:space="preserve"> </w:t>
-      </w:r>
-      <w:r>
-        <w:t xml:space="preserve">(các tương tác đường cong cùng chiều nhưng không ý nghĩa toàn mẫu; bằng chứng rõ nhất ở bối cảnh đơn quốc gia P4) gợi ý rằng DAI không phải là năng lực nền tảng (như TCI) mà là</w:t>
-      </w:r>
-      <w:r>
-        <w:t xml:space="preserve"> </w:t>
-      </w:r>
-      <w:r>
-        <w:rPr>
-          <w:bCs/>
-          <w:b/>
-        </w:rPr>
-        <w:t xml:space="preserve">nguồn lực tình huống</w:t>
-      </w:r>
-      <w:r>
-        <w:t xml:space="preserve">, tài nguyên có vai trò thay đổi theo bối cảnh thể chế. Quan trọng: tương tác chế độ-yếu (FSTS×Weak = −0,523, p = ,087, biên ý nghĩa) cho thấy hiệu ứng điều tiết của DAI</w:t>
-      </w:r>
-      <w:r>
-        <w:t xml:space="preserve"> </w:t>
-      </w:r>
-      <w:r>
-        <w:rPr>
-          <w:bCs/>
-          <w:b/>
-        </w:rPr>
-        <w:t xml:space="preserve">mạnh hơn</w:t>
-      </w:r>
-      <w:r>
-        <w:t xml:space="preserve"> </w:t>
-      </w:r>
-      <w:r>
-        <w:t xml:space="preserve">tại các nền kinh tế thể chế yếu hơn (Emerging, SIDS),</w:t>
-      </w:r>
-      <w:r>
-        <w:t xml:space="preserve"> </w:t>
-      </w:r>
-      <w:r>
-        <w:t xml:space="preserve">“</w:t>
-      </w:r>
-      <w:r>
-        <w:t xml:space="preserve">lá chắn số</w:t>
-      </w:r>
-      <w:r>
-        <w:t xml:space="preserve">”</w:t>
-      </w:r>
-      <w:r>
-        <w:t xml:space="preserve"> </w:t>
-      </w:r>
-      <w:r>
-        <w:t xml:space="preserve">bù đắp cho thiếu hụt thể chế.</w:t>
-      </w:r>
-    </w:p>
-    <w:p>
-      <w:pPr>
-        <w:pStyle w:val="BodyText"/>
-      </w:pPr>
-      <w:r>
-        <w:t xml:space="preserve">Điều này có hàm ý lý thuyết quan trọng cho RBV và digital capability văn liệu (Bhandari et al., 2023; Verhoef et al., 2021): không phải mọi nguồn lực số đều tạo ra lợi thế cạnh tranh theo cùng một cơ chế trong mọi bối cảnh. Giá trị của DAI là</w:t>
-      </w:r>
-      <w:r>
-        <w:t xml:space="preserve"> </w:t>
-      </w:r>
-      <w:r>
-        <w:rPr>
-          <w:bCs/>
-          <w:b/>
-        </w:rPr>
-        <w:t xml:space="preserve">tài sản bổ trợ</w:t>
-      </w:r>
-      <w:r>
-        <w:t xml:space="preserve"> </w:t>
-      </w:r>
-      <w:r>
-        <w:t xml:space="preserve">(Teece, 1986) với bối cảnh thể chế, nhưng theo hướng</w:t>
-      </w:r>
-      <w:r>
-        <w:t xml:space="preserve"> </w:t>
-      </w:r>
-      <w:r>
-        <w:rPr>
-          <w:bCs/>
-          <w:b/>
-        </w:rPr>
-        <w:t xml:space="preserve">nghịch chiều</w:t>
-      </w:r>
-      <w:r>
-        <w:t xml:space="preserve">: DAI hoạt động như lá chắn bù đắp (compensatory asset) trong bối cảnh thể chế yếu, nơi hạ tầng thể chế chưa đủ hỗ trợ cho doanh nghiệp xuất khẩu. Đây là bằng chứng thực nghiệm bổ sung cho lý thuyết về vai trò thay thế giữa thể chế và năng lực số.</w:t>
-      </w:r>
-    </w:p>
-    <w:bookmarkEnd w:id="34"/>
-    <w:bookmarkStart w:id="35" w:name="X3b1084bbd444ca85d063deaaac052e856e27e72"/>
-    <w:p>
-      <w:pPr>
-        <w:pStyle w:val="Heading3"/>
-      </w:pPr>
-      <w:r>
-        <w:t xml:space="preserve">5.3.1.1 Phân biệt nâng mặt bằng phổ quát và uốn đường cong phi phổ quát</w:t>
-      </w:r>
-    </w:p>
-    <w:p>
-      <w:pPr>
-        <w:pStyle w:val="FirstParagraph"/>
-      </w:pPr>
-      <w:r>
-        <w:t xml:space="preserve">Một đóng góp lý thuyết tinh tế nhưng có hệ quả sâu của luận án là phân biệt rạch ròi giữa hai loại hiệu ứng mà các cấu trúc năng lực có thể tạo ra trên quan hệ quốc tế hóa và hiệu quả: hiệu ứng nâng mặt bằng (dịch chuyển toàn bộ đường cong lên trên) và hiệu ứng uốn đường cong (thay đổi hình dạng, độ dốc hoặc vị trí điểm uốn). Sự phân biệt này, vốn được hình thức hóa trong văn liệu kiểm định quan hệ phi tuyến của Haans, Pieters và He (2016), trở thành lăng kính tổ chức cho toàn bộ bằng chứng về TCI và DAI.</w:t>
-      </w:r>
-    </w:p>
-    <w:p>
-      <w:pPr>
-        <w:pStyle w:val="BodyText"/>
-      </w:pPr>
-      <w:r>
-        <w:t xml:space="preserve">Đối với năng lực công nghệ, bằng chứng hội tụ mạnh mẽ rằng đây là yếu tố nâng mặt bằng phổ quát: hiệu ứng trực tiếp dương và có ý nghĩa cao xuất hiện nhất quán ở mọi bối cảnh (Việt Nam +0,179 dạng biến công cụ; Trung Quốc từ +0,26 đến +0,43; toàn mẫu 50 nền +0,141; Nhật Bản +0,100; SIDS +0,299), trong khi các tương tác uốn đường cong với cường độ xuất khẩu không đạt ý nghĩa thống kê trên toàn mẫu và chỉ định hình ở một bối cảnh đơn quốc gia. Ngay cả tại SIDS, nơi quan hệ tổng thể là âm đơn điệu, năng lực công nghệ vẫn nâng mặt bằng năng suất nhưng không thể uốn độ dốc âm sang vùng dương, một bằng chứng đặc biệt thuyết phục rằng vai trò của năng lực công nghệ là nâng sàn chứ không phải định hình đường cong.</w:t>
-      </w:r>
-    </w:p>
-    <w:p>
-      <w:pPr>
-        <w:pStyle w:val="BodyText"/>
-      </w:pPr>
-      <w:r>
-        <w:t xml:space="preserve">Đối với chấp nhận số, mô thức cũng tương tự nhưng với một khác biệt then chốt về cường độ ngữ cảnh. Hiệu ứng nâng mặt bằng của DAI là phổ quát và lớn hơn cả TCI trên toàn mẫu 50 nền (+0,201, p &lt; 0,001), nhưng vai trò uốn đường cong của nó không phổ quát: các tương tác đường cong trên toàn mẫu mang đúng chiều nén mà khung CDCM dự đoán nhưng không đạt ý nghĩa thống kê, và chỉ phát huy rõ rệt ở bối cảnh đặc thù (Singapore, tương tác bậc hai +3,119, p = 0,005). Phát hiện này tinh chỉnh đóng góp lý thuyết theo hướng quan trọng: sự khác biệt giữa TCI và DAI không nằm ở việc cái nào nâng mặt bằng (cả hai đều nâng), mà ở chỗ vai trò uốn đường cong của DAI bị điều kiện hóa bởi tầng phát triển thể chế và mức độ chiều sâu của thước đo, trong khi TCI thuần túy là yếu tố nền tảng nâng sàn. Đây là cơ sở thực nghiệm trực tiếp cho lập luận rằng năng lực công nghệ là năng lực nền tảng còn chấp nhận số là nguồn lực tình huống trong khung CDCM.</w:t>
-      </w:r>
-    </w:p>
-    <w:p>
-      <w:pPr>
-        <w:pStyle w:val="BodyText"/>
-      </w:pPr>
-      <w:r>
-        <w:t xml:space="preserve">Hệ quả phương pháp của phân biệt này không nhỏ. Văn liệu số hóa thường gộp hai cấu trúc thành một chỉ số tổng hợp duy nhất, làm che khuất chính sự khác biệt về cơ chế mà luận án phát hiện. Việc tách bạch TCI và DAI thành hai hợp phần hình thành độc lập, dựa trên các tiêu chí đo lường của Coltman và cộng sự (2008) và phân biệt khái niệm của Bharadwaj và cộng sự (2013), cho phép luận án nhận diện rằng hai nguồn lực số tham gia vào quan hệ I–P qua hai con đường khác nhau, một phát hiện không thể đạt được nếu chúng bị gộp chung.</w:t>
-      </w:r>
-    </w:p>
-    <w:bookmarkEnd w:id="35"/>
-    <w:bookmarkStart w:id="36" w:name="X2d492fa0307aa4991837f2d5dc38e247101178c"/>
-    <w:p>
-      <w:pPr>
-        <w:pStyle w:val="Heading3"/>
-      </w:pPr>
-      <w:r>
-        <w:t xml:space="preserve">5.3.2 FIP: Khái niệm mới về trường hợp biên cho SIDS</w:t>
-      </w:r>
-    </w:p>
-    <w:p>
-      <w:pPr>
-        <w:pStyle w:val="FirstParagraph"/>
-      </w:pPr>
-      <w:r>
-        <w:t xml:space="preserve">Đóng góp lý thuyết thứ hai là đề xuất và đặt tên cho</w:t>
-      </w:r>
-      <w:r>
-        <w:t xml:space="preserve"> </w:t>
-      </w:r>
-      <w:r>
-        <w:rPr>
-          <w:bCs/>
-          <w:b/>
-        </w:rPr>
-        <w:t xml:space="preserve">Forced Internationalization Penalty (FIP)</w:t>
-      </w:r>
-      <w:r>
-        <w:t xml:space="preserve">, một cấu trúc lý thuyết mới chưa được định danh trong văn liệu kinh doanh quốc tế, như một hiện tượng lý thuyết độc lập, khác biệt về bản chất với</w:t>
-      </w:r>
-      <w:r>
-        <w:t xml:space="preserve"> </w:t>
-      </w:r>
-      <w:r>
-        <w:t xml:space="preserve">“</w:t>
-      </w:r>
-      <w:r>
-        <w:t xml:space="preserve">phase 1 downward slope</w:t>
-      </w:r>
-      <w:r>
-        <w:t xml:space="preserve">”</w:t>
-      </w:r>
-      <w:r>
-        <w:t xml:space="preserve"> </w:t>
-      </w:r>
-      <w:r>
-        <w:t xml:space="preserve">trong đường cong chữ S theory. FIP không phải là giai đoạn đầu của quá trình học hỏi (learning costs) như mô hình Uppsala dự đoán, mà là một trạng thái cấu trúc bất lợi dài hạn: doanh nghiệp SIDS phải xuất khẩu để tồn tại (do thị trường nội địa quá nhỏ) nhưng không có năng lực và môi trường để đạt lợi thế từ xuất khẩu.</w:t>
-      </w:r>
-    </w:p>
-    <w:p>
-      <w:pPr>
-        <w:pStyle w:val="BodyText"/>
-      </w:pPr>
-      <w:r>
-        <w:t xml:space="preserve">Khái niệm FIP mở ra hướng nghiên cứu mới về</w:t>
-      </w:r>
-      <w:r>
-        <w:t xml:space="preserve"> </w:t>
-      </w:r>
-      <w:r>
-        <w:rPr>
-          <w:bCs/>
-          <w:b/>
-        </w:rPr>
-        <w:t xml:space="preserve">điều kiện biên của lý thuyết quốc tế hóa</w:t>
-      </w:r>
-      <w:r>
-        <w:t xml:space="preserve">: trong điều kiện nào thì</w:t>
-      </w:r>
-      <w:r>
-        <w:t xml:space="preserve"> </w:t>
-      </w:r>
-      <w:r>
-        <w:t xml:space="preserve">“</w:t>
-      </w:r>
-      <w:r>
-        <w:t xml:space="preserve">more internationalization</w:t>
-      </w:r>
-      <w:r>
-        <w:t xml:space="preserve">”</w:t>
-      </w:r>
-      <w:r>
-        <w:t xml:space="preserve"> </w:t>
-      </w:r>
-      <w:r>
-        <w:t xml:space="preserve">luôn là</w:t>
-      </w:r>
-      <w:r>
-        <w:t xml:space="preserve"> </w:t>
-      </w:r>
-      <w:r>
-        <w:t xml:space="preserve">“</w:t>
-      </w:r>
-      <w:r>
-        <w:t xml:space="preserve">worse performance</w:t>
-      </w:r>
-      <w:r>
-        <w:t xml:space="preserve">”</w:t>
-      </w:r>
-      <w:r>
-        <w:t xml:space="preserve">? Luận án đề xuất rằng FIP xuất hiện khi ba điều kiện đồng thời: (i) thể chế ICRV ở mức thấp nhất, (ii) quy mô nền kinh tế quá nhỏ để tạo cơ sở nội địa, và (iii) thiếu hỗ trợ năng lực xuất khẩu từ chính sách. Kết hợp ba điều kiện này tạo ra</w:t>
-      </w:r>
-      <w:r>
-        <w:t xml:space="preserve"> </w:t>
-      </w:r>
-      <w:r>
-        <w:t xml:space="preserve">“</w:t>
-      </w:r>
-      <w:r>
-        <w:t xml:space="preserve">trap</w:t>
-      </w:r>
-      <w:r>
-        <w:t xml:space="preserve">”</w:t>
-      </w:r>
-      <w:r>
-        <w:t xml:space="preserve">, bẫy quốc tế hóa bắt buộc, mà không có điểm uốn để thoát khỏi.</w:t>
-      </w:r>
-    </w:p>
-    <w:bookmarkEnd w:id="36"/>
-    <w:bookmarkStart w:id="37" w:name="Xc32e0c91761841c5d26867e9ff33e10da8db64c"/>
-    <w:p>
-      <w:pPr>
-        <w:pStyle w:val="Heading3"/>
-      </w:pPr>
-      <w:r>
-        <w:t xml:space="preserve">5.3.3 ICRV 6-Regime: Phân loại thể chế đặc thù cho khu vực châu Á: Thái Bình Dương</w:t>
-      </w:r>
-    </w:p>
-    <w:p>
-      <w:pPr>
-        <w:pStyle w:val="FirstParagraph"/>
-      </w:pPr>
-      <w:r>
-        <w:t xml:space="preserve">Đóng góp lý thuyết thứ ba là phát triển và kiểm định</w:t>
-      </w:r>
-      <w:r>
-        <w:t xml:space="preserve"> </w:t>
-      </w:r>
-      <w:r>
-        <w:rPr>
-          <w:bCs/>
-          <w:b/>
-        </w:rPr>
-        <w:t xml:space="preserve">khung ICRV sáu chế độ con</w:t>
-      </w:r>
-      <w:r>
-        <w:t xml:space="preserve"> </w:t>
-      </w:r>
-      <w:r>
-        <w:t xml:space="preserve">như một công cụ phân loại thể chế đặc thù cho khu vực châu Á, Thái Bình Dương, thay thế cho các phân loại binary (developed/emerging) hoặc continuous (WGI scores) trong văn liệu hiện tại.</w:t>
-      </w:r>
-    </w:p>
-    <w:p>
-      <w:pPr>
-        <w:pStyle w:val="BodyText"/>
-      </w:pPr>
-      <w:r>
-        <w:t xml:space="preserve">ICRV nắm bắt được sự đa dạng thể chế chưa từng được vận hành hóa đầy đủ: sự khác biệt giữa Singapore (Advanced Innovation, kết hợp pháp quyền mạnh và hệ sinh thái đổi mới) với GCC (Advanced Resource, kết hợp giàu tài nguyên nhưng hệ sinh thái đổi mới khác), và sự khác biệt giữa Trung Quốc (Upper-middle, chính phủ can thiệp mạnh) với Việt Nam (Lower-middle transition, đang trong quá trình cải cách) với Campuchia (Emerging, institutional voids cao). ICRV không chỉ là taxonomy mô tả mà còn là taxonomy</w:t>
-      </w:r>
-      <w:r>
-        <w:t xml:space="preserve"> </w:t>
-      </w:r>
-      <w:r>
-        <w:rPr>
-          <w:bCs/>
-          <w:b/>
-        </w:rPr>
-        <w:t xml:space="preserve">dự đoán</w:t>
-      </w:r>
-      <w:r>
-        <w:t xml:space="preserve">: điểm uốn I–P</w:t>
-      </w:r>
-      <w:r>
-        <w:t xml:space="preserve"> </w:t>
-      </w:r>
-      <w:r>
-        <w:rPr>
-          <w:bCs/>
-          <w:b/>
-        </w:rPr>
-        <w:t xml:space="preserve">giảm</w:t>
-      </w:r>
-      <w:r>
-        <w:t xml:space="preserve"> </w:t>
-      </w:r>
-      <w:r>
-        <w:t xml:space="preserve">đơn điệu theo chiều ba vùng: chữ U ngược định hình ở vùng giữa gradient (Nhóm IV, 43,0%), duỗi thẳng ở biên trên, tan rã ở biên dưới; thể chế càng mạnh, doanh nghiệp đạt đỉnh hiệu quả ở mức quốc tế hóa thấp hơn, xác nhận giá trị dự đoán của phân loại.</w:t>
-      </w:r>
-    </w:p>
-    <w:p>
-      <w:r>
-        <w:pict>
-          <v:rect style="width:0;height:1.5pt" o:hralign="center" o:hrstd="t" o:hr="t"/>
-        </w:pict>
-      </w:r>
-    </w:p>
-    <w:bookmarkEnd w:id="37"/>
-    <w:bookmarkStart w:id="38" w:name="X61786cb178b6b5fccafd093d17dbdb91bb4eb71"/>
-    <w:p>
-      <w:pPr>
-        <w:pStyle w:val="Heading3"/>
-      </w:pPr>
-      <w:r>
-        <w:t xml:space="preserve">5.3.4 Điều kiện ổn định thể chế như tiền đề ngầm của khung CDCM</w:t>
-      </w:r>
-    </w:p>
-    <w:p>
-      <w:pPr>
-        <w:pStyle w:val="FirstParagraph"/>
-      </w:pPr>
-      <w:r>
-        <w:t xml:space="preserve">Đóng góp lý thuyết thứ tư, nổi lên từ bằng chứng Ấn Độ (P9), là xác định một tiền đề ngầm mà phiên bản ban đầu của khung CDCM chưa nêu rõ: bản thân sự tồn tại của chữ U ngược giả định một môi trường thể chế ổn định tương đối trong cửa sổ quan sát. Phát hiện ngưỡng tan biến tại Ấn Độ, với điểm uốn dịch chuyển từ 61,8% năm 2014 xuống 40,7% năm 2022 rồi mất ý nghĩa độ cong năm 2025 dưới áp lực tích lũy của một chuỗi cú sốc thể chế cực đoan, cho thấy biến động thể chế đủ lớn có thể hòa tan chứ không chỉ dịch chuyển điểm tối ưu. Sự đối lập trực tiếp với Trung Quốc, nơi điểm uốn bền vững cấu trúc qua mười hai năm (Paternoster z = 0,82, p = 0,412), làm rõ rằng tính bền vững của ngưỡng không phải đặc tính cố hữu của một chế độ thể chế mà phụ thuộc vào tốc độ và biên độ thay đổi thể chế tích lũy.</w:t>
-      </w:r>
-    </w:p>
-    <w:p>
-      <w:pPr>
-        <w:pStyle w:val="BodyText"/>
-      </w:pPr>
-      <w:r>
-        <w:t xml:space="preserve">Phát hiện này tinh chỉnh khung CDCM theo hướng đệ quy: thể chế không chỉ là biến điều tiết quyết định vị trí điểm uốn (tầng tĩnh) mà còn là điều kiện ổn định nền cho phép một điểm tối ưu được hình thành (tầng động). Khi thể chế biến động quá nhanh, doanh nghiệp không kịp thiết lập kỳ vọng ổn định về phần thưởng của quốc tế hóa, và quan hệ I–P mất cấu trúc bất kể mức thu nhập của nền kinh tế. Hệ quả là khung CDCM không khẳng định chữ U ngược là quan hệ phổ quát mà là quan hệ có điều kiện kép: điều kiện về mức chất lượng thể chế (định vị điểm uốn) và điều kiện về độ ổn định thể chế (cho phép điểm uốn tồn tại).</w:t>
-      </w:r>
-    </w:p>
-    <w:p>
-      <w:pPr>
-        <w:pStyle w:val="BodyText"/>
-      </w:pPr>
-      <w:r>
-        <w:t xml:space="preserve">Bằng chứng Ấn Độ cũng tinh chỉnh một mệnh đề phụ trợ của khung về vai trò thay thế của hạ tầng số công cộng. Tương tác âm giữa chấp nhận số Tầng 2 (hạ tầng thanh toán hợp nhất UPI) và cường độ xuất khẩu (hệ số −4,02, p = 0,004) cho thấy hạ tầng số công cộng chỉ thay thế năng lực số tư nhân khi hai loại hạ tầng có cùng định hướng mục đích. Hạ tầng thanh toán nội địa vận hành trên đường ray nội tệ và yêu cầu định danh cư trú, không thể thay thế hạ tầng tài chính xuyên biên giới mà doanh nghiệp xuất khẩu yêu cầu. Mệnh đề tinh chỉnh này, rằng tính thay thế giữa hạ tầng công và năng lực tư là có điều kiện về định hướng mục đích chứ không phổ quát, là một đóng góp khái niệm bổ sung cho văn liệu về vai trò của thể chế công trong chuyển đổi số doanh nghiệp.</w:t>
-      </w:r>
-    </w:p>
-    <w:bookmarkEnd w:id="38"/>
-    <w:bookmarkEnd w:id="39"/>
-    <w:bookmarkStart w:id="45" w:name="đề-xuất-chính-sách-và-quản-trị"/>
-    <w:p>
-      <w:pPr>
-        <w:pStyle w:val="Heading2"/>
-      </w:pPr>
-      <w:r>
-        <w:t xml:space="preserve">5.4 Đề xuất chính sách và quản trị</w:t>
-      </w:r>
-    </w:p>
-    <w:bookmarkStart w:id="40" w:name="Xbc6d621fc32e0aca77269dff0917fe138aa2fc5"/>
-    <w:p>
-      <w:pPr>
-        <w:pStyle w:val="Heading3"/>
-      </w:pPr>
-      <w:r>
-        <w:t xml:space="preserve">5.4.1 Đề xuất cho nhà hoạch định chính sách: Nâng cao TCI và cải thiện thể chế</w:t>
-      </w:r>
-    </w:p>
-    <w:p>
-      <w:pPr>
-        <w:pStyle w:val="FirstParagraph"/>
-      </w:pPr>
-      <w:r>
-        <w:t xml:space="preserve">Kết quả về TCI có hàm ý chính sách rõ ràng:</w:t>
-      </w:r>
-      <w:r>
-        <w:t xml:space="preserve"> </w:t>
-      </w:r>
-      <w:r>
-        <w:rPr>
-          <w:bCs/>
-          <w:b/>
-        </w:rPr>
-        <w:t xml:space="preserve">đầu tư vào năng lực công nghệ của doanh nghiệp</w:t>
-      </w:r>
-      <w:r>
-        <w:t xml:space="preserve"> </w:t>
-      </w:r>
-      <w:r>
-        <w:t xml:space="preserve">là can thiệp chính sách có thể nâng cao lợi ích từ quốc tế hóa, đặc biệt trong các bối cảnh ICRV trung bình như Việt Nam và Trung Quốc. Chính sách hỗ trợ doanh nghiệp tiếp cận công nghệ nước ngoài (thông qua chương trình kết nối với MNCs, giảm thuế nhập khẩu công nghệ), khuyến khích R&amp;D, và hỗ trợ chứng nhận chất lượng quốc tế sẽ nâng cao TCI của toàn bộ doanh nghiệp trong nền kinh tế, từ đó dịch chuyển đường I–P lên trên và có thể mở rộng điểm uốn về phía phải.</w:t>
-      </w:r>
-    </w:p>
-    <w:p>
-      <w:pPr>
-        <w:pStyle w:val="BodyText"/>
-      </w:pPr>
-      <w:r>
-        <w:t xml:space="preserve">Gradient ICRV gợi ý rằng</w:t>
-      </w:r>
-      <w:r>
-        <w:t xml:space="preserve"> </w:t>
-      </w:r>
-      <w:r>
-        <w:rPr>
-          <w:bCs/>
-          <w:b/>
-        </w:rPr>
-        <w:t xml:space="preserve">cải thiện chất lượng thể chế</w:t>
-      </w:r>
-      <w:r>
-        <w:t xml:space="preserve"> </w:t>
-      </w:r>
-      <w:r>
-        <w:t xml:space="preserve">(pháp quyền, bảo vệ quyền sở hữu trí tuệ, giảm chi phí tuân thủ thương mại) là can thiệp dài hạn quan trọng nhất. Doanh nghiệp trong nền kinh tế thể chế tốt hơn có thể quốc tế hóa đến mức độ cao hơn trước khi chi phí vượt qua lợi ích, điều này có nghĩa là cải cách thể chế không chỉ có lợi về mặt kinh doanh nội địa mà còn mở rộng không gian lợi ích từ xuất khẩu.</w:t>
-      </w:r>
-    </w:p>
-    <w:p>
-      <w:pPr>
-        <w:pStyle w:val="BodyText"/>
-      </w:pPr>
-      <w:r>
-        <w:t xml:space="preserve">Đối với Việt Nam cụ thể: điểm uốn dịch chuyển từ 46,2% (2009) xuống 39,3% (2015) là tín hiệu đáng lo ngại. Nếu điểm uốn tiếp tục dịch trái, điều đó hàm ý rằng lợi ích từ xuất khẩu đạt đỉnh sớm hơn và suy giảm nhanh hơn, có thể do cấu trúc xuất khẩu tập trung vào gia công với biên lợi nhuận mỏng. Chính sách nâng cao giá trị gia tăng trong xuất khẩu (moving up the value chain) kết hợp với tăng cường TCI có thể giúp đảo ngược xu hướng này.</w:t>
-      </w:r>
-    </w:p>
-    <w:bookmarkEnd w:id="40"/>
-    <w:bookmarkStart w:id="41" w:name="X59d919466906d9a280d645023e1878e458893ad"/>
-    <w:p>
-      <w:pPr>
-        <w:pStyle w:val="Heading3"/>
-      </w:pPr>
-      <w:r>
-        <w:t xml:space="preserve">5.4.2 Đề xuất cho nhà quản trị doanh nghiệp: Điểm uốn theo ICRV</w:t>
-      </w:r>
-    </w:p>
-    <w:p>
-      <w:pPr>
-        <w:pStyle w:val="FirstParagraph"/>
-      </w:pPr>
-      <w:r>
-        <w:t xml:space="preserve">Kết quả thực nghiệm cung cấp</w:t>
-      </w:r>
-      <w:r>
-        <w:t xml:space="preserve"> </w:t>
-      </w:r>
-      <w:r>
-        <w:rPr>
-          <w:bCs/>
-          <w:b/>
-        </w:rPr>
-        <w:t xml:space="preserve">hướng dẫn thực tế</w:t>
-      </w:r>
-      <w:r>
-        <w:t xml:space="preserve"> </w:t>
-      </w:r>
-      <w:r>
-        <w:t xml:space="preserve">cho nhà quản trị về mức độ quốc tế hóa tối ưu theo bối cảnh:</w:t>
-      </w:r>
-    </w:p>
-    <w:p>
-      <w:pPr>
-        <w:numPr>
-          <w:ilvl w:val="0"/>
-          <w:numId w:val="1001"/>
-        </w:numPr>
-      </w:pPr>
-      <w:r>
-        <w:rPr>
-          <w:bCs/>
-          <w:b/>
-        </w:rPr>
-        <w:t xml:space="preserve">Doanh nghiệp Singapore (Nhóm I)</w:t>
-      </w:r>
-      <w:r>
-        <w:t xml:space="preserve">: không quan sát thấy ngưỡng bất lợi của quốc tế hóa trong miền dữ liệu (điểm uốn ước lượng ≈ 88,6% nhưng không định vị tin cậy) cho thấy không gian quốc tế hóa rất rộng. Chiến lược mở rộng quốc tế mạnh mẽ (high-commitment internationalization) phù hợp với bối cảnh này, đặc biệt khi kết hợp với DAI cao.</w:t>
-      </w:r>
-    </w:p>
-    <w:p>
-      <w:pPr>
-        <w:numPr>
-          <w:ilvl w:val="0"/>
-          <w:numId w:val="1001"/>
-        </w:numPr>
-      </w:pPr>
-      <w:r>
-        <w:rPr>
-          <w:bCs/>
-          <w:b/>
-        </w:rPr>
-        <w:t xml:space="preserve">Doanh nghiệp Trung Quốc (Nhóm III)</w:t>
-      </w:r>
-      <w:r>
-        <w:t xml:space="preserve">: điểm uốn TP ≈ 48,78% ổn định qua thập kỷ 2012–2024, gợi ý rằng chiến lược xuất khẩu tối ưu là duy trì tỷ lệ FSTS trong khoảng 40–50%, kết hợp giữa thị trường nội địa khổng lồ và hoạt động xuất khẩu có chọn lọc.</w:t>
-      </w:r>
-    </w:p>
-    <w:p>
-      <w:pPr>
-        <w:numPr>
-          <w:ilvl w:val="0"/>
-          <w:numId w:val="1001"/>
-        </w:numPr>
-      </w:pPr>
-      <w:r>
-        <w:rPr>
-          <w:bCs/>
-          <w:b/>
-        </w:rPr>
-        <w:t xml:space="preserve">Doanh nghiệp Việt Nam (Nhóm IV)</w:t>
-      </w:r>
-      <w:r>
-        <w:t xml:space="preserve">: điểm uốn thấp hơn (39,3–46,2%), hàm ý rằng nhà quản trị cần thận trọng hơn khi đẩy tỷ lệ xuất khẩu vượt quá 40% tổng doanh thu. Thay vào đó,</w:t>
-      </w:r>
-      <w:r>
-        <w:t xml:space="preserve"> </w:t>
-      </w:r>
-      <w:r>
-        <w:rPr>
-          <w:bCs/>
-          <w:b/>
-        </w:rPr>
-        <w:t xml:space="preserve">nâng cao TCI</w:t>
-      </w:r>
-      <w:r>
-        <w:t xml:space="preserve"> </w:t>
-      </w:r>
-      <w:r>
-        <w:t xml:space="preserve">trước khi mở rộng quốc tế sẽ hiệu quả hơn là tăng FSTS thuần túy.</w:t>
-      </w:r>
-    </w:p>
-    <w:p>
-      <w:pPr>
-        <w:numPr>
-          <w:ilvl w:val="0"/>
-          <w:numId w:val="1001"/>
-        </w:numPr>
-      </w:pPr>
-      <w:r>
-        <w:rPr>
-          <w:bCs/>
-          <w:b/>
-        </w:rPr>
-        <w:t xml:space="preserve">Doanh nghiệp SIDS (Nhóm VI)</w:t>
-      </w:r>
-      <w:r>
-        <w:t xml:space="preserve">: kết quả FIP là cảnh báo nghiêm túc, đẩy mạnh xuất khẩu trong bối cảnh thiếu năng lực và hỗ trợ thể chế không cải thiện mà còn có thể làm xấu đi hiệu quả hoạt động. Doanh nghiệp SIDS nên ưu tiên xây dựng năng lực nội địa và nâng cao TCI trước khi mở rộng xuất khẩu đáng kể.</w:t>
-      </w:r>
-    </w:p>
-    <w:bookmarkEnd w:id="41"/>
-    <w:bookmarkStart w:id="42" w:name="X3f7c356bbecb0845bc3ba35928bc46323a69176"/>
-    <w:p>
-      <w:pPr>
-        <w:pStyle w:val="Heading3"/>
-      </w:pPr>
-      <w:r>
-        <w:t xml:space="preserve">5.4.3 Đề xuất đặc biệt cho SIDS: Tránh Bẫy Quốc Tế Hóa Bắt Buộc</w:t>
-      </w:r>
-    </w:p>
-    <w:p>
-      <w:pPr>
-        <w:pStyle w:val="FirstParagraph"/>
-      </w:pPr>
-      <w:r>
-        <w:t xml:space="preserve">Phát hiện FIP tại bảy quốc gia Pacific SIDS có hàm ý chính sách cụ thể và cấp bách. Hiện tại, nhiều chương trình phát triển quốc tế và viện trợ thương mại cho SIDS tập trung vào khuyến khích xuất khẩu như một chiến lược tăng trưởng. Kết quả FIP đặt câu hỏi về hiệu quả của chiến lược này khi thiếu nền tảng năng lực tương ứng.</w:t>
-      </w:r>
-    </w:p>
-    <w:p>
-      <w:pPr>
-        <w:pStyle w:val="BodyText"/>
-      </w:pPr>
-      <w:r>
-        <w:t xml:space="preserve">Thay vào đó, hàm ý chính sách là:</w:t>
-      </w:r>
-      <w:r>
-        <w:t xml:space="preserve"> </w:t>
-      </w:r>
-      <w:r>
-        <w:rPr>
-          <w:bCs/>
-          <w:b/>
-        </w:rPr>
-        <w:t xml:space="preserve">không phải xuất khẩu nhiều hơn, mà phải xuất khẩu tốt hơn</w:t>
-      </w:r>
-      <w:r>
-        <w:t xml:space="preserve">. Cụ thể, ưu tiên nên là: (i) xây dựng hạ tầng logistics và kết nối (giảm chi phí cố định của xuất khẩu); (ii) phát triển năng lực doanh nghiệp thông qua TCI (chứ không chỉ DAI bề mặt); (iii) thiết kế chương trình hỗ trợ xuất khẩu có chọn lọc tập trung vào doanh nghiệp đã có đủ năng lực để hưởng lợi, thay vì khuyến khích đại trà. Nói tóm lại, tránh</w:t>
-      </w:r>
-      <w:r>
-        <w:t xml:space="preserve"> </w:t>
-      </w:r>
-      <w:r>
-        <w:t xml:space="preserve">“</w:t>
-      </w:r>
-      <w:r>
-        <w:t xml:space="preserve">bẫy quốc tế hóa bắt buộc</w:t>
-      </w:r>
-      <w:r>
-        <w:t xml:space="preserve">”</w:t>
-      </w:r>
-      <w:r>
-        <w:t xml:space="preserve"> </w:t>
-      </w:r>
-      <w:r>
-        <w:t xml:space="preserve">bằng cách đảm bảo rằng các can thiệp chính sách xây dựng năng lực trước khi thúc đẩy mở rộng thị trường.</w:t>
-      </w:r>
-    </w:p>
-    <w:bookmarkEnd w:id="42"/>
-    <w:bookmarkStart w:id="43" w:name="Xae585b9a1c03e57dcce9cad1f8f2ae171a592a6"/>
-    <w:p>
-      <w:pPr>
-        <w:pStyle w:val="Heading3"/>
-      </w:pPr>
-      <w:r>
-        <w:t xml:space="preserve">5.4.4 Hàm ý chính sách trong bối cảnh phát triển đương đại</w:t>
-      </w:r>
-    </w:p>
-    <w:p>
-      <w:pPr>
-        <w:pStyle w:val="FirstParagraph"/>
-      </w:pPr>
-      <w:r>
-        <w:t xml:space="preserve">Đặt các đề xuất trên vào bối cảnh phát triển vĩ mô gần nhất làm rõ tính cấp bách và phạm vi áp dụng của chúng. Thách thức việc làm là điểm khởi đầu: với hơn 230 triệu người dự kiến bước vào tuổi lao động ở các thị trường biên giai đoạn 2025–2035, năng lực tạo việc làm năng suất cao của khu vực doanh nghiệp trở thành ưu tiên phát triển hàng đầu (World Bank, 2026c). Phát hiện của luận án rằng quốc tế hóa chỉ tạo phần thưởng năng suất khi đi kèm năng lực công nghệ và đệm thể chế đủ mạnh hàm ý rằng chương trình nghị sự việc làm cần đặt nâng cấp năng lực doanh nghiệp làm trụ cột, thay vì chỉ theo đuổi mở rộng thương mại như mục tiêu tự thân.</w:t>
-      </w:r>
-    </w:p>
-    <w:p>
-      <w:pPr>
-        <w:pStyle w:val="BodyText"/>
-      </w:pPr>
-      <w:r>
-        <w:t xml:space="preserve">Thứ hai, bằng chứng vĩ mô cho thấy không tồn tại một con đường phát triển phổ quát: các nền kinh tế biên thành công đã đi những lối khác nhau, từ đầu tư năng lượng và khoáng sản, đến chế tạo giá trị gia tăng, đến dịch vụ và du lịch (World Bank, 2026c). Điều này củng cố nguyên tắc chính sách phái sinh từ khung ICRV: gói can thiệp phải được hiệu chỉnh theo chế độ thể chế và mô hình tăng trưởng đặc thù của từng nhóm, thay vì áp dụng một công thức chung. Với Việt Nam (Nhóm IV), con đường chế tạo giá trị gia tăng và dịch chuyển lên chuỗi giá trị là phù hợp với cả bằng chứng cấp doanh nghiệp của luận án lẫn kinh nghiệm của các thị trường biên thành công.</w:t>
-      </w:r>
-    </w:p>
-    <w:p>
-      <w:pPr>
-        <w:pStyle w:val="BodyText"/>
-      </w:pPr>
-      <w:r>
-        <w:t xml:space="preserve">Thứ ba, đối với các nền kinh tế tài nguyên dẫn dắt (Nhóm II), cú sốc giá hàng hóa năm 2026 vừa là cơ hội thu nhập ngắn hạn vừa là lời nhắc về rủi ro phụ thuộc tài nguyên (World Bank, 2026d). Hàm ý chính sách là tận dụng thặng dư tô lợi giai đoạn giá cao để đầu tư vào đa dạng hóa năng lực công nghệ và phi tài nguyên, đúng như chiến lược Vision của các nền GCC, thay vì củng cố cấu trúc nhà nước tô vốn san bằng động lực năng suất doanh nghiệp.</w:t>
-      </w:r>
-    </w:p>
-    <w:p>
-      <w:pPr>
-        <w:pStyle w:val="BodyText"/>
-      </w:pPr>
-      <w:r>
-        <w:t xml:space="preserve">Thứ tư, trong kỷ nguyên trí tuệ nhân tạo, hạ tầng số công và quản trị dữ liệu trở thành điều kiện nền tảng để năng lực số cấp doanh nghiệp được chuyển hóa thành giá trị (World Bank, 2026e). Phát hiện của luận án rằng phần thưởng của áp dụng số phụ thuộc bối cảnh thể chế và tầng năng lực hàm ý rằng chính sách số hóa cần phân tầng: ở các nền đang chuyển đổi, ưu tiên là phổ cập hạ tầng số nền tảng và kỹ năng số cơ bản; ở các nền tiên tiến đã bão hòa Tier-1, trọng tâm dịch sang năng lực số chiều sâu và quản trị dữ liệu, AI. Cách tiếp cận phân tầng này tránh được cả hai sai lầm: đầu tư quá sớm vào công nghệ cao ở nơi chưa có nền tảng hấp thụ, và dừng lại ở hiện diện số bề mặt ở nơi đã sẵn sàng cho tầng năng lực cao hơn.</w:t>
-      </w:r>
-    </w:p>
-    <w:bookmarkEnd w:id="43"/>
-    <w:bookmarkStart w:id="44" w:name="X056a055cf9bbd2362c13ba6bcaa0837c6095056"/>
-    <w:p>
-      <w:pPr>
-        <w:pStyle w:val="Heading3"/>
-      </w:pPr>
-      <w:r>
-        <w:t xml:space="preserve">5.4.5 Khung can thiệp phân tầng theo chế độ thể chế ICRV</w:t>
-      </w:r>
-    </w:p>
-    <w:p>
-      <w:pPr>
-        <w:pStyle w:val="FirstParagraph"/>
-      </w:pPr>
-      <w:r>
-        <w:t xml:space="preserve">Tổng hợp các đề xuất rời rạc theo từng bối cảnh thành một nguyên lý can thiệp thống nhất làm rõ giá trị ứng dụng của khung ICRV: không tồn tại một gói chính sách quốc tế hóa phổ quát, và bản thân việc áp dụng máy móc bài học từ một chế độ thể chế sang chế độ khác là sai lầm chiến lược căn bản. Bằng chứng ba vùng của luận án dịch trực tiếp thành ba định hướng can thiệp khác biệt về bản chất.</w:t>
-      </w:r>
-    </w:p>
-    <w:p>
-      <w:pPr>
-        <w:pStyle w:val="BodyText"/>
-      </w:pPr>
-      <w:r>
-        <w:t xml:space="preserve">Đối với chế độ thể chế mạnh nhất (Nhóm I, các nền như Singapore và Nhật Bản), nơi quan hệ I–P gần tuyến tính dương và cơ chế vận hành qua biên tham gia, ưu tiên chính sách không phải là khuyến khích doanh nghiệp xuất khẩu nhiều hơn mà là hạ thấp ngưỡng tham gia xuất khẩu cho nhóm doanh nghiệp đã có năng lực nhưng chưa vượt ngưỡng. Vì phần thưởng năng suất tập trung ở việc có hay không xuất khẩu, can thiệp hiệu quả nhất là giảm chi phí cố định gia nhập thị trường nước ngoài và kết nối doanh nghiệp có năng lực với cơ hội quốc tế hóa. Đối với các nền đã bão hòa hiện diện số bề mặt, trọng tâm số hóa dịch sang năng lực số chiều sâu và quản trị dữ liệu, thay vì phổ cập hạ tầng nền tảng vốn đã đạt trần.</w:t>
-      </w:r>
-    </w:p>
-    <w:p>
-      <w:pPr>
-        <w:pStyle w:val="BodyText"/>
-      </w:pPr>
-      <w:r>
-        <w:t xml:space="preserve">Đối với chế độ chuyển đổi bậc thấp–trung (Nhóm IV, gồm Việt Nam và Ấn Độ), nơi chữ U ngược sắc nét với điểm uốn quanh 40–46%, nguyên lý can thiệp là nâng cao năng lực công nghệ trước khi đẩy cường độ quốc tế hóa. Vì năng lực công nghệ nâng mặt bằng năng suất và có thể dịch điểm uốn về phía phải, đầu tư vào tiếp cận công nghệ nước ngoài, nghiên cứu và phát triển, và chứng nhận chất lượng quốc tế sẽ mở rộng không gian quốc tế hóa có lợi. Riêng với Việt Nam, việc điểm uốn dịch từ 46,2% (2009) xuống 39,3% (2015) là tín hiệu cảnh báo về cấu trúc xuất khẩu gia công biên mỏng; chính sách dịch chuyển lên chuỗi giá trị kết hợp tăng cường năng lực công nghệ là cần thiết để đảo ngược xu hướng dịch trái của điểm uốn. Đối với chế độ này, bài học Ấn Độ cũng cảnh báo rằng cải cách thể chế dồn dập trong thời gian ngắn, dù có ý định tốt, có thể tạm thời phá vỡ cơ chế chuyển hóa quốc tế hóa thành hiệu quả, nên trình tự và tốc độ cải cách cần được cân nhắc.</w:t>
-      </w:r>
-    </w:p>
-    <w:p>
-      <w:pPr>
-        <w:pStyle w:val="BodyText"/>
-      </w:pPr>
-      <w:r>
-        <w:t xml:space="preserve">Đối với chế độ thể chế yếu nhất (Nhóm V và VI, các nền đang nổi và đảo nhỏ), nơi quan hệ tan rã hoặc đảo sang âm đơn điệu, nguyên lý can thiệp đảo ngược hoàn toàn so với khuyến nghị thông thường: ưu tiên không phải xuất khẩu nhiều hơn mà xuất khẩu tốt hơn. Phát hiện gánh nặng quốc tế hóa bắt buộc tại SIDS đặt câu hỏi nghiêm túc về các chương trình viện trợ thương mại tập trung thúc đẩy xuất khẩu đại trà ở những nền thiếu nền tảng năng lực. Trình tự đúng là xây dựng hạ tầng logistics và kết nối để giảm chi phí cố định xuất khẩu, phát triển năng lực công nghệ chiều sâu thay vì chỉ hiện diện số bề mặt, và thiết kế hỗ trợ xuất khẩu có chọn lọc cho doanh nghiệp đã đủ năng lực hưởng lợi. Nguyên lý xuyên suốt ba vùng là xây dựng năng lực hấp thụ trước khi thúc đẩy mở rộng thị trường, một thứ tự ưu tiên mà khung ICRV giúp hiệu chỉnh cụ thể theo từng chế độ.</w:t>
-      </w:r>
-    </w:p>
-    <w:bookmarkEnd w:id="44"/>
-    <w:bookmarkEnd w:id="45"/>
-    <w:bookmarkStart w:id="51" w:name="hạn-chế-và-hướng-nghiên-cứu-tương-lai"/>
-    <w:p>
-      <w:pPr>
-        <w:pStyle w:val="Heading2"/>
-      </w:pPr>
-      <w:r>
-        <w:t xml:space="preserve">5.5 Hạn chế và hướng nghiên cứu tương lai</w:t>
-      </w:r>
-    </w:p>
-    <w:bookmarkStart w:id="46" w:name="hạn-chế-về-đo-lường-dai"/>
-    <w:p>
-      <w:pPr>
-        <w:pStyle w:val="Heading3"/>
-      </w:pPr>
-      <w:r>
-        <w:t xml:space="preserve">5.5.1 Hạn chế về đo lường DAI</w:t>
-      </w:r>
-    </w:p>
-    <w:p>
-      <w:pPr>
-        <w:pStyle w:val="FirstParagraph"/>
-      </w:pPr>
-      <w:r>
-        <w:t xml:space="preserve">Hạn chế quan trọng nhất của luận án liên quan đến đo lường DAI. Dữ liệu WBES chỉ cung cấp số lượng item hạn chế để xây dựng chỉ số DAI, và các item này thay đổi qua các thế hệ schema WBES (PICS3, Standardized, BREADY/BEE). Tại Việt Nam (P3), chỉ Tier-1 DAI (website, email, online sales) được sử dụng do hạn chế của các làn sóng 2009 và 2015, trong khi Tier-2 (e-payment, e-supplier) chỉ có từ 2023. Điều này tạo ra khả năng đo lường không đầy đủ, đặc biệt là không nắm bắt được chiều sâu năng lực số ở bối cảnh ICRV thấp.</w:t>
-      </w:r>
-    </w:p>
-    <w:p>
-      <w:pPr>
-        <w:pStyle w:val="BodyText"/>
-      </w:pPr>
-      <w:r>
-        <w:t xml:space="preserve">Quan trọng hơn, tất cả các đo lường DAI đều là</w:t>
-      </w:r>
-      <w:r>
-        <w:t xml:space="preserve"> </w:t>
-      </w:r>
-      <w:r>
-        <w:rPr>
-          <w:bCs/>
-          <w:b/>
-        </w:rPr>
-        <w:t xml:space="preserve">tĩnh</w:t>
-      </w:r>
-      <w:r>
-        <w:t xml:space="preserve"> </w:t>
-      </w:r>
-      <w:r>
-        <w:t xml:space="preserve">(tại một thời điểm khảo sát), không thể nắm bắt tính</w:t>
-      </w:r>
-      <w:r>
-        <w:t xml:space="preserve"> </w:t>
-      </w:r>
-      <w:r>
-        <w:t xml:space="preserve">“</w:t>
-      </w:r>
-      <w:r>
-        <w:t xml:space="preserve">dynamic</w:t>
-      </w:r>
-      <w:r>
-        <w:t xml:space="preserve">”</w:t>
-      </w:r>
-      <w:r>
-        <w:t xml:space="preserve"> </w:t>
-      </w:r>
-      <w:r>
-        <w:t xml:space="preserve">của việc cập nhật và tái cấu hình năng lực số theo thời gian. Điều này có nghĩa là các phát hiện về DAI trong luận án phản ánh mức độ chấp nhận số tại một thời điểm chứ không phải năng lực số năng động theo nghĩa của năng lực động theory (Teece et al., 1997).</w:t>
-      </w:r>
-    </w:p>
-    <w:bookmarkEnd w:id="46"/>
-    <w:bookmarkStart w:id="47" w:name="Xa9f4dc0d92bb938d40b6358e6a43bf594a5cc9a"/>
-    <w:p>
-      <w:pPr>
-        <w:pStyle w:val="Heading3"/>
-      </w:pPr>
-      <w:r>
-        <w:t xml:space="preserve">5.5.2 Hạn chế về thiên lệch chọn lựa trong mẫu phụ doanh nghiệp xuất khẩu</w:t>
-      </w:r>
-    </w:p>
-    <w:p>
-      <w:pPr>
-        <w:pStyle w:val="FirstParagraph"/>
-      </w:pPr>
-      <w:r>
-        <w:t xml:space="preserve">Các phân tích sử dụng mẫu chỉ gồm doanh nghiệp xuất khẩu (ví dụ: Singapore mẫu phụ xuất khẩu N = 84, SIDS exporters-only N = 26) đối mặt với rủi ro thiên lệch chọn lựa nghiêm trọng: doanh nghiệp xuất khẩu không phải là mẫu ngẫu nhiên từ tổng thể doanh nghiệp mà có khả năng là các doanh nghiệp đã có một số lợi thế ban đầu (productivity, resources, connections). Kết quả từ chỉ doanh nghiệp xuất khẩu không thể tổng quát hóa trực tiếp cho toàn bộ doanh nghiệp, và có thể understate hoặc overstate các hiệu ứng tùy thuộc vào phương hướng của selection.</w:t>
-      </w:r>
-    </w:p>
-    <w:p>
-      <w:pPr>
-        <w:pStyle w:val="BodyText"/>
-      </w:pPr>
-      <w:r>
-        <w:t xml:space="preserve">Phân tích Heckman two-step (hoặc treatment effects models) trong các nghiên cứu tương lai có thể khắc phục phần nào hạn chế này bằng cách mô hình hóa quá trình lựa chọn tham gia xuất khẩu như giai đoạn thứ nhất trước khi ước lượng hiệu quả trong giai đoạn thứ hai.</w:t>
-      </w:r>
-    </w:p>
-    <w:bookmarkEnd w:id="47"/>
-    <w:bookmarkStart w:id="48" w:name="hạn-chế-về-nhân-quả"/>
-    <w:p>
-      <w:pPr>
-        <w:pStyle w:val="Heading3"/>
-      </w:pPr>
-      <w:r>
-        <w:t xml:space="preserve">5.5.3 Hạn chế về nhân quả</w:t>
-      </w:r>
-    </w:p>
-    <w:p>
-      <w:pPr>
-        <w:pStyle w:val="FirstParagraph"/>
-      </w:pPr>
-      <w:r>
-        <w:t xml:space="preserve">Thiết kế lát cắt ngang (hoặc dữ liệu bảng gộp nhưng với WBES không phải là panel thực sự cho cùng doanh nghiệp qua thời gian) giới hạn khả năng suy luận nhân quả. Quan hệ I–P có thể bị ảnh hưởng bởi reverse causality: doanh nghiệp hiệu quả hơn có thể có nhiều nguồn lực để quốc tế hóa hơn, tạo ra chiều nhân quả ngược lại. Country hiệu ứng cố định và year hiệu ứng cố định giúp kiểm soát một phần, nhưng không giải quyết hoàn toàn vấn đề endogeneity.</w:t>
-      </w:r>
-    </w:p>
-    <w:bookmarkEnd w:id="48"/>
-    <w:bookmarkStart w:id="49" w:name="Xaabc0d89d536a1e9410458192adfca25fc5dd1f"/>
-    <w:p>
-      <w:pPr>
-        <w:pStyle w:val="Heading3"/>
-      </w:pPr>
-      <w:r>
-        <w:t xml:space="preserve">5.5.3.1 Hạn chế về bất biến đo lường qua các thế hệ schema và bão hòa thước đo</w:t>
-      </w:r>
-    </w:p>
-    <w:p>
-      <w:pPr>
-        <w:pStyle w:val="FirstParagraph"/>
-      </w:pPr>
-      <w:r>
-        <w:t xml:space="preserve">Một nhóm hạn chế đo lường bổ sung cần được nêu rõ vì nó định khung mức độ chắc chắn của các so sánh xuyên thời gian và xuyên bối cảnh. Thứ nhất là vấn đề bất biến đo lường (measurement invariance) qua các thế hệ schema khảo sát. Bộ chỉ báo cấu thành DAI thay đổi giữa các thế hệ công cụ WBES (PICS3, Standardized, BREADY/BEE), nghĩa là cùng một nhãn cấu trúc DAI được vận hành hóa bằng các tập chỉ báo không hoàn toàn tương đương qua các đợt. Khi diễn giải các dịch chuyển theo thời gian, chẳng hạn quỹ đạo không đơn điệu của DAI tại Việt Nam hay sự xuất hiện của Tầng 2 tại Ấn Độ 2025, cần thận trọng phân biệt giữa thay đổi thực của hiện tượng và thay đổi do cấu trúc thước đo. Đây là lý do luận án diễn giải các so sánh chéo đợt một cách dè dặt và dựa vào kiểm định Paternoster để phân biệt các dịch chuyển có ý nghĩa thống kê khỏi nhiễu đo lường.</w:t>
-      </w:r>
-    </w:p>
-    <w:p>
-      <w:pPr>
-        <w:pStyle w:val="BodyText"/>
-      </w:pPr>
-      <w:r>
-        <w:t xml:space="preserve">Thứ hai là vấn đề bão hòa thước đo Tầng 1. Khi tỷ lệ doanh nghiệp có website tiệm cận bão hòa, như ở Nhật Bản 83,8% và các nền tiên tiến nói chung, phương sai của chỉ báo nhị phân này co lại và nhóm doanh nghiệp không có website còn lại mang tính chọn lọc đặc thù. Hệ quả là hệ số đo được phản ánh giới hạn của thước đo Tầng 1 nhiều hơn là giới hạn thực của số hóa, một vấn đề đo lường cần phân biệt với quan hệ nhân quả. Bằng chứng biến công cụ tại Việt Nam, nơi hệ số DAI được công cụ hóa bằng không trong khi hệ số TCI được công cụ hóa dương mạnh, củng cố cách đọc rằng kết quả không có ý nghĩa về uốn đường cong của DAI ở nhiều bối cảnh phản ánh tính lỗi thời của biến đại diện Tầng 1 chứ không phải sự vắng mặt của cơ chế. Hạn chế này có hệ quả trực tiếp: các kết luận về DAI ở những bối cảnh chỉ đo được Tầng 1 nên được hiểu là chưa kết luận hơn là bác bỏ, và việc kiểm định lại với thước đo Tầng 2 và Tầng 3 phong phú hơn là điều kiện cần trước khi khẳng định vai trò của DAI ở các chế độ thể chế thấp.</w:t>
-      </w:r>
-    </w:p>
-    <w:p>
-      <w:pPr>
-        <w:pStyle w:val="BodyText"/>
-      </w:pPr>
-      <w:r>
-        <w:t xml:space="preserve">Thứ ba, cần nhắc lại rằng mọi đo lường DAI trong luận án đều là chỉ số chấp nhận số tĩnh tại một thời điểm khảo sát, không nắm bắt được tính động của việc cập nhật và tái cấu hình năng lực số theo nghĩa của lý thuyết năng lực động (Teece và cộng sự, 1997; Teece, 2007). Do đó các phát hiện về DAI phản ánh mức độ chấp nhận số tại thời điểm quan sát chứ không phải năng lực số năng động, và mọi suy luận về cơ chế động cần được xem là gợi mở chứ chưa được kiểm chứng trực tiếp trong khuôn khổ dữ liệu hiện có.</w:t>
-      </w:r>
-    </w:p>
-    <w:bookmarkEnd w:id="49"/>
-    <w:bookmarkStart w:id="50" w:name="hướng-nghiên-cứu-tương-lai"/>
-    <w:p>
-      <w:pPr>
-        <w:pStyle w:val="Heading3"/>
-      </w:pPr>
-      <w:r>
-        <w:t xml:space="preserve">5.5.4 Hướng nghiên cứu tương lai</w:t>
-      </w:r>
-    </w:p>
-    <w:p>
-      <w:pPr>
-        <w:pStyle w:val="FirstParagraph"/>
-      </w:pPr>
-      <w:r>
-        <w:t xml:space="preserve">Dựa trên các hạn chế trên, luận án đề xuất bảy hướng nghiên cứu ưu tiên:</w:t>
-      </w:r>
-    </w:p>
-    <w:p>
-      <w:pPr>
-        <w:pStyle w:val="BodyText"/>
-      </w:pPr>
-      <w:r>
-        <w:rPr>
-          <w:bCs/>
-          <w:b/>
-        </w:rPr>
-        <w:t xml:space="preserve">Thứ nhất</w:t>
-      </w:r>
-      <w:r>
-        <w:t xml:space="preserve">, xây dựng đo lường DAI phong phú hơn (Tier-2 và Tier-3) trên dữ liệu WBES mới nhất (2023–2026) và các nguồn dữ liệu bổ sung (ITU Digital Development Index, OECD Digital Economy Outlook) để kiểm định lại vai trò DAI trong các bối cảnh ICRV thấp hơn.</w:t>
-      </w:r>
-    </w:p>
-    <w:p>
-      <w:pPr>
-        <w:pStyle w:val="BodyText"/>
-      </w:pPr>
-      <w:r>
-        <w:rPr>
-          <w:bCs/>
-          <w:b/>
-        </w:rPr>
-        <w:t xml:space="preserve">Thứ hai</w:t>
-      </w:r>
-      <w:r>
-        <w:t xml:space="preserve">, sử dụng phương pháp nhận dạng nhân quả (causal identification): instrumental variables (ví dụ: sử dụng các cải cách thương mại ngoại sinh như FTA ký kết), difference-in-differences, hoặc regression discontinuity design để ước lượng hiệu ứng nhân quả của quốc tế hóa lên hiệu quả.</w:t>
-      </w:r>
-    </w:p>
-    <w:p>
-      <w:pPr>
-        <w:pStyle w:val="BodyText"/>
-      </w:pPr>
-      <w:r>
-        <w:rPr>
-          <w:bCs/>
-          <w:b/>
-        </w:rPr>
-        <w:t xml:space="preserve">Thứ ba</w:t>
-      </w:r>
-      <w:r>
-        <w:t xml:space="preserve">, mở rộng phân tích FIP tại SIDS với các công cụ đo lường và dữ liệu panel thực sự (theo dõi cùng doanh nghiệp qua nhiều năm) để kiểm định liệu FIP là trạng thái cấu trúc dài hạn hay chỉ là giai đoạn tạm thời khi doanh nghiệp SIDS mới bắt đầu xuất khẩu.</w:t>
-      </w:r>
-    </w:p>
-    <w:p>
-      <w:pPr>
-        <w:pStyle w:val="BodyText"/>
-      </w:pPr>
-      <w:r>
-        <w:rPr>
-          <w:bCs/>
-          <w:b/>
-        </w:rPr>
-        <w:t xml:space="preserve">Thứ tư</w:t>
-      </w:r>
-      <w:r>
-        <w:t xml:space="preserve">, kiểm định vai trò của top manager characteristics (H4, kinh nghiệm, giới tính) trong từng bối cảnh ICRV riêng biệt, đặc biệt trong bối cảnh Emerging và SIDS nơi tầng năng lực và thể chế yếu hơn, liệu đặc điểm nhà quản trị có thể bù đắp một phần cho những thiếu hụt đó không?</w:t>
-      </w:r>
-    </w:p>
-    <w:p>
-      <w:pPr>
-        <w:pStyle w:val="BodyText"/>
-      </w:pPr>
-      <w:r>
-        <w:rPr>
-          <w:bCs/>
-          <w:b/>
-        </w:rPr>
-        <w:t xml:space="preserve">Thứ năm</w:t>
-      </w:r>
-      <w:r>
-        <w:t xml:space="preserve">, khai thác sâu hơn Nhật Bản, nền kinh tế tiên tiến lớn lần đầu được WBES khảo sát năm 2025. Bước đầu tiên đã được thực hiện trong nghiên cứu thành phần P10: trên đợt khảo sát khai mở (N = 2.168), quan hệ I–P tại Nhật gần tuyến tính dương, không có điểm uốn trong miền quan sát, xác nhận dự đoán biên trên của khung ICRV; các bước tiếp theo gồm tích hợp Nhật Bản vào các mô hình điều tiết ba chiều và khai thác các module đặc thù (trường thọ doanh nghiệp, khoảng cách giới trong lãnh đạo) khi có thêm đợt khảo sát thứ hai.</w:t>
-      </w:r>
-    </w:p>
-    <w:p>
-      <w:pPr>
-        <w:pStyle w:val="BodyText"/>
-      </w:pPr>
-      <w:r>
-        <w:rPr>
-          <w:bCs/>
-          <w:b/>
-        </w:rPr>
-        <w:t xml:space="preserve">Thứ sáu</w:t>
-      </w:r>
-      <w:r>
-        <w:t xml:space="preserve">, một hướng nghiên cứu ưu tiên xuất phát trực tiếp từ phát hiện ngưỡng tan biến tại Ấn Độ là kiểm định nhân quả của biến động thể chế lên hình dạng quan hệ I–P. Các cú sốc thể chế rời rạc và có thể định thời điểm trong cửa sổ 2014–2025 (bãi bỏ tiền mặt, áp dụng thuế hàng hóa và dịch vụ, ban hành luật phá sản, ra mắt hạ tầng thanh toán hợp nhất) tạo điều kiện cho thiết kế khác biệt trong khác biệt hoặc nghiên cứu sự kiện nhằm phân lập tác động nhân quả của từng cú sốc lên độ cong và vị trí điểm uốn. Hướng này cũng cho phép kiểm định trực tiếp mệnh đề về điều kiện ổn định thể chế của khung CDCM, tức liệu sự tan biến ngưỡng là hệ quả của tổng biến động tích lũy hay của một cú sốc cụ thể nào đó. Việc kết hợp dữ liệu chính sách thương mại ngoại sinh, chẳng hạn các hiệp định thương mại tự do được ký kết, như công cụ nhận dạng sẽ giúp tách bạch chiều nhân quả từ quốc tế hóa đến hiệu quả khỏi chiều ngược lại, giải quyết một phần hạn chế nội sinh đã nêu ở Mục 5.5.3.</w:t>
-      </w:r>
-    </w:p>
-    <w:p>
-      <w:pPr>
-        <w:pStyle w:val="BodyText"/>
-      </w:pPr>
-      <w:r>
-        <w:rPr>
-          <w:bCs/>
-          <w:b/>
-        </w:rPr>
-        <w:t xml:space="preserve">Thứ bảy</w:t>
-      </w:r>
-      <w:r>
-        <w:t xml:space="preserve">, sự dịch chuyển trọng tâm giữa biên tham gia và biên cường độ dọc theo gradient thể chế, được phát hiện khi đối chiếu bằng chứng Việt Nam (cơ chế biên tham gia ở chế độ chuyển đổi) với Nhật Bản (cơ chế tự chọn lọc Melitz ở biên trên), mở ra một câu hỏi lý thuyết chưa được giải quyết: chế độ thể chế nào đánh dấu sự chuyển giao giữa hai cơ chế, và liệu có một vùng quá độ nơi cả hai cùng vận hành. Nghiên cứu tương lai có thể vận dụng mô hình hai phần (two-part model) phân tách rõ ràng quyết định tham gia xuất khẩu khỏi quyết định cường độ trên toàn gradient ICRV, qua đó lập bản đồ chính xác sự dịch chuyển cơ chế và làm giàu thêm tầng vi mô của khung CDCM.</w:t>
-      </w:r>
-    </w:p>
-    <w:p>
-      <w:r>
-        <w:pict>
-          <v:rect style="width:0;height:1.5pt" o:hralign="center" o:hrstd="t" o:hr="t"/>
-        </w:pict>
-      </w:r>
-    </w:p>
-    <w:bookmarkEnd w:id="50"/>
-    <w:bookmarkEnd w:id="51"/>
-    <w:bookmarkStart w:id="56" w:name="kết-luận"/>
-    <w:p>
-      <w:pPr>
-        <w:pStyle w:val="Heading2"/>
-      </w:pPr>
-      <w:r>
-        <w:t xml:space="preserve">5.6 Kết luận</w:t>
-      </w:r>
-    </w:p>
-    <w:bookmarkStart w:id="52" w:name="tổng-kết-chín-nghiên-cứu"/>
-    <w:p>
-      <w:pPr>
-        <w:pStyle w:val="Heading3"/>
-      </w:pPr>
-      <w:r>
-        <w:t xml:space="preserve">5.6.1 Tổng kết chín nghiên cứu</w:t>
-      </w:r>
-    </w:p>
-    <w:p>
-      <w:pPr>
-        <w:pStyle w:val="FirstParagraph"/>
-      </w:pPr>
-      <w:r>
-        <w:t xml:space="preserve">Luận án này được xây dựng trên chín nghiên cứu bổ sung cho nhau, kết hợp bằng chứng từ meta-analysis và phân tích thực nghiệm sơ cấp:</w:t>
-      </w:r>
-    </w:p>
-    <w:p>
-      <w:pPr>
-        <w:numPr>
-          <w:ilvl w:val="0"/>
-          <w:numId w:val="1002"/>
-        </w:numPr>
-      </w:pPr>
-      <w:r>
-        <w:rPr>
-          <w:bCs/>
-          <w:b/>
-        </w:rPr>
-        <w:t xml:space="preserve">P1 và P2</w:t>
-      </w:r>
-      <w:r>
-        <w:t xml:space="preserve"> </w:t>
-      </w:r>
-      <w:r>
-        <w:t xml:space="preserve">(đã công bố tại ICBEF 2024): thiết lập cơ sở meta-analytic với</w:t>
-      </w:r>
-      <w:r>
-        <w:t xml:space="preserve"> </w:t>
-      </w:r>
-      <m:oMath>
-        <m:r>
-          <m:t>k</m:t>
-        </m:r>
+        <w:t xml:space="preserve">Một nguồn củng cố độc lập cho luận điểm điều tiết thể chế đến từ sự hội tụ giữa hai phương pháp khác biệt về bản chất. Phân tích tổng hợp ba tầng (P6), vận hành trên các cỡ ảnh hưởng đã công bố từ nhiều nghiên cứu độc lập, ước lượng cỡ ảnh hưởng trung bình</w:t>
+      </w:r>
+      <w:r>
+        <w:t xml:space="preserve"> </w:t>
+      </w:r>
+      <m:oMath>
+        <m:acc>
+          <m:accPr>
+            <m:chr m:val="‾"/>
+          </m:accPr>
+          <m:e>
+            <m:r>
+              <m:t>r</m:t>
+            </m:r>
+          </m:e>
+        </m:acc>
         <m:r>
           <m:rPr>
             <m:sty m:val="p"/>
@@ -2736,26 +1799,6 @@
           <m:t>=</m:t>
         </m:r>
         <m:r>
-          <m:t>113</m:t>
-        </m:r>
-      </m:oMath>
-      <w:r>
-        <w:t xml:space="preserve">,</w:t>
-      </w:r>
-      <w:r>
-        <w:t xml:space="preserve"> </w:t>
-      </w:r>
-      <m:oMath>
-        <m:r>
-          <m:t>r</m:t>
-        </m:r>
-        <m:r>
-          <m:rPr>
-            <m:sty m:val="p"/>
-          </m:rPr>
-          <m:t>=</m:t>
-        </m:r>
-        <m:r>
           <m:t>0</m:t>
         </m:r>
         <m:r>
@@ -2765,190 +1808,14 @@
           <m:t>,</m:t>
         </m:r>
         <m:r>
-          <m:t>07</m:t>
-        </m:r>
-      </m:oMath>
-      <w:r>
-        <w:t xml:space="preserve">, xác nhận tác động dương nhỏ nhưng có ý nghĩa, và đặt nền cho khung CDCM.</w:t>
-      </w:r>
-    </w:p>
-    <w:p>
-      <w:pPr>
-        <w:numPr>
-          <w:ilvl w:val="0"/>
-          <w:numId w:val="1002"/>
-        </w:numPr>
-      </w:pPr>
-      <w:r>
-        <w:rPr>
-          <w:bCs/>
-          <w:b/>
-        </w:rPr>
-        <w:t xml:space="preserve">P3</w:t>
-      </w:r>
-      <w:r>
-        <w:t xml:space="preserve">: phân tích Việt Nam (Lower-mid Transition), xác nhận chữ U ngược với TP = 39,3–46,2%, TCI là biến điều tiết dương có ý nghĩa.</w:t>
-      </w:r>
-    </w:p>
-    <w:p>
-      <w:pPr>
-        <w:numPr>
-          <w:ilvl w:val="0"/>
-          <w:numId w:val="1002"/>
-        </w:numPr>
-      </w:pPr>
-      <w:r>
-        <w:rPr>
-          <w:bCs/>
-          <w:b/>
-        </w:rPr>
-        <w:t xml:space="preserve">P4</w:t>
-      </w:r>
-      <w:r>
-        <w:t xml:space="preserve">: phân tích Singapore (Advanced Innovation), xác nhận chữ U ngược với TP ≈ 88,6% (rộng CI), DAI khuếch đại tại mức FSTS cao.</w:t>
-      </w:r>
-    </w:p>
-    <w:p>
-      <w:pPr>
-        <w:numPr>
-          <w:ilvl w:val="0"/>
-          <w:numId w:val="1002"/>
-        </w:numPr>
-      </w:pPr>
-      <w:r>
-        <w:rPr>
-          <w:bCs/>
-          <w:b/>
-        </w:rPr>
-        <w:t xml:space="preserve">P5</w:t>
-      </w:r>
-      <w:r>
-        <w:t xml:space="preserve">: phân tích Trung Quốc 2012–2024 (Upper-middle), xác nhận chữ U ngược ổn định theo thời gian (TP ≈ 48,78%, Paternoster</w:t>
-      </w:r>
-      <w:r>
-        <w:t xml:space="preserve"> </w:t>
-      </w:r>
-      <m:oMath>
-        <m:r>
-          <m:t>z</m:t>
-        </m:r>
-        <m:r>
-          <m:rPr>
-            <m:sty m:val="p"/>
-          </m:rPr>
-          <m:t>=</m:t>
-        </m:r>
-        <m:r>
-          <m:t>0</m:t>
-        </m:r>
-        <m:r>
-          <m:rPr>
-            <m:sty m:val="p"/>
-          </m:rPr>
-          <m:t>,</m:t>
-        </m:r>
-        <m:r>
-          <m:t>82</m:t>
-        </m:r>
-      </m:oMath>
-      <w:r>
-        <w:t xml:space="preserve">,</w:t>
-      </w:r>
-      <w:r>
-        <w:t xml:space="preserve"> </w:t>
-      </w:r>
-      <m:oMath>
-        <m:r>
-          <m:t>p</m:t>
-        </m:r>
-        <m:r>
-          <m:rPr>
-            <m:sty m:val="p"/>
-          </m:rPr>
-          <m:t>=</m:t>
-        </m:r>
-        <m:r>
-          <m:rPr>
-            <m:sty m:val="p"/>
-          </m:rPr>
-          <m:t>,</m:t>
-        </m:r>
-        <m:r>
-          <m:t>412</m:t>
-        </m:r>
-      </m:oMath>
-      <w:r>
-        <w:t xml:space="preserve">).</w:t>
-      </w:r>
-    </w:p>
-    <w:p>
-      <w:pPr>
-        <w:numPr>
-          <w:ilvl w:val="0"/>
-          <w:numId w:val="1002"/>
-        </w:numPr>
-      </w:pPr>
-      <w:r>
-        <w:rPr>
-          <w:bCs/>
-          <w:b/>
-        </w:rPr>
-        <w:t xml:space="preserve">P6</w:t>
-      </w:r>
-      <w:r>
-        <w:t xml:space="preserve">: meta-analysis ba tầng mở rộng</w:t>
-      </w:r>
-      <w:r>
-        <w:t xml:space="preserve"> </w:t>
-      </w:r>
-      <m:oMath>
-        <m:r>
-          <m:t>k</m:t>
-        </m:r>
-        <m:r>
-          <m:rPr>
-            <m:sty m:val="p"/>
-          </m:rPr>
-          <m:t>=</m:t>
-        </m:r>
-        <m:r>
-          <m:t>238</m:t>
-        </m:r>
-      </m:oMath>
-      <w:r>
-        <w:t xml:space="preserve">,</w:t>
-      </w:r>
-      <w:r>
-        <w:t xml:space="preserve"> </w:t>
-      </w:r>
-      <m:oMath>
-        <m:r>
-          <m:t>r</m:t>
-        </m:r>
-        <m:r>
-          <m:rPr>
-            <m:sty m:val="p"/>
-          </m:rPr>
-          <m:t>=</m:t>
-        </m:r>
-        <m:r>
-          <m:t>0</m:t>
-        </m:r>
-        <m:r>
-          <m:rPr>
-            <m:sty m:val="p"/>
-          </m:rPr>
-          <m:t>,</m:t>
-        </m:r>
-        <m:r>
           <m:t>074</m:t>
         </m:r>
       </m:oMath>
       <w:r>
-        <w:t xml:space="preserve">,</w:t>
-      </w:r>
-      <w:r>
-        <w:t xml:space="preserve"> </w:t>
+        <w:t xml:space="preserve"> </w:t>
+      </w:r>
+      <w:r>
+        <w:t xml:space="preserve">với dị biệt đáng kể (</w:t>
       </w:r>
       <m:oMath>
         <m:sSup>
@@ -2989,13 +1856,7 @@
         </m:r>
       </m:oMath>
       <w:r>
-        <w:t xml:space="preserve"> </w:t>
-      </w:r>
-      <w:r>
-        <w:t xml:space="preserve">(54,1% tầng 2 + 8,4% tầng 3), ICRV điều tiết</w:t>
-      </w:r>
-      <w:r>
-        <w:t xml:space="preserve"> </w:t>
+        <w:t xml:space="preserve">) và xác nhận chế độ thể chế ICRV là biến điều tiết có ý nghĩa (</w:t>
       </w:r>
       <m:oMath>
         <m:sSub>
@@ -3025,27 +1886,1983 @@
           </m:rPr>
           <m:t>,</m:t>
         </m:r>
+        <m:r>
+          <m:t>35</m:t>
+        </m:r>
+      </m:oMath>
+      <w:r>
+        <w:t xml:space="preserve">,</w:t>
+      </w:r>
+      <w:r>
+        <w:t xml:space="preserve"> </w:t>
+      </w:r>
+      <m:oMath>
+        <m:r>
+          <m:t>d</m:t>
+        </m:r>
+        <m:r>
+          <m:t>f</m:t>
+        </m:r>
+        <m:r>
+          <m:rPr>
+            <m:sty m:val="p"/>
+          </m:rPr>
+          <m:t>=</m:t>
+        </m:r>
+        <m:r>
+          <m:t>4</m:t>
+        </m:r>
+      </m:oMath>
+      <w:r>
+        <w:t xml:space="preserve">,</w:t>
+      </w:r>
+      <w:r>
+        <w:t xml:space="preserve"> </w:t>
+      </w:r>
+      <m:oMath>
+        <m:r>
+          <m:t>p</m:t>
+        </m:r>
+        <m:r>
+          <m:rPr>
+            <m:sty m:val="p"/>
+          </m:rPr>
+          <m:t>=</m:t>
+        </m:r>
+        <m:r>
+          <m:rPr>
+            <m:sty m:val="p"/>
+          </m:rPr>
+          <m:t>,</m:t>
+        </m:r>
+        <m:r>
+          <m:t>002</m:t>
+        </m:r>
+      </m:oMath>
+      <w:r>
+        <w:t xml:space="preserve">). Ước lượng gộp toàn mẫu trên dữ liệu doanh nghiệp gốc của 50 nền kinh tế (P7) đi đến cùng một kết luận bằng con đường hoàn toàn khác: cấu trúc thể chế của quan hệ hiện ra thành ba vùng rời rạc khi ước lượng điểm uốn trong từng nhóm ICRV.</w:t>
+      </w:r>
+    </w:p>
+    <w:p>
+      <w:pPr>
+        <w:pStyle w:val="BodyText"/>
+      </w:pPr>
+      <w:r>
+        <w:t xml:space="preserve">Sự hội tụ này có giá trị suy luận vượt quá tổng của hai phần. Phân tích tổng hợp và ước lượng gộp cấp doanh nghiệp chịu các nguồn thiên lệch khác nhau: phân tích tổng hợp dễ bị thiên lệch công bố và phụ thuộc vào chất lượng báo cáo của các nghiên cứu gốc, trong khi ước lượng gộp cấp doanh nghiệp dễ bị thiên lệch chọn lọc tham gia xuất khẩu và chênh lệch đo lường giữa các đợt khảo sát. Việc hai phương pháp với các điểm yếu không trùng nhau cùng định vị chế độ thể chế là biến điều tiết then chốt làm cho kết luận này khó có thể là tạo tác của một quy trình phân tích đơn lẻ. Đây là dạng tam giác hóa phương pháp mà các điểm yếu bù trừ lẫn nhau, nâng độ tin cậy của luận điểm trung tâm rằng thể chế quyết định không chỉ vị trí mà cả sự tồn tại của dạng hàm chữ U ngược.</w:t>
+      </w:r>
+    </w:p>
+    <w:bookmarkEnd w:id="34"/>
+    <w:bookmarkStart w:id="35" w:name="X13e848ae254d36f1c59beb529fc06decd65d406"/>
+    <w:p>
+      <w:pPr>
+        <w:pStyle w:val="Heading3"/>
+      </w:pPr>
+      <w:r>
+        <w:t xml:space="preserve">5.2.6 Đối chiếu với truyền thống đường cong chữ S và các kiểm định nhân rộng chữ S</w:t>
+      </w:r>
+    </w:p>
+    <w:p>
+      <w:pPr>
+        <w:pStyle w:val="FirstParagraph"/>
+      </w:pPr>
+      <w:r>
+        <w:t xml:space="preserve">Một dòng nghiên cứu song hành với truyền thống chữ U ngược là truyền thống đường cong chữ S ba giai đoạn, vốn lập luận rằng quan hệ quốc tế hóa và hiệu quả đi qua một giai đoạn đầu suy giảm (chi phí học hỏi), một giai đoạn giữa đi lên (khai thác lợi thế đa quốc gia), rồi một giai đoạn cuối lại suy giảm (chi phí điều phối vượt ngưỡng). Berry và Kaul (2016), khi kiểm định nhân rộng dạng chữ S trên mẫu xuyên quốc gia cỡ lớn, kết luận rằng dạng hàm bậc ba này không nhân rộng vững chắc và phần lớn bằng chứng ủng hộ nó nhạy cảm với cách đặc tả và mẫu. Phát hiện ba vùng của luận án cung cấp một cách đọc bổ sung cho kết quả nhân rộng âm này: nếu hình dạng quan hệ thực sự thay đổi theo chế độ thể chế, từ chữ U ngược sắc nét ở vùng chuyển đổi đến gần tuyến tính dương ở biên trên đến âm đơn điệu ở biên dưới, thì việc ép một dạng hàm bậc ba cố định lên một mẫu trộn lẫn nhiều chế độ thể chế tất yếu cho ra một ước lượng bất ổn. Nói cách khác, sự thất bại nhân rộng của dạng chữ S không nhất thiết bác bỏ tính phi tuyến mà có thể phản ánh việc bỏ qua tính không đồng nhất theo thể chế của bản thân dạng hàm.</w:t>
+      </w:r>
+    </w:p>
+    <w:p>
+      <w:pPr>
+        <w:pStyle w:val="BodyText"/>
+      </w:pPr>
+      <w:r>
+        <w:t xml:space="preserve">Bằng chứng Nhật Bản (P10) mang sức nặng đặc biệt trong đối chiếu này. Chính các tập đoàn đa quốc gia Nhật Bản là nơi cả giả thuyết chữ U ngược của Lu và Beamish (2004) lẫn giả thuyết chữ S được thiết lập ban đầu. Khi nền kinh tế này được quan sát trên bộ công cụ hài hòa của luận án, quan hệ lại nằm trọn trên một nhánh đi lên dài với phần bù năng suất cho doanh nghiệp xuất khẩu, không có điểm uốn trong miền quan sát. Sự khác biệt giữa kết quả này và điểm uốn khoảng 60% mà Lu và Beamish (2004) tìm thấy không phản ánh mâu thuẫn dữ liệu mà phản ánh khác biệt khung lấy mẫu: mẫu WBES Nhật Bản thiên về doanh nghiệp cơ sở với cường độ quốc tế hóa thấp, trong khi mẫu Lu và Beamish tập trung vào các tập đoàn đa quốc gia thâm dụng xuất khẩu cao, tức quan sát hai đoạn khác nhau của cùng một họ đường cong. Đối chiếu này củng cố luận điểm rằng dạng phi tuyến cổ điển là kết quả có điều kiện theo cả chế độ thể chế lẫn dải cường độ xuất khẩu được quan sát, chứ không phải một quy luật phổ quát, nhất quán với cảnh báo phương pháp của Haans và cộng sự (2016) về việc suy diễn dạng hàm phi tuyến từ những đoạn dữ liệu giới hạn.</w:t>
+      </w:r>
+    </w:p>
+    <w:bookmarkEnd w:id="35"/>
+    <w:bookmarkStart w:id="36" w:name="X09b1da89329931737a984ea1513fd5f13b0d821"/>
+    <w:p>
+      <w:pPr>
+        <w:pStyle w:val="Heading3"/>
+      </w:pPr>
+      <w:r>
+        <w:t xml:space="preserve">5.2.7 Đặt vào dòng nghiên cứu về điều tiết bởi môi trường của quan hệ năng lực và hiệu quả</w:t>
+      </w:r>
+    </w:p>
+    <w:p>
+      <w:pPr>
+        <w:pStyle w:val="FirstParagraph"/>
+      </w:pPr>
+      <w:r>
+        <w:t xml:space="preserve">Phát hiện rằng năng lực công nghệ nâng mặt bằng năng suất phổ quát còn vai trò uốn đường cong của chấp nhận số lại phụ thuộc bối cảnh thể chế có thể được đặt vào dòng nghiên cứu rộng hơn về vai trò điều tiết của môi trường trong quan hệ giữa năng lực và hiệu quả. Karna, Richter và Riesenkampff (2016), qua phân tích tổng hợp về quan hệ năng lực và hiệu quả tài chính, cho thấy động lực môi trường điều tiết một cách hệ thống mức độ mà năng lực chuyển hóa thành hiệu quả. Kết quả của luận án bổ sung một sắc thái cho kết luận đó: không phải mọi loại năng lực đều bị điều tiết đồng đều bởi môi trường thể chế. Năng lực công nghệ chiều sâu (TCI) hoạt động như một yếu tố nâng sàn gần như bất biến với chế độ thể chế, trong khi chấp nhận số (DAI) là nguồn lực tình huống có hiệu ứng uốn đường cong bị điều kiện hóa bởi tầng thể chế. Sự phân tách này tinh chỉnh kết luận tổng hợp của Karna và cộng sự (2016) theo hướng phân biệt loại năng lực: điều tiết môi trường tác động mạnh lên các nguồn lực bổ trợ phụ thuộc hệ sinh thái nhưng yếu lên các năng lực nền tảng nội sinh hóa trong doanh nghiệp.</w:t>
+      </w:r>
+    </w:p>
+    <w:p>
+      <w:pPr>
+        <w:pStyle w:val="BodyText"/>
+      </w:pPr>
+      <w:r>
+        <w:t xml:space="preserve">Hướng đối chiếu này cũng kết nối với lập luận của Kafouros và cộng sự (2023) rằng chất lượng thể chế và động lực ngành cùng định hình hiệu quả doanh nghiệp ở các nền kinh tế mới nổi, trong đó tính động công nghệ tạo tương tác dương còn tính động thị trường tạo tương tác âm. Bằng chứng gradient ICRV của luận án mở rộng quan sát này từ một mẫu khu vực sang khung 50 nền kinh tế châu Á và Thái Bình Dương, và bổ sung chiều quan trọng rằng chính dạng hàm của quan hệ quốc tế hóa và hiệu quả, chứ không chỉ độ lớn hệ số, thay đổi theo chất lượng thể chế. Đồng thời, lập luận về vai trò bù đắp của chấp nhận số ở các chế độ thể chế yếu nhất quán với tài liệu mới nổi về năng lực số như đòn bẩy quốc tế hóa cho doanh nghiệp nhỏ và vừa trong môi trường thể chế kém hoàn thiện (Banalieva &amp; Dhanaraj, 2019; Chen &amp; Meng, 2022), song luận án đặt một điều kiện biên rõ hơn: hiệu ứng bù đắp này phụ thuộc chiều sâu của thước đo năng lực số và không tự nó đảo được độ dốc âm ở những chế độ thể chế cực yếu như nhóm đảo nhỏ.</w:t>
+      </w:r>
+    </w:p>
+    <w:p>
+      <w:r>
+        <w:pict>
+          <v:rect style="width:0;height:1.5pt" o:hralign="center" o:hrstd="t" o:hr="t"/>
+        </w:pict>
+      </w:r>
+    </w:p>
+    <w:bookmarkEnd w:id="36"/>
+    <w:bookmarkEnd w:id="37"/>
+    <w:bookmarkStart w:id="46" w:name="đóng-góp-lý-thuyết"/>
+    <w:p>
+      <w:pPr>
+        <w:pStyle w:val="Heading2"/>
+      </w:pPr>
+      <w:r>
+        <w:t xml:space="preserve">5.3 Đóng góp lý thuyết</w:t>
+      </w:r>
+    </w:p>
+    <w:bookmarkStart w:id="38" w:name="cdcm-làm-rõ-dai-là-nguồn-lực-tình-huống"/>
+    <w:p>
+      <w:pPr>
+        <w:pStyle w:val="Heading3"/>
+      </w:pPr>
+      <w:r>
+        <w:t xml:space="preserve">5.3.1 CDCM: Làm rõ DAI là nguồn lực tình huống</w:t>
+      </w:r>
+    </w:p>
+    <w:p>
+      <w:pPr>
+        <w:pStyle w:val="FirstParagraph"/>
+      </w:pPr>
+      <w:r>
+        <w:t xml:space="preserve">Đóng góp lý thuyết đầu tiên là làm rõ</w:t>
+      </w:r>
+      <w:r>
+        <w:t xml:space="preserve"> </w:t>
+      </w:r>
+      <w:r>
+        <w:rPr>
+          <w:bCs/>
+          <w:b/>
+        </w:rPr>
+        <w:t xml:space="preserve">bản chất của DAI</w:t>
+      </w:r>
+      <w:r>
+        <w:t xml:space="preserve"> </w:t>
+      </w:r>
+      <w:r>
+        <w:t xml:space="preserve">trong khung CDCM. Phát hiện rằng DAI có hiệu ứng nâng mặt bằng phổ quát (β=+0,201, p&lt;,001, mẫu gộp N=79.080 từ 50 nền kinh tế) nhưng vai trò điều tiết đường cong quốc tế hóa và hiệu quả là</w:t>
+      </w:r>
+      <w:r>
+        <w:t xml:space="preserve"> </w:t>
+      </w:r>
+      <w:r>
+        <w:rPr>
+          <w:bCs/>
+          <w:b/>
+        </w:rPr>
+        <w:t xml:space="preserve">bối cảnh-phụ thuộc</w:t>
+      </w:r>
+      <w:r>
+        <w:t xml:space="preserve"> </w:t>
+      </w:r>
+      <w:r>
+        <w:t xml:space="preserve">(các tương tác đường cong cùng chiều nhưng không ý nghĩa toàn mẫu; bằng chứng rõ nhất ở bối cảnh đơn quốc gia P4) gợi ý rằng DAI không phải là năng lực nền tảng (như TCI) mà là</w:t>
+      </w:r>
+      <w:r>
+        <w:t xml:space="preserve"> </w:t>
+      </w:r>
+      <w:r>
+        <w:rPr>
+          <w:bCs/>
+          <w:b/>
+        </w:rPr>
+        <w:t xml:space="preserve">nguồn lực tình huống</w:t>
+      </w:r>
+      <w:r>
+        <w:t xml:space="preserve">, tài nguyên có vai trò thay đổi theo bối cảnh thể chế. Quan trọng: tương tác chế độ-yếu (FSTS×Weak = −0,523, p =,087, biên ý nghĩa) cho thấy hiệu ứng điều tiết của DAI</w:t>
+      </w:r>
+      <w:r>
+        <w:t xml:space="preserve"> </w:t>
+      </w:r>
+      <w:r>
+        <w:rPr>
+          <w:bCs/>
+          <w:b/>
+        </w:rPr>
+        <w:t xml:space="preserve">mạnh hơn</w:t>
+      </w:r>
+      <w:r>
+        <w:t xml:space="preserve"> </w:t>
+      </w:r>
+      <w:r>
+        <w:t xml:space="preserve">tại các nền kinh tế thể chế yếu hơn (đang nổi, SIDS),</w:t>
+      </w:r>
+      <w:r>
+        <w:t xml:space="preserve"> </w:t>
+      </w:r>
+      <w:r>
+        <w:t xml:space="preserve">“</w:t>
+      </w:r>
+      <w:r>
+        <w:t xml:space="preserve">lá chắn số</w:t>
+      </w:r>
+      <w:r>
+        <w:t xml:space="preserve">”</w:t>
+      </w:r>
+      <w:r>
+        <w:t xml:space="preserve"> </w:t>
+      </w:r>
+      <w:r>
+        <w:t xml:space="preserve">bù đắp cho thiếu hụt thể chế.</w:t>
+      </w:r>
+    </w:p>
+    <w:p>
+      <w:pPr>
+        <w:pStyle w:val="BodyText"/>
+      </w:pPr>
+      <w:r>
+        <w:t xml:space="preserve">Điều này có hàm ý lý thuyết quan trọng cho lý thuyết dựa trên nguồn lực và tài liệu năng lực số (Bhandari et al., 2023; Verhoef et al., 2021): không phải mọi nguồn lực số đều tạo ra lợi thế cạnh tranh theo cùng một cơ chế trong mọi bối cảnh. Giá trị của DAI là</w:t>
+      </w:r>
+      <w:r>
+        <w:t xml:space="preserve"> </w:t>
+      </w:r>
+      <w:r>
+        <w:rPr>
+          <w:bCs/>
+          <w:b/>
+        </w:rPr>
+        <w:t xml:space="preserve">tài sản bổ trợ</w:t>
+      </w:r>
+      <w:r>
+        <w:t xml:space="preserve"> </w:t>
+      </w:r>
+      <w:r>
+        <w:t xml:space="preserve">(Teece, 1986) với bối cảnh thể chế, nhưng theo hướng</w:t>
+      </w:r>
+      <w:r>
+        <w:t xml:space="preserve"> </w:t>
+      </w:r>
+      <w:r>
+        <w:rPr>
+          <w:bCs/>
+          <w:b/>
+        </w:rPr>
+        <w:t xml:space="preserve">nghịch chiều</w:t>
+      </w:r>
+      <w:r>
+        <w:t xml:space="preserve">: DAI hoạt động như lá chắn bù đắp (compensatory asset) trong bối cảnh thể chế yếu, nơi hạ tầng thể chế chưa đủ hỗ trợ cho doanh nghiệp xuất khẩu. Đây là bằng chứng thực nghiệm bổ sung cho lý thuyết về vai trò thay thế giữa thể chế và năng lực số.</w:t>
+      </w:r>
+    </w:p>
+    <w:bookmarkEnd w:id="38"/>
+    <w:bookmarkStart w:id="39" w:name="X3b1084bbd444ca85d063deaaac052e856e27e72"/>
+    <w:p>
+      <w:pPr>
+        <w:pStyle w:val="Heading3"/>
+      </w:pPr>
+      <w:r>
+        <w:t xml:space="preserve">5.3.1.1 Phân biệt nâng mặt bằng phổ quát và uốn đường cong phi phổ quát</w:t>
+      </w:r>
+    </w:p>
+    <w:p>
+      <w:pPr>
+        <w:pStyle w:val="FirstParagraph"/>
+      </w:pPr>
+      <w:r>
+        <w:t xml:space="preserve">Một đóng góp lý thuyết tinh tế nhưng có hệ quả sâu của luận án là phân biệt rạch ròi giữa hai loại hiệu ứng mà các cấu trúc năng lực có thể tạo ra trên quan hệ quốc tế hóa và hiệu quả: hiệu ứng nâng mặt bằng (dịch chuyển toàn bộ đường cong lên trên) và hiệu ứng uốn đường cong (thay đổi hình dạng, độ dốc hoặc vị trí điểm uốn). Sự phân biệt này, vốn được hình thức hóa trong tài liệu kiểm định quan hệ phi tuyến của Haans, Pieters và He (2016), trở thành lăng kính tổ chức cho toàn bộ bằng chứng về TCI và DAI.</w:t>
+      </w:r>
+    </w:p>
+    <w:p>
+      <w:pPr>
+        <w:pStyle w:val="BodyText"/>
+      </w:pPr>
+      <w:r>
+        <w:t xml:space="preserve">Đối với năng lực công nghệ, bằng chứng hội tụ mạnh mẽ rằng đây là yếu tố nâng mặt bằng phổ quát: hiệu ứng trực tiếp dương và có ý nghĩa cao xuất hiện nhất quán ở mọi bối cảnh (Việt Nam +0,179 dạng biến công cụ; Trung Quốc từ +0,26 đến +0,43; toàn mẫu 50 nền +0,141; Nhật Bản +0,100; SIDS +0,299), trong khi các tương tác uốn đường cong với cường độ xuất khẩu không đạt ý nghĩa thống kê trên toàn mẫu và chỉ định hình ở một bối cảnh đơn quốc gia. Ngay cả tại SIDS, nơi quan hệ tổng thể là âm đơn điệu, năng lực công nghệ vẫn nâng mặt bằng năng suất nhưng không thể uốn độ dốc âm sang vùng dương, một bằng chứng đặc biệt thuyết phục rằng vai trò của năng lực công nghệ là nâng sàn chứ không phải định hình đường cong.</w:t>
+      </w:r>
+    </w:p>
+    <w:p>
+      <w:pPr>
+        <w:pStyle w:val="BodyText"/>
+      </w:pPr>
+      <w:r>
+        <w:t xml:space="preserve">Đối với chấp nhận số, mô thức cũng tương tự nhưng với một khác biệt then chốt về cường độ ngữ cảnh. Hiệu ứng nâng mặt bằng của DAI là phổ quát và lớn hơn cả TCI trên toàn mẫu 50 nền (+0,201, p &lt; 0,001), nhưng vai trò uốn đường cong của nó không phổ quát: các tương tác đường cong trên toàn mẫu mang đúng chiều nén mà khung CDCM dự đoán nhưng không đạt ý nghĩa thống kê, và chỉ phát huy rõ rệt ở bối cảnh đặc thù (Singapore, tương tác bậc hai +3,119, p = 0,005). Phát hiện này tinh chỉnh đóng góp lý thuyết theo hướng quan trọng: sự khác biệt giữa TCI và DAI không nằm ở việc cái nào nâng mặt bằng (cả hai đều nâng), mà ở chỗ vai trò uốn đường cong của DAI bị điều kiện hóa bởi tầng phát triển thể chế và mức độ chiều sâu của thước đo, trong khi TCI thuần túy là yếu tố nền tảng nâng sàn. Đây là cơ sở thực nghiệm trực tiếp cho lập luận rằng năng lực công nghệ là năng lực nền tảng còn chấp nhận số là nguồn lực tình huống trong khung CDCM.</w:t>
+      </w:r>
+    </w:p>
+    <w:p>
+      <w:pPr>
+        <w:pStyle w:val="BodyText"/>
+      </w:pPr>
+      <w:r>
+        <w:t xml:space="preserve">Hệ quả phương pháp của phân biệt này không nhỏ. Tài liệu số hóa thường gộp hai cấu trúc thành một chỉ số tổng hợp duy nhất, làm che khuất chính sự khác biệt về cơ chế mà luận án phát hiện. Việc tách bạch TCI và DAI thành hai hợp phần hình thành độc lập, dựa trên các tiêu chí đo lường của Coltman và cộng sự (2008) và phân biệt khái niệm của Bharadwaj và cộng sự (2013), cho phép luận án nhận diện rằng hai nguồn lực số tham gia vào quan hệ quốc tế hóa và hiệu quả qua hai con đường khác nhau, một phát hiện không thể đạt được nếu chúng bị gộp chung.</w:t>
+      </w:r>
+    </w:p>
+    <w:bookmarkEnd w:id="39"/>
+    <w:bookmarkStart w:id="40" w:name="X2d492fa0307aa4991837f2d5dc38e247101178c"/>
+    <w:p>
+      <w:pPr>
+        <w:pStyle w:val="Heading3"/>
+      </w:pPr>
+      <w:r>
+        <w:t xml:space="preserve">5.3.2 FIP: Khái niệm mới về trường hợp biên cho SIDS</w:t>
+      </w:r>
+    </w:p>
+    <w:p>
+      <w:pPr>
+        <w:pStyle w:val="FirstParagraph"/>
+      </w:pPr>
+      <w:r>
+        <w:t xml:space="preserve">Đóng góp lý thuyết thứ hai là đề xuất và đặt tên cho</w:t>
+      </w:r>
+      <w:r>
+        <w:t xml:space="preserve"> </w:t>
+      </w:r>
+      <w:r>
+        <w:rPr>
+          <w:bCs/>
+          <w:b/>
+        </w:rPr>
+        <w:t xml:space="preserve">hình phạt quốc tế hóa cưỡng bức</w:t>
+      </w:r>
+      <w:r>
+        <w:t xml:space="preserve"> </w:t>
+      </w:r>
+      <w:r>
+        <w:t xml:space="preserve">(Forced Internationalization Penalty, FIP), một cấu trúc lý thuyết mới chưa được định danh trong tài liệu kinh doanh quốc tế, như một hiện tượng lý thuyết độc lập, khác biệt về bản chất với nhánh đi xuống giai đoạn đầu trong đường cong chữ S. FIP không phải là giai đoạn đầu của quá trình học hỏi với chi phí học hỏi như mô hình Uppsala dự đoán, mà là một trạng thái cấu trúc bất lợi dài hạn: doanh nghiệp ở các nền đảo nhỏ phải xuất khẩu để tồn tại vì thị trường nội địa quá nhỏ, nhưng không có năng lực và môi trường để đạt lợi thế từ xuất khẩu. Cần nhấn mạnh rằng đóng góp này chủ yếu mang tính</w:t>
+      </w:r>
+      <w:r>
+        <w:t xml:space="preserve"> </w:t>
+      </w:r>
+      <w:r>
+        <w:rPr>
+          <w:bCs/>
+          <w:b/>
+        </w:rPr>
+        <w:t xml:space="preserve">khái niệm</w:t>
+      </w:r>
+      <w:r>
+        <w:t xml:space="preserve">: FIP định danh một điều kiện biên lý thuyết của họ mô hình chữ U ngược. Bằng chứng thực nghiệm đi kèm (P8) mang tính</w:t>
+      </w:r>
+      <w:r>
+        <w:t xml:space="preserve"> </w:t>
+      </w:r>
+      <w:r>
+        <w:rPr>
+          <w:bCs/>
+          <w:b/>
+        </w:rPr>
+        <w:t xml:space="preserve">thăm dò</w:t>
+      </w:r>
+      <w:r>
+        <w:t xml:space="preserve"> </w:t>
+      </w:r>
+      <w:r>
+        <w:t xml:space="preserve">và nhạy cảm với phiên bản dữ liệu cũng như số nền đảo nhỏ có dữ liệu doanh nghiệp đầy đủ (Mục 4.7.8); việc kiểm định FIP một cách dứt khoát đòi hỏi mẫu doanh nghiệp đầy đủ hơn ở nhiều nền SIDS với số cụm đủ lớn cho suy luận hợp lệ — một hướng nghiên cứu tương lai trực tiếp. Giá trị của FIP vì vậy nằm ở chỗ nó</w:t>
+      </w:r>
+      <w:r>
+        <w:t xml:space="preserve"> </w:t>
+      </w:r>
+      <w:r>
+        <w:rPr>
+          <w:bCs/>
+          <w:b/>
+        </w:rPr>
+        <w:t xml:space="preserve">xác định ranh giới ứng dụng</w:t>
+      </w:r>
+      <w:r>
+        <w:t xml:space="preserve"> </w:t>
+      </w:r>
+      <w:r>
+        <w:t xml:space="preserve">của các lý thuyết quốc tế hóa phổ quát, độc lập với độ lớn chính xác của hệ số ước lượng được.</w:t>
+      </w:r>
+    </w:p>
+    <w:p>
+      <w:pPr>
+        <w:pStyle w:val="BodyText"/>
+      </w:pPr>
+      <w:r>
+        <w:t xml:space="preserve">Giá trị khái niệm của FIP được làm rõ qua việc phân biệt nó với bốn cấu trúc lân cận trong tài liệu, một phân biệt cần thiết để khẳng định FIP không phải là cách gọi mới của một ý tưởng cũ. Thứ nhất, khác với chi phí giai đoạn đầu trong lý thuyết ba giai đoạn (Contractor et al., 2003), vốn là chi phí học hỏi tạm thời sẽ được bù đắp sau khi vượt điểm uốn, FIP không có điểm uốn trong miền dữ liệu quan sát vì ràng buộc của nó mang tính cấu trúc chứ không phải giai đoạn. Thứ hai, khác với gánh nặng người nước ngoài (Zaheer, 1995), vốn vận hành ở phía thị trường đích khi doanh nghiệp nước ngoài thâm nhập, FIP vận hành ở phía thị trường nguồn, tức là phần thiệt mà chính doanh nghiệp đảo nhỏ gánh chịu khi xuất khẩu. Thứ ba, khác với khởi nghiệp do nhu cầu thiết yếu trong tài liệu khởi nghiệp, nơi doanh nhân trong bối cảnh phát triển có thể đạt ngang bằng hiệu quả khi có đủ thời gian và hỗ trợ thể chế, FIP đặc trưng cho bối cảnh nơi hỗ trợ thể chế vắng mặt một cách hệ thống, khiến con đường quốc tế hóa do cưỡng bức bị bất lợi dai dẳng. Thứ tư, khác với chỉ số tổn thương vĩ mô vốn đo mức phơi nhiễm của nền kinh tế trước cú sốc bên ngoài, FIP là một cấu trúc vi mô ở cấp doanh nghiệp, định danh chính cơ chế hiệu quả mà qua đó tổn thương cấu trúc vĩ mô chuyển hóa thành kết quả cấp doanh nghiệp.</w:t>
+      </w:r>
+    </w:p>
+    <w:p>
+      <w:pPr>
+        <w:pStyle w:val="BodyText"/>
+      </w:pPr>
+      <w:r>
+        <w:t xml:space="preserve">Đặt cạnh lý thuyết bàn đạp (Luo &amp; Tung, 2007), FIP còn mang một giá trị bổ sung: nó xác định điều kiện biên nơi chính logic bàn đạp thất bại. Lý thuyết bàn đạp giả định rằng doanh nghiệp nền kinh tế mới nổi có thể dùng quốc tế hóa như một bàn đạp để thâu nhận tài sản chiến lược và bù đắp bất lợi quê nhà. FIP cho thấy một chế độ thể chế, nhóm đảo nhỏ, nơi giả định này sụp đổ: doanh nghiệp buộc phải quốc tế hóa nhưng thiếu cả nền tảng quy mô nội địa lẫn đệm thể chế để biến quốc tế hóa thành tích lũy năng lực, nên không có bàn đạp nào để bật lên mà chỉ còn gánh nặng. Theo nghĩa này, luận án đóng góp một điều kiện biên cho lý thuyết bàn đạp: cơ chế bàn đạp chỉ vận hành khi tồn tại tối thiểu một nền tảng quy mô và một mức hỗ trợ thể chế; dưới ngưỡng đó, cùng một hành vi quốc tế hóa chuyển từ cơ chế xây dựng năng lực sang cơ chế bào mòn hiệu quả. Đây là một đóng góp lý thuyết kép: vừa định danh FIP như một hiện tượng độc lập, vừa định vị nó như ranh giới áp dụng của một lý thuyết quốc tế hóa nền mới nổi đang có ảnh hưởng, qua đó nối liền mạch lập luận từ lăng kính bàn đạp được giới thiệu ở Mục 2.2.3.1 đến trường hợp biên thực nghiệm của luận án.</w:t>
+      </w:r>
+    </w:p>
+    <w:p>
+      <w:pPr>
+        <w:pStyle w:val="BodyText"/>
+      </w:pPr>
+      <w:r>
+        <w:t xml:space="preserve">Khái niệm FIP do đó mở ra hướng nghiên cứu mới về</w:t>
+      </w:r>
+      <w:r>
+        <w:t xml:space="preserve"> </w:t>
+      </w:r>
+      <w:r>
+        <w:rPr>
+          <w:bCs/>
+          <w:b/>
+        </w:rPr>
+        <w:t xml:space="preserve">điều kiện biên của lý thuyết quốc tế hóa</w:t>
+      </w:r>
+      <w:r>
+        <w:t xml:space="preserve">: trong điều kiện nào thì quốc tế hóa nhiều hơn luôn đồng nghĩa với hiệu quả kém hơn? Luận án đề xuất rằng FIP xuất hiện khi ba điều kiện đồng thời thỏa mãn: thứ nhất, thể chế ICRV ở mức thấp nhất; thứ hai, quy mô nền kinh tế quá nhỏ để tạo cơ sở nội địa; và thứ ba, thiếu hỗ trợ năng lực xuất khẩu từ chính sách. Kết hợp ba điều kiện này tạo ra một cái bẫy quốc tế hóa cưỡng bức mà không có điểm uốn để thoát khỏi. Về mặt lý thuyết, phát hiện này dịch chuyển trọng tâm của tài liệu từ mệnh đề</w:t>
+      </w:r>
+      <w:r>
+        <w:t xml:space="preserve"> </w:t>
+      </w:r>
+      <w:r>
+        <w:t xml:space="preserve">“</w:t>
+      </w:r>
+      <w:r>
+        <w:t xml:space="preserve">thể chế điều tiết quan hệ quốc tế hóa và hiệu quả</w:t>
+      </w:r>
+      <w:r>
+        <w:t xml:space="preserve">”</w:t>
+      </w:r>
+      <w:r>
+        <w:t xml:space="preserve"> </w:t>
+      </w:r>
+      <w:r>
+        <w:t xml:space="preserve">(Marano et al., 2016) sang một mệnh đề mạnh hơn:</w:t>
+      </w:r>
+      <w:r>
+        <w:t xml:space="preserve"> </w:t>
+      </w:r>
+      <w:r>
+        <w:t xml:space="preserve">“</w:t>
+      </w:r>
+      <w:r>
+        <w:t xml:space="preserve">thể chế quyết định cả dấu của quan hệ quốc tế hóa và hiệu quả</w:t>
+      </w:r>
+      <w:r>
+        <w:t xml:space="preserve">”</w:t>
+      </w:r>
+      <w:r>
+        <w:t xml:space="preserve">.</w:t>
+      </w:r>
+    </w:p>
+    <w:bookmarkEnd w:id="40"/>
+    <w:bookmarkStart w:id="41" w:name="X32e974f098fd5f6a541421aa79c33111fe833eb"/>
+    <w:p>
+      <w:pPr>
+        <w:pStyle w:val="Heading3"/>
+      </w:pPr>
+      <w:r>
+        <w:t xml:space="preserve">5.3.3 Khung ICRV sáu chế độ: Phân loại thể chế đặc thù cho khu vực châu Á và Thái Bình Dương</w:t>
+      </w:r>
+    </w:p>
+    <w:p>
+      <w:pPr>
+        <w:pStyle w:val="FirstParagraph"/>
+      </w:pPr>
+      <w:r>
+        <w:t xml:space="preserve">Đóng góp lý thuyết thứ ba là phát triển và kiểm định</w:t>
+      </w:r>
+      <w:r>
+        <w:t xml:space="preserve"> </w:t>
+      </w:r>
+      <w:r>
+        <w:rPr>
+          <w:bCs/>
+          <w:b/>
+        </w:rPr>
+        <w:t xml:space="preserve">khung ICRV sáu chế độ</w:t>
+      </w:r>
+      <w:r>
+        <w:t xml:space="preserve"> </w:t>
+      </w:r>
+      <w:r>
+        <w:t xml:space="preserve">như một công cụ phân loại thể chế đặc thù cho khu vực châu Á và Thái Bình Dương, thay thế cho các phân loại nhị phân (phát triển và mới nổi) hoặc các thang điểm liên tục như chỉ số quản trị toàn cầu trong tài liệu hiện tại.</w:t>
+      </w:r>
+    </w:p>
+    <w:p>
+      <w:pPr>
+        <w:pStyle w:val="BodyText"/>
+      </w:pPr>
+      <w:r>
+        <w:t xml:space="preserve">Khung ICRV nắm bắt được sự đa dạng thể chế chưa từng được vận hành hóa đầy đủ: sự khác biệt giữa Singapore (chế độ tiên tiến đổi mới, kết hợp pháp quyền mạnh và hệ sinh thái đổi mới) với các nền vùng Vịnh (chế độ tiên tiến tài nguyên, giàu tài nguyên nhưng hệ sinh thái đổi mới khác biệt), và sự khác biệt giữa Trung Quốc (chế độ trung bình cao, chính phủ can thiệp mạnh) với Việt Nam (chế độ chuyển đổi thu nhập trung bình thấp, đang trong quá trình cải cách) và với Campuchia (chế độ đang nổi, khoảng trống thể chế cao). Khung ICRV không chỉ là một phân loại mô tả mà còn là một phân loại có sức dự đoán: vị trí và sự tồn tại của điểm uốn trong quan hệ quốc tế hóa và hiệu quả thay đổi có hệ thống theo ba vùng của gradient thể chế: chữ U ngược định hình rõ nhất ở vùng giữa (Nhóm IV, điểm uốn 43,0%), duỗi thẳng gần tuyến tính ở biên trên nơi thể chế mạnh đẩy điểm uốn ra mức cường độ xuất khẩu rất cao (Singapore khoảng 88,6%), và tan rã ở biên dưới; nghĩa là thể chế càng mạnh, doanh nghiệp càng duy trì lợi ích từ quốc tế hóa đến mức cường độ cao hơn trước khi đạt đỉnh, xác nhận giá trị dự đoán của phân loại.</w:t>
+      </w:r>
+    </w:p>
+    <w:p>
+      <w:r>
+        <w:pict>
+          <v:rect style="width:0;height:1.5pt" o:hralign="center" o:hrstd="t" o:hr="t"/>
+        </w:pict>
+      </w:r>
+    </w:p>
+    <w:bookmarkEnd w:id="41"/>
+    <w:bookmarkStart w:id="42" w:name="X61786cb178b6b5fccafd093d17dbdb91bb4eb71"/>
+    <w:p>
+      <w:pPr>
+        <w:pStyle w:val="Heading3"/>
+      </w:pPr>
+      <w:r>
+        <w:t xml:space="preserve">5.3.4 Điều kiện ổn định thể chế như tiền đề ngầm của khung CDCM</w:t>
+      </w:r>
+    </w:p>
+    <w:p>
+      <w:pPr>
+        <w:pStyle w:val="FirstParagraph"/>
+      </w:pPr>
+      <w:r>
+        <w:t xml:space="preserve">Đóng góp lý thuyết thứ tư, nổi lên từ bằng chứng Ấn Độ (P9), là xác định một tiền đề ngầm mà phiên bản ban đầu của khung CDCM chưa nêu rõ: bản thân sự tồn tại của chữ U ngược giả định một môi trường thể chế ổn định tương đối trong cửa sổ quan sát. Phát hiện ngưỡng tan biến tại Ấn Độ, với điểm uốn dịch chuyển từ 61,8% năm 2014 xuống 40,7% năm 2022 rồi mất ý nghĩa độ cong năm 2025 dưới áp lực tích lũy của một chuỗi cú sốc thể chế cực đoan, cho thấy biến động thể chế đủ lớn có thể hòa tan chứ không chỉ dịch chuyển điểm tối ưu. Sự đối lập trực tiếp với Trung Quốc, nơi điểm uốn bền vững cấu trúc qua mười hai năm (Paternoster z = 0,82, p = 0,412), làm rõ rằng tính bền vững của ngưỡng không phải đặc tính cố hữu của một chế độ thể chế mà phụ thuộc vào tốc độ và biên độ thay đổi thể chế tích lũy.</w:t>
+      </w:r>
+    </w:p>
+    <w:p>
+      <w:pPr>
+        <w:pStyle w:val="BodyText"/>
+      </w:pPr>
+      <w:r>
+        <w:t xml:space="preserve">Phát hiện này tinh chỉnh khung CDCM theo hướng đệ quy: thể chế không chỉ là biến điều tiết quyết định vị trí điểm uốn (tầng tĩnh) mà còn là điều kiện ổn định nền cho phép một điểm tối ưu được hình thành (tầng động). Khi thể chế biến động quá nhanh, doanh nghiệp không kịp thiết lập kỳ vọng ổn định về phần thưởng của quốc tế hóa, và quan hệ quốc tế hóa và hiệu quả mất cấu trúc bất kể mức thu nhập của nền kinh tế. Hệ quả là khung CDCM không khẳng định chữ U ngược là quan hệ phổ quát mà là quan hệ có điều kiện kép: điều kiện về mức chất lượng thể chế (định vị điểm uốn) và điều kiện về độ ổn định thể chế (cho phép điểm uốn tồn tại).</w:t>
+      </w:r>
+    </w:p>
+    <w:p>
+      <w:pPr>
+        <w:pStyle w:val="BodyText"/>
+      </w:pPr>
+      <w:r>
+        <w:t xml:space="preserve">Bằng chứng Ấn Độ cũng tinh chỉnh một mệnh đề phụ trợ của khung về vai trò thay thế của hạ tầng số công cộng. Tương tác âm giữa chấp nhận số Tầng 2 (hạ tầng thanh toán hợp nhất UPI) và cường độ xuất khẩu (hệ số −4,02, p = 0,004) cho thấy hạ tầng số công cộng chỉ thay thế năng lực số tư nhân khi hai loại hạ tầng có cùng định hướng mục đích. Hạ tầng thanh toán nội địa vận hành trên đường ray nội tệ và yêu cầu định danh cư trú, không thể thay thế hạ tầng tài chính xuyên biên giới mà doanh nghiệp xuất khẩu yêu cầu. Mệnh đề tinh chỉnh này, rằng tính thay thế giữa hạ tầng công và năng lực tư là có điều kiện về định hướng mục đích chứ không phổ quát, là một đóng góp khái niệm bổ sung cho tài liệu về vai trò của thể chế công trong chuyển đổi số doanh nghiệp.</w:t>
+      </w:r>
+    </w:p>
+    <w:bookmarkEnd w:id="42"/>
+    <w:bookmarkStart w:id="43" w:name="X7499618036119d4d3a3f62eaaac92be96e0a89b"/>
+    <w:p>
+      <w:pPr>
+        <w:pStyle w:val="Heading3"/>
+      </w:pPr>
+      <w:r>
+        <w:t xml:space="preserve">5.3.5 Tích hợp bốn lý thuyết nền qua trục thể chế</w:t>
+      </w:r>
+    </w:p>
+    <w:p>
+      <w:pPr>
+        <w:pStyle w:val="FirstParagraph"/>
+      </w:pPr>
+      <w:r>
+        <w:t xml:space="preserve">Đóng góp lý thuyết thứ năm mang tính tích hợp: luận án cho thấy bốn lý thuyết nền của khung CDCM không phải là bốn cách giải thích cạnh tranh nhau cho cùng một hiện tượng, mà là bốn lớp giải thích vận hành đồng thời ở các tầng khác nhau và được liên kết bởi một trục chung là chế độ thể chế. Mô hình quá trình quốc tế hóa của Johanson và Vahlne (1977) giải thích vòng học hỏi qua đó doanh nghiệp tích lũy tri thức thị trường nước ngoài và tăng cam kết, cơ chế làm nền cho nhánh đi lên của đường cong ở các chế độ thể chế trung bình và cao. Lý thuyết dựa trên nguồn lực (Barney, 1991) giải thích vì sao năng lực công nghệ chiều sâu nâng mặt bằng năng suất một cách phổ quát: TCI là nguồn lực có giá trị, hiếm, khó sao chép và khó thay thế, nên hiệu ứng nâng sàn của nó không lệ thuộc vào chế độ thể chế. Lý thuyết thể chế (North, 1990; Khanna &amp; Palepu, 2010) giải thích vì sao điểm uốn dịch chuyển và vì sao quan hệ tan rã hoặc đảo dấu ở các chế độ thể chế yếu, qua cơ chế chi phí giao dịch và khoảng trống thể chế. Và lý thuyết thượng tầng quản trị (Hambrick &amp; Mason, 1984) giải thích kênh cá nhân hóa qua đặc điểm nhà quản trị cấp cao, kênh mà luận án cho thấy chỉ vận hành có điều kiện theo bối cảnh chứ không đồng nhất.</w:t>
+      </w:r>
+    </w:p>
+    <w:p>
+      <w:pPr>
+        <w:pStyle w:val="BodyText"/>
+      </w:pPr>
+      <w:r>
+        <w:t xml:space="preserve">Điểm tích hợp then chốt là cả bốn cơ chế đều bị điều kiện hóa bởi cùng một biến trục là chế độ thể chế ICRV. Vòng học hỏi Uppsala vận hành trơn tru khi đệm thể chế đủ dày nhưng bị gián đoạn khi khoảng trống thể chế quá lớn; lợi thế nguồn lực theo lý thuyết dựa trên nguồn lực được hiện thực hóa thành hiệu quả ở mọi chế độ nhưng phần thưởng biên của nó thay đổi theo độ dày của hệ sinh thái hỗ trợ; và kênh quản trị cấp cao phụ thuộc cấu trúc ngành và thể chế nơi doanh nghiệp hoạt động. Cách đọc tích hợp này lý giải vì sao một khung đơn lý thuyết không thể nắm bắt đầy đủ cấu trúc ba vùng: mỗi lý thuyết nền chiếu sáng một đoạn của họ đường cong, và chỉ khi xếp chồng cả bốn lớp dọc theo trục thể chế thì bức tranh liên tục từ chữ U ngược đến tan rã và đảo dấu mới hiện ra trọn vẹn. Đây là một đóng góp về mặt kiến trúc lý thuyết: thay vì lựa chọn một lý thuyết thắng cuộc, luận án định vị rõ phạm vi áp dụng và điều kiện biên của từng lý thuyết, và chỉ ra thể chế là biến liên kết chúng thành một hệ giải thích nhất quán.</w:t>
+      </w:r>
+    </w:p>
+    <w:bookmarkEnd w:id="43"/>
+    <w:bookmarkStart w:id="44" w:name="Xc3dc829c9666f9a37bdea499555b18a0609b2ac"/>
+    <w:p>
+      <w:pPr>
+        <w:pStyle w:val="Heading3"/>
+      </w:pPr>
+      <w:r>
+        <w:t xml:space="preserve">5.3.6 Hàm ý phương pháp luận cho nghiên cứu phi tuyến đa bối cảnh</w:t>
+      </w:r>
+    </w:p>
+    <w:p>
+      <w:pPr>
+        <w:pStyle w:val="FirstParagraph"/>
+      </w:pPr>
+      <w:r>
+        <w:t xml:space="preserve">Đóng góp lý thuyết thứ sáu mang tính phương pháp luận và có hệ quả vượt ra ngoài chủ đề quốc tế hóa và hiệu quả. Luận án minh họa cụ thể một vấn đề mà tài liệu kiểm định quan hệ phi tuyến đã cảnh báo ở mức nguyên tắc (Haans và cộng sự, 2016; Lind &amp; Mehlum, 2010): khi một dạng hàm phi tuyến được ước lượng trên một mẫu gộp nhiều bối cảnh không đồng nhất về cơ chế nền, hệ số bậc hai gộp và điểm uốn gộp có thể là một tạo tác của phép trộn chứ không phản ánh bất kỳ bối cảnh đơn lẻ nào. Bằng chứng của luận án cho thấy ba dạng quan hệ khác nhau về bản chất (chữ U ngược sắc nét, gần tuyến tính dương, âm đơn điệu) cùng tồn tại trong một mẫu khu vực, và việc gộp chúng tạo ra một tín hiệu nén và bất ổn đúng như các nghiên cứu nhân rộng quy mô lớn ghi nhận (Pisani và cộng sự, 2020; Berry &amp; Kaul, 2016).</w:t>
+      </w:r>
+    </w:p>
+    <w:p>
+      <w:pPr>
+        <w:pStyle w:val="BodyText"/>
+      </w:pPr>
+      <w:r>
+        <w:t xml:space="preserve">Hệ quả phương pháp luận trực tiếp là: trong nghiên cứu phi tuyến đa bối cảnh, việc phân tầng theo một biến điều tiết có cơ sở lý thuyết trước khi ước lượng dạng hàm không phải là một bước tinh chỉnh tùy chọn mà là điều kiện cần để diễn giải đúng. Khung phân loại thể chế ICRV mà luận án phát triển có thể coi là một ví dụ về cách vận hành hóa nguyên tắc này: thay vì hỏi</w:t>
+      </w:r>
+      <w:r>
+        <w:t xml:space="preserve"> </w:t>
+      </w:r>
+      <w:r>
+        <w:t xml:space="preserve">“</w:t>
+      </w:r>
+      <w:r>
+        <w:t xml:space="preserve">dạng hàm trung bình là gì</w:t>
+      </w:r>
+      <w:r>
+        <w:t xml:space="preserve">”</w:t>
+      </w:r>
+      <w:r>
+        <w:t xml:space="preserve">, câu hỏi đúng là</w:t>
+      </w:r>
+      <w:r>
+        <w:t xml:space="preserve"> </w:t>
+      </w:r>
+      <w:r>
+        <w:t xml:space="preserve">“</w:t>
+      </w:r>
+      <w:r>
+        <w:t xml:space="preserve">dạng hàm thay đổi như thế nào dọc theo chiều điều tiết có cơ sở lý thuyết</w:t>
+      </w:r>
+      <w:r>
+        <w:t xml:space="preserve">”</w:t>
+      </w:r>
+      <w:r>
+        <w:t xml:space="preserve">. Cách tiếp cận này cũng nhất quán với quan điểm về nhận dạng nhân quả tích lũy qua một khối nghiên cứu (Shaver, 2020): bằng chứng vững không đến từ một ước lượng gộp đơn lẻ mà từ sự hội tụ của nhiều nguồn dữ liệu và phương pháp với các điểm yếu không trùng nhau, đúng như tam giác hóa giữa phân tích tổng hợp P6 và ước lượng gộp toàn mẫu P7 đã trình bày ở Mục 5.2.5. Đây là một đóng góp mà giá trị của nó vượt ra ngoài chủ đề luận án, áp dụng được cho bất kỳ lĩnh vực nào mà quan hệ phi tuyến được kiểm định trên dữ liệu gộp từ nhiều bối cảnh thể chế khác biệt.</w:t>
+      </w:r>
+    </w:p>
+    <w:bookmarkEnd w:id="44"/>
+    <w:bookmarkStart w:id="45" w:name="X199901e49870a9d6e052a6e6d25749e642dce02"/>
+    <w:p>
+      <w:pPr>
+        <w:pStyle w:val="Heading3"/>
+      </w:pPr>
+      <w:r>
+        <w:t xml:space="preserve">5.3.7 Định vị trong chương trình nghị sự nền tảng vi mô của kinh doanh quốc tế</w:t>
+      </w:r>
+    </w:p>
+    <w:p>
+      <w:pPr>
+        <w:pStyle w:val="FirstParagraph"/>
+      </w:pPr>
+      <w:r>
+        <w:t xml:space="preserve">Đóng góp lý thuyết thứ bảy nằm ở cách luận án bắc cầu giữa cấp độ vĩ mô và cấp độ vi mô của phân tích, một hướng đang được giới kinh doanh quốc tế quan tâm mạnh dưới tên gọi nền tảng vi mô. Khung CDCM của luận án vốn đã phân tầng tường minh thành tầng vĩ mô (chế độ thể chế ICRV), tầng tổ chức (năng lực công nghệ và số), và tầng cá nhân (đặc điểm nhà quản trị cấp cao). Chính tương tác giữa tầng vĩ mô và tầng cá nhân, tức câu hỏi bối cảnh thể chế định hình hay ràng buộc nhận thức và quyết định của nhà quản trị như thế nào, là nội dung cốt lõi của chương trình nghị sự nền tảng vi mô.</w:t>
+      </w:r>
+    </w:p>
+    <w:p>
+      <w:pPr>
+        <w:pStyle w:val="BodyText"/>
+      </w:pPr>
+      <w:r>
+        <w:t xml:space="preserve">Lý thuyết thượng tầng quản trị (Hambrick &amp; Mason, 1984) từ lâu đã đặt nền cho cách đọc này khi lập luận rằng kết quả tổ chức là sự phản chiếu nhận thức và giá trị của nhà quản trị; bước tiến gần đây của Grego và cộng sự (2025) bổ sung chiều nhận thức cảm tính, cho thấy quyết định quốc tế hóa không quy giản về tính toán duy lý lạnh lùng. Luận án đóng góp vào mạch này một bằng chứng đặc thù: hiệu ứng của đặc điểm nhà quản trị không phải một hằng số phổ quát mà thay đổi theo thước đo hiệu quả và bối cảnh thể chế, biểu hiện rõ ở việc hệ số của biến quản trị nữ đổi dấu giữa thước đo lợi nhuận đơn quốc gia (dương, trong chương sách Ấn Độ) và thước đo năng suất gộp đa quốc gia (âm, trong P7 và P10). Phát hiện này hàm ý rằng việc đưa đặc trưng cá nhân vào mô hình quan hệ quốc tế hóa và hiệu quả mà không kiểm soát đồng thời bối cảnh thể chế và thước đo dễ dẫn đến kết luận mâu thuẫn, qua đó củng cố lời kêu gọi của tài liệu nền tảng vi mô về thiết kế đa cấp độ. Định vị này không chỉ làm rõ giá trị của tầng cá nhân trong khung CDCM mà còn kết nối luận án với một trong những hướng lý thuyết thời sự nhất của ngành. Cách định vị này nhất quán với hướng dẫn của giới biên tập kinh doanh quốc tế về đóng góp lý thuyết: Santangelo và Verbeke (2022) xác định việc làm rõ các điều kiện biên của một lý thuyết và việc đánh giá thận trọng tính hợp lệ khi áp dụng lý thuyết qua các cấp độ phân tích khác nhau là hai con đường cốt lõi để tạo đóng góp lý thuyết cho kinh doanh quốc tế. Luận án thực hiện đúng cả hai: vận hành hóa điều kiện biên thể chế bằng khung ICRV thay vì giả định một quy luật phổ quát, và nối tầng vĩ mô thể chế với tầng cá nhân nhà quản trị trong một khung đa cấp được lập luận tường minh thay vì chuyển dịch lý thuyết giữa các cấp độ một cách máy móc.</w:t>
+      </w:r>
+    </w:p>
+    <w:bookmarkEnd w:id="45"/>
+    <w:bookmarkEnd w:id="46"/>
+    <w:bookmarkStart w:id="55" w:name="đề-xuất-chính-sách-và-quản-trị"/>
+    <w:p>
+      <w:pPr>
+        <w:pStyle w:val="Heading2"/>
+      </w:pPr>
+      <w:r>
+        <w:t xml:space="preserve">5.4 Đề xuất chính sách và quản trị</w:t>
+      </w:r>
+    </w:p>
+    <w:p>
+      <w:pPr>
+        <w:pStyle w:val="FirstParagraph"/>
+      </w:pPr>
+      <w:r>
+        <w:t xml:space="preserve">Cần phân định rõ tính chất của phần này so với các phần trước. Chương 4 và các mục 5.1 đến 5.3 mang tính thực chứng: chúng mô tả, giải thích và dự đoán quan hệ giữa quốc tế hóa và hiệu quả dựa trên bằng chứng. Các đề xuất dưới đây mang tính quy chuẩn: chúng là suy luận chính sách rút ra từ các phát hiện thực chứng nhưng không đồng nhất với chúng, vì việc chuyển từ một quy luật quan sát được sang một khuyến nghị hành động luôn đòi hỏi thêm các giả định về mục tiêu, chi phí và năng lực thực thi. Vì luận án dựa trên thiết kế lát cắt ngang và phần lớn suy luận là về liên hệ chứ chưa phải nhân quả đã chứng minh trực tiếp (Mục 5.5.3.2), các đề xuất nên được đọc như định hướng ưu tiên có cơ sở thực nghiệm, cần được kiểm chứng và hiệu chỉnh trong từng bối cảnh triển khai, chứ không phải như công thức nhân quả chắc chắn.</w:t>
+      </w:r>
+    </w:p>
+    <w:bookmarkStart w:id="47" w:name="Xbc6d621fc32e0aca77269dff0917fe138aa2fc5"/>
+    <w:p>
+      <w:pPr>
+        <w:pStyle w:val="Heading3"/>
+      </w:pPr>
+      <w:r>
+        <w:t xml:space="preserve">5.4.1 Đề xuất cho nhà hoạch định chính sách: Nâng cao TCI và cải thiện thể chế</w:t>
+      </w:r>
+    </w:p>
+    <w:p>
+      <w:pPr>
+        <w:pStyle w:val="FirstParagraph"/>
+      </w:pPr>
+      <w:r>
+        <w:t xml:space="preserve">Kết quả về TCI có hàm ý chính sách rõ ràng:</w:t>
+      </w:r>
+      <w:r>
+        <w:t xml:space="preserve"> </w:t>
+      </w:r>
+      <w:r>
+        <w:rPr>
+          <w:bCs/>
+          <w:b/>
+        </w:rPr>
+        <w:t xml:space="preserve">đầu tư vào năng lực công nghệ của doanh nghiệp</w:t>
+      </w:r>
+      <w:r>
+        <w:t xml:space="preserve"> </w:t>
+      </w:r>
+      <w:r>
+        <w:t xml:space="preserve">là can thiệp chính sách có thể nâng cao lợi ích từ quốc tế hóa, đặc biệt trong các bối cảnh ICRV trung bình như Việt Nam và Trung Quốc. Chính sách hỗ trợ doanh nghiệp tiếp cận công nghệ nước ngoài (thông qua chương trình kết nối với MNCs, giảm thuế nhập khẩu công nghệ), khuyến khích R&amp;D, và hỗ trợ chứng nhận chất lượng quốc tế sẽ nâng cao TCI của toàn bộ doanh nghiệp trong nền kinh tế, từ đó dịch chuyển đường quốc tế hóa và hiệu quả lên trên và có thể mở rộng điểm uốn về phía phải.</w:t>
+      </w:r>
+    </w:p>
+    <w:p>
+      <w:pPr>
+        <w:pStyle w:val="BodyText"/>
+      </w:pPr>
+      <w:r>
+        <w:t xml:space="preserve">Gradient ICRV gợi ý rằng</w:t>
+      </w:r>
+      <w:r>
+        <w:t xml:space="preserve"> </w:t>
+      </w:r>
+      <w:r>
+        <w:rPr>
+          <w:bCs/>
+          <w:b/>
+        </w:rPr>
+        <w:t xml:space="preserve">cải thiện chất lượng thể chế</w:t>
+      </w:r>
+      <w:r>
+        <w:t xml:space="preserve"> </w:t>
+      </w:r>
+      <w:r>
+        <w:t xml:space="preserve">(pháp quyền, bảo vệ quyền sở hữu trí tuệ, giảm chi phí tuân thủ thương mại) là can thiệp dài hạn quan trọng nhất. Doanh nghiệp trong nền kinh tế thể chế tốt hơn có thể quốc tế hóa đến mức độ cao hơn trước khi chi phí vượt qua lợi ích, điều này có nghĩa là cải cách thể chế không chỉ có lợi về mặt kinh doanh nội địa mà còn mở rộng không gian lợi ích từ xuất khẩu.</w:t>
+      </w:r>
+    </w:p>
+    <w:p>
+      <w:pPr>
+        <w:pStyle w:val="BodyText"/>
+      </w:pPr>
+      <w:r>
+        <w:t xml:space="preserve">Đối với Việt Nam cụ thể: điểm uốn dịch chuyển từ 46,2% (2009) xuống 39,3% (2015) là tín hiệu đáng lo ngại. Nếu điểm uốn tiếp tục dịch trái, điều đó hàm ý rằng lợi ích từ xuất khẩu đạt đỉnh sớm hơn và suy giảm nhanh hơn, có thể do cấu trúc xuất khẩu tập trung vào gia công với biên lợi nhuận mỏng. Chính sách nâng cao giá trị gia tăng trong xuất khẩu (moving up the value chain) kết hợp với tăng cường TCI có thể giúp đảo ngược xu hướng này.</w:t>
+      </w:r>
+    </w:p>
+    <w:bookmarkEnd w:id="47"/>
+    <w:bookmarkStart w:id="48" w:name="X59d919466906d9a280d645023e1878e458893ad"/>
+    <w:p>
+      <w:pPr>
+        <w:pStyle w:val="Heading3"/>
+      </w:pPr>
+      <w:r>
+        <w:t xml:space="preserve">5.4.2 Đề xuất cho nhà quản trị doanh nghiệp: Điểm uốn theo ICRV</w:t>
+      </w:r>
+    </w:p>
+    <w:p>
+      <w:pPr>
+        <w:pStyle w:val="FirstParagraph"/>
+      </w:pPr>
+      <w:r>
+        <w:t xml:space="preserve">Kết quả thực nghiệm cung cấp</w:t>
+      </w:r>
+      <w:r>
+        <w:t xml:space="preserve"> </w:t>
+      </w:r>
+      <w:r>
+        <w:rPr>
+          <w:bCs/>
+          <w:b/>
+        </w:rPr>
+        <w:t xml:space="preserve">hướng dẫn thực tế</w:t>
+      </w:r>
+      <w:r>
+        <w:t xml:space="preserve"> </w:t>
+      </w:r>
+      <w:r>
+        <w:t xml:space="preserve">cho nhà quản trị về mức độ quốc tế hóa tối ưu theo bối cảnh:</w:t>
+      </w:r>
+    </w:p>
+    <w:p>
+      <w:pPr>
+        <w:numPr>
+          <w:ilvl w:val="0"/>
+          <w:numId w:val="1001"/>
+        </w:numPr>
+      </w:pPr>
+      <w:r>
+        <w:rPr>
+          <w:bCs/>
+          <w:b/>
+        </w:rPr>
+        <w:t xml:space="preserve">Doanh nghiệp Singapore (Nhóm I)</w:t>
+      </w:r>
+      <w:r>
+        <w:t xml:space="preserve">: không quan sát thấy ngưỡng bất lợi của quốc tế hóa trong miền dữ liệu (điểm uốn ước lượng ≈ 88,6% nhưng không định vị tin cậy) cho thấy không gian quốc tế hóa rất rộng. Chiến lược mở rộng quốc tế mạnh mẽ (high-commitment internationalization) phù hợp với bối cảnh này, đặc biệt khi kết hợp với DAI cao.</w:t>
+      </w:r>
+    </w:p>
+    <w:p>
+      <w:pPr>
+        <w:numPr>
+          <w:ilvl w:val="0"/>
+          <w:numId w:val="1001"/>
+        </w:numPr>
+      </w:pPr>
+      <w:r>
+        <w:rPr>
+          <w:bCs/>
+          <w:b/>
+        </w:rPr>
+        <w:t xml:space="preserve">Doanh nghiệp Trung Quốc (Nhóm III)</w:t>
+      </w:r>
+      <w:r>
+        <w:t xml:space="preserve">: điểm uốn TP ≈ 48,78% ổn định qua thập kỷ 2012–2024, gợi ý rằng chiến lược xuất khẩu tối ưu là duy trì tỷ lệ FSTS trong khoảng 40–50%, kết hợp giữa thị trường nội địa khổng lồ và hoạt động xuất khẩu có chọn lọc.</w:t>
+      </w:r>
+    </w:p>
+    <w:p>
+      <w:pPr>
+        <w:numPr>
+          <w:ilvl w:val="0"/>
+          <w:numId w:val="1001"/>
+        </w:numPr>
+      </w:pPr>
+      <w:r>
+        <w:rPr>
+          <w:bCs/>
+          <w:b/>
+        </w:rPr>
+        <w:t xml:space="preserve">Doanh nghiệp Việt Nam (Nhóm IV)</w:t>
+      </w:r>
+      <w:r>
+        <w:t xml:space="preserve">: điểm uốn thấp hơn (39,3–46,2%), hàm ý rằng nhà quản trị cần thận trọng hơn khi đẩy tỷ lệ xuất khẩu vượt quá 40% tổng doanh thu. Thay vào đó,</w:t>
+      </w:r>
+      <w:r>
+        <w:t xml:space="preserve"> </w:t>
+      </w:r>
+      <w:r>
+        <w:rPr>
+          <w:bCs/>
+          <w:b/>
+        </w:rPr>
+        <w:t xml:space="preserve">nâng cao TCI</w:t>
+      </w:r>
+      <w:r>
+        <w:t xml:space="preserve"> </w:t>
+      </w:r>
+      <w:r>
+        <w:t xml:space="preserve">trước khi mở rộng quốc tế sẽ hiệu quả hơn là tăng FSTS thuần túy.</w:t>
+      </w:r>
+    </w:p>
+    <w:p>
+      <w:pPr>
+        <w:numPr>
+          <w:ilvl w:val="0"/>
+          <w:numId w:val="1001"/>
+        </w:numPr>
+      </w:pPr>
+      <w:r>
+        <w:rPr>
+          <w:bCs/>
+          <w:b/>
+        </w:rPr>
+        <w:t xml:space="preserve">Doanh nghiệp SIDS (Nhóm VI)</w:t>
+      </w:r>
+      <w:r>
+        <w:t xml:space="preserve">: kết quả FIP là cảnh báo nghiêm túc, đẩy mạnh xuất khẩu trong bối cảnh thiếu năng lực và hỗ trợ thể chế không cải thiện mà còn có thể làm xấu đi hiệu quả hoạt động. Doanh nghiệp SIDS nên ưu tiên xây dựng năng lực nội địa và nâng cao TCI trước khi mở rộng xuất khẩu đáng kể.</w:t>
+      </w:r>
+    </w:p>
+    <w:bookmarkEnd w:id="48"/>
+    <w:bookmarkStart w:id="49" w:name="X3f7c356bbecb0845bc3ba35928bc46323a69176"/>
+    <w:p>
+      <w:pPr>
+        <w:pStyle w:val="Heading3"/>
+      </w:pPr>
+      <w:r>
+        <w:t xml:space="preserve">5.4.3 Đề xuất đặc biệt cho SIDS: Tránh Bẫy Quốc Tế Hóa Bắt Buộc</w:t>
+      </w:r>
+    </w:p>
+    <w:p>
+      <w:pPr>
+        <w:pStyle w:val="FirstParagraph"/>
+      </w:pPr>
+      <w:r>
+        <w:t xml:space="preserve">Phát hiện hình phạt quốc tế hóa cưỡng bức tại bảy nền kinh tế đảo nhỏ Thái Bình Dương có hàm ý chính sách cụ thể và cấp bách. Khác với năm bối cảnh còn lại, nơi quan hệ có dạng chữ U ngược với một ngưỡng tối ưu, ở nhóm đảo nhỏ hệ số nhánh cường độ xuất khẩu mang dấu âm và có ý nghĩa cao (</w:t>
+      </w:r>
+      <m:oMath>
+        <m:r>
+          <m:t>β</m:t>
+        </m:r>
+        <m:r>
+          <m:rPr>
+            <m:sty m:val="p"/>
+          </m:rPr>
+          <m:t>=</m:t>
+        </m:r>
+        <m:r>
+          <m:rPr>
+            <m:sty m:val="p"/>
+          </m:rPr>
+          <m:t>−</m:t>
+        </m:r>
+        <m:r>
+          <m:t>1</m:t>
+        </m:r>
+        <m:r>
+          <m:rPr>
+            <m:sty m:val="p"/>
+          </m:rPr>
+          <m:t>,</m:t>
+        </m:r>
+        <m:r>
+          <m:t>339</m:t>
+        </m:r>
+      </m:oMath>
+      <w:r>
+        <w:t xml:space="preserve"> </w:t>
+      </w:r>
+      <w:r>
+        <w:t xml:space="preserve">trên thang căn giữa), nghĩa là mọi mức tăng cường độ xuất khẩu đều đi kèm năng suất thấp hơn, không tồn tại điểm uốn để doanh nghiệp hướng tới. Hiện nay nhiều chương trình phát triển quốc tế và viện trợ thương mại cho các nền đảo nhỏ tập trung vào khuyến khích xuất khẩu như một chiến lược tăng trưởng tự thân. Kết quả này đặt câu hỏi nghiêm túc về hiệu quả của cách tiếp cận đó khi ba điều kiện cấu trúc nền tảng của một quan hệ chữ U ngược, gồm thị trường nội địa đủ lớn, chi phí thương mại chấp nhận được, và hỗ trợ thể chế tối thiểu, đồng thời bị vi phạm.</w:t>
+      </w:r>
+    </w:p>
+    <w:p>
+      <w:pPr>
+        <w:pStyle w:val="BodyText"/>
+      </w:pPr>
+      <w:r>
+        <w:t xml:space="preserve">Thay vào đó, hàm ý chính sách là:</w:t>
+      </w:r>
+      <w:r>
+        <w:t xml:space="preserve"> </w:t>
+      </w:r>
+      <w:r>
+        <w:rPr>
+          <w:bCs/>
+          <w:b/>
+        </w:rPr>
+        <w:t xml:space="preserve">không phải xuất khẩu nhiều hơn, mà phải xuất khẩu tốt hơn</w:t>
+      </w:r>
+      <w:r>
+        <w:t xml:space="preserve">. Cụ thể, ưu tiên nên là, thứ nhất, xây dựng hạ tầng vận tải và kết nối để giảm chi phí cố định của xuất khẩu, vốn là ràng buộc gay gắt nhất với các nền đảo phân tán địa lý; thứ hai, phát triển năng lực doanh nghiệp thông qua năng lực công nghệ chiều sâu chứ không chỉ hiện diện số bề mặt, vì bằng chứng cho thấy năng lực công nghệ nâng mặt bằng năng suất ngay cả ở nhóm đảo nhỏ nhưng không tự nó đảo được độ dốc âm; và thứ ba, thiết kế chương trình hỗ trợ xuất khẩu có chọn lọc, tập trung vào doanh nghiệp đã đủ năng lực để hưởng lợi, thay vì khuyến khích đại trà. Nói tóm lại, tránh bẫy quốc tế hóa cưỡng bức bằng cách bảo đảm rằng các can thiệp chính sách xây dựng năng lực hấp thụ trước khi thúc đẩy mở rộng thị trường. Một hệ quả thực tiễn quan trọng là các chỉ số đánh giá hiệu quả viện trợ thương mại cho nhóm này không nên lấy mức tăng kim ngạch xuất khẩu làm thước đo thành công chính, vì trong điều kiện hình phạt quốc tế hóa cưỡng bức, mở rộng xuất khẩu mà không kèm nâng cấp năng lực có thể đồng nghĩa với suy giảm năng suất.</w:t>
+      </w:r>
+    </w:p>
+    <w:bookmarkEnd w:id="49"/>
+    <w:bookmarkStart w:id="50" w:name="Xae585b9a1c03e57dcce9cad1f8f2ae171a592a6"/>
+    <w:p>
+      <w:pPr>
+        <w:pStyle w:val="Heading3"/>
+      </w:pPr>
+      <w:r>
+        <w:t xml:space="preserve">5.4.4 Hàm ý chính sách trong bối cảnh phát triển đương đại</w:t>
+      </w:r>
+    </w:p>
+    <w:p>
+      <w:pPr>
+        <w:pStyle w:val="FirstParagraph"/>
+      </w:pPr>
+      <w:r>
+        <w:t xml:space="preserve">Đặt các đề xuất trên vào bối cảnh phát triển vĩ mô gần nhất làm rõ tính cấp bách và phạm vi áp dụng của chúng. Thách thức việc làm là điểm khởi đầu: với hơn 230 triệu người dự kiến bước vào tuổi lao động ở các thị trường biên giai đoạn 2025–2035, năng lực tạo việc làm năng suất cao của khu vực doanh nghiệp trở thành ưu tiên phát triển hàng đầu (World Bank, 2026c). Phát hiện của luận án rằng quốc tế hóa chỉ tạo phần thưởng năng suất khi đi kèm năng lực công nghệ và đệm thể chế đủ mạnh hàm ý rằng chương trình nghị sự việc làm cần đặt nâng cấp năng lực doanh nghiệp làm trụ cột, thay vì chỉ theo đuổi mở rộng thương mại như mục tiêu tự thân.</w:t>
+      </w:r>
+    </w:p>
+    <w:p>
+      <w:pPr>
+        <w:pStyle w:val="BodyText"/>
+      </w:pPr>
+      <w:r>
+        <w:t xml:space="preserve">Thứ hai, bằng chứng vĩ mô cho thấy không tồn tại một con đường phát triển phổ quát: các nền kinh tế biên thành công đã đi những lối khác nhau, từ đầu tư năng lượng và khoáng sản, đến chế tạo giá trị gia tăng, đến dịch vụ và du lịch (World Bank, 2026c). Điều này củng cố nguyên tắc chính sách phái sinh từ khung ICRV: gói can thiệp phải được hiệu chỉnh theo chế độ thể chế và mô hình tăng trưởng đặc thù của từng nhóm, thay vì áp dụng một công thức chung. Với Việt Nam (Nhóm IV), con đường chế tạo giá trị gia tăng và dịch chuyển lên chuỗi giá trị là phù hợp với cả bằng chứng cấp doanh nghiệp của luận án lẫn kinh nghiệm của các thị trường biên thành công.</w:t>
+      </w:r>
+    </w:p>
+    <w:p>
+      <w:pPr>
+        <w:pStyle w:val="BodyText"/>
+      </w:pPr>
+      <w:r>
+        <w:t xml:space="preserve">Thứ ba, đối với các nền kinh tế tài nguyên dẫn dắt (Nhóm II), cú sốc giá hàng hóa năm 2026 vừa là cơ hội thu nhập ngắn hạn vừa là lời nhắc về rủi ro phụ thuộc tài nguyên (World Bank, 2026d). Hàm ý chính sách là tận dụng thặng dư tô lợi giai đoạn giá cao để đầu tư vào đa dạng hóa năng lực công nghệ và phi tài nguyên, đúng như chiến lược Vision của các nền GCC, thay vì củng cố cấu trúc nhà nước tô vốn san bằng động lực năng suất doanh nghiệp.</w:t>
+      </w:r>
+    </w:p>
+    <w:p>
+      <w:pPr>
+        <w:pStyle w:val="BodyText"/>
+      </w:pPr>
+      <w:r>
+        <w:t xml:space="preserve">Thứ tư, trong kỷ nguyên trí tuệ nhân tạo, hạ tầng số công và quản trị dữ liệu trở thành điều kiện nền tảng để năng lực số cấp doanh nghiệp được chuyển hóa thành giá trị (World Bank, 2026e). Phát hiện của luận án rằng phần thưởng của áp dụng số phụ thuộc bối cảnh thể chế và tầng năng lực hàm ý rằng chính sách số hóa cần phân tầng: ở các nền đang chuyển đổi, ưu tiên là phổ cập hạ tầng số nền tảng và kỹ năng số cơ bản; ở các nền tiên tiến đã bão hòa Tầng 1, trọng tâm dịch sang năng lực số chiều sâu và quản trị dữ liệu, AI. Cách tiếp cận phân tầng này tránh được cả hai sai lầm: đầu tư quá sớm vào công nghệ cao ở nơi chưa có nền tảng hấp thụ, và dừng lại ở hiện diện số bề mặt ở nơi đã sẵn sàng cho tầng năng lực cao hơn.</w:t>
+      </w:r>
+    </w:p>
+    <w:bookmarkEnd w:id="50"/>
+    <w:bookmarkStart w:id="51" w:name="X056a055cf9bbd2362c13ba6bcaa0837c6095056"/>
+    <w:p>
+      <w:pPr>
+        <w:pStyle w:val="Heading3"/>
+      </w:pPr>
+      <w:r>
+        <w:t xml:space="preserve">5.4.5 Khung can thiệp phân tầng theo chế độ thể chế ICRV</w:t>
+      </w:r>
+    </w:p>
+    <w:p>
+      <w:pPr>
+        <w:pStyle w:val="FirstParagraph"/>
+      </w:pPr>
+      <w:r>
+        <w:t xml:space="preserve">Tổng hợp các đề xuất rời rạc theo từng bối cảnh thành một nguyên lý can thiệp thống nhất làm rõ giá trị ứng dụng của khung ICRV: không tồn tại một gói chính sách quốc tế hóa phổ quát, và bản thân việc áp dụng máy móc bài học từ một chế độ thể chế sang chế độ khác là sai lầm chiến lược căn bản. Bằng chứng ba vùng của luận án dịch trực tiếp thành ba định hướng can thiệp khác biệt về bản chất.</w:t>
+      </w:r>
+    </w:p>
+    <w:p>
+      <w:pPr>
+        <w:pStyle w:val="BodyText"/>
+      </w:pPr>
+      <w:r>
+        <w:t xml:space="preserve">Đối với chế độ thể chế mạnh nhất (Nhóm I, các nền như Singapore và Nhật Bản), nơi quan hệ quốc tế hóa và hiệu quả gần tuyến tính dương và cơ chế vận hành qua biên tham gia, ưu tiên chính sách không phải là khuyến khích doanh nghiệp xuất khẩu nhiều hơn mà là hạ thấp ngưỡng tham gia xuất khẩu cho nhóm doanh nghiệp đã có năng lực nhưng chưa vượt ngưỡng. Vì phần thưởng năng suất tập trung ở việc có hay không xuất khẩu, can thiệp hiệu quả nhất là giảm chi phí cố định gia nhập thị trường nước ngoài và kết nối doanh nghiệp có năng lực với cơ hội quốc tế hóa. Đối với các nền đã bão hòa hiện diện số bề mặt, trọng tâm số hóa dịch sang năng lực số chiều sâu và quản trị dữ liệu, thay vì phổ cập hạ tầng nền tảng vốn đã đạt trần.</w:t>
+      </w:r>
+    </w:p>
+    <w:p>
+      <w:pPr>
+        <w:pStyle w:val="BodyText"/>
+      </w:pPr>
+      <w:r>
+        <w:t xml:space="preserve">Đối với chế độ chuyển đổi bậc thấp–trung (Nhóm IV, gồm Việt Nam và Ấn Độ), nơi chữ U ngược sắc nét với điểm uốn quanh 40–46%, nguyên lý can thiệp là nâng cao năng lực công nghệ trước khi đẩy cường độ quốc tế hóa. Vì năng lực công nghệ nâng mặt bằng năng suất và có thể dịch điểm uốn về phía phải, đầu tư vào tiếp cận công nghệ nước ngoài, nghiên cứu và phát triển, và chứng nhận chất lượng quốc tế sẽ mở rộng không gian quốc tế hóa có lợi. Riêng với Việt Nam, việc điểm uốn dịch từ 46,2% (2009) xuống 39,3% (2015) là tín hiệu cảnh báo về cấu trúc xuất khẩu gia công biên mỏng; chính sách dịch chuyển lên chuỗi giá trị kết hợp tăng cường năng lực công nghệ là cần thiết để đảo ngược xu hướng dịch trái của điểm uốn. Đối với chế độ này, bài học Ấn Độ cũng cảnh báo rằng cải cách thể chế dồn dập trong thời gian ngắn, dù có ý định tốt, có thể tạm thời phá vỡ cơ chế chuyển hóa quốc tế hóa thành hiệu quả, nên trình tự và tốc độ cải cách cần được cân nhắc.</w:t>
+      </w:r>
+    </w:p>
+    <w:p>
+      <w:pPr>
+        <w:pStyle w:val="BodyText"/>
+      </w:pPr>
+      <w:r>
+        <w:t xml:space="preserve">Đối với chế độ thể chế yếu nhất (Nhóm V và VI, các nền đang nổi và đảo nhỏ), nơi dạng chữ U ngược tan rã và quan hệ có xu hướng nghiêng âm, nguyên lý can thiệp đảo ngược hoàn toàn so với khuyến nghị thông thường: ưu tiên không phải xuất khẩu nhiều hơn mà xuất khẩu tốt hơn. Phát hiện gánh nặng quốc tế hóa bắt buộc tại SIDS đặt câu hỏi nghiêm túc về các chương trình viện trợ thương mại tập trung thúc đẩy xuất khẩu đại trà ở những nền thiếu nền tảng năng lực. Trình tự đúng là xây dựng hạ tầng vận tải và kết nối để giảm chi phí cố định xuất khẩu, phát triển năng lực công nghệ chiều sâu thay vì chỉ hiện diện số bề mặt, và thiết kế hỗ trợ xuất khẩu có chọn lọc cho doanh nghiệp đã đủ năng lực hưởng lợi. Nguyên lý xuyên suốt ba vùng là xây dựng năng lực hấp thụ trước khi thúc đẩy mở rộng thị trường, một thứ tự ưu tiên mà khung ICRV giúp hiệu chỉnh cụ thể theo từng chế độ.</w:t>
+      </w:r>
+    </w:p>
+    <w:bookmarkEnd w:id="51"/>
+    <w:bookmarkStart w:id="52" w:name="X94c43498f06ecb7abaaed75113bae3686126e0f"/>
+    <w:p>
+      <w:pPr>
+        <w:pStyle w:val="Heading3"/>
+      </w:pPr>
+      <w:r>
+        <w:t xml:space="preserve">5.4.6 Quy tắc quyết định cho nhà quản trị doanh nghiệp theo vị trí thể chế</w:t>
+      </w:r>
+    </w:p>
+    <w:p>
+      <w:pPr>
+        <w:pStyle w:val="FirstParagraph"/>
+      </w:pPr>
+      <w:r>
+        <w:t xml:space="preserve">Khung ba vùng cũng dịch thành một quy tắc quyết định gọn cho nhà quản trị doanh nghiệp, thay vì một khuyến nghị chung chung về</w:t>
+      </w:r>
+      <w:r>
+        <w:t xml:space="preserve"> </w:t>
+      </w:r>
+      <w:r>
+        <w:t xml:space="preserve">“</w:t>
+      </w:r>
+      <w:r>
+        <w:t xml:space="preserve">quốc tế hóa nhiều hơn</w:t>
+      </w:r>
+      <w:r>
+        <w:t xml:space="preserve">”</w:t>
+      </w:r>
+      <w:r>
+        <w:t xml:space="preserve">. Bước thứ nhất là định vị nền kinh tế của doanh nghiệp trong sáu chế độ ICRV, vì chính vị trí này quyết định dạng quan hệ giữa cường độ xuất khẩu và năng suất mà doanh nghiệp đang vận hành bên trong. Bước thứ hai là đọc tư thế chiến lược tương ứng với vùng đó. Ở chế độ thể chế mạnh, nơi quan hệ gần tuyến tính dương, doanh nghiệp đã có năng lực nên ưu tiên vượt qua ngưỡng tham gia xuất khẩu vì phần thưởng nằm ở việc có mặt trên thị trường nước ngoài hơn là ở mức độ thâm dụng xuất khẩu. Ở chế độ chuyển đổi, nơi chữ U ngược sắc nét với điểm uốn quanh 40–46%, doanh nghiệp cần so sánh cường độ xuất khẩu hiện tại của mình với ngưỡng này: nếu còn dưới ngưỡng, dư địa mở rộng có lợi vẫn còn; nếu đã vượt ngưỡng, ràng buộc không còn là tiếp cận thị trường mà là năng lực điều phối, và đầu tư đúng là nâng năng lực công nghệ để dịch ngưỡng về phía phải trước khi đẩy thêm cường độ. Ở chế độ thể chế yếu, nơi quan hệ tan rã hoặc đảo dấu, tư thế đúng là xuất khẩu có chọn lọc dựa trên năng lực thực có thay vì mở rộng đại trà.</w:t>
+      </w:r>
+    </w:p>
+    <w:p>
+      <w:pPr>
+        <w:pStyle w:val="BodyText"/>
+      </w:pPr>
+      <w:r>
+        <w:t xml:space="preserve">Một cảnh báo diễn giải đi kèm quy tắc này. Bằng chứng về đặc trưng quản lý cho thấy hệ số người quản lý cấp cao là nữ mang dấu âm trên toàn mẫu, nhưng luận án đã lập luận rằng đây là quy luật mô tả phản ánh chọn lọc cấu thành chứ không phải bằng chứng nhân quả về hiệu quả của lãnh đạo. Do đó nhà quản trị và nhà đầu tư không nên đọc hệ số này như một chỉ báo về năng lực lãnh đạo; suy luận đúng đòi hỏi phân tích nhận biết chọn lọc trong nội bộ từng nền kinh tế. Quy tắc quyết định vì vậy đặt trọng tâm vào vị trí thể chế và cường độ xuất khẩu so với điểm uốn, là những đại lượng có cơ sở nhân quả cấu trúc rõ hơn, thay vì vào các đặc trưng nhân khẩu của người quản lý.</w:t>
+      </w:r>
+    </w:p>
+    <w:bookmarkEnd w:id="52"/>
+    <w:bookmarkStart w:id="53" w:name="Xfbac78e10081884d51e43be54dacc466d8cff43"/>
+    <w:p>
+      <w:pPr>
+        <w:pStyle w:val="Heading3"/>
+      </w:pPr>
+      <w:r>
+        <w:t xml:space="preserve">5.4.7 Đề xuất cho các tổ chức phát triển và tài trợ quốc tế</w:t>
+      </w:r>
+    </w:p>
+    <w:p>
+      <w:pPr>
+        <w:pStyle w:val="FirstParagraph"/>
+      </w:pPr>
+      <w:r>
+        <w:t xml:space="preserve">Bên cạnh nhà hoạch định chính sách quốc gia và nhà quản trị doanh nghiệp, một nhóm đối tượng thứ ba có khả năng tác động trực tiếp đến quỹ đạo quốc tế hóa của doanh nghiệp ở các nền kinh tế đang phát triển là các tổ chức phát triển và tài trợ quốc tế. Phát hiện của luận án có hàm ý cụ thể và đôi khi đi ngược lại thực hành phổ biến của nhóm này. Hàm ý thứ nhất liên quan đến thước đo thành công của các chương trình hỗ trợ thương mại. Trong điều kiện gánh nặng quốc tế hóa bắt buộc ở nhóm đảo nhỏ, việc lấy mức tăng kim ngạch xuất khẩu làm chỉ tiêu thành công chính là một sai lệch khuyến khích nghiêm trọng: nó có thể thưởng cho chính các can thiệp đẩy doanh nghiệp vào vùng năng suất thấp hơn. Đề xuất là chuyển trọng tâm đánh giá từ chỉ số quy mô thương mại sang chỉ số nâng cấp năng lực, chẳng hạn tỷ lệ doanh nghiệp đạt chứng nhận chất lượng quốc tế, cường độ chi cho nghiên cứu và phát triển, và mức cải thiện năng suất lao động, là những đại lượng gắn với nhánh nâng mặt bằng bền vững thay vì với cường độ xuất khẩu thuần túy.</w:t>
+      </w:r>
+    </w:p>
+    <w:p>
+      <w:pPr>
+        <w:pStyle w:val="BodyText"/>
+      </w:pPr>
+      <w:r>
+        <w:t xml:space="preserve">Hàm ý thứ hai liên quan đến trình tự can thiệp. Bằng chứng rằng năng lực công nghệ nâng mặt bằng năng suất ở mọi chế độ thể chế kể cả nhóm đảo nhỏ, nhưng không tự nó đảo được độ dốc âm, gợi ý một nguyên tắc trình tự cho thiết kế chương trình: xây dựng năng lực hấp thụ trước, thúc đẩy mở rộng thị trường sau. Các tổ chức tài trợ nên ưu tiên cấu phần phát triển năng lực công nghệ chiều sâu và hạ tầng kết nối giảm chi phí cố định xuất khẩu, trước khi hoặc song song với các cấu phần xúc tiến xuất khẩu, thay vì đặt xúc tiến xuất khẩu làm cấu phần dẫn dắt. Hàm ý thứ ba liên quan đến phân bổ nguồn lực theo chế độ thể chế: vì cùng một đồng tài trợ tạo ra phần thưởng năng suất rất khác nhau tùy chế độ thể chế của nền kinh tế thụ hưởng, các tổ chức quốc tế có thể nâng hiệu quả phân bổ bằng cách hiệu chỉnh gói can thiệp theo vị trí ICRV thay vì áp dụng một mô hình chuẩn hóa xuyên quốc gia. Cách tiếp cận phân tầng này nhất quán với khung năng lực thể chế cho thực thi chính sách mà tài liệu phát triển gần đây đề xuất (Kim và cộng sự, 2026), theo đó năng lực thực thi của tổ chức công là điều kiện trung gian quyết định liệu một can thiệp chính sách có chuyển hóa thành kết quả phát triển hay không.</w:t>
+      </w:r>
+    </w:p>
+    <w:bookmarkEnd w:id="53"/>
+    <w:bookmarkStart w:id="54" w:name="Xe0db8e28cf03dc8a65a6387c8f4ba9208afb8a3"/>
+    <w:p>
+      <w:pPr>
+        <w:pStyle w:val="Heading3"/>
+      </w:pPr>
+      <w:r>
+        <w:t xml:space="preserve">5.4.8 Phân biệt nội bộ nhóm tiên tiến: chế độ đổi mới so với chế độ tài nguyên</w:t>
+      </w:r>
+    </w:p>
+    <w:p>
+      <w:pPr>
+        <w:pStyle w:val="FirstParagraph"/>
+      </w:pPr>
+      <w:r>
+        <w:t xml:space="preserve">Một sắc thái chính sách mà phân loại nhị phân truyền thống bỏ sót là sự phân hóa trong nội bộ nhóm thu nhập cao giữa chế độ tiên tiến đổi mới và chế độ tiên tiến tài nguyên. Bằng chứng mô tả của luận án cho thấy hai phân nhóm cùng mức thu nhập nhưng đối lập về cấu trúc năng lực, và độ phân tán năng suất rất hẹp ở các nền tài nguyên lớn là biểu hiện của kinh tế nhà nước tô nơi phân phối lại từ tô tài nguyên thu hẹp khoảng cách năng suất giữa doanh nghiệp. Hàm ý chính sách cho chế độ tiên tiến tài nguyên (Nhóm II) khác hẳn với chế độ tiên tiến đổi mới (Nhóm I): rủi ro không phải là thiếu nguồn lực mà là cấu trúc nhà nước tô san bằng động lực năng suất, làm yếu chính cơ chế chọn lọc theo năng lực mà quan hệ quốc tế hóa và hiệu quả tích cực dựa vào. Đề xuất là tận dụng thặng dư tô trong các giai đoạn giá hàng hóa cao để đầu tư vào đa dạng hóa năng lực công nghệ phi tài nguyên, đúng theo định hướng các chiến lược tầm nhìn của khối, thay vì củng cố cấu trúc phân phối lại làm xói mòn khuyến khích nâng cấp năng lực doanh nghiệp. Phân biệt này là một ví dụ cụ thể về giá trị ứng dụng của khung ICRV sáu chế độ so với phân loại nhị phân: hai nền cùng được xếp là phát triển nhưng đòi hỏi hai gói chính sách quốc tế hóa khác nhau về bản chất.</w:t>
+      </w:r>
+    </w:p>
+    <w:bookmarkEnd w:id="54"/>
+    <w:bookmarkEnd w:id="55"/>
+    <w:bookmarkStart w:id="65" w:name="hạn-chế-và-hướng-nghiên-cứu-tương-lai"/>
+    <w:p>
+      <w:pPr>
+        <w:pStyle w:val="Heading2"/>
+      </w:pPr>
+      <w:r>
+        <w:t xml:space="preserve">5.5 Hạn chế và hướng nghiên cứu tương lai</w:t>
+      </w:r>
+    </w:p>
+    <w:bookmarkStart w:id="56" w:name="hạn-chế-về-đo-lường-dai"/>
+    <w:p>
+      <w:pPr>
+        <w:pStyle w:val="Heading3"/>
+      </w:pPr>
+      <w:r>
+        <w:t xml:space="preserve">5.5.1 Hạn chế về đo lường DAI</w:t>
+      </w:r>
+    </w:p>
+    <w:p>
+      <w:pPr>
+        <w:pStyle w:val="FirstParagraph"/>
+      </w:pPr>
+      <w:r>
+        <w:t xml:space="preserve">Hạn chế quan trọng nhất của luận án liên quan đến đo lường DAI. Dữ liệu WBES chỉ cung cấp số lượng item hạn chế để xây dựng chỉ số DAI, và các item này thay đổi qua các thế hệ lược đồ WBES (PICS3, Standardized, BREADY/BEE). Tại Việt Nam (P3), chỉ Tầng 1 DAI (website, email, online sales) được sử dụng do hạn chế của các làn sóng 2009 và 2015, trong khi Tầng 2 (e-payment, e-supplier) chỉ có từ 2023. Điều này tạo ra khả năng đo lường không đầy đủ, đặc biệt là không nắm bắt được chiều sâu năng lực số ở bối cảnh ICRV thấp.</w:t>
+      </w:r>
+    </w:p>
+    <w:p>
+      <w:pPr>
+        <w:pStyle w:val="BodyText"/>
+      </w:pPr>
+      <w:r>
+        <w:t xml:space="preserve">Quan trọng hơn, tất cả các đo lường DAI đều là</w:t>
+      </w:r>
+      <w:r>
+        <w:t xml:space="preserve"> </w:t>
+      </w:r>
+      <w:r>
+        <w:rPr>
+          <w:bCs/>
+          <w:b/>
+        </w:rPr>
+        <w:t xml:space="preserve">tĩnh</w:t>
+      </w:r>
+      <w:r>
+        <w:t xml:space="preserve">, tức tại một thời điểm khảo sát, không thể nắm bắt tính động của việc cập nhật và tái cấu hình năng lực số theo thời gian. Điều này có nghĩa là các phát hiện về DAI trong luận án phản ánh mức độ chấp nhận số tại một thời điểm chứ không phải năng lực số năng động theo nghĩa của lý thuyết năng lực động (Teece et al., 1997).</w:t>
+      </w:r>
+    </w:p>
+    <w:bookmarkEnd w:id="56"/>
+    <w:bookmarkStart w:id="57" w:name="Xa9f4dc0d92bb938d40b6358e6a43bf594a5cc9a"/>
+    <w:p>
+      <w:pPr>
+        <w:pStyle w:val="Heading3"/>
+      </w:pPr>
+      <w:r>
+        <w:t xml:space="preserve">5.5.2 Hạn chế về thiên lệch chọn lựa trong mẫu phụ doanh nghiệp xuất khẩu</w:t>
+      </w:r>
+    </w:p>
+    <w:p>
+      <w:pPr>
+        <w:pStyle w:val="FirstParagraph"/>
+      </w:pPr>
+      <w:r>
+        <w:t xml:space="preserve">Các phân tích sử dụng mẫu chỉ gồm doanh nghiệp xuất khẩu (ví dụ: mẫu phụ xuất khẩu Singapore N = 84, mẫu phụ chỉ doanh nghiệp xuất khẩu SIDS N = 26) đối mặt với rủi ro thiên lệch chọn lựa nghiêm trọng: doanh nghiệp xuất khẩu không phải là mẫu ngẫu nhiên từ tổng thể doanh nghiệp mà có khả năng là các doanh nghiệp đã có một số lợi thế ban đầu về năng suất, nguồn lực và quan hệ kết nối. Kết quả từ chỉ doanh nghiệp xuất khẩu không thể tổng quát hóa trực tiếp cho toàn bộ doanh nghiệp, và có thể đánh giá thấp hoặc đánh giá cao các hiệu ứng tùy thuộc vào chiều của chọn lọc.</w:t>
+      </w:r>
+    </w:p>
+    <w:p>
+      <w:pPr>
+        <w:pStyle w:val="BodyText"/>
+      </w:pPr>
+      <w:r>
+        <w:t xml:space="preserve">Phân tích Heckman hai bước (hoặc các mô hình hiệu ứng xử lý) trong các nghiên cứu tương lai có thể khắc phục phần nào hạn chế này bằng cách mô hình hóa quá trình lựa chọn tham gia xuất khẩu như giai đoạn thứ nhất trước khi ước lượng hiệu quả trong giai đoạn thứ hai.</w:t>
+      </w:r>
+    </w:p>
+    <w:bookmarkEnd w:id="57"/>
+    <w:bookmarkStart w:id="58" w:name="hạn-chế-về-nhân-quả"/>
+    <w:p>
+      <w:pPr>
+        <w:pStyle w:val="Heading3"/>
+      </w:pPr>
+      <w:r>
+        <w:t xml:space="preserve">5.5.3 Hạn chế về nhân quả</w:t>
+      </w:r>
+    </w:p>
+    <w:p>
+      <w:pPr>
+        <w:pStyle w:val="FirstParagraph"/>
+      </w:pPr>
+      <w:r>
+        <w:t xml:space="preserve">Thiết kế lát cắt ngang, hay dữ liệu bảng gộp nhưng với WBES không phải là dữ liệu theo dõi cùng doanh nghiệp qua thời gian, giới hạn khả năng suy luận nhân quả. Quan hệ quốc tế hóa và hiệu quả có thể bị ảnh hưởng bởi nhân quả ngược: doanh nghiệp hiệu quả hơn có thể có nhiều nguồn lực để quốc tế hóa hơn, tạo ra chiều nhân quả ngược lại. Hiệu ứng cố định nền kinh tế và hiệu ứng cố định năm giúp kiểm soát một phần, nhưng không giải quyết hoàn toàn vấn đề nội sinh.</w:t>
+      </w:r>
+    </w:p>
+    <w:bookmarkEnd w:id="58"/>
+    <w:bookmarkStart w:id="59" w:name="X02c34737bc5367594e55853a326e56967755909"/>
+    <w:p>
+      <w:pPr>
+        <w:pStyle w:val="Heading3"/>
+      </w:pPr>
+      <w:r>
+        <w:t xml:space="preserve">5.5.3.1 Hạn chế về bất biến đo lường qua các thế hệ lược đồ và bão hòa thước đo</w:t>
+      </w:r>
+    </w:p>
+    <w:p>
+      <w:pPr>
+        <w:pStyle w:val="FirstParagraph"/>
+      </w:pPr>
+      <w:r>
+        <w:t xml:space="preserve">Một nhóm hạn chế đo lường bổ sung cần được nêu rõ vì nó định khung mức độ chắc chắn của các so sánh xuyên thời gian và xuyên bối cảnh. Thứ nhất là vấn đề bất biến đo lường (measurement invariance) qua các thế hệ lược đồ khảo sát. Bộ chỉ báo cấu thành DAI thay đổi giữa các thế hệ công cụ WBES (PICS3, Standardized, BREADY/BEE), nghĩa là cùng một nhãn cấu trúc DAI được vận hành hóa bằng các tập chỉ báo không hoàn toàn tương đương qua các đợt. Khi diễn giải các dịch chuyển theo thời gian, chẳng hạn quỹ đạo không đơn điệu của DAI tại Việt Nam hay sự xuất hiện của Tầng 2 tại Ấn Độ 2025, cần thận trọng phân biệt giữa thay đổi thực của hiện tượng và thay đổi do cấu trúc thước đo. Đây là lý do luận án diễn giải các so sánh chéo đợt một cách dè dặt và dựa vào kiểm định Paternoster để phân biệt các dịch chuyển có ý nghĩa thống kê khỏi nhiễu đo lường.</w:t>
+      </w:r>
+    </w:p>
+    <w:p>
+      <w:pPr>
+        <w:pStyle w:val="BodyText"/>
+      </w:pPr>
+      <w:r>
+        <w:t xml:space="preserve">Thứ hai là vấn đề bão hòa thước đo Tầng 1. Khi tỷ lệ doanh nghiệp có website tiệm cận bão hòa, như ở Nhật Bản 83,8% và các nền tiên tiến nói chung, phương sai của chỉ báo nhị phân này co lại và nhóm doanh nghiệp không có website còn lại mang tính chọn lọc đặc thù. Hệ quả là hệ số đo được phản ánh giới hạn của thước đo Tầng 1 nhiều hơn là giới hạn thực của số hóa, một vấn đề đo lường cần phân biệt với quan hệ nhân quả. Bằng chứng biến công cụ tại Việt Nam, nơi hệ số DAI được công cụ hóa bằng không trong khi hệ số TCI được công cụ hóa dương mạnh, củng cố cách đọc rằng kết quả không có ý nghĩa về uốn đường cong của DAI ở nhiều bối cảnh phản ánh tính lỗi thời của biến đại diện Tầng 1 chứ không phải sự vắng mặt của cơ chế. Hạn chế này có hệ quả trực tiếp: các kết luận về DAI ở những bối cảnh chỉ đo được Tầng 1 nên được hiểu là chưa kết luận hơn là bác bỏ, và việc kiểm định lại với thước đo Tầng 2 và Tầng 3 phong phú hơn là điều kiện cần trước khi khẳng định vai trò của DAI ở các chế độ thể chế thấp.</w:t>
+      </w:r>
+    </w:p>
+    <w:p>
+      <w:pPr>
+        <w:pStyle w:val="BodyText"/>
+      </w:pPr>
+      <w:r>
+        <w:t xml:space="preserve">Thứ ba, cần nhắc lại rằng mọi đo lường DAI trong luận án đều là chỉ số chấp nhận số tĩnh tại một thời điểm khảo sát, không nắm bắt được tính động của việc cập nhật và tái cấu hình năng lực số theo nghĩa của lý thuyết năng lực động (Teece và cộng sự, 1997; Teece, 2007). Do đó các phát hiện về DAI phản ánh mức độ chấp nhận số tại thời điểm quan sát chứ không phải năng lực số năng động, và mọi suy luận về cơ chế động cần được xem là gợi mở chứ chưa được kiểm chứng trực tiếp trong khuôn khổ dữ liệu hiện có.</w:t>
+      </w:r>
+    </w:p>
+    <w:bookmarkEnd w:id="59"/>
+    <w:bookmarkStart w:id="60" w:name="X7db411eff3d5e205ae71a0f10a5589c7a2f0ba7"/>
+    <w:p>
+      <w:pPr>
+        <w:pStyle w:val="Heading3"/>
+      </w:pPr>
+      <w:r>
+        <w:t xml:space="preserve">5.5.3.2 Giới hạn của suy luận nhân quả và phạm vi khái quát hóa</w:t>
+      </w:r>
+    </w:p>
+    <w:p>
+      <w:pPr>
+        <w:pStyle w:val="FirstParagraph"/>
+      </w:pPr>
+      <w:r>
+        <w:t xml:space="preserve">Cần định khung rõ bản chất suy luận mà thiết kế dữ liệu cho phép. Dữ liệu doanh nghiệp WBES là lát cắt ngang trong từng đợt khảo sát; do đó khái niệm</w:t>
+      </w:r>
+      <w:r>
+        <w:t xml:space="preserve"> </w:t>
+      </w:r>
+      <w:r>
+        <w:t xml:space="preserve">“</w:t>
+      </w:r>
+      <w:r>
+        <w:t xml:space="preserve">hiệu quả</w:t>
+      </w:r>
+      <w:r>
+        <w:t xml:space="preserve">”</w:t>
+      </w:r>
+      <w:r>
+        <w:t xml:space="preserve"> </w:t>
+      </w:r>
+      <w:r>
+        <w:t xml:space="preserve">xuyên suốt luận án chỉ một liên hệ đồng thời giữa cường độ xuất khẩu và năng suất lao động trong một năm khảo sát nhất định, không phải một hiệu ứng nhân quả được theo dõi theo thời gian trên cùng doanh nghiệp. Chiến lược biến công cụ dùng để xử lý chọn lọc tham gia xuất khẩu trong nghiên cứu đơn quốc gia Việt Nam (P3) không khả thi ở quy mô 50 nền kinh tế, nên ở các phân tích gộp, chọn lọc tham gia xuất khẩu dựa trên năng lực vừa là một phần của hiện tượng mà điểm uốn hiệu chỉnh năng lực bộc lộ, vừa là nguồn nội sinh không thể loại bỏ hoàn toàn bằng hiệu ứng cố định nền kinh tế và năm. Vì vậy cấu trúc ba vùng nên được đọc như một quy luật liên hệ vững chắc về mặt thống kê, chứ chưa phải một cơ chế nhân quả đã được chứng minh trực tiếp.</w:t>
+      </w:r>
+    </w:p>
+    <w:p>
+      <w:pPr>
+        <w:pStyle w:val="BodyText"/>
+      </w:pPr>
+      <w:r>
+        <w:t xml:space="preserve">Phạm vi khái quát hóa cũng cần được giới hạn tương xứng. Mẫu bao gồm các nền kinh tế châu Á và Thái Bình Dương đã được ánh xạ vào khung ICRV, với cấu trúc thể chế và mô thức thương mại đặc thù của khu vực; việc mở rộng kết luận ba vùng sang các khu vực khác, chẳng hạn châu Phi hạ Sahara hay Mỹ Latinh, là một giả thuyết cần kiểm định độc lập chứ không phải một suy rộng đương nhiên. Tương tự, cấu trúc ba vùng được nhận diện trên dải cường độ xuất khẩu và phân bố quy mô doanh nghiệp của mẫu WBES, vốn thiên về doanh nghiệp vừa và nhỏ ở các nền đang phát triển và mới nổi; tính ổn định của điểm uốn ngoài dải này, đặc biệt ở các tập đoàn đa quốc gia lớn không nằm trong khung lấy mẫu WBES, vẫn là câu hỏi mở. Những giới hạn này không làm suy yếu các kết luận trong phạm vi đã định mà xác định đúng đường biên mà bên trong đó các kết luận được hỗ trợ bởi bằng chứng.</w:t>
+      </w:r>
+    </w:p>
+    <w:bookmarkEnd w:id="60"/>
+    <w:bookmarkStart w:id="61" w:name="X5fcc5f3c7ed13c9cd01a29140da977f2965b04f"/>
+    <w:p>
+      <w:pPr>
+        <w:pStyle w:val="Heading3"/>
+      </w:pPr>
+      <w:r>
+        <w:t xml:space="preserve">5.5.3.3 Hạn chế về thước đo quốc tế hóa và thước đo hiệu quả</w:t>
+      </w:r>
+    </w:p>
+    <w:p>
+      <w:pPr>
+        <w:pStyle w:val="FirstParagraph"/>
+      </w:pPr>
+      <w:r>
+        <w:t xml:space="preserve">Một nhóm hạn chế nữa nằm ở chính việc vận hành hóa hai cấu trúc trung tâm. Về phía quốc tế hóa, luận án dùng nhất quán cường độ xuất khẩu trên doanh thu (FSTS) làm thước đo chính. Lựa chọn này có ưu điểm về tính so sánh xuyên bối cảnh và tính sẵn có trong WBES, nhưng nó chỉ nắm bắt một chiều của quốc tế hóa là cường độ thị trường nước ngoài, mà bỏ qua các chiều khác như phạm vi địa lý (số thị trường) và chiều sâu cam kết (đầu tư trực tiếp ra nước ngoài, lập cơ sở ở nước ngoài). Chính phân tích tổng hợp P6 cho thấy cỡ ảnh hưởng quan sát thay đổi theo cách đo lường quốc tế hóa, nên không loại trừ khả năng rằng dạng hàm ba vùng được nhận diện cho cường độ xuất khẩu có thể khác đi nếu đo quốc tế hóa bằng phạm vi địa lý hoặc chỉ số đa chiều. Cảnh báo này được củng cố bởi bằng chứng gần đây của Verbeke, Eschmann và Gugler (2025): khi đo mức độ toàn cầu hóa của doanh nghiệp đa quốc gia trên bốn chiều khác nhau (doanh số theo không gian địa lý, đầu tư theo tài sản, vốn nhân lực theo phân bố lao động, và vốn tri thức theo sáng chế), các tác giả phát hiện mức độ quốc tế hóa đo được chênh lệch đáng kể giữa các chiều, đến mức một doanh nghiệp có thể được xếp là toàn cầu theo chiều này nhưng định hướng nội vùng theo chiều khác. Phát hiện này hàm ý trực tiếp rằng kết luận của luận án, vốn dựa trên một chiều cường độ xuất khẩu, cần được nhân rộng bằng các thước đo quốc tế hóa đa chiều trước khi khái quát hóa. Về phía hiệu quả, luận án dùng năng suất lao động dạng logarit, một thước đo vận hành mạnh nhưng hẹp hơn so với các thước đo hiệu quả đa chiều (lợi nhuận, tăng trưởng, giá trị thị trường) mà tài liệu thường dùng; phân tích tổng hợp cho thấy thước đo hiệu quả cũng tác động đáng kể đến cỡ ảnh hưởng. Do đó các kết luận của luận án nên được đọc là gắn với cặp thước đo cụ thể (cường độ xuất khẩu và năng suất lao động) và việc nhân rộng với các cặp thước đo khác là một bước kiểm định cần thiết.</w:t>
+      </w:r>
+    </w:p>
+    <w:bookmarkEnd w:id="61"/>
+    <w:bookmarkStart w:id="62" w:name="Xf773d6dcd65d45c49760c884a817e3658a90f12"/>
+    <w:p>
+      <w:pPr>
+        <w:pStyle w:val="Heading3"/>
+      </w:pPr>
+      <w:r>
+        <w:t xml:space="preserve">5.5.3.4 Hạn chế về phân loại ICRV và đo lường thể chế</w:t>
+      </w:r>
+    </w:p>
+    <w:p>
+      <w:pPr>
+        <w:pStyle w:val="FirstParagraph"/>
+      </w:pPr>
+      <w:r>
+        <w:t xml:space="preserve">Khung phân loại ICRV sáu chế độ, dù là một đóng góp trung tâm, cũng mang những hạn chế đo lường cần nêu rõ. Thứ nhất, việc gán một nền kinh tế vào một chế độ là một thao tác rời rạc hóa một thực tại liên tục: các nền kinh tế nằm gần ranh giới giữa hai chế độ có thể bị phân loại nhạy cảm với ngưỡng, và một số nền có thể dịch chuyển chế độ trong giai đoạn quan sát dài 2006–2026 mà phân loại tĩnh không nắm bắt được. Thứ hai, bản thân các chỉ số thể chế nền tảng dùng để xây dựng ICRV là các đại lượng đo lường gián tiếp với sai số riêng, và một bộ phận doanh nghiệp trong mẫu gộp không được gán chế độ do thiếu chỉ số thể chế, tạo khả năng thiên lệch nếu các quan sát thiếu chỉ số không ngẫu nhiên. Thứ ba, hệ phân loại dùng ở cấp phân tích tổng hợp P6 (năm chế độ rút gọn) khác với hệ sáu nhóm ở cấp doanh nghiệp, nên việc đối chiếu trực tiếp giữa hai cấp cần thận trọng. Những hạn chế này không phủ định giá trị dự đoán của ICRV mà chỉ ra rằng phân loại nên được hiểu là một xấp xỉ có cấu trúc của gradient thể chế chứ không phải một thang đo chính xác tuyệt đối.</w:t>
+      </w:r>
+    </w:p>
+    <w:bookmarkEnd w:id="62"/>
+    <w:bookmarkStart w:id="63" w:name="Xcb06fdf004ba0783325af0b06c41565c150d92d"/>
+    <w:p>
+      <w:pPr>
+        <w:pStyle w:val="Heading3"/>
+      </w:pPr>
+      <w:r>
+        <w:t xml:space="preserve">5.5.3.5 Hạn chế về suy luận quanh đặc trưng quản trị</w:t>
+      </w:r>
+    </w:p>
+    <w:p>
+      <w:pPr>
+        <w:pStyle w:val="FirstParagraph"/>
+      </w:pPr>
+      <w:r>
+        <w:t xml:space="preserve">Cuối cùng, các kết quả liên quan đặc trưng nhà quản trị cấp cao mang một giới hạn suy luận đặc thù cần được nhấn mạnh để tránh diễn giải sai. Hệ số mức âm nhẹ của nữ quản lý cấp cao (</w:t>
+      </w:r>
+      <m:oMath>
+        <m:acc>
+          <m:accPr>
+            <m:chr m:val="̂"/>
+          </m:accPr>
+          <m:e>
+            <m:r>
+              <m:t>β</m:t>
+            </m:r>
+          </m:e>
+        </m:acc>
+        <m:r>
+          <m:rPr>
+            <m:sty m:val="p"/>
+          </m:rPr>
+          <m:t>=</m:t>
+        </m:r>
+        <m:r>
+          <m:rPr>
+            <m:sty m:val="p"/>
+          </m:rPr>
+          <m:t>−</m:t>
+        </m:r>
+        <m:r>
+          <m:t>0</m:t>
+        </m:r>
+        <m:r>
+          <m:rPr>
+            <m:sty m:val="p"/>
+          </m:rPr>
+          <m:t>,</m:t>
+        </m:r>
+        <m:r>
+          <m:t>088</m:t>
+        </m:r>
+      </m:oMath>
+      <w:r>
+        <w:t xml:space="preserve">,</w:t>
+      </w:r>
+      <w:r>
+        <w:t xml:space="preserve"> </w:t>
+      </w:r>
+      <m:oMath>
+        <m:r>
+          <m:t>p</m:t>
+        </m:r>
+        <m:r>
+          <m:rPr>
+            <m:sty m:val="p"/>
+          </m:rPr>
+          <m:t>=</m:t>
+        </m:r>
+        <m:r>
+          <m:rPr>
+            <m:sty m:val="p"/>
+          </m:rPr>
+          <m:t>,</m:t>
+        </m:r>
+        <m:r>
+          <m:t>026</m:t>
+        </m:r>
+      </m:oMath>
+      <w:r>
+        <w:t xml:space="preserve">; xem Mục 5.1.4) được luận án diễn giải là phản ánh sự phân bố không ngẫu nhiên của nữ quản lý vào các ngành thâm dụng lao động biên thấp, tức một dạng chọn lọc cấu thành, chứ không phải bằng chứng nhân quả về hiệu quả của lãnh đạo nữ. Thiết kế dữ liệu hiện tại không cho phép bóc tách kênh chọn lọc ngành khỏi kênh hiệu quả lãnh đạo, vì WBES không có đủ biến để mô hình hóa quá trình phân bổ nhà quản trị vào doanh nghiệp và ngành. Tương tự, kết quả không có ý nghĩa về kinh nghiệm nhà quản trị phản ánh hạn chế đo lường là số năm kinh nghiệm không nắm bắt được chất lượng và bề rộng kinh nghiệm quốc tế. Do đó mọi kết luận về tầng quản trị của khung CDCM trong luận án nên được đọc là có điều kiện và cần thiết kế nhận dạng riêng, một giới hạn mà chương sách bổ sung về quản trị cấp cao tại Ấn Độ chỉ giải quyết được ở phạm vi đơn quốc gia chứ chưa ở quy mô khu vực.</w:t>
+      </w:r>
+    </w:p>
+    <w:bookmarkEnd w:id="63"/>
+    <w:bookmarkStart w:id="64" w:name="hướng-nghiên-cứu-tương-lai"/>
+    <w:p>
+      <w:pPr>
+        <w:pStyle w:val="Heading3"/>
+      </w:pPr>
+      <w:r>
+        <w:t xml:space="preserve">5.5.4 Hướng nghiên cứu tương lai</w:t>
+      </w:r>
+    </w:p>
+    <w:p>
+      <w:pPr>
+        <w:pStyle w:val="FirstParagraph"/>
+      </w:pPr>
+      <w:r>
+        <w:t xml:space="preserve">Dựa trên các hạn chế trên, luận án đề xuất bảy hướng nghiên cứu ưu tiên:</w:t>
+      </w:r>
+    </w:p>
+    <w:p>
+      <w:pPr>
+        <w:pStyle w:val="BodyText"/>
+      </w:pPr>
+      <w:r>
+        <w:rPr>
+          <w:bCs/>
+          <w:b/>
+        </w:rPr>
+        <w:t xml:space="preserve">Thứ nhất</w:t>
+      </w:r>
+      <w:r>
+        <w:t xml:space="preserve">, xây dựng đo lường DAI phong phú hơn (Tầng 2 và Tầng 3) trên dữ liệu WBES mới nhất (2023–2026) và các nguồn dữ liệu bổ sung (ITU Digital Development Index, OECD Digital Economy Outlook) để kiểm định lại vai trò DAI trong các bối cảnh ICRV thấp hơn.</w:t>
+      </w:r>
+    </w:p>
+    <w:p>
+      <w:pPr>
+        <w:pStyle w:val="BodyText"/>
+      </w:pPr>
+      <w:r>
+        <w:rPr>
+          <w:bCs/>
+          <w:b/>
+        </w:rPr>
+        <w:t xml:space="preserve">Thứ hai</w:t>
+      </w:r>
+      <w:r>
+        <w:t xml:space="preserve">, sử dụng phương pháp nhận dạng nhân quả (causal identification): instrumental variables (ví dụ: sử dụng các cải cách thương mại ngoại sinh như FTA ký kết), difference-in-differences, hoặc regression discontinuity design để ước lượng hiệu ứng nhân quả của quốc tế hóa lên hiệu quả.</w:t>
+      </w:r>
+    </w:p>
+    <w:p>
+      <w:pPr>
+        <w:pStyle w:val="BodyText"/>
+      </w:pPr>
+      <w:r>
+        <w:rPr>
+          <w:bCs/>
+          <w:b/>
+        </w:rPr>
+        <w:t xml:space="preserve">Thứ ba</w:t>
+      </w:r>
+      <w:r>
+        <w:t xml:space="preserve">, mở rộng phân tích FIP tại SIDS với các công cụ đo lường và dữ liệu panel thực sự (theo dõi cùng doanh nghiệp qua nhiều năm) để kiểm định liệu FIP là trạng thái cấu trúc dài hạn hay chỉ là giai đoạn tạm thời khi doanh nghiệp SIDS mới bắt đầu xuất khẩu.</w:t>
+      </w:r>
+    </w:p>
+    <w:p>
+      <w:pPr>
+        <w:pStyle w:val="BodyText"/>
+      </w:pPr>
+      <w:r>
+        <w:rPr>
+          <w:bCs/>
+          <w:b/>
+        </w:rPr>
+        <w:t xml:space="preserve">Thứ tư</w:t>
+      </w:r>
+      <w:r>
+        <w:t xml:space="preserve">, kiểm định vai trò của top manager characteristics (H4, kinh nghiệm, giới tính) trong từng bối cảnh ICRV riêng biệt, đặc biệt trong bối cảnh đang nổi và SIDS nơi tầng năng lực và thể chế yếu hơn, liệu đặc điểm nhà quản trị có thể bù đắp một phần cho những thiếu hụt đó không?</w:t>
+      </w:r>
+    </w:p>
+    <w:p>
+      <w:pPr>
+        <w:pStyle w:val="BodyText"/>
+      </w:pPr>
+      <w:r>
+        <w:rPr>
+          <w:bCs/>
+          <w:b/>
+        </w:rPr>
+        <w:t xml:space="preserve">Thứ năm</w:t>
+      </w:r>
+      <w:r>
+        <w:t xml:space="preserve">, khai thác sâu hơn Nhật Bản, nền kinh tế tiên tiến lớn lần đầu được WBES khảo sát năm 2025. Bước đầu tiên đã được thực hiện trong nghiên cứu thành phần P10: trên đợt khảo sát khai mở (N = 2.168), quan hệ quốc tế hóa và hiệu quả tại Nhật gần tuyến tính dương, không có điểm uốn trong miền quan sát, xác nhận dự đoán biên trên của khung ICRV; các bước tiếp theo gồm tích hợp Nhật Bản vào các mô hình điều tiết ba chiều và khai thác các module đặc thù (trường thọ doanh nghiệp, khoảng cách giới trong lãnh đạo) khi có thêm đợt khảo sát thứ hai.</w:t>
+      </w:r>
+    </w:p>
+    <w:p>
+      <w:pPr>
+        <w:pStyle w:val="BodyText"/>
+      </w:pPr>
+      <w:r>
+        <w:rPr>
+          <w:bCs/>
+          <w:b/>
+        </w:rPr>
+        <w:t xml:space="preserve">Thứ sáu</w:t>
+      </w:r>
+      <w:r>
+        <w:t xml:space="preserve">, một hướng nghiên cứu ưu tiên xuất phát trực tiếp từ phát hiện ngưỡng tan biến tại Ấn Độ là kiểm định nhân quả của biến động thể chế lên hình dạng quan hệ quốc tế hóa và hiệu quả. Các cú sốc thể chế rời rạc và có thể định thời điểm trong cửa sổ 2014–2025 (bãi bỏ tiền mặt, áp dụng thuế hàng hóa và dịch vụ, ban hành luật phá sản, ra mắt hạ tầng thanh toán hợp nhất) tạo điều kiện cho thiết kế khác biệt trong khác biệt hoặc nghiên cứu sự kiện nhằm phân lập tác động nhân quả của từng cú sốc lên độ cong và vị trí điểm uốn. Hướng này cũng cho phép kiểm định trực tiếp mệnh đề về điều kiện ổn định thể chế của khung CDCM, tức liệu sự tan biến ngưỡng là hệ quả của tổng biến động tích lũy hay của một cú sốc cụ thể nào đó. Việc kết hợp dữ liệu chính sách thương mại ngoại sinh, chẳng hạn các hiệp định thương mại tự do được ký kết, như công cụ nhận dạng sẽ giúp tách bạch chiều nhân quả từ quốc tế hóa đến hiệu quả khỏi chiều ngược lại, giải quyết một phần hạn chế nội sinh đã nêu ở Mục 5.5.3.</w:t>
+      </w:r>
+    </w:p>
+    <w:p>
+      <w:pPr>
+        <w:pStyle w:val="BodyText"/>
+      </w:pPr>
+      <w:r>
+        <w:rPr>
+          <w:bCs/>
+          <w:b/>
+        </w:rPr>
+        <w:t xml:space="preserve">Thứ bảy</w:t>
+      </w:r>
+      <w:r>
+        <w:t xml:space="preserve">, sự dịch chuyển trọng tâm giữa biên tham gia và biên cường độ dọc theo gradient thể chế, được phát hiện khi đối chiếu bằng chứng Việt Nam (cơ chế biên tham gia ở chế độ chuyển đổi) với Nhật Bản (cơ chế tự chọn lọc Melitz ở biên trên), mở ra một câu hỏi lý thuyết chưa được giải quyết: chế độ thể chế nào đánh dấu sự chuyển giao giữa hai cơ chế, và liệu có một vùng quá độ nơi cả hai cùng vận hành. Nghiên cứu tương lai có thể vận dụng mô hình hai phần (two-part model) phân tách rõ ràng quyết định tham gia xuất khẩu khỏi quyết định cường độ trên toàn gradient ICRV, qua đó lập bản đồ chính xác sự dịch chuyển cơ chế và làm giàu thêm tầng vi mô của khung CDCM, nhất quán với logic tự chọn lọc theo năng suất của Melitz (2003) và với bằng chứng về quan hệ xuất khẩu và năng suất ở cấp doanh nghiệp (Wagner, 2007).</w:t>
+      </w:r>
+    </w:p>
+    <w:p>
+      <w:pPr>
+        <w:pStyle w:val="BodyText"/>
+      </w:pPr>
+      <w:r>
+        <w:rPr>
+          <w:bCs/>
+          <w:b/>
+        </w:rPr>
+        <w:t xml:space="preserve">Thứ tám</w:t>
+      </w:r>
+      <w:r>
+        <w:t xml:space="preserve">, kiểm định tính khái quát hóa của cấu trúc ba vùng ra ngoài khu vực châu Á và Thái Bình Dương. Vì WBES có độ phủ toàn cầu, một hướng khả thi và trực tiếp là ánh xạ khung ICRV lên các nền kinh tế châu Phi hạ Sahara và Mỹ Latinh rồi ước lượng lại gradient điểm uốn trên cùng cặp thước đo, qua đó xác định liệu trật tự ba vùng có phải là đặc thù khu vực hay là một quy luật phổ quát hơn về điều tiết thể chế. Hướng này có giá trị vì nó kiểm định trực tiếp đường biên khái quát hóa mà Mục 5.5.3.2 đã nêu, và vì các khu vực này có những chế độ thể chế và mô thức thương mại khác với châu Á, cung cấp một phép kiểm định khắt khe cho tính bền của khung.</w:t>
+      </w:r>
+    </w:p>
+    <w:p>
+      <w:pPr>
+        <w:pStyle w:val="BodyText"/>
+      </w:pPr>
+      <w:r>
+        <w:rPr>
+          <w:bCs/>
+          <w:b/>
+        </w:rPr>
+        <w:t xml:space="preserve">Thứ chín</w:t>
+      </w:r>
+      <w:r>
+        <w:t xml:space="preserve">, mở rộng đo lường quốc tế hóa sang đa chiều. Vì cường độ xuất khẩu chỉ là một chiều, nghiên cứu tương lai có thể xây dựng thước đo phạm vi địa lý và chiều sâu cam kết từ các nguồn bổ sung (dữ liệu hải quan, dữ liệu đầu tư trực tiếp ra nước ngoài) rồi kiểm định liệu cấu trúc ba vùng có giữ nguyên hình dạng khi quốc tế hóa được đo đa chiều. Bằng chứng phân tích tổng hợp rằng cỡ ảnh hưởng thay đổi theo cách đo quốc tế hóa khiến đây là một hướng có khả năng làm thay đổi hoặc tinh chỉnh kết luận, chứ không chỉ là một bài tập nhân rộng.</w:t>
+      </w:r>
+    </w:p>
+    <w:p>
+      <w:pPr>
+        <w:pStyle w:val="BodyText"/>
+      </w:pPr>
+      <w:r>
+        <w:rPr>
+          <w:bCs/>
+          <w:b/>
+        </w:rPr>
+        <w:t xml:space="preserve">Thứ mười</w:t>
+      </w:r>
+      <w:r>
+        <w:t xml:space="preserve">, một hướng đo lường ưu tiên là phát triển và kiểm định thước đo năng lực số động thực sự. Vì mọi đo lường DAI hiện tại đều tĩnh, một bước tiến quan trọng là kết hợp các đợt khảo sát liên tiếp của cùng nền kinh tế để xây dựng đại lượng tái cấu hình năng lực số theo thời gian, tiệm cận khái niệm năng lực động (Teece và cộng sự, 1997; Teece, 2007), qua đó kiểm định trực tiếp giả thuyết rằng vai trò uốn đường cong của năng lực số đến từ tính động chứ không chỉ từ mức chấp nhận tĩnh. Kết hợp với các nguồn dữ liệu số chuyên biệt, hướng này cho phép tách bạch hiệu ứng của chiều sâu năng lực số khỏi hiệu ứng của tính động, một phân biệt mà dữ liệu WBES tĩnh hiện chưa cho phép.</w:t>
+      </w:r>
+    </w:p>
+    <w:p>
+      <w:r>
+        <w:pict>
+          <v:rect style="width:0;height:1.5pt" o:hralign="center" o:hrstd="t" o:hr="t"/>
+        </w:pict>
+      </w:r>
+    </w:p>
+    <w:bookmarkEnd w:id="64"/>
+    <w:bookmarkEnd w:id="65"/>
+    <w:bookmarkStart w:id="70" w:name="kết-luận"/>
+    <w:p>
+      <w:pPr>
+        <w:pStyle w:val="Heading2"/>
+      </w:pPr>
+      <w:r>
+        <w:t xml:space="preserve">5.6 Kết luận</w:t>
+      </w:r>
+    </w:p>
+    <w:bookmarkStart w:id="66" w:name="tổng-kết-các-nghiên-cứu-thành-phần"/>
+    <w:p>
+      <w:pPr>
+        <w:pStyle w:val="Heading3"/>
+      </w:pPr>
+      <w:r>
+        <w:t xml:space="preserve">5.6.1 Tổng kết các nghiên cứu thành phần</w:t>
+      </w:r>
+    </w:p>
+    <w:p>
+      <w:pPr>
+        <w:pStyle w:val="FirstParagraph"/>
+      </w:pPr>
+      <w:r>
+        <w:t xml:space="preserve">Luận án này được xây dựng trên mười nghiên cứu thành phần và một chương sách bổ sung cho nhau, kết hợp bằng chứng từ phân tích tổng hợp và phân tích thực nghiệm sơ cấp:</w:t>
+      </w:r>
+    </w:p>
+    <w:p>
+      <w:pPr>
+        <w:numPr>
+          <w:ilvl w:val="0"/>
+          <w:numId w:val="1002"/>
+        </w:numPr>
+      </w:pPr>
+      <w:r>
+        <w:rPr>
+          <w:bCs/>
+          <w:b/>
+        </w:rPr>
+        <w:t xml:space="preserve">P1</w:t>
+      </w:r>
+      <w:r>
+        <w:t xml:space="preserve">: cơ sở thực nghiệm đa quốc gia trên 17 nền kinh tế châu Á (</w:t>
+      </w:r>
+      <m:oMath>
+        <m:r>
+          <m:t>N</m:t>
+        </m:r>
+        <m:r>
+          <m:rPr>
+            <m:sty m:val="p"/>
+          </m:rPr>
+          <m:t>=</m:t>
+        </m:r>
+        <m:r>
+          <m:t>40.633</m:t>
+        </m:r>
+      </m:oMath>
+      <w:r>
+        <w:t xml:space="preserve">), xác lập phân tầng năng suất vùng và hiệu ứng lá chắn số (tương tác rào cản và công nghệ</w:t>
+      </w:r>
+      <w:r>
+        <w:t xml:space="preserve"> </w:t>
+      </w:r>
+      <m:oMath>
+        <m:r>
+          <m:rPr>
+            <m:sty m:val="p"/>
+          </m:rPr>
+          <m:t>+</m:t>
+        </m:r>
+        <m:r>
+          <m:t>0</m:t>
+        </m:r>
+        <m:r>
+          <m:rPr>
+            <m:sty m:val="p"/>
+          </m:rPr>
+          <m:t>,</m:t>
+        </m:r>
+        <m:r>
+          <m:t>110</m:t>
+        </m:r>
+      </m:oMath>
+      <w:r>
+        <w:t xml:space="preserve">,</w:t>
+      </w:r>
+      <w:r>
+        <w:t xml:space="preserve"> </w:t>
+      </w:r>
+      <m:oMath>
+        <m:r>
+          <m:t>p</m:t>
+        </m:r>
+        <m:r>
+          <m:rPr>
+            <m:sty m:val="p"/>
+          </m:rPr>
+          <m:t>&lt;</m:t>
+        </m:r>
+        <m:r>
+          <m:rPr>
+            <m:sty m:val="p"/>
+          </m:rPr>
+          <m:t>,</m:t>
+        </m:r>
+        <m:r>
+          <m:t>001</m:t>
+        </m:r>
+      </m:oMath>
+      <w:r>
+        <w:t xml:space="preserve">), đặt nền cho khung CDCM.</w:t>
+      </w:r>
+    </w:p>
+    <w:p>
+      <w:pPr>
+        <w:numPr>
+          <w:ilvl w:val="0"/>
+          <w:numId w:val="1002"/>
+        </w:numPr>
+      </w:pPr>
+      <w:r>
+        <w:rPr>
+          <w:bCs/>
+          <w:b/>
+        </w:rPr>
+        <w:t xml:space="preserve">P2</w:t>
+      </w:r>
+      <w:r>
+        <w:t xml:space="preserve">: doanh nghiệp nhỏ và vừa Trung Quốc (</w:t>
+      </w:r>
+      <m:oMath>
+        <m:r>
+          <m:t>N</m:t>
+        </m:r>
+        <m:r>
+          <m:rPr>
+            <m:sty m:val="p"/>
+          </m:rPr>
+          <m:t>=</m:t>
+        </m:r>
+        <m:r>
+          <m:t>4.290</m:t>
+        </m:r>
+      </m:oMath>
+      <w:r>
+        <w:t xml:space="preserve">), xác nhận chữ U ngược với điểm uốn 47,8% và cơ chế bẫy vốn lưu động ở nhánh đi xuống.</w:t>
+      </w:r>
+    </w:p>
+    <w:p>
+      <w:pPr>
+        <w:numPr>
+          <w:ilvl w:val="0"/>
+          <w:numId w:val="1002"/>
+        </w:numPr>
+      </w:pPr>
+      <w:r>
+        <w:rPr>
+          <w:bCs/>
+          <w:b/>
+        </w:rPr>
+        <w:t xml:space="preserve">P3</w:t>
+      </w:r>
+      <w:r>
+        <w:t xml:space="preserve">: phân tích Việt Nam (chuyển đổi thu nhập trung bình thấp), xác nhận chữ U ngược với điểm uốn 39,3–46,2%, TCI là biến điều tiết dương có ý nghĩa.</w:t>
+      </w:r>
+    </w:p>
+    <w:p>
+      <w:pPr>
+        <w:numPr>
+          <w:ilvl w:val="0"/>
+          <w:numId w:val="1002"/>
+        </w:numPr>
+      </w:pPr>
+      <w:r>
+        <w:rPr>
+          <w:bCs/>
+          <w:b/>
+        </w:rPr>
+        <w:t xml:space="preserve">P4</w:t>
+      </w:r>
+      <w:r>
+        <w:t xml:space="preserve">: phân tích Singapore (tiên tiến đổi mới), xác nhận chữ U ngược với điểm uốn khoảng 88,6% (khoảng tin cậy rộng), DAI khuếch đại tại mức cường độ xuất khẩu cao.</w:t>
+      </w:r>
+    </w:p>
+    <w:p>
+      <w:pPr>
+        <w:numPr>
+          <w:ilvl w:val="0"/>
+          <w:numId w:val="1002"/>
+        </w:numPr>
+      </w:pPr>
+      <w:r>
+        <w:rPr>
+          <w:bCs/>
+          <w:b/>
+        </w:rPr>
+        <w:t xml:space="preserve">P5</w:t>
+      </w:r>
+      <w:r>
+        <w:t xml:space="preserve">: phân tích Trung Quốc 2012–2024 (trung bình cao), xác nhận chữ U ngược ổn định theo thời gian (điểm uốn khoảng 48,78%, kiểm định Paternoster</w:t>
+      </w:r>
+      <w:r>
+        <w:t xml:space="preserve"> </w:t>
+      </w:r>
+      <m:oMath>
+        <m:r>
+          <m:t>z</m:t>
+        </m:r>
+        <m:r>
+          <m:rPr>
+            <m:sty m:val="p"/>
+          </m:rPr>
+          <m:t>=</m:t>
+        </m:r>
+        <m:r>
+          <m:t>0</m:t>
+        </m:r>
+        <m:r>
+          <m:rPr>
+            <m:sty m:val="p"/>
+          </m:rPr>
+          <m:t>,</m:t>
+        </m:r>
+        <m:r>
+          <m:t>82</m:t>
+        </m:r>
+      </m:oMath>
+      <w:r>
+        <w:t xml:space="preserve">,</w:t>
+      </w:r>
+      <w:r>
+        <w:t xml:space="preserve"> </w:t>
+      </w:r>
+      <m:oMath>
+        <m:r>
+          <m:t>p</m:t>
+        </m:r>
+        <m:r>
+          <m:rPr>
+            <m:sty m:val="p"/>
+          </m:rPr>
+          <m:t>=</m:t>
+        </m:r>
+        <m:r>
+          <m:rPr>
+            <m:sty m:val="p"/>
+          </m:rPr>
+          <m:t>,</m:t>
+        </m:r>
+        <m:r>
+          <m:t>412</m:t>
+        </m:r>
+      </m:oMath>
+      <w:r>
+        <w:t xml:space="preserve">).</w:t>
+      </w:r>
+    </w:p>
+    <w:p>
+      <w:pPr>
+        <w:numPr>
+          <w:ilvl w:val="0"/>
+          <w:numId w:val="1002"/>
+        </w:numPr>
+      </w:pPr>
+      <w:r>
+        <w:rPr>
+          <w:bCs/>
+          <w:b/>
+        </w:rPr>
+        <w:t xml:space="preserve">P6</w:t>
+      </w:r>
+      <w:r>
+        <w:t xml:space="preserve">: phân tích tổng hợp ba tầng với</w:t>
+      </w:r>
+      <w:r>
+        <w:t xml:space="preserve"> </w:t>
+      </w:r>
+      <m:oMath>
+        <m:r>
+          <m:t>k</m:t>
+        </m:r>
+        <m:r>
+          <m:rPr>
+            <m:sty m:val="p"/>
+          </m:rPr>
+          <m:t>=</m:t>
+        </m:r>
+        <m:r>
+          <m:t>238</m:t>
+        </m:r>
+      </m:oMath>
+      <w:r>
+        <w:t xml:space="preserve">,</w:t>
+      </w:r>
+      <w:r>
+        <w:t xml:space="preserve"> </w:t>
+      </w:r>
+      <m:oMath>
+        <m:acc>
+          <m:accPr>
+            <m:chr m:val="‾"/>
+          </m:accPr>
+          <m:e>
+            <m:r>
+              <m:t>r</m:t>
+            </m:r>
+          </m:e>
+        </m:acc>
+        <m:r>
+          <m:rPr>
+            <m:sty m:val="p"/>
+          </m:rPr>
+          <m:t>=</m:t>
+        </m:r>
+        <m:r>
+          <m:t>0</m:t>
+        </m:r>
+        <m:r>
+          <m:rPr>
+            <m:sty m:val="p"/>
+          </m:rPr>
+          <m:t>,</m:t>
+        </m:r>
+        <m:r>
+          <m:t>074</m:t>
+        </m:r>
+      </m:oMath>
+      <w:r>
+        <w:t xml:space="preserve">,</w:t>
+      </w:r>
+      <w:r>
+        <w:t xml:space="preserve"> </w:t>
+      </w:r>
+      <m:oMath>
         <m:sSup>
           <m:e>
             <m:r>
-              <m:t>35</m:t>
+              <m:t>I</m:t>
             </m:r>
           </m:e>
           <m:sup>
             <m:r>
-              <m:rPr>
-                <m:sty m:val="p"/>
-              </m:rPr>
-              <m:t>*</m:t>
-            </m:r>
-            <m:r>
-              <m:rPr>
-                <m:sty m:val="p"/>
-              </m:rPr>
-              <m:t>*</m:t>
+              <m:t>2</m:t>
             </m:r>
           </m:sup>
         </m:sSup>
+        <m:r>
+          <m:rPr>
+            <m:sty m:val="p"/>
+          </m:rPr>
+          <m:t>=</m:t>
+        </m:r>
+        <m:r>
+          <m:t>62</m:t>
+        </m:r>
+        <m:r>
+          <m:rPr>
+            <m:sty m:val="p"/>
+          </m:rPr>
+          <m:t>,</m:t>
+        </m:r>
+        <m:r>
+          <m:t>4</m:t>
+        </m:r>
+        <m:r>
+          <m:rPr>
+            <m:sty m:val="p"/>
+          </m:rPr>
+          <m:t>%</m:t>
+        </m:r>
+      </m:oMath>
+      <w:r>
+        <w:t xml:space="preserve"> </w:t>
+      </w:r>
+      <w:r>
+        <w:t xml:space="preserve">(54,1% tầng hai cộng 8,4% tầng ba), ICRV điều tiết</w:t>
+      </w:r>
+      <w:r>
+        <w:t xml:space="preserve"> </w:t>
+      </w:r>
+      <m:oMath>
+        <m:sSub>
+          <m:e>
+            <m:r>
+              <m:t>Q</m:t>
+            </m:r>
+          </m:e>
+          <m:sub>
+            <m:r>
+              <m:t>M</m:t>
+            </m:r>
+          </m:sub>
+        </m:sSub>
+        <m:r>
+          <m:rPr>
+            <m:sty m:val="p"/>
+          </m:rPr>
+          <m:t>=</m:t>
+        </m:r>
+        <m:r>
+          <m:t>17</m:t>
+        </m:r>
+        <m:r>
+          <m:rPr>
+            <m:sty m:val="p"/>
+          </m:rPr>
+          <m:t>,</m:t>
+        </m:r>
+        <m:r>
+          <m:t>35</m:t>
+        </m:r>
       </m:oMath>
       <w:r>
         <w:t xml:space="preserve"> </w:t>
@@ -3115,7 +3932,7 @@
         <w:t xml:space="preserve">P7</w:t>
       </w:r>
       <w:r>
-        <w:t xml:space="preserve">: kiểm định toàn mẫu châu Á và Thái Bình Dương trên khung 50 nền,</w:t>
+        <w:t xml:space="preserve">: kiểm định toàn mẫu châu Á và Thái Bình Dương trên khung 50 nền kinh tế,</w:t>
       </w:r>
       <w:r>
         <w:t xml:space="preserve"> </w:t>
@@ -3138,7 +3955,7 @@
         <w:t xml:space="preserve"> </w:t>
       </w:r>
       <w:r>
-        <w:t xml:space="preserve">(M2) /</w:t>
+        <w:t xml:space="preserve">(bậc hai) và</w:t>
       </w:r>
       <w:r>
         <w:t xml:space="preserve"> </w:t>
@@ -3161,7 +3978,7 @@
         <w:t xml:space="preserve"> </w:t>
       </w:r>
       <w:r>
-        <w:t xml:space="preserve">(M5 với kiểm soát đầy đủ), điểm uốn = 43,6–51,5% (headline M5 = 43,6%,</w:t>
+        <w:t xml:space="preserve">(mô hình đầy đủ), điểm uốn 43,6–51,5% (mô hình chính 43,6%,</w:t>
       </w:r>
       <w:r>
         <w:t xml:space="preserve"> </w:t>
@@ -3200,7 +4017,224 @@
         </m:r>
       </m:oMath>
       <w:r>
-        <w:t xml:space="preserve">); chữ U ngược định hình rõ nhất ở Nhóm IV (43,0%,</w:t>
+        <w:t xml:space="preserve">); chữ U ngược định hình rõ nhất ở Nhóm IV (43,0%), gần tuyến tính ở Nhóm I, tan rã ở Nhóm V và VI; TCI nâng mặt bằng (</w:t>
+      </w:r>
+      <m:oMath>
+        <m:r>
+          <m:rPr>
+            <m:sty m:val="p"/>
+          </m:rPr>
+          <m:t>+</m:t>
+        </m:r>
+        <m:r>
+          <m:t>0</m:t>
+        </m:r>
+        <m:r>
+          <m:rPr>
+            <m:sty m:val="p"/>
+          </m:rPr>
+          <m:t>,</m:t>
+        </m:r>
+        <m:r>
+          <m:t>141</m:t>
+        </m:r>
+      </m:oMath>
+      <w:r>
+        <w:t xml:space="preserve">,</w:t>
+      </w:r>
+      <w:r>
+        <w:t xml:space="preserve"> </w:t>
+      </w:r>
+      <m:oMath>
+        <m:r>
+          <m:t>p</m:t>
+        </m:r>
+        <m:r>
+          <m:rPr>
+            <m:sty m:val="p"/>
+          </m:rPr>
+          <m:t>&lt;</m:t>
+        </m:r>
+        <m:r>
+          <m:rPr>
+            <m:sty m:val="p"/>
+          </m:rPr>
+          <m:t>,</m:t>
+        </m:r>
+        <m:r>
+          <m:t>001</m:t>
+        </m:r>
+      </m:oMath>
+      <w:r>
+        <w:t xml:space="preserve">), DAI nâng mặt bằng (</w:t>
+      </w:r>
+      <m:oMath>
+        <m:r>
+          <m:rPr>
+            <m:sty m:val="p"/>
+          </m:rPr>
+          <m:t>+</m:t>
+        </m:r>
+        <m:r>
+          <m:t>0</m:t>
+        </m:r>
+        <m:r>
+          <m:rPr>
+            <m:sty m:val="p"/>
+          </m:rPr>
+          <m:t>,</m:t>
+        </m:r>
+        <m:r>
+          <m:t>201</m:t>
+        </m:r>
+      </m:oMath>
+      <w:r>
+        <w:t xml:space="preserve">,</w:t>
+      </w:r>
+      <w:r>
+        <w:t xml:space="preserve"> </w:t>
+      </w:r>
+      <m:oMath>
+        <m:r>
+          <m:t>p</m:t>
+        </m:r>
+        <m:r>
+          <m:rPr>
+            <m:sty m:val="p"/>
+          </m:rPr>
+          <m:t>&lt;</m:t>
+        </m:r>
+        <m:r>
+          <m:rPr>
+            <m:sty m:val="p"/>
+          </m:rPr>
+          <m:t>,</m:t>
+        </m:r>
+        <m:r>
+          <m:t>001</m:t>
+        </m:r>
+      </m:oMath>
+      <w:r>
+        <w:t xml:space="preserve">) với tương tác đường cong cùng chiều nhưng không có ý nghĩa toàn mẫu.</w:t>
+      </w:r>
+    </w:p>
+    <w:p>
+      <w:pPr>
+        <w:numPr>
+          <w:ilvl w:val="0"/>
+          <w:numId w:val="1002"/>
+        </w:numPr>
+      </w:pPr>
+      <w:r>
+        <w:rPr>
+          <w:bCs/>
+          <w:b/>
+        </w:rPr>
+        <w:t xml:space="preserve">P8</w:t>
+      </w:r>
+      <w:r>
+        <w:t xml:space="preserve">: phân tích các nền kinh tế đảo nhỏ đang phát triển Thái Bình Dương (mẫu đầy đủ tám nền gồm Timor-Leste,</w:t>
+      </w:r>
+      <w:r>
+        <w:t xml:space="preserve"> </w:t>
+      </w:r>
+      <m:oMath>
+        <m:r>
+          <m:t>N</m:t>
+        </m:r>
+        <m:r>
+          <m:rPr>
+            <m:sty m:val="p"/>
+          </m:rPr>
+          <m:t>=</m:t>
+        </m:r>
+        <m:r>
+          <m:t>1.916</m:t>
+        </m:r>
+      </m:oMath>
+      <w:r>
+        <w:t xml:space="preserve">, tám cụm), phát hiện vững là</w:t>
+      </w:r>
+      <w:r>
+        <w:t xml:space="preserve"> </w:t>
+      </w:r>
+      <w:r>
+        <w:rPr>
+          <w:bCs/>
+          <w:b/>
+        </w:rPr>
+        <w:t xml:space="preserve">sự tan rã của dạng chữ U ngược</w:t>
+      </w:r>
+      <w:r>
+        <w:t xml:space="preserve"> </w:t>
+      </w:r>
+      <w:r>
+        <w:t xml:space="preserve">— cả độ cong (</w:t>
+      </w:r>
+      <m:oMath>
+        <m:acc>
+          <m:accPr>
+            <m:chr m:val="̂"/>
+          </m:accPr>
+          <m:e>
+            <m:r>
+              <m:t>β</m:t>
+            </m:r>
+          </m:e>
+        </m:acc>
+        <m:d>
+          <m:dPr>
+            <m:begChr m:val="("/>
+            <m:endChr m:val=")"/>
+            <m:sepChr m:val=""/>
+            <m:grow/>
+          </m:dPr>
+          <m:e>
+            <m:sSup>
+              <m:e>
+                <m:r>
+                  <m:rPr>
+                    <m:nor/>
+                    <m:sty m:val="p"/>
+                  </m:rPr>
+                  <m:t>FSTS</m:t>
+                </m:r>
+              </m:e>
+              <m:sup>
+                <m:r>
+                  <m:t>2</m:t>
+                </m:r>
+              </m:sup>
+            </m:sSup>
+          </m:e>
+        </m:d>
+        <m:r>
+          <m:rPr>
+            <m:sty m:val="p"/>
+          </m:rPr>
+          <m:t>=</m:t>
+        </m:r>
+        <m:r>
+          <m:rPr>
+            <m:sty m:val="p"/>
+          </m:rPr>
+          <m:t>+</m:t>
+        </m:r>
+        <m:r>
+          <m:t>0</m:t>
+        </m:r>
+        <m:r>
+          <m:rPr>
+            <m:sty m:val="p"/>
+          </m:rPr>
+          <m:t>,</m:t>
+        </m:r>
+        <m:r>
+          <m:t>553</m:t>
+        </m:r>
+      </m:oMath>
+      <w:r>
+        <w:t xml:space="preserve">,</w:t>
       </w:r>
       <w:r>
         <w:t xml:space="preserve"> </w:t>
@@ -3218,7 +4252,7 @@
                 <m:nor/>
                 <m:sty m:val="p"/>
               </m:rPr>
-              <m:t>LM</m:t>
+              <m:t>wild</m:t>
             </m:r>
           </m:sub>
         </m:sSub>
@@ -3226,7 +4260,7 @@
           <m:rPr>
             <m:sty m:val="p"/>
           </m:rPr>
-          <m:t>&lt;</m:t>
+          <m:t>=</m:t>
         </m:r>
         <m:r>
           <m:rPr>
@@ -3235,24 +4269,21 @@
           <m:t>,</m:t>
         </m:r>
         <m:r>
-          <m:t>001</m:t>
-        </m:r>
-      </m:oMath>
-      <w:r>
-        <w:t xml:space="preserve">), gần tuyến tính ở Nhóm I, tan rã ở Nhóm V–VI; TCI nâng mặt bằng (+0,141,</w:t>
-      </w:r>
-      <w:r>
-        <w:t xml:space="preserve"> </w:t>
-      </w:r>
-      <m:oMath>
-        <m:r>
-          <m:t>p</m:t>
-        </m:r>
-        <m:r>
-          <m:rPr>
-            <m:sty m:val="p"/>
-          </m:rPr>
-          <m:t>&lt;</m:t>
+          <m:t>21</m:t>
+        </m:r>
+      </m:oMath>
+      <w:r>
+        <w:t xml:space="preserve">) lẫn độ dốc (</w:t>
+      </w:r>
+      <m:oMath>
+        <m:r>
+          <m:rPr>
+            <m:sty m:val="p"/>
+          </m:rPr>
+          <m:t>−</m:t>
+        </m:r>
+        <m:r>
+          <m:t>0</m:t>
         </m:r>
         <m:r>
           <m:rPr>
@@ -3261,24 +4292,37 @@
           <m:t>,</m:t>
         </m:r>
         <m:r>
-          <m:t>001</m:t>
-        </m:r>
-      </m:oMath>
-      <w:r>
-        <w:t xml:space="preserve">), DAI nâng mặt bằng (+0,201,</w:t>
-      </w:r>
-      <w:r>
-        <w:t xml:space="preserve"> </w:t>
-      </w:r>
-      <m:oMath>
-        <m:r>
-          <m:t>p</m:t>
-        </m:r>
-        <m:r>
-          <m:rPr>
-            <m:sty m:val="p"/>
-          </m:rPr>
-          <m:t>&lt;</m:t>
+          <m:t>161</m:t>
+        </m:r>
+      </m:oMath>
+      <w:r>
+        <w:t xml:space="preserve">,</w:t>
+      </w:r>
+      <w:r>
+        <w:t xml:space="preserve"> </w:t>
+      </w:r>
+      <m:oMath>
+        <m:sSub>
+          <m:e>
+            <m:r>
+              <m:t>p</m:t>
+            </m:r>
+          </m:e>
+          <m:sub>
+            <m:r>
+              <m:rPr>
+                <m:nor/>
+                <m:sty m:val="p"/>
+              </m:rPr>
+              <m:t>wild</m:t>
+            </m:r>
+          </m:sub>
+        </m:sSub>
+        <m:r>
+          <m:rPr>
+            <m:sty m:val="p"/>
+          </m:rPr>
+          <m:t>=</m:t>
         </m:r>
         <m:r>
           <m:rPr>
@@ -3287,11 +4331,34 @@
           <m:t>,</m:t>
         </m:r>
         <m:r>
-          <m:t>001</m:t>
-        </m:r>
-      </m:oMath>
-      <w:r>
-        <w:t xml:space="preserve">) với tương tác đường cong cùng chiều nhưng không ý nghĩa toàn mẫu.</w:t>
+          <m:t>25</m:t>
+        </m:r>
+      </m:oMath>
+      <w:r>
+        <w:t xml:space="preserve">) đều không có ý nghĩa — tương phản với chữ U ngược của lục địa; FIP được nêu như trường hợp giới hạn lý thuyết, với hệ số âm mạnh (</w:t>
+      </w:r>
+      <m:oMath>
+        <m:r>
+          <m:rPr>
+            <m:sty m:val="p"/>
+          </m:rPr>
+          <m:t>−</m:t>
+        </m:r>
+        <m:r>
+          <m:t>1</m:t>
+        </m:r>
+        <m:r>
+          <m:rPr>
+            <m:sty m:val="p"/>
+          </m:rPr>
+          <m:t>,</m:t>
+        </m:r>
+        <m:r>
+          <m:t>339</m:t>
+        </m:r>
+      </m:oMath>
+      <w:r>
+        <w:t xml:space="preserve">) chỉ xuất hiện trên một bản dựng dữ liệu hạn chế ba cụm và mang tính minh họa, nhạy cảm với phiên bản dữ liệu (xem Mục 4.7.8).</w:t>
       </w:r>
     </w:p>
     <w:p>
@@ -3306,115 +4373,96 @@
           <w:bCs/>
           <w:b/>
         </w:rPr>
-        <w:t xml:space="preserve">P8</w:t>
-      </w:r>
-      <w:r>
-        <w:t xml:space="preserve">: phân tích bảy nền kinh tế đảo nhỏ đang phát triển Thái Bình Dương (Pacific SIDS),</w:t>
-      </w:r>
-      <w:r>
-        <w:t xml:space="preserve"> </w:t>
-      </w:r>
-      <m:oMath>
-        <m:r>
-          <m:t>N</m:t>
-        </m:r>
-        <m:r>
-          <m:rPr>
-            <m:sty m:val="p"/>
-          </m:rPr>
-          <m:t>=</m:t>
-        </m:r>
-        <m:r>
-          <m:t>959</m:t>
-        </m:r>
-      </m:oMath>
-      <w:r>
-        <w:t xml:space="preserve">,</w:t>
-      </w:r>
-      <w:r>
-        <w:t xml:space="preserve"> </w:t>
-      </w:r>
-      <m:oMath>
-        <m:r>
-          <m:t>β</m:t>
-        </m:r>
-        <m:d>
-          <m:dPr>
-            <m:begChr m:val="("/>
-            <m:endChr m:val=")"/>
-            <m:sepChr m:val=""/>
-            <m:grow/>
-          </m:dPr>
-          <m:e>
-            <m:sSub>
-              <m:e>
-                <m:r>
-                  <m:rPr>
-                    <m:nor/>
-                    <m:sty m:val="p"/>
-                  </m:rPr>
-                  <m:t>FSTS</m:t>
-                </m:r>
-              </m:e>
-              <m:sub>
-                <m:r>
-                  <m:t>c</m:t>
-                </m:r>
-              </m:sub>
-            </m:sSub>
-          </m:e>
-        </m:d>
-        <m:r>
-          <m:rPr>
-            <m:sty m:val="p"/>
-          </m:rPr>
-          <m:t>=</m:t>
-        </m:r>
-        <m:r>
-          <m:rPr>
-            <m:sty m:val="p"/>
-          </m:rPr>
-          <m:t>−</m:t>
-        </m:r>
-        <m:r>
-          <m:t>1</m:t>
-        </m:r>
-        <m:r>
-          <m:rPr>
-            <m:sty m:val="p"/>
-          </m:rPr>
-          <m:t>,</m:t>
-        </m:r>
-        <m:sSup>
+        <w:t xml:space="preserve">P9</w:t>
+      </w:r>
+      <w:r>
+        <w:t xml:space="preserve">: phân tích Ấn Độ qua ba đợt WBES 2014–2025 (khoảng 29.000 doanh nghiệp), kiểm định độ bền ngưỡng qua thập kỷ chuyển đổi thể chế. Phát hiện sự</w:t>
+      </w:r>
+      <w:r>
+        <w:t xml:space="preserve"> </w:t>
+      </w:r>
+      <w:r>
+        <w:rPr>
+          <w:iCs/>
+          <w:i/>
+        </w:rPr>
+        <w:t xml:space="preserve">tan biến</w:t>
+      </w:r>
+      <w:r>
+        <w:t xml:space="preserve"> </w:t>
+      </w:r>
+      <w:r>
+        <w:t xml:space="preserve">điểm uốn: 61,8% (2014) rồi 40,7% (2022) rồi mất ý nghĩa độ cong (2025:</w:t>
+      </w:r>
+      <w:r>
+        <w:t xml:space="preserve"> </w:t>
+      </w:r>
+      <m:oMath>
+        <m:sSub>
           <m:e>
             <m:r>
-              <m:t>339</m:t>
+              <m:t>β</m:t>
             </m:r>
           </m:e>
-          <m:sup>
+          <m:sub>
             <m:r>
-              <m:rPr>
-                <m:sty m:val="p"/>
-              </m:rPr>
-              <m:t>*</m:t>
+              <m:t>2</m:t>
             </m:r>
-            <m:r>
-              <m:rPr>
-                <m:sty m:val="p"/>
-              </m:rPr>
-              <m:t>*</m:t>
-            </m:r>
-            <m:r>
-              <m:rPr>
-                <m:sty m:val="p"/>
-              </m:rPr>
-              <m:t>*</m:t>
-            </m:r>
-          </m:sup>
-        </m:sSup>
-      </m:oMath>
-      <w:r>
-        <w:t xml:space="preserve">, FIP xác nhận, quan hệ âm đơn điệu không có điểm uốn.</w:t>
+          </m:sub>
+        </m:sSub>
+        <m:r>
+          <m:rPr>
+            <m:sty m:val="p"/>
+          </m:rPr>
+          <m:t>=</m:t>
+        </m:r>
+        <m:r>
+          <m:rPr>
+            <m:sty m:val="p"/>
+          </m:rPr>
+          <m:t>−</m:t>
+        </m:r>
+        <m:r>
+          <m:t>0</m:t>
+        </m:r>
+        <m:r>
+          <m:rPr>
+            <m:sty m:val="p"/>
+          </m:rPr>
+          <m:t>,</m:t>
+        </m:r>
+        <m:r>
+          <m:t>16</m:t>
+        </m:r>
+      </m:oMath>
+      <w:r>
+        <w:t xml:space="preserve">,</w:t>
+      </w:r>
+      <w:r>
+        <w:t xml:space="preserve"> </w:t>
+      </w:r>
+      <m:oMath>
+        <m:r>
+          <m:t>p</m:t>
+        </m:r>
+        <m:r>
+          <m:rPr>
+            <m:sty m:val="p"/>
+          </m:rPr>
+          <m:t>=</m:t>
+        </m:r>
+        <m:r>
+          <m:rPr>
+            <m:sty m:val="p"/>
+          </m:rPr>
+          <m:t>,</m:t>
+        </m:r>
+        <m:r>
+          <m:t>42</m:t>
+        </m:r>
+      </m:oMath>
+      <w:r>
+        <w:t xml:space="preserve">), kèm tương tác Tầng 2 (UPI) âm, bằng chứng đầu tiên rằng chuyển đổi thể chế cực mạnh có thể hòa tan chứ không chỉ dịch chuyển ngưỡng.</w:t>
       </w:r>
     </w:p>
     <w:p>
@@ -3429,30 +4477,121 @@
           <w:bCs/>
           <w:b/>
         </w:rPr>
-        <w:t xml:space="preserve">P9</w:t>
-      </w:r>
-      <w:r>
-        <w:t xml:space="preserve">: phân tích Ấn Độ qua ba đợt WBES 2014–2025 (~29.000 doanh nghiệp), kiểm định độ bền ngưỡng I–P qua thập kỷ chuyển đổi thể chế. Phát hiện sự</w:t>
-      </w:r>
-      <w:r>
-        <w:t xml:space="preserve"> </w:t>
-      </w:r>
-      <w:r>
-        <w:rPr>
-          <w:iCs/>
-          <w:i/>
-        </w:rPr>
-        <w:t xml:space="preserve">tan biến</w:t>
-      </w:r>
-      <w:r>
-        <w:t xml:space="preserve"> </w:t>
-      </w:r>
-      <w:r>
-        <w:t xml:space="preserve">điểm uốn chữ U ngược: TP = 61,8% (2014) rồi 40,7% (2022) rồi mất ý nghĩa độ cong (2025: β₂ = −0,16, p = ,42), kèm tương tác DAI Tier-2 (UPI) âm, bằng chứng đầu tiên rằng chuyển đổi thể chế cực mạnh có thể hòa tan (chứ không chỉ dịch chuyển) ngưỡng. Đích MIR/IJOEM; kế thừa công trình tiền đề Do &amp; Phan (2025, IntechOpen).</w:t>
-      </w:r>
-    </w:p>
-    <w:bookmarkEnd w:id="52"/>
-    <w:bookmarkStart w:id="53" w:name="phát-hiện-trung-tâm"/>
+        <w:t xml:space="preserve">P10</w:t>
+      </w:r>
+      <w:r>
+        <w:t xml:space="preserve">: phân tích Nhật Bản, đợt khảo sát WBES đầu tiên năm 2025 (tiên tiến đổi mới), xác nhận dự đoán biên trên: quan hệ duỗi thẳng về gần tuyến tính dương với điểm uốn nằm ngoài miền quan sát, năng lực và đặc trưng quản trị nâng mặt bằng nhưng không uốn đường cong.</w:t>
+      </w:r>
+    </w:p>
+    <w:p>
+      <w:pPr>
+        <w:numPr>
+          <w:ilvl w:val="0"/>
+          <w:numId w:val="1002"/>
+        </w:numPr>
+      </w:pPr>
+      <w:r>
+        <w:rPr>
+          <w:bCs/>
+          <w:b/>
+        </w:rPr>
+        <w:t xml:space="preserve">Chương sách</w:t>
+      </w:r>
+      <w:r>
+        <w:t xml:space="preserve"> </w:t>
+      </w:r>
+      <w:r>
+        <w:t xml:space="preserve">(Do &amp; Phan, 2025, IntechOpen): nghiên cứu tập trung vào quản trị cấp cao tại Ấn Độ (</w:t>
+      </w:r>
+      <m:oMath>
+        <m:r>
+          <m:t>N</m:t>
+        </m:r>
+        <m:r>
+          <m:rPr>
+            <m:sty m:val="p"/>
+          </m:rPr>
+          <m:t>=</m:t>
+        </m:r>
+        <m:r>
+          <m:t>380</m:t>
+        </m:r>
+      </m:oMath>
+      <w:r>
+        <w:t xml:space="preserve">), tỷ suất lợi nhuận trên doanh thu là biến phụ thuộc; quốc tế hóa tác động âm tuyến tính (</w:t>
+      </w:r>
+      <m:oMath>
+        <m:r>
+          <m:rPr>
+            <m:sty m:val="p"/>
+          </m:rPr>
+          <m:t>−</m:t>
+        </m:r>
+        <m:r>
+          <m:t>36</m:t>
+        </m:r>
+        <m:r>
+          <m:rPr>
+            <m:sty m:val="p"/>
+          </m:rPr>
+          <m:t>,</m:t>
+        </m:r>
+        <m:r>
+          <m:t>66</m:t>
+        </m:r>
+      </m:oMath>
+      <w:r>
+        <w:t xml:space="preserve">), kinh nghiệm (</w:t>
+      </w:r>
+      <m:oMath>
+        <m:r>
+          <m:rPr>
+            <m:sty m:val="p"/>
+          </m:rPr>
+          <m:t>+</m:t>
+        </m:r>
+        <m:r>
+          <m:t>1</m:t>
+        </m:r>
+        <m:r>
+          <m:rPr>
+            <m:sty m:val="p"/>
+          </m:rPr>
+          <m:t>,</m:t>
+        </m:r>
+        <m:r>
+          <m:t>55</m:t>
+        </m:r>
+      </m:oMath>
+      <w:r>
+        <w:t xml:space="preserve">) và lãnh đạo nữ (</w:t>
+      </w:r>
+      <m:oMath>
+        <m:r>
+          <m:rPr>
+            <m:sty m:val="p"/>
+          </m:rPr>
+          <m:t>+</m:t>
+        </m:r>
+        <m:r>
+          <m:t>77</m:t>
+        </m:r>
+        <m:r>
+          <m:rPr>
+            <m:sty m:val="p"/>
+          </m:rPr>
+          <m:t>,</m:t>
+        </m:r>
+        <m:r>
+          <m:t>03</m:t>
+        </m:r>
+      </m:oMath>
+      <w:r>
+        <w:t xml:space="preserve">) điều tiết dương, cung cấp bằng chứng đơn quốc gia cho H4.</w:t>
+      </w:r>
+    </w:p>
+    <w:bookmarkEnd w:id="66"/>
+    <w:bookmarkStart w:id="67" w:name="phát-hiện-trung-tâm"/>
     <w:p>
       <w:pPr>
         <w:pStyle w:val="Heading3"/>
@@ -3500,7 +4639,7 @@
         <w:pStyle w:val="FirstParagraph"/>
       </w:pPr>
       <w:r>
-        <w:t xml:space="preserve">Bằng chứng từ 238 nghiên cứu (P6 meta-analysis) và 81.022 doanh nghiệp tại 50 nền kinh tế châu Á và Thái Bình Dương (P7) đều chỉ đến kết luận này. Quan hệ I–P không phải là một đường cong phổ quát mà là một</w:t>
+        <w:t xml:space="preserve">Bằng chứng từ 238 nghiên cứu (P6 meta-analysis) và 81.022 doanh nghiệp tại 50 nền kinh tế châu Á và Thái Bình Dương (P7) đều chỉ đến kết luận này. Quan hệ quốc tế hóa và hiệu quả không phải là một đường cong phổ quát mà là một</w:t>
       </w:r>
       <w:r>
         <w:t xml:space="preserve"> </w:t>
@@ -3516,11 +4655,11 @@
         <w:t xml:space="preserve"> </w:t>
       </w:r>
       <w:r>
-        <w:t xml:space="preserve">(family of context-dependent curves): chữ U ngược định hình ở vùng giữa gradient thể chế, duỗi thẳng ở biên trên và tan rã ở biên dưới, thể chế càng mạnh, điểm uốn càng sớm (FSTS thấp hơn).</w:t>
-      </w:r>
-    </w:p>
-    <w:bookmarkEnd w:id="53"/>
-    <w:bookmarkStart w:id="54" w:name="ý-nghĩa-đối-với-lý-thuyết-và-thực-tiễn"/>
+        <w:t xml:space="preserve">(family of context-dependent curves): chữ U ngược định hình rõ nhất ở vùng giữa gradient thể chế (Nhóm IV, điểm uốn khoảng 43%), duỗi thẳng gần tuyến tính ở biên trên nơi thể chế mạnh đẩy điểm uốn ra mức cường độ xuất khẩu rất cao (Singapore khoảng 88,6%, gần hoặc vượt biên dữ liệu quan sát), và tan rã ở biên dưới nơi thể chế yếu nhất; nghĩa là thể chế càng mạnh, doanh nghiệp càng duy trì lợi ích từ quốc tế hóa đến mức cường độ cao hơn trước khi đạt đỉnh.</w:t>
+      </w:r>
+    </w:p>
+    <w:bookmarkEnd w:id="67"/>
+    <w:bookmarkStart w:id="68" w:name="ý-nghĩa-đối-với-lý-thuyết-và-thực-tiễn"/>
     <w:p>
       <w:pPr>
         <w:pStyle w:val="Heading3"/>
@@ -3534,7 +4673,7 @@
         <w:pStyle w:val="FirstParagraph"/>
       </w:pPr>
       <w:r>
-        <w:t xml:space="preserve">Về lý thuyết, luận án đóng góp vào ba dòng nghiên cứu: (i) meta-analytic văn liệu về I–P bằng cách phân tách cấu trúc dị biệt và xác định ICRV như biến điều tiết có ý nghĩa; (ii) văn liệu về digital capability bằng cách làm rõ DAI là nguồn lực tình huống chứ không phải năng lực nền tảng; và (iii) văn liệu về internationalization và SIDS bằng cách đặt tên và cung cấp bằng chứng đầu tiên cho FIP.</w:t>
+        <w:t xml:space="preserve">Về lý thuyết, luận án đóng góp vào ba dòng nghiên cứu: (i) phân tích tổng hợp tài liệu về quốc tế hóa và hiệu quả bằng cách phân tách cấu trúc dị biệt và xác định ICRV như biến điều tiết có ý nghĩa; (ii) tài liệu về năng lực số bằng cách làm rõ DAI là nguồn lực tình huống chứ không phải năng lực nền tảng; và (iii) tài liệu về quốc tế hóa và SIDS bằng cách đặt tên và cung cấp bằng chứng đầu tiên cho FIP.</w:t>
       </w:r>
     </w:p>
     <w:p>
@@ -3545,8 +4684,8 @@
         <w:t xml:space="preserve">Về thực tiễn, luận án cung cấp cơ sở để nhà hoạch định chính sách và nhà quản trị doanh nghiệp tại từng bối cảnh ICRV cụ thể hiệu chỉnh chiến lược quốc tế hóa phù hợp, không áp dụng máy móc bài học từ Singapore hay Nhật Bản vào bối cảnh Việt Nam hay SIDS, mà nhận ra sự phụ thuộc bối cảnh như là nguyên lý căn bản trong hoạch định chiến lược quốc tế hóa.</w:t>
       </w:r>
     </w:p>
-    <w:bookmarkEnd w:id="54"/>
-    <w:bookmarkStart w:id="55" w:name="lời-kết"/>
+    <w:bookmarkEnd w:id="68"/>
+    <w:bookmarkStart w:id="69" w:name="lời-kết"/>
     <w:p>
       <w:pPr>
         <w:pStyle w:val="Heading3"/>
@@ -3560,7 +4699,7 @@
         <w:pStyle w:val="FirstParagraph"/>
       </w:pPr>
       <w:r>
-        <w:t xml:space="preserve">Luận án này bắt đầu từ câu hỏi đơn giản: quốc tế hóa có cải thiện hiệu quả của doanh nghiệp không? Câu trả lời, sau chín nghiên cứu và phân tích trên hàng chục ngàn doanh nghiệp ở gần năm mươi nền kinh tế, là:</w:t>
+        <w:t xml:space="preserve">Luận án này bắt đầu từ câu hỏi đơn giản: quốc tế hóa có cải thiện hiệu quả của doanh nghiệp không? Câu trả lời, sau mười nghiên cứu thành phần và một chương sách, phân tích trên hàng chục ngàn doanh nghiệp ở gần năm mươi nền kinh tế, là:</w:t>
       </w:r>
       <w:r>
         <w:t xml:space="preserve"> </w:t>
@@ -3573,7 +4712,7 @@
         <w:t xml:space="preserve">có, thường là như vậy, nhưng không phải lúc nào, và không phải ở mọi nơi</w:t>
       </w:r>
       <w:r>
-        <w:t xml:space="preserve">. Giới hạn của lợi ích là có thực, phụ thuộc vào bối cảnh thể chế, và trong trường hợp SIDS, quốc tế hóa bắt buộc có thể gây ra thiệt hại. Hiểu biết này, rằng quan hệ I–P là quan hệ có điều kiện theo thể chế, không phải quan hệ phổ quát, là đóng góp cốt lõi mà luận án mang lại cho khoa học quản trị kinh doanh quốc tế.</w:t>
+        <w:t xml:space="preserve">. Giới hạn của lợi ích là có thực, phụ thuộc vào bối cảnh thể chế, và trong trường hợp các nền kinh tế đảo nhỏ, quốc tế hóa bắt buộc có thể gây ra thiệt hại. Hiểu biết này, rằng quan hệ quốc tế hóa và hiệu quả là quan hệ có điều kiện theo thể chế chứ không phải quan hệ phổ quát, là đóng góp cốt lõi mà luận án mang lại cho khoa học quản trị kinh doanh quốc tế.</w:t>
       </w:r>
     </w:p>
     <w:p>
@@ -3583,8 +4722,8 @@
         </w:pict>
       </w:r>
     </w:p>
-    <w:bookmarkEnd w:id="55"/>
-    <w:bookmarkEnd w:id="56"/>
+    <w:bookmarkEnd w:id="69"/>
+    <w:bookmarkEnd w:id="70"/>
     <w:sectPr>
       <w:pgSz w:h="16838" w:w="11906"/>
       <w:pgMar w:bottom="1417" w:left="1417" w:right="1417" w:top="1417"/>

--- a/dist/luan_an_ctu/chuong_5_ket_luan_de_xuat_vi.docx
+++ b/dist/luan_an_ctu/chuong_5_ket_luan_de_xuat_vi.docx
@@ -1133,7 +1133,24 @@
         <w:pStyle w:val="BodyText"/>
       </w:pPr>
       <w:r>
-        <w:t xml:space="preserve">Phát hiện vững trên mẫu đầy đủ tám nền kinh tế là</w:t>
+        <w:t xml:space="preserve">Phát hiện vững trên mẫu đầy đủ bảy nền đảo nhỏ Thái Bình Dương (</w:t>
+      </w:r>
+      <m:oMath>
+        <m:r>
+          <m:t>N</m:t>
+        </m:r>
+        <m:r>
+          <m:rPr>
+            <m:sty m:val="p"/>
+          </m:rPr>
+          <m:t>=</m:t>
+        </m:r>
+        <m:r>
+          <m:t>1.450</m:t>
+        </m:r>
+      </m:oMath>
+      <w:r>
+        <w:t xml:space="preserve">) là</w:t>
       </w:r>
       <w:r>
         <w:t xml:space="preserve"> </w:t>
@@ -1149,7 +1166,7 @@
         <w:t xml:space="preserve"> </w:t>
       </w:r>
       <w:r>
-        <w:t xml:space="preserve">(cả độ cong lẫn độ dốc đều không có ý nghĩa thống kê), tương phản sắc nét với chữ U ngược của lục địa; FIP được hiểu như</w:t>
+        <w:t xml:space="preserve">(độ dốc không có ý nghĩa và độ cong chỉ đạt mức biên), tương phản sắc nét với chữ U ngược của lục địa; FIP được hiểu như</w:t>
       </w:r>
       <w:r>
         <w:t xml:space="preserve"> </w:t>
@@ -1321,7 +1338,7 @@
         <w:t xml:space="preserve"> </w:t>
       </w:r>
       <w:r>
-        <w:t xml:space="preserve">(cả độ cong lẫn độ dốc đều không có ý nghĩa trên mẫu đầy đủ tám nền), với quan hệ nghiêng về một dạng âm đơn điệu như trường hợp giới hạn lý thuyết, gánh nặng quốc tế hóa bắt buộc (hệ số −1,339 chỉ xuất hiện trên một bản dựng dữ liệu hạn chế ba cụm, mang tính minh họa và nhạy cảm với phiên bản dữ liệu, xem Mục 4.7.8). Như vậy, ba vùng không phải là ba hiện tượng tách biệt mà là biểu hiện liên tục của cùng một cơ chế thể chế: khi đệm thể chế dày, dư địa quốc tế hóa có lợi mở rộng đến mức nhánh suy giảm biến mất; khi đệm thể chế mỏng dần, điểm uốn dịch về phía trái và độ cong sắc nét lên; khi đệm thể chế cạn kiệt, bản thân điểm tối ưu biến mất và phần thưởng của quốc tế hóa chuyển thành tổn thất.</w:t>
+        <w:t xml:space="preserve">(độ dốc không có ý nghĩa và độ cong chỉ đạt mức biên trên mẫu đầy đủ bảy nền Thái Bình Dương), với quan hệ nghiêng về một dạng âm đơn điệu như trường hợp giới hạn lý thuyết, gánh nặng quốc tế hóa bắt buộc (hệ số −1,339 chỉ xuất hiện trên một bản dựng dữ liệu hạn chế ba cụm, mang tính minh họa và nhạy cảm với phiên bản dữ liệu, xem Mục 4.7.8). Như vậy, ba vùng không phải là ba hiện tượng tách biệt mà là biểu hiện liên tục của cùng một cơ chế thể chế: khi đệm thể chế dày, dư địa quốc tế hóa có lợi mở rộng đến mức nhánh suy giảm biến mất; khi đệm thể chế mỏng dần, điểm uốn dịch về phía trái và độ cong sắc nét lên; khi đệm thể chế cạn kiệt, bản thân điểm tối ưu biến mất và phần thưởng của quốc tế hóa chuyển thành tổn thất.</w:t>
       </w:r>
     </w:p>
     <w:p>
@@ -2177,7 +2194,7 @@
         <w:pStyle w:val="BodyText"/>
       </w:pPr>
       <w:r>
-        <w:t xml:space="preserve">Đối với năng lực công nghệ, bằng chứng hội tụ mạnh mẽ rằng đây là yếu tố nâng mặt bằng phổ quát: hiệu ứng trực tiếp dương và có ý nghĩa cao xuất hiện nhất quán ở mọi bối cảnh (Việt Nam +0,179 dạng biến công cụ; Trung Quốc từ +0,26 đến +0,43; toàn mẫu 50 nền +0,141; Nhật Bản +0,100; SIDS +0,299), trong khi các tương tác uốn đường cong với cường độ xuất khẩu không đạt ý nghĩa thống kê trên toàn mẫu và chỉ định hình ở một bối cảnh đơn quốc gia. Ngay cả tại SIDS, nơi quan hệ tổng thể là âm đơn điệu, năng lực công nghệ vẫn nâng mặt bằng năng suất nhưng không thể uốn độ dốc âm sang vùng dương, một bằng chứng đặc biệt thuyết phục rằng vai trò của năng lực công nghệ là nâng sàn chứ không phải định hình đường cong.</w:t>
+        <w:t xml:space="preserve">Đối với năng lực công nghệ, bằng chứng hội tụ mạnh mẽ rằng đây là yếu tố nâng mặt bằng phổ quát: hiệu ứng trực tiếp dương và có ý nghĩa cao xuất hiện nhất quán ở mọi bối cảnh (Việt Nam +0,179 dạng biến công cụ; Trung Quốc từ +0,26 đến +0,43; toàn mẫu 50 nền +0,141; Nhật Bản +0,100; SIDS +0,064), trong khi các tương tác uốn đường cong với cường độ xuất khẩu không đạt ý nghĩa thống kê trên toàn mẫu và chỉ định hình ở một bối cảnh đơn quốc gia. Ngay cả tại SIDS, nơi dạng chữ U ngược tan rã, năng lực công nghệ vẫn nâng mặt bằng năng suất nhưng không thể uốn độ dốc sang vùng có lợi, một bằng chứng đặc biệt thuyết phục rằng vai trò của năng lực công nghệ là nâng sàn chứ không phải định hình đường cong.</w:t>
       </w:r>
     </w:p>
     <w:p>
@@ -4133,7 +4150,7 @@
         <w:t xml:space="preserve">P8</w:t>
       </w:r>
       <w:r>
-        <w:t xml:space="preserve">: phân tích các nền kinh tế đảo nhỏ đang phát triển Thái Bình Dương (mẫu đầy đủ tám nền gồm Timor-Leste,</w:t>
+        <w:t xml:space="preserve">: phân tích bảy nền kinh tế đảo nhỏ đang phát triển Thái Bình Dương (loại Timor-Leste theo phân loại WB/UN;</w:t>
       </w:r>
       <w:r>
         <w:t xml:space="preserve"> </w:t>
@@ -4149,11 +4166,11 @@
           <m:t>=</m:t>
         </m:r>
         <m:r>
-          <m:t>1.916</m:t>
-        </m:r>
-      </m:oMath>
-      <w:r>
-        <w:t xml:space="preserve">, tám cụm), phát hiện vững là</w:t>
+          <m:t>1.450</m:t>
+        </m:r>
+      </m:oMath>
+      <w:r>
+        <w:t xml:space="preserve">, bảy cụm), phát hiện vững là</w:t>
       </w:r>
       <w:r>
         <w:t xml:space="preserve"> </w:t>
@@ -4169,7 +4186,69 @@
         <w:t xml:space="preserve"> </w:t>
       </w:r>
       <w:r>
-        <w:t xml:space="preserve">— cả độ cong (</w:t>
+        <w:t xml:space="preserve">— độ dốc (</w:t>
+      </w:r>
+      <m:oMath>
+        <m:r>
+          <m:rPr>
+            <m:sty m:val="p"/>
+          </m:rPr>
+          <m:t>−</m:t>
+        </m:r>
+        <m:r>
+          <m:t>0</m:t>
+        </m:r>
+        <m:r>
+          <m:rPr>
+            <m:sty m:val="p"/>
+          </m:rPr>
+          <m:t>,</m:t>
+        </m:r>
+        <m:r>
+          <m:t>085</m:t>
+        </m:r>
+      </m:oMath>
+      <w:r>
+        <w:t xml:space="preserve">,</w:t>
+      </w:r>
+      <w:r>
+        <w:t xml:space="preserve"> </w:t>
+      </w:r>
+      <m:oMath>
+        <m:sSub>
+          <m:e>
+            <m:r>
+              <m:t>p</m:t>
+            </m:r>
+          </m:e>
+          <m:sub>
+            <m:r>
+              <m:rPr>
+                <m:nor/>
+                <m:sty m:val="p"/>
+              </m:rPr>
+              <m:t>wild</m:t>
+            </m:r>
+          </m:sub>
+        </m:sSub>
+        <m:r>
+          <m:rPr>
+            <m:sty m:val="p"/>
+          </m:rPr>
+          <m:t>=</m:t>
+        </m:r>
+        <m:r>
+          <m:rPr>
+            <m:sty m:val="p"/>
+          </m:rPr>
+          <m:t>,</m:t>
+        </m:r>
+        <m:r>
+          <m:t>66</m:t>
+        </m:r>
+      </m:oMath>
+      <w:r>
+        <w:t xml:space="preserve">) không có ý nghĩa và độ cong (</w:t>
       </w:r>
       <m:oMath>
         <m:acc>
@@ -4230,7 +4309,7 @@
           <m:t>,</m:t>
         </m:r>
         <m:r>
-          <m:t>553</m:t>
+          <m:t>696</m:t>
         </m:r>
       </m:oMath>
       <w:r>
@@ -4269,73 +4348,11 @@
           <m:t>,</m:t>
         </m:r>
         <m:r>
-          <m:t>21</m:t>
-        </m:r>
-      </m:oMath>
-      <w:r>
-        <w:t xml:space="preserve">) lẫn độ dốc (</w:t>
-      </w:r>
-      <m:oMath>
-        <m:r>
-          <m:rPr>
-            <m:sty m:val="p"/>
-          </m:rPr>
-          <m:t>−</m:t>
-        </m:r>
-        <m:r>
-          <m:t>0</m:t>
-        </m:r>
-        <m:r>
-          <m:rPr>
-            <m:sty m:val="p"/>
-          </m:rPr>
-          <m:t>,</m:t>
-        </m:r>
-        <m:r>
-          <m:t>161</m:t>
-        </m:r>
-      </m:oMath>
-      <w:r>
-        <w:t xml:space="preserve">,</w:t>
-      </w:r>
-      <w:r>
-        <w:t xml:space="preserve"> </w:t>
-      </w:r>
-      <m:oMath>
-        <m:sSub>
-          <m:e>
-            <m:r>
-              <m:t>p</m:t>
-            </m:r>
-          </m:e>
-          <m:sub>
-            <m:r>
-              <m:rPr>
-                <m:nor/>
-                <m:sty m:val="p"/>
-              </m:rPr>
-              <m:t>wild</m:t>
-            </m:r>
-          </m:sub>
-        </m:sSub>
-        <m:r>
-          <m:rPr>
-            <m:sty m:val="p"/>
-          </m:rPr>
-          <m:t>=</m:t>
-        </m:r>
-        <m:r>
-          <m:rPr>
-            <m:sty m:val="p"/>
-          </m:rPr>
-          <m:t>,</m:t>
-        </m:r>
-        <m:r>
-          <m:t>25</m:t>
-        </m:r>
-      </m:oMath>
-      <w:r>
-        <w:t xml:space="preserve">) đều không có ý nghĩa — tương phản với chữ U ngược của lục địa; FIP được nêu như trường hợp giới hạn lý thuyết, với hệ số âm mạnh (</w:t>
+          <m:t>082</m:t>
+        </m:r>
+      </m:oMath>
+      <w:r>
+        <w:t xml:space="preserve">) chỉ đạt mức biên — tương phản với chữ U ngược của lục địa; FIP được nêu như trường hợp giới hạn lý thuyết, với hệ số âm mạnh (</w:t>
       </w:r>
       <m:oMath>
         <m:r>

--- a/dist/luan_an_ctu/chuong_5_ket_luan_de_xuat_vi.docx
+++ b/dist/luan_an_ctu/chuong_5_ket_luan_de_xuat_vi.docx
@@ -193,7 +193,7 @@
         </m:r>
       </m:oMath>
       <w:r>
-        <w:t xml:space="preserve">) và ước lượng toàn mẫu trên khung 50 nền kinh tế (P7,</w:t>
+        <w:t xml:space="preserve">) và ước lượng toàn mẫu trên khung 49 nền kinh tế (P7,</w:t>
       </w:r>
       <w:r>
         <w:t xml:space="preserve"> </w:t>
@@ -209,7 +209,7 @@
           <m:t>=</m:t>
         </m:r>
         <m:r>
-          <m:t>81.022</m:t>
+          <m:t>80.373</m:t>
         </m:r>
       </m:oMath>
       <w:r>
@@ -250,7 +250,7 @@
         <w:t xml:space="preserve">cả một chế độ thể chế</w:t>
       </w:r>
       <w:r>
-        <w:t xml:space="preserve">, được vận hành hóa thành sáu chế độ con ICRV, xác định điều kiện biên cho quan hệ quốc tế hóa và hiệu quả. lý thuyết thể chế của North (1990) và Khanna và Palepu (2010) dự đoán rằng thể chế định hình chi phí giao dịch và cấu trúc khuyến khích; kết quả ICRV gradient là biểu hiện thực nghiệm của cơ chế này ở quy mô 50 nền kinh tế châu Á và Thái Bình Dương (P7).</w:t>
+        <w:t xml:space="preserve">, được vận hành hóa thành sáu chế độ con ICRV, xác định điều kiện biên cho quan hệ quốc tế hóa và hiệu quả. lý thuyết thể chế của North (1990) và Khanna và Palepu (2010) dự đoán rằng thể chế định hình chi phí giao dịch và cấu trúc khuyến khích; kết quả ICRV gradient là biểu hiện thực nghiệm của cơ chế này ở quy mô 49 nền kinh tế châu Á và Thái Bình Dương (P7).</w:t>
       </w:r>
     </w:p>
     <w:p>
@@ -334,7 +334,7 @@
         <w:t xml:space="preserve"> </w:t>
       </w:r>
       <w:r>
-        <w:t xml:space="preserve">tại bối cảnh quốc gia cụ thể (P3 Việt Nam, môi trường chuyển đổi với phân mảnh thể chế tạo điều kiện cho TCI reshaping hiệu ứng), không phổ quát trên toàn mẫu 50 nền kinh tế (P7: tương tác FSTS×TCI và FSTS²×TCI đều không ý nghĩa). H2 được</w:t>
+        <w:t xml:space="preserve">tại bối cảnh quốc gia cụ thể (P3 Việt Nam, môi trường chuyển đổi với phân mảnh thể chế tạo điều kiện cho TCI reshaping hiệu ứng), không phổ quát trên toàn mẫu 49 nền kinh tế (P7: tương tác FSTS×TCI và FSTS²×TCI đều không ý nghĩa). H2 được</w:t>
       </w:r>
       <w:r>
         <w:t xml:space="preserve"> </w:t>
@@ -389,7 +389,7 @@
         <w:pStyle w:val="FirstParagraph"/>
       </w:pPr>
       <w:r>
-        <w:t xml:space="preserve">Kết quả về chỉ số chấp nhận số (DAI) phức tạp hơn và có nhiều sắc thái hơn so với TCI. Trên toàn mẫu P7 (khung 50 nền kinh tế), DAI có hiệu ứng nâng mặt bằng năng suất dương và có ý nghĩa cao (</w:t>
+        <w:t xml:space="preserve">Kết quả về chỉ số chấp nhận số (DAI) phức tạp hơn và có nhiều sắc thái hơn so với TCI. Trên toàn mẫu P7 (khung 49 nền kinh tế), DAI có hiệu ứng nâng mặt bằng năng suất dương và có ý nghĩa cao (</w:t>
       </w:r>
       <m:oMath>
         <m:acc>
@@ -850,7 +850,7 @@
         <w:pStyle w:val="BodyText"/>
       </w:pPr>
       <w:r>
-        <w:t xml:space="preserve">Một giải thích bổ sung từ Lý thuyết thể chế: ở các bối cảnh ICRV thấp với nhiều khoảng trống thể chế (Khanna &amp; Palepu, 2010), doanh nghiệp xuất khẩu có thể phụ thuộc vào DAI nhiều hơn như một cơ chế bù đắp cho thiếu hụt hạ tầng thể chế (hiệu ứng lá chắn số đã ghi nhận ở nghiên cứu thành phần P1 trên 17 nền). Trên khung 50 nền, tương tác chế độ-yếu với độ dốc đường cong ở mức biên ý nghĩa (FSTS×chế độ yếu = −0,523, p =,087), nhất quán về chiều với lập luận này nhưng cần kiểm định nhân quả chặt hơn trước khi khẳng định.</w:t>
+        <w:t xml:space="preserve">Một giải thích bổ sung từ Lý thuyết thể chế: ở các bối cảnh ICRV thấp với nhiều khoảng trống thể chế (Khanna &amp; Palepu, 2010), doanh nghiệp xuất khẩu có thể phụ thuộc vào DAI nhiều hơn như một cơ chế bù đắp cho thiếu hụt hạ tầng thể chế (hiệu ứng lá chắn số đã ghi nhận ở nghiên cứu thành phần P1 trên 17 nền). Trên khung 49 nền, tương tác chế độ-yếu với độ dốc đường cong ở mức biên ý nghĩa (FSTS×chế độ yếu = −0,523, p =,087), nhất quán về chiều với lập luận này nhưng cần kiểm định nhân quả chặt hơn trước khi khẳng định.</w:t>
       </w:r>
     </w:p>
     <w:bookmarkEnd w:id="24"/>
@@ -868,7 +868,7 @@
         <w:pStyle w:val="FirstParagraph"/>
       </w:pPr>
       <w:r>
-        <w:t xml:space="preserve">Kết quả về H4 trên khung 50 nền cho thấy đặc điểm nhà quản trị cấp cao</w:t>
+        <w:t xml:space="preserve">Kết quả về H4 trên khung 49 nền cho thấy đặc điểm nhà quản trị cấp cao</w:t>
       </w:r>
       <w:r>
         <w:t xml:space="preserve"> </w:t>
@@ -972,7 +972,7 @@
         </m:r>
       </m:oMath>
       <w:r>
-        <w:t xml:space="preserve">). Kết quả này nhất quán với lập luận của Lý thuyết thượng tầng quản trị (Hambrick &amp; Mason, 1984) ở dạng có điều kiện: tác động của đặc điểm lãnh đạo phụ thuộc mạnh vào bối cảnh thể chế và cấu trúc ngành mà doanh nghiệp hoạt động, thay vì là một hiệu ứng đồng nhất xuyên 50 nền kinh tế; hệ số mức âm nhẹ nhiều khả năng phản ánh sự phân bố không ngẫu nhiên của nữ quản lý vào các ngành thâm dụng lao động biên thấp, một dạng chọn lọc ngành cần thiết kế nhận dạng riêng để bóc tách.</w:t>
+        <w:t xml:space="preserve">). Kết quả này nhất quán với lập luận của Lý thuyết thượng tầng quản trị (Hambrick &amp; Mason, 1984) ở dạng có điều kiện: tác động của đặc điểm lãnh đạo phụ thuộc mạnh vào bối cảnh thể chế và cấu trúc ngành mà doanh nghiệp hoạt động, thay vì là một hiệu ứng đồng nhất xuyên 49 nền kinh tế; hệ số mức âm nhẹ nhiều khả năng phản ánh sự phân bố không ngẫu nhiên của nữ quản lý vào các ngành thâm dụng lao động biên thấp, một dạng chọn lọc ngành cần thiết kế nhận dạng riêng để bóc tách.</w:t>
       </w:r>
     </w:p>
     <w:p>
@@ -1314,7 +1314,7 @@
         <w:pStyle w:val="BodyText"/>
       </w:pPr>
       <w:r>
-        <w:t xml:space="preserve">Ở biên trên của gradient (chế độ tiên tiến đổi mới, Nhóm I), đường cong duỗi thẳng thành quan hệ gần tuyến tính dương, với nhánh đi xuống bị đẩy ra ngoài miền cường độ xuất khẩu quan sát được. Ba nguồn bằng chứng độc lập hội tụ về kết luận này: Singapore với điểm uốn ước lượng quanh 88,6% nhưng không định vị tin cậy (P4); ước lượng cấp nhóm Advanced trên khung 50 nền với điểm uốn ngoài miền dữ liệu (P7); và Nhật Bản với hiệu ứng tuyến tính dương cao (+0,671, p &lt; 0,001) trong khi số hạng bậc hai không bao giờ tiệm cận ý nghĩa qua mọi đặc tả (P10). Bằng chứng Nhật Bản mang sức nặng đặc biệt vì chính các tập đoàn đa quốc gia Nhật Bản là nơi giả thuyết phi tuyến được thiết lập ban đầu; việc nền kinh tế này, khi được quan sát trên bộ công cụ hài hòa, lại nằm trọn trên một nhánh đi lên dài, xác nhận rằng dạng phi tuyến cổ điển là kết quả có điều kiện chứ không phải quy luật phổ quát.</w:t>
+        <w:t xml:space="preserve">Ở biên trên của gradient (chế độ tiên tiến đổi mới, Nhóm I), đường cong duỗi thẳng thành quan hệ gần tuyến tính dương, với nhánh đi xuống bị đẩy ra ngoài miền cường độ xuất khẩu quan sát được. Ba nguồn bằng chứng độc lập hội tụ về kết luận này: Singapore với điểm uốn ước lượng quanh 88,6% nhưng không định vị tin cậy (P4); ước lượng cấp nhóm Advanced trên khung 49 nền với điểm uốn ngoài miền dữ liệu (P7); và Nhật Bản với hiệu ứng tuyến tính dương cao (+0,671, p &lt; 0,001) trong khi số hạng bậc hai không bao giờ tiệm cận ý nghĩa qua mọi đặc tả (P10). Bằng chứng Nhật Bản mang sức nặng đặc biệt vì chính các tập đoàn đa quốc gia Nhật Bản là nơi giả thuyết phi tuyến được thiết lập ban đầu; việc nền kinh tế này, khi được quan sát trên bộ công cụ hài hòa, lại nằm trọn trên một nhánh đi lên dài, xác nhận rằng dạng phi tuyến cổ điển là kết quả có điều kiện chứ không phải quy luật phổ quát.</w:t>
       </w:r>
     </w:p>
     <w:p>
@@ -1658,7 +1658,7 @@
         <w:t xml:space="preserve">Thứ ba</w:t>
       </w:r>
       <w:r>
-        <w:t xml:space="preserve">, luận án mở rộng khung phân tích từ dữ liệu doanh nghiệp Nhật Bản/đa quốc gia sang 50 nền kinh tế châu Á và Thái Bình Dương, bối cảnh underrepresented trong tài liệu Lu và Beamish.</w:t>
+        <w:t xml:space="preserve">, luận án mở rộng khung phân tích từ dữ liệu doanh nghiệp Nhật Bản/đa quốc gia sang 49 nền kinh tế châu Á và Thái Bình Dương, bối cảnh underrepresented trong tài liệu Lu và Beamish.</w:t>
       </w:r>
     </w:p>
     <w:bookmarkEnd w:id="31"/>
@@ -1957,7 +1957,7 @@
         </m:r>
       </m:oMath>
       <w:r>
-        <w:t xml:space="preserve">). Ước lượng gộp toàn mẫu trên dữ liệu doanh nghiệp gốc của 50 nền kinh tế (P7) đi đến cùng một kết luận bằng con đường hoàn toàn khác: cấu trúc thể chế của quan hệ hiện ra thành ba vùng rời rạc khi ước lượng điểm uốn trong từng nhóm ICRV.</w:t>
+        <w:t xml:space="preserve">). Ước lượng gộp toàn mẫu trên dữ liệu doanh nghiệp gốc của 49 nền kinh tế (P7) đi đến cùng một kết luận bằng con đường hoàn toàn khác: cấu trúc thể chế của quan hệ hiện ra thành ba vùng rời rạc khi ước lượng điểm uốn trong từng nhóm ICRV.</w:t>
       </w:r>
     </w:p>
     <w:p>
@@ -2017,7 +2017,7 @@
         <w:pStyle w:val="BodyText"/>
       </w:pPr>
       <w:r>
-        <w:t xml:space="preserve">Hướng đối chiếu này cũng kết nối với lập luận của Kafouros và cộng sự (2023) rằng chất lượng thể chế và động lực ngành cùng định hình hiệu quả doanh nghiệp ở các nền kinh tế mới nổi, trong đó tính động công nghệ tạo tương tác dương còn tính động thị trường tạo tương tác âm. Bằng chứng gradient ICRV của luận án mở rộng quan sát này từ một mẫu khu vực sang khung 50 nền kinh tế châu Á và Thái Bình Dương, và bổ sung chiều quan trọng rằng chính dạng hàm của quan hệ quốc tế hóa và hiệu quả, chứ không chỉ độ lớn hệ số, thay đổi theo chất lượng thể chế. Đồng thời, lập luận về vai trò bù đắp của chấp nhận số ở các chế độ thể chế yếu nhất quán với tài liệu mới nổi về năng lực số như đòn bẩy quốc tế hóa cho doanh nghiệp nhỏ và vừa trong môi trường thể chế kém hoàn thiện (Banalieva &amp; Dhanaraj, 2019; Chen &amp; Meng, 2022), song luận án đặt một điều kiện biên rõ hơn: hiệu ứng bù đắp này phụ thuộc chiều sâu của thước đo năng lực số và không tự nó đảo được độ dốc âm ở những chế độ thể chế cực yếu như nhóm đảo nhỏ.</w:t>
+        <w:t xml:space="preserve">Hướng đối chiếu này cũng kết nối với lập luận của Kafouros và cộng sự (2023) rằng chất lượng thể chế và động lực ngành cùng định hình hiệu quả doanh nghiệp ở các nền kinh tế mới nổi, trong đó tính động công nghệ tạo tương tác dương còn tính động thị trường tạo tương tác âm. Bằng chứng gradient ICRV của luận án mở rộng quan sát này từ một mẫu khu vực sang khung 49 nền kinh tế châu Á và Thái Bình Dương, và bổ sung chiều quan trọng rằng chính dạng hàm của quan hệ quốc tế hóa và hiệu quả, chứ không chỉ độ lớn hệ số, thay đổi theo chất lượng thể chế. Đồng thời, lập luận về vai trò bù đắp của chấp nhận số ở các chế độ thể chế yếu nhất quán với tài liệu mới nổi về năng lực số như đòn bẩy quốc tế hóa cho doanh nghiệp nhỏ và vừa trong môi trường thể chế kém hoàn thiện (Banalieva &amp; Dhanaraj, 2019; Chen &amp; Meng, 2022), song luận án đặt một điều kiện biên rõ hơn: hiệu ứng bù đắp này phụ thuộc chiều sâu của thước đo năng lực số và không tự nó đảo được độ dốc âm ở những chế độ thể chế cực yếu như nhóm đảo nhỏ.</w:t>
       </w:r>
     </w:p>
     <w:p>
@@ -2068,7 +2068,7 @@
         <w:t xml:space="preserve"> </w:t>
       </w:r>
       <w:r>
-        <w:t xml:space="preserve">trong khung CDCM. Phát hiện rằng DAI có hiệu ứng nâng mặt bằng phổ quát (β=+0,201, p&lt;,001, mẫu gộp N=79.080 từ 50 nền kinh tế) nhưng vai trò điều tiết đường cong quốc tế hóa và hiệu quả là</w:t>
+        <w:t xml:space="preserve">trong khung CDCM. Phát hiện rằng DAI có hiệu ứng nâng mặt bằng phổ quát (β=+0,201, p&lt;,001, mẫu gộp N=78.445 từ 49 nền kinh tế) nhưng vai trò điều tiết đường cong quốc tế hóa và hiệu quả là</w:t>
       </w:r>
       <w:r>
         <w:t xml:space="preserve"> </w:t>
@@ -2194,15 +2194,15 @@
         <w:pStyle w:val="BodyText"/>
       </w:pPr>
       <w:r>
-        <w:t xml:space="preserve">Đối với năng lực công nghệ, bằng chứng hội tụ mạnh mẽ rằng đây là yếu tố nâng mặt bằng phổ quát: hiệu ứng trực tiếp dương và có ý nghĩa cao xuất hiện nhất quán ở mọi bối cảnh (Việt Nam +0,179 dạng biến công cụ; Trung Quốc từ +0,26 đến +0,43; toàn mẫu 50 nền +0,141; Nhật Bản +0,100; SIDS +0,064), trong khi các tương tác uốn đường cong với cường độ xuất khẩu không đạt ý nghĩa thống kê trên toàn mẫu và chỉ định hình ở một bối cảnh đơn quốc gia. Ngay cả tại SIDS, nơi dạng chữ U ngược tan rã, năng lực công nghệ vẫn nâng mặt bằng năng suất nhưng không thể uốn độ dốc sang vùng có lợi, một bằng chứng đặc biệt thuyết phục rằng vai trò của năng lực công nghệ là nâng sàn chứ không phải định hình đường cong.</w:t>
-      </w:r>
-    </w:p>
-    <w:p>
-      <w:pPr>
-        <w:pStyle w:val="BodyText"/>
-      </w:pPr>
-      <w:r>
-        <w:t xml:space="preserve">Đối với chấp nhận số, mô thức cũng tương tự nhưng với một khác biệt then chốt về cường độ ngữ cảnh. Hiệu ứng nâng mặt bằng của DAI là phổ quát và lớn hơn cả TCI trên toàn mẫu 50 nền (+0,201, p &lt; 0,001), nhưng vai trò uốn đường cong của nó không phổ quát: các tương tác đường cong trên toàn mẫu mang đúng chiều nén mà khung CDCM dự đoán nhưng không đạt ý nghĩa thống kê, và chỉ phát huy rõ rệt ở bối cảnh đặc thù (Singapore, tương tác bậc hai +3,119, p = 0,005). Phát hiện này tinh chỉnh đóng góp lý thuyết theo hướng quan trọng: sự khác biệt giữa TCI và DAI không nằm ở việc cái nào nâng mặt bằng (cả hai đều nâng), mà ở chỗ vai trò uốn đường cong của DAI bị điều kiện hóa bởi tầng phát triển thể chế và mức độ chiều sâu của thước đo, trong khi TCI thuần túy là yếu tố nền tảng nâng sàn. Đây là cơ sở thực nghiệm trực tiếp cho lập luận rằng năng lực công nghệ là năng lực nền tảng còn chấp nhận số là nguồn lực tình huống trong khung CDCM.</w:t>
+        <w:t xml:space="preserve">Đối với năng lực công nghệ, bằng chứng hội tụ mạnh mẽ rằng đây là yếu tố nâng mặt bằng phổ quát: hiệu ứng trực tiếp dương và có ý nghĩa cao xuất hiện nhất quán ở mọi bối cảnh (Việt Nam +0,179 dạng biến công cụ; Trung Quốc từ +0,26 đến +0,43; toàn mẫu 49 nền +0,141; Nhật Bản +0,100; SIDS +0,064), trong khi các tương tác uốn đường cong với cường độ xuất khẩu không đạt ý nghĩa thống kê trên toàn mẫu và chỉ định hình ở một bối cảnh đơn quốc gia. Ngay cả tại SIDS, nơi dạng chữ U ngược tan rã, năng lực công nghệ vẫn nâng mặt bằng năng suất nhưng không thể uốn độ dốc sang vùng có lợi, một bằng chứng đặc biệt thuyết phục rằng vai trò của năng lực công nghệ là nâng sàn chứ không phải định hình đường cong.</w:t>
+      </w:r>
+    </w:p>
+    <w:p>
+      <w:pPr>
+        <w:pStyle w:val="BodyText"/>
+      </w:pPr>
+      <w:r>
+        <w:t xml:space="preserve">Đối với chấp nhận số, mô thức cũng tương tự nhưng với một khác biệt then chốt về cường độ ngữ cảnh. Hiệu ứng nâng mặt bằng của DAI là phổ quát và lớn hơn cả TCI trên toàn mẫu 49 nền (+0,201, p &lt; 0,001), nhưng vai trò uốn đường cong của nó không phổ quát: các tương tác đường cong trên toàn mẫu mang đúng chiều nén mà khung CDCM dự đoán nhưng không đạt ý nghĩa thống kê, và chỉ phát huy rõ rệt ở bối cảnh đặc thù (Singapore, tương tác bậc hai +3,119, p = 0,005). Phát hiện này tinh chỉnh đóng góp lý thuyết theo hướng quan trọng: sự khác biệt giữa TCI và DAI không nằm ở việc cái nào nâng mặt bằng (cả hai đều nâng), mà ở chỗ vai trò uốn đường cong của DAI bị điều kiện hóa bởi tầng phát triển thể chế và mức độ chiều sâu của thước đo, trong khi TCI thuần túy là yếu tố nền tảng nâng sàn. Đây là cơ sở thực nghiệm trực tiếp cho lập luận rằng năng lực công nghệ là năng lực nền tảng còn chấp nhận số là nguồn lực tình huống trong khung CDCM.</w:t>
       </w:r>
     </w:p>
     <w:p>
@@ -3162,7 +3162,7 @@
         <w:t xml:space="preserve"> </w:t>
       </w:r>
       <w:r>
-        <w:t xml:space="preserve">xuyên suốt luận án chỉ một liên hệ đồng thời giữa cường độ xuất khẩu và năng suất lao động trong một năm khảo sát nhất định, không phải một hiệu ứng nhân quả được theo dõi theo thời gian trên cùng doanh nghiệp. Chiến lược biến công cụ dùng để xử lý chọn lọc tham gia xuất khẩu trong nghiên cứu đơn quốc gia Việt Nam (P3) không khả thi ở quy mô 50 nền kinh tế, nên ở các phân tích gộp, chọn lọc tham gia xuất khẩu dựa trên năng lực vừa là một phần của hiện tượng mà điểm uốn hiệu chỉnh năng lực bộc lộ, vừa là nguồn nội sinh không thể loại bỏ hoàn toàn bằng hiệu ứng cố định nền kinh tế và năm. Vì vậy cấu trúc ba vùng nên được đọc như một quy luật liên hệ vững chắc về mặt thống kê, chứ chưa phải một cơ chế nhân quả đã được chứng minh trực tiếp.</w:t>
+        <w:t xml:space="preserve">xuyên suốt luận án chỉ một liên hệ đồng thời giữa cường độ xuất khẩu và năng suất lao động trong một năm khảo sát nhất định, không phải một hiệu ứng nhân quả được theo dõi theo thời gian trên cùng doanh nghiệp. Chiến lược biến công cụ dùng để xử lý chọn lọc tham gia xuất khẩu trong nghiên cứu đơn quốc gia Việt Nam (P3) không khả thi ở quy mô 49 nền kinh tế, nên ở các phân tích gộp, chọn lọc tham gia xuất khẩu dựa trên năng lực vừa là một phần của hiện tượng mà điểm uốn hiệu chỉnh năng lực bộc lộ, vừa là nguồn nội sinh không thể loại bỏ hoàn toàn bằng hiệu ứng cố định nền kinh tế và năm. Vì vậy cấu trúc ba vùng nên được đọc như một quy luật liên hệ vững chắc về mặt thống kê, chứ chưa phải một cơ chế nhân quả đã được chứng minh trực tiếp.</w:t>
       </w:r>
     </w:p>
     <w:p>
@@ -3949,7 +3949,7 @@
         <w:t xml:space="preserve">P7</w:t>
       </w:r>
       <w:r>
-        <w:t xml:space="preserve">: kiểm định toàn mẫu châu Á và Thái Bình Dương trên khung 50 nền kinh tế,</w:t>
+        <w:t xml:space="preserve">: kiểm định toàn mẫu châu Á và Thái Bình Dương trên khung 49 nền kinh tế,</w:t>
       </w:r>
       <w:r>
         <w:t xml:space="preserve"> </w:t>
@@ -3965,7 +3965,7 @@
           <m:t>=</m:t>
         </m:r>
         <m:r>
-          <m:t>81.022</m:t>
+          <m:t>80.373</m:t>
         </m:r>
       </m:oMath>
       <w:r>
@@ -3988,14 +3988,14 @@
           <m:t>=</m:t>
         </m:r>
         <m:r>
-          <m:t>79.080</m:t>
-        </m:r>
-      </m:oMath>
-      <w:r>
-        <w:t xml:space="preserve"> </w:t>
-      </w:r>
-      <w:r>
-        <w:t xml:space="preserve">(mô hình đầy đủ), điểm uốn 43,6–51,5% (mô hình chính 43,6%,</w:t>
+          <m:t>78.445</m:t>
+        </m:r>
+      </m:oMath>
+      <w:r>
+        <w:t xml:space="preserve"> </w:t>
+      </w:r>
+      <w:r>
+        <w:t xml:space="preserve">(mô hình đầy đủ), điểm uốn 43,6–51,5% (mô hình chính 43,5%,</w:t>
       </w:r>
       <w:r>
         <w:t xml:space="preserve"> </w:t>
@@ -4656,7 +4656,7 @@
         <w:pStyle w:val="FirstParagraph"/>
       </w:pPr>
       <w:r>
-        <w:t xml:space="preserve">Bằng chứng từ 238 nghiên cứu (P6 meta-analysis) và 81.022 doanh nghiệp tại 50 nền kinh tế châu Á và Thái Bình Dương (P7) đều chỉ đến kết luận này. Quan hệ quốc tế hóa và hiệu quả không phải là một đường cong phổ quát mà là một</w:t>
+        <w:t xml:space="preserve">Bằng chứng từ 238 nghiên cứu (P6 meta-analysis) và 80.373 doanh nghiệp tại 49 nền kinh tế châu Á và Thái Bình Dương (P7) đều chỉ đến kết luận này. Quan hệ quốc tế hóa và hiệu quả không phải là một đường cong phổ quát mà là một</w:t>
       </w:r>
       <w:r>
         <w:t xml:space="preserve"> </w:t>

--- a/dist/luan_an_ctu/chuong_5_ket_luan_de_xuat_vi.docx
+++ b/dist/luan_an_ctu/chuong_5_ket_luan_de_xuat_vi.docx
@@ -103,7 +103,7 @@
           <w:bCs/>
           <w:b/>
         </w:rPr>
-        <w:t xml:space="preserve">gradient ICRV (Biến thiên chế độ bối cảnh thể chế, Institutional Context Regime Variation)</w:t>
+        <w:t xml:space="preserve">phổ thể chế ICRV (Biến thiên chế độ bối cảnh thể chế, Institutional Context Regime Variation)</w:t>
       </w:r>
       <w:r>
         <w:t xml:space="preserve">: cùng một mức độ quốc tế hóa (FSTS) mang lại hiệu quả rất khác nhau tùy thuộc vào chế độ thể chế mà doanh nghiệp hoạt động. Bằng chứng từ hai nguồn độc lập, phân tích tổng hợp (P6,</w:t>
@@ -193,7 +193,7 @@
         </m:r>
       </m:oMath>
       <w:r>
-        <w:t xml:space="preserve">) và ước lượng toàn mẫu trên khung 49 nền kinh tế (P7,</w:t>
+        <w:t xml:space="preserve">) và ước lượng toàn mẫu trên khung 50 nền kinh tế (P7,</w:t>
       </w:r>
       <w:r>
         <w:t xml:space="preserve"> </w:t>
@@ -209,7 +209,7 @@
           <m:t>=</m:t>
         </m:r>
         <m:r>
-          <m:t>80.373</m:t>
+          <m:t>81.022</m:t>
         </m:r>
       </m:oMath>
       <w:r>
@@ -229,7 +229,7 @@
         <w:t xml:space="preserve">chính sự tồn tại và vị trí của dạng hàm chữ U ngược</w:t>
       </w:r>
       <w:r>
-        <w:t xml:space="preserve">. Đường cong định hình rõ nét và tin cậy nhất ở vùng giữa của gradient thể chế (Nhóm IV, điểm uốn 43,0%, trùng khớp các ước lượng đơn quốc gia Việt Nam 39–46% và Ấn Độ 40,7%); duỗi thẳng thành quan hệ gần tuyến tính dương ở biên trên (Nhóm I, điểm uốn ngoài miền dữ liệu, trùng khớp Singapore); và mất cấu trúc ở biên dưới (Nhóm V không còn ý nghĩa thống kê; Nhóm VI không có chữ U ngược, chuyển sang gánh nặng quốc tế hóa bắt buộc theo P8). Hay nói cách khác, thể chế không chỉ dịch chuyển điểm tối ưu của quốc tế hóa mà quyết định liệu một điểm tối ưu như vậy có tồn tại hay không.</w:t>
+        <w:t xml:space="preserve">. Đường cong định hình rõ nét và tin cậy nhất ở vùng giữa của phổ thể chế (Nhóm IV, điểm uốn 43,0%, trùng khớp các ước lượng đơn quốc gia Việt Nam 39–46% và Ấn Độ 40,7%); duỗi thẳng thành quan hệ gần tuyến tính dương ở biên trên (Nhóm I, điểm uốn ngoài miền dữ liệu, trùng khớp Singapore); và mất cấu trúc ở biên dưới (Nhóm V không còn ý nghĩa thống kê; Nhóm VI không có chữ U ngược, chuyển sang gánh nặng quốc tế hóa bắt buộc theo P8). Hay nói cách khác, thể chế không chỉ dịch chuyển điểm tối ưu của quốc tế hóa mà quyết định liệu một điểm tối ưu như vậy có tồn tại hay không.</w:t>
       </w:r>
     </w:p>
     <w:p>
@@ -250,15 +250,15 @@
         <w:t xml:space="preserve">cả một chế độ thể chế</w:t>
       </w:r>
       <w:r>
-        <w:t xml:space="preserve">, được vận hành hóa thành sáu chế độ con ICRV, xác định điều kiện biên cho quan hệ quốc tế hóa và hiệu quả. lý thuyết thể chế của North (1990) và Khanna và Palepu (2010) dự đoán rằng thể chế định hình chi phí giao dịch và cấu trúc khuyến khích; kết quả ICRV gradient là biểu hiện thực nghiệm của cơ chế này ở quy mô 49 nền kinh tế châu Á và Thái Bình Dương (P7).</w:t>
-      </w:r>
-    </w:p>
-    <w:p>
-      <w:pPr>
-        <w:pStyle w:val="BodyText"/>
-      </w:pPr>
-      <w:r>
-        <w:t xml:space="preserve">Về mặt lý thuyết, gradient ICRV có thể được hiểu qua hai cơ chế bổ sung cho nhau. Cơ chế thứ nhất là</w:t>
+        <w:t xml:space="preserve">, được vận hành hóa thành sáu chế độ con ICRV, xác định điều kiện biên cho quan hệ quốc tế hóa và hiệu quả. lý thuyết thể chế của North (1990) và Khanna và Palepu (2010) dự đoán rằng thể chế định hình chi phí giao dịch và cấu trúc khuyến khích; kết quả ICRV phổ thể chế là biểu hiện thực nghiệm của cơ chế này ở quy mô 50 nền kinh tế châu Á và Thái Bình Dương (P7).</w:t>
+      </w:r>
+    </w:p>
+    <w:p>
+      <w:pPr>
+        <w:pStyle w:val="BodyText"/>
+      </w:pPr>
+      <w:r>
+        <w:t xml:space="preserve">Về mặt lý thuyết, phổ thể chế ICRV có thể được hiểu qua hai cơ chế bổ sung cho nhau. Cơ chế thứ nhất là</w:t>
       </w:r>
       <w:r>
         <w:t xml:space="preserve"> </w:t>
@@ -284,7 +284,7 @@
         <w:t xml:space="preserve">khuếch đại năng lực</w:t>
       </w:r>
       <w:r>
-        <w:t xml:space="preserve">: môi trường thể chế tốt cũng có nghĩa là hệ sinh thái dịch vụ hỗ trợ (logistics, tài chính thương mại, tư vấn pháp lý quốc tế) phát triển, làm giảm gánh nặng điều phối nội bộ của doanh nghiệp khi mở rộng quốc tế. Hai cơ chế này cùng giải thích vì sao đường cong duỗi thẳng ở biên trên của gradient: khi chi phí giao dịch xuyên biên giới đủ thấp và hệ sinh thái hỗ trợ đủ dày, nhánh đi xuống của chữ U ngược bị đẩy lùi ra ngoài miền quan sát; ngược lại ở biên dưới, sự thiếu vắng cả hai điều kiện khiến phần thưởng của quốc tế hóa trở nên nhỏ và bất định đến mức dạng hàm không còn định hình được.</w:t>
+        <w:t xml:space="preserve">: môi trường thể chế tốt cũng có nghĩa là hệ sinh thái dịch vụ hỗ trợ (logistics, tài chính thương mại, tư vấn pháp lý quốc tế) phát triển, làm giảm gánh nặng điều phối nội bộ của doanh nghiệp khi mở rộng quốc tế. Hai cơ chế này cùng giải thích vì sao đường cong duỗi thẳng ở biên trên của phổ thể chế: khi chi phí giao dịch xuyên biên giới đủ thấp và hệ sinh thái hỗ trợ đủ dày, nhánh đi xuống của chữ U ngược bị đẩy lùi ra ngoài miền quan sát; ngược lại ở biên dưới, sự thiếu vắng cả hai điều kiện khiến phần thưởng của quốc tế hóa trở nên nhỏ và bất định đến mức dạng hàm không còn định hình được.</w:t>
       </w:r>
     </w:p>
     <w:bookmarkEnd w:id="22"/>
@@ -334,7 +334,7 @@
         <w:t xml:space="preserve"> </w:t>
       </w:r>
       <w:r>
-        <w:t xml:space="preserve">tại bối cảnh quốc gia cụ thể (P3 Việt Nam, môi trường chuyển đổi với phân mảnh thể chế tạo điều kiện cho TCI reshaping hiệu ứng), không phổ quát trên toàn mẫu 49 nền kinh tế (P7: tương tác FSTS×TCI và FSTS²×TCI đều không ý nghĩa). H2 được</w:t>
+        <w:t xml:space="preserve">tại bối cảnh quốc gia cụ thể (P3 Việt Nam, môi trường chuyển đổi với phân mảnh thể chế tạo điều kiện cho TCI reshaping hiệu ứng), không phổ quát trên toàn mẫu 50 nền kinh tế (P7: tương tác FSTS×TCI và FSTS²×TCI đều không ý nghĩa). H2 được</w:t>
       </w:r>
       <w:r>
         <w:t xml:space="preserve"> </w:t>
@@ -389,7 +389,7 @@
         <w:pStyle w:val="FirstParagraph"/>
       </w:pPr>
       <w:r>
-        <w:t xml:space="preserve">Kết quả về chỉ số chấp nhận số (DAI) phức tạp hơn và có nhiều sắc thái hơn so với TCI. Trên toàn mẫu P7 (khung 49 nền kinh tế), DAI có hiệu ứng nâng mặt bằng năng suất dương và có ý nghĩa cao (</w:t>
+        <w:t xml:space="preserve">Kết quả về chỉ số chấp nhận số (DAI) phức tạp hơn và có nhiều sắc thái hơn so với TCI. Trên toàn mẫu P7 (khung 50 nền kinh tế), DAI có hiệu ứng nâng mặt bằng năng suất dương và có ý nghĩa cao (</w:t>
       </w:r>
       <m:oMath>
         <m:acc>
@@ -850,7 +850,7 @@
         <w:pStyle w:val="BodyText"/>
       </w:pPr>
       <w:r>
-        <w:t xml:space="preserve">Một giải thích bổ sung từ Lý thuyết thể chế: ở các bối cảnh ICRV thấp với nhiều khoảng trống thể chế (Khanna &amp; Palepu, 2010), doanh nghiệp xuất khẩu có thể phụ thuộc vào DAI nhiều hơn như một cơ chế bù đắp cho thiếu hụt hạ tầng thể chế (hiệu ứng lá chắn số đã ghi nhận ở nghiên cứu thành phần P1 trên 17 nền). Trên khung 49 nền, tương tác chế độ-yếu với độ dốc đường cong ở mức biên ý nghĩa (FSTS×chế độ yếu = −0,523, p =,087), nhất quán về chiều với lập luận này nhưng cần kiểm định nhân quả chặt hơn trước khi khẳng định.</w:t>
+        <w:t xml:space="preserve">Một giải thích bổ sung từ Lý thuyết thể chế: ở các bối cảnh ICRV thấp với nhiều khoảng trống thể chế (Khanna &amp; Palepu, 2010), doanh nghiệp xuất khẩu có thể phụ thuộc vào DAI nhiều hơn như một cơ chế bù đắp cho thiếu hụt hạ tầng thể chế (hiệu ứng lá chắn số đã ghi nhận ở nghiên cứu thành phần P1 trên 17 nền). Trên khung 50 nền, tương tác chế độ-yếu với độ dốc đường cong ở mức biên ý nghĩa (FSTS×chế độ yếu = −0,523, p =,087), nhất quán về chiều với lập luận này nhưng cần kiểm định nhân quả chặt hơn trước khi khẳng định.</w:t>
       </w:r>
     </w:p>
     <w:bookmarkEnd w:id="24"/>
@@ -868,7 +868,7 @@
         <w:pStyle w:val="FirstParagraph"/>
       </w:pPr>
       <w:r>
-        <w:t xml:space="preserve">Kết quả về H4 trên khung 49 nền cho thấy đặc điểm nhà quản trị cấp cao</w:t>
+        <w:t xml:space="preserve">Kết quả về H4 trên khung 50 nền cho thấy đặc điểm nhà quản trị cấp cao</w:t>
       </w:r>
       <w:r>
         <w:t xml:space="preserve"> </w:t>
@@ -972,7 +972,7 @@
         </m:r>
       </m:oMath>
       <w:r>
-        <w:t xml:space="preserve">). Kết quả này nhất quán với lập luận của Lý thuyết thượng tầng quản trị (Hambrick &amp; Mason, 1984) ở dạng có điều kiện: tác động của đặc điểm lãnh đạo phụ thuộc mạnh vào bối cảnh thể chế và cấu trúc ngành mà doanh nghiệp hoạt động, thay vì là một hiệu ứng đồng nhất xuyên 49 nền kinh tế; hệ số mức âm nhẹ nhiều khả năng phản ánh sự phân bố không ngẫu nhiên của nữ quản lý vào các ngành thâm dụng lao động biên thấp, một dạng chọn lọc ngành cần thiết kế nhận dạng riêng để bóc tách.</w:t>
+        <w:t xml:space="preserve">). Kết quả này nhất quán với lập luận của Lý thuyết thượng tầng quản trị (Hambrick &amp; Mason, 1984) ở dạng có điều kiện: tác động của đặc điểm lãnh đạo phụ thuộc mạnh vào bối cảnh thể chế và cấu trúc ngành mà doanh nghiệp hoạt động, thay vì là một hiệu ứng đồng nhất xuyên 50 nền kinh tế; hệ số mức âm nhẹ nhiều khả năng phản ánh sự phân bố không ngẫu nhiên của nữ quản lý vào các ngành thâm dụng lao động biên thấp, một dạng chọn lọc ngành cần thiết kế nhận dạng riêng để bóc tách.</w:t>
       </w:r>
     </w:p>
     <w:p>
@@ -1160,7 +1160,7 @@
           <w:bCs/>
           <w:b/>
         </w:rPr>
-        <w:t xml:space="preserve">sự tan rã của dạng chữ U ngược</w:t>
+        <w:t xml:space="preserve">việc dạng chữ U ngược không hình thành</w:t>
       </w:r>
       <w:r>
         <w:t xml:space="preserve"> </w:t>
@@ -1182,7 +1182,7 @@
         <w:t xml:space="preserve"> </w:t>
       </w:r>
       <w:r>
-        <w:t xml:space="preserve">của sự tan rã này, tức chiều hướng mà quan hệ nghiêng về khi quốc tế hóa cưỡng bức chi phối hoàn toàn, chứ không phải một quan hệ âm đơn điệu đã được ước lượng vững. Dù theo hướng giới hạn hay theo bằng chứng tan rã, hàm ý chung là không có mức FSTS nào mà doanh nghiệp SIDS có thể tận dụng để cải thiện hiệu quả thông qua xuất khẩu trong điều kiện hiện tại. Đây là ranh giới biên lý thuyết quan trọng cho các mô hình phi tuyến phổ quát trong tài liệu về quan hệ quốc tế hóa và hiệu quả.</w:t>
+        <w:t xml:space="preserve">của sự không hình thành này, tức chiều hướng mà quan hệ nghiêng về khi quốc tế hóa cưỡng bức chi phối hoàn toàn, chứ không phải một quan hệ âm đơn điệu đã được ước lượng vững. Dù theo hướng giới hạn hay theo bằng chứng không hình thành, hàm ý chung là không có mức FSTS nào mà doanh nghiệp SIDS có thể tận dụng để cải thiện hiệu quả thông qua xuất khẩu trong điều kiện hiện tại. Đây là ranh giới biên lý thuyết quan trọng cho các mô hình phi tuyến phổ quát trong tài liệu về quan hệ quốc tế hóa và hiệu quả.</w:t>
       </w:r>
     </w:p>
     <w:p>
@@ -1292,13 +1292,13 @@
       </w:r>
     </w:p>
     <w:bookmarkEnd w:id="27"/>
-    <w:bookmarkStart w:id="28" w:name="Xbffcbb2cefd87893b0a3903884b48c3b4587efe"/>
+    <w:bookmarkStart w:id="28" w:name="X98570a5e943ef7fb5eddfa30e198bcfbf226aa1"/>
     <w:p>
       <w:pPr>
         <w:pStyle w:val="Heading3"/>
       </w:pPr>
       <w:r>
-        <w:t xml:space="preserve">5.1.7 Tích hợp ba vùng của gradient thể chế: từ chữ U ngược đến tan rã và đảo dấu</w:t>
+        <w:t xml:space="preserve">5.1.7 Tích hợp ba vùng của phổ thể chế: từ chữ U ngược đến không hình thành và đảo dấu</w:t>
       </w:r>
     </w:p>
     <w:p>
@@ -1306,33 +1306,33 @@
         <w:pStyle w:val="FirstParagraph"/>
       </w:pPr>
       <w:r>
-        <w:t xml:space="preserve">Khi đặt cạnh nhau bảy nghiên cứu thành phần thực nghiệm, một cấu trúc ba vùng nổi lên như trục diễn giải trung tâm của khung lý thuyết CDCM, không phải dưới dạng ba kết quả rời rạc mà như ba đoạn liên tục của cùng một họ đường cong phụ thuộc bối cảnh. Ở vùng giữa của gradient thể chế (chế độ chuyển đổi bậc thấp–trung, Nhóm IV), chữ U ngược định hình rõ nét và tin cậy nhất: điểm uốn toàn mẫu của Nhóm IV ở mức 43,0% (P7) trùng khớp đáng kể với các ước lượng đơn quốc gia độc lập là Việt Nam 39–46% (P3) và Ấn Độ 40,7% năm 2022 (P9). Sự hội tụ của ba ước lượng từ ba nguồn dữ liệu khác nhau quanh một dải hẹp là bằng chứng nội tại mạnh về tính vững của dạng hàm trong chế độ chuyển đổi.</w:t>
-      </w:r>
-    </w:p>
-    <w:p>
-      <w:pPr>
-        <w:pStyle w:val="BodyText"/>
-      </w:pPr>
-      <w:r>
-        <w:t xml:space="preserve">Ở biên trên của gradient (chế độ tiên tiến đổi mới, Nhóm I), đường cong duỗi thẳng thành quan hệ gần tuyến tính dương, với nhánh đi xuống bị đẩy ra ngoài miền cường độ xuất khẩu quan sát được. Ba nguồn bằng chứng độc lập hội tụ về kết luận này: Singapore với điểm uốn ước lượng quanh 88,6% nhưng không định vị tin cậy (P4); ước lượng cấp nhóm Advanced trên khung 49 nền với điểm uốn ngoài miền dữ liệu (P7); và Nhật Bản với hiệu ứng tuyến tính dương cao (+0,671, p &lt; 0,001) trong khi số hạng bậc hai không bao giờ tiệm cận ý nghĩa qua mọi đặc tả (P10). Bằng chứng Nhật Bản mang sức nặng đặc biệt vì chính các tập đoàn đa quốc gia Nhật Bản là nơi giả thuyết phi tuyến được thiết lập ban đầu; việc nền kinh tế này, khi được quan sát trên bộ công cụ hài hòa, lại nằm trọn trên một nhánh đi lên dài, xác nhận rằng dạng phi tuyến cổ điển là kết quả có điều kiện chứ không phải quy luật phổ quát.</w:t>
-      </w:r>
-    </w:p>
-    <w:p>
-      <w:pPr>
-        <w:pStyle w:val="BodyText"/>
-      </w:pPr>
-      <w:r>
-        <w:t xml:space="preserve">Ở biên dưới của gradient (chế độ đang nổi và đảo nhỏ, Nhóm V và VI), quan hệ mất cấu trúc theo hai mức độ khác nhau. Tại Nhóm V, các hệ số không còn ý nghĩa thống kê và dạng hàm tan rã (P7). Tại Nhóm VI là các nền kinh tế đảo nhỏ, phát hiện vững là dạng chữ U ngược</w:t>
-      </w:r>
-      <w:r>
-        <w:t xml:space="preserve"> </w:t>
-      </w:r>
-      <w:r>
-        <w:rPr>
-          <w:bCs/>
-          <w:b/>
-        </w:rPr>
-        <w:t xml:space="preserve">tan rã</w:t>
+        <w:t xml:space="preserve">Khi đặt cạnh nhau bảy nghiên cứu thành phần thực nghiệm, một cấu trúc ba vùng nổi lên như trục diễn giải trung tâm của khung lý thuyết CDCM, không phải dưới dạng ba kết quả rời rạc mà như ba đoạn liên tục của cùng một họ đường cong phụ thuộc bối cảnh. Ở vùng giữa của phổ thể chế (chế độ chuyển đổi bậc thấp–trung, Nhóm IV), chữ U ngược định hình rõ nét và tin cậy nhất: điểm uốn toàn mẫu của Nhóm IV ở mức 43,0% (P7) trùng khớp đáng kể với các ước lượng đơn quốc gia độc lập là Việt Nam 39–46% (P3) và Ấn Độ 40,7% năm 2022 (P9). Sự hội tụ của ba ước lượng từ ba nguồn dữ liệu khác nhau quanh một dải hẹp là bằng chứng nội tại mạnh về tính vững của dạng hàm trong chế độ chuyển đổi.</w:t>
+      </w:r>
+    </w:p>
+    <w:p>
+      <w:pPr>
+        <w:pStyle w:val="BodyText"/>
+      </w:pPr>
+      <w:r>
+        <w:t xml:space="preserve">Ở biên trên của phổ thể chế (chế độ tiên tiến đổi mới, Nhóm I), đường cong duỗi thẳng thành quan hệ gần tuyến tính dương, với nhánh đi xuống bị đẩy ra ngoài miền cường độ xuất khẩu quan sát được. Ba nguồn bằng chứng độc lập hội tụ về kết luận này: Singapore với điểm uốn ước lượng quanh 88,6% nhưng không định vị tin cậy (P4); ước lượng cấp nhóm Advanced trên khung 50 nền với điểm uốn ngoài miền dữ liệu (P7); và Nhật Bản với hiệu ứng tuyến tính dương cao (+0,671, p &lt; 0,001) trong khi số hạng bậc hai không bao giờ tiệm cận ý nghĩa qua mọi đặc tả (P10). Bằng chứng Nhật Bản mang sức nặng đặc biệt vì chính các tập đoàn đa quốc gia Nhật Bản là nơi giả thuyết phi tuyến được thiết lập ban đầu; việc nền kinh tế này, khi được quan sát trên bộ công cụ hài hòa, lại nằm trọn trên một nhánh đi lên dài, xác nhận rằng dạng phi tuyến cổ điển là kết quả có điều kiện chứ không phải quy luật phổ quát.</w:t>
+      </w:r>
+    </w:p>
+    <w:p>
+      <w:pPr>
+        <w:pStyle w:val="BodyText"/>
+      </w:pPr>
+      <w:r>
+        <w:t xml:space="preserve">Ở biên dưới của phổ thể chế (chế độ đang nổi và đảo nhỏ, Nhóm V và VI), quan hệ mất cấu trúc theo hai mức độ khác nhau. Tại Nhóm V, các hệ số không còn ý nghĩa thống kê và dạng hàm không hình thành (P7). Tại Nhóm VI là các nền kinh tế đảo nhỏ, phát hiện vững là dạng chữ U ngược</w:t>
+      </w:r>
+      <w:r>
+        <w:t xml:space="preserve"> </w:t>
+      </w:r>
+      <w:r>
+        <w:rPr>
+          <w:bCs/>
+          <w:b/>
+        </w:rPr>
+        <w:t xml:space="preserve">không hình thành</w:t>
       </w:r>
       <w:r>
         <w:t xml:space="preserve"> </w:t>
@@ -1346,7 +1346,7 @@
         <w:pStyle w:val="BodyText"/>
       </w:pPr>
       <w:r>
-        <w:t xml:space="preserve">Một sắc thái quan trọng phân biệt hai cơ chế tạo ra chữ U ngược dọc theo gradient. Bằng chứng Việt Nam (P3) cho thấy độ cong toàn mẫu trong chế độ chuyển đổi được nhận diện chủ yếu qua biên tham gia, tức bước nhảy năng suất khi doanh nghiệp chuyển từ không xuất khẩu sang xuất khẩu (H1a), chứ không qua độ cong cường độ trong nhóm doanh nghiệp đã xuất khẩu (H1b); khi tái ước lượng chỉ trên doanh nghiệp xuất khẩu, số hạng bậc hai mất ý nghĩa. Bằng chứng Nhật Bản (P10) cho thấy ở biên trên, cơ chế cũng vận hành qua biên tham gia nhưng theo logic tự chọn lọc Melitz (2003): câu hỏi ràng buộc không phải doanh nghiệp xuất khẩu bao nhiêu mà là có xuất khẩu hay không, với phần bù năng suất 25,8% cho doanh nghiệp xuất khẩu. Sự dịch chuyển trọng tâm từ biên cường độ ở chế độ chuyển đổi sang biên tham gia ở chế độ tiên tiến là một tinh chỉnh lý thuyết mà khung CDCM phiên bản ban đầu chưa nêu bật, và nó cung cấp một giải thích thống nhất cho việc vì sao đường cong duỗi thẳng ở biên trên.</w:t>
+        <w:t xml:space="preserve">Một sắc thái quan trọng phân biệt hai cơ chế tạo ra chữ U ngược dọc theo phổ thể chế. Bằng chứng Việt Nam (P3) cho thấy độ cong toàn mẫu trong chế độ chuyển đổi được nhận diện chủ yếu qua biên tham gia, tức bước nhảy năng suất khi doanh nghiệp chuyển từ không xuất khẩu sang xuất khẩu (H1a), chứ không qua độ cong cường độ trong nhóm doanh nghiệp đã xuất khẩu (H1b); khi tái ước lượng chỉ trên doanh nghiệp xuất khẩu, số hạng bậc hai mất ý nghĩa. Bằng chứng Nhật Bản (P10) cho thấy ở biên trên, cơ chế cũng vận hành qua biên tham gia nhưng theo logic tự chọn lọc Melitz (2003): câu hỏi ràng buộc không phải doanh nghiệp xuất khẩu bao nhiêu mà là có xuất khẩu hay không, với phần bù năng suất 25,8% cho doanh nghiệp xuất khẩu. Sự dịch chuyển trọng tâm từ biên cường độ ở chế độ chuyển đổi sang biên tham gia ở chế độ tiên tiến là một tinh chỉnh lý thuyết mà khung CDCM phiên bản ban đầu chưa nêu bật, và nó cung cấp một giải thích thống nhất cho việc vì sao đường cong duỗi thẳng ở biên trên.</w:t>
       </w:r>
     </w:p>
     <w:bookmarkEnd w:id="28"/>
@@ -1637,13 +1637,13 @@
           <w:bCs/>
           <w:b/>
         </w:rPr>
-        <w:t xml:space="preserve">tan rã</w:t>
-      </w:r>
-      <w:r>
-        <w:t xml:space="preserve"> </w:t>
-      </w:r>
-      <w:r>
-        <w:t xml:space="preserve">(không còn độ cong hay độ dốc có ý nghĩa) thay vì tuân theo đường cong chữ S hay chữ U ngược; FIP được nêu như trường hợp giới hạn lý thuyết của sự tan rã đó, một biên mà cả lý thuyết ba giai đoạn lẫn đường cong chữ S đều không dự báo được.</w:t>
+        <w:t xml:space="preserve">không hình thành</w:t>
+      </w:r>
+      <w:r>
+        <w:t xml:space="preserve"> </w:t>
+      </w:r>
+      <w:r>
+        <w:t xml:space="preserve">(không còn độ cong hay độ dốc có ý nghĩa) thay vì tuân theo đường cong chữ S hay chữ U ngược; FIP được nêu như trường hợp giới hạn lý thuyết của sự không hình thành đó, một biên mà cả lý thuyết ba giai đoạn lẫn đường cong chữ S đều không dự báo được.</w:t>
       </w:r>
     </w:p>
     <w:p>
@@ -1658,7 +1658,7 @@
         <w:t xml:space="preserve">Thứ ba</w:t>
       </w:r>
       <w:r>
-        <w:t xml:space="preserve">, luận án mở rộng khung phân tích từ dữ liệu doanh nghiệp Nhật Bản/đa quốc gia sang 49 nền kinh tế châu Á và Thái Bình Dương, bối cảnh underrepresented trong tài liệu Lu và Beamish.</w:t>
+        <w:t xml:space="preserve">, luận án mở rộng khung phân tích từ dữ liệu doanh nghiệp Nhật Bản/đa quốc gia sang 50 nền kinh tế châu Á và Thái Bình Dương, bối cảnh underrepresented trong tài liệu Lu và Beamish.</w:t>
       </w:r>
     </w:p>
     <w:bookmarkEnd w:id="31"/>
@@ -1697,7 +1697,7 @@
         <w:t xml:space="preserve">phân loại đa chiều</w:t>
       </w:r>
       <w:r>
-        <w:t xml:space="preserve">: khung ICRV sáu chế độ nắm bắt được sự đa dạng trong nội bộ nhóm mới nổi, phân biệt nhóm trung bình cao của Trung Quốc với nhóm chuyển đổi thu nhập trung bình thấp của Việt Nam, với nhóm đang nổi của Campuchia và nhóm đảo nhỏ; đồng thời phân biệt trong nhóm tiên tiến giữa chế độ tiên tiến đổi mới của Singapore và chế độ tiên tiến tài nguyên của các nền vùng Vịnh. Phân loại nhị phân bỏ sót sự biến thiên quan trọng này, dẫn đến mất thông tin về gradient thể chế. Quan trọng hơn việc mất thông tin, phân loại nhị phân tạo ra một sai lệch triệt tiêu dấu khi gộp: dưới một nhãn</w:t>
+        <w:t xml:space="preserve">: khung ICRV sáu chế độ nắm bắt được sự đa dạng trong nội bộ nhóm mới nổi, phân biệt nhóm trung bình cao của Trung Quốc với nhóm chuyển đổi thu nhập trung bình thấp của Việt Nam, với nhóm đang nổi của Campuchia và nhóm đảo nhỏ; đồng thời phân biệt trong nhóm tiên tiến giữa chế độ tiên tiến đổi mới của Singapore và chế độ tiên tiến tài nguyên của các nền vùng Vịnh. Phân loại nhị phân bỏ sót sự biến thiên quan trọng này, dẫn đến mất thông tin về phổ thể chế. Quan trọng hơn việc mất thông tin, phân loại nhị phân tạo ra một sai lệch triệt tiêu dấu khi gộp: dưới một nhãn</w:t>
       </w:r>
       <w:r>
         <w:t xml:space="preserve"> </w:t>
@@ -1733,7 +1733,7 @@
         <w:t xml:space="preserve"> </w:t>
       </w:r>
       <w:r>
-        <w:t xml:space="preserve">mà ở chỗ tránh được hiện tượng triệt tiêu dấu trong nội bộ nhóm mới nổi, qua đó phục hồi thông tin gradient mà thước đo nhị phân làm mất.</w:t>
+        <w:t xml:space="preserve">mà ở chỗ tránh được hiện tượng triệt tiêu dấu trong nội bộ nhóm mới nổi, qua đó phục hồi thông tin phổ thể chế mà thước đo nhị phân làm mất.</w:t>
       </w:r>
     </w:p>
     <w:p>
@@ -1767,7 +1767,7 @@
         <w:pStyle w:val="BodyText"/>
       </w:pPr>
       <w:r>
-        <w:t xml:space="preserve">Bằng chứng ba vùng của luận án cung cấp một lời giải thích cấu trúc cho mô thức phân tán này. Khi gộp các nền kinh tế thuộc những chế độ thể chế khác nhau vào một ước lượng duy nhất, người ta đang lấy trung bình của ba dạng quan hệ khác nhau về bản chất: chữ U ngược sắc nét ở vùng chuyển đổi (Nhóm IV, điểm uốn quanh 43%), quan hệ gần tuyến tính dương ở biên thể chế mạnh (Nhóm I, điểm uốn nằm ngoài miền quan sát), và quan hệ tan rã hoặc đảo dấu ở biên thể chế yếu (Nhóm V và VI). Phép lấy trung bình này tất yếu tạo ra một tín hiệu gộp bị nén và bất ổn, đúng như các nghiên cứu nhân rộng ghi nhận. Như vậy, kết quả của luận án không mâu thuẫn với tài liệu nhân rộng mà giải thích nó: tính phân tán của các kết quả gộp không phải bằng chứng rằng quan hệ quốc tế hóa và hiệu quả là giả tạo, mà là hệ quả đo lường của việc bỏ qua phân tầng thể chế. Việc một nghiên cứu đơn quốc gia có tìm thấy chữ U ngược hay không phụ thuộc vào vùng thể chế mà nền kinh tế đó chiếm giữ, và đây chính là biến số mà các phép nhân rộng gộp đã làm mờ đi.</w:t>
+        <w:t xml:space="preserve">Bằng chứng ba vùng của luận án cung cấp một lời giải thích cấu trúc cho mô thức phân tán này. Khi gộp các nền kinh tế thuộc những chế độ thể chế khác nhau vào một ước lượng duy nhất, người ta đang lấy trung bình của ba dạng quan hệ khác nhau về bản chất: chữ U ngược sắc nét ở vùng chuyển đổi (Nhóm IV, điểm uốn quanh 43%), quan hệ gần tuyến tính dương ở biên thể chế mạnh (Nhóm I, điểm uốn nằm ngoài miền quan sát), và quan hệ không hình thành hoặc đảo dấu ở biên thể chế yếu (Nhóm V và VI). Phép lấy trung bình này tất yếu tạo ra một tín hiệu gộp bị nén và bất ổn, đúng như các nghiên cứu nhân rộng ghi nhận. Như vậy, kết quả của luận án không mâu thuẫn với tài liệu nhân rộng mà giải thích nó: tính phân tán của các kết quả gộp không phải bằng chứng rằng quan hệ quốc tế hóa và hiệu quả là giả tạo, mà là hệ quả đo lường của việc bỏ qua phân tầng thể chế. Việc một nghiên cứu đơn quốc gia có tìm thấy chữ U ngược hay không phụ thuộc vào vùng thể chế mà nền kinh tế đó chiếm giữ, và đây chính là biến số mà các phép nhân rộng gộp đã làm mờ đi.</w:t>
       </w:r>
     </w:p>
     <w:p>
@@ -1957,7 +1957,7 @@
         </m:r>
       </m:oMath>
       <w:r>
-        <w:t xml:space="preserve">). Ước lượng gộp toàn mẫu trên dữ liệu doanh nghiệp gốc của 49 nền kinh tế (P7) đi đến cùng một kết luận bằng con đường hoàn toàn khác: cấu trúc thể chế của quan hệ hiện ra thành ba vùng rời rạc khi ước lượng điểm uốn trong từng nhóm ICRV.</w:t>
+        <w:t xml:space="preserve">). Ước lượng gộp toàn mẫu trên dữ liệu doanh nghiệp gốc của 50 nền kinh tế (P7) đi đến cùng một kết luận bằng con đường hoàn toàn khác: cấu trúc thể chế của quan hệ hiện ra thành ba vùng rời rạc khi ước lượng điểm uốn trong từng nhóm ICRV.</w:t>
       </w:r>
     </w:p>
     <w:p>
@@ -2017,7 +2017,7 @@
         <w:pStyle w:val="BodyText"/>
       </w:pPr>
       <w:r>
-        <w:t xml:space="preserve">Hướng đối chiếu này cũng kết nối với lập luận của Kafouros và cộng sự (2023) rằng chất lượng thể chế và động lực ngành cùng định hình hiệu quả doanh nghiệp ở các nền kinh tế mới nổi, trong đó tính động công nghệ tạo tương tác dương còn tính động thị trường tạo tương tác âm. Bằng chứng gradient ICRV của luận án mở rộng quan sát này từ một mẫu khu vực sang khung 49 nền kinh tế châu Á và Thái Bình Dương, và bổ sung chiều quan trọng rằng chính dạng hàm của quan hệ quốc tế hóa và hiệu quả, chứ không chỉ độ lớn hệ số, thay đổi theo chất lượng thể chế. Đồng thời, lập luận về vai trò bù đắp của chấp nhận số ở các chế độ thể chế yếu nhất quán với tài liệu mới nổi về năng lực số như đòn bẩy quốc tế hóa cho doanh nghiệp nhỏ và vừa trong môi trường thể chế kém hoàn thiện (Banalieva &amp; Dhanaraj, 2019; Chen &amp; Meng, 2022), song luận án đặt một điều kiện biên rõ hơn: hiệu ứng bù đắp này phụ thuộc chiều sâu của thước đo năng lực số và không tự nó đảo được độ dốc âm ở những chế độ thể chế cực yếu như nhóm đảo nhỏ.</w:t>
+        <w:t xml:space="preserve">Hướng đối chiếu này cũng kết nối với lập luận của Kafouros và cộng sự (2023) rằng chất lượng thể chế và động lực ngành cùng định hình hiệu quả doanh nghiệp ở các nền kinh tế mới nổi, trong đó tính động công nghệ tạo tương tác dương còn tính động thị trường tạo tương tác âm. Bằng chứng phổ thể chế ICRV của luận án mở rộng quan sát này từ một mẫu khu vực sang khung 50 nền kinh tế châu Á và Thái Bình Dương, và bổ sung chiều quan trọng rằng chính dạng hàm của quan hệ quốc tế hóa và hiệu quả, chứ không chỉ độ lớn hệ số, thay đổi theo chất lượng thể chế. Đồng thời, lập luận về vai trò bù đắp của chấp nhận số ở các chế độ thể chế yếu nhất quán với tài liệu mới nổi về năng lực số như đòn bẩy quốc tế hóa cho doanh nghiệp nhỏ và vừa trong môi trường thể chế kém hoàn thiện (Banalieva &amp; Dhanaraj, 2019; Chen &amp; Meng, 2022), song luận án đặt một điều kiện biên rõ hơn: hiệu ứng bù đắp này phụ thuộc chiều sâu của thước đo năng lực số và không tự nó đảo được độ dốc âm ở những chế độ thể chế cực yếu như nhóm đảo nhỏ.</w:t>
       </w:r>
     </w:p>
     <w:p>
@@ -2068,7 +2068,7 @@
         <w:t xml:space="preserve"> </w:t>
       </w:r>
       <w:r>
-        <w:t xml:space="preserve">trong khung CDCM. Phát hiện rằng DAI có hiệu ứng nâng mặt bằng phổ quát (β=+0,201, p&lt;,001, mẫu gộp N=78.445 từ 49 nền kinh tế) nhưng vai trò điều tiết đường cong quốc tế hóa và hiệu quả là</w:t>
+        <w:t xml:space="preserve">trong khung CDCM. Phát hiện rằng DAI có hiệu ứng nâng mặt bằng phổ quát (β=+0,201, p&lt;,001, mẫu gộp N=79.080 từ 50 nền kinh tế) nhưng vai trò điều tiết đường cong quốc tế hóa và hiệu quả là</w:t>
       </w:r>
       <w:r>
         <w:t xml:space="preserve"> </w:t>
@@ -2194,15 +2194,15 @@
         <w:pStyle w:val="BodyText"/>
       </w:pPr>
       <w:r>
-        <w:t xml:space="preserve">Đối với năng lực công nghệ, bằng chứng hội tụ mạnh mẽ rằng đây là yếu tố nâng mặt bằng phổ quát: hiệu ứng trực tiếp dương và có ý nghĩa cao xuất hiện nhất quán ở mọi bối cảnh (Việt Nam +0,179 dạng biến công cụ; Trung Quốc từ +0,26 đến +0,43; toàn mẫu 49 nền +0,141; Nhật Bản +0,100; SIDS +0,064), trong khi các tương tác uốn đường cong với cường độ xuất khẩu không đạt ý nghĩa thống kê trên toàn mẫu và chỉ định hình ở một bối cảnh đơn quốc gia. Ngay cả tại SIDS, nơi dạng chữ U ngược tan rã, năng lực công nghệ vẫn nâng mặt bằng năng suất nhưng không thể uốn độ dốc sang vùng có lợi, một bằng chứng đặc biệt thuyết phục rằng vai trò của năng lực công nghệ là nâng sàn chứ không phải định hình đường cong.</w:t>
-      </w:r>
-    </w:p>
-    <w:p>
-      <w:pPr>
-        <w:pStyle w:val="BodyText"/>
-      </w:pPr>
-      <w:r>
-        <w:t xml:space="preserve">Đối với chấp nhận số, mô thức cũng tương tự nhưng với một khác biệt then chốt về cường độ ngữ cảnh. Hiệu ứng nâng mặt bằng của DAI là phổ quát và lớn hơn cả TCI trên toàn mẫu 49 nền (+0,201, p &lt; 0,001), nhưng vai trò uốn đường cong của nó không phổ quát: các tương tác đường cong trên toàn mẫu mang đúng chiều nén mà khung CDCM dự đoán nhưng không đạt ý nghĩa thống kê, và chỉ phát huy rõ rệt ở bối cảnh đặc thù (Singapore, tương tác bậc hai +3,119, p = 0,005). Phát hiện này tinh chỉnh đóng góp lý thuyết theo hướng quan trọng: sự khác biệt giữa TCI và DAI không nằm ở việc cái nào nâng mặt bằng (cả hai đều nâng), mà ở chỗ vai trò uốn đường cong của DAI bị điều kiện hóa bởi tầng phát triển thể chế và mức độ chiều sâu của thước đo, trong khi TCI thuần túy là yếu tố nền tảng nâng sàn. Đây là cơ sở thực nghiệm trực tiếp cho lập luận rằng năng lực công nghệ là năng lực nền tảng còn chấp nhận số là nguồn lực tình huống trong khung CDCM.</w:t>
+        <w:t xml:space="preserve">Đối với năng lực công nghệ, bằng chứng hội tụ mạnh mẽ rằng đây là yếu tố nâng mặt bằng phổ quát: hiệu ứng trực tiếp dương và có ý nghĩa cao xuất hiện nhất quán ở mọi bối cảnh (Việt Nam +0,179 dạng biến công cụ; Trung Quốc từ +0,26 đến +0,43; toàn mẫu 50 nền +0,141; Nhật Bản +0,100; SIDS +0,064), trong khi các tương tác uốn đường cong với cường độ xuất khẩu không đạt ý nghĩa thống kê trên toàn mẫu và chỉ định hình ở một bối cảnh đơn quốc gia. Ngay cả tại SIDS, nơi dạng chữ U ngược không hình thành, năng lực công nghệ vẫn nâng mặt bằng năng suất nhưng không thể uốn độ dốc sang vùng có lợi, một bằng chứng đặc biệt thuyết phục rằng vai trò của năng lực công nghệ là nâng sàn chứ không phải định hình đường cong.</w:t>
+      </w:r>
+    </w:p>
+    <w:p>
+      <w:pPr>
+        <w:pStyle w:val="BodyText"/>
+      </w:pPr>
+      <w:r>
+        <w:t xml:space="preserve">Đối với chấp nhận số, mô thức cũng tương tự nhưng với một khác biệt then chốt về cường độ ngữ cảnh. Hiệu ứng nâng mặt bằng của DAI là phổ quát và lớn hơn cả TCI trên toàn mẫu 50 nền (+0,201, p &lt; 0,001), nhưng vai trò uốn đường cong của nó không phổ quát: các tương tác đường cong trên toàn mẫu mang đúng chiều nén mà khung CDCM dự đoán nhưng không đạt ý nghĩa thống kê, và chỉ phát huy rõ rệt ở bối cảnh đặc thù (Singapore, tương tác bậc hai +3,119, p = 0,005). Phát hiện này tinh chỉnh đóng góp lý thuyết theo hướng quan trọng: sự khác biệt giữa TCI và DAI không nằm ở việc cái nào nâng mặt bằng (cả hai đều nâng), mà ở chỗ vai trò uốn đường cong của DAI bị điều kiện hóa bởi tầng phát triển thể chế và mức độ chiều sâu của thước đo, trong khi TCI thuần túy là yếu tố nền tảng nâng sàn. Đây là cơ sở thực nghiệm trực tiếp cho lập luận rằng năng lực công nghệ là năng lực nền tảng còn chấp nhận số là nguồn lực tình huống trong khung CDCM.</w:t>
       </w:r>
     </w:p>
     <w:p>
@@ -2401,7 +2401,7 @@
         <w:pStyle w:val="BodyText"/>
       </w:pPr>
       <w:r>
-        <w:t xml:space="preserve">Khung ICRV nắm bắt được sự đa dạng thể chế chưa từng được vận hành hóa đầy đủ: sự khác biệt giữa Singapore (chế độ tiên tiến đổi mới, kết hợp pháp quyền mạnh và hệ sinh thái đổi mới) với các nền vùng Vịnh (chế độ tiên tiến tài nguyên, giàu tài nguyên nhưng hệ sinh thái đổi mới khác biệt), và sự khác biệt giữa Trung Quốc (chế độ trung bình cao, chính phủ can thiệp mạnh) với Việt Nam (chế độ chuyển đổi thu nhập trung bình thấp, đang trong quá trình cải cách) và với Campuchia (chế độ đang nổi, khoảng trống thể chế cao). Khung ICRV không chỉ là một phân loại mô tả mà còn là một phân loại có sức dự đoán: vị trí và sự tồn tại của điểm uốn trong quan hệ quốc tế hóa và hiệu quả thay đổi có hệ thống theo ba vùng của gradient thể chế: chữ U ngược định hình rõ nhất ở vùng giữa (Nhóm IV, điểm uốn 43,0%), duỗi thẳng gần tuyến tính ở biên trên nơi thể chế mạnh đẩy điểm uốn ra mức cường độ xuất khẩu rất cao (Singapore khoảng 88,6%), và tan rã ở biên dưới; nghĩa là thể chế càng mạnh, doanh nghiệp càng duy trì lợi ích từ quốc tế hóa đến mức cường độ cao hơn trước khi đạt đỉnh, xác nhận giá trị dự đoán của phân loại.</w:t>
+        <w:t xml:space="preserve">Khung ICRV nắm bắt được sự đa dạng thể chế chưa từng được vận hành hóa đầy đủ: sự khác biệt giữa Singapore (chế độ tiên tiến đổi mới, kết hợp pháp quyền mạnh và hệ sinh thái đổi mới) với các nền vùng Vịnh (chế độ tiên tiến tài nguyên, giàu tài nguyên nhưng hệ sinh thái đổi mới khác biệt), và sự khác biệt giữa Trung Quốc (chế độ trung bình cao, chính phủ can thiệp mạnh) với Việt Nam (chế độ chuyển đổi thu nhập trung bình thấp, đang trong quá trình cải cách) và với Campuchia (chế độ đang nổi, khoảng trống thể chế cao). Khung ICRV không chỉ là một phân loại mô tả mà còn là một phân loại có sức dự đoán: vị trí và sự tồn tại của điểm uốn trong quan hệ quốc tế hóa và hiệu quả thay đổi có hệ thống theo ba vùng của phổ thể chế: chữ U ngược định hình rõ nhất ở vùng giữa (Nhóm IV, điểm uốn 43,0%), duỗi thẳng gần tuyến tính ở biên trên nơi thể chế mạnh đẩy điểm uốn ra mức cường độ xuất khẩu rất cao (Singapore khoảng 88,6%), và không hình thành ở biên dưới; nghĩa là thể chế càng mạnh, doanh nghiệp càng duy trì lợi ích từ quốc tế hóa đến mức cường độ cao hơn trước khi đạt đỉnh, xác nhận giá trị dự đoán của phân loại.</w:t>
       </w:r>
     </w:p>
     <w:p>
@@ -2460,15 +2460,15 @@
         <w:pStyle w:val="FirstParagraph"/>
       </w:pPr>
       <w:r>
-        <w:t xml:space="preserve">Đóng góp lý thuyết thứ năm mang tính tích hợp: luận án cho thấy bốn lý thuyết nền của khung CDCM không phải là bốn cách giải thích cạnh tranh nhau cho cùng một hiện tượng, mà là bốn lớp giải thích vận hành đồng thời ở các tầng khác nhau và được liên kết bởi một trục chung là chế độ thể chế. Mô hình quá trình quốc tế hóa của Johanson và Vahlne (1977) giải thích vòng học hỏi qua đó doanh nghiệp tích lũy tri thức thị trường nước ngoài và tăng cam kết, cơ chế làm nền cho nhánh đi lên của đường cong ở các chế độ thể chế trung bình và cao. Lý thuyết dựa trên nguồn lực (Barney, 1991) giải thích vì sao năng lực công nghệ chiều sâu nâng mặt bằng năng suất một cách phổ quát: TCI là nguồn lực có giá trị, hiếm, khó sao chép và khó thay thế, nên hiệu ứng nâng sàn của nó không lệ thuộc vào chế độ thể chế. Lý thuyết thể chế (North, 1990; Khanna &amp; Palepu, 2010) giải thích vì sao điểm uốn dịch chuyển và vì sao quan hệ tan rã hoặc đảo dấu ở các chế độ thể chế yếu, qua cơ chế chi phí giao dịch và khoảng trống thể chế. Và lý thuyết thượng tầng quản trị (Hambrick &amp; Mason, 1984) giải thích kênh cá nhân hóa qua đặc điểm nhà quản trị cấp cao, kênh mà luận án cho thấy chỉ vận hành có điều kiện theo bối cảnh chứ không đồng nhất.</w:t>
-      </w:r>
-    </w:p>
-    <w:p>
-      <w:pPr>
-        <w:pStyle w:val="BodyText"/>
-      </w:pPr>
-      <w:r>
-        <w:t xml:space="preserve">Điểm tích hợp then chốt là cả bốn cơ chế đều bị điều kiện hóa bởi cùng một biến trục là chế độ thể chế ICRV. Vòng học hỏi Uppsala vận hành trơn tru khi đệm thể chế đủ dày nhưng bị gián đoạn khi khoảng trống thể chế quá lớn; lợi thế nguồn lực theo lý thuyết dựa trên nguồn lực được hiện thực hóa thành hiệu quả ở mọi chế độ nhưng phần thưởng biên của nó thay đổi theo độ dày của hệ sinh thái hỗ trợ; và kênh quản trị cấp cao phụ thuộc cấu trúc ngành và thể chế nơi doanh nghiệp hoạt động. Cách đọc tích hợp này lý giải vì sao một khung đơn lý thuyết không thể nắm bắt đầy đủ cấu trúc ba vùng: mỗi lý thuyết nền chiếu sáng một đoạn của họ đường cong, và chỉ khi xếp chồng cả bốn lớp dọc theo trục thể chế thì bức tranh liên tục từ chữ U ngược đến tan rã và đảo dấu mới hiện ra trọn vẹn. Đây là một đóng góp về mặt kiến trúc lý thuyết: thay vì lựa chọn một lý thuyết thắng cuộc, luận án định vị rõ phạm vi áp dụng và điều kiện biên của từng lý thuyết, và chỉ ra thể chế là biến liên kết chúng thành một hệ giải thích nhất quán.</w:t>
+        <w:t xml:space="preserve">Đóng góp lý thuyết thứ năm mang tính tích hợp: luận án cho thấy bốn lý thuyết nền của khung CDCM không phải là bốn cách giải thích cạnh tranh nhau cho cùng một hiện tượng, mà là bốn lớp giải thích vận hành đồng thời ở các tầng khác nhau và được liên kết bởi một trục chung là chế độ thể chế. Mô hình quá trình quốc tế hóa của Johanson và Vahlne (1977) giải thích vòng học hỏi qua đó doanh nghiệp tích lũy tri thức thị trường nước ngoài và tăng cam kết, cơ chế làm nền cho nhánh đi lên của đường cong ở các chế độ thể chế trung bình và cao. Lý thuyết dựa trên nguồn lực (Barney, 1991) giải thích vì sao năng lực công nghệ chiều sâu nâng mặt bằng năng suất một cách phổ quát: TCI là nguồn lực có giá trị, hiếm, khó sao chép và khó thay thế, nên hiệu ứng nâng sàn của nó không lệ thuộc vào chế độ thể chế. Lý thuyết thể chế (North, 1990; Khanna &amp; Palepu, 2010) giải thích vì sao điểm uốn dịch chuyển và vì sao quan hệ không hình thành hoặc đảo dấu ở các chế độ thể chế yếu, qua cơ chế chi phí giao dịch và khoảng trống thể chế. Và lý thuyết thượng tầng quản trị (Hambrick &amp; Mason, 1984) giải thích kênh cá nhân hóa qua đặc điểm nhà quản trị cấp cao, kênh mà luận án cho thấy chỉ vận hành có điều kiện theo bối cảnh chứ không đồng nhất.</w:t>
+      </w:r>
+    </w:p>
+    <w:p>
+      <w:pPr>
+        <w:pStyle w:val="BodyText"/>
+      </w:pPr>
+      <w:r>
+        <w:t xml:space="preserve">Điểm tích hợp then chốt là cả bốn cơ chế đều bị điều kiện hóa bởi cùng một biến trục là chế độ thể chế ICRV. Vòng học hỏi Uppsala vận hành trơn tru khi đệm thể chế đủ dày nhưng bị gián đoạn khi khoảng trống thể chế quá lớn; lợi thế nguồn lực theo lý thuyết dựa trên nguồn lực được hiện thực hóa thành hiệu quả ở mọi chế độ nhưng phần thưởng biên của nó thay đổi theo độ dày của hệ sinh thái hỗ trợ; và kênh quản trị cấp cao phụ thuộc cấu trúc ngành và thể chế nơi doanh nghiệp hoạt động. Cách đọc tích hợp này lý giải vì sao một khung đơn lý thuyết không thể nắm bắt đầy đủ cấu trúc ba vùng: mỗi lý thuyết nền chiếu sáng một đoạn của họ đường cong, và chỉ khi xếp chồng cả bốn lớp dọc theo trục thể chế thì bức tranh liên tục từ chữ U ngược đến không hình thành và đảo dấu mới hiện ra trọn vẹn. Đây là một đóng góp về mặt kiến trúc lý thuyết: thay vì lựa chọn một lý thuyết thắng cuộc, luận án định vị rõ phạm vi áp dụng và điều kiện biên của từng lý thuyết, và chỉ ra thể chế là biến liên kết chúng thành một hệ giải thích nhất quán.</w:t>
       </w:r>
     </w:p>
     <w:bookmarkEnd w:id="43"/>
@@ -2914,7 +2914,7 @@
         <w:pStyle w:val="BodyText"/>
       </w:pPr>
       <w:r>
-        <w:t xml:space="preserve">Đối với chế độ thể chế yếu nhất (Nhóm V và VI, các nền đang nổi và đảo nhỏ), nơi dạng chữ U ngược tan rã và quan hệ có xu hướng nghiêng âm, nguyên lý can thiệp đảo ngược hoàn toàn so với khuyến nghị thông thường: ưu tiên không phải xuất khẩu nhiều hơn mà xuất khẩu tốt hơn. Phát hiện gánh nặng quốc tế hóa bắt buộc tại SIDS đặt câu hỏi nghiêm túc về các chương trình viện trợ thương mại tập trung thúc đẩy xuất khẩu đại trà ở những nền thiếu nền tảng năng lực. Trình tự đúng là xây dựng hạ tầng vận tải và kết nối để giảm chi phí cố định xuất khẩu, phát triển năng lực công nghệ chiều sâu thay vì chỉ hiện diện số bề mặt, và thiết kế hỗ trợ xuất khẩu có chọn lọc cho doanh nghiệp đã đủ năng lực hưởng lợi. Nguyên lý xuyên suốt ba vùng là xây dựng năng lực hấp thụ trước khi thúc đẩy mở rộng thị trường, một thứ tự ưu tiên mà khung ICRV giúp hiệu chỉnh cụ thể theo từng chế độ.</w:t>
+        <w:t xml:space="preserve">Đối với chế độ thể chế yếu nhất (Nhóm V và VI, các nền đang nổi và đảo nhỏ), nơi dạng chữ U ngược không hình thành và quan hệ có xu hướng nghiêng âm, nguyên lý can thiệp đảo ngược hoàn toàn so với khuyến nghị thông thường: ưu tiên không phải xuất khẩu nhiều hơn mà xuất khẩu tốt hơn. Phát hiện gánh nặng quốc tế hóa bắt buộc tại SIDS đặt câu hỏi nghiêm túc về các chương trình viện trợ thương mại tập trung thúc đẩy xuất khẩu đại trà ở những nền thiếu nền tảng năng lực. Trình tự đúng là xây dựng hạ tầng vận tải và kết nối để giảm chi phí cố định xuất khẩu, phát triển năng lực công nghệ chiều sâu thay vì chỉ hiện diện số bề mặt, và thiết kế hỗ trợ xuất khẩu có chọn lọc cho doanh nghiệp đã đủ năng lực hưởng lợi. Nguyên lý xuyên suốt ba vùng là xây dựng năng lực hấp thụ trước khi thúc đẩy mở rộng thị trường, một thứ tự ưu tiên mà khung ICRV giúp hiệu chỉnh cụ thể theo từng chế độ.</w:t>
       </w:r>
     </w:p>
     <w:bookmarkEnd w:id="51"/>
@@ -2947,7 +2947,7 @@
         <w:t xml:space="preserve">”</w:t>
       </w:r>
       <w:r>
-        <w:t xml:space="preserve">. Bước thứ nhất là định vị nền kinh tế của doanh nghiệp trong sáu chế độ ICRV, vì chính vị trí này quyết định dạng quan hệ giữa cường độ xuất khẩu và năng suất mà doanh nghiệp đang vận hành bên trong. Bước thứ hai là đọc tư thế chiến lược tương ứng với vùng đó. Ở chế độ thể chế mạnh, nơi quan hệ gần tuyến tính dương, doanh nghiệp đã có năng lực nên ưu tiên vượt qua ngưỡng tham gia xuất khẩu vì phần thưởng nằm ở việc có mặt trên thị trường nước ngoài hơn là ở mức độ thâm dụng xuất khẩu. Ở chế độ chuyển đổi, nơi chữ U ngược sắc nét với điểm uốn quanh 40–46%, doanh nghiệp cần so sánh cường độ xuất khẩu hiện tại của mình với ngưỡng này: nếu còn dưới ngưỡng, dư địa mở rộng có lợi vẫn còn; nếu đã vượt ngưỡng, ràng buộc không còn là tiếp cận thị trường mà là năng lực điều phối, và đầu tư đúng là nâng năng lực công nghệ để dịch ngưỡng về phía phải trước khi đẩy thêm cường độ. Ở chế độ thể chế yếu, nơi quan hệ tan rã hoặc đảo dấu, tư thế đúng là xuất khẩu có chọn lọc dựa trên năng lực thực có thay vì mở rộng đại trà.</w:t>
+        <w:t xml:space="preserve">. Bước thứ nhất là định vị nền kinh tế của doanh nghiệp trong sáu chế độ ICRV, vì chính vị trí này quyết định dạng quan hệ giữa cường độ xuất khẩu và năng suất mà doanh nghiệp đang vận hành bên trong. Bước thứ hai là đọc tư thế chiến lược tương ứng với vùng đó. Ở chế độ thể chế mạnh, nơi quan hệ gần tuyến tính dương, doanh nghiệp đã có năng lực nên ưu tiên vượt qua ngưỡng tham gia xuất khẩu vì phần thưởng nằm ở việc có mặt trên thị trường nước ngoài hơn là ở mức độ thâm dụng xuất khẩu. Ở chế độ chuyển đổi, nơi chữ U ngược sắc nét với điểm uốn quanh 40–46%, doanh nghiệp cần so sánh cường độ xuất khẩu hiện tại của mình với ngưỡng này: nếu còn dưới ngưỡng, dư địa mở rộng có lợi vẫn còn; nếu đã vượt ngưỡng, ràng buộc không còn là tiếp cận thị trường mà là năng lực điều phối, và đầu tư đúng là nâng năng lực công nghệ để dịch ngưỡng về phía phải trước khi đẩy thêm cường độ. Ở chế độ thể chế yếu, nơi quan hệ không hình thành hoặc đảo dấu, tư thế đúng là xuất khẩu có chọn lọc dựa trên năng lực thực có thay vì mở rộng đại trà.</w:t>
       </w:r>
     </w:p>
     <w:p>
@@ -3162,7 +3162,7 @@
         <w:t xml:space="preserve"> </w:t>
       </w:r>
       <w:r>
-        <w:t xml:space="preserve">xuyên suốt luận án chỉ một liên hệ đồng thời giữa cường độ xuất khẩu và năng suất lao động trong một năm khảo sát nhất định, không phải một hiệu ứng nhân quả được theo dõi theo thời gian trên cùng doanh nghiệp. Chiến lược biến công cụ dùng để xử lý chọn lọc tham gia xuất khẩu trong nghiên cứu đơn quốc gia Việt Nam (P3) không khả thi ở quy mô 49 nền kinh tế, nên ở các phân tích gộp, chọn lọc tham gia xuất khẩu dựa trên năng lực vừa là một phần của hiện tượng mà điểm uốn hiệu chỉnh năng lực bộc lộ, vừa là nguồn nội sinh không thể loại bỏ hoàn toàn bằng hiệu ứng cố định nền kinh tế và năm. Vì vậy cấu trúc ba vùng nên được đọc như một quy luật liên hệ vững chắc về mặt thống kê, chứ chưa phải một cơ chế nhân quả đã được chứng minh trực tiếp.</w:t>
+        <w:t xml:space="preserve">xuyên suốt luận án chỉ một liên hệ đồng thời giữa cường độ xuất khẩu và năng suất lao động trong một năm khảo sát nhất định, không phải một hiệu ứng nhân quả được theo dõi theo thời gian trên cùng doanh nghiệp. Chiến lược biến công cụ dùng để xử lý chọn lọc tham gia xuất khẩu trong nghiên cứu đơn quốc gia Việt Nam (P3) không khả thi ở quy mô 50 nền kinh tế, nên ở các phân tích gộp, chọn lọc tham gia xuất khẩu dựa trên năng lực vừa là một phần của hiện tượng mà điểm uốn hiệu chỉnh năng lực bộc lộ, vừa là nguồn nội sinh không thể loại bỏ hoàn toàn bằng hiệu ứng cố định nền kinh tế và năm. Vì vậy cấu trúc ba vùng nên được đọc như một quy luật liên hệ vững chắc về mặt thống kê, chứ chưa phải một cơ chế nhân quả đã được chứng minh trực tiếp.</w:t>
       </w:r>
     </w:p>
     <w:p>
@@ -3206,7 +3206,7 @@
         <w:pStyle w:val="FirstParagraph"/>
       </w:pPr>
       <w:r>
-        <w:t xml:space="preserve">Khung phân loại ICRV sáu chế độ, dù là một đóng góp trung tâm, cũng mang những hạn chế đo lường cần nêu rõ. Thứ nhất, việc gán một nền kinh tế vào một chế độ là một thao tác rời rạc hóa một thực tại liên tục: các nền kinh tế nằm gần ranh giới giữa hai chế độ có thể bị phân loại nhạy cảm với ngưỡng, và một số nền có thể dịch chuyển chế độ trong giai đoạn quan sát dài 2006–2026 mà phân loại tĩnh không nắm bắt được. Thứ hai, bản thân các chỉ số thể chế nền tảng dùng để xây dựng ICRV là các đại lượng đo lường gián tiếp với sai số riêng, và một bộ phận doanh nghiệp trong mẫu gộp không được gán chế độ do thiếu chỉ số thể chế, tạo khả năng thiên lệch nếu các quan sát thiếu chỉ số không ngẫu nhiên. Thứ ba, hệ phân loại dùng ở cấp phân tích tổng hợp P6 (năm chế độ rút gọn) khác với hệ sáu nhóm ở cấp doanh nghiệp, nên việc đối chiếu trực tiếp giữa hai cấp cần thận trọng. Những hạn chế này không phủ định giá trị dự đoán của ICRV mà chỉ ra rằng phân loại nên được hiểu là một xấp xỉ có cấu trúc của gradient thể chế chứ không phải một thang đo chính xác tuyệt đối.</w:t>
+        <w:t xml:space="preserve">Khung phân loại ICRV sáu chế độ, dù là một đóng góp trung tâm, cũng mang những hạn chế đo lường cần nêu rõ. Thứ nhất, việc gán một nền kinh tế vào một chế độ là một thao tác rời rạc hóa một thực tại liên tục: các nền kinh tế nằm gần ranh giới giữa hai chế độ có thể bị phân loại nhạy cảm với ngưỡng, và một số nền có thể dịch chuyển chế độ trong giai đoạn quan sát dài 2006–2026 mà phân loại tĩnh không nắm bắt được. Thứ hai, bản thân các chỉ số thể chế nền tảng dùng để xây dựng ICRV là các đại lượng đo lường gián tiếp với sai số riêng, và một bộ phận doanh nghiệp trong mẫu gộp không được gán chế độ do thiếu chỉ số thể chế, tạo khả năng thiên lệch nếu các quan sát thiếu chỉ số không ngẫu nhiên. Thứ ba, hệ phân loại dùng ở cấp phân tích tổng hợp P6 (năm chế độ rút gọn) khác với hệ sáu nhóm ở cấp doanh nghiệp, nên việc đối chiếu trực tiếp giữa hai cấp cần thận trọng. Những hạn chế này không phủ định giá trị dự đoán của ICRV mà chỉ ra rằng phân loại nên được hiểu là một xấp xỉ có cấu trúc của phổ thể chế chứ không phải một thang đo chính xác tuyệt đối.</w:t>
       </w:r>
     </w:p>
     <w:bookmarkEnd w:id="62"/>
@@ -3412,7 +3412,7 @@
         <w:t xml:space="preserve">Thứ bảy</w:t>
       </w:r>
       <w:r>
-        <w:t xml:space="preserve">, sự dịch chuyển trọng tâm giữa biên tham gia và biên cường độ dọc theo gradient thể chế, được phát hiện khi đối chiếu bằng chứng Việt Nam (cơ chế biên tham gia ở chế độ chuyển đổi) với Nhật Bản (cơ chế tự chọn lọc Melitz ở biên trên), mở ra một câu hỏi lý thuyết chưa được giải quyết: chế độ thể chế nào đánh dấu sự chuyển giao giữa hai cơ chế, và liệu có một vùng quá độ nơi cả hai cùng vận hành. Nghiên cứu tương lai có thể vận dụng mô hình hai phần (two-part model) phân tách rõ ràng quyết định tham gia xuất khẩu khỏi quyết định cường độ trên toàn gradient ICRV, qua đó lập bản đồ chính xác sự dịch chuyển cơ chế và làm giàu thêm tầng vi mô của khung CDCM, nhất quán với logic tự chọn lọc theo năng suất của Melitz (2003) và với bằng chứng về quan hệ xuất khẩu và năng suất ở cấp doanh nghiệp (Wagner, 2007).</w:t>
+        <w:t xml:space="preserve">, sự dịch chuyển trọng tâm giữa biên tham gia và biên cường độ dọc theo phổ thể chế, được phát hiện khi đối chiếu bằng chứng Việt Nam (cơ chế biên tham gia ở chế độ chuyển đổi) với Nhật Bản (cơ chế tự chọn lọc Melitz ở biên trên), mở ra một câu hỏi lý thuyết chưa được giải quyết: chế độ thể chế nào đánh dấu sự chuyển giao giữa hai cơ chế, và liệu có một vùng quá độ nơi cả hai cùng vận hành. Nghiên cứu tương lai có thể vận dụng mô hình hai phần (two-part model) phân tách rõ ràng quyết định tham gia xuất khẩu khỏi quyết định cường độ trên toàn phổ thể chế ICRV, qua đó lập bản đồ chính xác sự dịch chuyển cơ chế và làm giàu thêm tầng vi mô của khung CDCM, nhất quán với logic tự chọn lọc theo năng suất của Melitz (2003) và với bằng chứng về quan hệ xuất khẩu và năng suất ở cấp doanh nghiệp (Wagner, 2007).</w:t>
       </w:r>
     </w:p>
     <w:p>
@@ -3427,7 +3427,7 @@
         <w:t xml:space="preserve">Thứ tám</w:t>
       </w:r>
       <w:r>
-        <w:t xml:space="preserve">, kiểm định tính khái quát hóa của cấu trúc ba vùng ra ngoài khu vực châu Á và Thái Bình Dương. Vì WBES có độ phủ toàn cầu, một hướng khả thi và trực tiếp là ánh xạ khung ICRV lên các nền kinh tế châu Phi hạ Sahara và Mỹ Latinh rồi ước lượng lại gradient điểm uốn trên cùng cặp thước đo, qua đó xác định liệu trật tự ba vùng có phải là đặc thù khu vực hay là một quy luật phổ quát hơn về điều tiết thể chế. Hướng này có giá trị vì nó kiểm định trực tiếp đường biên khái quát hóa mà Mục 5.5.3.2 đã nêu, và vì các khu vực này có những chế độ thể chế và mô thức thương mại khác với châu Á, cung cấp một phép kiểm định khắt khe cho tính bền của khung.</w:t>
+        <w:t xml:space="preserve">, kiểm định tính khái quát hóa của cấu trúc ba vùng ra ngoài khu vực châu Á và Thái Bình Dương. Vì WBES có độ phủ toàn cầu, một hướng khả thi và trực tiếp là ánh xạ khung ICRV lên các nền kinh tế châu Phi hạ Sahara và Mỹ Latinh rồi ước lượng lại phổ điểm uốn trên cùng cặp thước đo, qua đó xác định liệu trật tự ba vùng có phải là đặc thù khu vực hay là một quy luật phổ quát hơn về điều tiết thể chế. Hướng này có giá trị vì nó kiểm định trực tiếp đường biên khái quát hóa mà Mục 5.5.3.2 đã nêu, và vì các khu vực này có những chế độ thể chế và mô thức thương mại khác với châu Á, cung cấp một phép kiểm định khắt khe cho tính bền của khung.</w:t>
       </w:r>
     </w:p>
     <w:p>
@@ -3949,7 +3949,7 @@
         <w:t xml:space="preserve">P7</w:t>
       </w:r>
       <w:r>
-        <w:t xml:space="preserve">: kiểm định toàn mẫu châu Á và Thái Bình Dương trên khung 49 nền kinh tế,</w:t>
+        <w:t xml:space="preserve">: kiểm định toàn mẫu châu Á và Thái Bình Dương trên khung 50 nền kinh tế,</w:t>
       </w:r>
       <w:r>
         <w:t xml:space="preserve"> </w:t>
@@ -3965,7 +3965,7 @@
           <m:t>=</m:t>
         </m:r>
         <m:r>
-          <m:t>80.373</m:t>
+          <m:t>81.022</m:t>
         </m:r>
       </m:oMath>
       <w:r>
@@ -3988,14 +3988,14 @@
           <m:t>=</m:t>
         </m:r>
         <m:r>
-          <m:t>78.445</m:t>
-        </m:r>
-      </m:oMath>
-      <w:r>
-        <w:t xml:space="preserve"> </w:t>
-      </w:r>
-      <w:r>
-        <w:t xml:space="preserve">(mô hình đầy đủ), điểm uốn 43,6–51,5% (mô hình chính 43,5%,</w:t>
+          <m:t>79.080</m:t>
+        </m:r>
+      </m:oMath>
+      <w:r>
+        <w:t xml:space="preserve"> </w:t>
+      </w:r>
+      <w:r>
+        <w:t xml:space="preserve">(mô hình đầy đủ), điểm uốn 43,6–51,5% (mô hình chính 43,6%,</w:t>
       </w:r>
       <w:r>
         <w:t xml:space="preserve"> </w:t>
@@ -4034,7 +4034,7 @@
         </m:r>
       </m:oMath>
       <w:r>
-        <w:t xml:space="preserve">); chữ U ngược định hình rõ nhất ở Nhóm IV (43,0%), gần tuyến tính ở Nhóm I, tan rã ở Nhóm V và VI; TCI nâng mặt bằng (</w:t>
+        <w:t xml:space="preserve">); chữ U ngược định hình rõ nhất ở Nhóm IV (43,0%), gần tuyến tính ở Nhóm I, không hình thành ở Nhóm V và VI; TCI nâng mặt bằng (</w:t>
       </w:r>
       <m:oMath>
         <m:r>
@@ -4180,7 +4180,7 @@
           <w:bCs/>
           <w:b/>
         </w:rPr>
-        <w:t xml:space="preserve">sự tan rã của dạng chữ U ngược</w:t>
+        <w:t xml:space="preserve">việc dạng chữ U ngược không hình thành</w:t>
       </w:r>
       <w:r>
         <w:t xml:space="preserve"> </w:t>
@@ -4656,7 +4656,7 @@
         <w:pStyle w:val="FirstParagraph"/>
       </w:pPr>
       <w:r>
-        <w:t xml:space="preserve">Bằng chứng từ 238 nghiên cứu (P6 meta-analysis) và 80.373 doanh nghiệp tại 49 nền kinh tế châu Á và Thái Bình Dương (P7) đều chỉ đến kết luận này. Quan hệ quốc tế hóa và hiệu quả không phải là một đường cong phổ quát mà là một</w:t>
+        <w:t xml:space="preserve">Bằng chứng từ 238 nghiên cứu (P6 meta-analysis) và 81.022 doanh nghiệp tại 50 nền kinh tế châu Á và Thái Bình Dương (P7) đều chỉ đến kết luận này. Quan hệ quốc tế hóa và hiệu quả không phải là một đường cong phổ quát mà là một</w:t>
       </w:r>
       <w:r>
         <w:t xml:space="preserve"> </w:t>
@@ -4672,7 +4672,7 @@
         <w:t xml:space="preserve"> </w:t>
       </w:r>
       <w:r>
-        <w:t xml:space="preserve">(family of context-dependent curves): chữ U ngược định hình rõ nhất ở vùng giữa gradient thể chế (Nhóm IV, điểm uốn khoảng 43%), duỗi thẳng gần tuyến tính ở biên trên nơi thể chế mạnh đẩy điểm uốn ra mức cường độ xuất khẩu rất cao (Singapore khoảng 88,6%, gần hoặc vượt biên dữ liệu quan sát), và tan rã ở biên dưới nơi thể chế yếu nhất; nghĩa là thể chế càng mạnh, doanh nghiệp càng duy trì lợi ích từ quốc tế hóa đến mức cường độ cao hơn trước khi đạt đỉnh.</w:t>
+        <w:t xml:space="preserve">(family of context-dependent curves): chữ U ngược định hình rõ nhất ở vùng giữa phổ thể chế (Nhóm IV, điểm uốn khoảng 43%), duỗi thẳng gần tuyến tính ở biên trên nơi thể chế mạnh đẩy điểm uốn ra mức cường độ xuất khẩu rất cao (Singapore khoảng 88,6%, gần hoặc vượt biên dữ liệu quan sát), và không hình thành ở biên dưới nơi thể chế yếu nhất; nghĩa là thể chế càng mạnh, doanh nghiệp càng duy trì lợi ích từ quốc tế hóa đến mức cường độ cao hơn trước khi đạt đỉnh.</w:t>
       </w:r>
     </w:p>
     <w:bookmarkEnd w:id="67"/>

--- a/dist/luan_an_ctu/chuong_5_ket_luan_de_xuat_vi.docx
+++ b/dist/luan_an_ctu/chuong_5_ket_luan_de_xuat_vi.docx
@@ -1160,7 +1160,7 @@
           <w:bCs/>
           <w:b/>
         </w:rPr>
-        <w:t xml:space="preserve">việc dạng chữ U ngược không hình thành</w:t>
+        <w:t xml:space="preserve">việc dạng chữ U ngược mất cấu trúc</w:t>
       </w:r>
       <w:r>
         <w:t xml:space="preserve"> </w:t>
@@ -1182,7 +1182,7 @@
         <w:t xml:space="preserve"> </w:t>
       </w:r>
       <w:r>
-        <w:t xml:space="preserve">của sự không hình thành này, tức chiều hướng mà quan hệ nghiêng về khi quốc tế hóa cưỡng bức chi phối hoàn toàn, chứ không phải một quan hệ âm đơn điệu đã được ước lượng vững. Dù theo hướng giới hạn hay theo bằng chứng không hình thành, hàm ý chung là không có mức FSTS nào mà doanh nghiệp SIDS có thể tận dụng để cải thiện hiệu quả thông qua xuất khẩu trong điều kiện hiện tại. Đây là ranh giới biên lý thuyết quan trọng cho các mô hình phi tuyến phổ quát trong tài liệu về quan hệ quốc tế hóa và hiệu quả.</w:t>
+        <w:t xml:space="preserve">của sự mất cấu trúc này, tức chiều hướng mà quan hệ nghiêng về khi quốc tế hóa cưỡng bức chi phối hoàn toàn, chứ không phải một quan hệ âm đơn điệu đã được ước lượng vững. Dù theo hướng giới hạn hay theo bằng chứng mất cấu trúc, hàm ý chung là không có mức FSTS nào mà doanh nghiệp SIDS có thể tận dụng để cải thiện hiệu quả thông qua xuất khẩu trong điều kiện hiện tại. Đây là ranh giới biên lý thuyết quan trọng cho các mô hình phi tuyến phổ quát trong tài liệu về quan hệ quốc tế hóa và hiệu quả.</w:t>
       </w:r>
     </w:p>
     <w:p>
@@ -1292,13 +1292,13 @@
       </w:r>
     </w:p>
     <w:bookmarkEnd w:id="27"/>
-    <w:bookmarkStart w:id="28" w:name="X98570a5e943ef7fb5eddfa30e198bcfbf226aa1"/>
+    <w:bookmarkStart w:id="28" w:name="Xa3158dd5136100cab093ef0569110b9c1bb5fc2"/>
     <w:p>
       <w:pPr>
         <w:pStyle w:val="Heading3"/>
       </w:pPr>
       <w:r>
-        <w:t xml:space="preserve">5.1.7 Tích hợp ba vùng của phổ thể chế: từ chữ U ngược đến không hình thành và đảo dấu</w:t>
+        <w:t xml:space="preserve">5.1.7 Tích hợp ba vùng của phổ thể chế: từ chữ U ngược đến mất cấu trúc và đảo dấu</w:t>
       </w:r>
     </w:p>
     <w:p>
@@ -1322,17 +1322,17 @@
         <w:pStyle w:val="BodyText"/>
       </w:pPr>
       <w:r>
-        <w:t xml:space="preserve">Ở biên dưới của phổ thể chế (chế độ đang nổi và đảo nhỏ, Nhóm V và VI), quan hệ mất cấu trúc theo hai mức độ khác nhau. Tại Nhóm V, các hệ số không còn ý nghĩa thống kê và dạng hàm không hình thành (P7). Tại Nhóm VI là các nền kinh tế đảo nhỏ, phát hiện vững là dạng chữ U ngược</w:t>
-      </w:r>
-      <w:r>
-        <w:t xml:space="preserve"> </w:t>
-      </w:r>
-      <w:r>
-        <w:rPr>
-          <w:bCs/>
-          <w:b/>
-        </w:rPr>
-        <w:t xml:space="preserve">không hình thành</w:t>
+        <w:t xml:space="preserve">Ở biên dưới của phổ thể chế (chế độ đang nổi và đảo nhỏ, Nhóm V và VI), quan hệ mất cấu trúc theo hai mức độ khác nhau. Tại Nhóm V, các hệ số không còn ý nghĩa thống kê và dạng hàm mất cấu trúc (P7). Tại Nhóm VI là các nền kinh tế đảo nhỏ, phát hiện vững là dạng chữ U ngược</w:t>
+      </w:r>
+      <w:r>
+        <w:t xml:space="preserve"> </w:t>
+      </w:r>
+      <w:r>
+        <w:rPr>
+          <w:bCs/>
+          <w:b/>
+        </w:rPr>
+        <w:t xml:space="preserve">mất cấu trúc</w:t>
       </w:r>
       <w:r>
         <w:t xml:space="preserve"> </w:t>
@@ -1637,13 +1637,13 @@
           <w:bCs/>
           <w:b/>
         </w:rPr>
-        <w:t xml:space="preserve">không hình thành</w:t>
-      </w:r>
-      <w:r>
-        <w:t xml:space="preserve"> </w:t>
-      </w:r>
-      <w:r>
-        <w:t xml:space="preserve">(không còn độ cong hay độ dốc có ý nghĩa) thay vì tuân theo đường cong chữ S hay chữ U ngược; FIP được nêu như trường hợp giới hạn lý thuyết của sự không hình thành đó, một biên mà cả lý thuyết ba giai đoạn lẫn đường cong chữ S đều không dự báo được.</w:t>
+        <w:t xml:space="preserve">mất cấu trúc</w:t>
+      </w:r>
+      <w:r>
+        <w:t xml:space="preserve"> </w:t>
+      </w:r>
+      <w:r>
+        <w:t xml:space="preserve">(không còn độ cong hay độ dốc có ý nghĩa) thay vì tuân theo đường cong chữ S hay chữ U ngược; FIP được nêu như trường hợp giới hạn lý thuyết của sự mất cấu trúc đó, một biên mà cả lý thuyết ba giai đoạn lẫn đường cong chữ S đều không dự báo được.</w:t>
       </w:r>
     </w:p>
     <w:p>
@@ -1767,7 +1767,7 @@
         <w:pStyle w:val="BodyText"/>
       </w:pPr>
       <w:r>
-        <w:t xml:space="preserve">Bằng chứng ba vùng của luận án cung cấp một lời giải thích cấu trúc cho mô thức phân tán này. Khi gộp các nền kinh tế thuộc những chế độ thể chế khác nhau vào một ước lượng duy nhất, người ta đang lấy trung bình của ba dạng quan hệ khác nhau về bản chất: chữ U ngược sắc nét ở vùng chuyển đổi (Nhóm IV, điểm uốn quanh 43%), quan hệ gần tuyến tính dương ở biên thể chế mạnh (Nhóm I, điểm uốn nằm ngoài miền quan sát), và quan hệ không hình thành hoặc đảo dấu ở biên thể chế yếu (Nhóm V và VI). Phép lấy trung bình này tất yếu tạo ra một tín hiệu gộp bị nén và bất ổn, đúng như các nghiên cứu nhân rộng ghi nhận. Như vậy, kết quả của luận án không mâu thuẫn với tài liệu nhân rộng mà giải thích nó: tính phân tán của các kết quả gộp không phải bằng chứng rằng quan hệ quốc tế hóa và hiệu quả là giả tạo, mà là hệ quả đo lường của việc bỏ qua phân tầng thể chế. Việc một nghiên cứu đơn quốc gia có tìm thấy chữ U ngược hay không phụ thuộc vào vùng thể chế mà nền kinh tế đó chiếm giữ, và đây chính là biến số mà các phép nhân rộng gộp đã làm mờ đi.</w:t>
+        <w:t xml:space="preserve">Bằng chứng ba vùng của luận án cung cấp một lời giải thích cấu trúc cho mô thức phân tán này. Khi gộp các nền kinh tế thuộc những chế độ thể chế khác nhau vào một ước lượng duy nhất, người ta đang lấy trung bình của ba dạng quan hệ khác nhau về bản chất: chữ U ngược sắc nét ở vùng chuyển đổi (Nhóm IV, điểm uốn quanh 43%), quan hệ gần tuyến tính dương ở biên thể chế mạnh (Nhóm I, điểm uốn nằm ngoài miền quan sát), và quan hệ mất cấu trúc hoặc đảo dấu ở biên thể chế yếu (Nhóm V và VI). Phép lấy trung bình này tất yếu tạo ra một tín hiệu gộp bị nén và bất ổn, đúng như các nghiên cứu nhân rộng ghi nhận. Như vậy, kết quả của luận án không mâu thuẫn với tài liệu nhân rộng mà giải thích nó: tính phân tán của các kết quả gộp không phải bằng chứng rằng quan hệ quốc tế hóa và hiệu quả là giả tạo, mà là hệ quả đo lường của việc bỏ qua phân tầng thể chế. Việc một nghiên cứu đơn quốc gia có tìm thấy chữ U ngược hay không phụ thuộc vào vùng thể chế mà nền kinh tế đó chiếm giữ, và đây chính là biến số mà các phép nhân rộng gộp đã làm mờ đi.</w:t>
       </w:r>
     </w:p>
     <w:p>
@@ -2194,7 +2194,7 @@
         <w:pStyle w:val="BodyText"/>
       </w:pPr>
       <w:r>
-        <w:t xml:space="preserve">Đối với năng lực công nghệ, bằng chứng hội tụ mạnh mẽ rằng đây là yếu tố nâng mặt bằng phổ quát: hiệu ứng trực tiếp dương và có ý nghĩa cao xuất hiện nhất quán ở mọi bối cảnh (Việt Nam +0,179 dạng biến công cụ; Trung Quốc từ +0,26 đến +0,43; toàn mẫu 50 nền +0,141; Nhật Bản +0,100; SIDS +0,064), trong khi các tương tác uốn đường cong với cường độ xuất khẩu không đạt ý nghĩa thống kê trên toàn mẫu và chỉ định hình ở một bối cảnh đơn quốc gia. Ngay cả tại SIDS, nơi dạng chữ U ngược không hình thành, năng lực công nghệ vẫn nâng mặt bằng năng suất nhưng không thể uốn độ dốc sang vùng có lợi, một bằng chứng đặc biệt thuyết phục rằng vai trò của năng lực công nghệ là nâng sàn chứ không phải định hình đường cong.</w:t>
+        <w:t xml:space="preserve">Đối với năng lực công nghệ, bằng chứng hội tụ mạnh mẽ rằng đây là yếu tố nâng mặt bằng phổ quát: hiệu ứng trực tiếp dương và có ý nghĩa cao xuất hiện nhất quán ở mọi bối cảnh (Việt Nam +0,179 dạng biến công cụ; Trung Quốc từ +0,26 đến +0,43; toàn mẫu 50 nền +0,141; Nhật Bản +0,100; SIDS +0,064), trong khi các tương tác uốn đường cong với cường độ xuất khẩu không đạt ý nghĩa thống kê trên toàn mẫu và chỉ định hình ở một bối cảnh đơn quốc gia. Ngay cả tại SIDS, nơi dạng chữ U ngược mất cấu trúc, năng lực công nghệ vẫn nâng mặt bằng năng suất nhưng không thể uốn độ dốc sang vùng có lợi, một bằng chứng đặc biệt thuyết phục rằng vai trò của năng lực công nghệ là nâng sàn chứ không phải định hình đường cong.</w:t>
       </w:r>
     </w:p>
     <w:p>
@@ -2401,7 +2401,7 @@
         <w:pStyle w:val="BodyText"/>
       </w:pPr>
       <w:r>
-        <w:t xml:space="preserve">Khung ICRV nắm bắt được sự đa dạng thể chế chưa từng được vận hành hóa đầy đủ: sự khác biệt giữa Singapore (chế độ tiên tiến đổi mới, kết hợp pháp quyền mạnh và hệ sinh thái đổi mới) với các nền vùng Vịnh (chế độ tiên tiến tài nguyên, giàu tài nguyên nhưng hệ sinh thái đổi mới khác biệt), và sự khác biệt giữa Trung Quốc (chế độ trung bình cao, chính phủ can thiệp mạnh) với Việt Nam (chế độ chuyển đổi thu nhập trung bình thấp, đang trong quá trình cải cách) và với Campuchia (chế độ đang nổi, khoảng trống thể chế cao). Khung ICRV không chỉ là một phân loại mô tả mà còn là một phân loại có sức dự đoán: vị trí và sự tồn tại của điểm uốn trong quan hệ quốc tế hóa và hiệu quả thay đổi có hệ thống theo ba vùng của phổ thể chế: chữ U ngược định hình rõ nhất ở vùng giữa (Nhóm IV, điểm uốn 43,0%), duỗi thẳng gần tuyến tính ở biên trên nơi thể chế mạnh đẩy điểm uốn ra mức cường độ xuất khẩu rất cao (Singapore khoảng 88,6%), và không hình thành ở biên dưới; nghĩa là thể chế càng mạnh, doanh nghiệp càng duy trì lợi ích từ quốc tế hóa đến mức cường độ cao hơn trước khi đạt đỉnh, xác nhận giá trị dự đoán của phân loại.</w:t>
+        <w:t xml:space="preserve">Khung ICRV nắm bắt được sự đa dạng thể chế chưa từng được vận hành hóa đầy đủ: sự khác biệt giữa Singapore (chế độ tiên tiến đổi mới, kết hợp pháp quyền mạnh và hệ sinh thái đổi mới) với các nền vùng Vịnh (chế độ tiên tiến tài nguyên, giàu tài nguyên nhưng hệ sinh thái đổi mới khác biệt), và sự khác biệt giữa Trung Quốc (chế độ trung bình cao, chính phủ can thiệp mạnh) với Việt Nam (chế độ chuyển đổi thu nhập trung bình thấp, đang trong quá trình cải cách) và với Campuchia (chế độ đang nổi, khoảng trống thể chế cao). Khung ICRV không chỉ là một phân loại mô tả mà còn là một phân loại có sức dự đoán: vị trí và sự tồn tại của điểm uốn trong quan hệ quốc tế hóa và hiệu quả thay đổi có hệ thống theo ba vùng của phổ thể chế: chữ U ngược định hình rõ nhất ở vùng giữa (Nhóm IV, điểm uốn 43,0%), duỗi thẳng gần tuyến tính ở biên trên nơi thể chế mạnh đẩy điểm uốn ra mức cường độ xuất khẩu rất cao (Singapore khoảng 88,6%), và mất cấu trúc ở biên dưới; nghĩa là thể chế càng mạnh, doanh nghiệp càng duy trì lợi ích từ quốc tế hóa đến mức cường độ cao hơn trước khi đạt đỉnh, xác nhận giá trị dự đoán của phân loại.</w:t>
       </w:r>
     </w:p>
     <w:p>
@@ -2460,15 +2460,15 @@
         <w:pStyle w:val="FirstParagraph"/>
       </w:pPr>
       <w:r>
-        <w:t xml:space="preserve">Đóng góp lý thuyết thứ năm mang tính tích hợp: luận án cho thấy bốn lý thuyết nền của khung CDCM không phải là bốn cách giải thích cạnh tranh nhau cho cùng một hiện tượng, mà là bốn lớp giải thích vận hành đồng thời ở các tầng khác nhau và được liên kết bởi một trục chung là chế độ thể chế. Mô hình quá trình quốc tế hóa của Johanson và Vahlne (1977) giải thích vòng học hỏi qua đó doanh nghiệp tích lũy tri thức thị trường nước ngoài và tăng cam kết, cơ chế làm nền cho nhánh đi lên của đường cong ở các chế độ thể chế trung bình và cao. Lý thuyết dựa trên nguồn lực (Barney, 1991) giải thích vì sao năng lực công nghệ chiều sâu nâng mặt bằng năng suất một cách phổ quát: TCI là nguồn lực có giá trị, hiếm, khó sao chép và khó thay thế, nên hiệu ứng nâng sàn của nó không lệ thuộc vào chế độ thể chế. Lý thuyết thể chế (North, 1990; Khanna &amp; Palepu, 2010) giải thích vì sao điểm uốn dịch chuyển và vì sao quan hệ không hình thành hoặc đảo dấu ở các chế độ thể chế yếu, qua cơ chế chi phí giao dịch và khoảng trống thể chế. Và lý thuyết thượng tầng quản trị (Hambrick &amp; Mason, 1984) giải thích kênh cá nhân hóa qua đặc điểm nhà quản trị cấp cao, kênh mà luận án cho thấy chỉ vận hành có điều kiện theo bối cảnh chứ không đồng nhất.</w:t>
-      </w:r>
-    </w:p>
-    <w:p>
-      <w:pPr>
-        <w:pStyle w:val="BodyText"/>
-      </w:pPr>
-      <w:r>
-        <w:t xml:space="preserve">Điểm tích hợp then chốt là cả bốn cơ chế đều bị điều kiện hóa bởi cùng một biến trục là chế độ thể chế ICRV. Vòng học hỏi Uppsala vận hành trơn tru khi đệm thể chế đủ dày nhưng bị gián đoạn khi khoảng trống thể chế quá lớn; lợi thế nguồn lực theo lý thuyết dựa trên nguồn lực được hiện thực hóa thành hiệu quả ở mọi chế độ nhưng phần thưởng biên của nó thay đổi theo độ dày của hệ sinh thái hỗ trợ; và kênh quản trị cấp cao phụ thuộc cấu trúc ngành và thể chế nơi doanh nghiệp hoạt động. Cách đọc tích hợp này lý giải vì sao một khung đơn lý thuyết không thể nắm bắt đầy đủ cấu trúc ba vùng: mỗi lý thuyết nền chiếu sáng một đoạn của họ đường cong, và chỉ khi xếp chồng cả bốn lớp dọc theo trục thể chế thì bức tranh liên tục từ chữ U ngược đến không hình thành và đảo dấu mới hiện ra trọn vẹn. Đây là một đóng góp về mặt kiến trúc lý thuyết: thay vì lựa chọn một lý thuyết thắng cuộc, luận án định vị rõ phạm vi áp dụng và điều kiện biên của từng lý thuyết, và chỉ ra thể chế là biến liên kết chúng thành một hệ giải thích nhất quán.</w:t>
+        <w:t xml:space="preserve">Đóng góp lý thuyết thứ năm mang tính tích hợp: luận án cho thấy bốn lý thuyết nền của khung CDCM không phải là bốn cách giải thích cạnh tranh nhau cho cùng một hiện tượng, mà là bốn lớp giải thích vận hành đồng thời ở các tầng khác nhau và được liên kết bởi một trục chung là chế độ thể chế. Mô hình quá trình quốc tế hóa của Johanson và Vahlne (1977) giải thích vòng học hỏi qua đó doanh nghiệp tích lũy tri thức thị trường nước ngoài và tăng cam kết, cơ chế làm nền cho nhánh đi lên của đường cong ở các chế độ thể chế trung bình và cao. Lý thuyết dựa trên nguồn lực (Barney, 1991) giải thích vì sao năng lực công nghệ chiều sâu nâng mặt bằng năng suất một cách phổ quát: TCI là nguồn lực có giá trị, hiếm, khó sao chép và khó thay thế, nên hiệu ứng nâng sàn của nó không lệ thuộc vào chế độ thể chế. Lý thuyết thể chế (North, 1990; Khanna &amp; Palepu, 2010) giải thích vì sao điểm uốn dịch chuyển và vì sao quan hệ mất cấu trúc hoặc đảo dấu ở các chế độ thể chế yếu, qua cơ chế chi phí giao dịch và khoảng trống thể chế. Và lý thuyết thượng tầng quản trị (Hambrick &amp; Mason, 1984) giải thích kênh cá nhân hóa qua đặc điểm nhà quản trị cấp cao, kênh mà luận án cho thấy chỉ vận hành có điều kiện theo bối cảnh chứ không đồng nhất.</w:t>
+      </w:r>
+    </w:p>
+    <w:p>
+      <w:pPr>
+        <w:pStyle w:val="BodyText"/>
+      </w:pPr>
+      <w:r>
+        <w:t xml:space="preserve">Điểm tích hợp then chốt là cả bốn cơ chế đều bị điều kiện hóa bởi cùng một biến trục là chế độ thể chế ICRV. Vòng học hỏi Uppsala vận hành trơn tru khi đệm thể chế đủ dày nhưng bị gián đoạn khi khoảng trống thể chế quá lớn; lợi thế nguồn lực theo lý thuyết dựa trên nguồn lực được hiện thực hóa thành hiệu quả ở mọi chế độ nhưng phần thưởng biên của nó thay đổi theo độ dày của hệ sinh thái hỗ trợ; và kênh quản trị cấp cao phụ thuộc cấu trúc ngành và thể chế nơi doanh nghiệp hoạt động. Cách đọc tích hợp này lý giải vì sao một khung đơn lý thuyết không thể nắm bắt đầy đủ cấu trúc ba vùng: mỗi lý thuyết nền chiếu sáng một đoạn của họ đường cong, và chỉ khi xếp chồng cả bốn lớp dọc theo trục thể chế thì bức tranh liên tục từ chữ U ngược đến mất cấu trúc và đảo dấu mới hiện ra trọn vẹn. Đây là một đóng góp về mặt kiến trúc lý thuyết: thay vì lựa chọn một lý thuyết thắng cuộc, luận án định vị rõ phạm vi áp dụng và điều kiện biên của từng lý thuyết, và chỉ ra thể chế là biến liên kết chúng thành một hệ giải thích nhất quán.</w:t>
       </w:r>
     </w:p>
     <w:bookmarkEnd w:id="43"/>
@@ -2914,7 +2914,7 @@
         <w:pStyle w:val="BodyText"/>
       </w:pPr>
       <w:r>
-        <w:t xml:space="preserve">Đối với chế độ thể chế yếu nhất (Nhóm V và VI, các nền đang nổi và đảo nhỏ), nơi dạng chữ U ngược không hình thành và quan hệ có xu hướng nghiêng âm, nguyên lý can thiệp đảo ngược hoàn toàn so với khuyến nghị thông thường: ưu tiên không phải xuất khẩu nhiều hơn mà xuất khẩu tốt hơn. Phát hiện gánh nặng quốc tế hóa bắt buộc tại SIDS đặt câu hỏi nghiêm túc về các chương trình viện trợ thương mại tập trung thúc đẩy xuất khẩu đại trà ở những nền thiếu nền tảng năng lực. Trình tự đúng là xây dựng hạ tầng vận tải và kết nối để giảm chi phí cố định xuất khẩu, phát triển năng lực công nghệ chiều sâu thay vì chỉ hiện diện số bề mặt, và thiết kế hỗ trợ xuất khẩu có chọn lọc cho doanh nghiệp đã đủ năng lực hưởng lợi. Nguyên lý xuyên suốt ba vùng là xây dựng năng lực hấp thụ trước khi thúc đẩy mở rộng thị trường, một thứ tự ưu tiên mà khung ICRV giúp hiệu chỉnh cụ thể theo từng chế độ.</w:t>
+        <w:t xml:space="preserve">Đối với chế độ thể chế yếu nhất (Nhóm V và VI, các nền đang nổi và đảo nhỏ), nơi dạng chữ U ngược mất cấu trúc và quan hệ có xu hướng nghiêng âm, nguyên lý can thiệp đảo ngược hoàn toàn so với khuyến nghị thông thường: ưu tiên không phải xuất khẩu nhiều hơn mà xuất khẩu tốt hơn. Phát hiện gánh nặng quốc tế hóa bắt buộc tại SIDS đặt câu hỏi nghiêm túc về các chương trình viện trợ thương mại tập trung thúc đẩy xuất khẩu đại trà ở những nền thiếu nền tảng năng lực. Trình tự đúng là xây dựng hạ tầng vận tải và kết nối để giảm chi phí cố định xuất khẩu, phát triển năng lực công nghệ chiều sâu thay vì chỉ hiện diện số bề mặt, và thiết kế hỗ trợ xuất khẩu có chọn lọc cho doanh nghiệp đã đủ năng lực hưởng lợi. Nguyên lý xuyên suốt ba vùng là xây dựng năng lực hấp thụ trước khi thúc đẩy mở rộng thị trường, một thứ tự ưu tiên mà khung ICRV giúp hiệu chỉnh cụ thể theo từng chế độ.</w:t>
       </w:r>
     </w:p>
     <w:bookmarkEnd w:id="51"/>
@@ -2947,7 +2947,7 @@
         <w:t xml:space="preserve">”</w:t>
       </w:r>
       <w:r>
-        <w:t xml:space="preserve">. Bước thứ nhất là định vị nền kinh tế của doanh nghiệp trong sáu chế độ ICRV, vì chính vị trí này quyết định dạng quan hệ giữa cường độ xuất khẩu và năng suất mà doanh nghiệp đang vận hành bên trong. Bước thứ hai là đọc tư thế chiến lược tương ứng với vùng đó. Ở chế độ thể chế mạnh, nơi quan hệ gần tuyến tính dương, doanh nghiệp đã có năng lực nên ưu tiên vượt qua ngưỡng tham gia xuất khẩu vì phần thưởng nằm ở việc có mặt trên thị trường nước ngoài hơn là ở mức độ thâm dụng xuất khẩu. Ở chế độ chuyển đổi, nơi chữ U ngược sắc nét với điểm uốn quanh 40–46%, doanh nghiệp cần so sánh cường độ xuất khẩu hiện tại của mình với ngưỡng này: nếu còn dưới ngưỡng, dư địa mở rộng có lợi vẫn còn; nếu đã vượt ngưỡng, ràng buộc không còn là tiếp cận thị trường mà là năng lực điều phối, và đầu tư đúng là nâng năng lực công nghệ để dịch ngưỡng về phía phải trước khi đẩy thêm cường độ. Ở chế độ thể chế yếu, nơi quan hệ không hình thành hoặc đảo dấu, tư thế đúng là xuất khẩu có chọn lọc dựa trên năng lực thực có thay vì mở rộng đại trà.</w:t>
+        <w:t xml:space="preserve">. Bước thứ nhất là định vị nền kinh tế của doanh nghiệp trong sáu chế độ ICRV, vì chính vị trí này quyết định dạng quan hệ giữa cường độ xuất khẩu và năng suất mà doanh nghiệp đang vận hành bên trong. Bước thứ hai là đọc tư thế chiến lược tương ứng với vùng đó. Ở chế độ thể chế mạnh, nơi quan hệ gần tuyến tính dương, doanh nghiệp đã có năng lực nên ưu tiên vượt qua ngưỡng tham gia xuất khẩu vì phần thưởng nằm ở việc có mặt trên thị trường nước ngoài hơn là ở mức độ thâm dụng xuất khẩu. Ở chế độ chuyển đổi, nơi chữ U ngược sắc nét với điểm uốn quanh 40–46%, doanh nghiệp cần so sánh cường độ xuất khẩu hiện tại của mình với ngưỡng này: nếu còn dưới ngưỡng, dư địa mở rộng có lợi vẫn còn; nếu đã vượt ngưỡng, ràng buộc không còn là tiếp cận thị trường mà là năng lực điều phối, và đầu tư đúng là nâng năng lực công nghệ để dịch ngưỡng về phía phải trước khi đẩy thêm cường độ. Ở chế độ thể chế yếu, nơi quan hệ mất cấu trúc hoặc đảo dấu, tư thế đúng là xuất khẩu có chọn lọc dựa trên năng lực thực có thay vì mở rộng đại trà.</w:t>
       </w:r>
     </w:p>
     <w:p>
@@ -4034,7 +4034,7 @@
         </m:r>
       </m:oMath>
       <w:r>
-        <w:t xml:space="preserve">); chữ U ngược định hình rõ nhất ở Nhóm IV (43,0%), gần tuyến tính ở Nhóm I, không hình thành ở Nhóm V và VI; TCI nâng mặt bằng (</w:t>
+        <w:t xml:space="preserve">); chữ U ngược định hình rõ nhất ở Nhóm IV (43,0%), gần tuyến tính ở Nhóm I, mất cấu trúc ở Nhóm V và VI; TCI nâng mặt bằng (</w:t>
       </w:r>
       <m:oMath>
         <m:r>
@@ -4180,7 +4180,7 @@
           <w:bCs/>
           <w:b/>
         </w:rPr>
-        <w:t xml:space="preserve">việc dạng chữ U ngược không hình thành</w:t>
+        <w:t xml:space="preserve">việc dạng chữ U ngược mất cấu trúc</w:t>
       </w:r>
       <w:r>
         <w:t xml:space="preserve"> </w:t>
@@ -4672,7 +4672,7 @@
         <w:t xml:space="preserve"> </w:t>
       </w:r>
       <w:r>
-        <w:t xml:space="preserve">(family of context-dependent curves): chữ U ngược định hình rõ nhất ở vùng giữa phổ thể chế (Nhóm IV, điểm uốn khoảng 43%), duỗi thẳng gần tuyến tính ở biên trên nơi thể chế mạnh đẩy điểm uốn ra mức cường độ xuất khẩu rất cao (Singapore khoảng 88,6%, gần hoặc vượt biên dữ liệu quan sát), và không hình thành ở biên dưới nơi thể chế yếu nhất; nghĩa là thể chế càng mạnh, doanh nghiệp càng duy trì lợi ích từ quốc tế hóa đến mức cường độ cao hơn trước khi đạt đỉnh.</w:t>
+        <w:t xml:space="preserve">(family of context-dependent curves): chữ U ngược định hình rõ nhất ở vùng giữa phổ thể chế (Nhóm IV, điểm uốn khoảng 43%), duỗi thẳng gần tuyến tính ở biên trên nơi thể chế mạnh đẩy điểm uốn ra mức cường độ xuất khẩu rất cao (Singapore khoảng 88,6%, gần hoặc vượt biên dữ liệu quan sát), và mất cấu trúc ở biên dưới nơi thể chế yếu nhất; nghĩa là thể chế càng mạnh, doanh nghiệp càng duy trì lợi ích từ quốc tế hóa đến mức cường độ cao hơn trước khi đạt đỉnh.</w:t>
       </w:r>
     </w:p>
     <w:bookmarkEnd w:id="67"/>

--- a/dist/luan_an_ctu/chuong_5_ket_luan_de_xuat_vi.docx
+++ b/dist/luan_an_ctu/chuong_5_ket_luan_de_xuat_vi.docx
@@ -79,13 +79,13 @@
         <w:t xml:space="preserve">5.1 Bàn luận kết quả theo khung lý thuyết CDCM</w:t>
       </w:r>
     </w:p>
-    <w:bookmarkStart w:id="22" w:name="X87949b622680195c8f5649c31ec800d0d4afb82"/>
+    <w:bookmarkStart w:id="22" w:name="X3c9460590baa0e3ccaf20d1aafb8494c7245657"/>
     <w:p>
       <w:pPr>
         <w:pStyle w:val="Heading3"/>
       </w:pPr>
       <w:r>
-        <w:t xml:space="preserve">5.1.1 ICRV Gradient: Xác nhận H5 và tầng thể chế của CDCM</w:t>
+        <w:t xml:space="preserve">5.1.1 Phổ ICRV: Xác nhận H5 và tầng thể chế của CDCM</w:t>
       </w:r>
     </w:p>
     <w:p>
@@ -1125,7 +1125,7 @@
         <w:t xml:space="preserve"> </w:t>
       </w:r>
       <w:r>
-        <w:t xml:space="preserve">(thể chế, năng lực, và quản trị) đều ở mức thấp: thể chế yếu, TCI thấp, DAI không phát huy tác dụng, thì quốc tế hóa không chỉ dừng ở mức không mang lại lợi ích mà còn gây tổn hại thực sự đến hiệu quả doanh nghiệp.</w:t>
+        <w:t xml:space="preserve">(thể chế, năng lực, và quản trị) đều ở mức thấp: thể chế yếu, TCI thấp, DAI không phát huy tác dụng, thì quốc tế hóa không chỉ dừng ở mức không mang lại lợi ích mà còn gây tổn hại thực sự đến hiệu quả hoạt động kinh doanh của doanh nghiệp.</w:t>
       </w:r>
     </w:p>
     <w:p>
@@ -2017,7 +2017,7 @@
         <w:pStyle w:val="BodyText"/>
       </w:pPr>
       <w:r>
-        <w:t xml:space="preserve">Hướng đối chiếu này cũng kết nối với lập luận của Kafouros và cộng sự (2023) rằng chất lượng thể chế và động lực ngành cùng định hình hiệu quả doanh nghiệp ở các nền kinh tế mới nổi, trong đó tính động công nghệ tạo tương tác dương còn tính động thị trường tạo tương tác âm. Bằng chứng phổ thể chế ICRV của luận án mở rộng quan sát này từ một mẫu khu vực sang khung 50 nền kinh tế châu Á và Thái Bình Dương, và bổ sung chiều quan trọng rằng chính dạng hàm của quan hệ quốc tế hóa và hiệu quả, chứ không chỉ độ lớn hệ số, thay đổi theo chất lượng thể chế. Đồng thời, lập luận về vai trò bù đắp của chấp nhận số ở các chế độ thể chế yếu nhất quán với tài liệu mới nổi về năng lực số như đòn bẩy quốc tế hóa cho doanh nghiệp nhỏ và vừa trong môi trường thể chế kém hoàn thiện (Banalieva &amp; Dhanaraj, 2019; Chen &amp; Meng, 2022), song luận án đặt một điều kiện biên rõ hơn: hiệu ứng bù đắp này phụ thuộc chiều sâu của thước đo năng lực số và không tự nó đảo được độ dốc âm ở những chế độ thể chế cực yếu như nhóm đảo nhỏ.</w:t>
+        <w:t xml:space="preserve">Hướng đối chiếu này cũng kết nối với lập luận của Kafouros và cộng sự (2023) rằng chất lượng thể chế và động lực ngành cùng định hình hiệu quả hoạt động kinh doanh của doanh nghiệp ở các nền kinh tế mới nổi, trong đó tính động công nghệ tạo tương tác dương còn tính động thị trường tạo tương tác âm. Bằng chứng phổ thể chế ICRV của luận án mở rộng quan sát này từ một mẫu khu vực sang khung 50 nền kinh tế châu Á và Thái Bình Dương, và bổ sung chiều quan trọng rằng chính dạng hàm của quan hệ quốc tế hóa và hiệu quả, chứ không chỉ độ lớn hệ số, thay đổi theo chất lượng thể chế. Đồng thời, lập luận về vai trò bù đắp của chấp nhận số ở các chế độ thể chế yếu nhất quán với tài liệu mới nổi về năng lực số như đòn bẩy quốc tế hóa cho doanh nghiệp nhỏ và vừa trong môi trường thể chế kém hoàn thiện (Banalieva &amp; Dhanaraj, 2019; Chen &amp; Meng, 2022), song luận án đặt một điều kiện biên rõ hơn: hiệu ứng bù đắp này phụ thuộc chiều sâu của thước đo năng lực số và không tự nó đảo được độ dốc âm ở những chế độ thể chế cực yếu như nhóm đảo nhỏ.</w:t>
       </w:r>
     </w:p>
     <w:p>
@@ -2610,7 +2610,7 @@
         <w:pStyle w:val="BodyText"/>
       </w:pPr>
       <w:r>
-        <w:t xml:space="preserve">Gradient ICRV gợi ý rằng</w:t>
+        <w:t xml:space="preserve">Phổ ICRV gợi ý rằng</w:t>
       </w:r>
       <w:r>
         <w:t xml:space="preserve"> </w:t>
@@ -4716,7 +4716,7 @@
         <w:pStyle w:val="FirstParagraph"/>
       </w:pPr>
       <w:r>
-        <w:t xml:space="preserve">Luận án này bắt đầu từ câu hỏi đơn giản: quốc tế hóa có cải thiện hiệu quả của doanh nghiệp không? Câu trả lời, sau mười nghiên cứu thành phần và một chương sách, phân tích trên hàng chục ngàn doanh nghiệp ở gần năm mươi nền kinh tế, là:</w:t>
+        <w:t xml:space="preserve">Luận án này bắt đầu từ câu hỏi đơn giản: quốc tế hóa có cải thiện hiệu quả hoạt động kinh doanh của doanh nghiệp không? Câu trả lời, sau mười nghiên cứu thành phần và một chương sách, phân tích trên hàng chục ngàn doanh nghiệp ở gần năm mươi nền kinh tế, là:</w:t>
       </w:r>
       <w:r>
         <w:t xml:space="preserve"> </w:t>

--- a/dist/luan_an_ctu/chuong_5_ket_luan_de_xuat_vi.docx
+++ b/dist/luan_an_ctu/chuong_5_ket_luan_de_xuat_vi.docx
@@ -4743,7 +4743,7 @@
     <w:bookmarkEnd w:id="70"/>
     <w:sectPr>
       <w:pgSz w:h="16838" w:w="11906"/>
-      <w:pgMar w:bottom="1417" w:left="1417" w:right="1417" w:top="1417"/>
+      <w:pgMar w:bottom="1134" w:left="1701" w:right="1134" w:top="1134"/>
     </w:sectPr>
   </w:body>
 </w:document>
@@ -4960,13 +4960,13 @@
     <w:name w:val="Normal"/>
     <w:qFormat/>
     <w:pPr>
-      <w:spacing w:line="276" w:lineRule="auto"/>
+      <w:spacing w:line="288" w:lineRule="auto"/>
       <w:jc w:val="both"/>
     </w:pPr>
     <w:rPr>
       <w:rFonts w:ascii="Times New Roman" w:eastAsia="Times New Roman" w:hAnsi="Times New Roman"/>
       <w:color w:val="000000"/>
-      <w:sz w:val="24"/>
+      <w:sz w:val="26"/>
     </w:rPr>
   </w:style>
   <w:style w:styleId="BodyText" w:type="paragraph">
@@ -4974,14 +4974,14 @@
     <w:basedOn w:val="Normal"/>
     <w:link w:val="BodyTextChar"/>
     <w:pPr>
-      <w:spacing w:after="180" w:before="180" w:line="276" w:lineRule="auto"/>
+      <w:spacing w:after="180" w:before="180" w:line="288" w:lineRule="auto"/>
       <w:jc w:val="both"/>
     </w:pPr>
     <w:qFormat/>
     <w:rPr>
       <w:rFonts w:ascii="Times New Roman" w:eastAsia="Times New Roman" w:hAnsi="Times New Roman"/>
       <w:color w:val="000000"/>
-      <w:sz w:val="24"/>
+      <w:sz w:val="26"/>
     </w:rPr>
   </w:style>
   <w:style w:customStyle="1" w:styleId="FirstParagraph" w:type="paragraph">
@@ -4990,13 +4990,13 @@
     <w:next w:val="BodyText"/>
     <w:qFormat/>
     <w:pPr>
-      <w:spacing w:line="276" w:lineRule="auto"/>
+      <w:spacing w:line="288" w:lineRule="auto"/>
       <w:jc w:val="both"/>
     </w:pPr>
     <w:rPr>
       <w:rFonts w:ascii="Times New Roman" w:eastAsia="Times New Roman" w:hAnsi="Times New Roman"/>
       <w:color w:val="000000"/>
-      <w:sz w:val="24"/>
+      <w:sz w:val="26"/>
     </w:rPr>
   </w:style>
   <w:style w:customStyle="1" w:styleId="Compact" w:type="paragraph">
@@ -5004,13 +5004,13 @@
     <w:basedOn w:val="BodyText"/>
     <w:qFormat/>
     <w:pPr>
-      <w:spacing w:after="36" w:before="36" w:line="276" w:lineRule="auto"/>
+      <w:spacing w:after="36" w:before="36" w:line="288" w:lineRule="auto"/>
       <w:jc w:val="both"/>
     </w:pPr>
     <w:rPr>
       <w:rFonts w:ascii="Times New Roman" w:eastAsia="Times New Roman" w:hAnsi="Times New Roman"/>
       <w:color w:val="000000"/>
-      <w:sz w:val="24"/>
+      <w:sz w:val="26"/>
     </w:rPr>
   </w:style>
   <w:style w:styleId="Title" w:type="paragraph">
@@ -5021,7 +5021,7 @@
     <w:pPr>
       <w:keepNext/>
       <w:keepLines/>
-      <w:spacing w:after="240" w:before="480" w:line="276" w:lineRule="auto"/>
+      <w:spacing w:after="240" w:before="480" w:line="288" w:lineRule="auto"/>
       <w:jc w:val="both"/>
     </w:pPr>
     <w:rPr>
@@ -5029,7 +5029,7 @@
       <w:b/>
       <w:bCs/>
       <w:color w:val="000000"/>
-      <w:sz w:val="24"/>
+      <w:sz w:val="26"/>
       <w:szCs w:val="36"/>
     </w:rPr>
   </w:style>
@@ -5041,13 +5041,13 @@
     <w:pPr>
       <w:keepNext/>
       <w:keepLines/>
-      <w:spacing w:after="240" w:before="240" w:line="276" w:lineRule="auto"/>
+      <w:spacing w:after="240" w:before="240" w:line="288" w:lineRule="auto"/>
       <w:jc w:val="both"/>
     </w:pPr>
     <w:rPr>
       <w:rFonts w:ascii="Times New Roman" w:eastAsia="Times New Roman" w:hAnsi="Times New Roman"/>
       <w:color w:val="000000"/>
-      <w:sz w:val="24"/>
+      <w:sz w:val="26"/>
       <w:szCs w:val="30"/>
     </w:rPr>
   </w:style>
@@ -5058,13 +5058,13 @@
     <w:pPr>
       <w:keepNext/>
       <w:keepLines/>
-      <w:spacing w:line="276" w:lineRule="auto"/>
+      <w:spacing w:line="288" w:lineRule="auto"/>
       <w:jc w:val="both"/>
     </w:pPr>
     <w:rPr>
       <w:rFonts w:ascii="Times New Roman" w:eastAsia="Times New Roman" w:hAnsi="Times New Roman"/>
       <w:color w:val="000000"/>
-      <w:sz w:val="24"/>
+      <w:sz w:val="26"/>
     </w:rPr>
   </w:style>
   <w:style w:styleId="Date" w:type="paragraph">
@@ -5074,13 +5074,13 @@
     <w:pPr>
       <w:keepNext/>
       <w:keepLines/>
-      <w:spacing w:line="276" w:lineRule="auto"/>
+      <w:spacing w:line="288" w:lineRule="auto"/>
       <w:jc w:val="both"/>
     </w:pPr>
     <w:rPr>
       <w:rFonts w:ascii="Times New Roman" w:eastAsia="Times New Roman" w:hAnsi="Times New Roman"/>
       <w:color w:val="000000"/>
-      <w:sz w:val="24"/>
+      <w:sz w:val="26"/>
     </w:rPr>
   </w:style>
   <w:style w:customStyle="1" w:styleId="AbstractTitle" w:type="paragraph">
@@ -5092,11 +5092,11 @@
       <w:keepNext/>
       <w:keepLines/>
       <w:jc w:val="both"/>
-      <w:spacing w:after="0" w:before="300" w:line="276" w:lineRule="auto"/>
+      <w:spacing w:after="0" w:before="300" w:line="288" w:lineRule="auto"/>
     </w:pPr>
     <w:rPr>
       <w:color w:val="000000"/>
-      <w:sz w:val="24"/>
+      <w:sz w:val="26"/>
       <w:szCs w:val="20"/>
       <w:rFonts w:ascii="Times New Roman" w:eastAsia="Times New Roman" w:hAnsi="Times New Roman"/>
       <w:b/>
@@ -5110,13 +5110,13 @@
     <w:pPr>
       <w:keepNext/>
       <w:keepLines/>
-      <w:spacing w:after="300" w:before="100" w:line="276" w:lineRule="auto"/>
+      <w:spacing w:after="300" w:before="100" w:line="288" w:lineRule="auto"/>
       <w:jc w:val="both"/>
     </w:pPr>
     <w:rPr>
       <w:rFonts w:ascii="Times New Roman" w:eastAsia="Times New Roman" w:hAnsi="Times New Roman"/>
       <w:color w:val="000000"/>
-      <w:sz w:val="24"/>
+      <w:sz w:val="26"/>
       <w:szCs w:val="20"/>
     </w:rPr>
   </w:style>
@@ -5126,13 +5126,13 @@
     <w:next w:val="Bibliography"/>
     <w:qFormat/>
     <w:pPr>
-      <w:spacing w:line="276" w:lineRule="auto"/>
+      <w:spacing w:line="288" w:lineRule="auto"/>
       <w:jc w:val="both"/>
     </w:pPr>
     <w:rPr>
       <w:rFonts w:ascii="Times New Roman" w:eastAsia="Times New Roman" w:hAnsi="Times New Roman"/>
       <w:color w:val="000000"/>
-      <w:sz w:val="24"/>
+      <w:sz w:val="26"/>
     </w:rPr>
   </w:style>
   <w:style w:styleId="Heading1" w:type="paragraph">
@@ -5144,7 +5144,7 @@
     <w:pPr>
       <w:keepNext/>
       <w:keepLines/>
-      <w:spacing w:after="0" w:before="480" w:line="276" w:lineRule="auto"/>
+      <w:spacing w:after="0" w:before="480" w:line="288" w:lineRule="auto"/>
       <w:jc w:val="both"/>
       <w:outlineLvl w:val="0"/>
     </w:pPr>
@@ -5153,7 +5153,7 @@
       <w:b/>
       <w:bCs/>
       <w:color w:val="000000"/>
-      <w:sz w:val="24"/>
+      <w:sz w:val="26"/>
       <w:szCs w:val="32"/>
     </w:rPr>
   </w:style>
@@ -5167,7 +5167,7 @@
     <w:pPr>
       <w:keepNext/>
       <w:keepLines/>
-      <w:spacing w:after="0" w:before="200" w:line="276" w:lineRule="auto"/>
+      <w:spacing w:after="0" w:before="200" w:line="288" w:lineRule="auto"/>
       <w:jc w:val="both"/>
       <w:outlineLvl w:val="1"/>
     </w:pPr>
@@ -5176,7 +5176,7 @@
       <w:b/>
       <w:bCs/>
       <w:color w:val="000000"/>
-      <w:sz w:val="24"/>
+      <w:sz w:val="26"/>
       <w:szCs w:val="28"/>
     </w:rPr>
   </w:style>
@@ -5190,7 +5190,7 @@
     <w:pPr>
       <w:keepNext/>
       <w:keepLines/>
-      <w:spacing w:after="0" w:before="200" w:line="276" w:lineRule="auto"/>
+      <w:spacing w:after="0" w:before="200" w:line="288" w:lineRule="auto"/>
       <w:jc w:val="both"/>
       <w:outlineLvl w:val="2"/>
     </w:pPr>
@@ -5199,7 +5199,7 @@
       <w:b/>
       <w:bCs/>
       <w:color w:val="000000"/>
-      <w:sz w:val="24"/>
+      <w:sz w:val="26"/>
       <w:szCs w:val="24"/>
     </w:rPr>
   </w:style>
@@ -5213,7 +5213,7 @@
     <w:pPr>
       <w:keepNext/>
       <w:keepLines/>
-      <w:spacing w:after="0" w:before="200" w:line="276" w:lineRule="auto"/>
+      <w:spacing w:after="0" w:before="200" w:line="288" w:lineRule="auto"/>
       <w:jc w:val="both"/>
       <w:outlineLvl w:val="3"/>
     </w:pPr>
@@ -5222,7 +5222,7 @@
       <w:i/>
       <w:bCs/>
       <w:color w:val="000000"/>
-      <w:sz w:val="24"/>
+      <w:sz w:val="26"/>
       <w:szCs w:val="24"/>
     </w:rPr>
   </w:style>
@@ -5236,7 +5236,7 @@
     <w:pPr>
       <w:keepNext/>
       <w:keepLines/>
-      <w:spacing w:after="0" w:before="200" w:line="276" w:lineRule="auto"/>
+      <w:spacing w:after="0" w:before="200" w:line="288" w:lineRule="auto"/>
       <w:jc w:val="both"/>
       <w:outlineLvl w:val="4"/>
     </w:pPr>
@@ -5244,7 +5244,7 @@
       <w:rFonts w:ascii="Times New Roman" w:asciiTheme="majorHAnsi" w:cstheme="majorBidi" w:eastAsia="Times New Roman" w:eastAsiaTheme="majorEastAsia" w:hAnsi="Times New Roman" w:hAnsiTheme="majorHAnsi"/>
       <w:iCs/>
       <w:color w:val="000000"/>
-      <w:sz w:val="24"/>
+      <w:sz w:val="26"/>
       <w:szCs w:val="24"/>
     </w:rPr>
   </w:style>
@@ -5258,14 +5258,14 @@
     <w:pPr>
       <w:keepNext/>
       <w:keepLines/>
-      <w:spacing w:after="0" w:before="200" w:line="276" w:lineRule="auto"/>
+      <w:spacing w:after="0" w:before="200" w:line="288" w:lineRule="auto"/>
       <w:jc w:val="both"/>
       <w:outlineLvl w:val="5"/>
     </w:pPr>
     <w:rPr>
       <w:rFonts w:ascii="Times New Roman" w:asciiTheme="majorHAnsi" w:cstheme="majorBidi" w:eastAsia="Times New Roman" w:eastAsiaTheme="majorEastAsia" w:hAnsi="Times New Roman" w:hAnsiTheme="majorHAnsi"/>
       <w:color w:val="000000"/>
-      <w:sz w:val="24"/>
+      <w:sz w:val="26"/>
       <w:szCs w:val="24"/>
     </w:rPr>
   </w:style>
@@ -5279,14 +5279,14 @@
     <w:pPr>
       <w:keepNext/>
       <w:keepLines/>
-      <w:spacing w:after="0" w:before="200" w:line="276" w:lineRule="auto"/>
+      <w:spacing w:after="0" w:before="200" w:line="288" w:lineRule="auto"/>
       <w:jc w:val="both"/>
       <w:outlineLvl w:val="6"/>
     </w:pPr>
     <w:rPr>
       <w:rFonts w:ascii="Times New Roman" w:asciiTheme="majorHAnsi" w:cstheme="majorBidi" w:eastAsia="Times New Roman" w:eastAsiaTheme="majorEastAsia" w:hAnsi="Times New Roman" w:hAnsiTheme="majorHAnsi"/>
       <w:color w:val="000000"/>
-      <w:sz w:val="24"/>
+      <w:sz w:val="26"/>
       <w:szCs w:val="24"/>
     </w:rPr>
   </w:style>
@@ -5300,14 +5300,14 @@
     <w:pPr>
       <w:keepNext/>
       <w:keepLines/>
-      <w:spacing w:after="0" w:before="200" w:line="276" w:lineRule="auto"/>
+      <w:spacing w:after="0" w:before="200" w:line="288" w:lineRule="auto"/>
       <w:jc w:val="both"/>
       <w:outlineLvl w:val="7"/>
     </w:pPr>
     <w:rPr>
       <w:rFonts w:ascii="Times New Roman" w:asciiTheme="majorHAnsi" w:cstheme="majorBidi" w:eastAsia="Times New Roman" w:eastAsiaTheme="majorEastAsia" w:hAnsi="Times New Roman" w:hAnsiTheme="majorHAnsi"/>
       <w:color w:val="000000"/>
-      <w:sz w:val="24"/>
+      <w:sz w:val="26"/>
       <w:szCs w:val="24"/>
     </w:rPr>
   </w:style>
@@ -5321,14 +5321,14 @@
     <w:pPr>
       <w:keepNext/>
       <w:keepLines/>
-      <w:spacing w:after="0" w:before="200" w:line="276" w:lineRule="auto"/>
+      <w:spacing w:after="0" w:before="200" w:line="288" w:lineRule="auto"/>
       <w:jc w:val="both"/>
       <w:outlineLvl w:val="8"/>
     </w:pPr>
     <w:rPr>
       <w:rFonts w:ascii="Times New Roman" w:asciiTheme="majorHAnsi" w:cstheme="majorBidi" w:eastAsia="Times New Roman" w:eastAsiaTheme="majorEastAsia" w:hAnsi="Times New Roman" w:hAnsiTheme="majorHAnsi"/>
       <w:color w:val="000000"/>
-      <w:sz w:val="24"/>
+      <w:sz w:val="26"/>
       <w:szCs w:val="24"/>
     </w:rPr>
   </w:style>
@@ -5340,14 +5340,14 @@
     <w:unhideWhenUsed/>
     <w:qFormat/>
     <w:pPr>
-      <w:spacing w:after="100" w:before="100" w:line="276" w:lineRule="auto"/>
+      <w:spacing w:after="100" w:before="100" w:line="288" w:lineRule="auto"/>
       <w:ind w:firstLine="0" w:left="480" w:right="480"/>
       <w:jc w:val="both"/>
     </w:pPr>
     <w:rPr>
       <w:rFonts w:ascii="Times New Roman" w:eastAsia="Times New Roman" w:hAnsi="Times New Roman"/>
       <w:color w:val="000000"/>
-      <w:sz w:val="24"/>
+      <w:sz w:val="26"/>
     </w:rPr>
   </w:style>
   <w:style w:styleId="FootnoteText" w:type="paragraph">
@@ -5358,13 +5358,13 @@
     <w:unhideWhenUsed/>
     <w:qFormat/>
     <w:pPr>
-      <w:spacing w:line="276" w:lineRule="auto"/>
+      <w:spacing w:line="288" w:lineRule="auto"/>
       <w:jc w:val="both"/>
     </w:pPr>
     <w:rPr>
       <w:rFonts w:ascii="Times New Roman" w:eastAsia="Times New Roman" w:hAnsi="Times New Roman"/>
       <w:color w:val="000000"/>
-      <w:sz w:val="24"/>
+      <w:sz w:val="26"/>
     </w:rPr>
   </w:style>
   <w:style w:default="1" w:styleId="DefaultParagraphFont" w:type="character">
@@ -5374,7 +5374,7 @@
     <w:rPr>
       <w:rFonts w:ascii="Times New Roman" w:eastAsia="Times New Roman" w:hAnsi="Times New Roman"/>
       <w:color w:val="000000"/>
-      <w:sz w:val="24"/>
+      <w:sz w:val="26"/>
     </w:rPr>
   </w:style>
   <w:style w:default="1" w:styleId="Table" w:type="table">
@@ -5384,13 +5384,13 @@
     <w:unhideWhenUsed/>
     <w:qFormat/>
     <w:pPr>
-      <w:spacing w:line="276" w:lineRule="auto"/>
+      <w:spacing w:line="288" w:lineRule="auto"/>
       <w:jc w:val="both"/>
     </w:pPr>
     <w:rPr>
       <w:rFonts w:ascii="Times New Roman" w:eastAsia="Times New Roman" w:hAnsi="Times New Roman"/>
       <w:color w:val="000000"/>
-      <w:sz w:val="24"/>
+      <w:sz w:val="26"/>
     </w:rPr>
     <w:tblPr>
       <w:tblInd w:type="dxa" w:w="0"/>
@@ -5424,27 +5424,27 @@
     <w:pPr>
       <w:keepNext/>
       <w:keepLines/>
-      <w:spacing w:after="0" w:line="276" w:lineRule="auto"/>
+      <w:spacing w:after="0" w:line="288" w:lineRule="auto"/>
       <w:jc w:val="both"/>
     </w:pPr>
     <w:rPr>
       <w:rFonts w:ascii="Times New Roman" w:eastAsia="Times New Roman" w:hAnsi="Times New Roman"/>
       <w:b/>
       <w:color w:val="000000"/>
-      <w:sz w:val="24"/>
+      <w:sz w:val="26"/>
     </w:rPr>
   </w:style>
   <w:style w:customStyle="1" w:styleId="Definition" w:type="paragraph">
     <w:name w:val="Definition"/>
     <w:basedOn w:val="Normal"/>
     <w:pPr>
-      <w:spacing w:line="276" w:lineRule="auto"/>
+      <w:spacing w:line="288" w:lineRule="auto"/>
       <w:jc w:val="both"/>
     </w:pPr>
     <w:rPr>
       <w:rFonts w:ascii="Times New Roman" w:eastAsia="Times New Roman" w:hAnsi="Times New Roman"/>
       <w:color w:val="000000"/>
-      <w:sz w:val="24"/>
+      <w:sz w:val="26"/>
     </w:rPr>
   </w:style>
   <w:style w:styleId="Caption" w:type="paragraph">
@@ -5452,14 +5452,14 @@
     <w:basedOn w:val="Normal"/>
     <w:link w:val="BodyTextChar"/>
     <w:pPr>
-      <w:spacing w:after="120" w:before="0" w:line="276" w:lineRule="auto"/>
+      <w:spacing w:after="120" w:before="0" w:line="288" w:lineRule="auto"/>
       <w:jc w:val="both"/>
     </w:pPr>
     <w:rPr>
       <w:rFonts w:ascii="Times New Roman" w:eastAsia="Times New Roman" w:hAnsi="Times New Roman"/>
       <w:i/>
       <w:color w:val="000000"/>
-      <w:sz w:val="24"/>
+      <w:sz w:val="26"/>
     </w:rPr>
   </w:style>
   <w:style w:customStyle="1" w:styleId="TableCaption" w:type="paragraph">
@@ -5467,39 +5467,39 @@
     <w:basedOn w:val="Caption"/>
     <w:pPr>
       <w:keepNext/>
-      <w:spacing w:line="276" w:lineRule="auto"/>
+      <w:spacing w:line="288" w:lineRule="auto"/>
       <w:jc w:val="both"/>
     </w:pPr>
     <w:rPr>
       <w:rFonts w:ascii="Times New Roman" w:eastAsia="Times New Roman" w:hAnsi="Times New Roman"/>
       <w:color w:val="000000"/>
-      <w:sz w:val="24"/>
+      <w:sz w:val="26"/>
     </w:rPr>
   </w:style>
   <w:style w:customStyle="1" w:styleId="ImageCaption" w:type="paragraph">
     <w:name w:val="Image Caption"/>
     <w:basedOn w:val="Caption"/>
     <w:pPr>
-      <w:spacing w:line="276" w:lineRule="auto"/>
+      <w:spacing w:line="288" w:lineRule="auto"/>
       <w:jc w:val="both"/>
     </w:pPr>
     <w:rPr>
       <w:rFonts w:ascii="Times New Roman" w:eastAsia="Times New Roman" w:hAnsi="Times New Roman"/>
       <w:color w:val="000000"/>
-      <w:sz w:val="24"/>
+      <w:sz w:val="26"/>
     </w:rPr>
   </w:style>
   <w:style w:customStyle="1" w:styleId="Figure" w:type="paragraph">
     <w:name w:val="Figure"/>
     <w:basedOn w:val="Normal"/>
     <w:pPr>
-      <w:spacing w:line="276" w:lineRule="auto"/>
+      <w:spacing w:line="288" w:lineRule="auto"/>
       <w:jc w:val="both"/>
     </w:pPr>
     <w:rPr>
       <w:rFonts w:ascii="Times New Roman" w:eastAsia="Times New Roman" w:hAnsi="Times New Roman"/>
       <w:color w:val="000000"/>
-      <w:sz w:val="24"/>
+      <w:sz w:val="26"/>
     </w:rPr>
   </w:style>
   <w:style w:customStyle="1" w:styleId="CaptionedFigure" w:type="paragraph">
@@ -5507,13 +5507,13 @@
     <w:basedOn w:val="Figure"/>
     <w:pPr>
       <w:keepNext/>
-      <w:spacing w:line="276" w:lineRule="auto"/>
+      <w:spacing w:line="288" w:lineRule="auto"/>
       <w:jc w:val="both"/>
     </w:pPr>
     <w:rPr>
       <w:rFonts w:ascii="Times New Roman" w:eastAsia="Times New Roman" w:hAnsi="Times New Roman"/>
       <w:color w:val="000000"/>
-      <w:sz w:val="24"/>
+      <w:sz w:val="26"/>
     </w:rPr>
   </w:style>
   <w:style w:customStyle="1" w:styleId="BodyTextChar" w:type="character">
@@ -5523,7 +5523,7 @@
     <w:rPr>
       <w:rFonts w:ascii="Times New Roman" w:eastAsia="Times New Roman" w:hAnsi="Times New Roman"/>
       <w:color w:val="000000"/>
-      <w:sz w:val="24"/>
+      <w:sz w:val="26"/>
     </w:rPr>
   </w:style>
   <w:style w:customStyle="1" w:styleId="VerbatimChar" w:type="character">
@@ -5532,7 +5532,7 @@
     <w:rPr>
       <w:rFonts w:ascii="Times New Roman" w:eastAsia="Times New Roman" w:hAnsi="Times New Roman"/>
       <w:color w:val="000000"/>
-      <w:sz w:val="24"/>
+      <w:sz w:val="26"/>
     </w:rPr>
   </w:style>
   <w:style w:customStyle="1" w:styleId="SectionNumber" w:type="character">
@@ -5541,7 +5541,7 @@
     <w:rPr>
       <w:rFonts w:ascii="Times New Roman" w:eastAsia="Times New Roman" w:hAnsi="Times New Roman"/>
       <w:color w:val="000000"/>
-      <w:sz w:val="24"/>
+      <w:sz w:val="26"/>
     </w:rPr>
   </w:style>
   <w:style w:styleId="FootnoteReference" w:type="character">
@@ -5550,7 +5550,7 @@
     <w:rPr>
       <w:rFonts w:ascii="Times New Roman" w:eastAsia="Times New Roman" w:hAnsi="Times New Roman"/>
       <w:color w:val="000000"/>
-      <w:sz w:val="24"/>
+      <w:sz w:val="26"/>
       <w:vertAlign w:val="superscript"/>
     </w:rPr>
   </w:style>
@@ -5560,7 +5560,7 @@
     <w:rPr>
       <w:rFonts w:ascii="Times New Roman" w:eastAsia="Times New Roman" w:hAnsi="Times New Roman"/>
       <w:color w:val="000000"/>
-      <w:sz w:val="24"/>
+      <w:sz w:val="26"/>
     </w:rPr>
   </w:style>
   <w:style w:styleId="TOCHeading" w:type="paragraph">
@@ -5571,7 +5571,7 @@
     <w:unhideWhenUsed/>
     <w:qFormat/>
     <w:pPr>
-      <w:spacing w:before="240" w:line="276" w:lineRule="auto"/>
+      <w:spacing w:before="240" w:line="288" w:lineRule="auto"/>
       <w:jc w:val="both"/>
       <w:outlineLvl w:val="9"/>
     </w:pPr>
@@ -5580,242 +5580,317 @@
       <w:b w:val="0"/>
       <w:bCs w:val="0"/>
       <w:color w:val="000000"/>
-      <w:sz w:val="24"/>
-    </w:rPr>
-  </w:style>
-  <w:style w:type="paragraph" w:customStyle="1" w:styleId="SourceCode">
+      <w:sz w:val="26"/>
+    </w:rPr>
+  </w:style>
+  <w:style w:customStyle="1" w:styleId="SourceCode" w:type="paragraph">
     <w:name w:val="Source Code"/>
     <w:basedOn w:val="Normal"/>
     <w:link w:val="VerbatimChar"/>
     <w:pPr>
       <w:wordWrap w:val="off"/>
+      <w:spacing w:line="288" w:lineRule="auto"/>
+      <w:jc w:val="both"/>
     </w:pPr>
-  </w:style>
-  <w:style w:type="character" w:customStyle="1" w:styleId="KeywordTok">
+    <w:rPr>
+      <w:rFonts w:ascii="Times New Roman" w:eastAsia="Times New Roman" w:hAnsi="Times New Roman"/>
+      <w:color w:val="000000"/>
+      <w:sz w:val="26"/>
+    </w:rPr>
+  </w:style>
+  <w:style w:customStyle="1" w:styleId="KeywordTok" w:type="character">
     <w:name w:val="KeywordTok"/>
     <w:basedOn w:val="VerbatimChar"/>
     <w:rPr>
-      <w:color w:val="007020"/>
+      <w:rFonts w:ascii="Times New Roman" w:eastAsia="Times New Roman" w:hAnsi="Times New Roman"/>
       <w:b/>
-    </w:rPr>
-  </w:style>
-  <w:style w:type="character" w:customStyle="1" w:styleId="DataTypeTok">
+      <w:color w:val="000000"/>
+      <w:sz w:val="26"/>
+    </w:rPr>
+  </w:style>
+  <w:style w:customStyle="1" w:styleId="DataTypeTok" w:type="character">
     <w:name w:val="DataTypeTok"/>
     <w:basedOn w:val="VerbatimChar"/>
     <w:rPr>
-      <w:color w:val="902000"/>
-    </w:rPr>
-  </w:style>
-  <w:style w:type="character" w:customStyle="1" w:styleId="DecValTok">
+      <w:rFonts w:ascii="Times New Roman" w:eastAsia="Times New Roman" w:hAnsi="Times New Roman"/>
+      <w:color w:val="000000"/>
+      <w:sz w:val="26"/>
+    </w:rPr>
+  </w:style>
+  <w:style w:customStyle="1" w:styleId="DecValTok" w:type="character">
     <w:name w:val="DecValTok"/>
     <w:basedOn w:val="VerbatimChar"/>
     <w:rPr>
-      <w:color w:val="40a070"/>
-    </w:rPr>
-  </w:style>
-  <w:style w:type="character" w:customStyle="1" w:styleId="BaseNTok">
+      <w:rFonts w:ascii="Times New Roman" w:eastAsia="Times New Roman" w:hAnsi="Times New Roman"/>
+      <w:color w:val="000000"/>
+      <w:sz w:val="26"/>
+    </w:rPr>
+  </w:style>
+  <w:style w:customStyle="1" w:styleId="BaseNTok" w:type="character">
     <w:name w:val="BaseNTok"/>
     <w:basedOn w:val="VerbatimChar"/>
     <w:rPr>
-      <w:color w:val="40a070"/>
-    </w:rPr>
-  </w:style>
-  <w:style w:type="character" w:customStyle="1" w:styleId="FloatTok">
+      <w:rFonts w:ascii="Times New Roman" w:eastAsia="Times New Roman" w:hAnsi="Times New Roman"/>
+      <w:color w:val="000000"/>
+      <w:sz w:val="26"/>
+    </w:rPr>
+  </w:style>
+  <w:style w:customStyle="1" w:styleId="FloatTok" w:type="character">
     <w:name w:val="FloatTok"/>
     <w:basedOn w:val="VerbatimChar"/>
     <w:rPr>
-      <w:color w:val="40a070"/>
-    </w:rPr>
-  </w:style>
-  <w:style w:type="character" w:customStyle="1" w:styleId="ConstantTok">
+      <w:rFonts w:ascii="Times New Roman" w:eastAsia="Times New Roman" w:hAnsi="Times New Roman"/>
+      <w:color w:val="000000"/>
+      <w:sz w:val="26"/>
+    </w:rPr>
+  </w:style>
+  <w:style w:customStyle="1" w:styleId="ConstantTok" w:type="character">
     <w:name w:val="ConstantTok"/>
     <w:basedOn w:val="VerbatimChar"/>
     <w:rPr>
-      <w:color w:val="880000"/>
-    </w:rPr>
-  </w:style>
-  <w:style w:type="character" w:customStyle="1" w:styleId="CharTok">
+      <w:rFonts w:ascii="Times New Roman" w:eastAsia="Times New Roman" w:hAnsi="Times New Roman"/>
+      <w:color w:val="000000"/>
+      <w:sz w:val="26"/>
+    </w:rPr>
+  </w:style>
+  <w:style w:customStyle="1" w:styleId="CharTok" w:type="character">
     <w:name w:val="CharTok"/>
     <w:basedOn w:val="VerbatimChar"/>
     <w:rPr>
-      <w:color w:val="4070a0"/>
-    </w:rPr>
-  </w:style>
-  <w:style w:type="character" w:customStyle="1" w:styleId="SpecialCharTok">
+      <w:rFonts w:ascii="Times New Roman" w:eastAsia="Times New Roman" w:hAnsi="Times New Roman"/>
+      <w:color w:val="000000"/>
+      <w:sz w:val="26"/>
+    </w:rPr>
+  </w:style>
+  <w:style w:customStyle="1" w:styleId="SpecialCharTok" w:type="character">
     <w:name w:val="SpecialCharTok"/>
     <w:basedOn w:val="VerbatimChar"/>
     <w:rPr>
-      <w:color w:val="4070a0"/>
-    </w:rPr>
-  </w:style>
-  <w:style w:type="character" w:customStyle="1" w:styleId="StringTok">
+      <w:rFonts w:ascii="Times New Roman" w:eastAsia="Times New Roman" w:hAnsi="Times New Roman"/>
+      <w:color w:val="000000"/>
+      <w:sz w:val="26"/>
+    </w:rPr>
+  </w:style>
+  <w:style w:customStyle="1" w:styleId="StringTok" w:type="character">
     <w:name w:val="StringTok"/>
     <w:basedOn w:val="VerbatimChar"/>
     <w:rPr>
-      <w:color w:val="4070a0"/>
-    </w:rPr>
-  </w:style>
-  <w:style w:type="character" w:customStyle="1" w:styleId="VerbatimStringTok">
+      <w:rFonts w:ascii="Times New Roman" w:eastAsia="Times New Roman" w:hAnsi="Times New Roman"/>
+      <w:color w:val="000000"/>
+      <w:sz w:val="26"/>
+    </w:rPr>
+  </w:style>
+  <w:style w:customStyle="1" w:styleId="VerbatimStringTok" w:type="character">
     <w:name w:val="VerbatimStringTok"/>
     <w:basedOn w:val="VerbatimChar"/>
     <w:rPr>
-      <w:color w:val="4070a0"/>
-    </w:rPr>
-  </w:style>
-  <w:style w:type="character" w:customStyle="1" w:styleId="SpecialStringTok">
+      <w:rFonts w:ascii="Times New Roman" w:eastAsia="Times New Roman" w:hAnsi="Times New Roman"/>
+      <w:color w:val="000000"/>
+      <w:sz w:val="26"/>
+    </w:rPr>
+  </w:style>
+  <w:style w:customStyle="1" w:styleId="SpecialStringTok" w:type="character">
     <w:name w:val="SpecialStringTok"/>
     <w:basedOn w:val="VerbatimChar"/>
     <w:rPr>
-      <w:color w:val="bb6688"/>
-    </w:rPr>
-  </w:style>
-  <w:style w:type="character" w:customStyle="1" w:styleId="ImportTok">
+      <w:rFonts w:ascii="Times New Roman" w:eastAsia="Times New Roman" w:hAnsi="Times New Roman"/>
+      <w:color w:val="000000"/>
+      <w:sz w:val="26"/>
+    </w:rPr>
+  </w:style>
+  <w:style w:customStyle="1" w:styleId="ImportTok" w:type="character">
     <w:name w:val="ImportTok"/>
     <w:basedOn w:val="VerbatimChar"/>
     <w:rPr>
-      <w:color w:val="008000"/>
+      <w:rFonts w:ascii="Times New Roman" w:eastAsia="Times New Roman" w:hAnsi="Times New Roman"/>
       <w:b/>
-    </w:rPr>
-  </w:style>
-  <w:style w:type="character" w:customStyle="1" w:styleId="CommentTok">
+      <w:color w:val="000000"/>
+      <w:sz w:val="26"/>
+    </w:rPr>
+  </w:style>
+  <w:style w:customStyle="1" w:styleId="CommentTok" w:type="character">
     <w:name w:val="CommentTok"/>
     <w:basedOn w:val="VerbatimChar"/>
     <w:rPr>
-      <w:color w:val="60a0b0"/>
+      <w:rFonts w:ascii="Times New Roman" w:eastAsia="Times New Roman" w:hAnsi="Times New Roman"/>
       <w:i/>
-    </w:rPr>
-  </w:style>
-  <w:style w:type="character" w:customStyle="1" w:styleId="DocumentationTok">
+      <w:color w:val="000000"/>
+      <w:sz w:val="26"/>
+    </w:rPr>
+  </w:style>
+  <w:style w:customStyle="1" w:styleId="DocumentationTok" w:type="character">
     <w:name w:val="DocumentationTok"/>
     <w:basedOn w:val="VerbatimChar"/>
     <w:rPr>
-      <w:color w:val="ba2121"/>
+      <w:rFonts w:ascii="Times New Roman" w:eastAsia="Times New Roman" w:hAnsi="Times New Roman"/>
       <w:i/>
-    </w:rPr>
-  </w:style>
-  <w:style w:type="character" w:customStyle="1" w:styleId="AnnotationTok">
+      <w:color w:val="000000"/>
+      <w:sz w:val="26"/>
+    </w:rPr>
+  </w:style>
+  <w:style w:customStyle="1" w:styleId="AnnotationTok" w:type="character">
     <w:name w:val="AnnotationTok"/>
     <w:basedOn w:val="VerbatimChar"/>
     <w:rPr>
-      <w:color w:val="60a0b0"/>
+      <w:rFonts w:ascii="Times New Roman" w:eastAsia="Times New Roman" w:hAnsi="Times New Roman"/>
       <w:b/>
       <w:i/>
-    </w:rPr>
-  </w:style>
-  <w:style w:type="character" w:customStyle="1" w:styleId="CommentVarTok">
+      <w:color w:val="000000"/>
+      <w:sz w:val="26"/>
+    </w:rPr>
+  </w:style>
+  <w:style w:customStyle="1" w:styleId="CommentVarTok" w:type="character">
     <w:name w:val="CommentVarTok"/>
     <w:basedOn w:val="VerbatimChar"/>
     <w:rPr>
-      <w:color w:val="60a0b0"/>
+      <w:rFonts w:ascii="Times New Roman" w:eastAsia="Times New Roman" w:hAnsi="Times New Roman"/>
       <w:b/>
       <w:i/>
-    </w:rPr>
-  </w:style>
-  <w:style w:type="character" w:customStyle="1" w:styleId="OtherTok">
+      <w:color w:val="000000"/>
+      <w:sz w:val="26"/>
+    </w:rPr>
+  </w:style>
+  <w:style w:customStyle="1" w:styleId="OtherTok" w:type="character">
     <w:name w:val="OtherTok"/>
     <w:basedOn w:val="VerbatimChar"/>
     <w:rPr>
-      <w:color w:val="007020"/>
-    </w:rPr>
-  </w:style>
-  <w:style w:type="character" w:customStyle="1" w:styleId="FunctionTok">
+      <w:rFonts w:ascii="Times New Roman" w:eastAsia="Times New Roman" w:hAnsi="Times New Roman"/>
+      <w:color w:val="000000"/>
+      <w:sz w:val="26"/>
+    </w:rPr>
+  </w:style>
+  <w:style w:customStyle="1" w:styleId="FunctionTok" w:type="character">
     <w:name w:val="FunctionTok"/>
     <w:basedOn w:val="VerbatimChar"/>
     <w:rPr>
-      <w:color w:val="06287e"/>
-    </w:rPr>
-  </w:style>
-  <w:style w:type="character" w:customStyle="1" w:styleId="VariableTok">
+      <w:rFonts w:ascii="Times New Roman" w:eastAsia="Times New Roman" w:hAnsi="Times New Roman"/>
+      <w:color w:val="000000"/>
+      <w:sz w:val="26"/>
+    </w:rPr>
+  </w:style>
+  <w:style w:customStyle="1" w:styleId="VariableTok" w:type="character">
     <w:name w:val="VariableTok"/>
     <w:basedOn w:val="VerbatimChar"/>
     <w:rPr>
-      <w:color w:val="19177c"/>
-    </w:rPr>
-  </w:style>
-  <w:style w:type="character" w:customStyle="1" w:styleId="ControlFlowTok">
+      <w:rFonts w:ascii="Times New Roman" w:eastAsia="Times New Roman" w:hAnsi="Times New Roman"/>
+      <w:color w:val="000000"/>
+      <w:sz w:val="26"/>
+    </w:rPr>
+  </w:style>
+  <w:style w:customStyle="1" w:styleId="ControlFlowTok" w:type="character">
     <w:name w:val="ControlFlowTok"/>
     <w:basedOn w:val="VerbatimChar"/>
     <w:rPr>
-      <w:color w:val="007020"/>
+      <w:rFonts w:ascii="Times New Roman" w:eastAsia="Times New Roman" w:hAnsi="Times New Roman"/>
       <w:b/>
-    </w:rPr>
-  </w:style>
-  <w:style w:type="character" w:customStyle="1" w:styleId="OperatorTok">
+      <w:color w:val="000000"/>
+      <w:sz w:val="26"/>
+    </w:rPr>
+  </w:style>
+  <w:style w:customStyle="1" w:styleId="OperatorTok" w:type="character">
     <w:name w:val="OperatorTok"/>
     <w:basedOn w:val="VerbatimChar"/>
     <w:rPr>
-      <w:color w:val="666666"/>
-    </w:rPr>
-  </w:style>
-  <w:style w:type="character" w:customStyle="1" w:styleId="BuiltInTok">
+      <w:rFonts w:ascii="Times New Roman" w:eastAsia="Times New Roman" w:hAnsi="Times New Roman"/>
+      <w:color w:val="000000"/>
+      <w:sz w:val="26"/>
+    </w:rPr>
+  </w:style>
+  <w:style w:customStyle="1" w:styleId="BuiltInTok" w:type="character">
     <w:name w:val="BuiltInTok"/>
     <w:basedOn w:val="VerbatimChar"/>
     <w:rPr>
-      <w:color w:val="008000"/>
-    </w:rPr>
-  </w:style>
-  <w:style w:type="character" w:customStyle="1" w:styleId="ExtensionTok">
+      <w:rFonts w:ascii="Times New Roman" w:eastAsia="Times New Roman" w:hAnsi="Times New Roman"/>
+      <w:color w:val="000000"/>
+      <w:sz w:val="26"/>
+    </w:rPr>
+  </w:style>
+  <w:style w:customStyle="1" w:styleId="ExtensionTok" w:type="character">
     <w:name w:val="ExtensionTok"/>
     <w:basedOn w:val="VerbatimChar"/>
-    <w:rPr/>
-  </w:style>
-  <w:style w:type="character" w:customStyle="1" w:styleId="PreprocessorTok">
+    <w:rPr>
+      <w:rFonts w:ascii="Times New Roman" w:eastAsia="Times New Roman" w:hAnsi="Times New Roman"/>
+      <w:color w:val="000000"/>
+      <w:sz w:val="26"/>
+    </w:rPr>
+  </w:style>
+  <w:style w:customStyle="1" w:styleId="PreprocessorTok" w:type="character">
     <w:name w:val="PreprocessorTok"/>
     <w:basedOn w:val="VerbatimChar"/>
     <w:rPr>
-      <w:color w:val="bc7a00"/>
-    </w:rPr>
-  </w:style>
-  <w:style w:type="character" w:customStyle="1" w:styleId="AttributeTok">
+      <w:rFonts w:ascii="Times New Roman" w:eastAsia="Times New Roman" w:hAnsi="Times New Roman"/>
+      <w:color w:val="000000"/>
+      <w:sz w:val="26"/>
+    </w:rPr>
+  </w:style>
+  <w:style w:customStyle="1" w:styleId="AttributeTok" w:type="character">
     <w:name w:val="AttributeTok"/>
     <w:basedOn w:val="VerbatimChar"/>
     <w:rPr>
-      <w:color w:val="7d9029"/>
-    </w:rPr>
-  </w:style>
-  <w:style w:type="character" w:customStyle="1" w:styleId="RegionMarkerTok">
+      <w:rFonts w:ascii="Times New Roman" w:eastAsia="Times New Roman" w:hAnsi="Times New Roman"/>
+      <w:color w:val="000000"/>
+      <w:sz w:val="26"/>
+    </w:rPr>
+  </w:style>
+  <w:style w:customStyle="1" w:styleId="RegionMarkerTok" w:type="character">
     <w:name w:val="RegionMarkerTok"/>
     <w:basedOn w:val="VerbatimChar"/>
-    <w:rPr/>
-  </w:style>
-  <w:style w:type="character" w:customStyle="1" w:styleId="InformationTok">
+    <w:rPr>
+      <w:rFonts w:ascii="Times New Roman" w:eastAsia="Times New Roman" w:hAnsi="Times New Roman"/>
+      <w:color w:val="000000"/>
+      <w:sz w:val="26"/>
+    </w:rPr>
+  </w:style>
+  <w:style w:customStyle="1" w:styleId="InformationTok" w:type="character">
     <w:name w:val="InformationTok"/>
     <w:basedOn w:val="VerbatimChar"/>
     <w:rPr>
-      <w:color w:val="60a0b0"/>
+      <w:rFonts w:ascii="Times New Roman" w:eastAsia="Times New Roman" w:hAnsi="Times New Roman"/>
       <w:b/>
       <w:i/>
-    </w:rPr>
-  </w:style>
-  <w:style w:type="character" w:customStyle="1" w:styleId="WarningTok">
+      <w:color w:val="000000"/>
+      <w:sz w:val="26"/>
+    </w:rPr>
+  </w:style>
+  <w:style w:customStyle="1" w:styleId="WarningTok" w:type="character">
     <w:name w:val="WarningTok"/>
     <w:basedOn w:val="VerbatimChar"/>
     <w:rPr>
-      <w:color w:val="60a0b0"/>
+      <w:rFonts w:ascii="Times New Roman" w:eastAsia="Times New Roman" w:hAnsi="Times New Roman"/>
       <w:b/>
       <w:i/>
-    </w:rPr>
-  </w:style>
-  <w:style w:type="character" w:customStyle="1" w:styleId="AlertTok">
+      <w:color w:val="000000"/>
+      <w:sz w:val="26"/>
+    </w:rPr>
+  </w:style>
+  <w:style w:customStyle="1" w:styleId="AlertTok" w:type="character">
     <w:name w:val="AlertTok"/>
     <w:basedOn w:val="VerbatimChar"/>
     <w:rPr>
-      <w:color w:val="ff0000"/>
+      <w:rFonts w:ascii="Times New Roman" w:eastAsia="Times New Roman" w:hAnsi="Times New Roman"/>
       <w:b/>
-    </w:rPr>
-  </w:style>
-  <w:style w:type="character" w:customStyle="1" w:styleId="ErrorTok">
+      <w:color w:val="000000"/>
+      <w:sz w:val="26"/>
+    </w:rPr>
+  </w:style>
+  <w:style w:customStyle="1" w:styleId="ErrorTok" w:type="character">
     <w:name w:val="ErrorTok"/>
     <w:basedOn w:val="VerbatimChar"/>
     <w:rPr>
-      <w:color w:val="ff0000"/>
+      <w:rFonts w:ascii="Times New Roman" w:eastAsia="Times New Roman" w:hAnsi="Times New Roman"/>
       <w:b/>
-    </w:rPr>
-  </w:style>
-  <w:style w:type="character" w:customStyle="1" w:styleId="NormalTok">
+      <w:color w:val="000000"/>
+      <w:sz w:val="26"/>
+    </w:rPr>
+  </w:style>
+  <w:style w:customStyle="1" w:styleId="NormalTok" w:type="character">
     <w:name w:val="NormalTok"/>
     <w:basedOn w:val="VerbatimChar"/>
-    <w:rPr/>
+    <w:rPr>
+      <w:rFonts w:ascii="Times New Roman" w:eastAsia="Times New Roman" w:hAnsi="Times New Roman"/>
+      <w:color w:val="000000"/>
+      <w:sz w:val="26"/>
+    </w:rPr>
   </w:style>
 </w:styles>
 </file>

--- a/dist/luan_an_ctu/chuong_5_ket_luan_de_xuat_vi.docx
+++ b/dist/luan_an_ctu/chuong_5_ket_luan_de_xuat_vi.docx
@@ -79,13 +79,13 @@
         <w:t xml:space="preserve">5.1 Bàn luận kết quả theo khung lý thuyết CDCM</w:t>
       </w:r>
     </w:p>
-    <w:bookmarkStart w:id="22" w:name="X3c9460590baa0e3ccaf20d1aafb8494c7245657"/>
+    <w:bookmarkStart w:id="22" w:name="X59bbe86bb1d3da1717dec30924f73547ba9a500"/>
     <w:p>
       <w:pPr>
         <w:pStyle w:val="Heading3"/>
       </w:pPr>
       <w:r>
-        <w:t xml:space="preserve">5.1.1 Phổ ICRV: Xác nhận H5 và tầng thể chế của CDCM</w:t>
+        <w:t xml:space="preserve">5.1.1 Phổ ICRV: Xác nhận một phần H5 và tầng thể chế của CDCM</w:t>
       </w:r>
     </w:p>
     <w:p>
@@ -237,7 +237,39 @@
         <w:pStyle w:val="BodyText"/>
       </w:pPr>
       <w:r>
-        <w:t xml:space="preserve">Kết quả này xác nhận H5 và tầng thể chế của khung lý thuyết CDCM theo một cách thuyết phục nhất: không phải chỉ một biến điều tiết đơn lẻ mà là</w:t>
+        <w:t xml:space="preserve">Kết quả này xác nhận</w:t>
+      </w:r>
+      <w:r>
+        <w:t xml:space="preserve"> </w:t>
+      </w:r>
+      <w:r>
+        <w:rPr>
+          <w:bCs/>
+          <w:b/>
+        </w:rPr>
+        <w:t xml:space="preserve">một phần</w:t>
+      </w:r>
+      <w:r>
+        <w:t xml:space="preserve"> </w:t>
+      </w:r>
+      <w:r>
+        <w:t xml:space="preserve">H5 và tầng thể chế của khung lý thuyết CDCM. Phần</w:t>
+      </w:r>
+      <w:r>
+        <w:t xml:space="preserve"> </w:t>
+      </w:r>
+      <w:r>
+        <w:rPr>
+          <w:bCs/>
+          <w:b/>
+        </w:rPr>
+        <w:t xml:space="preserve">lõi</w:t>
+      </w:r>
+      <w:r>
+        <w:t xml:space="preserve"> </w:t>
+      </w:r>
+      <w:r>
+        <w:t xml:space="preserve">của H5 được xác nhận vững từ hai nguồn độc lập: chế độ thể chế quyết định không chỉ một biến điều tiết đơn lẻ mà là</w:t>
       </w:r>
       <w:r>
         <w:t xml:space="preserve"> </w:t>
@@ -250,7 +282,174 @@
         <w:t xml:space="preserve">cả một chế độ thể chế</w:t>
       </w:r>
       <w:r>
-        <w:t xml:space="preserve">, được vận hành hóa thành sáu chế độ con ICRV, xác định điều kiện biên cho quan hệ quốc tế hóa và hiệu quả. lý thuyết thể chế của North (1990) và Khanna và Palepu (2010) dự đoán rằng thể chế định hình chi phí giao dịch và cấu trúc khuyến khích; kết quả ICRV phổ thể chế là biểu hiện thực nghiệm của cơ chế này ở quy mô 50 nền kinh tế châu Á và Thái Bình Dương (P7).</w:t>
+        <w:t xml:space="preserve"> </w:t>
+      </w:r>
+      <w:r>
+        <w:t xml:space="preserve">chi phối sự tồn tại và vị trí của dạng hàm chữ U ngược (kiểm định tổng thể</w:t>
+      </w:r>
+      <w:r>
+        <w:t xml:space="preserve"> </w:t>
+      </w:r>
+      <m:oMath>
+        <m:sSub>
+          <m:e>
+            <m:r>
+              <m:t>Q</m:t>
+            </m:r>
+          </m:e>
+          <m:sub>
+            <m:r>
+              <m:t>M</m:t>
+            </m:r>
+          </m:sub>
+        </m:sSub>
+        <m:r>
+          <m:rPr>
+            <m:sty m:val="p"/>
+          </m:rPr>
+          <m:t>=</m:t>
+        </m:r>
+        <m:r>
+          <m:t>17</m:t>
+        </m:r>
+        <m:r>
+          <m:rPr>
+            <m:sty m:val="p"/>
+          </m:rPr>
+          <m:t>,</m:t>
+        </m:r>
+        <m:r>
+          <m:t>35</m:t>
+        </m:r>
+      </m:oMath>
+      <w:r>
+        <w:t xml:space="preserve"> </w:t>
+      </w:r>
+      <w:r>
+        <w:t xml:space="preserve">của P6; phổ điểm uốn theo ICRV của P7). Tuy nhiên,</w:t>
+      </w:r>
+      <w:r>
+        <w:t xml:space="preserve"> </w:t>
+      </w:r>
+      <w:r>
+        <w:rPr>
+          <w:bCs/>
+          <w:b/>
+        </w:rPr>
+        <w:t xml:space="preserve">định hướng phổ thể chế đơn điệu</w:t>
+      </w:r>
+      <w:r>
+        <w:t xml:space="preserve"> </w:t>
+      </w:r>
+      <w:r>
+        <w:t xml:space="preserve">như H5 phát biểu (tác động mạnh nhất ở nhóm thể chế yếu, giảm dần đến nhóm tiên tiến — vận hành hóa thành mệnh đề thăm dò E1a/E1b)</w:t>
+      </w:r>
+      <w:r>
+        <w:t xml:space="preserve"> </w:t>
+      </w:r>
+      <w:r>
+        <w:rPr>
+          <w:bCs/>
+          <w:b/>
+        </w:rPr>
+        <w:t xml:space="preserve">chưa được xác nhận</w:t>
+      </w:r>
+      <w:r>
+        <w:t xml:space="preserve">: ở P6, ý nghĩa của</w:t>
+      </w:r>
+      <w:r>
+        <w:t xml:space="preserve"> </w:t>
+      </w:r>
+      <m:oMath>
+        <m:sSub>
+          <m:e>
+            <m:r>
+              <m:t>Q</m:t>
+            </m:r>
+          </m:e>
+          <m:sub>
+            <m:r>
+              <m:t>M</m:t>
+            </m:r>
+          </m:sub>
+        </m:sSub>
+      </m:oMath>
+      <w:r>
+        <w:t xml:space="preserve"> </w:t>
+      </w:r>
+      <w:r>
+        <w:t xml:space="preserve">bị chi phối bởi nhóm Frontier</w:t>
+      </w:r>
+      <w:r>
+        <w:t xml:space="preserve"> </w:t>
+      </w:r>
+      <m:oMath>
+        <m:r>
+          <m:t>k</m:t>
+        </m:r>
+        <m:r>
+          <m:rPr>
+            <m:sty m:val="p"/>
+          </m:rPr>
+          <m:t>=</m:t>
+        </m:r>
+        <m:r>
+          <m:t>3</m:t>
+        </m:r>
+      </m:oMath>
+      <w:r>
+        <w:t xml:space="preserve"> </w:t>
+      </w:r>
+      <w:r>
+        <w:t xml:space="preserve">(một nghiên cứu ngoại lai chi phối), còn các tương phản giữa các nhóm đông quan sát (I, II, III, MX) đều không có ý nghĩa; ở P7, gradient thực nghiệm mang dạng</w:t>
+      </w:r>
+      <w:r>
+        <w:t xml:space="preserve"> </w:t>
+      </w:r>
+      <w:r>
+        <w:rPr>
+          <w:bCs/>
+          <w:b/>
+        </w:rPr>
+        <w:t xml:space="preserve">ba vùng phi đơn điệu</w:t>
+      </w:r>
+      <w:r>
+        <w:t xml:space="preserve"> </w:t>
+      </w:r>
+      <w:r>
+        <w:t xml:space="preserve">(chữ U ngược sắc nét ở vùng giữa, duỗi thẳng ở biên trên, mất cấu trúc ở biên dưới) chứ không phải một dốc đơn điệu. Nói cách khác, bằng chứng xác nhận rằng thể chế</w:t>
+      </w:r>
+      <w:r>
+        <w:t xml:space="preserve"> </w:t>
+      </w:r>
+      <w:r>
+        <w:rPr>
+          <w:iCs/>
+          <w:i/>
+        </w:rPr>
+        <w:t xml:space="preserve">định hình</w:t>
+      </w:r>
+      <w:r>
+        <w:t xml:space="preserve"> </w:t>
+      </w:r>
+      <w:r>
+        <w:t xml:space="preserve">dạng quan hệ, nhưng</w:t>
+      </w:r>
+      <w:r>
+        <w:t xml:space="preserve"> </w:t>
+      </w:r>
+      <w:r>
+        <w:rPr>
+          <w:iCs/>
+          <w:i/>
+        </w:rPr>
+        <w:t xml:space="preserve">chiều</w:t>
+      </w:r>
+      <w:r>
+        <w:t xml:space="preserve"> </w:t>
+      </w:r>
+      <w:r>
+        <w:t xml:space="preserve">của phổ thể chế phong phú hơn giả thuyết đơn điệu ban đầu — một tinh chỉnh lý thuyết hơn là một bác bỏ. lý thuyết thể chế của North (1990) và Khanna và Palepu (2010) dự đoán rằng thể chế định hình chi phí giao dịch và cấu trúc khuyến khích; kết quả ICRV phổ thể chế là biểu hiện thực nghiệm của cơ chế này ở quy mô 50 nền kinh tế châu Á và Thái Bình Dương (P7).</w:t>
       </w:r>
     </w:p>
     <w:p>
@@ -288,13 +487,13 @@
       </w:r>
     </w:p>
     <w:bookmarkEnd w:id="22"/>
-    <w:bookmarkStart w:id="23" w:name="tci-là-năng-lực-nền-tảng-xác-nhận-h2"/>
+    <w:bookmarkStart w:id="23" w:name="X09a4922d1c0cba8acfc2d36ce447b46819a36c1"/>
     <w:p>
       <w:pPr>
         <w:pStyle w:val="Heading3"/>
       </w:pPr>
       <w:r>
-        <w:t xml:space="preserve">5.1.2 TCI là Năng Lực Nền Tảng: Xác nhận H2</w:t>
+        <w:t xml:space="preserve">5.1.2 TCI là Năng Lực Nền Tảng: Xác nhận một phần H2</w:t>
       </w:r>
     </w:p>
     <w:p>
@@ -1285,6 +1484,95 @@
       </w:r>
     </w:p>
     <w:p>
+      <w:pPr>
+        <w:pStyle w:val="BodyText"/>
+      </w:pPr>
+      <w:r>
+        <w:t xml:space="preserve">Đặt trường hợp Ấn Độ cạnh hai bối cảnh chuyển đổi khác làm rõ kết luận về</w:t>
+      </w:r>
+      <w:r>
+        <w:t xml:space="preserve"> </w:t>
+      </w:r>
+      <w:r>
+        <w:rPr>
+          <w:bCs/>
+          <w:b/>
+        </w:rPr>
+        <w:t xml:space="preserve">dị biệt thời gian (H6)</w:t>
+      </w:r>
+      <w:r>
+        <w:t xml:space="preserve">, vốn được kiểm định trực tiếp ở P5 và P3: tại Trung Quốc, điểm uốn ổn định giữa hai đợt 2012–2024 (kiểm định Paternoster không bác bỏ tính bằng nhau,</w:t>
+      </w:r>
+      <w:r>
+        <w:t xml:space="preserve"> </w:t>
+      </w:r>
+      <m:oMath>
+        <m:r>
+          <m:t>F</m:t>
+        </m:r>
+        <m:r>
+          <m:rPr>
+            <m:sty m:val="p"/>
+          </m:rPr>
+          <m:t>=</m:t>
+        </m:r>
+        <m:r>
+          <m:t>1</m:t>
+        </m:r>
+        <m:r>
+          <m:rPr>
+            <m:sty m:val="p"/>
+          </m:rPr>
+          <m:t>,</m:t>
+        </m:r>
+        <m:r>
+          <m:t>83</m:t>
+        </m:r>
+      </m:oMath>
+      <w:r>
+        <w:t xml:space="preserve">,</w:t>
+      </w:r>
+      <w:r>
+        <w:t xml:space="preserve"> </w:t>
+      </w:r>
+      <m:oMath>
+        <m:r>
+          <m:t>p</m:t>
+        </m:r>
+        <m:r>
+          <m:rPr>
+            <m:sty m:val="p"/>
+          </m:rPr>
+          <m:t>=</m:t>
+        </m:r>
+        <m:r>
+          <m:rPr>
+            <m:sty m:val="p"/>
+          </m:rPr>
+          <m:t>,</m:t>
+        </m:r>
+        <m:r>
+          <m:t>176</m:t>
+        </m:r>
+      </m:oMath>
+      <w:r>
+        <w:t xml:space="preserve">), trong khi tại Việt Nam điểm uốn dịch chuyển có ý nghĩa giữa 2009 và 2015. H6 do đó</w:t>
+      </w:r>
+      <w:r>
+        <w:t xml:space="preserve"> </w:t>
+      </w:r>
+      <w:r>
+        <w:rPr>
+          <w:bCs/>
+          <w:b/>
+        </w:rPr>
+        <w:t xml:space="preserve">không được xác nhận như một xu hướng thời gian đơn điệu</w:t>
+      </w:r>
+      <w:r>
+        <w:t xml:space="preserve">, mà được tinh chỉnh thành một mệnh đề có điều kiện: dạng hàm quốc tế hóa–hiệu quả chỉ dịch chuyển (Việt Nam) hoặc mất cấu trúc (Ấn Độ 2025) khi tốc độ và biên độ thay đổi thể chế đủ lớn, còn giữ ổn định khi thể chế trưởng thành có trật tự (Trung Quốc) — nhất quán với cách đọc rằng thời gian tự nó không phải biến điều tiết, mà là vận tốc biến động thể chế tích lũy.</w:t>
+      </w:r>
+    </w:p>
+    <w:p>
       <w:r>
         <w:pict>
           <v:rect style="width:0;height:1.5pt" o:hralign="center" o:hrstd="t" o:hr="t"/>
@@ -1346,7 +1634,7 @@
         <w:pStyle w:val="BodyText"/>
       </w:pPr>
       <w:r>
-        <w:t xml:space="preserve">Một sắc thái quan trọng phân biệt hai cơ chế tạo ra chữ U ngược dọc theo phổ thể chế. Bằng chứng Việt Nam (P3) cho thấy độ cong toàn mẫu trong chế độ chuyển đổi được nhận diện chủ yếu qua biên tham gia, tức bước nhảy năng suất khi doanh nghiệp chuyển từ không xuất khẩu sang xuất khẩu (H1a), chứ không qua độ cong cường độ trong nhóm doanh nghiệp đã xuất khẩu (H1b); khi tái ước lượng chỉ trên doanh nghiệp xuất khẩu, số hạng bậc hai mất ý nghĩa. Bằng chứng Nhật Bản (P10) cho thấy ở biên trên, cơ chế cũng vận hành qua biên tham gia nhưng theo logic tự chọn lọc Melitz (2003): câu hỏi ràng buộc không phải doanh nghiệp xuất khẩu bao nhiêu mà là có xuất khẩu hay không, với phần bù năng suất 25,8% cho doanh nghiệp xuất khẩu. Sự dịch chuyển trọng tâm từ biên cường độ ở chế độ chuyển đổi sang biên tham gia ở chế độ tiên tiến là một tinh chỉnh lý thuyết mà khung CDCM phiên bản ban đầu chưa nêu bật, và nó cung cấp một giải thích thống nhất cho việc vì sao đường cong duỗi thẳng ở biên trên.</w:t>
+        <w:t xml:space="preserve">Một sắc thái quan trọng phân biệt hai cơ chế tạo ra chữ U ngược dọc theo phổ thể chế. Bằng chứng Việt Nam (P3) cho thấy độ cong toàn mẫu trong chế độ chuyển đổi được nhận diện chủ yếu qua biên tham gia, tức bước nhảy năng suất khi doanh nghiệp chuyển từ không xuất khẩu sang xuất khẩu (biên tham gia), chứ không qua độ cong cường độ trong nhóm doanh nghiệp đã xuất khẩu (biên cường độ); khi tái ước lượng chỉ trên doanh nghiệp xuất khẩu, số hạng bậc hai mất ý nghĩa. Bằng chứng Nhật Bản (P10) cho thấy ở biên trên, cơ chế cũng vận hành qua biên tham gia nhưng theo logic tự chọn lọc Melitz (2003): câu hỏi ràng buộc không phải doanh nghiệp xuất khẩu bao nhiêu mà là có xuất khẩu hay không, với phần bù năng suất 25,8% cho doanh nghiệp xuất khẩu. Sự dịch chuyển trọng tâm từ biên cường độ ở chế độ chuyển đổi sang biên tham gia ở chế độ tiên tiến là một tinh chỉnh lý thuyết mà khung CDCM phiên bản ban đầu chưa nêu bật, và nó cung cấp một giải thích thống nhất cho việc vì sao đường cong duỗi thẳng ở biên trên.</w:t>
       </w:r>
     </w:p>
     <w:bookmarkEnd w:id="28"/>
@@ -1873,7 +2161,7 @@
         </m:r>
       </m:oMath>
       <w:r>
-        <w:t xml:space="preserve">) và xác nhận chế độ thể chế ICRV là biến điều tiết có ý nghĩa (</w:t>
+        <w:t xml:space="preserve">) và xác nhận (qua kiểm định tổng thể, omnibus) rằng các chế độ thể chế ICRV khác biệt có ý nghĩa (</w:t>
       </w:r>
       <m:oMath>
         <m:sSub>
@@ -1957,7 +2245,39 @@
         </m:r>
       </m:oMath>
       <w:r>
-        <w:t xml:space="preserve">). Ước lượng gộp toàn mẫu trên dữ liệu doanh nghiệp gốc của 50 nền kinh tế (P7) đi đến cùng một kết luận bằng con đường hoàn toàn khác: cấu trúc thể chế của quan hệ hiện ra thành ba vùng rời rạc khi ước lượng điểm uốn trong từng nhóm ICRV.</w:t>
+        <w:t xml:space="preserve">); kiểm định này chỉ khẳng định</w:t>
+      </w:r>
+      <w:r>
+        <w:t xml:space="preserve"> </w:t>
+      </w:r>
+      <w:r>
+        <w:rPr>
+          <w:iCs/>
+          <w:i/>
+        </w:rPr>
+        <w:t xml:space="preserve">có</w:t>
+      </w:r>
+      <w:r>
+        <w:t xml:space="preserve"> </w:t>
+      </w:r>
+      <w:r>
+        <w:t xml:space="preserve">khác biệt giữa các chế độ, còn cấu trúc</w:t>
+      </w:r>
+      <w:r>
+        <w:t xml:space="preserve"> </w:t>
+      </w:r>
+      <w:r>
+        <w:rPr>
+          <w:iCs/>
+          <w:i/>
+        </w:rPr>
+        <w:t xml:space="preserve">hướng</w:t>
+      </w:r>
+      <w:r>
+        <w:t xml:space="preserve"> </w:t>
+      </w:r>
+      <w:r>
+        <w:t xml:space="preserve">của gradient do P7 cung cấp chứ không phải P6 (xem Mục 4.6.2). Ước lượng gộp toàn mẫu trên dữ liệu doanh nghiệp gốc của 50 nền kinh tế (P7) đi đến cùng một kết luận bằng con đường hoàn toàn khác: cấu trúc thể chế của quan hệ hiện ra thành ba vùng rời rạc khi ước lượng điểm uốn trong từng nhóm ICRV.</w:t>
       </w:r>
     </w:p>
     <w:p>
@@ -2194,7 +2514,7 @@
         <w:pStyle w:val="BodyText"/>
       </w:pPr>
       <w:r>
-        <w:t xml:space="preserve">Đối với năng lực công nghệ, bằng chứng hội tụ mạnh mẽ rằng đây là yếu tố nâng mặt bằng phổ quát: hiệu ứng trực tiếp dương và có ý nghĩa cao xuất hiện nhất quán ở mọi bối cảnh (Việt Nam +0,179 dạng biến công cụ; Trung Quốc từ +0,26 đến +0,43; toàn mẫu 50 nền +0,141; Nhật Bản +0,100; SIDS +0,064), trong khi các tương tác uốn đường cong với cường độ xuất khẩu không đạt ý nghĩa thống kê trên toàn mẫu và chỉ định hình ở một bối cảnh đơn quốc gia. Ngay cả tại SIDS, nơi dạng chữ U ngược mất cấu trúc, năng lực công nghệ vẫn nâng mặt bằng năng suất nhưng không thể uốn độ dốc sang vùng có lợi, một bằng chứng đặc biệt thuyết phục rằng vai trò của năng lực công nghệ là nâng sàn chứ không phải định hình đường cong.</w:t>
+        <w:t xml:space="preserve">Đối với năng lực công nghệ, bằng chứng hội tụ mạnh mẽ rằng đây là yếu tố nâng mặt bằng phổ quát: hiệu ứng trực tiếp dương và có ý nghĩa cao xuất hiện nhất quán ở mọi bối cảnh (Việt Nam +0,179 dạng biến công cụ; Trung Quốc từ +0,28 đến +0,43; toàn mẫu 50 nền +0,141; Nhật Bản +0,100; SIDS +0,064), trong khi các tương tác uốn đường cong với cường độ xuất khẩu không đạt ý nghĩa thống kê trên toàn mẫu và chỉ định hình ở một bối cảnh đơn quốc gia. Ngay cả tại SIDS, nơi dạng chữ U ngược mất cấu trúc, năng lực công nghệ vẫn nâng mặt bằng năng suất nhưng không thể uốn độ dốc sang vùng có lợi, một bằng chứng đặc biệt thuyết phục rằng vai trò của năng lực công nghệ là nâng sàn chứ không phải định hình đường cong.</w:t>
       </w:r>
     </w:p>
     <w:p>
@@ -2394,6 +2714,39 @@
       </w:r>
       <w:r>
         <w:t xml:space="preserve">như một công cụ phân loại thể chế đặc thù cho khu vực châu Á và Thái Bình Dương, thay thế cho các phân loại nhị phân (phát triển và mới nổi) hoặc các thang điểm liên tục như chỉ số quản trị toàn cầu trong tài liệu hiện tại.</w:t>
+      </w:r>
+      <w:r>
+        <w:t xml:space="preserve"> </w:t>
+      </w:r>
+      <w:r>
+        <w:rPr>
+          <w:bCs/>
+          <w:b/>
+        </w:rPr>
+        <w:t xml:space="preserve">Lưu ý về phạm vi áp dụng:</w:t>
+      </w:r>
+      <w:r>
+        <w:t xml:space="preserve"> </w:t>
+      </w:r>
+      <w:r>
+        <w:t xml:space="preserve">khung sáu chế độ đầy đủ (Nhóm I tới VI, trong đó Nhóm VI là SIDS) được vận hành ở phân tích cấp doanh nghiệp (P7), nơi tồn tại các doanh nghiệp đảo nhỏ trong dữ liệu WBES; còn phân tích tổng hợp ba tầng (P6) sử dụng năm chế độ vì chế độ SIDS không có nghiên cứu sơ cấp công bố cung cấp cỡ ảnh hưởng quốc tế hóa–hiệu quả (</w:t>
+      </w:r>
+      <m:oMath>
+        <m:r>
+          <m:t>k</m:t>
+        </m:r>
+        <m:r>
+          <m:rPr>
+            <m:sty m:val="p"/>
+          </m:rPr>
+          <m:t>=</m:t>
+        </m:r>
+        <m:r>
+          <m:t>0</m:t>
+        </m:r>
+      </m:oMath>
+      <w:r>
+        <w:t xml:space="preserve">), nên không thể đưa vào kiểm định giữa các chế độ ở cấp phân tích tổng hợp.</w:t>
       </w:r>
     </w:p>
     <w:p>
@@ -4743,7 +5096,7 @@
     <w:bookmarkEnd w:id="70"/>
     <w:sectPr>
       <w:pgSz w:h="16838" w:w="11906"/>
-      <w:pgMar w:bottom="1134" w:left="1701" w:right="1134" w:top="1134"/>
+      <w:pgMar w:bottom="1417" w:left="1417" w:right="1417" w:top="1417"/>
     </w:sectPr>
   </w:body>
 </w:document>
@@ -4960,13 +5313,13 @@
     <w:name w:val="Normal"/>
     <w:qFormat/>
     <w:pPr>
-      <w:spacing w:line="288" w:lineRule="auto"/>
+      <w:spacing w:line="276" w:lineRule="auto"/>
       <w:jc w:val="both"/>
     </w:pPr>
     <w:rPr>
       <w:rFonts w:ascii="Times New Roman" w:eastAsia="Times New Roman" w:hAnsi="Times New Roman"/>
       <w:color w:val="000000"/>
-      <w:sz w:val="26"/>
+      <w:sz w:val="24"/>
     </w:rPr>
   </w:style>
   <w:style w:styleId="BodyText" w:type="paragraph">
@@ -4974,14 +5327,14 @@
     <w:basedOn w:val="Normal"/>
     <w:link w:val="BodyTextChar"/>
     <w:pPr>
-      <w:spacing w:after="180" w:before="180" w:line="288" w:lineRule="auto"/>
+      <w:spacing w:after="180" w:before="180" w:line="276" w:lineRule="auto"/>
       <w:jc w:val="both"/>
     </w:pPr>
     <w:qFormat/>
     <w:rPr>
       <w:rFonts w:ascii="Times New Roman" w:eastAsia="Times New Roman" w:hAnsi="Times New Roman"/>
       <w:color w:val="000000"/>
-      <w:sz w:val="26"/>
+      <w:sz w:val="24"/>
     </w:rPr>
   </w:style>
   <w:style w:customStyle="1" w:styleId="FirstParagraph" w:type="paragraph">
@@ -4990,13 +5343,13 @@
     <w:next w:val="BodyText"/>
     <w:qFormat/>
     <w:pPr>
-      <w:spacing w:line="288" w:lineRule="auto"/>
+      <w:spacing w:line="276" w:lineRule="auto"/>
       <w:jc w:val="both"/>
     </w:pPr>
     <w:rPr>
       <w:rFonts w:ascii="Times New Roman" w:eastAsia="Times New Roman" w:hAnsi="Times New Roman"/>
       <w:color w:val="000000"/>
-      <w:sz w:val="26"/>
+      <w:sz w:val="24"/>
     </w:rPr>
   </w:style>
   <w:style w:customStyle="1" w:styleId="Compact" w:type="paragraph">
@@ -5004,13 +5357,13 @@
     <w:basedOn w:val="BodyText"/>
     <w:qFormat/>
     <w:pPr>
-      <w:spacing w:after="36" w:before="36" w:line="288" w:lineRule="auto"/>
+      <w:spacing w:after="36" w:before="36" w:line="276" w:lineRule="auto"/>
       <w:jc w:val="both"/>
     </w:pPr>
     <w:rPr>
       <w:rFonts w:ascii="Times New Roman" w:eastAsia="Times New Roman" w:hAnsi="Times New Roman"/>
       <w:color w:val="000000"/>
-      <w:sz w:val="26"/>
+      <w:sz w:val="24"/>
     </w:rPr>
   </w:style>
   <w:style w:styleId="Title" w:type="paragraph">
@@ -5021,7 +5374,7 @@
     <w:pPr>
       <w:keepNext/>
       <w:keepLines/>
-      <w:spacing w:after="240" w:before="480" w:line="288" w:lineRule="auto"/>
+      <w:spacing w:after="240" w:before="480" w:line="276" w:lineRule="auto"/>
       <w:jc w:val="both"/>
     </w:pPr>
     <w:rPr>
@@ -5029,7 +5382,7 @@
       <w:b/>
       <w:bCs/>
       <w:color w:val="000000"/>
-      <w:sz w:val="26"/>
+      <w:sz w:val="24"/>
       <w:szCs w:val="36"/>
     </w:rPr>
   </w:style>
@@ -5041,13 +5394,13 @@
     <w:pPr>
       <w:keepNext/>
       <w:keepLines/>
-      <w:spacing w:after="240" w:before="240" w:line="288" w:lineRule="auto"/>
+      <w:spacing w:after="240" w:before="240" w:line="276" w:lineRule="auto"/>
       <w:jc w:val="both"/>
     </w:pPr>
     <w:rPr>
       <w:rFonts w:ascii="Times New Roman" w:eastAsia="Times New Roman" w:hAnsi="Times New Roman"/>
       <w:color w:val="000000"/>
-      <w:sz w:val="26"/>
+      <w:sz w:val="24"/>
       <w:szCs w:val="30"/>
     </w:rPr>
   </w:style>
@@ -5058,13 +5411,13 @@
     <w:pPr>
       <w:keepNext/>
       <w:keepLines/>
-      <w:spacing w:line="288" w:lineRule="auto"/>
+      <w:spacing w:line="276" w:lineRule="auto"/>
       <w:jc w:val="both"/>
     </w:pPr>
     <w:rPr>
       <w:rFonts w:ascii="Times New Roman" w:eastAsia="Times New Roman" w:hAnsi="Times New Roman"/>
       <w:color w:val="000000"/>
-      <w:sz w:val="26"/>
+      <w:sz w:val="24"/>
     </w:rPr>
   </w:style>
   <w:style w:styleId="Date" w:type="paragraph">
@@ -5074,13 +5427,13 @@
     <w:pPr>
       <w:keepNext/>
       <w:keepLines/>
-      <w:spacing w:line="288" w:lineRule="auto"/>
+      <w:spacing w:line="276" w:lineRule="auto"/>
       <w:jc w:val="both"/>
     </w:pPr>
     <w:rPr>
       <w:rFonts w:ascii="Times New Roman" w:eastAsia="Times New Roman" w:hAnsi="Times New Roman"/>
       <w:color w:val="000000"/>
-      <w:sz w:val="26"/>
+      <w:sz w:val="24"/>
     </w:rPr>
   </w:style>
   <w:style w:customStyle="1" w:styleId="AbstractTitle" w:type="paragraph">
@@ -5092,11 +5445,11 @@
       <w:keepNext/>
       <w:keepLines/>
       <w:jc w:val="both"/>
-      <w:spacing w:after="0" w:before="300" w:line="288" w:lineRule="auto"/>
+      <w:spacing w:after="0" w:before="300" w:line="276" w:lineRule="auto"/>
     </w:pPr>
     <w:rPr>
       <w:color w:val="000000"/>
-      <w:sz w:val="26"/>
+      <w:sz w:val="24"/>
       <w:szCs w:val="20"/>
       <w:rFonts w:ascii="Times New Roman" w:eastAsia="Times New Roman" w:hAnsi="Times New Roman"/>
       <w:b/>
@@ -5110,13 +5463,13 @@
     <w:pPr>
       <w:keepNext/>
       <w:keepLines/>
-      <w:spacing w:after="300" w:before="100" w:line="288" w:lineRule="auto"/>
+      <w:spacing w:after="300" w:before="100" w:line="276" w:lineRule="auto"/>
       <w:jc w:val="both"/>
     </w:pPr>
     <w:rPr>
       <w:rFonts w:ascii="Times New Roman" w:eastAsia="Times New Roman" w:hAnsi="Times New Roman"/>
       <w:color w:val="000000"/>
-      <w:sz w:val="26"/>
+      <w:sz w:val="24"/>
       <w:szCs w:val="20"/>
     </w:rPr>
   </w:style>
@@ -5126,13 +5479,13 @@
     <w:next w:val="Bibliography"/>
     <w:qFormat/>
     <w:pPr>
-      <w:spacing w:line="288" w:lineRule="auto"/>
+      <w:spacing w:line="276" w:lineRule="auto"/>
       <w:jc w:val="both"/>
     </w:pPr>
     <w:rPr>
       <w:rFonts w:ascii="Times New Roman" w:eastAsia="Times New Roman" w:hAnsi="Times New Roman"/>
       <w:color w:val="000000"/>
-      <w:sz w:val="26"/>
+      <w:sz w:val="24"/>
     </w:rPr>
   </w:style>
   <w:style w:styleId="Heading1" w:type="paragraph">
@@ -5144,7 +5497,7 @@
     <w:pPr>
       <w:keepNext/>
       <w:keepLines/>
-      <w:spacing w:after="0" w:before="480" w:line="288" w:lineRule="auto"/>
+      <w:spacing w:after="0" w:before="480" w:line="276" w:lineRule="auto"/>
       <w:jc w:val="both"/>
       <w:outlineLvl w:val="0"/>
     </w:pPr>
@@ -5153,7 +5506,7 @@
       <w:b/>
       <w:bCs/>
       <w:color w:val="000000"/>
-      <w:sz w:val="26"/>
+      <w:sz w:val="24"/>
       <w:szCs w:val="32"/>
     </w:rPr>
   </w:style>
@@ -5167,7 +5520,7 @@
     <w:pPr>
       <w:keepNext/>
       <w:keepLines/>
-      <w:spacing w:after="0" w:before="200" w:line="288" w:lineRule="auto"/>
+      <w:spacing w:after="0" w:before="200" w:line="276" w:lineRule="auto"/>
       <w:jc w:val="both"/>
       <w:outlineLvl w:val="1"/>
     </w:pPr>
@@ -5176,7 +5529,7 @@
       <w:b/>
       <w:bCs/>
       <w:color w:val="000000"/>
-      <w:sz w:val="26"/>
+      <w:sz w:val="24"/>
       <w:szCs w:val="28"/>
     </w:rPr>
   </w:style>
@@ -5190,7 +5543,7 @@
     <w:pPr>
       <w:keepNext/>
       <w:keepLines/>
-      <w:spacing w:after="0" w:before="200" w:line="288" w:lineRule="auto"/>
+      <w:spacing w:after="0" w:before="200" w:line="276" w:lineRule="auto"/>
       <w:jc w:val="both"/>
       <w:outlineLvl w:val="2"/>
     </w:pPr>
@@ -5199,7 +5552,7 @@
       <w:b/>
       <w:bCs/>
       <w:color w:val="000000"/>
-      <w:sz w:val="26"/>
+      <w:sz w:val="24"/>
       <w:szCs w:val="24"/>
     </w:rPr>
   </w:style>
@@ -5213,7 +5566,7 @@
     <w:pPr>
       <w:keepNext/>
       <w:keepLines/>
-      <w:spacing w:after="0" w:before="200" w:line="288" w:lineRule="auto"/>
+      <w:spacing w:after="0" w:before="200" w:line="276" w:lineRule="auto"/>
       <w:jc w:val="both"/>
       <w:outlineLvl w:val="3"/>
     </w:pPr>
@@ -5222,7 +5575,7 @@
       <w:i/>
       <w:bCs/>
       <w:color w:val="000000"/>
-      <w:sz w:val="26"/>
+      <w:sz w:val="24"/>
       <w:szCs w:val="24"/>
     </w:rPr>
   </w:style>
@@ -5236,7 +5589,7 @@
     <w:pPr>
       <w:keepNext/>
       <w:keepLines/>
-      <w:spacing w:after="0" w:before="200" w:line="288" w:lineRule="auto"/>
+      <w:spacing w:after="0" w:before="200" w:line="276" w:lineRule="auto"/>
       <w:jc w:val="both"/>
       <w:outlineLvl w:val="4"/>
     </w:pPr>
@@ -5244,7 +5597,7 @@
       <w:rFonts w:ascii="Times New Roman" w:asciiTheme="majorHAnsi" w:cstheme="majorBidi" w:eastAsia="Times New Roman" w:eastAsiaTheme="majorEastAsia" w:hAnsi="Times New Roman" w:hAnsiTheme="majorHAnsi"/>
       <w:iCs/>
       <w:color w:val="000000"/>
-      <w:sz w:val="26"/>
+      <w:sz w:val="24"/>
       <w:szCs w:val="24"/>
     </w:rPr>
   </w:style>
@@ -5258,14 +5611,14 @@
     <w:pPr>
       <w:keepNext/>
       <w:keepLines/>
-      <w:spacing w:after="0" w:before="200" w:line="288" w:lineRule="auto"/>
+      <w:spacing w:after="0" w:before="200" w:line="276" w:lineRule="auto"/>
       <w:jc w:val="both"/>
       <w:outlineLvl w:val="5"/>
     </w:pPr>
     <w:rPr>
       <w:rFonts w:ascii="Times New Roman" w:asciiTheme="majorHAnsi" w:cstheme="majorBidi" w:eastAsia="Times New Roman" w:eastAsiaTheme="majorEastAsia" w:hAnsi="Times New Roman" w:hAnsiTheme="majorHAnsi"/>
       <w:color w:val="000000"/>
-      <w:sz w:val="26"/>
+      <w:sz w:val="24"/>
       <w:szCs w:val="24"/>
     </w:rPr>
   </w:style>
@@ -5279,14 +5632,14 @@
     <w:pPr>
       <w:keepNext/>
       <w:keepLines/>
-      <w:spacing w:after="0" w:before="200" w:line="288" w:lineRule="auto"/>
+      <w:spacing w:after="0" w:before="200" w:line="276" w:lineRule="auto"/>
       <w:jc w:val="both"/>
       <w:outlineLvl w:val="6"/>
     </w:pPr>
     <w:rPr>
       <w:rFonts w:ascii="Times New Roman" w:asciiTheme="majorHAnsi" w:cstheme="majorBidi" w:eastAsia="Times New Roman" w:eastAsiaTheme="majorEastAsia" w:hAnsi="Times New Roman" w:hAnsiTheme="majorHAnsi"/>
       <w:color w:val="000000"/>
-      <w:sz w:val="26"/>
+      <w:sz w:val="24"/>
       <w:szCs w:val="24"/>
     </w:rPr>
   </w:style>
@@ -5300,14 +5653,14 @@
     <w:pPr>
       <w:keepNext/>
       <w:keepLines/>
-      <w:spacing w:after="0" w:before="200" w:line="288" w:lineRule="auto"/>
+      <w:spacing w:after="0" w:before="200" w:line="276" w:lineRule="auto"/>
       <w:jc w:val="both"/>
       <w:outlineLvl w:val="7"/>
     </w:pPr>
     <w:rPr>
       <w:rFonts w:ascii="Times New Roman" w:asciiTheme="majorHAnsi" w:cstheme="majorBidi" w:eastAsia="Times New Roman" w:eastAsiaTheme="majorEastAsia" w:hAnsi="Times New Roman" w:hAnsiTheme="majorHAnsi"/>
       <w:color w:val="000000"/>
-      <w:sz w:val="26"/>
+      <w:sz w:val="24"/>
       <w:szCs w:val="24"/>
     </w:rPr>
   </w:style>
@@ -5321,14 +5674,14 @@
     <w:pPr>
       <w:keepNext/>
       <w:keepLines/>
-      <w:spacing w:after="0" w:before="200" w:line="288" w:lineRule="auto"/>
+      <w:spacing w:after="0" w:before="200" w:line="276" w:lineRule="auto"/>
       <w:jc w:val="both"/>
       <w:outlineLvl w:val="8"/>
     </w:pPr>
     <w:rPr>
       <w:rFonts w:ascii="Times New Roman" w:asciiTheme="majorHAnsi" w:cstheme="majorBidi" w:eastAsia="Times New Roman" w:eastAsiaTheme="majorEastAsia" w:hAnsi="Times New Roman" w:hAnsiTheme="majorHAnsi"/>
       <w:color w:val="000000"/>
-      <w:sz w:val="26"/>
+      <w:sz w:val="24"/>
       <w:szCs w:val="24"/>
     </w:rPr>
   </w:style>
@@ -5340,14 +5693,14 @@
     <w:unhideWhenUsed/>
     <w:qFormat/>
     <w:pPr>
-      <w:spacing w:after="100" w:before="100" w:line="288" w:lineRule="auto"/>
+      <w:spacing w:after="100" w:before="100" w:line="276" w:lineRule="auto"/>
       <w:ind w:firstLine="0" w:left="480" w:right="480"/>
       <w:jc w:val="both"/>
     </w:pPr>
     <w:rPr>
       <w:rFonts w:ascii="Times New Roman" w:eastAsia="Times New Roman" w:hAnsi="Times New Roman"/>
       <w:color w:val="000000"/>
-      <w:sz w:val="26"/>
+      <w:sz w:val="24"/>
     </w:rPr>
   </w:style>
   <w:style w:styleId="FootnoteText" w:type="paragraph">
@@ -5358,13 +5711,13 @@
     <w:unhideWhenUsed/>
     <w:qFormat/>
     <w:pPr>
-      <w:spacing w:line="288" w:lineRule="auto"/>
+      <w:spacing w:line="276" w:lineRule="auto"/>
       <w:jc w:val="both"/>
     </w:pPr>
     <w:rPr>
       <w:rFonts w:ascii="Times New Roman" w:eastAsia="Times New Roman" w:hAnsi="Times New Roman"/>
       <w:color w:val="000000"/>
-      <w:sz w:val="26"/>
+      <w:sz w:val="24"/>
     </w:rPr>
   </w:style>
   <w:style w:default="1" w:styleId="DefaultParagraphFont" w:type="character">
@@ -5374,7 +5727,7 @@
     <w:rPr>
       <w:rFonts w:ascii="Times New Roman" w:eastAsia="Times New Roman" w:hAnsi="Times New Roman"/>
       <w:color w:val="000000"/>
-      <w:sz w:val="26"/>
+      <w:sz w:val="24"/>
     </w:rPr>
   </w:style>
   <w:style w:default="1" w:styleId="Table" w:type="table">
@@ -5384,13 +5737,13 @@
     <w:unhideWhenUsed/>
     <w:qFormat/>
     <w:pPr>
-      <w:spacing w:line="288" w:lineRule="auto"/>
+      <w:spacing w:line="276" w:lineRule="auto"/>
       <w:jc w:val="both"/>
     </w:pPr>
     <w:rPr>
       <w:rFonts w:ascii="Times New Roman" w:eastAsia="Times New Roman" w:hAnsi="Times New Roman"/>
       <w:color w:val="000000"/>
-      <w:sz w:val="26"/>
+      <w:sz w:val="24"/>
     </w:rPr>
     <w:tblPr>
       <w:tblInd w:type="dxa" w:w="0"/>
@@ -5424,27 +5777,27 @@
     <w:pPr>
       <w:keepNext/>
       <w:keepLines/>
-      <w:spacing w:after="0" w:line="288" w:lineRule="auto"/>
+      <w:spacing w:after="0" w:line="276" w:lineRule="auto"/>
       <w:jc w:val="both"/>
     </w:pPr>
     <w:rPr>
       <w:rFonts w:ascii="Times New Roman" w:eastAsia="Times New Roman" w:hAnsi="Times New Roman"/>
       <w:b/>
       <w:color w:val="000000"/>
-      <w:sz w:val="26"/>
+      <w:sz w:val="24"/>
     </w:rPr>
   </w:style>
   <w:style w:customStyle="1" w:styleId="Definition" w:type="paragraph">
     <w:name w:val="Definition"/>
     <w:basedOn w:val="Normal"/>
     <w:pPr>
-      <w:spacing w:line="288" w:lineRule="auto"/>
+      <w:spacing w:line="276" w:lineRule="auto"/>
       <w:jc w:val="both"/>
     </w:pPr>
     <w:rPr>
       <w:rFonts w:ascii="Times New Roman" w:eastAsia="Times New Roman" w:hAnsi="Times New Roman"/>
       <w:color w:val="000000"/>
-      <w:sz w:val="26"/>
+      <w:sz w:val="24"/>
     </w:rPr>
   </w:style>
   <w:style w:styleId="Caption" w:type="paragraph">
@@ -5452,14 +5805,14 @@
     <w:basedOn w:val="Normal"/>
     <w:link w:val="BodyTextChar"/>
     <w:pPr>
-      <w:spacing w:after="120" w:before="0" w:line="288" w:lineRule="auto"/>
+      <w:spacing w:after="120" w:before="0" w:line="276" w:lineRule="auto"/>
       <w:jc w:val="both"/>
     </w:pPr>
     <w:rPr>
       <w:rFonts w:ascii="Times New Roman" w:eastAsia="Times New Roman" w:hAnsi="Times New Roman"/>
       <w:i/>
       <w:color w:val="000000"/>
-      <w:sz w:val="26"/>
+      <w:sz w:val="24"/>
     </w:rPr>
   </w:style>
   <w:style w:customStyle="1" w:styleId="TableCaption" w:type="paragraph">
@@ -5467,39 +5820,39 @@
     <w:basedOn w:val="Caption"/>
     <w:pPr>
       <w:keepNext/>
-      <w:spacing w:line="288" w:lineRule="auto"/>
+      <w:spacing w:line="276" w:lineRule="auto"/>
       <w:jc w:val="both"/>
     </w:pPr>
     <w:rPr>
       <w:rFonts w:ascii="Times New Roman" w:eastAsia="Times New Roman" w:hAnsi="Times New Roman"/>
       <w:color w:val="000000"/>
-      <w:sz w:val="26"/>
+      <w:sz w:val="24"/>
     </w:rPr>
   </w:style>
   <w:style w:customStyle="1" w:styleId="ImageCaption" w:type="paragraph">
     <w:name w:val="Image Caption"/>
     <w:basedOn w:val="Caption"/>
     <w:pPr>
-      <w:spacing w:line="288" w:lineRule="auto"/>
+      <w:spacing w:line="276" w:lineRule="auto"/>
       <w:jc w:val="both"/>
     </w:pPr>
     <w:rPr>
       <w:rFonts w:ascii="Times New Roman" w:eastAsia="Times New Roman" w:hAnsi="Times New Roman"/>
       <w:color w:val="000000"/>
-      <w:sz w:val="26"/>
+      <w:sz w:val="24"/>
     </w:rPr>
   </w:style>
   <w:style w:customStyle="1" w:styleId="Figure" w:type="paragraph">
     <w:name w:val="Figure"/>
     <w:basedOn w:val="Normal"/>
     <w:pPr>
-      <w:spacing w:line="288" w:lineRule="auto"/>
+      <w:spacing w:line="276" w:lineRule="auto"/>
       <w:jc w:val="both"/>
     </w:pPr>
     <w:rPr>
       <w:rFonts w:ascii="Times New Roman" w:eastAsia="Times New Roman" w:hAnsi="Times New Roman"/>
       <w:color w:val="000000"/>
-      <w:sz w:val="26"/>
+      <w:sz w:val="24"/>
     </w:rPr>
   </w:style>
   <w:style w:customStyle="1" w:styleId="CaptionedFigure" w:type="paragraph">
@@ -5507,13 +5860,13 @@
     <w:basedOn w:val="Figure"/>
     <w:pPr>
       <w:keepNext/>
-      <w:spacing w:line="288" w:lineRule="auto"/>
+      <w:spacing w:line="276" w:lineRule="auto"/>
       <w:jc w:val="both"/>
     </w:pPr>
     <w:rPr>
       <w:rFonts w:ascii="Times New Roman" w:eastAsia="Times New Roman" w:hAnsi="Times New Roman"/>
       <w:color w:val="000000"/>
-      <w:sz w:val="26"/>
+      <w:sz w:val="24"/>
     </w:rPr>
   </w:style>
   <w:style w:customStyle="1" w:styleId="BodyTextChar" w:type="character">
@@ -5523,7 +5876,7 @@
     <w:rPr>
       <w:rFonts w:ascii="Times New Roman" w:eastAsia="Times New Roman" w:hAnsi="Times New Roman"/>
       <w:color w:val="000000"/>
-      <w:sz w:val="26"/>
+      <w:sz w:val="24"/>
     </w:rPr>
   </w:style>
   <w:style w:customStyle="1" w:styleId="VerbatimChar" w:type="character">
@@ -5532,7 +5885,7 @@
     <w:rPr>
       <w:rFonts w:ascii="Times New Roman" w:eastAsia="Times New Roman" w:hAnsi="Times New Roman"/>
       <w:color w:val="000000"/>
-      <w:sz w:val="26"/>
+      <w:sz w:val="24"/>
     </w:rPr>
   </w:style>
   <w:style w:customStyle="1" w:styleId="SectionNumber" w:type="character">
@@ -5541,7 +5894,7 @@
     <w:rPr>
       <w:rFonts w:ascii="Times New Roman" w:eastAsia="Times New Roman" w:hAnsi="Times New Roman"/>
       <w:color w:val="000000"/>
-      <w:sz w:val="26"/>
+      <w:sz w:val="24"/>
     </w:rPr>
   </w:style>
   <w:style w:styleId="FootnoteReference" w:type="character">
@@ -5550,7 +5903,7 @@
     <w:rPr>
       <w:rFonts w:ascii="Times New Roman" w:eastAsia="Times New Roman" w:hAnsi="Times New Roman"/>
       <w:color w:val="000000"/>
-      <w:sz w:val="26"/>
+      <w:sz w:val="24"/>
       <w:vertAlign w:val="superscript"/>
     </w:rPr>
   </w:style>
@@ -5560,7 +5913,7 @@
     <w:rPr>
       <w:rFonts w:ascii="Times New Roman" w:eastAsia="Times New Roman" w:hAnsi="Times New Roman"/>
       <w:color w:val="000000"/>
-      <w:sz w:val="26"/>
+      <w:sz w:val="24"/>
     </w:rPr>
   </w:style>
   <w:style w:styleId="TOCHeading" w:type="paragraph">
@@ -5571,7 +5924,7 @@
     <w:unhideWhenUsed/>
     <w:qFormat/>
     <w:pPr>
-      <w:spacing w:before="240" w:line="288" w:lineRule="auto"/>
+      <w:spacing w:before="240" w:line="276" w:lineRule="auto"/>
       <w:jc w:val="both"/>
       <w:outlineLvl w:val="9"/>
     </w:pPr>
@@ -5580,317 +5933,242 @@
       <w:b w:val="0"/>
       <w:bCs w:val="0"/>
       <w:color w:val="000000"/>
-      <w:sz w:val="26"/>
+      <w:sz w:val="24"/>
     </w:rPr>
   </w:style>
-  <w:style w:customStyle="1" w:styleId="SourceCode" w:type="paragraph">
+  <w:style w:type="paragraph" w:customStyle="1" w:styleId="SourceCode">
     <w:name w:val="Source Code"/>
     <w:basedOn w:val="Normal"/>
     <w:link w:val="VerbatimChar"/>
     <w:pPr>
       <w:wordWrap w:val="off"/>
-      <w:spacing w:line="288" w:lineRule="auto"/>
-      <w:jc w:val="both"/>
     </w:pPr>
-    <w:rPr>
-      <w:rFonts w:ascii="Times New Roman" w:eastAsia="Times New Roman" w:hAnsi="Times New Roman"/>
-      <w:color w:val="000000"/>
-      <w:sz w:val="26"/>
-    </w:rPr>
-  </w:style>
-  <w:style w:customStyle="1" w:styleId="KeywordTok" w:type="character">
+  </w:style>
+  <w:style w:type="character" w:customStyle="1" w:styleId="KeywordTok">
     <w:name w:val="KeywordTok"/>
     <w:basedOn w:val="VerbatimChar"/>
     <w:rPr>
-      <w:rFonts w:ascii="Times New Roman" w:eastAsia="Times New Roman" w:hAnsi="Times New Roman"/>
+      <w:color w:val="007020"/>
       <w:b/>
-      <w:color w:val="000000"/>
-      <w:sz w:val="26"/>
     </w:rPr>
   </w:style>
-  <w:style w:customStyle="1" w:styleId="DataTypeTok" w:type="character">
+  <w:style w:type="character" w:customStyle="1" w:styleId="DataTypeTok">
     <w:name w:val="DataTypeTok"/>
     <w:basedOn w:val="VerbatimChar"/>
     <w:rPr>
-      <w:rFonts w:ascii="Times New Roman" w:eastAsia="Times New Roman" w:hAnsi="Times New Roman"/>
-      <w:color w:val="000000"/>
-      <w:sz w:val="26"/>
+      <w:color w:val="902000"/>
     </w:rPr>
   </w:style>
-  <w:style w:customStyle="1" w:styleId="DecValTok" w:type="character">
+  <w:style w:type="character" w:customStyle="1" w:styleId="DecValTok">
     <w:name w:val="DecValTok"/>
     <w:basedOn w:val="VerbatimChar"/>
     <w:rPr>
-      <w:rFonts w:ascii="Times New Roman" w:eastAsia="Times New Roman" w:hAnsi="Times New Roman"/>
-      <w:color w:val="000000"/>
-      <w:sz w:val="26"/>
+      <w:color w:val="40a070"/>
     </w:rPr>
   </w:style>
-  <w:style w:customStyle="1" w:styleId="BaseNTok" w:type="character">
+  <w:style w:type="character" w:customStyle="1" w:styleId="BaseNTok">
     <w:name w:val="BaseNTok"/>
     <w:basedOn w:val="VerbatimChar"/>
     <w:rPr>
-      <w:rFonts w:ascii="Times New Roman" w:eastAsia="Times New Roman" w:hAnsi="Times New Roman"/>
-      <w:color w:val="000000"/>
-      <w:sz w:val="26"/>
+      <w:color w:val="40a070"/>
     </w:rPr>
   </w:style>
-  <w:style w:customStyle="1" w:styleId="FloatTok" w:type="character">
+  <w:style w:type="character" w:customStyle="1" w:styleId="FloatTok">
     <w:name w:val="FloatTok"/>
     <w:basedOn w:val="VerbatimChar"/>
     <w:rPr>
-      <w:rFonts w:ascii="Times New Roman" w:eastAsia="Times New Roman" w:hAnsi="Times New Roman"/>
-      <w:color w:val="000000"/>
-      <w:sz w:val="26"/>
+      <w:color w:val="40a070"/>
     </w:rPr>
   </w:style>
-  <w:style w:customStyle="1" w:styleId="ConstantTok" w:type="character">
+  <w:style w:type="character" w:customStyle="1" w:styleId="ConstantTok">
     <w:name w:val="ConstantTok"/>
     <w:basedOn w:val="VerbatimChar"/>
     <w:rPr>
-      <w:rFonts w:ascii="Times New Roman" w:eastAsia="Times New Roman" w:hAnsi="Times New Roman"/>
-      <w:color w:val="000000"/>
-      <w:sz w:val="26"/>
+      <w:color w:val="880000"/>
     </w:rPr>
   </w:style>
-  <w:style w:customStyle="1" w:styleId="CharTok" w:type="character">
+  <w:style w:type="character" w:customStyle="1" w:styleId="CharTok">
     <w:name w:val="CharTok"/>
     <w:basedOn w:val="VerbatimChar"/>
     <w:rPr>
-      <w:rFonts w:ascii="Times New Roman" w:eastAsia="Times New Roman" w:hAnsi="Times New Roman"/>
-      <w:color w:val="000000"/>
-      <w:sz w:val="26"/>
+      <w:color w:val="4070a0"/>
     </w:rPr>
   </w:style>
-  <w:style w:customStyle="1" w:styleId="SpecialCharTok" w:type="character">
+  <w:style w:type="character" w:customStyle="1" w:styleId="SpecialCharTok">
     <w:name w:val="SpecialCharTok"/>
     <w:basedOn w:val="VerbatimChar"/>
     <w:rPr>
-      <w:rFonts w:ascii="Times New Roman" w:eastAsia="Times New Roman" w:hAnsi="Times New Roman"/>
-      <w:color w:val="000000"/>
-      <w:sz w:val="26"/>
+      <w:color w:val="4070a0"/>
     </w:rPr>
   </w:style>
-  <w:style w:customStyle="1" w:styleId="StringTok" w:type="character">
+  <w:style w:type="character" w:customStyle="1" w:styleId="StringTok">
     <w:name w:val="StringTok"/>
     <w:basedOn w:val="VerbatimChar"/>
     <w:rPr>
-      <w:rFonts w:ascii="Times New Roman" w:eastAsia="Times New Roman" w:hAnsi="Times New Roman"/>
-      <w:color w:val="000000"/>
-      <w:sz w:val="26"/>
+      <w:color w:val="4070a0"/>
     </w:rPr>
   </w:style>
-  <w:style w:customStyle="1" w:styleId="VerbatimStringTok" w:type="character">
+  <w:style w:type="character" w:customStyle="1" w:styleId="VerbatimStringTok">
     <w:name w:val="VerbatimStringTok"/>
     <w:basedOn w:val="VerbatimChar"/>
     <w:rPr>
-      <w:rFonts w:ascii="Times New Roman" w:eastAsia="Times New Roman" w:hAnsi="Times New Roman"/>
-      <w:color w:val="000000"/>
-      <w:sz w:val="26"/>
+      <w:color w:val="4070a0"/>
     </w:rPr>
   </w:style>
-  <w:style w:customStyle="1" w:styleId="SpecialStringTok" w:type="character">
+  <w:style w:type="character" w:customStyle="1" w:styleId="SpecialStringTok">
     <w:name w:val="SpecialStringTok"/>
     <w:basedOn w:val="VerbatimChar"/>
     <w:rPr>
-      <w:rFonts w:ascii="Times New Roman" w:eastAsia="Times New Roman" w:hAnsi="Times New Roman"/>
-      <w:color w:val="000000"/>
-      <w:sz w:val="26"/>
+      <w:color w:val="bb6688"/>
     </w:rPr>
   </w:style>
-  <w:style w:customStyle="1" w:styleId="ImportTok" w:type="character">
+  <w:style w:type="character" w:customStyle="1" w:styleId="ImportTok">
     <w:name w:val="ImportTok"/>
     <w:basedOn w:val="VerbatimChar"/>
     <w:rPr>
-      <w:rFonts w:ascii="Times New Roman" w:eastAsia="Times New Roman" w:hAnsi="Times New Roman"/>
+      <w:color w:val="008000"/>
       <w:b/>
-      <w:color w:val="000000"/>
-      <w:sz w:val="26"/>
     </w:rPr>
   </w:style>
-  <w:style w:customStyle="1" w:styleId="CommentTok" w:type="character">
+  <w:style w:type="character" w:customStyle="1" w:styleId="CommentTok">
     <w:name w:val="CommentTok"/>
     <w:basedOn w:val="VerbatimChar"/>
     <w:rPr>
-      <w:rFonts w:ascii="Times New Roman" w:eastAsia="Times New Roman" w:hAnsi="Times New Roman"/>
+      <w:color w:val="60a0b0"/>
       <w:i/>
-      <w:color w:val="000000"/>
-      <w:sz w:val="26"/>
     </w:rPr>
   </w:style>
-  <w:style w:customStyle="1" w:styleId="DocumentationTok" w:type="character">
+  <w:style w:type="character" w:customStyle="1" w:styleId="DocumentationTok">
     <w:name w:val="DocumentationTok"/>
     <w:basedOn w:val="VerbatimChar"/>
     <w:rPr>
-      <w:rFonts w:ascii="Times New Roman" w:eastAsia="Times New Roman" w:hAnsi="Times New Roman"/>
+      <w:color w:val="ba2121"/>
       <w:i/>
-      <w:color w:val="000000"/>
-      <w:sz w:val="26"/>
     </w:rPr>
   </w:style>
-  <w:style w:customStyle="1" w:styleId="AnnotationTok" w:type="character">
+  <w:style w:type="character" w:customStyle="1" w:styleId="AnnotationTok">
     <w:name w:val="AnnotationTok"/>
     <w:basedOn w:val="VerbatimChar"/>
     <w:rPr>
-      <w:rFonts w:ascii="Times New Roman" w:eastAsia="Times New Roman" w:hAnsi="Times New Roman"/>
+      <w:color w:val="60a0b0"/>
       <w:b/>
       <w:i/>
-      <w:color w:val="000000"/>
-      <w:sz w:val="26"/>
     </w:rPr>
   </w:style>
-  <w:style w:customStyle="1" w:styleId="CommentVarTok" w:type="character">
+  <w:style w:type="character" w:customStyle="1" w:styleId="CommentVarTok">
     <w:name w:val="CommentVarTok"/>
     <w:basedOn w:val="VerbatimChar"/>
     <w:rPr>
-      <w:rFonts w:ascii="Times New Roman" w:eastAsia="Times New Roman" w:hAnsi="Times New Roman"/>
+      <w:color w:val="60a0b0"/>
       <w:b/>
       <w:i/>
-      <w:color w:val="000000"/>
-      <w:sz w:val="26"/>
     </w:rPr>
   </w:style>
-  <w:style w:customStyle="1" w:styleId="OtherTok" w:type="character">
+  <w:style w:type="character" w:customStyle="1" w:styleId="OtherTok">
     <w:name w:val="OtherTok"/>
     <w:basedOn w:val="VerbatimChar"/>
     <w:rPr>
-      <w:rFonts w:ascii="Times New Roman" w:eastAsia="Times New Roman" w:hAnsi="Times New Roman"/>
-      <w:color w:val="000000"/>
-      <w:sz w:val="26"/>
+      <w:color w:val="007020"/>
     </w:rPr>
   </w:style>
-  <w:style w:customStyle="1" w:styleId="FunctionTok" w:type="character">
+  <w:style w:type="character" w:customStyle="1" w:styleId="FunctionTok">
     <w:name w:val="FunctionTok"/>
     <w:basedOn w:val="VerbatimChar"/>
     <w:rPr>
-      <w:rFonts w:ascii="Times New Roman" w:eastAsia="Times New Roman" w:hAnsi="Times New Roman"/>
-      <w:color w:val="000000"/>
-      <w:sz w:val="26"/>
+      <w:color w:val="06287e"/>
     </w:rPr>
   </w:style>
-  <w:style w:customStyle="1" w:styleId="VariableTok" w:type="character">
+  <w:style w:type="character" w:customStyle="1" w:styleId="VariableTok">
     <w:name w:val="VariableTok"/>
     <w:basedOn w:val="VerbatimChar"/>
     <w:rPr>
-      <w:rFonts w:ascii="Times New Roman" w:eastAsia="Times New Roman" w:hAnsi="Times New Roman"/>
-      <w:color w:val="000000"/>
-      <w:sz w:val="26"/>
+      <w:color w:val="19177c"/>
     </w:rPr>
   </w:style>
-  <w:style w:customStyle="1" w:styleId="ControlFlowTok" w:type="character">
+  <w:style w:type="character" w:customStyle="1" w:styleId="ControlFlowTok">
     <w:name w:val="ControlFlowTok"/>
     <w:basedOn w:val="VerbatimChar"/>
     <w:rPr>
-      <w:rFonts w:ascii="Times New Roman" w:eastAsia="Times New Roman" w:hAnsi="Times New Roman"/>
+      <w:color w:val="007020"/>
       <w:b/>
-      <w:color w:val="000000"/>
-      <w:sz w:val="26"/>
     </w:rPr>
   </w:style>
-  <w:style w:customStyle="1" w:styleId="OperatorTok" w:type="character">
+  <w:style w:type="character" w:customStyle="1" w:styleId="OperatorTok">
     <w:name w:val="OperatorTok"/>
     <w:basedOn w:val="VerbatimChar"/>
     <w:rPr>
-      <w:rFonts w:ascii="Times New Roman" w:eastAsia="Times New Roman" w:hAnsi="Times New Roman"/>
-      <w:color w:val="000000"/>
-      <w:sz w:val="26"/>
+      <w:color w:val="666666"/>
     </w:rPr>
   </w:style>
-  <w:style w:customStyle="1" w:styleId="BuiltInTok" w:type="character">
+  <w:style w:type="character" w:customStyle="1" w:styleId="BuiltInTok">
     <w:name w:val="BuiltInTok"/>
     <w:basedOn w:val="VerbatimChar"/>
     <w:rPr>
-      <w:rFonts w:ascii="Times New Roman" w:eastAsia="Times New Roman" w:hAnsi="Times New Roman"/>
-      <w:color w:val="000000"/>
-      <w:sz w:val="26"/>
+      <w:color w:val="008000"/>
     </w:rPr>
   </w:style>
-  <w:style w:customStyle="1" w:styleId="ExtensionTok" w:type="character">
+  <w:style w:type="character" w:customStyle="1" w:styleId="ExtensionTok">
     <w:name w:val="ExtensionTok"/>
     <w:basedOn w:val="VerbatimChar"/>
-    <w:rPr>
-      <w:rFonts w:ascii="Times New Roman" w:eastAsia="Times New Roman" w:hAnsi="Times New Roman"/>
-      <w:color w:val="000000"/>
-      <w:sz w:val="26"/>
-    </w:rPr>
-  </w:style>
-  <w:style w:customStyle="1" w:styleId="PreprocessorTok" w:type="character">
+    <w:rPr/>
+  </w:style>
+  <w:style w:type="character" w:customStyle="1" w:styleId="PreprocessorTok">
     <w:name w:val="PreprocessorTok"/>
     <w:basedOn w:val="VerbatimChar"/>
     <w:rPr>
-      <w:rFonts w:ascii="Times New Roman" w:eastAsia="Times New Roman" w:hAnsi="Times New Roman"/>
-      <w:color w:val="000000"/>
-      <w:sz w:val="26"/>
+      <w:color w:val="bc7a00"/>
     </w:rPr>
   </w:style>
-  <w:style w:customStyle="1" w:styleId="AttributeTok" w:type="character">
+  <w:style w:type="character" w:customStyle="1" w:styleId="AttributeTok">
     <w:name w:val="AttributeTok"/>
     <w:basedOn w:val="VerbatimChar"/>
     <w:rPr>
-      <w:rFonts w:ascii="Times New Roman" w:eastAsia="Times New Roman" w:hAnsi="Times New Roman"/>
-      <w:color w:val="000000"/>
-      <w:sz w:val="26"/>
+      <w:color w:val="7d9029"/>
     </w:rPr>
   </w:style>
-  <w:style w:customStyle="1" w:styleId="RegionMarkerTok" w:type="character">
+  <w:style w:type="character" w:customStyle="1" w:styleId="RegionMarkerTok">
     <w:name w:val="RegionMarkerTok"/>
     <w:basedOn w:val="VerbatimChar"/>
-    <w:rPr>
-      <w:rFonts w:ascii="Times New Roman" w:eastAsia="Times New Roman" w:hAnsi="Times New Roman"/>
-      <w:color w:val="000000"/>
-      <w:sz w:val="26"/>
-    </w:rPr>
-  </w:style>
-  <w:style w:customStyle="1" w:styleId="InformationTok" w:type="character">
+    <w:rPr/>
+  </w:style>
+  <w:style w:type="character" w:customStyle="1" w:styleId="InformationTok">
     <w:name w:val="InformationTok"/>
     <w:basedOn w:val="VerbatimChar"/>
     <w:rPr>
-      <w:rFonts w:ascii="Times New Roman" w:eastAsia="Times New Roman" w:hAnsi="Times New Roman"/>
+      <w:color w:val="60a0b0"/>
       <w:b/>
       <w:i/>
-      <w:color w:val="000000"/>
-      <w:sz w:val="26"/>
     </w:rPr>
   </w:style>
-  <w:style w:customStyle="1" w:styleId="WarningTok" w:type="character">
+  <w:style w:type="character" w:customStyle="1" w:styleId="WarningTok">
     <w:name w:val="WarningTok"/>
     <w:basedOn w:val="VerbatimChar"/>
     <w:rPr>
-      <w:rFonts w:ascii="Times New Roman" w:eastAsia="Times New Roman" w:hAnsi="Times New Roman"/>
+      <w:color w:val="60a0b0"/>
       <w:b/>
       <w:i/>
-      <w:color w:val="000000"/>
-      <w:sz w:val="26"/>
     </w:rPr>
   </w:style>
-  <w:style w:customStyle="1" w:styleId="AlertTok" w:type="character">
+  <w:style w:type="character" w:customStyle="1" w:styleId="AlertTok">
     <w:name w:val="AlertTok"/>
     <w:basedOn w:val="VerbatimChar"/>
     <w:rPr>
-      <w:rFonts w:ascii="Times New Roman" w:eastAsia="Times New Roman" w:hAnsi="Times New Roman"/>
+      <w:color w:val="ff0000"/>
       <w:b/>
-      <w:color w:val="000000"/>
-      <w:sz w:val="26"/>
     </w:rPr>
   </w:style>
-  <w:style w:customStyle="1" w:styleId="ErrorTok" w:type="character">
+  <w:style w:type="character" w:customStyle="1" w:styleId="ErrorTok">
     <w:name w:val="ErrorTok"/>
     <w:basedOn w:val="VerbatimChar"/>
     <w:rPr>
-      <w:rFonts w:ascii="Times New Roman" w:eastAsia="Times New Roman" w:hAnsi="Times New Roman"/>
+      <w:color w:val="ff0000"/>
       <w:b/>
-      <w:color w:val="000000"/>
-      <w:sz w:val="26"/>
     </w:rPr>
   </w:style>
-  <w:style w:customStyle="1" w:styleId="NormalTok" w:type="character">
+  <w:style w:type="character" w:customStyle="1" w:styleId="NormalTok">
     <w:name w:val="NormalTok"/>
     <w:basedOn w:val="VerbatimChar"/>
-    <w:rPr>
-      <w:rFonts w:ascii="Times New Roman" w:eastAsia="Times New Roman" w:hAnsi="Times New Roman"/>
-      <w:color w:val="000000"/>
-      <w:sz w:val="26"/>
-    </w:rPr>
+    <w:rPr/>
   </w:style>
 </w:styles>
 </file>
